--- a/por/docx/49.content.docx
+++ b/por/docx/49.content.docx
@@ -371,6 +371,21 @@
           <w:b/>
           <w:lang w:val="pt_PT" w:bidi="pt_PT"/>
         </w:rPr>
+        <w:t>Παῦλος, ἀπόστολος Χριστοῦ Ἰησοῦ &amp; τοῖς ἁγίοις τοῖς οὖσιν</w:t>
+      </w:r>
+    </w:p>
+    <w:p>
+      <w:pPr/>
+      <w:r>
+        <w:rPr>
+          <w:lang w:val="pt_PT" w:bidi="pt_PT"/>
+        </w:rPr>
+      </w:r>
+      <w:r>
+        <w:rPr>
+          <w:b/>
+          <w:lang w:val="pt_PT" w:bidi="pt_PT"/>
+        </w:rPr>
         <w:t>"Eu, Paulo, apóstolo de Cristo Jesus... ao povo de Deus da cidade de Éfeso".</w:t>
       </w:r>
     </w:p>
@@ -434,6 +449,21 @@
           <w:b/>
           <w:lang w:val="pt_PT" w:bidi="pt_PT"/>
         </w:rPr>
+        <w:t>ἐν Χριστῷ Ἰησοῦ</w:t>
+      </w:r>
+    </w:p>
+    <w:p>
+      <w:pPr/>
+      <w:r>
+        <w:rPr>
+          <w:lang w:val="pt_PT" w:bidi="pt_PT"/>
+        </w:rPr>
+      </w:r>
+      <w:r>
+        <w:rPr>
+          <w:b/>
+          <w:lang w:val="pt_PT" w:bidi="pt_PT"/>
+        </w:rPr>
         <w:t>"com Cristo Jesus".</w:t>
       </w:r>
     </w:p>
@@ -543,6 +573,21 @@
           <w:b/>
           <w:lang w:val="pt_PT" w:bidi="pt_PT"/>
         </w:rPr>
+        <w:t>χάρις ὑμῖν καὶ εἰρήνη</w:t>
+      </w:r>
+    </w:p>
+    <w:p>
+      <w:pPr/>
+      <w:r>
+        <w:rPr>
+          <w:lang w:val="pt_PT" w:bidi="pt_PT"/>
+        </w:rPr>
+      </w:r>
+      <w:r>
+        <w:rPr>
+          <w:b/>
+          <w:lang w:val="pt_PT" w:bidi="pt_PT"/>
+        </w:rPr>
         <w:t>"Que a graça e paz de Deus... estejam com vocês".</w:t>
       </w:r>
     </w:p>
@@ -738,6 +783,21 @@
           <w:b/>
           <w:lang w:val="pt_PT" w:bidi="pt_PT"/>
         </w:rPr>
+        <w:t>εὐλογητὸς ὁ Θεὸς καὶ Πατὴρ τοῦ Κυρίου ἡμῶν, Ἰησοῦ Χριστοῦ</w:t>
+      </w:r>
+    </w:p>
+    <w:p>
+      <w:pPr/>
+      <w:r>
+        <w:rPr>
+          <w:lang w:val="pt_PT" w:bidi="pt_PT"/>
+        </w:rPr>
+      </w:r>
+      <w:r>
+        <w:rPr>
+          <w:b/>
+          <w:lang w:val="pt_PT" w:bidi="pt_PT"/>
+        </w:rPr>
         <w:t>"Agradecemos ao Deus e Pai do nosso Senhor Jesus Cristo".</w:t>
       </w:r>
     </w:p>
@@ -834,6 +894,21 @@
           <w:b/>
           <w:lang w:val="pt_PT" w:bidi="pt_PT"/>
         </w:rPr>
+        <w:t>ὁ εὐλογήσας ἡμᾶς</w:t>
+      </w:r>
+    </w:p>
+    <w:p>
+      <w:pPr/>
+      <w:r>
+        <w:rPr>
+          <w:lang w:val="pt_PT" w:bidi="pt_PT"/>
+        </w:rPr>
+      </w:r>
+      <w:r>
+        <w:rPr>
+          <w:b/>
+          <w:lang w:val="pt_PT" w:bidi="pt_PT"/>
+        </w:rPr>
         <w:t>"pois ele nos tem abençoado".</w:t>
       </w:r>
     </w:p>
@@ -897,6 +972,21 @@
           <w:b/>
           <w:lang w:val="pt_PT" w:bidi="pt_PT"/>
         </w:rPr>
+        <w:t>πάσῃ εὐλογίᾳ πνευματικῇ</w:t>
+      </w:r>
+    </w:p>
+    <w:p>
+      <w:pPr/>
+      <w:r>
+        <w:rPr>
+          <w:lang w:val="pt_PT" w:bidi="pt_PT"/>
+        </w:rPr>
+      </w:r>
+      <w:r>
+        <w:rPr>
+          <w:b/>
+          <w:lang w:val="pt_PT" w:bidi="pt_PT"/>
+        </w:rPr>
         <w:t>"dando-nos todos os dons espirituais do mundo celestial".</w:t>
       </w:r>
     </w:p>
@@ -1036,6 +1126,21 @@
           <w:b/>
           <w:lang w:val="pt_PT" w:bidi="pt_PT"/>
         </w:rPr>
+        <w:t>ἐν Χριστῷ</w:t>
+      </w:r>
+    </w:p>
+    <w:p>
+      <w:pPr/>
+      <w:r>
+        <w:rPr>
+          <w:lang w:val="pt_PT" w:bidi="pt_PT"/>
+        </w:rPr>
+      </w:r>
+      <w:r>
+        <w:rPr>
+          <w:b/>
+          <w:lang w:val="pt_PT" w:bidi="pt_PT"/>
+        </w:rPr>
         <w:t>"por estarmos unidos com Cristo".</w:t>
       </w:r>
     </w:p>
@@ -1145,6 +1250,21 @@
           <w:b/>
           <w:lang w:val="pt_PT" w:bidi="pt_PT"/>
         </w:rPr>
+        <w:t>ἁγίους καὶ ἀμώμους</w:t>
+      </w:r>
+    </w:p>
+    <w:p>
+      <w:pPr/>
+      <w:r>
+        <w:rPr>
+          <w:lang w:val="pt_PT" w:bidi="pt_PT"/>
+        </w:rPr>
+      </w:r>
+      <w:r>
+        <w:rPr>
+          <w:b/>
+          <w:lang w:val="pt_PT" w:bidi="pt_PT"/>
+        </w:rPr>
         <w:t>"sem culpa".</w:t>
       </w:r>
     </w:p>
@@ -1241,6 +1361,21 @@
           <w:b/>
           <w:lang w:val="pt_PT" w:bidi="pt_PT"/>
         </w:rPr>
+        <w:t>ἀμώμους</w:t>
+      </w:r>
+    </w:p>
+    <w:p>
+      <w:pPr/>
+      <w:r>
+        <w:rPr>
+          <w:lang w:val="pt_PT" w:bidi="pt_PT"/>
+        </w:rPr>
+      </w:r>
+      <w:r>
+        <w:rPr>
+          <w:b/>
+          <w:lang w:val="pt_PT" w:bidi="pt_PT"/>
+        </w:rPr>
         <w:t>"e nos apresentarmos diante dele sem culpa".</w:t>
       </w:r>
     </w:p>
@@ -1350,6 +1485,21 @@
           <w:b/>
           <w:lang w:val="pt_PT" w:bidi="pt_PT"/>
         </w:rPr>
+        <w:t>προορίσας &amp; αὐτόν &amp; αὐτοῦ</w:t>
+      </w:r>
+    </w:p>
+    <w:p>
+      <w:pPr/>
+      <w:r>
+        <w:rPr>
+          <w:lang w:val="pt_PT" w:bidi="pt_PT"/>
+        </w:rPr>
+      </w:r>
+      <w:r>
+        <w:rPr>
+          <w:b/>
+          <w:lang w:val="pt_PT" w:bidi="pt_PT"/>
+        </w:rPr>
         <w:t>"seus filhos" - "seu prazer" - "sua vontade".</w:t>
       </w:r>
     </w:p>
@@ -1413,6 +1563,21 @@
           <w:b/>
           <w:lang w:val="pt_PT" w:bidi="pt_PT"/>
         </w:rPr>
+        <w:t>προορίσας ἡμᾶς εἰς υἱοθεσίαν</w:t>
+      </w:r>
+    </w:p>
+    <w:p>
+      <w:pPr/>
+      <w:r>
+        <w:rPr>
+          <w:lang w:val="pt_PT" w:bidi="pt_PT"/>
+        </w:rPr>
+      </w:r>
+      <w:r>
+        <w:rPr>
+          <w:b/>
+          <w:lang w:val="pt_PT" w:bidi="pt_PT"/>
+        </w:rPr>
         <w:t>"Deus já havia resolvido que nos tornaria seus filhos".</w:t>
       </w:r>
     </w:p>
@@ -1509,6 +1674,21 @@
           <w:b/>
           <w:lang w:val="pt_PT" w:bidi="pt_PT"/>
         </w:rPr>
+        <w:t>προορίσας ἡμᾶς</w:t>
+      </w:r>
+    </w:p>
+    <w:p>
+      <w:pPr/>
+      <w:r>
+        <w:rPr>
+          <w:lang w:val="pt_PT" w:bidi="pt_PT"/>
+        </w:rPr>
+      </w:r>
+      <w:r>
+        <w:rPr>
+          <w:b/>
+          <w:lang w:val="pt_PT" w:bidi="pt_PT"/>
+        </w:rPr>
         <w:t>"Deus já havia resolvido que nos tornaria seus filhos".</w:t>
       </w:r>
     </w:p>
@@ -1572,6 +1752,21 @@
           <w:b/>
           <w:lang w:val="pt_PT" w:bidi="pt_PT"/>
         </w:rPr>
+        <w:t>εἰς υἱοθεσίαν</w:t>
+      </w:r>
+    </w:p>
+    <w:p>
+      <w:pPr/>
+      <w:r>
+        <w:rPr>
+          <w:lang w:val="pt_PT" w:bidi="pt_PT"/>
+        </w:rPr>
+      </w:r>
+      <w:r>
+        <w:rPr>
+          <w:b/>
+          <w:lang w:val="pt_PT" w:bidi="pt_PT"/>
+        </w:rPr>
         <w:t>"nos tornaria seus filhos".</w:t>
       </w:r>
     </w:p>
@@ -1757,6 +1952,21 @@
           <w:b/>
           <w:lang w:val="pt_PT" w:bidi="pt_PT"/>
         </w:rPr>
+        <w:t>ἐχαρίτωσεν ἡμᾶς ἐν τῷ ἠγαπημένῳ</w:t>
+      </w:r>
+    </w:p>
+    <w:p>
+      <w:pPr/>
+      <w:r>
+        <w:rPr>
+          <w:lang w:val="pt_PT" w:bidi="pt_PT"/>
+        </w:rPr>
+      </w:r>
+      <w:r>
+        <w:rPr>
+          <w:b/>
+          <w:lang w:val="pt_PT" w:bidi="pt_PT"/>
+        </w:rPr>
         <w:t>"que ele nos deu gratuitamente por meio do seu querido Filho".</w:t>
       </w:r>
     </w:p>
@@ -1820,6 +2030,21 @@
           <w:b/>
           <w:lang w:val="pt_PT" w:bidi="pt_PT"/>
         </w:rPr>
+        <w:t>τῷ ἠγαπημένῳ</w:t>
+      </w:r>
+    </w:p>
+    <w:p>
+      <w:pPr/>
+      <w:r>
+        <w:rPr>
+          <w:lang w:val="pt_PT" w:bidi="pt_PT"/>
+        </w:rPr>
+      </w:r>
+      <w:r>
+        <w:rPr>
+          <w:b/>
+          <w:lang w:val="pt_PT" w:bidi="pt_PT"/>
+        </w:rPr>
         <w:t>"do seu querido Filho".</w:t>
       </w:r>
     </w:p>
@@ -1883,6 +2108,21 @@
           <w:b/>
           <w:lang w:val="pt_PT" w:bidi="pt_PT"/>
         </w:rPr>
+        <w:t>διὰ τοῦ αἵματος αὐτοῦ</w:t>
+      </w:r>
+    </w:p>
+    <w:p>
+      <w:pPr/>
+      <w:r>
+        <w:rPr>
+          <w:lang w:val="pt_PT" w:bidi="pt_PT"/>
+        </w:rPr>
+      </w:r>
+      <w:r>
+        <w:rPr>
+          <w:b/>
+          <w:lang w:val="pt_PT" w:bidi="pt_PT"/>
+        </w:rPr>
         <w:t>"pela morte de Cristo na cruz".</w:t>
       </w:r>
     </w:p>
@@ -1992,6 +2232,21 @@
           <w:b/>
           <w:lang w:val="pt_PT" w:bidi="pt_PT"/>
         </w:rPr>
+        <w:t>τὸ πλοῦτος τῆς χάριτος αὐτοῦ</w:t>
+      </w:r>
+    </w:p>
+    <w:p>
+      <w:pPr/>
+      <w:r>
+        <w:rPr>
+          <w:lang w:val="pt_PT" w:bidi="pt_PT"/>
+        </w:rPr>
+      </w:r>
+      <w:r>
+        <w:rPr>
+          <w:b/>
+          <w:lang w:val="pt_PT" w:bidi="pt_PT"/>
+        </w:rPr>
         <w:t>"Como é maravilhosa a graça de Deus".</w:t>
       </w:r>
     </w:p>
@@ -2101,6 +2356,21 @@
           <w:b/>
           <w:lang w:val="pt_PT" w:bidi="pt_PT"/>
         </w:rPr>
+        <w:t>ἧς ἐπερίσσευσεν εἰς ἡμᾶς</w:t>
+      </w:r>
+    </w:p>
+    <w:p>
+      <w:pPr/>
+      <w:r>
+        <w:rPr>
+          <w:lang w:val="pt_PT" w:bidi="pt_PT"/>
+        </w:rPr>
+      </w:r>
+      <w:r>
+        <w:rPr>
+          <w:b/>
+          <w:lang w:val="pt_PT" w:bidi="pt_PT"/>
+        </w:rPr>
         <w:t>"que ele nos deu com tanta fartura!".</w:t>
       </w:r>
     </w:p>
@@ -2164,6 +2434,21 @@
           <w:b/>
           <w:lang w:val="pt_PT" w:bidi="pt_PT"/>
         </w:rPr>
+        <w:t>ἐν πάσῃ σοφίᾳ καὶ φρονήσει</w:t>
+      </w:r>
+    </w:p>
+    <w:p>
+      <w:pPr/>
+      <w:r>
+        <w:rPr>
+          <w:lang w:val="pt_PT" w:bidi="pt_PT"/>
+        </w:rPr>
+      </w:r>
+      <w:r>
+        <w:rPr>
+          <w:b/>
+          <w:lang w:val="pt_PT" w:bidi="pt_PT"/>
+        </w:rPr>
         <w:t>"em toda a sua sabedoria e entendimento".</w:t>
       </w:r>
     </w:p>
@@ -2227,6 +2512,21 @@
           <w:b/>
           <w:lang w:val="pt_PT" w:bidi="pt_PT"/>
         </w:rPr>
+        <w:t>σοφίᾳ καὶ φρονήσει</w:t>
+      </w:r>
+    </w:p>
+    <w:p>
+      <w:pPr/>
+      <w:r>
+        <w:rPr>
+          <w:lang w:val="pt_PT" w:bidi="pt_PT"/>
+        </w:rPr>
+      </w:r>
+      <w:r>
+        <w:rPr>
+          <w:b/>
+          <w:lang w:val="pt_PT" w:bidi="pt_PT"/>
+        </w:rPr>
         <w:t>"sabedoria e entendimento".</w:t>
       </w:r>
     </w:p>
@@ -2336,6 +2636,21 @@
           <w:b/>
           <w:lang w:val="pt_PT" w:bidi="pt_PT"/>
         </w:rPr>
+        <w:t>κατὰ τὴν εὐδοκίαν αὐτοῦ</w:t>
+      </w:r>
+    </w:p>
+    <w:p>
+      <w:pPr/>
+      <w:r>
+        <w:rPr>
+          <w:lang w:val="pt_PT" w:bidi="pt_PT"/>
+        </w:rPr>
+      </w:r>
+      <w:r>
+        <w:rPr>
+          <w:b/>
+          <w:lang w:val="pt_PT" w:bidi="pt_PT"/>
+        </w:rPr>
         <w:t>"fez o que havia resolvido e nos revelou o plano secreto".</w:t>
       </w:r>
     </w:p>
@@ -2399,6 +2714,21 @@
           <w:b/>
           <w:lang w:val="pt_PT" w:bidi="pt_PT"/>
         </w:rPr>
+        <w:t>ἣν προέθετο ἐν αὐτῷ</w:t>
+      </w:r>
+    </w:p>
+    <w:p>
+      <w:pPr/>
+      <w:r>
+        <w:rPr>
+          <w:lang w:val="pt_PT" w:bidi="pt_PT"/>
+        </w:rPr>
+      </w:r>
+      <w:r>
+        <w:rPr>
+          <w:b/>
+          <w:lang w:val="pt_PT" w:bidi="pt_PT"/>
+        </w:rPr>
         <w:t>"que tinha decidido realizar por meio de Cristo".</w:t>
       </w:r>
     </w:p>
@@ -2462,6 +2792,21 @@
           <w:b/>
           <w:lang w:val="pt_PT" w:bidi="pt_PT"/>
         </w:rPr>
+        <w:t>ἐν αὐτῷ</w:t>
+      </w:r>
+    </w:p>
+    <w:p>
+      <w:pPr/>
+      <w:r>
+        <w:rPr>
+          <w:lang w:val="pt_PT" w:bidi="pt_PT"/>
+        </w:rPr>
+      </w:r>
+      <w:r>
+        <w:rPr>
+          <w:b/>
+          <w:lang w:val="pt_PT" w:bidi="pt_PT"/>
+        </w:rPr>
         <w:t>"por meio de Cristo".</w:t>
       </w:r>
     </w:p>
@@ -2525,6 +2870,21 @@
           <w:b/>
           <w:lang w:val="pt_PT" w:bidi="pt_PT"/>
         </w:rPr>
+        <w:t>εἰς οἰκονομίαν</w:t>
+      </w:r>
+    </w:p>
+    <w:p>
+      <w:pPr/>
+      <w:r>
+        <w:rPr>
+          <w:lang w:val="pt_PT" w:bidi="pt_PT"/>
+        </w:rPr>
+      </w:r>
+      <w:r>
+        <w:rPr>
+          <w:b/>
+          <w:lang w:val="pt_PT" w:bidi="pt_PT"/>
+        </w:rPr>
         <w:t>"Esse plano é unir, no tempo certo".</w:t>
       </w:r>
     </w:p>
@@ -2588,6 +2948,21 @@
           <w:b/>
           <w:lang w:val="pt_PT" w:bidi="pt_PT"/>
         </w:rPr>
+        <w:t>τοῦ πληρώματος τῶν καιρῶν</w:t>
+      </w:r>
+    </w:p>
+    <w:p>
+      <w:pPr/>
+      <w:r>
+        <w:rPr>
+          <w:lang w:val="pt_PT" w:bidi="pt_PT"/>
+        </w:rPr>
+      </w:r>
+      <w:r>
+        <w:rPr>
+          <w:b/>
+          <w:lang w:val="pt_PT" w:bidi="pt_PT"/>
+        </w:rPr>
         <w:t>"no tempo certo".</w:t>
       </w:r>
     </w:p>
@@ -2651,6 +3026,21 @@
           <w:b/>
           <w:lang w:val="pt_PT" w:bidi="pt_PT"/>
         </w:rPr>
+        <w:t>ἐν αὐτῷ</w:t>
+      </w:r>
+    </w:p>
+    <w:p>
+      <w:pPr/>
+      <w:r>
+        <w:rPr>
+          <w:lang w:val="pt_PT" w:bidi="pt_PT"/>
+        </w:rPr>
+      </w:r>
+      <w:r>
+        <w:rPr>
+          <w:b/>
+          <w:lang w:val="pt_PT" w:bidi="pt_PT"/>
+        </w:rPr>
         <w:t>"debaixo da autoridade de Cristo".</w:t>
       </w:r>
     </w:p>
@@ -2714,6 +3104,21 @@
           <w:b/>
           <w:lang w:val="pt_PT" w:bidi="pt_PT"/>
         </w:rPr>
+        <w:t>καὶ ἐκληρώθημεν, προορισθέντες</w:t>
+      </w:r>
+    </w:p>
+    <w:p>
+      <w:pPr/>
+      <w:r>
+        <w:rPr>
+          <w:lang w:val="pt_PT" w:bidi="pt_PT"/>
+        </w:rPr>
+      </w:r>
+      <w:r>
+        <w:rPr>
+          <w:b/>
+          <w:lang w:val="pt_PT" w:bidi="pt_PT"/>
+        </w:rPr>
         <w:t>"De acordo com a sua vontade e com aquilo que ele havia resolvido desde o princípio, Deus nos escolheu para sermos seu povo".</w:t>
       </w:r>
     </w:p>
@@ -2836,6 +3241,21 @@
           <w:b/>
           <w:lang w:val="pt_PT" w:bidi="pt_PT"/>
         </w:rPr>
+        <w:t>καὶ ἐκληρώθημεν</w:t>
+      </w:r>
+    </w:p>
+    <w:p>
+      <w:pPr/>
+      <w:r>
+        <w:rPr>
+          <w:lang w:val="pt_PT" w:bidi="pt_PT"/>
+        </w:rPr>
+      </w:r>
+      <w:r>
+        <w:rPr>
+          <w:b/>
+          <w:lang w:val="pt_PT" w:bidi="pt_PT"/>
+        </w:rPr>
         <w:t>"Deus nos escolheu para sermos o seu povo".</w:t>
       </w:r>
     </w:p>
@@ -2932,6 +3352,21 @@
           <w:b/>
           <w:lang w:val="pt_PT" w:bidi="pt_PT"/>
         </w:rPr>
+        <w:t>προορισθέντες</w:t>
+      </w:r>
+    </w:p>
+    <w:p>
+      <w:pPr/>
+      <w:r>
+        <w:rPr>
+          <w:lang w:val="pt_PT" w:bidi="pt_PT"/>
+        </w:rPr>
+      </w:r>
+      <w:r>
+        <w:rPr>
+          <w:b/>
+          <w:lang w:val="pt_PT" w:bidi="pt_PT"/>
+        </w:rPr>
         <w:t>"Deus nos escolheu para sermos o seu povo".</w:t>
       </w:r>
     </w:p>
@@ -3028,6 +3463,21 @@
           <w:b/>
           <w:lang w:val="pt_PT" w:bidi="pt_PT"/>
         </w:rPr>
+        <w:t>ἡμᾶς &amp; τοὺς προηλπικότας ἐν τῷ Χριστῷ</w:t>
+      </w:r>
+    </w:p>
+    <w:p>
+      <w:pPr/>
+      <w:r>
+        <w:rPr>
+          <w:lang w:val="pt_PT" w:bidi="pt_PT"/>
+        </w:rPr>
+      </w:r>
+      <w:r>
+        <w:rPr>
+          <w:b/>
+          <w:lang w:val="pt_PT" w:bidi="pt_PT"/>
+        </w:rPr>
         <w:t>"digo que nós que fomos os primeiros a pôr a nossa esperança em Cristo".</w:t>
       </w:r>
     </w:p>
@@ -3124,6 +3574,21 @@
           <w:b/>
           <w:lang w:val="pt_PT" w:bidi="pt_PT"/>
         </w:rPr>
+        <w:t>εἰς τὸ εἶναι ἡμᾶς, εἰς ἔπαινον δόξης αὐτοῦ</w:t>
+      </w:r>
+    </w:p>
+    <w:p>
+      <w:pPr/>
+      <w:r>
+        <w:rPr>
+          <w:lang w:val="pt_PT" w:bidi="pt_PT"/>
+        </w:rPr>
+      </w:r>
+      <w:r>
+        <w:rPr>
+          <w:b/>
+          <w:lang w:val="pt_PT" w:bidi="pt_PT"/>
+        </w:rPr>
         <w:t>"digo que nós... louvemos a glória de Deus".</w:t>
       </w:r>
     </w:p>
@@ -3243,6 +3708,21 @@
           <w:b/>
           <w:lang w:val="pt_PT" w:bidi="pt_PT"/>
         </w:rPr>
+        <w:t>τὸν λόγον τῆς ἀληθείας</w:t>
+      </w:r>
+    </w:p>
+    <w:p>
+      <w:pPr/>
+      <w:r>
+        <w:rPr>
+          <w:lang w:val="pt_PT" w:bidi="pt_PT"/>
+        </w:rPr>
+      </w:r>
+      <w:r>
+        <w:rPr>
+          <w:b/>
+          <w:lang w:val="pt_PT" w:bidi="pt_PT"/>
+        </w:rPr>
         <w:t>"a verdadeira mensagem".</w:t>
       </w:r>
     </w:p>
@@ -3306,6 +3786,21 @@
           <w:b/>
           <w:lang w:val="pt_PT" w:bidi="pt_PT"/>
         </w:rPr>
+        <w:t>ἐσφραγίσθητε τῷ Πνεύματι τῆς ἐπαγγελίας, τῷ Ἁγίῳ</w:t>
+      </w:r>
+    </w:p>
+    <w:p>
+      <w:pPr/>
+      <w:r>
+        <w:rPr>
+          <w:lang w:val="pt_PT" w:bidi="pt_PT"/>
+        </w:rPr>
+      </w:r>
+      <w:r>
+        <w:rPr>
+          <w:b/>
+          <w:lang w:val="pt_PT" w:bidi="pt_PT"/>
+        </w:rPr>
         <w:t>"E Deus pôs em vocês a sua marca de proprietário quando lhes deu o Espírito Santo, que ele havia prometido".</w:t>
       </w:r>
     </w:p>
@@ -3402,6 +3897,21 @@
           <w:b/>
           <w:lang w:val="pt_PT" w:bidi="pt_PT"/>
         </w:rPr>
+        <w:t>ἐσφραγίσθητε</w:t>
+      </w:r>
+    </w:p>
+    <w:p>
+      <w:pPr/>
+      <w:r>
+        <w:rPr>
+          <w:lang w:val="pt_PT" w:bidi="pt_PT"/>
+        </w:rPr>
+      </w:r>
+      <w:r>
+        <w:rPr>
+          <w:b/>
+          <w:lang w:val="pt_PT" w:bidi="pt_PT"/>
+        </w:rPr>
         <w:t>"Deus pôs em vocês a sua marca de proprietário".</w:t>
       </w:r>
     </w:p>
@@ -3498,6 +4008,21 @@
           <w:b/>
           <w:lang w:val="pt_PT" w:bidi="pt_PT"/>
         </w:rPr>
+        <w:t>ἀρραβὼν τῆς κληρονομίας ἡμῶν</w:t>
+      </w:r>
+    </w:p>
+    <w:p>
+      <w:pPr/>
+      <w:r>
+        <w:rPr>
+          <w:lang w:val="pt_PT" w:bidi="pt_PT"/>
+        </w:rPr>
+      </w:r>
+      <w:r>
+        <w:rPr>
+          <w:b/>
+          <w:lang w:val="pt_PT" w:bidi="pt_PT"/>
+        </w:rPr>
         <w:t>"a garantia de que receberemos o que Deus prometeu ao seu povo".</w:t>
       </w:r>
     </w:p>
@@ -3650,6 +4175,21 @@
           <w:b/>
           <w:lang w:val="pt_PT" w:bidi="pt_PT"/>
         </w:rPr>
+        <w:t>διὰ τοῦτο</w:t>
+      </w:r>
+    </w:p>
+    <w:p>
+      <w:pPr/>
+      <w:r>
+        <w:rPr>
+          <w:lang w:val="pt_PT" w:bidi="pt_PT"/>
+        </w:rPr>
+      </w:r>
+      <w:r>
+        <w:rPr>
+          <w:b/>
+          <w:lang w:val="pt_PT" w:bidi="pt_PT"/>
+        </w:rPr>
         <w:t>"Por isso".</w:t>
       </w:r>
     </w:p>
@@ -3842,6 +4382,21 @@
           <w:b/>
           <w:lang w:val="pt_PT" w:bidi="pt_PT"/>
         </w:rPr>
+        <w:t>οὐ παύομαι εὐχαριστῶν</w:t>
+      </w:r>
+    </w:p>
+    <w:p>
+      <w:pPr/>
+      <w:r>
+        <w:rPr>
+          <w:lang w:val="pt_PT" w:bidi="pt_PT"/>
+        </w:rPr>
+      </w:r>
+      <w:r>
+        <w:rPr>
+          <w:b/>
+          <w:lang w:val="pt_PT" w:bidi="pt_PT"/>
+        </w:rPr>
         <w:t>"não paro de agradecer a Deus".</w:t>
       </w:r>
     </w:p>
@@ -3925,6 +4480,21 @@
           <w:b/>
           <w:lang w:val="pt_PT" w:bidi="pt_PT"/>
         </w:rPr>
+        <w:t>ἵνα</w:t>
+      </w:r>
+    </w:p>
+    <w:p>
+      <w:pPr/>
+      <w:r>
+        <w:rPr>
+          <w:lang w:val="pt_PT" w:bidi="pt_PT"/>
+        </w:rPr>
+      </w:r>
+      <w:r>
+        <w:rPr>
+          <w:b/>
+          <w:lang w:val="pt_PT" w:bidi="pt_PT"/>
+        </w:rPr>
         <w:t>"para que assim vocês o conheçam como devem conhecer".</w:t>
       </w:r>
     </w:p>
@@ -4021,6 +4591,21 @@
           <w:b/>
           <w:lang w:val="pt_PT" w:bidi="pt_PT"/>
         </w:rPr>
+        <w:t>πνεῦμα σοφίας καὶ ἀποκαλύψεως, ἐν ἐπιγνώσει αὐτοῦ</w:t>
+      </w:r>
+    </w:p>
+    <w:p>
+      <w:pPr/>
+      <w:r>
+        <w:rPr>
+          <w:lang w:val="pt_PT" w:bidi="pt_PT"/>
+        </w:rPr>
+      </w:r>
+      <w:r>
+        <w:rPr>
+          <w:b/>
+          <w:lang w:val="pt_PT" w:bidi="pt_PT"/>
+        </w:rPr>
         <w:t>"o seu Espírito, o Espírito que os tornará sábios e revelará Deus a vocês".</w:t>
       </w:r>
     </w:p>
@@ -4084,6 +4669,21 @@
           <w:b/>
           <w:lang w:val="pt_PT" w:bidi="pt_PT"/>
         </w:rPr>
+        <w:t>πεφωτισμένους τοὺς ὀφθαλμοὺς τῆς καρδίας</w:t>
+      </w:r>
+    </w:p>
+    <w:p>
+      <w:pPr/>
+      <w:r>
+        <w:rPr>
+          <w:lang w:val="pt_PT" w:bidi="pt_PT"/>
+        </w:rPr>
+      </w:r>
+      <w:r>
+        <w:rPr>
+          <w:b/>
+          <w:lang w:val="pt_PT" w:bidi="pt_PT"/>
+        </w:rPr>
         <w:t>"Peço que Deus abra a mente de vocês para que vejam a luz dele".</w:t>
       </w:r>
     </w:p>
@@ -4180,6 +4780,21 @@
           <w:b/>
           <w:lang w:val="pt_PT" w:bidi="pt_PT"/>
         </w:rPr>
+        <w:t>πεφωτισμένους τοὺς ὀφθαλμοὺς τῆς καρδίας</w:t>
+      </w:r>
+    </w:p>
+    <w:p>
+      <w:pPr/>
+      <w:r>
+        <w:rPr>
+          <w:lang w:val="pt_PT" w:bidi="pt_PT"/>
+        </w:rPr>
+      </w:r>
+      <w:r>
+        <w:rPr>
+          <w:b/>
+          <w:lang w:val="pt_PT" w:bidi="pt_PT"/>
+        </w:rPr>
         <w:t>"abra a mente de vocês para que vejam a luz dele".</w:t>
       </w:r>
     </w:p>
@@ -4263,6 +4878,21 @@
           <w:b/>
           <w:lang w:val="pt_PT" w:bidi="pt_PT"/>
         </w:rPr>
+        <w:t>τοὺς ὀφθαλμοὺς τῆς καρδίας</w:t>
+      </w:r>
+    </w:p>
+    <w:p>
+      <w:pPr/>
+      <w:r>
+        <w:rPr>
+          <w:lang w:val="pt_PT" w:bidi="pt_PT"/>
+        </w:rPr>
+      </w:r>
+      <w:r>
+        <w:rPr>
+          <w:b/>
+          <w:lang w:val="pt_PT" w:bidi="pt_PT"/>
+        </w:rPr>
         <w:t>"abra a mente de vocês para que vejam a luz dele".</w:t>
       </w:r>
     </w:p>
@@ -4372,6 +5002,21 @@
           <w:b/>
           <w:lang w:val="pt_PT" w:bidi="pt_PT"/>
         </w:rPr>
+        <w:t>πεφωτισμένους</w:t>
+      </w:r>
+    </w:p>
+    <w:p>
+      <w:pPr/>
+      <w:r>
+        <w:rPr>
+          <w:lang w:val="pt_PT" w:bidi="pt_PT"/>
+        </w:rPr>
+      </w:r>
+      <w:r>
+        <w:rPr>
+          <w:b/>
+          <w:lang w:val="pt_PT" w:bidi="pt_PT"/>
+        </w:rPr>
         <w:t>"abra a mente de vocês para que vejam a luz dele".</w:t>
       </w:r>
     </w:p>
@@ -4511,6 +5156,21 @@
           <w:b/>
           <w:lang w:val="pt_PT" w:bidi="pt_PT"/>
         </w:rPr>
+        <w:t>τῆς κληρονομίας αὐτοῦ</w:t>
+      </w:r>
+    </w:p>
+    <w:p>
+      <w:pPr/>
+      <w:r>
+        <w:rPr>
+          <w:lang w:val="pt_PT" w:bidi="pt_PT"/>
+        </w:rPr>
+      </w:r>
+      <w:r>
+        <w:rPr>
+          <w:b/>
+          <w:lang w:val="pt_PT" w:bidi="pt_PT"/>
+        </w:rPr>
         <w:t>"as bênçãos que ele prometeu ao seu povo".</w:t>
       </w:r>
     </w:p>
@@ -4607,6 +5267,21 @@
           <w:b/>
           <w:lang w:val="pt_PT" w:bidi="pt_PT"/>
         </w:rPr>
+        <w:t>τοῖς ἁγίοις</w:t>
+      </w:r>
+    </w:p>
+    <w:p>
+      <w:pPr/>
+      <w:r>
+        <w:rPr>
+          <w:lang w:val="pt_PT" w:bidi="pt_PT"/>
+        </w:rPr>
+      </w:r>
+      <w:r>
+        <w:rPr>
+          <w:b/>
+          <w:lang w:val="pt_PT" w:bidi="pt_PT"/>
+        </w:rPr>
         <w:t>"ao seu povo".</w:t>
       </w:r>
     </w:p>
@@ -4670,6 +5345,21 @@
           <w:b/>
           <w:lang w:val="pt_PT" w:bidi="pt_PT"/>
         </w:rPr>
+        <w:t>τὸ ὑπερβάλλον μέγεθος τῆς δυνάμεως αὐτοῦ</w:t>
+      </w:r>
+    </w:p>
+    <w:p>
+      <w:pPr/>
+      <w:r>
+        <w:rPr>
+          <w:lang w:val="pt_PT" w:bidi="pt_PT"/>
+        </w:rPr>
+      </w:r>
+      <w:r>
+        <w:rPr>
+          <w:b/>
+          <w:lang w:val="pt_PT" w:bidi="pt_PT"/>
+        </w:rPr>
         <w:t>"e como é grande o seu poder".</w:t>
       </w:r>
     </w:p>
@@ -4733,6 +5423,21 @@
           <w:b/>
           <w:lang w:val="pt_PT" w:bidi="pt_PT"/>
         </w:rPr>
+        <w:t>εἰς ἡμᾶς, τοὺς πιστεύοντας</w:t>
+      </w:r>
+    </w:p>
+    <w:p>
+      <w:pPr/>
+      <w:r>
+        <w:rPr>
+          <w:lang w:val="pt_PT" w:bidi="pt_PT"/>
+        </w:rPr>
+      </w:r>
+      <w:r>
+        <w:rPr>
+          <w:b/>
+          <w:lang w:val="pt_PT" w:bidi="pt_PT"/>
+        </w:rPr>
         <w:t>"que age em nós, os que cremos nele".</w:t>
       </w:r>
     </w:p>
@@ -4796,6 +5501,21 @@
           <w:b/>
           <w:lang w:val="pt_PT" w:bidi="pt_PT"/>
         </w:rPr>
+        <w:t>τὴν ἐνέργειαν τοῦ κράτους τῆς ἰσχύος αὐτοῦ</w:t>
+      </w:r>
+    </w:p>
+    <w:p>
+      <w:pPr/>
+      <w:r>
+        <w:rPr>
+          <w:lang w:val="pt_PT" w:bidi="pt_PT"/>
+        </w:rPr>
+      </w:r>
+      <w:r>
+        <w:rPr>
+          <w:b/>
+          <w:lang w:val="pt_PT" w:bidi="pt_PT"/>
+        </w:rPr>
         <w:t>"Esse poder que age em nós é a mesma força poderosa".</w:t>
       </w:r>
     </w:p>
@@ -4859,6 +5579,21 @@
           <w:b/>
           <w:lang w:val="pt_PT" w:bidi="pt_PT"/>
         </w:rPr>
+        <w:t>τοῦ κράτους τῆς ἰσχύος αὐτοῦ</w:t>
+      </w:r>
+    </w:p>
+    <w:p>
+      <w:pPr/>
+      <w:r>
+        <w:rPr>
+          <w:lang w:val="pt_PT" w:bidi="pt_PT"/>
+        </w:rPr>
+      </w:r>
+      <w:r>
+        <w:rPr>
+          <w:b/>
+          <w:lang w:val="pt_PT" w:bidi="pt_PT"/>
+        </w:rPr>
         <w:t>"Esse poder que age em nós é a mesma força poderosa".</w:t>
       </w:r>
     </w:p>
@@ -4968,6 +5703,21 @@
           <w:b/>
           <w:lang w:val="pt_PT" w:bidi="pt_PT"/>
         </w:rPr>
+        <w:t>ἐγείρας αὐτὸν ἐκ νεκρῶν</w:t>
+      </w:r>
+    </w:p>
+    <w:p>
+      <w:pPr/>
+      <w:r>
+        <w:rPr>
+          <w:lang w:val="pt_PT" w:bidi="pt_PT"/>
+        </w:rPr>
+      </w:r>
+      <w:r>
+        <w:rPr>
+          <w:b/>
+          <w:lang w:val="pt_PT" w:bidi="pt_PT"/>
+        </w:rPr>
         <w:t>"que ele usou quando ressuscitou Cristo".</w:t>
       </w:r>
     </w:p>
@@ -5031,6 +5781,21 @@
           <w:b/>
           <w:lang w:val="pt_PT" w:bidi="pt_PT"/>
         </w:rPr>
+        <w:t>ἐκ νεκρῶν</w:t>
+      </w:r>
+    </w:p>
+    <w:p>
+      <w:pPr/>
+      <w:r>
+        <w:rPr>
+          <w:lang w:val="pt_PT" w:bidi="pt_PT"/>
+        </w:rPr>
+      </w:r>
+      <w:r>
+        <w:rPr>
+          <w:b/>
+          <w:lang w:val="pt_PT" w:bidi="pt_PT"/>
+        </w:rPr>
         <w:t>"que ele usou quando ressuscitou Cristo".</w:t>
       </w:r>
     </w:p>
@@ -5140,6 +5905,21 @@
           <w:b/>
           <w:lang w:val="pt_PT" w:bidi="pt_PT"/>
         </w:rPr>
+        <w:t>καθίσας ἐν δεξιᾷ αὐτοῦ, ἐν τοῖς ἐπουρανίοις</w:t>
+      </w:r>
+    </w:p>
+    <w:p>
+      <w:pPr/>
+      <w:r>
+        <w:rPr>
+          <w:lang w:val="pt_PT" w:bidi="pt_PT"/>
+        </w:rPr>
+      </w:r>
+      <w:r>
+        <w:rPr>
+          <w:b/>
+          <w:lang w:val="pt_PT" w:bidi="pt_PT"/>
+        </w:rPr>
         <w:t>"e fez com que ele se sentasse ao seu lado direito no mundo celestial".</w:t>
       </w:r>
     </w:p>
@@ -5236,6 +6016,21 @@
           <w:b/>
           <w:lang w:val="pt_PT" w:bidi="pt_PT"/>
         </w:rPr>
+        <w:t>καθίσας ἐν δεξιᾷ αὐτοῦ</w:t>
+      </w:r>
+    </w:p>
+    <w:p>
+      <w:pPr/>
+      <w:r>
+        <w:rPr>
+          <w:lang w:val="pt_PT" w:bidi="pt_PT"/>
+        </w:rPr>
+      </w:r>
+      <w:r>
+        <w:rPr>
+          <w:b/>
+          <w:lang w:val="pt_PT" w:bidi="pt_PT"/>
+        </w:rPr>
         <w:t>"fez com que ele se sentasse ao seu lado direito no mundo celestial".</w:t>
       </w:r>
     </w:p>
@@ -5318,6 +6113,21 @@
         <w:rPr>
           <w:lang w:val="pt_PT" w:bidi="pt_PT"/>
         </w:rPr>
+      </w:r>
+    </w:p>
+    <w:p>
+      <w:pPr/>
+      <w:r>
+        <w:rPr>
+          <w:lang w:val="pt_PT" w:bidi="pt_PT"/>
+        </w:rPr>
+      </w:r>
+      <w:r>
+        <w:rPr>
+          <w:b/>
+          <w:lang w:val="pt_PT" w:bidi="pt_PT"/>
+        </w:rPr>
+        <w:t>ἐν τοῖς ἐπουρανίοις</w:t>
       </w:r>
     </w:p>
     <w:p>
@@ -5426,6 +6236,21 @@
           <w:b/>
           <w:lang w:val="pt_PT" w:bidi="pt_PT"/>
         </w:rPr>
+        <w:t>ὑπεράνω πάσης ἀρχῆς, καὶ ἐξουσίας, καὶ δυνάμεως, καὶ κυριότητος</w:t>
+      </w:r>
+    </w:p>
+    <w:p>
+      <w:pPr/>
+      <w:r>
+        <w:rPr>
+          <w:lang w:val="pt_PT" w:bidi="pt_PT"/>
+        </w:rPr>
+      </w:r>
+      <w:r>
+        <w:rPr>
+          <w:b/>
+          <w:lang w:val="pt_PT" w:bidi="pt_PT"/>
+        </w:rPr>
         <w:t>"Cristo reina sobre todos os governos celestiais, autoridades, forças e poderes".</w:t>
       </w:r>
     </w:p>
@@ -5509,6 +6334,21 @@
           <w:b/>
           <w:lang w:val="pt_PT" w:bidi="pt_PT"/>
         </w:rPr>
+        <w:t>παντὸς ὀνόματος ὀνομαζομένου</w:t>
+      </w:r>
+    </w:p>
+    <w:p>
+      <w:pPr/>
+      <w:r>
+        <w:rPr>
+          <w:lang w:val="pt_PT" w:bidi="pt_PT"/>
+        </w:rPr>
+      </w:r>
+      <w:r>
+        <w:rPr>
+          <w:b/>
+          <w:lang w:val="pt_PT" w:bidi="pt_PT"/>
+        </w:rPr>
         <w:t>"Ele têm um título que está acima de todos os títulos".</w:t>
       </w:r>
     </w:p>
@@ -5605,6 +6445,21 @@
           <w:b/>
           <w:lang w:val="pt_PT" w:bidi="pt_PT"/>
         </w:rPr>
+        <w:t>ὀνόματος</w:t>
+      </w:r>
+    </w:p>
+    <w:p>
+      <w:pPr/>
+      <w:r>
+        <w:rPr>
+          <w:lang w:val="pt_PT" w:bidi="pt_PT"/>
+        </w:rPr>
+      </w:r>
+      <w:r>
+        <w:rPr>
+          <w:b/>
+          <w:lang w:val="pt_PT" w:bidi="pt_PT"/>
+        </w:rPr>
         <w:t>"Ele tem um título".</w:t>
       </w:r>
     </w:p>
@@ -5681,6 +6536,21 @@
           <w:b/>
           <w:lang w:val="pt_PT" w:bidi="pt_PT"/>
         </w:rPr>
+        <w:t>ἐν τῷ αἰῶνι τούτῳ</w:t>
+      </w:r>
+    </w:p>
+    <w:p>
+      <w:pPr/>
+      <w:r>
+        <w:rPr>
+          <w:lang w:val="pt_PT" w:bidi="pt_PT"/>
+        </w:rPr>
+      </w:r>
+      <w:r>
+        <w:rPr>
+          <w:b/>
+          <w:lang w:val="pt_PT" w:bidi="pt_PT"/>
+        </w:rPr>
         <w:t>"que existem neste mundo".</w:t>
       </w:r>
     </w:p>
@@ -5744,6 +6614,21 @@
           <w:b/>
           <w:lang w:val="pt_PT" w:bidi="pt_PT"/>
         </w:rPr>
+        <w:t>ἐν τῷ μέλλοντι</w:t>
+      </w:r>
+    </w:p>
+    <w:p>
+      <w:pPr/>
+      <w:r>
+        <w:rPr>
+          <w:lang w:val="pt_PT" w:bidi="pt_PT"/>
+        </w:rPr>
+      </w:r>
+      <w:r>
+        <w:rPr>
+          <w:b/>
+          <w:lang w:val="pt_PT" w:bidi="pt_PT"/>
+        </w:rPr>
         <w:t>"e no mundo que há de vir".</w:t>
       </w:r>
     </w:p>
@@ -5807,6 +6692,21 @@
           <w:b/>
           <w:lang w:val="pt_PT" w:bidi="pt_PT"/>
         </w:rPr>
+        <w:t>ὑπὸ τοὺς πόδας αὐτοῦ</w:t>
+      </w:r>
+    </w:p>
+    <w:p>
+      <w:pPr/>
+      <w:r>
+        <w:rPr>
+          <w:lang w:val="pt_PT" w:bidi="pt_PT"/>
+        </w:rPr>
+      </w:r>
+      <w:r>
+        <w:rPr>
+          <w:b/>
+          <w:lang w:val="pt_PT" w:bidi="pt_PT"/>
+        </w:rPr>
         <w:t>"debaixo da autoridade de Cristo".</w:t>
       </w:r>
     </w:p>
@@ -5916,6 +6816,21 @@
           <w:b/>
           <w:lang w:val="pt_PT" w:bidi="pt_PT"/>
         </w:rPr>
+        <w:t>κεφαλὴν ὑπὲρ πάντα</w:t>
+      </w:r>
+    </w:p>
+    <w:p>
+      <w:pPr/>
+      <w:r>
+        <w:rPr>
+          <w:lang w:val="pt_PT" w:bidi="pt_PT"/>
+        </w:rPr>
+      </w:r>
+      <w:r>
+        <w:rPr>
+          <w:b/>
+          <w:lang w:val="pt_PT" w:bidi="pt_PT"/>
+        </w:rPr>
         <w:t>"como o único Senhor de tudo".</w:t>
       </w:r>
     </w:p>
@@ -6025,6 +6940,21 @@
           <w:b/>
           <w:lang w:val="pt_PT" w:bidi="pt_PT"/>
         </w:rPr>
+        <w:t>τὸ σῶμα αὐτοῦ</w:t>
+      </w:r>
+    </w:p>
+    <w:p>
+      <w:pPr/>
+      <w:r>
+        <w:rPr>
+          <w:lang w:val="pt_PT" w:bidi="pt_PT"/>
+        </w:rPr>
+      </w:r>
+      <w:r>
+        <w:rPr>
+          <w:b/>
+          <w:lang w:val="pt_PT" w:bidi="pt_PT"/>
+        </w:rPr>
         <w:t>"A Igreja é o corpo de Cristo".</w:t>
       </w:r>
     </w:p>
@@ -6121,6 +7051,21 @@
           <w:b/>
           <w:lang w:val="pt_PT" w:bidi="pt_PT"/>
         </w:rPr>
+        <w:t>τὸ πλήρωμα τοῦ τὰ πάντα ἐν πᾶσιν πληρουμένου</w:t>
+      </w:r>
+    </w:p>
+    <w:p>
+      <w:pPr/>
+      <w:r>
+        <w:rPr>
+          <w:lang w:val="pt_PT" w:bidi="pt_PT"/>
+        </w:rPr>
+      </w:r>
+      <w:r>
+        <w:rPr>
+          <w:b/>
+          <w:lang w:val="pt_PT" w:bidi="pt_PT"/>
+        </w:rPr>
         <w:t>"o qual completa todas as coisas em todos os lugares".</w:t>
       </w:r>
     </w:p>
@@ -6184,6 +7129,21 @@
           <w:b/>
           <w:lang w:val="pt_PT" w:bidi="pt_PT"/>
         </w:rPr>
+        <w:t>τὸ πλήρωμα</w:t>
+      </w:r>
+    </w:p>
+    <w:p>
+      <w:pPr/>
+      <w:r>
+        <w:rPr>
+          <w:lang w:val="pt_PT" w:bidi="pt_PT"/>
+        </w:rPr>
+      </w:r>
+      <w:r>
+        <w:rPr>
+          <w:b/>
+          <w:lang w:val="pt_PT" w:bidi="pt_PT"/>
+        </w:rPr>
         <w:t>"completa todas as coisas em todos os lugares".</w:t>
       </w:r>
     </w:p>
@@ -6303,6 +7263,21 @@
           <w:b/>
           <w:lang w:val="pt_PT" w:bidi="pt_PT"/>
         </w:rPr>
+        <w:t>ὑμᾶς ὄντας νεκροὺς τοῖς παραπτώμασιν καὶ ταῖς ἁμαρτίαις ὑμῶν</w:t>
+      </w:r>
+    </w:p>
+    <w:p>
+      <w:pPr/>
+      <w:r>
+        <w:rPr>
+          <w:lang w:val="pt_PT" w:bidi="pt_PT"/>
+        </w:rPr>
+      </w:r>
+      <w:r>
+        <w:rPr>
+          <w:b/>
+          <w:lang w:val="pt_PT" w:bidi="pt_PT"/>
+        </w:rPr>
         <w:t>"vocês estavam espiritualmente mortos".</w:t>
       </w:r>
     </w:p>
@@ -6399,6 +7374,21 @@
           <w:b/>
           <w:lang w:val="pt_PT" w:bidi="pt_PT"/>
         </w:rPr>
+        <w:t>τοῖς παραπτώμασιν καὶ ταῖς ἁμαρτίαις ὑμῶν</w:t>
+      </w:r>
+    </w:p>
+    <w:p>
+      <w:pPr/>
+      <w:r>
+        <w:rPr>
+          <w:lang w:val="pt_PT" w:bidi="pt_PT"/>
+        </w:rPr>
+      </w:r>
+      <w:r>
+        <w:rPr>
+          <w:b/>
+          <w:lang w:val="pt_PT" w:bidi="pt_PT"/>
+        </w:rPr>
         <w:t>"por terem desobedecido a Deus e por terem cometido pecados".</w:t>
       </w:r>
     </w:p>
@@ -6508,6 +7498,21 @@
           <w:b/>
           <w:lang w:val="pt_PT" w:bidi="pt_PT"/>
         </w:rPr>
+        <w:t>τοῖς παραπτώμασιν καὶ ταῖς ἁμαρτίαις ὑμῶν</w:t>
+      </w:r>
+    </w:p>
+    <w:p>
+      <w:pPr/>
+      <w:r>
+        <w:rPr>
+          <w:lang w:val="pt_PT" w:bidi="pt_PT"/>
+        </w:rPr>
+      </w:r>
+      <w:r>
+        <w:rPr>
+          <w:b/>
+          <w:lang w:val="pt_PT" w:bidi="pt_PT"/>
+        </w:rPr>
         <w:t>"por terem desobedecido a Deus e por terem cometido pecados".</w:t>
       </w:r>
     </w:p>
@@ -6630,6 +7635,21 @@
           <w:b/>
           <w:lang w:val="pt_PT" w:bidi="pt_PT"/>
         </w:rPr>
+        <w:t>ἐν αἷς ποτε περιεπατήσατε</w:t>
+      </w:r>
+    </w:p>
+    <w:p>
+      <w:pPr/>
+      <w:r>
+        <w:rPr>
+          <w:lang w:val="pt_PT" w:bidi="pt_PT"/>
+        </w:rPr>
+      </w:r>
+      <w:r>
+        <w:rPr>
+          <w:b/>
+          <w:lang w:val="pt_PT" w:bidi="pt_PT"/>
+        </w:rPr>
         <w:t>"Naquele tempo vocês seguiam o mau caminho deste mundo".</w:t>
       </w:r>
     </w:p>
@@ -6713,6 +7733,21 @@
           <w:b/>
           <w:lang w:val="pt_PT" w:bidi="pt_PT"/>
         </w:rPr>
+        <w:t>κατὰ τὸν αἰῶνα τοῦ κόσμου τούτου</w:t>
+      </w:r>
+    </w:p>
+    <w:p>
+      <w:pPr/>
+      <w:r>
+        <w:rPr>
+          <w:lang w:val="pt_PT" w:bidi="pt_PT"/>
+        </w:rPr>
+      </w:r>
+      <w:r>
+        <w:rPr>
+          <w:b/>
+          <w:lang w:val="pt_PT" w:bidi="pt_PT"/>
+        </w:rPr>
         <w:t>"o mau caminho deste mundo".</w:t>
       </w:r>
     </w:p>
@@ -6872,6 +7907,21 @@
           <w:b/>
           <w:lang w:val="pt_PT" w:bidi="pt_PT"/>
         </w:rPr>
+        <w:t>τοῦ πνεύματος τοῦ νῦν ἐνεργοῦντος</w:t>
+      </w:r>
+    </w:p>
+    <w:p>
+      <w:pPr/>
+      <w:r>
+        <w:rPr>
+          <w:lang w:val="pt_PT" w:bidi="pt_PT"/>
+        </w:rPr>
+      </w:r>
+      <w:r>
+        <w:rPr>
+          <w:b/>
+          <w:lang w:val="pt_PT" w:bidi="pt_PT"/>
+        </w:rPr>
         <w:t>"o espírito que agora controla os que desobedecem a Deus".</w:t>
       </w:r>
     </w:p>
@@ -6935,6 +7985,21 @@
           <w:b/>
           <w:lang w:val="pt_PT" w:bidi="pt_PT"/>
         </w:rPr>
+        <w:t>τοῖς υἱοῖς τῆς ἀπειθείας</w:t>
+      </w:r>
+    </w:p>
+    <w:p>
+      <w:pPr/>
+      <w:r>
+        <w:rPr>
+          <w:lang w:val="pt_PT" w:bidi="pt_PT"/>
+        </w:rPr>
+      </w:r>
+      <w:r>
+        <w:rPr>
+          <w:b/>
+          <w:lang w:val="pt_PT" w:bidi="pt_PT"/>
+        </w:rPr>
         <w:t>"os que desobedecem a Deus".</w:t>
       </w:r>
     </w:p>
@@ -7018,6 +8083,21 @@
           <w:b/>
           <w:lang w:val="pt_PT" w:bidi="pt_PT"/>
         </w:rPr>
+        <w:t>τὰ θελήματα τῆς σαρκὸς καὶ τῶν διανοιῶν</w:t>
+      </w:r>
+    </w:p>
+    <w:p>
+      <w:pPr/>
+      <w:r>
+        <w:rPr>
+          <w:lang w:val="pt_PT" w:bidi="pt_PT"/>
+        </w:rPr>
+      </w:r>
+      <w:r>
+        <w:rPr>
+          <w:b/>
+          <w:lang w:val="pt_PT" w:bidi="pt_PT"/>
+        </w:rPr>
         <w:t>"e vivíamos de acordo com a nossa natureza humana".</w:t>
       </w:r>
     </w:p>
@@ -7140,6 +8220,21 @@
           <w:b/>
           <w:lang w:val="pt_PT" w:bidi="pt_PT"/>
         </w:rPr>
+        <w:t>τέκνα &amp; ὀργῆς</w:t>
+      </w:r>
+    </w:p>
+    <w:p>
+      <w:pPr/>
+      <w:r>
+        <w:rPr>
+          <w:lang w:val="pt_PT" w:bidi="pt_PT"/>
+        </w:rPr>
+      </w:r>
+      <w:r>
+        <w:rPr>
+          <w:b/>
+          <w:lang w:val="pt_PT" w:bidi="pt_PT"/>
+        </w:rPr>
         <w:t>"vivíamos de acordo com a nossa natureza humana".</w:t>
       </w:r>
     </w:p>
@@ -7236,6 +8331,21 @@
           <w:b/>
           <w:lang w:val="pt_PT" w:bidi="pt_PT"/>
         </w:rPr>
+        <w:t>δὲ</w:t>
+      </w:r>
+    </w:p>
+    <w:p>
+      <w:pPr/>
+      <w:r>
+        <w:rPr>
+          <w:lang w:val="pt_PT" w:bidi="pt_PT"/>
+        </w:rPr>
+      </w:r>
+      <w:r>
+        <w:rPr>
+          <w:b/>
+          <w:lang w:val="pt_PT" w:bidi="pt_PT"/>
+        </w:rPr>
         <w:t>"Mas a misericórdia de Deus".</w:t>
       </w:r>
     </w:p>
@@ -7332,6 +8442,21 @@
           <w:b/>
           <w:lang w:val="pt_PT" w:bidi="pt_PT"/>
         </w:rPr>
+        <w:t>Θεὸς πλούσιος ὢν ἐν ἐλέει</w:t>
+      </w:r>
+    </w:p>
+    <w:p>
+      <w:pPr/>
+      <w:r>
+        <w:rPr>
+          <w:lang w:val="pt_PT" w:bidi="pt_PT"/>
+        </w:rPr>
+      </w:r>
+      <w:r>
+        <w:rPr>
+          <w:b/>
+          <w:lang w:val="pt_PT" w:bidi="pt_PT"/>
+        </w:rPr>
         <w:t>"a misericórdia de Deus é muito grande".</w:t>
       </w:r>
     </w:p>
@@ -7428,6 +8553,21 @@
           <w:b/>
           <w:lang w:val="pt_PT" w:bidi="pt_PT"/>
         </w:rPr>
+        <w:t>διὰ τὴν πολλὴν ἀγάπην αὐτοῦ, ἣν ἠγάπησεν ἡμᾶς</w:t>
+      </w:r>
+    </w:p>
+    <w:p>
+      <w:pPr/>
+      <w:r>
+        <w:rPr>
+          <w:lang w:val="pt_PT" w:bidi="pt_PT"/>
+        </w:rPr>
+      </w:r>
+      <w:r>
+        <w:rPr>
+          <w:b/>
+          <w:lang w:val="pt_PT" w:bidi="pt_PT"/>
+        </w:rPr>
         <w:t>"e o seu amor por nós é tanto".</w:t>
       </w:r>
     </w:p>
@@ -7524,6 +8664,21 @@
           <w:b/>
           <w:lang w:val="pt_PT" w:bidi="pt_PT"/>
         </w:rPr>
+        <w:t>χάριτί ἐστε σεσῳσμένοι</w:t>
+      </w:r>
+    </w:p>
+    <w:p>
+      <w:pPr/>
+      <w:r>
+        <w:rPr>
+          <w:lang w:val="pt_PT" w:bidi="pt_PT"/>
+        </w:rPr>
+      </w:r>
+      <w:r>
+        <w:rPr>
+          <w:b/>
+          <w:lang w:val="pt_PT" w:bidi="pt_PT"/>
+        </w:rPr>
         <w:t>"Pela graça de Deus vocês são salvos".</w:t>
       </w:r>
     </w:p>
@@ -7607,6 +8762,21 @@
           <w:b/>
           <w:lang w:val="pt_PT" w:bidi="pt_PT"/>
         </w:rPr>
+        <w:t>χάριτί ἐστε σεσῳσμένοι</w:t>
+      </w:r>
+    </w:p>
+    <w:p>
+      <w:pPr/>
+      <w:r>
+        <w:rPr>
+          <w:lang w:val="pt_PT" w:bidi="pt_PT"/>
+        </w:rPr>
+      </w:r>
+      <w:r>
+        <w:rPr>
+          <w:b/>
+          <w:lang w:val="pt_PT" w:bidi="pt_PT"/>
+        </w:rPr>
         <w:t>"pela graça de Deus vocês são salvos".</w:t>
       </w:r>
     </w:p>
@@ -7703,6 +8873,21 @@
           <w:b/>
           <w:lang w:val="pt_PT" w:bidi="pt_PT"/>
         </w:rPr>
+        <w:t>συνήγειρεν</w:t>
+      </w:r>
+    </w:p>
+    <w:p>
+      <w:pPr/>
+      <w:r>
+        <w:rPr>
+          <w:lang w:val="pt_PT" w:bidi="pt_PT"/>
+        </w:rPr>
+      </w:r>
+      <w:r>
+        <w:rPr>
+          <w:b/>
+          <w:lang w:val="pt_PT" w:bidi="pt_PT"/>
+        </w:rPr>
         <w:t>"Deus nos ressuscitou com ele".</w:t>
       </w:r>
     </w:p>
@@ -7799,6 +8984,21 @@
           <w:b/>
           <w:lang w:val="pt_PT" w:bidi="pt_PT"/>
         </w:rPr>
+        <w:t>συνήγειρεν</w:t>
+      </w:r>
+    </w:p>
+    <w:p>
+      <w:pPr/>
+      <w:r>
+        <w:rPr>
+          <w:lang w:val="pt_PT" w:bidi="pt_PT"/>
+        </w:rPr>
+      </w:r>
+      <w:r>
+        <w:rPr>
+          <w:b/>
+          <w:lang w:val="pt_PT" w:bidi="pt_PT"/>
+        </w:rPr>
         <w:t>"Deus nos ressuscitou com ele".</w:t>
       </w:r>
     </w:p>
@@ -7882,6 +9082,21 @@
           <w:b/>
           <w:lang w:val="pt_PT" w:bidi="pt_PT"/>
         </w:rPr>
+        <w:t>συνεκάθισεν</w:t>
+      </w:r>
+    </w:p>
+    <w:p>
+      <w:pPr/>
+      <w:r>
+        <w:rPr>
+          <w:lang w:val="pt_PT" w:bidi="pt_PT"/>
+        </w:rPr>
+      </w:r>
+      <w:r>
+        <w:rPr>
+          <w:b/>
+          <w:lang w:val="pt_PT" w:bidi="pt_PT"/>
+        </w:rPr>
         <w:t>"para reinarmos com ele na mundo celestial".</w:t>
       </w:r>
     </w:p>
@@ -7977,6 +9192,21 @@
         <w:rPr>
           <w:lang w:val="pt_PT" w:bidi="pt_PT"/>
         </w:rPr>
+      </w:r>
+    </w:p>
+    <w:p>
+      <w:pPr/>
+      <w:r>
+        <w:rPr>
+          <w:lang w:val="pt_PT" w:bidi="pt_PT"/>
+        </w:rPr>
+      </w:r>
+      <w:r>
+        <w:rPr>
+          <w:b/>
+          <w:lang w:val="pt_PT" w:bidi="pt_PT"/>
+        </w:rPr>
+        <w:t>ἐν τοῖς ἐπουρανίοις</w:t>
       </w:r>
     </w:p>
     <w:p>
@@ -8085,6 +9315,21 @@
           <w:b/>
           <w:lang w:val="pt_PT" w:bidi="pt_PT"/>
         </w:rPr>
+        <w:t>ἐν Χριστῷ Ἰησοῦ</w:t>
+      </w:r>
+    </w:p>
+    <w:p>
+      <w:pPr/>
+      <w:r>
+        <w:rPr>
+          <w:lang w:val="pt_PT" w:bidi="pt_PT"/>
+        </w:rPr>
+      </w:r>
+      <w:r>
+        <w:rPr>
+          <w:b/>
+          <w:lang w:val="pt_PT" w:bidi="pt_PT"/>
+        </w:rPr>
         <w:t>"Por estarmos unidos com Cristo Jesus".</w:t>
       </w:r>
     </w:p>
@@ -8161,6 +9406,21 @@
           <w:b/>
           <w:lang w:val="pt_PT" w:bidi="pt_PT"/>
         </w:rPr>
+        <w:t>ἵνα</w:t>
+      </w:r>
+    </w:p>
+    <w:p>
+      <w:pPr/>
+      <w:r>
+        <w:rPr>
+          <w:lang w:val="pt_PT" w:bidi="pt_PT"/>
+        </w:rPr>
+      </w:r>
+      <w:r>
+        <w:rPr>
+          <w:b/>
+          <w:lang w:val="pt_PT" w:bidi="pt_PT"/>
+        </w:rPr>
         <w:t>"Deus fez isso para mostrar".</w:t>
       </w:r>
     </w:p>
@@ -8257,6 +9517,21 @@
           <w:b/>
           <w:lang w:val="pt_PT" w:bidi="pt_PT"/>
         </w:rPr>
+        <w:t>ἐν τοῖς αἰῶσιν, τοῖς ἐπερχομένοις</w:t>
+      </w:r>
+    </w:p>
+    <w:p>
+      <w:pPr/>
+      <w:r>
+        <w:rPr>
+          <w:lang w:val="pt_PT" w:bidi="pt_PT"/>
+        </w:rPr>
+      </w:r>
+      <w:r>
+        <w:rPr>
+          <w:b/>
+          <w:lang w:val="pt_PT" w:bidi="pt_PT"/>
+        </w:rPr>
         <w:t>"em todos os tempos do futuro".</w:t>
       </w:r>
     </w:p>
@@ -8320,6 +9595,21 @@
           <w:b/>
           <w:lang w:val="pt_PT" w:bidi="pt_PT"/>
         </w:rPr>
+        <w:t>γὰρ</w:t>
+      </w:r>
+    </w:p>
+    <w:p>
+      <w:pPr/>
+      <w:r>
+        <w:rPr>
+          <w:lang w:val="pt_PT" w:bidi="pt_PT"/>
+        </w:rPr>
+      </w:r>
+      <w:r>
+        <w:rPr>
+          <w:b/>
+          <w:lang w:val="pt_PT" w:bidi="pt_PT"/>
+        </w:rPr>
         <w:t>"Pois pela graça de Deus".</w:t>
       </w:r>
     </w:p>
@@ -8402,6 +9692,21 @@
         <w:rPr>
           <w:lang w:val="pt_PT" w:bidi="pt_PT"/>
         </w:rPr>
+      </w:r>
+    </w:p>
+    <w:p>
+      <w:pPr/>
+      <w:r>
+        <w:rPr>
+          <w:lang w:val="pt_PT" w:bidi="pt_PT"/>
+        </w:rPr>
+      </w:r>
+      <w:r>
+        <w:rPr>
+          <w:b/>
+          <w:lang w:val="pt_PT" w:bidi="pt_PT"/>
+        </w:rPr>
+        <w:t>τῇ γὰρ χάριτί ἐστε σεσῳσμένοι διὰ πίστεως</w:t>
       </w:r>
     </w:p>
     <w:p>
@@ -8600,6 +9905,21 @@
           <w:b/>
           <w:lang w:val="pt_PT" w:bidi="pt_PT"/>
         </w:rPr>
+        <w:t>τοῦτο</w:t>
+      </w:r>
+    </w:p>
+    <w:p>
+      <w:pPr/>
+      <w:r>
+        <w:rPr>
+          <w:lang w:val="pt_PT" w:bidi="pt_PT"/>
+        </w:rPr>
+      </w:r>
+      <w:r>
+        <w:rPr>
+          <w:b/>
+          <w:lang w:val="pt_PT" w:bidi="pt_PT"/>
+        </w:rPr>
         <w:t>"Isso não vem de vocês".</w:t>
       </w:r>
     </w:p>
@@ -8848,6 +10168,21 @@
           <w:b/>
           <w:lang w:val="pt_PT" w:bidi="pt_PT"/>
         </w:rPr>
+        <w:t>γάρ</w:t>
+      </w:r>
+    </w:p>
+    <w:p>
+      <w:pPr/>
+      <w:r>
+        <w:rPr>
+          <w:lang w:val="pt_PT" w:bidi="pt_PT"/>
+        </w:rPr>
+      </w:r>
+      <w:r>
+        <w:rPr>
+          <w:b/>
+          <w:lang w:val="pt_PT" w:bidi="pt_PT"/>
+        </w:rPr>
         <w:t>"Pois foi Deus quem nos fez".</w:t>
       </w:r>
     </w:p>
@@ -8944,6 +10279,21 @@
           <w:b/>
           <w:lang w:val="pt_PT" w:bidi="pt_PT"/>
         </w:rPr>
+        <w:t>ἐν Χριστῷ Ἰησοῦ</w:t>
+      </w:r>
+    </w:p>
+    <w:p>
+      <w:pPr/>
+      <w:r>
+        <w:rPr>
+          <w:lang w:val="pt_PT" w:bidi="pt_PT"/>
+        </w:rPr>
+      </w:r>
+      <w:r>
+        <w:rPr>
+          <w:b/>
+          <w:lang w:val="pt_PT" w:bidi="pt_PT"/>
+        </w:rPr>
         <w:t>"com Cristo Jesus".</w:t>
       </w:r>
     </w:p>
@@ -9020,6 +10370,21 @@
           <w:b/>
           <w:lang w:val="pt_PT" w:bidi="pt_PT"/>
         </w:rPr>
+        <w:t>ἵνα</w:t>
+      </w:r>
+    </w:p>
+    <w:p>
+      <w:pPr/>
+      <w:r>
+        <w:rPr>
+          <w:lang w:val="pt_PT" w:bidi="pt_PT"/>
+        </w:rPr>
+      </w:r>
+      <w:r>
+        <w:rPr>
+          <w:b/>
+          <w:lang w:val="pt_PT" w:bidi="pt_PT"/>
+        </w:rPr>
         <w:t>"para que fizéssemos as boas obras".</w:t>
       </w:r>
     </w:p>
@@ -9116,6 +10481,21 @@
           <w:b/>
           <w:lang w:val="pt_PT" w:bidi="pt_PT"/>
         </w:rPr>
+        <w:t>ἐν αὐτοῖς περιπατήσωμεν</w:t>
+      </w:r>
+    </w:p>
+    <w:p>
+      <w:pPr/>
+      <w:r>
+        <w:rPr>
+          <w:lang w:val="pt_PT" w:bidi="pt_PT"/>
+        </w:rPr>
+      </w:r>
+      <w:r>
+        <w:rPr>
+          <w:b/>
+          <w:lang w:val="pt_PT" w:bidi="pt_PT"/>
+        </w:rPr>
         <w:t>"que ele já havia preparado para nós".</w:t>
       </w:r>
     </w:p>
@@ -9238,6 +10618,21 @@
           <w:b/>
           <w:lang w:val="pt_PT" w:bidi="pt_PT"/>
         </w:rPr>
+        <w:t>διὸ</w:t>
+      </w:r>
+    </w:p>
+    <w:p>
+      <w:pPr/>
+      <w:r>
+        <w:rPr>
+          <w:lang w:val="pt_PT" w:bidi="pt_PT"/>
+        </w:rPr>
+      </w:r>
+      <w:r>
+        <w:rPr>
+          <w:b/>
+          <w:lang w:val="pt_PT" w:bidi="pt_PT"/>
+        </w:rPr>
         <w:t>"Lembrem que vocês".</w:t>
       </w:r>
     </w:p>
@@ -9410,6 +10805,21 @@
           <w:b/>
           <w:lang w:val="pt_PT" w:bidi="pt_PT"/>
         </w:rPr>
+        <w:t>τὰ ἔθνη ἐν σαρκί</w:t>
+      </w:r>
+    </w:p>
+    <w:p>
+      <w:pPr/>
+      <w:r>
+        <w:rPr>
+          <w:lang w:val="pt_PT" w:bidi="pt_PT"/>
+        </w:rPr>
+      </w:r>
+      <w:r>
+        <w:rPr>
+          <w:b/>
+          <w:lang w:val="pt_PT" w:bidi="pt_PT"/>
+        </w:rPr>
         <w:t>"os não judeus, eram chamdados incircuncidados".</w:t>
       </w:r>
     </w:p>
@@ -9519,6 +10929,21 @@
           <w:b/>
           <w:lang w:val="pt_PT" w:bidi="pt_PT"/>
         </w:rPr>
+        <w:t>ἀκροβυστία</w:t>
+      </w:r>
+    </w:p>
+    <w:p>
+      <w:pPr/>
+      <w:r>
+        <w:rPr>
+          <w:lang w:val="pt_PT" w:bidi="pt_PT"/>
+        </w:rPr>
+      </w:r>
+      <w:r>
+        <w:rPr>
+          <w:b/>
+          <w:lang w:val="pt_PT" w:bidi="pt_PT"/>
+        </w:rPr>
         <w:t>"eram chamados incircuncidados".</w:t>
       </w:r>
     </w:p>
@@ -9602,6 +11027,21 @@
           <w:b/>
           <w:lang w:val="pt_PT" w:bidi="pt_PT"/>
         </w:rPr>
+        <w:t>περιτομῆς</w:t>
+      </w:r>
+    </w:p>
+    <w:p>
+      <w:pPr/>
+      <w:r>
+        <w:rPr>
+          <w:lang w:val="pt_PT" w:bidi="pt_PT"/>
+        </w:rPr>
+      </w:r>
+      <w:r>
+        <w:rPr>
+          <w:b/>
+          <w:lang w:val="pt_PT" w:bidi="pt_PT"/>
+        </w:rPr>
         <w:t>"que chamam a si mesmos de circuncidados".</w:t>
       </w:r>
     </w:p>
@@ -9698,6 +11138,21 @@
           <w:b/>
           <w:lang w:val="pt_PT" w:bidi="pt_PT"/>
         </w:rPr>
+        <w:t>ὑπὸ τῆς λεγομένης</w:t>
+      </w:r>
+    </w:p>
+    <w:p>
+      <w:pPr/>
+      <w:r>
+        <w:rPr>
+          <w:lang w:val="pt_PT" w:bidi="pt_PT"/>
+        </w:rPr>
+      </w:r>
+      <w:r>
+        <w:rPr>
+          <w:b/>
+          <w:lang w:val="pt_PT" w:bidi="pt_PT"/>
+        </w:rPr>
         <w:t>"eram chamados de".</w:t>
       </w:r>
     </w:p>
@@ -9844,6 +11299,21 @@
           <w:b/>
           <w:lang w:val="pt_PT" w:bidi="pt_PT"/>
         </w:rPr>
+        <w:t>ὅτι</w:t>
+      </w:r>
+    </w:p>
+    <w:p>
+      <w:pPr/>
+      <w:r>
+        <w:rPr>
+          <w:lang w:val="pt_PT" w:bidi="pt_PT"/>
+        </w:rPr>
+      </w:r>
+      <w:r>
+        <w:rPr>
+          <w:b/>
+          <w:lang w:val="pt_PT" w:bidi="pt_PT"/>
+        </w:rPr>
         <w:t>"Naquele tempo vocês estavam separados de Cristo".</w:t>
       </w:r>
     </w:p>
@@ -9953,6 +11423,21 @@
           <w:b/>
           <w:lang w:val="pt_PT" w:bidi="pt_PT"/>
         </w:rPr>
+        <w:t>χωρὶς Χριστοῦ</w:t>
+      </w:r>
+    </w:p>
+    <w:p>
+      <w:pPr/>
+      <w:r>
+        <w:rPr>
+          <w:lang w:val="pt_PT" w:bidi="pt_PT"/>
+        </w:rPr>
+      </w:r>
+      <w:r>
+        <w:rPr>
+          <w:b/>
+          <w:lang w:val="pt_PT" w:bidi="pt_PT"/>
+        </w:rPr>
         <w:t>"vocês estavam separados de Cristo".</w:t>
       </w:r>
     </w:p>
@@ -10016,6 +11501,21 @@
           <w:b/>
           <w:lang w:val="pt_PT" w:bidi="pt_PT"/>
         </w:rPr>
+        <w:t>ξένοι τῶν διαθηκῶν τῆς ἐπαγγελίας</w:t>
+      </w:r>
+    </w:p>
+    <w:p>
+      <w:pPr/>
+      <w:r>
+        <w:rPr>
+          <w:lang w:val="pt_PT" w:bidi="pt_PT"/>
+        </w:rPr>
+      </w:r>
+      <w:r>
+        <w:rPr>
+          <w:b/>
+          <w:lang w:val="pt_PT" w:bidi="pt_PT"/>
+        </w:rPr>
         <w:t>"</w:t>
       </w:r>
       <w:r>
@@ -10152,6 +11652,21 @@
           <w:b/>
           <w:lang w:val="pt_PT" w:bidi="pt_PT"/>
         </w:rPr>
+        <w:t>δὲ</w:t>
+      </w:r>
+    </w:p>
+    <w:p>
+      <w:pPr/>
+      <w:r>
+        <w:rPr>
+          <w:lang w:val="pt_PT" w:bidi="pt_PT"/>
+        </w:rPr>
+      </w:r>
+      <w:r>
+        <w:rPr>
+          <w:b/>
+          <w:lang w:val="pt_PT" w:bidi="pt_PT"/>
+        </w:rPr>
         <w:t>"Mas agora, unidos com Cristo Jesus".</w:t>
       </w:r>
     </w:p>
@@ -10248,6 +11763,21 @@
           <w:b/>
           <w:lang w:val="pt_PT" w:bidi="pt_PT"/>
         </w:rPr>
+        <w:t>ὑμεῖς οἵ ποτε ὄντες μακρὰν, ἐγενήθητε ἐγγὺς ἐν τῷ αἵματι τοῦ Χριστοῦ</w:t>
+      </w:r>
+    </w:p>
+    <w:p>
+      <w:pPr/>
+      <w:r>
+        <w:rPr>
+          <w:lang w:val="pt_PT" w:bidi="pt_PT"/>
+        </w:rPr>
+      </w:r>
+      <w:r>
+        <w:rPr>
+          <w:b/>
+          <w:lang w:val="pt_PT" w:bidi="pt_PT"/>
+        </w:rPr>
         <w:t>"vocês, que estavam longe de Deus, foram trazidos para perto dele pela morte de Cristo na cruz".</w:t>
       </w:r>
     </w:p>
@@ -10370,6 +11900,21 @@
           <w:b/>
           <w:lang w:val="pt_PT" w:bidi="pt_PT"/>
         </w:rPr>
+        <w:t>ἐν τῷ αἵματι τοῦ Χριστοῦ</w:t>
+      </w:r>
+    </w:p>
+    <w:p>
+      <w:pPr/>
+      <w:r>
+        <w:rPr>
+          <w:lang w:val="pt_PT" w:bidi="pt_PT"/>
+        </w:rPr>
+      </w:r>
+      <w:r>
+        <w:rPr>
+          <w:b/>
+          <w:lang w:val="pt_PT" w:bidi="pt_PT"/>
+        </w:rPr>
         <w:t>"pela morte de Cristo na cruz".</w:t>
       </w:r>
     </w:p>
@@ -10479,6 +12024,21 @@
           <w:b/>
           <w:lang w:val="pt_PT" w:bidi="pt_PT"/>
         </w:rPr>
+        <w:t>γάρ</w:t>
+      </w:r>
+    </w:p>
+    <w:p>
+      <w:pPr/>
+      <w:r>
+        <w:rPr>
+          <w:lang w:val="pt_PT" w:bidi="pt_PT"/>
+        </w:rPr>
+      </w:r>
+      <w:r>
+        <w:rPr>
+          <w:b/>
+          <w:lang w:val="pt_PT" w:bidi="pt_PT"/>
+        </w:rPr>
         <w:t>"Pois foi Cristo quem nos trouxe a paz".</w:t>
       </w:r>
     </w:p>
@@ -10575,6 +12135,21 @@
           <w:b/>
           <w:lang w:val="pt_PT" w:bidi="pt_PT"/>
         </w:rPr>
+        <w:t>αὐτὸς &amp; ἐστιν ἡ εἰρήνη ἡμῶν</w:t>
+      </w:r>
+    </w:p>
+    <w:p>
+      <w:pPr/>
+      <w:r>
+        <w:rPr>
+          <w:lang w:val="pt_PT" w:bidi="pt_PT"/>
+        </w:rPr>
+      </w:r>
+      <w:r>
+        <w:rPr>
+          <w:b/>
+          <w:lang w:val="pt_PT" w:bidi="pt_PT"/>
+        </w:rPr>
         <w:t>"foi Cristo quem nos trouxe a paz".</w:t>
       </w:r>
     </w:p>
@@ -10638,6 +12213,21 @@
           <w:b/>
           <w:lang w:val="pt_PT" w:bidi="pt_PT"/>
         </w:rPr>
+        <w:t>ἡ εἰρήνη ἡμῶν</w:t>
+      </w:r>
+    </w:p>
+    <w:p>
+      <w:pPr/>
+      <w:r>
+        <w:rPr>
+          <w:lang w:val="pt_PT" w:bidi="pt_PT"/>
+        </w:rPr>
+      </w:r>
+      <w:r>
+        <w:rPr>
+          <w:b/>
+          <w:lang w:val="pt_PT" w:bidi="pt_PT"/>
+        </w:rPr>
         <w:t>"nos trouxe a paz".</w:t>
       </w:r>
     </w:p>
@@ -10734,6 +12324,21 @@
           <w:b/>
           <w:lang w:val="pt_PT" w:bidi="pt_PT"/>
         </w:rPr>
+        <w:t>ὁ ποιήσας τὰ ἀμφότερα ἓν</w:t>
+      </w:r>
+    </w:p>
+    <w:p>
+      <w:pPr/>
+      <w:r>
+        <w:rPr>
+          <w:lang w:val="pt_PT" w:bidi="pt_PT"/>
+        </w:rPr>
+      </w:r>
+      <w:r>
+        <w:rPr>
+          <w:b/>
+          <w:lang w:val="pt_PT" w:bidi="pt_PT"/>
+        </w:rPr>
         <w:t>"tornando os judeus e os não judeus um só povo".</w:t>
       </w:r>
     </w:p>
@@ -10797,6 +12402,21 @@
           <w:b/>
           <w:lang w:val="pt_PT" w:bidi="pt_PT"/>
         </w:rPr>
+        <w:t>ἐν τῇ σαρκὶ αὐτοῦ</w:t>
+      </w:r>
+    </w:p>
+    <w:p>
+      <w:pPr/>
+      <w:r>
+        <w:rPr>
+          <w:lang w:val="pt_PT" w:bidi="pt_PT"/>
+        </w:rPr>
+      </w:r>
+      <w:r>
+        <w:rPr>
+          <w:b/>
+          <w:lang w:val="pt_PT" w:bidi="pt_PT"/>
+        </w:rPr>
         <w:t>"Por meio do sacrifício do seu corpo".</w:t>
       </w:r>
     </w:p>
@@ -10906,6 +12526,21 @@
           <w:b/>
           <w:lang w:val="pt_PT" w:bidi="pt_PT"/>
         </w:rPr>
+        <w:t>τὸ μεσότοιχον τοῦ φραγμοῦ &amp; τὴν ἔχθραν</w:t>
+      </w:r>
+    </w:p>
+    <w:p>
+      <w:pPr/>
+      <w:r>
+        <w:rPr>
+          <w:lang w:val="pt_PT" w:bidi="pt_PT"/>
+        </w:rPr>
+      </w:r>
+      <w:r>
+        <w:rPr>
+          <w:b/>
+          <w:lang w:val="pt_PT" w:bidi="pt_PT"/>
+        </w:rPr>
         <w:t>"ele derrubou o muro de inimizade que separava os judeus dos não judeus".</w:t>
       </w:r>
     </w:p>
@@ -11078,6 +12713,21 @@
           <w:b/>
           <w:lang w:val="pt_PT" w:bidi="pt_PT"/>
         </w:rPr>
+        <w:t>ἵνα</w:t>
+      </w:r>
+    </w:p>
+    <w:p>
+      <w:pPr/>
+      <w:r>
+        <w:rPr>
+          <w:lang w:val="pt_PT" w:bidi="pt_PT"/>
+        </w:rPr>
+      </w:r>
+      <w:r>
+        <w:rPr>
+          <w:b/>
+          <w:lang w:val="pt_PT" w:bidi="pt_PT"/>
+        </w:rPr>
         <w:t>"Foi assim que".</w:t>
       </w:r>
     </w:p>
@@ -11174,6 +12824,21 @@
           <w:b/>
           <w:lang w:val="pt_PT" w:bidi="pt_PT"/>
         </w:rPr>
+        <w:t>ἕνα καινὸν ἄνθρωπον</w:t>
+      </w:r>
+    </w:p>
+    <w:p>
+      <w:pPr/>
+      <w:r>
+        <w:rPr>
+          <w:lang w:val="pt_PT" w:bidi="pt_PT"/>
+        </w:rPr>
+      </w:r>
+      <w:r>
+        <w:rPr>
+          <w:b/>
+          <w:lang w:val="pt_PT" w:bidi="pt_PT"/>
+        </w:rPr>
         <w:t>"e dos dois povos formou um só povo, novo e unido com ele".</w:t>
       </w:r>
     </w:p>
@@ -11270,6 +12935,21 @@
           <w:b/>
           <w:lang w:val="pt_PT" w:bidi="pt_PT"/>
         </w:rPr>
+        <w:t>ἐν αὑτῷ</w:t>
+      </w:r>
+    </w:p>
+    <w:p>
+      <w:pPr/>
+      <w:r>
+        <w:rPr>
+          <w:lang w:val="pt_PT" w:bidi="pt_PT"/>
+        </w:rPr>
+      </w:r>
+      <w:r>
+        <w:rPr>
+          <w:b/>
+          <w:lang w:val="pt_PT" w:bidi="pt_PT"/>
+        </w:rPr>
         <w:t>"unido com ele".</w:t>
       </w:r>
     </w:p>
@@ -11353,6 +13033,21 @@
           <w:b/>
           <w:lang w:val="pt_PT" w:bidi="pt_PT"/>
         </w:rPr>
+        <w:t>ἀποκαταλλάξῃ τοὺς ἀμφοτέρους</w:t>
+      </w:r>
+    </w:p>
+    <w:p>
+      <w:pPr/>
+      <w:r>
+        <w:rPr>
+          <w:lang w:val="pt_PT" w:bidi="pt_PT"/>
+        </w:rPr>
+      </w:r>
+      <w:r>
+        <w:rPr>
+          <w:b/>
+          <w:lang w:val="pt_PT" w:bidi="pt_PT"/>
+        </w:rPr>
         <w:t>"</w:t>
       </w:r>
       <w:r>
@@ -11430,6 +13125,21 @@
           <w:b/>
           <w:lang w:val="pt_PT" w:bidi="pt_PT"/>
         </w:rPr>
+        <w:t>ἐν ἑνὶ σώματι</w:t>
+      </w:r>
+    </w:p>
+    <w:p>
+      <w:pPr/>
+      <w:r>
+        <w:rPr>
+          <w:lang w:val="pt_PT" w:bidi="pt_PT"/>
+        </w:rPr>
+      </w:r>
+      <w:r>
+        <w:rPr>
+          <w:b/>
+          <w:lang w:val="pt_PT" w:bidi="pt_PT"/>
+        </w:rPr>
         <w:t>"ele os uniu em um só corpo".</w:t>
       </w:r>
     </w:p>
@@ -11526,6 +13236,21 @@
           <w:b/>
           <w:lang w:val="pt_PT" w:bidi="pt_PT"/>
         </w:rPr>
+        <w:t>διὰ τοῦ σταυροῦ</w:t>
+      </w:r>
+    </w:p>
+    <w:p>
+      <w:pPr/>
+      <w:r>
+        <w:rPr>
+          <w:lang w:val="pt_PT" w:bidi="pt_PT"/>
+        </w:rPr>
+      </w:r>
+      <w:r>
+        <w:rPr>
+          <w:b/>
+          <w:lang w:val="pt_PT" w:bidi="pt_PT"/>
+        </w:rPr>
         <w:t>"Por meio da cruz".</w:t>
       </w:r>
     </w:p>
@@ -11622,6 +13347,21 @@
           <w:b/>
           <w:lang w:val="pt_PT" w:bidi="pt_PT"/>
         </w:rPr>
+        <w:t>ἀποκτείνας τὴν ἔχθραν</w:t>
+      </w:r>
+    </w:p>
+    <w:p>
+      <w:pPr/>
+      <w:r>
+        <w:rPr>
+          <w:lang w:val="pt_PT" w:bidi="pt_PT"/>
+        </w:rPr>
+      </w:r>
+      <w:r>
+        <w:rPr>
+          <w:b/>
+          <w:lang w:val="pt_PT" w:bidi="pt_PT"/>
+        </w:rPr>
         <w:t>"Cristo destruiu a inimizade".</w:t>
       </w:r>
     </w:p>
@@ -11844,6 +13584,21 @@
           <w:b/>
           <w:lang w:val="pt_PT" w:bidi="pt_PT"/>
         </w:rPr>
+        <w:t>ὑμῖν τοῖς μακρὰν</w:t>
+      </w:r>
+    </w:p>
+    <w:p>
+      <w:pPr/>
+      <w:r>
+        <w:rPr>
+          <w:lang w:val="pt_PT" w:bidi="pt_PT"/>
+        </w:rPr>
+      </w:r>
+      <w:r>
+        <w:rPr>
+          <w:b/>
+          <w:lang w:val="pt_PT" w:bidi="pt_PT"/>
+        </w:rPr>
         <w:t>"tanto a vocês, os não judeus, que estavam longe de Deus".</w:t>
       </w:r>
     </w:p>
@@ -11927,6 +13682,21 @@
           <w:b/>
           <w:lang w:val="pt_PT" w:bidi="pt_PT"/>
         </w:rPr>
+        <w:t>τοῖς ἐγγύς</w:t>
+      </w:r>
+    </w:p>
+    <w:p>
+      <w:pPr/>
+      <w:r>
+        <w:rPr>
+          <w:lang w:val="pt_PT" w:bidi="pt_PT"/>
+        </w:rPr>
+      </w:r>
+      <w:r>
+        <w:rPr>
+          <w:b/>
+          <w:lang w:val="pt_PT" w:bidi="pt_PT"/>
+        </w:rPr>
         <w:t>"como aos judeus, que estavam perto dele".</w:t>
       </w:r>
     </w:p>
@@ -12106,6 +13876,21 @@
           <w:b/>
           <w:lang w:val="pt_PT" w:bidi="pt_PT"/>
         </w:rPr>
+        <w:t>ὅτι</w:t>
+      </w:r>
+    </w:p>
+    <w:p>
+      <w:pPr/>
+      <w:r>
+        <w:rPr>
+          <w:lang w:val="pt_PT" w:bidi="pt_PT"/>
+        </w:rPr>
+      </w:r>
+      <w:r>
+        <w:rPr>
+          <w:b/>
+          <w:lang w:val="pt_PT" w:bidi="pt_PT"/>
+        </w:rPr>
         <w:t>"É por meio de Cristo que todos nós".</w:t>
       </w:r>
     </w:p>
@@ -12278,6 +14063,21 @@
           <w:b/>
           <w:lang w:val="pt_PT" w:bidi="pt_PT"/>
         </w:rPr>
+        <w:t>ἄρα οὖν</w:t>
+      </w:r>
+    </w:p>
+    <w:p>
+      <w:pPr/>
+      <w:r>
+        <w:rPr>
+          <w:lang w:val="pt_PT" w:bidi="pt_PT"/>
+        </w:rPr>
+      </w:r>
+      <w:r>
+        <w:rPr>
+          <w:b/>
+          <w:lang w:val="pt_PT" w:bidi="pt_PT"/>
+        </w:rPr>
         <w:t>"Portanto, vocês, os não judeus".</w:t>
       </w:r>
     </w:p>
@@ -12374,6 +14174,21 @@
           <w:b/>
           <w:lang w:val="pt_PT" w:bidi="pt_PT"/>
         </w:rPr>
+        <w:t>ξένοι καὶ πάροικοι</w:t>
+      </w:r>
+    </w:p>
+    <w:p>
+      <w:pPr/>
+      <w:r>
+        <w:rPr>
+          <w:lang w:val="pt_PT" w:bidi="pt_PT"/>
+        </w:rPr>
+      </w:r>
+      <w:r>
+        <w:rPr>
+          <w:b/>
+          <w:lang w:val="pt_PT" w:bidi="pt_PT"/>
+        </w:rPr>
         <w:t>"estrangeiros nem visitantes".</w:t>
       </w:r>
     </w:p>
@@ -12483,6 +14298,21 @@
           <w:b/>
           <w:lang w:val="pt_PT" w:bidi="pt_PT"/>
         </w:rPr>
+        <w:t>ἀλλὰ</w:t>
+      </w:r>
+    </w:p>
+    <w:p>
+      <w:pPr/>
+      <w:r>
+        <w:rPr>
+          <w:lang w:val="pt_PT" w:bidi="pt_PT"/>
+        </w:rPr>
+      </w:r>
+      <w:r>
+        <w:rPr>
+          <w:b/>
+          <w:lang w:val="pt_PT" w:bidi="pt_PT"/>
+        </w:rPr>
         <w:t>"Agora vocês são".</w:t>
       </w:r>
     </w:p>
@@ -12579,6 +14409,21 @@
           <w:b/>
           <w:lang w:val="pt_PT" w:bidi="pt_PT"/>
         </w:rPr>
+        <w:t>ἐστὲ συνπολῖται τῶν ἁγίων καὶ οἰκεῖοι τοῦ Θεοῦ</w:t>
+      </w:r>
+    </w:p>
+    <w:p>
+      <w:pPr/>
+      <w:r>
+        <w:rPr>
+          <w:lang w:val="pt_PT" w:bidi="pt_PT"/>
+        </w:rPr>
+      </w:r>
+      <w:r>
+        <w:rPr>
+          <w:b/>
+          <w:lang w:val="pt_PT" w:bidi="pt_PT"/>
+        </w:rPr>
         <w:t>"vocês são cidadãos que pertencem ao povo de Deus e são membros da família dele".</w:t>
       </w:r>
     </w:p>
@@ -12675,6 +14520,21 @@
           <w:b/>
           <w:lang w:val="pt_PT" w:bidi="pt_PT"/>
         </w:rPr>
+        <w:t>ἐποικοδομηθέντες ἐπὶ τῷ θεμελίῳ</w:t>
+      </w:r>
+    </w:p>
+    <w:p>
+      <w:pPr/>
+      <w:r>
+        <w:rPr>
+          <w:lang w:val="pt_PT" w:bidi="pt_PT"/>
+        </w:rPr>
+      </w:r>
+      <w:r>
+        <w:rPr>
+          <w:b/>
+          <w:lang w:val="pt_PT" w:bidi="pt_PT"/>
+        </w:rPr>
         <w:t>"e estão construídos sobre o alicerce".</w:t>
       </w:r>
     </w:p>
@@ -12771,6 +14631,21 @@
           <w:b/>
           <w:lang w:val="pt_PT" w:bidi="pt_PT"/>
         </w:rPr>
+        <w:t>ἐποικοδομηθέντες</w:t>
+      </w:r>
+    </w:p>
+    <w:p>
+      <w:pPr/>
+      <w:r>
+        <w:rPr>
+          <w:lang w:val="pt_PT" w:bidi="pt_PT"/>
+        </w:rPr>
+      </w:r>
+      <w:r>
+        <w:rPr>
+          <w:b/>
+          <w:lang w:val="pt_PT" w:bidi="pt_PT"/>
+        </w:rPr>
         <w:t>"estão construídos sobre".</w:t>
       </w:r>
     </w:p>
@@ -12854,6 +14729,21 @@
           <w:b/>
           <w:lang w:val="pt_PT" w:bidi="pt_PT"/>
         </w:rPr>
+        <w:t>πᾶσα οἰκοδομὴ συναρμολογουμένη, αὔξει εἰς ναὸν ἅγιον</w:t>
+      </w:r>
+    </w:p>
+    <w:p>
+      <w:pPr/>
+      <w:r>
+        <w:rPr>
+          <w:lang w:val="pt_PT" w:bidi="pt_PT"/>
+        </w:rPr>
+      </w:r>
+      <w:r>
+        <w:rPr>
+          <w:b/>
+          <w:lang w:val="pt_PT" w:bidi="pt_PT"/>
+        </w:rPr>
         <w:t>"Ele mantém o edifício todo bem firme e faz com que cresça como um templo dedicado ao Senhor".</w:t>
       </w:r>
     </w:p>
@@ -12950,6 +14840,21 @@
           <w:b/>
           <w:lang w:val="pt_PT" w:bidi="pt_PT"/>
         </w:rPr>
+        <w:t>ἐν ᾧ &amp; ἐν Κυρίῳ</w:t>
+      </w:r>
+    </w:p>
+    <w:p>
+      <w:pPr/>
+      <w:r>
+        <w:rPr>
+          <w:lang w:val="pt_PT" w:bidi="pt_PT"/>
+        </w:rPr>
+      </w:r>
+      <w:r>
+        <w:rPr>
+          <w:b/>
+          <w:lang w:val="pt_PT" w:bidi="pt_PT"/>
+        </w:rPr>
         <w:t>"ao Senhor".</w:t>
       </w:r>
     </w:p>
@@ -13046,6 +14951,21 @@
           <w:b/>
           <w:lang w:val="pt_PT" w:bidi="pt_PT"/>
         </w:rPr>
+        <w:t>ἐν ᾧ</w:t>
+      </w:r>
+    </w:p>
+    <w:p>
+      <w:pPr/>
+      <w:r>
+        <w:rPr>
+          <w:lang w:val="pt_PT" w:bidi="pt_PT"/>
+        </w:rPr>
+      </w:r>
+      <w:r>
+        <w:rPr>
+          <w:b/>
+          <w:lang w:val="pt_PT" w:bidi="pt_PT"/>
+        </w:rPr>
         <w:t>"unidos com Cristo, estão sendo construídos".</w:t>
       </w:r>
     </w:p>
@@ -13129,6 +15049,21 @@
           <w:b/>
           <w:lang w:val="pt_PT" w:bidi="pt_PT"/>
         </w:rPr>
+        <w:t>καὶ ὑμεῖς συνοικοδομεῖσθε, εἰς κατοικητήριον τοῦ Θεοῦ ἐν Πνεύματι</w:t>
+      </w:r>
+    </w:p>
+    <w:p>
+      <w:pPr/>
+      <w:r>
+        <w:rPr>
+          <w:lang w:val="pt_PT" w:bidi="pt_PT"/>
+        </w:rPr>
+      </w:r>
+      <w:r>
+        <w:rPr>
+          <w:b/>
+          <w:lang w:val="pt_PT" w:bidi="pt_PT"/>
+        </w:rPr>
         <w:t>"Assim vocês também, unidos com Cristo, estão sendo construídos, juntos com os outros, para se tornarem uma casa onde Deus vive por meio do seu Espírito".</w:t>
       </w:r>
     </w:p>
@@ -13251,6 +15186,21 @@
           <w:b/>
           <w:lang w:val="pt_PT" w:bidi="pt_PT"/>
         </w:rPr>
+        <w:t>καὶ ὑμεῖς συνοικοδομεῖσθε</w:t>
+      </w:r>
+    </w:p>
+    <w:p>
+      <w:pPr/>
+      <w:r>
+        <w:rPr>
+          <w:lang w:val="pt_PT" w:bidi="pt_PT"/>
+        </w:rPr>
+      </w:r>
+      <w:r>
+        <w:rPr>
+          <w:b/>
+          <w:lang w:val="pt_PT" w:bidi="pt_PT"/>
+        </w:rPr>
         <w:t>"estão sendo construídos, junto com os outros".</w:t>
       </w:r>
     </w:p>
@@ -13486,6 +15436,21 @@
           <w:b/>
           <w:lang w:val="pt_PT" w:bidi="pt_PT"/>
         </w:rPr>
+        <w:t>τούτου χάριν</w:t>
+      </w:r>
+    </w:p>
+    <w:p>
+      <w:pPr/>
+      <w:r>
+        <w:rPr>
+          <w:lang w:val="pt_PT" w:bidi="pt_PT"/>
+        </w:rPr>
+      </w:r>
+      <w:r>
+        <w:rPr>
+          <w:b/>
+          <w:lang w:val="pt_PT" w:bidi="pt_PT"/>
+        </w:rPr>
         <w:t>"Por essa razão".</w:t>
       </w:r>
     </w:p>
@@ -13569,6 +15534,21 @@
           <w:b/>
           <w:lang w:val="pt_PT" w:bidi="pt_PT"/>
         </w:rPr>
+        <w:t>ὁ δέσμιος τοῦ Χριστοῦ Ἰησοῦ</w:t>
+      </w:r>
+    </w:p>
+    <w:p>
+      <w:pPr/>
+      <w:r>
+        <w:rPr>
+          <w:lang w:val="pt_PT" w:bidi="pt_PT"/>
+        </w:rPr>
+      </w:r>
+      <w:r>
+        <w:rPr>
+          <w:b/>
+          <w:lang w:val="pt_PT" w:bidi="pt_PT"/>
+        </w:rPr>
         <w:t>"que estou preso por causa de Cristo Jesus".</w:t>
       </w:r>
     </w:p>
@@ -13632,6 +15612,21 @@
           <w:b/>
           <w:lang w:val="pt_PT" w:bidi="pt_PT"/>
         </w:rPr>
+        <w:t>τὴν οἰκονομίαν τῆς χάριτος τοῦ Θεοῦ, τῆς δοθείσης μοι εἰς ὑμᾶς</w:t>
+      </w:r>
+    </w:p>
+    <w:p>
+      <w:pPr/>
+      <w:r>
+        <w:rPr>
+          <w:lang w:val="pt_PT" w:bidi="pt_PT"/>
+        </w:rPr>
+      </w:r>
+      <w:r>
+        <w:rPr>
+          <w:b/>
+          <w:lang w:val="pt_PT" w:bidi="pt_PT"/>
+        </w:rPr>
         <w:t>"por causa da sua graça, me deu esse trabalho para o bem de vocês".</w:t>
       </w:r>
     </w:p>
@@ -13708,6 +15703,21 @@
           <w:b/>
           <w:lang w:val="pt_PT" w:bidi="pt_PT"/>
         </w:rPr>
+        <w:t>κατὰ ἀποκάλυψιν ἐγνωρίσθη μοι</w:t>
+      </w:r>
+    </w:p>
+    <w:p>
+      <w:pPr/>
+      <w:r>
+        <w:rPr>
+          <w:lang w:val="pt_PT" w:bidi="pt_PT"/>
+        </w:rPr>
+      </w:r>
+      <w:r>
+        <w:rPr>
+          <w:b/>
+          <w:lang w:val="pt_PT" w:bidi="pt_PT"/>
+        </w:rPr>
         <w:t>"Deus me revelou o seu plano secreto e fez com que eu o conhecesse".</w:t>
       </w:r>
     </w:p>
@@ -13804,6 +15814,21 @@
           <w:b/>
           <w:lang w:val="pt_PT" w:bidi="pt_PT"/>
         </w:rPr>
+        <w:t>καθὼς προέγραψα ἐν ὀλίγῳ</w:t>
+      </w:r>
+    </w:p>
+    <w:p>
+      <w:pPr/>
+      <w:r>
+        <w:rPr>
+          <w:lang w:val="pt_PT" w:bidi="pt_PT"/>
+        </w:rPr>
+      </w:r>
+      <w:r>
+        <w:rPr>
+          <w:b/>
+          <w:lang w:val="pt_PT" w:bidi="pt_PT"/>
+        </w:rPr>
         <w:t>"Eu escrevi isso em poucas palavras".</w:t>
       </w:r>
     </w:p>
@@ -13867,6 +15892,21 @@
           <w:b/>
           <w:lang w:val="pt_PT" w:bidi="pt_PT"/>
         </w:rPr>
+        <w:t>ὃ ἑτέραις γενεαῖς οὐκ ἐγνωρίσθη τοῖς υἱοῖς τῶν ἀνθρώπων</w:t>
+      </w:r>
+    </w:p>
+    <w:p>
+      <w:pPr/>
+      <w:r>
+        <w:rPr>
+          <w:lang w:val="pt_PT" w:bidi="pt_PT"/>
+        </w:rPr>
+      </w:r>
+      <w:r>
+        <w:rPr>
+          <w:b/>
+          <w:lang w:val="pt_PT" w:bidi="pt_PT"/>
+        </w:rPr>
         <w:t>"No passado esse segredo não foi contado aos seres humanos".</w:t>
       </w:r>
     </w:p>
@@ -13950,6 +15990,21 @@
           <w:b/>
           <w:lang w:val="pt_PT" w:bidi="pt_PT"/>
         </w:rPr>
+        <w:t>ὡς νῦν ἀπεκαλύφθη &amp; ἐν Πνεύματι</w:t>
+      </w:r>
+    </w:p>
+    <w:p>
+      <w:pPr/>
+      <w:r>
+        <w:rPr>
+          <w:lang w:val="pt_PT" w:bidi="pt_PT"/>
+        </w:rPr>
+      </w:r>
+      <w:r>
+        <w:rPr>
+          <w:b/>
+          <w:lang w:val="pt_PT" w:bidi="pt_PT"/>
+        </w:rPr>
         <w:t>"mas agora, por meio do seu Espírito, Deus o revelou".</w:t>
       </w:r>
     </w:p>
@@ -14185,6 +16240,21 @@
           <w:b/>
           <w:lang w:val="pt_PT" w:bidi="pt_PT"/>
         </w:rPr>
+        <w:t>ἐν Χριστῷ Ἰησοῦ</w:t>
+      </w:r>
+    </w:p>
+    <w:p>
+      <w:pPr/>
+      <w:r>
+        <w:rPr>
+          <w:lang w:val="pt_PT" w:bidi="pt_PT"/>
+        </w:rPr>
+      </w:r>
+      <w:r>
+        <w:rPr>
+          <w:b/>
+          <w:lang w:val="pt_PT" w:bidi="pt_PT"/>
+        </w:rPr>
         <w:t>"por meio de Cristo Jesus".</w:t>
       </w:r>
     </w:p>
@@ -14261,6 +16331,21 @@
           <w:b/>
           <w:lang w:val="pt_PT" w:bidi="pt_PT"/>
         </w:rPr>
+        <w:t>διὰ τοῦ εὐαγγελίου</w:t>
+      </w:r>
+    </w:p>
+    <w:p>
+      <w:pPr/>
+      <w:r>
+        <w:rPr>
+          <w:lang w:val="pt_PT" w:bidi="pt_PT"/>
+        </w:rPr>
+      </w:r>
+      <w:r>
+        <w:rPr>
+          <w:b/>
+          <w:lang w:val="pt_PT" w:bidi="pt_PT"/>
+        </w:rPr>
         <w:t>"por meio do evangelho".</w:t>
       </w:r>
     </w:p>
@@ -14350,6 +16435,21 @@
           <w:b/>
           <w:lang w:val="pt_PT" w:bidi="pt_PT"/>
         </w:rPr>
+        <w:t>ἀνεξιχνίαστον</w:t>
+      </w:r>
+    </w:p>
+    <w:p>
+      <w:pPr/>
+      <w:r>
+        <w:rPr>
+          <w:lang w:val="pt_PT" w:bidi="pt_PT"/>
+        </w:rPr>
+      </w:r>
+      <w:r>
+        <w:rPr>
+          <w:b/>
+          <w:lang w:val="pt_PT" w:bidi="pt_PT"/>
+        </w:rPr>
         <w:t>"a boa notícia das imensas riquezas de Cristo".</w:t>
       </w:r>
     </w:p>
@@ -14433,6 +16533,21 @@
           <w:b/>
           <w:lang w:val="pt_PT" w:bidi="pt_PT"/>
         </w:rPr>
+        <w:t>πλοῦτος τοῦ Χριστοῦ</w:t>
+      </w:r>
+    </w:p>
+    <w:p>
+      <w:pPr/>
+      <w:r>
+        <w:rPr>
+          <w:lang w:val="pt_PT" w:bidi="pt_PT"/>
+        </w:rPr>
+      </w:r>
+      <w:r>
+        <w:rPr>
+          <w:b/>
+          <w:lang w:val="pt_PT" w:bidi="pt_PT"/>
+        </w:rPr>
         <w:t>"riquezas de Cristo".</w:t>
       </w:r>
     </w:p>
@@ -14529,6 +16644,21 @@
           <w:b/>
           <w:lang w:val="pt_PT" w:bidi="pt_PT"/>
         </w:rPr>
+        <w:t>τοῦ μυστηρίου, τοῦ ἀποκεκρυμμένου ἀπὸ τῶν αἰώνων ἐν τῷ Θεῷ, τῷ τὰ πάντα κτίσαντι</w:t>
+      </w:r>
+    </w:p>
+    <w:p>
+      <w:pPr/>
+      <w:r>
+        <w:rPr>
+          <w:lang w:val="pt_PT" w:bidi="pt_PT"/>
+        </w:rPr>
+      </w:r>
+      <w:r>
+        <w:rPr>
+          <w:b/>
+          <w:lang w:val="pt_PT" w:bidi="pt_PT"/>
+        </w:rPr>
         <w:t>"Deus, que criou tudo, escondeu esse segredo durante os tempos passados".</w:t>
       </w:r>
     </w:p>
@@ -14625,6 +16755,21 @@
           <w:b/>
           <w:lang w:val="pt_PT" w:bidi="pt_PT"/>
         </w:rPr>
+        <w:t>ἵνα</w:t>
+      </w:r>
+    </w:p>
+    <w:p>
+      <w:pPr/>
+      <w:r>
+        <w:rPr>
+          <w:lang w:val="pt_PT" w:bidi="pt_PT"/>
+        </w:rPr>
+      </w:r>
+      <w:r>
+        <w:rPr>
+          <w:b/>
+          <w:lang w:val="pt_PT" w:bidi="pt_PT"/>
+        </w:rPr>
         <w:t>"E isso aconteceu a fim de que agora".</w:t>
       </w:r>
     </w:p>
@@ -14721,6 +16866,21 @@
           <w:b/>
           <w:lang w:val="pt_PT" w:bidi="pt_PT"/>
         </w:rPr>
+        <w:t>γνωρισθῇ &amp; ταῖς ἀρχαῖς καὶ ταῖς ἐξουσίαις ἐν τοῖς ἐπουρανίοις &amp; ἡ πολυποίκιλος σοφία τοῦ Θεοῦ</w:t>
+      </w:r>
+    </w:p>
+    <w:p>
+      <w:pPr/>
+      <w:r>
+        <w:rPr>
+          <w:lang w:val="pt_PT" w:bidi="pt_PT"/>
+        </w:rPr>
+      </w:r>
+      <w:r>
+        <w:rPr>
+          <w:b/>
+          <w:lang w:val="pt_PT" w:bidi="pt_PT"/>
+        </w:rPr>
         <w:t>"as autoridades e os poderes angélicos do mundo celestial conheçam a sabedoria de Deus em todas as suas diferentes formas".</w:t>
       </w:r>
     </w:p>
@@ -14899,6 +17059,21 @@
         <w:rPr>
           <w:lang w:val="pt_PT" w:bidi="pt_PT"/>
         </w:rPr>
+      </w:r>
+    </w:p>
+    <w:p>
+      <w:pPr/>
+      <w:r>
+        <w:rPr>
+          <w:lang w:val="pt_PT" w:bidi="pt_PT"/>
+        </w:rPr>
+      </w:r>
+      <w:r>
+        <w:rPr>
+          <w:b/>
+          <w:lang w:val="pt_PT" w:bidi="pt_PT"/>
+        </w:rPr>
+        <w:t>ἐν τοῖς ἐπουρανίοις</w:t>
       </w:r>
     </w:p>
     <w:p>
@@ -15007,6 +17182,21 @@
           <w:b/>
           <w:lang w:val="pt_PT" w:bidi="pt_PT"/>
         </w:rPr>
+        <w:t>ἡ πολυποίκιλος σοφία τοῦ Θεοῦ</w:t>
+      </w:r>
+    </w:p>
+    <w:p>
+      <w:pPr/>
+      <w:r>
+        <w:rPr>
+          <w:lang w:val="pt_PT" w:bidi="pt_PT"/>
+        </w:rPr>
+      </w:r>
+      <w:r>
+        <w:rPr>
+          <w:b/>
+          <w:lang w:val="pt_PT" w:bidi="pt_PT"/>
+        </w:rPr>
         <w:t>"a sabedoria de Deus em todas as suas diferentes formas".</w:t>
       </w:r>
     </w:p>
@@ -15103,6 +17293,21 @@
           <w:b/>
           <w:lang w:val="pt_PT" w:bidi="pt_PT"/>
         </w:rPr>
+        <w:t>κατὰ πρόθεσιν τῶν αἰώνων</w:t>
+      </w:r>
+    </w:p>
+    <w:p>
+      <w:pPr/>
+      <w:r>
+        <w:rPr>
+          <w:lang w:val="pt_PT" w:bidi="pt_PT"/>
+        </w:rPr>
+      </w:r>
+      <w:r>
+        <w:rPr>
+          <w:b/>
+          <w:lang w:val="pt_PT" w:bidi="pt_PT"/>
+        </w:rPr>
         <w:t>"de acordo com o seu propósito eterno".</w:t>
       </w:r>
     </w:p>
@@ -15401,6 +17606,21 @@
           <w:b/>
           <w:lang w:val="pt_PT" w:bidi="pt_PT"/>
         </w:rPr>
+        <w:t>προσαγωγὴν ἐν πεποιθήσει</w:t>
+      </w:r>
+    </w:p>
+    <w:p>
+      <w:pPr/>
+      <w:r>
+        <w:rPr>
+          <w:lang w:val="pt_PT" w:bidi="pt_PT"/>
+        </w:rPr>
+      </w:r>
+      <w:r>
+        <w:rPr>
+          <w:b/>
+          <w:lang w:val="pt_PT" w:bidi="pt_PT"/>
+        </w:rPr>
         <w:t>"</w:t>
       </w:r>
       <w:r>
@@ -15517,6 +17737,21 @@
           <w:b/>
           <w:lang w:val="pt_PT" w:bidi="pt_PT"/>
         </w:rPr>
+        <w:t>πεποιθήσει</w:t>
+      </w:r>
+    </w:p>
+    <w:p>
+      <w:pPr/>
+      <w:r>
+        <w:rPr>
+          <w:lang w:val="pt_PT" w:bidi="pt_PT"/>
+        </w:rPr>
+      </w:r>
+      <w:r>
+        <w:rPr>
+          <w:b/>
+          <w:lang w:val="pt_PT" w:bidi="pt_PT"/>
+        </w:rPr>
         <w:t>"com toda a confiança".</w:t>
       </w:r>
     </w:p>
@@ -15580,6 +17815,21 @@
           <w:b/>
           <w:lang w:val="pt_PT" w:bidi="pt_PT"/>
         </w:rPr>
+        <w:t>διὸ</w:t>
+      </w:r>
+    </w:p>
+    <w:p>
+      <w:pPr/>
+      <w:r>
+        <w:rPr>
+          <w:lang w:val="pt_PT" w:bidi="pt_PT"/>
+        </w:rPr>
+      </w:r>
+      <w:r>
+        <w:rPr>
+          <w:b/>
+          <w:lang w:val="pt_PT" w:bidi="pt_PT"/>
+        </w:rPr>
         <w:t>"Portanto, eu lhes peço que".</w:t>
       </w:r>
     </w:p>
@@ -15676,6 +17926,21 @@
           <w:b/>
           <w:lang w:val="pt_PT" w:bidi="pt_PT"/>
         </w:rPr>
+        <w:t>ὑπὲρ ὑμῶν, ἥτις ἐστὶν δόξα ὑμῶν</w:t>
+      </w:r>
+    </w:p>
+    <w:p>
+      <w:pPr/>
+      <w:r>
+        <w:rPr>
+          <w:lang w:val="pt_PT" w:bidi="pt_PT"/>
+        </w:rPr>
+      </w:r>
+      <w:r>
+        <w:rPr>
+          <w:b/>
+          <w:lang w:val="pt_PT" w:bidi="pt_PT"/>
+        </w:rPr>
         <w:t>"por vocês, pois eles lhes trazem benefício".</w:t>
       </w:r>
     </w:p>
@@ -15772,6 +18037,21 @@
           <w:b/>
           <w:lang w:val="pt_PT" w:bidi="pt_PT"/>
         </w:rPr>
+        <w:t>τούτου χάριν</w:t>
+      </w:r>
+    </w:p>
+    <w:p>
+      <w:pPr/>
+      <w:r>
+        <w:rPr>
+          <w:lang w:val="pt_PT" w:bidi="pt_PT"/>
+        </w:rPr>
+      </w:r>
+      <w:r>
+        <w:rPr>
+          <w:b/>
+          <w:lang w:val="pt_PT" w:bidi="pt_PT"/>
+        </w:rPr>
         <w:t>"Por esse motivo, eu me ajoelho diante do Pai".</w:t>
       </w:r>
     </w:p>
@@ -15868,6 +18148,21 @@
           <w:b/>
           <w:lang w:val="pt_PT" w:bidi="pt_PT"/>
         </w:rPr>
+        <w:t>τούτου χάριν</w:t>
+      </w:r>
+    </w:p>
+    <w:p>
+      <w:pPr/>
+      <w:r>
+        <w:rPr>
+          <w:lang w:val="pt_PT" w:bidi="pt_PT"/>
+        </w:rPr>
+      </w:r>
+      <w:r>
+        <w:rPr>
+          <w:b/>
+          <w:lang w:val="pt_PT" w:bidi="pt_PT"/>
+        </w:rPr>
         <w:t>"Por esse motivo".</w:t>
       </w:r>
     </w:p>
@@ -15951,6 +18246,21 @@
           <w:b/>
           <w:lang w:val="pt_PT" w:bidi="pt_PT"/>
         </w:rPr>
+        <w:t>κάμπτω τὰ γόνατά μου πρὸς τὸν Πατέρα</w:t>
+      </w:r>
+    </w:p>
+    <w:p>
+      <w:pPr/>
+      <w:r>
+        <w:rPr>
+          <w:lang w:val="pt_PT" w:bidi="pt_PT"/>
+        </w:rPr>
+      </w:r>
+      <w:r>
+        <w:rPr>
+          <w:b/>
+          <w:lang w:val="pt_PT" w:bidi="pt_PT"/>
+        </w:rPr>
         <w:t>"eu me ajoelho diante do Pai".</w:t>
       </w:r>
     </w:p>
@@ -16034,6 +18344,21 @@
           <w:b/>
           <w:lang w:val="pt_PT" w:bidi="pt_PT"/>
         </w:rPr>
+        <w:t>ἐξ οὗ πᾶσα πατριὰ ἐν οὐρανοῖς καὶ ἐπὶ γῆς ὀνομάζεται</w:t>
+      </w:r>
+    </w:p>
+    <w:p>
+      <w:pPr/>
+      <w:r>
+        <w:rPr>
+          <w:lang w:val="pt_PT" w:bidi="pt_PT"/>
+        </w:rPr>
+      </w:r>
+      <w:r>
+        <w:rPr>
+          <w:b/>
+          <w:lang w:val="pt_PT" w:bidi="pt_PT"/>
+        </w:rPr>
         <w:t>"de quem todas as famílias no céu e na terra recebem o seu verdadeiro nome".</w:t>
       </w:r>
     </w:p>
@@ -16117,6 +18442,21 @@
           <w:b/>
           <w:lang w:val="pt_PT" w:bidi="pt_PT"/>
         </w:rPr>
+        <w:t>ἵνα</w:t>
+      </w:r>
+    </w:p>
+    <w:p>
+      <w:pPr/>
+      <w:r>
+        <w:rPr>
+          <w:lang w:val="pt_PT" w:bidi="pt_PT"/>
+        </w:rPr>
+      </w:r>
+      <w:r>
+        <w:rPr>
+          <w:b/>
+          <w:lang w:val="pt_PT" w:bidi="pt_PT"/>
+        </w:rPr>
         <w:t>"Eu peço a Deus que, da riqueza da sua glória, ele, por meio do seu Espírito, dê a vocês poder para que sejam espiritualmente fortes".</w:t>
       </w:r>
     </w:p>
@@ -16213,6 +18553,21 @@
           <w:b/>
           <w:lang w:val="pt_PT" w:bidi="pt_PT"/>
         </w:rPr>
+        <w:t>δῷ ὑμῖν κατὰ τὸ πλοῦτος τῆς δόξης αὐτοῦ, δυνάμει κραταιωθῆναι</w:t>
+      </w:r>
+    </w:p>
+    <w:p>
+      <w:pPr/>
+      <w:r>
+        <w:rPr>
+          <w:lang w:val="pt_PT" w:bidi="pt_PT"/>
+        </w:rPr>
+      </w:r>
+      <w:r>
+        <w:rPr>
+          <w:b/>
+          <w:lang w:val="pt_PT" w:bidi="pt_PT"/>
+        </w:rPr>
         <w:t>"da riqueza da sua glória, ele, por meio do seu Espírito, dê a vocês poder para que sejam espiritualmente fortes".</w:t>
       </w:r>
     </w:p>
@@ -16262,6 +18617,21 @@
         <w:rPr>
           <w:lang w:val="pt_PT" w:bidi="pt_PT"/>
         </w:rPr>
+      </w:r>
+    </w:p>
+    <w:p>
+      <w:pPr/>
+      <w:r>
+        <w:rPr>
+          <w:lang w:val="pt_PT" w:bidi="pt_PT"/>
+        </w:rPr>
+      </w:r>
+      <w:r>
+        <w:rPr>
+          <w:b/>
+          <w:lang w:val="pt_PT" w:bidi="pt_PT"/>
+        </w:rPr>
+        <w:t>δῷ</w:t>
       </w:r>
     </w:p>
     <w:p>
@@ -16501,6 +18871,21 @@
           <w:b/>
           <w:lang w:val="pt_PT" w:bidi="pt_PT"/>
         </w:rPr>
+        <w:t>κατοικῆσαι τὸν Χριστὸν διὰ τῆς πίστεως ἐν ταῖς καρδίαις ὑμῶν</w:t>
+      </w:r>
+    </w:p>
+    <w:p>
+      <w:pPr/>
+      <w:r>
+        <w:rPr>
+          <w:lang w:val="pt_PT" w:bidi="pt_PT"/>
+        </w:rPr>
+      </w:r>
+      <w:r>
+        <w:rPr>
+          <w:b/>
+          <w:lang w:val="pt_PT" w:bidi="pt_PT"/>
+        </w:rPr>
         <w:t>"por meio da fé, Cristo viva no coração de vocês".</w:t>
       </w:r>
     </w:p>
@@ -16610,6 +18995,21 @@
           <w:b/>
           <w:lang w:val="pt_PT" w:bidi="pt_PT"/>
         </w:rPr>
+        <w:t>ἐν ἀγάπῃ, ἐρριζωμένοι καὶ τεθεμελιωμένοι</w:t>
+      </w:r>
+    </w:p>
+    <w:p>
+      <w:pPr/>
+      <w:r>
+        <w:rPr>
+          <w:lang w:val="pt_PT" w:bidi="pt_PT"/>
+        </w:rPr>
+      </w:r>
+      <w:r>
+        <w:rPr>
+          <w:b/>
+          <w:lang w:val="pt_PT" w:bidi="pt_PT"/>
+        </w:rPr>
         <w:t>"para que vocês tenham raízes e alicerces no amor".</w:t>
       </w:r>
     </w:p>
@@ -16679,6 +19079,21 @@
         <w:rPr>
           <w:lang w:val="pt_PT" w:bidi="pt_PT"/>
         </w:rPr>
+      </w:r>
+    </w:p>
+    <w:p>
+      <w:pPr/>
+      <w:r>
+        <w:rPr>
+          <w:lang w:val="pt_PT" w:bidi="pt_PT"/>
+        </w:rPr>
+      </w:r>
+      <w:r>
+        <w:rPr>
+          <w:b/>
+          <w:lang w:val="pt_PT" w:bidi="pt_PT"/>
+        </w:rPr>
+        <w:t>ἵνα</w:t>
       </w:r>
     </w:p>
     <w:p>
@@ -16888,6 +19303,21 @@
           <w:b/>
           <w:lang w:val="pt_PT" w:bidi="pt_PT"/>
         </w:rPr>
+        <w:t>πᾶσιν τοῖς ἁγίοις</w:t>
+      </w:r>
+    </w:p>
+    <w:p>
+      <w:pPr/>
+      <w:r>
+        <w:rPr>
+          <w:lang w:val="pt_PT" w:bidi="pt_PT"/>
+        </w:rPr>
+      </w:r>
+      <w:r>
+        <w:rPr>
+          <w:b/>
+          <w:lang w:val="pt_PT" w:bidi="pt_PT"/>
+        </w:rPr>
         <w:t>"todo o povo de Deus".</w:t>
       </w:r>
     </w:p>
@@ -16951,6 +19381,21 @@
           <w:b/>
           <w:lang w:val="pt_PT" w:bidi="pt_PT"/>
         </w:rPr>
+        <w:t>τὸ πλάτος, καὶ μῆκος, καὶ ὕψος, καὶ βάθος</w:t>
+      </w:r>
+    </w:p>
+    <w:p>
+      <w:pPr/>
+      <w:r>
+        <w:rPr>
+          <w:lang w:val="pt_PT" w:bidi="pt_PT"/>
+        </w:rPr>
+      </w:r>
+      <w:r>
+        <w:rPr>
+          <w:b/>
+          <w:lang w:val="pt_PT" w:bidi="pt_PT"/>
+        </w:rPr>
         <w:t>"a sua largura, comprimento, altura e profundidade".</w:t>
       </w:r>
     </w:p>
@@ -17034,6 +19479,21 @@
           <w:b/>
           <w:lang w:val="pt_PT" w:bidi="pt_PT"/>
         </w:rPr>
+        <w:t>τὸ πλάτος, καὶ μῆκος, καὶ ὕψος, καὶ βάθος</w:t>
+      </w:r>
+    </w:p>
+    <w:p>
+      <w:pPr/>
+      <w:r>
+        <w:rPr>
+          <w:lang w:val="pt_PT" w:bidi="pt_PT"/>
+        </w:rPr>
+      </w:r>
+      <w:r>
+        <w:rPr>
+          <w:b/>
+          <w:lang w:val="pt_PT" w:bidi="pt_PT"/>
+        </w:rPr>
         <w:t>"a sua largura, comprimento, altura profundidade".</w:t>
       </w:r>
     </w:p>
@@ -17103,6 +19563,21 @@
         <w:rPr>
           <w:lang w:val="pt_PT" w:bidi="pt_PT"/>
         </w:rPr>
+      </w:r>
+    </w:p>
+    <w:p>
+      <w:pPr/>
+      <w:r>
+        <w:rPr>
+          <w:lang w:val="pt_PT" w:bidi="pt_PT"/>
+        </w:rPr>
+      </w:r>
+      <w:r>
+        <w:rPr>
+          <w:b/>
+          <w:lang w:val="pt_PT" w:bidi="pt_PT"/>
+        </w:rPr>
+        <w:t>γνῶναί τε τὴν &amp; ἀγάπην τοῦ Χριστοῦ</w:t>
       </w:r>
     </w:p>
     <w:p>
@@ -17315,6 +19790,21 @@
           <w:b/>
           <w:lang w:val="pt_PT" w:bidi="pt_PT"/>
         </w:rPr>
+        <w:t>ἵνα πληρωθῆτε εἰς πᾶν τὸ πλήρωμα τοῦ Θεοῦ</w:t>
+      </w:r>
+    </w:p>
+    <w:p>
+      <w:pPr/>
+      <w:r>
+        <w:rPr>
+          <w:lang w:val="pt_PT" w:bidi="pt_PT"/>
+        </w:rPr>
+      </w:r>
+      <w:r>
+        <w:rPr>
+          <w:b/>
+          <w:lang w:val="pt_PT" w:bidi="pt_PT"/>
+        </w:rPr>
         <w:t>"para que assim Deus encha completamente o ser de vocês com a sua natureza".</w:t>
       </w:r>
     </w:p>
@@ -17411,6 +19901,21 @@
           <w:b/>
           <w:lang w:val="pt_PT" w:bidi="pt_PT"/>
         </w:rPr>
+        <w:t>ἵνα πληρωθῆτε</w:t>
+      </w:r>
+    </w:p>
+    <w:p>
+      <w:pPr/>
+      <w:r>
+        <w:rPr>
+          <w:lang w:val="pt_PT" w:bidi="pt_PT"/>
+        </w:rPr>
+      </w:r>
+      <w:r>
+        <w:rPr>
+          <w:b/>
+          <w:lang w:val="pt_PT" w:bidi="pt_PT"/>
+        </w:rPr>
         <w:t>"para que assim Deus encha completamente o ser de vocês com a sua natureza".</w:t>
       </w:r>
     </w:p>
@@ -17507,6 +20012,21 @@
           <w:b/>
           <w:lang w:val="pt_PT" w:bidi="pt_PT"/>
         </w:rPr>
+        <w:t>εἰς πᾶν τὸ πλήρωμα τοῦ Θεοῦ</w:t>
+      </w:r>
+    </w:p>
+    <w:p>
+      <w:pPr/>
+      <w:r>
+        <w:rPr>
+          <w:lang w:val="pt_PT" w:bidi="pt_PT"/>
+        </w:rPr>
+      </w:r>
+      <w:r>
+        <w:rPr>
+          <w:b/>
+          <w:lang w:val="pt_PT" w:bidi="pt_PT"/>
+        </w:rPr>
         <w:t>"com a sua grandeza".</w:t>
       </w:r>
     </w:p>
@@ -17603,6 +20123,21 @@
           <w:b/>
           <w:lang w:val="pt_PT" w:bidi="pt_PT"/>
         </w:rPr>
+        <w:t>ἵνα</w:t>
+      </w:r>
+    </w:p>
+    <w:p>
+      <w:pPr/>
+      <w:r>
+        <w:rPr>
+          <w:lang w:val="pt_PT" w:bidi="pt_PT"/>
+        </w:rPr>
+      </w:r>
+      <w:r>
+        <w:rPr>
+          <w:b/>
+          <w:lang w:val="pt_PT" w:bidi="pt_PT"/>
+        </w:rPr>
         <w:t>"para que assim Deus encha".</w:t>
       </w:r>
     </w:p>
@@ -17921,6 +20456,21 @@
           <w:b/>
           <w:lang w:val="pt_PT" w:bidi="pt_PT"/>
         </w:rPr>
+        <w:t>ὑπὲρ πάντα, ποιῆσαι ὑπέρἐκπερισσοῦ ὧν αἰτούμεθα ἢ νοοῦμεν</w:t>
+      </w:r>
+    </w:p>
+    <w:p>
+      <w:pPr/>
+      <w:r>
+        <w:rPr>
+          <w:lang w:val="pt_PT" w:bidi="pt_PT"/>
+        </w:rPr>
+      </w:r>
+      <w:r>
+        <w:rPr>
+          <w:b/>
+          <w:lang w:val="pt_PT" w:bidi="pt_PT"/>
+        </w:rPr>
         <w:t>"pode fazer muito mais do que nós pedimos ou até pensamos!".</w:t>
       </w:r>
     </w:p>
@@ -17984,6 +20534,21 @@
           <w:b/>
           <w:lang w:val="pt_PT" w:bidi="pt_PT"/>
         </w:rPr>
+        <w:t>αὐτῷ ἡ δόξα ἐν τῇ ἐκκλησίᾳ</w:t>
+      </w:r>
+    </w:p>
+    <w:p>
+      <w:pPr/>
+      <w:r>
+        <w:rPr>
+          <w:lang w:val="pt_PT" w:bidi="pt_PT"/>
+        </w:rPr>
+      </w:r>
+      <w:r>
+        <w:rPr>
+          <w:b/>
+          <w:lang w:val="pt_PT" w:bidi="pt_PT"/>
+        </w:rPr>
         <w:t>"Glória a Deus por meio da Igreja".</w:t>
       </w:r>
     </w:p>
@@ -18143,6 +20708,21 @@
           <w:b/>
           <w:lang w:val="pt_PT" w:bidi="pt_PT"/>
         </w:rPr>
+        <w:t>οὖν</w:t>
+      </w:r>
+    </w:p>
+    <w:p>
+      <w:pPr/>
+      <w:r>
+        <w:rPr>
+          <w:lang w:val="pt_PT" w:bidi="pt_PT"/>
+        </w:rPr>
+      </w:r>
+      <w:r>
+        <w:rPr>
+          <w:b/>
+          <w:lang w:val="pt_PT" w:bidi="pt_PT"/>
+        </w:rPr>
         <w:t>"Por isso eu".</w:t>
       </w:r>
     </w:p>
@@ -18239,6 +20819,21 @@
           <w:b/>
           <w:lang w:val="pt_PT" w:bidi="pt_PT"/>
         </w:rPr>
+        <w:t>ὁ δέσμιος ἐν Κυρίῳ</w:t>
+      </w:r>
+    </w:p>
+    <w:p>
+      <w:pPr/>
+      <w:r>
+        <w:rPr>
+          <w:lang w:val="pt_PT" w:bidi="pt_PT"/>
+        </w:rPr>
+      </w:r>
+      <w:r>
+        <w:rPr>
+          <w:b/>
+          <w:lang w:val="pt_PT" w:bidi="pt_PT"/>
+        </w:rPr>
         <w:t>"que estou preso porque sirvo o Senhor Jesus Cristo".</w:t>
       </w:r>
     </w:p>
@@ -18398,6 +20993,21 @@
           <w:b/>
           <w:lang w:val="pt_PT" w:bidi="pt_PT"/>
         </w:rPr>
+        <w:t>τῆς κλήσεως ἧς ἐκλήθητε</w:t>
+      </w:r>
+    </w:p>
+    <w:p>
+      <w:pPr/>
+      <w:r>
+        <w:rPr>
+          <w:lang w:val="pt_PT" w:bidi="pt_PT"/>
+        </w:rPr>
+      </w:r>
+      <w:r>
+        <w:rPr>
+          <w:b/>
+          <w:lang w:val="pt_PT" w:bidi="pt_PT"/>
+        </w:rPr>
         <w:t>"que vivam de uma maneira que esteja de acordo com o que Deus quis quando chamou vocês".</w:t>
       </w:r>
     </w:p>
@@ -18474,6 +21084,21 @@
           <w:b/>
           <w:lang w:val="pt_PT" w:bidi="pt_PT"/>
         </w:rPr>
+        <w:t>μετὰ πάσης ταπεινοφροσύνης καὶ πραΰτητος</w:t>
+      </w:r>
+    </w:p>
+    <w:p>
+      <w:pPr/>
+      <w:r>
+        <w:rPr>
+          <w:lang w:val="pt_PT" w:bidi="pt_PT"/>
+        </w:rPr>
+      </w:r>
+      <w:r>
+        <w:rPr>
+          <w:b/>
+          <w:lang w:val="pt_PT" w:bidi="pt_PT"/>
+        </w:rPr>
         <w:t>"Sejam sempre humildes, bem educados e pacientes".</w:t>
       </w:r>
     </w:p>
@@ -18596,6 +21221,21 @@
           <w:b/>
           <w:lang w:val="pt_PT" w:bidi="pt_PT"/>
         </w:rPr>
+        <w:t>τηρεῖν τὴν ἑνότητα τοῦ Πνεύματος ἐν τῷ συνδέσμῳ τῆς εἰρήνης</w:t>
+      </w:r>
+    </w:p>
+    <w:p>
+      <w:pPr/>
+      <w:r>
+        <w:rPr>
+          <w:lang w:val="pt_PT" w:bidi="pt_PT"/>
+        </w:rPr>
+      </w:r>
+      <w:r>
+        <w:rPr>
+          <w:b/>
+          <w:lang w:val="pt_PT" w:bidi="pt_PT"/>
+        </w:rPr>
         <w:t>"Façam tudo para conservar, por meio da paz que une vocês, a união que o Espírito dá".</w:t>
       </w:r>
     </w:p>
@@ -18718,6 +21358,21 @@
           <w:b/>
           <w:lang w:val="pt_PT" w:bidi="pt_PT"/>
         </w:rPr>
+        <w:t>τηρεῖν τὴν ἑνότητα τοῦ Πνεύματος ἐν τῷ συνδέσμῳ τῆς εἰρήνης</w:t>
+      </w:r>
+    </w:p>
+    <w:p>
+      <w:pPr/>
+      <w:r>
+        <w:rPr>
+          <w:lang w:val="pt_PT" w:bidi="pt_PT"/>
+        </w:rPr>
+      </w:r>
+      <w:r>
+        <w:rPr>
+          <w:b/>
+          <w:lang w:val="pt_PT" w:bidi="pt_PT"/>
+        </w:rPr>
         <w:t>"Façam tudo para conservar, por meio da paz que une vocês".</w:t>
       </w:r>
     </w:p>
@@ -18827,6 +21482,21 @@
           <w:b/>
           <w:lang w:val="pt_PT" w:bidi="pt_PT"/>
         </w:rPr>
+        <w:t>ἓν σῶμα</w:t>
+      </w:r>
+    </w:p>
+    <w:p>
+      <w:pPr/>
+      <w:r>
+        <w:rPr>
+          <w:lang w:val="pt_PT" w:bidi="pt_PT"/>
+        </w:rPr>
+      </w:r>
+      <w:r>
+        <w:rPr>
+          <w:b/>
+          <w:lang w:val="pt_PT" w:bidi="pt_PT"/>
+        </w:rPr>
         <w:t>"Há um só corpo".</w:t>
       </w:r>
     </w:p>
@@ -18903,6 +21573,21 @@
           <w:b/>
           <w:lang w:val="pt_PT" w:bidi="pt_PT"/>
         </w:rPr>
+        <w:t>ἓν Πνεῦμα</w:t>
+      </w:r>
+    </w:p>
+    <w:p>
+      <w:pPr/>
+      <w:r>
+        <w:rPr>
+          <w:lang w:val="pt_PT" w:bidi="pt_PT"/>
+        </w:rPr>
+      </w:r>
+      <w:r>
+        <w:rPr>
+          <w:b/>
+          <w:lang w:val="pt_PT" w:bidi="pt_PT"/>
+        </w:rPr>
         <w:t>"e um só Espírito".</w:t>
       </w:r>
     </w:p>
@@ -18966,6 +21651,21 @@
           <w:b/>
           <w:lang w:val="pt_PT" w:bidi="pt_PT"/>
         </w:rPr>
+        <w:t>ἐκλήθητε ἐν μιᾷ ἐλπίδι τῆς κλήσεως ὑμῶν</w:t>
+      </w:r>
+    </w:p>
+    <w:p>
+      <w:pPr/>
+      <w:r>
+        <w:rPr>
+          <w:lang w:val="pt_PT" w:bidi="pt_PT"/>
+        </w:rPr>
+      </w:r>
+      <w:r>
+        <w:rPr>
+          <w:b/>
+          <w:lang w:val="pt_PT" w:bidi="pt_PT"/>
+        </w:rPr>
         <w:t>"e uma só esperança, para a qual Deus chamou vocês".</w:t>
       </w:r>
     </w:p>
@@ -19251,6 +21951,21 @@
           <w:b/>
           <w:lang w:val="pt_PT" w:bidi="pt_PT"/>
         </w:rPr>
+        <w:t>ἑνὶ &amp; ἑκάστῳ ἡμῶν ἐδόθη ἡ χάρις</w:t>
+      </w:r>
+    </w:p>
+    <w:p>
+      <w:pPr/>
+      <w:r>
+        <w:rPr>
+          <w:lang w:val="pt_PT" w:bidi="pt_PT"/>
+        </w:rPr>
+      </w:r>
+      <w:r>
+        <w:rPr>
+          <w:b/>
+          <w:lang w:val="pt_PT" w:bidi="pt_PT"/>
+        </w:rPr>
         <w:t>"Porém cada um de nós recebeu um dom especial".</w:t>
       </w:r>
     </w:p>
@@ -19347,6 +22062,21 @@
           <w:b/>
           <w:lang w:val="pt_PT" w:bidi="pt_PT"/>
         </w:rPr>
+        <w:t>ἑνὶ &amp; ἑκάστῳ ἡμῶν ἐδόθη ἡ χάρις</w:t>
+      </w:r>
+    </w:p>
+    <w:p>
+      <w:pPr/>
+      <w:r>
+        <w:rPr>
+          <w:lang w:val="pt_PT" w:bidi="pt_PT"/>
+        </w:rPr>
+      </w:r>
+      <w:r>
+        <w:rPr>
+          <w:b/>
+          <w:lang w:val="pt_PT" w:bidi="pt_PT"/>
+        </w:rPr>
         <w:t>"Porém cada um de nós recebeu um dom especial".</w:t>
       </w:r>
     </w:p>
@@ -19443,6 +22173,21 @@
           <w:b/>
           <w:lang w:val="pt_PT" w:bidi="pt_PT"/>
         </w:rPr>
+        <w:t>διὸ</w:t>
+      </w:r>
+    </w:p>
+    <w:p>
+      <w:pPr/>
+      <w:r>
+        <w:rPr>
+          <w:lang w:val="pt_PT" w:bidi="pt_PT"/>
+        </w:rPr>
+      </w:r>
+      <w:r>
+        <w:rPr>
+          <w:b/>
+          <w:lang w:val="pt_PT" w:bidi="pt_PT"/>
+        </w:rPr>
         <w:t xml:space="preserve">"Como dizem as Escrituras Sagradas:". </w:t>
       </w:r>
     </w:p>
@@ -19539,6 +22284,21 @@
           <w:b/>
           <w:lang w:val="pt_PT" w:bidi="pt_PT"/>
         </w:rPr>
+        <w:t>ἀναβὰς εἰς ὕψος</w:t>
+      </w:r>
+    </w:p>
+    <w:p>
+      <w:pPr/>
+      <w:r>
+        <w:rPr>
+          <w:lang w:val="pt_PT" w:bidi="pt_PT"/>
+        </w:rPr>
+      </w:r>
+      <w:r>
+        <w:rPr>
+          <w:b/>
+          <w:lang w:val="pt_PT" w:bidi="pt_PT"/>
+        </w:rPr>
         <w:t>"Quando ele subiu aos lugares mais altos".</w:t>
       </w:r>
     </w:p>
@@ -19602,6 +22362,21 @@
           <w:b/>
           <w:lang w:val="pt_PT" w:bidi="pt_PT"/>
         </w:rPr>
+        <w:t>ἀνέβη</w:t>
+      </w:r>
+    </w:p>
+    <w:p>
+      <w:pPr/>
+      <w:r>
+        <w:rPr>
+          <w:lang w:val="pt_PT" w:bidi="pt_PT"/>
+        </w:rPr>
+      </w:r>
+      <w:r>
+        <w:rPr>
+          <w:b/>
+          <w:lang w:val="pt_PT" w:bidi="pt_PT"/>
+        </w:rPr>
         <w:t>"Quando ele subiu aos lugares mais altos".</w:t>
       </w:r>
     </w:p>
@@ -19665,6 +22440,21 @@
           <w:b/>
           <w:lang w:val="pt_PT" w:bidi="pt_PT"/>
         </w:rPr>
+        <w:t>καὶ κατέβη</w:t>
+      </w:r>
+    </w:p>
+    <w:p>
+      <w:pPr/>
+      <w:r>
+        <w:rPr>
+          <w:lang w:val="pt_PT" w:bidi="pt_PT"/>
+        </w:rPr>
+      </w:r>
+      <w:r>
+        <w:rPr>
+          <w:b/>
+          <w:lang w:val="pt_PT" w:bidi="pt_PT"/>
+        </w:rPr>
         <w:t>"Quer dizer que ele também desceu".</w:t>
       </w:r>
     </w:p>
@@ -19728,6 +22518,21 @@
           <w:b/>
           <w:lang w:val="pt_PT" w:bidi="pt_PT"/>
         </w:rPr>
+        <w:t>εἰς τὰ κατώτερα μέρη τῆς γῆς</w:t>
+      </w:r>
+    </w:p>
+    <w:p>
+      <w:pPr/>
+      <w:r>
+        <w:rPr>
+          <w:lang w:val="pt_PT" w:bidi="pt_PT"/>
+        </w:rPr>
+      </w:r>
+      <w:r>
+        <w:rPr>
+          <w:b/>
+          <w:lang w:val="pt_PT" w:bidi="pt_PT"/>
+        </w:rPr>
         <w:t>"até os lugares mais baixos da terra".</w:t>
       </w:r>
     </w:p>
@@ -19843,6 +22648,21 @@
           <w:b/>
           <w:lang w:val="pt_PT" w:bidi="pt_PT"/>
         </w:rPr>
+        <w:t>ἵνα πληρώσῃ τὰ πάντα</w:t>
+      </w:r>
+    </w:p>
+    <w:p>
+      <w:pPr/>
+      <w:r>
+        <w:rPr>
+          <w:lang w:val="pt_PT" w:bidi="pt_PT"/>
+        </w:rPr>
+      </w:r>
+      <w:r>
+        <w:rPr>
+          <w:b/>
+          <w:lang w:val="pt_PT" w:bidi="pt_PT"/>
+        </w:rPr>
         <w:t>"para encher todo o Universo com a sua presença".</w:t>
       </w:r>
     </w:p>
@@ -19906,6 +22726,21 @@
           <w:b/>
           <w:lang w:val="pt_PT" w:bidi="pt_PT"/>
         </w:rPr>
+        <w:t>πληρώσῃ</w:t>
+      </w:r>
+    </w:p>
+    <w:p>
+      <w:pPr/>
+      <w:r>
+        <w:rPr>
+          <w:lang w:val="pt_PT" w:bidi="pt_PT"/>
+        </w:rPr>
+      </w:r>
+      <w:r>
+        <w:rPr>
+          <w:b/>
+          <w:lang w:val="pt_PT" w:bidi="pt_PT"/>
+        </w:rPr>
         <w:t>"para encher todo o Universo".</w:t>
       </w:r>
     </w:p>
@@ -19969,6 +22804,21 @@
           <w:b/>
           <w:lang w:val="pt_PT" w:bidi="pt_PT"/>
         </w:rPr>
+        <w:t>ποιμένας</w:t>
+      </w:r>
+    </w:p>
+    <w:p>
+      <w:pPr/>
+      <w:r>
+        <w:rPr>
+          <w:lang w:val="pt_PT" w:bidi="pt_PT"/>
+        </w:rPr>
+      </w:r>
+      <w:r>
+        <w:rPr>
+          <w:b/>
+          <w:lang w:val="pt_PT" w:bidi="pt_PT"/>
+        </w:rPr>
         <w:t>"pastores e mestres".</w:t>
       </w:r>
     </w:p>
@@ -20065,6 +22915,21 @@
           <w:b/>
           <w:lang w:val="pt_PT" w:bidi="pt_PT"/>
         </w:rPr>
+        <w:t>πρὸς τὸν καταρτισμὸν τῶν ἁγίων</w:t>
+      </w:r>
+    </w:p>
+    <w:p>
+      <w:pPr/>
+      <w:r>
+        <w:rPr>
+          <w:lang w:val="pt_PT" w:bidi="pt_PT"/>
+        </w:rPr>
+      </w:r>
+      <w:r>
+        <w:rPr>
+          <w:b/>
+          <w:lang w:val="pt_PT" w:bidi="pt_PT"/>
+        </w:rPr>
         <w:t>"para preparar o povo de Deus para o serviço cristão".</w:t>
       </w:r>
     </w:p>
@@ -20128,6 +22993,21 @@
           <w:b/>
           <w:lang w:val="pt_PT" w:bidi="pt_PT"/>
         </w:rPr>
+        <w:t>εἰς ἔργον διακονίας</w:t>
+      </w:r>
+    </w:p>
+    <w:p>
+      <w:pPr/>
+      <w:r>
+        <w:rPr>
+          <w:lang w:val="pt_PT" w:bidi="pt_PT"/>
+        </w:rPr>
+      </w:r>
+      <w:r>
+        <w:rPr>
+          <w:b/>
+          <w:lang w:val="pt_PT" w:bidi="pt_PT"/>
+        </w:rPr>
         <w:t>"para o serviço cristão".</w:t>
       </w:r>
     </w:p>
@@ -20191,6 +23071,21 @@
           <w:b/>
           <w:lang w:val="pt_PT" w:bidi="pt_PT"/>
         </w:rPr>
+        <w:t>εἰς οἰκοδομὴν τοῦ σώματος τοῦ Χριστοῦ</w:t>
+      </w:r>
+    </w:p>
+    <w:p>
+      <w:pPr/>
+      <w:r>
+        <w:rPr>
+          <w:lang w:val="pt_PT" w:bidi="pt_PT"/>
+        </w:rPr>
+      </w:r>
+      <w:r>
+        <w:rPr>
+          <w:b/>
+          <w:lang w:val="pt_PT" w:bidi="pt_PT"/>
+        </w:rPr>
         <w:t>"a fim de construir o corpo de Cristo".</w:t>
       </w:r>
     </w:p>
@@ -20274,6 +23169,21 @@
           <w:b/>
           <w:lang w:val="pt_PT" w:bidi="pt_PT"/>
         </w:rPr>
+        <w:t>οἰκοδομὴν</w:t>
+      </w:r>
+    </w:p>
+    <w:p>
+      <w:pPr/>
+      <w:r>
+        <w:rPr>
+          <w:lang w:val="pt_PT" w:bidi="pt_PT"/>
+        </w:rPr>
+      </w:r>
+      <w:r>
+        <w:rPr>
+          <w:b/>
+          <w:lang w:val="pt_PT" w:bidi="pt_PT"/>
+        </w:rPr>
         <w:t>"construir o corpo de Cristo".</w:t>
       </w:r>
     </w:p>
@@ -20502,6 +23412,21 @@
           <w:b/>
           <w:lang w:val="pt_PT" w:bidi="pt_PT"/>
         </w:rPr>
+        <w:t>καταντήσωμεν οἱ πάντες εἰς τὴν ἑνότητα τῆς πίστεως</w:t>
+      </w:r>
+    </w:p>
+    <w:p>
+      <w:pPr/>
+      <w:r>
+        <w:rPr>
+          <w:lang w:val="pt_PT" w:bidi="pt_PT"/>
+        </w:rPr>
+      </w:r>
+      <w:r>
+        <w:rPr>
+          <w:b/>
+          <w:lang w:val="pt_PT" w:bidi="pt_PT"/>
+        </w:rPr>
         <w:t>"todos nós chegaremos a ser um na nossa fé".</w:t>
       </w:r>
     </w:p>
@@ -20598,6 +23523,21 @@
           <w:b/>
           <w:lang w:val="pt_PT" w:bidi="pt_PT"/>
         </w:rPr>
+        <w:t>καταντήσωμεν οἱ πάντες εἰς τὴν ἑνότητα τῆς πίστεως</w:t>
+      </w:r>
+    </w:p>
+    <w:p>
+      <w:pPr/>
+      <w:r>
+        <w:rPr>
+          <w:lang w:val="pt_PT" w:bidi="pt_PT"/>
+        </w:rPr>
+      </w:r>
+      <w:r>
+        <w:rPr>
+          <w:b/>
+          <w:lang w:val="pt_PT" w:bidi="pt_PT"/>
+        </w:rPr>
         <w:t>"todos nós chegaremos a ser um na nossa fé".</w:t>
       </w:r>
     </w:p>
@@ -20694,6 +23634,21 @@
           <w:b/>
           <w:lang w:val="pt_PT" w:bidi="pt_PT"/>
         </w:rPr>
+        <w:t>τῆς ἐπιγνώσεως τοῦ Υἱοῦ τοῦ Θεοῦ</w:t>
+      </w:r>
+    </w:p>
+    <w:p>
+      <w:pPr/>
+      <w:r>
+        <w:rPr>
+          <w:lang w:val="pt_PT" w:bidi="pt_PT"/>
+        </w:rPr>
+      </w:r>
+      <w:r>
+        <w:rPr>
+          <w:b/>
+          <w:lang w:val="pt_PT" w:bidi="pt_PT"/>
+        </w:rPr>
         <w:t>"e no conhecimento do Filho de Deus".</w:t>
       </w:r>
     </w:p>
@@ -20790,6 +23745,21 @@
           <w:b/>
           <w:lang w:val="pt_PT" w:bidi="pt_PT"/>
         </w:rPr>
+        <w:t>τοῦ Υἱοῦ τοῦ Θεοῦ</w:t>
+      </w:r>
+    </w:p>
+    <w:p>
+      <w:pPr/>
+      <w:r>
+        <w:rPr>
+          <w:lang w:val="pt_PT" w:bidi="pt_PT"/>
+        </w:rPr>
+      </w:r>
+      <w:r>
+        <w:rPr>
+          <w:b/>
+          <w:lang w:val="pt_PT" w:bidi="pt_PT"/>
+        </w:rPr>
         <w:t>"do Filho de Deus".</w:t>
       </w:r>
     </w:p>
@@ -20880,6 +23850,21 @@
           <w:b/>
           <w:lang w:val="pt_PT" w:bidi="pt_PT"/>
         </w:rPr>
+        <w:t>εἰς ἄνδρα τέλειον</w:t>
+      </w:r>
+    </w:p>
+    <w:p>
+      <w:pPr/>
+      <w:r>
+        <w:rPr>
+          <w:lang w:val="pt_PT" w:bidi="pt_PT"/>
+        </w:rPr>
+      </w:r>
+      <w:r>
+        <w:rPr>
+          <w:b/>
+          <w:lang w:val="pt_PT" w:bidi="pt_PT"/>
+        </w:rPr>
         <w:t>"seremos pessoas maduras".</w:t>
       </w:r>
     </w:p>
@@ -20943,6 +23928,21 @@
           <w:b/>
           <w:lang w:val="pt_PT" w:bidi="pt_PT"/>
         </w:rPr>
+        <w:t>τέλειον</w:t>
+      </w:r>
+    </w:p>
+    <w:p>
+      <w:pPr/>
+      <w:r>
+        <w:rPr>
+          <w:lang w:val="pt_PT" w:bidi="pt_PT"/>
+        </w:rPr>
+      </w:r>
+      <w:r>
+        <w:rPr>
+          <w:b/>
+          <w:lang w:val="pt_PT" w:bidi="pt_PT"/>
+        </w:rPr>
         <w:t>"seremos pessoas maduras".</w:t>
       </w:r>
     </w:p>
@@ -21006,6 +24006,21 @@
           <w:b/>
           <w:lang w:val="pt_PT" w:bidi="pt_PT"/>
         </w:rPr>
+        <w:t>ἵνα</w:t>
+      </w:r>
+    </w:p>
+    <w:p>
+      <w:pPr/>
+      <w:r>
+        <w:rPr>
+          <w:lang w:val="pt_PT" w:bidi="pt_PT"/>
+        </w:rPr>
+      </w:r>
+      <w:r>
+        <w:rPr>
+          <w:b/>
+          <w:lang w:val="pt_PT" w:bidi="pt_PT"/>
+        </w:rPr>
         <w:t>"Então não seremos mais como crianças".</w:t>
       </w:r>
     </w:p>
@@ -21102,6 +24117,21 @@
           <w:b/>
           <w:lang w:val="pt_PT" w:bidi="pt_PT"/>
         </w:rPr>
+        <w:t>μηκέτι ὦμεν νήπιοι</w:t>
+      </w:r>
+    </w:p>
+    <w:p>
+      <w:pPr/>
+      <w:r>
+        <w:rPr>
+          <w:lang w:val="pt_PT" w:bidi="pt_PT"/>
+        </w:rPr>
+      </w:r>
+      <w:r>
+        <w:rPr>
+          <w:b/>
+          <w:lang w:val="pt_PT" w:bidi="pt_PT"/>
+        </w:rPr>
         <w:t>"não serremos mais como crianças".</w:t>
       </w:r>
     </w:p>
@@ -21198,6 +24228,21 @@
           <w:b/>
           <w:lang w:val="pt_PT" w:bidi="pt_PT"/>
         </w:rPr>
+        <w:t>κλυδωνιζόμενοι καὶ περιφερόμενοι παντὶ ἀνέμῳ τῆς διδασκαλίας</w:t>
+      </w:r>
+    </w:p>
+    <w:p>
+      <w:pPr/>
+      <w:r>
+        <w:rPr>
+          <w:lang w:val="pt_PT" w:bidi="pt_PT"/>
+        </w:rPr>
+      </w:r>
+      <w:r>
+        <w:rPr>
+          <w:b/>
+          <w:lang w:val="pt_PT" w:bidi="pt_PT"/>
+        </w:rPr>
         <w:t>"arrastados pelas ondas e empurrados por qualquer vento de ensinamentos de pessoas falsas".</w:t>
       </w:r>
     </w:p>
@@ -21307,6 +24352,21 @@
           <w:b/>
           <w:lang w:val="pt_PT" w:bidi="pt_PT"/>
         </w:rPr>
+        <w:t>ἐν τῇ κυβίᾳ τῶν ἀνθρώπων, ἐν πανουργίᾳ πρὸς τὴν μεθοδίαν τῆς πλάνης</w:t>
+      </w:r>
+    </w:p>
+    <w:p>
+      <w:pPr/>
+      <w:r>
+        <w:rPr>
+          <w:lang w:val="pt_PT" w:bidi="pt_PT"/>
+        </w:rPr>
+      </w:r>
+      <w:r>
+        <w:rPr>
+          <w:b/>
+          <w:lang w:val="pt_PT" w:bidi="pt_PT"/>
+        </w:rPr>
         <w:t>"Essas pessoas inventam mentiras e, por meio delas, levam outros para caminhos errados".</w:t>
       </w:r>
     </w:p>
@@ -21416,6 +24476,21 @@
           <w:b/>
           <w:lang w:val="pt_PT" w:bidi="pt_PT"/>
         </w:rPr>
+        <w:t>δὲ</w:t>
+      </w:r>
+    </w:p>
+    <w:p>
+      <w:pPr/>
+      <w:r>
+        <w:rPr>
+          <w:lang w:val="pt_PT" w:bidi="pt_PT"/>
+        </w:rPr>
+      </w:r>
+      <w:r>
+        <w:rPr>
+          <w:b/>
+          <w:lang w:val="pt_PT" w:bidi="pt_PT"/>
+        </w:rPr>
         <w:t>"Pelo contrário, falando a verdade com espírito de amor".</w:t>
       </w:r>
     </w:p>
@@ -21512,6 +24587,21 @@
           <w:b/>
           <w:lang w:val="pt_PT" w:bidi="pt_PT"/>
         </w:rPr>
+        <w:t>ἀληθεύοντες</w:t>
+      </w:r>
+    </w:p>
+    <w:p>
+      <w:pPr/>
+      <w:r>
+        <w:rPr>
+          <w:lang w:val="pt_PT" w:bidi="pt_PT"/>
+        </w:rPr>
+      </w:r>
+      <w:r>
+        <w:rPr>
+          <w:b/>
+          <w:lang w:val="pt_PT" w:bidi="pt_PT"/>
+        </w:rPr>
         <w:t>"falando a verdade".</w:t>
       </w:r>
     </w:p>
@@ -21608,6 +24698,21 @@
           <w:b/>
           <w:lang w:val="pt_PT" w:bidi="pt_PT"/>
         </w:rPr>
+        <w:t>ἐν ἀγάπῃ</w:t>
+      </w:r>
+    </w:p>
+    <w:p>
+      <w:pPr/>
+      <w:r>
+        <w:rPr>
+          <w:lang w:val="pt_PT" w:bidi="pt_PT"/>
+        </w:rPr>
+      </w:r>
+      <w:r>
+        <w:rPr>
+          <w:b/>
+          <w:lang w:val="pt_PT" w:bidi="pt_PT"/>
+        </w:rPr>
         <w:t>"com espírito de amor".</w:t>
       </w:r>
     </w:p>
@@ -21704,6 +24809,21 @@
           <w:b/>
           <w:lang w:val="pt_PT" w:bidi="pt_PT"/>
         </w:rPr>
+        <w:t>εἰς αὐτὸν &amp; ὅς ἐστιν ἡ κεφαλή</w:t>
+      </w:r>
+    </w:p>
+    <w:p>
+      <w:pPr/>
+      <w:r>
+        <w:rPr>
+          <w:lang w:val="pt_PT" w:bidi="pt_PT"/>
+        </w:rPr>
+      </w:r>
+      <w:r>
+        <w:rPr>
+          <w:b/>
+          <w:lang w:val="pt_PT" w:bidi="pt_PT"/>
+        </w:rPr>
         <w:t>"de Cristo, que é a cabeça".</w:t>
       </w:r>
     </w:p>
@@ -21800,6 +24920,21 @@
           <w:b/>
           <w:lang w:val="pt_PT" w:bidi="pt_PT"/>
         </w:rPr>
+        <w:t>ἐξ οὗ πᾶν τὸ σῶμα &amp; τὴν αὔξησιν τοῦ σώματος ποιεῖται</w:t>
+      </w:r>
+    </w:p>
+    <w:p>
+      <w:pPr/>
+      <w:r>
+        <w:rPr>
+          <w:lang w:val="pt_PT" w:bidi="pt_PT"/>
+        </w:rPr>
+      </w:r>
+      <w:r>
+        <w:rPr>
+          <w:b/>
+          <w:lang w:val="pt_PT" w:bidi="pt_PT"/>
+        </w:rPr>
         <w:t>"É ele quem faz com que o corpo todo fique bem ajustado e todas as partes fiquem ligadas".</w:t>
       </w:r>
     </w:p>
@@ -21896,6 +25031,21 @@
           <w:b/>
           <w:lang w:val="pt_PT" w:bidi="pt_PT"/>
         </w:rPr>
+        <w:t>εἰς οἰκοδομὴν ἑαυτοῦ ἐν ἀγάπῃ</w:t>
+      </w:r>
+    </w:p>
+    <w:p>
+      <w:pPr/>
+      <w:r>
+        <w:rPr>
+          <w:lang w:val="pt_PT" w:bidi="pt_PT"/>
+        </w:rPr>
+      </w:r>
+      <w:r>
+        <w:rPr>
+          <w:b/>
+          <w:lang w:val="pt_PT" w:bidi="pt_PT"/>
+        </w:rPr>
         <w:t>"e se desenvolve por meio do amor".</w:t>
       </w:r>
     </w:p>
@@ -21992,6 +25142,21 @@
           <w:b/>
           <w:lang w:val="pt_PT" w:bidi="pt_PT"/>
         </w:rPr>
+        <w:t>ἐν ἀγάπῃ</w:t>
+      </w:r>
+    </w:p>
+    <w:p>
+      <w:pPr/>
+      <w:r>
+        <w:rPr>
+          <w:lang w:val="pt_PT" w:bidi="pt_PT"/>
+        </w:rPr>
+      </w:r>
+      <w:r>
+        <w:rPr>
+          <w:b/>
+          <w:lang w:val="pt_PT" w:bidi="pt_PT"/>
+        </w:rPr>
         <w:t>"por meio do amor".</w:t>
       </w:r>
     </w:p>
@@ -22088,6 +25253,21 @@
           <w:b/>
           <w:lang w:val="pt_PT" w:bidi="pt_PT"/>
         </w:rPr>
+        <w:t>διὰ πάσης ἁφῆς τῆς ἐπιχορηγίας</w:t>
+      </w:r>
+    </w:p>
+    <w:p>
+      <w:pPr/>
+      <w:r>
+        <w:rPr>
+          <w:lang w:val="pt_PT" w:bidi="pt_PT"/>
+        </w:rPr>
+      </w:r>
+      <w:r>
+        <w:rPr>
+          <w:b/>
+          <w:lang w:val="pt_PT" w:bidi="pt_PT"/>
+        </w:rPr>
         <w:t>"fiquem ligadas entre si por meio da união de todas elas".</w:t>
       </w:r>
     </w:p>
@@ -22343,6 +25523,21 @@
           <w:b/>
           <w:lang w:val="pt_PT" w:bidi="pt_PT"/>
         </w:rPr>
+        <w:t>τοῦτο οὖν λέγω καὶ μαρτύρομαι</w:t>
+      </w:r>
+    </w:p>
+    <w:p>
+      <w:pPr/>
+      <w:r>
+        <w:rPr>
+          <w:lang w:val="pt_PT" w:bidi="pt_PT"/>
+        </w:rPr>
+      </w:r>
+      <w:r>
+        <w:rPr>
+          <w:b/>
+          <w:lang w:val="pt_PT" w:bidi="pt_PT"/>
+        </w:rPr>
         <w:t>"Portanto, em nome do Senhor eu digo e insisto no seguinte:".</w:t>
       </w:r>
     </w:p>
@@ -22406,6 +25601,21 @@
           <w:b/>
           <w:lang w:val="pt_PT" w:bidi="pt_PT"/>
         </w:rPr>
+        <w:t>ἐν Κυρίῳ</w:t>
+      </w:r>
+    </w:p>
+    <w:p>
+      <w:pPr/>
+      <w:r>
+        <w:rPr>
+          <w:lang w:val="pt_PT" w:bidi="pt_PT"/>
+        </w:rPr>
+      </w:r>
+      <w:r>
+        <w:rPr>
+          <w:b/>
+          <w:lang w:val="pt_PT" w:bidi="pt_PT"/>
+        </w:rPr>
         <w:t>"em nome do Senhor".</w:t>
       </w:r>
     </w:p>
@@ -22469,6 +25679,21 @@
           <w:b/>
           <w:lang w:val="pt_PT" w:bidi="pt_PT"/>
         </w:rPr>
+        <w:t>μηκέτι ὑμᾶς περιπατεῖν, καθὼς καὶ τὰ ἔθνη περιπατεῖ ἐν ματαιότητι τοῦ νοὸς αὐτῶν</w:t>
+      </w:r>
+    </w:p>
+    <w:p>
+      <w:pPr/>
+      <w:r>
+        <w:rPr>
+          <w:lang w:val="pt_PT" w:bidi="pt_PT"/>
+        </w:rPr>
+      </w:r>
+      <w:r>
+        <w:rPr>
+          <w:b/>
+          <w:lang w:val="pt_PT" w:bidi="pt_PT"/>
+        </w:rPr>
         <w:t>"não vivam mais como os pagãos, pois os pensamentos deles não têm valor".</w:t>
       </w:r>
     </w:p>
@@ -22552,6 +25777,21 @@
           <w:b/>
           <w:lang w:val="pt_PT" w:bidi="pt_PT"/>
         </w:rPr>
+        <w:t>ἐσκοτωμένοι τῇ διανοίᾳ</w:t>
+      </w:r>
+    </w:p>
+    <w:p>
+      <w:pPr/>
+      <w:r>
+        <w:rPr>
+          <w:lang w:val="pt_PT" w:bidi="pt_PT"/>
+        </w:rPr>
+      </w:r>
+      <w:r>
+        <w:rPr>
+          <w:b/>
+          <w:lang w:val="pt_PT" w:bidi="pt_PT"/>
+        </w:rPr>
         <w:t>"e a mente deles está na escuridão".</w:t>
       </w:r>
     </w:p>
@@ -22635,6 +25875,21 @@
           <w:b/>
           <w:lang w:val="pt_PT" w:bidi="pt_PT"/>
         </w:rPr>
+        <w:t>ἐσκοτωμένοι τῇ διανοίᾳ</w:t>
+      </w:r>
+    </w:p>
+    <w:p>
+      <w:pPr/>
+      <w:r>
+        <w:rPr>
+          <w:lang w:val="pt_PT" w:bidi="pt_PT"/>
+        </w:rPr>
+      </w:r>
+      <w:r>
+        <w:rPr>
+          <w:b/>
+          <w:lang w:val="pt_PT" w:bidi="pt_PT"/>
+        </w:rPr>
         <w:t>"e a mente deles está na escuridão".</w:t>
       </w:r>
     </w:p>
@@ -22731,6 +25986,21 @@
           <w:b/>
           <w:lang w:val="pt_PT" w:bidi="pt_PT"/>
         </w:rPr>
+        <w:t>ἀπηλλοτριωμένοι τῆς ζωῆς τοῦ Θεοῦ, διὰ τὴν ἄγνοιαν τὴν οὖσαν ἐν αὐτοῖς</w:t>
+      </w:r>
+    </w:p>
+    <w:p>
+      <w:pPr/>
+      <w:r>
+        <w:rPr>
+          <w:lang w:val="pt_PT" w:bidi="pt_PT"/>
+        </w:rPr>
+      </w:r>
+      <w:r>
+        <w:rPr>
+          <w:b/>
+          <w:lang w:val="pt_PT" w:bidi="pt_PT"/>
+        </w:rPr>
         <w:t>"Eles não têm parte na vida que Deus dá porque são completamente ignorantes e teimosos".</w:t>
       </w:r>
     </w:p>
@@ -22827,6 +26097,21 @@
           <w:b/>
           <w:lang w:val="pt_PT" w:bidi="pt_PT"/>
         </w:rPr>
+        <w:t>ἀπηλλοτριωμένοι</w:t>
+      </w:r>
+    </w:p>
+    <w:p>
+      <w:pPr/>
+      <w:r>
+        <w:rPr>
+          <w:lang w:val="pt_PT" w:bidi="pt_PT"/>
+        </w:rPr>
+      </w:r>
+      <w:r>
+        <w:rPr>
+          <w:b/>
+          <w:lang w:val="pt_PT" w:bidi="pt_PT"/>
+        </w:rPr>
         <w:t>"Eles não têm parte na vida que Deus dá".</w:t>
       </w:r>
     </w:p>
@@ -22890,6 +26175,21 @@
           <w:b/>
           <w:lang w:val="pt_PT" w:bidi="pt_PT"/>
         </w:rPr>
+        <w:t>ἄγνοιαν</w:t>
+      </w:r>
+    </w:p>
+    <w:p>
+      <w:pPr/>
+      <w:r>
+        <w:rPr>
+          <w:lang w:val="pt_PT" w:bidi="pt_PT"/>
+        </w:rPr>
+      </w:r>
+      <w:r>
+        <w:rPr>
+          <w:b/>
+          <w:lang w:val="pt_PT" w:bidi="pt_PT"/>
+        </w:rPr>
         <w:t>"porque são completamente ignorantes".</w:t>
       </w:r>
     </w:p>
@@ -22953,6 +26253,21 @@
           <w:b/>
           <w:lang w:val="pt_PT" w:bidi="pt_PT"/>
         </w:rPr>
+        <w:t>διὰ τὴν πώρωσιν τῆς καρδίας αὐτῶν</w:t>
+      </w:r>
+    </w:p>
+    <w:p>
+      <w:pPr/>
+      <w:r>
+        <w:rPr>
+          <w:lang w:val="pt_PT" w:bidi="pt_PT"/>
+        </w:rPr>
+      </w:r>
+      <w:r>
+        <w:rPr>
+          <w:b/>
+          <w:lang w:val="pt_PT" w:bidi="pt_PT"/>
+        </w:rPr>
         <w:t>"e teimosos".</w:t>
       </w:r>
     </w:p>
@@ -23049,6 +26364,21 @@
           <w:b/>
           <w:lang w:val="pt_PT" w:bidi="pt_PT"/>
         </w:rPr>
+        <w:t>διὰ</w:t>
+      </w:r>
+    </w:p>
+    <w:p>
+      <w:pPr/>
+      <w:r>
+        <w:rPr>
+          <w:lang w:val="pt_PT" w:bidi="pt_PT"/>
+        </w:rPr>
+      </w:r>
+      <w:r>
+        <w:rPr>
+          <w:b/>
+          <w:lang w:val="pt_PT" w:bidi="pt_PT"/>
+        </w:rPr>
         <w:t>"porque são completamente".</w:t>
       </w:r>
     </w:p>
@@ -23145,6 +26475,21 @@
           <w:b/>
           <w:lang w:val="pt_PT" w:bidi="pt_PT"/>
         </w:rPr>
+        <w:t>διὰ</w:t>
+      </w:r>
+    </w:p>
+    <w:p>
+      <w:pPr/>
+      <w:r>
+        <w:rPr>
+          <w:lang w:val="pt_PT" w:bidi="pt_PT"/>
+        </w:rPr>
+      </w:r>
+      <w:r>
+        <w:rPr>
+          <w:b/>
+          <w:lang w:val="pt_PT" w:bidi="pt_PT"/>
+        </w:rPr>
         <w:t>"porque são completamente".</w:t>
       </w:r>
     </w:p>
@@ -23227,6 +26572,21 @@
         <w:rPr>
           <w:lang w:val="pt_PT" w:bidi="pt_PT"/>
         </w:rPr>
+      </w:r>
+    </w:p>
+    <w:p>
+      <w:pPr/>
+      <w:r>
+        <w:rPr>
+          <w:lang w:val="pt_PT" w:bidi="pt_PT"/>
+        </w:rPr>
+      </w:r>
+      <w:r>
+        <w:rPr>
+          <w:b/>
+          <w:lang w:val="pt_PT" w:bidi="pt_PT"/>
+        </w:rPr>
+        <w:t>ἑαυτοὺς παρέδωκαν τῇ ἀσελγείᾳ</w:t>
       </w:r>
     </w:p>
     <w:p>
@@ -23418,6 +26778,21 @@
           <w:b/>
           <w:lang w:val="pt_PT" w:bidi="pt_PT"/>
         </w:rPr>
+        <w:t>δὲ</w:t>
+      </w:r>
+    </w:p>
+    <w:p>
+      <w:pPr/>
+      <w:r>
+        <w:rPr>
+          <w:lang w:val="pt_PT" w:bidi="pt_PT"/>
+        </w:rPr>
+      </w:r>
+      <w:r>
+        <w:rPr>
+          <w:b/>
+          <w:lang w:val="pt_PT" w:bidi="pt_PT"/>
+        </w:rPr>
         <w:t>"Mas não foi essa".</w:t>
       </w:r>
     </w:p>
@@ -23514,6 +26889,21 @@
           <w:b/>
           <w:lang w:val="pt_PT" w:bidi="pt_PT"/>
         </w:rPr>
+        <w:t>εἴ γε αὐτὸν ἠκούσατε καὶ ἐν αὐτῷ ἐδιδάχθητε</w:t>
+      </w:r>
+    </w:p>
+    <w:p>
+      <w:pPr/>
+      <w:r>
+        <w:rPr>
+          <w:lang w:val="pt_PT" w:bidi="pt_PT"/>
+        </w:rPr>
+      </w:r>
+      <w:r>
+        <w:rPr>
+          <w:b/>
+          <w:lang w:val="pt_PT" w:bidi="pt_PT"/>
+        </w:rPr>
         <w:t>"Com certeza vocês ouviram falar dele e, como seus seguidores, aprenderam a verdade que está em Jesus".</w:t>
       </w:r>
     </w:p>
@@ -23623,6 +27013,21 @@
           <w:b/>
           <w:lang w:val="pt_PT" w:bidi="pt_PT"/>
         </w:rPr>
+        <w:t>ἐν αὐτῷ ἐδιδάχθητε</w:t>
+      </w:r>
+    </w:p>
+    <w:p>
+      <w:pPr/>
+      <w:r>
+        <w:rPr>
+          <w:lang w:val="pt_PT" w:bidi="pt_PT"/>
+        </w:rPr>
+      </w:r>
+      <w:r>
+        <w:rPr>
+          <w:b/>
+          <w:lang w:val="pt_PT" w:bidi="pt_PT"/>
+        </w:rPr>
         <w:t>"aprenderam a verdade que está em Jesus".</w:t>
       </w:r>
     </w:p>
@@ -23719,6 +27124,21 @@
           <w:b/>
           <w:lang w:val="pt_PT" w:bidi="pt_PT"/>
         </w:rPr>
+        <w:t>καθώς ἐστιν ἀλήθεια ἐν τῷ Ἰησοῦ</w:t>
+      </w:r>
+    </w:p>
+    <w:p>
+      <w:pPr/>
+      <w:r>
+        <w:rPr>
+          <w:lang w:val="pt_PT" w:bidi="pt_PT"/>
+        </w:rPr>
+      </w:r>
+      <w:r>
+        <w:rPr>
+          <w:b/>
+          <w:lang w:val="pt_PT" w:bidi="pt_PT"/>
+        </w:rPr>
         <w:t>"aprenderam a verdade que está em Jesus".</w:t>
       </w:r>
     </w:p>
@@ -23782,6 +27202,21 @@
           <w:b/>
           <w:lang w:val="pt_PT" w:bidi="pt_PT"/>
         </w:rPr>
+        <w:t>ἀποθέσθαι ὑμᾶς κατὰ τὴν προτέραν ἀναστροφὴν</w:t>
+      </w:r>
+    </w:p>
+    <w:p>
+      <w:pPr/>
+      <w:r>
+        <w:rPr>
+          <w:lang w:val="pt_PT" w:bidi="pt_PT"/>
+        </w:rPr>
+      </w:r>
+      <w:r>
+        <w:rPr>
+          <w:b/>
+          <w:lang w:val="pt_PT" w:bidi="pt_PT"/>
+        </w:rPr>
         <w:t>"abandonem a velha natureza de vocês".</w:t>
       </w:r>
     </w:p>
@@ -23878,6 +27313,21 @@
           <w:b/>
           <w:lang w:val="pt_PT" w:bidi="pt_PT"/>
         </w:rPr>
+        <w:t>ἀποθέσθαι ὑμᾶς κατὰ τὴν προτέραν ἀναστροφὴν τὸν παλαιὸν ἄνθρωπον</w:t>
+      </w:r>
+    </w:p>
+    <w:p>
+      <w:pPr/>
+      <w:r>
+        <w:rPr>
+          <w:lang w:val="pt_PT" w:bidi="pt_PT"/>
+        </w:rPr>
+      </w:r>
+      <w:r>
+        <w:rPr>
+          <w:b/>
+          <w:lang w:val="pt_PT" w:bidi="pt_PT"/>
+        </w:rPr>
         <w:t>"abandonem a velha natureza de vocês".</w:t>
       </w:r>
     </w:p>
@@ -23961,6 +27411,21 @@
           <w:b/>
           <w:lang w:val="pt_PT" w:bidi="pt_PT"/>
         </w:rPr>
+        <w:t>τὸν παλαιὸν ἄνθρωπον</w:t>
+      </w:r>
+    </w:p>
+    <w:p>
+      <w:pPr/>
+      <w:r>
+        <w:rPr>
+          <w:lang w:val="pt_PT" w:bidi="pt_PT"/>
+        </w:rPr>
+      </w:r>
+      <w:r>
+        <w:rPr>
+          <w:b/>
+          <w:lang w:val="pt_PT" w:bidi="pt_PT"/>
+        </w:rPr>
         <w:t>"a velha natureza".</w:t>
       </w:r>
     </w:p>
@@ -24153,6 +27618,21 @@
           <w:b/>
           <w:lang w:val="pt_PT" w:bidi="pt_PT"/>
         </w:rPr>
+        <w:t>ἀνανεοῦσθαι &amp; τῷ πνεύματι τοῦ νοὸς ὑμῶν</w:t>
+      </w:r>
+    </w:p>
+    <w:p>
+      <w:pPr/>
+      <w:r>
+        <w:rPr>
+          <w:lang w:val="pt_PT" w:bidi="pt_PT"/>
+        </w:rPr>
+      </w:r>
+      <w:r>
+        <w:rPr>
+          <w:b/>
+          <w:lang w:val="pt_PT" w:bidi="pt_PT"/>
+        </w:rPr>
         <w:t>"É preciso que o coração e a mente de vocês sejam completamente renovados".</w:t>
       </w:r>
     </w:p>
@@ -24236,6 +27716,21 @@
           <w:b/>
           <w:lang w:val="pt_PT" w:bidi="pt_PT"/>
         </w:rPr>
+        <w:t>ἐν δικαιοσύνῃ καὶ ὁσιότητι τῆς ἀληθείας</w:t>
+      </w:r>
+    </w:p>
+    <w:p>
+      <w:pPr/>
+      <w:r>
+        <w:rPr>
+          <w:lang w:val="pt_PT" w:bidi="pt_PT"/>
+        </w:rPr>
+      </w:r>
+      <w:r>
+        <w:rPr>
+          <w:b/>
+          <w:lang w:val="pt_PT" w:bidi="pt_PT"/>
+        </w:rPr>
         <w:t>"a qual é correta e dedicada a ele".</w:t>
       </w:r>
     </w:p>
@@ -24332,6 +27827,21 @@
           <w:b/>
           <w:lang w:val="pt_PT" w:bidi="pt_PT"/>
         </w:rPr>
+        <w:t>ἐνδύσασθαι τὸν καινὸν ἄνθρωπον</w:t>
+      </w:r>
+    </w:p>
+    <w:p>
+      <w:pPr/>
+      <w:r>
+        <w:rPr>
+          <w:lang w:val="pt_PT" w:bidi="pt_PT"/>
+        </w:rPr>
+      </w:r>
+      <w:r>
+        <w:rPr>
+          <w:b/>
+          <w:lang w:val="pt_PT" w:bidi="pt_PT"/>
+        </w:rPr>
         <w:t>"Vistam-se com a nova natureza".</w:t>
       </w:r>
     </w:p>
@@ -24441,6 +27951,21 @@
           <w:b/>
           <w:lang w:val="pt_PT" w:bidi="pt_PT"/>
         </w:rPr>
+        <w:t>διὸ</w:t>
+      </w:r>
+    </w:p>
+    <w:p>
+      <w:pPr/>
+      <w:r>
+        <w:rPr>
+          <w:lang w:val="pt_PT" w:bidi="pt_PT"/>
+        </w:rPr>
+      </w:r>
+      <w:r>
+        <w:rPr>
+          <w:b/>
+          <w:lang w:val="pt_PT" w:bidi="pt_PT"/>
+        </w:rPr>
         <w:t>"Por isso não mintam mais".</w:t>
       </w:r>
     </w:p>
@@ -24537,6 +28062,21 @@
           <w:b/>
           <w:lang w:val="pt_PT" w:bidi="pt_PT"/>
         </w:rPr>
+        <w:t>ἀποθέμενοι τὸ ψεῦδος</w:t>
+      </w:r>
+    </w:p>
+    <w:p>
+      <w:pPr/>
+      <w:r>
+        <w:rPr>
+          <w:lang w:val="pt_PT" w:bidi="pt_PT"/>
+        </w:rPr>
+      </w:r>
+      <w:r>
+        <w:rPr>
+          <w:b/>
+          <w:lang w:val="pt_PT" w:bidi="pt_PT"/>
+        </w:rPr>
         <w:t>"não mintam mais".</w:t>
       </w:r>
     </w:p>
@@ -24633,6 +28173,21 @@
           <w:b/>
           <w:lang w:val="pt_PT" w:bidi="pt_PT"/>
         </w:rPr>
+        <w:t>λαλεῖτε ἀλήθειαν ἕκαστος</w:t>
+      </w:r>
+    </w:p>
+    <w:p>
+      <w:pPr/>
+      <w:r>
+        <w:rPr>
+          <w:lang w:val="pt_PT" w:bidi="pt_PT"/>
+        </w:rPr>
+      </w:r>
+      <w:r>
+        <w:rPr>
+          <w:b/>
+          <w:lang w:val="pt_PT" w:bidi="pt_PT"/>
+        </w:rPr>
         <w:t>"Que cada um diga a verdade".</w:t>
       </w:r>
     </w:p>
@@ -24729,6 +28284,21 @@
           <w:b/>
           <w:lang w:val="pt_PT" w:bidi="pt_PT"/>
         </w:rPr>
+        <w:t>ὅτι</w:t>
+      </w:r>
+    </w:p>
+    <w:p>
+      <w:pPr/>
+      <w:r>
+        <w:rPr>
+          <w:lang w:val="pt_PT" w:bidi="pt_PT"/>
+        </w:rPr>
+      </w:r>
+      <w:r>
+        <w:rPr>
+          <w:b/>
+          <w:lang w:val="pt_PT" w:bidi="pt_PT"/>
+        </w:rPr>
         <w:t>"pois todos nós".</w:t>
       </w:r>
     </w:p>
@@ -24825,6 +28395,21 @@
           <w:b/>
           <w:lang w:val="pt_PT" w:bidi="pt_PT"/>
         </w:rPr>
+        <w:t>ἐσμὲν ἀλλήλων μέλη</w:t>
+      </w:r>
+    </w:p>
+    <w:p>
+      <w:pPr/>
+      <w:r>
+        <w:rPr>
+          <w:lang w:val="pt_PT" w:bidi="pt_PT"/>
+        </w:rPr>
+      </w:r>
+      <w:r>
+        <w:rPr>
+          <w:b/>
+          <w:lang w:val="pt_PT" w:bidi="pt_PT"/>
+        </w:rPr>
         <w:t>"somos membros do corpo de Cristo!".</w:t>
       </w:r>
     </w:p>
@@ -24908,6 +28493,21 @@
           <w:b/>
           <w:lang w:val="pt_PT" w:bidi="pt_PT"/>
         </w:rPr>
+        <w:t>ὀργίζεσθε, καὶ μὴ ἁμαρτάνετε</w:t>
+      </w:r>
+    </w:p>
+    <w:p>
+      <w:pPr/>
+      <w:r>
+        <w:rPr>
+          <w:lang w:val="pt_PT" w:bidi="pt_PT"/>
+        </w:rPr>
+      </w:r>
+      <w:r>
+        <w:rPr>
+          <w:b/>
+          <w:lang w:val="pt_PT" w:bidi="pt_PT"/>
+        </w:rPr>
         <w:t>"Se vocês ficarem com raiva, não deixem que isso faça com que pequem".</w:t>
       </w:r>
     </w:p>
@@ -24971,6 +28571,21 @@
           <w:b/>
           <w:lang w:val="pt_PT" w:bidi="pt_PT"/>
         </w:rPr>
+        <w:t>ὁ ἥλιος μὴ ἐπιδυέτω ἐπὶ παροργισμῷ ὑμῶν</w:t>
+      </w:r>
+    </w:p>
+    <w:p>
+      <w:pPr/>
+      <w:r>
+        <w:rPr>
+          <w:lang w:val="pt_PT" w:bidi="pt_PT"/>
+        </w:rPr>
+      </w:r>
+      <w:r>
+        <w:rPr>
+          <w:b/>
+          <w:lang w:val="pt_PT" w:bidi="pt_PT"/>
+        </w:rPr>
         <w:t>"e não fiquem o dia inteiro com raiva".</w:t>
       </w:r>
     </w:p>
@@ -25067,6 +28682,21 @@
           <w:b/>
           <w:lang w:val="pt_PT" w:bidi="pt_PT"/>
         </w:rPr>
+        <w:t>μηδὲ δίδοτε τόπον τῷ διαβόλῳ</w:t>
+      </w:r>
+    </w:p>
+    <w:p>
+      <w:pPr/>
+      <w:r>
+        <w:rPr>
+          <w:lang w:val="pt_PT" w:bidi="pt_PT"/>
+        </w:rPr>
+      </w:r>
+      <w:r>
+        <w:rPr>
+          <w:b/>
+          <w:lang w:val="pt_PT" w:bidi="pt_PT"/>
+        </w:rPr>
         <w:t>"Não deem ao Diabo oportunidade para tentar vocês".</w:t>
       </w:r>
     </w:p>
@@ -25130,6 +28760,21 @@
           <w:b/>
           <w:lang w:val="pt_PT" w:bidi="pt_PT"/>
         </w:rPr>
+        <w:t>μᾶλλον δὲ</w:t>
+      </w:r>
+    </w:p>
+    <w:p>
+      <w:pPr/>
+      <w:r>
+        <w:rPr>
+          <w:lang w:val="pt_PT" w:bidi="pt_PT"/>
+        </w:rPr>
+      </w:r>
+      <w:r>
+        <w:rPr>
+          <w:b/>
+          <w:lang w:val="pt_PT" w:bidi="pt_PT"/>
+        </w:rPr>
         <w:t>"porém comece a trabalhar a fim de viver honestamente e poder ajudar os pobres".</w:t>
       </w:r>
     </w:p>
@@ -25226,6 +28871,21 @@
           <w:b/>
           <w:lang w:val="pt_PT" w:bidi="pt_PT"/>
         </w:rPr>
+        <w:t>ἵνα</w:t>
+      </w:r>
+    </w:p>
+    <w:p>
+      <w:pPr/>
+      <w:r>
+        <w:rPr>
+          <w:lang w:val="pt_PT" w:bidi="pt_PT"/>
+        </w:rPr>
+      </w:r>
+      <w:r>
+        <w:rPr>
+          <w:b/>
+          <w:lang w:val="pt_PT" w:bidi="pt_PT"/>
+        </w:rPr>
         <w:t>"a fim de viver honestamente e poder ajudar os pobres".</w:t>
       </w:r>
     </w:p>
@@ -25385,6 +29045,21 @@
           <w:b/>
           <w:lang w:val="pt_PT" w:bidi="pt_PT"/>
         </w:rPr>
+        <w:t>ἀλλ’</w:t>
+      </w:r>
+    </w:p>
+    <w:p>
+      <w:pPr/>
+      <w:r>
+        <w:rPr>
+          <w:lang w:val="pt_PT" w:bidi="pt_PT"/>
+        </w:rPr>
+      </w:r>
+      <w:r>
+        <w:rPr>
+          <w:b/>
+          <w:lang w:val="pt_PT" w:bidi="pt_PT"/>
+        </w:rPr>
         <w:t>"mas usem apenas palavras boas".</w:t>
       </w:r>
     </w:p>
@@ -25481,6 +29156,21 @@
           <w:b/>
           <w:lang w:val="pt_PT" w:bidi="pt_PT"/>
         </w:rPr>
+        <w:t>πρὸς οἰκοδομὴν</w:t>
+      </w:r>
+    </w:p>
+    <w:p>
+      <w:pPr/>
+      <w:r>
+        <w:rPr>
+          <w:lang w:val="pt_PT" w:bidi="pt_PT"/>
+        </w:rPr>
+      </w:r>
+      <w:r>
+        <w:rPr>
+          <w:b/>
+          <w:lang w:val="pt_PT" w:bidi="pt_PT"/>
+        </w:rPr>
         <w:t>"que ajudam os outros a crescer na fé".</w:t>
       </w:r>
     </w:p>
@@ -25544,6 +29234,21 @@
           <w:b/>
           <w:lang w:val="pt_PT" w:bidi="pt_PT"/>
         </w:rPr>
+        <w:t>ἵνα</w:t>
+      </w:r>
+    </w:p>
+    <w:p>
+      <w:pPr/>
+      <w:r>
+        <w:rPr>
+          <w:lang w:val="pt_PT" w:bidi="pt_PT"/>
+        </w:rPr>
+      </w:r>
+      <w:r>
+        <w:rPr>
+          <w:b/>
+          <w:lang w:val="pt_PT" w:bidi="pt_PT"/>
+        </w:rPr>
         <w:t>"para que as coisas que vocês dizem".</w:t>
       </w:r>
     </w:p>
@@ -25640,6 +29345,21 @@
           <w:b/>
           <w:lang w:val="pt_PT" w:bidi="pt_PT"/>
         </w:rPr>
+        <w:t>τῆς χρείας, ἵνα δῷ χάριν τοῖς ἀκούουσιν</w:t>
+      </w:r>
+    </w:p>
+    <w:p>
+      <w:pPr/>
+      <w:r>
+        <w:rPr>
+          <w:lang w:val="pt_PT" w:bidi="pt_PT"/>
+        </w:rPr>
+      </w:r>
+      <w:r>
+        <w:rPr>
+          <w:b/>
+          <w:lang w:val="pt_PT" w:bidi="pt_PT"/>
+        </w:rPr>
         <w:t>"para que as coisas que vocês dizem façam bem aos que ouvem".</w:t>
       </w:r>
     </w:p>
@@ -25703,6 +29423,21 @@
           <w:b/>
           <w:lang w:val="pt_PT" w:bidi="pt_PT"/>
         </w:rPr>
+        <w:t>ἵνα δῷ χάριν τοῖς ἀκούουσιν</w:t>
+      </w:r>
+    </w:p>
+    <w:p>
+      <w:pPr/>
+      <w:r>
+        <w:rPr>
+          <w:lang w:val="pt_PT" w:bidi="pt_PT"/>
+        </w:rPr>
+      </w:r>
+      <w:r>
+        <w:rPr>
+          <w:b/>
+          <w:lang w:val="pt_PT" w:bidi="pt_PT"/>
+        </w:rPr>
         <w:t>"para que as coisas que vocês dizem façam bem aos que ouvem".</w:t>
       </w:r>
     </w:p>
@@ -25799,6 +29534,21 @@
           <w:b/>
           <w:lang w:val="pt_PT" w:bidi="pt_PT"/>
         </w:rPr>
+        <w:t>μὴ λυπεῖτε</w:t>
+      </w:r>
+    </w:p>
+    <w:p>
+      <w:pPr/>
+      <w:r>
+        <w:rPr>
+          <w:lang w:val="pt_PT" w:bidi="pt_PT"/>
+        </w:rPr>
+      </w:r>
+      <w:r>
+        <w:rPr>
+          <w:b/>
+          <w:lang w:val="pt_PT" w:bidi="pt_PT"/>
+        </w:rPr>
         <w:t>"E não façam com que o Espírito Santo de Deus fique triste".</w:t>
       </w:r>
     </w:p>
@@ -25862,6 +29612,21 @@
           <w:b/>
           <w:lang w:val="pt_PT" w:bidi="pt_PT"/>
         </w:rPr>
+        <w:t>ἐν ᾧ ἐσφραγίσθητε εἰς ἡμέραν ἀπολυτρώσεως</w:t>
+      </w:r>
+    </w:p>
+    <w:p>
+      <w:pPr/>
+      <w:r>
+        <w:rPr>
+          <w:lang w:val="pt_PT" w:bidi="pt_PT"/>
+        </w:rPr>
+      </w:r>
+      <w:r>
+        <w:rPr>
+          <w:b/>
+          <w:lang w:val="pt_PT" w:bidi="pt_PT"/>
+        </w:rPr>
         <w:t>"Pois o Espírito é a marca de propriedade de Deus colocada em vocês, a qual é a garantia de que chegará o dia em que Deus os libertará".</w:t>
       </w:r>
     </w:p>
@@ -25945,6 +29710,21 @@
           <w:b/>
           <w:lang w:val="pt_PT" w:bidi="pt_PT"/>
         </w:rPr>
+        <w:t>ἐν ᾧ ἐσφραγίσθητε εἰς ἡμέραν ἀπολυτρώσεως</w:t>
+      </w:r>
+    </w:p>
+    <w:p>
+      <w:pPr/>
+      <w:r>
+        <w:rPr>
+          <w:lang w:val="pt_PT" w:bidi="pt_PT"/>
+        </w:rPr>
+      </w:r>
+      <w:r>
+        <w:rPr>
+          <w:b/>
+          <w:lang w:val="pt_PT" w:bidi="pt_PT"/>
+        </w:rPr>
         <w:t>"a qual é a garantia de que chegará o dia em que Deus os libertará".</w:t>
       </w:r>
     </w:p>
@@ -26174,6 +29954,21 @@
           <w:b/>
           <w:lang w:val="pt_PT" w:bidi="pt_PT"/>
         </w:rPr>
+        <w:t>πικρία, καὶ θυμὸς, καὶ ὀργὴ</w:t>
+      </w:r>
+    </w:p>
+    <w:p>
+      <w:pPr/>
+      <w:r>
+        <w:rPr>
+          <w:lang w:val="pt_PT" w:bidi="pt_PT"/>
+        </w:rPr>
+      </w:r>
+      <w:r>
+        <w:rPr>
+          <w:b/>
+          <w:lang w:val="pt_PT" w:bidi="pt_PT"/>
+        </w:rPr>
         <w:t>"toda amargura, todo ódio e toda raiva".</w:t>
       </w:r>
     </w:p>
@@ -26296,6 +30091,21 @@
           <w:b/>
           <w:lang w:val="pt_PT" w:bidi="pt_PT"/>
         </w:rPr>
+        <w:t>κακίᾳ</w:t>
+      </w:r>
+    </w:p>
+    <w:p>
+      <w:pPr/>
+      <w:r>
+        <w:rPr>
+          <w:lang w:val="pt_PT" w:bidi="pt_PT"/>
+        </w:rPr>
+      </w:r>
+      <w:r>
+        <w:rPr>
+          <w:b/>
+          <w:lang w:val="pt_PT" w:bidi="pt_PT"/>
+        </w:rPr>
         <w:t>"e maldades".</w:t>
       </w:r>
     </w:p>
@@ -26392,6 +30202,21 @@
           <w:b/>
           <w:lang w:val="pt_PT" w:bidi="pt_PT"/>
         </w:rPr>
+        <w:t>δὲ</w:t>
+      </w:r>
+    </w:p>
+    <w:p>
+      <w:pPr/>
+      <w:r>
+        <w:rPr>
+          <w:lang w:val="pt_PT" w:bidi="pt_PT"/>
+        </w:rPr>
+      </w:r>
+      <w:r>
+        <w:rPr>
+          <w:b/>
+          <w:lang w:val="pt_PT" w:bidi="pt_PT"/>
+        </w:rPr>
         <w:t>"Pelo contrário".</w:t>
       </w:r>
     </w:p>
@@ -26474,6 +30299,21 @@
         <w:rPr>
           <w:lang w:val="pt_PT" w:bidi="pt_PT"/>
         </w:rPr>
+      </w:r>
+    </w:p>
+    <w:p>
+      <w:pPr/>
+      <w:r>
+        <w:rPr>
+          <w:lang w:val="pt_PT" w:bidi="pt_PT"/>
+        </w:rPr>
+      </w:r>
+      <w:r>
+        <w:rPr>
+          <w:b/>
+          <w:lang w:val="pt_PT" w:bidi="pt_PT"/>
+        </w:rPr>
+        <w:t>εὔσπλαγχνοι</w:t>
       </w:r>
     </w:p>
     <w:p>
@@ -26804,6 +30644,21 @@
           <w:b/>
           <w:lang w:val="pt_PT" w:bidi="pt_PT"/>
         </w:rPr>
+        <w:t>ὡς τέκνα ἀγαπητά</w:t>
+      </w:r>
+    </w:p>
+    <w:p>
+      <w:pPr/>
+      <w:r>
+        <w:rPr>
+          <w:lang w:val="pt_PT" w:bidi="pt_PT"/>
+        </w:rPr>
+      </w:r>
+      <w:r>
+        <w:rPr>
+          <w:b/>
+          <w:lang w:val="pt_PT" w:bidi="pt_PT"/>
+        </w:rPr>
         <w:t>"são filhos queridos".</w:t>
       </w:r>
     </w:p>
@@ -26900,6 +30755,21 @@
           <w:b/>
           <w:lang w:val="pt_PT" w:bidi="pt_PT"/>
         </w:rPr>
+        <w:t>περιπατεῖτε ἐν ἀγάπῃ</w:t>
+      </w:r>
+    </w:p>
+    <w:p>
+      <w:pPr/>
+      <w:r>
+        <w:rPr>
+          <w:lang w:val="pt_PT" w:bidi="pt_PT"/>
+        </w:rPr>
+      </w:r>
+      <w:r>
+        <w:rPr>
+          <w:b/>
+          <w:lang w:val="pt_PT" w:bidi="pt_PT"/>
+        </w:rPr>
         <w:t>"Que a vida de vocês seja dominada pelo amor".</w:t>
       </w:r>
     </w:p>
@@ -26996,6 +30866,21 @@
           <w:b/>
           <w:lang w:val="pt_PT" w:bidi="pt_PT"/>
         </w:rPr>
+        <w:t>προσφορὰν καὶ θυσίαν τῷ Θεῷ εἰς ὀσμὴν εὐωδίας</w:t>
+      </w:r>
+    </w:p>
+    <w:p>
+      <w:pPr/>
+      <w:r>
+        <w:rPr>
+          <w:lang w:val="pt_PT" w:bidi="pt_PT"/>
+        </w:rPr>
+      </w:r>
+      <w:r>
+        <w:rPr>
+          <w:b/>
+          <w:lang w:val="pt_PT" w:bidi="pt_PT"/>
+        </w:rPr>
         <w:t>"como uma oferta de perfume agradável e como um sacrifício que agrada a Deus".</w:t>
       </w:r>
     </w:p>
@@ -27092,6 +30977,21 @@
           <w:b/>
           <w:lang w:val="pt_PT" w:bidi="pt_PT"/>
         </w:rPr>
+        <w:t>πορνεία δὲ, καὶ ἀκαθαρσία πᾶσα, ἢ πλεονεξία, μηδὲ ὀνομαζέσθω ἐν ὑμῖν</w:t>
+      </w:r>
+    </w:p>
+    <w:p>
+      <w:pPr/>
+      <w:r>
+        <w:rPr>
+          <w:lang w:val="pt_PT" w:bidi="pt_PT"/>
+        </w:rPr>
+      </w:r>
+      <w:r>
+        <w:rPr>
+          <w:b/>
+          <w:lang w:val="pt_PT" w:bidi="pt_PT"/>
+        </w:rPr>
         <w:t>"portanto, qualquer tipo de imoralidade sexual, indecência ou cobiça, não pode ser nem mesmo assunto de conversa entre vocês".</w:t>
       </w:r>
     </w:p>
@@ -27188,6 +31088,21 @@
           <w:b/>
           <w:lang w:val="pt_PT" w:bidi="pt_PT"/>
         </w:rPr>
+        <w:t>δὲ</w:t>
+      </w:r>
+    </w:p>
+    <w:p>
+      <w:pPr/>
+      <w:r>
+        <w:rPr>
+          <w:lang w:val="pt_PT" w:bidi="pt_PT"/>
+        </w:rPr>
+      </w:r>
+      <w:r>
+        <w:rPr>
+          <w:b/>
+          <w:lang w:val="pt_PT" w:bidi="pt_PT"/>
+        </w:rPr>
         <w:t>"portanto, qualquer tipo de".</w:t>
       </w:r>
     </w:p>
@@ -27284,6 +31199,21 @@
           <w:b/>
           <w:lang w:val="pt_PT" w:bidi="pt_PT"/>
         </w:rPr>
+        <w:t>ἀκαθαρσία πᾶσα</w:t>
+      </w:r>
+    </w:p>
+    <w:p>
+      <w:pPr/>
+      <w:r>
+        <w:rPr>
+          <w:lang w:val="pt_PT" w:bidi="pt_PT"/>
+        </w:rPr>
+      </w:r>
+      <w:r>
+        <w:rPr>
+          <w:b/>
+          <w:lang w:val="pt_PT" w:bidi="pt_PT"/>
+        </w:rPr>
         <w:t>"indecência".</w:t>
       </w:r>
     </w:p>
@@ -27423,6 +31353,21 @@
           <w:b/>
           <w:lang w:val="pt_PT" w:bidi="pt_PT"/>
         </w:rPr>
+        <w:t>ἀλλὰ μᾶλλον</w:t>
+      </w:r>
+    </w:p>
+    <w:p>
+      <w:pPr/>
+      <w:r>
+        <w:rPr>
+          <w:lang w:val="pt_PT" w:bidi="pt_PT"/>
+        </w:rPr>
+      </w:r>
+      <w:r>
+        <w:rPr>
+          <w:b/>
+          <w:lang w:val="pt_PT" w:bidi="pt_PT"/>
+        </w:rPr>
         <w:t>"Pelo contrário, digam palavras de gratidão a Deus".</w:t>
       </w:r>
     </w:p>
@@ -27519,6 +31464,21 @@
           <w:b/>
           <w:lang w:val="pt_PT" w:bidi="pt_PT"/>
         </w:rPr>
+        <w:t>ἀκάθαρτος</w:t>
+      </w:r>
+    </w:p>
+    <w:p>
+      <w:pPr/>
+      <w:r>
+        <w:rPr>
+          <w:lang w:val="pt_PT" w:bidi="pt_PT"/>
+        </w:rPr>
+      </w:r>
+      <w:r>
+        <w:rPr>
+          <w:b/>
+          <w:lang w:val="pt_PT" w:bidi="pt_PT"/>
+        </w:rPr>
         <w:t>"qualquer pessoa que seja imoral".</w:t>
       </w:r>
     </w:p>
@@ -27615,6 +31575,21 @@
           <w:b/>
           <w:lang w:val="pt_PT" w:bidi="pt_PT"/>
         </w:rPr>
+        <w:t>οὐκ ἔχει κληρονομίαν</w:t>
+      </w:r>
+    </w:p>
+    <w:p>
+      <w:pPr/>
+      <w:r>
+        <w:rPr>
+          <w:lang w:val="pt_PT" w:bidi="pt_PT"/>
+        </w:rPr>
+      </w:r>
+      <w:r>
+        <w:rPr>
+          <w:b/>
+          <w:lang w:val="pt_PT" w:bidi="pt_PT"/>
+        </w:rPr>
         <w:t>"jamais receberá uma parte no Reino de Cristo e de Deus".</w:t>
       </w:r>
     </w:p>
@@ -27711,6 +31686,21 @@
           <w:b/>
           <w:lang w:val="pt_PT" w:bidi="pt_PT"/>
         </w:rPr>
+        <w:t>κενοῖς λόγοις</w:t>
+      </w:r>
+    </w:p>
+    <w:p>
+      <w:pPr/>
+      <w:r>
+        <w:rPr>
+          <w:lang w:val="pt_PT" w:bidi="pt_PT"/>
+        </w:rPr>
+      </w:r>
+      <w:r>
+        <w:rPr>
+          <w:b/>
+          <w:lang w:val="pt_PT" w:bidi="pt_PT"/>
+        </w:rPr>
         <w:t>"com conversas tolas".</w:t>
       </w:r>
     </w:p>
@@ -27774,6 +31764,21 @@
           <w:b/>
           <w:lang w:val="pt_PT" w:bidi="pt_PT"/>
         </w:rPr>
+        <w:t>γὰρ</w:t>
+      </w:r>
+    </w:p>
+    <w:p>
+      <w:pPr/>
+      <w:r>
+        <w:rPr>
+          <w:lang w:val="pt_PT" w:bidi="pt_PT"/>
+        </w:rPr>
+      </w:r>
+      <w:r>
+        <w:rPr>
+          <w:b/>
+          <w:lang w:val="pt_PT" w:bidi="pt_PT"/>
+        </w:rPr>
         <w:t>"pois é por causa dessas coisas".</w:t>
       </w:r>
     </w:p>
@@ -27870,6 +31875,21 @@
           <w:b/>
           <w:lang w:val="pt_PT" w:bidi="pt_PT"/>
         </w:rPr>
+        <w:t>ἔρχεται ἡ ὀργὴ τοῦ Θεοῦ ἐπὶ</w:t>
+      </w:r>
+    </w:p>
+    <w:p>
+      <w:pPr/>
+      <w:r>
+        <w:rPr>
+          <w:lang w:val="pt_PT" w:bidi="pt_PT"/>
+        </w:rPr>
+      </w:r>
+      <w:r>
+        <w:rPr>
+          <w:b/>
+          <w:lang w:val="pt_PT" w:bidi="pt_PT"/>
+        </w:rPr>
         <w:t>"o castigo de Deus cairá sobre os que obedecem a ele".</w:t>
       </w:r>
     </w:p>
@@ -27966,6 +31986,21 @@
           <w:b/>
           <w:lang w:val="pt_PT" w:bidi="pt_PT"/>
         </w:rPr>
+        <w:t>τοὺς υἱοὺς τῆς ἀπειθείας</w:t>
+      </w:r>
+    </w:p>
+    <w:p>
+      <w:pPr/>
+      <w:r>
+        <w:rPr>
+          <w:lang w:val="pt_PT" w:bidi="pt_PT"/>
+        </w:rPr>
+      </w:r>
+      <w:r>
+        <w:rPr>
+          <w:b/>
+          <w:lang w:val="pt_PT" w:bidi="pt_PT"/>
+        </w:rPr>
         <w:t>"os que não obedecem a ele".</w:t>
       </w:r>
     </w:p>
@@ -28062,6 +32097,21 @@
           <w:b/>
           <w:lang w:val="pt_PT" w:bidi="pt_PT"/>
         </w:rPr>
+        <w:t>οὖν</w:t>
+      </w:r>
+    </w:p>
+    <w:p>
+      <w:pPr/>
+      <w:r>
+        <w:rPr>
+          <w:lang w:val="pt_PT" w:bidi="pt_PT"/>
+        </w:rPr>
+      </w:r>
+      <w:r>
+        <w:rPr>
+          <w:b/>
+          <w:lang w:val="pt_PT" w:bidi="pt_PT"/>
+        </w:rPr>
         <w:t>"Portanto, não tenham nada a ver com esse tipo de gente".</w:t>
       </w:r>
     </w:p>
@@ -28158,6 +32208,21 @@
           <w:b/>
           <w:lang w:val="pt_PT" w:bidi="pt_PT"/>
         </w:rPr>
+        <w:t>ἦτε γάρ ποτε σκότος</w:t>
+      </w:r>
+    </w:p>
+    <w:p>
+      <w:pPr/>
+      <w:r>
+        <w:rPr>
+          <w:lang w:val="pt_PT" w:bidi="pt_PT"/>
+        </w:rPr>
+      </w:r>
+      <w:r>
+        <w:rPr>
+          <w:b/>
+          <w:lang w:val="pt_PT" w:bidi="pt_PT"/>
+        </w:rPr>
         <w:t>"Antigamente vocês mesmos viviam na escuridão".</w:t>
       </w:r>
     </w:p>
@@ -28241,6 +32306,21 @@
           <w:b/>
           <w:lang w:val="pt_PT" w:bidi="pt_PT"/>
         </w:rPr>
+        <w:t>γάρ</w:t>
+      </w:r>
+    </w:p>
+    <w:p>
+      <w:pPr/>
+      <w:r>
+        <w:rPr>
+          <w:lang w:val="pt_PT" w:bidi="pt_PT"/>
+        </w:rPr>
+      </w:r>
+      <w:r>
+        <w:rPr>
+          <w:b/>
+          <w:lang w:val="pt_PT" w:bidi="pt_PT"/>
+        </w:rPr>
         <w:t>"Por isso vivam como pessoas que pertencem à luz".</w:t>
       </w:r>
     </w:p>
@@ -28337,6 +32417,21 @@
           <w:b/>
           <w:lang w:val="pt_PT" w:bidi="pt_PT"/>
         </w:rPr>
+        <w:t>νῦν δὲ φῶς ἐν Κυρίῳ</w:t>
+      </w:r>
+    </w:p>
+    <w:p>
+      <w:pPr/>
+      <w:r>
+        <w:rPr>
+          <w:lang w:val="pt_PT" w:bidi="pt_PT"/>
+        </w:rPr>
+      </w:r>
+      <w:r>
+        <w:rPr>
+          <w:b/>
+          <w:lang w:val="pt_PT" w:bidi="pt_PT"/>
+        </w:rPr>
         <w:t>"mas, agora que pertencem ao Senhor".</w:t>
       </w:r>
     </w:p>
@@ -28433,6 +32528,21 @@
           <w:b/>
           <w:lang w:val="pt_PT" w:bidi="pt_PT"/>
         </w:rPr>
+        <w:t>δὲ</w:t>
+      </w:r>
+    </w:p>
+    <w:p>
+      <w:pPr/>
+      <w:r>
+        <w:rPr>
+          <w:lang w:val="pt_PT" w:bidi="pt_PT"/>
+        </w:rPr>
+      </w:r>
+      <w:r>
+        <w:rPr>
+          <w:b/>
+          <w:lang w:val="pt_PT" w:bidi="pt_PT"/>
+        </w:rPr>
         <w:t>"mas, agora que pertencem ao Senhor, vocês estão na luz".</w:t>
       </w:r>
     </w:p>
@@ -28529,6 +32639,21 @@
           <w:b/>
           <w:lang w:val="pt_PT" w:bidi="pt_PT"/>
         </w:rPr>
+        <w:t>ὡς τέκνα φωτὸς περιπατεῖτε</w:t>
+      </w:r>
+    </w:p>
+    <w:p>
+      <w:pPr/>
+      <w:r>
+        <w:rPr>
+          <w:lang w:val="pt_PT" w:bidi="pt_PT"/>
+        </w:rPr>
+      </w:r>
+      <w:r>
+        <w:rPr>
+          <w:b/>
+          <w:lang w:val="pt_PT" w:bidi="pt_PT"/>
+        </w:rPr>
         <w:t>"Por isso vivam como pessoas que pertencem à luz".</w:t>
       </w:r>
     </w:p>
@@ -28625,6 +32750,21 @@
           <w:b/>
           <w:lang w:val="pt_PT" w:bidi="pt_PT"/>
         </w:rPr>
+        <w:t>ὡς τέκνα φωτὸς</w:t>
+      </w:r>
+    </w:p>
+    <w:p>
+      <w:pPr/>
+      <w:r>
+        <w:rPr>
+          <w:lang w:val="pt_PT" w:bidi="pt_PT"/>
+        </w:rPr>
+      </w:r>
+      <w:r>
+        <w:rPr>
+          <w:b/>
+          <w:lang w:val="pt_PT" w:bidi="pt_PT"/>
+        </w:rPr>
         <w:t>"como pessoas que pertencem à luz".</w:t>
       </w:r>
     </w:p>
@@ -28721,6 +32861,21 @@
           <w:b/>
           <w:lang w:val="pt_PT" w:bidi="pt_PT"/>
         </w:rPr>
+        <w:t>ὁ &amp; καρπὸς τοῦ φωτὸς ἐν πάσῃ ἀγαθωσύνῃ, καὶ δικαιοσύνῃ, καὶ ἀληθείᾳ</w:t>
+      </w:r>
+    </w:p>
+    <w:p>
+      <w:pPr/>
+      <w:r>
+        <w:rPr>
+          <w:lang w:val="pt_PT" w:bidi="pt_PT"/>
+        </w:rPr>
+      </w:r>
+      <w:r>
+        <w:rPr>
+          <w:b/>
+          <w:lang w:val="pt_PT" w:bidi="pt_PT"/>
+        </w:rPr>
         <w:t>"pois a luz produz uma grande colheita de todo tipo de bondade, honestidade e verdade".</w:t>
       </w:r>
     </w:p>
@@ -28817,6 +32972,21 @@
           <w:b/>
           <w:lang w:val="pt_PT" w:bidi="pt_PT"/>
         </w:rPr>
+        <w:t>γὰρ</w:t>
+      </w:r>
+    </w:p>
+    <w:p>
+      <w:pPr/>
+      <w:r>
+        <w:rPr>
+          <w:lang w:val="pt_PT" w:bidi="pt_PT"/>
+        </w:rPr>
+      </w:r>
+      <w:r>
+        <w:rPr>
+          <w:b/>
+          <w:lang w:val="pt_PT" w:bidi="pt_PT"/>
+        </w:rPr>
         <w:t>"pois a luz produz uma grande colheita".</w:t>
       </w:r>
     </w:p>
@@ -28913,6 +33083,21 @@
           <w:b/>
           <w:lang w:val="pt_PT" w:bidi="pt_PT"/>
         </w:rPr>
+        <w:t>μὴ συνκοινωνεῖτε τοῖς ἔργοις τοῖς ἀκάρποις τοῦ σκότους</w:t>
+      </w:r>
+    </w:p>
+    <w:p>
+      <w:pPr/>
+      <w:r>
+        <w:rPr>
+          <w:lang w:val="pt_PT" w:bidi="pt_PT"/>
+        </w:rPr>
+      </w:r>
+      <w:r>
+        <w:rPr>
+          <w:b/>
+          <w:lang w:val="pt_PT" w:bidi="pt_PT"/>
+        </w:rPr>
         <w:t>"Não participem das coisas sem valor que os outros fazem, coisas que pertencem à escuridão".</w:t>
       </w:r>
     </w:p>
@@ -28996,6 +33181,21 @@
           <w:b/>
           <w:lang w:val="pt_PT" w:bidi="pt_PT"/>
         </w:rPr>
+        <w:t>τοῖς ἔργοις τοῖς ἀκάρποις τοῦ σκότους</w:t>
+      </w:r>
+    </w:p>
+    <w:p>
+      <w:pPr/>
+      <w:r>
+        <w:rPr>
+          <w:lang w:val="pt_PT" w:bidi="pt_PT"/>
+        </w:rPr>
+      </w:r>
+      <w:r>
+        <w:rPr>
+          <w:b/>
+          <w:lang w:val="pt_PT" w:bidi="pt_PT"/>
+        </w:rPr>
         <w:t>"coisas que pertencem à escuridão".</w:t>
       </w:r>
     </w:p>
@@ -29092,6 +33292,21 @@
           <w:b/>
           <w:lang w:val="pt_PT" w:bidi="pt_PT"/>
         </w:rPr>
+        <w:t>τοῖς ἔργοις τοῖς ἀκάρποις τοῦ σκότους</w:t>
+      </w:r>
+    </w:p>
+    <w:p>
+      <w:pPr/>
+      <w:r>
+        <w:rPr>
+          <w:lang w:val="pt_PT" w:bidi="pt_PT"/>
+        </w:rPr>
+      </w:r>
+      <w:r>
+        <w:rPr>
+          <w:b/>
+          <w:lang w:val="pt_PT" w:bidi="pt_PT"/>
+        </w:rPr>
         <w:t>"coisas que pertencem à escuridão".</w:t>
       </w:r>
     </w:p>
@@ -29188,6 +33403,21 @@
           <w:b/>
           <w:lang w:val="pt_PT" w:bidi="pt_PT"/>
         </w:rPr>
+        <w:t>μᾶλλον δὲ</w:t>
+      </w:r>
+    </w:p>
+    <w:p>
+      <w:pPr/>
+      <w:r>
+        <w:rPr>
+          <w:lang w:val="pt_PT" w:bidi="pt_PT"/>
+        </w:rPr>
+      </w:r>
+      <w:r>
+        <w:rPr>
+          <w:b/>
+          <w:lang w:val="pt_PT" w:bidi="pt_PT"/>
+        </w:rPr>
         <w:t>"Pelo contrário, tragam todas essas coisas para a luz".</w:t>
       </w:r>
     </w:p>
@@ -29284,6 +33514,21 @@
           <w:b/>
           <w:lang w:val="pt_PT" w:bidi="pt_PT"/>
         </w:rPr>
+        <w:t>ἐλέγχετε</w:t>
+      </w:r>
+    </w:p>
+    <w:p>
+      <w:pPr/>
+      <w:r>
+        <w:rPr>
+          <w:lang w:val="pt_PT" w:bidi="pt_PT"/>
+        </w:rPr>
+      </w:r>
+      <w:r>
+        <w:rPr>
+          <w:b/>
+          <w:lang w:val="pt_PT" w:bidi="pt_PT"/>
+        </w:rPr>
         <w:t>"tragam todas essas coisas para a luz".</w:t>
       </w:r>
     </w:p>
@@ -29367,6 +33612,21 @@
           <w:b/>
           <w:lang w:val="pt_PT" w:bidi="pt_PT"/>
         </w:rPr>
+        <w:t>αὐτῶν</w:t>
+      </w:r>
+    </w:p>
+    <w:p>
+      <w:pPr/>
+      <w:r>
+        <w:rPr>
+          <w:lang w:val="pt_PT" w:bidi="pt_PT"/>
+        </w:rPr>
+      </w:r>
+      <w:r>
+        <w:rPr>
+          <w:b/>
+          <w:lang w:val="pt_PT" w:bidi="pt_PT"/>
+        </w:rPr>
         <w:t>"sobre o que essas pessoas fazem em segredo".</w:t>
       </w:r>
     </w:p>
@@ -29551,6 +33811,21 @@
           <w:b/>
           <w:lang w:val="pt_PT" w:bidi="pt_PT"/>
         </w:rPr>
+        <w:t>δὲ</w:t>
+      </w:r>
+    </w:p>
+    <w:p>
+      <w:pPr/>
+      <w:r>
+        <w:rPr>
+          <w:lang w:val="pt_PT" w:bidi="pt_PT"/>
+        </w:rPr>
+      </w:r>
+      <w:r>
+        <w:rPr>
+          <w:b/>
+          <w:lang w:val="pt_PT" w:bidi="pt_PT"/>
+        </w:rPr>
         <w:t>"E, quando qualquer coisa é".</w:t>
       </w:r>
     </w:p>
@@ -29647,6 +33922,21 @@
           <w:b/>
           <w:lang w:val="pt_PT" w:bidi="pt_PT"/>
         </w:rPr>
+        <w:t>πᾶν &amp; τὸ φανερούμενον φῶς ἐστιν</w:t>
+      </w:r>
+    </w:p>
+    <w:p>
+      <w:pPr/>
+      <w:r>
+        <w:rPr>
+          <w:lang w:val="pt_PT" w:bidi="pt_PT"/>
+        </w:rPr>
+      </w:r>
+      <w:r>
+        <w:rPr>
+          <w:b/>
+          <w:lang w:val="pt_PT" w:bidi="pt_PT"/>
+        </w:rPr>
         <w:t>"quando qualquer coisa é trazida para a luz, então a sua verdadeira natureza é revelada".</w:t>
       </w:r>
     </w:p>
@@ -29839,6 +34129,21 @@
           <w:b/>
           <w:lang w:val="pt_PT" w:bidi="pt_PT"/>
         </w:rPr>
+        <w:t>ἔγειρε, ὁ καθεύδων, καὶ ἀνάστα ἐκ τῶν νεκρῶν</w:t>
+      </w:r>
+    </w:p>
+    <w:p>
+      <w:pPr/>
+      <w:r>
+        <w:rPr>
+          <w:lang w:val="pt_PT" w:bidi="pt_PT"/>
+        </w:rPr>
+      </w:r>
+      <w:r>
+        <w:rPr>
+          <w:b/>
+          <w:lang w:val="pt_PT" w:bidi="pt_PT"/>
+        </w:rPr>
         <w:t>"Você que está dormindo, acorde!".</w:t>
       </w:r>
     </w:p>
@@ -29922,6 +34227,21 @@
           <w:b/>
           <w:lang w:val="pt_PT" w:bidi="pt_PT"/>
         </w:rPr>
+        <w:t>ὁ καθεύδων</w:t>
+      </w:r>
+    </w:p>
+    <w:p>
+      <w:pPr/>
+      <w:r>
+        <w:rPr>
+          <w:lang w:val="pt_PT" w:bidi="pt_PT"/>
+        </w:rPr>
+      </w:r>
+      <w:r>
+        <w:rPr>
+          <w:b/>
+          <w:lang w:val="pt_PT" w:bidi="pt_PT"/>
+        </w:rPr>
         <w:t>"Você que está dormindo".</w:t>
       </w:r>
     </w:p>
@@ -30005,6 +34325,21 @@
           <w:b/>
           <w:lang w:val="pt_PT" w:bidi="pt_PT"/>
         </w:rPr>
+        <w:t>ἐκ τῶν νεκρῶν</w:t>
+      </w:r>
+    </w:p>
+    <w:p>
+      <w:pPr/>
+      <w:r>
+        <w:rPr>
+          <w:lang w:val="pt_PT" w:bidi="pt_PT"/>
+        </w:rPr>
+      </w:r>
+      <w:r>
+        <w:rPr>
+          <w:b/>
+          <w:lang w:val="pt_PT" w:bidi="pt_PT"/>
+        </w:rPr>
         <w:t>"Levante-se da morte".</w:t>
       </w:r>
     </w:p>
@@ -30101,6 +34436,21 @@
           <w:b/>
           <w:lang w:val="pt_PT" w:bidi="pt_PT"/>
         </w:rPr>
+        <w:t>ἐπιφαύσει σοι</w:t>
+      </w:r>
+    </w:p>
+    <w:p>
+      <w:pPr/>
+      <w:r>
+        <w:rPr>
+          <w:lang w:val="pt_PT" w:bidi="pt_PT"/>
+        </w:rPr>
+      </w:r>
+      <w:r>
+        <w:rPr>
+          <w:b/>
+          <w:lang w:val="pt_PT" w:bidi="pt_PT"/>
+        </w:rPr>
         <w:t>"e Cristo o iluminará".</w:t>
       </w:r>
     </w:p>
@@ -30209,6 +34559,21 @@
           <w:b/>
           <w:lang w:val="pt_PT" w:bidi="pt_PT"/>
         </w:rPr>
+        <w:t>ἐπιφαύσει σοι ὁ Χριστός</w:t>
+      </w:r>
+    </w:p>
+    <w:p>
+      <w:pPr/>
+      <w:r>
+        <w:rPr>
+          <w:lang w:val="pt_PT" w:bidi="pt_PT"/>
+        </w:rPr>
+      </w:r>
+      <w:r>
+        <w:rPr>
+          <w:b/>
+          <w:lang w:val="pt_PT" w:bidi="pt_PT"/>
+        </w:rPr>
         <w:t>"e Cristo o iluminará".</w:t>
       </w:r>
     </w:p>
@@ -30375,6 +34740,21 @@
           <w:b/>
           <w:lang w:val="pt_PT" w:bidi="pt_PT"/>
         </w:rPr>
+        <w:t>οὖν</w:t>
+      </w:r>
+    </w:p>
+    <w:p>
+      <w:pPr/>
+      <w:r>
+        <w:rPr>
+          <w:lang w:val="pt_PT" w:bidi="pt_PT"/>
+        </w:rPr>
+      </w:r>
+      <w:r>
+        <w:rPr>
+          <w:b/>
+          <w:lang w:val="pt_PT" w:bidi="pt_PT"/>
+        </w:rPr>
         <w:t>"Portanto, prestem atenção na sua maneira de viver".</w:t>
       </w:r>
     </w:p>
@@ -30471,6 +34851,21 @@
           <w:b/>
           <w:lang w:val="pt_PT" w:bidi="pt_PT"/>
         </w:rPr>
+        <w:t>ἀλλ’</w:t>
+      </w:r>
+    </w:p>
+    <w:p>
+      <w:pPr/>
+      <w:r>
+        <w:rPr>
+          <w:lang w:val="pt_PT" w:bidi="pt_PT"/>
+        </w:rPr>
+      </w:r>
+      <w:r>
+        <w:rPr>
+          <w:b/>
+          <w:lang w:val="pt_PT" w:bidi="pt_PT"/>
+        </w:rPr>
         <w:t>"mas como os sábios".</w:t>
       </w:r>
     </w:p>
@@ -30650,6 +35045,21 @@
           <w:b/>
           <w:lang w:val="pt_PT" w:bidi="pt_PT"/>
         </w:rPr>
+        <w:t>ἐξαγοραζόμενοι τὸν καιρόν</w:t>
+      </w:r>
+    </w:p>
+    <w:p>
+      <w:pPr/>
+      <w:r>
+        <w:rPr>
+          <w:lang w:val="pt_PT" w:bidi="pt_PT"/>
+        </w:rPr>
+      </w:r>
+      <w:r>
+        <w:rPr>
+          <w:b/>
+          <w:lang w:val="pt_PT" w:bidi="pt_PT"/>
+        </w:rPr>
         <w:t>"aproveitem bem todas as oportunidades que vocês têm".</w:t>
       </w:r>
     </w:p>
@@ -30746,6 +35156,21 @@
           <w:b/>
           <w:lang w:val="pt_PT" w:bidi="pt_PT"/>
         </w:rPr>
+        <w:t>ὅτι αἱ ἡμέραι πονηραί εἰσιν</w:t>
+      </w:r>
+    </w:p>
+    <w:p>
+      <w:pPr/>
+      <w:r>
+        <w:rPr>
+          <w:lang w:val="pt_PT" w:bidi="pt_PT"/>
+        </w:rPr>
+      </w:r>
+      <w:r>
+        <w:rPr>
+          <w:b/>
+          <w:lang w:val="pt_PT" w:bidi="pt_PT"/>
+        </w:rPr>
         <w:t>"Os dias em que vivemos são maus".</w:t>
       </w:r>
     </w:p>
@@ -30842,6 +35267,21 @@
           <w:b/>
           <w:lang w:val="pt_PT" w:bidi="pt_PT"/>
         </w:rPr>
+        <w:t>ὅτι</w:t>
+      </w:r>
+    </w:p>
+    <w:p>
+      <w:pPr/>
+      <w:r>
+        <w:rPr>
+          <w:lang w:val="pt_PT" w:bidi="pt_PT"/>
+        </w:rPr>
+      </w:r>
+      <w:r>
+        <w:rPr>
+          <w:b/>
+          <w:lang w:val="pt_PT" w:bidi="pt_PT"/>
+        </w:rPr>
         <w:t>"por isso aproveitem bem".</w:t>
       </w:r>
     </w:p>
@@ -30938,6 +35378,21 @@
           <w:b/>
           <w:lang w:val="pt_PT" w:bidi="pt_PT"/>
         </w:rPr>
+        <w:t>διὰ τοῦτο</w:t>
+      </w:r>
+    </w:p>
+    <w:p>
+      <w:pPr/>
+      <w:r>
+        <w:rPr>
+          <w:lang w:val="pt_PT" w:bidi="pt_PT"/>
+        </w:rPr>
+      </w:r>
+      <w:r>
+        <w:rPr>
+          <w:b/>
+          <w:lang w:val="pt_PT" w:bidi="pt_PT"/>
+        </w:rPr>
         <w:t>"Não ajam como pessoas sem juízo, mas procurem entender o que o Senhor quer que vocês façam".</w:t>
       </w:r>
     </w:p>
@@ -31034,6 +35489,21 @@
           <w:b/>
           <w:lang w:val="pt_PT" w:bidi="pt_PT"/>
         </w:rPr>
+        <w:t>ἀλλὰ</w:t>
+      </w:r>
+    </w:p>
+    <w:p>
+      <w:pPr/>
+      <w:r>
+        <w:rPr>
+          <w:lang w:val="pt_PT" w:bidi="pt_PT"/>
+        </w:rPr>
+      </w:r>
+      <w:r>
+        <w:rPr>
+          <w:b/>
+          <w:lang w:val="pt_PT" w:bidi="pt_PT"/>
+        </w:rPr>
         <w:t>"mas procurem entender".</w:t>
       </w:r>
     </w:p>
@@ -31256,6 +35726,21 @@
           <w:b/>
           <w:lang w:val="pt_PT" w:bidi="pt_PT"/>
         </w:rPr>
+        <w:t>ἐν ᾧ ἐστιν ἀσωτία</w:t>
+      </w:r>
+    </w:p>
+    <w:p>
+      <w:pPr/>
+      <w:r>
+        <w:rPr>
+          <w:lang w:val="pt_PT" w:bidi="pt_PT"/>
+        </w:rPr>
+      </w:r>
+      <w:r>
+        <w:rPr>
+          <w:b/>
+          <w:lang w:val="pt_PT" w:bidi="pt_PT"/>
+        </w:rPr>
         <w:t>"pois a bebida levará vocês à desgraça".</w:t>
       </w:r>
     </w:p>
@@ -31352,6 +35837,21 @@
           <w:b/>
           <w:lang w:val="pt_PT" w:bidi="pt_PT"/>
         </w:rPr>
+        <w:t>ἀλλὰ πληροῦσθε ἐν Πνεύματι</w:t>
+      </w:r>
+    </w:p>
+    <w:p>
+      <w:pPr/>
+      <w:r>
+        <w:rPr>
+          <w:lang w:val="pt_PT" w:bidi="pt_PT"/>
+        </w:rPr>
+      </w:r>
+      <w:r>
+        <w:rPr>
+          <w:b/>
+          <w:lang w:val="pt_PT" w:bidi="pt_PT"/>
+        </w:rPr>
         <w:t>"mas encham-se do Espírito de Deus".</w:t>
       </w:r>
     </w:p>
@@ -31415,6 +35915,21 @@
           <w:b/>
           <w:lang w:val="pt_PT" w:bidi="pt_PT"/>
         </w:rPr>
+        <w:t>ἀλλὰ</w:t>
+      </w:r>
+    </w:p>
+    <w:p>
+      <w:pPr/>
+      <w:r>
+        <w:rPr>
+          <w:lang w:val="pt_PT" w:bidi="pt_PT"/>
+        </w:rPr>
+      </w:r>
+      <w:r>
+        <w:rPr>
+          <w:b/>
+          <w:lang w:val="pt_PT" w:bidi="pt_PT"/>
+        </w:rPr>
         <w:t>"mas encham-se do Espírito de Deus".</w:t>
       </w:r>
     </w:p>
@@ -31511,6 +36026,21 @@
           <w:b/>
           <w:lang w:val="pt_PT" w:bidi="pt_PT"/>
         </w:rPr>
+        <w:t>ψαλμοῖς, καὶ ὕμνοις, καὶ ᾠδαῖς πνευματικαῖς</w:t>
+      </w:r>
+    </w:p>
+    <w:p>
+      <w:pPr/>
+      <w:r>
+        <w:rPr>
+          <w:lang w:val="pt_PT" w:bidi="pt_PT"/>
+        </w:rPr>
+      </w:r>
+      <w:r>
+        <w:rPr>
+          <w:b/>
+          <w:lang w:val="pt_PT" w:bidi="pt_PT"/>
+        </w:rPr>
         <w:t>"salmos, hinos e canções espirituais".</w:t>
       </w:r>
     </w:p>
@@ -31670,6 +36200,21 @@
           <w:b/>
           <w:lang w:val="pt_PT" w:bidi="pt_PT"/>
         </w:rPr>
+        <w:t>ὕμνοις</w:t>
+      </w:r>
+    </w:p>
+    <w:p>
+      <w:pPr/>
+      <w:r>
+        <w:rPr>
+          <w:lang w:val="pt_PT" w:bidi="pt_PT"/>
+        </w:rPr>
+      </w:r>
+      <w:r>
+        <w:rPr>
+          <w:b/>
+          <w:lang w:val="pt_PT" w:bidi="pt_PT"/>
+        </w:rPr>
         <w:t>"salmos, hinos e canções espirituais".</w:t>
       </w:r>
     </w:p>
@@ -31746,6 +36291,21 @@
           <w:b/>
           <w:lang w:val="pt_PT" w:bidi="pt_PT"/>
         </w:rPr>
+        <w:t>ᾠδαῖς πνευματικαῖς</w:t>
+      </w:r>
+    </w:p>
+    <w:p>
+      <w:pPr/>
+      <w:r>
+        <w:rPr>
+          <w:lang w:val="pt_PT" w:bidi="pt_PT"/>
+        </w:rPr>
+      </w:r>
+      <w:r>
+        <w:rPr>
+          <w:b/>
+          <w:lang w:val="pt_PT" w:bidi="pt_PT"/>
+        </w:rPr>
         <w:t>"salmos, hinos e canções espirituais".</w:t>
       </w:r>
     </w:p>
@@ -31855,6 +36415,21 @@
           <w:b/>
           <w:lang w:val="pt_PT" w:bidi="pt_PT"/>
         </w:rPr>
+        <w:t>τῇ καρδίᾳ ὑμῶν</w:t>
+      </w:r>
+    </w:p>
+    <w:p>
+      <w:pPr/>
+      <w:r>
+        <w:rPr>
+          <w:lang w:val="pt_PT" w:bidi="pt_PT"/>
+        </w:rPr>
+      </w:r>
+      <w:r>
+        <w:rPr>
+          <w:b/>
+          <w:lang w:val="pt_PT" w:bidi="pt_PT"/>
+        </w:rPr>
         <w:t>"Cantem, de todo o coração".</w:t>
       </w:r>
     </w:p>
@@ -31951,6 +36526,21 @@
           <w:b/>
           <w:lang w:val="pt_PT" w:bidi="pt_PT"/>
         </w:rPr>
+        <w:t>ἐν ὀνόματι τοῦ Κυρίου ἡμῶν, Ἰησοῦ Χριστοῦ</w:t>
+      </w:r>
+    </w:p>
+    <w:p>
+      <w:pPr/>
+      <w:r>
+        <w:rPr>
+          <w:lang w:val="pt_PT" w:bidi="pt_PT"/>
+        </w:rPr>
+      </w:r>
+      <w:r>
+        <w:rPr>
+          <w:b/>
+          <w:lang w:val="pt_PT" w:bidi="pt_PT"/>
+        </w:rPr>
         <w:t>"Em nome do nosso Senhor Jesus Cristo".</w:t>
       </w:r>
     </w:p>
@@ -32033,6 +36623,21 @@
         <w:rPr>
           <w:lang w:val="pt_PT" w:bidi="pt_PT"/>
         </w:rPr>
+      </w:r>
+    </w:p>
+    <w:p>
+      <w:pPr/>
+      <w:r>
+        <w:rPr>
+          <w:lang w:val="pt_PT" w:bidi="pt_PT"/>
+        </w:rPr>
+      </w:r>
+      <w:r>
+        <w:rPr>
+          <w:b/>
+          <w:lang w:val="pt_PT" w:bidi="pt_PT"/>
+        </w:rPr>
+        <w:t>τῷ Θεῷ καὶ Πατρί</w:t>
       </w:r>
     </w:p>
     <w:p>
@@ -32191,6 +36796,21 @@
           <w:b/>
           <w:lang w:val="pt_PT" w:bidi="pt_PT"/>
         </w:rPr>
+        <w:t>ὅτι</w:t>
+      </w:r>
+    </w:p>
+    <w:p>
+      <w:pPr/>
+      <w:r>
+        <w:rPr>
+          <w:lang w:val="pt_PT" w:bidi="pt_PT"/>
+        </w:rPr>
+      </w:r>
+      <w:r>
+        <w:rPr>
+          <w:b/>
+          <w:lang w:val="pt_PT" w:bidi="pt_PT"/>
+        </w:rPr>
         <w:t>"Pois o marido tem autoridade sobre a esposa".</w:t>
       </w:r>
     </w:p>
@@ -32287,6 +36907,21 @@
           <w:b/>
           <w:lang w:val="pt_PT" w:bidi="pt_PT"/>
         </w:rPr>
+        <w:t>κεφαλὴ τῆς γυναικὸς &amp; κεφαλὴ τῆς ἐκκλησίας</w:t>
+      </w:r>
+    </w:p>
+    <w:p>
+      <w:pPr/>
+      <w:r>
+        <w:rPr>
+          <w:lang w:val="pt_PT" w:bidi="pt_PT"/>
+        </w:rPr>
+      </w:r>
+      <w:r>
+        <w:rPr>
+          <w:b/>
+          <w:lang w:val="pt_PT" w:bidi="pt_PT"/>
+        </w:rPr>
         <w:t>"tem autoridade sobre a esposa... tem autoridade sobre a igreja".</w:t>
       </w:r>
     </w:p>
@@ -32383,6 +37018,21 @@
           <w:b/>
           <w:lang w:val="pt_PT" w:bidi="pt_PT"/>
         </w:rPr>
+        <w:t>τοῦ σώματος</w:t>
+      </w:r>
+    </w:p>
+    <w:p>
+      <w:pPr/>
+      <w:r>
+        <w:rPr>
+          <w:lang w:val="pt_PT" w:bidi="pt_PT"/>
+        </w:rPr>
+      </w:r>
+      <w:r>
+        <w:rPr>
+          <w:b/>
+          <w:lang w:val="pt_PT" w:bidi="pt_PT"/>
+        </w:rPr>
         <w:t>"que é o seu corpo".</w:t>
       </w:r>
     </w:p>
@@ -32624,6 +37274,21 @@
           <w:b/>
           <w:lang w:val="pt_PT" w:bidi="pt_PT"/>
         </w:rPr>
+        <w:t>ἑαυτὸν παρέδωκεν</w:t>
+      </w:r>
+    </w:p>
+    <w:p>
+      <w:pPr/>
+      <w:r>
+        <w:rPr>
+          <w:lang w:val="pt_PT" w:bidi="pt_PT"/>
+        </w:rPr>
+      </w:r>
+      <w:r>
+        <w:rPr>
+          <w:b/>
+          <w:lang w:val="pt_PT" w:bidi="pt_PT"/>
+        </w:rPr>
         <w:t>"e deu a sua vida por ela".</w:t>
       </w:r>
     </w:p>
@@ -32687,6 +37352,21 @@
           <w:b/>
           <w:lang w:val="pt_PT" w:bidi="pt_PT"/>
         </w:rPr>
+        <w:t>ὑπὲρ αὐτῆς</w:t>
+      </w:r>
+    </w:p>
+    <w:p>
+      <w:pPr/>
+      <w:r>
+        <w:rPr>
+          <w:lang w:val="pt_PT" w:bidi="pt_PT"/>
+        </w:rPr>
+      </w:r>
+      <w:r>
+        <w:rPr>
+          <w:b/>
+          <w:lang w:val="pt_PT" w:bidi="pt_PT"/>
+        </w:rPr>
         <w:t>"e deu sua vida por ela".</w:t>
       </w:r>
     </w:p>
@@ -32770,6 +37450,21 @@
           <w:b/>
           <w:lang w:val="pt_PT" w:bidi="pt_PT"/>
         </w:rPr>
+        <w:t>ἵνα</w:t>
+      </w:r>
+    </w:p>
+    <w:p>
+      <w:pPr/>
+      <w:r>
+        <w:rPr>
+          <w:lang w:val="pt_PT" w:bidi="pt_PT"/>
+        </w:rPr>
+      </w:r>
+      <w:r>
+        <w:rPr>
+          <w:b/>
+          <w:lang w:val="pt_PT" w:bidi="pt_PT"/>
+        </w:rPr>
         <w:t>"Ele fez isso para dedicar a Igreja de Deus, lavando-a com água e purificando-a com a sua palavra.</w:t>
       </w:r>
     </w:p>
@@ -32866,6 +37561,21 @@
           <w:b/>
           <w:lang w:val="pt_PT" w:bidi="pt_PT"/>
         </w:rPr>
+        <w:t>αὐτὴν ἁγιάσῃ, καθαρίσας</w:t>
+      </w:r>
+    </w:p>
+    <w:p>
+      <w:pPr/>
+      <w:r>
+        <w:rPr>
+          <w:lang w:val="pt_PT" w:bidi="pt_PT"/>
+        </w:rPr>
+      </w:r>
+      <w:r>
+        <w:rPr>
+          <w:b/>
+          <w:lang w:val="pt_PT" w:bidi="pt_PT"/>
+        </w:rPr>
         <w:t>"Ele fez isso para dedicar a Igreja de Deus, lavando-a com água e purificando-a com a sua palavra".</w:t>
       </w:r>
     </w:p>
@@ -32949,6 +37659,21 @@
           <w:b/>
           <w:lang w:val="pt_PT" w:bidi="pt_PT"/>
         </w:rPr>
+        <w:t>καθαρίσας τῷ λουτρῷ τοῦ ὕδατος ἐν ῥήματι</w:t>
+      </w:r>
+    </w:p>
+    <w:p>
+      <w:pPr/>
+      <w:r>
+        <w:rPr>
+          <w:lang w:val="pt_PT" w:bidi="pt_PT"/>
+        </w:rPr>
+      </w:r>
+      <w:r>
+        <w:rPr>
+          <w:b/>
+          <w:lang w:val="pt_PT" w:bidi="pt_PT"/>
+        </w:rPr>
         <w:t>"lavando-a com água e purificando-a com a sua palavra".</w:t>
       </w:r>
     </w:p>
@@ -33071,6 +37796,21 @@
           <w:b/>
           <w:lang w:val="pt_PT" w:bidi="pt_PT"/>
         </w:rPr>
+        <w:t>ἵνα</w:t>
+      </w:r>
+    </w:p>
+    <w:p>
+      <w:pPr/>
+      <w:r>
+        <w:rPr>
+          <w:lang w:val="pt_PT" w:bidi="pt_PT"/>
+        </w:rPr>
+      </w:r>
+      <w:r>
+        <w:rPr>
+          <w:b/>
+          <w:lang w:val="pt_PT" w:bidi="pt_PT"/>
+        </w:rPr>
         <w:t>"E fez isso para também poder trazer para perto de si a Igreja em toda a sua beleza, pura e perfeita, sem manchas, ou rugas, ou qualquer outro defeito".</w:t>
       </w:r>
     </w:p>
@@ -33167,6 +37907,21 @@
           <w:b/>
           <w:lang w:val="pt_PT" w:bidi="pt_PT"/>
         </w:rPr>
+        <w:t>μὴ ἔχουσαν σπίλον, ἢ ῥυτίδα</w:t>
+      </w:r>
+    </w:p>
+    <w:p>
+      <w:pPr/>
+      <w:r>
+        <w:rPr>
+          <w:lang w:val="pt_PT" w:bidi="pt_PT"/>
+        </w:rPr>
+      </w:r>
+      <w:r>
+        <w:rPr>
+          <w:b/>
+          <w:lang w:val="pt_PT" w:bidi="pt_PT"/>
+        </w:rPr>
         <w:t>"sem manchas, ou rugas".</w:t>
       </w:r>
     </w:p>
@@ -33359,6 +38114,21 @@
           <w:b/>
           <w:lang w:val="pt_PT" w:bidi="pt_PT"/>
         </w:rPr>
+        <w:t>ἀλλ’</w:t>
+      </w:r>
+    </w:p>
+    <w:p>
+      <w:pPr/>
+      <w:r>
+        <w:rPr>
+          <w:lang w:val="pt_PT" w:bidi="pt_PT"/>
+        </w:rPr>
+      </w:r>
+      <w:r>
+        <w:rPr>
+          <w:b/>
+          <w:lang w:val="pt_PT" w:bidi="pt_PT"/>
+        </w:rPr>
         <w:t>"ou qualquer outro defeito".</w:t>
       </w:r>
     </w:p>
@@ -33455,6 +38225,21 @@
           <w:b/>
           <w:lang w:val="pt_PT" w:bidi="pt_PT"/>
         </w:rPr>
+        <w:t>ἵνα</w:t>
+      </w:r>
+    </w:p>
+    <w:p>
+      <w:pPr/>
+      <w:r>
+        <w:rPr>
+          <w:lang w:val="pt_PT" w:bidi="pt_PT"/>
+        </w:rPr>
+      </w:r>
+      <w:r>
+        <w:rPr>
+          <w:b/>
+          <w:lang w:val="pt_PT" w:bidi="pt_PT"/>
+        </w:rPr>
         <w:t>"para para também poder trazer para perto de si".</w:t>
       </w:r>
     </w:p>
@@ -33551,6 +38336,21 @@
           <w:b/>
           <w:lang w:val="pt_PT" w:bidi="pt_PT"/>
         </w:rPr>
+        <w:t>ἁγία καὶ ἄμωμος</w:t>
+      </w:r>
+    </w:p>
+    <w:p>
+      <w:pPr/>
+      <w:r>
+        <w:rPr>
+          <w:lang w:val="pt_PT" w:bidi="pt_PT"/>
+        </w:rPr>
+      </w:r>
+      <w:r>
+        <w:rPr>
+          <w:b/>
+          <w:lang w:val="pt_PT" w:bidi="pt_PT"/>
+        </w:rPr>
         <w:t>"em toda a sua beleza".</w:t>
       </w:r>
     </w:p>
@@ -33647,6 +38447,21 @@
           <w:b/>
           <w:lang w:val="pt_PT" w:bidi="pt_PT"/>
         </w:rPr>
+        <w:t>ὡς τὰ ἑαυτῶν σώματα</w:t>
+      </w:r>
+    </w:p>
+    <w:p>
+      <w:pPr/>
+      <w:r>
+        <w:rPr>
+          <w:lang w:val="pt_PT" w:bidi="pt_PT"/>
+        </w:rPr>
+      </w:r>
+      <w:r>
+        <w:rPr>
+          <w:b/>
+          <w:lang w:val="pt_PT" w:bidi="pt_PT"/>
+        </w:rPr>
         <w:t>"o seu próprio corpo".</w:t>
       </w:r>
     </w:p>
@@ -33743,6 +38558,21 @@
           <w:b/>
           <w:lang w:val="pt_PT" w:bidi="pt_PT"/>
         </w:rPr>
+        <w:t>ἀλλὰ ἐκτρέφει</w:t>
+      </w:r>
+    </w:p>
+    <w:p>
+      <w:pPr/>
+      <w:r>
+        <w:rPr>
+          <w:lang w:val="pt_PT" w:bidi="pt_PT"/>
+        </w:rPr>
+      </w:r>
+      <w:r>
+        <w:rPr>
+          <w:b/>
+          <w:lang w:val="pt_PT" w:bidi="pt_PT"/>
+        </w:rPr>
         <w:t>"pelo contrário, cada um alimenta e cuida do seu corpo".</w:t>
       </w:r>
     </w:p>
@@ -33806,6 +38636,21 @@
           <w:b/>
           <w:lang w:val="pt_PT" w:bidi="pt_PT"/>
         </w:rPr>
+        <w:t>ἀλλὰ</w:t>
+      </w:r>
+    </w:p>
+    <w:p>
+      <w:pPr/>
+      <w:r>
+        <w:rPr>
+          <w:lang w:val="pt_PT" w:bidi="pt_PT"/>
+        </w:rPr>
+      </w:r>
+      <w:r>
+        <w:rPr>
+          <w:b/>
+          <w:lang w:val="pt_PT" w:bidi="pt_PT"/>
+        </w:rPr>
         <w:t>"Pelo contrário, cada um alimenta".</w:t>
       </w:r>
     </w:p>
@@ -33902,6 +38747,21 @@
           <w:b/>
           <w:lang w:val="pt_PT" w:bidi="pt_PT"/>
         </w:rPr>
+        <w:t>ὅτι</w:t>
+      </w:r>
+    </w:p>
+    <w:p>
+      <w:pPr/>
+      <w:r>
+        <w:rPr>
+          <w:lang w:val="pt_PT" w:bidi="pt_PT"/>
+        </w:rPr>
+      </w:r>
+      <w:r>
+        <w:rPr>
+          <w:b/>
+          <w:lang w:val="pt_PT" w:bidi="pt_PT"/>
+        </w:rPr>
         <w:t>"pois nós somos membros".</w:t>
       </w:r>
     </w:p>
@@ -33998,6 +38858,21 @@
           <w:b/>
           <w:lang w:val="pt_PT" w:bidi="pt_PT"/>
         </w:rPr>
+        <w:t>μέλη ἐσμὲν τοῦ σώματος αὐτοῦ</w:t>
+      </w:r>
+    </w:p>
+    <w:p>
+      <w:pPr/>
+      <w:r>
+        <w:rPr>
+          <w:lang w:val="pt_PT" w:bidi="pt_PT"/>
+        </w:rPr>
+      </w:r>
+      <w:r>
+        <w:rPr>
+          <w:b/>
+          <w:lang w:val="pt_PT" w:bidi="pt_PT"/>
+        </w:rPr>
         <w:t>"pois nós somos membros do corpo de Cristo".</w:t>
       </w:r>
     </w:p>
@@ -34227,6 +39102,21 @@
           <w:b/>
           <w:lang w:val="pt_PT" w:bidi="pt_PT"/>
         </w:rPr>
+        <w:t>ἀντὶ τούτου</w:t>
+      </w:r>
+    </w:p>
+    <w:p>
+      <w:pPr/>
+      <w:r>
+        <w:rPr>
+          <w:lang w:val="pt_PT" w:bidi="pt_PT"/>
+        </w:rPr>
+      </w:r>
+      <w:r>
+        <w:rPr>
+          <w:b/>
+          <w:lang w:val="pt_PT" w:bidi="pt_PT"/>
+        </w:rPr>
         <w:t>"É por isso que".</w:t>
       </w:r>
     </w:p>
@@ -34462,6 +39352,21 @@
           <w:b/>
           <w:lang w:val="pt_PT" w:bidi="pt_PT"/>
         </w:rPr>
+        <w:t>γάρ</w:t>
+      </w:r>
+    </w:p>
+    <w:p>
+      <w:pPr/>
+      <w:r>
+        <w:rPr>
+          <w:lang w:val="pt_PT" w:bidi="pt_PT"/>
+        </w:rPr>
+      </w:r>
+      <w:r>
+        <w:rPr>
+          <w:b/>
+          <w:lang w:val="pt_PT" w:bidi="pt_PT"/>
+        </w:rPr>
         <w:t>"pois isso é certo".</w:t>
       </w:r>
     </w:p>
@@ -34667,6 +39572,21 @@
           <w:b/>
           <w:lang w:val="pt_PT" w:bidi="pt_PT"/>
         </w:rPr>
+        <w:t>ἵνα</w:t>
+      </w:r>
+    </w:p>
+    <w:p>
+      <w:pPr/>
+      <w:r>
+        <w:rPr>
+          <w:lang w:val="pt_PT" w:bidi="pt_PT"/>
+        </w:rPr>
+      </w:r>
+      <w:r>
+        <w:rPr>
+          <w:b/>
+          <w:lang w:val="pt_PT" w:bidi="pt_PT"/>
+        </w:rPr>
         <w:t>"a fim de que tudo corra bem para você".</w:t>
       </w:r>
     </w:p>
@@ -34763,6 +39683,21 @@
           <w:b/>
           <w:lang w:val="pt_PT" w:bidi="pt_PT"/>
         </w:rPr>
+        <w:t>μὴ παροργίζετε τὰ τέκνα ὑμῶν</w:t>
+      </w:r>
+    </w:p>
+    <w:p>
+      <w:pPr/>
+      <w:r>
+        <w:rPr>
+          <w:lang w:val="pt_PT" w:bidi="pt_PT"/>
+        </w:rPr>
+      </w:r>
+      <w:r>
+        <w:rPr>
+          <w:b/>
+          <w:lang w:val="pt_PT" w:bidi="pt_PT"/>
+        </w:rPr>
         <w:t>"não tratemos os seus filhos de um jeito que faça com que eles fiquem irritados".</w:t>
       </w:r>
     </w:p>
@@ -34826,6 +39761,21 @@
           <w:b/>
           <w:lang w:val="pt_PT" w:bidi="pt_PT"/>
         </w:rPr>
+        <w:t>ἀλλὰ</w:t>
+      </w:r>
+    </w:p>
+    <w:p>
+      <w:pPr/>
+      <w:r>
+        <w:rPr>
+          <w:lang w:val="pt_PT" w:bidi="pt_PT"/>
+        </w:rPr>
+      </w:r>
+      <w:r>
+        <w:rPr>
+          <w:b/>
+          <w:lang w:val="pt_PT" w:bidi="pt_PT"/>
+        </w:rPr>
         <w:t>"Pelo contrário, vocês devem".</w:t>
       </w:r>
     </w:p>
@@ -34922,6 +39872,21 @@
           <w:b/>
           <w:lang w:val="pt_PT" w:bidi="pt_PT"/>
         </w:rPr>
+        <w:t>ἐκτρέφετε αὐτὰ ἐν παιδείᾳ καὶ νουθεσίᾳ Κυρίου</w:t>
+      </w:r>
+    </w:p>
+    <w:p>
+      <w:pPr/>
+      <w:r>
+        <w:rPr>
+          <w:lang w:val="pt_PT" w:bidi="pt_PT"/>
+        </w:rPr>
+      </w:r>
+      <w:r>
+        <w:rPr>
+          <w:b/>
+          <w:lang w:val="pt_PT" w:bidi="pt_PT"/>
+        </w:rPr>
         <w:t>"vocês devem criá-los com a disciplina e os ensinamentos cristãos".</w:t>
       </w:r>
     </w:p>
@@ -35031,6 +39996,21 @@
           <w:b/>
           <w:lang w:val="pt_PT" w:bidi="pt_PT"/>
         </w:rPr>
+        <w:t>φόβου καὶ τρόμου</w:t>
+      </w:r>
+    </w:p>
+    <w:p>
+      <w:pPr/>
+      <w:r>
+        <w:rPr>
+          <w:lang w:val="pt_PT" w:bidi="pt_PT"/>
+        </w:rPr>
+      </w:r>
+      <w:r>
+        <w:rPr>
+          <w:b/>
+          <w:lang w:val="pt_PT" w:bidi="pt_PT"/>
+        </w:rPr>
         <w:t>"com medo e respeito".</w:t>
       </w:r>
     </w:p>
@@ -35127,6 +40107,21 @@
           <w:b/>
           <w:lang w:val="pt_PT" w:bidi="pt_PT"/>
         </w:rPr>
+        <w:t>καὶ τρόμου</w:t>
+      </w:r>
+    </w:p>
+    <w:p>
+      <w:pPr/>
+      <w:r>
+        <w:rPr>
+          <w:lang w:val="pt_PT" w:bidi="pt_PT"/>
+        </w:rPr>
+      </w:r>
+      <w:r>
+        <w:rPr>
+          <w:b/>
+          <w:lang w:val="pt_PT" w:bidi="pt_PT"/>
+        </w:rPr>
         <w:t>"com medo e respeito".</w:t>
       </w:r>
     </w:p>
@@ -35223,6 +40218,21 @@
           <w:b/>
           <w:lang w:val="pt_PT" w:bidi="pt_PT"/>
         </w:rPr>
+        <w:t>ἐν ἁπλότητι τῆς καρδίας ὑμῶν</w:t>
+      </w:r>
+    </w:p>
+    <w:p>
+      <w:pPr/>
+      <w:r>
+        <w:rPr>
+          <w:lang w:val="pt_PT" w:bidi="pt_PT"/>
+        </w:rPr>
+      </w:r>
+      <w:r>
+        <w:rPr>
+          <w:b/>
+          <w:lang w:val="pt_PT" w:bidi="pt_PT"/>
+        </w:rPr>
         <w:t>"E façam isso com sinceridade".</w:t>
       </w:r>
     </w:p>
@@ -35319,6 +40329,21 @@
           <w:b/>
           <w:lang w:val="pt_PT" w:bidi="pt_PT"/>
         </w:rPr>
+        <w:t>ἐν ἁπλότητι</w:t>
+      </w:r>
+    </w:p>
+    <w:p>
+      <w:pPr/>
+      <w:r>
+        <w:rPr>
+          <w:lang w:val="pt_PT" w:bidi="pt_PT"/>
+        </w:rPr>
+      </w:r>
+      <w:r>
+        <w:rPr>
+          <w:b/>
+          <w:lang w:val="pt_PT" w:bidi="pt_PT"/>
+        </w:rPr>
         <w:t>"E façam isso com sinceridade".</w:t>
       </w:r>
     </w:p>
@@ -35415,6 +40440,21 @@
           <w:b/>
           <w:lang w:val="pt_PT" w:bidi="pt_PT"/>
         </w:rPr>
+        <w:t>ὡς τῷ Χριστῷ</w:t>
+      </w:r>
+    </w:p>
+    <w:p>
+      <w:pPr/>
+      <w:r>
+        <w:rPr>
+          <w:lang w:val="pt_PT" w:bidi="pt_PT"/>
+        </w:rPr>
+      </w:r>
+      <w:r>
+        <w:rPr>
+          <w:b/>
+          <w:lang w:val="pt_PT" w:bidi="pt_PT"/>
+        </w:rPr>
         <w:t>"como se estivessem servindo a Cristo".</w:t>
       </w:r>
     </w:p>
@@ -35498,6 +40538,21 @@
           <w:b/>
           <w:lang w:val="pt_PT" w:bidi="pt_PT"/>
         </w:rPr>
+        <w:t>ἀλλ’</w:t>
+      </w:r>
+    </w:p>
+    <w:p>
+      <w:pPr/>
+      <w:r>
+        <w:rPr>
+          <w:lang w:val="pt_PT" w:bidi="pt_PT"/>
+        </w:rPr>
+      </w:r>
+      <w:r>
+        <w:rPr>
+          <w:b/>
+          <w:lang w:val="pt_PT" w:bidi="pt_PT"/>
+        </w:rPr>
         <w:t>"Mas, como escravos".</w:t>
       </w:r>
     </w:p>
@@ -35594,6 +40649,21 @@
           <w:b/>
           <w:lang w:val="pt_PT" w:bidi="pt_PT"/>
         </w:rPr>
+        <w:t>ὡς δοῦλοι Χριστοῦ</w:t>
+      </w:r>
+    </w:p>
+    <w:p>
+      <w:pPr/>
+      <w:r>
+        <w:rPr>
+          <w:lang w:val="pt_PT" w:bidi="pt_PT"/>
+        </w:rPr>
+      </w:r>
+      <w:r>
+        <w:rPr>
+          <w:b/>
+          <w:lang w:val="pt_PT" w:bidi="pt_PT"/>
+        </w:rPr>
         <w:t>"como se estivessem servindo a Cristo".</w:t>
       </w:r>
     </w:p>
@@ -35657,6 +40727,21 @@
           <w:b/>
           <w:lang w:val="pt_PT" w:bidi="pt_PT"/>
         </w:rPr>
+        <w:t>ἐκ ψυχῆς</w:t>
+      </w:r>
+    </w:p>
+    <w:p>
+      <w:pPr/>
+      <w:r>
+        <w:rPr>
+          <w:lang w:val="pt_PT" w:bidi="pt_PT"/>
+        </w:rPr>
+      </w:r>
+      <w:r>
+        <w:rPr>
+          <w:b/>
+          <w:lang w:val="pt_PT" w:bidi="pt_PT"/>
+        </w:rPr>
         <w:t>"façam de todo o coração o que Deus quer".</w:t>
       </w:r>
     </w:p>
@@ -35739,6 +40824,21 @@
         <w:rPr>
           <w:lang w:val="pt_PT" w:bidi="pt_PT"/>
         </w:rPr>
+      </w:r>
+    </w:p>
+    <w:p>
+      <w:pPr/>
+      <w:r>
+        <w:rPr>
+          <w:lang w:val="pt_PT" w:bidi="pt_PT"/>
+        </w:rPr>
+      </w:r>
+      <w:r>
+        <w:rPr>
+          <w:b/>
+          <w:lang w:val="pt_PT" w:bidi="pt_PT"/>
+        </w:rPr>
+        <w:t>τὰ αὐτὰ ποιεῖτε πρὸς αὐτούς</w:t>
       </w:r>
     </w:p>
     <w:p>
@@ -35867,6 +40967,21 @@
           <w:b/>
           <w:lang w:val="pt_PT" w:bidi="pt_PT"/>
         </w:rPr>
+        <w:t>εἰδότες ὅτι καὶ αὐτῶν καὶ ὑμῶν ὁ Κύριός ἐστιν ἐν οὐρανοῖς</w:t>
+      </w:r>
+    </w:p>
+    <w:p>
+      <w:pPr/>
+      <w:r>
+        <w:rPr>
+          <w:lang w:val="pt_PT" w:bidi="pt_PT"/>
+        </w:rPr>
+      </w:r>
+      <w:r>
+        <w:rPr>
+          <w:b/>
+          <w:lang w:val="pt_PT" w:bidi="pt_PT"/>
+        </w:rPr>
         <w:t>"Lembrem que vocês e os seus escravos pertencem ao mesmo Senhor".</w:t>
       </w:r>
     </w:p>
@@ -35916,6 +41031,21 @@
         <w:rPr>
           <w:lang w:val="pt_PT" w:bidi="pt_PT"/>
         </w:rPr>
+      </w:r>
+    </w:p>
+    <w:p>
+      <w:pPr/>
+      <w:r>
+        <w:rPr>
+          <w:lang w:val="pt_PT" w:bidi="pt_PT"/>
+        </w:rPr>
+      </w:r>
+      <w:r>
+        <w:rPr>
+          <w:b/>
+          <w:lang w:val="pt_PT" w:bidi="pt_PT"/>
+        </w:rPr>
+        <w:t>προσωπολημψία οὐκ ἔστιν παρ’ αὐτῷ</w:t>
       </w:r>
     </w:p>
     <w:p>
@@ -36170,6 +41300,21 @@
           <w:b/>
           <w:lang w:val="pt_PT" w:bidi="pt_PT"/>
         </w:rPr>
+        <w:t>ἐνδύσασθε τὴν πανοπλίαν τοῦ Θεοῦ, πρὸς τὸ δύνασθαι ὑμᾶς στῆναι πρὸς τὰς μεθοδίας τοῦ διαβόλου</w:t>
+      </w:r>
+    </w:p>
+    <w:p>
+      <w:pPr/>
+      <w:r>
+        <w:rPr>
+          <w:lang w:val="pt_PT" w:bidi="pt_PT"/>
+        </w:rPr>
+      </w:r>
+      <w:r>
+        <w:rPr>
+          <w:b/>
+          <w:lang w:val="pt_PT" w:bidi="pt_PT"/>
+        </w:rPr>
         <w:t>"Vistam-se com toda a armadura que Deus dá a vocês, para ficarem firmes contra as armadilhas do Diabo".</w:t>
       </w:r>
     </w:p>
@@ -36279,6 +41424,21 @@
           <w:b/>
           <w:lang w:val="pt_PT" w:bidi="pt_PT"/>
         </w:rPr>
+        <w:t>τὰς μεθοδίας</w:t>
+      </w:r>
+    </w:p>
+    <w:p>
+      <w:pPr/>
+      <w:r>
+        <w:rPr>
+          <w:lang w:val="pt_PT" w:bidi="pt_PT"/>
+        </w:rPr>
+      </w:r>
+      <w:r>
+        <w:rPr>
+          <w:b/>
+          <w:lang w:val="pt_PT" w:bidi="pt_PT"/>
+        </w:rPr>
         <w:t>"as armadilhas do Diabo".</w:t>
       </w:r>
     </w:p>
@@ -36342,6 +41502,21 @@
           <w:b/>
           <w:lang w:val="pt_PT" w:bidi="pt_PT"/>
         </w:rPr>
+        <w:t>ὅτι</w:t>
+      </w:r>
+    </w:p>
+    <w:p>
+      <w:pPr/>
+      <w:r>
+        <w:rPr>
+          <w:lang w:val="pt_PT" w:bidi="pt_PT"/>
+        </w:rPr>
+      </w:r>
+      <w:r>
+        <w:rPr>
+          <w:b/>
+          <w:lang w:val="pt_PT" w:bidi="pt_PT"/>
+        </w:rPr>
         <w:t>"Pois nós não estamos lutando contra seres humanos".</w:t>
       </w:r>
     </w:p>
@@ -36438,6 +41613,21 @@
           <w:b/>
           <w:lang w:val="pt_PT" w:bidi="pt_PT"/>
         </w:rPr>
+        <w:t>αἷμα καὶ σάρκα</w:t>
+      </w:r>
+    </w:p>
+    <w:p>
+      <w:pPr/>
+      <w:r>
+        <w:rPr>
+          <w:lang w:val="pt_PT" w:bidi="pt_PT"/>
+        </w:rPr>
+      </w:r>
+      <w:r>
+        <w:rPr>
+          <w:b/>
+          <w:lang w:val="pt_PT" w:bidi="pt_PT"/>
+        </w:rPr>
         <w:t>"contra seres humanos".</w:t>
       </w:r>
     </w:p>
@@ -36534,6 +41724,21 @@
           <w:b/>
           <w:lang w:val="pt_PT" w:bidi="pt_PT"/>
         </w:rPr>
+        <w:t>ἀλλὰ</w:t>
+      </w:r>
+    </w:p>
+    <w:p>
+      <w:pPr/>
+      <w:r>
+        <w:rPr>
+          <w:lang w:val="pt_PT" w:bidi="pt_PT"/>
+        </w:rPr>
+      </w:r>
+      <w:r>
+        <w:rPr>
+          <w:b/>
+          <w:lang w:val="pt_PT" w:bidi="pt_PT"/>
+        </w:rPr>
         <w:t>"mas contra as forças espirituais do mal".</w:t>
       </w:r>
     </w:p>
@@ -36726,6 +41931,21 @@
           <w:b/>
           <w:lang w:val="pt_PT" w:bidi="pt_PT"/>
         </w:rPr>
+        <w:t>τοῦ σκότους τούτου</w:t>
+      </w:r>
+    </w:p>
+    <w:p>
+      <w:pPr/>
+      <w:r>
+        <w:rPr>
+          <w:lang w:val="pt_PT" w:bidi="pt_PT"/>
+        </w:rPr>
+      </w:r>
+      <w:r>
+        <w:rPr>
+          <w:b/>
+          <w:lang w:val="pt_PT" w:bidi="pt_PT"/>
+        </w:rPr>
         <w:t>"este mundo de escuridão".</w:t>
       </w:r>
     </w:p>
@@ -36822,6 +42042,21 @@
           <w:b/>
           <w:lang w:val="pt_PT" w:bidi="pt_PT"/>
         </w:rPr>
+        <w:t>διὰ τοῦτο, ἀναλάβετε τὴν πανοπλίαν τοῦ Θεοῦ</w:t>
+      </w:r>
+    </w:p>
+    <w:p>
+      <w:pPr/>
+      <w:r>
+        <w:rPr>
+          <w:lang w:val="pt_PT" w:bidi="pt_PT"/>
+        </w:rPr>
+      </w:r>
+      <w:r>
+        <w:rPr>
+          <w:b/>
+          <w:lang w:val="pt_PT" w:bidi="pt_PT"/>
+        </w:rPr>
         <w:t>"Por isso peguem agora a armadura que Deus lhes dá".</w:t>
       </w:r>
     </w:p>
@@ -36931,6 +42166,21 @@
           <w:b/>
           <w:lang w:val="pt_PT" w:bidi="pt_PT"/>
         </w:rPr>
+        <w:t>διὰ τοῦτο</w:t>
+      </w:r>
+    </w:p>
+    <w:p>
+      <w:pPr/>
+      <w:r>
+        <w:rPr>
+          <w:lang w:val="pt_PT" w:bidi="pt_PT"/>
+        </w:rPr>
+      </w:r>
+      <w:r>
+        <w:rPr>
+          <w:b/>
+          <w:lang w:val="pt_PT" w:bidi="pt_PT"/>
+        </w:rPr>
         <w:t>"Assim, quando chegar o dia de enfrentarem".</w:t>
       </w:r>
     </w:p>
@@ -37027,6 +42277,21 @@
           <w:b/>
           <w:lang w:val="pt_PT" w:bidi="pt_PT"/>
         </w:rPr>
+        <w:t>ἵνα δυνηθῆτε ἀντιστῆναι ἐν τῇ ἡμέρᾳ τῇ πονηρᾷ</w:t>
+      </w:r>
+    </w:p>
+    <w:p>
+      <w:pPr/>
+      <w:r>
+        <w:rPr>
+          <w:lang w:val="pt_PT" w:bidi="pt_PT"/>
+        </w:rPr>
+      </w:r>
+      <w:r>
+        <w:rPr>
+          <w:b/>
+          <w:lang w:val="pt_PT" w:bidi="pt_PT"/>
+        </w:rPr>
         <w:t>"quando chegar o dia de enfrentarem as forças do mal".</w:t>
       </w:r>
     </w:p>
@@ -37123,6 +42388,21 @@
           <w:b/>
           <w:lang w:val="pt_PT" w:bidi="pt_PT"/>
         </w:rPr>
+        <w:t>ἵνα δυνηθῆτε ἀντιστῆναι</w:t>
+      </w:r>
+    </w:p>
+    <w:p>
+      <w:pPr/>
+      <w:r>
+        <w:rPr>
+          <w:lang w:val="pt_PT" w:bidi="pt_PT"/>
+        </w:rPr>
+      </w:r>
+      <w:r>
+        <w:rPr>
+          <w:b/>
+          <w:lang w:val="pt_PT" w:bidi="pt_PT"/>
+        </w:rPr>
         <w:t>"quando chegar o dia de enfrentarem as forças do mal, vocês poderão resistir aos ataques do inimigo".</w:t>
       </w:r>
     </w:p>
@@ -37219,6 +42499,21 @@
           <w:b/>
           <w:lang w:val="pt_PT" w:bidi="pt_PT"/>
         </w:rPr>
+        <w:t>ἵνα</w:t>
+      </w:r>
+    </w:p>
+    <w:p>
+      <w:pPr/>
+      <w:r>
+        <w:rPr>
+          <w:lang w:val="pt_PT" w:bidi="pt_PT"/>
+        </w:rPr>
+      </w:r>
+      <w:r>
+        <w:rPr>
+          <w:b/>
+          <w:lang w:val="pt_PT" w:bidi="pt_PT"/>
+        </w:rPr>
         <w:t>"vocês poderão resistir aos ataques do inimigo e, depois de lutarem até o fim, vocês continuarão firmes, sem recuar".</w:t>
       </w:r>
     </w:p>
@@ -37301,6 +42596,21 @@
         <w:rPr>
           <w:lang w:val="pt_PT" w:bidi="pt_PT"/>
         </w:rPr>
+      </w:r>
+    </w:p>
+    <w:p>
+      <w:pPr/>
+      <w:r>
+        <w:rPr>
+          <w:lang w:val="pt_PT" w:bidi="pt_PT"/>
+        </w:rPr>
+      </w:r>
+      <w:r>
+        <w:rPr>
+          <w:b/>
+          <w:lang w:val="pt_PT" w:bidi="pt_PT"/>
+        </w:rPr>
+        <w:t>στῆτε οὖν</w:t>
       </w:r>
     </w:p>
     <w:p>
@@ -37429,6 +42739,21 @@
           <w:b/>
           <w:lang w:val="pt_PT" w:bidi="pt_PT"/>
         </w:rPr>
+        <w:t>οὖν</w:t>
+      </w:r>
+    </w:p>
+    <w:p>
+      <w:pPr/>
+      <w:r>
+        <w:rPr>
+          <w:lang w:val="pt_PT" w:bidi="pt_PT"/>
+        </w:rPr>
+      </w:r>
+      <w:r>
+        <w:rPr>
+          <w:b/>
+          <w:lang w:val="pt_PT" w:bidi="pt_PT"/>
+        </w:rPr>
         <w:t>"Portanto, estejam preparados".</w:t>
       </w:r>
     </w:p>
@@ -37621,6 +42946,21 @@
           <w:b/>
           <w:lang w:val="pt_PT" w:bidi="pt_PT"/>
         </w:rPr>
+        <w:t>ἀληθείᾳ</w:t>
+      </w:r>
+    </w:p>
+    <w:p>
+      <w:pPr/>
+      <w:r>
+        <w:rPr>
+          <w:lang w:val="pt_PT" w:bidi="pt_PT"/>
+        </w:rPr>
+      </w:r>
+      <w:r>
+        <w:rPr>
+          <w:b/>
+          <w:lang w:val="pt_PT" w:bidi="pt_PT"/>
+        </w:rPr>
         <w:t>"a verdade como cinturão".</w:t>
       </w:r>
     </w:p>
@@ -37717,6 +43057,21 @@
           <w:b/>
           <w:lang w:val="pt_PT" w:bidi="pt_PT"/>
         </w:rPr>
+        <w:t>ἐνδυσάμενοι τὸν θώρακα τῆς δικαιοσύνης</w:t>
+      </w:r>
+    </w:p>
+    <w:p>
+      <w:pPr/>
+      <w:r>
+        <w:rPr>
+          <w:lang w:val="pt_PT" w:bidi="pt_PT"/>
+        </w:rPr>
+      </w:r>
+      <w:r>
+        <w:rPr>
+          <w:b/>
+          <w:lang w:val="pt_PT" w:bidi="pt_PT"/>
+        </w:rPr>
         <w:t>"Vistam-se com a couraça da justiça".</w:t>
       </w:r>
     </w:p>
@@ -37826,6 +43181,21 @@
           <w:b/>
           <w:lang w:val="pt_PT" w:bidi="pt_PT"/>
         </w:rPr>
+        <w:t>δικαιοσύνης</w:t>
+      </w:r>
+    </w:p>
+    <w:p>
+      <w:pPr/>
+      <w:r>
+        <w:rPr>
+          <w:lang w:val="pt_PT" w:bidi="pt_PT"/>
+        </w:rPr>
+      </w:r>
+      <w:r>
+        <w:rPr>
+          <w:b/>
+          <w:lang w:val="pt_PT" w:bidi="pt_PT"/>
+        </w:rPr>
         <w:t>"a couraça da justiça".</w:t>
       </w:r>
     </w:p>
@@ -37922,6 +43292,21 @@
           <w:b/>
           <w:lang w:val="pt_PT" w:bidi="pt_PT"/>
         </w:rPr>
+        <w:t>ὑποδησάμενοι τοὺς πόδας ἐν ἑτοιμασίᾳ τοῦ εὐαγγελίου τῆς εἰρήνης</w:t>
+      </w:r>
+    </w:p>
+    <w:p>
+      <w:pPr/>
+      <w:r>
+        <w:rPr>
+          <w:lang w:val="pt_PT" w:bidi="pt_PT"/>
+        </w:rPr>
+      </w:r>
+      <w:r>
+        <w:rPr>
+          <w:b/>
+          <w:lang w:val="pt_PT" w:bidi="pt_PT"/>
+        </w:rPr>
         <w:t>"e calcem, como sapatos, a prontidão para anunciar a boa notícia de paz".</w:t>
       </w:r>
     </w:p>
@@ -38031,6 +43416,21 @@
           <w:b/>
           <w:lang w:val="pt_PT" w:bidi="pt_PT"/>
         </w:rPr>
+        <w:t>εἰρήνης</w:t>
+      </w:r>
+    </w:p>
+    <w:p>
+      <w:pPr/>
+      <w:r>
+        <w:rPr>
+          <w:lang w:val="pt_PT" w:bidi="pt_PT"/>
+        </w:rPr>
+      </w:r>
+      <w:r>
+        <w:rPr>
+          <w:b/>
+          <w:lang w:val="pt_PT" w:bidi="pt_PT"/>
+        </w:rPr>
         <w:t>"a boa notícia de paz".</w:t>
       </w:r>
     </w:p>
@@ -38127,6 +43527,21 @@
           <w:b/>
           <w:lang w:val="pt_PT" w:bidi="pt_PT"/>
         </w:rPr>
+        <w:t>ἐν πᾶσιν ἀναλαβόντες τὸν θυρεὸν τῆς πίστεως</w:t>
+      </w:r>
+    </w:p>
+    <w:p>
+      <w:pPr/>
+      <w:r>
+        <w:rPr>
+          <w:lang w:val="pt_PT" w:bidi="pt_PT"/>
+        </w:rPr>
+      </w:r>
+      <w:r>
+        <w:rPr>
+          <w:b/>
+          <w:lang w:val="pt_PT" w:bidi="pt_PT"/>
+        </w:rPr>
         <w:t>"E levem sempre a fé como escudo".</w:t>
       </w:r>
     </w:p>
@@ -38236,6 +43651,21 @@
           <w:b/>
           <w:lang w:val="pt_PT" w:bidi="pt_PT"/>
         </w:rPr>
+        <w:t>τῆς πίστεως</w:t>
+      </w:r>
+    </w:p>
+    <w:p>
+      <w:pPr/>
+      <w:r>
+        <w:rPr>
+          <w:lang w:val="pt_PT" w:bidi="pt_PT"/>
+        </w:rPr>
+      </w:r>
+      <w:r>
+        <w:rPr>
+          <w:b/>
+          <w:lang w:val="pt_PT" w:bidi="pt_PT"/>
+        </w:rPr>
         <w:t>"levem sempre a fé como escudo".</w:t>
       </w:r>
     </w:p>
@@ -38332,6 +43762,21 @@
           <w:b/>
           <w:lang w:val="pt_PT" w:bidi="pt_PT"/>
         </w:rPr>
+        <w:t>τὰ βέλη τοῦ πονηροῦ πεπυρωμένα</w:t>
+      </w:r>
+    </w:p>
+    <w:p>
+      <w:pPr/>
+      <w:r>
+        <w:rPr>
+          <w:lang w:val="pt_PT" w:bidi="pt_PT"/>
+        </w:rPr>
+      </w:r>
+      <w:r>
+        <w:rPr>
+          <w:b/>
+          <w:lang w:val="pt_PT" w:bidi="pt_PT"/>
+        </w:rPr>
         <w:t>"de todos os dardos de fogo do Maligno".</w:t>
       </w:r>
     </w:p>
@@ -38428,6 +43873,21 @@
           <w:b/>
           <w:lang w:val="pt_PT" w:bidi="pt_PT"/>
         </w:rPr>
+        <w:t>τὴν περικεφαλαίαν τοῦ σωτηρίου δέξασθε</w:t>
+      </w:r>
+    </w:p>
+    <w:p>
+      <w:pPr/>
+      <w:r>
+        <w:rPr>
+          <w:lang w:val="pt_PT" w:bidi="pt_PT"/>
+        </w:rPr>
+      </w:r>
+      <w:r>
+        <w:rPr>
+          <w:b/>
+          <w:lang w:val="pt_PT" w:bidi="pt_PT"/>
+        </w:rPr>
         <w:t>"Recebam a salvação como capacete".</w:t>
       </w:r>
     </w:p>
@@ -38537,6 +43997,21 @@
           <w:b/>
           <w:lang w:val="pt_PT" w:bidi="pt_PT"/>
         </w:rPr>
+        <w:t>τοῦ σωτηρίου</w:t>
+      </w:r>
+    </w:p>
+    <w:p>
+      <w:pPr/>
+      <w:r>
+        <w:rPr>
+          <w:lang w:val="pt_PT" w:bidi="pt_PT"/>
+        </w:rPr>
+      </w:r>
+      <w:r>
+        <w:rPr>
+          <w:b/>
+          <w:lang w:val="pt_PT" w:bidi="pt_PT"/>
+        </w:rPr>
         <w:t>"a salvação como capacete".</w:t>
       </w:r>
     </w:p>
@@ -38633,6 +44108,21 @@
           <w:b/>
           <w:lang w:val="pt_PT" w:bidi="pt_PT"/>
         </w:rPr>
+        <w:t>τὴν μάχαιραν τοῦ Πνεύματος, ὅ ἐστιν ῥῆμα Θεοῦ</w:t>
+      </w:r>
+    </w:p>
+    <w:p>
+      <w:pPr/>
+      <w:r>
+        <w:rPr>
+          <w:lang w:val="pt_PT" w:bidi="pt_PT"/>
+        </w:rPr>
+      </w:r>
+      <w:r>
+        <w:rPr>
+          <w:b/>
+          <w:lang w:val="pt_PT" w:bidi="pt_PT"/>
+        </w:rPr>
         <w:t>"e a palavra de Deus como a espada que o Espírito Santo lhes dá".</w:t>
       </w:r>
     </w:p>
@@ -38729,6 +44219,21 @@
           <w:b/>
           <w:lang w:val="pt_PT" w:bidi="pt_PT"/>
         </w:rPr>
+        <w:t>διὰ πάσης προσευχῆς καὶ δεήσεως, προσευχόμενοι ἐν παντὶ καιρῷ ἐν Πνεύματι</w:t>
+      </w:r>
+    </w:p>
+    <w:p>
+      <w:pPr/>
+      <w:r>
+        <w:rPr>
+          <w:lang w:val="pt_PT" w:bidi="pt_PT"/>
+        </w:rPr>
+      </w:r>
+      <w:r>
+        <w:rPr>
+          <w:b/>
+          <w:lang w:val="pt_PT" w:bidi="pt_PT"/>
+        </w:rPr>
         <w:t>"Façam tudo isso orando a Deus e pedindo a ajuda dele. Orem sempre, guiados pelo Espírito de Deus".</w:t>
       </w:r>
     </w:p>
@@ -38792,6 +44297,21 @@
           <w:b/>
           <w:lang w:val="pt_PT" w:bidi="pt_PT"/>
         </w:rPr>
+        <w:t>εἰς αὐτὸ</w:t>
+      </w:r>
+    </w:p>
+    <w:p>
+      <w:pPr/>
+      <w:r>
+        <w:rPr>
+          <w:lang w:val="pt_PT" w:bidi="pt_PT"/>
+        </w:rPr>
+      </w:r>
+      <w:r>
+        <w:rPr>
+          <w:b/>
+          <w:lang w:val="pt_PT" w:bidi="pt_PT"/>
+        </w:rPr>
         <w:t>"Façam tudo isso orando a Deus".</w:t>
       </w:r>
     </w:p>
@@ -38888,6 +44408,21 @@
           <w:b/>
           <w:lang w:val="pt_PT" w:bidi="pt_PT"/>
         </w:rPr>
+        <w:t>ἀγρυπνοῦντες ἐν πάσῃ προσκαρτερήσει καὶ δεήσει περὶ πάντων τῶν ἁγίων</w:t>
+      </w:r>
+    </w:p>
+    <w:p>
+      <w:pPr/>
+      <w:r>
+        <w:rPr>
+          <w:lang w:val="pt_PT" w:bidi="pt_PT"/>
+        </w:rPr>
+      </w:r>
+      <w:r>
+        <w:rPr>
+          <w:b/>
+          <w:lang w:val="pt_PT" w:bidi="pt_PT"/>
+        </w:rPr>
         <w:t>"Fiquem alertas. Não desanimem e orem sempre por todo o povo de Deus".</w:t>
       </w:r>
     </w:p>
@@ -39047,6 +44582,21 @@
           <w:b/>
           <w:lang w:val="pt_PT" w:bidi="pt_PT"/>
         </w:rPr>
+        <w:t>ἵνα μοι δοθῇ λόγος</w:t>
+      </w:r>
+    </w:p>
+    <w:p>
+      <w:pPr/>
+      <w:r>
+        <w:rPr>
+          <w:lang w:val="pt_PT" w:bidi="pt_PT"/>
+        </w:rPr>
+      </w:r>
+      <w:r>
+        <w:rPr>
+          <w:b/>
+          <w:lang w:val="pt_PT" w:bidi="pt_PT"/>
+        </w:rPr>
         <w:t>"para que, quando eu falar, fale com coragem e torne conhecido o segredo do evangelho".</w:t>
       </w:r>
     </w:p>
@@ -39143,6 +44693,21 @@
           <w:b/>
           <w:lang w:val="pt_PT" w:bidi="pt_PT"/>
         </w:rPr>
+        <w:t>ἵνα</w:t>
+      </w:r>
+    </w:p>
+    <w:p>
+      <w:pPr/>
+      <w:r>
+        <w:rPr>
+          <w:lang w:val="pt_PT" w:bidi="pt_PT"/>
+        </w:rPr>
+      </w:r>
+      <w:r>
+        <w:rPr>
+          <w:b/>
+          <w:lang w:val="pt_PT" w:bidi="pt_PT"/>
+        </w:rPr>
         <w:t>"para que, quando eu falar".</w:t>
       </w:r>
     </w:p>
@@ -39335,6 +44900,21 @@
           <w:b/>
           <w:lang w:val="pt_PT" w:bidi="pt_PT"/>
         </w:rPr>
+        <w:t>ὑπὲρ οὗ πρεσβεύω ἐν ἁλύσει</w:t>
+      </w:r>
+    </w:p>
+    <w:p>
+      <w:pPr/>
+      <w:r>
+        <w:rPr>
+          <w:lang w:val="pt_PT" w:bidi="pt_PT"/>
+        </w:rPr>
+      </w:r>
+      <w:r>
+        <w:rPr>
+          <w:b/>
+          <w:lang w:val="pt_PT" w:bidi="pt_PT"/>
+        </w:rPr>
         <w:t>"Eu sou embaixador a serviço desse evangelho, embora esteja agora na cadeia".</w:t>
       </w:r>
     </w:p>
@@ -39431,6 +45011,21 @@
           <w:b/>
           <w:lang w:val="pt_PT" w:bidi="pt_PT"/>
         </w:rPr>
+        <w:t>ἵνα ἐν αὐτῷ παρρησιάσωμαι, ὡς δεῖ με λαλῆσαι</w:t>
+      </w:r>
+    </w:p>
+    <w:p>
+      <w:pPr/>
+      <w:r>
+        <w:rPr>
+          <w:lang w:val="pt_PT" w:bidi="pt_PT"/>
+        </w:rPr>
+      </w:r>
+      <w:r>
+        <w:rPr>
+          <w:b/>
+          <w:lang w:val="pt_PT" w:bidi="pt_PT"/>
+        </w:rPr>
         <w:t>"orem para que eu seja corajoso e anuncie o evangelho como eu devo anunciar".</w:t>
       </w:r>
     </w:p>
@@ -39514,6 +45109,21 @@
           <w:b/>
           <w:lang w:val="pt_PT" w:bidi="pt_PT"/>
         </w:rPr>
+        <w:t>ἵνα</w:t>
+      </w:r>
+    </w:p>
+    <w:p>
+      <w:pPr/>
+      <w:r>
+        <w:rPr>
+          <w:lang w:val="pt_PT" w:bidi="pt_PT"/>
+        </w:rPr>
+      </w:r>
+      <w:r>
+        <w:rPr>
+          <w:b/>
+          <w:lang w:val="pt_PT" w:bidi="pt_PT"/>
+        </w:rPr>
         <w:t>"para que eu seja corajoso".</w:t>
       </w:r>
     </w:p>
@@ -39610,6 +45220,21 @@
           <w:b/>
           <w:lang w:val="pt_PT" w:bidi="pt_PT"/>
         </w:rPr>
+        <w:t>ἐν αὐτῷ</w:t>
+      </w:r>
+    </w:p>
+    <w:p>
+      <w:pPr/>
+      <w:r>
+        <w:rPr>
+          <w:lang w:val="pt_PT" w:bidi="pt_PT"/>
+        </w:rPr>
+      </w:r>
+      <w:r>
+        <w:rPr>
+          <w:b/>
+          <w:lang w:val="pt_PT" w:bidi="pt_PT"/>
+        </w:rPr>
         <w:t>"e anuncie o evangelho como devo anunciar".</w:t>
       </w:r>
     </w:p>
@@ -39732,6 +45357,21 @@
           <w:b/>
           <w:lang w:val="pt_PT" w:bidi="pt_PT"/>
         </w:rPr>
+        <w:t>ἵνα</w:t>
+      </w:r>
+    </w:p>
+    <w:p>
+      <w:pPr/>
+      <w:r>
+        <w:rPr>
+          <w:lang w:val="pt_PT" w:bidi="pt_PT"/>
+        </w:rPr>
+      </w:r>
+      <w:r>
+        <w:rPr>
+          <w:b/>
+          <w:lang w:val="pt_PT" w:bidi="pt_PT"/>
+        </w:rPr>
         <w:t>"para que vocês possam saber como estou passando".</w:t>
       </w:r>
     </w:p>
@@ -39828,6 +45468,21 @@
           <w:b/>
           <w:lang w:val="pt_PT" w:bidi="pt_PT"/>
         </w:rPr>
+        <w:t>ἀδελφὸς</w:t>
+      </w:r>
+    </w:p>
+    <w:p>
+      <w:pPr/>
+      <w:r>
+        <w:rPr>
+          <w:lang w:val="pt_PT" w:bidi="pt_PT"/>
+        </w:rPr>
+      </w:r>
+      <w:r>
+        <w:rPr>
+          <w:b/>
+          <w:lang w:val="pt_PT" w:bidi="pt_PT"/>
+        </w:rPr>
         <w:t>"nosso querido irmão".</w:t>
       </w:r>
     </w:p>
@@ -39924,6 +45579,21 @@
           <w:b/>
           <w:lang w:val="pt_PT" w:bidi="pt_PT"/>
         </w:rPr>
+        <w:t>παρακαλέσῃ τὰς καρδίας ὑμῶν</w:t>
+      </w:r>
+    </w:p>
+    <w:p>
+      <w:pPr/>
+      <w:r>
+        <w:rPr>
+          <w:lang w:val="pt_PT" w:bidi="pt_PT"/>
+        </w:rPr>
+      </w:r>
+      <w:r>
+        <w:rPr>
+          <w:b/>
+          <w:lang w:val="pt_PT" w:bidi="pt_PT"/>
+        </w:rPr>
         <w:t>"a fim de que vocês fiquem bem animados".</w:t>
       </w:r>
     </w:p>
@@ -40020,6 +45690,21 @@
           <w:b/>
           <w:lang w:val="pt_PT" w:bidi="pt_PT"/>
         </w:rPr>
+        <w:t>ἵνα</w:t>
+      </w:r>
+    </w:p>
+    <w:p>
+      <w:pPr/>
+      <w:r>
+        <w:rPr>
+          <w:lang w:val="pt_PT" w:bidi="pt_PT"/>
+        </w:rPr>
+      </w:r>
+      <w:r>
+        <w:rPr>
+          <w:b/>
+          <w:lang w:val="pt_PT" w:bidi="pt_PT"/>
+        </w:rPr>
         <w:t>"para que ele conte como todos nós aqui estamos passando".</w:t>
       </w:r>
     </w:p>
@@ -40179,6 +45864,21 @@
           <w:b/>
           <w:lang w:val="pt_PT" w:bidi="pt_PT"/>
         </w:rPr>
+        <w:t>εἰρήνη τοῖς ἀδελφοῖς</w:t>
+      </w:r>
+    </w:p>
+    <w:p>
+      <w:pPr/>
+      <w:r>
+        <w:rPr>
+          <w:lang w:val="pt_PT" w:bidi="pt_PT"/>
+        </w:rPr>
+      </w:r>
+      <w:r>
+        <w:rPr>
+          <w:b/>
+          <w:lang w:val="pt_PT" w:bidi="pt_PT"/>
+        </w:rPr>
         <w:t>"deem a todos os irmãos paz".</w:t>
       </w:r>
     </w:p>
@@ -40275,6 +45975,21 @@
           <w:b/>
           <w:lang w:val="pt_PT" w:bidi="pt_PT"/>
         </w:rPr>
+        <w:t>τοῖς ἀδελφοῖς</w:t>
+      </w:r>
+    </w:p>
+    <w:p>
+      <w:pPr/>
+      <w:r>
+        <w:rPr>
+          <w:lang w:val="pt_PT" w:bidi="pt_PT"/>
+        </w:rPr>
+      </w:r>
+      <w:r>
+        <w:rPr>
+          <w:b/>
+          <w:lang w:val="pt_PT" w:bidi="pt_PT"/>
+        </w:rPr>
         <w:t>"deem a todos os irmãos".</w:t>
       </w:r>
     </w:p>
@@ -40371,6 +46086,21 @@
           <w:b/>
           <w:lang w:val="pt_PT" w:bidi="pt_PT"/>
         </w:rPr>
+        <w:t>ἀγάπη</w:t>
+      </w:r>
+    </w:p>
+    <w:p>
+      <w:pPr/>
+      <w:r>
+        <w:rPr>
+          <w:lang w:val="pt_PT" w:bidi="pt_PT"/>
+        </w:rPr>
+      </w:r>
+      <w:r>
+        <w:rPr>
+          <w:b/>
+          <w:lang w:val="pt_PT" w:bidi="pt_PT"/>
+        </w:rPr>
         <w:t>"deem a todos os irmãos paz e amor".</w:t>
       </w:r>
     </w:p>
@@ -40467,6 +46197,21 @@
           <w:b/>
           <w:lang w:val="pt_PT" w:bidi="pt_PT"/>
         </w:rPr>
+        <w:t>μετὰ πίστεως</w:t>
+      </w:r>
+    </w:p>
+    <w:p>
+      <w:pPr/>
+      <w:r>
+        <w:rPr>
+          <w:lang w:val="pt_PT" w:bidi="pt_PT"/>
+        </w:rPr>
+      </w:r>
+      <w:r>
+        <w:rPr>
+          <w:b/>
+          <w:lang w:val="pt_PT" w:bidi="pt_PT"/>
+        </w:rPr>
         <w:t>"deem a todos os irmãos paz e amor, com fé!".</w:t>
       </w:r>
     </w:p>
@@ -40563,6 +46308,21 @@
           <w:b/>
           <w:lang w:val="pt_PT" w:bidi="pt_PT"/>
         </w:rPr>
+        <w:t>ἡ χάρις μετὰ</w:t>
+      </w:r>
+    </w:p>
+    <w:p>
+      <w:pPr/>
+      <w:r>
+        <w:rPr>
+          <w:lang w:val="pt_PT" w:bidi="pt_PT"/>
+        </w:rPr>
+      </w:r>
+      <w:r>
+        <w:rPr>
+          <w:b/>
+          <w:lang w:val="pt_PT" w:bidi="pt_PT"/>
+        </w:rPr>
         <w:t>"E que a graça de Deus esteja com todos".</w:t>
       </w:r>
     </w:p>
@@ -40645,6 +46405,21 @@
         <w:rPr>
           <w:lang w:val="pt_PT" w:bidi="pt_PT"/>
         </w:rPr>
+      </w:r>
+    </w:p>
+    <w:p>
+      <w:pPr/>
+      <w:r>
+        <w:rPr>
+          <w:lang w:val="pt_PT" w:bidi="pt_PT"/>
+        </w:rPr>
+      </w:r>
+      <w:r>
+        <w:rPr>
+          <w:b/>
+          <w:lang w:val="pt_PT" w:bidi="pt_PT"/>
+        </w:rPr>
+        <w:t>ἐν ἀφθαρσίᾳ</w:t>
       </w:r>
     </w:p>
     <w:p>

--- a/por/docx/49.content.docx
+++ b/por/docx/49.content.docx
@@ -28,49 +28,15 @@
       </w:r>
     </w:p>
     <w:p>
-      <w:pPr>
-        <w:pStyle w:val="Heading2"/>
-      </w:pPr>
-      <w:r>
-        <w:rPr>
-          <w:lang w:val="pt_PT" w:bidi="pt_PT"/>
-        </w:rPr>
-        <w:t>License Information</w:t>
-      </w:r>
-      <w:r>
-        <w:rPr>
-          <w:lang w:val="pt_PT" w:bidi="pt_PT"/>
-        </w:rPr>
-      </w:r>
-    </w:p>
-    <w:p>
-      <w:pPr/>
-      <w:r>
-        <w:rPr>
-          <w:lang w:val="pt_PT" w:bidi="pt_PT"/>
-        </w:rPr>
-      </w:r>
-      <w:r>
-        <w:rPr>
-          <w:b/>
-          <w:lang w:val="pt_PT" w:bidi="pt_PT"/>
-        </w:rPr>
-        <w:t>Notas de Tradução (unfoldingWord)</w:t>
-      </w:r>
-      <w:r>
-        <w:rPr>
-          <w:lang w:val="pt_PT" w:bidi="pt_PT"/>
-        </w:rPr>
-        <w:t xml:space="preserve"> (Portuguese) is based on</w:t>
-      </w:r>
-      <w:r>
-        <w:rPr>
-          <w:lang w:val="pt_PT" w:bidi="pt_PT"/>
-        </w:rPr>
-        <w:t xml:space="preserve">: </w:t>
-      </w:r>
-      <w:r>
-        <w:rPr>
+      <w:pPr/>
+      <w:r>
+        <w:rPr>
+          <w:lang w:val="pt_PT" w:bidi="pt_PT"/>
+        </w:rPr>
+      </w:r>
+      <w:r>
+        <w:rPr>
+          <w:b/>
           <w:lang w:val="pt_PT" w:bidi="pt_PT"/>
         </w:rPr>
         <w:t>unfoldingWord® Translation Notes</w:t>
@@ -79,62 +45,31 @@
         <w:rPr>
           <w:lang w:val="pt_PT" w:bidi="pt_PT"/>
         </w:rPr>
-        <w:t xml:space="preserve">, </w:t>
-      </w:r>
-      <w:hyperlink r:id="rId13">
-        <w:r>
-          <w:rPr>
-            <w:lang w:val="pt_PT" w:bidi="pt_PT"/>
-          </w:rPr>
-          <w:rPr>
-            <w:color w:val="0000EE"/>
-            <w:u w:val="single"/>
-          </w:rPr>
-          <w:t>unfoldingWord</w:t>
-        </w:r>
-      </w:hyperlink>
-      <w:r>
-        <w:rPr>
-          <w:lang w:val="pt_PT" w:bidi="pt_PT"/>
-        </w:rPr>
-        <w:t xml:space="preserve">, 2022, which is licensed under a </w:t>
-      </w:r>
-      <w:hyperlink r:id="rId14">
-        <w:r>
-          <w:rPr>
-            <w:lang w:val="pt_PT" w:bidi="pt_PT"/>
-          </w:rPr>
-          <w:rPr>
-            <w:color w:val="0000EE"/>
-            <w:u w:val="single"/>
-          </w:rPr>
-          <w:t>CC BY-SA 4.0 license</w:t>
-        </w:r>
-      </w:hyperlink>
-      <w:r>
-        <w:rPr>
-          <w:lang w:val="pt_PT" w:bidi="pt_PT"/>
-        </w:rPr>
-        <w:t>.</w:t>
-      </w:r>
-      <w:r>
-        <w:rPr>
-          <w:lang w:val="pt_PT" w:bidi="pt_PT"/>
-        </w:rPr>
-      </w:r>
-    </w:p>
-    <w:p>
-      <w:pPr/>
-      <w:r>
-        <w:rPr>
-          <w:lang w:val="pt_PT" w:bidi="pt_PT"/>
-        </w:rPr>
-      </w:r>
-      <w:r>
-        <w:rPr>
-          <w:lang w:val="pt_PT" w:bidi="pt_PT"/>
-        </w:rPr>
-        <w:t>This PDF version is provided under the same license.</w:t>
+        <w:t xml:space="preserve"> © 2022 unfoldingWord. Released under CC BY-SA 4.0 license. </w:t>
+      </w:r>
+      <w:r>
+        <w:rPr>
+          <w:lang w:val="pt_PT" w:bidi="pt_PT"/>
+        </w:rPr>
+        <w:t>unfoldingWord® Translation Notes</w:t>
+      </w:r>
+      <w:r>
+        <w:rPr>
+          <w:lang w:val="pt_PT" w:bidi="pt_PT"/>
+        </w:rPr>
+        <w:t xml:space="preserve"> has been adapted in the following languages: Tok Pisin, Arabic (عربي), French (Français), Hindi (हिंदी), Indonesian (Bahasa Indonesia), Portuguese (Português), Russian (Русский), Spanish (Español), Swahili (Kiswahili), and Simplified Chinese (简体中文) from </w:t>
+      </w:r>
+      <w:r>
+        <w:rPr>
+          <w:lang w:val="pt_PT" w:bidi="pt_PT"/>
+        </w:rPr>
+        <w:t>unfoldingWord® Translation Notes</w:t>
+      </w:r>
+      <w:r>
+        <w:rPr>
+          <w:lang w:val="pt_PT" w:bidi="pt_PT"/>
+        </w:rPr>
+        <w:t xml:space="preserve"> © 2022 unfoldingWord. Released under CC BY-SA 4.0 license by Mission Mutual</w:t>
       </w:r>
       <w:r>
         <w:rPr>
@@ -371,21 +306,6 @@
           <w:b/>
           <w:lang w:val="pt_PT" w:bidi="pt_PT"/>
         </w:rPr>
-        <w:t>Παῦλος, ἀπόστολος Χριστοῦ Ἰησοῦ &amp; τοῖς ἁγίοις τοῖς οὖσιν</w:t>
-      </w:r>
-    </w:p>
-    <w:p>
-      <w:pPr/>
-      <w:r>
-        <w:rPr>
-          <w:lang w:val="pt_PT" w:bidi="pt_PT"/>
-        </w:rPr>
-      </w:r>
-      <w:r>
-        <w:rPr>
-          <w:b/>
-          <w:lang w:val="pt_PT" w:bidi="pt_PT"/>
-        </w:rPr>
         <w:t>"Eu, Paulo, apóstolo de Cristo Jesus... ao povo de Deus da cidade de Éfeso".</w:t>
       </w:r>
     </w:p>
@@ -449,21 +369,6 @@
           <w:b/>
           <w:lang w:val="pt_PT" w:bidi="pt_PT"/>
         </w:rPr>
-        <w:t>ἐν Χριστῷ Ἰησοῦ</w:t>
-      </w:r>
-    </w:p>
-    <w:p>
-      <w:pPr/>
-      <w:r>
-        <w:rPr>
-          <w:lang w:val="pt_PT" w:bidi="pt_PT"/>
-        </w:rPr>
-      </w:r>
-      <w:r>
-        <w:rPr>
-          <w:b/>
-          <w:lang w:val="pt_PT" w:bidi="pt_PT"/>
-        </w:rPr>
         <w:t>"com Cristo Jesus".</w:t>
       </w:r>
     </w:p>
@@ -573,21 +478,6 @@
           <w:b/>
           <w:lang w:val="pt_PT" w:bidi="pt_PT"/>
         </w:rPr>
-        <w:t>χάρις ὑμῖν καὶ εἰρήνη</w:t>
-      </w:r>
-    </w:p>
-    <w:p>
-      <w:pPr/>
-      <w:r>
-        <w:rPr>
-          <w:lang w:val="pt_PT" w:bidi="pt_PT"/>
-        </w:rPr>
-      </w:r>
-      <w:r>
-        <w:rPr>
-          <w:b/>
-          <w:lang w:val="pt_PT" w:bidi="pt_PT"/>
-        </w:rPr>
         <w:t>"Que a graça e paz de Deus... estejam com vocês".</w:t>
       </w:r>
     </w:p>
@@ -783,21 +673,6 @@
           <w:b/>
           <w:lang w:val="pt_PT" w:bidi="pt_PT"/>
         </w:rPr>
-        <w:t>εὐλογητὸς ὁ Θεὸς καὶ Πατὴρ τοῦ Κυρίου ἡμῶν, Ἰησοῦ Χριστοῦ</w:t>
-      </w:r>
-    </w:p>
-    <w:p>
-      <w:pPr/>
-      <w:r>
-        <w:rPr>
-          <w:lang w:val="pt_PT" w:bidi="pt_PT"/>
-        </w:rPr>
-      </w:r>
-      <w:r>
-        <w:rPr>
-          <w:b/>
-          <w:lang w:val="pt_PT" w:bidi="pt_PT"/>
-        </w:rPr>
         <w:t>"Agradecemos ao Deus e Pai do nosso Senhor Jesus Cristo".</w:t>
       </w:r>
     </w:p>
@@ -894,21 +769,6 @@
           <w:b/>
           <w:lang w:val="pt_PT" w:bidi="pt_PT"/>
         </w:rPr>
-        <w:t>ὁ εὐλογήσας ἡμᾶς</w:t>
-      </w:r>
-    </w:p>
-    <w:p>
-      <w:pPr/>
-      <w:r>
-        <w:rPr>
-          <w:lang w:val="pt_PT" w:bidi="pt_PT"/>
-        </w:rPr>
-      </w:r>
-      <w:r>
-        <w:rPr>
-          <w:b/>
-          <w:lang w:val="pt_PT" w:bidi="pt_PT"/>
-        </w:rPr>
         <w:t>"pois ele nos tem abençoado".</w:t>
       </w:r>
     </w:p>
@@ -972,21 +832,6 @@
           <w:b/>
           <w:lang w:val="pt_PT" w:bidi="pt_PT"/>
         </w:rPr>
-        <w:t>πάσῃ εὐλογίᾳ πνευματικῇ</w:t>
-      </w:r>
-    </w:p>
-    <w:p>
-      <w:pPr/>
-      <w:r>
-        <w:rPr>
-          <w:lang w:val="pt_PT" w:bidi="pt_PT"/>
-        </w:rPr>
-      </w:r>
-      <w:r>
-        <w:rPr>
-          <w:b/>
-          <w:lang w:val="pt_PT" w:bidi="pt_PT"/>
-        </w:rPr>
         <w:t>"dando-nos todos os dons espirituais do mundo celestial".</w:t>
       </w:r>
     </w:p>
@@ -1126,21 +971,6 @@
           <w:b/>
           <w:lang w:val="pt_PT" w:bidi="pt_PT"/>
         </w:rPr>
-        <w:t>ἐν Χριστῷ</w:t>
-      </w:r>
-    </w:p>
-    <w:p>
-      <w:pPr/>
-      <w:r>
-        <w:rPr>
-          <w:lang w:val="pt_PT" w:bidi="pt_PT"/>
-        </w:rPr>
-      </w:r>
-      <w:r>
-        <w:rPr>
-          <w:b/>
-          <w:lang w:val="pt_PT" w:bidi="pt_PT"/>
-        </w:rPr>
         <w:t>"por estarmos unidos com Cristo".</w:t>
       </w:r>
     </w:p>
@@ -1250,21 +1080,6 @@
           <w:b/>
           <w:lang w:val="pt_PT" w:bidi="pt_PT"/>
         </w:rPr>
-        <w:t>ἁγίους καὶ ἀμώμους</w:t>
-      </w:r>
-    </w:p>
-    <w:p>
-      <w:pPr/>
-      <w:r>
-        <w:rPr>
-          <w:lang w:val="pt_PT" w:bidi="pt_PT"/>
-        </w:rPr>
-      </w:r>
-      <w:r>
-        <w:rPr>
-          <w:b/>
-          <w:lang w:val="pt_PT" w:bidi="pt_PT"/>
-        </w:rPr>
         <w:t>"sem culpa".</w:t>
       </w:r>
     </w:p>
@@ -1361,21 +1176,6 @@
           <w:b/>
           <w:lang w:val="pt_PT" w:bidi="pt_PT"/>
         </w:rPr>
-        <w:t>ἀμώμους</w:t>
-      </w:r>
-    </w:p>
-    <w:p>
-      <w:pPr/>
-      <w:r>
-        <w:rPr>
-          <w:lang w:val="pt_PT" w:bidi="pt_PT"/>
-        </w:rPr>
-      </w:r>
-      <w:r>
-        <w:rPr>
-          <w:b/>
-          <w:lang w:val="pt_PT" w:bidi="pt_PT"/>
-        </w:rPr>
         <w:t>"e nos apresentarmos diante dele sem culpa".</w:t>
       </w:r>
     </w:p>
@@ -1485,21 +1285,6 @@
           <w:b/>
           <w:lang w:val="pt_PT" w:bidi="pt_PT"/>
         </w:rPr>
-        <w:t>προορίσας &amp; αὐτόν &amp; αὐτοῦ</w:t>
-      </w:r>
-    </w:p>
-    <w:p>
-      <w:pPr/>
-      <w:r>
-        <w:rPr>
-          <w:lang w:val="pt_PT" w:bidi="pt_PT"/>
-        </w:rPr>
-      </w:r>
-      <w:r>
-        <w:rPr>
-          <w:b/>
-          <w:lang w:val="pt_PT" w:bidi="pt_PT"/>
-        </w:rPr>
         <w:t>"seus filhos" - "seu prazer" - "sua vontade".</w:t>
       </w:r>
     </w:p>
@@ -1563,21 +1348,6 @@
           <w:b/>
           <w:lang w:val="pt_PT" w:bidi="pt_PT"/>
         </w:rPr>
-        <w:t>προορίσας ἡμᾶς εἰς υἱοθεσίαν</w:t>
-      </w:r>
-    </w:p>
-    <w:p>
-      <w:pPr/>
-      <w:r>
-        <w:rPr>
-          <w:lang w:val="pt_PT" w:bidi="pt_PT"/>
-        </w:rPr>
-      </w:r>
-      <w:r>
-        <w:rPr>
-          <w:b/>
-          <w:lang w:val="pt_PT" w:bidi="pt_PT"/>
-        </w:rPr>
         <w:t>"Deus já havia resolvido que nos tornaria seus filhos".</w:t>
       </w:r>
     </w:p>
@@ -1674,21 +1444,6 @@
           <w:b/>
           <w:lang w:val="pt_PT" w:bidi="pt_PT"/>
         </w:rPr>
-        <w:t>προορίσας ἡμᾶς</w:t>
-      </w:r>
-    </w:p>
-    <w:p>
-      <w:pPr/>
-      <w:r>
-        <w:rPr>
-          <w:lang w:val="pt_PT" w:bidi="pt_PT"/>
-        </w:rPr>
-      </w:r>
-      <w:r>
-        <w:rPr>
-          <w:b/>
-          <w:lang w:val="pt_PT" w:bidi="pt_PT"/>
-        </w:rPr>
         <w:t>"Deus já havia resolvido que nos tornaria seus filhos".</w:t>
       </w:r>
     </w:p>
@@ -1752,21 +1507,6 @@
           <w:b/>
           <w:lang w:val="pt_PT" w:bidi="pt_PT"/>
         </w:rPr>
-        <w:t>εἰς υἱοθεσίαν</w:t>
-      </w:r>
-    </w:p>
-    <w:p>
-      <w:pPr/>
-      <w:r>
-        <w:rPr>
-          <w:lang w:val="pt_PT" w:bidi="pt_PT"/>
-        </w:rPr>
-      </w:r>
-      <w:r>
-        <w:rPr>
-          <w:b/>
-          <w:lang w:val="pt_PT" w:bidi="pt_PT"/>
-        </w:rPr>
         <w:t>"nos tornaria seus filhos".</w:t>
       </w:r>
     </w:p>
@@ -1952,21 +1692,6 @@
           <w:b/>
           <w:lang w:val="pt_PT" w:bidi="pt_PT"/>
         </w:rPr>
-        <w:t>ἐχαρίτωσεν ἡμᾶς ἐν τῷ ἠγαπημένῳ</w:t>
-      </w:r>
-    </w:p>
-    <w:p>
-      <w:pPr/>
-      <w:r>
-        <w:rPr>
-          <w:lang w:val="pt_PT" w:bidi="pt_PT"/>
-        </w:rPr>
-      </w:r>
-      <w:r>
-        <w:rPr>
-          <w:b/>
-          <w:lang w:val="pt_PT" w:bidi="pt_PT"/>
-        </w:rPr>
         <w:t>"que ele nos deu gratuitamente por meio do seu querido Filho".</w:t>
       </w:r>
     </w:p>
@@ -2030,21 +1755,6 @@
           <w:b/>
           <w:lang w:val="pt_PT" w:bidi="pt_PT"/>
         </w:rPr>
-        <w:t>τῷ ἠγαπημένῳ</w:t>
-      </w:r>
-    </w:p>
-    <w:p>
-      <w:pPr/>
-      <w:r>
-        <w:rPr>
-          <w:lang w:val="pt_PT" w:bidi="pt_PT"/>
-        </w:rPr>
-      </w:r>
-      <w:r>
-        <w:rPr>
-          <w:b/>
-          <w:lang w:val="pt_PT" w:bidi="pt_PT"/>
-        </w:rPr>
         <w:t>"do seu querido Filho".</w:t>
       </w:r>
     </w:p>
@@ -2108,21 +1818,6 @@
           <w:b/>
           <w:lang w:val="pt_PT" w:bidi="pt_PT"/>
         </w:rPr>
-        <w:t>διὰ τοῦ αἵματος αὐτοῦ</w:t>
-      </w:r>
-    </w:p>
-    <w:p>
-      <w:pPr/>
-      <w:r>
-        <w:rPr>
-          <w:lang w:val="pt_PT" w:bidi="pt_PT"/>
-        </w:rPr>
-      </w:r>
-      <w:r>
-        <w:rPr>
-          <w:b/>
-          <w:lang w:val="pt_PT" w:bidi="pt_PT"/>
-        </w:rPr>
         <w:t>"pela morte de Cristo na cruz".</w:t>
       </w:r>
     </w:p>
@@ -2232,21 +1927,6 @@
           <w:b/>
           <w:lang w:val="pt_PT" w:bidi="pt_PT"/>
         </w:rPr>
-        <w:t>τὸ πλοῦτος τῆς χάριτος αὐτοῦ</w:t>
-      </w:r>
-    </w:p>
-    <w:p>
-      <w:pPr/>
-      <w:r>
-        <w:rPr>
-          <w:lang w:val="pt_PT" w:bidi="pt_PT"/>
-        </w:rPr>
-      </w:r>
-      <w:r>
-        <w:rPr>
-          <w:b/>
-          <w:lang w:val="pt_PT" w:bidi="pt_PT"/>
-        </w:rPr>
         <w:t>"Como é maravilhosa a graça de Deus".</w:t>
       </w:r>
     </w:p>
@@ -2356,21 +2036,6 @@
           <w:b/>
           <w:lang w:val="pt_PT" w:bidi="pt_PT"/>
         </w:rPr>
-        <w:t>ἧς ἐπερίσσευσεν εἰς ἡμᾶς</w:t>
-      </w:r>
-    </w:p>
-    <w:p>
-      <w:pPr/>
-      <w:r>
-        <w:rPr>
-          <w:lang w:val="pt_PT" w:bidi="pt_PT"/>
-        </w:rPr>
-      </w:r>
-      <w:r>
-        <w:rPr>
-          <w:b/>
-          <w:lang w:val="pt_PT" w:bidi="pt_PT"/>
-        </w:rPr>
         <w:t>"que ele nos deu com tanta fartura!".</w:t>
       </w:r>
     </w:p>
@@ -2434,21 +2099,6 @@
           <w:b/>
           <w:lang w:val="pt_PT" w:bidi="pt_PT"/>
         </w:rPr>
-        <w:t>ἐν πάσῃ σοφίᾳ καὶ φρονήσει</w:t>
-      </w:r>
-    </w:p>
-    <w:p>
-      <w:pPr/>
-      <w:r>
-        <w:rPr>
-          <w:lang w:val="pt_PT" w:bidi="pt_PT"/>
-        </w:rPr>
-      </w:r>
-      <w:r>
-        <w:rPr>
-          <w:b/>
-          <w:lang w:val="pt_PT" w:bidi="pt_PT"/>
-        </w:rPr>
         <w:t>"em toda a sua sabedoria e entendimento".</w:t>
       </w:r>
     </w:p>
@@ -2512,21 +2162,6 @@
           <w:b/>
           <w:lang w:val="pt_PT" w:bidi="pt_PT"/>
         </w:rPr>
-        <w:t>σοφίᾳ καὶ φρονήσει</w:t>
-      </w:r>
-    </w:p>
-    <w:p>
-      <w:pPr/>
-      <w:r>
-        <w:rPr>
-          <w:lang w:val="pt_PT" w:bidi="pt_PT"/>
-        </w:rPr>
-      </w:r>
-      <w:r>
-        <w:rPr>
-          <w:b/>
-          <w:lang w:val="pt_PT" w:bidi="pt_PT"/>
-        </w:rPr>
         <w:t>"sabedoria e entendimento".</w:t>
       </w:r>
     </w:p>
@@ -2636,21 +2271,6 @@
           <w:b/>
           <w:lang w:val="pt_PT" w:bidi="pt_PT"/>
         </w:rPr>
-        <w:t>κατὰ τὴν εὐδοκίαν αὐτοῦ</w:t>
-      </w:r>
-    </w:p>
-    <w:p>
-      <w:pPr/>
-      <w:r>
-        <w:rPr>
-          <w:lang w:val="pt_PT" w:bidi="pt_PT"/>
-        </w:rPr>
-      </w:r>
-      <w:r>
-        <w:rPr>
-          <w:b/>
-          <w:lang w:val="pt_PT" w:bidi="pt_PT"/>
-        </w:rPr>
         <w:t>"fez o que havia resolvido e nos revelou o plano secreto".</w:t>
       </w:r>
     </w:p>
@@ -2714,21 +2334,6 @@
           <w:b/>
           <w:lang w:val="pt_PT" w:bidi="pt_PT"/>
         </w:rPr>
-        <w:t>ἣν προέθετο ἐν αὐτῷ</w:t>
-      </w:r>
-    </w:p>
-    <w:p>
-      <w:pPr/>
-      <w:r>
-        <w:rPr>
-          <w:lang w:val="pt_PT" w:bidi="pt_PT"/>
-        </w:rPr>
-      </w:r>
-      <w:r>
-        <w:rPr>
-          <w:b/>
-          <w:lang w:val="pt_PT" w:bidi="pt_PT"/>
-        </w:rPr>
         <w:t>"que tinha decidido realizar por meio de Cristo".</w:t>
       </w:r>
     </w:p>
@@ -2792,21 +2397,6 @@
           <w:b/>
           <w:lang w:val="pt_PT" w:bidi="pt_PT"/>
         </w:rPr>
-        <w:t>ἐν αὐτῷ</w:t>
-      </w:r>
-    </w:p>
-    <w:p>
-      <w:pPr/>
-      <w:r>
-        <w:rPr>
-          <w:lang w:val="pt_PT" w:bidi="pt_PT"/>
-        </w:rPr>
-      </w:r>
-      <w:r>
-        <w:rPr>
-          <w:b/>
-          <w:lang w:val="pt_PT" w:bidi="pt_PT"/>
-        </w:rPr>
         <w:t>"por meio de Cristo".</w:t>
       </w:r>
     </w:p>
@@ -2870,21 +2460,6 @@
           <w:b/>
           <w:lang w:val="pt_PT" w:bidi="pt_PT"/>
         </w:rPr>
-        <w:t>εἰς οἰκονομίαν</w:t>
-      </w:r>
-    </w:p>
-    <w:p>
-      <w:pPr/>
-      <w:r>
-        <w:rPr>
-          <w:lang w:val="pt_PT" w:bidi="pt_PT"/>
-        </w:rPr>
-      </w:r>
-      <w:r>
-        <w:rPr>
-          <w:b/>
-          <w:lang w:val="pt_PT" w:bidi="pt_PT"/>
-        </w:rPr>
         <w:t>"Esse plano é unir, no tempo certo".</w:t>
       </w:r>
     </w:p>
@@ -2948,21 +2523,6 @@
           <w:b/>
           <w:lang w:val="pt_PT" w:bidi="pt_PT"/>
         </w:rPr>
-        <w:t>τοῦ πληρώματος τῶν καιρῶν</w:t>
-      </w:r>
-    </w:p>
-    <w:p>
-      <w:pPr/>
-      <w:r>
-        <w:rPr>
-          <w:lang w:val="pt_PT" w:bidi="pt_PT"/>
-        </w:rPr>
-      </w:r>
-      <w:r>
-        <w:rPr>
-          <w:b/>
-          <w:lang w:val="pt_PT" w:bidi="pt_PT"/>
-        </w:rPr>
         <w:t>"no tempo certo".</w:t>
       </w:r>
     </w:p>
@@ -3026,21 +2586,6 @@
           <w:b/>
           <w:lang w:val="pt_PT" w:bidi="pt_PT"/>
         </w:rPr>
-        <w:t>ἐν αὐτῷ</w:t>
-      </w:r>
-    </w:p>
-    <w:p>
-      <w:pPr/>
-      <w:r>
-        <w:rPr>
-          <w:lang w:val="pt_PT" w:bidi="pt_PT"/>
-        </w:rPr>
-      </w:r>
-      <w:r>
-        <w:rPr>
-          <w:b/>
-          <w:lang w:val="pt_PT" w:bidi="pt_PT"/>
-        </w:rPr>
         <w:t>"debaixo da autoridade de Cristo".</w:t>
       </w:r>
     </w:p>
@@ -3104,21 +2649,6 @@
           <w:b/>
           <w:lang w:val="pt_PT" w:bidi="pt_PT"/>
         </w:rPr>
-        <w:t>καὶ ἐκληρώθημεν, προορισθέντες</w:t>
-      </w:r>
-    </w:p>
-    <w:p>
-      <w:pPr/>
-      <w:r>
-        <w:rPr>
-          <w:lang w:val="pt_PT" w:bidi="pt_PT"/>
-        </w:rPr>
-      </w:r>
-      <w:r>
-        <w:rPr>
-          <w:b/>
-          <w:lang w:val="pt_PT" w:bidi="pt_PT"/>
-        </w:rPr>
         <w:t>"De acordo com a sua vontade e com aquilo que ele havia resolvido desde o princípio, Deus nos escolheu para sermos seu povo".</w:t>
       </w:r>
     </w:p>
@@ -3241,21 +2771,6 @@
           <w:b/>
           <w:lang w:val="pt_PT" w:bidi="pt_PT"/>
         </w:rPr>
-        <w:t>καὶ ἐκληρώθημεν</w:t>
-      </w:r>
-    </w:p>
-    <w:p>
-      <w:pPr/>
-      <w:r>
-        <w:rPr>
-          <w:lang w:val="pt_PT" w:bidi="pt_PT"/>
-        </w:rPr>
-      </w:r>
-      <w:r>
-        <w:rPr>
-          <w:b/>
-          <w:lang w:val="pt_PT" w:bidi="pt_PT"/>
-        </w:rPr>
         <w:t>"Deus nos escolheu para sermos o seu povo".</w:t>
       </w:r>
     </w:p>
@@ -3352,21 +2867,6 @@
           <w:b/>
           <w:lang w:val="pt_PT" w:bidi="pt_PT"/>
         </w:rPr>
-        <w:t>προορισθέντες</w:t>
-      </w:r>
-    </w:p>
-    <w:p>
-      <w:pPr/>
-      <w:r>
-        <w:rPr>
-          <w:lang w:val="pt_PT" w:bidi="pt_PT"/>
-        </w:rPr>
-      </w:r>
-      <w:r>
-        <w:rPr>
-          <w:b/>
-          <w:lang w:val="pt_PT" w:bidi="pt_PT"/>
-        </w:rPr>
         <w:t>"Deus nos escolheu para sermos o seu povo".</w:t>
       </w:r>
     </w:p>
@@ -3463,21 +2963,6 @@
           <w:b/>
           <w:lang w:val="pt_PT" w:bidi="pt_PT"/>
         </w:rPr>
-        <w:t>ἡμᾶς &amp; τοὺς προηλπικότας ἐν τῷ Χριστῷ</w:t>
-      </w:r>
-    </w:p>
-    <w:p>
-      <w:pPr/>
-      <w:r>
-        <w:rPr>
-          <w:lang w:val="pt_PT" w:bidi="pt_PT"/>
-        </w:rPr>
-      </w:r>
-      <w:r>
-        <w:rPr>
-          <w:b/>
-          <w:lang w:val="pt_PT" w:bidi="pt_PT"/>
-        </w:rPr>
         <w:t>"digo que nós que fomos os primeiros a pôr a nossa esperança em Cristo".</w:t>
       </w:r>
     </w:p>
@@ -3574,21 +3059,6 @@
           <w:b/>
           <w:lang w:val="pt_PT" w:bidi="pt_PT"/>
         </w:rPr>
-        <w:t>εἰς τὸ εἶναι ἡμᾶς, εἰς ἔπαινον δόξης αὐτοῦ</w:t>
-      </w:r>
-    </w:p>
-    <w:p>
-      <w:pPr/>
-      <w:r>
-        <w:rPr>
-          <w:lang w:val="pt_PT" w:bidi="pt_PT"/>
-        </w:rPr>
-      </w:r>
-      <w:r>
-        <w:rPr>
-          <w:b/>
-          <w:lang w:val="pt_PT" w:bidi="pt_PT"/>
-        </w:rPr>
         <w:t>"digo que nós... louvemos a glória de Deus".</w:t>
       </w:r>
     </w:p>
@@ -3708,21 +3178,6 @@
           <w:b/>
           <w:lang w:val="pt_PT" w:bidi="pt_PT"/>
         </w:rPr>
-        <w:t>τὸν λόγον τῆς ἀληθείας</w:t>
-      </w:r>
-    </w:p>
-    <w:p>
-      <w:pPr/>
-      <w:r>
-        <w:rPr>
-          <w:lang w:val="pt_PT" w:bidi="pt_PT"/>
-        </w:rPr>
-      </w:r>
-      <w:r>
-        <w:rPr>
-          <w:b/>
-          <w:lang w:val="pt_PT" w:bidi="pt_PT"/>
-        </w:rPr>
         <w:t>"a verdadeira mensagem".</w:t>
       </w:r>
     </w:p>
@@ -3786,21 +3241,6 @@
           <w:b/>
           <w:lang w:val="pt_PT" w:bidi="pt_PT"/>
         </w:rPr>
-        <w:t>ἐσφραγίσθητε τῷ Πνεύματι τῆς ἐπαγγελίας, τῷ Ἁγίῳ</w:t>
-      </w:r>
-    </w:p>
-    <w:p>
-      <w:pPr/>
-      <w:r>
-        <w:rPr>
-          <w:lang w:val="pt_PT" w:bidi="pt_PT"/>
-        </w:rPr>
-      </w:r>
-      <w:r>
-        <w:rPr>
-          <w:b/>
-          <w:lang w:val="pt_PT" w:bidi="pt_PT"/>
-        </w:rPr>
         <w:t>"E Deus pôs em vocês a sua marca de proprietário quando lhes deu o Espírito Santo, que ele havia prometido".</w:t>
       </w:r>
     </w:p>
@@ -3897,21 +3337,6 @@
           <w:b/>
           <w:lang w:val="pt_PT" w:bidi="pt_PT"/>
         </w:rPr>
-        <w:t>ἐσφραγίσθητε</w:t>
-      </w:r>
-    </w:p>
-    <w:p>
-      <w:pPr/>
-      <w:r>
-        <w:rPr>
-          <w:lang w:val="pt_PT" w:bidi="pt_PT"/>
-        </w:rPr>
-      </w:r>
-      <w:r>
-        <w:rPr>
-          <w:b/>
-          <w:lang w:val="pt_PT" w:bidi="pt_PT"/>
-        </w:rPr>
         <w:t>"Deus pôs em vocês a sua marca de proprietário".</w:t>
       </w:r>
     </w:p>
@@ -4008,21 +3433,6 @@
           <w:b/>
           <w:lang w:val="pt_PT" w:bidi="pt_PT"/>
         </w:rPr>
-        <w:t>ἀρραβὼν τῆς κληρονομίας ἡμῶν</w:t>
-      </w:r>
-    </w:p>
-    <w:p>
-      <w:pPr/>
-      <w:r>
-        <w:rPr>
-          <w:lang w:val="pt_PT" w:bidi="pt_PT"/>
-        </w:rPr>
-      </w:r>
-      <w:r>
-        <w:rPr>
-          <w:b/>
-          <w:lang w:val="pt_PT" w:bidi="pt_PT"/>
-        </w:rPr>
         <w:t>"a garantia de que receberemos o que Deus prometeu ao seu povo".</w:t>
       </w:r>
     </w:p>
@@ -4175,21 +3585,6 @@
           <w:b/>
           <w:lang w:val="pt_PT" w:bidi="pt_PT"/>
         </w:rPr>
-        <w:t>διὰ τοῦτο</w:t>
-      </w:r>
-    </w:p>
-    <w:p>
-      <w:pPr/>
-      <w:r>
-        <w:rPr>
-          <w:lang w:val="pt_PT" w:bidi="pt_PT"/>
-        </w:rPr>
-      </w:r>
-      <w:r>
-        <w:rPr>
-          <w:b/>
-          <w:lang w:val="pt_PT" w:bidi="pt_PT"/>
-        </w:rPr>
         <w:t>"Por isso".</w:t>
       </w:r>
     </w:p>
@@ -4382,21 +3777,6 @@
           <w:b/>
           <w:lang w:val="pt_PT" w:bidi="pt_PT"/>
         </w:rPr>
-        <w:t>οὐ παύομαι εὐχαριστῶν</w:t>
-      </w:r>
-    </w:p>
-    <w:p>
-      <w:pPr/>
-      <w:r>
-        <w:rPr>
-          <w:lang w:val="pt_PT" w:bidi="pt_PT"/>
-        </w:rPr>
-      </w:r>
-      <w:r>
-        <w:rPr>
-          <w:b/>
-          <w:lang w:val="pt_PT" w:bidi="pt_PT"/>
-        </w:rPr>
         <w:t>"não paro de agradecer a Deus".</w:t>
       </w:r>
     </w:p>
@@ -4480,21 +3860,6 @@
           <w:b/>
           <w:lang w:val="pt_PT" w:bidi="pt_PT"/>
         </w:rPr>
-        <w:t>ἵνα</w:t>
-      </w:r>
-    </w:p>
-    <w:p>
-      <w:pPr/>
-      <w:r>
-        <w:rPr>
-          <w:lang w:val="pt_PT" w:bidi="pt_PT"/>
-        </w:rPr>
-      </w:r>
-      <w:r>
-        <w:rPr>
-          <w:b/>
-          <w:lang w:val="pt_PT" w:bidi="pt_PT"/>
-        </w:rPr>
         <w:t>"para que assim vocês o conheçam como devem conhecer".</w:t>
       </w:r>
     </w:p>
@@ -4591,21 +3956,6 @@
           <w:b/>
           <w:lang w:val="pt_PT" w:bidi="pt_PT"/>
         </w:rPr>
-        <w:t>πνεῦμα σοφίας καὶ ἀποκαλύψεως, ἐν ἐπιγνώσει αὐτοῦ</w:t>
-      </w:r>
-    </w:p>
-    <w:p>
-      <w:pPr/>
-      <w:r>
-        <w:rPr>
-          <w:lang w:val="pt_PT" w:bidi="pt_PT"/>
-        </w:rPr>
-      </w:r>
-      <w:r>
-        <w:rPr>
-          <w:b/>
-          <w:lang w:val="pt_PT" w:bidi="pt_PT"/>
-        </w:rPr>
         <w:t>"o seu Espírito, o Espírito que os tornará sábios e revelará Deus a vocês".</w:t>
       </w:r>
     </w:p>
@@ -4669,21 +4019,6 @@
           <w:b/>
           <w:lang w:val="pt_PT" w:bidi="pt_PT"/>
         </w:rPr>
-        <w:t>πεφωτισμένους τοὺς ὀφθαλμοὺς τῆς καρδίας</w:t>
-      </w:r>
-    </w:p>
-    <w:p>
-      <w:pPr/>
-      <w:r>
-        <w:rPr>
-          <w:lang w:val="pt_PT" w:bidi="pt_PT"/>
-        </w:rPr>
-      </w:r>
-      <w:r>
-        <w:rPr>
-          <w:b/>
-          <w:lang w:val="pt_PT" w:bidi="pt_PT"/>
-        </w:rPr>
         <w:t>"Peço que Deus abra a mente de vocês para que vejam a luz dele".</w:t>
       </w:r>
     </w:p>
@@ -4780,21 +4115,6 @@
           <w:b/>
           <w:lang w:val="pt_PT" w:bidi="pt_PT"/>
         </w:rPr>
-        <w:t>πεφωτισμένους τοὺς ὀφθαλμοὺς τῆς καρδίας</w:t>
-      </w:r>
-    </w:p>
-    <w:p>
-      <w:pPr/>
-      <w:r>
-        <w:rPr>
-          <w:lang w:val="pt_PT" w:bidi="pt_PT"/>
-        </w:rPr>
-      </w:r>
-      <w:r>
-        <w:rPr>
-          <w:b/>
-          <w:lang w:val="pt_PT" w:bidi="pt_PT"/>
-        </w:rPr>
         <w:t>"abra a mente de vocês para que vejam a luz dele".</w:t>
       </w:r>
     </w:p>
@@ -4878,21 +4198,6 @@
           <w:b/>
           <w:lang w:val="pt_PT" w:bidi="pt_PT"/>
         </w:rPr>
-        <w:t>τοὺς ὀφθαλμοὺς τῆς καρδίας</w:t>
-      </w:r>
-    </w:p>
-    <w:p>
-      <w:pPr/>
-      <w:r>
-        <w:rPr>
-          <w:lang w:val="pt_PT" w:bidi="pt_PT"/>
-        </w:rPr>
-      </w:r>
-      <w:r>
-        <w:rPr>
-          <w:b/>
-          <w:lang w:val="pt_PT" w:bidi="pt_PT"/>
-        </w:rPr>
         <w:t>"abra a mente de vocês para que vejam a luz dele".</w:t>
       </w:r>
     </w:p>
@@ -5002,21 +4307,6 @@
           <w:b/>
           <w:lang w:val="pt_PT" w:bidi="pt_PT"/>
         </w:rPr>
-        <w:t>πεφωτισμένους</w:t>
-      </w:r>
-    </w:p>
-    <w:p>
-      <w:pPr/>
-      <w:r>
-        <w:rPr>
-          <w:lang w:val="pt_PT" w:bidi="pt_PT"/>
-        </w:rPr>
-      </w:r>
-      <w:r>
-        <w:rPr>
-          <w:b/>
-          <w:lang w:val="pt_PT" w:bidi="pt_PT"/>
-        </w:rPr>
         <w:t>"abra a mente de vocês para que vejam a luz dele".</w:t>
       </w:r>
     </w:p>
@@ -5156,21 +4446,6 @@
           <w:b/>
           <w:lang w:val="pt_PT" w:bidi="pt_PT"/>
         </w:rPr>
-        <w:t>τῆς κληρονομίας αὐτοῦ</w:t>
-      </w:r>
-    </w:p>
-    <w:p>
-      <w:pPr/>
-      <w:r>
-        <w:rPr>
-          <w:lang w:val="pt_PT" w:bidi="pt_PT"/>
-        </w:rPr>
-      </w:r>
-      <w:r>
-        <w:rPr>
-          <w:b/>
-          <w:lang w:val="pt_PT" w:bidi="pt_PT"/>
-        </w:rPr>
         <w:t>"as bênçãos que ele prometeu ao seu povo".</w:t>
       </w:r>
     </w:p>
@@ -5267,21 +4542,6 @@
           <w:b/>
           <w:lang w:val="pt_PT" w:bidi="pt_PT"/>
         </w:rPr>
-        <w:t>τοῖς ἁγίοις</w:t>
-      </w:r>
-    </w:p>
-    <w:p>
-      <w:pPr/>
-      <w:r>
-        <w:rPr>
-          <w:lang w:val="pt_PT" w:bidi="pt_PT"/>
-        </w:rPr>
-      </w:r>
-      <w:r>
-        <w:rPr>
-          <w:b/>
-          <w:lang w:val="pt_PT" w:bidi="pt_PT"/>
-        </w:rPr>
         <w:t>"ao seu povo".</w:t>
       </w:r>
     </w:p>
@@ -5345,21 +4605,6 @@
           <w:b/>
           <w:lang w:val="pt_PT" w:bidi="pt_PT"/>
         </w:rPr>
-        <w:t>τὸ ὑπερβάλλον μέγεθος τῆς δυνάμεως αὐτοῦ</w:t>
-      </w:r>
-    </w:p>
-    <w:p>
-      <w:pPr/>
-      <w:r>
-        <w:rPr>
-          <w:lang w:val="pt_PT" w:bidi="pt_PT"/>
-        </w:rPr>
-      </w:r>
-      <w:r>
-        <w:rPr>
-          <w:b/>
-          <w:lang w:val="pt_PT" w:bidi="pt_PT"/>
-        </w:rPr>
         <w:t>"e como é grande o seu poder".</w:t>
       </w:r>
     </w:p>
@@ -5423,21 +4668,6 @@
           <w:b/>
           <w:lang w:val="pt_PT" w:bidi="pt_PT"/>
         </w:rPr>
-        <w:t>εἰς ἡμᾶς, τοὺς πιστεύοντας</w:t>
-      </w:r>
-    </w:p>
-    <w:p>
-      <w:pPr/>
-      <w:r>
-        <w:rPr>
-          <w:lang w:val="pt_PT" w:bidi="pt_PT"/>
-        </w:rPr>
-      </w:r>
-      <w:r>
-        <w:rPr>
-          <w:b/>
-          <w:lang w:val="pt_PT" w:bidi="pt_PT"/>
-        </w:rPr>
         <w:t>"que age em nós, os que cremos nele".</w:t>
       </w:r>
     </w:p>
@@ -5501,21 +4731,6 @@
           <w:b/>
           <w:lang w:val="pt_PT" w:bidi="pt_PT"/>
         </w:rPr>
-        <w:t>τὴν ἐνέργειαν τοῦ κράτους τῆς ἰσχύος αὐτοῦ</w:t>
-      </w:r>
-    </w:p>
-    <w:p>
-      <w:pPr/>
-      <w:r>
-        <w:rPr>
-          <w:lang w:val="pt_PT" w:bidi="pt_PT"/>
-        </w:rPr>
-      </w:r>
-      <w:r>
-        <w:rPr>
-          <w:b/>
-          <w:lang w:val="pt_PT" w:bidi="pt_PT"/>
-        </w:rPr>
         <w:t>"Esse poder que age em nós é a mesma força poderosa".</w:t>
       </w:r>
     </w:p>
@@ -5579,21 +4794,6 @@
           <w:b/>
           <w:lang w:val="pt_PT" w:bidi="pt_PT"/>
         </w:rPr>
-        <w:t>τοῦ κράτους τῆς ἰσχύος αὐτοῦ</w:t>
-      </w:r>
-    </w:p>
-    <w:p>
-      <w:pPr/>
-      <w:r>
-        <w:rPr>
-          <w:lang w:val="pt_PT" w:bidi="pt_PT"/>
-        </w:rPr>
-      </w:r>
-      <w:r>
-        <w:rPr>
-          <w:b/>
-          <w:lang w:val="pt_PT" w:bidi="pt_PT"/>
-        </w:rPr>
         <w:t>"Esse poder que age em nós é a mesma força poderosa".</w:t>
       </w:r>
     </w:p>
@@ -5703,21 +4903,6 @@
           <w:b/>
           <w:lang w:val="pt_PT" w:bidi="pt_PT"/>
         </w:rPr>
-        <w:t>ἐγείρας αὐτὸν ἐκ νεκρῶν</w:t>
-      </w:r>
-    </w:p>
-    <w:p>
-      <w:pPr/>
-      <w:r>
-        <w:rPr>
-          <w:lang w:val="pt_PT" w:bidi="pt_PT"/>
-        </w:rPr>
-      </w:r>
-      <w:r>
-        <w:rPr>
-          <w:b/>
-          <w:lang w:val="pt_PT" w:bidi="pt_PT"/>
-        </w:rPr>
         <w:t>"que ele usou quando ressuscitou Cristo".</w:t>
       </w:r>
     </w:p>
@@ -5781,21 +4966,6 @@
           <w:b/>
           <w:lang w:val="pt_PT" w:bidi="pt_PT"/>
         </w:rPr>
-        <w:t>ἐκ νεκρῶν</w:t>
-      </w:r>
-    </w:p>
-    <w:p>
-      <w:pPr/>
-      <w:r>
-        <w:rPr>
-          <w:lang w:val="pt_PT" w:bidi="pt_PT"/>
-        </w:rPr>
-      </w:r>
-      <w:r>
-        <w:rPr>
-          <w:b/>
-          <w:lang w:val="pt_PT" w:bidi="pt_PT"/>
-        </w:rPr>
         <w:t>"que ele usou quando ressuscitou Cristo".</w:t>
       </w:r>
     </w:p>
@@ -5905,21 +5075,6 @@
           <w:b/>
           <w:lang w:val="pt_PT" w:bidi="pt_PT"/>
         </w:rPr>
-        <w:t>καθίσας ἐν δεξιᾷ αὐτοῦ, ἐν τοῖς ἐπουρανίοις</w:t>
-      </w:r>
-    </w:p>
-    <w:p>
-      <w:pPr/>
-      <w:r>
-        <w:rPr>
-          <w:lang w:val="pt_PT" w:bidi="pt_PT"/>
-        </w:rPr>
-      </w:r>
-      <w:r>
-        <w:rPr>
-          <w:b/>
-          <w:lang w:val="pt_PT" w:bidi="pt_PT"/>
-        </w:rPr>
         <w:t>"e fez com que ele se sentasse ao seu lado direito no mundo celestial".</w:t>
       </w:r>
     </w:p>
@@ -6016,21 +5171,6 @@
           <w:b/>
           <w:lang w:val="pt_PT" w:bidi="pt_PT"/>
         </w:rPr>
-        <w:t>καθίσας ἐν δεξιᾷ αὐτοῦ</w:t>
-      </w:r>
-    </w:p>
-    <w:p>
-      <w:pPr/>
-      <w:r>
-        <w:rPr>
-          <w:lang w:val="pt_PT" w:bidi="pt_PT"/>
-        </w:rPr>
-      </w:r>
-      <w:r>
-        <w:rPr>
-          <w:b/>
-          <w:lang w:val="pt_PT" w:bidi="pt_PT"/>
-        </w:rPr>
         <w:t>"fez com que ele se sentasse ao seu lado direito no mundo celestial".</w:t>
       </w:r>
     </w:p>
@@ -6127,21 +5267,6 @@
           <w:b/>
           <w:lang w:val="pt_PT" w:bidi="pt_PT"/>
         </w:rPr>
-        <w:t>ἐν τοῖς ἐπουρανίοις</w:t>
-      </w:r>
-    </w:p>
-    <w:p>
-      <w:pPr/>
-      <w:r>
-        <w:rPr>
-          <w:lang w:val="pt_PT" w:bidi="pt_PT"/>
-        </w:rPr>
-      </w:r>
-      <w:r>
-        <w:rPr>
-          <w:b/>
-          <w:lang w:val="pt_PT" w:bidi="pt_PT"/>
-        </w:rPr>
         <w:t>"no mundo celestial".</w:t>
       </w:r>
     </w:p>
@@ -6171,7 +5296,7 @@
         </w:rPr>
         <w:t xml:space="preserve"> refere-se ao lugar onde Deus está. Veja como você traduziu isso em </w:t>
       </w:r>
-      <w:hyperlink r:id="rId15">
+      <w:hyperlink r:id="rId13">
         <w:r>
           <w:rPr>
             <w:lang w:val="pt_PT" w:bidi="pt_PT"/>
@@ -6236,21 +5361,6 @@
           <w:b/>
           <w:lang w:val="pt_PT" w:bidi="pt_PT"/>
         </w:rPr>
-        <w:t>ὑπεράνω πάσης ἀρχῆς, καὶ ἐξουσίας, καὶ δυνάμεως, καὶ κυριότητος</w:t>
-      </w:r>
-    </w:p>
-    <w:p>
-      <w:pPr/>
-      <w:r>
-        <w:rPr>
-          <w:lang w:val="pt_PT" w:bidi="pt_PT"/>
-        </w:rPr>
-      </w:r>
-      <w:r>
-        <w:rPr>
-          <w:b/>
-          <w:lang w:val="pt_PT" w:bidi="pt_PT"/>
-        </w:rPr>
         <w:t>"Cristo reina sobre todos os governos celestiais, autoridades, forças e poderes".</w:t>
       </w:r>
     </w:p>
@@ -6334,21 +5444,6 @@
           <w:b/>
           <w:lang w:val="pt_PT" w:bidi="pt_PT"/>
         </w:rPr>
-        <w:t>παντὸς ὀνόματος ὀνομαζομένου</w:t>
-      </w:r>
-    </w:p>
-    <w:p>
-      <w:pPr/>
-      <w:r>
-        <w:rPr>
-          <w:lang w:val="pt_PT" w:bidi="pt_PT"/>
-        </w:rPr>
-      </w:r>
-      <w:r>
-        <w:rPr>
-          <w:b/>
-          <w:lang w:val="pt_PT" w:bidi="pt_PT"/>
-        </w:rPr>
         <w:t>"Ele têm um título que está acima de todos os títulos".</w:t>
       </w:r>
     </w:p>
@@ -6445,21 +5540,6 @@
           <w:b/>
           <w:lang w:val="pt_PT" w:bidi="pt_PT"/>
         </w:rPr>
-        <w:t>ὀνόματος</w:t>
-      </w:r>
-    </w:p>
-    <w:p>
-      <w:pPr/>
-      <w:r>
-        <w:rPr>
-          <w:lang w:val="pt_PT" w:bidi="pt_PT"/>
-        </w:rPr>
-      </w:r>
-      <w:r>
-        <w:rPr>
-          <w:b/>
-          <w:lang w:val="pt_PT" w:bidi="pt_PT"/>
-        </w:rPr>
         <w:t>"Ele tem um título".</w:t>
       </w:r>
     </w:p>
@@ -6536,21 +5616,6 @@
           <w:b/>
           <w:lang w:val="pt_PT" w:bidi="pt_PT"/>
         </w:rPr>
-        <w:t>ἐν τῷ αἰῶνι τούτῳ</w:t>
-      </w:r>
-    </w:p>
-    <w:p>
-      <w:pPr/>
-      <w:r>
-        <w:rPr>
-          <w:lang w:val="pt_PT" w:bidi="pt_PT"/>
-        </w:rPr>
-      </w:r>
-      <w:r>
-        <w:rPr>
-          <w:b/>
-          <w:lang w:val="pt_PT" w:bidi="pt_PT"/>
-        </w:rPr>
         <w:t>"que existem neste mundo".</w:t>
       </w:r>
     </w:p>
@@ -6614,21 +5679,6 @@
           <w:b/>
           <w:lang w:val="pt_PT" w:bidi="pt_PT"/>
         </w:rPr>
-        <w:t>ἐν τῷ μέλλοντι</w:t>
-      </w:r>
-    </w:p>
-    <w:p>
-      <w:pPr/>
-      <w:r>
-        <w:rPr>
-          <w:lang w:val="pt_PT" w:bidi="pt_PT"/>
-        </w:rPr>
-      </w:r>
-      <w:r>
-        <w:rPr>
-          <w:b/>
-          <w:lang w:val="pt_PT" w:bidi="pt_PT"/>
-        </w:rPr>
         <w:t>"e no mundo que há de vir".</w:t>
       </w:r>
     </w:p>
@@ -6692,21 +5742,6 @@
           <w:b/>
           <w:lang w:val="pt_PT" w:bidi="pt_PT"/>
         </w:rPr>
-        <w:t>ὑπὸ τοὺς πόδας αὐτοῦ</w:t>
-      </w:r>
-    </w:p>
-    <w:p>
-      <w:pPr/>
-      <w:r>
-        <w:rPr>
-          <w:lang w:val="pt_PT" w:bidi="pt_PT"/>
-        </w:rPr>
-      </w:r>
-      <w:r>
-        <w:rPr>
-          <w:b/>
-          <w:lang w:val="pt_PT" w:bidi="pt_PT"/>
-        </w:rPr>
         <w:t>"debaixo da autoridade de Cristo".</w:t>
       </w:r>
     </w:p>
@@ -6816,21 +5851,6 @@
           <w:b/>
           <w:lang w:val="pt_PT" w:bidi="pt_PT"/>
         </w:rPr>
-        <w:t>κεφαλὴν ὑπὲρ πάντα</w:t>
-      </w:r>
-    </w:p>
-    <w:p>
-      <w:pPr/>
-      <w:r>
-        <w:rPr>
-          <w:lang w:val="pt_PT" w:bidi="pt_PT"/>
-        </w:rPr>
-      </w:r>
-      <w:r>
-        <w:rPr>
-          <w:b/>
-          <w:lang w:val="pt_PT" w:bidi="pt_PT"/>
-        </w:rPr>
         <w:t>"como o único Senhor de tudo".</w:t>
       </w:r>
     </w:p>
@@ -6940,21 +5960,6 @@
           <w:b/>
           <w:lang w:val="pt_PT" w:bidi="pt_PT"/>
         </w:rPr>
-        <w:t>τὸ σῶμα αὐτοῦ</w:t>
-      </w:r>
-    </w:p>
-    <w:p>
-      <w:pPr/>
-      <w:r>
-        <w:rPr>
-          <w:lang w:val="pt_PT" w:bidi="pt_PT"/>
-        </w:rPr>
-      </w:r>
-      <w:r>
-        <w:rPr>
-          <w:b/>
-          <w:lang w:val="pt_PT" w:bidi="pt_PT"/>
-        </w:rPr>
         <w:t>"A Igreja é o corpo de Cristo".</w:t>
       </w:r>
     </w:p>
@@ -7051,21 +6056,6 @@
           <w:b/>
           <w:lang w:val="pt_PT" w:bidi="pt_PT"/>
         </w:rPr>
-        <w:t>τὸ πλήρωμα τοῦ τὰ πάντα ἐν πᾶσιν πληρουμένου</w:t>
-      </w:r>
-    </w:p>
-    <w:p>
-      <w:pPr/>
-      <w:r>
-        <w:rPr>
-          <w:lang w:val="pt_PT" w:bidi="pt_PT"/>
-        </w:rPr>
-      </w:r>
-      <w:r>
-        <w:rPr>
-          <w:b/>
-          <w:lang w:val="pt_PT" w:bidi="pt_PT"/>
-        </w:rPr>
         <w:t>"o qual completa todas as coisas em todos os lugares".</w:t>
       </w:r>
     </w:p>
@@ -7129,21 +6119,6 @@
           <w:b/>
           <w:lang w:val="pt_PT" w:bidi="pt_PT"/>
         </w:rPr>
-        <w:t>τὸ πλήρωμα</w:t>
-      </w:r>
-    </w:p>
-    <w:p>
-      <w:pPr/>
-      <w:r>
-        <w:rPr>
-          <w:lang w:val="pt_PT" w:bidi="pt_PT"/>
-        </w:rPr>
-      </w:r>
-      <w:r>
-        <w:rPr>
-          <w:b/>
-          <w:lang w:val="pt_PT" w:bidi="pt_PT"/>
-        </w:rPr>
         <w:t>"completa todas as coisas em todos os lugares".</w:t>
       </w:r>
     </w:p>
@@ -7263,21 +6238,6 @@
           <w:b/>
           <w:lang w:val="pt_PT" w:bidi="pt_PT"/>
         </w:rPr>
-        <w:t>ὑμᾶς ὄντας νεκροὺς τοῖς παραπτώμασιν καὶ ταῖς ἁμαρτίαις ὑμῶν</w:t>
-      </w:r>
-    </w:p>
-    <w:p>
-      <w:pPr/>
-      <w:r>
-        <w:rPr>
-          <w:lang w:val="pt_PT" w:bidi="pt_PT"/>
-        </w:rPr>
-      </w:r>
-      <w:r>
-        <w:rPr>
-          <w:b/>
-          <w:lang w:val="pt_PT" w:bidi="pt_PT"/>
-        </w:rPr>
         <w:t>"vocês estavam espiritualmente mortos".</w:t>
       </w:r>
     </w:p>
@@ -7374,21 +6334,6 @@
           <w:b/>
           <w:lang w:val="pt_PT" w:bidi="pt_PT"/>
         </w:rPr>
-        <w:t>τοῖς παραπτώμασιν καὶ ταῖς ἁμαρτίαις ὑμῶν</w:t>
-      </w:r>
-    </w:p>
-    <w:p>
-      <w:pPr/>
-      <w:r>
-        <w:rPr>
-          <w:lang w:val="pt_PT" w:bidi="pt_PT"/>
-        </w:rPr>
-      </w:r>
-      <w:r>
-        <w:rPr>
-          <w:b/>
-          <w:lang w:val="pt_PT" w:bidi="pt_PT"/>
-        </w:rPr>
         <w:t>"por terem desobedecido a Deus e por terem cometido pecados".</w:t>
       </w:r>
     </w:p>
@@ -7498,21 +6443,6 @@
           <w:b/>
           <w:lang w:val="pt_PT" w:bidi="pt_PT"/>
         </w:rPr>
-        <w:t>τοῖς παραπτώμασιν καὶ ταῖς ἁμαρτίαις ὑμῶν</w:t>
-      </w:r>
-    </w:p>
-    <w:p>
-      <w:pPr/>
-      <w:r>
-        <w:rPr>
-          <w:lang w:val="pt_PT" w:bidi="pt_PT"/>
-        </w:rPr>
-      </w:r>
-      <w:r>
-        <w:rPr>
-          <w:b/>
-          <w:lang w:val="pt_PT" w:bidi="pt_PT"/>
-        </w:rPr>
         <w:t>"por terem desobedecido a Deus e por terem cometido pecados".</w:t>
       </w:r>
     </w:p>
@@ -7635,21 +6565,6 @@
           <w:b/>
           <w:lang w:val="pt_PT" w:bidi="pt_PT"/>
         </w:rPr>
-        <w:t>ἐν αἷς ποτε περιεπατήσατε</w:t>
-      </w:r>
-    </w:p>
-    <w:p>
-      <w:pPr/>
-      <w:r>
-        <w:rPr>
-          <w:lang w:val="pt_PT" w:bidi="pt_PT"/>
-        </w:rPr>
-      </w:r>
-      <w:r>
-        <w:rPr>
-          <w:b/>
-          <w:lang w:val="pt_PT" w:bidi="pt_PT"/>
-        </w:rPr>
         <w:t>"Naquele tempo vocês seguiam o mau caminho deste mundo".</w:t>
       </w:r>
     </w:p>
@@ -7733,21 +6648,6 @@
           <w:b/>
           <w:lang w:val="pt_PT" w:bidi="pt_PT"/>
         </w:rPr>
-        <w:t>κατὰ τὸν αἰῶνα τοῦ κόσμου τούτου</w:t>
-      </w:r>
-    </w:p>
-    <w:p>
-      <w:pPr/>
-      <w:r>
-        <w:rPr>
-          <w:lang w:val="pt_PT" w:bidi="pt_PT"/>
-        </w:rPr>
-      </w:r>
-      <w:r>
-        <w:rPr>
-          <w:b/>
-          <w:lang w:val="pt_PT" w:bidi="pt_PT"/>
-        </w:rPr>
         <w:t>"o mau caminho deste mundo".</w:t>
       </w:r>
     </w:p>
@@ -7907,21 +6807,6 @@
           <w:b/>
           <w:lang w:val="pt_PT" w:bidi="pt_PT"/>
         </w:rPr>
-        <w:t>τοῦ πνεύματος τοῦ νῦν ἐνεργοῦντος</w:t>
-      </w:r>
-    </w:p>
-    <w:p>
-      <w:pPr/>
-      <w:r>
-        <w:rPr>
-          <w:lang w:val="pt_PT" w:bidi="pt_PT"/>
-        </w:rPr>
-      </w:r>
-      <w:r>
-        <w:rPr>
-          <w:b/>
-          <w:lang w:val="pt_PT" w:bidi="pt_PT"/>
-        </w:rPr>
         <w:t>"o espírito que agora controla os que desobedecem a Deus".</w:t>
       </w:r>
     </w:p>
@@ -7985,21 +6870,6 @@
           <w:b/>
           <w:lang w:val="pt_PT" w:bidi="pt_PT"/>
         </w:rPr>
-        <w:t>τοῖς υἱοῖς τῆς ἀπειθείας</w:t>
-      </w:r>
-    </w:p>
-    <w:p>
-      <w:pPr/>
-      <w:r>
-        <w:rPr>
-          <w:lang w:val="pt_PT" w:bidi="pt_PT"/>
-        </w:rPr>
-      </w:r>
-      <w:r>
-        <w:rPr>
-          <w:b/>
-          <w:lang w:val="pt_PT" w:bidi="pt_PT"/>
-        </w:rPr>
         <w:t>"os que desobedecem a Deus".</w:t>
       </w:r>
     </w:p>
@@ -8083,21 +6953,6 @@
           <w:b/>
           <w:lang w:val="pt_PT" w:bidi="pt_PT"/>
         </w:rPr>
-        <w:t>τὰ θελήματα τῆς σαρκὸς καὶ τῶν διανοιῶν</w:t>
-      </w:r>
-    </w:p>
-    <w:p>
-      <w:pPr/>
-      <w:r>
-        <w:rPr>
-          <w:lang w:val="pt_PT" w:bidi="pt_PT"/>
-        </w:rPr>
-      </w:r>
-      <w:r>
-        <w:rPr>
-          <w:b/>
-          <w:lang w:val="pt_PT" w:bidi="pt_PT"/>
-        </w:rPr>
         <w:t>"e vivíamos de acordo com a nossa natureza humana".</w:t>
       </w:r>
     </w:p>
@@ -8220,21 +7075,6 @@
           <w:b/>
           <w:lang w:val="pt_PT" w:bidi="pt_PT"/>
         </w:rPr>
-        <w:t>τέκνα &amp; ὀργῆς</w:t>
-      </w:r>
-    </w:p>
-    <w:p>
-      <w:pPr/>
-      <w:r>
-        <w:rPr>
-          <w:lang w:val="pt_PT" w:bidi="pt_PT"/>
-        </w:rPr>
-      </w:r>
-      <w:r>
-        <w:rPr>
-          <w:b/>
-          <w:lang w:val="pt_PT" w:bidi="pt_PT"/>
-        </w:rPr>
         <w:t>"vivíamos de acordo com a nossa natureza humana".</w:t>
       </w:r>
     </w:p>
@@ -8331,21 +7171,6 @@
           <w:b/>
           <w:lang w:val="pt_PT" w:bidi="pt_PT"/>
         </w:rPr>
-        <w:t>δὲ</w:t>
-      </w:r>
-    </w:p>
-    <w:p>
-      <w:pPr/>
-      <w:r>
-        <w:rPr>
-          <w:lang w:val="pt_PT" w:bidi="pt_PT"/>
-        </w:rPr>
-      </w:r>
-      <w:r>
-        <w:rPr>
-          <w:b/>
-          <w:lang w:val="pt_PT" w:bidi="pt_PT"/>
-        </w:rPr>
         <w:t>"Mas a misericórdia de Deus".</w:t>
       </w:r>
     </w:p>
@@ -8442,21 +7267,6 @@
           <w:b/>
           <w:lang w:val="pt_PT" w:bidi="pt_PT"/>
         </w:rPr>
-        <w:t>Θεὸς πλούσιος ὢν ἐν ἐλέει</w:t>
-      </w:r>
-    </w:p>
-    <w:p>
-      <w:pPr/>
-      <w:r>
-        <w:rPr>
-          <w:lang w:val="pt_PT" w:bidi="pt_PT"/>
-        </w:rPr>
-      </w:r>
-      <w:r>
-        <w:rPr>
-          <w:b/>
-          <w:lang w:val="pt_PT" w:bidi="pt_PT"/>
-        </w:rPr>
         <w:t>"a misericórdia de Deus é muito grande".</w:t>
       </w:r>
     </w:p>
@@ -8553,21 +7363,6 @@
           <w:b/>
           <w:lang w:val="pt_PT" w:bidi="pt_PT"/>
         </w:rPr>
-        <w:t>διὰ τὴν πολλὴν ἀγάπην αὐτοῦ, ἣν ἠγάπησεν ἡμᾶς</w:t>
-      </w:r>
-    </w:p>
-    <w:p>
-      <w:pPr/>
-      <w:r>
-        <w:rPr>
-          <w:lang w:val="pt_PT" w:bidi="pt_PT"/>
-        </w:rPr>
-      </w:r>
-      <w:r>
-        <w:rPr>
-          <w:b/>
-          <w:lang w:val="pt_PT" w:bidi="pt_PT"/>
-        </w:rPr>
         <w:t>"e o seu amor por nós é tanto".</w:t>
       </w:r>
     </w:p>
@@ -8664,21 +7459,6 @@
           <w:b/>
           <w:lang w:val="pt_PT" w:bidi="pt_PT"/>
         </w:rPr>
-        <w:t>χάριτί ἐστε σεσῳσμένοι</w:t>
-      </w:r>
-    </w:p>
-    <w:p>
-      <w:pPr/>
-      <w:r>
-        <w:rPr>
-          <w:lang w:val="pt_PT" w:bidi="pt_PT"/>
-        </w:rPr>
-      </w:r>
-      <w:r>
-        <w:rPr>
-          <w:b/>
-          <w:lang w:val="pt_PT" w:bidi="pt_PT"/>
-        </w:rPr>
         <w:t>"Pela graça de Deus vocês são salvos".</w:t>
       </w:r>
     </w:p>
@@ -8762,21 +7542,6 @@
           <w:b/>
           <w:lang w:val="pt_PT" w:bidi="pt_PT"/>
         </w:rPr>
-        <w:t>χάριτί ἐστε σεσῳσμένοι</w:t>
-      </w:r>
-    </w:p>
-    <w:p>
-      <w:pPr/>
-      <w:r>
-        <w:rPr>
-          <w:lang w:val="pt_PT" w:bidi="pt_PT"/>
-        </w:rPr>
-      </w:r>
-      <w:r>
-        <w:rPr>
-          <w:b/>
-          <w:lang w:val="pt_PT" w:bidi="pt_PT"/>
-        </w:rPr>
         <w:t>"pela graça de Deus vocês são salvos".</w:t>
       </w:r>
     </w:p>
@@ -8873,21 +7638,6 @@
           <w:b/>
           <w:lang w:val="pt_PT" w:bidi="pt_PT"/>
         </w:rPr>
-        <w:t>συνήγειρεν</w:t>
-      </w:r>
-    </w:p>
-    <w:p>
-      <w:pPr/>
-      <w:r>
-        <w:rPr>
-          <w:lang w:val="pt_PT" w:bidi="pt_PT"/>
-        </w:rPr>
-      </w:r>
-      <w:r>
-        <w:rPr>
-          <w:b/>
-          <w:lang w:val="pt_PT" w:bidi="pt_PT"/>
-        </w:rPr>
         <w:t>"Deus nos ressuscitou com ele".</w:t>
       </w:r>
     </w:p>
@@ -8984,21 +7734,6 @@
           <w:b/>
           <w:lang w:val="pt_PT" w:bidi="pt_PT"/>
         </w:rPr>
-        <w:t>συνήγειρεν</w:t>
-      </w:r>
-    </w:p>
-    <w:p>
-      <w:pPr/>
-      <w:r>
-        <w:rPr>
-          <w:lang w:val="pt_PT" w:bidi="pt_PT"/>
-        </w:rPr>
-      </w:r>
-      <w:r>
-        <w:rPr>
-          <w:b/>
-          <w:lang w:val="pt_PT" w:bidi="pt_PT"/>
-        </w:rPr>
         <w:t>"Deus nos ressuscitou com ele".</w:t>
       </w:r>
     </w:p>
@@ -9082,21 +7817,6 @@
           <w:b/>
           <w:lang w:val="pt_PT" w:bidi="pt_PT"/>
         </w:rPr>
-        <w:t>συνεκάθισεν</w:t>
-      </w:r>
-    </w:p>
-    <w:p>
-      <w:pPr/>
-      <w:r>
-        <w:rPr>
-          <w:lang w:val="pt_PT" w:bidi="pt_PT"/>
-        </w:rPr>
-      </w:r>
-      <w:r>
-        <w:rPr>
-          <w:b/>
-          <w:lang w:val="pt_PT" w:bidi="pt_PT"/>
-        </w:rPr>
         <w:t>"para reinarmos com ele na mundo celestial".</w:t>
       </w:r>
     </w:p>
@@ -9206,21 +7926,6 @@
           <w:b/>
           <w:lang w:val="pt_PT" w:bidi="pt_PT"/>
         </w:rPr>
-        <w:t>ἐν τοῖς ἐπουρανίοις</w:t>
-      </w:r>
-    </w:p>
-    <w:p>
-      <w:pPr/>
-      <w:r>
-        <w:rPr>
-          <w:lang w:val="pt_PT" w:bidi="pt_PT"/>
-        </w:rPr>
-      </w:r>
-      <w:r>
-        <w:rPr>
-          <w:b/>
-          <w:lang w:val="pt_PT" w:bidi="pt_PT"/>
-        </w:rPr>
         <w:t>"no mundo celestial".</w:t>
       </w:r>
     </w:p>
@@ -9250,7 +7955,7 @@
         </w:rPr>
         <w:t xml:space="preserve"> refere-se ao lugar onde Deus está. Veja como isso é traduzido em </w:t>
       </w:r>
-      <w:hyperlink r:id="rId15">
+      <w:hyperlink r:id="rId13">
         <w:r>
           <w:rPr>
             <w:lang w:val="pt_PT" w:bidi="pt_PT"/>
@@ -9315,21 +8020,6 @@
           <w:b/>
           <w:lang w:val="pt_PT" w:bidi="pt_PT"/>
         </w:rPr>
-        <w:t>ἐν Χριστῷ Ἰησοῦ</w:t>
-      </w:r>
-    </w:p>
-    <w:p>
-      <w:pPr/>
-      <w:r>
-        <w:rPr>
-          <w:lang w:val="pt_PT" w:bidi="pt_PT"/>
-        </w:rPr>
-      </w:r>
-      <w:r>
-        <w:rPr>
-          <w:b/>
-          <w:lang w:val="pt_PT" w:bidi="pt_PT"/>
-        </w:rPr>
         <w:t>"Por estarmos unidos com Cristo Jesus".</w:t>
       </w:r>
     </w:p>
@@ -9406,21 +8096,6 @@
           <w:b/>
           <w:lang w:val="pt_PT" w:bidi="pt_PT"/>
         </w:rPr>
-        <w:t>ἵνα</w:t>
-      </w:r>
-    </w:p>
-    <w:p>
-      <w:pPr/>
-      <w:r>
-        <w:rPr>
-          <w:lang w:val="pt_PT" w:bidi="pt_PT"/>
-        </w:rPr>
-      </w:r>
-      <w:r>
-        <w:rPr>
-          <w:b/>
-          <w:lang w:val="pt_PT" w:bidi="pt_PT"/>
-        </w:rPr>
         <w:t>"Deus fez isso para mostrar".</w:t>
       </w:r>
     </w:p>
@@ -9517,21 +8192,6 @@
           <w:b/>
           <w:lang w:val="pt_PT" w:bidi="pt_PT"/>
         </w:rPr>
-        <w:t>ἐν τοῖς αἰῶσιν, τοῖς ἐπερχομένοις</w:t>
-      </w:r>
-    </w:p>
-    <w:p>
-      <w:pPr/>
-      <w:r>
-        <w:rPr>
-          <w:lang w:val="pt_PT" w:bidi="pt_PT"/>
-        </w:rPr>
-      </w:r>
-      <w:r>
-        <w:rPr>
-          <w:b/>
-          <w:lang w:val="pt_PT" w:bidi="pt_PT"/>
-        </w:rPr>
         <w:t>"em todos os tempos do futuro".</w:t>
       </w:r>
     </w:p>
@@ -9595,21 +8255,6 @@
           <w:b/>
           <w:lang w:val="pt_PT" w:bidi="pt_PT"/>
         </w:rPr>
-        <w:t>γὰρ</w:t>
-      </w:r>
-    </w:p>
-    <w:p>
-      <w:pPr/>
-      <w:r>
-        <w:rPr>
-          <w:lang w:val="pt_PT" w:bidi="pt_PT"/>
-        </w:rPr>
-      </w:r>
-      <w:r>
-        <w:rPr>
-          <w:b/>
-          <w:lang w:val="pt_PT" w:bidi="pt_PT"/>
-        </w:rPr>
         <w:t>"Pois pela graça de Deus".</w:t>
       </w:r>
     </w:p>
@@ -9706,21 +8351,6 @@
           <w:b/>
           <w:lang w:val="pt_PT" w:bidi="pt_PT"/>
         </w:rPr>
-        <w:t>τῇ γὰρ χάριτί ἐστε σεσῳσμένοι διὰ πίστεως</w:t>
-      </w:r>
-    </w:p>
-    <w:p>
-      <w:pPr/>
-      <w:r>
-        <w:rPr>
-          <w:lang w:val="pt_PT" w:bidi="pt_PT"/>
-        </w:rPr>
-      </w:r>
-      <w:r>
-        <w:rPr>
-          <w:b/>
-          <w:lang w:val="pt_PT" w:bidi="pt_PT"/>
-        </w:rPr>
         <w:t>"Pois pela graça vocês são salvos por meio da fé".</w:t>
       </w:r>
     </w:p>
@@ -9820,7 +8450,7 @@
         </w:rPr>
         <w:t xml:space="preserve">Veja como você traduziu esta frase em </w:t>
       </w:r>
-      <w:hyperlink r:id="rId16">
+      <w:hyperlink r:id="rId14">
         <w:r>
           <w:rPr>
             <w:lang w:val="pt_PT" w:bidi="pt_PT"/>
@@ -9905,21 +8535,6 @@
           <w:b/>
           <w:lang w:val="pt_PT" w:bidi="pt_PT"/>
         </w:rPr>
-        <w:t>τοῦτο</w:t>
-      </w:r>
-    </w:p>
-    <w:p>
-      <w:pPr/>
-      <w:r>
-        <w:rPr>
-          <w:lang w:val="pt_PT" w:bidi="pt_PT"/>
-        </w:rPr>
-      </w:r>
-      <w:r>
-        <w:rPr>
-          <w:b/>
-          <w:lang w:val="pt_PT" w:bidi="pt_PT"/>
-        </w:rPr>
         <w:t>"Isso não vem de vocês".</w:t>
       </w:r>
     </w:p>
@@ -10168,21 +8783,6 @@
           <w:b/>
           <w:lang w:val="pt_PT" w:bidi="pt_PT"/>
         </w:rPr>
-        <w:t>γάρ</w:t>
-      </w:r>
-    </w:p>
-    <w:p>
-      <w:pPr/>
-      <w:r>
-        <w:rPr>
-          <w:lang w:val="pt_PT" w:bidi="pt_PT"/>
-        </w:rPr>
-      </w:r>
-      <w:r>
-        <w:rPr>
-          <w:b/>
-          <w:lang w:val="pt_PT" w:bidi="pt_PT"/>
-        </w:rPr>
         <w:t>"Pois foi Deus quem nos fez".</w:t>
       </w:r>
     </w:p>
@@ -10279,21 +8879,6 @@
           <w:b/>
           <w:lang w:val="pt_PT" w:bidi="pt_PT"/>
         </w:rPr>
-        <w:t>ἐν Χριστῷ Ἰησοῦ</w:t>
-      </w:r>
-    </w:p>
-    <w:p>
-      <w:pPr/>
-      <w:r>
-        <w:rPr>
-          <w:lang w:val="pt_PT" w:bidi="pt_PT"/>
-        </w:rPr>
-      </w:r>
-      <w:r>
-        <w:rPr>
-          <w:b/>
-          <w:lang w:val="pt_PT" w:bidi="pt_PT"/>
-        </w:rPr>
         <w:t>"com Cristo Jesus".</w:t>
       </w:r>
     </w:p>
@@ -10370,21 +8955,6 @@
           <w:b/>
           <w:lang w:val="pt_PT" w:bidi="pt_PT"/>
         </w:rPr>
-        <w:t>ἵνα</w:t>
-      </w:r>
-    </w:p>
-    <w:p>
-      <w:pPr/>
-      <w:r>
-        <w:rPr>
-          <w:lang w:val="pt_PT" w:bidi="pt_PT"/>
-        </w:rPr>
-      </w:r>
-      <w:r>
-        <w:rPr>
-          <w:b/>
-          <w:lang w:val="pt_PT" w:bidi="pt_PT"/>
-        </w:rPr>
         <w:t>"para que fizéssemos as boas obras".</w:t>
       </w:r>
     </w:p>
@@ -10481,21 +9051,6 @@
           <w:b/>
           <w:lang w:val="pt_PT" w:bidi="pt_PT"/>
         </w:rPr>
-        <w:t>ἐν αὐτοῖς περιπατήσωμεν</w:t>
-      </w:r>
-    </w:p>
-    <w:p>
-      <w:pPr/>
-      <w:r>
-        <w:rPr>
-          <w:lang w:val="pt_PT" w:bidi="pt_PT"/>
-        </w:rPr>
-      </w:r>
-      <w:r>
-        <w:rPr>
-          <w:b/>
-          <w:lang w:val="pt_PT" w:bidi="pt_PT"/>
-        </w:rPr>
         <w:t>"que ele já havia preparado para nós".</w:t>
       </w:r>
     </w:p>
@@ -10618,21 +9173,6 @@
           <w:b/>
           <w:lang w:val="pt_PT" w:bidi="pt_PT"/>
         </w:rPr>
-        <w:t>διὸ</w:t>
-      </w:r>
-    </w:p>
-    <w:p>
-      <w:pPr/>
-      <w:r>
-        <w:rPr>
-          <w:lang w:val="pt_PT" w:bidi="pt_PT"/>
-        </w:rPr>
-      </w:r>
-      <w:r>
-        <w:rPr>
-          <w:b/>
-          <w:lang w:val="pt_PT" w:bidi="pt_PT"/>
-        </w:rPr>
         <w:t>"Lembrem que vocês".</w:t>
       </w:r>
     </w:p>
@@ -10805,21 +9345,6 @@
           <w:b/>
           <w:lang w:val="pt_PT" w:bidi="pt_PT"/>
         </w:rPr>
-        <w:t>τὰ ἔθνη ἐν σαρκί</w:t>
-      </w:r>
-    </w:p>
-    <w:p>
-      <w:pPr/>
-      <w:r>
-        <w:rPr>
-          <w:lang w:val="pt_PT" w:bidi="pt_PT"/>
-        </w:rPr>
-      </w:r>
-      <w:r>
-        <w:rPr>
-          <w:b/>
-          <w:lang w:val="pt_PT" w:bidi="pt_PT"/>
-        </w:rPr>
         <w:t>"os não judeus, eram chamdados incircuncidados".</w:t>
       </w:r>
     </w:p>
@@ -10929,21 +9454,6 @@
           <w:b/>
           <w:lang w:val="pt_PT" w:bidi="pt_PT"/>
         </w:rPr>
-        <w:t>ἀκροβυστία</w:t>
-      </w:r>
-    </w:p>
-    <w:p>
-      <w:pPr/>
-      <w:r>
-        <w:rPr>
-          <w:lang w:val="pt_PT" w:bidi="pt_PT"/>
-        </w:rPr>
-      </w:r>
-      <w:r>
-        <w:rPr>
-          <w:b/>
-          <w:lang w:val="pt_PT" w:bidi="pt_PT"/>
-        </w:rPr>
         <w:t>"eram chamados incircuncidados".</w:t>
       </w:r>
     </w:p>
@@ -11027,21 +9537,6 @@
           <w:b/>
           <w:lang w:val="pt_PT" w:bidi="pt_PT"/>
         </w:rPr>
-        <w:t>περιτομῆς</w:t>
-      </w:r>
-    </w:p>
-    <w:p>
-      <w:pPr/>
-      <w:r>
-        <w:rPr>
-          <w:lang w:val="pt_PT" w:bidi="pt_PT"/>
-        </w:rPr>
-      </w:r>
-      <w:r>
-        <w:rPr>
-          <w:b/>
-          <w:lang w:val="pt_PT" w:bidi="pt_PT"/>
-        </w:rPr>
         <w:t>"que chamam a si mesmos de circuncidados".</w:t>
       </w:r>
     </w:p>
@@ -11138,21 +9633,6 @@
           <w:b/>
           <w:lang w:val="pt_PT" w:bidi="pt_PT"/>
         </w:rPr>
-        <w:t>ὑπὸ τῆς λεγομένης</w:t>
-      </w:r>
-    </w:p>
-    <w:p>
-      <w:pPr/>
-      <w:r>
-        <w:rPr>
-          <w:lang w:val="pt_PT" w:bidi="pt_PT"/>
-        </w:rPr>
-      </w:r>
-      <w:r>
-        <w:rPr>
-          <w:b/>
-          <w:lang w:val="pt_PT" w:bidi="pt_PT"/>
-        </w:rPr>
         <w:t>"eram chamados de".</w:t>
       </w:r>
     </w:p>
@@ -11299,21 +9779,6 @@
           <w:b/>
           <w:lang w:val="pt_PT" w:bidi="pt_PT"/>
         </w:rPr>
-        <w:t>ὅτι</w:t>
-      </w:r>
-    </w:p>
-    <w:p>
-      <w:pPr/>
-      <w:r>
-        <w:rPr>
-          <w:lang w:val="pt_PT" w:bidi="pt_PT"/>
-        </w:rPr>
-      </w:r>
-      <w:r>
-        <w:rPr>
-          <w:b/>
-          <w:lang w:val="pt_PT" w:bidi="pt_PT"/>
-        </w:rPr>
         <w:t>"Naquele tempo vocês estavam separados de Cristo".</w:t>
       </w:r>
     </w:p>
@@ -11423,21 +9888,6 @@
           <w:b/>
           <w:lang w:val="pt_PT" w:bidi="pt_PT"/>
         </w:rPr>
-        <w:t>χωρὶς Χριστοῦ</w:t>
-      </w:r>
-    </w:p>
-    <w:p>
-      <w:pPr/>
-      <w:r>
-        <w:rPr>
-          <w:lang w:val="pt_PT" w:bidi="pt_PT"/>
-        </w:rPr>
-      </w:r>
-      <w:r>
-        <w:rPr>
-          <w:b/>
-          <w:lang w:val="pt_PT" w:bidi="pt_PT"/>
-        </w:rPr>
         <w:t>"vocês estavam separados de Cristo".</w:t>
       </w:r>
     </w:p>
@@ -11501,21 +9951,6 @@
           <w:b/>
           <w:lang w:val="pt_PT" w:bidi="pt_PT"/>
         </w:rPr>
-        <w:t>ξένοι τῶν διαθηκῶν τῆς ἐπαγγελίας</w:t>
-      </w:r>
-    </w:p>
-    <w:p>
-      <w:pPr/>
-      <w:r>
-        <w:rPr>
-          <w:lang w:val="pt_PT" w:bidi="pt_PT"/>
-        </w:rPr>
-      </w:r>
-      <w:r>
-        <w:rPr>
-          <w:b/>
-          <w:lang w:val="pt_PT" w:bidi="pt_PT"/>
-        </w:rPr>
         <w:t>"</w:t>
       </w:r>
       <w:r>
@@ -11652,21 +10087,6 @@
           <w:b/>
           <w:lang w:val="pt_PT" w:bidi="pt_PT"/>
         </w:rPr>
-        <w:t>δὲ</w:t>
-      </w:r>
-    </w:p>
-    <w:p>
-      <w:pPr/>
-      <w:r>
-        <w:rPr>
-          <w:lang w:val="pt_PT" w:bidi="pt_PT"/>
-        </w:rPr>
-      </w:r>
-      <w:r>
-        <w:rPr>
-          <w:b/>
-          <w:lang w:val="pt_PT" w:bidi="pt_PT"/>
-        </w:rPr>
         <w:t>"Mas agora, unidos com Cristo Jesus".</w:t>
       </w:r>
     </w:p>
@@ -11763,21 +10183,6 @@
           <w:b/>
           <w:lang w:val="pt_PT" w:bidi="pt_PT"/>
         </w:rPr>
-        <w:t>ὑμεῖς οἵ ποτε ὄντες μακρὰν, ἐγενήθητε ἐγγὺς ἐν τῷ αἵματι τοῦ Χριστοῦ</w:t>
-      </w:r>
-    </w:p>
-    <w:p>
-      <w:pPr/>
-      <w:r>
-        <w:rPr>
-          <w:lang w:val="pt_PT" w:bidi="pt_PT"/>
-        </w:rPr>
-      </w:r>
-      <w:r>
-        <w:rPr>
-          <w:b/>
-          <w:lang w:val="pt_PT" w:bidi="pt_PT"/>
-        </w:rPr>
         <w:t>"vocês, que estavam longe de Deus, foram trazidos para perto dele pela morte de Cristo na cruz".</w:t>
       </w:r>
     </w:p>
@@ -11900,21 +10305,6 @@
           <w:b/>
           <w:lang w:val="pt_PT" w:bidi="pt_PT"/>
         </w:rPr>
-        <w:t>ἐν τῷ αἵματι τοῦ Χριστοῦ</w:t>
-      </w:r>
-    </w:p>
-    <w:p>
-      <w:pPr/>
-      <w:r>
-        <w:rPr>
-          <w:lang w:val="pt_PT" w:bidi="pt_PT"/>
-        </w:rPr>
-      </w:r>
-      <w:r>
-        <w:rPr>
-          <w:b/>
-          <w:lang w:val="pt_PT" w:bidi="pt_PT"/>
-        </w:rPr>
         <w:t>"pela morte de Cristo na cruz".</w:t>
       </w:r>
     </w:p>
@@ -12024,21 +10414,6 @@
           <w:b/>
           <w:lang w:val="pt_PT" w:bidi="pt_PT"/>
         </w:rPr>
-        <w:t>γάρ</w:t>
-      </w:r>
-    </w:p>
-    <w:p>
-      <w:pPr/>
-      <w:r>
-        <w:rPr>
-          <w:lang w:val="pt_PT" w:bidi="pt_PT"/>
-        </w:rPr>
-      </w:r>
-      <w:r>
-        <w:rPr>
-          <w:b/>
-          <w:lang w:val="pt_PT" w:bidi="pt_PT"/>
-        </w:rPr>
         <w:t>"Pois foi Cristo quem nos trouxe a paz".</w:t>
       </w:r>
     </w:p>
@@ -12135,21 +10510,6 @@
           <w:b/>
           <w:lang w:val="pt_PT" w:bidi="pt_PT"/>
         </w:rPr>
-        <w:t>αὐτὸς &amp; ἐστιν ἡ εἰρήνη ἡμῶν</w:t>
-      </w:r>
-    </w:p>
-    <w:p>
-      <w:pPr/>
-      <w:r>
-        <w:rPr>
-          <w:lang w:val="pt_PT" w:bidi="pt_PT"/>
-        </w:rPr>
-      </w:r>
-      <w:r>
-        <w:rPr>
-          <w:b/>
-          <w:lang w:val="pt_PT" w:bidi="pt_PT"/>
-        </w:rPr>
         <w:t>"foi Cristo quem nos trouxe a paz".</w:t>
       </w:r>
     </w:p>
@@ -12213,21 +10573,6 @@
           <w:b/>
           <w:lang w:val="pt_PT" w:bidi="pt_PT"/>
         </w:rPr>
-        <w:t>ἡ εἰρήνη ἡμῶν</w:t>
-      </w:r>
-    </w:p>
-    <w:p>
-      <w:pPr/>
-      <w:r>
-        <w:rPr>
-          <w:lang w:val="pt_PT" w:bidi="pt_PT"/>
-        </w:rPr>
-      </w:r>
-      <w:r>
-        <w:rPr>
-          <w:b/>
-          <w:lang w:val="pt_PT" w:bidi="pt_PT"/>
-        </w:rPr>
         <w:t>"nos trouxe a paz".</w:t>
       </w:r>
     </w:p>
@@ -12324,21 +10669,6 @@
           <w:b/>
           <w:lang w:val="pt_PT" w:bidi="pt_PT"/>
         </w:rPr>
-        <w:t>ὁ ποιήσας τὰ ἀμφότερα ἓν</w:t>
-      </w:r>
-    </w:p>
-    <w:p>
-      <w:pPr/>
-      <w:r>
-        <w:rPr>
-          <w:lang w:val="pt_PT" w:bidi="pt_PT"/>
-        </w:rPr>
-      </w:r>
-      <w:r>
-        <w:rPr>
-          <w:b/>
-          <w:lang w:val="pt_PT" w:bidi="pt_PT"/>
-        </w:rPr>
         <w:t>"tornando os judeus e os não judeus um só povo".</w:t>
       </w:r>
     </w:p>
@@ -12402,21 +10732,6 @@
           <w:b/>
           <w:lang w:val="pt_PT" w:bidi="pt_PT"/>
         </w:rPr>
-        <w:t>ἐν τῇ σαρκὶ αὐτοῦ</w:t>
-      </w:r>
-    </w:p>
-    <w:p>
-      <w:pPr/>
-      <w:r>
-        <w:rPr>
-          <w:lang w:val="pt_PT" w:bidi="pt_PT"/>
-        </w:rPr>
-      </w:r>
-      <w:r>
-        <w:rPr>
-          <w:b/>
-          <w:lang w:val="pt_PT" w:bidi="pt_PT"/>
-        </w:rPr>
         <w:t>"Por meio do sacrifício do seu corpo".</w:t>
       </w:r>
     </w:p>
@@ -12526,21 +10841,6 @@
           <w:b/>
           <w:lang w:val="pt_PT" w:bidi="pt_PT"/>
         </w:rPr>
-        <w:t>τὸ μεσότοιχον τοῦ φραγμοῦ &amp; τὴν ἔχθραν</w:t>
-      </w:r>
-    </w:p>
-    <w:p>
-      <w:pPr/>
-      <w:r>
-        <w:rPr>
-          <w:lang w:val="pt_PT" w:bidi="pt_PT"/>
-        </w:rPr>
-      </w:r>
-      <w:r>
-        <w:rPr>
-          <w:b/>
-          <w:lang w:val="pt_PT" w:bidi="pt_PT"/>
-        </w:rPr>
         <w:t>"ele derrubou o muro de inimizade que separava os judeus dos não judeus".</w:t>
       </w:r>
     </w:p>
@@ -12713,21 +11013,6 @@
           <w:b/>
           <w:lang w:val="pt_PT" w:bidi="pt_PT"/>
         </w:rPr>
-        <w:t>ἵνα</w:t>
-      </w:r>
-    </w:p>
-    <w:p>
-      <w:pPr/>
-      <w:r>
-        <w:rPr>
-          <w:lang w:val="pt_PT" w:bidi="pt_PT"/>
-        </w:rPr>
-      </w:r>
-      <w:r>
-        <w:rPr>
-          <w:b/>
-          <w:lang w:val="pt_PT" w:bidi="pt_PT"/>
-        </w:rPr>
         <w:t>"Foi assim que".</w:t>
       </w:r>
     </w:p>
@@ -12824,21 +11109,6 @@
           <w:b/>
           <w:lang w:val="pt_PT" w:bidi="pt_PT"/>
         </w:rPr>
-        <w:t>ἕνα καινὸν ἄνθρωπον</w:t>
-      </w:r>
-    </w:p>
-    <w:p>
-      <w:pPr/>
-      <w:r>
-        <w:rPr>
-          <w:lang w:val="pt_PT" w:bidi="pt_PT"/>
-        </w:rPr>
-      </w:r>
-      <w:r>
-        <w:rPr>
-          <w:b/>
-          <w:lang w:val="pt_PT" w:bidi="pt_PT"/>
-        </w:rPr>
         <w:t>"e dos dois povos formou um só povo, novo e unido com ele".</w:t>
       </w:r>
     </w:p>
@@ -12935,21 +11205,6 @@
           <w:b/>
           <w:lang w:val="pt_PT" w:bidi="pt_PT"/>
         </w:rPr>
-        <w:t>ἐν αὑτῷ</w:t>
-      </w:r>
-    </w:p>
-    <w:p>
-      <w:pPr/>
-      <w:r>
-        <w:rPr>
-          <w:lang w:val="pt_PT" w:bidi="pt_PT"/>
-        </w:rPr>
-      </w:r>
-      <w:r>
-        <w:rPr>
-          <w:b/>
-          <w:lang w:val="pt_PT" w:bidi="pt_PT"/>
-        </w:rPr>
         <w:t>"unido com ele".</w:t>
       </w:r>
     </w:p>
@@ -13033,21 +11288,6 @@
           <w:b/>
           <w:lang w:val="pt_PT" w:bidi="pt_PT"/>
         </w:rPr>
-        <w:t>ἀποκαταλλάξῃ τοὺς ἀμφοτέρους</w:t>
-      </w:r>
-    </w:p>
-    <w:p>
-      <w:pPr/>
-      <w:r>
-        <w:rPr>
-          <w:lang w:val="pt_PT" w:bidi="pt_PT"/>
-        </w:rPr>
-      </w:r>
-      <w:r>
-        <w:rPr>
-          <w:b/>
-          <w:lang w:val="pt_PT" w:bidi="pt_PT"/>
-        </w:rPr>
         <w:t>"</w:t>
       </w:r>
       <w:r>
@@ -13125,21 +11365,6 @@
           <w:b/>
           <w:lang w:val="pt_PT" w:bidi="pt_PT"/>
         </w:rPr>
-        <w:t>ἐν ἑνὶ σώματι</w:t>
-      </w:r>
-    </w:p>
-    <w:p>
-      <w:pPr/>
-      <w:r>
-        <w:rPr>
-          <w:lang w:val="pt_PT" w:bidi="pt_PT"/>
-        </w:rPr>
-      </w:r>
-      <w:r>
-        <w:rPr>
-          <w:b/>
-          <w:lang w:val="pt_PT" w:bidi="pt_PT"/>
-        </w:rPr>
         <w:t>"ele os uniu em um só corpo".</w:t>
       </w:r>
     </w:p>
@@ -13236,21 +11461,6 @@
           <w:b/>
           <w:lang w:val="pt_PT" w:bidi="pt_PT"/>
         </w:rPr>
-        <w:t>διὰ τοῦ σταυροῦ</w:t>
-      </w:r>
-    </w:p>
-    <w:p>
-      <w:pPr/>
-      <w:r>
-        <w:rPr>
-          <w:lang w:val="pt_PT" w:bidi="pt_PT"/>
-        </w:rPr>
-      </w:r>
-      <w:r>
-        <w:rPr>
-          <w:b/>
-          <w:lang w:val="pt_PT" w:bidi="pt_PT"/>
-        </w:rPr>
         <w:t>"Por meio da cruz".</w:t>
       </w:r>
     </w:p>
@@ -13347,21 +11557,6 @@
           <w:b/>
           <w:lang w:val="pt_PT" w:bidi="pt_PT"/>
         </w:rPr>
-        <w:t>ἀποκτείνας τὴν ἔχθραν</w:t>
-      </w:r>
-    </w:p>
-    <w:p>
-      <w:pPr/>
-      <w:r>
-        <w:rPr>
-          <w:lang w:val="pt_PT" w:bidi="pt_PT"/>
-        </w:rPr>
-      </w:r>
-      <w:r>
-        <w:rPr>
-          <w:b/>
-          <w:lang w:val="pt_PT" w:bidi="pt_PT"/>
-        </w:rPr>
         <w:t>"Cristo destruiu a inimizade".</w:t>
       </w:r>
     </w:p>
@@ -13584,21 +11779,6 @@
           <w:b/>
           <w:lang w:val="pt_PT" w:bidi="pt_PT"/>
         </w:rPr>
-        <w:t>ὑμῖν τοῖς μακρὰν</w:t>
-      </w:r>
-    </w:p>
-    <w:p>
-      <w:pPr/>
-      <w:r>
-        <w:rPr>
-          <w:lang w:val="pt_PT" w:bidi="pt_PT"/>
-        </w:rPr>
-      </w:r>
-      <w:r>
-        <w:rPr>
-          <w:b/>
-          <w:lang w:val="pt_PT" w:bidi="pt_PT"/>
-        </w:rPr>
         <w:t>"tanto a vocês, os não judeus, que estavam longe de Deus".</w:t>
       </w:r>
     </w:p>
@@ -13682,21 +11862,6 @@
           <w:b/>
           <w:lang w:val="pt_PT" w:bidi="pt_PT"/>
         </w:rPr>
-        <w:t>τοῖς ἐγγύς</w:t>
-      </w:r>
-    </w:p>
-    <w:p>
-      <w:pPr/>
-      <w:r>
-        <w:rPr>
-          <w:lang w:val="pt_PT" w:bidi="pt_PT"/>
-        </w:rPr>
-      </w:r>
-      <w:r>
-        <w:rPr>
-          <w:b/>
-          <w:lang w:val="pt_PT" w:bidi="pt_PT"/>
-        </w:rPr>
         <w:t>"como aos judeus, que estavam perto dele".</w:t>
       </w:r>
     </w:p>
@@ -13876,21 +12041,6 @@
           <w:b/>
           <w:lang w:val="pt_PT" w:bidi="pt_PT"/>
         </w:rPr>
-        <w:t>ὅτι</w:t>
-      </w:r>
-    </w:p>
-    <w:p>
-      <w:pPr/>
-      <w:r>
-        <w:rPr>
-          <w:lang w:val="pt_PT" w:bidi="pt_PT"/>
-        </w:rPr>
-      </w:r>
-      <w:r>
-        <w:rPr>
-          <w:b/>
-          <w:lang w:val="pt_PT" w:bidi="pt_PT"/>
-        </w:rPr>
         <w:t>"É por meio de Cristo que todos nós".</w:t>
       </w:r>
     </w:p>
@@ -14063,21 +12213,6 @@
           <w:b/>
           <w:lang w:val="pt_PT" w:bidi="pt_PT"/>
         </w:rPr>
-        <w:t>ἄρα οὖν</w:t>
-      </w:r>
-    </w:p>
-    <w:p>
-      <w:pPr/>
-      <w:r>
-        <w:rPr>
-          <w:lang w:val="pt_PT" w:bidi="pt_PT"/>
-        </w:rPr>
-      </w:r>
-      <w:r>
-        <w:rPr>
-          <w:b/>
-          <w:lang w:val="pt_PT" w:bidi="pt_PT"/>
-        </w:rPr>
         <w:t>"Portanto, vocês, os não judeus".</w:t>
       </w:r>
     </w:p>
@@ -14174,21 +12309,6 @@
           <w:b/>
           <w:lang w:val="pt_PT" w:bidi="pt_PT"/>
         </w:rPr>
-        <w:t>ξένοι καὶ πάροικοι</w:t>
-      </w:r>
-    </w:p>
-    <w:p>
-      <w:pPr/>
-      <w:r>
-        <w:rPr>
-          <w:lang w:val="pt_PT" w:bidi="pt_PT"/>
-        </w:rPr>
-      </w:r>
-      <w:r>
-        <w:rPr>
-          <w:b/>
-          <w:lang w:val="pt_PT" w:bidi="pt_PT"/>
-        </w:rPr>
         <w:t>"estrangeiros nem visitantes".</w:t>
       </w:r>
     </w:p>
@@ -14298,21 +12418,6 @@
           <w:b/>
           <w:lang w:val="pt_PT" w:bidi="pt_PT"/>
         </w:rPr>
-        <w:t>ἀλλὰ</w:t>
-      </w:r>
-    </w:p>
-    <w:p>
-      <w:pPr/>
-      <w:r>
-        <w:rPr>
-          <w:lang w:val="pt_PT" w:bidi="pt_PT"/>
-        </w:rPr>
-      </w:r>
-      <w:r>
-        <w:rPr>
-          <w:b/>
-          <w:lang w:val="pt_PT" w:bidi="pt_PT"/>
-        </w:rPr>
         <w:t>"Agora vocês são".</w:t>
       </w:r>
     </w:p>
@@ -14409,21 +12514,6 @@
           <w:b/>
           <w:lang w:val="pt_PT" w:bidi="pt_PT"/>
         </w:rPr>
-        <w:t>ἐστὲ συνπολῖται τῶν ἁγίων καὶ οἰκεῖοι τοῦ Θεοῦ</w:t>
-      </w:r>
-    </w:p>
-    <w:p>
-      <w:pPr/>
-      <w:r>
-        <w:rPr>
-          <w:lang w:val="pt_PT" w:bidi="pt_PT"/>
-        </w:rPr>
-      </w:r>
-      <w:r>
-        <w:rPr>
-          <w:b/>
-          <w:lang w:val="pt_PT" w:bidi="pt_PT"/>
-        </w:rPr>
         <w:t>"vocês são cidadãos que pertencem ao povo de Deus e são membros da família dele".</w:t>
       </w:r>
     </w:p>
@@ -14520,21 +12610,6 @@
           <w:b/>
           <w:lang w:val="pt_PT" w:bidi="pt_PT"/>
         </w:rPr>
-        <w:t>ἐποικοδομηθέντες ἐπὶ τῷ θεμελίῳ</w:t>
-      </w:r>
-    </w:p>
-    <w:p>
-      <w:pPr/>
-      <w:r>
-        <w:rPr>
-          <w:lang w:val="pt_PT" w:bidi="pt_PT"/>
-        </w:rPr>
-      </w:r>
-      <w:r>
-        <w:rPr>
-          <w:b/>
-          <w:lang w:val="pt_PT" w:bidi="pt_PT"/>
-        </w:rPr>
         <w:t>"e estão construídos sobre o alicerce".</w:t>
       </w:r>
     </w:p>
@@ -14631,21 +12706,6 @@
           <w:b/>
           <w:lang w:val="pt_PT" w:bidi="pt_PT"/>
         </w:rPr>
-        <w:t>ἐποικοδομηθέντες</w:t>
-      </w:r>
-    </w:p>
-    <w:p>
-      <w:pPr/>
-      <w:r>
-        <w:rPr>
-          <w:lang w:val="pt_PT" w:bidi="pt_PT"/>
-        </w:rPr>
-      </w:r>
-      <w:r>
-        <w:rPr>
-          <w:b/>
-          <w:lang w:val="pt_PT" w:bidi="pt_PT"/>
-        </w:rPr>
         <w:t>"estão construídos sobre".</w:t>
       </w:r>
     </w:p>
@@ -14729,21 +12789,6 @@
           <w:b/>
           <w:lang w:val="pt_PT" w:bidi="pt_PT"/>
         </w:rPr>
-        <w:t>πᾶσα οἰκοδομὴ συναρμολογουμένη, αὔξει εἰς ναὸν ἅγιον</w:t>
-      </w:r>
-    </w:p>
-    <w:p>
-      <w:pPr/>
-      <w:r>
-        <w:rPr>
-          <w:lang w:val="pt_PT" w:bidi="pt_PT"/>
-        </w:rPr>
-      </w:r>
-      <w:r>
-        <w:rPr>
-          <w:b/>
-          <w:lang w:val="pt_PT" w:bidi="pt_PT"/>
-        </w:rPr>
         <w:t>"Ele mantém o edifício todo bem firme e faz com que cresça como um templo dedicado ao Senhor".</w:t>
       </w:r>
     </w:p>
@@ -14840,21 +12885,6 @@
           <w:b/>
           <w:lang w:val="pt_PT" w:bidi="pt_PT"/>
         </w:rPr>
-        <w:t>ἐν ᾧ &amp; ἐν Κυρίῳ</w:t>
-      </w:r>
-    </w:p>
-    <w:p>
-      <w:pPr/>
-      <w:r>
-        <w:rPr>
-          <w:lang w:val="pt_PT" w:bidi="pt_PT"/>
-        </w:rPr>
-      </w:r>
-      <w:r>
-        <w:rPr>
-          <w:b/>
-          <w:lang w:val="pt_PT" w:bidi="pt_PT"/>
-        </w:rPr>
         <w:t>"ao Senhor".</w:t>
       </w:r>
     </w:p>
@@ -14951,21 +12981,6 @@
           <w:b/>
           <w:lang w:val="pt_PT" w:bidi="pt_PT"/>
         </w:rPr>
-        <w:t>ἐν ᾧ</w:t>
-      </w:r>
-    </w:p>
-    <w:p>
-      <w:pPr/>
-      <w:r>
-        <w:rPr>
-          <w:lang w:val="pt_PT" w:bidi="pt_PT"/>
-        </w:rPr>
-      </w:r>
-      <w:r>
-        <w:rPr>
-          <w:b/>
-          <w:lang w:val="pt_PT" w:bidi="pt_PT"/>
-        </w:rPr>
         <w:t>"unidos com Cristo, estão sendo construídos".</w:t>
       </w:r>
     </w:p>
@@ -15049,21 +13064,6 @@
           <w:b/>
           <w:lang w:val="pt_PT" w:bidi="pt_PT"/>
         </w:rPr>
-        <w:t>καὶ ὑμεῖς συνοικοδομεῖσθε, εἰς κατοικητήριον τοῦ Θεοῦ ἐν Πνεύματι</w:t>
-      </w:r>
-    </w:p>
-    <w:p>
-      <w:pPr/>
-      <w:r>
-        <w:rPr>
-          <w:lang w:val="pt_PT" w:bidi="pt_PT"/>
-        </w:rPr>
-      </w:r>
-      <w:r>
-        <w:rPr>
-          <w:b/>
-          <w:lang w:val="pt_PT" w:bidi="pt_PT"/>
-        </w:rPr>
         <w:t>"Assim vocês também, unidos com Cristo, estão sendo construídos, juntos com os outros, para se tornarem uma casa onde Deus vive por meio do seu Espírito".</w:t>
       </w:r>
     </w:p>
@@ -15186,21 +13186,6 @@
           <w:b/>
           <w:lang w:val="pt_PT" w:bidi="pt_PT"/>
         </w:rPr>
-        <w:t>καὶ ὑμεῖς συνοικοδομεῖσθε</w:t>
-      </w:r>
-    </w:p>
-    <w:p>
-      <w:pPr/>
-      <w:r>
-        <w:rPr>
-          <w:lang w:val="pt_PT" w:bidi="pt_PT"/>
-        </w:rPr>
-      </w:r>
-      <w:r>
-        <w:rPr>
-          <w:b/>
-          <w:lang w:val="pt_PT" w:bidi="pt_PT"/>
-        </w:rPr>
         <w:t>"estão sendo construídos, junto com os outros".</w:t>
       </w:r>
     </w:p>
@@ -15436,21 +13421,6 @@
           <w:b/>
           <w:lang w:val="pt_PT" w:bidi="pt_PT"/>
         </w:rPr>
-        <w:t>τούτου χάριν</w:t>
-      </w:r>
-    </w:p>
-    <w:p>
-      <w:pPr/>
-      <w:r>
-        <w:rPr>
-          <w:lang w:val="pt_PT" w:bidi="pt_PT"/>
-        </w:rPr>
-      </w:r>
-      <w:r>
-        <w:rPr>
-          <w:b/>
-          <w:lang w:val="pt_PT" w:bidi="pt_PT"/>
-        </w:rPr>
         <w:t>"Por essa razão".</w:t>
       </w:r>
     </w:p>
@@ -15534,21 +13504,6 @@
           <w:b/>
           <w:lang w:val="pt_PT" w:bidi="pt_PT"/>
         </w:rPr>
-        <w:t>ὁ δέσμιος τοῦ Χριστοῦ Ἰησοῦ</w:t>
-      </w:r>
-    </w:p>
-    <w:p>
-      <w:pPr/>
-      <w:r>
-        <w:rPr>
-          <w:lang w:val="pt_PT" w:bidi="pt_PT"/>
-        </w:rPr>
-      </w:r>
-      <w:r>
-        <w:rPr>
-          <w:b/>
-          <w:lang w:val="pt_PT" w:bidi="pt_PT"/>
-        </w:rPr>
         <w:t>"que estou preso por causa de Cristo Jesus".</w:t>
       </w:r>
     </w:p>
@@ -15612,21 +13567,6 @@
           <w:b/>
           <w:lang w:val="pt_PT" w:bidi="pt_PT"/>
         </w:rPr>
-        <w:t>τὴν οἰκονομίαν τῆς χάριτος τοῦ Θεοῦ, τῆς δοθείσης μοι εἰς ὑμᾶς</w:t>
-      </w:r>
-    </w:p>
-    <w:p>
-      <w:pPr/>
-      <w:r>
-        <w:rPr>
-          <w:lang w:val="pt_PT" w:bidi="pt_PT"/>
-        </w:rPr>
-      </w:r>
-      <w:r>
-        <w:rPr>
-          <w:b/>
-          <w:lang w:val="pt_PT" w:bidi="pt_PT"/>
-        </w:rPr>
         <w:t>"por causa da sua graça, me deu esse trabalho para o bem de vocês".</w:t>
       </w:r>
     </w:p>
@@ -15703,21 +13643,6 @@
           <w:b/>
           <w:lang w:val="pt_PT" w:bidi="pt_PT"/>
         </w:rPr>
-        <w:t>κατὰ ἀποκάλυψιν ἐγνωρίσθη μοι</w:t>
-      </w:r>
-    </w:p>
-    <w:p>
-      <w:pPr/>
-      <w:r>
-        <w:rPr>
-          <w:lang w:val="pt_PT" w:bidi="pt_PT"/>
-        </w:rPr>
-      </w:r>
-      <w:r>
-        <w:rPr>
-          <w:b/>
-          <w:lang w:val="pt_PT" w:bidi="pt_PT"/>
-        </w:rPr>
         <w:t>"Deus me revelou o seu plano secreto e fez com que eu o conhecesse".</w:t>
       </w:r>
     </w:p>
@@ -15814,21 +13739,6 @@
           <w:b/>
           <w:lang w:val="pt_PT" w:bidi="pt_PT"/>
         </w:rPr>
-        <w:t>καθὼς προέγραψα ἐν ὀλίγῳ</w:t>
-      </w:r>
-    </w:p>
-    <w:p>
-      <w:pPr/>
-      <w:r>
-        <w:rPr>
-          <w:lang w:val="pt_PT" w:bidi="pt_PT"/>
-        </w:rPr>
-      </w:r>
-      <w:r>
-        <w:rPr>
-          <w:b/>
-          <w:lang w:val="pt_PT" w:bidi="pt_PT"/>
-        </w:rPr>
         <w:t>"Eu escrevi isso em poucas palavras".</w:t>
       </w:r>
     </w:p>
@@ -15892,21 +13802,6 @@
           <w:b/>
           <w:lang w:val="pt_PT" w:bidi="pt_PT"/>
         </w:rPr>
-        <w:t>ὃ ἑτέραις γενεαῖς οὐκ ἐγνωρίσθη τοῖς υἱοῖς τῶν ἀνθρώπων</w:t>
-      </w:r>
-    </w:p>
-    <w:p>
-      <w:pPr/>
-      <w:r>
-        <w:rPr>
-          <w:lang w:val="pt_PT" w:bidi="pt_PT"/>
-        </w:rPr>
-      </w:r>
-      <w:r>
-        <w:rPr>
-          <w:b/>
-          <w:lang w:val="pt_PT" w:bidi="pt_PT"/>
-        </w:rPr>
         <w:t>"No passado esse segredo não foi contado aos seres humanos".</w:t>
       </w:r>
     </w:p>
@@ -15990,21 +13885,6 @@
           <w:b/>
           <w:lang w:val="pt_PT" w:bidi="pt_PT"/>
         </w:rPr>
-        <w:t>ὡς νῦν ἀπεκαλύφθη &amp; ἐν Πνεύματι</w:t>
-      </w:r>
-    </w:p>
-    <w:p>
-      <w:pPr/>
-      <w:r>
-        <w:rPr>
-          <w:lang w:val="pt_PT" w:bidi="pt_PT"/>
-        </w:rPr>
-      </w:r>
-      <w:r>
-        <w:rPr>
-          <w:b/>
-          <w:lang w:val="pt_PT" w:bidi="pt_PT"/>
-        </w:rPr>
         <w:t>"mas agora, por meio do seu Espírito, Deus o revelou".</w:t>
       </w:r>
     </w:p>
@@ -16240,21 +14120,6 @@
           <w:b/>
           <w:lang w:val="pt_PT" w:bidi="pt_PT"/>
         </w:rPr>
-        <w:t>ἐν Χριστῷ Ἰησοῦ</w:t>
-      </w:r>
-    </w:p>
-    <w:p>
-      <w:pPr/>
-      <w:r>
-        <w:rPr>
-          <w:lang w:val="pt_PT" w:bidi="pt_PT"/>
-        </w:rPr>
-      </w:r>
-      <w:r>
-        <w:rPr>
-          <w:b/>
-          <w:lang w:val="pt_PT" w:bidi="pt_PT"/>
-        </w:rPr>
         <w:t>"por meio de Cristo Jesus".</w:t>
       </w:r>
     </w:p>
@@ -16331,21 +14196,6 @@
           <w:b/>
           <w:lang w:val="pt_PT" w:bidi="pt_PT"/>
         </w:rPr>
-        <w:t>διὰ τοῦ εὐαγγελίου</w:t>
-      </w:r>
-    </w:p>
-    <w:p>
-      <w:pPr/>
-      <w:r>
-        <w:rPr>
-          <w:lang w:val="pt_PT" w:bidi="pt_PT"/>
-        </w:rPr>
-      </w:r>
-      <w:r>
-        <w:rPr>
-          <w:b/>
-          <w:lang w:val="pt_PT" w:bidi="pt_PT"/>
-        </w:rPr>
         <w:t>"por meio do evangelho".</w:t>
       </w:r>
     </w:p>
@@ -16435,21 +14285,6 @@
           <w:b/>
           <w:lang w:val="pt_PT" w:bidi="pt_PT"/>
         </w:rPr>
-        <w:t>ἀνεξιχνίαστον</w:t>
-      </w:r>
-    </w:p>
-    <w:p>
-      <w:pPr/>
-      <w:r>
-        <w:rPr>
-          <w:lang w:val="pt_PT" w:bidi="pt_PT"/>
-        </w:rPr>
-      </w:r>
-      <w:r>
-        <w:rPr>
-          <w:b/>
-          <w:lang w:val="pt_PT" w:bidi="pt_PT"/>
-        </w:rPr>
         <w:t>"a boa notícia das imensas riquezas de Cristo".</w:t>
       </w:r>
     </w:p>
@@ -16533,21 +14368,6 @@
           <w:b/>
           <w:lang w:val="pt_PT" w:bidi="pt_PT"/>
         </w:rPr>
-        <w:t>πλοῦτος τοῦ Χριστοῦ</w:t>
-      </w:r>
-    </w:p>
-    <w:p>
-      <w:pPr/>
-      <w:r>
-        <w:rPr>
-          <w:lang w:val="pt_PT" w:bidi="pt_PT"/>
-        </w:rPr>
-      </w:r>
-      <w:r>
-        <w:rPr>
-          <w:b/>
-          <w:lang w:val="pt_PT" w:bidi="pt_PT"/>
-        </w:rPr>
         <w:t>"riquezas de Cristo".</w:t>
       </w:r>
     </w:p>
@@ -16644,21 +14464,6 @@
           <w:b/>
           <w:lang w:val="pt_PT" w:bidi="pt_PT"/>
         </w:rPr>
-        <w:t>τοῦ μυστηρίου, τοῦ ἀποκεκρυμμένου ἀπὸ τῶν αἰώνων ἐν τῷ Θεῷ, τῷ τὰ πάντα κτίσαντι</w:t>
-      </w:r>
-    </w:p>
-    <w:p>
-      <w:pPr/>
-      <w:r>
-        <w:rPr>
-          <w:lang w:val="pt_PT" w:bidi="pt_PT"/>
-        </w:rPr>
-      </w:r>
-      <w:r>
-        <w:rPr>
-          <w:b/>
-          <w:lang w:val="pt_PT" w:bidi="pt_PT"/>
-        </w:rPr>
         <w:t>"Deus, que criou tudo, escondeu esse segredo durante os tempos passados".</w:t>
       </w:r>
     </w:p>
@@ -16755,21 +14560,6 @@
           <w:b/>
           <w:lang w:val="pt_PT" w:bidi="pt_PT"/>
         </w:rPr>
-        <w:t>ἵνα</w:t>
-      </w:r>
-    </w:p>
-    <w:p>
-      <w:pPr/>
-      <w:r>
-        <w:rPr>
-          <w:lang w:val="pt_PT" w:bidi="pt_PT"/>
-        </w:rPr>
-      </w:r>
-      <w:r>
-        <w:rPr>
-          <w:b/>
-          <w:lang w:val="pt_PT" w:bidi="pt_PT"/>
-        </w:rPr>
         <w:t>"E isso aconteceu a fim de que agora".</w:t>
       </w:r>
     </w:p>
@@ -16866,21 +14656,6 @@
           <w:b/>
           <w:lang w:val="pt_PT" w:bidi="pt_PT"/>
         </w:rPr>
-        <w:t>γνωρισθῇ &amp; ταῖς ἀρχαῖς καὶ ταῖς ἐξουσίαις ἐν τοῖς ἐπουρανίοις &amp; ἡ πολυποίκιλος σοφία τοῦ Θεοῦ</w:t>
-      </w:r>
-    </w:p>
-    <w:p>
-      <w:pPr/>
-      <w:r>
-        <w:rPr>
-          <w:lang w:val="pt_PT" w:bidi="pt_PT"/>
-        </w:rPr>
-      </w:r>
-      <w:r>
-        <w:rPr>
-          <w:b/>
-          <w:lang w:val="pt_PT" w:bidi="pt_PT"/>
-        </w:rPr>
         <w:t>"as autoridades e os poderes angélicos do mundo celestial conheçam a sabedoria de Deus em todas as suas diferentes formas".</w:t>
       </w:r>
     </w:p>
@@ -17073,21 +14848,6 @@
           <w:b/>
           <w:lang w:val="pt_PT" w:bidi="pt_PT"/>
         </w:rPr>
-        <w:t>ἐν τοῖς ἐπουρανίοις</w:t>
-      </w:r>
-    </w:p>
-    <w:p>
-      <w:pPr/>
-      <w:r>
-        <w:rPr>
-          <w:lang w:val="pt_PT" w:bidi="pt_PT"/>
-        </w:rPr>
-      </w:r>
-      <w:r>
-        <w:rPr>
-          <w:b/>
-          <w:lang w:val="pt_PT" w:bidi="pt_PT"/>
-        </w:rPr>
         <w:t>"do mundo celestial".</w:t>
       </w:r>
     </w:p>
@@ -17117,7 +14877,7 @@
         </w:rPr>
         <w:t xml:space="preserve"> refere-se ao local onde Deus está. Veja como isso é traduzido em </w:t>
       </w:r>
-      <w:hyperlink r:id="rId15">
+      <w:hyperlink r:id="rId13">
         <w:r>
           <w:rPr>
             <w:lang w:val="pt_PT" w:bidi="pt_PT"/>
@@ -17182,21 +14942,6 @@
           <w:b/>
           <w:lang w:val="pt_PT" w:bidi="pt_PT"/>
         </w:rPr>
-        <w:t>ἡ πολυποίκιλος σοφία τοῦ Θεοῦ</w:t>
-      </w:r>
-    </w:p>
-    <w:p>
-      <w:pPr/>
-      <w:r>
-        <w:rPr>
-          <w:lang w:val="pt_PT" w:bidi="pt_PT"/>
-        </w:rPr>
-      </w:r>
-      <w:r>
-        <w:rPr>
-          <w:b/>
-          <w:lang w:val="pt_PT" w:bidi="pt_PT"/>
-        </w:rPr>
         <w:t>"a sabedoria de Deus em todas as suas diferentes formas".</w:t>
       </w:r>
     </w:p>
@@ -17293,21 +15038,6 @@
           <w:b/>
           <w:lang w:val="pt_PT" w:bidi="pt_PT"/>
         </w:rPr>
-        <w:t>κατὰ πρόθεσιν τῶν αἰώνων</w:t>
-      </w:r>
-    </w:p>
-    <w:p>
-      <w:pPr/>
-      <w:r>
-        <w:rPr>
-          <w:lang w:val="pt_PT" w:bidi="pt_PT"/>
-        </w:rPr>
-      </w:r>
-      <w:r>
-        <w:rPr>
-          <w:b/>
-          <w:lang w:val="pt_PT" w:bidi="pt_PT"/>
-        </w:rPr>
         <w:t>"de acordo com o seu propósito eterno".</w:t>
       </w:r>
     </w:p>
@@ -17606,21 +15336,6 @@
           <w:b/>
           <w:lang w:val="pt_PT" w:bidi="pt_PT"/>
         </w:rPr>
-        <w:t>προσαγωγὴν ἐν πεποιθήσει</w:t>
-      </w:r>
-    </w:p>
-    <w:p>
-      <w:pPr/>
-      <w:r>
-        <w:rPr>
-          <w:lang w:val="pt_PT" w:bidi="pt_PT"/>
-        </w:rPr>
-      </w:r>
-      <w:r>
-        <w:rPr>
-          <w:b/>
-          <w:lang w:val="pt_PT" w:bidi="pt_PT"/>
-        </w:rPr>
         <w:t>"</w:t>
       </w:r>
       <w:r>
@@ -17737,21 +15452,6 @@
           <w:b/>
           <w:lang w:val="pt_PT" w:bidi="pt_PT"/>
         </w:rPr>
-        <w:t>πεποιθήσει</w:t>
-      </w:r>
-    </w:p>
-    <w:p>
-      <w:pPr/>
-      <w:r>
-        <w:rPr>
-          <w:lang w:val="pt_PT" w:bidi="pt_PT"/>
-        </w:rPr>
-      </w:r>
-      <w:r>
-        <w:rPr>
-          <w:b/>
-          <w:lang w:val="pt_PT" w:bidi="pt_PT"/>
-        </w:rPr>
         <w:t>"com toda a confiança".</w:t>
       </w:r>
     </w:p>
@@ -17815,21 +15515,6 @@
           <w:b/>
           <w:lang w:val="pt_PT" w:bidi="pt_PT"/>
         </w:rPr>
-        <w:t>διὸ</w:t>
-      </w:r>
-    </w:p>
-    <w:p>
-      <w:pPr/>
-      <w:r>
-        <w:rPr>
-          <w:lang w:val="pt_PT" w:bidi="pt_PT"/>
-        </w:rPr>
-      </w:r>
-      <w:r>
-        <w:rPr>
-          <w:b/>
-          <w:lang w:val="pt_PT" w:bidi="pt_PT"/>
-        </w:rPr>
         <w:t>"Portanto, eu lhes peço que".</w:t>
       </w:r>
     </w:p>
@@ -17926,21 +15611,6 @@
           <w:b/>
           <w:lang w:val="pt_PT" w:bidi="pt_PT"/>
         </w:rPr>
-        <w:t>ὑπὲρ ὑμῶν, ἥτις ἐστὶν δόξα ὑμῶν</w:t>
-      </w:r>
-    </w:p>
-    <w:p>
-      <w:pPr/>
-      <w:r>
-        <w:rPr>
-          <w:lang w:val="pt_PT" w:bidi="pt_PT"/>
-        </w:rPr>
-      </w:r>
-      <w:r>
-        <w:rPr>
-          <w:b/>
-          <w:lang w:val="pt_PT" w:bidi="pt_PT"/>
-        </w:rPr>
         <w:t>"por vocês, pois eles lhes trazem benefício".</w:t>
       </w:r>
     </w:p>
@@ -18037,21 +15707,6 @@
           <w:b/>
           <w:lang w:val="pt_PT" w:bidi="pt_PT"/>
         </w:rPr>
-        <w:t>τούτου χάριν</w:t>
-      </w:r>
-    </w:p>
-    <w:p>
-      <w:pPr/>
-      <w:r>
-        <w:rPr>
-          <w:lang w:val="pt_PT" w:bidi="pt_PT"/>
-        </w:rPr>
-      </w:r>
-      <w:r>
-        <w:rPr>
-          <w:b/>
-          <w:lang w:val="pt_PT" w:bidi="pt_PT"/>
-        </w:rPr>
         <w:t>"Por esse motivo, eu me ajoelho diante do Pai".</w:t>
       </w:r>
     </w:p>
@@ -18148,21 +15803,6 @@
           <w:b/>
           <w:lang w:val="pt_PT" w:bidi="pt_PT"/>
         </w:rPr>
-        <w:t>τούτου χάριν</w:t>
-      </w:r>
-    </w:p>
-    <w:p>
-      <w:pPr/>
-      <w:r>
-        <w:rPr>
-          <w:lang w:val="pt_PT" w:bidi="pt_PT"/>
-        </w:rPr>
-      </w:r>
-      <w:r>
-        <w:rPr>
-          <w:b/>
-          <w:lang w:val="pt_PT" w:bidi="pt_PT"/>
-        </w:rPr>
         <w:t>"Por esse motivo".</w:t>
       </w:r>
     </w:p>
@@ -18246,21 +15886,6 @@
           <w:b/>
           <w:lang w:val="pt_PT" w:bidi="pt_PT"/>
         </w:rPr>
-        <w:t>κάμπτω τὰ γόνατά μου πρὸς τὸν Πατέρα</w:t>
-      </w:r>
-    </w:p>
-    <w:p>
-      <w:pPr/>
-      <w:r>
-        <w:rPr>
-          <w:lang w:val="pt_PT" w:bidi="pt_PT"/>
-        </w:rPr>
-      </w:r>
-      <w:r>
-        <w:rPr>
-          <w:b/>
-          <w:lang w:val="pt_PT" w:bidi="pt_PT"/>
-        </w:rPr>
         <w:t>"eu me ajoelho diante do Pai".</w:t>
       </w:r>
     </w:p>
@@ -18344,21 +15969,6 @@
           <w:b/>
           <w:lang w:val="pt_PT" w:bidi="pt_PT"/>
         </w:rPr>
-        <w:t>ἐξ οὗ πᾶσα πατριὰ ἐν οὐρανοῖς καὶ ἐπὶ γῆς ὀνομάζεται</w:t>
-      </w:r>
-    </w:p>
-    <w:p>
-      <w:pPr/>
-      <w:r>
-        <w:rPr>
-          <w:lang w:val="pt_PT" w:bidi="pt_PT"/>
-        </w:rPr>
-      </w:r>
-      <w:r>
-        <w:rPr>
-          <w:b/>
-          <w:lang w:val="pt_PT" w:bidi="pt_PT"/>
-        </w:rPr>
         <w:t>"de quem todas as famílias no céu e na terra recebem o seu verdadeiro nome".</w:t>
       </w:r>
     </w:p>
@@ -18442,21 +16052,6 @@
           <w:b/>
           <w:lang w:val="pt_PT" w:bidi="pt_PT"/>
         </w:rPr>
-        <w:t>ἵνα</w:t>
-      </w:r>
-    </w:p>
-    <w:p>
-      <w:pPr/>
-      <w:r>
-        <w:rPr>
-          <w:lang w:val="pt_PT" w:bidi="pt_PT"/>
-        </w:rPr>
-      </w:r>
-      <w:r>
-        <w:rPr>
-          <w:b/>
-          <w:lang w:val="pt_PT" w:bidi="pt_PT"/>
-        </w:rPr>
         <w:t>"Eu peço a Deus que, da riqueza da sua glória, ele, por meio do seu Espírito, dê a vocês poder para que sejam espiritualmente fortes".</w:t>
       </w:r>
     </w:p>
@@ -18553,21 +16148,6 @@
           <w:b/>
           <w:lang w:val="pt_PT" w:bidi="pt_PT"/>
         </w:rPr>
-        <w:t>δῷ ὑμῖν κατὰ τὸ πλοῦτος τῆς δόξης αὐτοῦ, δυνάμει κραταιωθῆναι</w:t>
-      </w:r>
-    </w:p>
-    <w:p>
-      <w:pPr/>
-      <w:r>
-        <w:rPr>
-          <w:lang w:val="pt_PT" w:bidi="pt_PT"/>
-        </w:rPr>
-      </w:r>
-      <w:r>
-        <w:rPr>
-          <w:b/>
-          <w:lang w:val="pt_PT" w:bidi="pt_PT"/>
-        </w:rPr>
         <w:t>"da riqueza da sua glória, ele, por meio do seu Espírito, dê a vocês poder para que sejam espiritualmente fortes".</w:t>
       </w:r>
     </w:p>
@@ -18631,21 +16211,6 @@
           <w:b/>
           <w:lang w:val="pt_PT" w:bidi="pt_PT"/>
         </w:rPr>
-        <w:t>δῷ</w:t>
-      </w:r>
-    </w:p>
-    <w:p>
-      <w:pPr/>
-      <w:r>
-        <w:rPr>
-          <w:lang w:val="pt_PT" w:bidi="pt_PT"/>
-        </w:rPr>
-      </w:r>
-      <w:r>
-        <w:rPr>
-          <w:b/>
-          <w:lang w:val="pt_PT" w:bidi="pt_PT"/>
-        </w:rPr>
         <w:t>"dê a vocês poder".</w:t>
       </w:r>
     </w:p>
@@ -18725,7 +16290,7 @@
         </w:rPr>
         <w:t xml:space="preserve">Paulo continua a oração que começou em </w:t>
       </w:r>
-      <w:hyperlink r:id="rId17">
+      <w:hyperlink r:id="rId15">
         <w:r>
           <w:rPr>
             <w:lang w:val="pt_PT" w:bidi="pt_PT"/>
@@ -18806,7 +16371,7 @@
         </w:rPr>
         <w:t>Este é o segundo item pelo qual Paulo ora para que Deus “dê” aos efésios “segundo a riqueza da sua glória”. O primeiro é que eles sejam “fortes” (</w:t>
       </w:r>
-      <w:hyperlink r:id="rId18">
+      <w:hyperlink r:id="rId16">
         <w:r>
           <w:rPr>
             <w:lang w:val="pt_PT" w:bidi="pt_PT"/>
@@ -18871,21 +16436,6 @@
           <w:b/>
           <w:lang w:val="pt_PT" w:bidi="pt_PT"/>
         </w:rPr>
-        <w:t>κατοικῆσαι τὸν Χριστὸν διὰ τῆς πίστεως ἐν ταῖς καρδίαις ὑμῶν</w:t>
-      </w:r>
-    </w:p>
-    <w:p>
-      <w:pPr/>
-      <w:r>
-        <w:rPr>
-          <w:lang w:val="pt_PT" w:bidi="pt_PT"/>
-        </w:rPr>
-      </w:r>
-      <w:r>
-        <w:rPr>
-          <w:b/>
-          <w:lang w:val="pt_PT" w:bidi="pt_PT"/>
-        </w:rPr>
         <w:t>"por meio da fé, Cristo viva no coração de vocês".</w:t>
       </w:r>
     </w:p>
@@ -18995,21 +16545,6 @@
           <w:b/>
           <w:lang w:val="pt_PT" w:bidi="pt_PT"/>
         </w:rPr>
-        <w:t>ἐν ἀγάπῃ, ἐρριζωμένοι καὶ τεθεμελιωμένοι</w:t>
-      </w:r>
-    </w:p>
-    <w:p>
-      <w:pPr/>
-      <w:r>
-        <w:rPr>
-          <w:lang w:val="pt_PT" w:bidi="pt_PT"/>
-        </w:rPr>
-      </w:r>
-      <w:r>
-        <w:rPr>
-          <w:b/>
-          <w:lang w:val="pt_PT" w:bidi="pt_PT"/>
-        </w:rPr>
         <w:t>"para que vocês tenham raízes e alicerces no amor".</w:t>
       </w:r>
     </w:p>
@@ -19093,21 +16628,6 @@
           <w:b/>
           <w:lang w:val="pt_PT" w:bidi="pt_PT"/>
         </w:rPr>
-        <w:t>ἵνα</w:t>
-      </w:r>
-    </w:p>
-    <w:p>
-      <w:pPr/>
-      <w:r>
-        <w:rPr>
-          <w:lang w:val="pt_PT" w:bidi="pt_PT"/>
-        </w:rPr>
-      </w:r>
-      <w:r>
-        <w:rPr>
-          <w:b/>
-          <w:lang w:val="pt_PT" w:bidi="pt_PT"/>
-        </w:rPr>
         <w:t>"para que assim, junto com todo o povo de Deus".</w:t>
       </w:r>
     </w:p>
@@ -19220,7 +16740,7 @@
         </w:rPr>
         <w:t>Este é o terceiro item pelo qual Paulo se ajoelha e ora; o primeiro é que Deus conceda que eles sejam fortes (</w:t>
       </w:r>
-      <w:hyperlink r:id="rId18">
+      <w:hyperlink r:id="rId16">
         <w:r>
           <w:rPr>
             <w:lang w:val="pt_PT" w:bidi="pt_PT"/>
@@ -19238,7 +16758,7 @@
         </w:rPr>
         <w:t>) e o segundo é que Cristo possa viver em seus corações pela fé (</w:t>
       </w:r>
-      <w:hyperlink r:id="rId19">
+      <w:hyperlink r:id="rId17">
         <w:r>
           <w:rPr>
             <w:lang w:val="pt_PT" w:bidi="pt_PT"/>
@@ -19303,21 +16823,6 @@
           <w:b/>
           <w:lang w:val="pt_PT" w:bidi="pt_PT"/>
         </w:rPr>
-        <w:t>πᾶσιν τοῖς ἁγίοις</w:t>
-      </w:r>
-    </w:p>
-    <w:p>
-      <w:pPr/>
-      <w:r>
-        <w:rPr>
-          <w:lang w:val="pt_PT" w:bidi="pt_PT"/>
-        </w:rPr>
-      </w:r>
-      <w:r>
-        <w:rPr>
-          <w:b/>
-          <w:lang w:val="pt_PT" w:bidi="pt_PT"/>
-        </w:rPr>
         <w:t>"todo o povo de Deus".</w:t>
       </w:r>
     </w:p>
@@ -19381,21 +16886,6 @@
           <w:b/>
           <w:lang w:val="pt_PT" w:bidi="pt_PT"/>
         </w:rPr>
-        <w:t>τὸ πλάτος, καὶ μῆκος, καὶ ὕψος, καὶ βάθος</w:t>
-      </w:r>
-    </w:p>
-    <w:p>
-      <w:pPr/>
-      <w:r>
-        <w:rPr>
-          <w:lang w:val="pt_PT" w:bidi="pt_PT"/>
-        </w:rPr>
-      </w:r>
-      <w:r>
-        <w:rPr>
-          <w:b/>
-          <w:lang w:val="pt_PT" w:bidi="pt_PT"/>
-        </w:rPr>
         <w:t>"a sua largura, comprimento, altura e profundidade".</w:t>
       </w:r>
     </w:p>
@@ -19479,21 +16969,6 @@
           <w:b/>
           <w:lang w:val="pt_PT" w:bidi="pt_PT"/>
         </w:rPr>
-        <w:t>τὸ πλάτος, καὶ μῆκος, καὶ ὕψος, καὶ βάθος</w:t>
-      </w:r>
-    </w:p>
-    <w:p>
-      <w:pPr/>
-      <w:r>
-        <w:rPr>
-          <w:lang w:val="pt_PT" w:bidi="pt_PT"/>
-        </w:rPr>
-      </w:r>
-      <w:r>
-        <w:rPr>
-          <w:b/>
-          <w:lang w:val="pt_PT" w:bidi="pt_PT"/>
-        </w:rPr>
         <w:t>"a sua largura, comprimento, altura profundidade".</w:t>
       </w:r>
     </w:p>
@@ -19577,21 +17052,6 @@
           <w:b/>
           <w:lang w:val="pt_PT" w:bidi="pt_PT"/>
         </w:rPr>
-        <w:t>γνῶναί τε τὴν &amp; ἀγάπην τοῦ Χριστοῦ</w:t>
-      </w:r>
-    </w:p>
-    <w:p>
-      <w:pPr/>
-      <w:r>
-        <w:rPr>
-          <w:lang w:val="pt_PT" w:bidi="pt_PT"/>
-        </w:rPr>
-      </w:r>
-      <w:r>
-        <w:rPr>
-          <w:b/>
-          <w:lang w:val="pt_PT" w:bidi="pt_PT"/>
-        </w:rPr>
         <w:t>"embora seja impossível conhecê-lo perfeitamente".</w:t>
       </w:r>
     </w:p>
@@ -19671,7 +17131,7 @@
         </w:rPr>
         <w:t>Este é o quarto item pelo qual Paulo se ajoelha e ora (</w:t>
       </w:r>
-      <w:hyperlink r:id="rId17">
+      <w:hyperlink r:id="rId15">
         <w:r>
           <w:rPr>
             <w:lang w:val="pt_PT" w:bidi="pt_PT"/>
@@ -19689,7 +17149,7 @@
         </w:rPr>
         <w:t>). O primeiro é que eles sejam “fortes” (</w:t>
       </w:r>
-      <w:hyperlink r:id="rId18">
+      <w:hyperlink r:id="rId16">
         <w:r>
           <w:rPr>
             <w:lang w:val="pt_PT" w:bidi="pt_PT"/>
@@ -19707,7 +17167,7 @@
         </w:rPr>
         <w:t>), o segundo é que “ por meio da fé, Cristo viva em seus corações” (</w:t>
       </w:r>
-      <w:hyperlink r:id="rId19">
+      <w:hyperlink r:id="rId17">
         <w:r>
           <w:rPr>
             <w:lang w:val="pt_PT" w:bidi="pt_PT"/>
@@ -19725,7 +17185,7 @@
         </w:rPr>
         <w:t>), e o terceiro é que eles “possam compreender o amor de Cristo” (</w:t>
       </w:r>
-      <w:hyperlink r:id="rId20">
+      <w:hyperlink r:id="rId18">
         <w:r>
           <w:rPr>
             <w:lang w:val="pt_PT" w:bidi="pt_PT"/>
@@ -19790,21 +17250,6 @@
           <w:b/>
           <w:lang w:val="pt_PT" w:bidi="pt_PT"/>
         </w:rPr>
-        <w:t>ἵνα πληρωθῆτε εἰς πᾶν τὸ πλήρωμα τοῦ Θεοῦ</w:t>
-      </w:r>
-    </w:p>
-    <w:p>
-      <w:pPr/>
-      <w:r>
-        <w:rPr>
-          <w:lang w:val="pt_PT" w:bidi="pt_PT"/>
-        </w:rPr>
-      </w:r>
-      <w:r>
-        <w:rPr>
-          <w:b/>
-          <w:lang w:val="pt_PT" w:bidi="pt_PT"/>
-        </w:rPr>
         <w:t>"para que assim Deus encha completamente o ser de vocês com a sua natureza".</w:t>
       </w:r>
     </w:p>
@@ -19901,21 +17346,6 @@
           <w:b/>
           <w:lang w:val="pt_PT" w:bidi="pt_PT"/>
         </w:rPr>
-        <w:t>ἵνα πληρωθῆτε</w:t>
-      </w:r>
-    </w:p>
-    <w:p>
-      <w:pPr/>
-      <w:r>
-        <w:rPr>
-          <w:lang w:val="pt_PT" w:bidi="pt_PT"/>
-        </w:rPr>
-      </w:r>
-      <w:r>
-        <w:rPr>
-          <w:b/>
-          <w:lang w:val="pt_PT" w:bidi="pt_PT"/>
-        </w:rPr>
         <w:t>"para que assim Deus encha completamente o ser de vocês com a sua natureza".</w:t>
       </w:r>
     </w:p>
@@ -20012,21 +17442,6 @@
           <w:b/>
           <w:lang w:val="pt_PT" w:bidi="pt_PT"/>
         </w:rPr>
-        <w:t>εἰς πᾶν τὸ πλήρωμα τοῦ Θεοῦ</w:t>
-      </w:r>
-    </w:p>
-    <w:p>
-      <w:pPr/>
-      <w:r>
-        <w:rPr>
-          <w:lang w:val="pt_PT" w:bidi="pt_PT"/>
-        </w:rPr>
-      </w:r>
-      <w:r>
-        <w:rPr>
-          <w:b/>
-          <w:lang w:val="pt_PT" w:bidi="pt_PT"/>
-        </w:rPr>
         <w:t>"com a sua grandeza".</w:t>
       </w:r>
     </w:p>
@@ -20123,21 +17538,6 @@
           <w:b/>
           <w:lang w:val="pt_PT" w:bidi="pt_PT"/>
         </w:rPr>
-        <w:t>ἵνα</w:t>
-      </w:r>
-    </w:p>
-    <w:p>
-      <w:pPr/>
-      <w:r>
-        <w:rPr>
-          <w:lang w:val="pt_PT" w:bidi="pt_PT"/>
-        </w:rPr>
-      </w:r>
-      <w:r>
-        <w:rPr>
-          <w:b/>
-          <w:lang w:val="pt_PT" w:bidi="pt_PT"/>
-        </w:rPr>
         <w:t>"para que assim Deus encha".</w:t>
       </w:r>
     </w:p>
@@ -20456,21 +17856,6 @@
           <w:b/>
           <w:lang w:val="pt_PT" w:bidi="pt_PT"/>
         </w:rPr>
-        <w:t>ὑπὲρ πάντα, ποιῆσαι ὑπέρἐκπερισσοῦ ὧν αἰτούμεθα ἢ νοοῦμεν</w:t>
-      </w:r>
-    </w:p>
-    <w:p>
-      <w:pPr/>
-      <w:r>
-        <w:rPr>
-          <w:lang w:val="pt_PT" w:bidi="pt_PT"/>
-        </w:rPr>
-      </w:r>
-      <w:r>
-        <w:rPr>
-          <w:b/>
-          <w:lang w:val="pt_PT" w:bidi="pt_PT"/>
-        </w:rPr>
         <w:t>"pode fazer muito mais do que nós pedimos ou até pensamos!".</w:t>
       </w:r>
     </w:p>
@@ -20534,21 +17919,6 @@
           <w:b/>
           <w:lang w:val="pt_PT" w:bidi="pt_PT"/>
         </w:rPr>
-        <w:t>αὐτῷ ἡ δόξα ἐν τῇ ἐκκλησίᾳ</w:t>
-      </w:r>
-    </w:p>
-    <w:p>
-      <w:pPr/>
-      <w:r>
-        <w:rPr>
-          <w:lang w:val="pt_PT" w:bidi="pt_PT"/>
-        </w:rPr>
-      </w:r>
-      <w:r>
-        <w:rPr>
-          <w:b/>
-          <w:lang w:val="pt_PT" w:bidi="pt_PT"/>
-        </w:rPr>
         <w:t>"Glória a Deus por meio da Igreja".</w:t>
       </w:r>
     </w:p>
@@ -20708,21 +18078,6 @@
           <w:b/>
           <w:lang w:val="pt_PT" w:bidi="pt_PT"/>
         </w:rPr>
-        <w:t>οὖν</w:t>
-      </w:r>
-    </w:p>
-    <w:p>
-      <w:pPr/>
-      <w:r>
-        <w:rPr>
-          <w:lang w:val="pt_PT" w:bidi="pt_PT"/>
-        </w:rPr>
-      </w:r>
-      <w:r>
-        <w:rPr>
-          <w:b/>
-          <w:lang w:val="pt_PT" w:bidi="pt_PT"/>
-        </w:rPr>
         <w:t>"Por isso eu".</w:t>
       </w:r>
     </w:p>
@@ -20819,21 +18174,6 @@
           <w:b/>
           <w:lang w:val="pt_PT" w:bidi="pt_PT"/>
         </w:rPr>
-        <w:t>ὁ δέσμιος ἐν Κυρίῳ</w:t>
-      </w:r>
-    </w:p>
-    <w:p>
-      <w:pPr/>
-      <w:r>
-        <w:rPr>
-          <w:lang w:val="pt_PT" w:bidi="pt_PT"/>
-        </w:rPr>
-      </w:r>
-      <w:r>
-        <w:rPr>
-          <w:b/>
-          <w:lang w:val="pt_PT" w:bidi="pt_PT"/>
-        </w:rPr>
         <w:t>"que estou preso porque sirvo o Senhor Jesus Cristo".</w:t>
       </w:r>
     </w:p>
@@ -20993,21 +18333,6 @@
           <w:b/>
           <w:lang w:val="pt_PT" w:bidi="pt_PT"/>
         </w:rPr>
-        <w:t>τῆς κλήσεως ἧς ἐκλήθητε</w:t>
-      </w:r>
-    </w:p>
-    <w:p>
-      <w:pPr/>
-      <w:r>
-        <w:rPr>
-          <w:lang w:val="pt_PT" w:bidi="pt_PT"/>
-        </w:rPr>
-      </w:r>
-      <w:r>
-        <w:rPr>
-          <w:b/>
-          <w:lang w:val="pt_PT" w:bidi="pt_PT"/>
-        </w:rPr>
         <w:t>"que vivam de uma maneira que esteja de acordo com o que Deus quis quando chamou vocês".</w:t>
       </w:r>
     </w:p>
@@ -21084,21 +18409,6 @@
           <w:b/>
           <w:lang w:val="pt_PT" w:bidi="pt_PT"/>
         </w:rPr>
-        <w:t>μετὰ πάσης ταπεινοφροσύνης καὶ πραΰτητος</w:t>
-      </w:r>
-    </w:p>
-    <w:p>
-      <w:pPr/>
-      <w:r>
-        <w:rPr>
-          <w:lang w:val="pt_PT" w:bidi="pt_PT"/>
-        </w:rPr>
-      </w:r>
-      <w:r>
-        <w:rPr>
-          <w:b/>
-          <w:lang w:val="pt_PT" w:bidi="pt_PT"/>
-        </w:rPr>
         <w:t>"Sejam sempre humildes, bem educados e pacientes".</w:t>
       </w:r>
     </w:p>
@@ -21221,21 +18531,6 @@
           <w:b/>
           <w:lang w:val="pt_PT" w:bidi="pt_PT"/>
         </w:rPr>
-        <w:t>τηρεῖν τὴν ἑνότητα τοῦ Πνεύματος ἐν τῷ συνδέσμῳ τῆς εἰρήνης</w:t>
-      </w:r>
-    </w:p>
-    <w:p>
-      <w:pPr/>
-      <w:r>
-        <w:rPr>
-          <w:lang w:val="pt_PT" w:bidi="pt_PT"/>
-        </w:rPr>
-      </w:r>
-      <w:r>
-        <w:rPr>
-          <w:b/>
-          <w:lang w:val="pt_PT" w:bidi="pt_PT"/>
-        </w:rPr>
         <w:t>"Façam tudo para conservar, por meio da paz que une vocês, a união que o Espírito dá".</w:t>
       </w:r>
     </w:p>
@@ -21358,21 +18653,6 @@
           <w:b/>
           <w:lang w:val="pt_PT" w:bidi="pt_PT"/>
         </w:rPr>
-        <w:t>τηρεῖν τὴν ἑνότητα τοῦ Πνεύματος ἐν τῷ συνδέσμῳ τῆς εἰρήνης</w:t>
-      </w:r>
-    </w:p>
-    <w:p>
-      <w:pPr/>
-      <w:r>
-        <w:rPr>
-          <w:lang w:val="pt_PT" w:bidi="pt_PT"/>
-        </w:rPr>
-      </w:r>
-      <w:r>
-        <w:rPr>
-          <w:b/>
-          <w:lang w:val="pt_PT" w:bidi="pt_PT"/>
-        </w:rPr>
         <w:t>"Façam tudo para conservar, por meio da paz que une vocês".</w:t>
       </w:r>
     </w:p>
@@ -21482,21 +18762,6 @@
           <w:b/>
           <w:lang w:val="pt_PT" w:bidi="pt_PT"/>
         </w:rPr>
-        <w:t>ἓν σῶμα</w:t>
-      </w:r>
-    </w:p>
-    <w:p>
-      <w:pPr/>
-      <w:r>
-        <w:rPr>
-          <w:lang w:val="pt_PT" w:bidi="pt_PT"/>
-        </w:rPr>
-      </w:r>
-      <w:r>
-        <w:rPr>
-          <w:b/>
-          <w:lang w:val="pt_PT" w:bidi="pt_PT"/>
-        </w:rPr>
         <w:t>"Há um só corpo".</w:t>
       </w:r>
     </w:p>
@@ -21573,21 +18838,6 @@
           <w:b/>
           <w:lang w:val="pt_PT" w:bidi="pt_PT"/>
         </w:rPr>
-        <w:t>ἓν Πνεῦμα</w:t>
-      </w:r>
-    </w:p>
-    <w:p>
-      <w:pPr/>
-      <w:r>
-        <w:rPr>
-          <w:lang w:val="pt_PT" w:bidi="pt_PT"/>
-        </w:rPr>
-      </w:r>
-      <w:r>
-        <w:rPr>
-          <w:b/>
-          <w:lang w:val="pt_PT" w:bidi="pt_PT"/>
-        </w:rPr>
         <w:t>"e um só Espírito".</w:t>
       </w:r>
     </w:p>
@@ -21651,21 +18901,6 @@
           <w:b/>
           <w:lang w:val="pt_PT" w:bidi="pt_PT"/>
         </w:rPr>
-        <w:t>ἐκλήθητε ἐν μιᾷ ἐλπίδι τῆς κλήσεως ὑμῶν</w:t>
-      </w:r>
-    </w:p>
-    <w:p>
-      <w:pPr/>
-      <w:r>
-        <w:rPr>
-          <w:lang w:val="pt_PT" w:bidi="pt_PT"/>
-        </w:rPr>
-      </w:r>
-      <w:r>
-        <w:rPr>
-          <w:b/>
-          <w:lang w:val="pt_PT" w:bidi="pt_PT"/>
-        </w:rPr>
         <w:t>"e uma só esperança, para a qual Deus chamou vocês".</w:t>
       </w:r>
     </w:p>
@@ -21951,21 +19186,6 @@
           <w:b/>
           <w:lang w:val="pt_PT" w:bidi="pt_PT"/>
         </w:rPr>
-        <w:t>ἑνὶ &amp; ἑκάστῳ ἡμῶν ἐδόθη ἡ χάρις</w:t>
-      </w:r>
-    </w:p>
-    <w:p>
-      <w:pPr/>
-      <w:r>
-        <w:rPr>
-          <w:lang w:val="pt_PT" w:bidi="pt_PT"/>
-        </w:rPr>
-      </w:r>
-      <w:r>
-        <w:rPr>
-          <w:b/>
-          <w:lang w:val="pt_PT" w:bidi="pt_PT"/>
-        </w:rPr>
         <w:t>"Porém cada um de nós recebeu um dom especial".</w:t>
       </w:r>
     </w:p>
@@ -22062,21 +19282,6 @@
           <w:b/>
           <w:lang w:val="pt_PT" w:bidi="pt_PT"/>
         </w:rPr>
-        <w:t>ἑνὶ &amp; ἑκάστῳ ἡμῶν ἐδόθη ἡ χάρις</w:t>
-      </w:r>
-    </w:p>
-    <w:p>
-      <w:pPr/>
-      <w:r>
-        <w:rPr>
-          <w:lang w:val="pt_PT" w:bidi="pt_PT"/>
-        </w:rPr>
-      </w:r>
-      <w:r>
-        <w:rPr>
-          <w:b/>
-          <w:lang w:val="pt_PT" w:bidi="pt_PT"/>
-        </w:rPr>
         <w:t>"Porém cada um de nós recebeu um dom especial".</w:t>
       </w:r>
     </w:p>
@@ -22173,21 +19378,6 @@
           <w:b/>
           <w:lang w:val="pt_PT" w:bidi="pt_PT"/>
         </w:rPr>
-        <w:t>διὸ</w:t>
-      </w:r>
-    </w:p>
-    <w:p>
-      <w:pPr/>
-      <w:r>
-        <w:rPr>
-          <w:lang w:val="pt_PT" w:bidi="pt_PT"/>
-        </w:rPr>
-      </w:r>
-      <w:r>
-        <w:rPr>
-          <w:b/>
-          <w:lang w:val="pt_PT" w:bidi="pt_PT"/>
-        </w:rPr>
         <w:t xml:space="preserve">"Como dizem as Escrituras Sagradas:". </w:t>
       </w:r>
     </w:p>
@@ -22284,21 +19474,6 @@
           <w:b/>
           <w:lang w:val="pt_PT" w:bidi="pt_PT"/>
         </w:rPr>
-        <w:t>ἀναβὰς εἰς ὕψος</w:t>
-      </w:r>
-    </w:p>
-    <w:p>
-      <w:pPr/>
-      <w:r>
-        <w:rPr>
-          <w:lang w:val="pt_PT" w:bidi="pt_PT"/>
-        </w:rPr>
-      </w:r>
-      <w:r>
-        <w:rPr>
-          <w:b/>
-          <w:lang w:val="pt_PT" w:bidi="pt_PT"/>
-        </w:rPr>
         <w:t>"Quando ele subiu aos lugares mais altos".</w:t>
       </w:r>
     </w:p>
@@ -22362,21 +19537,6 @@
           <w:b/>
           <w:lang w:val="pt_PT" w:bidi="pt_PT"/>
         </w:rPr>
-        <w:t>ἀνέβη</w:t>
-      </w:r>
-    </w:p>
-    <w:p>
-      <w:pPr/>
-      <w:r>
-        <w:rPr>
-          <w:lang w:val="pt_PT" w:bidi="pt_PT"/>
-        </w:rPr>
-      </w:r>
-      <w:r>
-        <w:rPr>
-          <w:b/>
-          <w:lang w:val="pt_PT" w:bidi="pt_PT"/>
-        </w:rPr>
         <w:t>"Quando ele subiu aos lugares mais altos".</w:t>
       </w:r>
     </w:p>
@@ -22440,21 +19600,6 @@
           <w:b/>
           <w:lang w:val="pt_PT" w:bidi="pt_PT"/>
         </w:rPr>
-        <w:t>καὶ κατέβη</w:t>
-      </w:r>
-    </w:p>
-    <w:p>
-      <w:pPr/>
-      <w:r>
-        <w:rPr>
-          <w:lang w:val="pt_PT" w:bidi="pt_PT"/>
-        </w:rPr>
-      </w:r>
-      <w:r>
-        <w:rPr>
-          <w:b/>
-          <w:lang w:val="pt_PT" w:bidi="pt_PT"/>
-        </w:rPr>
         <w:t>"Quer dizer que ele também desceu".</w:t>
       </w:r>
     </w:p>
@@ -22518,21 +19663,6 @@
           <w:b/>
           <w:lang w:val="pt_PT" w:bidi="pt_PT"/>
         </w:rPr>
-        <w:t>εἰς τὰ κατώτερα μέρη τῆς γῆς</w:t>
-      </w:r>
-    </w:p>
-    <w:p>
-      <w:pPr/>
-      <w:r>
-        <w:rPr>
-          <w:lang w:val="pt_PT" w:bidi="pt_PT"/>
-        </w:rPr>
-      </w:r>
-      <w:r>
-        <w:rPr>
-          <w:b/>
-          <w:lang w:val="pt_PT" w:bidi="pt_PT"/>
-        </w:rPr>
         <w:t>"até os lugares mais baixos da terra".</w:t>
       </w:r>
     </w:p>
@@ -22648,21 +19778,6 @@
           <w:b/>
           <w:lang w:val="pt_PT" w:bidi="pt_PT"/>
         </w:rPr>
-        <w:t>ἵνα πληρώσῃ τὰ πάντα</w:t>
-      </w:r>
-    </w:p>
-    <w:p>
-      <w:pPr/>
-      <w:r>
-        <w:rPr>
-          <w:lang w:val="pt_PT" w:bidi="pt_PT"/>
-        </w:rPr>
-      </w:r>
-      <w:r>
-        <w:rPr>
-          <w:b/>
-          <w:lang w:val="pt_PT" w:bidi="pt_PT"/>
-        </w:rPr>
         <w:t>"para encher todo o Universo com a sua presença".</w:t>
       </w:r>
     </w:p>
@@ -22726,21 +19841,6 @@
           <w:b/>
           <w:lang w:val="pt_PT" w:bidi="pt_PT"/>
         </w:rPr>
-        <w:t>πληρώσῃ</w:t>
-      </w:r>
-    </w:p>
-    <w:p>
-      <w:pPr/>
-      <w:r>
-        <w:rPr>
-          <w:lang w:val="pt_PT" w:bidi="pt_PT"/>
-        </w:rPr>
-      </w:r>
-      <w:r>
-        <w:rPr>
-          <w:b/>
-          <w:lang w:val="pt_PT" w:bidi="pt_PT"/>
-        </w:rPr>
         <w:t>"para encher todo o Universo".</w:t>
       </w:r>
     </w:p>
@@ -22804,21 +19904,6 @@
           <w:b/>
           <w:lang w:val="pt_PT" w:bidi="pt_PT"/>
         </w:rPr>
-        <w:t>ποιμένας</w:t>
-      </w:r>
-    </w:p>
-    <w:p>
-      <w:pPr/>
-      <w:r>
-        <w:rPr>
-          <w:lang w:val="pt_PT" w:bidi="pt_PT"/>
-        </w:rPr>
-      </w:r>
-      <w:r>
-        <w:rPr>
-          <w:b/>
-          <w:lang w:val="pt_PT" w:bidi="pt_PT"/>
-        </w:rPr>
         <w:t>"pastores e mestres".</w:t>
       </w:r>
     </w:p>
@@ -22915,21 +20000,6 @@
           <w:b/>
           <w:lang w:val="pt_PT" w:bidi="pt_PT"/>
         </w:rPr>
-        <w:t>πρὸς τὸν καταρτισμὸν τῶν ἁγίων</w:t>
-      </w:r>
-    </w:p>
-    <w:p>
-      <w:pPr/>
-      <w:r>
-        <w:rPr>
-          <w:lang w:val="pt_PT" w:bidi="pt_PT"/>
-        </w:rPr>
-      </w:r>
-      <w:r>
-        <w:rPr>
-          <w:b/>
-          <w:lang w:val="pt_PT" w:bidi="pt_PT"/>
-        </w:rPr>
         <w:t>"para preparar o povo de Deus para o serviço cristão".</w:t>
       </w:r>
     </w:p>
@@ -22993,21 +20063,6 @@
           <w:b/>
           <w:lang w:val="pt_PT" w:bidi="pt_PT"/>
         </w:rPr>
-        <w:t>εἰς ἔργον διακονίας</w:t>
-      </w:r>
-    </w:p>
-    <w:p>
-      <w:pPr/>
-      <w:r>
-        <w:rPr>
-          <w:lang w:val="pt_PT" w:bidi="pt_PT"/>
-        </w:rPr>
-      </w:r>
-      <w:r>
-        <w:rPr>
-          <w:b/>
-          <w:lang w:val="pt_PT" w:bidi="pt_PT"/>
-        </w:rPr>
         <w:t>"para o serviço cristão".</w:t>
       </w:r>
     </w:p>
@@ -23071,21 +20126,6 @@
           <w:b/>
           <w:lang w:val="pt_PT" w:bidi="pt_PT"/>
         </w:rPr>
-        <w:t>εἰς οἰκοδομὴν τοῦ σώματος τοῦ Χριστοῦ</w:t>
-      </w:r>
-    </w:p>
-    <w:p>
-      <w:pPr/>
-      <w:r>
-        <w:rPr>
-          <w:lang w:val="pt_PT" w:bidi="pt_PT"/>
-        </w:rPr>
-      </w:r>
-      <w:r>
-        <w:rPr>
-          <w:b/>
-          <w:lang w:val="pt_PT" w:bidi="pt_PT"/>
-        </w:rPr>
         <w:t>"a fim de construir o corpo de Cristo".</w:t>
       </w:r>
     </w:p>
@@ -23169,21 +20209,6 @@
           <w:b/>
           <w:lang w:val="pt_PT" w:bidi="pt_PT"/>
         </w:rPr>
-        <w:t>οἰκοδομὴν</w:t>
-      </w:r>
-    </w:p>
-    <w:p>
-      <w:pPr/>
-      <w:r>
-        <w:rPr>
-          <w:lang w:val="pt_PT" w:bidi="pt_PT"/>
-        </w:rPr>
-      </w:r>
-      <w:r>
-        <w:rPr>
-          <w:b/>
-          <w:lang w:val="pt_PT" w:bidi="pt_PT"/>
-        </w:rPr>
         <w:t>"construir o corpo de Cristo".</w:t>
       </w:r>
     </w:p>
@@ -23412,21 +20437,6 @@
           <w:b/>
           <w:lang w:val="pt_PT" w:bidi="pt_PT"/>
         </w:rPr>
-        <w:t>καταντήσωμεν οἱ πάντες εἰς τὴν ἑνότητα τῆς πίστεως</w:t>
-      </w:r>
-    </w:p>
-    <w:p>
-      <w:pPr/>
-      <w:r>
-        <w:rPr>
-          <w:lang w:val="pt_PT" w:bidi="pt_PT"/>
-        </w:rPr>
-      </w:r>
-      <w:r>
-        <w:rPr>
-          <w:b/>
-          <w:lang w:val="pt_PT" w:bidi="pt_PT"/>
-        </w:rPr>
         <w:t>"todos nós chegaremos a ser um na nossa fé".</w:t>
       </w:r>
     </w:p>
@@ -23523,21 +20533,6 @@
           <w:b/>
           <w:lang w:val="pt_PT" w:bidi="pt_PT"/>
         </w:rPr>
-        <w:t>καταντήσωμεν οἱ πάντες εἰς τὴν ἑνότητα τῆς πίστεως</w:t>
-      </w:r>
-    </w:p>
-    <w:p>
-      <w:pPr/>
-      <w:r>
-        <w:rPr>
-          <w:lang w:val="pt_PT" w:bidi="pt_PT"/>
-        </w:rPr>
-      </w:r>
-      <w:r>
-        <w:rPr>
-          <w:b/>
-          <w:lang w:val="pt_PT" w:bidi="pt_PT"/>
-        </w:rPr>
         <w:t>"todos nós chegaremos a ser um na nossa fé".</w:t>
       </w:r>
     </w:p>
@@ -23634,21 +20629,6 @@
           <w:b/>
           <w:lang w:val="pt_PT" w:bidi="pt_PT"/>
         </w:rPr>
-        <w:t>τῆς ἐπιγνώσεως τοῦ Υἱοῦ τοῦ Θεοῦ</w:t>
-      </w:r>
-    </w:p>
-    <w:p>
-      <w:pPr/>
-      <w:r>
-        <w:rPr>
-          <w:lang w:val="pt_PT" w:bidi="pt_PT"/>
-        </w:rPr>
-      </w:r>
-      <w:r>
-        <w:rPr>
-          <w:b/>
-          <w:lang w:val="pt_PT" w:bidi="pt_PT"/>
-        </w:rPr>
         <w:t>"e no conhecimento do Filho de Deus".</w:t>
       </w:r>
     </w:p>
@@ -23745,21 +20725,6 @@
           <w:b/>
           <w:lang w:val="pt_PT" w:bidi="pt_PT"/>
         </w:rPr>
-        <w:t>τοῦ Υἱοῦ τοῦ Θεοῦ</w:t>
-      </w:r>
-    </w:p>
-    <w:p>
-      <w:pPr/>
-      <w:r>
-        <w:rPr>
-          <w:lang w:val="pt_PT" w:bidi="pt_PT"/>
-        </w:rPr>
-      </w:r>
-      <w:r>
-        <w:rPr>
-          <w:b/>
-          <w:lang w:val="pt_PT" w:bidi="pt_PT"/>
-        </w:rPr>
         <w:t>"do Filho de Deus".</w:t>
       </w:r>
     </w:p>
@@ -23850,21 +20815,6 @@
           <w:b/>
           <w:lang w:val="pt_PT" w:bidi="pt_PT"/>
         </w:rPr>
-        <w:t>εἰς ἄνδρα τέλειον</w:t>
-      </w:r>
-    </w:p>
-    <w:p>
-      <w:pPr/>
-      <w:r>
-        <w:rPr>
-          <w:lang w:val="pt_PT" w:bidi="pt_PT"/>
-        </w:rPr>
-      </w:r>
-      <w:r>
-        <w:rPr>
-          <w:b/>
-          <w:lang w:val="pt_PT" w:bidi="pt_PT"/>
-        </w:rPr>
         <w:t>"seremos pessoas maduras".</w:t>
       </w:r>
     </w:p>
@@ -23928,21 +20878,6 @@
           <w:b/>
           <w:lang w:val="pt_PT" w:bidi="pt_PT"/>
         </w:rPr>
-        <w:t>τέλειον</w:t>
-      </w:r>
-    </w:p>
-    <w:p>
-      <w:pPr/>
-      <w:r>
-        <w:rPr>
-          <w:lang w:val="pt_PT" w:bidi="pt_PT"/>
-        </w:rPr>
-      </w:r>
-      <w:r>
-        <w:rPr>
-          <w:b/>
-          <w:lang w:val="pt_PT" w:bidi="pt_PT"/>
-        </w:rPr>
         <w:t>"seremos pessoas maduras".</w:t>
       </w:r>
     </w:p>
@@ -24006,21 +20941,6 @@
           <w:b/>
           <w:lang w:val="pt_PT" w:bidi="pt_PT"/>
         </w:rPr>
-        <w:t>ἵνα</w:t>
-      </w:r>
-    </w:p>
-    <w:p>
-      <w:pPr/>
-      <w:r>
-        <w:rPr>
-          <w:lang w:val="pt_PT" w:bidi="pt_PT"/>
-        </w:rPr>
-      </w:r>
-      <w:r>
-        <w:rPr>
-          <w:b/>
-          <w:lang w:val="pt_PT" w:bidi="pt_PT"/>
-        </w:rPr>
         <w:t>"Então não seremos mais como crianças".</w:t>
       </w:r>
     </w:p>
@@ -24117,21 +21037,6 @@
           <w:b/>
           <w:lang w:val="pt_PT" w:bidi="pt_PT"/>
         </w:rPr>
-        <w:t>μηκέτι ὦμεν νήπιοι</w:t>
-      </w:r>
-    </w:p>
-    <w:p>
-      <w:pPr/>
-      <w:r>
-        <w:rPr>
-          <w:lang w:val="pt_PT" w:bidi="pt_PT"/>
-        </w:rPr>
-      </w:r>
-      <w:r>
-        <w:rPr>
-          <w:b/>
-          <w:lang w:val="pt_PT" w:bidi="pt_PT"/>
-        </w:rPr>
         <w:t>"não serremos mais como crianças".</w:t>
       </w:r>
     </w:p>
@@ -24228,21 +21133,6 @@
           <w:b/>
           <w:lang w:val="pt_PT" w:bidi="pt_PT"/>
         </w:rPr>
-        <w:t>κλυδωνιζόμενοι καὶ περιφερόμενοι παντὶ ἀνέμῳ τῆς διδασκαλίας</w:t>
-      </w:r>
-    </w:p>
-    <w:p>
-      <w:pPr/>
-      <w:r>
-        <w:rPr>
-          <w:lang w:val="pt_PT" w:bidi="pt_PT"/>
-        </w:rPr>
-      </w:r>
-      <w:r>
-        <w:rPr>
-          <w:b/>
-          <w:lang w:val="pt_PT" w:bidi="pt_PT"/>
-        </w:rPr>
         <w:t>"arrastados pelas ondas e empurrados por qualquer vento de ensinamentos de pessoas falsas".</w:t>
       </w:r>
     </w:p>
@@ -24352,21 +21242,6 @@
           <w:b/>
           <w:lang w:val="pt_PT" w:bidi="pt_PT"/>
         </w:rPr>
-        <w:t>ἐν τῇ κυβίᾳ τῶν ἀνθρώπων, ἐν πανουργίᾳ πρὸς τὴν μεθοδίαν τῆς πλάνης</w:t>
-      </w:r>
-    </w:p>
-    <w:p>
-      <w:pPr/>
-      <w:r>
-        <w:rPr>
-          <w:lang w:val="pt_PT" w:bidi="pt_PT"/>
-        </w:rPr>
-      </w:r>
-      <w:r>
-        <w:rPr>
-          <w:b/>
-          <w:lang w:val="pt_PT" w:bidi="pt_PT"/>
-        </w:rPr>
         <w:t>"Essas pessoas inventam mentiras e, por meio delas, levam outros para caminhos errados".</w:t>
       </w:r>
     </w:p>
@@ -24476,21 +21351,6 @@
           <w:b/>
           <w:lang w:val="pt_PT" w:bidi="pt_PT"/>
         </w:rPr>
-        <w:t>δὲ</w:t>
-      </w:r>
-    </w:p>
-    <w:p>
-      <w:pPr/>
-      <w:r>
-        <w:rPr>
-          <w:lang w:val="pt_PT" w:bidi="pt_PT"/>
-        </w:rPr>
-      </w:r>
-      <w:r>
-        <w:rPr>
-          <w:b/>
-          <w:lang w:val="pt_PT" w:bidi="pt_PT"/>
-        </w:rPr>
         <w:t>"Pelo contrário, falando a verdade com espírito de amor".</w:t>
       </w:r>
     </w:p>
@@ -24587,21 +21447,6 @@
           <w:b/>
           <w:lang w:val="pt_PT" w:bidi="pt_PT"/>
         </w:rPr>
-        <w:t>ἀληθεύοντες</w:t>
-      </w:r>
-    </w:p>
-    <w:p>
-      <w:pPr/>
-      <w:r>
-        <w:rPr>
-          <w:lang w:val="pt_PT" w:bidi="pt_PT"/>
-        </w:rPr>
-      </w:r>
-      <w:r>
-        <w:rPr>
-          <w:b/>
-          <w:lang w:val="pt_PT" w:bidi="pt_PT"/>
-        </w:rPr>
         <w:t>"falando a verdade".</w:t>
       </w:r>
     </w:p>
@@ -24698,21 +21543,6 @@
           <w:b/>
           <w:lang w:val="pt_PT" w:bidi="pt_PT"/>
         </w:rPr>
-        <w:t>ἐν ἀγάπῃ</w:t>
-      </w:r>
-    </w:p>
-    <w:p>
-      <w:pPr/>
-      <w:r>
-        <w:rPr>
-          <w:lang w:val="pt_PT" w:bidi="pt_PT"/>
-        </w:rPr>
-      </w:r>
-      <w:r>
-        <w:rPr>
-          <w:b/>
-          <w:lang w:val="pt_PT" w:bidi="pt_PT"/>
-        </w:rPr>
         <w:t>"com espírito de amor".</w:t>
       </w:r>
     </w:p>
@@ -24809,21 +21639,6 @@
           <w:b/>
           <w:lang w:val="pt_PT" w:bidi="pt_PT"/>
         </w:rPr>
-        <w:t>εἰς αὐτὸν &amp; ὅς ἐστιν ἡ κεφαλή</w:t>
-      </w:r>
-    </w:p>
-    <w:p>
-      <w:pPr/>
-      <w:r>
-        <w:rPr>
-          <w:lang w:val="pt_PT" w:bidi="pt_PT"/>
-        </w:rPr>
-      </w:r>
-      <w:r>
-        <w:rPr>
-          <w:b/>
-          <w:lang w:val="pt_PT" w:bidi="pt_PT"/>
-        </w:rPr>
         <w:t>"de Cristo, que é a cabeça".</w:t>
       </w:r>
     </w:p>
@@ -24920,21 +21735,6 @@
           <w:b/>
           <w:lang w:val="pt_PT" w:bidi="pt_PT"/>
         </w:rPr>
-        <w:t>ἐξ οὗ πᾶν τὸ σῶμα &amp; τὴν αὔξησιν τοῦ σώματος ποιεῖται</w:t>
-      </w:r>
-    </w:p>
-    <w:p>
-      <w:pPr/>
-      <w:r>
-        <w:rPr>
-          <w:lang w:val="pt_PT" w:bidi="pt_PT"/>
-        </w:rPr>
-      </w:r>
-      <w:r>
-        <w:rPr>
-          <w:b/>
-          <w:lang w:val="pt_PT" w:bidi="pt_PT"/>
-        </w:rPr>
         <w:t>"É ele quem faz com que o corpo todo fique bem ajustado e todas as partes fiquem ligadas".</w:t>
       </w:r>
     </w:p>
@@ -25031,21 +21831,6 @@
           <w:b/>
           <w:lang w:val="pt_PT" w:bidi="pt_PT"/>
         </w:rPr>
-        <w:t>εἰς οἰκοδομὴν ἑαυτοῦ ἐν ἀγάπῃ</w:t>
-      </w:r>
-    </w:p>
-    <w:p>
-      <w:pPr/>
-      <w:r>
-        <w:rPr>
-          <w:lang w:val="pt_PT" w:bidi="pt_PT"/>
-        </w:rPr>
-      </w:r>
-      <w:r>
-        <w:rPr>
-          <w:b/>
-          <w:lang w:val="pt_PT" w:bidi="pt_PT"/>
-        </w:rPr>
         <w:t>"e se desenvolve por meio do amor".</w:t>
       </w:r>
     </w:p>
@@ -25142,21 +21927,6 @@
           <w:b/>
           <w:lang w:val="pt_PT" w:bidi="pt_PT"/>
         </w:rPr>
-        <w:t>ἐν ἀγάπῃ</w:t>
-      </w:r>
-    </w:p>
-    <w:p>
-      <w:pPr/>
-      <w:r>
-        <w:rPr>
-          <w:lang w:val="pt_PT" w:bidi="pt_PT"/>
-        </w:rPr>
-      </w:r>
-      <w:r>
-        <w:rPr>
-          <w:b/>
-          <w:lang w:val="pt_PT" w:bidi="pt_PT"/>
-        </w:rPr>
         <w:t>"por meio do amor".</w:t>
       </w:r>
     </w:p>
@@ -25253,21 +22023,6 @@
           <w:b/>
           <w:lang w:val="pt_PT" w:bidi="pt_PT"/>
         </w:rPr>
-        <w:t>διὰ πάσης ἁφῆς τῆς ἐπιχορηγίας</w:t>
-      </w:r>
-    </w:p>
-    <w:p>
-      <w:pPr/>
-      <w:r>
-        <w:rPr>
-          <w:lang w:val="pt_PT" w:bidi="pt_PT"/>
-        </w:rPr>
-      </w:r>
-      <w:r>
-        <w:rPr>
-          <w:b/>
-          <w:lang w:val="pt_PT" w:bidi="pt_PT"/>
-        </w:rPr>
         <w:t>"fiquem ligadas entre si por meio da união de todas elas".</w:t>
       </w:r>
     </w:p>
@@ -25523,21 +22278,6 @@
           <w:b/>
           <w:lang w:val="pt_PT" w:bidi="pt_PT"/>
         </w:rPr>
-        <w:t>τοῦτο οὖν λέγω καὶ μαρτύρομαι</w:t>
-      </w:r>
-    </w:p>
-    <w:p>
-      <w:pPr/>
-      <w:r>
-        <w:rPr>
-          <w:lang w:val="pt_PT" w:bidi="pt_PT"/>
-        </w:rPr>
-      </w:r>
-      <w:r>
-        <w:rPr>
-          <w:b/>
-          <w:lang w:val="pt_PT" w:bidi="pt_PT"/>
-        </w:rPr>
         <w:t>"Portanto, em nome do Senhor eu digo e insisto no seguinte:".</w:t>
       </w:r>
     </w:p>
@@ -25601,21 +22341,6 @@
           <w:b/>
           <w:lang w:val="pt_PT" w:bidi="pt_PT"/>
         </w:rPr>
-        <w:t>ἐν Κυρίῳ</w:t>
-      </w:r>
-    </w:p>
-    <w:p>
-      <w:pPr/>
-      <w:r>
-        <w:rPr>
-          <w:lang w:val="pt_PT" w:bidi="pt_PT"/>
-        </w:rPr>
-      </w:r>
-      <w:r>
-        <w:rPr>
-          <w:b/>
-          <w:lang w:val="pt_PT" w:bidi="pt_PT"/>
-        </w:rPr>
         <w:t>"em nome do Senhor".</w:t>
       </w:r>
     </w:p>
@@ -25679,21 +22404,6 @@
           <w:b/>
           <w:lang w:val="pt_PT" w:bidi="pt_PT"/>
         </w:rPr>
-        <w:t>μηκέτι ὑμᾶς περιπατεῖν, καθὼς καὶ τὰ ἔθνη περιπατεῖ ἐν ματαιότητι τοῦ νοὸς αὐτῶν</w:t>
-      </w:r>
-    </w:p>
-    <w:p>
-      <w:pPr/>
-      <w:r>
-        <w:rPr>
-          <w:lang w:val="pt_PT" w:bidi="pt_PT"/>
-        </w:rPr>
-      </w:r>
-      <w:r>
-        <w:rPr>
-          <w:b/>
-          <w:lang w:val="pt_PT" w:bidi="pt_PT"/>
-        </w:rPr>
         <w:t>"não vivam mais como os pagãos, pois os pensamentos deles não têm valor".</w:t>
       </w:r>
     </w:p>
@@ -25777,21 +22487,6 @@
           <w:b/>
           <w:lang w:val="pt_PT" w:bidi="pt_PT"/>
         </w:rPr>
-        <w:t>ἐσκοτωμένοι τῇ διανοίᾳ</w:t>
-      </w:r>
-    </w:p>
-    <w:p>
-      <w:pPr/>
-      <w:r>
-        <w:rPr>
-          <w:lang w:val="pt_PT" w:bidi="pt_PT"/>
-        </w:rPr>
-      </w:r>
-      <w:r>
-        <w:rPr>
-          <w:b/>
-          <w:lang w:val="pt_PT" w:bidi="pt_PT"/>
-        </w:rPr>
         <w:t>"e a mente deles está na escuridão".</w:t>
       </w:r>
     </w:p>
@@ -25875,21 +22570,6 @@
           <w:b/>
           <w:lang w:val="pt_PT" w:bidi="pt_PT"/>
         </w:rPr>
-        <w:t>ἐσκοτωμένοι τῇ διανοίᾳ</w:t>
-      </w:r>
-    </w:p>
-    <w:p>
-      <w:pPr/>
-      <w:r>
-        <w:rPr>
-          <w:lang w:val="pt_PT" w:bidi="pt_PT"/>
-        </w:rPr>
-      </w:r>
-      <w:r>
-        <w:rPr>
-          <w:b/>
-          <w:lang w:val="pt_PT" w:bidi="pt_PT"/>
-        </w:rPr>
         <w:t>"e a mente deles está na escuridão".</w:t>
       </w:r>
     </w:p>
@@ -25986,21 +22666,6 @@
           <w:b/>
           <w:lang w:val="pt_PT" w:bidi="pt_PT"/>
         </w:rPr>
-        <w:t>ἀπηλλοτριωμένοι τῆς ζωῆς τοῦ Θεοῦ, διὰ τὴν ἄγνοιαν τὴν οὖσαν ἐν αὐτοῖς</w:t>
-      </w:r>
-    </w:p>
-    <w:p>
-      <w:pPr/>
-      <w:r>
-        <w:rPr>
-          <w:lang w:val="pt_PT" w:bidi="pt_PT"/>
-        </w:rPr>
-      </w:r>
-      <w:r>
-        <w:rPr>
-          <w:b/>
-          <w:lang w:val="pt_PT" w:bidi="pt_PT"/>
-        </w:rPr>
         <w:t>"Eles não têm parte na vida que Deus dá porque são completamente ignorantes e teimosos".</w:t>
       </w:r>
     </w:p>
@@ -26097,21 +22762,6 @@
           <w:b/>
           <w:lang w:val="pt_PT" w:bidi="pt_PT"/>
         </w:rPr>
-        <w:t>ἀπηλλοτριωμένοι</w:t>
-      </w:r>
-    </w:p>
-    <w:p>
-      <w:pPr/>
-      <w:r>
-        <w:rPr>
-          <w:lang w:val="pt_PT" w:bidi="pt_PT"/>
-        </w:rPr>
-      </w:r>
-      <w:r>
-        <w:rPr>
-          <w:b/>
-          <w:lang w:val="pt_PT" w:bidi="pt_PT"/>
-        </w:rPr>
         <w:t>"Eles não têm parte na vida que Deus dá".</w:t>
       </w:r>
     </w:p>
@@ -26175,21 +22825,6 @@
           <w:b/>
           <w:lang w:val="pt_PT" w:bidi="pt_PT"/>
         </w:rPr>
-        <w:t>ἄγνοιαν</w:t>
-      </w:r>
-    </w:p>
-    <w:p>
-      <w:pPr/>
-      <w:r>
-        <w:rPr>
-          <w:lang w:val="pt_PT" w:bidi="pt_PT"/>
-        </w:rPr>
-      </w:r>
-      <w:r>
-        <w:rPr>
-          <w:b/>
-          <w:lang w:val="pt_PT" w:bidi="pt_PT"/>
-        </w:rPr>
         <w:t>"porque são completamente ignorantes".</w:t>
       </w:r>
     </w:p>
@@ -26253,21 +22888,6 @@
           <w:b/>
           <w:lang w:val="pt_PT" w:bidi="pt_PT"/>
         </w:rPr>
-        <w:t>διὰ τὴν πώρωσιν τῆς καρδίας αὐτῶν</w:t>
-      </w:r>
-    </w:p>
-    <w:p>
-      <w:pPr/>
-      <w:r>
-        <w:rPr>
-          <w:lang w:val="pt_PT" w:bidi="pt_PT"/>
-        </w:rPr>
-      </w:r>
-      <w:r>
-        <w:rPr>
-          <w:b/>
-          <w:lang w:val="pt_PT" w:bidi="pt_PT"/>
-        </w:rPr>
         <w:t>"e teimosos".</w:t>
       </w:r>
     </w:p>
@@ -26364,21 +22984,6 @@
           <w:b/>
           <w:lang w:val="pt_PT" w:bidi="pt_PT"/>
         </w:rPr>
-        <w:t>διὰ</w:t>
-      </w:r>
-    </w:p>
-    <w:p>
-      <w:pPr/>
-      <w:r>
-        <w:rPr>
-          <w:lang w:val="pt_PT" w:bidi="pt_PT"/>
-        </w:rPr>
-      </w:r>
-      <w:r>
-        <w:rPr>
-          <w:b/>
-          <w:lang w:val="pt_PT" w:bidi="pt_PT"/>
-        </w:rPr>
         <w:t>"porque são completamente".</w:t>
       </w:r>
     </w:p>
@@ -26475,21 +23080,6 @@
           <w:b/>
           <w:lang w:val="pt_PT" w:bidi="pt_PT"/>
         </w:rPr>
-        <w:t>διὰ</w:t>
-      </w:r>
-    </w:p>
-    <w:p>
-      <w:pPr/>
-      <w:r>
-        <w:rPr>
-          <w:lang w:val="pt_PT" w:bidi="pt_PT"/>
-        </w:rPr>
-      </w:r>
-      <w:r>
-        <w:rPr>
-          <w:b/>
-          <w:lang w:val="pt_PT" w:bidi="pt_PT"/>
-        </w:rPr>
         <w:t>"porque são completamente".</w:t>
       </w:r>
     </w:p>
@@ -26586,21 +23176,6 @@
           <w:b/>
           <w:lang w:val="pt_PT" w:bidi="pt_PT"/>
         </w:rPr>
-        <w:t>ἑαυτοὺς παρέδωκαν τῇ ἀσελγείᾳ</w:t>
-      </w:r>
-    </w:p>
-    <w:p>
-      <w:pPr/>
-      <w:r>
-        <w:rPr>
-          <w:lang w:val="pt_PT" w:bidi="pt_PT"/>
-        </w:rPr>
-      </w:r>
-      <w:r>
-        <w:rPr>
-          <w:b/>
-          <w:lang w:val="pt_PT" w:bidi="pt_PT"/>
-        </w:rPr>
         <w:t>"e se entregaram totalmente aos vícios".</w:t>
       </w:r>
     </w:p>
@@ -26713,7 +23288,7 @@
         </w:rPr>
         <w:t xml:space="preserve"> refere-se à maneira como os não judeus vivem, conforme descrito em </w:t>
       </w:r>
-      <w:hyperlink r:id="rId21">
+      <w:hyperlink r:id="rId19">
         <w:r>
           <w:rPr>
             <w:lang w:val="pt_PT" w:bidi="pt_PT"/>
@@ -26778,21 +23353,6 @@
           <w:b/>
           <w:lang w:val="pt_PT" w:bidi="pt_PT"/>
         </w:rPr>
-        <w:t>δὲ</w:t>
-      </w:r>
-    </w:p>
-    <w:p>
-      <w:pPr/>
-      <w:r>
-        <w:rPr>
-          <w:lang w:val="pt_PT" w:bidi="pt_PT"/>
-        </w:rPr>
-      </w:r>
-      <w:r>
-        <w:rPr>
-          <w:b/>
-          <w:lang w:val="pt_PT" w:bidi="pt_PT"/>
-        </w:rPr>
         <w:t>"Mas não foi essa".</w:t>
       </w:r>
     </w:p>
@@ -26889,21 +23449,6 @@
           <w:b/>
           <w:lang w:val="pt_PT" w:bidi="pt_PT"/>
         </w:rPr>
-        <w:t>εἴ γε αὐτὸν ἠκούσατε καὶ ἐν αὐτῷ ἐδιδάχθητε</w:t>
-      </w:r>
-    </w:p>
-    <w:p>
-      <w:pPr/>
-      <w:r>
-        <w:rPr>
-          <w:lang w:val="pt_PT" w:bidi="pt_PT"/>
-        </w:rPr>
-      </w:r>
-      <w:r>
-        <w:rPr>
-          <w:b/>
-          <w:lang w:val="pt_PT" w:bidi="pt_PT"/>
-        </w:rPr>
         <w:t>"Com certeza vocês ouviram falar dele e, como seus seguidores, aprenderam a verdade que está em Jesus".</w:t>
       </w:r>
     </w:p>
@@ -27013,21 +23558,6 @@
           <w:b/>
           <w:lang w:val="pt_PT" w:bidi="pt_PT"/>
         </w:rPr>
-        <w:t>ἐν αὐτῷ ἐδιδάχθητε</w:t>
-      </w:r>
-    </w:p>
-    <w:p>
-      <w:pPr/>
-      <w:r>
-        <w:rPr>
-          <w:lang w:val="pt_PT" w:bidi="pt_PT"/>
-        </w:rPr>
-      </w:r>
-      <w:r>
-        <w:rPr>
-          <w:b/>
-          <w:lang w:val="pt_PT" w:bidi="pt_PT"/>
-        </w:rPr>
         <w:t>"aprenderam a verdade que está em Jesus".</w:t>
       </w:r>
     </w:p>
@@ -27124,21 +23654,6 @@
           <w:b/>
           <w:lang w:val="pt_PT" w:bidi="pt_PT"/>
         </w:rPr>
-        <w:t>καθώς ἐστιν ἀλήθεια ἐν τῷ Ἰησοῦ</w:t>
-      </w:r>
-    </w:p>
-    <w:p>
-      <w:pPr/>
-      <w:r>
-        <w:rPr>
-          <w:lang w:val="pt_PT" w:bidi="pt_PT"/>
-        </w:rPr>
-      </w:r>
-      <w:r>
-        <w:rPr>
-          <w:b/>
-          <w:lang w:val="pt_PT" w:bidi="pt_PT"/>
-        </w:rPr>
         <w:t>"aprenderam a verdade que está em Jesus".</w:t>
       </w:r>
     </w:p>
@@ -27202,21 +23717,6 @@
           <w:b/>
           <w:lang w:val="pt_PT" w:bidi="pt_PT"/>
         </w:rPr>
-        <w:t>ἀποθέσθαι ὑμᾶς κατὰ τὴν προτέραν ἀναστροφὴν</w:t>
-      </w:r>
-    </w:p>
-    <w:p>
-      <w:pPr/>
-      <w:r>
-        <w:rPr>
-          <w:lang w:val="pt_PT" w:bidi="pt_PT"/>
-        </w:rPr>
-      </w:r>
-      <w:r>
-        <w:rPr>
-          <w:b/>
-          <w:lang w:val="pt_PT" w:bidi="pt_PT"/>
-        </w:rPr>
         <w:t>"abandonem a velha natureza de vocês".</w:t>
       </w:r>
     </w:p>
@@ -27313,21 +23813,6 @@
           <w:b/>
           <w:lang w:val="pt_PT" w:bidi="pt_PT"/>
         </w:rPr>
-        <w:t>ἀποθέσθαι ὑμᾶς κατὰ τὴν προτέραν ἀναστροφὴν τὸν παλαιὸν ἄνθρωπον</w:t>
-      </w:r>
-    </w:p>
-    <w:p>
-      <w:pPr/>
-      <w:r>
-        <w:rPr>
-          <w:lang w:val="pt_PT" w:bidi="pt_PT"/>
-        </w:rPr>
-      </w:r>
-      <w:r>
-        <w:rPr>
-          <w:b/>
-          <w:lang w:val="pt_PT" w:bidi="pt_PT"/>
-        </w:rPr>
         <w:t>"abandonem a velha natureza de vocês".</w:t>
       </w:r>
     </w:p>
@@ -27411,21 +23896,6 @@
           <w:b/>
           <w:lang w:val="pt_PT" w:bidi="pt_PT"/>
         </w:rPr>
-        <w:t>τὸν παλαιὸν ἄνθρωπον</w:t>
-      </w:r>
-    </w:p>
-    <w:p>
-      <w:pPr/>
-      <w:r>
-        <w:rPr>
-          <w:lang w:val="pt_PT" w:bidi="pt_PT"/>
-        </w:rPr>
-      </w:r>
-      <w:r>
-        <w:rPr>
-          <w:b/>
-          <w:lang w:val="pt_PT" w:bidi="pt_PT"/>
-        </w:rPr>
         <w:t>"a velha natureza".</w:t>
       </w:r>
     </w:p>
@@ -27618,21 +24088,6 @@
           <w:b/>
           <w:lang w:val="pt_PT" w:bidi="pt_PT"/>
         </w:rPr>
-        <w:t>ἀνανεοῦσθαι &amp; τῷ πνεύματι τοῦ νοὸς ὑμῶν</w:t>
-      </w:r>
-    </w:p>
-    <w:p>
-      <w:pPr/>
-      <w:r>
-        <w:rPr>
-          <w:lang w:val="pt_PT" w:bidi="pt_PT"/>
-        </w:rPr>
-      </w:r>
-      <w:r>
-        <w:rPr>
-          <w:b/>
-          <w:lang w:val="pt_PT" w:bidi="pt_PT"/>
-        </w:rPr>
         <w:t>"É preciso que o coração e a mente de vocês sejam completamente renovados".</w:t>
       </w:r>
     </w:p>
@@ -27716,21 +24171,6 @@
           <w:b/>
           <w:lang w:val="pt_PT" w:bidi="pt_PT"/>
         </w:rPr>
-        <w:t>ἐν δικαιοσύνῃ καὶ ὁσιότητι τῆς ἀληθείας</w:t>
-      </w:r>
-    </w:p>
-    <w:p>
-      <w:pPr/>
-      <w:r>
-        <w:rPr>
-          <w:lang w:val="pt_PT" w:bidi="pt_PT"/>
-        </w:rPr>
-      </w:r>
-      <w:r>
-        <w:rPr>
-          <w:b/>
-          <w:lang w:val="pt_PT" w:bidi="pt_PT"/>
-        </w:rPr>
         <w:t>"a qual é correta e dedicada a ele".</w:t>
       </w:r>
     </w:p>
@@ -27827,21 +24267,6 @@
           <w:b/>
           <w:lang w:val="pt_PT" w:bidi="pt_PT"/>
         </w:rPr>
-        <w:t>ἐνδύσασθαι τὸν καινὸν ἄνθρωπον</w:t>
-      </w:r>
-    </w:p>
-    <w:p>
-      <w:pPr/>
-      <w:r>
-        <w:rPr>
-          <w:lang w:val="pt_PT" w:bidi="pt_PT"/>
-        </w:rPr>
-      </w:r>
-      <w:r>
-        <w:rPr>
-          <w:b/>
-          <w:lang w:val="pt_PT" w:bidi="pt_PT"/>
-        </w:rPr>
         <w:t>"Vistam-se com a nova natureza".</w:t>
       </w:r>
     </w:p>
@@ -27951,21 +24376,6 @@
           <w:b/>
           <w:lang w:val="pt_PT" w:bidi="pt_PT"/>
         </w:rPr>
-        <w:t>διὸ</w:t>
-      </w:r>
-    </w:p>
-    <w:p>
-      <w:pPr/>
-      <w:r>
-        <w:rPr>
-          <w:lang w:val="pt_PT" w:bidi="pt_PT"/>
-        </w:rPr>
-      </w:r>
-      <w:r>
-        <w:rPr>
-          <w:b/>
-          <w:lang w:val="pt_PT" w:bidi="pt_PT"/>
-        </w:rPr>
         <w:t>"Por isso não mintam mais".</w:t>
       </w:r>
     </w:p>
@@ -28062,21 +24472,6 @@
           <w:b/>
           <w:lang w:val="pt_PT" w:bidi="pt_PT"/>
         </w:rPr>
-        <w:t>ἀποθέμενοι τὸ ψεῦδος</w:t>
-      </w:r>
-    </w:p>
-    <w:p>
-      <w:pPr/>
-      <w:r>
-        <w:rPr>
-          <w:lang w:val="pt_PT" w:bidi="pt_PT"/>
-        </w:rPr>
-      </w:r>
-      <w:r>
-        <w:rPr>
-          <w:b/>
-          <w:lang w:val="pt_PT" w:bidi="pt_PT"/>
-        </w:rPr>
         <w:t>"não mintam mais".</w:t>
       </w:r>
     </w:p>
@@ -28173,21 +24568,6 @@
           <w:b/>
           <w:lang w:val="pt_PT" w:bidi="pt_PT"/>
         </w:rPr>
-        <w:t>λαλεῖτε ἀλήθειαν ἕκαστος</w:t>
-      </w:r>
-    </w:p>
-    <w:p>
-      <w:pPr/>
-      <w:r>
-        <w:rPr>
-          <w:lang w:val="pt_PT" w:bidi="pt_PT"/>
-        </w:rPr>
-      </w:r>
-      <w:r>
-        <w:rPr>
-          <w:b/>
-          <w:lang w:val="pt_PT" w:bidi="pt_PT"/>
-        </w:rPr>
         <w:t>"Que cada um diga a verdade".</w:t>
       </w:r>
     </w:p>
@@ -28284,21 +24664,6 @@
           <w:b/>
           <w:lang w:val="pt_PT" w:bidi="pt_PT"/>
         </w:rPr>
-        <w:t>ὅτι</w:t>
-      </w:r>
-    </w:p>
-    <w:p>
-      <w:pPr/>
-      <w:r>
-        <w:rPr>
-          <w:lang w:val="pt_PT" w:bidi="pt_PT"/>
-        </w:rPr>
-      </w:r>
-      <w:r>
-        <w:rPr>
-          <w:b/>
-          <w:lang w:val="pt_PT" w:bidi="pt_PT"/>
-        </w:rPr>
         <w:t>"pois todos nós".</w:t>
       </w:r>
     </w:p>
@@ -28395,21 +24760,6 @@
           <w:b/>
           <w:lang w:val="pt_PT" w:bidi="pt_PT"/>
         </w:rPr>
-        <w:t>ἐσμὲν ἀλλήλων μέλη</w:t>
-      </w:r>
-    </w:p>
-    <w:p>
-      <w:pPr/>
-      <w:r>
-        <w:rPr>
-          <w:lang w:val="pt_PT" w:bidi="pt_PT"/>
-        </w:rPr>
-      </w:r>
-      <w:r>
-        <w:rPr>
-          <w:b/>
-          <w:lang w:val="pt_PT" w:bidi="pt_PT"/>
-        </w:rPr>
         <w:t>"somos membros do corpo de Cristo!".</w:t>
       </w:r>
     </w:p>
@@ -28493,21 +24843,6 @@
           <w:b/>
           <w:lang w:val="pt_PT" w:bidi="pt_PT"/>
         </w:rPr>
-        <w:t>ὀργίζεσθε, καὶ μὴ ἁμαρτάνετε</w:t>
-      </w:r>
-    </w:p>
-    <w:p>
-      <w:pPr/>
-      <w:r>
-        <w:rPr>
-          <w:lang w:val="pt_PT" w:bidi="pt_PT"/>
-        </w:rPr>
-      </w:r>
-      <w:r>
-        <w:rPr>
-          <w:b/>
-          <w:lang w:val="pt_PT" w:bidi="pt_PT"/>
-        </w:rPr>
         <w:t>"Se vocês ficarem com raiva, não deixem que isso faça com que pequem".</w:t>
       </w:r>
     </w:p>
@@ -28571,21 +24906,6 @@
           <w:b/>
           <w:lang w:val="pt_PT" w:bidi="pt_PT"/>
         </w:rPr>
-        <w:t>ὁ ἥλιος μὴ ἐπιδυέτω ἐπὶ παροργισμῷ ὑμῶν</w:t>
-      </w:r>
-    </w:p>
-    <w:p>
-      <w:pPr/>
-      <w:r>
-        <w:rPr>
-          <w:lang w:val="pt_PT" w:bidi="pt_PT"/>
-        </w:rPr>
-      </w:r>
-      <w:r>
-        <w:rPr>
-          <w:b/>
-          <w:lang w:val="pt_PT" w:bidi="pt_PT"/>
-        </w:rPr>
         <w:t>"e não fiquem o dia inteiro com raiva".</w:t>
       </w:r>
     </w:p>
@@ -28682,21 +25002,6 @@
           <w:b/>
           <w:lang w:val="pt_PT" w:bidi="pt_PT"/>
         </w:rPr>
-        <w:t>μηδὲ δίδοτε τόπον τῷ διαβόλῳ</w:t>
-      </w:r>
-    </w:p>
-    <w:p>
-      <w:pPr/>
-      <w:r>
-        <w:rPr>
-          <w:lang w:val="pt_PT" w:bidi="pt_PT"/>
-        </w:rPr>
-      </w:r>
-      <w:r>
-        <w:rPr>
-          <w:b/>
-          <w:lang w:val="pt_PT" w:bidi="pt_PT"/>
-        </w:rPr>
         <w:t>"Não deem ao Diabo oportunidade para tentar vocês".</w:t>
       </w:r>
     </w:p>
@@ -28760,21 +25065,6 @@
           <w:b/>
           <w:lang w:val="pt_PT" w:bidi="pt_PT"/>
         </w:rPr>
-        <w:t>μᾶλλον δὲ</w:t>
-      </w:r>
-    </w:p>
-    <w:p>
-      <w:pPr/>
-      <w:r>
-        <w:rPr>
-          <w:lang w:val="pt_PT" w:bidi="pt_PT"/>
-        </w:rPr>
-      </w:r>
-      <w:r>
-        <w:rPr>
-          <w:b/>
-          <w:lang w:val="pt_PT" w:bidi="pt_PT"/>
-        </w:rPr>
         <w:t>"porém comece a trabalhar a fim de viver honestamente e poder ajudar os pobres".</w:t>
       </w:r>
     </w:p>
@@ -28871,21 +25161,6 @@
           <w:b/>
           <w:lang w:val="pt_PT" w:bidi="pt_PT"/>
         </w:rPr>
-        <w:t>ἵνα</w:t>
-      </w:r>
-    </w:p>
-    <w:p>
-      <w:pPr/>
-      <w:r>
-        <w:rPr>
-          <w:lang w:val="pt_PT" w:bidi="pt_PT"/>
-        </w:rPr>
-      </w:r>
-      <w:r>
-        <w:rPr>
-          <w:b/>
-          <w:lang w:val="pt_PT" w:bidi="pt_PT"/>
-        </w:rPr>
         <w:t>"a fim de viver honestamente e poder ajudar os pobres".</w:t>
       </w:r>
     </w:p>
@@ -29045,21 +25320,6 @@
           <w:b/>
           <w:lang w:val="pt_PT" w:bidi="pt_PT"/>
         </w:rPr>
-        <w:t>ἀλλ’</w:t>
-      </w:r>
-    </w:p>
-    <w:p>
-      <w:pPr/>
-      <w:r>
-        <w:rPr>
-          <w:lang w:val="pt_PT" w:bidi="pt_PT"/>
-        </w:rPr>
-      </w:r>
-      <w:r>
-        <w:rPr>
-          <w:b/>
-          <w:lang w:val="pt_PT" w:bidi="pt_PT"/>
-        </w:rPr>
         <w:t>"mas usem apenas palavras boas".</w:t>
       </w:r>
     </w:p>
@@ -29156,21 +25416,6 @@
           <w:b/>
           <w:lang w:val="pt_PT" w:bidi="pt_PT"/>
         </w:rPr>
-        <w:t>πρὸς οἰκοδομὴν</w:t>
-      </w:r>
-    </w:p>
-    <w:p>
-      <w:pPr/>
-      <w:r>
-        <w:rPr>
-          <w:lang w:val="pt_PT" w:bidi="pt_PT"/>
-        </w:rPr>
-      </w:r>
-      <w:r>
-        <w:rPr>
-          <w:b/>
-          <w:lang w:val="pt_PT" w:bidi="pt_PT"/>
-        </w:rPr>
         <w:t>"que ajudam os outros a crescer na fé".</w:t>
       </w:r>
     </w:p>
@@ -29234,21 +25479,6 @@
           <w:b/>
           <w:lang w:val="pt_PT" w:bidi="pt_PT"/>
         </w:rPr>
-        <w:t>ἵνα</w:t>
-      </w:r>
-    </w:p>
-    <w:p>
-      <w:pPr/>
-      <w:r>
-        <w:rPr>
-          <w:lang w:val="pt_PT" w:bidi="pt_PT"/>
-        </w:rPr>
-      </w:r>
-      <w:r>
-        <w:rPr>
-          <w:b/>
-          <w:lang w:val="pt_PT" w:bidi="pt_PT"/>
-        </w:rPr>
         <w:t>"para que as coisas que vocês dizem".</w:t>
       </w:r>
     </w:p>
@@ -29345,21 +25575,6 @@
           <w:b/>
           <w:lang w:val="pt_PT" w:bidi="pt_PT"/>
         </w:rPr>
-        <w:t>τῆς χρείας, ἵνα δῷ χάριν τοῖς ἀκούουσιν</w:t>
-      </w:r>
-    </w:p>
-    <w:p>
-      <w:pPr/>
-      <w:r>
-        <w:rPr>
-          <w:lang w:val="pt_PT" w:bidi="pt_PT"/>
-        </w:rPr>
-      </w:r>
-      <w:r>
-        <w:rPr>
-          <w:b/>
-          <w:lang w:val="pt_PT" w:bidi="pt_PT"/>
-        </w:rPr>
         <w:t>"para que as coisas que vocês dizem façam bem aos que ouvem".</w:t>
       </w:r>
     </w:p>
@@ -29423,21 +25638,6 @@
           <w:b/>
           <w:lang w:val="pt_PT" w:bidi="pt_PT"/>
         </w:rPr>
-        <w:t>ἵνα δῷ χάριν τοῖς ἀκούουσιν</w:t>
-      </w:r>
-    </w:p>
-    <w:p>
-      <w:pPr/>
-      <w:r>
-        <w:rPr>
-          <w:lang w:val="pt_PT" w:bidi="pt_PT"/>
-        </w:rPr>
-      </w:r>
-      <w:r>
-        <w:rPr>
-          <w:b/>
-          <w:lang w:val="pt_PT" w:bidi="pt_PT"/>
-        </w:rPr>
         <w:t>"para que as coisas que vocês dizem façam bem aos que ouvem".</w:t>
       </w:r>
     </w:p>
@@ -29534,21 +25734,6 @@
           <w:b/>
           <w:lang w:val="pt_PT" w:bidi="pt_PT"/>
         </w:rPr>
-        <w:t>μὴ λυπεῖτε</w:t>
-      </w:r>
-    </w:p>
-    <w:p>
-      <w:pPr/>
-      <w:r>
-        <w:rPr>
-          <w:lang w:val="pt_PT" w:bidi="pt_PT"/>
-        </w:rPr>
-      </w:r>
-      <w:r>
-        <w:rPr>
-          <w:b/>
-          <w:lang w:val="pt_PT" w:bidi="pt_PT"/>
-        </w:rPr>
         <w:t>"E não façam com que o Espírito Santo de Deus fique triste".</w:t>
       </w:r>
     </w:p>
@@ -29612,21 +25797,6 @@
           <w:b/>
           <w:lang w:val="pt_PT" w:bidi="pt_PT"/>
         </w:rPr>
-        <w:t>ἐν ᾧ ἐσφραγίσθητε εἰς ἡμέραν ἀπολυτρώσεως</w:t>
-      </w:r>
-    </w:p>
-    <w:p>
-      <w:pPr/>
-      <w:r>
-        <w:rPr>
-          <w:lang w:val="pt_PT" w:bidi="pt_PT"/>
-        </w:rPr>
-      </w:r>
-      <w:r>
-        <w:rPr>
-          <w:b/>
-          <w:lang w:val="pt_PT" w:bidi="pt_PT"/>
-        </w:rPr>
         <w:t>"Pois o Espírito é a marca de propriedade de Deus colocada em vocês, a qual é a garantia de que chegará o dia em que Deus os libertará".</w:t>
       </w:r>
     </w:p>
@@ -29710,21 +25880,6 @@
           <w:b/>
           <w:lang w:val="pt_PT" w:bidi="pt_PT"/>
         </w:rPr>
-        <w:t>ἐν ᾧ ἐσφραγίσθητε εἰς ἡμέραν ἀπολυτρώσεως</w:t>
-      </w:r>
-    </w:p>
-    <w:p>
-      <w:pPr/>
-      <w:r>
-        <w:rPr>
-          <w:lang w:val="pt_PT" w:bidi="pt_PT"/>
-        </w:rPr>
-      </w:r>
-      <w:r>
-        <w:rPr>
-          <w:b/>
-          <w:lang w:val="pt_PT" w:bidi="pt_PT"/>
-        </w:rPr>
         <w:t>"a qual é a garantia de que chegará o dia em que Deus os libertará".</w:t>
       </w:r>
     </w:p>
@@ -29954,21 +26109,6 @@
           <w:b/>
           <w:lang w:val="pt_PT" w:bidi="pt_PT"/>
         </w:rPr>
-        <w:t>πικρία, καὶ θυμὸς, καὶ ὀργὴ</w:t>
-      </w:r>
-    </w:p>
-    <w:p>
-      <w:pPr/>
-      <w:r>
-        <w:rPr>
-          <w:lang w:val="pt_PT" w:bidi="pt_PT"/>
-        </w:rPr>
-      </w:r>
-      <w:r>
-        <w:rPr>
-          <w:b/>
-          <w:lang w:val="pt_PT" w:bidi="pt_PT"/>
-        </w:rPr>
         <w:t>"toda amargura, todo ódio e toda raiva".</w:t>
       </w:r>
     </w:p>
@@ -30091,21 +26231,6 @@
           <w:b/>
           <w:lang w:val="pt_PT" w:bidi="pt_PT"/>
         </w:rPr>
-        <w:t>κακίᾳ</w:t>
-      </w:r>
-    </w:p>
-    <w:p>
-      <w:pPr/>
-      <w:r>
-        <w:rPr>
-          <w:lang w:val="pt_PT" w:bidi="pt_PT"/>
-        </w:rPr>
-      </w:r>
-      <w:r>
-        <w:rPr>
-          <w:b/>
-          <w:lang w:val="pt_PT" w:bidi="pt_PT"/>
-        </w:rPr>
         <w:t>"e maldades".</w:t>
       </w:r>
     </w:p>
@@ -30202,21 +26327,6 @@
           <w:b/>
           <w:lang w:val="pt_PT" w:bidi="pt_PT"/>
         </w:rPr>
-        <w:t>δὲ</w:t>
-      </w:r>
-    </w:p>
-    <w:p>
-      <w:pPr/>
-      <w:r>
-        <w:rPr>
-          <w:lang w:val="pt_PT" w:bidi="pt_PT"/>
-        </w:rPr>
-      </w:r>
-      <w:r>
-        <w:rPr>
-          <w:b/>
-          <w:lang w:val="pt_PT" w:bidi="pt_PT"/>
-        </w:rPr>
         <w:t>"Pelo contrário".</w:t>
       </w:r>
     </w:p>
@@ -30313,21 +26423,6 @@
           <w:b/>
           <w:lang w:val="pt_PT" w:bidi="pt_PT"/>
         </w:rPr>
-        <w:t>εὔσπλαγχνοι</w:t>
-      </w:r>
-    </w:p>
-    <w:p>
-      <w:pPr/>
-      <w:r>
-        <w:rPr>
-          <w:lang w:val="pt_PT" w:bidi="pt_PT"/>
-        </w:rPr>
-      </w:r>
-      <w:r>
-        <w:rPr>
-          <w:b/>
-          <w:lang w:val="pt_PT" w:bidi="pt_PT"/>
-        </w:rPr>
         <w:t>"sejam bons e atenciosos uns para com os outros".</w:t>
       </w:r>
     </w:p>
@@ -30559,7 +26654,7 @@
         </w:rPr>
         <w:t xml:space="preserve">A palavra de conexão "pois" introduz uma relação de razão e resultado. A razão (mencionada em </w:t>
       </w:r>
-      <w:hyperlink r:id="rId22">
+      <w:hyperlink r:id="rId20">
         <w:r>
           <w:rPr>
             <w:lang w:val="pt_PT" w:bidi="pt_PT"/>
@@ -30644,21 +26739,6 @@
           <w:b/>
           <w:lang w:val="pt_PT" w:bidi="pt_PT"/>
         </w:rPr>
-        <w:t>ὡς τέκνα ἀγαπητά</w:t>
-      </w:r>
-    </w:p>
-    <w:p>
-      <w:pPr/>
-      <w:r>
-        <w:rPr>
-          <w:lang w:val="pt_PT" w:bidi="pt_PT"/>
-        </w:rPr>
-      </w:r>
-      <w:r>
-        <w:rPr>
-          <w:b/>
-          <w:lang w:val="pt_PT" w:bidi="pt_PT"/>
-        </w:rPr>
         <w:t>"são filhos queridos".</w:t>
       </w:r>
     </w:p>
@@ -30755,21 +26835,6 @@
           <w:b/>
           <w:lang w:val="pt_PT" w:bidi="pt_PT"/>
         </w:rPr>
-        <w:t>περιπατεῖτε ἐν ἀγάπῃ</w:t>
-      </w:r>
-    </w:p>
-    <w:p>
-      <w:pPr/>
-      <w:r>
-        <w:rPr>
-          <w:lang w:val="pt_PT" w:bidi="pt_PT"/>
-        </w:rPr>
-      </w:r>
-      <w:r>
-        <w:rPr>
-          <w:b/>
-          <w:lang w:val="pt_PT" w:bidi="pt_PT"/>
-        </w:rPr>
         <w:t>"Que a vida de vocês seja dominada pelo amor".</w:t>
       </w:r>
     </w:p>
@@ -30866,21 +26931,6 @@
           <w:b/>
           <w:lang w:val="pt_PT" w:bidi="pt_PT"/>
         </w:rPr>
-        <w:t>προσφορὰν καὶ θυσίαν τῷ Θεῷ εἰς ὀσμὴν εὐωδίας</w:t>
-      </w:r>
-    </w:p>
-    <w:p>
-      <w:pPr/>
-      <w:r>
-        <w:rPr>
-          <w:lang w:val="pt_PT" w:bidi="pt_PT"/>
-        </w:rPr>
-      </w:r>
-      <w:r>
-        <w:rPr>
-          <w:b/>
-          <w:lang w:val="pt_PT" w:bidi="pt_PT"/>
-        </w:rPr>
         <w:t>"como uma oferta de perfume agradável e como um sacrifício que agrada a Deus".</w:t>
       </w:r>
     </w:p>
@@ -30977,21 +27027,6 @@
           <w:b/>
           <w:lang w:val="pt_PT" w:bidi="pt_PT"/>
         </w:rPr>
-        <w:t>πορνεία δὲ, καὶ ἀκαθαρσία πᾶσα, ἢ πλεονεξία, μηδὲ ὀνομαζέσθω ἐν ὑμῖν</w:t>
-      </w:r>
-    </w:p>
-    <w:p>
-      <w:pPr/>
-      <w:r>
-        <w:rPr>
-          <w:lang w:val="pt_PT" w:bidi="pt_PT"/>
-        </w:rPr>
-      </w:r>
-      <w:r>
-        <w:rPr>
-          <w:b/>
-          <w:lang w:val="pt_PT" w:bidi="pt_PT"/>
-        </w:rPr>
         <w:t>"portanto, qualquer tipo de imoralidade sexual, indecência ou cobiça, não pode ser nem mesmo assunto de conversa entre vocês".</w:t>
       </w:r>
     </w:p>
@@ -31088,21 +27123,6 @@
           <w:b/>
           <w:lang w:val="pt_PT" w:bidi="pt_PT"/>
         </w:rPr>
-        <w:t>δὲ</w:t>
-      </w:r>
-    </w:p>
-    <w:p>
-      <w:pPr/>
-      <w:r>
-        <w:rPr>
-          <w:lang w:val="pt_PT" w:bidi="pt_PT"/>
-        </w:rPr>
-      </w:r>
-      <w:r>
-        <w:rPr>
-          <w:b/>
-          <w:lang w:val="pt_PT" w:bidi="pt_PT"/>
-        </w:rPr>
         <w:t>"portanto, qualquer tipo de".</w:t>
       </w:r>
     </w:p>
@@ -31199,21 +27219,6 @@
           <w:b/>
           <w:lang w:val="pt_PT" w:bidi="pt_PT"/>
         </w:rPr>
-        <w:t>ἀκαθαρσία πᾶσα</w:t>
-      </w:r>
-    </w:p>
-    <w:p>
-      <w:pPr/>
-      <w:r>
-        <w:rPr>
-          <w:lang w:val="pt_PT" w:bidi="pt_PT"/>
-        </w:rPr>
-      </w:r>
-      <w:r>
-        <w:rPr>
-          <w:b/>
-          <w:lang w:val="pt_PT" w:bidi="pt_PT"/>
-        </w:rPr>
         <w:t>"indecência".</w:t>
       </w:r>
     </w:p>
@@ -31353,21 +27358,6 @@
           <w:b/>
           <w:lang w:val="pt_PT" w:bidi="pt_PT"/>
         </w:rPr>
-        <w:t>ἀλλὰ μᾶλλον</w:t>
-      </w:r>
-    </w:p>
-    <w:p>
-      <w:pPr/>
-      <w:r>
-        <w:rPr>
-          <w:lang w:val="pt_PT" w:bidi="pt_PT"/>
-        </w:rPr>
-      </w:r>
-      <w:r>
-        <w:rPr>
-          <w:b/>
-          <w:lang w:val="pt_PT" w:bidi="pt_PT"/>
-        </w:rPr>
         <w:t>"Pelo contrário, digam palavras de gratidão a Deus".</w:t>
       </w:r>
     </w:p>
@@ -31464,21 +27454,6 @@
           <w:b/>
           <w:lang w:val="pt_PT" w:bidi="pt_PT"/>
         </w:rPr>
-        <w:t>ἀκάθαρτος</w:t>
-      </w:r>
-    </w:p>
-    <w:p>
-      <w:pPr/>
-      <w:r>
-        <w:rPr>
-          <w:lang w:val="pt_PT" w:bidi="pt_PT"/>
-        </w:rPr>
-      </w:r>
-      <w:r>
-        <w:rPr>
-          <w:b/>
-          <w:lang w:val="pt_PT" w:bidi="pt_PT"/>
-        </w:rPr>
         <w:t>"qualquer pessoa que seja imoral".</w:t>
       </w:r>
     </w:p>
@@ -31575,21 +27550,6 @@
           <w:b/>
           <w:lang w:val="pt_PT" w:bidi="pt_PT"/>
         </w:rPr>
-        <w:t>οὐκ ἔχει κληρονομίαν</w:t>
-      </w:r>
-    </w:p>
-    <w:p>
-      <w:pPr/>
-      <w:r>
-        <w:rPr>
-          <w:lang w:val="pt_PT" w:bidi="pt_PT"/>
-        </w:rPr>
-      </w:r>
-      <w:r>
-        <w:rPr>
-          <w:b/>
-          <w:lang w:val="pt_PT" w:bidi="pt_PT"/>
-        </w:rPr>
         <w:t>"jamais receberá uma parte no Reino de Cristo e de Deus".</w:t>
       </w:r>
     </w:p>
@@ -31686,21 +27646,6 @@
           <w:b/>
           <w:lang w:val="pt_PT" w:bidi="pt_PT"/>
         </w:rPr>
-        <w:t>κενοῖς λόγοις</w:t>
-      </w:r>
-    </w:p>
-    <w:p>
-      <w:pPr/>
-      <w:r>
-        <w:rPr>
-          <w:lang w:val="pt_PT" w:bidi="pt_PT"/>
-        </w:rPr>
-      </w:r>
-      <w:r>
-        <w:rPr>
-          <w:b/>
-          <w:lang w:val="pt_PT" w:bidi="pt_PT"/>
-        </w:rPr>
         <w:t>"com conversas tolas".</w:t>
       </w:r>
     </w:p>
@@ -31764,21 +27709,6 @@
           <w:b/>
           <w:lang w:val="pt_PT" w:bidi="pt_PT"/>
         </w:rPr>
-        <w:t>γὰρ</w:t>
-      </w:r>
-    </w:p>
-    <w:p>
-      <w:pPr/>
-      <w:r>
-        <w:rPr>
-          <w:lang w:val="pt_PT" w:bidi="pt_PT"/>
-        </w:rPr>
-      </w:r>
-      <w:r>
-        <w:rPr>
-          <w:b/>
-          <w:lang w:val="pt_PT" w:bidi="pt_PT"/>
-        </w:rPr>
         <w:t>"pois é por causa dessas coisas".</w:t>
       </w:r>
     </w:p>
@@ -31875,21 +27805,6 @@
           <w:b/>
           <w:lang w:val="pt_PT" w:bidi="pt_PT"/>
         </w:rPr>
-        <w:t>ἔρχεται ἡ ὀργὴ τοῦ Θεοῦ ἐπὶ</w:t>
-      </w:r>
-    </w:p>
-    <w:p>
-      <w:pPr/>
-      <w:r>
-        <w:rPr>
-          <w:lang w:val="pt_PT" w:bidi="pt_PT"/>
-        </w:rPr>
-      </w:r>
-      <w:r>
-        <w:rPr>
-          <w:b/>
-          <w:lang w:val="pt_PT" w:bidi="pt_PT"/>
-        </w:rPr>
         <w:t>"o castigo de Deus cairá sobre os que obedecem a ele".</w:t>
       </w:r>
     </w:p>
@@ -31986,21 +27901,6 @@
           <w:b/>
           <w:lang w:val="pt_PT" w:bidi="pt_PT"/>
         </w:rPr>
-        <w:t>τοὺς υἱοὺς τῆς ἀπειθείας</w:t>
-      </w:r>
-    </w:p>
-    <w:p>
-      <w:pPr/>
-      <w:r>
-        <w:rPr>
-          <w:lang w:val="pt_PT" w:bidi="pt_PT"/>
-        </w:rPr>
-      </w:r>
-      <w:r>
-        <w:rPr>
-          <w:b/>
-          <w:lang w:val="pt_PT" w:bidi="pt_PT"/>
-        </w:rPr>
         <w:t>"os que não obedecem a ele".</w:t>
       </w:r>
     </w:p>
@@ -32097,21 +27997,6 @@
           <w:b/>
           <w:lang w:val="pt_PT" w:bidi="pt_PT"/>
         </w:rPr>
-        <w:t>οὖν</w:t>
-      </w:r>
-    </w:p>
-    <w:p>
-      <w:pPr/>
-      <w:r>
-        <w:rPr>
-          <w:lang w:val="pt_PT" w:bidi="pt_PT"/>
-        </w:rPr>
-      </w:r>
-      <w:r>
-        <w:rPr>
-          <w:b/>
-          <w:lang w:val="pt_PT" w:bidi="pt_PT"/>
-        </w:rPr>
         <w:t>"Portanto, não tenham nada a ver com esse tipo de gente".</w:t>
       </w:r>
     </w:p>
@@ -32208,21 +28093,6 @@
           <w:b/>
           <w:lang w:val="pt_PT" w:bidi="pt_PT"/>
         </w:rPr>
-        <w:t>ἦτε γάρ ποτε σκότος</w:t>
-      </w:r>
-    </w:p>
-    <w:p>
-      <w:pPr/>
-      <w:r>
-        <w:rPr>
-          <w:lang w:val="pt_PT" w:bidi="pt_PT"/>
-        </w:rPr>
-      </w:r>
-      <w:r>
-        <w:rPr>
-          <w:b/>
-          <w:lang w:val="pt_PT" w:bidi="pt_PT"/>
-        </w:rPr>
         <w:t>"Antigamente vocês mesmos viviam na escuridão".</w:t>
       </w:r>
     </w:p>
@@ -32306,21 +28176,6 @@
           <w:b/>
           <w:lang w:val="pt_PT" w:bidi="pt_PT"/>
         </w:rPr>
-        <w:t>γάρ</w:t>
-      </w:r>
-    </w:p>
-    <w:p>
-      <w:pPr/>
-      <w:r>
-        <w:rPr>
-          <w:lang w:val="pt_PT" w:bidi="pt_PT"/>
-        </w:rPr>
-      </w:r>
-      <w:r>
-        <w:rPr>
-          <w:b/>
-          <w:lang w:val="pt_PT" w:bidi="pt_PT"/>
-        </w:rPr>
         <w:t>"Por isso vivam como pessoas que pertencem à luz".</w:t>
       </w:r>
     </w:p>
@@ -32417,21 +28272,6 @@
           <w:b/>
           <w:lang w:val="pt_PT" w:bidi="pt_PT"/>
         </w:rPr>
-        <w:t>νῦν δὲ φῶς ἐν Κυρίῳ</w:t>
-      </w:r>
-    </w:p>
-    <w:p>
-      <w:pPr/>
-      <w:r>
-        <w:rPr>
-          <w:lang w:val="pt_PT" w:bidi="pt_PT"/>
-        </w:rPr>
-      </w:r>
-      <w:r>
-        <w:rPr>
-          <w:b/>
-          <w:lang w:val="pt_PT" w:bidi="pt_PT"/>
-        </w:rPr>
         <w:t>"mas, agora que pertencem ao Senhor".</w:t>
       </w:r>
     </w:p>
@@ -32528,21 +28368,6 @@
           <w:b/>
           <w:lang w:val="pt_PT" w:bidi="pt_PT"/>
         </w:rPr>
-        <w:t>δὲ</w:t>
-      </w:r>
-    </w:p>
-    <w:p>
-      <w:pPr/>
-      <w:r>
-        <w:rPr>
-          <w:lang w:val="pt_PT" w:bidi="pt_PT"/>
-        </w:rPr>
-      </w:r>
-      <w:r>
-        <w:rPr>
-          <w:b/>
-          <w:lang w:val="pt_PT" w:bidi="pt_PT"/>
-        </w:rPr>
         <w:t>"mas, agora que pertencem ao Senhor, vocês estão na luz".</w:t>
       </w:r>
     </w:p>
@@ -32639,21 +28464,6 @@
           <w:b/>
           <w:lang w:val="pt_PT" w:bidi="pt_PT"/>
         </w:rPr>
-        <w:t>ὡς τέκνα φωτὸς περιπατεῖτε</w:t>
-      </w:r>
-    </w:p>
-    <w:p>
-      <w:pPr/>
-      <w:r>
-        <w:rPr>
-          <w:lang w:val="pt_PT" w:bidi="pt_PT"/>
-        </w:rPr>
-      </w:r>
-      <w:r>
-        <w:rPr>
-          <w:b/>
-          <w:lang w:val="pt_PT" w:bidi="pt_PT"/>
-        </w:rPr>
         <w:t>"Por isso vivam como pessoas que pertencem à luz".</w:t>
       </w:r>
     </w:p>
@@ -32750,21 +28560,6 @@
           <w:b/>
           <w:lang w:val="pt_PT" w:bidi="pt_PT"/>
         </w:rPr>
-        <w:t>ὡς τέκνα φωτὸς</w:t>
-      </w:r>
-    </w:p>
-    <w:p>
-      <w:pPr/>
-      <w:r>
-        <w:rPr>
-          <w:lang w:val="pt_PT" w:bidi="pt_PT"/>
-        </w:rPr>
-      </w:r>
-      <w:r>
-        <w:rPr>
-          <w:b/>
-          <w:lang w:val="pt_PT" w:bidi="pt_PT"/>
-        </w:rPr>
         <w:t>"como pessoas que pertencem à luz".</w:t>
       </w:r>
     </w:p>
@@ -32861,21 +28656,6 @@
           <w:b/>
           <w:lang w:val="pt_PT" w:bidi="pt_PT"/>
         </w:rPr>
-        <w:t>ὁ &amp; καρπὸς τοῦ φωτὸς ἐν πάσῃ ἀγαθωσύνῃ, καὶ δικαιοσύνῃ, καὶ ἀληθείᾳ</w:t>
-      </w:r>
-    </w:p>
-    <w:p>
-      <w:pPr/>
-      <w:r>
-        <w:rPr>
-          <w:lang w:val="pt_PT" w:bidi="pt_PT"/>
-        </w:rPr>
-      </w:r>
-      <w:r>
-        <w:rPr>
-          <w:b/>
-          <w:lang w:val="pt_PT" w:bidi="pt_PT"/>
-        </w:rPr>
         <w:t>"pois a luz produz uma grande colheita de todo tipo de bondade, honestidade e verdade".</w:t>
       </w:r>
     </w:p>
@@ -32972,21 +28752,6 @@
           <w:b/>
           <w:lang w:val="pt_PT" w:bidi="pt_PT"/>
         </w:rPr>
-        <w:t>γὰρ</w:t>
-      </w:r>
-    </w:p>
-    <w:p>
-      <w:pPr/>
-      <w:r>
-        <w:rPr>
-          <w:lang w:val="pt_PT" w:bidi="pt_PT"/>
-        </w:rPr>
-      </w:r>
-      <w:r>
-        <w:rPr>
-          <w:b/>
-          <w:lang w:val="pt_PT" w:bidi="pt_PT"/>
-        </w:rPr>
         <w:t>"pois a luz produz uma grande colheita".</w:t>
       </w:r>
     </w:p>
@@ -33083,21 +28848,6 @@
           <w:b/>
           <w:lang w:val="pt_PT" w:bidi="pt_PT"/>
         </w:rPr>
-        <w:t>μὴ συνκοινωνεῖτε τοῖς ἔργοις τοῖς ἀκάρποις τοῦ σκότους</w:t>
-      </w:r>
-    </w:p>
-    <w:p>
-      <w:pPr/>
-      <w:r>
-        <w:rPr>
-          <w:lang w:val="pt_PT" w:bidi="pt_PT"/>
-        </w:rPr>
-      </w:r>
-      <w:r>
-        <w:rPr>
-          <w:b/>
-          <w:lang w:val="pt_PT" w:bidi="pt_PT"/>
-        </w:rPr>
         <w:t>"Não participem das coisas sem valor que os outros fazem, coisas que pertencem à escuridão".</w:t>
       </w:r>
     </w:p>
@@ -33181,21 +28931,6 @@
           <w:b/>
           <w:lang w:val="pt_PT" w:bidi="pt_PT"/>
         </w:rPr>
-        <w:t>τοῖς ἔργοις τοῖς ἀκάρποις τοῦ σκότους</w:t>
-      </w:r>
-    </w:p>
-    <w:p>
-      <w:pPr/>
-      <w:r>
-        <w:rPr>
-          <w:lang w:val="pt_PT" w:bidi="pt_PT"/>
-        </w:rPr>
-      </w:r>
-      <w:r>
-        <w:rPr>
-          <w:b/>
-          <w:lang w:val="pt_PT" w:bidi="pt_PT"/>
-        </w:rPr>
         <w:t>"coisas que pertencem à escuridão".</w:t>
       </w:r>
     </w:p>
@@ -33292,21 +29027,6 @@
           <w:b/>
           <w:lang w:val="pt_PT" w:bidi="pt_PT"/>
         </w:rPr>
-        <w:t>τοῖς ἔργοις τοῖς ἀκάρποις τοῦ σκότους</w:t>
-      </w:r>
-    </w:p>
-    <w:p>
-      <w:pPr/>
-      <w:r>
-        <w:rPr>
-          <w:lang w:val="pt_PT" w:bidi="pt_PT"/>
-        </w:rPr>
-      </w:r>
-      <w:r>
-        <w:rPr>
-          <w:b/>
-          <w:lang w:val="pt_PT" w:bidi="pt_PT"/>
-        </w:rPr>
         <w:t>"coisas que pertencem à escuridão".</w:t>
       </w:r>
     </w:p>
@@ -33403,21 +29123,6 @@
           <w:b/>
           <w:lang w:val="pt_PT" w:bidi="pt_PT"/>
         </w:rPr>
-        <w:t>μᾶλλον δὲ</w:t>
-      </w:r>
-    </w:p>
-    <w:p>
-      <w:pPr/>
-      <w:r>
-        <w:rPr>
-          <w:lang w:val="pt_PT" w:bidi="pt_PT"/>
-        </w:rPr>
-      </w:r>
-      <w:r>
-        <w:rPr>
-          <w:b/>
-          <w:lang w:val="pt_PT" w:bidi="pt_PT"/>
-        </w:rPr>
         <w:t>"Pelo contrário, tragam todas essas coisas para a luz".</w:t>
       </w:r>
     </w:p>
@@ -33514,21 +29219,6 @@
           <w:b/>
           <w:lang w:val="pt_PT" w:bidi="pt_PT"/>
         </w:rPr>
-        <w:t>ἐλέγχετε</w:t>
-      </w:r>
-    </w:p>
-    <w:p>
-      <w:pPr/>
-      <w:r>
-        <w:rPr>
-          <w:lang w:val="pt_PT" w:bidi="pt_PT"/>
-        </w:rPr>
-      </w:r>
-      <w:r>
-        <w:rPr>
-          <w:b/>
-          <w:lang w:val="pt_PT" w:bidi="pt_PT"/>
-        </w:rPr>
         <w:t>"tragam todas essas coisas para a luz".</w:t>
       </w:r>
     </w:p>
@@ -33612,21 +29302,6 @@
           <w:b/>
           <w:lang w:val="pt_PT" w:bidi="pt_PT"/>
         </w:rPr>
-        <w:t>αὐτῶν</w:t>
-      </w:r>
-    </w:p>
-    <w:p>
-      <w:pPr/>
-      <w:r>
-        <w:rPr>
-          <w:lang w:val="pt_PT" w:bidi="pt_PT"/>
-        </w:rPr>
-      </w:r>
-      <w:r>
-        <w:rPr>
-          <w:b/>
-          <w:lang w:val="pt_PT" w:bidi="pt_PT"/>
-        </w:rPr>
         <w:t>"sobre o que essas pessoas fazem em segredo".</w:t>
       </w:r>
     </w:p>
@@ -33811,21 +29486,6 @@
           <w:b/>
           <w:lang w:val="pt_PT" w:bidi="pt_PT"/>
         </w:rPr>
-        <w:t>δὲ</w:t>
-      </w:r>
-    </w:p>
-    <w:p>
-      <w:pPr/>
-      <w:r>
-        <w:rPr>
-          <w:lang w:val="pt_PT" w:bidi="pt_PT"/>
-        </w:rPr>
-      </w:r>
-      <w:r>
-        <w:rPr>
-          <w:b/>
-          <w:lang w:val="pt_PT" w:bidi="pt_PT"/>
-        </w:rPr>
         <w:t>"E, quando qualquer coisa é".</w:t>
       </w:r>
     </w:p>
@@ -33922,21 +29582,6 @@
           <w:b/>
           <w:lang w:val="pt_PT" w:bidi="pt_PT"/>
         </w:rPr>
-        <w:t>πᾶν &amp; τὸ φανερούμενον φῶς ἐστιν</w:t>
-      </w:r>
-    </w:p>
-    <w:p>
-      <w:pPr/>
-      <w:r>
-        <w:rPr>
-          <w:lang w:val="pt_PT" w:bidi="pt_PT"/>
-        </w:rPr>
-      </w:r>
-      <w:r>
-        <w:rPr>
-          <w:b/>
-          <w:lang w:val="pt_PT" w:bidi="pt_PT"/>
-        </w:rPr>
         <w:t>"quando qualquer coisa é trazida para a luz, então a sua verdadeira natureza é revelada".</w:t>
       </w:r>
     </w:p>
@@ -34129,21 +29774,6 @@
           <w:b/>
           <w:lang w:val="pt_PT" w:bidi="pt_PT"/>
         </w:rPr>
-        <w:t>ἔγειρε, ὁ καθεύδων, καὶ ἀνάστα ἐκ τῶν νεκρῶν</w:t>
-      </w:r>
-    </w:p>
-    <w:p>
-      <w:pPr/>
-      <w:r>
-        <w:rPr>
-          <w:lang w:val="pt_PT" w:bidi="pt_PT"/>
-        </w:rPr>
-      </w:r>
-      <w:r>
-        <w:rPr>
-          <w:b/>
-          <w:lang w:val="pt_PT" w:bidi="pt_PT"/>
-        </w:rPr>
         <w:t>"Você que está dormindo, acorde!".</w:t>
       </w:r>
     </w:p>
@@ -34227,21 +29857,6 @@
           <w:b/>
           <w:lang w:val="pt_PT" w:bidi="pt_PT"/>
         </w:rPr>
-        <w:t>ὁ καθεύδων</w:t>
-      </w:r>
-    </w:p>
-    <w:p>
-      <w:pPr/>
-      <w:r>
-        <w:rPr>
-          <w:lang w:val="pt_PT" w:bidi="pt_PT"/>
-        </w:rPr>
-      </w:r>
-      <w:r>
-        <w:rPr>
-          <w:b/>
-          <w:lang w:val="pt_PT" w:bidi="pt_PT"/>
-        </w:rPr>
         <w:t>"Você que está dormindo".</w:t>
       </w:r>
     </w:p>
@@ -34325,21 +29940,6 @@
           <w:b/>
           <w:lang w:val="pt_PT" w:bidi="pt_PT"/>
         </w:rPr>
-        <w:t>ἐκ τῶν νεκρῶν</w:t>
-      </w:r>
-    </w:p>
-    <w:p>
-      <w:pPr/>
-      <w:r>
-        <w:rPr>
-          <w:lang w:val="pt_PT" w:bidi="pt_PT"/>
-        </w:rPr>
-      </w:r>
-      <w:r>
-        <w:rPr>
-          <w:b/>
-          <w:lang w:val="pt_PT" w:bidi="pt_PT"/>
-        </w:rPr>
         <w:t>"Levante-se da morte".</w:t>
       </w:r>
     </w:p>
@@ -34436,21 +30036,6 @@
           <w:b/>
           <w:lang w:val="pt_PT" w:bidi="pt_PT"/>
         </w:rPr>
-        <w:t>ἐπιφαύσει σοι</w:t>
-      </w:r>
-    </w:p>
-    <w:p>
-      <w:pPr/>
-      <w:r>
-        <w:rPr>
-          <w:lang w:val="pt_PT" w:bidi="pt_PT"/>
-        </w:rPr>
-      </w:r>
-      <w:r>
-        <w:rPr>
-          <w:b/>
-          <w:lang w:val="pt_PT" w:bidi="pt_PT"/>
-        </w:rPr>
         <w:t>"e Cristo o iluminará".</w:t>
       </w:r>
     </w:p>
@@ -34559,21 +30144,6 @@
           <w:b/>
           <w:lang w:val="pt_PT" w:bidi="pt_PT"/>
         </w:rPr>
-        <w:t>ἐπιφαύσει σοι ὁ Χριστός</w:t>
-      </w:r>
-    </w:p>
-    <w:p>
-      <w:pPr/>
-      <w:r>
-        <w:rPr>
-          <w:lang w:val="pt_PT" w:bidi="pt_PT"/>
-        </w:rPr>
-      </w:r>
-      <w:r>
-        <w:rPr>
-          <w:b/>
-          <w:lang w:val="pt_PT" w:bidi="pt_PT"/>
-        </w:rPr>
         <w:t>"e Cristo o iluminará".</w:t>
       </w:r>
     </w:p>
@@ -34740,21 +30310,6 @@
           <w:b/>
           <w:lang w:val="pt_PT" w:bidi="pt_PT"/>
         </w:rPr>
-        <w:t>οὖν</w:t>
-      </w:r>
-    </w:p>
-    <w:p>
-      <w:pPr/>
-      <w:r>
-        <w:rPr>
-          <w:lang w:val="pt_PT" w:bidi="pt_PT"/>
-        </w:rPr>
-      </w:r>
-      <w:r>
-        <w:rPr>
-          <w:b/>
-          <w:lang w:val="pt_PT" w:bidi="pt_PT"/>
-        </w:rPr>
         <w:t>"Portanto, prestem atenção na sua maneira de viver".</w:t>
       </w:r>
     </w:p>
@@ -34851,21 +30406,6 @@
           <w:b/>
           <w:lang w:val="pt_PT" w:bidi="pt_PT"/>
         </w:rPr>
-        <w:t>ἀλλ’</w:t>
-      </w:r>
-    </w:p>
-    <w:p>
-      <w:pPr/>
-      <w:r>
-        <w:rPr>
-          <w:lang w:val="pt_PT" w:bidi="pt_PT"/>
-        </w:rPr>
-      </w:r>
-      <w:r>
-        <w:rPr>
-          <w:b/>
-          <w:lang w:val="pt_PT" w:bidi="pt_PT"/>
-        </w:rPr>
         <w:t>"mas como os sábios".</w:t>
       </w:r>
     </w:p>
@@ -35045,21 +30585,6 @@
           <w:b/>
           <w:lang w:val="pt_PT" w:bidi="pt_PT"/>
         </w:rPr>
-        <w:t>ἐξαγοραζόμενοι τὸν καιρόν</w:t>
-      </w:r>
-    </w:p>
-    <w:p>
-      <w:pPr/>
-      <w:r>
-        <w:rPr>
-          <w:lang w:val="pt_PT" w:bidi="pt_PT"/>
-        </w:rPr>
-      </w:r>
-      <w:r>
-        <w:rPr>
-          <w:b/>
-          <w:lang w:val="pt_PT" w:bidi="pt_PT"/>
-        </w:rPr>
         <w:t>"aproveitem bem todas as oportunidades que vocês têm".</w:t>
       </w:r>
     </w:p>
@@ -35156,21 +30681,6 @@
           <w:b/>
           <w:lang w:val="pt_PT" w:bidi="pt_PT"/>
         </w:rPr>
-        <w:t>ὅτι αἱ ἡμέραι πονηραί εἰσιν</w:t>
-      </w:r>
-    </w:p>
-    <w:p>
-      <w:pPr/>
-      <w:r>
-        <w:rPr>
-          <w:lang w:val="pt_PT" w:bidi="pt_PT"/>
-        </w:rPr>
-      </w:r>
-      <w:r>
-        <w:rPr>
-          <w:b/>
-          <w:lang w:val="pt_PT" w:bidi="pt_PT"/>
-        </w:rPr>
         <w:t>"Os dias em que vivemos são maus".</w:t>
       </w:r>
     </w:p>
@@ -35267,21 +30777,6 @@
           <w:b/>
           <w:lang w:val="pt_PT" w:bidi="pt_PT"/>
         </w:rPr>
-        <w:t>ὅτι</w:t>
-      </w:r>
-    </w:p>
-    <w:p>
-      <w:pPr/>
-      <w:r>
-        <w:rPr>
-          <w:lang w:val="pt_PT" w:bidi="pt_PT"/>
-        </w:rPr>
-      </w:r>
-      <w:r>
-        <w:rPr>
-          <w:b/>
-          <w:lang w:val="pt_PT" w:bidi="pt_PT"/>
-        </w:rPr>
         <w:t>"por isso aproveitem bem".</w:t>
       </w:r>
     </w:p>
@@ -35378,21 +30873,6 @@
           <w:b/>
           <w:lang w:val="pt_PT" w:bidi="pt_PT"/>
         </w:rPr>
-        <w:t>διὰ τοῦτο</w:t>
-      </w:r>
-    </w:p>
-    <w:p>
-      <w:pPr/>
-      <w:r>
-        <w:rPr>
-          <w:lang w:val="pt_PT" w:bidi="pt_PT"/>
-        </w:rPr>
-      </w:r>
-      <w:r>
-        <w:rPr>
-          <w:b/>
-          <w:lang w:val="pt_PT" w:bidi="pt_PT"/>
-        </w:rPr>
         <w:t>"Não ajam como pessoas sem juízo, mas procurem entender o que o Senhor quer que vocês façam".</w:t>
       </w:r>
     </w:p>
@@ -35489,21 +30969,6 @@
           <w:b/>
           <w:lang w:val="pt_PT" w:bidi="pt_PT"/>
         </w:rPr>
-        <w:t>ἀλλὰ</w:t>
-      </w:r>
-    </w:p>
-    <w:p>
-      <w:pPr/>
-      <w:r>
-        <w:rPr>
-          <w:lang w:val="pt_PT" w:bidi="pt_PT"/>
-        </w:rPr>
-      </w:r>
-      <w:r>
-        <w:rPr>
-          <w:b/>
-          <w:lang w:val="pt_PT" w:bidi="pt_PT"/>
-        </w:rPr>
         <w:t>"mas procurem entender".</w:t>
       </w:r>
     </w:p>
@@ -35726,21 +31191,6 @@
           <w:b/>
           <w:lang w:val="pt_PT" w:bidi="pt_PT"/>
         </w:rPr>
-        <w:t>ἐν ᾧ ἐστιν ἀσωτία</w:t>
-      </w:r>
-    </w:p>
-    <w:p>
-      <w:pPr/>
-      <w:r>
-        <w:rPr>
-          <w:lang w:val="pt_PT" w:bidi="pt_PT"/>
-        </w:rPr>
-      </w:r>
-      <w:r>
-        <w:rPr>
-          <w:b/>
-          <w:lang w:val="pt_PT" w:bidi="pt_PT"/>
-        </w:rPr>
         <w:t>"pois a bebida levará vocês à desgraça".</w:t>
       </w:r>
     </w:p>
@@ -35837,21 +31287,6 @@
           <w:b/>
           <w:lang w:val="pt_PT" w:bidi="pt_PT"/>
         </w:rPr>
-        <w:t>ἀλλὰ πληροῦσθε ἐν Πνεύματι</w:t>
-      </w:r>
-    </w:p>
-    <w:p>
-      <w:pPr/>
-      <w:r>
-        <w:rPr>
-          <w:lang w:val="pt_PT" w:bidi="pt_PT"/>
-        </w:rPr>
-      </w:r>
-      <w:r>
-        <w:rPr>
-          <w:b/>
-          <w:lang w:val="pt_PT" w:bidi="pt_PT"/>
-        </w:rPr>
         <w:t>"mas encham-se do Espírito de Deus".</w:t>
       </w:r>
     </w:p>
@@ -35915,21 +31350,6 @@
           <w:b/>
           <w:lang w:val="pt_PT" w:bidi="pt_PT"/>
         </w:rPr>
-        <w:t>ἀλλὰ</w:t>
-      </w:r>
-    </w:p>
-    <w:p>
-      <w:pPr/>
-      <w:r>
-        <w:rPr>
-          <w:lang w:val="pt_PT" w:bidi="pt_PT"/>
-        </w:rPr>
-      </w:r>
-      <w:r>
-        <w:rPr>
-          <w:b/>
-          <w:lang w:val="pt_PT" w:bidi="pt_PT"/>
-        </w:rPr>
         <w:t>"mas encham-se do Espírito de Deus".</w:t>
       </w:r>
     </w:p>
@@ -36026,21 +31446,6 @@
           <w:b/>
           <w:lang w:val="pt_PT" w:bidi="pt_PT"/>
         </w:rPr>
-        <w:t>ψαλμοῖς, καὶ ὕμνοις, καὶ ᾠδαῖς πνευματικαῖς</w:t>
-      </w:r>
-    </w:p>
-    <w:p>
-      <w:pPr/>
-      <w:r>
-        <w:rPr>
-          <w:lang w:val="pt_PT" w:bidi="pt_PT"/>
-        </w:rPr>
-      </w:r>
-      <w:r>
-        <w:rPr>
-          <w:b/>
-          <w:lang w:val="pt_PT" w:bidi="pt_PT"/>
-        </w:rPr>
         <w:t>"salmos, hinos e canções espirituais".</w:t>
       </w:r>
     </w:p>
@@ -36200,21 +31605,6 @@
           <w:b/>
           <w:lang w:val="pt_PT" w:bidi="pt_PT"/>
         </w:rPr>
-        <w:t>ὕμνοις</w:t>
-      </w:r>
-    </w:p>
-    <w:p>
-      <w:pPr/>
-      <w:r>
-        <w:rPr>
-          <w:lang w:val="pt_PT" w:bidi="pt_PT"/>
-        </w:rPr>
-      </w:r>
-      <w:r>
-        <w:rPr>
-          <w:b/>
-          <w:lang w:val="pt_PT" w:bidi="pt_PT"/>
-        </w:rPr>
         <w:t>"salmos, hinos e canções espirituais".</w:t>
       </w:r>
     </w:p>
@@ -36291,21 +31681,6 @@
           <w:b/>
           <w:lang w:val="pt_PT" w:bidi="pt_PT"/>
         </w:rPr>
-        <w:t>ᾠδαῖς πνευματικαῖς</w:t>
-      </w:r>
-    </w:p>
-    <w:p>
-      <w:pPr/>
-      <w:r>
-        <w:rPr>
-          <w:lang w:val="pt_PT" w:bidi="pt_PT"/>
-        </w:rPr>
-      </w:r>
-      <w:r>
-        <w:rPr>
-          <w:b/>
-          <w:lang w:val="pt_PT" w:bidi="pt_PT"/>
-        </w:rPr>
         <w:t>"salmos, hinos e canções espirituais".</w:t>
       </w:r>
     </w:p>
@@ -36415,21 +31790,6 @@
           <w:b/>
           <w:lang w:val="pt_PT" w:bidi="pt_PT"/>
         </w:rPr>
-        <w:t>τῇ καρδίᾳ ὑμῶν</w:t>
-      </w:r>
-    </w:p>
-    <w:p>
-      <w:pPr/>
-      <w:r>
-        <w:rPr>
-          <w:lang w:val="pt_PT" w:bidi="pt_PT"/>
-        </w:rPr>
-      </w:r>
-      <w:r>
-        <w:rPr>
-          <w:b/>
-          <w:lang w:val="pt_PT" w:bidi="pt_PT"/>
-        </w:rPr>
         <w:t>"Cantem, de todo o coração".</w:t>
       </w:r>
     </w:p>
@@ -36526,21 +31886,6 @@
           <w:b/>
           <w:lang w:val="pt_PT" w:bidi="pt_PT"/>
         </w:rPr>
-        <w:t>ἐν ὀνόματι τοῦ Κυρίου ἡμῶν, Ἰησοῦ Χριστοῦ</w:t>
-      </w:r>
-    </w:p>
-    <w:p>
-      <w:pPr/>
-      <w:r>
-        <w:rPr>
-          <w:lang w:val="pt_PT" w:bidi="pt_PT"/>
-        </w:rPr>
-      </w:r>
-      <w:r>
-        <w:rPr>
-          <w:b/>
-          <w:lang w:val="pt_PT" w:bidi="pt_PT"/>
-        </w:rPr>
         <w:t>"Em nome do nosso Senhor Jesus Cristo".</w:t>
       </w:r>
     </w:p>
@@ -36637,21 +31982,6 @@
           <w:b/>
           <w:lang w:val="pt_PT" w:bidi="pt_PT"/>
         </w:rPr>
-        <w:t>τῷ Θεῷ καὶ Πατρί</w:t>
-      </w:r>
-    </w:p>
-    <w:p>
-      <w:pPr/>
-      <w:r>
-        <w:rPr>
-          <w:lang w:val="pt_PT" w:bidi="pt_PT"/>
-        </w:rPr>
-      </w:r>
-      <w:r>
-        <w:rPr>
-          <w:b/>
-          <w:lang w:val="pt_PT" w:bidi="pt_PT"/>
-        </w:rPr>
         <w:t>"a Deus, o Pai".</w:t>
       </w:r>
     </w:p>
@@ -36731,7 +32061,7 @@
         </w:rPr>
         <w:t>Paulo começa a explicar como os cristãos devem submeter-se uns aos outros (</w:t>
       </w:r>
-      <w:hyperlink r:id="rId23">
+      <w:hyperlink r:id="rId21">
         <w:r>
           <w:rPr>
             <w:lang w:val="pt_PT" w:bidi="pt_PT"/>
@@ -36796,21 +32126,6 @@
           <w:b/>
           <w:lang w:val="pt_PT" w:bidi="pt_PT"/>
         </w:rPr>
-        <w:t>ὅτι</w:t>
-      </w:r>
-    </w:p>
-    <w:p>
-      <w:pPr/>
-      <w:r>
-        <w:rPr>
-          <w:lang w:val="pt_PT" w:bidi="pt_PT"/>
-        </w:rPr>
-      </w:r>
-      <w:r>
-        <w:rPr>
-          <w:b/>
-          <w:lang w:val="pt_PT" w:bidi="pt_PT"/>
-        </w:rPr>
         <w:t>"Pois o marido tem autoridade sobre a esposa".</w:t>
       </w:r>
     </w:p>
@@ -36907,21 +32222,6 @@
           <w:b/>
           <w:lang w:val="pt_PT" w:bidi="pt_PT"/>
         </w:rPr>
-        <w:t>κεφαλὴ τῆς γυναικὸς &amp; κεφαλὴ τῆς ἐκκλησίας</w:t>
-      </w:r>
-    </w:p>
-    <w:p>
-      <w:pPr/>
-      <w:r>
-        <w:rPr>
-          <w:lang w:val="pt_PT" w:bidi="pt_PT"/>
-        </w:rPr>
-      </w:r>
-      <w:r>
-        <w:rPr>
-          <w:b/>
-          <w:lang w:val="pt_PT" w:bidi="pt_PT"/>
-        </w:rPr>
         <w:t>"tem autoridade sobre a esposa... tem autoridade sobre a igreja".</w:t>
       </w:r>
     </w:p>
@@ -37018,21 +32318,6 @@
           <w:b/>
           <w:lang w:val="pt_PT" w:bidi="pt_PT"/>
         </w:rPr>
-        <w:t>τοῦ σώματος</w:t>
-      </w:r>
-    </w:p>
-    <w:p>
-      <w:pPr/>
-      <w:r>
-        <w:rPr>
-          <w:lang w:val="pt_PT" w:bidi="pt_PT"/>
-        </w:rPr>
-      </w:r>
-      <w:r>
-        <w:rPr>
-          <w:b/>
-          <w:lang w:val="pt_PT" w:bidi="pt_PT"/>
-        </w:rPr>
         <w:t>"que é o seu corpo".</w:t>
       </w:r>
     </w:p>
@@ -37274,21 +32559,6 @@
           <w:b/>
           <w:lang w:val="pt_PT" w:bidi="pt_PT"/>
         </w:rPr>
-        <w:t>ἑαυτὸν παρέδωκεν</w:t>
-      </w:r>
-    </w:p>
-    <w:p>
-      <w:pPr/>
-      <w:r>
-        <w:rPr>
-          <w:lang w:val="pt_PT" w:bidi="pt_PT"/>
-        </w:rPr>
-      </w:r>
-      <w:r>
-        <w:rPr>
-          <w:b/>
-          <w:lang w:val="pt_PT" w:bidi="pt_PT"/>
-        </w:rPr>
         <w:t>"e deu a sua vida por ela".</w:t>
       </w:r>
     </w:p>
@@ -37352,21 +32622,6 @@
           <w:b/>
           <w:lang w:val="pt_PT" w:bidi="pt_PT"/>
         </w:rPr>
-        <w:t>ὑπὲρ αὐτῆς</w:t>
-      </w:r>
-    </w:p>
-    <w:p>
-      <w:pPr/>
-      <w:r>
-        <w:rPr>
-          <w:lang w:val="pt_PT" w:bidi="pt_PT"/>
-        </w:rPr>
-      </w:r>
-      <w:r>
-        <w:rPr>
-          <w:b/>
-          <w:lang w:val="pt_PT" w:bidi="pt_PT"/>
-        </w:rPr>
         <w:t>"e deu sua vida por ela".</w:t>
       </w:r>
     </w:p>
@@ -37450,21 +32705,6 @@
           <w:b/>
           <w:lang w:val="pt_PT" w:bidi="pt_PT"/>
         </w:rPr>
-        <w:t>ἵνα</w:t>
-      </w:r>
-    </w:p>
-    <w:p>
-      <w:pPr/>
-      <w:r>
-        <w:rPr>
-          <w:lang w:val="pt_PT" w:bidi="pt_PT"/>
-        </w:rPr>
-      </w:r>
-      <w:r>
-        <w:rPr>
-          <w:b/>
-          <w:lang w:val="pt_PT" w:bidi="pt_PT"/>
-        </w:rPr>
         <w:t>"Ele fez isso para dedicar a Igreja de Deus, lavando-a com água e purificando-a com a sua palavra.</w:t>
       </w:r>
     </w:p>
@@ -37561,21 +32801,6 @@
           <w:b/>
           <w:lang w:val="pt_PT" w:bidi="pt_PT"/>
         </w:rPr>
-        <w:t>αὐτὴν ἁγιάσῃ, καθαρίσας</w:t>
-      </w:r>
-    </w:p>
-    <w:p>
-      <w:pPr/>
-      <w:r>
-        <w:rPr>
-          <w:lang w:val="pt_PT" w:bidi="pt_PT"/>
-        </w:rPr>
-      </w:r>
-      <w:r>
-        <w:rPr>
-          <w:b/>
-          <w:lang w:val="pt_PT" w:bidi="pt_PT"/>
-        </w:rPr>
         <w:t>"Ele fez isso para dedicar a Igreja de Deus, lavando-a com água e purificando-a com a sua palavra".</w:t>
       </w:r>
     </w:p>
@@ -37659,21 +32884,6 @@
           <w:b/>
           <w:lang w:val="pt_PT" w:bidi="pt_PT"/>
         </w:rPr>
-        <w:t>καθαρίσας τῷ λουτρῷ τοῦ ὕδατος ἐν ῥήματι</w:t>
-      </w:r>
-    </w:p>
-    <w:p>
-      <w:pPr/>
-      <w:r>
-        <w:rPr>
-          <w:lang w:val="pt_PT" w:bidi="pt_PT"/>
-        </w:rPr>
-      </w:r>
-      <w:r>
-        <w:rPr>
-          <w:b/>
-          <w:lang w:val="pt_PT" w:bidi="pt_PT"/>
-        </w:rPr>
         <w:t>"lavando-a com água e purificando-a com a sua palavra".</w:t>
       </w:r>
     </w:p>
@@ -37796,21 +33006,6 @@
           <w:b/>
           <w:lang w:val="pt_PT" w:bidi="pt_PT"/>
         </w:rPr>
-        <w:t>ἵνα</w:t>
-      </w:r>
-    </w:p>
-    <w:p>
-      <w:pPr/>
-      <w:r>
-        <w:rPr>
-          <w:lang w:val="pt_PT" w:bidi="pt_PT"/>
-        </w:rPr>
-      </w:r>
-      <w:r>
-        <w:rPr>
-          <w:b/>
-          <w:lang w:val="pt_PT" w:bidi="pt_PT"/>
-        </w:rPr>
         <w:t>"E fez isso para também poder trazer para perto de si a Igreja em toda a sua beleza, pura e perfeita, sem manchas, ou rugas, ou qualquer outro defeito".</w:t>
       </w:r>
     </w:p>
@@ -37907,21 +33102,6 @@
           <w:b/>
           <w:lang w:val="pt_PT" w:bidi="pt_PT"/>
         </w:rPr>
-        <w:t>μὴ ἔχουσαν σπίλον, ἢ ῥυτίδα</w:t>
-      </w:r>
-    </w:p>
-    <w:p>
-      <w:pPr/>
-      <w:r>
-        <w:rPr>
-          <w:lang w:val="pt_PT" w:bidi="pt_PT"/>
-        </w:rPr>
-      </w:r>
-      <w:r>
-        <w:rPr>
-          <w:b/>
-          <w:lang w:val="pt_PT" w:bidi="pt_PT"/>
-        </w:rPr>
         <w:t>"sem manchas, ou rugas".</w:t>
       </w:r>
     </w:p>
@@ -38114,21 +33294,6 @@
           <w:b/>
           <w:lang w:val="pt_PT" w:bidi="pt_PT"/>
         </w:rPr>
-        <w:t>ἀλλ’</w:t>
-      </w:r>
-    </w:p>
-    <w:p>
-      <w:pPr/>
-      <w:r>
-        <w:rPr>
-          <w:lang w:val="pt_PT" w:bidi="pt_PT"/>
-        </w:rPr>
-      </w:r>
-      <w:r>
-        <w:rPr>
-          <w:b/>
-          <w:lang w:val="pt_PT" w:bidi="pt_PT"/>
-        </w:rPr>
         <w:t>"ou qualquer outro defeito".</w:t>
       </w:r>
     </w:p>
@@ -38225,21 +33390,6 @@
           <w:b/>
           <w:lang w:val="pt_PT" w:bidi="pt_PT"/>
         </w:rPr>
-        <w:t>ἵνα</w:t>
-      </w:r>
-    </w:p>
-    <w:p>
-      <w:pPr/>
-      <w:r>
-        <w:rPr>
-          <w:lang w:val="pt_PT" w:bidi="pt_PT"/>
-        </w:rPr>
-      </w:r>
-      <w:r>
-        <w:rPr>
-          <w:b/>
-          <w:lang w:val="pt_PT" w:bidi="pt_PT"/>
-        </w:rPr>
         <w:t>"para para também poder trazer para perto de si".</w:t>
       </w:r>
     </w:p>
@@ -38336,21 +33486,6 @@
           <w:b/>
           <w:lang w:val="pt_PT" w:bidi="pt_PT"/>
         </w:rPr>
-        <w:t>ἁγία καὶ ἄμωμος</w:t>
-      </w:r>
-    </w:p>
-    <w:p>
-      <w:pPr/>
-      <w:r>
-        <w:rPr>
-          <w:lang w:val="pt_PT" w:bidi="pt_PT"/>
-        </w:rPr>
-      </w:r>
-      <w:r>
-        <w:rPr>
-          <w:b/>
-          <w:lang w:val="pt_PT" w:bidi="pt_PT"/>
-        </w:rPr>
         <w:t>"em toda a sua beleza".</w:t>
       </w:r>
     </w:p>
@@ -38447,21 +33582,6 @@
           <w:b/>
           <w:lang w:val="pt_PT" w:bidi="pt_PT"/>
         </w:rPr>
-        <w:t>ὡς τὰ ἑαυτῶν σώματα</w:t>
-      </w:r>
-    </w:p>
-    <w:p>
-      <w:pPr/>
-      <w:r>
-        <w:rPr>
-          <w:lang w:val="pt_PT" w:bidi="pt_PT"/>
-        </w:rPr>
-      </w:r>
-      <w:r>
-        <w:rPr>
-          <w:b/>
-          <w:lang w:val="pt_PT" w:bidi="pt_PT"/>
-        </w:rPr>
         <w:t>"o seu próprio corpo".</w:t>
       </w:r>
     </w:p>
@@ -38558,21 +33678,6 @@
           <w:b/>
           <w:lang w:val="pt_PT" w:bidi="pt_PT"/>
         </w:rPr>
-        <w:t>ἀλλὰ ἐκτρέφει</w:t>
-      </w:r>
-    </w:p>
-    <w:p>
-      <w:pPr/>
-      <w:r>
-        <w:rPr>
-          <w:lang w:val="pt_PT" w:bidi="pt_PT"/>
-        </w:rPr>
-      </w:r>
-      <w:r>
-        <w:rPr>
-          <w:b/>
-          <w:lang w:val="pt_PT" w:bidi="pt_PT"/>
-        </w:rPr>
         <w:t>"pelo contrário, cada um alimenta e cuida do seu corpo".</w:t>
       </w:r>
     </w:p>
@@ -38636,21 +33741,6 @@
           <w:b/>
           <w:lang w:val="pt_PT" w:bidi="pt_PT"/>
         </w:rPr>
-        <w:t>ἀλλὰ</w:t>
-      </w:r>
-    </w:p>
-    <w:p>
-      <w:pPr/>
-      <w:r>
-        <w:rPr>
-          <w:lang w:val="pt_PT" w:bidi="pt_PT"/>
-        </w:rPr>
-      </w:r>
-      <w:r>
-        <w:rPr>
-          <w:b/>
-          <w:lang w:val="pt_PT" w:bidi="pt_PT"/>
-        </w:rPr>
         <w:t>"Pelo contrário, cada um alimenta".</w:t>
       </w:r>
     </w:p>
@@ -38747,21 +33837,6 @@
           <w:b/>
           <w:lang w:val="pt_PT" w:bidi="pt_PT"/>
         </w:rPr>
-        <w:t>ὅτι</w:t>
-      </w:r>
-    </w:p>
-    <w:p>
-      <w:pPr/>
-      <w:r>
-        <w:rPr>
-          <w:lang w:val="pt_PT" w:bidi="pt_PT"/>
-        </w:rPr>
-      </w:r>
-      <w:r>
-        <w:rPr>
-          <w:b/>
-          <w:lang w:val="pt_PT" w:bidi="pt_PT"/>
-        </w:rPr>
         <w:t>"pois nós somos membros".</w:t>
       </w:r>
     </w:p>
@@ -38858,21 +33933,6 @@
           <w:b/>
           <w:lang w:val="pt_PT" w:bidi="pt_PT"/>
         </w:rPr>
-        <w:t>μέλη ἐσμὲν τοῦ σώματος αὐτοῦ</w:t>
-      </w:r>
-    </w:p>
-    <w:p>
-      <w:pPr/>
-      <w:r>
-        <w:rPr>
-          <w:lang w:val="pt_PT" w:bidi="pt_PT"/>
-        </w:rPr>
-      </w:r>
-      <w:r>
-        <w:rPr>
-          <w:b/>
-          <w:lang w:val="pt_PT" w:bidi="pt_PT"/>
-        </w:rPr>
         <w:t>"pois nós somos membros do corpo de Cristo".</w:t>
       </w:r>
     </w:p>
@@ -39102,21 +34162,6 @@
           <w:b/>
           <w:lang w:val="pt_PT" w:bidi="pt_PT"/>
         </w:rPr>
-        <w:t>ἀντὶ τούτου</w:t>
-      </w:r>
-    </w:p>
-    <w:p>
-      <w:pPr/>
-      <w:r>
-        <w:rPr>
-          <w:lang w:val="pt_PT" w:bidi="pt_PT"/>
-        </w:rPr>
-      </w:r>
-      <w:r>
-        <w:rPr>
-          <w:b/>
-          <w:lang w:val="pt_PT" w:bidi="pt_PT"/>
-        </w:rPr>
         <w:t>"É por isso que".</w:t>
       </w:r>
     </w:p>
@@ -39352,21 +34397,6 @@
           <w:b/>
           <w:lang w:val="pt_PT" w:bidi="pt_PT"/>
         </w:rPr>
-        <w:t>γάρ</w:t>
-      </w:r>
-    </w:p>
-    <w:p>
-      <w:pPr/>
-      <w:r>
-        <w:rPr>
-          <w:lang w:val="pt_PT" w:bidi="pt_PT"/>
-        </w:rPr>
-      </w:r>
-      <w:r>
-        <w:rPr>
-          <w:b/>
-          <w:lang w:val="pt_PT" w:bidi="pt_PT"/>
-        </w:rPr>
         <w:t>"pois isso é certo".</w:t>
       </w:r>
     </w:p>
@@ -39572,21 +34602,6 @@
           <w:b/>
           <w:lang w:val="pt_PT" w:bidi="pt_PT"/>
         </w:rPr>
-        <w:t>ἵνα</w:t>
-      </w:r>
-    </w:p>
-    <w:p>
-      <w:pPr/>
-      <w:r>
-        <w:rPr>
-          <w:lang w:val="pt_PT" w:bidi="pt_PT"/>
-        </w:rPr>
-      </w:r>
-      <w:r>
-        <w:rPr>
-          <w:b/>
-          <w:lang w:val="pt_PT" w:bidi="pt_PT"/>
-        </w:rPr>
         <w:t>"a fim de que tudo corra bem para você".</w:t>
       </w:r>
     </w:p>
@@ -39683,21 +34698,6 @@
           <w:b/>
           <w:lang w:val="pt_PT" w:bidi="pt_PT"/>
         </w:rPr>
-        <w:t>μὴ παροργίζετε τὰ τέκνα ὑμῶν</w:t>
-      </w:r>
-    </w:p>
-    <w:p>
-      <w:pPr/>
-      <w:r>
-        <w:rPr>
-          <w:lang w:val="pt_PT" w:bidi="pt_PT"/>
-        </w:rPr>
-      </w:r>
-      <w:r>
-        <w:rPr>
-          <w:b/>
-          <w:lang w:val="pt_PT" w:bidi="pt_PT"/>
-        </w:rPr>
         <w:t>"não tratemos os seus filhos de um jeito que faça com que eles fiquem irritados".</w:t>
       </w:r>
     </w:p>
@@ -39761,21 +34761,6 @@
           <w:b/>
           <w:lang w:val="pt_PT" w:bidi="pt_PT"/>
         </w:rPr>
-        <w:t>ἀλλὰ</w:t>
-      </w:r>
-    </w:p>
-    <w:p>
-      <w:pPr/>
-      <w:r>
-        <w:rPr>
-          <w:lang w:val="pt_PT" w:bidi="pt_PT"/>
-        </w:rPr>
-      </w:r>
-      <w:r>
-        <w:rPr>
-          <w:b/>
-          <w:lang w:val="pt_PT" w:bidi="pt_PT"/>
-        </w:rPr>
         <w:t>"Pelo contrário, vocês devem".</w:t>
       </w:r>
     </w:p>
@@ -39872,21 +34857,6 @@
           <w:b/>
           <w:lang w:val="pt_PT" w:bidi="pt_PT"/>
         </w:rPr>
-        <w:t>ἐκτρέφετε αὐτὰ ἐν παιδείᾳ καὶ νουθεσίᾳ Κυρίου</w:t>
-      </w:r>
-    </w:p>
-    <w:p>
-      <w:pPr/>
-      <w:r>
-        <w:rPr>
-          <w:lang w:val="pt_PT" w:bidi="pt_PT"/>
-        </w:rPr>
-      </w:r>
-      <w:r>
-        <w:rPr>
-          <w:b/>
-          <w:lang w:val="pt_PT" w:bidi="pt_PT"/>
-        </w:rPr>
         <w:t>"vocês devem criá-los com a disciplina e os ensinamentos cristãos".</w:t>
       </w:r>
     </w:p>
@@ -39996,21 +34966,6 @@
           <w:b/>
           <w:lang w:val="pt_PT" w:bidi="pt_PT"/>
         </w:rPr>
-        <w:t>φόβου καὶ τρόμου</w:t>
-      </w:r>
-    </w:p>
-    <w:p>
-      <w:pPr/>
-      <w:r>
-        <w:rPr>
-          <w:lang w:val="pt_PT" w:bidi="pt_PT"/>
-        </w:rPr>
-      </w:r>
-      <w:r>
-        <w:rPr>
-          <w:b/>
-          <w:lang w:val="pt_PT" w:bidi="pt_PT"/>
-        </w:rPr>
         <w:t>"com medo e respeito".</w:t>
       </w:r>
     </w:p>
@@ -40107,21 +35062,6 @@
           <w:b/>
           <w:lang w:val="pt_PT" w:bidi="pt_PT"/>
         </w:rPr>
-        <w:t>καὶ τρόμου</w:t>
-      </w:r>
-    </w:p>
-    <w:p>
-      <w:pPr/>
-      <w:r>
-        <w:rPr>
-          <w:lang w:val="pt_PT" w:bidi="pt_PT"/>
-        </w:rPr>
-      </w:r>
-      <w:r>
-        <w:rPr>
-          <w:b/>
-          <w:lang w:val="pt_PT" w:bidi="pt_PT"/>
-        </w:rPr>
         <w:t>"com medo e respeito".</w:t>
       </w:r>
     </w:p>
@@ -40218,21 +35158,6 @@
           <w:b/>
           <w:lang w:val="pt_PT" w:bidi="pt_PT"/>
         </w:rPr>
-        <w:t>ἐν ἁπλότητι τῆς καρδίας ὑμῶν</w:t>
-      </w:r>
-    </w:p>
-    <w:p>
-      <w:pPr/>
-      <w:r>
-        <w:rPr>
-          <w:lang w:val="pt_PT" w:bidi="pt_PT"/>
-        </w:rPr>
-      </w:r>
-      <w:r>
-        <w:rPr>
-          <w:b/>
-          <w:lang w:val="pt_PT" w:bidi="pt_PT"/>
-        </w:rPr>
         <w:t>"E façam isso com sinceridade".</w:t>
       </w:r>
     </w:p>
@@ -40329,21 +35254,6 @@
           <w:b/>
           <w:lang w:val="pt_PT" w:bidi="pt_PT"/>
         </w:rPr>
-        <w:t>ἐν ἁπλότητι</w:t>
-      </w:r>
-    </w:p>
-    <w:p>
-      <w:pPr/>
-      <w:r>
-        <w:rPr>
-          <w:lang w:val="pt_PT" w:bidi="pt_PT"/>
-        </w:rPr>
-      </w:r>
-      <w:r>
-        <w:rPr>
-          <w:b/>
-          <w:lang w:val="pt_PT" w:bidi="pt_PT"/>
-        </w:rPr>
         <w:t>"E façam isso com sinceridade".</w:t>
       </w:r>
     </w:p>
@@ -40440,21 +35350,6 @@
           <w:b/>
           <w:lang w:val="pt_PT" w:bidi="pt_PT"/>
         </w:rPr>
-        <w:t>ὡς τῷ Χριστῷ</w:t>
-      </w:r>
-    </w:p>
-    <w:p>
-      <w:pPr/>
-      <w:r>
-        <w:rPr>
-          <w:lang w:val="pt_PT" w:bidi="pt_PT"/>
-        </w:rPr>
-      </w:r>
-      <w:r>
-        <w:rPr>
-          <w:b/>
-          <w:lang w:val="pt_PT" w:bidi="pt_PT"/>
-        </w:rPr>
         <w:t>"como se estivessem servindo a Cristo".</w:t>
       </w:r>
     </w:p>
@@ -40538,21 +35433,6 @@
           <w:b/>
           <w:lang w:val="pt_PT" w:bidi="pt_PT"/>
         </w:rPr>
-        <w:t>ἀλλ’</w:t>
-      </w:r>
-    </w:p>
-    <w:p>
-      <w:pPr/>
-      <w:r>
-        <w:rPr>
-          <w:lang w:val="pt_PT" w:bidi="pt_PT"/>
-        </w:rPr>
-      </w:r>
-      <w:r>
-        <w:rPr>
-          <w:b/>
-          <w:lang w:val="pt_PT" w:bidi="pt_PT"/>
-        </w:rPr>
         <w:t>"Mas, como escravos".</w:t>
       </w:r>
     </w:p>
@@ -40649,21 +35529,6 @@
           <w:b/>
           <w:lang w:val="pt_PT" w:bidi="pt_PT"/>
         </w:rPr>
-        <w:t>ὡς δοῦλοι Χριστοῦ</w:t>
-      </w:r>
-    </w:p>
-    <w:p>
-      <w:pPr/>
-      <w:r>
-        <w:rPr>
-          <w:lang w:val="pt_PT" w:bidi="pt_PT"/>
-        </w:rPr>
-      </w:r>
-      <w:r>
-        <w:rPr>
-          <w:b/>
-          <w:lang w:val="pt_PT" w:bidi="pt_PT"/>
-        </w:rPr>
         <w:t>"como se estivessem servindo a Cristo".</w:t>
       </w:r>
     </w:p>
@@ -40727,21 +35592,6 @@
           <w:b/>
           <w:lang w:val="pt_PT" w:bidi="pt_PT"/>
         </w:rPr>
-        <w:t>ἐκ ψυχῆς</w:t>
-      </w:r>
-    </w:p>
-    <w:p>
-      <w:pPr/>
-      <w:r>
-        <w:rPr>
-          <w:lang w:val="pt_PT" w:bidi="pt_PT"/>
-        </w:rPr>
-      </w:r>
-      <w:r>
-        <w:rPr>
-          <w:b/>
-          <w:lang w:val="pt_PT" w:bidi="pt_PT"/>
-        </w:rPr>
         <w:t>"façam de todo o coração o que Deus quer".</w:t>
       </w:r>
     </w:p>
@@ -40838,21 +35688,6 @@
           <w:b/>
           <w:lang w:val="pt_PT" w:bidi="pt_PT"/>
         </w:rPr>
-        <w:t>τὰ αὐτὰ ποιεῖτε πρὸς αὐτούς</w:t>
-      </w:r>
-    </w:p>
-    <w:p>
-      <w:pPr/>
-      <w:r>
-        <w:rPr>
-          <w:lang w:val="pt_PT" w:bidi="pt_PT"/>
-        </w:rPr>
-      </w:r>
-      <w:r>
-        <w:rPr>
-          <w:b/>
-          <w:lang w:val="pt_PT" w:bidi="pt_PT"/>
-        </w:rPr>
         <w:t>"tratem os seus escravos também com respeito".</w:t>
       </w:r>
     </w:p>
@@ -40882,7 +35717,7 @@
         </w:rPr>
         <w:t>Aqui, "o mesmo" refere-se a "se ele faz algo bom" de (</w:t>
       </w:r>
-      <w:hyperlink r:id="rId24">
+      <w:hyperlink r:id="rId22">
         <w:r>
           <w:rPr>
             <w:lang w:val="pt_PT" w:bidi="pt_PT"/>
@@ -40967,21 +35802,6 @@
           <w:b/>
           <w:lang w:val="pt_PT" w:bidi="pt_PT"/>
         </w:rPr>
-        <w:t>εἰδότες ὅτι καὶ αὐτῶν καὶ ὑμῶν ὁ Κύριός ἐστιν ἐν οὐρανοῖς</w:t>
-      </w:r>
-    </w:p>
-    <w:p>
-      <w:pPr/>
-      <w:r>
-        <w:rPr>
-          <w:lang w:val="pt_PT" w:bidi="pt_PT"/>
-        </w:rPr>
-      </w:r>
-      <w:r>
-        <w:rPr>
-          <w:b/>
-          <w:lang w:val="pt_PT" w:bidi="pt_PT"/>
-        </w:rPr>
         <w:t>"Lembrem que vocês e os seus escravos pertencem ao mesmo Senhor".</w:t>
       </w:r>
     </w:p>
@@ -41045,21 +35865,6 @@
           <w:b/>
           <w:lang w:val="pt_PT" w:bidi="pt_PT"/>
         </w:rPr>
-        <w:t>προσωπολημψία οὐκ ἔστιν παρ’ αὐτῷ</w:t>
-      </w:r>
-    </w:p>
-    <w:p>
-      <w:pPr/>
-      <w:r>
-        <w:rPr>
-          <w:lang w:val="pt_PT" w:bidi="pt_PT"/>
-        </w:rPr>
-      </w:r>
-      <w:r>
-        <w:rPr>
-          <w:b/>
-          <w:lang w:val="pt_PT" w:bidi="pt_PT"/>
-        </w:rPr>
         <w:t>"o qual trata a todos igualmente".</w:t>
       </w:r>
     </w:p>
@@ -41215,7 +36020,7 @@
         </w:rPr>
         <w:t xml:space="preserve">Essas duas palavras são muito semelhantes em significado. Juntas, elas se reforçam mutuamente. Veja como você traduziu esta frase perto do final de </w:t>
       </w:r>
-      <w:hyperlink r:id="rId25">
+      <w:hyperlink r:id="rId23">
         <w:r>
           <w:rPr>
             <w:lang w:val="pt_PT" w:bidi="pt_PT"/>
@@ -41300,21 +36105,6 @@
           <w:b/>
           <w:lang w:val="pt_PT" w:bidi="pt_PT"/>
         </w:rPr>
-        <w:t>ἐνδύσασθε τὴν πανοπλίαν τοῦ Θεοῦ, πρὸς τὸ δύνασθαι ὑμᾶς στῆναι πρὸς τὰς μεθοδίας τοῦ διαβόλου</w:t>
-      </w:r>
-    </w:p>
-    <w:p>
-      <w:pPr/>
-      <w:r>
-        <w:rPr>
-          <w:lang w:val="pt_PT" w:bidi="pt_PT"/>
-        </w:rPr>
-      </w:r>
-      <w:r>
-        <w:rPr>
-          <w:b/>
-          <w:lang w:val="pt_PT" w:bidi="pt_PT"/>
-        </w:rPr>
         <w:t>"Vistam-se com toda a armadura que Deus dá a vocês, para ficarem firmes contra as armadilhas do Diabo".</w:t>
       </w:r>
     </w:p>
@@ -41424,21 +36214,6 @@
           <w:b/>
           <w:lang w:val="pt_PT" w:bidi="pt_PT"/>
         </w:rPr>
-        <w:t>τὰς μεθοδίας</w:t>
-      </w:r>
-    </w:p>
-    <w:p>
-      <w:pPr/>
-      <w:r>
-        <w:rPr>
-          <w:lang w:val="pt_PT" w:bidi="pt_PT"/>
-        </w:rPr>
-      </w:r>
-      <w:r>
-        <w:rPr>
-          <w:b/>
-          <w:lang w:val="pt_PT" w:bidi="pt_PT"/>
-        </w:rPr>
         <w:t>"as armadilhas do Diabo".</w:t>
       </w:r>
     </w:p>
@@ -41502,21 +36277,6 @@
           <w:b/>
           <w:lang w:val="pt_PT" w:bidi="pt_PT"/>
         </w:rPr>
-        <w:t>ὅτι</w:t>
-      </w:r>
-    </w:p>
-    <w:p>
-      <w:pPr/>
-      <w:r>
-        <w:rPr>
-          <w:lang w:val="pt_PT" w:bidi="pt_PT"/>
-        </w:rPr>
-      </w:r>
-      <w:r>
-        <w:rPr>
-          <w:b/>
-          <w:lang w:val="pt_PT" w:bidi="pt_PT"/>
-        </w:rPr>
         <w:t>"Pois nós não estamos lutando contra seres humanos".</w:t>
       </w:r>
     </w:p>
@@ -41613,21 +36373,6 @@
           <w:b/>
           <w:lang w:val="pt_PT" w:bidi="pt_PT"/>
         </w:rPr>
-        <w:t>αἷμα καὶ σάρκα</w:t>
-      </w:r>
-    </w:p>
-    <w:p>
-      <w:pPr/>
-      <w:r>
-        <w:rPr>
-          <w:lang w:val="pt_PT" w:bidi="pt_PT"/>
-        </w:rPr>
-      </w:r>
-      <w:r>
-        <w:rPr>
-          <w:b/>
-          <w:lang w:val="pt_PT" w:bidi="pt_PT"/>
-        </w:rPr>
         <w:t>"contra seres humanos".</w:t>
       </w:r>
     </w:p>
@@ -41724,21 +36469,6 @@
           <w:b/>
           <w:lang w:val="pt_PT" w:bidi="pt_PT"/>
         </w:rPr>
-        <w:t>ἀλλὰ</w:t>
-      </w:r>
-    </w:p>
-    <w:p>
-      <w:pPr/>
-      <w:r>
-        <w:rPr>
-          <w:lang w:val="pt_PT" w:bidi="pt_PT"/>
-        </w:rPr>
-      </w:r>
-      <w:r>
-        <w:rPr>
-          <w:b/>
-          <w:lang w:val="pt_PT" w:bidi="pt_PT"/>
-        </w:rPr>
         <w:t>"mas contra as forças espirituais do mal".</w:t>
       </w:r>
     </w:p>
@@ -41931,21 +36661,6 @@
           <w:b/>
           <w:lang w:val="pt_PT" w:bidi="pt_PT"/>
         </w:rPr>
-        <w:t>τοῦ σκότους τούτου</w:t>
-      </w:r>
-    </w:p>
-    <w:p>
-      <w:pPr/>
-      <w:r>
-        <w:rPr>
-          <w:lang w:val="pt_PT" w:bidi="pt_PT"/>
-        </w:rPr>
-      </w:r>
-      <w:r>
-        <w:rPr>
-          <w:b/>
-          <w:lang w:val="pt_PT" w:bidi="pt_PT"/>
-        </w:rPr>
         <w:t>"este mundo de escuridão".</w:t>
       </w:r>
     </w:p>
@@ -42042,21 +36757,6 @@
           <w:b/>
           <w:lang w:val="pt_PT" w:bidi="pt_PT"/>
         </w:rPr>
-        <w:t>διὰ τοῦτο, ἀναλάβετε τὴν πανοπλίαν τοῦ Θεοῦ</w:t>
-      </w:r>
-    </w:p>
-    <w:p>
-      <w:pPr/>
-      <w:r>
-        <w:rPr>
-          <w:lang w:val="pt_PT" w:bidi="pt_PT"/>
-        </w:rPr>
-      </w:r>
-      <w:r>
-        <w:rPr>
-          <w:b/>
-          <w:lang w:val="pt_PT" w:bidi="pt_PT"/>
-        </w:rPr>
         <w:t>"Por isso peguem agora a armadura que Deus lhes dá".</w:t>
       </w:r>
     </w:p>
@@ -42166,21 +36866,6 @@
           <w:b/>
           <w:lang w:val="pt_PT" w:bidi="pt_PT"/>
         </w:rPr>
-        <w:t>διὰ τοῦτο</w:t>
-      </w:r>
-    </w:p>
-    <w:p>
-      <w:pPr/>
-      <w:r>
-        <w:rPr>
-          <w:lang w:val="pt_PT" w:bidi="pt_PT"/>
-        </w:rPr>
-      </w:r>
-      <w:r>
-        <w:rPr>
-          <w:b/>
-          <w:lang w:val="pt_PT" w:bidi="pt_PT"/>
-        </w:rPr>
         <w:t>"Assim, quando chegar o dia de enfrentarem".</w:t>
       </w:r>
     </w:p>
@@ -42277,21 +36962,6 @@
           <w:b/>
           <w:lang w:val="pt_PT" w:bidi="pt_PT"/>
         </w:rPr>
-        <w:t>ἵνα δυνηθῆτε ἀντιστῆναι ἐν τῇ ἡμέρᾳ τῇ πονηρᾷ</w:t>
-      </w:r>
-    </w:p>
-    <w:p>
-      <w:pPr/>
-      <w:r>
-        <w:rPr>
-          <w:lang w:val="pt_PT" w:bidi="pt_PT"/>
-        </w:rPr>
-      </w:r>
-      <w:r>
-        <w:rPr>
-          <w:b/>
-          <w:lang w:val="pt_PT" w:bidi="pt_PT"/>
-        </w:rPr>
         <w:t>"quando chegar o dia de enfrentarem as forças do mal".</w:t>
       </w:r>
     </w:p>
@@ -42388,21 +37058,6 @@
           <w:b/>
           <w:lang w:val="pt_PT" w:bidi="pt_PT"/>
         </w:rPr>
-        <w:t>ἵνα δυνηθῆτε ἀντιστῆναι</w:t>
-      </w:r>
-    </w:p>
-    <w:p>
-      <w:pPr/>
-      <w:r>
-        <w:rPr>
-          <w:lang w:val="pt_PT" w:bidi="pt_PT"/>
-        </w:rPr>
-      </w:r>
-      <w:r>
-        <w:rPr>
-          <w:b/>
-          <w:lang w:val="pt_PT" w:bidi="pt_PT"/>
-        </w:rPr>
         <w:t>"quando chegar o dia de enfrentarem as forças do mal, vocês poderão resistir aos ataques do inimigo".</w:t>
       </w:r>
     </w:p>
@@ -42499,21 +37154,6 @@
           <w:b/>
           <w:lang w:val="pt_PT" w:bidi="pt_PT"/>
         </w:rPr>
-        <w:t>ἵνα</w:t>
-      </w:r>
-    </w:p>
-    <w:p>
-      <w:pPr/>
-      <w:r>
-        <w:rPr>
-          <w:lang w:val="pt_PT" w:bidi="pt_PT"/>
-        </w:rPr>
-      </w:r>
-      <w:r>
-        <w:rPr>
-          <w:b/>
-          <w:lang w:val="pt_PT" w:bidi="pt_PT"/>
-        </w:rPr>
         <w:t>"vocês poderão resistir aos ataques do inimigo e, depois de lutarem até o fim, vocês continuarão firmes, sem recuar".</w:t>
       </w:r>
     </w:p>
@@ -42610,21 +37250,6 @@
           <w:b/>
           <w:lang w:val="pt_PT" w:bidi="pt_PT"/>
         </w:rPr>
-        <w:t>στῆτε οὖν</w:t>
-      </w:r>
-    </w:p>
-    <w:p>
-      <w:pPr/>
-      <w:r>
-        <w:rPr>
-          <w:lang w:val="pt_PT" w:bidi="pt_PT"/>
-        </w:rPr>
-      </w:r>
-      <w:r>
-        <w:rPr>
-          <w:b/>
-          <w:lang w:val="pt_PT" w:bidi="pt_PT"/>
-        </w:rPr>
         <w:t>"Portanto, estejam preparados".</w:t>
       </w:r>
     </w:p>
@@ -42654,7 +37279,7 @@
         </w:rPr>
         <w:t xml:space="preserve"> representa tomar uma posição sobre o que é certo e verdadeiro e resistir com sucesso às forças que tentam fazer o crente comprometer essa posição. Veja como você traduziu “estejam preparados” em </w:t>
       </w:r>
-      <w:hyperlink r:id="rId26">
+      <w:hyperlink r:id="rId24">
         <w:r>
           <w:rPr>
             <w:lang w:val="pt_PT" w:bidi="pt_PT"/>
@@ -42739,21 +37364,6 @@
           <w:b/>
           <w:lang w:val="pt_PT" w:bidi="pt_PT"/>
         </w:rPr>
-        <w:t>οὖν</w:t>
-      </w:r>
-    </w:p>
-    <w:p>
-      <w:pPr/>
-      <w:r>
-        <w:rPr>
-          <w:lang w:val="pt_PT" w:bidi="pt_PT"/>
-        </w:rPr>
-      </w:r>
-      <w:r>
-        <w:rPr>
-          <w:b/>
-          <w:lang w:val="pt_PT" w:bidi="pt_PT"/>
-        </w:rPr>
         <w:t>"Portanto, estejam preparados".</w:t>
       </w:r>
     </w:p>
@@ -42946,21 +37556,6 @@
           <w:b/>
           <w:lang w:val="pt_PT" w:bidi="pt_PT"/>
         </w:rPr>
-        <w:t>ἀληθείᾳ</w:t>
-      </w:r>
-    </w:p>
-    <w:p>
-      <w:pPr/>
-      <w:r>
-        <w:rPr>
-          <w:lang w:val="pt_PT" w:bidi="pt_PT"/>
-        </w:rPr>
-      </w:r>
-      <w:r>
-        <w:rPr>
-          <w:b/>
-          <w:lang w:val="pt_PT" w:bidi="pt_PT"/>
-        </w:rPr>
         <w:t>"a verdade como cinturão".</w:t>
       </w:r>
     </w:p>
@@ -43057,21 +37652,6 @@
           <w:b/>
           <w:lang w:val="pt_PT" w:bidi="pt_PT"/>
         </w:rPr>
-        <w:t>ἐνδυσάμενοι τὸν θώρακα τῆς δικαιοσύνης</w:t>
-      </w:r>
-    </w:p>
-    <w:p>
-      <w:pPr/>
-      <w:r>
-        <w:rPr>
-          <w:lang w:val="pt_PT" w:bidi="pt_PT"/>
-        </w:rPr>
-      </w:r>
-      <w:r>
-        <w:rPr>
-          <w:b/>
-          <w:lang w:val="pt_PT" w:bidi="pt_PT"/>
-        </w:rPr>
         <w:t>"Vistam-se com a couraça da justiça".</w:t>
       </w:r>
     </w:p>
@@ -43181,21 +37761,6 @@
           <w:b/>
           <w:lang w:val="pt_PT" w:bidi="pt_PT"/>
         </w:rPr>
-        <w:t>δικαιοσύνης</w:t>
-      </w:r>
-    </w:p>
-    <w:p>
-      <w:pPr/>
-      <w:r>
-        <w:rPr>
-          <w:lang w:val="pt_PT" w:bidi="pt_PT"/>
-        </w:rPr>
-      </w:r>
-      <w:r>
-        <w:rPr>
-          <w:b/>
-          <w:lang w:val="pt_PT" w:bidi="pt_PT"/>
-        </w:rPr>
         <w:t>"a couraça da justiça".</w:t>
       </w:r>
     </w:p>
@@ -43292,21 +37857,6 @@
           <w:b/>
           <w:lang w:val="pt_PT" w:bidi="pt_PT"/>
         </w:rPr>
-        <w:t>ὑποδησάμενοι τοὺς πόδας ἐν ἑτοιμασίᾳ τοῦ εὐαγγελίου τῆς εἰρήνης</w:t>
-      </w:r>
-    </w:p>
-    <w:p>
-      <w:pPr/>
-      <w:r>
-        <w:rPr>
-          <w:lang w:val="pt_PT" w:bidi="pt_PT"/>
-        </w:rPr>
-      </w:r>
-      <w:r>
-        <w:rPr>
-          <w:b/>
-          <w:lang w:val="pt_PT" w:bidi="pt_PT"/>
-        </w:rPr>
         <w:t>"e calcem, como sapatos, a prontidão para anunciar a boa notícia de paz".</w:t>
       </w:r>
     </w:p>
@@ -43416,21 +37966,6 @@
           <w:b/>
           <w:lang w:val="pt_PT" w:bidi="pt_PT"/>
         </w:rPr>
-        <w:t>εἰρήνης</w:t>
-      </w:r>
-    </w:p>
-    <w:p>
-      <w:pPr/>
-      <w:r>
-        <w:rPr>
-          <w:lang w:val="pt_PT" w:bidi="pt_PT"/>
-        </w:rPr>
-      </w:r>
-      <w:r>
-        <w:rPr>
-          <w:b/>
-          <w:lang w:val="pt_PT" w:bidi="pt_PT"/>
-        </w:rPr>
         <w:t>"a boa notícia de paz".</w:t>
       </w:r>
     </w:p>
@@ -43527,21 +38062,6 @@
           <w:b/>
           <w:lang w:val="pt_PT" w:bidi="pt_PT"/>
         </w:rPr>
-        <w:t>ἐν πᾶσιν ἀναλαβόντες τὸν θυρεὸν τῆς πίστεως</w:t>
-      </w:r>
-    </w:p>
-    <w:p>
-      <w:pPr/>
-      <w:r>
-        <w:rPr>
-          <w:lang w:val="pt_PT" w:bidi="pt_PT"/>
-        </w:rPr>
-      </w:r>
-      <w:r>
-        <w:rPr>
-          <w:b/>
-          <w:lang w:val="pt_PT" w:bidi="pt_PT"/>
-        </w:rPr>
         <w:t>"E levem sempre a fé como escudo".</w:t>
       </w:r>
     </w:p>
@@ -43651,21 +38171,6 @@
           <w:b/>
           <w:lang w:val="pt_PT" w:bidi="pt_PT"/>
         </w:rPr>
-        <w:t>τῆς πίστεως</w:t>
-      </w:r>
-    </w:p>
-    <w:p>
-      <w:pPr/>
-      <w:r>
-        <w:rPr>
-          <w:lang w:val="pt_PT" w:bidi="pt_PT"/>
-        </w:rPr>
-      </w:r>
-      <w:r>
-        <w:rPr>
-          <w:b/>
-          <w:lang w:val="pt_PT" w:bidi="pt_PT"/>
-        </w:rPr>
         <w:t>"levem sempre a fé como escudo".</w:t>
       </w:r>
     </w:p>
@@ -43762,21 +38267,6 @@
           <w:b/>
           <w:lang w:val="pt_PT" w:bidi="pt_PT"/>
         </w:rPr>
-        <w:t>τὰ βέλη τοῦ πονηροῦ πεπυρωμένα</w:t>
-      </w:r>
-    </w:p>
-    <w:p>
-      <w:pPr/>
-      <w:r>
-        <w:rPr>
-          <w:lang w:val="pt_PT" w:bidi="pt_PT"/>
-        </w:rPr>
-      </w:r>
-      <w:r>
-        <w:rPr>
-          <w:b/>
-          <w:lang w:val="pt_PT" w:bidi="pt_PT"/>
-        </w:rPr>
         <w:t>"de todos os dardos de fogo do Maligno".</w:t>
       </w:r>
     </w:p>
@@ -43873,21 +38363,6 @@
           <w:b/>
           <w:lang w:val="pt_PT" w:bidi="pt_PT"/>
         </w:rPr>
-        <w:t>τὴν περικεφαλαίαν τοῦ σωτηρίου δέξασθε</w:t>
-      </w:r>
-    </w:p>
-    <w:p>
-      <w:pPr/>
-      <w:r>
-        <w:rPr>
-          <w:lang w:val="pt_PT" w:bidi="pt_PT"/>
-        </w:rPr>
-      </w:r>
-      <w:r>
-        <w:rPr>
-          <w:b/>
-          <w:lang w:val="pt_PT" w:bidi="pt_PT"/>
-        </w:rPr>
         <w:t>"Recebam a salvação como capacete".</w:t>
       </w:r>
     </w:p>
@@ -43997,21 +38472,6 @@
           <w:b/>
           <w:lang w:val="pt_PT" w:bidi="pt_PT"/>
         </w:rPr>
-        <w:t>τοῦ σωτηρίου</w:t>
-      </w:r>
-    </w:p>
-    <w:p>
-      <w:pPr/>
-      <w:r>
-        <w:rPr>
-          <w:lang w:val="pt_PT" w:bidi="pt_PT"/>
-        </w:rPr>
-      </w:r>
-      <w:r>
-        <w:rPr>
-          <w:b/>
-          <w:lang w:val="pt_PT" w:bidi="pt_PT"/>
-        </w:rPr>
         <w:t>"a salvação como capacete".</w:t>
       </w:r>
     </w:p>
@@ -44108,21 +38568,6 @@
           <w:b/>
           <w:lang w:val="pt_PT" w:bidi="pt_PT"/>
         </w:rPr>
-        <w:t>τὴν μάχαιραν τοῦ Πνεύματος, ὅ ἐστιν ῥῆμα Θεοῦ</w:t>
-      </w:r>
-    </w:p>
-    <w:p>
-      <w:pPr/>
-      <w:r>
-        <w:rPr>
-          <w:lang w:val="pt_PT" w:bidi="pt_PT"/>
-        </w:rPr>
-      </w:r>
-      <w:r>
-        <w:rPr>
-          <w:b/>
-          <w:lang w:val="pt_PT" w:bidi="pt_PT"/>
-        </w:rPr>
         <w:t>"e a palavra de Deus como a espada que o Espírito Santo lhes dá".</w:t>
       </w:r>
     </w:p>
@@ -44219,21 +38664,6 @@
           <w:b/>
           <w:lang w:val="pt_PT" w:bidi="pt_PT"/>
         </w:rPr>
-        <w:t>διὰ πάσης προσευχῆς καὶ δεήσεως, προσευχόμενοι ἐν παντὶ καιρῷ ἐν Πνεύματι</w:t>
-      </w:r>
-    </w:p>
-    <w:p>
-      <w:pPr/>
-      <w:r>
-        <w:rPr>
-          <w:lang w:val="pt_PT" w:bidi="pt_PT"/>
-        </w:rPr>
-      </w:r>
-      <w:r>
-        <w:rPr>
-          <w:b/>
-          <w:lang w:val="pt_PT" w:bidi="pt_PT"/>
-        </w:rPr>
         <w:t>"Façam tudo isso orando a Deus e pedindo a ajuda dele. Orem sempre, guiados pelo Espírito de Deus".</w:t>
       </w:r>
     </w:p>
@@ -44297,21 +38727,6 @@
           <w:b/>
           <w:lang w:val="pt_PT" w:bidi="pt_PT"/>
         </w:rPr>
-        <w:t>εἰς αὐτὸ</w:t>
-      </w:r>
-    </w:p>
-    <w:p>
-      <w:pPr/>
-      <w:r>
-        <w:rPr>
-          <w:lang w:val="pt_PT" w:bidi="pt_PT"/>
-        </w:rPr>
-      </w:r>
-      <w:r>
-        <w:rPr>
-          <w:b/>
-          <w:lang w:val="pt_PT" w:bidi="pt_PT"/>
-        </w:rPr>
         <w:t>"Façam tudo isso orando a Deus".</w:t>
       </w:r>
     </w:p>
@@ -44408,21 +38823,6 @@
           <w:b/>
           <w:lang w:val="pt_PT" w:bidi="pt_PT"/>
         </w:rPr>
-        <w:t>ἀγρυπνοῦντες ἐν πάσῃ προσκαρτερήσει καὶ δεήσει περὶ πάντων τῶν ἁγίων</w:t>
-      </w:r>
-    </w:p>
-    <w:p>
-      <w:pPr/>
-      <w:r>
-        <w:rPr>
-          <w:lang w:val="pt_PT" w:bidi="pt_PT"/>
-        </w:rPr>
-      </w:r>
-      <w:r>
-        <w:rPr>
-          <w:b/>
-          <w:lang w:val="pt_PT" w:bidi="pt_PT"/>
-        </w:rPr>
         <w:t>"Fiquem alertas. Não desanimem e orem sempre por todo o povo de Deus".</w:t>
       </w:r>
     </w:p>
@@ -44582,21 +38982,6 @@
           <w:b/>
           <w:lang w:val="pt_PT" w:bidi="pt_PT"/>
         </w:rPr>
-        <w:t>ἵνα μοι δοθῇ λόγος</w:t>
-      </w:r>
-    </w:p>
-    <w:p>
-      <w:pPr/>
-      <w:r>
-        <w:rPr>
-          <w:lang w:val="pt_PT" w:bidi="pt_PT"/>
-        </w:rPr>
-      </w:r>
-      <w:r>
-        <w:rPr>
-          <w:b/>
-          <w:lang w:val="pt_PT" w:bidi="pt_PT"/>
-        </w:rPr>
         <w:t>"para que, quando eu falar, fale com coragem e torne conhecido o segredo do evangelho".</w:t>
       </w:r>
     </w:p>
@@ -44693,21 +39078,6 @@
           <w:b/>
           <w:lang w:val="pt_PT" w:bidi="pt_PT"/>
         </w:rPr>
-        <w:t>ἵνα</w:t>
-      </w:r>
-    </w:p>
-    <w:p>
-      <w:pPr/>
-      <w:r>
-        <w:rPr>
-          <w:lang w:val="pt_PT" w:bidi="pt_PT"/>
-        </w:rPr>
-      </w:r>
-      <w:r>
-        <w:rPr>
-          <w:b/>
-          <w:lang w:val="pt_PT" w:bidi="pt_PT"/>
-        </w:rPr>
         <w:t>"para que, quando eu falar".</w:t>
       </w:r>
     </w:p>
@@ -44900,21 +39270,6 @@
           <w:b/>
           <w:lang w:val="pt_PT" w:bidi="pt_PT"/>
         </w:rPr>
-        <w:t>ὑπὲρ οὗ πρεσβεύω ἐν ἁλύσει</w:t>
-      </w:r>
-    </w:p>
-    <w:p>
-      <w:pPr/>
-      <w:r>
-        <w:rPr>
-          <w:lang w:val="pt_PT" w:bidi="pt_PT"/>
-        </w:rPr>
-      </w:r>
-      <w:r>
-        <w:rPr>
-          <w:b/>
-          <w:lang w:val="pt_PT" w:bidi="pt_PT"/>
-        </w:rPr>
         <w:t>"Eu sou embaixador a serviço desse evangelho, embora esteja agora na cadeia".</w:t>
       </w:r>
     </w:p>
@@ -45011,21 +39366,6 @@
           <w:b/>
           <w:lang w:val="pt_PT" w:bidi="pt_PT"/>
         </w:rPr>
-        <w:t>ἵνα ἐν αὐτῷ παρρησιάσωμαι, ὡς δεῖ με λαλῆσαι</w:t>
-      </w:r>
-    </w:p>
-    <w:p>
-      <w:pPr/>
-      <w:r>
-        <w:rPr>
-          <w:lang w:val="pt_PT" w:bidi="pt_PT"/>
-        </w:rPr>
-      </w:r>
-      <w:r>
-        <w:rPr>
-          <w:b/>
-          <w:lang w:val="pt_PT" w:bidi="pt_PT"/>
-        </w:rPr>
         <w:t>"orem para que eu seja corajoso e anuncie o evangelho como eu devo anunciar".</w:t>
       </w:r>
     </w:p>
@@ -45109,21 +39449,6 @@
           <w:b/>
           <w:lang w:val="pt_PT" w:bidi="pt_PT"/>
         </w:rPr>
-        <w:t>ἵνα</w:t>
-      </w:r>
-    </w:p>
-    <w:p>
-      <w:pPr/>
-      <w:r>
-        <w:rPr>
-          <w:lang w:val="pt_PT" w:bidi="pt_PT"/>
-        </w:rPr>
-      </w:r>
-      <w:r>
-        <w:rPr>
-          <w:b/>
-          <w:lang w:val="pt_PT" w:bidi="pt_PT"/>
-        </w:rPr>
         <w:t>"para que eu seja corajoso".</w:t>
       </w:r>
     </w:p>
@@ -45220,21 +39545,6 @@
           <w:b/>
           <w:lang w:val="pt_PT" w:bidi="pt_PT"/>
         </w:rPr>
-        <w:t>ἐν αὐτῷ</w:t>
-      </w:r>
-    </w:p>
-    <w:p>
-      <w:pPr/>
-      <w:r>
-        <w:rPr>
-          <w:lang w:val="pt_PT" w:bidi="pt_PT"/>
-        </w:rPr>
-      </w:r>
-      <w:r>
-        <w:rPr>
-          <w:b/>
-          <w:lang w:val="pt_PT" w:bidi="pt_PT"/>
-        </w:rPr>
         <w:t>"e anuncie o evangelho como devo anunciar".</w:t>
       </w:r>
     </w:p>
@@ -45357,21 +39667,6 @@
           <w:b/>
           <w:lang w:val="pt_PT" w:bidi="pt_PT"/>
         </w:rPr>
-        <w:t>ἵνα</w:t>
-      </w:r>
-    </w:p>
-    <w:p>
-      <w:pPr/>
-      <w:r>
-        <w:rPr>
-          <w:lang w:val="pt_PT" w:bidi="pt_PT"/>
-        </w:rPr>
-      </w:r>
-      <w:r>
-        <w:rPr>
-          <w:b/>
-          <w:lang w:val="pt_PT" w:bidi="pt_PT"/>
-        </w:rPr>
         <w:t>"para que vocês possam saber como estou passando".</w:t>
       </w:r>
     </w:p>
@@ -45468,21 +39763,6 @@
           <w:b/>
           <w:lang w:val="pt_PT" w:bidi="pt_PT"/>
         </w:rPr>
-        <w:t>ἀδελφὸς</w:t>
-      </w:r>
-    </w:p>
-    <w:p>
-      <w:pPr/>
-      <w:r>
-        <w:rPr>
-          <w:lang w:val="pt_PT" w:bidi="pt_PT"/>
-        </w:rPr>
-      </w:r>
-      <w:r>
-        <w:rPr>
-          <w:b/>
-          <w:lang w:val="pt_PT" w:bidi="pt_PT"/>
-        </w:rPr>
         <w:t>"nosso querido irmão".</w:t>
       </w:r>
     </w:p>
@@ -45579,21 +39859,6 @@
           <w:b/>
           <w:lang w:val="pt_PT" w:bidi="pt_PT"/>
         </w:rPr>
-        <w:t>παρακαλέσῃ τὰς καρδίας ὑμῶν</w:t>
-      </w:r>
-    </w:p>
-    <w:p>
-      <w:pPr/>
-      <w:r>
-        <w:rPr>
-          <w:lang w:val="pt_PT" w:bidi="pt_PT"/>
-        </w:rPr>
-      </w:r>
-      <w:r>
-        <w:rPr>
-          <w:b/>
-          <w:lang w:val="pt_PT" w:bidi="pt_PT"/>
-        </w:rPr>
         <w:t>"a fim de que vocês fiquem bem animados".</w:t>
       </w:r>
     </w:p>
@@ -45690,21 +39955,6 @@
           <w:b/>
           <w:lang w:val="pt_PT" w:bidi="pt_PT"/>
         </w:rPr>
-        <w:t>ἵνα</w:t>
-      </w:r>
-    </w:p>
-    <w:p>
-      <w:pPr/>
-      <w:r>
-        <w:rPr>
-          <w:lang w:val="pt_PT" w:bidi="pt_PT"/>
-        </w:rPr>
-      </w:r>
-      <w:r>
-        <w:rPr>
-          <w:b/>
-          <w:lang w:val="pt_PT" w:bidi="pt_PT"/>
-        </w:rPr>
         <w:t>"para que ele conte como todos nós aqui estamos passando".</w:t>
       </w:r>
     </w:p>
@@ -45864,21 +40114,6 @@
           <w:b/>
           <w:lang w:val="pt_PT" w:bidi="pt_PT"/>
         </w:rPr>
-        <w:t>εἰρήνη τοῖς ἀδελφοῖς</w:t>
-      </w:r>
-    </w:p>
-    <w:p>
-      <w:pPr/>
-      <w:r>
-        <w:rPr>
-          <w:lang w:val="pt_PT" w:bidi="pt_PT"/>
-        </w:rPr>
-      </w:r>
-      <w:r>
-        <w:rPr>
-          <w:b/>
-          <w:lang w:val="pt_PT" w:bidi="pt_PT"/>
-        </w:rPr>
         <w:t>"deem a todos os irmãos paz".</w:t>
       </w:r>
     </w:p>
@@ -45975,21 +40210,6 @@
           <w:b/>
           <w:lang w:val="pt_PT" w:bidi="pt_PT"/>
         </w:rPr>
-        <w:t>τοῖς ἀδελφοῖς</w:t>
-      </w:r>
-    </w:p>
-    <w:p>
-      <w:pPr/>
-      <w:r>
-        <w:rPr>
-          <w:lang w:val="pt_PT" w:bidi="pt_PT"/>
-        </w:rPr>
-      </w:r>
-      <w:r>
-        <w:rPr>
-          <w:b/>
-          <w:lang w:val="pt_PT" w:bidi="pt_PT"/>
-        </w:rPr>
         <w:t>"deem a todos os irmãos".</w:t>
       </w:r>
     </w:p>
@@ -46086,21 +40306,6 @@
           <w:b/>
           <w:lang w:val="pt_PT" w:bidi="pt_PT"/>
         </w:rPr>
-        <w:t>ἀγάπη</w:t>
-      </w:r>
-    </w:p>
-    <w:p>
-      <w:pPr/>
-      <w:r>
-        <w:rPr>
-          <w:lang w:val="pt_PT" w:bidi="pt_PT"/>
-        </w:rPr>
-      </w:r>
-      <w:r>
-        <w:rPr>
-          <w:b/>
-          <w:lang w:val="pt_PT" w:bidi="pt_PT"/>
-        </w:rPr>
         <w:t>"deem a todos os irmãos paz e amor".</w:t>
       </w:r>
     </w:p>
@@ -46197,21 +40402,6 @@
           <w:b/>
           <w:lang w:val="pt_PT" w:bidi="pt_PT"/>
         </w:rPr>
-        <w:t>μετὰ πίστεως</w:t>
-      </w:r>
-    </w:p>
-    <w:p>
-      <w:pPr/>
-      <w:r>
-        <w:rPr>
-          <w:lang w:val="pt_PT" w:bidi="pt_PT"/>
-        </w:rPr>
-      </w:r>
-      <w:r>
-        <w:rPr>
-          <w:b/>
-          <w:lang w:val="pt_PT" w:bidi="pt_PT"/>
-        </w:rPr>
         <w:t>"deem a todos os irmãos paz e amor, com fé!".</w:t>
       </w:r>
     </w:p>
@@ -46308,21 +40498,6 @@
           <w:b/>
           <w:lang w:val="pt_PT" w:bidi="pt_PT"/>
         </w:rPr>
-        <w:t>ἡ χάρις μετὰ</w:t>
-      </w:r>
-    </w:p>
-    <w:p>
-      <w:pPr/>
-      <w:r>
-        <w:rPr>
-          <w:lang w:val="pt_PT" w:bidi="pt_PT"/>
-        </w:rPr>
-      </w:r>
-      <w:r>
-        <w:rPr>
-          <w:b/>
-          <w:lang w:val="pt_PT" w:bidi="pt_PT"/>
-        </w:rPr>
         <w:t>"E que a graça de Deus esteja com todos".</w:t>
       </w:r>
     </w:p>
@@ -46405,21 +40580,6 @@
         <w:rPr>
           <w:lang w:val="pt_PT" w:bidi="pt_PT"/>
         </w:rPr>
-      </w:r>
-    </w:p>
-    <w:p>
-      <w:pPr/>
-      <w:r>
-        <w:rPr>
-          <w:lang w:val="pt_PT" w:bidi="pt_PT"/>
-        </w:rPr>
-      </w:r>
-      <w:r>
-        <w:rPr>
-          <w:b/>
-          <w:lang w:val="pt_PT" w:bidi="pt_PT"/>
-        </w:rPr>
-        <w:t>ἐν ἀφθαρσίᾳ</w:t>
       </w:r>
     </w:p>
     <w:p>

--- a/por/docx/49.content.docx
+++ b/por/docx/49.content.docx
@@ -28,15 +28,49 @@
       </w:r>
     </w:p>
     <w:p>
-      <w:pPr/>
-      <w:r>
-        <w:rPr>
-          <w:lang w:val="pt_PT" w:bidi="pt_PT"/>
-        </w:rPr>
-      </w:r>
-      <w:r>
-        <w:rPr>
-          <w:b/>
+      <w:pPr>
+        <w:pStyle w:val="Heading2"/>
+      </w:pPr>
+      <w:r>
+        <w:rPr>
+          <w:lang w:val="pt_PT" w:bidi="pt_PT"/>
+        </w:rPr>
+        <w:t>License Information</w:t>
+      </w:r>
+      <w:r>
+        <w:rPr>
+          <w:lang w:val="pt_PT" w:bidi="pt_PT"/>
+        </w:rPr>
+      </w:r>
+    </w:p>
+    <w:p>
+      <w:pPr/>
+      <w:r>
+        <w:rPr>
+          <w:lang w:val="pt_PT" w:bidi="pt_PT"/>
+        </w:rPr>
+      </w:r>
+      <w:r>
+        <w:rPr>
+          <w:b/>
+          <w:lang w:val="pt_PT" w:bidi="pt_PT"/>
+        </w:rPr>
+        <w:t>Notas de Tradução (unfoldingWord)</w:t>
+      </w:r>
+      <w:r>
+        <w:rPr>
+          <w:lang w:val="pt_PT" w:bidi="pt_PT"/>
+        </w:rPr>
+        <w:t xml:space="preserve"> (Portuguese) is based on</w:t>
+      </w:r>
+      <w:r>
+        <w:rPr>
+          <w:lang w:val="pt_PT" w:bidi="pt_PT"/>
+        </w:rPr>
+        <w:t xml:space="preserve">: </w:t>
+      </w:r>
+      <w:r>
+        <w:rPr>
           <w:lang w:val="pt_PT" w:bidi="pt_PT"/>
         </w:rPr>
         <w:t>unfoldingWord® Translation Notes</w:t>
@@ -45,31 +79,62 @@
         <w:rPr>
           <w:lang w:val="pt_PT" w:bidi="pt_PT"/>
         </w:rPr>
-        <w:t xml:space="preserve"> © 2022 unfoldingWord. Released under CC BY-SA 4.0 license. </w:t>
-      </w:r>
-      <w:r>
-        <w:rPr>
-          <w:lang w:val="pt_PT" w:bidi="pt_PT"/>
-        </w:rPr>
-        <w:t>unfoldingWord® Translation Notes</w:t>
-      </w:r>
-      <w:r>
-        <w:rPr>
-          <w:lang w:val="pt_PT" w:bidi="pt_PT"/>
-        </w:rPr>
-        <w:t xml:space="preserve"> has been adapted in the following languages: Tok Pisin, Arabic (عربي), French (Français), Hindi (हिंदी), Indonesian (Bahasa Indonesia), Portuguese (Português), Russian (Русский), Spanish (Español), Swahili (Kiswahili), and Simplified Chinese (简体中文) from </w:t>
-      </w:r>
-      <w:r>
-        <w:rPr>
-          <w:lang w:val="pt_PT" w:bidi="pt_PT"/>
-        </w:rPr>
-        <w:t>unfoldingWord® Translation Notes</w:t>
-      </w:r>
-      <w:r>
-        <w:rPr>
-          <w:lang w:val="pt_PT" w:bidi="pt_PT"/>
-        </w:rPr>
-        <w:t xml:space="preserve"> © 2022 unfoldingWord. Released under CC BY-SA 4.0 license by Mission Mutual</w:t>
+        <w:t xml:space="preserve">, </w:t>
+      </w:r>
+      <w:hyperlink r:id="rId13">
+        <w:r>
+          <w:rPr>
+            <w:lang w:val="pt_PT" w:bidi="pt_PT"/>
+          </w:rPr>
+          <w:rPr>
+            <w:color w:val="0000EE"/>
+            <w:u w:val="single"/>
+          </w:rPr>
+          <w:t>unfoldingWord</w:t>
+        </w:r>
+      </w:hyperlink>
+      <w:r>
+        <w:rPr>
+          <w:lang w:val="pt_PT" w:bidi="pt_PT"/>
+        </w:rPr>
+        <w:t xml:space="preserve">, 2022, which is licensed under a </w:t>
+      </w:r>
+      <w:hyperlink r:id="rId14">
+        <w:r>
+          <w:rPr>
+            <w:lang w:val="pt_PT" w:bidi="pt_PT"/>
+          </w:rPr>
+          <w:rPr>
+            <w:color w:val="0000EE"/>
+            <w:u w:val="single"/>
+          </w:rPr>
+          <w:t>CC BY-SA 4.0 license</w:t>
+        </w:r>
+      </w:hyperlink>
+      <w:r>
+        <w:rPr>
+          <w:lang w:val="pt_PT" w:bidi="pt_PT"/>
+        </w:rPr>
+        <w:t>.</w:t>
+      </w:r>
+      <w:r>
+        <w:rPr>
+          <w:lang w:val="pt_PT" w:bidi="pt_PT"/>
+        </w:rPr>
+      </w:r>
+    </w:p>
+    <w:p>
+      <w:pPr/>
+      <w:r>
+        <w:rPr>
+          <w:lang w:val="pt_PT" w:bidi="pt_PT"/>
+        </w:rPr>
+      </w:r>
+      <w:r>
+        <w:rPr>
+          <w:lang w:val="pt_PT" w:bidi="pt_PT"/>
+        </w:rPr>
+        <w:t>This PDF version is provided under the same license.</w:t>
       </w:r>
       <w:r>
         <w:rPr>
@@ -306,6 +371,21 @@
           <w:b/>
           <w:lang w:val="pt_PT" w:bidi="pt_PT"/>
         </w:rPr>
+        <w:t>Παῦλος, ἀπόστολος Χριστοῦ Ἰησοῦ &amp; τοῖς ἁγίοις τοῖς οὖσιν</w:t>
+      </w:r>
+    </w:p>
+    <w:p>
+      <w:pPr/>
+      <w:r>
+        <w:rPr>
+          <w:lang w:val="pt_PT" w:bidi="pt_PT"/>
+        </w:rPr>
+      </w:r>
+      <w:r>
+        <w:rPr>
+          <w:b/>
+          <w:lang w:val="pt_PT" w:bidi="pt_PT"/>
+        </w:rPr>
         <w:t>"Eu, Paulo, apóstolo de Cristo Jesus... ao povo de Deus da cidade de Éfeso".</w:t>
       </w:r>
     </w:p>
@@ -369,6 +449,21 @@
           <w:b/>
           <w:lang w:val="pt_PT" w:bidi="pt_PT"/>
         </w:rPr>
+        <w:t>ἐν Χριστῷ Ἰησοῦ</w:t>
+      </w:r>
+    </w:p>
+    <w:p>
+      <w:pPr/>
+      <w:r>
+        <w:rPr>
+          <w:lang w:val="pt_PT" w:bidi="pt_PT"/>
+        </w:rPr>
+      </w:r>
+      <w:r>
+        <w:rPr>
+          <w:b/>
+          <w:lang w:val="pt_PT" w:bidi="pt_PT"/>
+        </w:rPr>
         <w:t>"com Cristo Jesus".</w:t>
       </w:r>
     </w:p>
@@ -478,6 +573,21 @@
           <w:b/>
           <w:lang w:val="pt_PT" w:bidi="pt_PT"/>
         </w:rPr>
+        <w:t>χάρις ὑμῖν καὶ εἰρήνη</w:t>
+      </w:r>
+    </w:p>
+    <w:p>
+      <w:pPr/>
+      <w:r>
+        <w:rPr>
+          <w:lang w:val="pt_PT" w:bidi="pt_PT"/>
+        </w:rPr>
+      </w:r>
+      <w:r>
+        <w:rPr>
+          <w:b/>
+          <w:lang w:val="pt_PT" w:bidi="pt_PT"/>
+        </w:rPr>
         <w:t>"Que a graça e paz de Deus... estejam com vocês".</w:t>
       </w:r>
     </w:p>
@@ -673,6 +783,21 @@
           <w:b/>
           <w:lang w:val="pt_PT" w:bidi="pt_PT"/>
         </w:rPr>
+        <w:t>εὐλογητὸς ὁ Θεὸς καὶ Πατὴρ τοῦ Κυρίου ἡμῶν, Ἰησοῦ Χριστοῦ</w:t>
+      </w:r>
+    </w:p>
+    <w:p>
+      <w:pPr/>
+      <w:r>
+        <w:rPr>
+          <w:lang w:val="pt_PT" w:bidi="pt_PT"/>
+        </w:rPr>
+      </w:r>
+      <w:r>
+        <w:rPr>
+          <w:b/>
+          <w:lang w:val="pt_PT" w:bidi="pt_PT"/>
+        </w:rPr>
         <w:t>"Agradecemos ao Deus e Pai do nosso Senhor Jesus Cristo".</w:t>
       </w:r>
     </w:p>
@@ -769,6 +894,21 @@
           <w:b/>
           <w:lang w:val="pt_PT" w:bidi="pt_PT"/>
         </w:rPr>
+        <w:t>ὁ εὐλογήσας ἡμᾶς</w:t>
+      </w:r>
+    </w:p>
+    <w:p>
+      <w:pPr/>
+      <w:r>
+        <w:rPr>
+          <w:lang w:val="pt_PT" w:bidi="pt_PT"/>
+        </w:rPr>
+      </w:r>
+      <w:r>
+        <w:rPr>
+          <w:b/>
+          <w:lang w:val="pt_PT" w:bidi="pt_PT"/>
+        </w:rPr>
         <w:t>"pois ele nos tem abençoado".</w:t>
       </w:r>
     </w:p>
@@ -832,6 +972,21 @@
           <w:b/>
           <w:lang w:val="pt_PT" w:bidi="pt_PT"/>
         </w:rPr>
+        <w:t>πάσῃ εὐλογίᾳ πνευματικῇ</w:t>
+      </w:r>
+    </w:p>
+    <w:p>
+      <w:pPr/>
+      <w:r>
+        <w:rPr>
+          <w:lang w:val="pt_PT" w:bidi="pt_PT"/>
+        </w:rPr>
+      </w:r>
+      <w:r>
+        <w:rPr>
+          <w:b/>
+          <w:lang w:val="pt_PT" w:bidi="pt_PT"/>
+        </w:rPr>
         <w:t>"dando-nos todos os dons espirituais do mundo celestial".</w:t>
       </w:r>
     </w:p>
@@ -971,6 +1126,21 @@
           <w:b/>
           <w:lang w:val="pt_PT" w:bidi="pt_PT"/>
         </w:rPr>
+        <w:t>ἐν Χριστῷ</w:t>
+      </w:r>
+    </w:p>
+    <w:p>
+      <w:pPr/>
+      <w:r>
+        <w:rPr>
+          <w:lang w:val="pt_PT" w:bidi="pt_PT"/>
+        </w:rPr>
+      </w:r>
+      <w:r>
+        <w:rPr>
+          <w:b/>
+          <w:lang w:val="pt_PT" w:bidi="pt_PT"/>
+        </w:rPr>
         <w:t>"por estarmos unidos com Cristo".</w:t>
       </w:r>
     </w:p>
@@ -1080,6 +1250,21 @@
           <w:b/>
           <w:lang w:val="pt_PT" w:bidi="pt_PT"/>
         </w:rPr>
+        <w:t>ἁγίους καὶ ἀμώμους</w:t>
+      </w:r>
+    </w:p>
+    <w:p>
+      <w:pPr/>
+      <w:r>
+        <w:rPr>
+          <w:lang w:val="pt_PT" w:bidi="pt_PT"/>
+        </w:rPr>
+      </w:r>
+      <w:r>
+        <w:rPr>
+          <w:b/>
+          <w:lang w:val="pt_PT" w:bidi="pt_PT"/>
+        </w:rPr>
         <w:t>"sem culpa".</w:t>
       </w:r>
     </w:p>
@@ -1176,6 +1361,21 @@
           <w:b/>
           <w:lang w:val="pt_PT" w:bidi="pt_PT"/>
         </w:rPr>
+        <w:t>ἀμώμους</w:t>
+      </w:r>
+    </w:p>
+    <w:p>
+      <w:pPr/>
+      <w:r>
+        <w:rPr>
+          <w:lang w:val="pt_PT" w:bidi="pt_PT"/>
+        </w:rPr>
+      </w:r>
+      <w:r>
+        <w:rPr>
+          <w:b/>
+          <w:lang w:val="pt_PT" w:bidi="pt_PT"/>
+        </w:rPr>
         <w:t>"e nos apresentarmos diante dele sem culpa".</w:t>
       </w:r>
     </w:p>
@@ -1285,6 +1485,21 @@
           <w:b/>
           <w:lang w:val="pt_PT" w:bidi="pt_PT"/>
         </w:rPr>
+        <w:t>προορίσας &amp; αὐτόν &amp; αὐτοῦ</w:t>
+      </w:r>
+    </w:p>
+    <w:p>
+      <w:pPr/>
+      <w:r>
+        <w:rPr>
+          <w:lang w:val="pt_PT" w:bidi="pt_PT"/>
+        </w:rPr>
+      </w:r>
+      <w:r>
+        <w:rPr>
+          <w:b/>
+          <w:lang w:val="pt_PT" w:bidi="pt_PT"/>
+        </w:rPr>
         <w:t>"seus filhos" - "seu prazer" - "sua vontade".</w:t>
       </w:r>
     </w:p>
@@ -1348,6 +1563,21 @@
           <w:b/>
           <w:lang w:val="pt_PT" w:bidi="pt_PT"/>
         </w:rPr>
+        <w:t>προορίσας ἡμᾶς εἰς υἱοθεσίαν</w:t>
+      </w:r>
+    </w:p>
+    <w:p>
+      <w:pPr/>
+      <w:r>
+        <w:rPr>
+          <w:lang w:val="pt_PT" w:bidi="pt_PT"/>
+        </w:rPr>
+      </w:r>
+      <w:r>
+        <w:rPr>
+          <w:b/>
+          <w:lang w:val="pt_PT" w:bidi="pt_PT"/>
+        </w:rPr>
         <w:t>"Deus já havia resolvido que nos tornaria seus filhos".</w:t>
       </w:r>
     </w:p>
@@ -1444,6 +1674,21 @@
           <w:b/>
           <w:lang w:val="pt_PT" w:bidi="pt_PT"/>
         </w:rPr>
+        <w:t>προορίσας ἡμᾶς</w:t>
+      </w:r>
+    </w:p>
+    <w:p>
+      <w:pPr/>
+      <w:r>
+        <w:rPr>
+          <w:lang w:val="pt_PT" w:bidi="pt_PT"/>
+        </w:rPr>
+      </w:r>
+      <w:r>
+        <w:rPr>
+          <w:b/>
+          <w:lang w:val="pt_PT" w:bidi="pt_PT"/>
+        </w:rPr>
         <w:t>"Deus já havia resolvido que nos tornaria seus filhos".</w:t>
       </w:r>
     </w:p>
@@ -1507,6 +1752,21 @@
           <w:b/>
           <w:lang w:val="pt_PT" w:bidi="pt_PT"/>
         </w:rPr>
+        <w:t>εἰς υἱοθεσίαν</w:t>
+      </w:r>
+    </w:p>
+    <w:p>
+      <w:pPr/>
+      <w:r>
+        <w:rPr>
+          <w:lang w:val="pt_PT" w:bidi="pt_PT"/>
+        </w:rPr>
+      </w:r>
+      <w:r>
+        <w:rPr>
+          <w:b/>
+          <w:lang w:val="pt_PT" w:bidi="pt_PT"/>
+        </w:rPr>
         <w:t>"nos tornaria seus filhos".</w:t>
       </w:r>
     </w:p>
@@ -1692,6 +1952,21 @@
           <w:b/>
           <w:lang w:val="pt_PT" w:bidi="pt_PT"/>
         </w:rPr>
+        <w:t>ἐχαρίτωσεν ἡμᾶς ἐν τῷ ἠγαπημένῳ</w:t>
+      </w:r>
+    </w:p>
+    <w:p>
+      <w:pPr/>
+      <w:r>
+        <w:rPr>
+          <w:lang w:val="pt_PT" w:bidi="pt_PT"/>
+        </w:rPr>
+      </w:r>
+      <w:r>
+        <w:rPr>
+          <w:b/>
+          <w:lang w:val="pt_PT" w:bidi="pt_PT"/>
+        </w:rPr>
         <w:t>"que ele nos deu gratuitamente por meio do seu querido Filho".</w:t>
       </w:r>
     </w:p>
@@ -1755,6 +2030,21 @@
           <w:b/>
           <w:lang w:val="pt_PT" w:bidi="pt_PT"/>
         </w:rPr>
+        <w:t>τῷ ἠγαπημένῳ</w:t>
+      </w:r>
+    </w:p>
+    <w:p>
+      <w:pPr/>
+      <w:r>
+        <w:rPr>
+          <w:lang w:val="pt_PT" w:bidi="pt_PT"/>
+        </w:rPr>
+      </w:r>
+      <w:r>
+        <w:rPr>
+          <w:b/>
+          <w:lang w:val="pt_PT" w:bidi="pt_PT"/>
+        </w:rPr>
         <w:t>"do seu querido Filho".</w:t>
       </w:r>
     </w:p>
@@ -1818,6 +2108,21 @@
           <w:b/>
           <w:lang w:val="pt_PT" w:bidi="pt_PT"/>
         </w:rPr>
+        <w:t>διὰ τοῦ αἵματος αὐτοῦ</w:t>
+      </w:r>
+    </w:p>
+    <w:p>
+      <w:pPr/>
+      <w:r>
+        <w:rPr>
+          <w:lang w:val="pt_PT" w:bidi="pt_PT"/>
+        </w:rPr>
+      </w:r>
+      <w:r>
+        <w:rPr>
+          <w:b/>
+          <w:lang w:val="pt_PT" w:bidi="pt_PT"/>
+        </w:rPr>
         <w:t>"pela morte de Cristo na cruz".</w:t>
       </w:r>
     </w:p>
@@ -1927,6 +2232,21 @@
           <w:b/>
           <w:lang w:val="pt_PT" w:bidi="pt_PT"/>
         </w:rPr>
+        <w:t>τὸ πλοῦτος τῆς χάριτος αὐτοῦ</w:t>
+      </w:r>
+    </w:p>
+    <w:p>
+      <w:pPr/>
+      <w:r>
+        <w:rPr>
+          <w:lang w:val="pt_PT" w:bidi="pt_PT"/>
+        </w:rPr>
+      </w:r>
+      <w:r>
+        <w:rPr>
+          <w:b/>
+          <w:lang w:val="pt_PT" w:bidi="pt_PT"/>
+        </w:rPr>
         <w:t>"Como é maravilhosa a graça de Deus".</w:t>
       </w:r>
     </w:p>
@@ -2036,6 +2356,21 @@
           <w:b/>
           <w:lang w:val="pt_PT" w:bidi="pt_PT"/>
         </w:rPr>
+        <w:t>ἧς ἐπερίσσευσεν εἰς ἡμᾶς</w:t>
+      </w:r>
+    </w:p>
+    <w:p>
+      <w:pPr/>
+      <w:r>
+        <w:rPr>
+          <w:lang w:val="pt_PT" w:bidi="pt_PT"/>
+        </w:rPr>
+      </w:r>
+      <w:r>
+        <w:rPr>
+          <w:b/>
+          <w:lang w:val="pt_PT" w:bidi="pt_PT"/>
+        </w:rPr>
         <w:t>"que ele nos deu com tanta fartura!".</w:t>
       </w:r>
     </w:p>
@@ -2099,6 +2434,21 @@
           <w:b/>
           <w:lang w:val="pt_PT" w:bidi="pt_PT"/>
         </w:rPr>
+        <w:t>ἐν πάσῃ σοφίᾳ καὶ φρονήσει</w:t>
+      </w:r>
+    </w:p>
+    <w:p>
+      <w:pPr/>
+      <w:r>
+        <w:rPr>
+          <w:lang w:val="pt_PT" w:bidi="pt_PT"/>
+        </w:rPr>
+      </w:r>
+      <w:r>
+        <w:rPr>
+          <w:b/>
+          <w:lang w:val="pt_PT" w:bidi="pt_PT"/>
+        </w:rPr>
         <w:t>"em toda a sua sabedoria e entendimento".</w:t>
       </w:r>
     </w:p>
@@ -2162,6 +2512,21 @@
           <w:b/>
           <w:lang w:val="pt_PT" w:bidi="pt_PT"/>
         </w:rPr>
+        <w:t>σοφίᾳ καὶ φρονήσει</w:t>
+      </w:r>
+    </w:p>
+    <w:p>
+      <w:pPr/>
+      <w:r>
+        <w:rPr>
+          <w:lang w:val="pt_PT" w:bidi="pt_PT"/>
+        </w:rPr>
+      </w:r>
+      <w:r>
+        <w:rPr>
+          <w:b/>
+          <w:lang w:val="pt_PT" w:bidi="pt_PT"/>
+        </w:rPr>
         <w:t>"sabedoria e entendimento".</w:t>
       </w:r>
     </w:p>
@@ -2271,6 +2636,21 @@
           <w:b/>
           <w:lang w:val="pt_PT" w:bidi="pt_PT"/>
         </w:rPr>
+        <w:t>κατὰ τὴν εὐδοκίαν αὐτοῦ</w:t>
+      </w:r>
+    </w:p>
+    <w:p>
+      <w:pPr/>
+      <w:r>
+        <w:rPr>
+          <w:lang w:val="pt_PT" w:bidi="pt_PT"/>
+        </w:rPr>
+      </w:r>
+      <w:r>
+        <w:rPr>
+          <w:b/>
+          <w:lang w:val="pt_PT" w:bidi="pt_PT"/>
+        </w:rPr>
         <w:t>"fez o que havia resolvido e nos revelou o plano secreto".</w:t>
       </w:r>
     </w:p>
@@ -2334,6 +2714,21 @@
           <w:b/>
           <w:lang w:val="pt_PT" w:bidi="pt_PT"/>
         </w:rPr>
+        <w:t>ἣν προέθετο ἐν αὐτῷ</w:t>
+      </w:r>
+    </w:p>
+    <w:p>
+      <w:pPr/>
+      <w:r>
+        <w:rPr>
+          <w:lang w:val="pt_PT" w:bidi="pt_PT"/>
+        </w:rPr>
+      </w:r>
+      <w:r>
+        <w:rPr>
+          <w:b/>
+          <w:lang w:val="pt_PT" w:bidi="pt_PT"/>
+        </w:rPr>
         <w:t>"que tinha decidido realizar por meio de Cristo".</w:t>
       </w:r>
     </w:p>
@@ -2397,6 +2792,21 @@
           <w:b/>
           <w:lang w:val="pt_PT" w:bidi="pt_PT"/>
         </w:rPr>
+        <w:t>ἐν αὐτῷ</w:t>
+      </w:r>
+    </w:p>
+    <w:p>
+      <w:pPr/>
+      <w:r>
+        <w:rPr>
+          <w:lang w:val="pt_PT" w:bidi="pt_PT"/>
+        </w:rPr>
+      </w:r>
+      <w:r>
+        <w:rPr>
+          <w:b/>
+          <w:lang w:val="pt_PT" w:bidi="pt_PT"/>
+        </w:rPr>
         <w:t>"por meio de Cristo".</w:t>
       </w:r>
     </w:p>
@@ -2460,6 +2870,21 @@
           <w:b/>
           <w:lang w:val="pt_PT" w:bidi="pt_PT"/>
         </w:rPr>
+        <w:t>εἰς οἰκονομίαν</w:t>
+      </w:r>
+    </w:p>
+    <w:p>
+      <w:pPr/>
+      <w:r>
+        <w:rPr>
+          <w:lang w:val="pt_PT" w:bidi="pt_PT"/>
+        </w:rPr>
+      </w:r>
+      <w:r>
+        <w:rPr>
+          <w:b/>
+          <w:lang w:val="pt_PT" w:bidi="pt_PT"/>
+        </w:rPr>
         <w:t>"Esse plano é unir, no tempo certo".</w:t>
       </w:r>
     </w:p>
@@ -2523,6 +2948,21 @@
           <w:b/>
           <w:lang w:val="pt_PT" w:bidi="pt_PT"/>
         </w:rPr>
+        <w:t>τοῦ πληρώματος τῶν καιρῶν</w:t>
+      </w:r>
+    </w:p>
+    <w:p>
+      <w:pPr/>
+      <w:r>
+        <w:rPr>
+          <w:lang w:val="pt_PT" w:bidi="pt_PT"/>
+        </w:rPr>
+      </w:r>
+      <w:r>
+        <w:rPr>
+          <w:b/>
+          <w:lang w:val="pt_PT" w:bidi="pt_PT"/>
+        </w:rPr>
         <w:t>"no tempo certo".</w:t>
       </w:r>
     </w:p>
@@ -2586,6 +3026,21 @@
           <w:b/>
           <w:lang w:val="pt_PT" w:bidi="pt_PT"/>
         </w:rPr>
+        <w:t>ἐν αὐτῷ</w:t>
+      </w:r>
+    </w:p>
+    <w:p>
+      <w:pPr/>
+      <w:r>
+        <w:rPr>
+          <w:lang w:val="pt_PT" w:bidi="pt_PT"/>
+        </w:rPr>
+      </w:r>
+      <w:r>
+        <w:rPr>
+          <w:b/>
+          <w:lang w:val="pt_PT" w:bidi="pt_PT"/>
+        </w:rPr>
         <w:t>"debaixo da autoridade de Cristo".</w:t>
       </w:r>
     </w:p>
@@ -2649,6 +3104,21 @@
           <w:b/>
           <w:lang w:val="pt_PT" w:bidi="pt_PT"/>
         </w:rPr>
+        <w:t>καὶ ἐκληρώθημεν, προορισθέντες</w:t>
+      </w:r>
+    </w:p>
+    <w:p>
+      <w:pPr/>
+      <w:r>
+        <w:rPr>
+          <w:lang w:val="pt_PT" w:bidi="pt_PT"/>
+        </w:rPr>
+      </w:r>
+      <w:r>
+        <w:rPr>
+          <w:b/>
+          <w:lang w:val="pt_PT" w:bidi="pt_PT"/>
+        </w:rPr>
         <w:t>"De acordo com a sua vontade e com aquilo que ele havia resolvido desde o princípio, Deus nos escolheu para sermos seu povo".</w:t>
       </w:r>
     </w:p>
@@ -2771,6 +3241,21 @@
           <w:b/>
           <w:lang w:val="pt_PT" w:bidi="pt_PT"/>
         </w:rPr>
+        <w:t>καὶ ἐκληρώθημεν</w:t>
+      </w:r>
+    </w:p>
+    <w:p>
+      <w:pPr/>
+      <w:r>
+        <w:rPr>
+          <w:lang w:val="pt_PT" w:bidi="pt_PT"/>
+        </w:rPr>
+      </w:r>
+      <w:r>
+        <w:rPr>
+          <w:b/>
+          <w:lang w:val="pt_PT" w:bidi="pt_PT"/>
+        </w:rPr>
         <w:t>"Deus nos escolheu para sermos o seu povo".</w:t>
       </w:r>
     </w:p>
@@ -2867,6 +3352,21 @@
           <w:b/>
           <w:lang w:val="pt_PT" w:bidi="pt_PT"/>
         </w:rPr>
+        <w:t>προορισθέντες</w:t>
+      </w:r>
+    </w:p>
+    <w:p>
+      <w:pPr/>
+      <w:r>
+        <w:rPr>
+          <w:lang w:val="pt_PT" w:bidi="pt_PT"/>
+        </w:rPr>
+      </w:r>
+      <w:r>
+        <w:rPr>
+          <w:b/>
+          <w:lang w:val="pt_PT" w:bidi="pt_PT"/>
+        </w:rPr>
         <w:t>"Deus nos escolheu para sermos o seu povo".</w:t>
       </w:r>
     </w:p>
@@ -2963,6 +3463,21 @@
           <w:b/>
           <w:lang w:val="pt_PT" w:bidi="pt_PT"/>
         </w:rPr>
+        <w:t>ἡμᾶς &amp; τοὺς προηλπικότας ἐν τῷ Χριστῷ</w:t>
+      </w:r>
+    </w:p>
+    <w:p>
+      <w:pPr/>
+      <w:r>
+        <w:rPr>
+          <w:lang w:val="pt_PT" w:bidi="pt_PT"/>
+        </w:rPr>
+      </w:r>
+      <w:r>
+        <w:rPr>
+          <w:b/>
+          <w:lang w:val="pt_PT" w:bidi="pt_PT"/>
+        </w:rPr>
         <w:t>"digo que nós que fomos os primeiros a pôr a nossa esperança em Cristo".</w:t>
       </w:r>
     </w:p>
@@ -3059,6 +3574,21 @@
           <w:b/>
           <w:lang w:val="pt_PT" w:bidi="pt_PT"/>
         </w:rPr>
+        <w:t>εἰς τὸ εἶναι ἡμᾶς, εἰς ἔπαινον δόξης αὐτοῦ</w:t>
+      </w:r>
+    </w:p>
+    <w:p>
+      <w:pPr/>
+      <w:r>
+        <w:rPr>
+          <w:lang w:val="pt_PT" w:bidi="pt_PT"/>
+        </w:rPr>
+      </w:r>
+      <w:r>
+        <w:rPr>
+          <w:b/>
+          <w:lang w:val="pt_PT" w:bidi="pt_PT"/>
+        </w:rPr>
         <w:t>"digo que nós... louvemos a glória de Deus".</w:t>
       </w:r>
     </w:p>
@@ -3178,6 +3708,21 @@
           <w:b/>
           <w:lang w:val="pt_PT" w:bidi="pt_PT"/>
         </w:rPr>
+        <w:t>τὸν λόγον τῆς ἀληθείας</w:t>
+      </w:r>
+    </w:p>
+    <w:p>
+      <w:pPr/>
+      <w:r>
+        <w:rPr>
+          <w:lang w:val="pt_PT" w:bidi="pt_PT"/>
+        </w:rPr>
+      </w:r>
+      <w:r>
+        <w:rPr>
+          <w:b/>
+          <w:lang w:val="pt_PT" w:bidi="pt_PT"/>
+        </w:rPr>
         <w:t>"a verdadeira mensagem".</w:t>
       </w:r>
     </w:p>
@@ -3241,6 +3786,21 @@
           <w:b/>
           <w:lang w:val="pt_PT" w:bidi="pt_PT"/>
         </w:rPr>
+        <w:t>ἐσφραγίσθητε τῷ Πνεύματι τῆς ἐπαγγελίας, τῷ Ἁγίῳ</w:t>
+      </w:r>
+    </w:p>
+    <w:p>
+      <w:pPr/>
+      <w:r>
+        <w:rPr>
+          <w:lang w:val="pt_PT" w:bidi="pt_PT"/>
+        </w:rPr>
+      </w:r>
+      <w:r>
+        <w:rPr>
+          <w:b/>
+          <w:lang w:val="pt_PT" w:bidi="pt_PT"/>
+        </w:rPr>
         <w:t>"E Deus pôs em vocês a sua marca de proprietário quando lhes deu o Espírito Santo, que ele havia prometido".</w:t>
       </w:r>
     </w:p>
@@ -3337,6 +3897,21 @@
           <w:b/>
           <w:lang w:val="pt_PT" w:bidi="pt_PT"/>
         </w:rPr>
+        <w:t>ἐσφραγίσθητε</w:t>
+      </w:r>
+    </w:p>
+    <w:p>
+      <w:pPr/>
+      <w:r>
+        <w:rPr>
+          <w:lang w:val="pt_PT" w:bidi="pt_PT"/>
+        </w:rPr>
+      </w:r>
+      <w:r>
+        <w:rPr>
+          <w:b/>
+          <w:lang w:val="pt_PT" w:bidi="pt_PT"/>
+        </w:rPr>
         <w:t>"Deus pôs em vocês a sua marca de proprietário".</w:t>
       </w:r>
     </w:p>
@@ -3433,6 +4008,21 @@
           <w:b/>
           <w:lang w:val="pt_PT" w:bidi="pt_PT"/>
         </w:rPr>
+        <w:t>ἀρραβὼν τῆς κληρονομίας ἡμῶν</w:t>
+      </w:r>
+    </w:p>
+    <w:p>
+      <w:pPr/>
+      <w:r>
+        <w:rPr>
+          <w:lang w:val="pt_PT" w:bidi="pt_PT"/>
+        </w:rPr>
+      </w:r>
+      <w:r>
+        <w:rPr>
+          <w:b/>
+          <w:lang w:val="pt_PT" w:bidi="pt_PT"/>
+        </w:rPr>
         <w:t>"a garantia de que receberemos o que Deus prometeu ao seu povo".</w:t>
       </w:r>
     </w:p>
@@ -3585,6 +4175,21 @@
           <w:b/>
           <w:lang w:val="pt_PT" w:bidi="pt_PT"/>
         </w:rPr>
+        <w:t>διὰ τοῦτο</w:t>
+      </w:r>
+    </w:p>
+    <w:p>
+      <w:pPr/>
+      <w:r>
+        <w:rPr>
+          <w:lang w:val="pt_PT" w:bidi="pt_PT"/>
+        </w:rPr>
+      </w:r>
+      <w:r>
+        <w:rPr>
+          <w:b/>
+          <w:lang w:val="pt_PT" w:bidi="pt_PT"/>
+        </w:rPr>
         <w:t>"Por isso".</w:t>
       </w:r>
     </w:p>
@@ -3777,6 +4382,21 @@
           <w:b/>
           <w:lang w:val="pt_PT" w:bidi="pt_PT"/>
         </w:rPr>
+        <w:t>οὐ παύομαι εὐχαριστῶν</w:t>
+      </w:r>
+    </w:p>
+    <w:p>
+      <w:pPr/>
+      <w:r>
+        <w:rPr>
+          <w:lang w:val="pt_PT" w:bidi="pt_PT"/>
+        </w:rPr>
+      </w:r>
+      <w:r>
+        <w:rPr>
+          <w:b/>
+          <w:lang w:val="pt_PT" w:bidi="pt_PT"/>
+        </w:rPr>
         <w:t>"não paro de agradecer a Deus".</w:t>
       </w:r>
     </w:p>
@@ -3860,6 +4480,21 @@
           <w:b/>
           <w:lang w:val="pt_PT" w:bidi="pt_PT"/>
         </w:rPr>
+        <w:t>ἵνα</w:t>
+      </w:r>
+    </w:p>
+    <w:p>
+      <w:pPr/>
+      <w:r>
+        <w:rPr>
+          <w:lang w:val="pt_PT" w:bidi="pt_PT"/>
+        </w:rPr>
+      </w:r>
+      <w:r>
+        <w:rPr>
+          <w:b/>
+          <w:lang w:val="pt_PT" w:bidi="pt_PT"/>
+        </w:rPr>
         <w:t>"para que assim vocês o conheçam como devem conhecer".</w:t>
       </w:r>
     </w:p>
@@ -3956,6 +4591,21 @@
           <w:b/>
           <w:lang w:val="pt_PT" w:bidi="pt_PT"/>
         </w:rPr>
+        <w:t>πνεῦμα σοφίας καὶ ἀποκαλύψεως, ἐν ἐπιγνώσει αὐτοῦ</w:t>
+      </w:r>
+    </w:p>
+    <w:p>
+      <w:pPr/>
+      <w:r>
+        <w:rPr>
+          <w:lang w:val="pt_PT" w:bidi="pt_PT"/>
+        </w:rPr>
+      </w:r>
+      <w:r>
+        <w:rPr>
+          <w:b/>
+          <w:lang w:val="pt_PT" w:bidi="pt_PT"/>
+        </w:rPr>
         <w:t>"o seu Espírito, o Espírito que os tornará sábios e revelará Deus a vocês".</w:t>
       </w:r>
     </w:p>
@@ -4019,6 +4669,21 @@
           <w:b/>
           <w:lang w:val="pt_PT" w:bidi="pt_PT"/>
         </w:rPr>
+        <w:t>πεφωτισμένους τοὺς ὀφθαλμοὺς τῆς καρδίας</w:t>
+      </w:r>
+    </w:p>
+    <w:p>
+      <w:pPr/>
+      <w:r>
+        <w:rPr>
+          <w:lang w:val="pt_PT" w:bidi="pt_PT"/>
+        </w:rPr>
+      </w:r>
+      <w:r>
+        <w:rPr>
+          <w:b/>
+          <w:lang w:val="pt_PT" w:bidi="pt_PT"/>
+        </w:rPr>
         <w:t>"Peço que Deus abra a mente de vocês para que vejam a luz dele".</w:t>
       </w:r>
     </w:p>
@@ -4115,6 +4780,21 @@
           <w:b/>
           <w:lang w:val="pt_PT" w:bidi="pt_PT"/>
         </w:rPr>
+        <w:t>πεφωτισμένους τοὺς ὀφθαλμοὺς τῆς καρδίας</w:t>
+      </w:r>
+    </w:p>
+    <w:p>
+      <w:pPr/>
+      <w:r>
+        <w:rPr>
+          <w:lang w:val="pt_PT" w:bidi="pt_PT"/>
+        </w:rPr>
+      </w:r>
+      <w:r>
+        <w:rPr>
+          <w:b/>
+          <w:lang w:val="pt_PT" w:bidi="pt_PT"/>
+        </w:rPr>
         <w:t>"abra a mente de vocês para que vejam a luz dele".</w:t>
       </w:r>
     </w:p>
@@ -4198,6 +4878,21 @@
           <w:b/>
           <w:lang w:val="pt_PT" w:bidi="pt_PT"/>
         </w:rPr>
+        <w:t>τοὺς ὀφθαλμοὺς τῆς καρδίας</w:t>
+      </w:r>
+    </w:p>
+    <w:p>
+      <w:pPr/>
+      <w:r>
+        <w:rPr>
+          <w:lang w:val="pt_PT" w:bidi="pt_PT"/>
+        </w:rPr>
+      </w:r>
+      <w:r>
+        <w:rPr>
+          <w:b/>
+          <w:lang w:val="pt_PT" w:bidi="pt_PT"/>
+        </w:rPr>
         <w:t>"abra a mente de vocês para que vejam a luz dele".</w:t>
       </w:r>
     </w:p>
@@ -4307,6 +5002,21 @@
           <w:b/>
           <w:lang w:val="pt_PT" w:bidi="pt_PT"/>
         </w:rPr>
+        <w:t>πεφωτισμένους</w:t>
+      </w:r>
+    </w:p>
+    <w:p>
+      <w:pPr/>
+      <w:r>
+        <w:rPr>
+          <w:lang w:val="pt_PT" w:bidi="pt_PT"/>
+        </w:rPr>
+      </w:r>
+      <w:r>
+        <w:rPr>
+          <w:b/>
+          <w:lang w:val="pt_PT" w:bidi="pt_PT"/>
+        </w:rPr>
         <w:t>"abra a mente de vocês para que vejam a luz dele".</w:t>
       </w:r>
     </w:p>
@@ -4446,6 +5156,21 @@
           <w:b/>
           <w:lang w:val="pt_PT" w:bidi="pt_PT"/>
         </w:rPr>
+        <w:t>τῆς κληρονομίας αὐτοῦ</w:t>
+      </w:r>
+    </w:p>
+    <w:p>
+      <w:pPr/>
+      <w:r>
+        <w:rPr>
+          <w:lang w:val="pt_PT" w:bidi="pt_PT"/>
+        </w:rPr>
+      </w:r>
+      <w:r>
+        <w:rPr>
+          <w:b/>
+          <w:lang w:val="pt_PT" w:bidi="pt_PT"/>
+        </w:rPr>
         <w:t>"as bênçãos que ele prometeu ao seu povo".</w:t>
       </w:r>
     </w:p>
@@ -4542,6 +5267,21 @@
           <w:b/>
           <w:lang w:val="pt_PT" w:bidi="pt_PT"/>
         </w:rPr>
+        <w:t>τοῖς ἁγίοις</w:t>
+      </w:r>
+    </w:p>
+    <w:p>
+      <w:pPr/>
+      <w:r>
+        <w:rPr>
+          <w:lang w:val="pt_PT" w:bidi="pt_PT"/>
+        </w:rPr>
+      </w:r>
+      <w:r>
+        <w:rPr>
+          <w:b/>
+          <w:lang w:val="pt_PT" w:bidi="pt_PT"/>
+        </w:rPr>
         <w:t>"ao seu povo".</w:t>
       </w:r>
     </w:p>
@@ -4605,6 +5345,21 @@
           <w:b/>
           <w:lang w:val="pt_PT" w:bidi="pt_PT"/>
         </w:rPr>
+        <w:t>τὸ ὑπερβάλλον μέγεθος τῆς δυνάμεως αὐτοῦ</w:t>
+      </w:r>
+    </w:p>
+    <w:p>
+      <w:pPr/>
+      <w:r>
+        <w:rPr>
+          <w:lang w:val="pt_PT" w:bidi="pt_PT"/>
+        </w:rPr>
+      </w:r>
+      <w:r>
+        <w:rPr>
+          <w:b/>
+          <w:lang w:val="pt_PT" w:bidi="pt_PT"/>
+        </w:rPr>
         <w:t>"e como é grande o seu poder".</w:t>
       </w:r>
     </w:p>
@@ -4668,6 +5423,21 @@
           <w:b/>
           <w:lang w:val="pt_PT" w:bidi="pt_PT"/>
         </w:rPr>
+        <w:t>εἰς ἡμᾶς, τοὺς πιστεύοντας</w:t>
+      </w:r>
+    </w:p>
+    <w:p>
+      <w:pPr/>
+      <w:r>
+        <w:rPr>
+          <w:lang w:val="pt_PT" w:bidi="pt_PT"/>
+        </w:rPr>
+      </w:r>
+      <w:r>
+        <w:rPr>
+          <w:b/>
+          <w:lang w:val="pt_PT" w:bidi="pt_PT"/>
+        </w:rPr>
         <w:t>"que age em nós, os que cremos nele".</w:t>
       </w:r>
     </w:p>
@@ -4731,6 +5501,21 @@
           <w:b/>
           <w:lang w:val="pt_PT" w:bidi="pt_PT"/>
         </w:rPr>
+        <w:t>τὴν ἐνέργειαν τοῦ κράτους τῆς ἰσχύος αὐτοῦ</w:t>
+      </w:r>
+    </w:p>
+    <w:p>
+      <w:pPr/>
+      <w:r>
+        <w:rPr>
+          <w:lang w:val="pt_PT" w:bidi="pt_PT"/>
+        </w:rPr>
+      </w:r>
+      <w:r>
+        <w:rPr>
+          <w:b/>
+          <w:lang w:val="pt_PT" w:bidi="pt_PT"/>
+        </w:rPr>
         <w:t>"Esse poder que age em nós é a mesma força poderosa".</w:t>
       </w:r>
     </w:p>
@@ -4794,6 +5579,21 @@
           <w:b/>
           <w:lang w:val="pt_PT" w:bidi="pt_PT"/>
         </w:rPr>
+        <w:t>τοῦ κράτους τῆς ἰσχύος αὐτοῦ</w:t>
+      </w:r>
+    </w:p>
+    <w:p>
+      <w:pPr/>
+      <w:r>
+        <w:rPr>
+          <w:lang w:val="pt_PT" w:bidi="pt_PT"/>
+        </w:rPr>
+      </w:r>
+      <w:r>
+        <w:rPr>
+          <w:b/>
+          <w:lang w:val="pt_PT" w:bidi="pt_PT"/>
+        </w:rPr>
         <w:t>"Esse poder que age em nós é a mesma força poderosa".</w:t>
       </w:r>
     </w:p>
@@ -4903,6 +5703,21 @@
           <w:b/>
           <w:lang w:val="pt_PT" w:bidi="pt_PT"/>
         </w:rPr>
+        <w:t>ἐγείρας αὐτὸν ἐκ νεκρῶν</w:t>
+      </w:r>
+    </w:p>
+    <w:p>
+      <w:pPr/>
+      <w:r>
+        <w:rPr>
+          <w:lang w:val="pt_PT" w:bidi="pt_PT"/>
+        </w:rPr>
+      </w:r>
+      <w:r>
+        <w:rPr>
+          <w:b/>
+          <w:lang w:val="pt_PT" w:bidi="pt_PT"/>
+        </w:rPr>
         <w:t>"que ele usou quando ressuscitou Cristo".</w:t>
       </w:r>
     </w:p>
@@ -4966,6 +5781,21 @@
           <w:b/>
           <w:lang w:val="pt_PT" w:bidi="pt_PT"/>
         </w:rPr>
+        <w:t>ἐκ νεκρῶν</w:t>
+      </w:r>
+    </w:p>
+    <w:p>
+      <w:pPr/>
+      <w:r>
+        <w:rPr>
+          <w:lang w:val="pt_PT" w:bidi="pt_PT"/>
+        </w:rPr>
+      </w:r>
+      <w:r>
+        <w:rPr>
+          <w:b/>
+          <w:lang w:val="pt_PT" w:bidi="pt_PT"/>
+        </w:rPr>
         <w:t>"que ele usou quando ressuscitou Cristo".</w:t>
       </w:r>
     </w:p>
@@ -5075,6 +5905,21 @@
           <w:b/>
           <w:lang w:val="pt_PT" w:bidi="pt_PT"/>
         </w:rPr>
+        <w:t>καθίσας ἐν δεξιᾷ αὐτοῦ, ἐν τοῖς ἐπουρανίοις</w:t>
+      </w:r>
+    </w:p>
+    <w:p>
+      <w:pPr/>
+      <w:r>
+        <w:rPr>
+          <w:lang w:val="pt_PT" w:bidi="pt_PT"/>
+        </w:rPr>
+      </w:r>
+      <w:r>
+        <w:rPr>
+          <w:b/>
+          <w:lang w:val="pt_PT" w:bidi="pt_PT"/>
+        </w:rPr>
         <w:t>"e fez com que ele se sentasse ao seu lado direito no mundo celestial".</w:t>
       </w:r>
     </w:p>
@@ -5171,6 +6016,21 @@
           <w:b/>
           <w:lang w:val="pt_PT" w:bidi="pt_PT"/>
         </w:rPr>
+        <w:t>καθίσας ἐν δεξιᾷ αὐτοῦ</w:t>
+      </w:r>
+    </w:p>
+    <w:p>
+      <w:pPr/>
+      <w:r>
+        <w:rPr>
+          <w:lang w:val="pt_PT" w:bidi="pt_PT"/>
+        </w:rPr>
+      </w:r>
+      <w:r>
+        <w:rPr>
+          <w:b/>
+          <w:lang w:val="pt_PT" w:bidi="pt_PT"/>
+        </w:rPr>
         <w:t>"fez com que ele se sentasse ao seu lado direito no mundo celestial".</w:t>
       </w:r>
     </w:p>
@@ -5267,6 +6127,21 @@
           <w:b/>
           <w:lang w:val="pt_PT" w:bidi="pt_PT"/>
         </w:rPr>
+        <w:t>ἐν τοῖς ἐπουρανίοις</w:t>
+      </w:r>
+    </w:p>
+    <w:p>
+      <w:pPr/>
+      <w:r>
+        <w:rPr>
+          <w:lang w:val="pt_PT" w:bidi="pt_PT"/>
+        </w:rPr>
+      </w:r>
+      <w:r>
+        <w:rPr>
+          <w:b/>
+          <w:lang w:val="pt_PT" w:bidi="pt_PT"/>
+        </w:rPr>
         <w:t>"no mundo celestial".</w:t>
       </w:r>
     </w:p>
@@ -5296,7 +6171,7 @@
         </w:rPr>
         <w:t xml:space="preserve"> refere-se ao lugar onde Deus está. Veja como você traduziu isso em </w:t>
       </w:r>
-      <w:hyperlink r:id="rId13">
+      <w:hyperlink r:id="rId15">
         <w:r>
           <w:rPr>
             <w:lang w:val="pt_PT" w:bidi="pt_PT"/>
@@ -5361,6 +6236,21 @@
           <w:b/>
           <w:lang w:val="pt_PT" w:bidi="pt_PT"/>
         </w:rPr>
+        <w:t>ὑπεράνω πάσης ἀρχῆς, καὶ ἐξουσίας, καὶ δυνάμεως, καὶ κυριότητος</w:t>
+      </w:r>
+    </w:p>
+    <w:p>
+      <w:pPr/>
+      <w:r>
+        <w:rPr>
+          <w:lang w:val="pt_PT" w:bidi="pt_PT"/>
+        </w:rPr>
+      </w:r>
+      <w:r>
+        <w:rPr>
+          <w:b/>
+          <w:lang w:val="pt_PT" w:bidi="pt_PT"/>
+        </w:rPr>
         <w:t>"Cristo reina sobre todos os governos celestiais, autoridades, forças e poderes".</w:t>
       </w:r>
     </w:p>
@@ -5444,6 +6334,21 @@
           <w:b/>
           <w:lang w:val="pt_PT" w:bidi="pt_PT"/>
         </w:rPr>
+        <w:t>παντὸς ὀνόματος ὀνομαζομένου</w:t>
+      </w:r>
+    </w:p>
+    <w:p>
+      <w:pPr/>
+      <w:r>
+        <w:rPr>
+          <w:lang w:val="pt_PT" w:bidi="pt_PT"/>
+        </w:rPr>
+      </w:r>
+      <w:r>
+        <w:rPr>
+          <w:b/>
+          <w:lang w:val="pt_PT" w:bidi="pt_PT"/>
+        </w:rPr>
         <w:t>"Ele têm um título que está acima de todos os títulos".</w:t>
       </w:r>
     </w:p>
@@ -5540,6 +6445,21 @@
           <w:b/>
           <w:lang w:val="pt_PT" w:bidi="pt_PT"/>
         </w:rPr>
+        <w:t>ὀνόματος</w:t>
+      </w:r>
+    </w:p>
+    <w:p>
+      <w:pPr/>
+      <w:r>
+        <w:rPr>
+          <w:lang w:val="pt_PT" w:bidi="pt_PT"/>
+        </w:rPr>
+      </w:r>
+      <w:r>
+        <w:rPr>
+          <w:b/>
+          <w:lang w:val="pt_PT" w:bidi="pt_PT"/>
+        </w:rPr>
         <w:t>"Ele tem um título".</w:t>
       </w:r>
     </w:p>
@@ -5616,6 +6536,21 @@
           <w:b/>
           <w:lang w:val="pt_PT" w:bidi="pt_PT"/>
         </w:rPr>
+        <w:t>ἐν τῷ αἰῶνι τούτῳ</w:t>
+      </w:r>
+    </w:p>
+    <w:p>
+      <w:pPr/>
+      <w:r>
+        <w:rPr>
+          <w:lang w:val="pt_PT" w:bidi="pt_PT"/>
+        </w:rPr>
+      </w:r>
+      <w:r>
+        <w:rPr>
+          <w:b/>
+          <w:lang w:val="pt_PT" w:bidi="pt_PT"/>
+        </w:rPr>
         <w:t>"que existem neste mundo".</w:t>
       </w:r>
     </w:p>
@@ -5679,6 +6614,21 @@
           <w:b/>
           <w:lang w:val="pt_PT" w:bidi="pt_PT"/>
         </w:rPr>
+        <w:t>ἐν τῷ μέλλοντι</w:t>
+      </w:r>
+    </w:p>
+    <w:p>
+      <w:pPr/>
+      <w:r>
+        <w:rPr>
+          <w:lang w:val="pt_PT" w:bidi="pt_PT"/>
+        </w:rPr>
+      </w:r>
+      <w:r>
+        <w:rPr>
+          <w:b/>
+          <w:lang w:val="pt_PT" w:bidi="pt_PT"/>
+        </w:rPr>
         <w:t>"e no mundo que há de vir".</w:t>
       </w:r>
     </w:p>
@@ -5742,6 +6692,21 @@
           <w:b/>
           <w:lang w:val="pt_PT" w:bidi="pt_PT"/>
         </w:rPr>
+        <w:t>ὑπὸ τοὺς πόδας αὐτοῦ</w:t>
+      </w:r>
+    </w:p>
+    <w:p>
+      <w:pPr/>
+      <w:r>
+        <w:rPr>
+          <w:lang w:val="pt_PT" w:bidi="pt_PT"/>
+        </w:rPr>
+      </w:r>
+      <w:r>
+        <w:rPr>
+          <w:b/>
+          <w:lang w:val="pt_PT" w:bidi="pt_PT"/>
+        </w:rPr>
         <w:t>"debaixo da autoridade de Cristo".</w:t>
       </w:r>
     </w:p>
@@ -5851,6 +6816,21 @@
           <w:b/>
           <w:lang w:val="pt_PT" w:bidi="pt_PT"/>
         </w:rPr>
+        <w:t>κεφαλὴν ὑπὲρ πάντα</w:t>
+      </w:r>
+    </w:p>
+    <w:p>
+      <w:pPr/>
+      <w:r>
+        <w:rPr>
+          <w:lang w:val="pt_PT" w:bidi="pt_PT"/>
+        </w:rPr>
+      </w:r>
+      <w:r>
+        <w:rPr>
+          <w:b/>
+          <w:lang w:val="pt_PT" w:bidi="pt_PT"/>
+        </w:rPr>
         <w:t>"como o único Senhor de tudo".</w:t>
       </w:r>
     </w:p>
@@ -5960,6 +6940,21 @@
           <w:b/>
           <w:lang w:val="pt_PT" w:bidi="pt_PT"/>
         </w:rPr>
+        <w:t>τὸ σῶμα αὐτοῦ</w:t>
+      </w:r>
+    </w:p>
+    <w:p>
+      <w:pPr/>
+      <w:r>
+        <w:rPr>
+          <w:lang w:val="pt_PT" w:bidi="pt_PT"/>
+        </w:rPr>
+      </w:r>
+      <w:r>
+        <w:rPr>
+          <w:b/>
+          <w:lang w:val="pt_PT" w:bidi="pt_PT"/>
+        </w:rPr>
         <w:t>"A Igreja é o corpo de Cristo".</w:t>
       </w:r>
     </w:p>
@@ -6056,6 +7051,21 @@
           <w:b/>
           <w:lang w:val="pt_PT" w:bidi="pt_PT"/>
         </w:rPr>
+        <w:t>τὸ πλήρωμα τοῦ τὰ πάντα ἐν πᾶσιν πληρουμένου</w:t>
+      </w:r>
+    </w:p>
+    <w:p>
+      <w:pPr/>
+      <w:r>
+        <w:rPr>
+          <w:lang w:val="pt_PT" w:bidi="pt_PT"/>
+        </w:rPr>
+      </w:r>
+      <w:r>
+        <w:rPr>
+          <w:b/>
+          <w:lang w:val="pt_PT" w:bidi="pt_PT"/>
+        </w:rPr>
         <w:t>"o qual completa todas as coisas em todos os lugares".</w:t>
       </w:r>
     </w:p>
@@ -6119,6 +7129,21 @@
           <w:b/>
           <w:lang w:val="pt_PT" w:bidi="pt_PT"/>
         </w:rPr>
+        <w:t>τὸ πλήρωμα</w:t>
+      </w:r>
+    </w:p>
+    <w:p>
+      <w:pPr/>
+      <w:r>
+        <w:rPr>
+          <w:lang w:val="pt_PT" w:bidi="pt_PT"/>
+        </w:rPr>
+      </w:r>
+      <w:r>
+        <w:rPr>
+          <w:b/>
+          <w:lang w:val="pt_PT" w:bidi="pt_PT"/>
+        </w:rPr>
         <w:t>"completa todas as coisas em todos os lugares".</w:t>
       </w:r>
     </w:p>
@@ -6238,6 +7263,21 @@
           <w:b/>
           <w:lang w:val="pt_PT" w:bidi="pt_PT"/>
         </w:rPr>
+        <w:t>ὑμᾶς ὄντας νεκροὺς τοῖς παραπτώμασιν καὶ ταῖς ἁμαρτίαις ὑμῶν</w:t>
+      </w:r>
+    </w:p>
+    <w:p>
+      <w:pPr/>
+      <w:r>
+        <w:rPr>
+          <w:lang w:val="pt_PT" w:bidi="pt_PT"/>
+        </w:rPr>
+      </w:r>
+      <w:r>
+        <w:rPr>
+          <w:b/>
+          <w:lang w:val="pt_PT" w:bidi="pt_PT"/>
+        </w:rPr>
         <w:t>"vocês estavam espiritualmente mortos".</w:t>
       </w:r>
     </w:p>
@@ -6334,6 +7374,21 @@
           <w:b/>
           <w:lang w:val="pt_PT" w:bidi="pt_PT"/>
         </w:rPr>
+        <w:t>τοῖς παραπτώμασιν καὶ ταῖς ἁμαρτίαις ὑμῶν</w:t>
+      </w:r>
+    </w:p>
+    <w:p>
+      <w:pPr/>
+      <w:r>
+        <w:rPr>
+          <w:lang w:val="pt_PT" w:bidi="pt_PT"/>
+        </w:rPr>
+      </w:r>
+      <w:r>
+        <w:rPr>
+          <w:b/>
+          <w:lang w:val="pt_PT" w:bidi="pt_PT"/>
+        </w:rPr>
         <w:t>"por terem desobedecido a Deus e por terem cometido pecados".</w:t>
       </w:r>
     </w:p>
@@ -6443,6 +7498,21 @@
           <w:b/>
           <w:lang w:val="pt_PT" w:bidi="pt_PT"/>
         </w:rPr>
+        <w:t>τοῖς παραπτώμασιν καὶ ταῖς ἁμαρτίαις ὑμῶν</w:t>
+      </w:r>
+    </w:p>
+    <w:p>
+      <w:pPr/>
+      <w:r>
+        <w:rPr>
+          <w:lang w:val="pt_PT" w:bidi="pt_PT"/>
+        </w:rPr>
+      </w:r>
+      <w:r>
+        <w:rPr>
+          <w:b/>
+          <w:lang w:val="pt_PT" w:bidi="pt_PT"/>
+        </w:rPr>
         <w:t>"por terem desobedecido a Deus e por terem cometido pecados".</w:t>
       </w:r>
     </w:p>
@@ -6565,6 +7635,21 @@
           <w:b/>
           <w:lang w:val="pt_PT" w:bidi="pt_PT"/>
         </w:rPr>
+        <w:t>ἐν αἷς ποτε περιεπατήσατε</w:t>
+      </w:r>
+    </w:p>
+    <w:p>
+      <w:pPr/>
+      <w:r>
+        <w:rPr>
+          <w:lang w:val="pt_PT" w:bidi="pt_PT"/>
+        </w:rPr>
+      </w:r>
+      <w:r>
+        <w:rPr>
+          <w:b/>
+          <w:lang w:val="pt_PT" w:bidi="pt_PT"/>
+        </w:rPr>
         <w:t>"Naquele tempo vocês seguiam o mau caminho deste mundo".</w:t>
       </w:r>
     </w:p>
@@ -6648,6 +7733,21 @@
           <w:b/>
           <w:lang w:val="pt_PT" w:bidi="pt_PT"/>
         </w:rPr>
+        <w:t>κατὰ τὸν αἰῶνα τοῦ κόσμου τούτου</w:t>
+      </w:r>
+    </w:p>
+    <w:p>
+      <w:pPr/>
+      <w:r>
+        <w:rPr>
+          <w:lang w:val="pt_PT" w:bidi="pt_PT"/>
+        </w:rPr>
+      </w:r>
+      <w:r>
+        <w:rPr>
+          <w:b/>
+          <w:lang w:val="pt_PT" w:bidi="pt_PT"/>
+        </w:rPr>
         <w:t>"o mau caminho deste mundo".</w:t>
       </w:r>
     </w:p>
@@ -6807,6 +7907,21 @@
           <w:b/>
           <w:lang w:val="pt_PT" w:bidi="pt_PT"/>
         </w:rPr>
+        <w:t>τοῦ πνεύματος τοῦ νῦν ἐνεργοῦντος</w:t>
+      </w:r>
+    </w:p>
+    <w:p>
+      <w:pPr/>
+      <w:r>
+        <w:rPr>
+          <w:lang w:val="pt_PT" w:bidi="pt_PT"/>
+        </w:rPr>
+      </w:r>
+      <w:r>
+        <w:rPr>
+          <w:b/>
+          <w:lang w:val="pt_PT" w:bidi="pt_PT"/>
+        </w:rPr>
         <w:t>"o espírito que agora controla os que desobedecem a Deus".</w:t>
       </w:r>
     </w:p>
@@ -6870,6 +7985,21 @@
           <w:b/>
           <w:lang w:val="pt_PT" w:bidi="pt_PT"/>
         </w:rPr>
+        <w:t>τοῖς υἱοῖς τῆς ἀπειθείας</w:t>
+      </w:r>
+    </w:p>
+    <w:p>
+      <w:pPr/>
+      <w:r>
+        <w:rPr>
+          <w:lang w:val="pt_PT" w:bidi="pt_PT"/>
+        </w:rPr>
+      </w:r>
+      <w:r>
+        <w:rPr>
+          <w:b/>
+          <w:lang w:val="pt_PT" w:bidi="pt_PT"/>
+        </w:rPr>
         <w:t>"os que desobedecem a Deus".</w:t>
       </w:r>
     </w:p>
@@ -6953,6 +8083,21 @@
           <w:b/>
           <w:lang w:val="pt_PT" w:bidi="pt_PT"/>
         </w:rPr>
+        <w:t>τὰ θελήματα τῆς σαρκὸς καὶ τῶν διανοιῶν</w:t>
+      </w:r>
+    </w:p>
+    <w:p>
+      <w:pPr/>
+      <w:r>
+        <w:rPr>
+          <w:lang w:val="pt_PT" w:bidi="pt_PT"/>
+        </w:rPr>
+      </w:r>
+      <w:r>
+        <w:rPr>
+          <w:b/>
+          <w:lang w:val="pt_PT" w:bidi="pt_PT"/>
+        </w:rPr>
         <w:t>"e vivíamos de acordo com a nossa natureza humana".</w:t>
       </w:r>
     </w:p>
@@ -7075,6 +8220,21 @@
           <w:b/>
           <w:lang w:val="pt_PT" w:bidi="pt_PT"/>
         </w:rPr>
+        <w:t>τέκνα &amp; ὀργῆς</w:t>
+      </w:r>
+    </w:p>
+    <w:p>
+      <w:pPr/>
+      <w:r>
+        <w:rPr>
+          <w:lang w:val="pt_PT" w:bidi="pt_PT"/>
+        </w:rPr>
+      </w:r>
+      <w:r>
+        <w:rPr>
+          <w:b/>
+          <w:lang w:val="pt_PT" w:bidi="pt_PT"/>
+        </w:rPr>
         <w:t>"vivíamos de acordo com a nossa natureza humana".</w:t>
       </w:r>
     </w:p>
@@ -7171,6 +8331,21 @@
           <w:b/>
           <w:lang w:val="pt_PT" w:bidi="pt_PT"/>
         </w:rPr>
+        <w:t>δὲ</w:t>
+      </w:r>
+    </w:p>
+    <w:p>
+      <w:pPr/>
+      <w:r>
+        <w:rPr>
+          <w:lang w:val="pt_PT" w:bidi="pt_PT"/>
+        </w:rPr>
+      </w:r>
+      <w:r>
+        <w:rPr>
+          <w:b/>
+          <w:lang w:val="pt_PT" w:bidi="pt_PT"/>
+        </w:rPr>
         <w:t>"Mas a misericórdia de Deus".</w:t>
       </w:r>
     </w:p>
@@ -7267,6 +8442,21 @@
           <w:b/>
           <w:lang w:val="pt_PT" w:bidi="pt_PT"/>
         </w:rPr>
+        <w:t>Θεὸς πλούσιος ὢν ἐν ἐλέει</w:t>
+      </w:r>
+    </w:p>
+    <w:p>
+      <w:pPr/>
+      <w:r>
+        <w:rPr>
+          <w:lang w:val="pt_PT" w:bidi="pt_PT"/>
+        </w:rPr>
+      </w:r>
+      <w:r>
+        <w:rPr>
+          <w:b/>
+          <w:lang w:val="pt_PT" w:bidi="pt_PT"/>
+        </w:rPr>
         <w:t>"a misericórdia de Deus é muito grande".</w:t>
       </w:r>
     </w:p>
@@ -7363,6 +8553,21 @@
           <w:b/>
           <w:lang w:val="pt_PT" w:bidi="pt_PT"/>
         </w:rPr>
+        <w:t>διὰ τὴν πολλὴν ἀγάπην αὐτοῦ, ἣν ἠγάπησεν ἡμᾶς</w:t>
+      </w:r>
+    </w:p>
+    <w:p>
+      <w:pPr/>
+      <w:r>
+        <w:rPr>
+          <w:lang w:val="pt_PT" w:bidi="pt_PT"/>
+        </w:rPr>
+      </w:r>
+      <w:r>
+        <w:rPr>
+          <w:b/>
+          <w:lang w:val="pt_PT" w:bidi="pt_PT"/>
+        </w:rPr>
         <w:t>"e o seu amor por nós é tanto".</w:t>
       </w:r>
     </w:p>
@@ -7459,6 +8664,21 @@
           <w:b/>
           <w:lang w:val="pt_PT" w:bidi="pt_PT"/>
         </w:rPr>
+        <w:t>χάριτί ἐστε σεσῳσμένοι</w:t>
+      </w:r>
+    </w:p>
+    <w:p>
+      <w:pPr/>
+      <w:r>
+        <w:rPr>
+          <w:lang w:val="pt_PT" w:bidi="pt_PT"/>
+        </w:rPr>
+      </w:r>
+      <w:r>
+        <w:rPr>
+          <w:b/>
+          <w:lang w:val="pt_PT" w:bidi="pt_PT"/>
+        </w:rPr>
         <w:t>"Pela graça de Deus vocês são salvos".</w:t>
       </w:r>
     </w:p>
@@ -7542,6 +8762,21 @@
           <w:b/>
           <w:lang w:val="pt_PT" w:bidi="pt_PT"/>
         </w:rPr>
+        <w:t>χάριτί ἐστε σεσῳσμένοι</w:t>
+      </w:r>
+    </w:p>
+    <w:p>
+      <w:pPr/>
+      <w:r>
+        <w:rPr>
+          <w:lang w:val="pt_PT" w:bidi="pt_PT"/>
+        </w:rPr>
+      </w:r>
+      <w:r>
+        <w:rPr>
+          <w:b/>
+          <w:lang w:val="pt_PT" w:bidi="pt_PT"/>
+        </w:rPr>
         <w:t>"pela graça de Deus vocês são salvos".</w:t>
       </w:r>
     </w:p>
@@ -7638,6 +8873,21 @@
           <w:b/>
           <w:lang w:val="pt_PT" w:bidi="pt_PT"/>
         </w:rPr>
+        <w:t>συνήγειρεν</w:t>
+      </w:r>
+    </w:p>
+    <w:p>
+      <w:pPr/>
+      <w:r>
+        <w:rPr>
+          <w:lang w:val="pt_PT" w:bidi="pt_PT"/>
+        </w:rPr>
+      </w:r>
+      <w:r>
+        <w:rPr>
+          <w:b/>
+          <w:lang w:val="pt_PT" w:bidi="pt_PT"/>
+        </w:rPr>
         <w:t>"Deus nos ressuscitou com ele".</w:t>
       </w:r>
     </w:p>
@@ -7734,6 +8984,21 @@
           <w:b/>
           <w:lang w:val="pt_PT" w:bidi="pt_PT"/>
         </w:rPr>
+        <w:t>συνήγειρεν</w:t>
+      </w:r>
+    </w:p>
+    <w:p>
+      <w:pPr/>
+      <w:r>
+        <w:rPr>
+          <w:lang w:val="pt_PT" w:bidi="pt_PT"/>
+        </w:rPr>
+      </w:r>
+      <w:r>
+        <w:rPr>
+          <w:b/>
+          <w:lang w:val="pt_PT" w:bidi="pt_PT"/>
+        </w:rPr>
         <w:t>"Deus nos ressuscitou com ele".</w:t>
       </w:r>
     </w:p>
@@ -7817,6 +9082,21 @@
           <w:b/>
           <w:lang w:val="pt_PT" w:bidi="pt_PT"/>
         </w:rPr>
+        <w:t>συνεκάθισεν</w:t>
+      </w:r>
+    </w:p>
+    <w:p>
+      <w:pPr/>
+      <w:r>
+        <w:rPr>
+          <w:lang w:val="pt_PT" w:bidi="pt_PT"/>
+        </w:rPr>
+      </w:r>
+      <w:r>
+        <w:rPr>
+          <w:b/>
+          <w:lang w:val="pt_PT" w:bidi="pt_PT"/>
+        </w:rPr>
         <w:t>"para reinarmos com ele na mundo celestial".</w:t>
       </w:r>
     </w:p>
@@ -7926,6 +9206,21 @@
           <w:b/>
           <w:lang w:val="pt_PT" w:bidi="pt_PT"/>
         </w:rPr>
+        <w:t>ἐν τοῖς ἐπουρανίοις</w:t>
+      </w:r>
+    </w:p>
+    <w:p>
+      <w:pPr/>
+      <w:r>
+        <w:rPr>
+          <w:lang w:val="pt_PT" w:bidi="pt_PT"/>
+        </w:rPr>
+      </w:r>
+      <w:r>
+        <w:rPr>
+          <w:b/>
+          <w:lang w:val="pt_PT" w:bidi="pt_PT"/>
+        </w:rPr>
         <w:t>"no mundo celestial".</w:t>
       </w:r>
     </w:p>
@@ -7955,7 +9250,7 @@
         </w:rPr>
         <w:t xml:space="preserve"> refere-se ao lugar onde Deus está. Veja como isso é traduzido em </w:t>
       </w:r>
-      <w:hyperlink r:id="rId13">
+      <w:hyperlink r:id="rId15">
         <w:r>
           <w:rPr>
             <w:lang w:val="pt_PT" w:bidi="pt_PT"/>
@@ -8020,6 +9315,21 @@
           <w:b/>
           <w:lang w:val="pt_PT" w:bidi="pt_PT"/>
         </w:rPr>
+        <w:t>ἐν Χριστῷ Ἰησοῦ</w:t>
+      </w:r>
+    </w:p>
+    <w:p>
+      <w:pPr/>
+      <w:r>
+        <w:rPr>
+          <w:lang w:val="pt_PT" w:bidi="pt_PT"/>
+        </w:rPr>
+      </w:r>
+      <w:r>
+        <w:rPr>
+          <w:b/>
+          <w:lang w:val="pt_PT" w:bidi="pt_PT"/>
+        </w:rPr>
         <w:t>"Por estarmos unidos com Cristo Jesus".</w:t>
       </w:r>
     </w:p>
@@ -8096,6 +9406,21 @@
           <w:b/>
           <w:lang w:val="pt_PT" w:bidi="pt_PT"/>
         </w:rPr>
+        <w:t>ἵνα</w:t>
+      </w:r>
+    </w:p>
+    <w:p>
+      <w:pPr/>
+      <w:r>
+        <w:rPr>
+          <w:lang w:val="pt_PT" w:bidi="pt_PT"/>
+        </w:rPr>
+      </w:r>
+      <w:r>
+        <w:rPr>
+          <w:b/>
+          <w:lang w:val="pt_PT" w:bidi="pt_PT"/>
+        </w:rPr>
         <w:t>"Deus fez isso para mostrar".</w:t>
       </w:r>
     </w:p>
@@ -8192,6 +9517,21 @@
           <w:b/>
           <w:lang w:val="pt_PT" w:bidi="pt_PT"/>
         </w:rPr>
+        <w:t>ἐν τοῖς αἰῶσιν, τοῖς ἐπερχομένοις</w:t>
+      </w:r>
+    </w:p>
+    <w:p>
+      <w:pPr/>
+      <w:r>
+        <w:rPr>
+          <w:lang w:val="pt_PT" w:bidi="pt_PT"/>
+        </w:rPr>
+      </w:r>
+      <w:r>
+        <w:rPr>
+          <w:b/>
+          <w:lang w:val="pt_PT" w:bidi="pt_PT"/>
+        </w:rPr>
         <w:t>"em todos os tempos do futuro".</w:t>
       </w:r>
     </w:p>
@@ -8255,6 +9595,21 @@
           <w:b/>
           <w:lang w:val="pt_PT" w:bidi="pt_PT"/>
         </w:rPr>
+        <w:t>γὰρ</w:t>
+      </w:r>
+    </w:p>
+    <w:p>
+      <w:pPr/>
+      <w:r>
+        <w:rPr>
+          <w:lang w:val="pt_PT" w:bidi="pt_PT"/>
+        </w:rPr>
+      </w:r>
+      <w:r>
+        <w:rPr>
+          <w:b/>
+          <w:lang w:val="pt_PT" w:bidi="pt_PT"/>
+        </w:rPr>
         <w:t>"Pois pela graça de Deus".</w:t>
       </w:r>
     </w:p>
@@ -8351,6 +9706,21 @@
           <w:b/>
           <w:lang w:val="pt_PT" w:bidi="pt_PT"/>
         </w:rPr>
+        <w:t>τῇ γὰρ χάριτί ἐστε σεσῳσμένοι διὰ πίστεως</w:t>
+      </w:r>
+    </w:p>
+    <w:p>
+      <w:pPr/>
+      <w:r>
+        <w:rPr>
+          <w:lang w:val="pt_PT" w:bidi="pt_PT"/>
+        </w:rPr>
+      </w:r>
+      <w:r>
+        <w:rPr>
+          <w:b/>
+          <w:lang w:val="pt_PT" w:bidi="pt_PT"/>
+        </w:rPr>
         <w:t>"Pois pela graça vocês são salvos por meio da fé".</w:t>
       </w:r>
     </w:p>
@@ -8450,7 +9820,7 @@
         </w:rPr>
         <w:t xml:space="preserve">Veja como você traduziu esta frase em </w:t>
       </w:r>
-      <w:hyperlink r:id="rId14">
+      <w:hyperlink r:id="rId16">
         <w:r>
           <w:rPr>
             <w:lang w:val="pt_PT" w:bidi="pt_PT"/>
@@ -8535,6 +9905,21 @@
           <w:b/>
           <w:lang w:val="pt_PT" w:bidi="pt_PT"/>
         </w:rPr>
+        <w:t>τοῦτο</w:t>
+      </w:r>
+    </w:p>
+    <w:p>
+      <w:pPr/>
+      <w:r>
+        <w:rPr>
+          <w:lang w:val="pt_PT" w:bidi="pt_PT"/>
+        </w:rPr>
+      </w:r>
+      <w:r>
+        <w:rPr>
+          <w:b/>
+          <w:lang w:val="pt_PT" w:bidi="pt_PT"/>
+        </w:rPr>
         <w:t>"Isso não vem de vocês".</w:t>
       </w:r>
     </w:p>
@@ -8783,6 +10168,21 @@
           <w:b/>
           <w:lang w:val="pt_PT" w:bidi="pt_PT"/>
         </w:rPr>
+        <w:t>γάρ</w:t>
+      </w:r>
+    </w:p>
+    <w:p>
+      <w:pPr/>
+      <w:r>
+        <w:rPr>
+          <w:lang w:val="pt_PT" w:bidi="pt_PT"/>
+        </w:rPr>
+      </w:r>
+      <w:r>
+        <w:rPr>
+          <w:b/>
+          <w:lang w:val="pt_PT" w:bidi="pt_PT"/>
+        </w:rPr>
         <w:t>"Pois foi Deus quem nos fez".</w:t>
       </w:r>
     </w:p>
@@ -8879,6 +10279,21 @@
           <w:b/>
           <w:lang w:val="pt_PT" w:bidi="pt_PT"/>
         </w:rPr>
+        <w:t>ἐν Χριστῷ Ἰησοῦ</w:t>
+      </w:r>
+    </w:p>
+    <w:p>
+      <w:pPr/>
+      <w:r>
+        <w:rPr>
+          <w:lang w:val="pt_PT" w:bidi="pt_PT"/>
+        </w:rPr>
+      </w:r>
+      <w:r>
+        <w:rPr>
+          <w:b/>
+          <w:lang w:val="pt_PT" w:bidi="pt_PT"/>
+        </w:rPr>
         <w:t>"com Cristo Jesus".</w:t>
       </w:r>
     </w:p>
@@ -8955,6 +10370,21 @@
           <w:b/>
           <w:lang w:val="pt_PT" w:bidi="pt_PT"/>
         </w:rPr>
+        <w:t>ἵνα</w:t>
+      </w:r>
+    </w:p>
+    <w:p>
+      <w:pPr/>
+      <w:r>
+        <w:rPr>
+          <w:lang w:val="pt_PT" w:bidi="pt_PT"/>
+        </w:rPr>
+      </w:r>
+      <w:r>
+        <w:rPr>
+          <w:b/>
+          <w:lang w:val="pt_PT" w:bidi="pt_PT"/>
+        </w:rPr>
         <w:t>"para que fizéssemos as boas obras".</w:t>
       </w:r>
     </w:p>
@@ -9051,6 +10481,21 @@
           <w:b/>
           <w:lang w:val="pt_PT" w:bidi="pt_PT"/>
         </w:rPr>
+        <w:t>ἐν αὐτοῖς περιπατήσωμεν</w:t>
+      </w:r>
+    </w:p>
+    <w:p>
+      <w:pPr/>
+      <w:r>
+        <w:rPr>
+          <w:lang w:val="pt_PT" w:bidi="pt_PT"/>
+        </w:rPr>
+      </w:r>
+      <w:r>
+        <w:rPr>
+          <w:b/>
+          <w:lang w:val="pt_PT" w:bidi="pt_PT"/>
+        </w:rPr>
         <w:t>"que ele já havia preparado para nós".</w:t>
       </w:r>
     </w:p>
@@ -9173,6 +10618,21 @@
           <w:b/>
           <w:lang w:val="pt_PT" w:bidi="pt_PT"/>
         </w:rPr>
+        <w:t>διὸ</w:t>
+      </w:r>
+    </w:p>
+    <w:p>
+      <w:pPr/>
+      <w:r>
+        <w:rPr>
+          <w:lang w:val="pt_PT" w:bidi="pt_PT"/>
+        </w:rPr>
+      </w:r>
+      <w:r>
+        <w:rPr>
+          <w:b/>
+          <w:lang w:val="pt_PT" w:bidi="pt_PT"/>
+        </w:rPr>
         <w:t>"Lembrem que vocês".</w:t>
       </w:r>
     </w:p>
@@ -9345,6 +10805,21 @@
           <w:b/>
           <w:lang w:val="pt_PT" w:bidi="pt_PT"/>
         </w:rPr>
+        <w:t>τὰ ἔθνη ἐν σαρκί</w:t>
+      </w:r>
+    </w:p>
+    <w:p>
+      <w:pPr/>
+      <w:r>
+        <w:rPr>
+          <w:lang w:val="pt_PT" w:bidi="pt_PT"/>
+        </w:rPr>
+      </w:r>
+      <w:r>
+        <w:rPr>
+          <w:b/>
+          <w:lang w:val="pt_PT" w:bidi="pt_PT"/>
+        </w:rPr>
         <w:t>"os não judeus, eram chamdados incircuncidados".</w:t>
       </w:r>
     </w:p>
@@ -9454,6 +10929,21 @@
           <w:b/>
           <w:lang w:val="pt_PT" w:bidi="pt_PT"/>
         </w:rPr>
+        <w:t>ἀκροβυστία</w:t>
+      </w:r>
+    </w:p>
+    <w:p>
+      <w:pPr/>
+      <w:r>
+        <w:rPr>
+          <w:lang w:val="pt_PT" w:bidi="pt_PT"/>
+        </w:rPr>
+      </w:r>
+      <w:r>
+        <w:rPr>
+          <w:b/>
+          <w:lang w:val="pt_PT" w:bidi="pt_PT"/>
+        </w:rPr>
         <w:t>"eram chamados incircuncidados".</w:t>
       </w:r>
     </w:p>
@@ -9537,6 +11027,21 @@
           <w:b/>
           <w:lang w:val="pt_PT" w:bidi="pt_PT"/>
         </w:rPr>
+        <w:t>περιτομῆς</w:t>
+      </w:r>
+    </w:p>
+    <w:p>
+      <w:pPr/>
+      <w:r>
+        <w:rPr>
+          <w:lang w:val="pt_PT" w:bidi="pt_PT"/>
+        </w:rPr>
+      </w:r>
+      <w:r>
+        <w:rPr>
+          <w:b/>
+          <w:lang w:val="pt_PT" w:bidi="pt_PT"/>
+        </w:rPr>
         <w:t>"que chamam a si mesmos de circuncidados".</w:t>
       </w:r>
     </w:p>
@@ -9633,6 +11138,21 @@
           <w:b/>
           <w:lang w:val="pt_PT" w:bidi="pt_PT"/>
         </w:rPr>
+        <w:t>ὑπὸ τῆς λεγομένης</w:t>
+      </w:r>
+    </w:p>
+    <w:p>
+      <w:pPr/>
+      <w:r>
+        <w:rPr>
+          <w:lang w:val="pt_PT" w:bidi="pt_PT"/>
+        </w:rPr>
+      </w:r>
+      <w:r>
+        <w:rPr>
+          <w:b/>
+          <w:lang w:val="pt_PT" w:bidi="pt_PT"/>
+        </w:rPr>
         <w:t>"eram chamados de".</w:t>
       </w:r>
     </w:p>
@@ -9779,6 +11299,21 @@
           <w:b/>
           <w:lang w:val="pt_PT" w:bidi="pt_PT"/>
         </w:rPr>
+        <w:t>ὅτι</w:t>
+      </w:r>
+    </w:p>
+    <w:p>
+      <w:pPr/>
+      <w:r>
+        <w:rPr>
+          <w:lang w:val="pt_PT" w:bidi="pt_PT"/>
+        </w:rPr>
+      </w:r>
+      <w:r>
+        <w:rPr>
+          <w:b/>
+          <w:lang w:val="pt_PT" w:bidi="pt_PT"/>
+        </w:rPr>
         <w:t>"Naquele tempo vocês estavam separados de Cristo".</w:t>
       </w:r>
     </w:p>
@@ -9888,6 +11423,21 @@
           <w:b/>
           <w:lang w:val="pt_PT" w:bidi="pt_PT"/>
         </w:rPr>
+        <w:t>χωρὶς Χριστοῦ</w:t>
+      </w:r>
+    </w:p>
+    <w:p>
+      <w:pPr/>
+      <w:r>
+        <w:rPr>
+          <w:lang w:val="pt_PT" w:bidi="pt_PT"/>
+        </w:rPr>
+      </w:r>
+      <w:r>
+        <w:rPr>
+          <w:b/>
+          <w:lang w:val="pt_PT" w:bidi="pt_PT"/>
+        </w:rPr>
         <w:t>"vocês estavam separados de Cristo".</w:t>
       </w:r>
     </w:p>
@@ -9951,6 +11501,21 @@
           <w:b/>
           <w:lang w:val="pt_PT" w:bidi="pt_PT"/>
         </w:rPr>
+        <w:t>ξένοι τῶν διαθηκῶν τῆς ἐπαγγελίας</w:t>
+      </w:r>
+    </w:p>
+    <w:p>
+      <w:pPr/>
+      <w:r>
+        <w:rPr>
+          <w:lang w:val="pt_PT" w:bidi="pt_PT"/>
+        </w:rPr>
+      </w:r>
+      <w:r>
+        <w:rPr>
+          <w:b/>
+          <w:lang w:val="pt_PT" w:bidi="pt_PT"/>
+        </w:rPr>
         <w:t>"</w:t>
       </w:r>
       <w:r>
@@ -10087,6 +11652,21 @@
           <w:b/>
           <w:lang w:val="pt_PT" w:bidi="pt_PT"/>
         </w:rPr>
+        <w:t>δὲ</w:t>
+      </w:r>
+    </w:p>
+    <w:p>
+      <w:pPr/>
+      <w:r>
+        <w:rPr>
+          <w:lang w:val="pt_PT" w:bidi="pt_PT"/>
+        </w:rPr>
+      </w:r>
+      <w:r>
+        <w:rPr>
+          <w:b/>
+          <w:lang w:val="pt_PT" w:bidi="pt_PT"/>
+        </w:rPr>
         <w:t>"Mas agora, unidos com Cristo Jesus".</w:t>
       </w:r>
     </w:p>
@@ -10183,6 +11763,21 @@
           <w:b/>
           <w:lang w:val="pt_PT" w:bidi="pt_PT"/>
         </w:rPr>
+        <w:t>ὑμεῖς οἵ ποτε ὄντες μακρὰν, ἐγενήθητε ἐγγὺς ἐν τῷ αἵματι τοῦ Χριστοῦ</w:t>
+      </w:r>
+    </w:p>
+    <w:p>
+      <w:pPr/>
+      <w:r>
+        <w:rPr>
+          <w:lang w:val="pt_PT" w:bidi="pt_PT"/>
+        </w:rPr>
+      </w:r>
+      <w:r>
+        <w:rPr>
+          <w:b/>
+          <w:lang w:val="pt_PT" w:bidi="pt_PT"/>
+        </w:rPr>
         <w:t>"vocês, que estavam longe de Deus, foram trazidos para perto dele pela morte de Cristo na cruz".</w:t>
       </w:r>
     </w:p>
@@ -10305,6 +11900,21 @@
           <w:b/>
           <w:lang w:val="pt_PT" w:bidi="pt_PT"/>
         </w:rPr>
+        <w:t>ἐν τῷ αἵματι τοῦ Χριστοῦ</w:t>
+      </w:r>
+    </w:p>
+    <w:p>
+      <w:pPr/>
+      <w:r>
+        <w:rPr>
+          <w:lang w:val="pt_PT" w:bidi="pt_PT"/>
+        </w:rPr>
+      </w:r>
+      <w:r>
+        <w:rPr>
+          <w:b/>
+          <w:lang w:val="pt_PT" w:bidi="pt_PT"/>
+        </w:rPr>
         <w:t>"pela morte de Cristo na cruz".</w:t>
       </w:r>
     </w:p>
@@ -10414,6 +12024,21 @@
           <w:b/>
           <w:lang w:val="pt_PT" w:bidi="pt_PT"/>
         </w:rPr>
+        <w:t>γάρ</w:t>
+      </w:r>
+    </w:p>
+    <w:p>
+      <w:pPr/>
+      <w:r>
+        <w:rPr>
+          <w:lang w:val="pt_PT" w:bidi="pt_PT"/>
+        </w:rPr>
+      </w:r>
+      <w:r>
+        <w:rPr>
+          <w:b/>
+          <w:lang w:val="pt_PT" w:bidi="pt_PT"/>
+        </w:rPr>
         <w:t>"Pois foi Cristo quem nos trouxe a paz".</w:t>
       </w:r>
     </w:p>
@@ -10510,6 +12135,21 @@
           <w:b/>
           <w:lang w:val="pt_PT" w:bidi="pt_PT"/>
         </w:rPr>
+        <w:t>αὐτὸς &amp; ἐστιν ἡ εἰρήνη ἡμῶν</w:t>
+      </w:r>
+    </w:p>
+    <w:p>
+      <w:pPr/>
+      <w:r>
+        <w:rPr>
+          <w:lang w:val="pt_PT" w:bidi="pt_PT"/>
+        </w:rPr>
+      </w:r>
+      <w:r>
+        <w:rPr>
+          <w:b/>
+          <w:lang w:val="pt_PT" w:bidi="pt_PT"/>
+        </w:rPr>
         <w:t>"foi Cristo quem nos trouxe a paz".</w:t>
       </w:r>
     </w:p>
@@ -10573,6 +12213,21 @@
           <w:b/>
           <w:lang w:val="pt_PT" w:bidi="pt_PT"/>
         </w:rPr>
+        <w:t>ἡ εἰρήνη ἡμῶν</w:t>
+      </w:r>
+    </w:p>
+    <w:p>
+      <w:pPr/>
+      <w:r>
+        <w:rPr>
+          <w:lang w:val="pt_PT" w:bidi="pt_PT"/>
+        </w:rPr>
+      </w:r>
+      <w:r>
+        <w:rPr>
+          <w:b/>
+          <w:lang w:val="pt_PT" w:bidi="pt_PT"/>
+        </w:rPr>
         <w:t>"nos trouxe a paz".</w:t>
       </w:r>
     </w:p>
@@ -10669,6 +12324,21 @@
           <w:b/>
           <w:lang w:val="pt_PT" w:bidi="pt_PT"/>
         </w:rPr>
+        <w:t>ὁ ποιήσας τὰ ἀμφότερα ἓν</w:t>
+      </w:r>
+    </w:p>
+    <w:p>
+      <w:pPr/>
+      <w:r>
+        <w:rPr>
+          <w:lang w:val="pt_PT" w:bidi="pt_PT"/>
+        </w:rPr>
+      </w:r>
+      <w:r>
+        <w:rPr>
+          <w:b/>
+          <w:lang w:val="pt_PT" w:bidi="pt_PT"/>
+        </w:rPr>
         <w:t>"tornando os judeus e os não judeus um só povo".</w:t>
       </w:r>
     </w:p>
@@ -10732,6 +12402,21 @@
           <w:b/>
           <w:lang w:val="pt_PT" w:bidi="pt_PT"/>
         </w:rPr>
+        <w:t>ἐν τῇ σαρκὶ αὐτοῦ</w:t>
+      </w:r>
+    </w:p>
+    <w:p>
+      <w:pPr/>
+      <w:r>
+        <w:rPr>
+          <w:lang w:val="pt_PT" w:bidi="pt_PT"/>
+        </w:rPr>
+      </w:r>
+      <w:r>
+        <w:rPr>
+          <w:b/>
+          <w:lang w:val="pt_PT" w:bidi="pt_PT"/>
+        </w:rPr>
         <w:t>"Por meio do sacrifício do seu corpo".</w:t>
       </w:r>
     </w:p>
@@ -10841,6 +12526,21 @@
           <w:b/>
           <w:lang w:val="pt_PT" w:bidi="pt_PT"/>
         </w:rPr>
+        <w:t>τὸ μεσότοιχον τοῦ φραγμοῦ &amp; τὴν ἔχθραν</w:t>
+      </w:r>
+    </w:p>
+    <w:p>
+      <w:pPr/>
+      <w:r>
+        <w:rPr>
+          <w:lang w:val="pt_PT" w:bidi="pt_PT"/>
+        </w:rPr>
+      </w:r>
+      <w:r>
+        <w:rPr>
+          <w:b/>
+          <w:lang w:val="pt_PT" w:bidi="pt_PT"/>
+        </w:rPr>
         <w:t>"ele derrubou o muro de inimizade que separava os judeus dos não judeus".</w:t>
       </w:r>
     </w:p>
@@ -11013,6 +12713,21 @@
           <w:b/>
           <w:lang w:val="pt_PT" w:bidi="pt_PT"/>
         </w:rPr>
+        <w:t>ἵνα</w:t>
+      </w:r>
+    </w:p>
+    <w:p>
+      <w:pPr/>
+      <w:r>
+        <w:rPr>
+          <w:lang w:val="pt_PT" w:bidi="pt_PT"/>
+        </w:rPr>
+      </w:r>
+      <w:r>
+        <w:rPr>
+          <w:b/>
+          <w:lang w:val="pt_PT" w:bidi="pt_PT"/>
+        </w:rPr>
         <w:t>"Foi assim que".</w:t>
       </w:r>
     </w:p>
@@ -11109,6 +12824,21 @@
           <w:b/>
           <w:lang w:val="pt_PT" w:bidi="pt_PT"/>
         </w:rPr>
+        <w:t>ἕνα καινὸν ἄνθρωπον</w:t>
+      </w:r>
+    </w:p>
+    <w:p>
+      <w:pPr/>
+      <w:r>
+        <w:rPr>
+          <w:lang w:val="pt_PT" w:bidi="pt_PT"/>
+        </w:rPr>
+      </w:r>
+      <w:r>
+        <w:rPr>
+          <w:b/>
+          <w:lang w:val="pt_PT" w:bidi="pt_PT"/>
+        </w:rPr>
         <w:t>"e dos dois povos formou um só povo, novo e unido com ele".</w:t>
       </w:r>
     </w:p>
@@ -11205,6 +12935,21 @@
           <w:b/>
           <w:lang w:val="pt_PT" w:bidi="pt_PT"/>
         </w:rPr>
+        <w:t>ἐν αὑτῷ</w:t>
+      </w:r>
+    </w:p>
+    <w:p>
+      <w:pPr/>
+      <w:r>
+        <w:rPr>
+          <w:lang w:val="pt_PT" w:bidi="pt_PT"/>
+        </w:rPr>
+      </w:r>
+      <w:r>
+        <w:rPr>
+          <w:b/>
+          <w:lang w:val="pt_PT" w:bidi="pt_PT"/>
+        </w:rPr>
         <w:t>"unido com ele".</w:t>
       </w:r>
     </w:p>
@@ -11288,6 +13033,21 @@
           <w:b/>
           <w:lang w:val="pt_PT" w:bidi="pt_PT"/>
         </w:rPr>
+        <w:t>ἀποκαταλλάξῃ τοὺς ἀμφοτέρους</w:t>
+      </w:r>
+    </w:p>
+    <w:p>
+      <w:pPr/>
+      <w:r>
+        <w:rPr>
+          <w:lang w:val="pt_PT" w:bidi="pt_PT"/>
+        </w:rPr>
+      </w:r>
+      <w:r>
+        <w:rPr>
+          <w:b/>
+          <w:lang w:val="pt_PT" w:bidi="pt_PT"/>
+        </w:rPr>
         <w:t>"</w:t>
       </w:r>
       <w:r>
@@ -11365,6 +13125,21 @@
           <w:b/>
           <w:lang w:val="pt_PT" w:bidi="pt_PT"/>
         </w:rPr>
+        <w:t>ἐν ἑνὶ σώματι</w:t>
+      </w:r>
+    </w:p>
+    <w:p>
+      <w:pPr/>
+      <w:r>
+        <w:rPr>
+          <w:lang w:val="pt_PT" w:bidi="pt_PT"/>
+        </w:rPr>
+      </w:r>
+      <w:r>
+        <w:rPr>
+          <w:b/>
+          <w:lang w:val="pt_PT" w:bidi="pt_PT"/>
+        </w:rPr>
         <w:t>"ele os uniu em um só corpo".</w:t>
       </w:r>
     </w:p>
@@ -11461,6 +13236,21 @@
           <w:b/>
           <w:lang w:val="pt_PT" w:bidi="pt_PT"/>
         </w:rPr>
+        <w:t>διὰ τοῦ σταυροῦ</w:t>
+      </w:r>
+    </w:p>
+    <w:p>
+      <w:pPr/>
+      <w:r>
+        <w:rPr>
+          <w:lang w:val="pt_PT" w:bidi="pt_PT"/>
+        </w:rPr>
+      </w:r>
+      <w:r>
+        <w:rPr>
+          <w:b/>
+          <w:lang w:val="pt_PT" w:bidi="pt_PT"/>
+        </w:rPr>
         <w:t>"Por meio da cruz".</w:t>
       </w:r>
     </w:p>
@@ -11557,6 +13347,21 @@
           <w:b/>
           <w:lang w:val="pt_PT" w:bidi="pt_PT"/>
         </w:rPr>
+        <w:t>ἀποκτείνας τὴν ἔχθραν</w:t>
+      </w:r>
+    </w:p>
+    <w:p>
+      <w:pPr/>
+      <w:r>
+        <w:rPr>
+          <w:lang w:val="pt_PT" w:bidi="pt_PT"/>
+        </w:rPr>
+      </w:r>
+      <w:r>
+        <w:rPr>
+          <w:b/>
+          <w:lang w:val="pt_PT" w:bidi="pt_PT"/>
+        </w:rPr>
         <w:t>"Cristo destruiu a inimizade".</w:t>
       </w:r>
     </w:p>
@@ -11779,6 +13584,21 @@
           <w:b/>
           <w:lang w:val="pt_PT" w:bidi="pt_PT"/>
         </w:rPr>
+        <w:t>ὑμῖν τοῖς μακρὰν</w:t>
+      </w:r>
+    </w:p>
+    <w:p>
+      <w:pPr/>
+      <w:r>
+        <w:rPr>
+          <w:lang w:val="pt_PT" w:bidi="pt_PT"/>
+        </w:rPr>
+      </w:r>
+      <w:r>
+        <w:rPr>
+          <w:b/>
+          <w:lang w:val="pt_PT" w:bidi="pt_PT"/>
+        </w:rPr>
         <w:t>"tanto a vocês, os não judeus, que estavam longe de Deus".</w:t>
       </w:r>
     </w:p>
@@ -11862,6 +13682,21 @@
           <w:b/>
           <w:lang w:val="pt_PT" w:bidi="pt_PT"/>
         </w:rPr>
+        <w:t>τοῖς ἐγγύς</w:t>
+      </w:r>
+    </w:p>
+    <w:p>
+      <w:pPr/>
+      <w:r>
+        <w:rPr>
+          <w:lang w:val="pt_PT" w:bidi="pt_PT"/>
+        </w:rPr>
+      </w:r>
+      <w:r>
+        <w:rPr>
+          <w:b/>
+          <w:lang w:val="pt_PT" w:bidi="pt_PT"/>
+        </w:rPr>
         <w:t>"como aos judeus, que estavam perto dele".</w:t>
       </w:r>
     </w:p>
@@ -12041,6 +13876,21 @@
           <w:b/>
           <w:lang w:val="pt_PT" w:bidi="pt_PT"/>
         </w:rPr>
+        <w:t>ὅτι</w:t>
+      </w:r>
+    </w:p>
+    <w:p>
+      <w:pPr/>
+      <w:r>
+        <w:rPr>
+          <w:lang w:val="pt_PT" w:bidi="pt_PT"/>
+        </w:rPr>
+      </w:r>
+      <w:r>
+        <w:rPr>
+          <w:b/>
+          <w:lang w:val="pt_PT" w:bidi="pt_PT"/>
+        </w:rPr>
         <w:t>"É por meio de Cristo que todos nós".</w:t>
       </w:r>
     </w:p>
@@ -12213,6 +14063,21 @@
           <w:b/>
           <w:lang w:val="pt_PT" w:bidi="pt_PT"/>
         </w:rPr>
+        <w:t>ἄρα οὖν</w:t>
+      </w:r>
+    </w:p>
+    <w:p>
+      <w:pPr/>
+      <w:r>
+        <w:rPr>
+          <w:lang w:val="pt_PT" w:bidi="pt_PT"/>
+        </w:rPr>
+      </w:r>
+      <w:r>
+        <w:rPr>
+          <w:b/>
+          <w:lang w:val="pt_PT" w:bidi="pt_PT"/>
+        </w:rPr>
         <w:t>"Portanto, vocês, os não judeus".</w:t>
       </w:r>
     </w:p>
@@ -12309,6 +14174,21 @@
           <w:b/>
           <w:lang w:val="pt_PT" w:bidi="pt_PT"/>
         </w:rPr>
+        <w:t>ξένοι καὶ πάροικοι</w:t>
+      </w:r>
+    </w:p>
+    <w:p>
+      <w:pPr/>
+      <w:r>
+        <w:rPr>
+          <w:lang w:val="pt_PT" w:bidi="pt_PT"/>
+        </w:rPr>
+      </w:r>
+      <w:r>
+        <w:rPr>
+          <w:b/>
+          <w:lang w:val="pt_PT" w:bidi="pt_PT"/>
+        </w:rPr>
         <w:t>"estrangeiros nem visitantes".</w:t>
       </w:r>
     </w:p>
@@ -12418,6 +14298,21 @@
           <w:b/>
           <w:lang w:val="pt_PT" w:bidi="pt_PT"/>
         </w:rPr>
+        <w:t>ἀλλὰ</w:t>
+      </w:r>
+    </w:p>
+    <w:p>
+      <w:pPr/>
+      <w:r>
+        <w:rPr>
+          <w:lang w:val="pt_PT" w:bidi="pt_PT"/>
+        </w:rPr>
+      </w:r>
+      <w:r>
+        <w:rPr>
+          <w:b/>
+          <w:lang w:val="pt_PT" w:bidi="pt_PT"/>
+        </w:rPr>
         <w:t>"Agora vocês são".</w:t>
       </w:r>
     </w:p>
@@ -12514,6 +14409,21 @@
           <w:b/>
           <w:lang w:val="pt_PT" w:bidi="pt_PT"/>
         </w:rPr>
+        <w:t>ἐστὲ συνπολῖται τῶν ἁγίων καὶ οἰκεῖοι τοῦ Θεοῦ</w:t>
+      </w:r>
+    </w:p>
+    <w:p>
+      <w:pPr/>
+      <w:r>
+        <w:rPr>
+          <w:lang w:val="pt_PT" w:bidi="pt_PT"/>
+        </w:rPr>
+      </w:r>
+      <w:r>
+        <w:rPr>
+          <w:b/>
+          <w:lang w:val="pt_PT" w:bidi="pt_PT"/>
+        </w:rPr>
         <w:t>"vocês são cidadãos que pertencem ao povo de Deus e são membros da família dele".</w:t>
       </w:r>
     </w:p>
@@ -12610,6 +14520,21 @@
           <w:b/>
           <w:lang w:val="pt_PT" w:bidi="pt_PT"/>
         </w:rPr>
+        <w:t>ἐποικοδομηθέντες ἐπὶ τῷ θεμελίῳ</w:t>
+      </w:r>
+    </w:p>
+    <w:p>
+      <w:pPr/>
+      <w:r>
+        <w:rPr>
+          <w:lang w:val="pt_PT" w:bidi="pt_PT"/>
+        </w:rPr>
+      </w:r>
+      <w:r>
+        <w:rPr>
+          <w:b/>
+          <w:lang w:val="pt_PT" w:bidi="pt_PT"/>
+        </w:rPr>
         <w:t>"e estão construídos sobre o alicerce".</w:t>
       </w:r>
     </w:p>
@@ -12706,6 +14631,21 @@
           <w:b/>
           <w:lang w:val="pt_PT" w:bidi="pt_PT"/>
         </w:rPr>
+        <w:t>ἐποικοδομηθέντες</w:t>
+      </w:r>
+    </w:p>
+    <w:p>
+      <w:pPr/>
+      <w:r>
+        <w:rPr>
+          <w:lang w:val="pt_PT" w:bidi="pt_PT"/>
+        </w:rPr>
+      </w:r>
+      <w:r>
+        <w:rPr>
+          <w:b/>
+          <w:lang w:val="pt_PT" w:bidi="pt_PT"/>
+        </w:rPr>
         <w:t>"estão construídos sobre".</w:t>
       </w:r>
     </w:p>
@@ -12789,6 +14729,21 @@
           <w:b/>
           <w:lang w:val="pt_PT" w:bidi="pt_PT"/>
         </w:rPr>
+        <w:t>πᾶσα οἰκοδομὴ συναρμολογουμένη, αὔξει εἰς ναὸν ἅγιον</w:t>
+      </w:r>
+    </w:p>
+    <w:p>
+      <w:pPr/>
+      <w:r>
+        <w:rPr>
+          <w:lang w:val="pt_PT" w:bidi="pt_PT"/>
+        </w:rPr>
+      </w:r>
+      <w:r>
+        <w:rPr>
+          <w:b/>
+          <w:lang w:val="pt_PT" w:bidi="pt_PT"/>
+        </w:rPr>
         <w:t>"Ele mantém o edifício todo bem firme e faz com que cresça como um templo dedicado ao Senhor".</w:t>
       </w:r>
     </w:p>
@@ -12885,6 +14840,21 @@
           <w:b/>
           <w:lang w:val="pt_PT" w:bidi="pt_PT"/>
         </w:rPr>
+        <w:t>ἐν ᾧ &amp; ἐν Κυρίῳ</w:t>
+      </w:r>
+    </w:p>
+    <w:p>
+      <w:pPr/>
+      <w:r>
+        <w:rPr>
+          <w:lang w:val="pt_PT" w:bidi="pt_PT"/>
+        </w:rPr>
+      </w:r>
+      <w:r>
+        <w:rPr>
+          <w:b/>
+          <w:lang w:val="pt_PT" w:bidi="pt_PT"/>
+        </w:rPr>
         <w:t>"ao Senhor".</w:t>
       </w:r>
     </w:p>
@@ -12981,6 +14951,21 @@
           <w:b/>
           <w:lang w:val="pt_PT" w:bidi="pt_PT"/>
         </w:rPr>
+        <w:t>ἐν ᾧ</w:t>
+      </w:r>
+    </w:p>
+    <w:p>
+      <w:pPr/>
+      <w:r>
+        <w:rPr>
+          <w:lang w:val="pt_PT" w:bidi="pt_PT"/>
+        </w:rPr>
+      </w:r>
+      <w:r>
+        <w:rPr>
+          <w:b/>
+          <w:lang w:val="pt_PT" w:bidi="pt_PT"/>
+        </w:rPr>
         <w:t>"unidos com Cristo, estão sendo construídos".</w:t>
       </w:r>
     </w:p>
@@ -13064,6 +15049,21 @@
           <w:b/>
           <w:lang w:val="pt_PT" w:bidi="pt_PT"/>
         </w:rPr>
+        <w:t>καὶ ὑμεῖς συνοικοδομεῖσθε, εἰς κατοικητήριον τοῦ Θεοῦ ἐν Πνεύματι</w:t>
+      </w:r>
+    </w:p>
+    <w:p>
+      <w:pPr/>
+      <w:r>
+        <w:rPr>
+          <w:lang w:val="pt_PT" w:bidi="pt_PT"/>
+        </w:rPr>
+      </w:r>
+      <w:r>
+        <w:rPr>
+          <w:b/>
+          <w:lang w:val="pt_PT" w:bidi="pt_PT"/>
+        </w:rPr>
         <w:t>"Assim vocês também, unidos com Cristo, estão sendo construídos, juntos com os outros, para se tornarem uma casa onde Deus vive por meio do seu Espírito".</w:t>
       </w:r>
     </w:p>
@@ -13186,6 +15186,21 @@
           <w:b/>
           <w:lang w:val="pt_PT" w:bidi="pt_PT"/>
         </w:rPr>
+        <w:t>καὶ ὑμεῖς συνοικοδομεῖσθε</w:t>
+      </w:r>
+    </w:p>
+    <w:p>
+      <w:pPr/>
+      <w:r>
+        <w:rPr>
+          <w:lang w:val="pt_PT" w:bidi="pt_PT"/>
+        </w:rPr>
+      </w:r>
+      <w:r>
+        <w:rPr>
+          <w:b/>
+          <w:lang w:val="pt_PT" w:bidi="pt_PT"/>
+        </w:rPr>
         <w:t>"estão sendo construídos, junto com os outros".</w:t>
       </w:r>
     </w:p>
@@ -13421,6 +15436,21 @@
           <w:b/>
           <w:lang w:val="pt_PT" w:bidi="pt_PT"/>
         </w:rPr>
+        <w:t>τούτου χάριν</w:t>
+      </w:r>
+    </w:p>
+    <w:p>
+      <w:pPr/>
+      <w:r>
+        <w:rPr>
+          <w:lang w:val="pt_PT" w:bidi="pt_PT"/>
+        </w:rPr>
+      </w:r>
+      <w:r>
+        <w:rPr>
+          <w:b/>
+          <w:lang w:val="pt_PT" w:bidi="pt_PT"/>
+        </w:rPr>
         <w:t>"Por essa razão".</w:t>
       </w:r>
     </w:p>
@@ -13504,6 +15534,21 @@
           <w:b/>
           <w:lang w:val="pt_PT" w:bidi="pt_PT"/>
         </w:rPr>
+        <w:t>ὁ δέσμιος τοῦ Χριστοῦ Ἰησοῦ</w:t>
+      </w:r>
+    </w:p>
+    <w:p>
+      <w:pPr/>
+      <w:r>
+        <w:rPr>
+          <w:lang w:val="pt_PT" w:bidi="pt_PT"/>
+        </w:rPr>
+      </w:r>
+      <w:r>
+        <w:rPr>
+          <w:b/>
+          <w:lang w:val="pt_PT" w:bidi="pt_PT"/>
+        </w:rPr>
         <w:t>"que estou preso por causa de Cristo Jesus".</w:t>
       </w:r>
     </w:p>
@@ -13567,6 +15612,21 @@
           <w:b/>
           <w:lang w:val="pt_PT" w:bidi="pt_PT"/>
         </w:rPr>
+        <w:t>τὴν οἰκονομίαν τῆς χάριτος τοῦ Θεοῦ, τῆς δοθείσης μοι εἰς ὑμᾶς</w:t>
+      </w:r>
+    </w:p>
+    <w:p>
+      <w:pPr/>
+      <w:r>
+        <w:rPr>
+          <w:lang w:val="pt_PT" w:bidi="pt_PT"/>
+        </w:rPr>
+      </w:r>
+      <w:r>
+        <w:rPr>
+          <w:b/>
+          <w:lang w:val="pt_PT" w:bidi="pt_PT"/>
+        </w:rPr>
         <w:t>"por causa da sua graça, me deu esse trabalho para o bem de vocês".</w:t>
       </w:r>
     </w:p>
@@ -13643,6 +15703,21 @@
           <w:b/>
           <w:lang w:val="pt_PT" w:bidi="pt_PT"/>
         </w:rPr>
+        <w:t>κατὰ ἀποκάλυψιν ἐγνωρίσθη μοι</w:t>
+      </w:r>
+    </w:p>
+    <w:p>
+      <w:pPr/>
+      <w:r>
+        <w:rPr>
+          <w:lang w:val="pt_PT" w:bidi="pt_PT"/>
+        </w:rPr>
+      </w:r>
+      <w:r>
+        <w:rPr>
+          <w:b/>
+          <w:lang w:val="pt_PT" w:bidi="pt_PT"/>
+        </w:rPr>
         <w:t>"Deus me revelou o seu plano secreto e fez com que eu o conhecesse".</w:t>
       </w:r>
     </w:p>
@@ -13739,6 +15814,21 @@
           <w:b/>
           <w:lang w:val="pt_PT" w:bidi="pt_PT"/>
         </w:rPr>
+        <w:t>καθὼς προέγραψα ἐν ὀλίγῳ</w:t>
+      </w:r>
+    </w:p>
+    <w:p>
+      <w:pPr/>
+      <w:r>
+        <w:rPr>
+          <w:lang w:val="pt_PT" w:bidi="pt_PT"/>
+        </w:rPr>
+      </w:r>
+      <w:r>
+        <w:rPr>
+          <w:b/>
+          <w:lang w:val="pt_PT" w:bidi="pt_PT"/>
+        </w:rPr>
         <w:t>"Eu escrevi isso em poucas palavras".</w:t>
       </w:r>
     </w:p>
@@ -13802,6 +15892,21 @@
           <w:b/>
           <w:lang w:val="pt_PT" w:bidi="pt_PT"/>
         </w:rPr>
+        <w:t>ὃ ἑτέραις γενεαῖς οὐκ ἐγνωρίσθη τοῖς υἱοῖς τῶν ἀνθρώπων</w:t>
+      </w:r>
+    </w:p>
+    <w:p>
+      <w:pPr/>
+      <w:r>
+        <w:rPr>
+          <w:lang w:val="pt_PT" w:bidi="pt_PT"/>
+        </w:rPr>
+      </w:r>
+      <w:r>
+        <w:rPr>
+          <w:b/>
+          <w:lang w:val="pt_PT" w:bidi="pt_PT"/>
+        </w:rPr>
         <w:t>"No passado esse segredo não foi contado aos seres humanos".</w:t>
       </w:r>
     </w:p>
@@ -13885,6 +15990,21 @@
           <w:b/>
           <w:lang w:val="pt_PT" w:bidi="pt_PT"/>
         </w:rPr>
+        <w:t>ὡς νῦν ἀπεκαλύφθη &amp; ἐν Πνεύματι</w:t>
+      </w:r>
+    </w:p>
+    <w:p>
+      <w:pPr/>
+      <w:r>
+        <w:rPr>
+          <w:lang w:val="pt_PT" w:bidi="pt_PT"/>
+        </w:rPr>
+      </w:r>
+      <w:r>
+        <w:rPr>
+          <w:b/>
+          <w:lang w:val="pt_PT" w:bidi="pt_PT"/>
+        </w:rPr>
         <w:t>"mas agora, por meio do seu Espírito, Deus o revelou".</w:t>
       </w:r>
     </w:p>
@@ -14120,6 +16240,21 @@
           <w:b/>
           <w:lang w:val="pt_PT" w:bidi="pt_PT"/>
         </w:rPr>
+        <w:t>ἐν Χριστῷ Ἰησοῦ</w:t>
+      </w:r>
+    </w:p>
+    <w:p>
+      <w:pPr/>
+      <w:r>
+        <w:rPr>
+          <w:lang w:val="pt_PT" w:bidi="pt_PT"/>
+        </w:rPr>
+      </w:r>
+      <w:r>
+        <w:rPr>
+          <w:b/>
+          <w:lang w:val="pt_PT" w:bidi="pt_PT"/>
+        </w:rPr>
         <w:t>"por meio de Cristo Jesus".</w:t>
       </w:r>
     </w:p>
@@ -14196,6 +16331,21 @@
           <w:b/>
           <w:lang w:val="pt_PT" w:bidi="pt_PT"/>
         </w:rPr>
+        <w:t>διὰ τοῦ εὐαγγελίου</w:t>
+      </w:r>
+    </w:p>
+    <w:p>
+      <w:pPr/>
+      <w:r>
+        <w:rPr>
+          <w:lang w:val="pt_PT" w:bidi="pt_PT"/>
+        </w:rPr>
+      </w:r>
+      <w:r>
+        <w:rPr>
+          <w:b/>
+          <w:lang w:val="pt_PT" w:bidi="pt_PT"/>
+        </w:rPr>
         <w:t>"por meio do evangelho".</w:t>
       </w:r>
     </w:p>
@@ -14285,6 +16435,21 @@
           <w:b/>
           <w:lang w:val="pt_PT" w:bidi="pt_PT"/>
         </w:rPr>
+        <w:t>ἀνεξιχνίαστον</w:t>
+      </w:r>
+    </w:p>
+    <w:p>
+      <w:pPr/>
+      <w:r>
+        <w:rPr>
+          <w:lang w:val="pt_PT" w:bidi="pt_PT"/>
+        </w:rPr>
+      </w:r>
+      <w:r>
+        <w:rPr>
+          <w:b/>
+          <w:lang w:val="pt_PT" w:bidi="pt_PT"/>
+        </w:rPr>
         <w:t>"a boa notícia das imensas riquezas de Cristo".</w:t>
       </w:r>
     </w:p>
@@ -14368,6 +16533,21 @@
           <w:b/>
           <w:lang w:val="pt_PT" w:bidi="pt_PT"/>
         </w:rPr>
+        <w:t>πλοῦτος τοῦ Χριστοῦ</w:t>
+      </w:r>
+    </w:p>
+    <w:p>
+      <w:pPr/>
+      <w:r>
+        <w:rPr>
+          <w:lang w:val="pt_PT" w:bidi="pt_PT"/>
+        </w:rPr>
+      </w:r>
+      <w:r>
+        <w:rPr>
+          <w:b/>
+          <w:lang w:val="pt_PT" w:bidi="pt_PT"/>
+        </w:rPr>
         <w:t>"riquezas de Cristo".</w:t>
       </w:r>
     </w:p>
@@ -14464,6 +16644,21 @@
           <w:b/>
           <w:lang w:val="pt_PT" w:bidi="pt_PT"/>
         </w:rPr>
+        <w:t>τοῦ μυστηρίου, τοῦ ἀποκεκρυμμένου ἀπὸ τῶν αἰώνων ἐν τῷ Θεῷ, τῷ τὰ πάντα κτίσαντι</w:t>
+      </w:r>
+    </w:p>
+    <w:p>
+      <w:pPr/>
+      <w:r>
+        <w:rPr>
+          <w:lang w:val="pt_PT" w:bidi="pt_PT"/>
+        </w:rPr>
+      </w:r>
+      <w:r>
+        <w:rPr>
+          <w:b/>
+          <w:lang w:val="pt_PT" w:bidi="pt_PT"/>
+        </w:rPr>
         <w:t>"Deus, que criou tudo, escondeu esse segredo durante os tempos passados".</w:t>
       </w:r>
     </w:p>
@@ -14560,6 +16755,21 @@
           <w:b/>
           <w:lang w:val="pt_PT" w:bidi="pt_PT"/>
         </w:rPr>
+        <w:t>ἵνα</w:t>
+      </w:r>
+    </w:p>
+    <w:p>
+      <w:pPr/>
+      <w:r>
+        <w:rPr>
+          <w:lang w:val="pt_PT" w:bidi="pt_PT"/>
+        </w:rPr>
+      </w:r>
+      <w:r>
+        <w:rPr>
+          <w:b/>
+          <w:lang w:val="pt_PT" w:bidi="pt_PT"/>
+        </w:rPr>
         <w:t>"E isso aconteceu a fim de que agora".</w:t>
       </w:r>
     </w:p>
@@ -14656,6 +16866,21 @@
           <w:b/>
           <w:lang w:val="pt_PT" w:bidi="pt_PT"/>
         </w:rPr>
+        <w:t>γνωρισθῇ &amp; ταῖς ἀρχαῖς καὶ ταῖς ἐξουσίαις ἐν τοῖς ἐπουρανίοις &amp; ἡ πολυποίκιλος σοφία τοῦ Θεοῦ</w:t>
+      </w:r>
+    </w:p>
+    <w:p>
+      <w:pPr/>
+      <w:r>
+        <w:rPr>
+          <w:lang w:val="pt_PT" w:bidi="pt_PT"/>
+        </w:rPr>
+      </w:r>
+      <w:r>
+        <w:rPr>
+          <w:b/>
+          <w:lang w:val="pt_PT" w:bidi="pt_PT"/>
+        </w:rPr>
         <w:t>"as autoridades e os poderes angélicos do mundo celestial conheçam a sabedoria de Deus em todas as suas diferentes formas".</w:t>
       </w:r>
     </w:p>
@@ -14848,6 +17073,21 @@
           <w:b/>
           <w:lang w:val="pt_PT" w:bidi="pt_PT"/>
         </w:rPr>
+        <w:t>ἐν τοῖς ἐπουρανίοις</w:t>
+      </w:r>
+    </w:p>
+    <w:p>
+      <w:pPr/>
+      <w:r>
+        <w:rPr>
+          <w:lang w:val="pt_PT" w:bidi="pt_PT"/>
+        </w:rPr>
+      </w:r>
+      <w:r>
+        <w:rPr>
+          <w:b/>
+          <w:lang w:val="pt_PT" w:bidi="pt_PT"/>
+        </w:rPr>
         <w:t>"do mundo celestial".</w:t>
       </w:r>
     </w:p>
@@ -14877,7 +17117,7 @@
         </w:rPr>
         <w:t xml:space="preserve"> refere-se ao local onde Deus está. Veja como isso é traduzido em </w:t>
       </w:r>
-      <w:hyperlink r:id="rId13">
+      <w:hyperlink r:id="rId15">
         <w:r>
           <w:rPr>
             <w:lang w:val="pt_PT" w:bidi="pt_PT"/>
@@ -14942,6 +17182,21 @@
           <w:b/>
           <w:lang w:val="pt_PT" w:bidi="pt_PT"/>
         </w:rPr>
+        <w:t>ἡ πολυποίκιλος σοφία τοῦ Θεοῦ</w:t>
+      </w:r>
+    </w:p>
+    <w:p>
+      <w:pPr/>
+      <w:r>
+        <w:rPr>
+          <w:lang w:val="pt_PT" w:bidi="pt_PT"/>
+        </w:rPr>
+      </w:r>
+      <w:r>
+        <w:rPr>
+          <w:b/>
+          <w:lang w:val="pt_PT" w:bidi="pt_PT"/>
+        </w:rPr>
         <w:t>"a sabedoria de Deus em todas as suas diferentes formas".</w:t>
       </w:r>
     </w:p>
@@ -15038,6 +17293,21 @@
           <w:b/>
           <w:lang w:val="pt_PT" w:bidi="pt_PT"/>
         </w:rPr>
+        <w:t>κατὰ πρόθεσιν τῶν αἰώνων</w:t>
+      </w:r>
+    </w:p>
+    <w:p>
+      <w:pPr/>
+      <w:r>
+        <w:rPr>
+          <w:lang w:val="pt_PT" w:bidi="pt_PT"/>
+        </w:rPr>
+      </w:r>
+      <w:r>
+        <w:rPr>
+          <w:b/>
+          <w:lang w:val="pt_PT" w:bidi="pt_PT"/>
+        </w:rPr>
         <w:t>"de acordo com o seu propósito eterno".</w:t>
       </w:r>
     </w:p>
@@ -15336,6 +17606,21 @@
           <w:b/>
           <w:lang w:val="pt_PT" w:bidi="pt_PT"/>
         </w:rPr>
+        <w:t>προσαγωγὴν ἐν πεποιθήσει</w:t>
+      </w:r>
+    </w:p>
+    <w:p>
+      <w:pPr/>
+      <w:r>
+        <w:rPr>
+          <w:lang w:val="pt_PT" w:bidi="pt_PT"/>
+        </w:rPr>
+      </w:r>
+      <w:r>
+        <w:rPr>
+          <w:b/>
+          <w:lang w:val="pt_PT" w:bidi="pt_PT"/>
+        </w:rPr>
         <w:t>"</w:t>
       </w:r>
       <w:r>
@@ -15452,6 +17737,21 @@
           <w:b/>
           <w:lang w:val="pt_PT" w:bidi="pt_PT"/>
         </w:rPr>
+        <w:t>πεποιθήσει</w:t>
+      </w:r>
+    </w:p>
+    <w:p>
+      <w:pPr/>
+      <w:r>
+        <w:rPr>
+          <w:lang w:val="pt_PT" w:bidi="pt_PT"/>
+        </w:rPr>
+      </w:r>
+      <w:r>
+        <w:rPr>
+          <w:b/>
+          <w:lang w:val="pt_PT" w:bidi="pt_PT"/>
+        </w:rPr>
         <w:t>"com toda a confiança".</w:t>
       </w:r>
     </w:p>
@@ -15515,6 +17815,21 @@
           <w:b/>
           <w:lang w:val="pt_PT" w:bidi="pt_PT"/>
         </w:rPr>
+        <w:t>διὸ</w:t>
+      </w:r>
+    </w:p>
+    <w:p>
+      <w:pPr/>
+      <w:r>
+        <w:rPr>
+          <w:lang w:val="pt_PT" w:bidi="pt_PT"/>
+        </w:rPr>
+      </w:r>
+      <w:r>
+        <w:rPr>
+          <w:b/>
+          <w:lang w:val="pt_PT" w:bidi="pt_PT"/>
+        </w:rPr>
         <w:t>"Portanto, eu lhes peço que".</w:t>
       </w:r>
     </w:p>
@@ -15611,6 +17926,21 @@
           <w:b/>
           <w:lang w:val="pt_PT" w:bidi="pt_PT"/>
         </w:rPr>
+        <w:t>ὑπὲρ ὑμῶν, ἥτις ἐστὶν δόξα ὑμῶν</w:t>
+      </w:r>
+    </w:p>
+    <w:p>
+      <w:pPr/>
+      <w:r>
+        <w:rPr>
+          <w:lang w:val="pt_PT" w:bidi="pt_PT"/>
+        </w:rPr>
+      </w:r>
+      <w:r>
+        <w:rPr>
+          <w:b/>
+          <w:lang w:val="pt_PT" w:bidi="pt_PT"/>
+        </w:rPr>
         <w:t>"por vocês, pois eles lhes trazem benefício".</w:t>
       </w:r>
     </w:p>
@@ -15707,6 +18037,21 @@
           <w:b/>
           <w:lang w:val="pt_PT" w:bidi="pt_PT"/>
         </w:rPr>
+        <w:t>τούτου χάριν</w:t>
+      </w:r>
+    </w:p>
+    <w:p>
+      <w:pPr/>
+      <w:r>
+        <w:rPr>
+          <w:lang w:val="pt_PT" w:bidi="pt_PT"/>
+        </w:rPr>
+      </w:r>
+      <w:r>
+        <w:rPr>
+          <w:b/>
+          <w:lang w:val="pt_PT" w:bidi="pt_PT"/>
+        </w:rPr>
         <w:t>"Por esse motivo, eu me ajoelho diante do Pai".</w:t>
       </w:r>
     </w:p>
@@ -15803,6 +18148,21 @@
           <w:b/>
           <w:lang w:val="pt_PT" w:bidi="pt_PT"/>
         </w:rPr>
+        <w:t>τούτου χάριν</w:t>
+      </w:r>
+    </w:p>
+    <w:p>
+      <w:pPr/>
+      <w:r>
+        <w:rPr>
+          <w:lang w:val="pt_PT" w:bidi="pt_PT"/>
+        </w:rPr>
+      </w:r>
+      <w:r>
+        <w:rPr>
+          <w:b/>
+          <w:lang w:val="pt_PT" w:bidi="pt_PT"/>
+        </w:rPr>
         <w:t>"Por esse motivo".</w:t>
       </w:r>
     </w:p>
@@ -15886,6 +18246,21 @@
           <w:b/>
           <w:lang w:val="pt_PT" w:bidi="pt_PT"/>
         </w:rPr>
+        <w:t>κάμπτω τὰ γόνατά μου πρὸς τὸν Πατέρα</w:t>
+      </w:r>
+    </w:p>
+    <w:p>
+      <w:pPr/>
+      <w:r>
+        <w:rPr>
+          <w:lang w:val="pt_PT" w:bidi="pt_PT"/>
+        </w:rPr>
+      </w:r>
+      <w:r>
+        <w:rPr>
+          <w:b/>
+          <w:lang w:val="pt_PT" w:bidi="pt_PT"/>
+        </w:rPr>
         <w:t>"eu me ajoelho diante do Pai".</w:t>
       </w:r>
     </w:p>
@@ -15969,6 +18344,21 @@
           <w:b/>
           <w:lang w:val="pt_PT" w:bidi="pt_PT"/>
         </w:rPr>
+        <w:t>ἐξ οὗ πᾶσα πατριὰ ἐν οὐρανοῖς καὶ ἐπὶ γῆς ὀνομάζεται</w:t>
+      </w:r>
+    </w:p>
+    <w:p>
+      <w:pPr/>
+      <w:r>
+        <w:rPr>
+          <w:lang w:val="pt_PT" w:bidi="pt_PT"/>
+        </w:rPr>
+      </w:r>
+      <w:r>
+        <w:rPr>
+          <w:b/>
+          <w:lang w:val="pt_PT" w:bidi="pt_PT"/>
+        </w:rPr>
         <w:t>"de quem todas as famílias no céu e na terra recebem o seu verdadeiro nome".</w:t>
       </w:r>
     </w:p>
@@ -16052,6 +18442,21 @@
           <w:b/>
           <w:lang w:val="pt_PT" w:bidi="pt_PT"/>
         </w:rPr>
+        <w:t>ἵνα</w:t>
+      </w:r>
+    </w:p>
+    <w:p>
+      <w:pPr/>
+      <w:r>
+        <w:rPr>
+          <w:lang w:val="pt_PT" w:bidi="pt_PT"/>
+        </w:rPr>
+      </w:r>
+      <w:r>
+        <w:rPr>
+          <w:b/>
+          <w:lang w:val="pt_PT" w:bidi="pt_PT"/>
+        </w:rPr>
         <w:t>"Eu peço a Deus que, da riqueza da sua glória, ele, por meio do seu Espírito, dê a vocês poder para que sejam espiritualmente fortes".</w:t>
       </w:r>
     </w:p>
@@ -16148,6 +18553,21 @@
           <w:b/>
           <w:lang w:val="pt_PT" w:bidi="pt_PT"/>
         </w:rPr>
+        <w:t>δῷ ὑμῖν κατὰ τὸ πλοῦτος τῆς δόξης αὐτοῦ, δυνάμει κραταιωθῆναι</w:t>
+      </w:r>
+    </w:p>
+    <w:p>
+      <w:pPr/>
+      <w:r>
+        <w:rPr>
+          <w:lang w:val="pt_PT" w:bidi="pt_PT"/>
+        </w:rPr>
+      </w:r>
+      <w:r>
+        <w:rPr>
+          <w:b/>
+          <w:lang w:val="pt_PT" w:bidi="pt_PT"/>
+        </w:rPr>
         <w:t>"da riqueza da sua glória, ele, por meio do seu Espírito, dê a vocês poder para que sejam espiritualmente fortes".</w:t>
       </w:r>
     </w:p>
@@ -16211,6 +18631,21 @@
           <w:b/>
           <w:lang w:val="pt_PT" w:bidi="pt_PT"/>
         </w:rPr>
+        <w:t>δῷ</w:t>
+      </w:r>
+    </w:p>
+    <w:p>
+      <w:pPr/>
+      <w:r>
+        <w:rPr>
+          <w:lang w:val="pt_PT" w:bidi="pt_PT"/>
+        </w:rPr>
+      </w:r>
+      <w:r>
+        <w:rPr>
+          <w:b/>
+          <w:lang w:val="pt_PT" w:bidi="pt_PT"/>
+        </w:rPr>
         <w:t>"dê a vocês poder".</w:t>
       </w:r>
     </w:p>
@@ -16290,7 +18725,7 @@
         </w:rPr>
         <w:t xml:space="preserve">Paulo continua a oração que começou em </w:t>
       </w:r>
-      <w:hyperlink r:id="rId15">
+      <w:hyperlink r:id="rId17">
         <w:r>
           <w:rPr>
             <w:lang w:val="pt_PT" w:bidi="pt_PT"/>
@@ -16371,7 +18806,7 @@
         </w:rPr>
         <w:t>Este é o segundo item pelo qual Paulo ora para que Deus “dê” aos efésios “segundo a riqueza da sua glória”. O primeiro é que eles sejam “fortes” (</w:t>
       </w:r>
-      <w:hyperlink r:id="rId16">
+      <w:hyperlink r:id="rId18">
         <w:r>
           <w:rPr>
             <w:lang w:val="pt_PT" w:bidi="pt_PT"/>
@@ -16436,6 +18871,21 @@
           <w:b/>
           <w:lang w:val="pt_PT" w:bidi="pt_PT"/>
         </w:rPr>
+        <w:t>κατοικῆσαι τὸν Χριστὸν διὰ τῆς πίστεως ἐν ταῖς καρδίαις ὑμῶν</w:t>
+      </w:r>
+    </w:p>
+    <w:p>
+      <w:pPr/>
+      <w:r>
+        <w:rPr>
+          <w:lang w:val="pt_PT" w:bidi="pt_PT"/>
+        </w:rPr>
+      </w:r>
+      <w:r>
+        <w:rPr>
+          <w:b/>
+          <w:lang w:val="pt_PT" w:bidi="pt_PT"/>
+        </w:rPr>
         <w:t>"por meio da fé, Cristo viva no coração de vocês".</w:t>
       </w:r>
     </w:p>
@@ -16545,6 +18995,21 @@
           <w:b/>
           <w:lang w:val="pt_PT" w:bidi="pt_PT"/>
         </w:rPr>
+        <w:t>ἐν ἀγάπῃ, ἐρριζωμένοι καὶ τεθεμελιωμένοι</w:t>
+      </w:r>
+    </w:p>
+    <w:p>
+      <w:pPr/>
+      <w:r>
+        <w:rPr>
+          <w:lang w:val="pt_PT" w:bidi="pt_PT"/>
+        </w:rPr>
+      </w:r>
+      <w:r>
+        <w:rPr>
+          <w:b/>
+          <w:lang w:val="pt_PT" w:bidi="pt_PT"/>
+        </w:rPr>
         <w:t>"para que vocês tenham raízes e alicerces no amor".</w:t>
       </w:r>
     </w:p>
@@ -16628,6 +19093,21 @@
           <w:b/>
           <w:lang w:val="pt_PT" w:bidi="pt_PT"/>
         </w:rPr>
+        <w:t>ἵνα</w:t>
+      </w:r>
+    </w:p>
+    <w:p>
+      <w:pPr/>
+      <w:r>
+        <w:rPr>
+          <w:lang w:val="pt_PT" w:bidi="pt_PT"/>
+        </w:rPr>
+      </w:r>
+      <w:r>
+        <w:rPr>
+          <w:b/>
+          <w:lang w:val="pt_PT" w:bidi="pt_PT"/>
+        </w:rPr>
         <w:t>"para que assim, junto com todo o povo de Deus".</w:t>
       </w:r>
     </w:p>
@@ -16740,7 +19220,7 @@
         </w:rPr>
         <w:t>Este é o terceiro item pelo qual Paulo se ajoelha e ora; o primeiro é que Deus conceda que eles sejam fortes (</w:t>
       </w:r>
-      <w:hyperlink r:id="rId16">
+      <w:hyperlink r:id="rId18">
         <w:r>
           <w:rPr>
             <w:lang w:val="pt_PT" w:bidi="pt_PT"/>
@@ -16758,7 +19238,7 @@
         </w:rPr>
         <w:t>) e o segundo é que Cristo possa viver em seus corações pela fé (</w:t>
       </w:r>
-      <w:hyperlink r:id="rId17">
+      <w:hyperlink r:id="rId19">
         <w:r>
           <w:rPr>
             <w:lang w:val="pt_PT" w:bidi="pt_PT"/>
@@ -16823,6 +19303,21 @@
           <w:b/>
           <w:lang w:val="pt_PT" w:bidi="pt_PT"/>
         </w:rPr>
+        <w:t>πᾶσιν τοῖς ἁγίοις</w:t>
+      </w:r>
+    </w:p>
+    <w:p>
+      <w:pPr/>
+      <w:r>
+        <w:rPr>
+          <w:lang w:val="pt_PT" w:bidi="pt_PT"/>
+        </w:rPr>
+      </w:r>
+      <w:r>
+        <w:rPr>
+          <w:b/>
+          <w:lang w:val="pt_PT" w:bidi="pt_PT"/>
+        </w:rPr>
         <w:t>"todo o povo de Deus".</w:t>
       </w:r>
     </w:p>
@@ -16886,6 +19381,21 @@
           <w:b/>
           <w:lang w:val="pt_PT" w:bidi="pt_PT"/>
         </w:rPr>
+        <w:t>τὸ πλάτος, καὶ μῆκος, καὶ ὕψος, καὶ βάθος</w:t>
+      </w:r>
+    </w:p>
+    <w:p>
+      <w:pPr/>
+      <w:r>
+        <w:rPr>
+          <w:lang w:val="pt_PT" w:bidi="pt_PT"/>
+        </w:rPr>
+      </w:r>
+      <w:r>
+        <w:rPr>
+          <w:b/>
+          <w:lang w:val="pt_PT" w:bidi="pt_PT"/>
+        </w:rPr>
         <w:t>"a sua largura, comprimento, altura e profundidade".</w:t>
       </w:r>
     </w:p>
@@ -16969,6 +19479,21 @@
           <w:b/>
           <w:lang w:val="pt_PT" w:bidi="pt_PT"/>
         </w:rPr>
+        <w:t>τὸ πλάτος, καὶ μῆκος, καὶ ὕψος, καὶ βάθος</w:t>
+      </w:r>
+    </w:p>
+    <w:p>
+      <w:pPr/>
+      <w:r>
+        <w:rPr>
+          <w:lang w:val="pt_PT" w:bidi="pt_PT"/>
+        </w:rPr>
+      </w:r>
+      <w:r>
+        <w:rPr>
+          <w:b/>
+          <w:lang w:val="pt_PT" w:bidi="pt_PT"/>
+        </w:rPr>
         <w:t>"a sua largura, comprimento, altura profundidade".</w:t>
       </w:r>
     </w:p>
@@ -17052,6 +19577,21 @@
           <w:b/>
           <w:lang w:val="pt_PT" w:bidi="pt_PT"/>
         </w:rPr>
+        <w:t>γνῶναί τε τὴν &amp; ἀγάπην τοῦ Χριστοῦ</w:t>
+      </w:r>
+    </w:p>
+    <w:p>
+      <w:pPr/>
+      <w:r>
+        <w:rPr>
+          <w:lang w:val="pt_PT" w:bidi="pt_PT"/>
+        </w:rPr>
+      </w:r>
+      <w:r>
+        <w:rPr>
+          <w:b/>
+          <w:lang w:val="pt_PT" w:bidi="pt_PT"/>
+        </w:rPr>
         <w:t>"embora seja impossível conhecê-lo perfeitamente".</w:t>
       </w:r>
     </w:p>
@@ -17131,7 +19671,7 @@
         </w:rPr>
         <w:t>Este é o quarto item pelo qual Paulo se ajoelha e ora (</w:t>
       </w:r>
-      <w:hyperlink r:id="rId15">
+      <w:hyperlink r:id="rId17">
         <w:r>
           <w:rPr>
             <w:lang w:val="pt_PT" w:bidi="pt_PT"/>
@@ -17149,7 +19689,7 @@
         </w:rPr>
         <w:t>). O primeiro é que eles sejam “fortes” (</w:t>
       </w:r>
-      <w:hyperlink r:id="rId16">
+      <w:hyperlink r:id="rId18">
         <w:r>
           <w:rPr>
             <w:lang w:val="pt_PT" w:bidi="pt_PT"/>
@@ -17167,7 +19707,7 @@
         </w:rPr>
         <w:t>), o segundo é que “ por meio da fé, Cristo viva em seus corações” (</w:t>
       </w:r>
-      <w:hyperlink r:id="rId17">
+      <w:hyperlink r:id="rId19">
         <w:r>
           <w:rPr>
             <w:lang w:val="pt_PT" w:bidi="pt_PT"/>
@@ -17185,7 +19725,7 @@
         </w:rPr>
         <w:t>), e o terceiro é que eles “possam compreender o amor de Cristo” (</w:t>
       </w:r>
-      <w:hyperlink r:id="rId18">
+      <w:hyperlink r:id="rId20">
         <w:r>
           <w:rPr>
             <w:lang w:val="pt_PT" w:bidi="pt_PT"/>
@@ -17250,6 +19790,21 @@
           <w:b/>
           <w:lang w:val="pt_PT" w:bidi="pt_PT"/>
         </w:rPr>
+        <w:t>ἵνα πληρωθῆτε εἰς πᾶν τὸ πλήρωμα τοῦ Θεοῦ</w:t>
+      </w:r>
+    </w:p>
+    <w:p>
+      <w:pPr/>
+      <w:r>
+        <w:rPr>
+          <w:lang w:val="pt_PT" w:bidi="pt_PT"/>
+        </w:rPr>
+      </w:r>
+      <w:r>
+        <w:rPr>
+          <w:b/>
+          <w:lang w:val="pt_PT" w:bidi="pt_PT"/>
+        </w:rPr>
         <w:t>"para que assim Deus encha completamente o ser de vocês com a sua natureza".</w:t>
       </w:r>
     </w:p>
@@ -17346,6 +19901,21 @@
           <w:b/>
           <w:lang w:val="pt_PT" w:bidi="pt_PT"/>
         </w:rPr>
+        <w:t>ἵνα πληρωθῆτε</w:t>
+      </w:r>
+    </w:p>
+    <w:p>
+      <w:pPr/>
+      <w:r>
+        <w:rPr>
+          <w:lang w:val="pt_PT" w:bidi="pt_PT"/>
+        </w:rPr>
+      </w:r>
+      <w:r>
+        <w:rPr>
+          <w:b/>
+          <w:lang w:val="pt_PT" w:bidi="pt_PT"/>
+        </w:rPr>
         <w:t>"para que assim Deus encha completamente o ser de vocês com a sua natureza".</w:t>
       </w:r>
     </w:p>
@@ -17442,6 +20012,21 @@
           <w:b/>
           <w:lang w:val="pt_PT" w:bidi="pt_PT"/>
         </w:rPr>
+        <w:t>εἰς πᾶν τὸ πλήρωμα τοῦ Θεοῦ</w:t>
+      </w:r>
+    </w:p>
+    <w:p>
+      <w:pPr/>
+      <w:r>
+        <w:rPr>
+          <w:lang w:val="pt_PT" w:bidi="pt_PT"/>
+        </w:rPr>
+      </w:r>
+      <w:r>
+        <w:rPr>
+          <w:b/>
+          <w:lang w:val="pt_PT" w:bidi="pt_PT"/>
+        </w:rPr>
         <w:t>"com a sua grandeza".</w:t>
       </w:r>
     </w:p>
@@ -17538,6 +20123,21 @@
           <w:b/>
           <w:lang w:val="pt_PT" w:bidi="pt_PT"/>
         </w:rPr>
+        <w:t>ἵνα</w:t>
+      </w:r>
+    </w:p>
+    <w:p>
+      <w:pPr/>
+      <w:r>
+        <w:rPr>
+          <w:lang w:val="pt_PT" w:bidi="pt_PT"/>
+        </w:rPr>
+      </w:r>
+      <w:r>
+        <w:rPr>
+          <w:b/>
+          <w:lang w:val="pt_PT" w:bidi="pt_PT"/>
+        </w:rPr>
         <w:t>"para que assim Deus encha".</w:t>
       </w:r>
     </w:p>
@@ -17856,6 +20456,21 @@
           <w:b/>
           <w:lang w:val="pt_PT" w:bidi="pt_PT"/>
         </w:rPr>
+        <w:t>ὑπὲρ πάντα, ποιῆσαι ὑπέρἐκπερισσοῦ ὧν αἰτούμεθα ἢ νοοῦμεν</w:t>
+      </w:r>
+    </w:p>
+    <w:p>
+      <w:pPr/>
+      <w:r>
+        <w:rPr>
+          <w:lang w:val="pt_PT" w:bidi="pt_PT"/>
+        </w:rPr>
+      </w:r>
+      <w:r>
+        <w:rPr>
+          <w:b/>
+          <w:lang w:val="pt_PT" w:bidi="pt_PT"/>
+        </w:rPr>
         <w:t>"pode fazer muito mais do que nós pedimos ou até pensamos!".</w:t>
       </w:r>
     </w:p>
@@ -17919,6 +20534,21 @@
           <w:b/>
           <w:lang w:val="pt_PT" w:bidi="pt_PT"/>
         </w:rPr>
+        <w:t>αὐτῷ ἡ δόξα ἐν τῇ ἐκκλησίᾳ</w:t>
+      </w:r>
+    </w:p>
+    <w:p>
+      <w:pPr/>
+      <w:r>
+        <w:rPr>
+          <w:lang w:val="pt_PT" w:bidi="pt_PT"/>
+        </w:rPr>
+      </w:r>
+      <w:r>
+        <w:rPr>
+          <w:b/>
+          <w:lang w:val="pt_PT" w:bidi="pt_PT"/>
+        </w:rPr>
         <w:t>"Glória a Deus por meio da Igreja".</w:t>
       </w:r>
     </w:p>
@@ -18078,6 +20708,21 @@
           <w:b/>
           <w:lang w:val="pt_PT" w:bidi="pt_PT"/>
         </w:rPr>
+        <w:t>οὖν</w:t>
+      </w:r>
+    </w:p>
+    <w:p>
+      <w:pPr/>
+      <w:r>
+        <w:rPr>
+          <w:lang w:val="pt_PT" w:bidi="pt_PT"/>
+        </w:rPr>
+      </w:r>
+      <w:r>
+        <w:rPr>
+          <w:b/>
+          <w:lang w:val="pt_PT" w:bidi="pt_PT"/>
+        </w:rPr>
         <w:t>"Por isso eu".</w:t>
       </w:r>
     </w:p>
@@ -18174,6 +20819,21 @@
           <w:b/>
           <w:lang w:val="pt_PT" w:bidi="pt_PT"/>
         </w:rPr>
+        <w:t>ὁ δέσμιος ἐν Κυρίῳ</w:t>
+      </w:r>
+    </w:p>
+    <w:p>
+      <w:pPr/>
+      <w:r>
+        <w:rPr>
+          <w:lang w:val="pt_PT" w:bidi="pt_PT"/>
+        </w:rPr>
+      </w:r>
+      <w:r>
+        <w:rPr>
+          <w:b/>
+          <w:lang w:val="pt_PT" w:bidi="pt_PT"/>
+        </w:rPr>
         <w:t>"que estou preso porque sirvo o Senhor Jesus Cristo".</w:t>
       </w:r>
     </w:p>
@@ -18333,6 +20993,21 @@
           <w:b/>
           <w:lang w:val="pt_PT" w:bidi="pt_PT"/>
         </w:rPr>
+        <w:t>τῆς κλήσεως ἧς ἐκλήθητε</w:t>
+      </w:r>
+    </w:p>
+    <w:p>
+      <w:pPr/>
+      <w:r>
+        <w:rPr>
+          <w:lang w:val="pt_PT" w:bidi="pt_PT"/>
+        </w:rPr>
+      </w:r>
+      <w:r>
+        <w:rPr>
+          <w:b/>
+          <w:lang w:val="pt_PT" w:bidi="pt_PT"/>
+        </w:rPr>
         <w:t>"que vivam de uma maneira que esteja de acordo com o que Deus quis quando chamou vocês".</w:t>
       </w:r>
     </w:p>
@@ -18409,6 +21084,21 @@
           <w:b/>
           <w:lang w:val="pt_PT" w:bidi="pt_PT"/>
         </w:rPr>
+        <w:t>μετὰ πάσης ταπεινοφροσύνης καὶ πραΰτητος</w:t>
+      </w:r>
+    </w:p>
+    <w:p>
+      <w:pPr/>
+      <w:r>
+        <w:rPr>
+          <w:lang w:val="pt_PT" w:bidi="pt_PT"/>
+        </w:rPr>
+      </w:r>
+      <w:r>
+        <w:rPr>
+          <w:b/>
+          <w:lang w:val="pt_PT" w:bidi="pt_PT"/>
+        </w:rPr>
         <w:t>"Sejam sempre humildes, bem educados e pacientes".</w:t>
       </w:r>
     </w:p>
@@ -18531,6 +21221,21 @@
           <w:b/>
           <w:lang w:val="pt_PT" w:bidi="pt_PT"/>
         </w:rPr>
+        <w:t>τηρεῖν τὴν ἑνότητα τοῦ Πνεύματος ἐν τῷ συνδέσμῳ τῆς εἰρήνης</w:t>
+      </w:r>
+    </w:p>
+    <w:p>
+      <w:pPr/>
+      <w:r>
+        <w:rPr>
+          <w:lang w:val="pt_PT" w:bidi="pt_PT"/>
+        </w:rPr>
+      </w:r>
+      <w:r>
+        <w:rPr>
+          <w:b/>
+          <w:lang w:val="pt_PT" w:bidi="pt_PT"/>
+        </w:rPr>
         <w:t>"Façam tudo para conservar, por meio da paz que une vocês, a união que o Espírito dá".</w:t>
       </w:r>
     </w:p>
@@ -18653,6 +21358,21 @@
           <w:b/>
           <w:lang w:val="pt_PT" w:bidi="pt_PT"/>
         </w:rPr>
+        <w:t>τηρεῖν τὴν ἑνότητα τοῦ Πνεύματος ἐν τῷ συνδέσμῳ τῆς εἰρήνης</w:t>
+      </w:r>
+    </w:p>
+    <w:p>
+      <w:pPr/>
+      <w:r>
+        <w:rPr>
+          <w:lang w:val="pt_PT" w:bidi="pt_PT"/>
+        </w:rPr>
+      </w:r>
+      <w:r>
+        <w:rPr>
+          <w:b/>
+          <w:lang w:val="pt_PT" w:bidi="pt_PT"/>
+        </w:rPr>
         <w:t>"Façam tudo para conservar, por meio da paz que une vocês".</w:t>
       </w:r>
     </w:p>
@@ -18762,6 +21482,21 @@
           <w:b/>
           <w:lang w:val="pt_PT" w:bidi="pt_PT"/>
         </w:rPr>
+        <w:t>ἓν σῶμα</w:t>
+      </w:r>
+    </w:p>
+    <w:p>
+      <w:pPr/>
+      <w:r>
+        <w:rPr>
+          <w:lang w:val="pt_PT" w:bidi="pt_PT"/>
+        </w:rPr>
+      </w:r>
+      <w:r>
+        <w:rPr>
+          <w:b/>
+          <w:lang w:val="pt_PT" w:bidi="pt_PT"/>
+        </w:rPr>
         <w:t>"Há um só corpo".</w:t>
       </w:r>
     </w:p>
@@ -18838,6 +21573,21 @@
           <w:b/>
           <w:lang w:val="pt_PT" w:bidi="pt_PT"/>
         </w:rPr>
+        <w:t>ἓν Πνεῦμα</w:t>
+      </w:r>
+    </w:p>
+    <w:p>
+      <w:pPr/>
+      <w:r>
+        <w:rPr>
+          <w:lang w:val="pt_PT" w:bidi="pt_PT"/>
+        </w:rPr>
+      </w:r>
+      <w:r>
+        <w:rPr>
+          <w:b/>
+          <w:lang w:val="pt_PT" w:bidi="pt_PT"/>
+        </w:rPr>
         <w:t>"e um só Espírito".</w:t>
       </w:r>
     </w:p>
@@ -18901,6 +21651,21 @@
           <w:b/>
           <w:lang w:val="pt_PT" w:bidi="pt_PT"/>
         </w:rPr>
+        <w:t>ἐκλήθητε ἐν μιᾷ ἐλπίδι τῆς κλήσεως ὑμῶν</w:t>
+      </w:r>
+    </w:p>
+    <w:p>
+      <w:pPr/>
+      <w:r>
+        <w:rPr>
+          <w:lang w:val="pt_PT" w:bidi="pt_PT"/>
+        </w:rPr>
+      </w:r>
+      <w:r>
+        <w:rPr>
+          <w:b/>
+          <w:lang w:val="pt_PT" w:bidi="pt_PT"/>
+        </w:rPr>
         <w:t>"e uma só esperança, para a qual Deus chamou vocês".</w:t>
       </w:r>
     </w:p>
@@ -19186,6 +21951,21 @@
           <w:b/>
           <w:lang w:val="pt_PT" w:bidi="pt_PT"/>
         </w:rPr>
+        <w:t>ἑνὶ &amp; ἑκάστῳ ἡμῶν ἐδόθη ἡ χάρις</w:t>
+      </w:r>
+    </w:p>
+    <w:p>
+      <w:pPr/>
+      <w:r>
+        <w:rPr>
+          <w:lang w:val="pt_PT" w:bidi="pt_PT"/>
+        </w:rPr>
+      </w:r>
+      <w:r>
+        <w:rPr>
+          <w:b/>
+          <w:lang w:val="pt_PT" w:bidi="pt_PT"/>
+        </w:rPr>
         <w:t>"Porém cada um de nós recebeu um dom especial".</w:t>
       </w:r>
     </w:p>
@@ -19282,6 +22062,21 @@
           <w:b/>
           <w:lang w:val="pt_PT" w:bidi="pt_PT"/>
         </w:rPr>
+        <w:t>ἑνὶ &amp; ἑκάστῳ ἡμῶν ἐδόθη ἡ χάρις</w:t>
+      </w:r>
+    </w:p>
+    <w:p>
+      <w:pPr/>
+      <w:r>
+        <w:rPr>
+          <w:lang w:val="pt_PT" w:bidi="pt_PT"/>
+        </w:rPr>
+      </w:r>
+      <w:r>
+        <w:rPr>
+          <w:b/>
+          <w:lang w:val="pt_PT" w:bidi="pt_PT"/>
+        </w:rPr>
         <w:t>"Porém cada um de nós recebeu um dom especial".</w:t>
       </w:r>
     </w:p>
@@ -19378,6 +22173,21 @@
           <w:b/>
           <w:lang w:val="pt_PT" w:bidi="pt_PT"/>
         </w:rPr>
+        <w:t>διὸ</w:t>
+      </w:r>
+    </w:p>
+    <w:p>
+      <w:pPr/>
+      <w:r>
+        <w:rPr>
+          <w:lang w:val="pt_PT" w:bidi="pt_PT"/>
+        </w:rPr>
+      </w:r>
+      <w:r>
+        <w:rPr>
+          <w:b/>
+          <w:lang w:val="pt_PT" w:bidi="pt_PT"/>
+        </w:rPr>
         <w:t xml:space="preserve">"Como dizem as Escrituras Sagradas:". </w:t>
       </w:r>
     </w:p>
@@ -19474,6 +22284,21 @@
           <w:b/>
           <w:lang w:val="pt_PT" w:bidi="pt_PT"/>
         </w:rPr>
+        <w:t>ἀναβὰς εἰς ὕψος</w:t>
+      </w:r>
+    </w:p>
+    <w:p>
+      <w:pPr/>
+      <w:r>
+        <w:rPr>
+          <w:lang w:val="pt_PT" w:bidi="pt_PT"/>
+        </w:rPr>
+      </w:r>
+      <w:r>
+        <w:rPr>
+          <w:b/>
+          <w:lang w:val="pt_PT" w:bidi="pt_PT"/>
+        </w:rPr>
         <w:t>"Quando ele subiu aos lugares mais altos".</w:t>
       </w:r>
     </w:p>
@@ -19537,6 +22362,21 @@
           <w:b/>
           <w:lang w:val="pt_PT" w:bidi="pt_PT"/>
         </w:rPr>
+        <w:t>ἀνέβη</w:t>
+      </w:r>
+    </w:p>
+    <w:p>
+      <w:pPr/>
+      <w:r>
+        <w:rPr>
+          <w:lang w:val="pt_PT" w:bidi="pt_PT"/>
+        </w:rPr>
+      </w:r>
+      <w:r>
+        <w:rPr>
+          <w:b/>
+          <w:lang w:val="pt_PT" w:bidi="pt_PT"/>
+        </w:rPr>
         <w:t>"Quando ele subiu aos lugares mais altos".</w:t>
       </w:r>
     </w:p>
@@ -19600,6 +22440,21 @@
           <w:b/>
           <w:lang w:val="pt_PT" w:bidi="pt_PT"/>
         </w:rPr>
+        <w:t>καὶ κατέβη</w:t>
+      </w:r>
+    </w:p>
+    <w:p>
+      <w:pPr/>
+      <w:r>
+        <w:rPr>
+          <w:lang w:val="pt_PT" w:bidi="pt_PT"/>
+        </w:rPr>
+      </w:r>
+      <w:r>
+        <w:rPr>
+          <w:b/>
+          <w:lang w:val="pt_PT" w:bidi="pt_PT"/>
+        </w:rPr>
         <w:t>"Quer dizer que ele também desceu".</w:t>
       </w:r>
     </w:p>
@@ -19663,6 +22518,21 @@
           <w:b/>
           <w:lang w:val="pt_PT" w:bidi="pt_PT"/>
         </w:rPr>
+        <w:t>εἰς τὰ κατώτερα μέρη τῆς γῆς</w:t>
+      </w:r>
+    </w:p>
+    <w:p>
+      <w:pPr/>
+      <w:r>
+        <w:rPr>
+          <w:lang w:val="pt_PT" w:bidi="pt_PT"/>
+        </w:rPr>
+      </w:r>
+      <w:r>
+        <w:rPr>
+          <w:b/>
+          <w:lang w:val="pt_PT" w:bidi="pt_PT"/>
+        </w:rPr>
         <w:t>"até os lugares mais baixos da terra".</w:t>
       </w:r>
     </w:p>
@@ -19778,6 +22648,21 @@
           <w:b/>
           <w:lang w:val="pt_PT" w:bidi="pt_PT"/>
         </w:rPr>
+        <w:t>ἵνα πληρώσῃ τὰ πάντα</w:t>
+      </w:r>
+    </w:p>
+    <w:p>
+      <w:pPr/>
+      <w:r>
+        <w:rPr>
+          <w:lang w:val="pt_PT" w:bidi="pt_PT"/>
+        </w:rPr>
+      </w:r>
+      <w:r>
+        <w:rPr>
+          <w:b/>
+          <w:lang w:val="pt_PT" w:bidi="pt_PT"/>
+        </w:rPr>
         <w:t>"para encher todo o Universo com a sua presença".</w:t>
       </w:r>
     </w:p>
@@ -19841,6 +22726,21 @@
           <w:b/>
           <w:lang w:val="pt_PT" w:bidi="pt_PT"/>
         </w:rPr>
+        <w:t>πληρώσῃ</w:t>
+      </w:r>
+    </w:p>
+    <w:p>
+      <w:pPr/>
+      <w:r>
+        <w:rPr>
+          <w:lang w:val="pt_PT" w:bidi="pt_PT"/>
+        </w:rPr>
+      </w:r>
+      <w:r>
+        <w:rPr>
+          <w:b/>
+          <w:lang w:val="pt_PT" w:bidi="pt_PT"/>
+        </w:rPr>
         <w:t>"para encher todo o Universo".</w:t>
       </w:r>
     </w:p>
@@ -19904,6 +22804,21 @@
           <w:b/>
           <w:lang w:val="pt_PT" w:bidi="pt_PT"/>
         </w:rPr>
+        <w:t>ποιμένας</w:t>
+      </w:r>
+    </w:p>
+    <w:p>
+      <w:pPr/>
+      <w:r>
+        <w:rPr>
+          <w:lang w:val="pt_PT" w:bidi="pt_PT"/>
+        </w:rPr>
+      </w:r>
+      <w:r>
+        <w:rPr>
+          <w:b/>
+          <w:lang w:val="pt_PT" w:bidi="pt_PT"/>
+        </w:rPr>
         <w:t>"pastores e mestres".</w:t>
       </w:r>
     </w:p>
@@ -20000,6 +22915,21 @@
           <w:b/>
           <w:lang w:val="pt_PT" w:bidi="pt_PT"/>
         </w:rPr>
+        <w:t>πρὸς τὸν καταρτισμὸν τῶν ἁγίων</w:t>
+      </w:r>
+    </w:p>
+    <w:p>
+      <w:pPr/>
+      <w:r>
+        <w:rPr>
+          <w:lang w:val="pt_PT" w:bidi="pt_PT"/>
+        </w:rPr>
+      </w:r>
+      <w:r>
+        <w:rPr>
+          <w:b/>
+          <w:lang w:val="pt_PT" w:bidi="pt_PT"/>
+        </w:rPr>
         <w:t>"para preparar o povo de Deus para o serviço cristão".</w:t>
       </w:r>
     </w:p>
@@ -20063,6 +22993,21 @@
           <w:b/>
           <w:lang w:val="pt_PT" w:bidi="pt_PT"/>
         </w:rPr>
+        <w:t>εἰς ἔργον διακονίας</w:t>
+      </w:r>
+    </w:p>
+    <w:p>
+      <w:pPr/>
+      <w:r>
+        <w:rPr>
+          <w:lang w:val="pt_PT" w:bidi="pt_PT"/>
+        </w:rPr>
+      </w:r>
+      <w:r>
+        <w:rPr>
+          <w:b/>
+          <w:lang w:val="pt_PT" w:bidi="pt_PT"/>
+        </w:rPr>
         <w:t>"para o serviço cristão".</w:t>
       </w:r>
     </w:p>
@@ -20126,6 +23071,21 @@
           <w:b/>
           <w:lang w:val="pt_PT" w:bidi="pt_PT"/>
         </w:rPr>
+        <w:t>εἰς οἰκοδομὴν τοῦ σώματος τοῦ Χριστοῦ</w:t>
+      </w:r>
+    </w:p>
+    <w:p>
+      <w:pPr/>
+      <w:r>
+        <w:rPr>
+          <w:lang w:val="pt_PT" w:bidi="pt_PT"/>
+        </w:rPr>
+      </w:r>
+      <w:r>
+        <w:rPr>
+          <w:b/>
+          <w:lang w:val="pt_PT" w:bidi="pt_PT"/>
+        </w:rPr>
         <w:t>"a fim de construir o corpo de Cristo".</w:t>
       </w:r>
     </w:p>
@@ -20209,6 +23169,21 @@
           <w:b/>
           <w:lang w:val="pt_PT" w:bidi="pt_PT"/>
         </w:rPr>
+        <w:t>οἰκοδομὴν</w:t>
+      </w:r>
+    </w:p>
+    <w:p>
+      <w:pPr/>
+      <w:r>
+        <w:rPr>
+          <w:lang w:val="pt_PT" w:bidi="pt_PT"/>
+        </w:rPr>
+      </w:r>
+      <w:r>
+        <w:rPr>
+          <w:b/>
+          <w:lang w:val="pt_PT" w:bidi="pt_PT"/>
+        </w:rPr>
         <w:t>"construir o corpo de Cristo".</w:t>
       </w:r>
     </w:p>
@@ -20437,6 +23412,21 @@
           <w:b/>
           <w:lang w:val="pt_PT" w:bidi="pt_PT"/>
         </w:rPr>
+        <w:t>καταντήσωμεν οἱ πάντες εἰς τὴν ἑνότητα τῆς πίστεως</w:t>
+      </w:r>
+    </w:p>
+    <w:p>
+      <w:pPr/>
+      <w:r>
+        <w:rPr>
+          <w:lang w:val="pt_PT" w:bidi="pt_PT"/>
+        </w:rPr>
+      </w:r>
+      <w:r>
+        <w:rPr>
+          <w:b/>
+          <w:lang w:val="pt_PT" w:bidi="pt_PT"/>
+        </w:rPr>
         <w:t>"todos nós chegaremos a ser um na nossa fé".</w:t>
       </w:r>
     </w:p>
@@ -20533,6 +23523,21 @@
           <w:b/>
           <w:lang w:val="pt_PT" w:bidi="pt_PT"/>
         </w:rPr>
+        <w:t>καταντήσωμεν οἱ πάντες εἰς τὴν ἑνότητα τῆς πίστεως</w:t>
+      </w:r>
+    </w:p>
+    <w:p>
+      <w:pPr/>
+      <w:r>
+        <w:rPr>
+          <w:lang w:val="pt_PT" w:bidi="pt_PT"/>
+        </w:rPr>
+      </w:r>
+      <w:r>
+        <w:rPr>
+          <w:b/>
+          <w:lang w:val="pt_PT" w:bidi="pt_PT"/>
+        </w:rPr>
         <w:t>"todos nós chegaremos a ser um na nossa fé".</w:t>
       </w:r>
     </w:p>
@@ -20629,6 +23634,21 @@
           <w:b/>
           <w:lang w:val="pt_PT" w:bidi="pt_PT"/>
         </w:rPr>
+        <w:t>τῆς ἐπιγνώσεως τοῦ Υἱοῦ τοῦ Θεοῦ</w:t>
+      </w:r>
+    </w:p>
+    <w:p>
+      <w:pPr/>
+      <w:r>
+        <w:rPr>
+          <w:lang w:val="pt_PT" w:bidi="pt_PT"/>
+        </w:rPr>
+      </w:r>
+      <w:r>
+        <w:rPr>
+          <w:b/>
+          <w:lang w:val="pt_PT" w:bidi="pt_PT"/>
+        </w:rPr>
         <w:t>"e no conhecimento do Filho de Deus".</w:t>
       </w:r>
     </w:p>
@@ -20725,6 +23745,21 @@
           <w:b/>
           <w:lang w:val="pt_PT" w:bidi="pt_PT"/>
         </w:rPr>
+        <w:t>τοῦ Υἱοῦ τοῦ Θεοῦ</w:t>
+      </w:r>
+    </w:p>
+    <w:p>
+      <w:pPr/>
+      <w:r>
+        <w:rPr>
+          <w:lang w:val="pt_PT" w:bidi="pt_PT"/>
+        </w:rPr>
+      </w:r>
+      <w:r>
+        <w:rPr>
+          <w:b/>
+          <w:lang w:val="pt_PT" w:bidi="pt_PT"/>
+        </w:rPr>
         <w:t>"do Filho de Deus".</w:t>
       </w:r>
     </w:p>
@@ -20815,6 +23850,21 @@
           <w:b/>
           <w:lang w:val="pt_PT" w:bidi="pt_PT"/>
         </w:rPr>
+        <w:t>εἰς ἄνδρα τέλειον</w:t>
+      </w:r>
+    </w:p>
+    <w:p>
+      <w:pPr/>
+      <w:r>
+        <w:rPr>
+          <w:lang w:val="pt_PT" w:bidi="pt_PT"/>
+        </w:rPr>
+      </w:r>
+      <w:r>
+        <w:rPr>
+          <w:b/>
+          <w:lang w:val="pt_PT" w:bidi="pt_PT"/>
+        </w:rPr>
         <w:t>"seremos pessoas maduras".</w:t>
       </w:r>
     </w:p>
@@ -20878,6 +23928,21 @@
           <w:b/>
           <w:lang w:val="pt_PT" w:bidi="pt_PT"/>
         </w:rPr>
+        <w:t>τέλειον</w:t>
+      </w:r>
+    </w:p>
+    <w:p>
+      <w:pPr/>
+      <w:r>
+        <w:rPr>
+          <w:lang w:val="pt_PT" w:bidi="pt_PT"/>
+        </w:rPr>
+      </w:r>
+      <w:r>
+        <w:rPr>
+          <w:b/>
+          <w:lang w:val="pt_PT" w:bidi="pt_PT"/>
+        </w:rPr>
         <w:t>"seremos pessoas maduras".</w:t>
       </w:r>
     </w:p>
@@ -20941,6 +24006,21 @@
           <w:b/>
           <w:lang w:val="pt_PT" w:bidi="pt_PT"/>
         </w:rPr>
+        <w:t>ἵνα</w:t>
+      </w:r>
+    </w:p>
+    <w:p>
+      <w:pPr/>
+      <w:r>
+        <w:rPr>
+          <w:lang w:val="pt_PT" w:bidi="pt_PT"/>
+        </w:rPr>
+      </w:r>
+      <w:r>
+        <w:rPr>
+          <w:b/>
+          <w:lang w:val="pt_PT" w:bidi="pt_PT"/>
+        </w:rPr>
         <w:t>"Então não seremos mais como crianças".</w:t>
       </w:r>
     </w:p>
@@ -21037,6 +24117,21 @@
           <w:b/>
           <w:lang w:val="pt_PT" w:bidi="pt_PT"/>
         </w:rPr>
+        <w:t>μηκέτι ὦμεν νήπιοι</w:t>
+      </w:r>
+    </w:p>
+    <w:p>
+      <w:pPr/>
+      <w:r>
+        <w:rPr>
+          <w:lang w:val="pt_PT" w:bidi="pt_PT"/>
+        </w:rPr>
+      </w:r>
+      <w:r>
+        <w:rPr>
+          <w:b/>
+          <w:lang w:val="pt_PT" w:bidi="pt_PT"/>
+        </w:rPr>
         <w:t>"não serremos mais como crianças".</w:t>
       </w:r>
     </w:p>
@@ -21133,6 +24228,21 @@
           <w:b/>
           <w:lang w:val="pt_PT" w:bidi="pt_PT"/>
         </w:rPr>
+        <w:t>κλυδωνιζόμενοι καὶ περιφερόμενοι παντὶ ἀνέμῳ τῆς διδασκαλίας</w:t>
+      </w:r>
+    </w:p>
+    <w:p>
+      <w:pPr/>
+      <w:r>
+        <w:rPr>
+          <w:lang w:val="pt_PT" w:bidi="pt_PT"/>
+        </w:rPr>
+      </w:r>
+      <w:r>
+        <w:rPr>
+          <w:b/>
+          <w:lang w:val="pt_PT" w:bidi="pt_PT"/>
+        </w:rPr>
         <w:t>"arrastados pelas ondas e empurrados por qualquer vento de ensinamentos de pessoas falsas".</w:t>
       </w:r>
     </w:p>
@@ -21242,6 +24352,21 @@
           <w:b/>
           <w:lang w:val="pt_PT" w:bidi="pt_PT"/>
         </w:rPr>
+        <w:t>ἐν τῇ κυβίᾳ τῶν ἀνθρώπων, ἐν πανουργίᾳ πρὸς τὴν μεθοδίαν τῆς πλάνης</w:t>
+      </w:r>
+    </w:p>
+    <w:p>
+      <w:pPr/>
+      <w:r>
+        <w:rPr>
+          <w:lang w:val="pt_PT" w:bidi="pt_PT"/>
+        </w:rPr>
+      </w:r>
+      <w:r>
+        <w:rPr>
+          <w:b/>
+          <w:lang w:val="pt_PT" w:bidi="pt_PT"/>
+        </w:rPr>
         <w:t>"Essas pessoas inventam mentiras e, por meio delas, levam outros para caminhos errados".</w:t>
       </w:r>
     </w:p>
@@ -21351,6 +24476,21 @@
           <w:b/>
           <w:lang w:val="pt_PT" w:bidi="pt_PT"/>
         </w:rPr>
+        <w:t>δὲ</w:t>
+      </w:r>
+    </w:p>
+    <w:p>
+      <w:pPr/>
+      <w:r>
+        <w:rPr>
+          <w:lang w:val="pt_PT" w:bidi="pt_PT"/>
+        </w:rPr>
+      </w:r>
+      <w:r>
+        <w:rPr>
+          <w:b/>
+          <w:lang w:val="pt_PT" w:bidi="pt_PT"/>
+        </w:rPr>
         <w:t>"Pelo contrário, falando a verdade com espírito de amor".</w:t>
       </w:r>
     </w:p>
@@ -21447,6 +24587,21 @@
           <w:b/>
           <w:lang w:val="pt_PT" w:bidi="pt_PT"/>
         </w:rPr>
+        <w:t>ἀληθεύοντες</w:t>
+      </w:r>
+    </w:p>
+    <w:p>
+      <w:pPr/>
+      <w:r>
+        <w:rPr>
+          <w:lang w:val="pt_PT" w:bidi="pt_PT"/>
+        </w:rPr>
+      </w:r>
+      <w:r>
+        <w:rPr>
+          <w:b/>
+          <w:lang w:val="pt_PT" w:bidi="pt_PT"/>
+        </w:rPr>
         <w:t>"falando a verdade".</w:t>
       </w:r>
     </w:p>
@@ -21543,6 +24698,21 @@
           <w:b/>
           <w:lang w:val="pt_PT" w:bidi="pt_PT"/>
         </w:rPr>
+        <w:t>ἐν ἀγάπῃ</w:t>
+      </w:r>
+    </w:p>
+    <w:p>
+      <w:pPr/>
+      <w:r>
+        <w:rPr>
+          <w:lang w:val="pt_PT" w:bidi="pt_PT"/>
+        </w:rPr>
+      </w:r>
+      <w:r>
+        <w:rPr>
+          <w:b/>
+          <w:lang w:val="pt_PT" w:bidi="pt_PT"/>
+        </w:rPr>
         <w:t>"com espírito de amor".</w:t>
       </w:r>
     </w:p>
@@ -21639,6 +24809,21 @@
           <w:b/>
           <w:lang w:val="pt_PT" w:bidi="pt_PT"/>
         </w:rPr>
+        <w:t>εἰς αὐτὸν &amp; ὅς ἐστιν ἡ κεφαλή</w:t>
+      </w:r>
+    </w:p>
+    <w:p>
+      <w:pPr/>
+      <w:r>
+        <w:rPr>
+          <w:lang w:val="pt_PT" w:bidi="pt_PT"/>
+        </w:rPr>
+      </w:r>
+      <w:r>
+        <w:rPr>
+          <w:b/>
+          <w:lang w:val="pt_PT" w:bidi="pt_PT"/>
+        </w:rPr>
         <w:t>"de Cristo, que é a cabeça".</w:t>
       </w:r>
     </w:p>
@@ -21735,6 +24920,21 @@
           <w:b/>
           <w:lang w:val="pt_PT" w:bidi="pt_PT"/>
         </w:rPr>
+        <w:t>ἐξ οὗ πᾶν τὸ σῶμα &amp; τὴν αὔξησιν τοῦ σώματος ποιεῖται</w:t>
+      </w:r>
+    </w:p>
+    <w:p>
+      <w:pPr/>
+      <w:r>
+        <w:rPr>
+          <w:lang w:val="pt_PT" w:bidi="pt_PT"/>
+        </w:rPr>
+      </w:r>
+      <w:r>
+        <w:rPr>
+          <w:b/>
+          <w:lang w:val="pt_PT" w:bidi="pt_PT"/>
+        </w:rPr>
         <w:t>"É ele quem faz com que o corpo todo fique bem ajustado e todas as partes fiquem ligadas".</w:t>
       </w:r>
     </w:p>
@@ -21831,6 +25031,21 @@
           <w:b/>
           <w:lang w:val="pt_PT" w:bidi="pt_PT"/>
         </w:rPr>
+        <w:t>εἰς οἰκοδομὴν ἑαυτοῦ ἐν ἀγάπῃ</w:t>
+      </w:r>
+    </w:p>
+    <w:p>
+      <w:pPr/>
+      <w:r>
+        <w:rPr>
+          <w:lang w:val="pt_PT" w:bidi="pt_PT"/>
+        </w:rPr>
+      </w:r>
+      <w:r>
+        <w:rPr>
+          <w:b/>
+          <w:lang w:val="pt_PT" w:bidi="pt_PT"/>
+        </w:rPr>
         <w:t>"e se desenvolve por meio do amor".</w:t>
       </w:r>
     </w:p>
@@ -21927,6 +25142,21 @@
           <w:b/>
           <w:lang w:val="pt_PT" w:bidi="pt_PT"/>
         </w:rPr>
+        <w:t>ἐν ἀγάπῃ</w:t>
+      </w:r>
+    </w:p>
+    <w:p>
+      <w:pPr/>
+      <w:r>
+        <w:rPr>
+          <w:lang w:val="pt_PT" w:bidi="pt_PT"/>
+        </w:rPr>
+      </w:r>
+      <w:r>
+        <w:rPr>
+          <w:b/>
+          <w:lang w:val="pt_PT" w:bidi="pt_PT"/>
+        </w:rPr>
         <w:t>"por meio do amor".</w:t>
       </w:r>
     </w:p>
@@ -22023,6 +25253,21 @@
           <w:b/>
           <w:lang w:val="pt_PT" w:bidi="pt_PT"/>
         </w:rPr>
+        <w:t>διὰ πάσης ἁφῆς τῆς ἐπιχορηγίας</w:t>
+      </w:r>
+    </w:p>
+    <w:p>
+      <w:pPr/>
+      <w:r>
+        <w:rPr>
+          <w:lang w:val="pt_PT" w:bidi="pt_PT"/>
+        </w:rPr>
+      </w:r>
+      <w:r>
+        <w:rPr>
+          <w:b/>
+          <w:lang w:val="pt_PT" w:bidi="pt_PT"/>
+        </w:rPr>
         <w:t>"fiquem ligadas entre si por meio da união de todas elas".</w:t>
       </w:r>
     </w:p>
@@ -22278,6 +25523,21 @@
           <w:b/>
           <w:lang w:val="pt_PT" w:bidi="pt_PT"/>
         </w:rPr>
+        <w:t>τοῦτο οὖν λέγω καὶ μαρτύρομαι</w:t>
+      </w:r>
+    </w:p>
+    <w:p>
+      <w:pPr/>
+      <w:r>
+        <w:rPr>
+          <w:lang w:val="pt_PT" w:bidi="pt_PT"/>
+        </w:rPr>
+      </w:r>
+      <w:r>
+        <w:rPr>
+          <w:b/>
+          <w:lang w:val="pt_PT" w:bidi="pt_PT"/>
+        </w:rPr>
         <w:t>"Portanto, em nome do Senhor eu digo e insisto no seguinte:".</w:t>
       </w:r>
     </w:p>
@@ -22341,6 +25601,21 @@
           <w:b/>
           <w:lang w:val="pt_PT" w:bidi="pt_PT"/>
         </w:rPr>
+        <w:t>ἐν Κυρίῳ</w:t>
+      </w:r>
+    </w:p>
+    <w:p>
+      <w:pPr/>
+      <w:r>
+        <w:rPr>
+          <w:lang w:val="pt_PT" w:bidi="pt_PT"/>
+        </w:rPr>
+      </w:r>
+      <w:r>
+        <w:rPr>
+          <w:b/>
+          <w:lang w:val="pt_PT" w:bidi="pt_PT"/>
+        </w:rPr>
         <w:t>"em nome do Senhor".</w:t>
       </w:r>
     </w:p>
@@ -22404,6 +25679,21 @@
           <w:b/>
           <w:lang w:val="pt_PT" w:bidi="pt_PT"/>
         </w:rPr>
+        <w:t>μηκέτι ὑμᾶς περιπατεῖν, καθὼς καὶ τὰ ἔθνη περιπατεῖ ἐν ματαιότητι τοῦ νοὸς αὐτῶν</w:t>
+      </w:r>
+    </w:p>
+    <w:p>
+      <w:pPr/>
+      <w:r>
+        <w:rPr>
+          <w:lang w:val="pt_PT" w:bidi="pt_PT"/>
+        </w:rPr>
+      </w:r>
+      <w:r>
+        <w:rPr>
+          <w:b/>
+          <w:lang w:val="pt_PT" w:bidi="pt_PT"/>
+        </w:rPr>
         <w:t>"não vivam mais como os pagãos, pois os pensamentos deles não têm valor".</w:t>
       </w:r>
     </w:p>
@@ -22487,6 +25777,21 @@
           <w:b/>
           <w:lang w:val="pt_PT" w:bidi="pt_PT"/>
         </w:rPr>
+        <w:t>ἐσκοτωμένοι τῇ διανοίᾳ</w:t>
+      </w:r>
+    </w:p>
+    <w:p>
+      <w:pPr/>
+      <w:r>
+        <w:rPr>
+          <w:lang w:val="pt_PT" w:bidi="pt_PT"/>
+        </w:rPr>
+      </w:r>
+      <w:r>
+        <w:rPr>
+          <w:b/>
+          <w:lang w:val="pt_PT" w:bidi="pt_PT"/>
+        </w:rPr>
         <w:t>"e a mente deles está na escuridão".</w:t>
       </w:r>
     </w:p>
@@ -22570,6 +25875,21 @@
           <w:b/>
           <w:lang w:val="pt_PT" w:bidi="pt_PT"/>
         </w:rPr>
+        <w:t>ἐσκοτωμένοι τῇ διανοίᾳ</w:t>
+      </w:r>
+    </w:p>
+    <w:p>
+      <w:pPr/>
+      <w:r>
+        <w:rPr>
+          <w:lang w:val="pt_PT" w:bidi="pt_PT"/>
+        </w:rPr>
+      </w:r>
+      <w:r>
+        <w:rPr>
+          <w:b/>
+          <w:lang w:val="pt_PT" w:bidi="pt_PT"/>
+        </w:rPr>
         <w:t>"e a mente deles está na escuridão".</w:t>
       </w:r>
     </w:p>
@@ -22666,6 +25986,21 @@
           <w:b/>
           <w:lang w:val="pt_PT" w:bidi="pt_PT"/>
         </w:rPr>
+        <w:t>ἀπηλλοτριωμένοι τῆς ζωῆς τοῦ Θεοῦ, διὰ τὴν ἄγνοιαν τὴν οὖσαν ἐν αὐτοῖς</w:t>
+      </w:r>
+    </w:p>
+    <w:p>
+      <w:pPr/>
+      <w:r>
+        <w:rPr>
+          <w:lang w:val="pt_PT" w:bidi="pt_PT"/>
+        </w:rPr>
+      </w:r>
+      <w:r>
+        <w:rPr>
+          <w:b/>
+          <w:lang w:val="pt_PT" w:bidi="pt_PT"/>
+        </w:rPr>
         <w:t>"Eles não têm parte na vida que Deus dá porque são completamente ignorantes e teimosos".</w:t>
       </w:r>
     </w:p>
@@ -22762,6 +26097,21 @@
           <w:b/>
           <w:lang w:val="pt_PT" w:bidi="pt_PT"/>
         </w:rPr>
+        <w:t>ἀπηλλοτριωμένοι</w:t>
+      </w:r>
+    </w:p>
+    <w:p>
+      <w:pPr/>
+      <w:r>
+        <w:rPr>
+          <w:lang w:val="pt_PT" w:bidi="pt_PT"/>
+        </w:rPr>
+      </w:r>
+      <w:r>
+        <w:rPr>
+          <w:b/>
+          <w:lang w:val="pt_PT" w:bidi="pt_PT"/>
+        </w:rPr>
         <w:t>"Eles não têm parte na vida que Deus dá".</w:t>
       </w:r>
     </w:p>
@@ -22825,6 +26175,21 @@
           <w:b/>
           <w:lang w:val="pt_PT" w:bidi="pt_PT"/>
         </w:rPr>
+        <w:t>ἄγνοιαν</w:t>
+      </w:r>
+    </w:p>
+    <w:p>
+      <w:pPr/>
+      <w:r>
+        <w:rPr>
+          <w:lang w:val="pt_PT" w:bidi="pt_PT"/>
+        </w:rPr>
+      </w:r>
+      <w:r>
+        <w:rPr>
+          <w:b/>
+          <w:lang w:val="pt_PT" w:bidi="pt_PT"/>
+        </w:rPr>
         <w:t>"porque são completamente ignorantes".</w:t>
       </w:r>
     </w:p>
@@ -22888,6 +26253,21 @@
           <w:b/>
           <w:lang w:val="pt_PT" w:bidi="pt_PT"/>
         </w:rPr>
+        <w:t>διὰ τὴν πώρωσιν τῆς καρδίας αὐτῶν</w:t>
+      </w:r>
+    </w:p>
+    <w:p>
+      <w:pPr/>
+      <w:r>
+        <w:rPr>
+          <w:lang w:val="pt_PT" w:bidi="pt_PT"/>
+        </w:rPr>
+      </w:r>
+      <w:r>
+        <w:rPr>
+          <w:b/>
+          <w:lang w:val="pt_PT" w:bidi="pt_PT"/>
+        </w:rPr>
         <w:t>"e teimosos".</w:t>
       </w:r>
     </w:p>
@@ -22984,6 +26364,21 @@
           <w:b/>
           <w:lang w:val="pt_PT" w:bidi="pt_PT"/>
         </w:rPr>
+        <w:t>διὰ</w:t>
+      </w:r>
+    </w:p>
+    <w:p>
+      <w:pPr/>
+      <w:r>
+        <w:rPr>
+          <w:lang w:val="pt_PT" w:bidi="pt_PT"/>
+        </w:rPr>
+      </w:r>
+      <w:r>
+        <w:rPr>
+          <w:b/>
+          <w:lang w:val="pt_PT" w:bidi="pt_PT"/>
+        </w:rPr>
         <w:t>"porque são completamente".</w:t>
       </w:r>
     </w:p>
@@ -23080,6 +26475,21 @@
           <w:b/>
           <w:lang w:val="pt_PT" w:bidi="pt_PT"/>
         </w:rPr>
+        <w:t>διὰ</w:t>
+      </w:r>
+    </w:p>
+    <w:p>
+      <w:pPr/>
+      <w:r>
+        <w:rPr>
+          <w:lang w:val="pt_PT" w:bidi="pt_PT"/>
+        </w:rPr>
+      </w:r>
+      <w:r>
+        <w:rPr>
+          <w:b/>
+          <w:lang w:val="pt_PT" w:bidi="pt_PT"/>
+        </w:rPr>
         <w:t>"porque são completamente".</w:t>
       </w:r>
     </w:p>
@@ -23176,6 +26586,21 @@
           <w:b/>
           <w:lang w:val="pt_PT" w:bidi="pt_PT"/>
         </w:rPr>
+        <w:t>ἑαυτοὺς παρέδωκαν τῇ ἀσελγείᾳ</w:t>
+      </w:r>
+    </w:p>
+    <w:p>
+      <w:pPr/>
+      <w:r>
+        <w:rPr>
+          <w:lang w:val="pt_PT" w:bidi="pt_PT"/>
+        </w:rPr>
+      </w:r>
+      <w:r>
+        <w:rPr>
+          <w:b/>
+          <w:lang w:val="pt_PT" w:bidi="pt_PT"/>
+        </w:rPr>
         <w:t>"e se entregaram totalmente aos vícios".</w:t>
       </w:r>
     </w:p>
@@ -23288,7 +26713,7 @@
         </w:rPr>
         <w:t xml:space="preserve"> refere-se à maneira como os não judeus vivem, conforme descrito em </w:t>
       </w:r>
-      <w:hyperlink r:id="rId19">
+      <w:hyperlink r:id="rId21">
         <w:r>
           <w:rPr>
             <w:lang w:val="pt_PT" w:bidi="pt_PT"/>
@@ -23353,6 +26778,21 @@
           <w:b/>
           <w:lang w:val="pt_PT" w:bidi="pt_PT"/>
         </w:rPr>
+        <w:t>δὲ</w:t>
+      </w:r>
+    </w:p>
+    <w:p>
+      <w:pPr/>
+      <w:r>
+        <w:rPr>
+          <w:lang w:val="pt_PT" w:bidi="pt_PT"/>
+        </w:rPr>
+      </w:r>
+      <w:r>
+        <w:rPr>
+          <w:b/>
+          <w:lang w:val="pt_PT" w:bidi="pt_PT"/>
+        </w:rPr>
         <w:t>"Mas não foi essa".</w:t>
       </w:r>
     </w:p>
@@ -23449,6 +26889,21 @@
           <w:b/>
           <w:lang w:val="pt_PT" w:bidi="pt_PT"/>
         </w:rPr>
+        <w:t>εἴ γε αὐτὸν ἠκούσατε καὶ ἐν αὐτῷ ἐδιδάχθητε</w:t>
+      </w:r>
+    </w:p>
+    <w:p>
+      <w:pPr/>
+      <w:r>
+        <w:rPr>
+          <w:lang w:val="pt_PT" w:bidi="pt_PT"/>
+        </w:rPr>
+      </w:r>
+      <w:r>
+        <w:rPr>
+          <w:b/>
+          <w:lang w:val="pt_PT" w:bidi="pt_PT"/>
+        </w:rPr>
         <w:t>"Com certeza vocês ouviram falar dele e, como seus seguidores, aprenderam a verdade que está em Jesus".</w:t>
       </w:r>
     </w:p>
@@ -23558,6 +27013,21 @@
           <w:b/>
           <w:lang w:val="pt_PT" w:bidi="pt_PT"/>
         </w:rPr>
+        <w:t>ἐν αὐτῷ ἐδιδάχθητε</w:t>
+      </w:r>
+    </w:p>
+    <w:p>
+      <w:pPr/>
+      <w:r>
+        <w:rPr>
+          <w:lang w:val="pt_PT" w:bidi="pt_PT"/>
+        </w:rPr>
+      </w:r>
+      <w:r>
+        <w:rPr>
+          <w:b/>
+          <w:lang w:val="pt_PT" w:bidi="pt_PT"/>
+        </w:rPr>
         <w:t>"aprenderam a verdade que está em Jesus".</w:t>
       </w:r>
     </w:p>
@@ -23654,6 +27124,21 @@
           <w:b/>
           <w:lang w:val="pt_PT" w:bidi="pt_PT"/>
         </w:rPr>
+        <w:t>καθώς ἐστιν ἀλήθεια ἐν τῷ Ἰησοῦ</w:t>
+      </w:r>
+    </w:p>
+    <w:p>
+      <w:pPr/>
+      <w:r>
+        <w:rPr>
+          <w:lang w:val="pt_PT" w:bidi="pt_PT"/>
+        </w:rPr>
+      </w:r>
+      <w:r>
+        <w:rPr>
+          <w:b/>
+          <w:lang w:val="pt_PT" w:bidi="pt_PT"/>
+        </w:rPr>
         <w:t>"aprenderam a verdade que está em Jesus".</w:t>
       </w:r>
     </w:p>
@@ -23717,6 +27202,21 @@
           <w:b/>
           <w:lang w:val="pt_PT" w:bidi="pt_PT"/>
         </w:rPr>
+        <w:t>ἀποθέσθαι ὑμᾶς κατὰ τὴν προτέραν ἀναστροφὴν</w:t>
+      </w:r>
+    </w:p>
+    <w:p>
+      <w:pPr/>
+      <w:r>
+        <w:rPr>
+          <w:lang w:val="pt_PT" w:bidi="pt_PT"/>
+        </w:rPr>
+      </w:r>
+      <w:r>
+        <w:rPr>
+          <w:b/>
+          <w:lang w:val="pt_PT" w:bidi="pt_PT"/>
+        </w:rPr>
         <w:t>"abandonem a velha natureza de vocês".</w:t>
       </w:r>
     </w:p>
@@ -23813,6 +27313,21 @@
           <w:b/>
           <w:lang w:val="pt_PT" w:bidi="pt_PT"/>
         </w:rPr>
+        <w:t>ἀποθέσθαι ὑμᾶς κατὰ τὴν προτέραν ἀναστροφὴν τὸν παλαιὸν ἄνθρωπον</w:t>
+      </w:r>
+    </w:p>
+    <w:p>
+      <w:pPr/>
+      <w:r>
+        <w:rPr>
+          <w:lang w:val="pt_PT" w:bidi="pt_PT"/>
+        </w:rPr>
+      </w:r>
+      <w:r>
+        <w:rPr>
+          <w:b/>
+          <w:lang w:val="pt_PT" w:bidi="pt_PT"/>
+        </w:rPr>
         <w:t>"abandonem a velha natureza de vocês".</w:t>
       </w:r>
     </w:p>
@@ -23896,6 +27411,21 @@
           <w:b/>
           <w:lang w:val="pt_PT" w:bidi="pt_PT"/>
         </w:rPr>
+        <w:t>τὸν παλαιὸν ἄνθρωπον</w:t>
+      </w:r>
+    </w:p>
+    <w:p>
+      <w:pPr/>
+      <w:r>
+        <w:rPr>
+          <w:lang w:val="pt_PT" w:bidi="pt_PT"/>
+        </w:rPr>
+      </w:r>
+      <w:r>
+        <w:rPr>
+          <w:b/>
+          <w:lang w:val="pt_PT" w:bidi="pt_PT"/>
+        </w:rPr>
         <w:t>"a velha natureza".</w:t>
       </w:r>
     </w:p>
@@ -24088,6 +27618,21 @@
           <w:b/>
           <w:lang w:val="pt_PT" w:bidi="pt_PT"/>
         </w:rPr>
+        <w:t>ἀνανεοῦσθαι &amp; τῷ πνεύματι τοῦ νοὸς ὑμῶν</w:t>
+      </w:r>
+    </w:p>
+    <w:p>
+      <w:pPr/>
+      <w:r>
+        <w:rPr>
+          <w:lang w:val="pt_PT" w:bidi="pt_PT"/>
+        </w:rPr>
+      </w:r>
+      <w:r>
+        <w:rPr>
+          <w:b/>
+          <w:lang w:val="pt_PT" w:bidi="pt_PT"/>
+        </w:rPr>
         <w:t>"É preciso que o coração e a mente de vocês sejam completamente renovados".</w:t>
       </w:r>
     </w:p>
@@ -24171,6 +27716,21 @@
           <w:b/>
           <w:lang w:val="pt_PT" w:bidi="pt_PT"/>
         </w:rPr>
+        <w:t>ἐν δικαιοσύνῃ καὶ ὁσιότητι τῆς ἀληθείας</w:t>
+      </w:r>
+    </w:p>
+    <w:p>
+      <w:pPr/>
+      <w:r>
+        <w:rPr>
+          <w:lang w:val="pt_PT" w:bidi="pt_PT"/>
+        </w:rPr>
+      </w:r>
+      <w:r>
+        <w:rPr>
+          <w:b/>
+          <w:lang w:val="pt_PT" w:bidi="pt_PT"/>
+        </w:rPr>
         <w:t>"a qual é correta e dedicada a ele".</w:t>
       </w:r>
     </w:p>
@@ -24267,6 +27827,21 @@
           <w:b/>
           <w:lang w:val="pt_PT" w:bidi="pt_PT"/>
         </w:rPr>
+        <w:t>ἐνδύσασθαι τὸν καινὸν ἄνθρωπον</w:t>
+      </w:r>
+    </w:p>
+    <w:p>
+      <w:pPr/>
+      <w:r>
+        <w:rPr>
+          <w:lang w:val="pt_PT" w:bidi="pt_PT"/>
+        </w:rPr>
+      </w:r>
+      <w:r>
+        <w:rPr>
+          <w:b/>
+          <w:lang w:val="pt_PT" w:bidi="pt_PT"/>
+        </w:rPr>
         <w:t>"Vistam-se com a nova natureza".</w:t>
       </w:r>
     </w:p>
@@ -24376,6 +27951,21 @@
           <w:b/>
           <w:lang w:val="pt_PT" w:bidi="pt_PT"/>
         </w:rPr>
+        <w:t>διὸ</w:t>
+      </w:r>
+    </w:p>
+    <w:p>
+      <w:pPr/>
+      <w:r>
+        <w:rPr>
+          <w:lang w:val="pt_PT" w:bidi="pt_PT"/>
+        </w:rPr>
+      </w:r>
+      <w:r>
+        <w:rPr>
+          <w:b/>
+          <w:lang w:val="pt_PT" w:bidi="pt_PT"/>
+        </w:rPr>
         <w:t>"Por isso não mintam mais".</w:t>
       </w:r>
     </w:p>
@@ -24472,6 +28062,21 @@
           <w:b/>
           <w:lang w:val="pt_PT" w:bidi="pt_PT"/>
         </w:rPr>
+        <w:t>ἀποθέμενοι τὸ ψεῦδος</w:t>
+      </w:r>
+    </w:p>
+    <w:p>
+      <w:pPr/>
+      <w:r>
+        <w:rPr>
+          <w:lang w:val="pt_PT" w:bidi="pt_PT"/>
+        </w:rPr>
+      </w:r>
+      <w:r>
+        <w:rPr>
+          <w:b/>
+          <w:lang w:val="pt_PT" w:bidi="pt_PT"/>
+        </w:rPr>
         <w:t>"não mintam mais".</w:t>
       </w:r>
     </w:p>
@@ -24568,6 +28173,21 @@
           <w:b/>
           <w:lang w:val="pt_PT" w:bidi="pt_PT"/>
         </w:rPr>
+        <w:t>λαλεῖτε ἀλήθειαν ἕκαστος</w:t>
+      </w:r>
+    </w:p>
+    <w:p>
+      <w:pPr/>
+      <w:r>
+        <w:rPr>
+          <w:lang w:val="pt_PT" w:bidi="pt_PT"/>
+        </w:rPr>
+      </w:r>
+      <w:r>
+        <w:rPr>
+          <w:b/>
+          <w:lang w:val="pt_PT" w:bidi="pt_PT"/>
+        </w:rPr>
         <w:t>"Que cada um diga a verdade".</w:t>
       </w:r>
     </w:p>
@@ -24664,6 +28284,21 @@
           <w:b/>
           <w:lang w:val="pt_PT" w:bidi="pt_PT"/>
         </w:rPr>
+        <w:t>ὅτι</w:t>
+      </w:r>
+    </w:p>
+    <w:p>
+      <w:pPr/>
+      <w:r>
+        <w:rPr>
+          <w:lang w:val="pt_PT" w:bidi="pt_PT"/>
+        </w:rPr>
+      </w:r>
+      <w:r>
+        <w:rPr>
+          <w:b/>
+          <w:lang w:val="pt_PT" w:bidi="pt_PT"/>
+        </w:rPr>
         <w:t>"pois todos nós".</w:t>
       </w:r>
     </w:p>
@@ -24760,6 +28395,21 @@
           <w:b/>
           <w:lang w:val="pt_PT" w:bidi="pt_PT"/>
         </w:rPr>
+        <w:t>ἐσμὲν ἀλλήλων μέλη</w:t>
+      </w:r>
+    </w:p>
+    <w:p>
+      <w:pPr/>
+      <w:r>
+        <w:rPr>
+          <w:lang w:val="pt_PT" w:bidi="pt_PT"/>
+        </w:rPr>
+      </w:r>
+      <w:r>
+        <w:rPr>
+          <w:b/>
+          <w:lang w:val="pt_PT" w:bidi="pt_PT"/>
+        </w:rPr>
         <w:t>"somos membros do corpo de Cristo!".</w:t>
       </w:r>
     </w:p>
@@ -24843,6 +28493,21 @@
           <w:b/>
           <w:lang w:val="pt_PT" w:bidi="pt_PT"/>
         </w:rPr>
+        <w:t>ὀργίζεσθε, καὶ μὴ ἁμαρτάνετε</w:t>
+      </w:r>
+    </w:p>
+    <w:p>
+      <w:pPr/>
+      <w:r>
+        <w:rPr>
+          <w:lang w:val="pt_PT" w:bidi="pt_PT"/>
+        </w:rPr>
+      </w:r>
+      <w:r>
+        <w:rPr>
+          <w:b/>
+          <w:lang w:val="pt_PT" w:bidi="pt_PT"/>
+        </w:rPr>
         <w:t>"Se vocês ficarem com raiva, não deixem que isso faça com que pequem".</w:t>
       </w:r>
     </w:p>
@@ -24906,6 +28571,21 @@
           <w:b/>
           <w:lang w:val="pt_PT" w:bidi="pt_PT"/>
         </w:rPr>
+        <w:t>ὁ ἥλιος μὴ ἐπιδυέτω ἐπὶ παροργισμῷ ὑμῶν</w:t>
+      </w:r>
+    </w:p>
+    <w:p>
+      <w:pPr/>
+      <w:r>
+        <w:rPr>
+          <w:lang w:val="pt_PT" w:bidi="pt_PT"/>
+        </w:rPr>
+      </w:r>
+      <w:r>
+        <w:rPr>
+          <w:b/>
+          <w:lang w:val="pt_PT" w:bidi="pt_PT"/>
+        </w:rPr>
         <w:t>"e não fiquem o dia inteiro com raiva".</w:t>
       </w:r>
     </w:p>
@@ -25002,6 +28682,21 @@
           <w:b/>
           <w:lang w:val="pt_PT" w:bidi="pt_PT"/>
         </w:rPr>
+        <w:t>μηδὲ δίδοτε τόπον τῷ διαβόλῳ</w:t>
+      </w:r>
+    </w:p>
+    <w:p>
+      <w:pPr/>
+      <w:r>
+        <w:rPr>
+          <w:lang w:val="pt_PT" w:bidi="pt_PT"/>
+        </w:rPr>
+      </w:r>
+      <w:r>
+        <w:rPr>
+          <w:b/>
+          <w:lang w:val="pt_PT" w:bidi="pt_PT"/>
+        </w:rPr>
         <w:t>"Não deem ao Diabo oportunidade para tentar vocês".</w:t>
       </w:r>
     </w:p>
@@ -25065,6 +28760,21 @@
           <w:b/>
           <w:lang w:val="pt_PT" w:bidi="pt_PT"/>
         </w:rPr>
+        <w:t>μᾶλλον δὲ</w:t>
+      </w:r>
+    </w:p>
+    <w:p>
+      <w:pPr/>
+      <w:r>
+        <w:rPr>
+          <w:lang w:val="pt_PT" w:bidi="pt_PT"/>
+        </w:rPr>
+      </w:r>
+      <w:r>
+        <w:rPr>
+          <w:b/>
+          <w:lang w:val="pt_PT" w:bidi="pt_PT"/>
+        </w:rPr>
         <w:t>"porém comece a trabalhar a fim de viver honestamente e poder ajudar os pobres".</w:t>
       </w:r>
     </w:p>
@@ -25161,6 +28871,21 @@
           <w:b/>
           <w:lang w:val="pt_PT" w:bidi="pt_PT"/>
         </w:rPr>
+        <w:t>ἵνα</w:t>
+      </w:r>
+    </w:p>
+    <w:p>
+      <w:pPr/>
+      <w:r>
+        <w:rPr>
+          <w:lang w:val="pt_PT" w:bidi="pt_PT"/>
+        </w:rPr>
+      </w:r>
+      <w:r>
+        <w:rPr>
+          <w:b/>
+          <w:lang w:val="pt_PT" w:bidi="pt_PT"/>
+        </w:rPr>
         <w:t>"a fim de viver honestamente e poder ajudar os pobres".</w:t>
       </w:r>
     </w:p>
@@ -25320,6 +29045,21 @@
           <w:b/>
           <w:lang w:val="pt_PT" w:bidi="pt_PT"/>
         </w:rPr>
+        <w:t>ἀλλ’</w:t>
+      </w:r>
+    </w:p>
+    <w:p>
+      <w:pPr/>
+      <w:r>
+        <w:rPr>
+          <w:lang w:val="pt_PT" w:bidi="pt_PT"/>
+        </w:rPr>
+      </w:r>
+      <w:r>
+        <w:rPr>
+          <w:b/>
+          <w:lang w:val="pt_PT" w:bidi="pt_PT"/>
+        </w:rPr>
         <w:t>"mas usem apenas palavras boas".</w:t>
       </w:r>
     </w:p>
@@ -25416,6 +29156,21 @@
           <w:b/>
           <w:lang w:val="pt_PT" w:bidi="pt_PT"/>
         </w:rPr>
+        <w:t>πρὸς οἰκοδομὴν</w:t>
+      </w:r>
+    </w:p>
+    <w:p>
+      <w:pPr/>
+      <w:r>
+        <w:rPr>
+          <w:lang w:val="pt_PT" w:bidi="pt_PT"/>
+        </w:rPr>
+      </w:r>
+      <w:r>
+        <w:rPr>
+          <w:b/>
+          <w:lang w:val="pt_PT" w:bidi="pt_PT"/>
+        </w:rPr>
         <w:t>"que ajudam os outros a crescer na fé".</w:t>
       </w:r>
     </w:p>
@@ -25479,6 +29234,21 @@
           <w:b/>
           <w:lang w:val="pt_PT" w:bidi="pt_PT"/>
         </w:rPr>
+        <w:t>ἵνα</w:t>
+      </w:r>
+    </w:p>
+    <w:p>
+      <w:pPr/>
+      <w:r>
+        <w:rPr>
+          <w:lang w:val="pt_PT" w:bidi="pt_PT"/>
+        </w:rPr>
+      </w:r>
+      <w:r>
+        <w:rPr>
+          <w:b/>
+          <w:lang w:val="pt_PT" w:bidi="pt_PT"/>
+        </w:rPr>
         <w:t>"para que as coisas que vocês dizem".</w:t>
       </w:r>
     </w:p>
@@ -25575,6 +29345,21 @@
           <w:b/>
           <w:lang w:val="pt_PT" w:bidi="pt_PT"/>
         </w:rPr>
+        <w:t>τῆς χρείας, ἵνα δῷ χάριν τοῖς ἀκούουσιν</w:t>
+      </w:r>
+    </w:p>
+    <w:p>
+      <w:pPr/>
+      <w:r>
+        <w:rPr>
+          <w:lang w:val="pt_PT" w:bidi="pt_PT"/>
+        </w:rPr>
+      </w:r>
+      <w:r>
+        <w:rPr>
+          <w:b/>
+          <w:lang w:val="pt_PT" w:bidi="pt_PT"/>
+        </w:rPr>
         <w:t>"para que as coisas que vocês dizem façam bem aos que ouvem".</w:t>
       </w:r>
     </w:p>
@@ -25638,6 +29423,21 @@
           <w:b/>
           <w:lang w:val="pt_PT" w:bidi="pt_PT"/>
         </w:rPr>
+        <w:t>ἵνα δῷ χάριν τοῖς ἀκούουσιν</w:t>
+      </w:r>
+    </w:p>
+    <w:p>
+      <w:pPr/>
+      <w:r>
+        <w:rPr>
+          <w:lang w:val="pt_PT" w:bidi="pt_PT"/>
+        </w:rPr>
+      </w:r>
+      <w:r>
+        <w:rPr>
+          <w:b/>
+          <w:lang w:val="pt_PT" w:bidi="pt_PT"/>
+        </w:rPr>
         <w:t>"para que as coisas que vocês dizem façam bem aos que ouvem".</w:t>
       </w:r>
     </w:p>
@@ -25734,6 +29534,21 @@
           <w:b/>
           <w:lang w:val="pt_PT" w:bidi="pt_PT"/>
         </w:rPr>
+        <w:t>μὴ λυπεῖτε</w:t>
+      </w:r>
+    </w:p>
+    <w:p>
+      <w:pPr/>
+      <w:r>
+        <w:rPr>
+          <w:lang w:val="pt_PT" w:bidi="pt_PT"/>
+        </w:rPr>
+      </w:r>
+      <w:r>
+        <w:rPr>
+          <w:b/>
+          <w:lang w:val="pt_PT" w:bidi="pt_PT"/>
+        </w:rPr>
         <w:t>"E não façam com que o Espírito Santo de Deus fique triste".</w:t>
       </w:r>
     </w:p>
@@ -25797,6 +29612,21 @@
           <w:b/>
           <w:lang w:val="pt_PT" w:bidi="pt_PT"/>
         </w:rPr>
+        <w:t>ἐν ᾧ ἐσφραγίσθητε εἰς ἡμέραν ἀπολυτρώσεως</w:t>
+      </w:r>
+    </w:p>
+    <w:p>
+      <w:pPr/>
+      <w:r>
+        <w:rPr>
+          <w:lang w:val="pt_PT" w:bidi="pt_PT"/>
+        </w:rPr>
+      </w:r>
+      <w:r>
+        <w:rPr>
+          <w:b/>
+          <w:lang w:val="pt_PT" w:bidi="pt_PT"/>
+        </w:rPr>
         <w:t>"Pois o Espírito é a marca de propriedade de Deus colocada em vocês, a qual é a garantia de que chegará o dia em que Deus os libertará".</w:t>
       </w:r>
     </w:p>
@@ -25880,6 +29710,21 @@
           <w:b/>
           <w:lang w:val="pt_PT" w:bidi="pt_PT"/>
         </w:rPr>
+        <w:t>ἐν ᾧ ἐσφραγίσθητε εἰς ἡμέραν ἀπολυτρώσεως</w:t>
+      </w:r>
+    </w:p>
+    <w:p>
+      <w:pPr/>
+      <w:r>
+        <w:rPr>
+          <w:lang w:val="pt_PT" w:bidi="pt_PT"/>
+        </w:rPr>
+      </w:r>
+      <w:r>
+        <w:rPr>
+          <w:b/>
+          <w:lang w:val="pt_PT" w:bidi="pt_PT"/>
+        </w:rPr>
         <w:t>"a qual é a garantia de que chegará o dia em que Deus os libertará".</w:t>
       </w:r>
     </w:p>
@@ -26109,6 +29954,21 @@
           <w:b/>
           <w:lang w:val="pt_PT" w:bidi="pt_PT"/>
         </w:rPr>
+        <w:t>πικρία, καὶ θυμὸς, καὶ ὀργὴ</w:t>
+      </w:r>
+    </w:p>
+    <w:p>
+      <w:pPr/>
+      <w:r>
+        <w:rPr>
+          <w:lang w:val="pt_PT" w:bidi="pt_PT"/>
+        </w:rPr>
+      </w:r>
+      <w:r>
+        <w:rPr>
+          <w:b/>
+          <w:lang w:val="pt_PT" w:bidi="pt_PT"/>
+        </w:rPr>
         <w:t>"toda amargura, todo ódio e toda raiva".</w:t>
       </w:r>
     </w:p>
@@ -26231,6 +30091,21 @@
           <w:b/>
           <w:lang w:val="pt_PT" w:bidi="pt_PT"/>
         </w:rPr>
+        <w:t>κακίᾳ</w:t>
+      </w:r>
+    </w:p>
+    <w:p>
+      <w:pPr/>
+      <w:r>
+        <w:rPr>
+          <w:lang w:val="pt_PT" w:bidi="pt_PT"/>
+        </w:rPr>
+      </w:r>
+      <w:r>
+        <w:rPr>
+          <w:b/>
+          <w:lang w:val="pt_PT" w:bidi="pt_PT"/>
+        </w:rPr>
         <w:t>"e maldades".</w:t>
       </w:r>
     </w:p>
@@ -26327,6 +30202,21 @@
           <w:b/>
           <w:lang w:val="pt_PT" w:bidi="pt_PT"/>
         </w:rPr>
+        <w:t>δὲ</w:t>
+      </w:r>
+    </w:p>
+    <w:p>
+      <w:pPr/>
+      <w:r>
+        <w:rPr>
+          <w:lang w:val="pt_PT" w:bidi="pt_PT"/>
+        </w:rPr>
+      </w:r>
+      <w:r>
+        <w:rPr>
+          <w:b/>
+          <w:lang w:val="pt_PT" w:bidi="pt_PT"/>
+        </w:rPr>
         <w:t>"Pelo contrário".</w:t>
       </w:r>
     </w:p>
@@ -26423,6 +30313,21 @@
           <w:b/>
           <w:lang w:val="pt_PT" w:bidi="pt_PT"/>
         </w:rPr>
+        <w:t>εὔσπλαγχνοι</w:t>
+      </w:r>
+    </w:p>
+    <w:p>
+      <w:pPr/>
+      <w:r>
+        <w:rPr>
+          <w:lang w:val="pt_PT" w:bidi="pt_PT"/>
+        </w:rPr>
+      </w:r>
+      <w:r>
+        <w:rPr>
+          <w:b/>
+          <w:lang w:val="pt_PT" w:bidi="pt_PT"/>
+        </w:rPr>
         <w:t>"sejam bons e atenciosos uns para com os outros".</w:t>
       </w:r>
     </w:p>
@@ -26654,7 +30559,7 @@
         </w:rPr>
         <w:t xml:space="preserve">A palavra de conexão "pois" introduz uma relação de razão e resultado. A razão (mencionada em </w:t>
       </w:r>
-      <w:hyperlink r:id="rId20">
+      <w:hyperlink r:id="rId22">
         <w:r>
           <w:rPr>
             <w:lang w:val="pt_PT" w:bidi="pt_PT"/>
@@ -26739,6 +30644,21 @@
           <w:b/>
           <w:lang w:val="pt_PT" w:bidi="pt_PT"/>
         </w:rPr>
+        <w:t>ὡς τέκνα ἀγαπητά</w:t>
+      </w:r>
+    </w:p>
+    <w:p>
+      <w:pPr/>
+      <w:r>
+        <w:rPr>
+          <w:lang w:val="pt_PT" w:bidi="pt_PT"/>
+        </w:rPr>
+      </w:r>
+      <w:r>
+        <w:rPr>
+          <w:b/>
+          <w:lang w:val="pt_PT" w:bidi="pt_PT"/>
+        </w:rPr>
         <w:t>"são filhos queridos".</w:t>
       </w:r>
     </w:p>
@@ -26835,6 +30755,21 @@
           <w:b/>
           <w:lang w:val="pt_PT" w:bidi="pt_PT"/>
         </w:rPr>
+        <w:t>περιπατεῖτε ἐν ἀγάπῃ</w:t>
+      </w:r>
+    </w:p>
+    <w:p>
+      <w:pPr/>
+      <w:r>
+        <w:rPr>
+          <w:lang w:val="pt_PT" w:bidi="pt_PT"/>
+        </w:rPr>
+      </w:r>
+      <w:r>
+        <w:rPr>
+          <w:b/>
+          <w:lang w:val="pt_PT" w:bidi="pt_PT"/>
+        </w:rPr>
         <w:t>"Que a vida de vocês seja dominada pelo amor".</w:t>
       </w:r>
     </w:p>
@@ -26931,6 +30866,21 @@
           <w:b/>
           <w:lang w:val="pt_PT" w:bidi="pt_PT"/>
         </w:rPr>
+        <w:t>προσφορὰν καὶ θυσίαν τῷ Θεῷ εἰς ὀσμὴν εὐωδίας</w:t>
+      </w:r>
+    </w:p>
+    <w:p>
+      <w:pPr/>
+      <w:r>
+        <w:rPr>
+          <w:lang w:val="pt_PT" w:bidi="pt_PT"/>
+        </w:rPr>
+      </w:r>
+      <w:r>
+        <w:rPr>
+          <w:b/>
+          <w:lang w:val="pt_PT" w:bidi="pt_PT"/>
+        </w:rPr>
         <w:t>"como uma oferta de perfume agradável e como um sacrifício que agrada a Deus".</w:t>
       </w:r>
     </w:p>
@@ -27027,6 +30977,21 @@
           <w:b/>
           <w:lang w:val="pt_PT" w:bidi="pt_PT"/>
         </w:rPr>
+        <w:t>πορνεία δὲ, καὶ ἀκαθαρσία πᾶσα, ἢ πλεονεξία, μηδὲ ὀνομαζέσθω ἐν ὑμῖν</w:t>
+      </w:r>
+    </w:p>
+    <w:p>
+      <w:pPr/>
+      <w:r>
+        <w:rPr>
+          <w:lang w:val="pt_PT" w:bidi="pt_PT"/>
+        </w:rPr>
+      </w:r>
+      <w:r>
+        <w:rPr>
+          <w:b/>
+          <w:lang w:val="pt_PT" w:bidi="pt_PT"/>
+        </w:rPr>
         <w:t>"portanto, qualquer tipo de imoralidade sexual, indecência ou cobiça, não pode ser nem mesmo assunto de conversa entre vocês".</w:t>
       </w:r>
     </w:p>
@@ -27123,6 +31088,21 @@
           <w:b/>
           <w:lang w:val="pt_PT" w:bidi="pt_PT"/>
         </w:rPr>
+        <w:t>δὲ</w:t>
+      </w:r>
+    </w:p>
+    <w:p>
+      <w:pPr/>
+      <w:r>
+        <w:rPr>
+          <w:lang w:val="pt_PT" w:bidi="pt_PT"/>
+        </w:rPr>
+      </w:r>
+      <w:r>
+        <w:rPr>
+          <w:b/>
+          <w:lang w:val="pt_PT" w:bidi="pt_PT"/>
+        </w:rPr>
         <w:t>"portanto, qualquer tipo de".</w:t>
       </w:r>
     </w:p>
@@ -27219,6 +31199,21 @@
           <w:b/>
           <w:lang w:val="pt_PT" w:bidi="pt_PT"/>
         </w:rPr>
+        <w:t>ἀκαθαρσία πᾶσα</w:t>
+      </w:r>
+    </w:p>
+    <w:p>
+      <w:pPr/>
+      <w:r>
+        <w:rPr>
+          <w:lang w:val="pt_PT" w:bidi="pt_PT"/>
+        </w:rPr>
+      </w:r>
+      <w:r>
+        <w:rPr>
+          <w:b/>
+          <w:lang w:val="pt_PT" w:bidi="pt_PT"/>
+        </w:rPr>
         <w:t>"indecência".</w:t>
       </w:r>
     </w:p>
@@ -27358,6 +31353,21 @@
           <w:b/>
           <w:lang w:val="pt_PT" w:bidi="pt_PT"/>
         </w:rPr>
+        <w:t>ἀλλὰ μᾶλλον</w:t>
+      </w:r>
+    </w:p>
+    <w:p>
+      <w:pPr/>
+      <w:r>
+        <w:rPr>
+          <w:lang w:val="pt_PT" w:bidi="pt_PT"/>
+        </w:rPr>
+      </w:r>
+      <w:r>
+        <w:rPr>
+          <w:b/>
+          <w:lang w:val="pt_PT" w:bidi="pt_PT"/>
+        </w:rPr>
         <w:t>"Pelo contrário, digam palavras de gratidão a Deus".</w:t>
       </w:r>
     </w:p>
@@ -27454,6 +31464,21 @@
           <w:b/>
           <w:lang w:val="pt_PT" w:bidi="pt_PT"/>
         </w:rPr>
+        <w:t>ἀκάθαρτος</w:t>
+      </w:r>
+    </w:p>
+    <w:p>
+      <w:pPr/>
+      <w:r>
+        <w:rPr>
+          <w:lang w:val="pt_PT" w:bidi="pt_PT"/>
+        </w:rPr>
+      </w:r>
+      <w:r>
+        <w:rPr>
+          <w:b/>
+          <w:lang w:val="pt_PT" w:bidi="pt_PT"/>
+        </w:rPr>
         <w:t>"qualquer pessoa que seja imoral".</w:t>
       </w:r>
     </w:p>
@@ -27550,6 +31575,21 @@
           <w:b/>
           <w:lang w:val="pt_PT" w:bidi="pt_PT"/>
         </w:rPr>
+        <w:t>οὐκ ἔχει κληρονομίαν</w:t>
+      </w:r>
+    </w:p>
+    <w:p>
+      <w:pPr/>
+      <w:r>
+        <w:rPr>
+          <w:lang w:val="pt_PT" w:bidi="pt_PT"/>
+        </w:rPr>
+      </w:r>
+      <w:r>
+        <w:rPr>
+          <w:b/>
+          <w:lang w:val="pt_PT" w:bidi="pt_PT"/>
+        </w:rPr>
         <w:t>"jamais receberá uma parte no Reino de Cristo e de Deus".</w:t>
       </w:r>
     </w:p>
@@ -27646,6 +31686,21 @@
           <w:b/>
           <w:lang w:val="pt_PT" w:bidi="pt_PT"/>
         </w:rPr>
+        <w:t>κενοῖς λόγοις</w:t>
+      </w:r>
+    </w:p>
+    <w:p>
+      <w:pPr/>
+      <w:r>
+        <w:rPr>
+          <w:lang w:val="pt_PT" w:bidi="pt_PT"/>
+        </w:rPr>
+      </w:r>
+      <w:r>
+        <w:rPr>
+          <w:b/>
+          <w:lang w:val="pt_PT" w:bidi="pt_PT"/>
+        </w:rPr>
         <w:t>"com conversas tolas".</w:t>
       </w:r>
     </w:p>
@@ -27709,6 +31764,21 @@
           <w:b/>
           <w:lang w:val="pt_PT" w:bidi="pt_PT"/>
         </w:rPr>
+        <w:t>γὰρ</w:t>
+      </w:r>
+    </w:p>
+    <w:p>
+      <w:pPr/>
+      <w:r>
+        <w:rPr>
+          <w:lang w:val="pt_PT" w:bidi="pt_PT"/>
+        </w:rPr>
+      </w:r>
+      <w:r>
+        <w:rPr>
+          <w:b/>
+          <w:lang w:val="pt_PT" w:bidi="pt_PT"/>
+        </w:rPr>
         <w:t>"pois é por causa dessas coisas".</w:t>
       </w:r>
     </w:p>
@@ -27805,6 +31875,21 @@
           <w:b/>
           <w:lang w:val="pt_PT" w:bidi="pt_PT"/>
         </w:rPr>
+        <w:t>ἔρχεται ἡ ὀργὴ τοῦ Θεοῦ ἐπὶ</w:t>
+      </w:r>
+    </w:p>
+    <w:p>
+      <w:pPr/>
+      <w:r>
+        <w:rPr>
+          <w:lang w:val="pt_PT" w:bidi="pt_PT"/>
+        </w:rPr>
+      </w:r>
+      <w:r>
+        <w:rPr>
+          <w:b/>
+          <w:lang w:val="pt_PT" w:bidi="pt_PT"/>
+        </w:rPr>
         <w:t>"o castigo de Deus cairá sobre os que obedecem a ele".</w:t>
       </w:r>
     </w:p>
@@ -27901,6 +31986,21 @@
           <w:b/>
           <w:lang w:val="pt_PT" w:bidi="pt_PT"/>
         </w:rPr>
+        <w:t>τοὺς υἱοὺς τῆς ἀπειθείας</w:t>
+      </w:r>
+    </w:p>
+    <w:p>
+      <w:pPr/>
+      <w:r>
+        <w:rPr>
+          <w:lang w:val="pt_PT" w:bidi="pt_PT"/>
+        </w:rPr>
+      </w:r>
+      <w:r>
+        <w:rPr>
+          <w:b/>
+          <w:lang w:val="pt_PT" w:bidi="pt_PT"/>
+        </w:rPr>
         <w:t>"os que não obedecem a ele".</w:t>
       </w:r>
     </w:p>
@@ -27997,6 +32097,21 @@
           <w:b/>
           <w:lang w:val="pt_PT" w:bidi="pt_PT"/>
         </w:rPr>
+        <w:t>οὖν</w:t>
+      </w:r>
+    </w:p>
+    <w:p>
+      <w:pPr/>
+      <w:r>
+        <w:rPr>
+          <w:lang w:val="pt_PT" w:bidi="pt_PT"/>
+        </w:rPr>
+      </w:r>
+      <w:r>
+        <w:rPr>
+          <w:b/>
+          <w:lang w:val="pt_PT" w:bidi="pt_PT"/>
+        </w:rPr>
         <w:t>"Portanto, não tenham nada a ver com esse tipo de gente".</w:t>
       </w:r>
     </w:p>
@@ -28093,6 +32208,21 @@
           <w:b/>
           <w:lang w:val="pt_PT" w:bidi="pt_PT"/>
         </w:rPr>
+        <w:t>ἦτε γάρ ποτε σκότος</w:t>
+      </w:r>
+    </w:p>
+    <w:p>
+      <w:pPr/>
+      <w:r>
+        <w:rPr>
+          <w:lang w:val="pt_PT" w:bidi="pt_PT"/>
+        </w:rPr>
+      </w:r>
+      <w:r>
+        <w:rPr>
+          <w:b/>
+          <w:lang w:val="pt_PT" w:bidi="pt_PT"/>
+        </w:rPr>
         <w:t>"Antigamente vocês mesmos viviam na escuridão".</w:t>
       </w:r>
     </w:p>
@@ -28176,6 +32306,21 @@
           <w:b/>
           <w:lang w:val="pt_PT" w:bidi="pt_PT"/>
         </w:rPr>
+        <w:t>γάρ</w:t>
+      </w:r>
+    </w:p>
+    <w:p>
+      <w:pPr/>
+      <w:r>
+        <w:rPr>
+          <w:lang w:val="pt_PT" w:bidi="pt_PT"/>
+        </w:rPr>
+      </w:r>
+      <w:r>
+        <w:rPr>
+          <w:b/>
+          <w:lang w:val="pt_PT" w:bidi="pt_PT"/>
+        </w:rPr>
         <w:t>"Por isso vivam como pessoas que pertencem à luz".</w:t>
       </w:r>
     </w:p>
@@ -28272,6 +32417,21 @@
           <w:b/>
           <w:lang w:val="pt_PT" w:bidi="pt_PT"/>
         </w:rPr>
+        <w:t>νῦν δὲ φῶς ἐν Κυρίῳ</w:t>
+      </w:r>
+    </w:p>
+    <w:p>
+      <w:pPr/>
+      <w:r>
+        <w:rPr>
+          <w:lang w:val="pt_PT" w:bidi="pt_PT"/>
+        </w:rPr>
+      </w:r>
+      <w:r>
+        <w:rPr>
+          <w:b/>
+          <w:lang w:val="pt_PT" w:bidi="pt_PT"/>
+        </w:rPr>
         <w:t>"mas, agora que pertencem ao Senhor".</w:t>
       </w:r>
     </w:p>
@@ -28368,6 +32528,21 @@
           <w:b/>
           <w:lang w:val="pt_PT" w:bidi="pt_PT"/>
         </w:rPr>
+        <w:t>δὲ</w:t>
+      </w:r>
+    </w:p>
+    <w:p>
+      <w:pPr/>
+      <w:r>
+        <w:rPr>
+          <w:lang w:val="pt_PT" w:bidi="pt_PT"/>
+        </w:rPr>
+      </w:r>
+      <w:r>
+        <w:rPr>
+          <w:b/>
+          <w:lang w:val="pt_PT" w:bidi="pt_PT"/>
+        </w:rPr>
         <w:t>"mas, agora que pertencem ao Senhor, vocês estão na luz".</w:t>
       </w:r>
     </w:p>
@@ -28464,6 +32639,21 @@
           <w:b/>
           <w:lang w:val="pt_PT" w:bidi="pt_PT"/>
         </w:rPr>
+        <w:t>ὡς τέκνα φωτὸς περιπατεῖτε</w:t>
+      </w:r>
+    </w:p>
+    <w:p>
+      <w:pPr/>
+      <w:r>
+        <w:rPr>
+          <w:lang w:val="pt_PT" w:bidi="pt_PT"/>
+        </w:rPr>
+      </w:r>
+      <w:r>
+        <w:rPr>
+          <w:b/>
+          <w:lang w:val="pt_PT" w:bidi="pt_PT"/>
+        </w:rPr>
         <w:t>"Por isso vivam como pessoas que pertencem à luz".</w:t>
       </w:r>
     </w:p>
@@ -28560,6 +32750,21 @@
           <w:b/>
           <w:lang w:val="pt_PT" w:bidi="pt_PT"/>
         </w:rPr>
+        <w:t>ὡς τέκνα φωτὸς</w:t>
+      </w:r>
+    </w:p>
+    <w:p>
+      <w:pPr/>
+      <w:r>
+        <w:rPr>
+          <w:lang w:val="pt_PT" w:bidi="pt_PT"/>
+        </w:rPr>
+      </w:r>
+      <w:r>
+        <w:rPr>
+          <w:b/>
+          <w:lang w:val="pt_PT" w:bidi="pt_PT"/>
+        </w:rPr>
         <w:t>"como pessoas que pertencem à luz".</w:t>
       </w:r>
     </w:p>
@@ -28656,6 +32861,21 @@
           <w:b/>
           <w:lang w:val="pt_PT" w:bidi="pt_PT"/>
         </w:rPr>
+        <w:t>ὁ &amp; καρπὸς τοῦ φωτὸς ἐν πάσῃ ἀγαθωσύνῃ, καὶ δικαιοσύνῃ, καὶ ἀληθείᾳ</w:t>
+      </w:r>
+    </w:p>
+    <w:p>
+      <w:pPr/>
+      <w:r>
+        <w:rPr>
+          <w:lang w:val="pt_PT" w:bidi="pt_PT"/>
+        </w:rPr>
+      </w:r>
+      <w:r>
+        <w:rPr>
+          <w:b/>
+          <w:lang w:val="pt_PT" w:bidi="pt_PT"/>
+        </w:rPr>
         <w:t>"pois a luz produz uma grande colheita de todo tipo de bondade, honestidade e verdade".</w:t>
       </w:r>
     </w:p>
@@ -28752,6 +32972,21 @@
           <w:b/>
           <w:lang w:val="pt_PT" w:bidi="pt_PT"/>
         </w:rPr>
+        <w:t>γὰρ</w:t>
+      </w:r>
+    </w:p>
+    <w:p>
+      <w:pPr/>
+      <w:r>
+        <w:rPr>
+          <w:lang w:val="pt_PT" w:bidi="pt_PT"/>
+        </w:rPr>
+      </w:r>
+      <w:r>
+        <w:rPr>
+          <w:b/>
+          <w:lang w:val="pt_PT" w:bidi="pt_PT"/>
+        </w:rPr>
         <w:t>"pois a luz produz uma grande colheita".</w:t>
       </w:r>
     </w:p>
@@ -28848,6 +33083,21 @@
           <w:b/>
           <w:lang w:val="pt_PT" w:bidi="pt_PT"/>
         </w:rPr>
+        <w:t>μὴ συνκοινωνεῖτε τοῖς ἔργοις τοῖς ἀκάρποις τοῦ σκότους</w:t>
+      </w:r>
+    </w:p>
+    <w:p>
+      <w:pPr/>
+      <w:r>
+        <w:rPr>
+          <w:lang w:val="pt_PT" w:bidi="pt_PT"/>
+        </w:rPr>
+      </w:r>
+      <w:r>
+        <w:rPr>
+          <w:b/>
+          <w:lang w:val="pt_PT" w:bidi="pt_PT"/>
+        </w:rPr>
         <w:t>"Não participem das coisas sem valor que os outros fazem, coisas que pertencem à escuridão".</w:t>
       </w:r>
     </w:p>
@@ -28931,6 +33181,21 @@
           <w:b/>
           <w:lang w:val="pt_PT" w:bidi="pt_PT"/>
         </w:rPr>
+        <w:t>τοῖς ἔργοις τοῖς ἀκάρποις τοῦ σκότους</w:t>
+      </w:r>
+    </w:p>
+    <w:p>
+      <w:pPr/>
+      <w:r>
+        <w:rPr>
+          <w:lang w:val="pt_PT" w:bidi="pt_PT"/>
+        </w:rPr>
+      </w:r>
+      <w:r>
+        <w:rPr>
+          <w:b/>
+          <w:lang w:val="pt_PT" w:bidi="pt_PT"/>
+        </w:rPr>
         <w:t>"coisas que pertencem à escuridão".</w:t>
       </w:r>
     </w:p>
@@ -29027,6 +33292,21 @@
           <w:b/>
           <w:lang w:val="pt_PT" w:bidi="pt_PT"/>
         </w:rPr>
+        <w:t>τοῖς ἔργοις τοῖς ἀκάρποις τοῦ σκότους</w:t>
+      </w:r>
+    </w:p>
+    <w:p>
+      <w:pPr/>
+      <w:r>
+        <w:rPr>
+          <w:lang w:val="pt_PT" w:bidi="pt_PT"/>
+        </w:rPr>
+      </w:r>
+      <w:r>
+        <w:rPr>
+          <w:b/>
+          <w:lang w:val="pt_PT" w:bidi="pt_PT"/>
+        </w:rPr>
         <w:t>"coisas que pertencem à escuridão".</w:t>
       </w:r>
     </w:p>
@@ -29123,6 +33403,21 @@
           <w:b/>
           <w:lang w:val="pt_PT" w:bidi="pt_PT"/>
         </w:rPr>
+        <w:t>μᾶλλον δὲ</w:t>
+      </w:r>
+    </w:p>
+    <w:p>
+      <w:pPr/>
+      <w:r>
+        <w:rPr>
+          <w:lang w:val="pt_PT" w:bidi="pt_PT"/>
+        </w:rPr>
+      </w:r>
+      <w:r>
+        <w:rPr>
+          <w:b/>
+          <w:lang w:val="pt_PT" w:bidi="pt_PT"/>
+        </w:rPr>
         <w:t>"Pelo contrário, tragam todas essas coisas para a luz".</w:t>
       </w:r>
     </w:p>
@@ -29219,6 +33514,21 @@
           <w:b/>
           <w:lang w:val="pt_PT" w:bidi="pt_PT"/>
         </w:rPr>
+        <w:t>ἐλέγχετε</w:t>
+      </w:r>
+    </w:p>
+    <w:p>
+      <w:pPr/>
+      <w:r>
+        <w:rPr>
+          <w:lang w:val="pt_PT" w:bidi="pt_PT"/>
+        </w:rPr>
+      </w:r>
+      <w:r>
+        <w:rPr>
+          <w:b/>
+          <w:lang w:val="pt_PT" w:bidi="pt_PT"/>
+        </w:rPr>
         <w:t>"tragam todas essas coisas para a luz".</w:t>
       </w:r>
     </w:p>
@@ -29302,6 +33612,21 @@
           <w:b/>
           <w:lang w:val="pt_PT" w:bidi="pt_PT"/>
         </w:rPr>
+        <w:t>αὐτῶν</w:t>
+      </w:r>
+    </w:p>
+    <w:p>
+      <w:pPr/>
+      <w:r>
+        <w:rPr>
+          <w:lang w:val="pt_PT" w:bidi="pt_PT"/>
+        </w:rPr>
+      </w:r>
+      <w:r>
+        <w:rPr>
+          <w:b/>
+          <w:lang w:val="pt_PT" w:bidi="pt_PT"/>
+        </w:rPr>
         <w:t>"sobre o que essas pessoas fazem em segredo".</w:t>
       </w:r>
     </w:p>
@@ -29486,6 +33811,21 @@
           <w:b/>
           <w:lang w:val="pt_PT" w:bidi="pt_PT"/>
         </w:rPr>
+        <w:t>δὲ</w:t>
+      </w:r>
+    </w:p>
+    <w:p>
+      <w:pPr/>
+      <w:r>
+        <w:rPr>
+          <w:lang w:val="pt_PT" w:bidi="pt_PT"/>
+        </w:rPr>
+      </w:r>
+      <w:r>
+        <w:rPr>
+          <w:b/>
+          <w:lang w:val="pt_PT" w:bidi="pt_PT"/>
+        </w:rPr>
         <w:t>"E, quando qualquer coisa é".</w:t>
       </w:r>
     </w:p>
@@ -29582,6 +33922,21 @@
           <w:b/>
           <w:lang w:val="pt_PT" w:bidi="pt_PT"/>
         </w:rPr>
+        <w:t>πᾶν &amp; τὸ φανερούμενον φῶς ἐστιν</w:t>
+      </w:r>
+    </w:p>
+    <w:p>
+      <w:pPr/>
+      <w:r>
+        <w:rPr>
+          <w:lang w:val="pt_PT" w:bidi="pt_PT"/>
+        </w:rPr>
+      </w:r>
+      <w:r>
+        <w:rPr>
+          <w:b/>
+          <w:lang w:val="pt_PT" w:bidi="pt_PT"/>
+        </w:rPr>
         <w:t>"quando qualquer coisa é trazida para a luz, então a sua verdadeira natureza é revelada".</w:t>
       </w:r>
     </w:p>
@@ -29774,6 +34129,21 @@
           <w:b/>
           <w:lang w:val="pt_PT" w:bidi="pt_PT"/>
         </w:rPr>
+        <w:t>ἔγειρε, ὁ καθεύδων, καὶ ἀνάστα ἐκ τῶν νεκρῶν</w:t>
+      </w:r>
+    </w:p>
+    <w:p>
+      <w:pPr/>
+      <w:r>
+        <w:rPr>
+          <w:lang w:val="pt_PT" w:bidi="pt_PT"/>
+        </w:rPr>
+      </w:r>
+      <w:r>
+        <w:rPr>
+          <w:b/>
+          <w:lang w:val="pt_PT" w:bidi="pt_PT"/>
+        </w:rPr>
         <w:t>"Você que está dormindo, acorde!".</w:t>
       </w:r>
     </w:p>
@@ -29857,6 +34227,21 @@
           <w:b/>
           <w:lang w:val="pt_PT" w:bidi="pt_PT"/>
         </w:rPr>
+        <w:t>ὁ καθεύδων</w:t>
+      </w:r>
+    </w:p>
+    <w:p>
+      <w:pPr/>
+      <w:r>
+        <w:rPr>
+          <w:lang w:val="pt_PT" w:bidi="pt_PT"/>
+        </w:rPr>
+      </w:r>
+      <w:r>
+        <w:rPr>
+          <w:b/>
+          <w:lang w:val="pt_PT" w:bidi="pt_PT"/>
+        </w:rPr>
         <w:t>"Você que está dormindo".</w:t>
       </w:r>
     </w:p>
@@ -29940,6 +34325,21 @@
           <w:b/>
           <w:lang w:val="pt_PT" w:bidi="pt_PT"/>
         </w:rPr>
+        <w:t>ἐκ τῶν νεκρῶν</w:t>
+      </w:r>
+    </w:p>
+    <w:p>
+      <w:pPr/>
+      <w:r>
+        <w:rPr>
+          <w:lang w:val="pt_PT" w:bidi="pt_PT"/>
+        </w:rPr>
+      </w:r>
+      <w:r>
+        <w:rPr>
+          <w:b/>
+          <w:lang w:val="pt_PT" w:bidi="pt_PT"/>
+        </w:rPr>
         <w:t>"Levante-se da morte".</w:t>
       </w:r>
     </w:p>
@@ -30036,6 +34436,21 @@
           <w:b/>
           <w:lang w:val="pt_PT" w:bidi="pt_PT"/>
         </w:rPr>
+        <w:t>ἐπιφαύσει σοι</w:t>
+      </w:r>
+    </w:p>
+    <w:p>
+      <w:pPr/>
+      <w:r>
+        <w:rPr>
+          <w:lang w:val="pt_PT" w:bidi="pt_PT"/>
+        </w:rPr>
+      </w:r>
+      <w:r>
+        <w:rPr>
+          <w:b/>
+          <w:lang w:val="pt_PT" w:bidi="pt_PT"/>
+        </w:rPr>
         <w:t>"e Cristo o iluminará".</w:t>
       </w:r>
     </w:p>
@@ -30144,6 +34559,21 @@
           <w:b/>
           <w:lang w:val="pt_PT" w:bidi="pt_PT"/>
         </w:rPr>
+        <w:t>ἐπιφαύσει σοι ὁ Χριστός</w:t>
+      </w:r>
+    </w:p>
+    <w:p>
+      <w:pPr/>
+      <w:r>
+        <w:rPr>
+          <w:lang w:val="pt_PT" w:bidi="pt_PT"/>
+        </w:rPr>
+      </w:r>
+      <w:r>
+        <w:rPr>
+          <w:b/>
+          <w:lang w:val="pt_PT" w:bidi="pt_PT"/>
+        </w:rPr>
         <w:t>"e Cristo o iluminará".</w:t>
       </w:r>
     </w:p>
@@ -30310,6 +34740,21 @@
           <w:b/>
           <w:lang w:val="pt_PT" w:bidi="pt_PT"/>
         </w:rPr>
+        <w:t>οὖν</w:t>
+      </w:r>
+    </w:p>
+    <w:p>
+      <w:pPr/>
+      <w:r>
+        <w:rPr>
+          <w:lang w:val="pt_PT" w:bidi="pt_PT"/>
+        </w:rPr>
+      </w:r>
+      <w:r>
+        <w:rPr>
+          <w:b/>
+          <w:lang w:val="pt_PT" w:bidi="pt_PT"/>
+        </w:rPr>
         <w:t>"Portanto, prestem atenção na sua maneira de viver".</w:t>
       </w:r>
     </w:p>
@@ -30406,6 +34851,21 @@
           <w:b/>
           <w:lang w:val="pt_PT" w:bidi="pt_PT"/>
         </w:rPr>
+        <w:t>ἀλλ’</w:t>
+      </w:r>
+    </w:p>
+    <w:p>
+      <w:pPr/>
+      <w:r>
+        <w:rPr>
+          <w:lang w:val="pt_PT" w:bidi="pt_PT"/>
+        </w:rPr>
+      </w:r>
+      <w:r>
+        <w:rPr>
+          <w:b/>
+          <w:lang w:val="pt_PT" w:bidi="pt_PT"/>
+        </w:rPr>
         <w:t>"mas como os sábios".</w:t>
       </w:r>
     </w:p>
@@ -30585,6 +35045,21 @@
           <w:b/>
           <w:lang w:val="pt_PT" w:bidi="pt_PT"/>
         </w:rPr>
+        <w:t>ἐξαγοραζόμενοι τὸν καιρόν</w:t>
+      </w:r>
+    </w:p>
+    <w:p>
+      <w:pPr/>
+      <w:r>
+        <w:rPr>
+          <w:lang w:val="pt_PT" w:bidi="pt_PT"/>
+        </w:rPr>
+      </w:r>
+      <w:r>
+        <w:rPr>
+          <w:b/>
+          <w:lang w:val="pt_PT" w:bidi="pt_PT"/>
+        </w:rPr>
         <w:t>"aproveitem bem todas as oportunidades que vocês têm".</w:t>
       </w:r>
     </w:p>
@@ -30681,6 +35156,21 @@
           <w:b/>
           <w:lang w:val="pt_PT" w:bidi="pt_PT"/>
         </w:rPr>
+        <w:t>ὅτι αἱ ἡμέραι πονηραί εἰσιν</w:t>
+      </w:r>
+    </w:p>
+    <w:p>
+      <w:pPr/>
+      <w:r>
+        <w:rPr>
+          <w:lang w:val="pt_PT" w:bidi="pt_PT"/>
+        </w:rPr>
+      </w:r>
+      <w:r>
+        <w:rPr>
+          <w:b/>
+          <w:lang w:val="pt_PT" w:bidi="pt_PT"/>
+        </w:rPr>
         <w:t>"Os dias em que vivemos são maus".</w:t>
       </w:r>
     </w:p>
@@ -30777,6 +35267,21 @@
           <w:b/>
           <w:lang w:val="pt_PT" w:bidi="pt_PT"/>
         </w:rPr>
+        <w:t>ὅτι</w:t>
+      </w:r>
+    </w:p>
+    <w:p>
+      <w:pPr/>
+      <w:r>
+        <w:rPr>
+          <w:lang w:val="pt_PT" w:bidi="pt_PT"/>
+        </w:rPr>
+      </w:r>
+      <w:r>
+        <w:rPr>
+          <w:b/>
+          <w:lang w:val="pt_PT" w:bidi="pt_PT"/>
+        </w:rPr>
         <w:t>"por isso aproveitem bem".</w:t>
       </w:r>
     </w:p>
@@ -30873,6 +35378,21 @@
           <w:b/>
           <w:lang w:val="pt_PT" w:bidi="pt_PT"/>
         </w:rPr>
+        <w:t>διὰ τοῦτο</w:t>
+      </w:r>
+    </w:p>
+    <w:p>
+      <w:pPr/>
+      <w:r>
+        <w:rPr>
+          <w:lang w:val="pt_PT" w:bidi="pt_PT"/>
+        </w:rPr>
+      </w:r>
+      <w:r>
+        <w:rPr>
+          <w:b/>
+          <w:lang w:val="pt_PT" w:bidi="pt_PT"/>
+        </w:rPr>
         <w:t>"Não ajam como pessoas sem juízo, mas procurem entender o que o Senhor quer que vocês façam".</w:t>
       </w:r>
     </w:p>
@@ -30969,6 +35489,21 @@
           <w:b/>
           <w:lang w:val="pt_PT" w:bidi="pt_PT"/>
         </w:rPr>
+        <w:t>ἀλλὰ</w:t>
+      </w:r>
+    </w:p>
+    <w:p>
+      <w:pPr/>
+      <w:r>
+        <w:rPr>
+          <w:lang w:val="pt_PT" w:bidi="pt_PT"/>
+        </w:rPr>
+      </w:r>
+      <w:r>
+        <w:rPr>
+          <w:b/>
+          <w:lang w:val="pt_PT" w:bidi="pt_PT"/>
+        </w:rPr>
         <w:t>"mas procurem entender".</w:t>
       </w:r>
     </w:p>
@@ -31191,6 +35726,21 @@
           <w:b/>
           <w:lang w:val="pt_PT" w:bidi="pt_PT"/>
         </w:rPr>
+        <w:t>ἐν ᾧ ἐστιν ἀσωτία</w:t>
+      </w:r>
+    </w:p>
+    <w:p>
+      <w:pPr/>
+      <w:r>
+        <w:rPr>
+          <w:lang w:val="pt_PT" w:bidi="pt_PT"/>
+        </w:rPr>
+      </w:r>
+      <w:r>
+        <w:rPr>
+          <w:b/>
+          <w:lang w:val="pt_PT" w:bidi="pt_PT"/>
+        </w:rPr>
         <w:t>"pois a bebida levará vocês à desgraça".</w:t>
       </w:r>
     </w:p>
@@ -31287,6 +35837,21 @@
           <w:b/>
           <w:lang w:val="pt_PT" w:bidi="pt_PT"/>
         </w:rPr>
+        <w:t>ἀλλὰ πληροῦσθε ἐν Πνεύματι</w:t>
+      </w:r>
+    </w:p>
+    <w:p>
+      <w:pPr/>
+      <w:r>
+        <w:rPr>
+          <w:lang w:val="pt_PT" w:bidi="pt_PT"/>
+        </w:rPr>
+      </w:r>
+      <w:r>
+        <w:rPr>
+          <w:b/>
+          <w:lang w:val="pt_PT" w:bidi="pt_PT"/>
+        </w:rPr>
         <w:t>"mas encham-se do Espírito de Deus".</w:t>
       </w:r>
     </w:p>
@@ -31350,6 +35915,21 @@
           <w:b/>
           <w:lang w:val="pt_PT" w:bidi="pt_PT"/>
         </w:rPr>
+        <w:t>ἀλλὰ</w:t>
+      </w:r>
+    </w:p>
+    <w:p>
+      <w:pPr/>
+      <w:r>
+        <w:rPr>
+          <w:lang w:val="pt_PT" w:bidi="pt_PT"/>
+        </w:rPr>
+      </w:r>
+      <w:r>
+        <w:rPr>
+          <w:b/>
+          <w:lang w:val="pt_PT" w:bidi="pt_PT"/>
+        </w:rPr>
         <w:t>"mas encham-se do Espírito de Deus".</w:t>
       </w:r>
     </w:p>
@@ -31446,6 +36026,21 @@
           <w:b/>
           <w:lang w:val="pt_PT" w:bidi="pt_PT"/>
         </w:rPr>
+        <w:t>ψαλμοῖς, καὶ ὕμνοις, καὶ ᾠδαῖς πνευματικαῖς</w:t>
+      </w:r>
+    </w:p>
+    <w:p>
+      <w:pPr/>
+      <w:r>
+        <w:rPr>
+          <w:lang w:val="pt_PT" w:bidi="pt_PT"/>
+        </w:rPr>
+      </w:r>
+      <w:r>
+        <w:rPr>
+          <w:b/>
+          <w:lang w:val="pt_PT" w:bidi="pt_PT"/>
+        </w:rPr>
         <w:t>"salmos, hinos e canções espirituais".</w:t>
       </w:r>
     </w:p>
@@ -31605,6 +36200,21 @@
           <w:b/>
           <w:lang w:val="pt_PT" w:bidi="pt_PT"/>
         </w:rPr>
+        <w:t>ὕμνοις</w:t>
+      </w:r>
+    </w:p>
+    <w:p>
+      <w:pPr/>
+      <w:r>
+        <w:rPr>
+          <w:lang w:val="pt_PT" w:bidi="pt_PT"/>
+        </w:rPr>
+      </w:r>
+      <w:r>
+        <w:rPr>
+          <w:b/>
+          <w:lang w:val="pt_PT" w:bidi="pt_PT"/>
+        </w:rPr>
         <w:t>"salmos, hinos e canções espirituais".</w:t>
       </w:r>
     </w:p>
@@ -31681,6 +36291,21 @@
           <w:b/>
           <w:lang w:val="pt_PT" w:bidi="pt_PT"/>
         </w:rPr>
+        <w:t>ᾠδαῖς πνευματικαῖς</w:t>
+      </w:r>
+    </w:p>
+    <w:p>
+      <w:pPr/>
+      <w:r>
+        <w:rPr>
+          <w:lang w:val="pt_PT" w:bidi="pt_PT"/>
+        </w:rPr>
+      </w:r>
+      <w:r>
+        <w:rPr>
+          <w:b/>
+          <w:lang w:val="pt_PT" w:bidi="pt_PT"/>
+        </w:rPr>
         <w:t>"salmos, hinos e canções espirituais".</w:t>
       </w:r>
     </w:p>
@@ -31790,6 +36415,21 @@
           <w:b/>
           <w:lang w:val="pt_PT" w:bidi="pt_PT"/>
         </w:rPr>
+        <w:t>τῇ καρδίᾳ ὑμῶν</w:t>
+      </w:r>
+    </w:p>
+    <w:p>
+      <w:pPr/>
+      <w:r>
+        <w:rPr>
+          <w:lang w:val="pt_PT" w:bidi="pt_PT"/>
+        </w:rPr>
+      </w:r>
+      <w:r>
+        <w:rPr>
+          <w:b/>
+          <w:lang w:val="pt_PT" w:bidi="pt_PT"/>
+        </w:rPr>
         <w:t>"Cantem, de todo o coração".</w:t>
       </w:r>
     </w:p>
@@ -31886,6 +36526,21 @@
           <w:b/>
           <w:lang w:val="pt_PT" w:bidi="pt_PT"/>
         </w:rPr>
+        <w:t>ἐν ὀνόματι τοῦ Κυρίου ἡμῶν, Ἰησοῦ Χριστοῦ</w:t>
+      </w:r>
+    </w:p>
+    <w:p>
+      <w:pPr/>
+      <w:r>
+        <w:rPr>
+          <w:lang w:val="pt_PT" w:bidi="pt_PT"/>
+        </w:rPr>
+      </w:r>
+      <w:r>
+        <w:rPr>
+          <w:b/>
+          <w:lang w:val="pt_PT" w:bidi="pt_PT"/>
+        </w:rPr>
         <w:t>"Em nome do nosso Senhor Jesus Cristo".</w:t>
       </w:r>
     </w:p>
@@ -31982,6 +36637,21 @@
           <w:b/>
           <w:lang w:val="pt_PT" w:bidi="pt_PT"/>
         </w:rPr>
+        <w:t>τῷ Θεῷ καὶ Πατρί</w:t>
+      </w:r>
+    </w:p>
+    <w:p>
+      <w:pPr/>
+      <w:r>
+        <w:rPr>
+          <w:lang w:val="pt_PT" w:bidi="pt_PT"/>
+        </w:rPr>
+      </w:r>
+      <w:r>
+        <w:rPr>
+          <w:b/>
+          <w:lang w:val="pt_PT" w:bidi="pt_PT"/>
+        </w:rPr>
         <w:t>"a Deus, o Pai".</w:t>
       </w:r>
     </w:p>
@@ -32061,7 +36731,7 @@
         </w:rPr>
         <w:t>Paulo começa a explicar como os cristãos devem submeter-se uns aos outros (</w:t>
       </w:r>
-      <w:hyperlink r:id="rId21">
+      <w:hyperlink r:id="rId23">
         <w:r>
           <w:rPr>
             <w:lang w:val="pt_PT" w:bidi="pt_PT"/>
@@ -32126,6 +36796,21 @@
           <w:b/>
           <w:lang w:val="pt_PT" w:bidi="pt_PT"/>
         </w:rPr>
+        <w:t>ὅτι</w:t>
+      </w:r>
+    </w:p>
+    <w:p>
+      <w:pPr/>
+      <w:r>
+        <w:rPr>
+          <w:lang w:val="pt_PT" w:bidi="pt_PT"/>
+        </w:rPr>
+      </w:r>
+      <w:r>
+        <w:rPr>
+          <w:b/>
+          <w:lang w:val="pt_PT" w:bidi="pt_PT"/>
+        </w:rPr>
         <w:t>"Pois o marido tem autoridade sobre a esposa".</w:t>
       </w:r>
     </w:p>
@@ -32222,6 +36907,21 @@
           <w:b/>
           <w:lang w:val="pt_PT" w:bidi="pt_PT"/>
         </w:rPr>
+        <w:t>κεφαλὴ τῆς γυναικὸς &amp; κεφαλὴ τῆς ἐκκλησίας</w:t>
+      </w:r>
+    </w:p>
+    <w:p>
+      <w:pPr/>
+      <w:r>
+        <w:rPr>
+          <w:lang w:val="pt_PT" w:bidi="pt_PT"/>
+        </w:rPr>
+      </w:r>
+      <w:r>
+        <w:rPr>
+          <w:b/>
+          <w:lang w:val="pt_PT" w:bidi="pt_PT"/>
+        </w:rPr>
         <w:t>"tem autoridade sobre a esposa... tem autoridade sobre a igreja".</w:t>
       </w:r>
     </w:p>
@@ -32318,6 +37018,21 @@
           <w:b/>
           <w:lang w:val="pt_PT" w:bidi="pt_PT"/>
         </w:rPr>
+        <w:t>τοῦ σώματος</w:t>
+      </w:r>
+    </w:p>
+    <w:p>
+      <w:pPr/>
+      <w:r>
+        <w:rPr>
+          <w:lang w:val="pt_PT" w:bidi="pt_PT"/>
+        </w:rPr>
+      </w:r>
+      <w:r>
+        <w:rPr>
+          <w:b/>
+          <w:lang w:val="pt_PT" w:bidi="pt_PT"/>
+        </w:rPr>
         <w:t>"que é o seu corpo".</w:t>
       </w:r>
     </w:p>
@@ -32559,6 +37274,21 @@
           <w:b/>
           <w:lang w:val="pt_PT" w:bidi="pt_PT"/>
         </w:rPr>
+        <w:t>ἑαυτὸν παρέδωκεν</w:t>
+      </w:r>
+    </w:p>
+    <w:p>
+      <w:pPr/>
+      <w:r>
+        <w:rPr>
+          <w:lang w:val="pt_PT" w:bidi="pt_PT"/>
+        </w:rPr>
+      </w:r>
+      <w:r>
+        <w:rPr>
+          <w:b/>
+          <w:lang w:val="pt_PT" w:bidi="pt_PT"/>
+        </w:rPr>
         <w:t>"e deu a sua vida por ela".</w:t>
       </w:r>
     </w:p>
@@ -32622,6 +37352,21 @@
           <w:b/>
           <w:lang w:val="pt_PT" w:bidi="pt_PT"/>
         </w:rPr>
+        <w:t>ὑπὲρ αὐτῆς</w:t>
+      </w:r>
+    </w:p>
+    <w:p>
+      <w:pPr/>
+      <w:r>
+        <w:rPr>
+          <w:lang w:val="pt_PT" w:bidi="pt_PT"/>
+        </w:rPr>
+      </w:r>
+      <w:r>
+        <w:rPr>
+          <w:b/>
+          <w:lang w:val="pt_PT" w:bidi="pt_PT"/>
+        </w:rPr>
         <w:t>"e deu sua vida por ela".</w:t>
       </w:r>
     </w:p>
@@ -32705,6 +37450,21 @@
           <w:b/>
           <w:lang w:val="pt_PT" w:bidi="pt_PT"/>
         </w:rPr>
+        <w:t>ἵνα</w:t>
+      </w:r>
+    </w:p>
+    <w:p>
+      <w:pPr/>
+      <w:r>
+        <w:rPr>
+          <w:lang w:val="pt_PT" w:bidi="pt_PT"/>
+        </w:rPr>
+      </w:r>
+      <w:r>
+        <w:rPr>
+          <w:b/>
+          <w:lang w:val="pt_PT" w:bidi="pt_PT"/>
+        </w:rPr>
         <w:t>"Ele fez isso para dedicar a Igreja de Deus, lavando-a com água e purificando-a com a sua palavra.</w:t>
       </w:r>
     </w:p>
@@ -32801,6 +37561,21 @@
           <w:b/>
           <w:lang w:val="pt_PT" w:bidi="pt_PT"/>
         </w:rPr>
+        <w:t>αὐτὴν ἁγιάσῃ, καθαρίσας</w:t>
+      </w:r>
+    </w:p>
+    <w:p>
+      <w:pPr/>
+      <w:r>
+        <w:rPr>
+          <w:lang w:val="pt_PT" w:bidi="pt_PT"/>
+        </w:rPr>
+      </w:r>
+      <w:r>
+        <w:rPr>
+          <w:b/>
+          <w:lang w:val="pt_PT" w:bidi="pt_PT"/>
+        </w:rPr>
         <w:t>"Ele fez isso para dedicar a Igreja de Deus, lavando-a com água e purificando-a com a sua palavra".</w:t>
       </w:r>
     </w:p>
@@ -32884,6 +37659,21 @@
           <w:b/>
           <w:lang w:val="pt_PT" w:bidi="pt_PT"/>
         </w:rPr>
+        <w:t>καθαρίσας τῷ λουτρῷ τοῦ ὕδατος ἐν ῥήματι</w:t>
+      </w:r>
+    </w:p>
+    <w:p>
+      <w:pPr/>
+      <w:r>
+        <w:rPr>
+          <w:lang w:val="pt_PT" w:bidi="pt_PT"/>
+        </w:rPr>
+      </w:r>
+      <w:r>
+        <w:rPr>
+          <w:b/>
+          <w:lang w:val="pt_PT" w:bidi="pt_PT"/>
+        </w:rPr>
         <w:t>"lavando-a com água e purificando-a com a sua palavra".</w:t>
       </w:r>
     </w:p>
@@ -33006,6 +37796,21 @@
           <w:b/>
           <w:lang w:val="pt_PT" w:bidi="pt_PT"/>
         </w:rPr>
+        <w:t>ἵνα</w:t>
+      </w:r>
+    </w:p>
+    <w:p>
+      <w:pPr/>
+      <w:r>
+        <w:rPr>
+          <w:lang w:val="pt_PT" w:bidi="pt_PT"/>
+        </w:rPr>
+      </w:r>
+      <w:r>
+        <w:rPr>
+          <w:b/>
+          <w:lang w:val="pt_PT" w:bidi="pt_PT"/>
+        </w:rPr>
         <w:t>"E fez isso para também poder trazer para perto de si a Igreja em toda a sua beleza, pura e perfeita, sem manchas, ou rugas, ou qualquer outro defeito".</w:t>
       </w:r>
     </w:p>
@@ -33102,6 +37907,21 @@
           <w:b/>
           <w:lang w:val="pt_PT" w:bidi="pt_PT"/>
         </w:rPr>
+        <w:t>μὴ ἔχουσαν σπίλον, ἢ ῥυτίδα</w:t>
+      </w:r>
+    </w:p>
+    <w:p>
+      <w:pPr/>
+      <w:r>
+        <w:rPr>
+          <w:lang w:val="pt_PT" w:bidi="pt_PT"/>
+        </w:rPr>
+      </w:r>
+      <w:r>
+        <w:rPr>
+          <w:b/>
+          <w:lang w:val="pt_PT" w:bidi="pt_PT"/>
+        </w:rPr>
         <w:t>"sem manchas, ou rugas".</w:t>
       </w:r>
     </w:p>
@@ -33294,6 +38114,21 @@
           <w:b/>
           <w:lang w:val="pt_PT" w:bidi="pt_PT"/>
         </w:rPr>
+        <w:t>ἀλλ’</w:t>
+      </w:r>
+    </w:p>
+    <w:p>
+      <w:pPr/>
+      <w:r>
+        <w:rPr>
+          <w:lang w:val="pt_PT" w:bidi="pt_PT"/>
+        </w:rPr>
+      </w:r>
+      <w:r>
+        <w:rPr>
+          <w:b/>
+          <w:lang w:val="pt_PT" w:bidi="pt_PT"/>
+        </w:rPr>
         <w:t>"ou qualquer outro defeito".</w:t>
       </w:r>
     </w:p>
@@ -33390,6 +38225,21 @@
           <w:b/>
           <w:lang w:val="pt_PT" w:bidi="pt_PT"/>
         </w:rPr>
+        <w:t>ἵνα</w:t>
+      </w:r>
+    </w:p>
+    <w:p>
+      <w:pPr/>
+      <w:r>
+        <w:rPr>
+          <w:lang w:val="pt_PT" w:bidi="pt_PT"/>
+        </w:rPr>
+      </w:r>
+      <w:r>
+        <w:rPr>
+          <w:b/>
+          <w:lang w:val="pt_PT" w:bidi="pt_PT"/>
+        </w:rPr>
         <w:t>"para para também poder trazer para perto de si".</w:t>
       </w:r>
     </w:p>
@@ -33486,6 +38336,21 @@
           <w:b/>
           <w:lang w:val="pt_PT" w:bidi="pt_PT"/>
         </w:rPr>
+        <w:t>ἁγία καὶ ἄμωμος</w:t>
+      </w:r>
+    </w:p>
+    <w:p>
+      <w:pPr/>
+      <w:r>
+        <w:rPr>
+          <w:lang w:val="pt_PT" w:bidi="pt_PT"/>
+        </w:rPr>
+      </w:r>
+      <w:r>
+        <w:rPr>
+          <w:b/>
+          <w:lang w:val="pt_PT" w:bidi="pt_PT"/>
+        </w:rPr>
         <w:t>"em toda a sua beleza".</w:t>
       </w:r>
     </w:p>
@@ -33582,6 +38447,21 @@
           <w:b/>
           <w:lang w:val="pt_PT" w:bidi="pt_PT"/>
         </w:rPr>
+        <w:t>ὡς τὰ ἑαυτῶν σώματα</w:t>
+      </w:r>
+    </w:p>
+    <w:p>
+      <w:pPr/>
+      <w:r>
+        <w:rPr>
+          <w:lang w:val="pt_PT" w:bidi="pt_PT"/>
+        </w:rPr>
+      </w:r>
+      <w:r>
+        <w:rPr>
+          <w:b/>
+          <w:lang w:val="pt_PT" w:bidi="pt_PT"/>
+        </w:rPr>
         <w:t>"o seu próprio corpo".</w:t>
       </w:r>
     </w:p>
@@ -33678,6 +38558,21 @@
           <w:b/>
           <w:lang w:val="pt_PT" w:bidi="pt_PT"/>
         </w:rPr>
+        <w:t>ἀλλὰ ἐκτρέφει</w:t>
+      </w:r>
+    </w:p>
+    <w:p>
+      <w:pPr/>
+      <w:r>
+        <w:rPr>
+          <w:lang w:val="pt_PT" w:bidi="pt_PT"/>
+        </w:rPr>
+      </w:r>
+      <w:r>
+        <w:rPr>
+          <w:b/>
+          <w:lang w:val="pt_PT" w:bidi="pt_PT"/>
+        </w:rPr>
         <w:t>"pelo contrário, cada um alimenta e cuida do seu corpo".</w:t>
       </w:r>
     </w:p>
@@ -33741,6 +38636,21 @@
           <w:b/>
           <w:lang w:val="pt_PT" w:bidi="pt_PT"/>
         </w:rPr>
+        <w:t>ἀλλὰ</w:t>
+      </w:r>
+    </w:p>
+    <w:p>
+      <w:pPr/>
+      <w:r>
+        <w:rPr>
+          <w:lang w:val="pt_PT" w:bidi="pt_PT"/>
+        </w:rPr>
+      </w:r>
+      <w:r>
+        <w:rPr>
+          <w:b/>
+          <w:lang w:val="pt_PT" w:bidi="pt_PT"/>
+        </w:rPr>
         <w:t>"Pelo contrário, cada um alimenta".</w:t>
       </w:r>
     </w:p>
@@ -33837,6 +38747,21 @@
           <w:b/>
           <w:lang w:val="pt_PT" w:bidi="pt_PT"/>
         </w:rPr>
+        <w:t>ὅτι</w:t>
+      </w:r>
+    </w:p>
+    <w:p>
+      <w:pPr/>
+      <w:r>
+        <w:rPr>
+          <w:lang w:val="pt_PT" w:bidi="pt_PT"/>
+        </w:rPr>
+      </w:r>
+      <w:r>
+        <w:rPr>
+          <w:b/>
+          <w:lang w:val="pt_PT" w:bidi="pt_PT"/>
+        </w:rPr>
         <w:t>"pois nós somos membros".</w:t>
       </w:r>
     </w:p>
@@ -33933,6 +38858,21 @@
           <w:b/>
           <w:lang w:val="pt_PT" w:bidi="pt_PT"/>
         </w:rPr>
+        <w:t>μέλη ἐσμὲν τοῦ σώματος αὐτοῦ</w:t>
+      </w:r>
+    </w:p>
+    <w:p>
+      <w:pPr/>
+      <w:r>
+        <w:rPr>
+          <w:lang w:val="pt_PT" w:bidi="pt_PT"/>
+        </w:rPr>
+      </w:r>
+      <w:r>
+        <w:rPr>
+          <w:b/>
+          <w:lang w:val="pt_PT" w:bidi="pt_PT"/>
+        </w:rPr>
         <w:t>"pois nós somos membros do corpo de Cristo".</w:t>
       </w:r>
     </w:p>
@@ -34162,6 +39102,21 @@
           <w:b/>
           <w:lang w:val="pt_PT" w:bidi="pt_PT"/>
         </w:rPr>
+        <w:t>ἀντὶ τούτου</w:t>
+      </w:r>
+    </w:p>
+    <w:p>
+      <w:pPr/>
+      <w:r>
+        <w:rPr>
+          <w:lang w:val="pt_PT" w:bidi="pt_PT"/>
+        </w:rPr>
+      </w:r>
+      <w:r>
+        <w:rPr>
+          <w:b/>
+          <w:lang w:val="pt_PT" w:bidi="pt_PT"/>
+        </w:rPr>
         <w:t>"É por isso que".</w:t>
       </w:r>
     </w:p>
@@ -34397,6 +39352,21 @@
           <w:b/>
           <w:lang w:val="pt_PT" w:bidi="pt_PT"/>
         </w:rPr>
+        <w:t>γάρ</w:t>
+      </w:r>
+    </w:p>
+    <w:p>
+      <w:pPr/>
+      <w:r>
+        <w:rPr>
+          <w:lang w:val="pt_PT" w:bidi="pt_PT"/>
+        </w:rPr>
+      </w:r>
+      <w:r>
+        <w:rPr>
+          <w:b/>
+          <w:lang w:val="pt_PT" w:bidi="pt_PT"/>
+        </w:rPr>
         <w:t>"pois isso é certo".</w:t>
       </w:r>
     </w:p>
@@ -34602,6 +39572,21 @@
           <w:b/>
           <w:lang w:val="pt_PT" w:bidi="pt_PT"/>
         </w:rPr>
+        <w:t>ἵνα</w:t>
+      </w:r>
+    </w:p>
+    <w:p>
+      <w:pPr/>
+      <w:r>
+        <w:rPr>
+          <w:lang w:val="pt_PT" w:bidi="pt_PT"/>
+        </w:rPr>
+      </w:r>
+      <w:r>
+        <w:rPr>
+          <w:b/>
+          <w:lang w:val="pt_PT" w:bidi="pt_PT"/>
+        </w:rPr>
         <w:t>"a fim de que tudo corra bem para você".</w:t>
       </w:r>
     </w:p>
@@ -34698,6 +39683,21 @@
           <w:b/>
           <w:lang w:val="pt_PT" w:bidi="pt_PT"/>
         </w:rPr>
+        <w:t>μὴ παροργίζετε τὰ τέκνα ὑμῶν</w:t>
+      </w:r>
+    </w:p>
+    <w:p>
+      <w:pPr/>
+      <w:r>
+        <w:rPr>
+          <w:lang w:val="pt_PT" w:bidi="pt_PT"/>
+        </w:rPr>
+      </w:r>
+      <w:r>
+        <w:rPr>
+          <w:b/>
+          <w:lang w:val="pt_PT" w:bidi="pt_PT"/>
+        </w:rPr>
         <w:t>"não tratemos os seus filhos de um jeito que faça com que eles fiquem irritados".</w:t>
       </w:r>
     </w:p>
@@ -34761,6 +39761,21 @@
           <w:b/>
           <w:lang w:val="pt_PT" w:bidi="pt_PT"/>
         </w:rPr>
+        <w:t>ἀλλὰ</w:t>
+      </w:r>
+    </w:p>
+    <w:p>
+      <w:pPr/>
+      <w:r>
+        <w:rPr>
+          <w:lang w:val="pt_PT" w:bidi="pt_PT"/>
+        </w:rPr>
+      </w:r>
+      <w:r>
+        <w:rPr>
+          <w:b/>
+          <w:lang w:val="pt_PT" w:bidi="pt_PT"/>
+        </w:rPr>
         <w:t>"Pelo contrário, vocês devem".</w:t>
       </w:r>
     </w:p>
@@ -34857,6 +39872,21 @@
           <w:b/>
           <w:lang w:val="pt_PT" w:bidi="pt_PT"/>
         </w:rPr>
+        <w:t>ἐκτρέφετε αὐτὰ ἐν παιδείᾳ καὶ νουθεσίᾳ Κυρίου</w:t>
+      </w:r>
+    </w:p>
+    <w:p>
+      <w:pPr/>
+      <w:r>
+        <w:rPr>
+          <w:lang w:val="pt_PT" w:bidi="pt_PT"/>
+        </w:rPr>
+      </w:r>
+      <w:r>
+        <w:rPr>
+          <w:b/>
+          <w:lang w:val="pt_PT" w:bidi="pt_PT"/>
+        </w:rPr>
         <w:t>"vocês devem criá-los com a disciplina e os ensinamentos cristãos".</w:t>
       </w:r>
     </w:p>
@@ -34966,6 +39996,21 @@
           <w:b/>
           <w:lang w:val="pt_PT" w:bidi="pt_PT"/>
         </w:rPr>
+        <w:t>φόβου καὶ τρόμου</w:t>
+      </w:r>
+    </w:p>
+    <w:p>
+      <w:pPr/>
+      <w:r>
+        <w:rPr>
+          <w:lang w:val="pt_PT" w:bidi="pt_PT"/>
+        </w:rPr>
+      </w:r>
+      <w:r>
+        <w:rPr>
+          <w:b/>
+          <w:lang w:val="pt_PT" w:bidi="pt_PT"/>
+        </w:rPr>
         <w:t>"com medo e respeito".</w:t>
       </w:r>
     </w:p>
@@ -35062,6 +40107,21 @@
           <w:b/>
           <w:lang w:val="pt_PT" w:bidi="pt_PT"/>
         </w:rPr>
+        <w:t>καὶ τρόμου</w:t>
+      </w:r>
+    </w:p>
+    <w:p>
+      <w:pPr/>
+      <w:r>
+        <w:rPr>
+          <w:lang w:val="pt_PT" w:bidi="pt_PT"/>
+        </w:rPr>
+      </w:r>
+      <w:r>
+        <w:rPr>
+          <w:b/>
+          <w:lang w:val="pt_PT" w:bidi="pt_PT"/>
+        </w:rPr>
         <w:t>"com medo e respeito".</w:t>
       </w:r>
     </w:p>
@@ -35158,6 +40218,21 @@
           <w:b/>
           <w:lang w:val="pt_PT" w:bidi="pt_PT"/>
         </w:rPr>
+        <w:t>ἐν ἁπλότητι τῆς καρδίας ὑμῶν</w:t>
+      </w:r>
+    </w:p>
+    <w:p>
+      <w:pPr/>
+      <w:r>
+        <w:rPr>
+          <w:lang w:val="pt_PT" w:bidi="pt_PT"/>
+        </w:rPr>
+      </w:r>
+      <w:r>
+        <w:rPr>
+          <w:b/>
+          <w:lang w:val="pt_PT" w:bidi="pt_PT"/>
+        </w:rPr>
         <w:t>"E façam isso com sinceridade".</w:t>
       </w:r>
     </w:p>
@@ -35254,6 +40329,21 @@
           <w:b/>
           <w:lang w:val="pt_PT" w:bidi="pt_PT"/>
         </w:rPr>
+        <w:t>ἐν ἁπλότητι</w:t>
+      </w:r>
+    </w:p>
+    <w:p>
+      <w:pPr/>
+      <w:r>
+        <w:rPr>
+          <w:lang w:val="pt_PT" w:bidi="pt_PT"/>
+        </w:rPr>
+      </w:r>
+      <w:r>
+        <w:rPr>
+          <w:b/>
+          <w:lang w:val="pt_PT" w:bidi="pt_PT"/>
+        </w:rPr>
         <w:t>"E façam isso com sinceridade".</w:t>
       </w:r>
     </w:p>
@@ -35350,6 +40440,21 @@
           <w:b/>
           <w:lang w:val="pt_PT" w:bidi="pt_PT"/>
         </w:rPr>
+        <w:t>ὡς τῷ Χριστῷ</w:t>
+      </w:r>
+    </w:p>
+    <w:p>
+      <w:pPr/>
+      <w:r>
+        <w:rPr>
+          <w:lang w:val="pt_PT" w:bidi="pt_PT"/>
+        </w:rPr>
+      </w:r>
+      <w:r>
+        <w:rPr>
+          <w:b/>
+          <w:lang w:val="pt_PT" w:bidi="pt_PT"/>
+        </w:rPr>
         <w:t>"como se estivessem servindo a Cristo".</w:t>
       </w:r>
     </w:p>
@@ -35433,6 +40538,21 @@
           <w:b/>
           <w:lang w:val="pt_PT" w:bidi="pt_PT"/>
         </w:rPr>
+        <w:t>ἀλλ’</w:t>
+      </w:r>
+    </w:p>
+    <w:p>
+      <w:pPr/>
+      <w:r>
+        <w:rPr>
+          <w:lang w:val="pt_PT" w:bidi="pt_PT"/>
+        </w:rPr>
+      </w:r>
+      <w:r>
+        <w:rPr>
+          <w:b/>
+          <w:lang w:val="pt_PT" w:bidi="pt_PT"/>
+        </w:rPr>
         <w:t>"Mas, como escravos".</w:t>
       </w:r>
     </w:p>
@@ -35529,6 +40649,21 @@
           <w:b/>
           <w:lang w:val="pt_PT" w:bidi="pt_PT"/>
         </w:rPr>
+        <w:t>ὡς δοῦλοι Χριστοῦ</w:t>
+      </w:r>
+    </w:p>
+    <w:p>
+      <w:pPr/>
+      <w:r>
+        <w:rPr>
+          <w:lang w:val="pt_PT" w:bidi="pt_PT"/>
+        </w:rPr>
+      </w:r>
+      <w:r>
+        <w:rPr>
+          <w:b/>
+          <w:lang w:val="pt_PT" w:bidi="pt_PT"/>
+        </w:rPr>
         <w:t>"como se estivessem servindo a Cristo".</w:t>
       </w:r>
     </w:p>
@@ -35592,6 +40727,21 @@
           <w:b/>
           <w:lang w:val="pt_PT" w:bidi="pt_PT"/>
         </w:rPr>
+        <w:t>ἐκ ψυχῆς</w:t>
+      </w:r>
+    </w:p>
+    <w:p>
+      <w:pPr/>
+      <w:r>
+        <w:rPr>
+          <w:lang w:val="pt_PT" w:bidi="pt_PT"/>
+        </w:rPr>
+      </w:r>
+      <w:r>
+        <w:rPr>
+          <w:b/>
+          <w:lang w:val="pt_PT" w:bidi="pt_PT"/>
+        </w:rPr>
         <w:t>"façam de todo o coração o que Deus quer".</w:t>
       </w:r>
     </w:p>
@@ -35688,6 +40838,21 @@
           <w:b/>
           <w:lang w:val="pt_PT" w:bidi="pt_PT"/>
         </w:rPr>
+        <w:t>τὰ αὐτὰ ποιεῖτε πρὸς αὐτούς</w:t>
+      </w:r>
+    </w:p>
+    <w:p>
+      <w:pPr/>
+      <w:r>
+        <w:rPr>
+          <w:lang w:val="pt_PT" w:bidi="pt_PT"/>
+        </w:rPr>
+      </w:r>
+      <w:r>
+        <w:rPr>
+          <w:b/>
+          <w:lang w:val="pt_PT" w:bidi="pt_PT"/>
+        </w:rPr>
         <w:t>"tratem os seus escravos também com respeito".</w:t>
       </w:r>
     </w:p>
@@ -35717,7 +40882,7 @@
         </w:rPr>
         <w:t>Aqui, "o mesmo" refere-se a "se ele faz algo bom" de (</w:t>
       </w:r>
-      <w:hyperlink r:id="rId22">
+      <w:hyperlink r:id="rId24">
         <w:r>
           <w:rPr>
             <w:lang w:val="pt_PT" w:bidi="pt_PT"/>
@@ -35802,6 +40967,21 @@
           <w:b/>
           <w:lang w:val="pt_PT" w:bidi="pt_PT"/>
         </w:rPr>
+        <w:t>εἰδότες ὅτι καὶ αὐτῶν καὶ ὑμῶν ὁ Κύριός ἐστιν ἐν οὐρανοῖς</w:t>
+      </w:r>
+    </w:p>
+    <w:p>
+      <w:pPr/>
+      <w:r>
+        <w:rPr>
+          <w:lang w:val="pt_PT" w:bidi="pt_PT"/>
+        </w:rPr>
+      </w:r>
+      <w:r>
+        <w:rPr>
+          <w:b/>
+          <w:lang w:val="pt_PT" w:bidi="pt_PT"/>
+        </w:rPr>
         <w:t>"Lembrem que vocês e os seus escravos pertencem ao mesmo Senhor".</w:t>
       </w:r>
     </w:p>
@@ -35865,6 +41045,21 @@
           <w:b/>
           <w:lang w:val="pt_PT" w:bidi="pt_PT"/>
         </w:rPr>
+        <w:t>προσωπολημψία οὐκ ἔστιν παρ’ αὐτῷ</w:t>
+      </w:r>
+    </w:p>
+    <w:p>
+      <w:pPr/>
+      <w:r>
+        <w:rPr>
+          <w:lang w:val="pt_PT" w:bidi="pt_PT"/>
+        </w:rPr>
+      </w:r>
+      <w:r>
+        <w:rPr>
+          <w:b/>
+          <w:lang w:val="pt_PT" w:bidi="pt_PT"/>
+        </w:rPr>
         <w:t>"o qual trata a todos igualmente".</w:t>
       </w:r>
     </w:p>
@@ -36020,7 +41215,7 @@
         </w:rPr>
         <w:t xml:space="preserve">Essas duas palavras são muito semelhantes em significado. Juntas, elas se reforçam mutuamente. Veja como você traduziu esta frase perto do final de </w:t>
       </w:r>
-      <w:hyperlink r:id="rId23">
+      <w:hyperlink r:id="rId25">
         <w:r>
           <w:rPr>
             <w:lang w:val="pt_PT" w:bidi="pt_PT"/>
@@ -36105,6 +41300,21 @@
           <w:b/>
           <w:lang w:val="pt_PT" w:bidi="pt_PT"/>
         </w:rPr>
+        <w:t>ἐνδύσασθε τὴν πανοπλίαν τοῦ Θεοῦ, πρὸς τὸ δύνασθαι ὑμᾶς στῆναι πρὸς τὰς μεθοδίας τοῦ διαβόλου</w:t>
+      </w:r>
+    </w:p>
+    <w:p>
+      <w:pPr/>
+      <w:r>
+        <w:rPr>
+          <w:lang w:val="pt_PT" w:bidi="pt_PT"/>
+        </w:rPr>
+      </w:r>
+      <w:r>
+        <w:rPr>
+          <w:b/>
+          <w:lang w:val="pt_PT" w:bidi="pt_PT"/>
+        </w:rPr>
         <w:t>"Vistam-se com toda a armadura que Deus dá a vocês, para ficarem firmes contra as armadilhas do Diabo".</w:t>
       </w:r>
     </w:p>
@@ -36214,6 +41424,21 @@
           <w:b/>
           <w:lang w:val="pt_PT" w:bidi="pt_PT"/>
         </w:rPr>
+        <w:t>τὰς μεθοδίας</w:t>
+      </w:r>
+    </w:p>
+    <w:p>
+      <w:pPr/>
+      <w:r>
+        <w:rPr>
+          <w:lang w:val="pt_PT" w:bidi="pt_PT"/>
+        </w:rPr>
+      </w:r>
+      <w:r>
+        <w:rPr>
+          <w:b/>
+          <w:lang w:val="pt_PT" w:bidi="pt_PT"/>
+        </w:rPr>
         <w:t>"as armadilhas do Diabo".</w:t>
       </w:r>
     </w:p>
@@ -36277,6 +41502,21 @@
           <w:b/>
           <w:lang w:val="pt_PT" w:bidi="pt_PT"/>
         </w:rPr>
+        <w:t>ὅτι</w:t>
+      </w:r>
+    </w:p>
+    <w:p>
+      <w:pPr/>
+      <w:r>
+        <w:rPr>
+          <w:lang w:val="pt_PT" w:bidi="pt_PT"/>
+        </w:rPr>
+      </w:r>
+      <w:r>
+        <w:rPr>
+          <w:b/>
+          <w:lang w:val="pt_PT" w:bidi="pt_PT"/>
+        </w:rPr>
         <w:t>"Pois nós não estamos lutando contra seres humanos".</w:t>
       </w:r>
     </w:p>
@@ -36373,6 +41613,21 @@
           <w:b/>
           <w:lang w:val="pt_PT" w:bidi="pt_PT"/>
         </w:rPr>
+        <w:t>αἷμα καὶ σάρκα</w:t>
+      </w:r>
+    </w:p>
+    <w:p>
+      <w:pPr/>
+      <w:r>
+        <w:rPr>
+          <w:lang w:val="pt_PT" w:bidi="pt_PT"/>
+        </w:rPr>
+      </w:r>
+      <w:r>
+        <w:rPr>
+          <w:b/>
+          <w:lang w:val="pt_PT" w:bidi="pt_PT"/>
+        </w:rPr>
         <w:t>"contra seres humanos".</w:t>
       </w:r>
     </w:p>
@@ -36469,6 +41724,21 @@
           <w:b/>
           <w:lang w:val="pt_PT" w:bidi="pt_PT"/>
         </w:rPr>
+        <w:t>ἀλλὰ</w:t>
+      </w:r>
+    </w:p>
+    <w:p>
+      <w:pPr/>
+      <w:r>
+        <w:rPr>
+          <w:lang w:val="pt_PT" w:bidi="pt_PT"/>
+        </w:rPr>
+      </w:r>
+      <w:r>
+        <w:rPr>
+          <w:b/>
+          <w:lang w:val="pt_PT" w:bidi="pt_PT"/>
+        </w:rPr>
         <w:t>"mas contra as forças espirituais do mal".</w:t>
       </w:r>
     </w:p>
@@ -36661,6 +41931,21 @@
           <w:b/>
           <w:lang w:val="pt_PT" w:bidi="pt_PT"/>
         </w:rPr>
+        <w:t>τοῦ σκότους τούτου</w:t>
+      </w:r>
+    </w:p>
+    <w:p>
+      <w:pPr/>
+      <w:r>
+        <w:rPr>
+          <w:lang w:val="pt_PT" w:bidi="pt_PT"/>
+        </w:rPr>
+      </w:r>
+      <w:r>
+        <w:rPr>
+          <w:b/>
+          <w:lang w:val="pt_PT" w:bidi="pt_PT"/>
+        </w:rPr>
         <w:t>"este mundo de escuridão".</w:t>
       </w:r>
     </w:p>
@@ -36757,6 +42042,21 @@
           <w:b/>
           <w:lang w:val="pt_PT" w:bidi="pt_PT"/>
         </w:rPr>
+        <w:t>διὰ τοῦτο, ἀναλάβετε τὴν πανοπλίαν τοῦ Θεοῦ</w:t>
+      </w:r>
+    </w:p>
+    <w:p>
+      <w:pPr/>
+      <w:r>
+        <w:rPr>
+          <w:lang w:val="pt_PT" w:bidi="pt_PT"/>
+        </w:rPr>
+      </w:r>
+      <w:r>
+        <w:rPr>
+          <w:b/>
+          <w:lang w:val="pt_PT" w:bidi="pt_PT"/>
+        </w:rPr>
         <w:t>"Por isso peguem agora a armadura que Deus lhes dá".</w:t>
       </w:r>
     </w:p>
@@ -36866,6 +42166,21 @@
           <w:b/>
           <w:lang w:val="pt_PT" w:bidi="pt_PT"/>
         </w:rPr>
+        <w:t>διὰ τοῦτο</w:t>
+      </w:r>
+    </w:p>
+    <w:p>
+      <w:pPr/>
+      <w:r>
+        <w:rPr>
+          <w:lang w:val="pt_PT" w:bidi="pt_PT"/>
+        </w:rPr>
+      </w:r>
+      <w:r>
+        <w:rPr>
+          <w:b/>
+          <w:lang w:val="pt_PT" w:bidi="pt_PT"/>
+        </w:rPr>
         <w:t>"Assim, quando chegar o dia de enfrentarem".</w:t>
       </w:r>
     </w:p>
@@ -36962,6 +42277,21 @@
           <w:b/>
           <w:lang w:val="pt_PT" w:bidi="pt_PT"/>
         </w:rPr>
+        <w:t>ἵνα δυνηθῆτε ἀντιστῆναι ἐν τῇ ἡμέρᾳ τῇ πονηρᾷ</w:t>
+      </w:r>
+    </w:p>
+    <w:p>
+      <w:pPr/>
+      <w:r>
+        <w:rPr>
+          <w:lang w:val="pt_PT" w:bidi="pt_PT"/>
+        </w:rPr>
+      </w:r>
+      <w:r>
+        <w:rPr>
+          <w:b/>
+          <w:lang w:val="pt_PT" w:bidi="pt_PT"/>
+        </w:rPr>
         <w:t>"quando chegar o dia de enfrentarem as forças do mal".</w:t>
       </w:r>
     </w:p>
@@ -37058,6 +42388,21 @@
           <w:b/>
           <w:lang w:val="pt_PT" w:bidi="pt_PT"/>
         </w:rPr>
+        <w:t>ἵνα δυνηθῆτε ἀντιστῆναι</w:t>
+      </w:r>
+    </w:p>
+    <w:p>
+      <w:pPr/>
+      <w:r>
+        <w:rPr>
+          <w:lang w:val="pt_PT" w:bidi="pt_PT"/>
+        </w:rPr>
+      </w:r>
+      <w:r>
+        <w:rPr>
+          <w:b/>
+          <w:lang w:val="pt_PT" w:bidi="pt_PT"/>
+        </w:rPr>
         <w:t>"quando chegar o dia de enfrentarem as forças do mal, vocês poderão resistir aos ataques do inimigo".</w:t>
       </w:r>
     </w:p>
@@ -37154,6 +42499,21 @@
           <w:b/>
           <w:lang w:val="pt_PT" w:bidi="pt_PT"/>
         </w:rPr>
+        <w:t>ἵνα</w:t>
+      </w:r>
+    </w:p>
+    <w:p>
+      <w:pPr/>
+      <w:r>
+        <w:rPr>
+          <w:lang w:val="pt_PT" w:bidi="pt_PT"/>
+        </w:rPr>
+      </w:r>
+      <w:r>
+        <w:rPr>
+          <w:b/>
+          <w:lang w:val="pt_PT" w:bidi="pt_PT"/>
+        </w:rPr>
         <w:t>"vocês poderão resistir aos ataques do inimigo e, depois de lutarem até o fim, vocês continuarão firmes, sem recuar".</w:t>
       </w:r>
     </w:p>
@@ -37250,6 +42610,21 @@
           <w:b/>
           <w:lang w:val="pt_PT" w:bidi="pt_PT"/>
         </w:rPr>
+        <w:t>στῆτε οὖν</w:t>
+      </w:r>
+    </w:p>
+    <w:p>
+      <w:pPr/>
+      <w:r>
+        <w:rPr>
+          <w:lang w:val="pt_PT" w:bidi="pt_PT"/>
+        </w:rPr>
+      </w:r>
+      <w:r>
+        <w:rPr>
+          <w:b/>
+          <w:lang w:val="pt_PT" w:bidi="pt_PT"/>
+        </w:rPr>
         <w:t>"Portanto, estejam preparados".</w:t>
       </w:r>
     </w:p>
@@ -37279,7 +42654,7 @@
         </w:rPr>
         <w:t xml:space="preserve"> representa tomar uma posição sobre o que é certo e verdadeiro e resistir com sucesso às forças que tentam fazer o crente comprometer essa posição. Veja como você traduziu “estejam preparados” em </w:t>
       </w:r>
-      <w:hyperlink r:id="rId24">
+      <w:hyperlink r:id="rId26">
         <w:r>
           <w:rPr>
             <w:lang w:val="pt_PT" w:bidi="pt_PT"/>
@@ -37364,6 +42739,21 @@
           <w:b/>
           <w:lang w:val="pt_PT" w:bidi="pt_PT"/>
         </w:rPr>
+        <w:t>οὖν</w:t>
+      </w:r>
+    </w:p>
+    <w:p>
+      <w:pPr/>
+      <w:r>
+        <w:rPr>
+          <w:lang w:val="pt_PT" w:bidi="pt_PT"/>
+        </w:rPr>
+      </w:r>
+      <w:r>
+        <w:rPr>
+          <w:b/>
+          <w:lang w:val="pt_PT" w:bidi="pt_PT"/>
+        </w:rPr>
         <w:t>"Portanto, estejam preparados".</w:t>
       </w:r>
     </w:p>
@@ -37556,6 +42946,21 @@
           <w:b/>
           <w:lang w:val="pt_PT" w:bidi="pt_PT"/>
         </w:rPr>
+        <w:t>ἀληθείᾳ</w:t>
+      </w:r>
+    </w:p>
+    <w:p>
+      <w:pPr/>
+      <w:r>
+        <w:rPr>
+          <w:lang w:val="pt_PT" w:bidi="pt_PT"/>
+        </w:rPr>
+      </w:r>
+      <w:r>
+        <w:rPr>
+          <w:b/>
+          <w:lang w:val="pt_PT" w:bidi="pt_PT"/>
+        </w:rPr>
         <w:t>"a verdade como cinturão".</w:t>
       </w:r>
     </w:p>
@@ -37652,6 +43057,21 @@
           <w:b/>
           <w:lang w:val="pt_PT" w:bidi="pt_PT"/>
         </w:rPr>
+        <w:t>ἐνδυσάμενοι τὸν θώρακα τῆς δικαιοσύνης</w:t>
+      </w:r>
+    </w:p>
+    <w:p>
+      <w:pPr/>
+      <w:r>
+        <w:rPr>
+          <w:lang w:val="pt_PT" w:bidi="pt_PT"/>
+        </w:rPr>
+      </w:r>
+      <w:r>
+        <w:rPr>
+          <w:b/>
+          <w:lang w:val="pt_PT" w:bidi="pt_PT"/>
+        </w:rPr>
         <w:t>"Vistam-se com a couraça da justiça".</w:t>
       </w:r>
     </w:p>
@@ -37761,6 +43181,21 @@
           <w:b/>
           <w:lang w:val="pt_PT" w:bidi="pt_PT"/>
         </w:rPr>
+        <w:t>δικαιοσύνης</w:t>
+      </w:r>
+    </w:p>
+    <w:p>
+      <w:pPr/>
+      <w:r>
+        <w:rPr>
+          <w:lang w:val="pt_PT" w:bidi="pt_PT"/>
+        </w:rPr>
+      </w:r>
+      <w:r>
+        <w:rPr>
+          <w:b/>
+          <w:lang w:val="pt_PT" w:bidi="pt_PT"/>
+        </w:rPr>
         <w:t>"a couraça da justiça".</w:t>
       </w:r>
     </w:p>
@@ -37857,6 +43292,21 @@
           <w:b/>
           <w:lang w:val="pt_PT" w:bidi="pt_PT"/>
         </w:rPr>
+        <w:t>ὑποδησάμενοι τοὺς πόδας ἐν ἑτοιμασίᾳ τοῦ εὐαγγελίου τῆς εἰρήνης</w:t>
+      </w:r>
+    </w:p>
+    <w:p>
+      <w:pPr/>
+      <w:r>
+        <w:rPr>
+          <w:lang w:val="pt_PT" w:bidi="pt_PT"/>
+        </w:rPr>
+      </w:r>
+      <w:r>
+        <w:rPr>
+          <w:b/>
+          <w:lang w:val="pt_PT" w:bidi="pt_PT"/>
+        </w:rPr>
         <w:t>"e calcem, como sapatos, a prontidão para anunciar a boa notícia de paz".</w:t>
       </w:r>
     </w:p>
@@ -37966,6 +43416,21 @@
           <w:b/>
           <w:lang w:val="pt_PT" w:bidi="pt_PT"/>
         </w:rPr>
+        <w:t>εἰρήνης</w:t>
+      </w:r>
+    </w:p>
+    <w:p>
+      <w:pPr/>
+      <w:r>
+        <w:rPr>
+          <w:lang w:val="pt_PT" w:bidi="pt_PT"/>
+        </w:rPr>
+      </w:r>
+      <w:r>
+        <w:rPr>
+          <w:b/>
+          <w:lang w:val="pt_PT" w:bidi="pt_PT"/>
+        </w:rPr>
         <w:t>"a boa notícia de paz".</w:t>
       </w:r>
     </w:p>
@@ -38062,6 +43527,21 @@
           <w:b/>
           <w:lang w:val="pt_PT" w:bidi="pt_PT"/>
         </w:rPr>
+        <w:t>ἐν πᾶσιν ἀναλαβόντες τὸν θυρεὸν τῆς πίστεως</w:t>
+      </w:r>
+    </w:p>
+    <w:p>
+      <w:pPr/>
+      <w:r>
+        <w:rPr>
+          <w:lang w:val="pt_PT" w:bidi="pt_PT"/>
+        </w:rPr>
+      </w:r>
+      <w:r>
+        <w:rPr>
+          <w:b/>
+          <w:lang w:val="pt_PT" w:bidi="pt_PT"/>
+        </w:rPr>
         <w:t>"E levem sempre a fé como escudo".</w:t>
       </w:r>
     </w:p>
@@ -38171,6 +43651,21 @@
           <w:b/>
           <w:lang w:val="pt_PT" w:bidi="pt_PT"/>
         </w:rPr>
+        <w:t>τῆς πίστεως</w:t>
+      </w:r>
+    </w:p>
+    <w:p>
+      <w:pPr/>
+      <w:r>
+        <w:rPr>
+          <w:lang w:val="pt_PT" w:bidi="pt_PT"/>
+        </w:rPr>
+      </w:r>
+      <w:r>
+        <w:rPr>
+          <w:b/>
+          <w:lang w:val="pt_PT" w:bidi="pt_PT"/>
+        </w:rPr>
         <w:t>"levem sempre a fé como escudo".</w:t>
       </w:r>
     </w:p>
@@ -38267,6 +43762,21 @@
           <w:b/>
           <w:lang w:val="pt_PT" w:bidi="pt_PT"/>
         </w:rPr>
+        <w:t>τὰ βέλη τοῦ πονηροῦ πεπυρωμένα</w:t>
+      </w:r>
+    </w:p>
+    <w:p>
+      <w:pPr/>
+      <w:r>
+        <w:rPr>
+          <w:lang w:val="pt_PT" w:bidi="pt_PT"/>
+        </w:rPr>
+      </w:r>
+      <w:r>
+        <w:rPr>
+          <w:b/>
+          <w:lang w:val="pt_PT" w:bidi="pt_PT"/>
+        </w:rPr>
         <w:t>"de todos os dardos de fogo do Maligno".</w:t>
       </w:r>
     </w:p>
@@ -38363,6 +43873,21 @@
           <w:b/>
           <w:lang w:val="pt_PT" w:bidi="pt_PT"/>
         </w:rPr>
+        <w:t>τὴν περικεφαλαίαν τοῦ σωτηρίου δέξασθε</w:t>
+      </w:r>
+    </w:p>
+    <w:p>
+      <w:pPr/>
+      <w:r>
+        <w:rPr>
+          <w:lang w:val="pt_PT" w:bidi="pt_PT"/>
+        </w:rPr>
+      </w:r>
+      <w:r>
+        <w:rPr>
+          <w:b/>
+          <w:lang w:val="pt_PT" w:bidi="pt_PT"/>
+        </w:rPr>
         <w:t>"Recebam a salvação como capacete".</w:t>
       </w:r>
     </w:p>
@@ -38472,6 +43997,21 @@
           <w:b/>
           <w:lang w:val="pt_PT" w:bidi="pt_PT"/>
         </w:rPr>
+        <w:t>τοῦ σωτηρίου</w:t>
+      </w:r>
+    </w:p>
+    <w:p>
+      <w:pPr/>
+      <w:r>
+        <w:rPr>
+          <w:lang w:val="pt_PT" w:bidi="pt_PT"/>
+        </w:rPr>
+      </w:r>
+      <w:r>
+        <w:rPr>
+          <w:b/>
+          <w:lang w:val="pt_PT" w:bidi="pt_PT"/>
+        </w:rPr>
         <w:t>"a salvação como capacete".</w:t>
       </w:r>
     </w:p>
@@ -38568,6 +44108,21 @@
           <w:b/>
           <w:lang w:val="pt_PT" w:bidi="pt_PT"/>
         </w:rPr>
+        <w:t>τὴν μάχαιραν τοῦ Πνεύματος, ὅ ἐστιν ῥῆμα Θεοῦ</w:t>
+      </w:r>
+    </w:p>
+    <w:p>
+      <w:pPr/>
+      <w:r>
+        <w:rPr>
+          <w:lang w:val="pt_PT" w:bidi="pt_PT"/>
+        </w:rPr>
+      </w:r>
+      <w:r>
+        <w:rPr>
+          <w:b/>
+          <w:lang w:val="pt_PT" w:bidi="pt_PT"/>
+        </w:rPr>
         <w:t>"e a palavra de Deus como a espada que o Espírito Santo lhes dá".</w:t>
       </w:r>
     </w:p>
@@ -38664,6 +44219,21 @@
           <w:b/>
           <w:lang w:val="pt_PT" w:bidi="pt_PT"/>
         </w:rPr>
+        <w:t>διὰ πάσης προσευχῆς καὶ δεήσεως, προσευχόμενοι ἐν παντὶ καιρῷ ἐν Πνεύματι</w:t>
+      </w:r>
+    </w:p>
+    <w:p>
+      <w:pPr/>
+      <w:r>
+        <w:rPr>
+          <w:lang w:val="pt_PT" w:bidi="pt_PT"/>
+        </w:rPr>
+      </w:r>
+      <w:r>
+        <w:rPr>
+          <w:b/>
+          <w:lang w:val="pt_PT" w:bidi="pt_PT"/>
+        </w:rPr>
         <w:t>"Façam tudo isso orando a Deus e pedindo a ajuda dele. Orem sempre, guiados pelo Espírito de Deus".</w:t>
       </w:r>
     </w:p>
@@ -38727,6 +44297,21 @@
           <w:b/>
           <w:lang w:val="pt_PT" w:bidi="pt_PT"/>
         </w:rPr>
+        <w:t>εἰς αὐτὸ</w:t>
+      </w:r>
+    </w:p>
+    <w:p>
+      <w:pPr/>
+      <w:r>
+        <w:rPr>
+          <w:lang w:val="pt_PT" w:bidi="pt_PT"/>
+        </w:rPr>
+      </w:r>
+      <w:r>
+        <w:rPr>
+          <w:b/>
+          <w:lang w:val="pt_PT" w:bidi="pt_PT"/>
+        </w:rPr>
         <w:t>"Façam tudo isso orando a Deus".</w:t>
       </w:r>
     </w:p>
@@ -38823,6 +44408,21 @@
           <w:b/>
           <w:lang w:val="pt_PT" w:bidi="pt_PT"/>
         </w:rPr>
+        <w:t>ἀγρυπνοῦντες ἐν πάσῃ προσκαρτερήσει καὶ δεήσει περὶ πάντων τῶν ἁγίων</w:t>
+      </w:r>
+    </w:p>
+    <w:p>
+      <w:pPr/>
+      <w:r>
+        <w:rPr>
+          <w:lang w:val="pt_PT" w:bidi="pt_PT"/>
+        </w:rPr>
+      </w:r>
+      <w:r>
+        <w:rPr>
+          <w:b/>
+          <w:lang w:val="pt_PT" w:bidi="pt_PT"/>
+        </w:rPr>
         <w:t>"Fiquem alertas. Não desanimem e orem sempre por todo o povo de Deus".</w:t>
       </w:r>
     </w:p>
@@ -38982,6 +44582,21 @@
           <w:b/>
           <w:lang w:val="pt_PT" w:bidi="pt_PT"/>
         </w:rPr>
+        <w:t>ἵνα μοι δοθῇ λόγος</w:t>
+      </w:r>
+    </w:p>
+    <w:p>
+      <w:pPr/>
+      <w:r>
+        <w:rPr>
+          <w:lang w:val="pt_PT" w:bidi="pt_PT"/>
+        </w:rPr>
+      </w:r>
+      <w:r>
+        <w:rPr>
+          <w:b/>
+          <w:lang w:val="pt_PT" w:bidi="pt_PT"/>
+        </w:rPr>
         <w:t>"para que, quando eu falar, fale com coragem e torne conhecido o segredo do evangelho".</w:t>
       </w:r>
     </w:p>
@@ -39078,6 +44693,21 @@
           <w:b/>
           <w:lang w:val="pt_PT" w:bidi="pt_PT"/>
         </w:rPr>
+        <w:t>ἵνα</w:t>
+      </w:r>
+    </w:p>
+    <w:p>
+      <w:pPr/>
+      <w:r>
+        <w:rPr>
+          <w:lang w:val="pt_PT" w:bidi="pt_PT"/>
+        </w:rPr>
+      </w:r>
+      <w:r>
+        <w:rPr>
+          <w:b/>
+          <w:lang w:val="pt_PT" w:bidi="pt_PT"/>
+        </w:rPr>
         <w:t>"para que, quando eu falar".</w:t>
       </w:r>
     </w:p>
@@ -39270,6 +44900,21 @@
           <w:b/>
           <w:lang w:val="pt_PT" w:bidi="pt_PT"/>
         </w:rPr>
+        <w:t>ὑπὲρ οὗ πρεσβεύω ἐν ἁλύσει</w:t>
+      </w:r>
+    </w:p>
+    <w:p>
+      <w:pPr/>
+      <w:r>
+        <w:rPr>
+          <w:lang w:val="pt_PT" w:bidi="pt_PT"/>
+        </w:rPr>
+      </w:r>
+      <w:r>
+        <w:rPr>
+          <w:b/>
+          <w:lang w:val="pt_PT" w:bidi="pt_PT"/>
+        </w:rPr>
         <w:t>"Eu sou embaixador a serviço desse evangelho, embora esteja agora na cadeia".</w:t>
       </w:r>
     </w:p>
@@ -39366,6 +45011,21 @@
           <w:b/>
           <w:lang w:val="pt_PT" w:bidi="pt_PT"/>
         </w:rPr>
+        <w:t>ἵνα ἐν αὐτῷ παρρησιάσωμαι, ὡς δεῖ με λαλῆσαι</w:t>
+      </w:r>
+    </w:p>
+    <w:p>
+      <w:pPr/>
+      <w:r>
+        <w:rPr>
+          <w:lang w:val="pt_PT" w:bidi="pt_PT"/>
+        </w:rPr>
+      </w:r>
+      <w:r>
+        <w:rPr>
+          <w:b/>
+          <w:lang w:val="pt_PT" w:bidi="pt_PT"/>
+        </w:rPr>
         <w:t>"orem para que eu seja corajoso e anuncie o evangelho como eu devo anunciar".</w:t>
       </w:r>
     </w:p>
@@ -39449,6 +45109,21 @@
           <w:b/>
           <w:lang w:val="pt_PT" w:bidi="pt_PT"/>
         </w:rPr>
+        <w:t>ἵνα</w:t>
+      </w:r>
+    </w:p>
+    <w:p>
+      <w:pPr/>
+      <w:r>
+        <w:rPr>
+          <w:lang w:val="pt_PT" w:bidi="pt_PT"/>
+        </w:rPr>
+      </w:r>
+      <w:r>
+        <w:rPr>
+          <w:b/>
+          <w:lang w:val="pt_PT" w:bidi="pt_PT"/>
+        </w:rPr>
         <w:t>"para que eu seja corajoso".</w:t>
       </w:r>
     </w:p>
@@ -39545,6 +45220,21 @@
           <w:b/>
           <w:lang w:val="pt_PT" w:bidi="pt_PT"/>
         </w:rPr>
+        <w:t>ἐν αὐτῷ</w:t>
+      </w:r>
+    </w:p>
+    <w:p>
+      <w:pPr/>
+      <w:r>
+        <w:rPr>
+          <w:lang w:val="pt_PT" w:bidi="pt_PT"/>
+        </w:rPr>
+      </w:r>
+      <w:r>
+        <w:rPr>
+          <w:b/>
+          <w:lang w:val="pt_PT" w:bidi="pt_PT"/>
+        </w:rPr>
         <w:t>"e anuncie o evangelho como devo anunciar".</w:t>
       </w:r>
     </w:p>
@@ -39667,6 +45357,21 @@
           <w:b/>
           <w:lang w:val="pt_PT" w:bidi="pt_PT"/>
         </w:rPr>
+        <w:t>ἵνα</w:t>
+      </w:r>
+    </w:p>
+    <w:p>
+      <w:pPr/>
+      <w:r>
+        <w:rPr>
+          <w:lang w:val="pt_PT" w:bidi="pt_PT"/>
+        </w:rPr>
+      </w:r>
+      <w:r>
+        <w:rPr>
+          <w:b/>
+          <w:lang w:val="pt_PT" w:bidi="pt_PT"/>
+        </w:rPr>
         <w:t>"para que vocês possam saber como estou passando".</w:t>
       </w:r>
     </w:p>
@@ -39763,6 +45468,21 @@
           <w:b/>
           <w:lang w:val="pt_PT" w:bidi="pt_PT"/>
         </w:rPr>
+        <w:t>ἀδελφὸς</w:t>
+      </w:r>
+    </w:p>
+    <w:p>
+      <w:pPr/>
+      <w:r>
+        <w:rPr>
+          <w:lang w:val="pt_PT" w:bidi="pt_PT"/>
+        </w:rPr>
+      </w:r>
+      <w:r>
+        <w:rPr>
+          <w:b/>
+          <w:lang w:val="pt_PT" w:bidi="pt_PT"/>
+        </w:rPr>
         <w:t>"nosso querido irmão".</w:t>
       </w:r>
     </w:p>
@@ -39859,6 +45579,21 @@
           <w:b/>
           <w:lang w:val="pt_PT" w:bidi="pt_PT"/>
         </w:rPr>
+        <w:t>παρακαλέσῃ τὰς καρδίας ὑμῶν</w:t>
+      </w:r>
+    </w:p>
+    <w:p>
+      <w:pPr/>
+      <w:r>
+        <w:rPr>
+          <w:lang w:val="pt_PT" w:bidi="pt_PT"/>
+        </w:rPr>
+      </w:r>
+      <w:r>
+        <w:rPr>
+          <w:b/>
+          <w:lang w:val="pt_PT" w:bidi="pt_PT"/>
+        </w:rPr>
         <w:t>"a fim de que vocês fiquem bem animados".</w:t>
       </w:r>
     </w:p>
@@ -39955,6 +45690,21 @@
           <w:b/>
           <w:lang w:val="pt_PT" w:bidi="pt_PT"/>
         </w:rPr>
+        <w:t>ἵνα</w:t>
+      </w:r>
+    </w:p>
+    <w:p>
+      <w:pPr/>
+      <w:r>
+        <w:rPr>
+          <w:lang w:val="pt_PT" w:bidi="pt_PT"/>
+        </w:rPr>
+      </w:r>
+      <w:r>
+        <w:rPr>
+          <w:b/>
+          <w:lang w:val="pt_PT" w:bidi="pt_PT"/>
+        </w:rPr>
         <w:t>"para que ele conte como todos nós aqui estamos passando".</w:t>
       </w:r>
     </w:p>
@@ -40114,6 +45864,21 @@
           <w:b/>
           <w:lang w:val="pt_PT" w:bidi="pt_PT"/>
         </w:rPr>
+        <w:t>εἰρήνη τοῖς ἀδελφοῖς</w:t>
+      </w:r>
+    </w:p>
+    <w:p>
+      <w:pPr/>
+      <w:r>
+        <w:rPr>
+          <w:lang w:val="pt_PT" w:bidi="pt_PT"/>
+        </w:rPr>
+      </w:r>
+      <w:r>
+        <w:rPr>
+          <w:b/>
+          <w:lang w:val="pt_PT" w:bidi="pt_PT"/>
+        </w:rPr>
         <w:t>"deem a todos os irmãos paz".</w:t>
       </w:r>
     </w:p>
@@ -40210,6 +45975,21 @@
           <w:b/>
           <w:lang w:val="pt_PT" w:bidi="pt_PT"/>
         </w:rPr>
+        <w:t>τοῖς ἀδελφοῖς</w:t>
+      </w:r>
+    </w:p>
+    <w:p>
+      <w:pPr/>
+      <w:r>
+        <w:rPr>
+          <w:lang w:val="pt_PT" w:bidi="pt_PT"/>
+        </w:rPr>
+      </w:r>
+      <w:r>
+        <w:rPr>
+          <w:b/>
+          <w:lang w:val="pt_PT" w:bidi="pt_PT"/>
+        </w:rPr>
         <w:t>"deem a todos os irmãos".</w:t>
       </w:r>
     </w:p>
@@ -40306,6 +46086,21 @@
           <w:b/>
           <w:lang w:val="pt_PT" w:bidi="pt_PT"/>
         </w:rPr>
+        <w:t>ἀγάπη</w:t>
+      </w:r>
+    </w:p>
+    <w:p>
+      <w:pPr/>
+      <w:r>
+        <w:rPr>
+          <w:lang w:val="pt_PT" w:bidi="pt_PT"/>
+        </w:rPr>
+      </w:r>
+      <w:r>
+        <w:rPr>
+          <w:b/>
+          <w:lang w:val="pt_PT" w:bidi="pt_PT"/>
+        </w:rPr>
         <w:t>"deem a todos os irmãos paz e amor".</w:t>
       </w:r>
     </w:p>
@@ -40402,6 +46197,21 @@
           <w:b/>
           <w:lang w:val="pt_PT" w:bidi="pt_PT"/>
         </w:rPr>
+        <w:t>μετὰ πίστεως</w:t>
+      </w:r>
+    </w:p>
+    <w:p>
+      <w:pPr/>
+      <w:r>
+        <w:rPr>
+          <w:lang w:val="pt_PT" w:bidi="pt_PT"/>
+        </w:rPr>
+      </w:r>
+      <w:r>
+        <w:rPr>
+          <w:b/>
+          <w:lang w:val="pt_PT" w:bidi="pt_PT"/>
+        </w:rPr>
         <w:t>"deem a todos os irmãos paz e amor, com fé!".</w:t>
       </w:r>
     </w:p>
@@ -40498,6 +46308,21 @@
           <w:b/>
           <w:lang w:val="pt_PT" w:bidi="pt_PT"/>
         </w:rPr>
+        <w:t>ἡ χάρις μετὰ</w:t>
+      </w:r>
+    </w:p>
+    <w:p>
+      <w:pPr/>
+      <w:r>
+        <w:rPr>
+          <w:lang w:val="pt_PT" w:bidi="pt_PT"/>
+        </w:rPr>
+      </w:r>
+      <w:r>
+        <w:rPr>
+          <w:b/>
+          <w:lang w:val="pt_PT" w:bidi="pt_PT"/>
+        </w:rPr>
         <w:t>"E que a graça de Deus esteja com todos".</w:t>
       </w:r>
     </w:p>
@@ -40580,6 +46405,21 @@
         <w:rPr>
           <w:lang w:val="pt_PT" w:bidi="pt_PT"/>
         </w:rPr>
+      </w:r>
+    </w:p>
+    <w:p>
+      <w:pPr/>
+      <w:r>
+        <w:rPr>
+          <w:lang w:val="pt_PT" w:bidi="pt_PT"/>
+        </w:rPr>
+      </w:r>
+      <w:r>
+        <w:rPr>
+          <w:b/>
+          <w:lang w:val="pt_PT" w:bidi="pt_PT"/>
+        </w:rPr>
+        <w:t>ἐν ἀφθαρσίᾳ</w:t>
       </w:r>
     </w:p>
     <w:p>

--- a/por/docx/49.content.docx
+++ b/por/docx/49.content.docx
@@ -306,6 +306,21 @@
           <w:b/>
           <w:lang w:val="pt_PT" w:bidi="pt_PT"/>
         </w:rPr>
+        <w:t>Παῦλος, ἀπόστολος Χριστοῦ Ἰησοῦ &amp; τοῖς ἁγίοις τοῖς οὖσιν</w:t>
+      </w:r>
+    </w:p>
+    <w:p>
+      <w:pPr/>
+      <w:r>
+        <w:rPr>
+          <w:lang w:val="pt_PT" w:bidi="pt_PT"/>
+        </w:rPr>
+      </w:r>
+      <w:r>
+        <w:rPr>
+          <w:b/>
+          <w:lang w:val="pt_PT" w:bidi="pt_PT"/>
+        </w:rPr>
         <w:t>"Eu, Paulo, apóstolo de Cristo Jesus... ao povo de Deus da cidade de Éfeso".</w:t>
       </w:r>
     </w:p>
@@ -369,6 +384,21 @@
           <w:b/>
           <w:lang w:val="pt_PT" w:bidi="pt_PT"/>
         </w:rPr>
+        <w:t>ἐν Χριστῷ Ἰησοῦ</w:t>
+      </w:r>
+    </w:p>
+    <w:p>
+      <w:pPr/>
+      <w:r>
+        <w:rPr>
+          <w:lang w:val="pt_PT" w:bidi="pt_PT"/>
+        </w:rPr>
+      </w:r>
+      <w:r>
+        <w:rPr>
+          <w:b/>
+          <w:lang w:val="pt_PT" w:bidi="pt_PT"/>
+        </w:rPr>
         <w:t>"com Cristo Jesus".</w:t>
       </w:r>
     </w:p>
@@ -478,6 +508,21 @@
           <w:b/>
           <w:lang w:val="pt_PT" w:bidi="pt_PT"/>
         </w:rPr>
+        <w:t>χάρις ὑμῖν καὶ εἰρήνη</w:t>
+      </w:r>
+    </w:p>
+    <w:p>
+      <w:pPr/>
+      <w:r>
+        <w:rPr>
+          <w:lang w:val="pt_PT" w:bidi="pt_PT"/>
+        </w:rPr>
+      </w:r>
+      <w:r>
+        <w:rPr>
+          <w:b/>
+          <w:lang w:val="pt_PT" w:bidi="pt_PT"/>
+        </w:rPr>
         <w:t>"Que a graça e paz de Deus... estejam com vocês".</w:t>
       </w:r>
     </w:p>
@@ -673,6 +718,21 @@
           <w:b/>
           <w:lang w:val="pt_PT" w:bidi="pt_PT"/>
         </w:rPr>
+        <w:t>εὐλογητὸς ὁ Θεὸς καὶ Πατὴρ τοῦ Κυρίου ἡμῶν, Ἰησοῦ Χριστοῦ</w:t>
+      </w:r>
+    </w:p>
+    <w:p>
+      <w:pPr/>
+      <w:r>
+        <w:rPr>
+          <w:lang w:val="pt_PT" w:bidi="pt_PT"/>
+        </w:rPr>
+      </w:r>
+      <w:r>
+        <w:rPr>
+          <w:b/>
+          <w:lang w:val="pt_PT" w:bidi="pt_PT"/>
+        </w:rPr>
         <w:t>"Agradecemos ao Deus e Pai do nosso Senhor Jesus Cristo".</w:t>
       </w:r>
     </w:p>
@@ -769,6 +829,21 @@
           <w:b/>
           <w:lang w:val="pt_PT" w:bidi="pt_PT"/>
         </w:rPr>
+        <w:t>ὁ εὐλογήσας ἡμᾶς</w:t>
+      </w:r>
+    </w:p>
+    <w:p>
+      <w:pPr/>
+      <w:r>
+        <w:rPr>
+          <w:lang w:val="pt_PT" w:bidi="pt_PT"/>
+        </w:rPr>
+      </w:r>
+      <w:r>
+        <w:rPr>
+          <w:b/>
+          <w:lang w:val="pt_PT" w:bidi="pt_PT"/>
+        </w:rPr>
         <w:t>"pois ele nos tem abençoado".</w:t>
       </w:r>
     </w:p>
@@ -832,6 +907,21 @@
           <w:b/>
           <w:lang w:val="pt_PT" w:bidi="pt_PT"/>
         </w:rPr>
+        <w:t>πάσῃ εὐλογίᾳ πνευματικῇ</w:t>
+      </w:r>
+    </w:p>
+    <w:p>
+      <w:pPr/>
+      <w:r>
+        <w:rPr>
+          <w:lang w:val="pt_PT" w:bidi="pt_PT"/>
+        </w:rPr>
+      </w:r>
+      <w:r>
+        <w:rPr>
+          <w:b/>
+          <w:lang w:val="pt_PT" w:bidi="pt_PT"/>
+        </w:rPr>
         <w:t>"dando-nos todos os dons espirituais do mundo celestial".</w:t>
       </w:r>
     </w:p>
@@ -971,6 +1061,21 @@
           <w:b/>
           <w:lang w:val="pt_PT" w:bidi="pt_PT"/>
         </w:rPr>
+        <w:t>ἐν Χριστῷ</w:t>
+      </w:r>
+    </w:p>
+    <w:p>
+      <w:pPr/>
+      <w:r>
+        <w:rPr>
+          <w:lang w:val="pt_PT" w:bidi="pt_PT"/>
+        </w:rPr>
+      </w:r>
+      <w:r>
+        <w:rPr>
+          <w:b/>
+          <w:lang w:val="pt_PT" w:bidi="pt_PT"/>
+        </w:rPr>
         <w:t>"por estarmos unidos com Cristo".</w:t>
       </w:r>
     </w:p>
@@ -1080,6 +1185,21 @@
           <w:b/>
           <w:lang w:val="pt_PT" w:bidi="pt_PT"/>
         </w:rPr>
+        <w:t>ἁγίους καὶ ἀμώμους</w:t>
+      </w:r>
+    </w:p>
+    <w:p>
+      <w:pPr/>
+      <w:r>
+        <w:rPr>
+          <w:lang w:val="pt_PT" w:bidi="pt_PT"/>
+        </w:rPr>
+      </w:r>
+      <w:r>
+        <w:rPr>
+          <w:b/>
+          <w:lang w:val="pt_PT" w:bidi="pt_PT"/>
+        </w:rPr>
         <w:t>"sem culpa".</w:t>
       </w:r>
     </w:p>
@@ -1176,6 +1296,21 @@
           <w:b/>
           <w:lang w:val="pt_PT" w:bidi="pt_PT"/>
         </w:rPr>
+        <w:t>ἀμώμους</w:t>
+      </w:r>
+    </w:p>
+    <w:p>
+      <w:pPr/>
+      <w:r>
+        <w:rPr>
+          <w:lang w:val="pt_PT" w:bidi="pt_PT"/>
+        </w:rPr>
+      </w:r>
+      <w:r>
+        <w:rPr>
+          <w:b/>
+          <w:lang w:val="pt_PT" w:bidi="pt_PT"/>
+        </w:rPr>
         <w:t>"e nos apresentarmos diante dele sem culpa".</w:t>
       </w:r>
     </w:p>
@@ -1285,6 +1420,21 @@
           <w:b/>
           <w:lang w:val="pt_PT" w:bidi="pt_PT"/>
         </w:rPr>
+        <w:t>προορίσας &amp; αὐτόν &amp; αὐτοῦ</w:t>
+      </w:r>
+    </w:p>
+    <w:p>
+      <w:pPr/>
+      <w:r>
+        <w:rPr>
+          <w:lang w:val="pt_PT" w:bidi="pt_PT"/>
+        </w:rPr>
+      </w:r>
+      <w:r>
+        <w:rPr>
+          <w:b/>
+          <w:lang w:val="pt_PT" w:bidi="pt_PT"/>
+        </w:rPr>
         <w:t>"seus filhos" - "seu prazer" - "sua vontade".</w:t>
       </w:r>
     </w:p>
@@ -1348,6 +1498,21 @@
           <w:b/>
           <w:lang w:val="pt_PT" w:bidi="pt_PT"/>
         </w:rPr>
+        <w:t>προορίσας ἡμᾶς εἰς υἱοθεσίαν</w:t>
+      </w:r>
+    </w:p>
+    <w:p>
+      <w:pPr/>
+      <w:r>
+        <w:rPr>
+          <w:lang w:val="pt_PT" w:bidi="pt_PT"/>
+        </w:rPr>
+      </w:r>
+      <w:r>
+        <w:rPr>
+          <w:b/>
+          <w:lang w:val="pt_PT" w:bidi="pt_PT"/>
+        </w:rPr>
         <w:t>"Deus já havia resolvido que nos tornaria seus filhos".</w:t>
       </w:r>
     </w:p>
@@ -1444,6 +1609,21 @@
           <w:b/>
           <w:lang w:val="pt_PT" w:bidi="pt_PT"/>
         </w:rPr>
+        <w:t>προορίσας ἡμᾶς</w:t>
+      </w:r>
+    </w:p>
+    <w:p>
+      <w:pPr/>
+      <w:r>
+        <w:rPr>
+          <w:lang w:val="pt_PT" w:bidi="pt_PT"/>
+        </w:rPr>
+      </w:r>
+      <w:r>
+        <w:rPr>
+          <w:b/>
+          <w:lang w:val="pt_PT" w:bidi="pt_PT"/>
+        </w:rPr>
         <w:t>"Deus já havia resolvido que nos tornaria seus filhos".</w:t>
       </w:r>
     </w:p>
@@ -1507,6 +1687,21 @@
           <w:b/>
           <w:lang w:val="pt_PT" w:bidi="pt_PT"/>
         </w:rPr>
+        <w:t>εἰς υἱοθεσίαν</w:t>
+      </w:r>
+    </w:p>
+    <w:p>
+      <w:pPr/>
+      <w:r>
+        <w:rPr>
+          <w:lang w:val="pt_PT" w:bidi="pt_PT"/>
+        </w:rPr>
+      </w:r>
+      <w:r>
+        <w:rPr>
+          <w:b/>
+          <w:lang w:val="pt_PT" w:bidi="pt_PT"/>
+        </w:rPr>
         <w:t>"nos tornaria seus filhos".</w:t>
       </w:r>
     </w:p>
@@ -1692,6 +1887,21 @@
           <w:b/>
           <w:lang w:val="pt_PT" w:bidi="pt_PT"/>
         </w:rPr>
+        <w:t>ἐχαρίτωσεν ἡμᾶς ἐν τῷ ἠγαπημένῳ</w:t>
+      </w:r>
+    </w:p>
+    <w:p>
+      <w:pPr/>
+      <w:r>
+        <w:rPr>
+          <w:lang w:val="pt_PT" w:bidi="pt_PT"/>
+        </w:rPr>
+      </w:r>
+      <w:r>
+        <w:rPr>
+          <w:b/>
+          <w:lang w:val="pt_PT" w:bidi="pt_PT"/>
+        </w:rPr>
         <w:t>"que ele nos deu gratuitamente por meio do seu querido Filho".</w:t>
       </w:r>
     </w:p>
@@ -1755,6 +1965,21 @@
           <w:b/>
           <w:lang w:val="pt_PT" w:bidi="pt_PT"/>
         </w:rPr>
+        <w:t>τῷ ἠγαπημένῳ</w:t>
+      </w:r>
+    </w:p>
+    <w:p>
+      <w:pPr/>
+      <w:r>
+        <w:rPr>
+          <w:lang w:val="pt_PT" w:bidi="pt_PT"/>
+        </w:rPr>
+      </w:r>
+      <w:r>
+        <w:rPr>
+          <w:b/>
+          <w:lang w:val="pt_PT" w:bidi="pt_PT"/>
+        </w:rPr>
         <w:t>"do seu querido Filho".</w:t>
       </w:r>
     </w:p>
@@ -1818,6 +2043,21 @@
           <w:b/>
           <w:lang w:val="pt_PT" w:bidi="pt_PT"/>
         </w:rPr>
+        <w:t>διὰ τοῦ αἵματος αὐτοῦ</w:t>
+      </w:r>
+    </w:p>
+    <w:p>
+      <w:pPr/>
+      <w:r>
+        <w:rPr>
+          <w:lang w:val="pt_PT" w:bidi="pt_PT"/>
+        </w:rPr>
+      </w:r>
+      <w:r>
+        <w:rPr>
+          <w:b/>
+          <w:lang w:val="pt_PT" w:bidi="pt_PT"/>
+        </w:rPr>
         <w:t>"pela morte de Cristo na cruz".</w:t>
       </w:r>
     </w:p>
@@ -1927,6 +2167,21 @@
           <w:b/>
           <w:lang w:val="pt_PT" w:bidi="pt_PT"/>
         </w:rPr>
+        <w:t>τὸ πλοῦτος τῆς χάριτος αὐτοῦ</w:t>
+      </w:r>
+    </w:p>
+    <w:p>
+      <w:pPr/>
+      <w:r>
+        <w:rPr>
+          <w:lang w:val="pt_PT" w:bidi="pt_PT"/>
+        </w:rPr>
+      </w:r>
+      <w:r>
+        <w:rPr>
+          <w:b/>
+          <w:lang w:val="pt_PT" w:bidi="pt_PT"/>
+        </w:rPr>
         <w:t>"Como é maravilhosa a graça de Deus".</w:t>
       </w:r>
     </w:p>
@@ -2036,6 +2291,21 @@
           <w:b/>
           <w:lang w:val="pt_PT" w:bidi="pt_PT"/>
         </w:rPr>
+        <w:t>ἧς ἐπερίσσευσεν εἰς ἡμᾶς</w:t>
+      </w:r>
+    </w:p>
+    <w:p>
+      <w:pPr/>
+      <w:r>
+        <w:rPr>
+          <w:lang w:val="pt_PT" w:bidi="pt_PT"/>
+        </w:rPr>
+      </w:r>
+      <w:r>
+        <w:rPr>
+          <w:b/>
+          <w:lang w:val="pt_PT" w:bidi="pt_PT"/>
+        </w:rPr>
         <w:t>"que ele nos deu com tanta fartura!".</w:t>
       </w:r>
     </w:p>
@@ -2099,6 +2369,21 @@
           <w:b/>
           <w:lang w:val="pt_PT" w:bidi="pt_PT"/>
         </w:rPr>
+        <w:t>ἐν πάσῃ σοφίᾳ καὶ φρονήσει</w:t>
+      </w:r>
+    </w:p>
+    <w:p>
+      <w:pPr/>
+      <w:r>
+        <w:rPr>
+          <w:lang w:val="pt_PT" w:bidi="pt_PT"/>
+        </w:rPr>
+      </w:r>
+      <w:r>
+        <w:rPr>
+          <w:b/>
+          <w:lang w:val="pt_PT" w:bidi="pt_PT"/>
+        </w:rPr>
         <w:t>"em toda a sua sabedoria e entendimento".</w:t>
       </w:r>
     </w:p>
@@ -2162,6 +2447,21 @@
           <w:b/>
           <w:lang w:val="pt_PT" w:bidi="pt_PT"/>
         </w:rPr>
+        <w:t>σοφίᾳ καὶ φρονήσει</w:t>
+      </w:r>
+    </w:p>
+    <w:p>
+      <w:pPr/>
+      <w:r>
+        <w:rPr>
+          <w:lang w:val="pt_PT" w:bidi="pt_PT"/>
+        </w:rPr>
+      </w:r>
+      <w:r>
+        <w:rPr>
+          <w:b/>
+          <w:lang w:val="pt_PT" w:bidi="pt_PT"/>
+        </w:rPr>
         <w:t>"sabedoria e entendimento".</w:t>
       </w:r>
     </w:p>
@@ -2271,6 +2571,21 @@
           <w:b/>
           <w:lang w:val="pt_PT" w:bidi="pt_PT"/>
         </w:rPr>
+        <w:t>κατὰ τὴν εὐδοκίαν αὐτοῦ</w:t>
+      </w:r>
+    </w:p>
+    <w:p>
+      <w:pPr/>
+      <w:r>
+        <w:rPr>
+          <w:lang w:val="pt_PT" w:bidi="pt_PT"/>
+        </w:rPr>
+      </w:r>
+      <w:r>
+        <w:rPr>
+          <w:b/>
+          <w:lang w:val="pt_PT" w:bidi="pt_PT"/>
+        </w:rPr>
         <w:t>"fez o que havia resolvido e nos revelou o plano secreto".</w:t>
       </w:r>
     </w:p>
@@ -2334,6 +2649,21 @@
           <w:b/>
           <w:lang w:val="pt_PT" w:bidi="pt_PT"/>
         </w:rPr>
+        <w:t>ἣν προέθετο ἐν αὐτῷ</w:t>
+      </w:r>
+    </w:p>
+    <w:p>
+      <w:pPr/>
+      <w:r>
+        <w:rPr>
+          <w:lang w:val="pt_PT" w:bidi="pt_PT"/>
+        </w:rPr>
+      </w:r>
+      <w:r>
+        <w:rPr>
+          <w:b/>
+          <w:lang w:val="pt_PT" w:bidi="pt_PT"/>
+        </w:rPr>
         <w:t>"que tinha decidido realizar por meio de Cristo".</w:t>
       </w:r>
     </w:p>
@@ -2397,6 +2727,21 @@
           <w:b/>
           <w:lang w:val="pt_PT" w:bidi="pt_PT"/>
         </w:rPr>
+        <w:t>ἐν αὐτῷ</w:t>
+      </w:r>
+    </w:p>
+    <w:p>
+      <w:pPr/>
+      <w:r>
+        <w:rPr>
+          <w:lang w:val="pt_PT" w:bidi="pt_PT"/>
+        </w:rPr>
+      </w:r>
+      <w:r>
+        <w:rPr>
+          <w:b/>
+          <w:lang w:val="pt_PT" w:bidi="pt_PT"/>
+        </w:rPr>
         <w:t>"por meio de Cristo".</w:t>
       </w:r>
     </w:p>
@@ -2460,6 +2805,21 @@
           <w:b/>
           <w:lang w:val="pt_PT" w:bidi="pt_PT"/>
         </w:rPr>
+        <w:t>εἰς οἰκονομίαν</w:t>
+      </w:r>
+    </w:p>
+    <w:p>
+      <w:pPr/>
+      <w:r>
+        <w:rPr>
+          <w:lang w:val="pt_PT" w:bidi="pt_PT"/>
+        </w:rPr>
+      </w:r>
+      <w:r>
+        <w:rPr>
+          <w:b/>
+          <w:lang w:val="pt_PT" w:bidi="pt_PT"/>
+        </w:rPr>
         <w:t>"Esse plano é unir, no tempo certo".</w:t>
       </w:r>
     </w:p>
@@ -2523,6 +2883,21 @@
           <w:b/>
           <w:lang w:val="pt_PT" w:bidi="pt_PT"/>
         </w:rPr>
+        <w:t>τοῦ πληρώματος τῶν καιρῶν</w:t>
+      </w:r>
+    </w:p>
+    <w:p>
+      <w:pPr/>
+      <w:r>
+        <w:rPr>
+          <w:lang w:val="pt_PT" w:bidi="pt_PT"/>
+        </w:rPr>
+      </w:r>
+      <w:r>
+        <w:rPr>
+          <w:b/>
+          <w:lang w:val="pt_PT" w:bidi="pt_PT"/>
+        </w:rPr>
         <w:t>"no tempo certo".</w:t>
       </w:r>
     </w:p>
@@ -2586,6 +2961,21 @@
           <w:b/>
           <w:lang w:val="pt_PT" w:bidi="pt_PT"/>
         </w:rPr>
+        <w:t>ἐν αὐτῷ</w:t>
+      </w:r>
+    </w:p>
+    <w:p>
+      <w:pPr/>
+      <w:r>
+        <w:rPr>
+          <w:lang w:val="pt_PT" w:bidi="pt_PT"/>
+        </w:rPr>
+      </w:r>
+      <w:r>
+        <w:rPr>
+          <w:b/>
+          <w:lang w:val="pt_PT" w:bidi="pt_PT"/>
+        </w:rPr>
         <w:t>"debaixo da autoridade de Cristo".</w:t>
       </w:r>
     </w:p>
@@ -2649,6 +3039,21 @@
           <w:b/>
           <w:lang w:val="pt_PT" w:bidi="pt_PT"/>
         </w:rPr>
+        <w:t>καὶ ἐκληρώθημεν, προορισθέντες</w:t>
+      </w:r>
+    </w:p>
+    <w:p>
+      <w:pPr/>
+      <w:r>
+        <w:rPr>
+          <w:lang w:val="pt_PT" w:bidi="pt_PT"/>
+        </w:rPr>
+      </w:r>
+      <w:r>
+        <w:rPr>
+          <w:b/>
+          <w:lang w:val="pt_PT" w:bidi="pt_PT"/>
+        </w:rPr>
         <w:t>"De acordo com a sua vontade e com aquilo que ele havia resolvido desde o princípio, Deus nos escolheu para sermos seu povo".</w:t>
       </w:r>
     </w:p>
@@ -2771,6 +3176,21 @@
           <w:b/>
           <w:lang w:val="pt_PT" w:bidi="pt_PT"/>
         </w:rPr>
+        <w:t>καὶ ἐκληρώθημεν</w:t>
+      </w:r>
+    </w:p>
+    <w:p>
+      <w:pPr/>
+      <w:r>
+        <w:rPr>
+          <w:lang w:val="pt_PT" w:bidi="pt_PT"/>
+        </w:rPr>
+      </w:r>
+      <w:r>
+        <w:rPr>
+          <w:b/>
+          <w:lang w:val="pt_PT" w:bidi="pt_PT"/>
+        </w:rPr>
         <w:t>"Deus nos escolheu para sermos o seu povo".</w:t>
       </w:r>
     </w:p>
@@ -2867,6 +3287,21 @@
           <w:b/>
           <w:lang w:val="pt_PT" w:bidi="pt_PT"/>
         </w:rPr>
+        <w:t>προορισθέντες</w:t>
+      </w:r>
+    </w:p>
+    <w:p>
+      <w:pPr/>
+      <w:r>
+        <w:rPr>
+          <w:lang w:val="pt_PT" w:bidi="pt_PT"/>
+        </w:rPr>
+      </w:r>
+      <w:r>
+        <w:rPr>
+          <w:b/>
+          <w:lang w:val="pt_PT" w:bidi="pt_PT"/>
+        </w:rPr>
         <w:t>"Deus nos escolheu para sermos o seu povo".</w:t>
       </w:r>
     </w:p>
@@ -2963,6 +3398,21 @@
           <w:b/>
           <w:lang w:val="pt_PT" w:bidi="pt_PT"/>
         </w:rPr>
+        <w:t>ἡμᾶς &amp; τοὺς προηλπικότας ἐν τῷ Χριστῷ</w:t>
+      </w:r>
+    </w:p>
+    <w:p>
+      <w:pPr/>
+      <w:r>
+        <w:rPr>
+          <w:lang w:val="pt_PT" w:bidi="pt_PT"/>
+        </w:rPr>
+      </w:r>
+      <w:r>
+        <w:rPr>
+          <w:b/>
+          <w:lang w:val="pt_PT" w:bidi="pt_PT"/>
+        </w:rPr>
         <w:t>"digo que nós que fomos os primeiros a pôr a nossa esperança em Cristo".</w:t>
       </w:r>
     </w:p>
@@ -3059,6 +3509,21 @@
           <w:b/>
           <w:lang w:val="pt_PT" w:bidi="pt_PT"/>
         </w:rPr>
+        <w:t>εἰς τὸ εἶναι ἡμᾶς, εἰς ἔπαινον δόξης αὐτοῦ</w:t>
+      </w:r>
+    </w:p>
+    <w:p>
+      <w:pPr/>
+      <w:r>
+        <w:rPr>
+          <w:lang w:val="pt_PT" w:bidi="pt_PT"/>
+        </w:rPr>
+      </w:r>
+      <w:r>
+        <w:rPr>
+          <w:b/>
+          <w:lang w:val="pt_PT" w:bidi="pt_PT"/>
+        </w:rPr>
         <w:t>"digo que nós... louvemos a glória de Deus".</w:t>
       </w:r>
     </w:p>
@@ -3178,6 +3643,21 @@
           <w:b/>
           <w:lang w:val="pt_PT" w:bidi="pt_PT"/>
         </w:rPr>
+        <w:t>τὸν λόγον τῆς ἀληθείας</w:t>
+      </w:r>
+    </w:p>
+    <w:p>
+      <w:pPr/>
+      <w:r>
+        <w:rPr>
+          <w:lang w:val="pt_PT" w:bidi="pt_PT"/>
+        </w:rPr>
+      </w:r>
+      <w:r>
+        <w:rPr>
+          <w:b/>
+          <w:lang w:val="pt_PT" w:bidi="pt_PT"/>
+        </w:rPr>
         <w:t>"a verdadeira mensagem".</w:t>
       </w:r>
     </w:p>
@@ -3241,6 +3721,21 @@
           <w:b/>
           <w:lang w:val="pt_PT" w:bidi="pt_PT"/>
         </w:rPr>
+        <w:t>ἐσφραγίσθητε τῷ Πνεύματι τῆς ἐπαγγελίας, τῷ Ἁγίῳ</w:t>
+      </w:r>
+    </w:p>
+    <w:p>
+      <w:pPr/>
+      <w:r>
+        <w:rPr>
+          <w:lang w:val="pt_PT" w:bidi="pt_PT"/>
+        </w:rPr>
+      </w:r>
+      <w:r>
+        <w:rPr>
+          <w:b/>
+          <w:lang w:val="pt_PT" w:bidi="pt_PT"/>
+        </w:rPr>
         <w:t>"E Deus pôs em vocês a sua marca de proprietário quando lhes deu o Espírito Santo, que ele havia prometido".</w:t>
       </w:r>
     </w:p>
@@ -3337,6 +3832,21 @@
           <w:b/>
           <w:lang w:val="pt_PT" w:bidi="pt_PT"/>
         </w:rPr>
+        <w:t>ἐσφραγίσθητε</w:t>
+      </w:r>
+    </w:p>
+    <w:p>
+      <w:pPr/>
+      <w:r>
+        <w:rPr>
+          <w:lang w:val="pt_PT" w:bidi="pt_PT"/>
+        </w:rPr>
+      </w:r>
+      <w:r>
+        <w:rPr>
+          <w:b/>
+          <w:lang w:val="pt_PT" w:bidi="pt_PT"/>
+        </w:rPr>
         <w:t>"Deus pôs em vocês a sua marca de proprietário".</w:t>
       </w:r>
     </w:p>
@@ -3433,6 +3943,21 @@
           <w:b/>
           <w:lang w:val="pt_PT" w:bidi="pt_PT"/>
         </w:rPr>
+        <w:t>ἀρραβὼν τῆς κληρονομίας ἡμῶν</w:t>
+      </w:r>
+    </w:p>
+    <w:p>
+      <w:pPr/>
+      <w:r>
+        <w:rPr>
+          <w:lang w:val="pt_PT" w:bidi="pt_PT"/>
+        </w:rPr>
+      </w:r>
+      <w:r>
+        <w:rPr>
+          <w:b/>
+          <w:lang w:val="pt_PT" w:bidi="pt_PT"/>
+        </w:rPr>
         <w:t>"a garantia de que receberemos o que Deus prometeu ao seu povo".</w:t>
       </w:r>
     </w:p>
@@ -3585,6 +4110,21 @@
           <w:b/>
           <w:lang w:val="pt_PT" w:bidi="pt_PT"/>
         </w:rPr>
+        <w:t>διὰ τοῦτο</w:t>
+      </w:r>
+    </w:p>
+    <w:p>
+      <w:pPr/>
+      <w:r>
+        <w:rPr>
+          <w:lang w:val="pt_PT" w:bidi="pt_PT"/>
+        </w:rPr>
+      </w:r>
+      <w:r>
+        <w:rPr>
+          <w:b/>
+          <w:lang w:val="pt_PT" w:bidi="pt_PT"/>
+        </w:rPr>
         <w:t>"Por isso".</w:t>
       </w:r>
     </w:p>
@@ -3777,6 +4317,21 @@
           <w:b/>
           <w:lang w:val="pt_PT" w:bidi="pt_PT"/>
         </w:rPr>
+        <w:t>οὐ παύομαι εὐχαριστῶν</w:t>
+      </w:r>
+    </w:p>
+    <w:p>
+      <w:pPr/>
+      <w:r>
+        <w:rPr>
+          <w:lang w:val="pt_PT" w:bidi="pt_PT"/>
+        </w:rPr>
+      </w:r>
+      <w:r>
+        <w:rPr>
+          <w:b/>
+          <w:lang w:val="pt_PT" w:bidi="pt_PT"/>
+        </w:rPr>
         <w:t>"não paro de agradecer a Deus".</w:t>
       </w:r>
     </w:p>
@@ -3860,6 +4415,21 @@
           <w:b/>
           <w:lang w:val="pt_PT" w:bidi="pt_PT"/>
         </w:rPr>
+        <w:t>ἵνα</w:t>
+      </w:r>
+    </w:p>
+    <w:p>
+      <w:pPr/>
+      <w:r>
+        <w:rPr>
+          <w:lang w:val="pt_PT" w:bidi="pt_PT"/>
+        </w:rPr>
+      </w:r>
+      <w:r>
+        <w:rPr>
+          <w:b/>
+          <w:lang w:val="pt_PT" w:bidi="pt_PT"/>
+        </w:rPr>
         <w:t>"para que assim vocês o conheçam como devem conhecer".</w:t>
       </w:r>
     </w:p>
@@ -3956,6 +4526,21 @@
           <w:b/>
           <w:lang w:val="pt_PT" w:bidi="pt_PT"/>
         </w:rPr>
+        <w:t>πνεῦμα σοφίας καὶ ἀποκαλύψεως, ἐν ἐπιγνώσει αὐτοῦ</w:t>
+      </w:r>
+    </w:p>
+    <w:p>
+      <w:pPr/>
+      <w:r>
+        <w:rPr>
+          <w:lang w:val="pt_PT" w:bidi="pt_PT"/>
+        </w:rPr>
+      </w:r>
+      <w:r>
+        <w:rPr>
+          <w:b/>
+          <w:lang w:val="pt_PT" w:bidi="pt_PT"/>
+        </w:rPr>
         <w:t>"o seu Espírito, o Espírito que os tornará sábios e revelará Deus a vocês".</w:t>
       </w:r>
     </w:p>
@@ -4019,6 +4604,21 @@
           <w:b/>
           <w:lang w:val="pt_PT" w:bidi="pt_PT"/>
         </w:rPr>
+        <w:t>πεφωτισμένους τοὺς ὀφθαλμοὺς τῆς καρδίας</w:t>
+      </w:r>
+    </w:p>
+    <w:p>
+      <w:pPr/>
+      <w:r>
+        <w:rPr>
+          <w:lang w:val="pt_PT" w:bidi="pt_PT"/>
+        </w:rPr>
+      </w:r>
+      <w:r>
+        <w:rPr>
+          <w:b/>
+          <w:lang w:val="pt_PT" w:bidi="pt_PT"/>
+        </w:rPr>
         <w:t>"Peço que Deus abra a mente de vocês para que vejam a luz dele".</w:t>
       </w:r>
     </w:p>
@@ -4115,6 +4715,21 @@
           <w:b/>
           <w:lang w:val="pt_PT" w:bidi="pt_PT"/>
         </w:rPr>
+        <w:t>πεφωτισμένους τοὺς ὀφθαλμοὺς τῆς καρδίας</w:t>
+      </w:r>
+    </w:p>
+    <w:p>
+      <w:pPr/>
+      <w:r>
+        <w:rPr>
+          <w:lang w:val="pt_PT" w:bidi="pt_PT"/>
+        </w:rPr>
+      </w:r>
+      <w:r>
+        <w:rPr>
+          <w:b/>
+          <w:lang w:val="pt_PT" w:bidi="pt_PT"/>
+        </w:rPr>
         <w:t>"abra a mente de vocês para que vejam a luz dele".</w:t>
       </w:r>
     </w:p>
@@ -4198,6 +4813,21 @@
           <w:b/>
           <w:lang w:val="pt_PT" w:bidi="pt_PT"/>
         </w:rPr>
+        <w:t>τοὺς ὀφθαλμοὺς τῆς καρδίας</w:t>
+      </w:r>
+    </w:p>
+    <w:p>
+      <w:pPr/>
+      <w:r>
+        <w:rPr>
+          <w:lang w:val="pt_PT" w:bidi="pt_PT"/>
+        </w:rPr>
+      </w:r>
+      <w:r>
+        <w:rPr>
+          <w:b/>
+          <w:lang w:val="pt_PT" w:bidi="pt_PT"/>
+        </w:rPr>
         <w:t>"abra a mente de vocês para que vejam a luz dele".</w:t>
       </w:r>
     </w:p>
@@ -4307,6 +4937,21 @@
           <w:b/>
           <w:lang w:val="pt_PT" w:bidi="pt_PT"/>
         </w:rPr>
+        <w:t>πεφωτισμένους</w:t>
+      </w:r>
+    </w:p>
+    <w:p>
+      <w:pPr/>
+      <w:r>
+        <w:rPr>
+          <w:lang w:val="pt_PT" w:bidi="pt_PT"/>
+        </w:rPr>
+      </w:r>
+      <w:r>
+        <w:rPr>
+          <w:b/>
+          <w:lang w:val="pt_PT" w:bidi="pt_PT"/>
+        </w:rPr>
         <w:t>"abra a mente de vocês para que vejam a luz dele".</w:t>
       </w:r>
     </w:p>
@@ -4446,6 +5091,21 @@
           <w:b/>
           <w:lang w:val="pt_PT" w:bidi="pt_PT"/>
         </w:rPr>
+        <w:t>τῆς κληρονομίας αὐτοῦ</w:t>
+      </w:r>
+    </w:p>
+    <w:p>
+      <w:pPr/>
+      <w:r>
+        <w:rPr>
+          <w:lang w:val="pt_PT" w:bidi="pt_PT"/>
+        </w:rPr>
+      </w:r>
+      <w:r>
+        <w:rPr>
+          <w:b/>
+          <w:lang w:val="pt_PT" w:bidi="pt_PT"/>
+        </w:rPr>
         <w:t>"as bênçãos que ele prometeu ao seu povo".</w:t>
       </w:r>
     </w:p>
@@ -4542,6 +5202,21 @@
           <w:b/>
           <w:lang w:val="pt_PT" w:bidi="pt_PT"/>
         </w:rPr>
+        <w:t>τοῖς ἁγίοις</w:t>
+      </w:r>
+    </w:p>
+    <w:p>
+      <w:pPr/>
+      <w:r>
+        <w:rPr>
+          <w:lang w:val="pt_PT" w:bidi="pt_PT"/>
+        </w:rPr>
+      </w:r>
+      <w:r>
+        <w:rPr>
+          <w:b/>
+          <w:lang w:val="pt_PT" w:bidi="pt_PT"/>
+        </w:rPr>
         <w:t>"ao seu povo".</w:t>
       </w:r>
     </w:p>
@@ -4605,6 +5280,21 @@
           <w:b/>
           <w:lang w:val="pt_PT" w:bidi="pt_PT"/>
         </w:rPr>
+        <w:t>τὸ ὑπερβάλλον μέγεθος τῆς δυνάμεως αὐτοῦ</w:t>
+      </w:r>
+    </w:p>
+    <w:p>
+      <w:pPr/>
+      <w:r>
+        <w:rPr>
+          <w:lang w:val="pt_PT" w:bidi="pt_PT"/>
+        </w:rPr>
+      </w:r>
+      <w:r>
+        <w:rPr>
+          <w:b/>
+          <w:lang w:val="pt_PT" w:bidi="pt_PT"/>
+        </w:rPr>
         <w:t>"e como é grande o seu poder".</w:t>
       </w:r>
     </w:p>
@@ -4668,6 +5358,21 @@
           <w:b/>
           <w:lang w:val="pt_PT" w:bidi="pt_PT"/>
         </w:rPr>
+        <w:t>εἰς ἡμᾶς, τοὺς πιστεύοντας</w:t>
+      </w:r>
+    </w:p>
+    <w:p>
+      <w:pPr/>
+      <w:r>
+        <w:rPr>
+          <w:lang w:val="pt_PT" w:bidi="pt_PT"/>
+        </w:rPr>
+      </w:r>
+      <w:r>
+        <w:rPr>
+          <w:b/>
+          <w:lang w:val="pt_PT" w:bidi="pt_PT"/>
+        </w:rPr>
         <w:t>"que age em nós, os que cremos nele".</w:t>
       </w:r>
     </w:p>
@@ -4731,6 +5436,21 @@
           <w:b/>
           <w:lang w:val="pt_PT" w:bidi="pt_PT"/>
         </w:rPr>
+        <w:t>τὴν ἐνέργειαν τοῦ κράτους τῆς ἰσχύος αὐτοῦ</w:t>
+      </w:r>
+    </w:p>
+    <w:p>
+      <w:pPr/>
+      <w:r>
+        <w:rPr>
+          <w:lang w:val="pt_PT" w:bidi="pt_PT"/>
+        </w:rPr>
+      </w:r>
+      <w:r>
+        <w:rPr>
+          <w:b/>
+          <w:lang w:val="pt_PT" w:bidi="pt_PT"/>
+        </w:rPr>
         <w:t>"Esse poder que age em nós é a mesma força poderosa".</w:t>
       </w:r>
     </w:p>
@@ -4794,6 +5514,21 @@
           <w:b/>
           <w:lang w:val="pt_PT" w:bidi="pt_PT"/>
         </w:rPr>
+        <w:t>τοῦ κράτους τῆς ἰσχύος αὐτοῦ</w:t>
+      </w:r>
+    </w:p>
+    <w:p>
+      <w:pPr/>
+      <w:r>
+        <w:rPr>
+          <w:lang w:val="pt_PT" w:bidi="pt_PT"/>
+        </w:rPr>
+      </w:r>
+      <w:r>
+        <w:rPr>
+          <w:b/>
+          <w:lang w:val="pt_PT" w:bidi="pt_PT"/>
+        </w:rPr>
         <w:t>"Esse poder que age em nós é a mesma força poderosa".</w:t>
       </w:r>
     </w:p>
@@ -4903,6 +5638,21 @@
           <w:b/>
           <w:lang w:val="pt_PT" w:bidi="pt_PT"/>
         </w:rPr>
+        <w:t>ἐγείρας αὐτὸν ἐκ νεκρῶν</w:t>
+      </w:r>
+    </w:p>
+    <w:p>
+      <w:pPr/>
+      <w:r>
+        <w:rPr>
+          <w:lang w:val="pt_PT" w:bidi="pt_PT"/>
+        </w:rPr>
+      </w:r>
+      <w:r>
+        <w:rPr>
+          <w:b/>
+          <w:lang w:val="pt_PT" w:bidi="pt_PT"/>
+        </w:rPr>
         <w:t>"que ele usou quando ressuscitou Cristo".</w:t>
       </w:r>
     </w:p>
@@ -4966,6 +5716,21 @@
           <w:b/>
           <w:lang w:val="pt_PT" w:bidi="pt_PT"/>
         </w:rPr>
+        <w:t>ἐκ νεκρῶν</w:t>
+      </w:r>
+    </w:p>
+    <w:p>
+      <w:pPr/>
+      <w:r>
+        <w:rPr>
+          <w:lang w:val="pt_PT" w:bidi="pt_PT"/>
+        </w:rPr>
+      </w:r>
+      <w:r>
+        <w:rPr>
+          <w:b/>
+          <w:lang w:val="pt_PT" w:bidi="pt_PT"/>
+        </w:rPr>
         <w:t>"que ele usou quando ressuscitou Cristo".</w:t>
       </w:r>
     </w:p>
@@ -5075,6 +5840,21 @@
           <w:b/>
           <w:lang w:val="pt_PT" w:bidi="pt_PT"/>
         </w:rPr>
+        <w:t>καθίσας ἐν δεξιᾷ αὐτοῦ, ἐν τοῖς ἐπουρανίοις</w:t>
+      </w:r>
+    </w:p>
+    <w:p>
+      <w:pPr/>
+      <w:r>
+        <w:rPr>
+          <w:lang w:val="pt_PT" w:bidi="pt_PT"/>
+        </w:rPr>
+      </w:r>
+      <w:r>
+        <w:rPr>
+          <w:b/>
+          <w:lang w:val="pt_PT" w:bidi="pt_PT"/>
+        </w:rPr>
         <w:t>"e fez com que ele se sentasse ao seu lado direito no mundo celestial".</w:t>
       </w:r>
     </w:p>
@@ -5171,6 +5951,21 @@
           <w:b/>
           <w:lang w:val="pt_PT" w:bidi="pt_PT"/>
         </w:rPr>
+        <w:t>καθίσας ἐν δεξιᾷ αὐτοῦ</w:t>
+      </w:r>
+    </w:p>
+    <w:p>
+      <w:pPr/>
+      <w:r>
+        <w:rPr>
+          <w:lang w:val="pt_PT" w:bidi="pt_PT"/>
+        </w:rPr>
+      </w:r>
+      <w:r>
+        <w:rPr>
+          <w:b/>
+          <w:lang w:val="pt_PT" w:bidi="pt_PT"/>
+        </w:rPr>
         <w:t>"fez com que ele se sentasse ao seu lado direito no mundo celestial".</w:t>
       </w:r>
     </w:p>
@@ -5253,6 +6048,21 @@
         <w:rPr>
           <w:lang w:val="pt_PT" w:bidi="pt_PT"/>
         </w:rPr>
+      </w:r>
+    </w:p>
+    <w:p>
+      <w:pPr/>
+      <w:r>
+        <w:rPr>
+          <w:lang w:val="pt_PT" w:bidi="pt_PT"/>
+        </w:rPr>
+      </w:r>
+      <w:r>
+        <w:rPr>
+          <w:b/>
+          <w:lang w:val="pt_PT" w:bidi="pt_PT"/>
+        </w:rPr>
+        <w:t>ἐν τοῖς ἐπουρανίοις</w:t>
       </w:r>
     </w:p>
     <w:p>
@@ -5361,6 +6171,21 @@
           <w:b/>
           <w:lang w:val="pt_PT" w:bidi="pt_PT"/>
         </w:rPr>
+        <w:t>ὑπεράνω πάσης ἀρχῆς, καὶ ἐξουσίας, καὶ δυνάμεως, καὶ κυριότητος</w:t>
+      </w:r>
+    </w:p>
+    <w:p>
+      <w:pPr/>
+      <w:r>
+        <w:rPr>
+          <w:lang w:val="pt_PT" w:bidi="pt_PT"/>
+        </w:rPr>
+      </w:r>
+      <w:r>
+        <w:rPr>
+          <w:b/>
+          <w:lang w:val="pt_PT" w:bidi="pt_PT"/>
+        </w:rPr>
         <w:t>"Cristo reina sobre todos os governos celestiais, autoridades, forças e poderes".</w:t>
       </w:r>
     </w:p>
@@ -5444,6 +6269,21 @@
           <w:b/>
           <w:lang w:val="pt_PT" w:bidi="pt_PT"/>
         </w:rPr>
+        <w:t>παντὸς ὀνόματος ὀνομαζομένου</w:t>
+      </w:r>
+    </w:p>
+    <w:p>
+      <w:pPr/>
+      <w:r>
+        <w:rPr>
+          <w:lang w:val="pt_PT" w:bidi="pt_PT"/>
+        </w:rPr>
+      </w:r>
+      <w:r>
+        <w:rPr>
+          <w:b/>
+          <w:lang w:val="pt_PT" w:bidi="pt_PT"/>
+        </w:rPr>
         <w:t>"Ele têm um título que está acima de todos os títulos".</w:t>
       </w:r>
     </w:p>
@@ -5540,6 +6380,21 @@
           <w:b/>
           <w:lang w:val="pt_PT" w:bidi="pt_PT"/>
         </w:rPr>
+        <w:t>ὀνόματος</w:t>
+      </w:r>
+    </w:p>
+    <w:p>
+      <w:pPr/>
+      <w:r>
+        <w:rPr>
+          <w:lang w:val="pt_PT" w:bidi="pt_PT"/>
+        </w:rPr>
+      </w:r>
+      <w:r>
+        <w:rPr>
+          <w:b/>
+          <w:lang w:val="pt_PT" w:bidi="pt_PT"/>
+        </w:rPr>
         <w:t>"Ele tem um título".</w:t>
       </w:r>
     </w:p>
@@ -5616,6 +6471,21 @@
           <w:b/>
           <w:lang w:val="pt_PT" w:bidi="pt_PT"/>
         </w:rPr>
+        <w:t>ἐν τῷ αἰῶνι τούτῳ</w:t>
+      </w:r>
+    </w:p>
+    <w:p>
+      <w:pPr/>
+      <w:r>
+        <w:rPr>
+          <w:lang w:val="pt_PT" w:bidi="pt_PT"/>
+        </w:rPr>
+      </w:r>
+      <w:r>
+        <w:rPr>
+          <w:b/>
+          <w:lang w:val="pt_PT" w:bidi="pt_PT"/>
+        </w:rPr>
         <w:t>"que existem neste mundo".</w:t>
       </w:r>
     </w:p>
@@ -5679,6 +6549,21 @@
           <w:b/>
           <w:lang w:val="pt_PT" w:bidi="pt_PT"/>
         </w:rPr>
+        <w:t>ἐν τῷ μέλλοντι</w:t>
+      </w:r>
+    </w:p>
+    <w:p>
+      <w:pPr/>
+      <w:r>
+        <w:rPr>
+          <w:lang w:val="pt_PT" w:bidi="pt_PT"/>
+        </w:rPr>
+      </w:r>
+      <w:r>
+        <w:rPr>
+          <w:b/>
+          <w:lang w:val="pt_PT" w:bidi="pt_PT"/>
+        </w:rPr>
         <w:t>"e no mundo que há de vir".</w:t>
       </w:r>
     </w:p>
@@ -5742,6 +6627,21 @@
           <w:b/>
           <w:lang w:val="pt_PT" w:bidi="pt_PT"/>
         </w:rPr>
+        <w:t>ὑπὸ τοὺς πόδας αὐτοῦ</w:t>
+      </w:r>
+    </w:p>
+    <w:p>
+      <w:pPr/>
+      <w:r>
+        <w:rPr>
+          <w:lang w:val="pt_PT" w:bidi="pt_PT"/>
+        </w:rPr>
+      </w:r>
+      <w:r>
+        <w:rPr>
+          <w:b/>
+          <w:lang w:val="pt_PT" w:bidi="pt_PT"/>
+        </w:rPr>
         <w:t>"debaixo da autoridade de Cristo".</w:t>
       </w:r>
     </w:p>
@@ -5851,6 +6751,21 @@
           <w:b/>
           <w:lang w:val="pt_PT" w:bidi="pt_PT"/>
         </w:rPr>
+        <w:t>κεφαλὴν ὑπὲρ πάντα</w:t>
+      </w:r>
+    </w:p>
+    <w:p>
+      <w:pPr/>
+      <w:r>
+        <w:rPr>
+          <w:lang w:val="pt_PT" w:bidi="pt_PT"/>
+        </w:rPr>
+      </w:r>
+      <w:r>
+        <w:rPr>
+          <w:b/>
+          <w:lang w:val="pt_PT" w:bidi="pt_PT"/>
+        </w:rPr>
         <w:t>"como o único Senhor de tudo".</w:t>
       </w:r>
     </w:p>
@@ -5960,6 +6875,21 @@
           <w:b/>
           <w:lang w:val="pt_PT" w:bidi="pt_PT"/>
         </w:rPr>
+        <w:t>τὸ σῶμα αὐτοῦ</w:t>
+      </w:r>
+    </w:p>
+    <w:p>
+      <w:pPr/>
+      <w:r>
+        <w:rPr>
+          <w:lang w:val="pt_PT" w:bidi="pt_PT"/>
+        </w:rPr>
+      </w:r>
+      <w:r>
+        <w:rPr>
+          <w:b/>
+          <w:lang w:val="pt_PT" w:bidi="pt_PT"/>
+        </w:rPr>
         <w:t>"A Igreja é o corpo de Cristo".</w:t>
       </w:r>
     </w:p>
@@ -6056,6 +6986,21 @@
           <w:b/>
           <w:lang w:val="pt_PT" w:bidi="pt_PT"/>
         </w:rPr>
+        <w:t>τὸ πλήρωμα τοῦ τὰ πάντα ἐν πᾶσιν πληρουμένου</w:t>
+      </w:r>
+    </w:p>
+    <w:p>
+      <w:pPr/>
+      <w:r>
+        <w:rPr>
+          <w:lang w:val="pt_PT" w:bidi="pt_PT"/>
+        </w:rPr>
+      </w:r>
+      <w:r>
+        <w:rPr>
+          <w:b/>
+          <w:lang w:val="pt_PT" w:bidi="pt_PT"/>
+        </w:rPr>
         <w:t>"o qual completa todas as coisas em todos os lugares".</w:t>
       </w:r>
     </w:p>
@@ -6119,6 +7064,21 @@
           <w:b/>
           <w:lang w:val="pt_PT" w:bidi="pt_PT"/>
         </w:rPr>
+        <w:t>τὸ πλήρωμα</w:t>
+      </w:r>
+    </w:p>
+    <w:p>
+      <w:pPr/>
+      <w:r>
+        <w:rPr>
+          <w:lang w:val="pt_PT" w:bidi="pt_PT"/>
+        </w:rPr>
+      </w:r>
+      <w:r>
+        <w:rPr>
+          <w:b/>
+          <w:lang w:val="pt_PT" w:bidi="pt_PT"/>
+        </w:rPr>
         <w:t>"completa todas as coisas em todos os lugares".</w:t>
       </w:r>
     </w:p>
@@ -6238,6 +7198,21 @@
           <w:b/>
           <w:lang w:val="pt_PT" w:bidi="pt_PT"/>
         </w:rPr>
+        <w:t>ὑμᾶς ὄντας νεκροὺς τοῖς παραπτώμασιν καὶ ταῖς ἁμαρτίαις ὑμῶν</w:t>
+      </w:r>
+    </w:p>
+    <w:p>
+      <w:pPr/>
+      <w:r>
+        <w:rPr>
+          <w:lang w:val="pt_PT" w:bidi="pt_PT"/>
+        </w:rPr>
+      </w:r>
+      <w:r>
+        <w:rPr>
+          <w:b/>
+          <w:lang w:val="pt_PT" w:bidi="pt_PT"/>
+        </w:rPr>
         <w:t>"vocês estavam espiritualmente mortos".</w:t>
       </w:r>
     </w:p>
@@ -6334,6 +7309,21 @@
           <w:b/>
           <w:lang w:val="pt_PT" w:bidi="pt_PT"/>
         </w:rPr>
+        <w:t>τοῖς παραπτώμασιν καὶ ταῖς ἁμαρτίαις ὑμῶν</w:t>
+      </w:r>
+    </w:p>
+    <w:p>
+      <w:pPr/>
+      <w:r>
+        <w:rPr>
+          <w:lang w:val="pt_PT" w:bidi="pt_PT"/>
+        </w:rPr>
+      </w:r>
+      <w:r>
+        <w:rPr>
+          <w:b/>
+          <w:lang w:val="pt_PT" w:bidi="pt_PT"/>
+        </w:rPr>
         <w:t>"por terem desobedecido a Deus e por terem cometido pecados".</w:t>
       </w:r>
     </w:p>
@@ -6443,6 +7433,21 @@
           <w:b/>
           <w:lang w:val="pt_PT" w:bidi="pt_PT"/>
         </w:rPr>
+        <w:t>τοῖς παραπτώμασιν καὶ ταῖς ἁμαρτίαις ὑμῶν</w:t>
+      </w:r>
+    </w:p>
+    <w:p>
+      <w:pPr/>
+      <w:r>
+        <w:rPr>
+          <w:lang w:val="pt_PT" w:bidi="pt_PT"/>
+        </w:rPr>
+      </w:r>
+      <w:r>
+        <w:rPr>
+          <w:b/>
+          <w:lang w:val="pt_PT" w:bidi="pt_PT"/>
+        </w:rPr>
         <w:t>"por terem desobedecido a Deus e por terem cometido pecados".</w:t>
       </w:r>
     </w:p>
@@ -6565,6 +7570,21 @@
           <w:b/>
           <w:lang w:val="pt_PT" w:bidi="pt_PT"/>
         </w:rPr>
+        <w:t>ἐν αἷς ποτε περιεπατήσατε</w:t>
+      </w:r>
+    </w:p>
+    <w:p>
+      <w:pPr/>
+      <w:r>
+        <w:rPr>
+          <w:lang w:val="pt_PT" w:bidi="pt_PT"/>
+        </w:rPr>
+      </w:r>
+      <w:r>
+        <w:rPr>
+          <w:b/>
+          <w:lang w:val="pt_PT" w:bidi="pt_PT"/>
+        </w:rPr>
         <w:t>"Naquele tempo vocês seguiam o mau caminho deste mundo".</w:t>
       </w:r>
     </w:p>
@@ -6648,6 +7668,21 @@
           <w:b/>
           <w:lang w:val="pt_PT" w:bidi="pt_PT"/>
         </w:rPr>
+        <w:t>κατὰ τὸν αἰῶνα τοῦ κόσμου τούτου</w:t>
+      </w:r>
+    </w:p>
+    <w:p>
+      <w:pPr/>
+      <w:r>
+        <w:rPr>
+          <w:lang w:val="pt_PT" w:bidi="pt_PT"/>
+        </w:rPr>
+      </w:r>
+      <w:r>
+        <w:rPr>
+          <w:b/>
+          <w:lang w:val="pt_PT" w:bidi="pt_PT"/>
+        </w:rPr>
         <w:t>"o mau caminho deste mundo".</w:t>
       </w:r>
     </w:p>
@@ -6807,6 +7842,21 @@
           <w:b/>
           <w:lang w:val="pt_PT" w:bidi="pt_PT"/>
         </w:rPr>
+        <w:t>τοῦ πνεύματος τοῦ νῦν ἐνεργοῦντος</w:t>
+      </w:r>
+    </w:p>
+    <w:p>
+      <w:pPr/>
+      <w:r>
+        <w:rPr>
+          <w:lang w:val="pt_PT" w:bidi="pt_PT"/>
+        </w:rPr>
+      </w:r>
+      <w:r>
+        <w:rPr>
+          <w:b/>
+          <w:lang w:val="pt_PT" w:bidi="pt_PT"/>
+        </w:rPr>
         <w:t>"o espírito que agora controla os que desobedecem a Deus".</w:t>
       </w:r>
     </w:p>
@@ -6870,6 +7920,21 @@
           <w:b/>
           <w:lang w:val="pt_PT" w:bidi="pt_PT"/>
         </w:rPr>
+        <w:t>τοῖς υἱοῖς τῆς ἀπειθείας</w:t>
+      </w:r>
+    </w:p>
+    <w:p>
+      <w:pPr/>
+      <w:r>
+        <w:rPr>
+          <w:lang w:val="pt_PT" w:bidi="pt_PT"/>
+        </w:rPr>
+      </w:r>
+      <w:r>
+        <w:rPr>
+          <w:b/>
+          <w:lang w:val="pt_PT" w:bidi="pt_PT"/>
+        </w:rPr>
         <w:t>"os que desobedecem a Deus".</w:t>
       </w:r>
     </w:p>
@@ -6953,6 +8018,21 @@
           <w:b/>
           <w:lang w:val="pt_PT" w:bidi="pt_PT"/>
         </w:rPr>
+        <w:t>τὰ θελήματα τῆς σαρκὸς καὶ τῶν διανοιῶν</w:t>
+      </w:r>
+    </w:p>
+    <w:p>
+      <w:pPr/>
+      <w:r>
+        <w:rPr>
+          <w:lang w:val="pt_PT" w:bidi="pt_PT"/>
+        </w:rPr>
+      </w:r>
+      <w:r>
+        <w:rPr>
+          <w:b/>
+          <w:lang w:val="pt_PT" w:bidi="pt_PT"/>
+        </w:rPr>
         <w:t>"e vivíamos de acordo com a nossa natureza humana".</w:t>
       </w:r>
     </w:p>
@@ -7075,6 +8155,21 @@
           <w:b/>
           <w:lang w:val="pt_PT" w:bidi="pt_PT"/>
         </w:rPr>
+        <w:t>τέκνα &amp; ὀργῆς</w:t>
+      </w:r>
+    </w:p>
+    <w:p>
+      <w:pPr/>
+      <w:r>
+        <w:rPr>
+          <w:lang w:val="pt_PT" w:bidi="pt_PT"/>
+        </w:rPr>
+      </w:r>
+      <w:r>
+        <w:rPr>
+          <w:b/>
+          <w:lang w:val="pt_PT" w:bidi="pt_PT"/>
+        </w:rPr>
         <w:t>"vivíamos de acordo com a nossa natureza humana".</w:t>
       </w:r>
     </w:p>
@@ -7171,6 +8266,21 @@
           <w:b/>
           <w:lang w:val="pt_PT" w:bidi="pt_PT"/>
         </w:rPr>
+        <w:t>δὲ</w:t>
+      </w:r>
+    </w:p>
+    <w:p>
+      <w:pPr/>
+      <w:r>
+        <w:rPr>
+          <w:lang w:val="pt_PT" w:bidi="pt_PT"/>
+        </w:rPr>
+      </w:r>
+      <w:r>
+        <w:rPr>
+          <w:b/>
+          <w:lang w:val="pt_PT" w:bidi="pt_PT"/>
+        </w:rPr>
         <w:t>"Mas a misericórdia de Deus".</w:t>
       </w:r>
     </w:p>
@@ -7267,6 +8377,21 @@
           <w:b/>
           <w:lang w:val="pt_PT" w:bidi="pt_PT"/>
         </w:rPr>
+        <w:t>Θεὸς πλούσιος ὢν ἐν ἐλέει</w:t>
+      </w:r>
+    </w:p>
+    <w:p>
+      <w:pPr/>
+      <w:r>
+        <w:rPr>
+          <w:lang w:val="pt_PT" w:bidi="pt_PT"/>
+        </w:rPr>
+      </w:r>
+      <w:r>
+        <w:rPr>
+          <w:b/>
+          <w:lang w:val="pt_PT" w:bidi="pt_PT"/>
+        </w:rPr>
         <w:t>"a misericórdia de Deus é muito grande".</w:t>
       </w:r>
     </w:p>
@@ -7363,6 +8488,21 @@
           <w:b/>
           <w:lang w:val="pt_PT" w:bidi="pt_PT"/>
         </w:rPr>
+        <w:t>διὰ τὴν πολλὴν ἀγάπην αὐτοῦ, ἣν ἠγάπησεν ἡμᾶς</w:t>
+      </w:r>
+    </w:p>
+    <w:p>
+      <w:pPr/>
+      <w:r>
+        <w:rPr>
+          <w:lang w:val="pt_PT" w:bidi="pt_PT"/>
+        </w:rPr>
+      </w:r>
+      <w:r>
+        <w:rPr>
+          <w:b/>
+          <w:lang w:val="pt_PT" w:bidi="pt_PT"/>
+        </w:rPr>
         <w:t>"e o seu amor por nós é tanto".</w:t>
       </w:r>
     </w:p>
@@ -7459,6 +8599,21 @@
           <w:b/>
           <w:lang w:val="pt_PT" w:bidi="pt_PT"/>
         </w:rPr>
+        <w:t>χάριτί ἐστε σεσῳσμένοι</w:t>
+      </w:r>
+    </w:p>
+    <w:p>
+      <w:pPr/>
+      <w:r>
+        <w:rPr>
+          <w:lang w:val="pt_PT" w:bidi="pt_PT"/>
+        </w:rPr>
+      </w:r>
+      <w:r>
+        <w:rPr>
+          <w:b/>
+          <w:lang w:val="pt_PT" w:bidi="pt_PT"/>
+        </w:rPr>
         <w:t>"Pela graça de Deus vocês são salvos".</w:t>
       </w:r>
     </w:p>
@@ -7542,6 +8697,21 @@
           <w:b/>
           <w:lang w:val="pt_PT" w:bidi="pt_PT"/>
         </w:rPr>
+        <w:t>χάριτί ἐστε σεσῳσμένοι</w:t>
+      </w:r>
+    </w:p>
+    <w:p>
+      <w:pPr/>
+      <w:r>
+        <w:rPr>
+          <w:lang w:val="pt_PT" w:bidi="pt_PT"/>
+        </w:rPr>
+      </w:r>
+      <w:r>
+        <w:rPr>
+          <w:b/>
+          <w:lang w:val="pt_PT" w:bidi="pt_PT"/>
+        </w:rPr>
         <w:t>"pela graça de Deus vocês são salvos".</w:t>
       </w:r>
     </w:p>
@@ -7638,6 +8808,21 @@
           <w:b/>
           <w:lang w:val="pt_PT" w:bidi="pt_PT"/>
         </w:rPr>
+        <w:t>συνήγειρεν</w:t>
+      </w:r>
+    </w:p>
+    <w:p>
+      <w:pPr/>
+      <w:r>
+        <w:rPr>
+          <w:lang w:val="pt_PT" w:bidi="pt_PT"/>
+        </w:rPr>
+      </w:r>
+      <w:r>
+        <w:rPr>
+          <w:b/>
+          <w:lang w:val="pt_PT" w:bidi="pt_PT"/>
+        </w:rPr>
         <w:t>"Deus nos ressuscitou com ele".</w:t>
       </w:r>
     </w:p>
@@ -7734,6 +8919,21 @@
           <w:b/>
           <w:lang w:val="pt_PT" w:bidi="pt_PT"/>
         </w:rPr>
+        <w:t>συνήγειρεν</w:t>
+      </w:r>
+    </w:p>
+    <w:p>
+      <w:pPr/>
+      <w:r>
+        <w:rPr>
+          <w:lang w:val="pt_PT" w:bidi="pt_PT"/>
+        </w:rPr>
+      </w:r>
+      <w:r>
+        <w:rPr>
+          <w:b/>
+          <w:lang w:val="pt_PT" w:bidi="pt_PT"/>
+        </w:rPr>
         <w:t>"Deus nos ressuscitou com ele".</w:t>
       </w:r>
     </w:p>
@@ -7817,6 +9017,21 @@
           <w:b/>
           <w:lang w:val="pt_PT" w:bidi="pt_PT"/>
         </w:rPr>
+        <w:t>συνεκάθισεν</w:t>
+      </w:r>
+    </w:p>
+    <w:p>
+      <w:pPr/>
+      <w:r>
+        <w:rPr>
+          <w:lang w:val="pt_PT" w:bidi="pt_PT"/>
+        </w:rPr>
+      </w:r>
+      <w:r>
+        <w:rPr>
+          <w:b/>
+          <w:lang w:val="pt_PT" w:bidi="pt_PT"/>
+        </w:rPr>
         <w:t>"para reinarmos com ele na mundo celestial".</w:t>
       </w:r>
     </w:p>
@@ -7912,6 +9127,21 @@
         <w:rPr>
           <w:lang w:val="pt_PT" w:bidi="pt_PT"/>
         </w:rPr>
+      </w:r>
+    </w:p>
+    <w:p>
+      <w:pPr/>
+      <w:r>
+        <w:rPr>
+          <w:lang w:val="pt_PT" w:bidi="pt_PT"/>
+        </w:rPr>
+      </w:r>
+      <w:r>
+        <w:rPr>
+          <w:b/>
+          <w:lang w:val="pt_PT" w:bidi="pt_PT"/>
+        </w:rPr>
+        <w:t>ἐν τοῖς ἐπουρανίοις</w:t>
       </w:r>
     </w:p>
     <w:p>
@@ -8020,6 +9250,21 @@
           <w:b/>
           <w:lang w:val="pt_PT" w:bidi="pt_PT"/>
         </w:rPr>
+        <w:t>ἐν Χριστῷ Ἰησοῦ</w:t>
+      </w:r>
+    </w:p>
+    <w:p>
+      <w:pPr/>
+      <w:r>
+        <w:rPr>
+          <w:lang w:val="pt_PT" w:bidi="pt_PT"/>
+        </w:rPr>
+      </w:r>
+      <w:r>
+        <w:rPr>
+          <w:b/>
+          <w:lang w:val="pt_PT" w:bidi="pt_PT"/>
+        </w:rPr>
         <w:t>"Por estarmos unidos com Cristo Jesus".</w:t>
       </w:r>
     </w:p>
@@ -8096,6 +9341,21 @@
           <w:b/>
           <w:lang w:val="pt_PT" w:bidi="pt_PT"/>
         </w:rPr>
+        <w:t>ἵνα</w:t>
+      </w:r>
+    </w:p>
+    <w:p>
+      <w:pPr/>
+      <w:r>
+        <w:rPr>
+          <w:lang w:val="pt_PT" w:bidi="pt_PT"/>
+        </w:rPr>
+      </w:r>
+      <w:r>
+        <w:rPr>
+          <w:b/>
+          <w:lang w:val="pt_PT" w:bidi="pt_PT"/>
+        </w:rPr>
         <w:t>"Deus fez isso para mostrar".</w:t>
       </w:r>
     </w:p>
@@ -8192,6 +9452,21 @@
           <w:b/>
           <w:lang w:val="pt_PT" w:bidi="pt_PT"/>
         </w:rPr>
+        <w:t>ἐν τοῖς αἰῶσιν, τοῖς ἐπερχομένοις</w:t>
+      </w:r>
+    </w:p>
+    <w:p>
+      <w:pPr/>
+      <w:r>
+        <w:rPr>
+          <w:lang w:val="pt_PT" w:bidi="pt_PT"/>
+        </w:rPr>
+      </w:r>
+      <w:r>
+        <w:rPr>
+          <w:b/>
+          <w:lang w:val="pt_PT" w:bidi="pt_PT"/>
+        </w:rPr>
         <w:t>"em todos os tempos do futuro".</w:t>
       </w:r>
     </w:p>
@@ -8255,6 +9530,21 @@
           <w:b/>
           <w:lang w:val="pt_PT" w:bidi="pt_PT"/>
         </w:rPr>
+        <w:t>γὰρ</w:t>
+      </w:r>
+    </w:p>
+    <w:p>
+      <w:pPr/>
+      <w:r>
+        <w:rPr>
+          <w:lang w:val="pt_PT" w:bidi="pt_PT"/>
+        </w:rPr>
+      </w:r>
+      <w:r>
+        <w:rPr>
+          <w:b/>
+          <w:lang w:val="pt_PT" w:bidi="pt_PT"/>
+        </w:rPr>
         <w:t>"Pois pela graça de Deus".</w:t>
       </w:r>
     </w:p>
@@ -8337,6 +9627,21 @@
         <w:rPr>
           <w:lang w:val="pt_PT" w:bidi="pt_PT"/>
         </w:rPr>
+      </w:r>
+    </w:p>
+    <w:p>
+      <w:pPr/>
+      <w:r>
+        <w:rPr>
+          <w:lang w:val="pt_PT" w:bidi="pt_PT"/>
+        </w:rPr>
+      </w:r>
+      <w:r>
+        <w:rPr>
+          <w:b/>
+          <w:lang w:val="pt_PT" w:bidi="pt_PT"/>
+        </w:rPr>
+        <w:t>τῇ γὰρ χάριτί ἐστε σεσῳσμένοι διὰ πίστεως</w:t>
       </w:r>
     </w:p>
     <w:p>
@@ -8535,6 +9840,21 @@
           <w:b/>
           <w:lang w:val="pt_PT" w:bidi="pt_PT"/>
         </w:rPr>
+        <w:t>τοῦτο</w:t>
+      </w:r>
+    </w:p>
+    <w:p>
+      <w:pPr/>
+      <w:r>
+        <w:rPr>
+          <w:lang w:val="pt_PT" w:bidi="pt_PT"/>
+        </w:rPr>
+      </w:r>
+      <w:r>
+        <w:rPr>
+          <w:b/>
+          <w:lang w:val="pt_PT" w:bidi="pt_PT"/>
+        </w:rPr>
         <w:t>"Isso não vem de vocês".</w:t>
       </w:r>
     </w:p>
@@ -8783,6 +10103,21 @@
           <w:b/>
           <w:lang w:val="pt_PT" w:bidi="pt_PT"/>
         </w:rPr>
+        <w:t>γάρ</w:t>
+      </w:r>
+    </w:p>
+    <w:p>
+      <w:pPr/>
+      <w:r>
+        <w:rPr>
+          <w:lang w:val="pt_PT" w:bidi="pt_PT"/>
+        </w:rPr>
+      </w:r>
+      <w:r>
+        <w:rPr>
+          <w:b/>
+          <w:lang w:val="pt_PT" w:bidi="pt_PT"/>
+        </w:rPr>
         <w:t>"Pois foi Deus quem nos fez".</w:t>
       </w:r>
     </w:p>
@@ -8879,6 +10214,21 @@
           <w:b/>
           <w:lang w:val="pt_PT" w:bidi="pt_PT"/>
         </w:rPr>
+        <w:t>ἐν Χριστῷ Ἰησοῦ</w:t>
+      </w:r>
+    </w:p>
+    <w:p>
+      <w:pPr/>
+      <w:r>
+        <w:rPr>
+          <w:lang w:val="pt_PT" w:bidi="pt_PT"/>
+        </w:rPr>
+      </w:r>
+      <w:r>
+        <w:rPr>
+          <w:b/>
+          <w:lang w:val="pt_PT" w:bidi="pt_PT"/>
+        </w:rPr>
         <w:t>"com Cristo Jesus".</w:t>
       </w:r>
     </w:p>
@@ -8955,6 +10305,21 @@
           <w:b/>
           <w:lang w:val="pt_PT" w:bidi="pt_PT"/>
         </w:rPr>
+        <w:t>ἵνα</w:t>
+      </w:r>
+    </w:p>
+    <w:p>
+      <w:pPr/>
+      <w:r>
+        <w:rPr>
+          <w:lang w:val="pt_PT" w:bidi="pt_PT"/>
+        </w:rPr>
+      </w:r>
+      <w:r>
+        <w:rPr>
+          <w:b/>
+          <w:lang w:val="pt_PT" w:bidi="pt_PT"/>
+        </w:rPr>
         <w:t>"para que fizéssemos as boas obras".</w:t>
       </w:r>
     </w:p>
@@ -9051,6 +10416,21 @@
           <w:b/>
           <w:lang w:val="pt_PT" w:bidi="pt_PT"/>
         </w:rPr>
+        <w:t>ἐν αὐτοῖς περιπατήσωμεν</w:t>
+      </w:r>
+    </w:p>
+    <w:p>
+      <w:pPr/>
+      <w:r>
+        <w:rPr>
+          <w:lang w:val="pt_PT" w:bidi="pt_PT"/>
+        </w:rPr>
+      </w:r>
+      <w:r>
+        <w:rPr>
+          <w:b/>
+          <w:lang w:val="pt_PT" w:bidi="pt_PT"/>
+        </w:rPr>
         <w:t>"que ele já havia preparado para nós".</w:t>
       </w:r>
     </w:p>
@@ -9173,6 +10553,21 @@
           <w:b/>
           <w:lang w:val="pt_PT" w:bidi="pt_PT"/>
         </w:rPr>
+        <w:t>διὸ</w:t>
+      </w:r>
+    </w:p>
+    <w:p>
+      <w:pPr/>
+      <w:r>
+        <w:rPr>
+          <w:lang w:val="pt_PT" w:bidi="pt_PT"/>
+        </w:rPr>
+      </w:r>
+      <w:r>
+        <w:rPr>
+          <w:b/>
+          <w:lang w:val="pt_PT" w:bidi="pt_PT"/>
+        </w:rPr>
         <w:t>"Lembrem que vocês".</w:t>
       </w:r>
     </w:p>
@@ -9345,6 +10740,21 @@
           <w:b/>
           <w:lang w:val="pt_PT" w:bidi="pt_PT"/>
         </w:rPr>
+        <w:t>τὰ ἔθνη ἐν σαρκί</w:t>
+      </w:r>
+    </w:p>
+    <w:p>
+      <w:pPr/>
+      <w:r>
+        <w:rPr>
+          <w:lang w:val="pt_PT" w:bidi="pt_PT"/>
+        </w:rPr>
+      </w:r>
+      <w:r>
+        <w:rPr>
+          <w:b/>
+          <w:lang w:val="pt_PT" w:bidi="pt_PT"/>
+        </w:rPr>
         <w:t>"os não judeus, eram chamdados incircuncidados".</w:t>
       </w:r>
     </w:p>
@@ -9454,6 +10864,21 @@
           <w:b/>
           <w:lang w:val="pt_PT" w:bidi="pt_PT"/>
         </w:rPr>
+        <w:t>ἀκροβυστία</w:t>
+      </w:r>
+    </w:p>
+    <w:p>
+      <w:pPr/>
+      <w:r>
+        <w:rPr>
+          <w:lang w:val="pt_PT" w:bidi="pt_PT"/>
+        </w:rPr>
+      </w:r>
+      <w:r>
+        <w:rPr>
+          <w:b/>
+          <w:lang w:val="pt_PT" w:bidi="pt_PT"/>
+        </w:rPr>
         <w:t>"eram chamados incircuncidados".</w:t>
       </w:r>
     </w:p>
@@ -9537,6 +10962,21 @@
           <w:b/>
           <w:lang w:val="pt_PT" w:bidi="pt_PT"/>
         </w:rPr>
+        <w:t>περιτομῆς</w:t>
+      </w:r>
+    </w:p>
+    <w:p>
+      <w:pPr/>
+      <w:r>
+        <w:rPr>
+          <w:lang w:val="pt_PT" w:bidi="pt_PT"/>
+        </w:rPr>
+      </w:r>
+      <w:r>
+        <w:rPr>
+          <w:b/>
+          <w:lang w:val="pt_PT" w:bidi="pt_PT"/>
+        </w:rPr>
         <w:t>"que chamam a si mesmos de circuncidados".</w:t>
       </w:r>
     </w:p>
@@ -9633,6 +11073,21 @@
           <w:b/>
           <w:lang w:val="pt_PT" w:bidi="pt_PT"/>
         </w:rPr>
+        <w:t>ὑπὸ τῆς λεγομένης</w:t>
+      </w:r>
+    </w:p>
+    <w:p>
+      <w:pPr/>
+      <w:r>
+        <w:rPr>
+          <w:lang w:val="pt_PT" w:bidi="pt_PT"/>
+        </w:rPr>
+      </w:r>
+      <w:r>
+        <w:rPr>
+          <w:b/>
+          <w:lang w:val="pt_PT" w:bidi="pt_PT"/>
+        </w:rPr>
         <w:t>"eram chamados de".</w:t>
       </w:r>
     </w:p>
@@ -9779,6 +11234,21 @@
           <w:b/>
           <w:lang w:val="pt_PT" w:bidi="pt_PT"/>
         </w:rPr>
+        <w:t>ὅτι</w:t>
+      </w:r>
+    </w:p>
+    <w:p>
+      <w:pPr/>
+      <w:r>
+        <w:rPr>
+          <w:lang w:val="pt_PT" w:bidi="pt_PT"/>
+        </w:rPr>
+      </w:r>
+      <w:r>
+        <w:rPr>
+          <w:b/>
+          <w:lang w:val="pt_PT" w:bidi="pt_PT"/>
+        </w:rPr>
         <w:t>"Naquele tempo vocês estavam separados de Cristo".</w:t>
       </w:r>
     </w:p>
@@ -9888,6 +11358,21 @@
           <w:b/>
           <w:lang w:val="pt_PT" w:bidi="pt_PT"/>
         </w:rPr>
+        <w:t>χωρὶς Χριστοῦ</w:t>
+      </w:r>
+    </w:p>
+    <w:p>
+      <w:pPr/>
+      <w:r>
+        <w:rPr>
+          <w:lang w:val="pt_PT" w:bidi="pt_PT"/>
+        </w:rPr>
+      </w:r>
+      <w:r>
+        <w:rPr>
+          <w:b/>
+          <w:lang w:val="pt_PT" w:bidi="pt_PT"/>
+        </w:rPr>
         <w:t>"vocês estavam separados de Cristo".</w:t>
       </w:r>
     </w:p>
@@ -9951,6 +11436,21 @@
           <w:b/>
           <w:lang w:val="pt_PT" w:bidi="pt_PT"/>
         </w:rPr>
+        <w:t>ξένοι τῶν διαθηκῶν τῆς ἐπαγγελίας</w:t>
+      </w:r>
+    </w:p>
+    <w:p>
+      <w:pPr/>
+      <w:r>
+        <w:rPr>
+          <w:lang w:val="pt_PT" w:bidi="pt_PT"/>
+        </w:rPr>
+      </w:r>
+      <w:r>
+        <w:rPr>
+          <w:b/>
+          <w:lang w:val="pt_PT" w:bidi="pt_PT"/>
+        </w:rPr>
         <w:t>"</w:t>
       </w:r>
       <w:r>
@@ -10087,6 +11587,21 @@
           <w:b/>
           <w:lang w:val="pt_PT" w:bidi="pt_PT"/>
         </w:rPr>
+        <w:t>δὲ</w:t>
+      </w:r>
+    </w:p>
+    <w:p>
+      <w:pPr/>
+      <w:r>
+        <w:rPr>
+          <w:lang w:val="pt_PT" w:bidi="pt_PT"/>
+        </w:rPr>
+      </w:r>
+      <w:r>
+        <w:rPr>
+          <w:b/>
+          <w:lang w:val="pt_PT" w:bidi="pt_PT"/>
+        </w:rPr>
         <w:t>"Mas agora, unidos com Cristo Jesus".</w:t>
       </w:r>
     </w:p>
@@ -10183,6 +11698,21 @@
           <w:b/>
           <w:lang w:val="pt_PT" w:bidi="pt_PT"/>
         </w:rPr>
+        <w:t>ὑμεῖς οἵ ποτε ὄντες μακρὰν, ἐγενήθητε ἐγγὺς ἐν τῷ αἵματι τοῦ Χριστοῦ</w:t>
+      </w:r>
+    </w:p>
+    <w:p>
+      <w:pPr/>
+      <w:r>
+        <w:rPr>
+          <w:lang w:val="pt_PT" w:bidi="pt_PT"/>
+        </w:rPr>
+      </w:r>
+      <w:r>
+        <w:rPr>
+          <w:b/>
+          <w:lang w:val="pt_PT" w:bidi="pt_PT"/>
+        </w:rPr>
         <w:t>"vocês, que estavam longe de Deus, foram trazidos para perto dele pela morte de Cristo na cruz".</w:t>
       </w:r>
     </w:p>
@@ -10305,6 +11835,21 @@
           <w:b/>
           <w:lang w:val="pt_PT" w:bidi="pt_PT"/>
         </w:rPr>
+        <w:t>ἐν τῷ αἵματι τοῦ Χριστοῦ</w:t>
+      </w:r>
+    </w:p>
+    <w:p>
+      <w:pPr/>
+      <w:r>
+        <w:rPr>
+          <w:lang w:val="pt_PT" w:bidi="pt_PT"/>
+        </w:rPr>
+      </w:r>
+      <w:r>
+        <w:rPr>
+          <w:b/>
+          <w:lang w:val="pt_PT" w:bidi="pt_PT"/>
+        </w:rPr>
         <w:t>"pela morte de Cristo na cruz".</w:t>
       </w:r>
     </w:p>
@@ -10414,6 +11959,21 @@
           <w:b/>
           <w:lang w:val="pt_PT" w:bidi="pt_PT"/>
         </w:rPr>
+        <w:t>γάρ</w:t>
+      </w:r>
+    </w:p>
+    <w:p>
+      <w:pPr/>
+      <w:r>
+        <w:rPr>
+          <w:lang w:val="pt_PT" w:bidi="pt_PT"/>
+        </w:rPr>
+      </w:r>
+      <w:r>
+        <w:rPr>
+          <w:b/>
+          <w:lang w:val="pt_PT" w:bidi="pt_PT"/>
+        </w:rPr>
         <w:t>"Pois foi Cristo quem nos trouxe a paz".</w:t>
       </w:r>
     </w:p>
@@ -10510,6 +12070,21 @@
           <w:b/>
           <w:lang w:val="pt_PT" w:bidi="pt_PT"/>
         </w:rPr>
+        <w:t>αὐτὸς &amp; ἐστιν ἡ εἰρήνη ἡμῶν</w:t>
+      </w:r>
+    </w:p>
+    <w:p>
+      <w:pPr/>
+      <w:r>
+        <w:rPr>
+          <w:lang w:val="pt_PT" w:bidi="pt_PT"/>
+        </w:rPr>
+      </w:r>
+      <w:r>
+        <w:rPr>
+          <w:b/>
+          <w:lang w:val="pt_PT" w:bidi="pt_PT"/>
+        </w:rPr>
         <w:t>"foi Cristo quem nos trouxe a paz".</w:t>
       </w:r>
     </w:p>
@@ -10573,6 +12148,21 @@
           <w:b/>
           <w:lang w:val="pt_PT" w:bidi="pt_PT"/>
         </w:rPr>
+        <w:t>ἡ εἰρήνη ἡμῶν</w:t>
+      </w:r>
+    </w:p>
+    <w:p>
+      <w:pPr/>
+      <w:r>
+        <w:rPr>
+          <w:lang w:val="pt_PT" w:bidi="pt_PT"/>
+        </w:rPr>
+      </w:r>
+      <w:r>
+        <w:rPr>
+          <w:b/>
+          <w:lang w:val="pt_PT" w:bidi="pt_PT"/>
+        </w:rPr>
         <w:t>"nos trouxe a paz".</w:t>
       </w:r>
     </w:p>
@@ -10669,6 +12259,21 @@
           <w:b/>
           <w:lang w:val="pt_PT" w:bidi="pt_PT"/>
         </w:rPr>
+        <w:t>ὁ ποιήσας τὰ ἀμφότερα ἓν</w:t>
+      </w:r>
+    </w:p>
+    <w:p>
+      <w:pPr/>
+      <w:r>
+        <w:rPr>
+          <w:lang w:val="pt_PT" w:bidi="pt_PT"/>
+        </w:rPr>
+      </w:r>
+      <w:r>
+        <w:rPr>
+          <w:b/>
+          <w:lang w:val="pt_PT" w:bidi="pt_PT"/>
+        </w:rPr>
         <w:t>"tornando os judeus e os não judeus um só povo".</w:t>
       </w:r>
     </w:p>
@@ -10732,6 +12337,21 @@
           <w:b/>
           <w:lang w:val="pt_PT" w:bidi="pt_PT"/>
         </w:rPr>
+        <w:t>ἐν τῇ σαρκὶ αὐτοῦ</w:t>
+      </w:r>
+    </w:p>
+    <w:p>
+      <w:pPr/>
+      <w:r>
+        <w:rPr>
+          <w:lang w:val="pt_PT" w:bidi="pt_PT"/>
+        </w:rPr>
+      </w:r>
+      <w:r>
+        <w:rPr>
+          <w:b/>
+          <w:lang w:val="pt_PT" w:bidi="pt_PT"/>
+        </w:rPr>
         <w:t>"Por meio do sacrifício do seu corpo".</w:t>
       </w:r>
     </w:p>
@@ -10841,6 +12461,21 @@
           <w:b/>
           <w:lang w:val="pt_PT" w:bidi="pt_PT"/>
         </w:rPr>
+        <w:t>τὸ μεσότοιχον τοῦ φραγμοῦ &amp; τὴν ἔχθραν</w:t>
+      </w:r>
+    </w:p>
+    <w:p>
+      <w:pPr/>
+      <w:r>
+        <w:rPr>
+          <w:lang w:val="pt_PT" w:bidi="pt_PT"/>
+        </w:rPr>
+      </w:r>
+      <w:r>
+        <w:rPr>
+          <w:b/>
+          <w:lang w:val="pt_PT" w:bidi="pt_PT"/>
+        </w:rPr>
         <w:t>"ele derrubou o muro de inimizade que separava os judeus dos não judeus".</w:t>
       </w:r>
     </w:p>
@@ -11013,6 +12648,21 @@
           <w:b/>
           <w:lang w:val="pt_PT" w:bidi="pt_PT"/>
         </w:rPr>
+        <w:t>ἵνα</w:t>
+      </w:r>
+    </w:p>
+    <w:p>
+      <w:pPr/>
+      <w:r>
+        <w:rPr>
+          <w:lang w:val="pt_PT" w:bidi="pt_PT"/>
+        </w:rPr>
+      </w:r>
+      <w:r>
+        <w:rPr>
+          <w:b/>
+          <w:lang w:val="pt_PT" w:bidi="pt_PT"/>
+        </w:rPr>
         <w:t>"Foi assim que".</w:t>
       </w:r>
     </w:p>
@@ -11109,6 +12759,21 @@
           <w:b/>
           <w:lang w:val="pt_PT" w:bidi="pt_PT"/>
         </w:rPr>
+        <w:t>ἕνα καινὸν ἄνθρωπον</w:t>
+      </w:r>
+    </w:p>
+    <w:p>
+      <w:pPr/>
+      <w:r>
+        <w:rPr>
+          <w:lang w:val="pt_PT" w:bidi="pt_PT"/>
+        </w:rPr>
+      </w:r>
+      <w:r>
+        <w:rPr>
+          <w:b/>
+          <w:lang w:val="pt_PT" w:bidi="pt_PT"/>
+        </w:rPr>
         <w:t>"e dos dois povos formou um só povo, novo e unido com ele".</w:t>
       </w:r>
     </w:p>
@@ -11205,6 +12870,21 @@
           <w:b/>
           <w:lang w:val="pt_PT" w:bidi="pt_PT"/>
         </w:rPr>
+        <w:t>ἐν αὑτῷ</w:t>
+      </w:r>
+    </w:p>
+    <w:p>
+      <w:pPr/>
+      <w:r>
+        <w:rPr>
+          <w:lang w:val="pt_PT" w:bidi="pt_PT"/>
+        </w:rPr>
+      </w:r>
+      <w:r>
+        <w:rPr>
+          <w:b/>
+          <w:lang w:val="pt_PT" w:bidi="pt_PT"/>
+        </w:rPr>
         <w:t>"unido com ele".</w:t>
       </w:r>
     </w:p>
@@ -11288,6 +12968,21 @@
           <w:b/>
           <w:lang w:val="pt_PT" w:bidi="pt_PT"/>
         </w:rPr>
+        <w:t>ἀποκαταλλάξῃ τοὺς ἀμφοτέρους</w:t>
+      </w:r>
+    </w:p>
+    <w:p>
+      <w:pPr/>
+      <w:r>
+        <w:rPr>
+          <w:lang w:val="pt_PT" w:bidi="pt_PT"/>
+        </w:rPr>
+      </w:r>
+      <w:r>
+        <w:rPr>
+          <w:b/>
+          <w:lang w:val="pt_PT" w:bidi="pt_PT"/>
+        </w:rPr>
         <w:t>"</w:t>
       </w:r>
       <w:r>
@@ -11365,6 +13060,21 @@
           <w:b/>
           <w:lang w:val="pt_PT" w:bidi="pt_PT"/>
         </w:rPr>
+        <w:t>ἐν ἑνὶ σώματι</w:t>
+      </w:r>
+    </w:p>
+    <w:p>
+      <w:pPr/>
+      <w:r>
+        <w:rPr>
+          <w:lang w:val="pt_PT" w:bidi="pt_PT"/>
+        </w:rPr>
+      </w:r>
+      <w:r>
+        <w:rPr>
+          <w:b/>
+          <w:lang w:val="pt_PT" w:bidi="pt_PT"/>
+        </w:rPr>
         <w:t>"ele os uniu em um só corpo".</w:t>
       </w:r>
     </w:p>
@@ -11461,6 +13171,21 @@
           <w:b/>
           <w:lang w:val="pt_PT" w:bidi="pt_PT"/>
         </w:rPr>
+        <w:t>διὰ τοῦ σταυροῦ</w:t>
+      </w:r>
+    </w:p>
+    <w:p>
+      <w:pPr/>
+      <w:r>
+        <w:rPr>
+          <w:lang w:val="pt_PT" w:bidi="pt_PT"/>
+        </w:rPr>
+      </w:r>
+      <w:r>
+        <w:rPr>
+          <w:b/>
+          <w:lang w:val="pt_PT" w:bidi="pt_PT"/>
+        </w:rPr>
         <w:t>"Por meio da cruz".</w:t>
       </w:r>
     </w:p>
@@ -11557,6 +13282,21 @@
           <w:b/>
           <w:lang w:val="pt_PT" w:bidi="pt_PT"/>
         </w:rPr>
+        <w:t>ἀποκτείνας τὴν ἔχθραν</w:t>
+      </w:r>
+    </w:p>
+    <w:p>
+      <w:pPr/>
+      <w:r>
+        <w:rPr>
+          <w:lang w:val="pt_PT" w:bidi="pt_PT"/>
+        </w:rPr>
+      </w:r>
+      <w:r>
+        <w:rPr>
+          <w:b/>
+          <w:lang w:val="pt_PT" w:bidi="pt_PT"/>
+        </w:rPr>
         <w:t>"Cristo destruiu a inimizade".</w:t>
       </w:r>
     </w:p>
@@ -11779,6 +13519,21 @@
           <w:b/>
           <w:lang w:val="pt_PT" w:bidi="pt_PT"/>
         </w:rPr>
+        <w:t>ὑμῖν τοῖς μακρὰν</w:t>
+      </w:r>
+    </w:p>
+    <w:p>
+      <w:pPr/>
+      <w:r>
+        <w:rPr>
+          <w:lang w:val="pt_PT" w:bidi="pt_PT"/>
+        </w:rPr>
+      </w:r>
+      <w:r>
+        <w:rPr>
+          <w:b/>
+          <w:lang w:val="pt_PT" w:bidi="pt_PT"/>
+        </w:rPr>
         <w:t>"tanto a vocês, os não judeus, que estavam longe de Deus".</w:t>
       </w:r>
     </w:p>
@@ -11862,6 +13617,21 @@
           <w:b/>
           <w:lang w:val="pt_PT" w:bidi="pt_PT"/>
         </w:rPr>
+        <w:t>τοῖς ἐγγύς</w:t>
+      </w:r>
+    </w:p>
+    <w:p>
+      <w:pPr/>
+      <w:r>
+        <w:rPr>
+          <w:lang w:val="pt_PT" w:bidi="pt_PT"/>
+        </w:rPr>
+      </w:r>
+      <w:r>
+        <w:rPr>
+          <w:b/>
+          <w:lang w:val="pt_PT" w:bidi="pt_PT"/>
+        </w:rPr>
         <w:t>"como aos judeus, que estavam perto dele".</w:t>
       </w:r>
     </w:p>
@@ -12041,6 +13811,21 @@
           <w:b/>
           <w:lang w:val="pt_PT" w:bidi="pt_PT"/>
         </w:rPr>
+        <w:t>ὅτι</w:t>
+      </w:r>
+    </w:p>
+    <w:p>
+      <w:pPr/>
+      <w:r>
+        <w:rPr>
+          <w:lang w:val="pt_PT" w:bidi="pt_PT"/>
+        </w:rPr>
+      </w:r>
+      <w:r>
+        <w:rPr>
+          <w:b/>
+          <w:lang w:val="pt_PT" w:bidi="pt_PT"/>
+        </w:rPr>
         <w:t>"É por meio de Cristo que todos nós".</w:t>
       </w:r>
     </w:p>
@@ -12213,6 +13998,21 @@
           <w:b/>
           <w:lang w:val="pt_PT" w:bidi="pt_PT"/>
         </w:rPr>
+        <w:t>ἄρα οὖν</w:t>
+      </w:r>
+    </w:p>
+    <w:p>
+      <w:pPr/>
+      <w:r>
+        <w:rPr>
+          <w:lang w:val="pt_PT" w:bidi="pt_PT"/>
+        </w:rPr>
+      </w:r>
+      <w:r>
+        <w:rPr>
+          <w:b/>
+          <w:lang w:val="pt_PT" w:bidi="pt_PT"/>
+        </w:rPr>
         <w:t>"Portanto, vocês, os não judeus".</w:t>
       </w:r>
     </w:p>
@@ -12309,6 +14109,21 @@
           <w:b/>
           <w:lang w:val="pt_PT" w:bidi="pt_PT"/>
         </w:rPr>
+        <w:t>ξένοι καὶ πάροικοι</w:t>
+      </w:r>
+    </w:p>
+    <w:p>
+      <w:pPr/>
+      <w:r>
+        <w:rPr>
+          <w:lang w:val="pt_PT" w:bidi="pt_PT"/>
+        </w:rPr>
+      </w:r>
+      <w:r>
+        <w:rPr>
+          <w:b/>
+          <w:lang w:val="pt_PT" w:bidi="pt_PT"/>
+        </w:rPr>
         <w:t>"estrangeiros nem visitantes".</w:t>
       </w:r>
     </w:p>
@@ -12418,6 +14233,21 @@
           <w:b/>
           <w:lang w:val="pt_PT" w:bidi="pt_PT"/>
         </w:rPr>
+        <w:t>ἀλλὰ</w:t>
+      </w:r>
+    </w:p>
+    <w:p>
+      <w:pPr/>
+      <w:r>
+        <w:rPr>
+          <w:lang w:val="pt_PT" w:bidi="pt_PT"/>
+        </w:rPr>
+      </w:r>
+      <w:r>
+        <w:rPr>
+          <w:b/>
+          <w:lang w:val="pt_PT" w:bidi="pt_PT"/>
+        </w:rPr>
         <w:t>"Agora vocês são".</w:t>
       </w:r>
     </w:p>
@@ -12514,6 +14344,21 @@
           <w:b/>
           <w:lang w:val="pt_PT" w:bidi="pt_PT"/>
         </w:rPr>
+        <w:t>ἐστὲ συνπολῖται τῶν ἁγίων καὶ οἰκεῖοι τοῦ Θεοῦ</w:t>
+      </w:r>
+    </w:p>
+    <w:p>
+      <w:pPr/>
+      <w:r>
+        <w:rPr>
+          <w:lang w:val="pt_PT" w:bidi="pt_PT"/>
+        </w:rPr>
+      </w:r>
+      <w:r>
+        <w:rPr>
+          <w:b/>
+          <w:lang w:val="pt_PT" w:bidi="pt_PT"/>
+        </w:rPr>
         <w:t>"vocês são cidadãos que pertencem ao povo de Deus e são membros da família dele".</w:t>
       </w:r>
     </w:p>
@@ -12610,6 +14455,21 @@
           <w:b/>
           <w:lang w:val="pt_PT" w:bidi="pt_PT"/>
         </w:rPr>
+        <w:t>ἐποικοδομηθέντες ἐπὶ τῷ θεμελίῳ</w:t>
+      </w:r>
+    </w:p>
+    <w:p>
+      <w:pPr/>
+      <w:r>
+        <w:rPr>
+          <w:lang w:val="pt_PT" w:bidi="pt_PT"/>
+        </w:rPr>
+      </w:r>
+      <w:r>
+        <w:rPr>
+          <w:b/>
+          <w:lang w:val="pt_PT" w:bidi="pt_PT"/>
+        </w:rPr>
         <w:t>"e estão construídos sobre o alicerce".</w:t>
       </w:r>
     </w:p>
@@ -12706,6 +14566,21 @@
           <w:b/>
           <w:lang w:val="pt_PT" w:bidi="pt_PT"/>
         </w:rPr>
+        <w:t>ἐποικοδομηθέντες</w:t>
+      </w:r>
+    </w:p>
+    <w:p>
+      <w:pPr/>
+      <w:r>
+        <w:rPr>
+          <w:lang w:val="pt_PT" w:bidi="pt_PT"/>
+        </w:rPr>
+      </w:r>
+      <w:r>
+        <w:rPr>
+          <w:b/>
+          <w:lang w:val="pt_PT" w:bidi="pt_PT"/>
+        </w:rPr>
         <w:t>"estão construídos sobre".</w:t>
       </w:r>
     </w:p>
@@ -12789,6 +14664,21 @@
           <w:b/>
           <w:lang w:val="pt_PT" w:bidi="pt_PT"/>
         </w:rPr>
+        <w:t>πᾶσα οἰκοδομὴ συναρμολογουμένη, αὔξει εἰς ναὸν ἅγιον</w:t>
+      </w:r>
+    </w:p>
+    <w:p>
+      <w:pPr/>
+      <w:r>
+        <w:rPr>
+          <w:lang w:val="pt_PT" w:bidi="pt_PT"/>
+        </w:rPr>
+      </w:r>
+      <w:r>
+        <w:rPr>
+          <w:b/>
+          <w:lang w:val="pt_PT" w:bidi="pt_PT"/>
+        </w:rPr>
         <w:t>"Ele mantém o edifício todo bem firme e faz com que cresça como um templo dedicado ao Senhor".</w:t>
       </w:r>
     </w:p>
@@ -12885,6 +14775,21 @@
           <w:b/>
           <w:lang w:val="pt_PT" w:bidi="pt_PT"/>
         </w:rPr>
+        <w:t>ἐν ᾧ &amp; ἐν Κυρίῳ</w:t>
+      </w:r>
+    </w:p>
+    <w:p>
+      <w:pPr/>
+      <w:r>
+        <w:rPr>
+          <w:lang w:val="pt_PT" w:bidi="pt_PT"/>
+        </w:rPr>
+      </w:r>
+      <w:r>
+        <w:rPr>
+          <w:b/>
+          <w:lang w:val="pt_PT" w:bidi="pt_PT"/>
+        </w:rPr>
         <w:t>"ao Senhor".</w:t>
       </w:r>
     </w:p>
@@ -12981,6 +14886,21 @@
           <w:b/>
           <w:lang w:val="pt_PT" w:bidi="pt_PT"/>
         </w:rPr>
+        <w:t>ἐν ᾧ</w:t>
+      </w:r>
+    </w:p>
+    <w:p>
+      <w:pPr/>
+      <w:r>
+        <w:rPr>
+          <w:lang w:val="pt_PT" w:bidi="pt_PT"/>
+        </w:rPr>
+      </w:r>
+      <w:r>
+        <w:rPr>
+          <w:b/>
+          <w:lang w:val="pt_PT" w:bidi="pt_PT"/>
+        </w:rPr>
         <w:t>"unidos com Cristo, estão sendo construídos".</w:t>
       </w:r>
     </w:p>
@@ -13064,6 +14984,21 @@
           <w:b/>
           <w:lang w:val="pt_PT" w:bidi="pt_PT"/>
         </w:rPr>
+        <w:t>καὶ ὑμεῖς συνοικοδομεῖσθε, εἰς κατοικητήριον τοῦ Θεοῦ ἐν Πνεύματι</w:t>
+      </w:r>
+    </w:p>
+    <w:p>
+      <w:pPr/>
+      <w:r>
+        <w:rPr>
+          <w:lang w:val="pt_PT" w:bidi="pt_PT"/>
+        </w:rPr>
+      </w:r>
+      <w:r>
+        <w:rPr>
+          <w:b/>
+          <w:lang w:val="pt_PT" w:bidi="pt_PT"/>
+        </w:rPr>
         <w:t>"Assim vocês também, unidos com Cristo, estão sendo construídos, juntos com os outros, para se tornarem uma casa onde Deus vive por meio do seu Espírito".</w:t>
       </w:r>
     </w:p>
@@ -13186,6 +15121,21 @@
           <w:b/>
           <w:lang w:val="pt_PT" w:bidi="pt_PT"/>
         </w:rPr>
+        <w:t>καὶ ὑμεῖς συνοικοδομεῖσθε</w:t>
+      </w:r>
+    </w:p>
+    <w:p>
+      <w:pPr/>
+      <w:r>
+        <w:rPr>
+          <w:lang w:val="pt_PT" w:bidi="pt_PT"/>
+        </w:rPr>
+      </w:r>
+      <w:r>
+        <w:rPr>
+          <w:b/>
+          <w:lang w:val="pt_PT" w:bidi="pt_PT"/>
+        </w:rPr>
         <w:t>"estão sendo construídos, junto com os outros".</w:t>
       </w:r>
     </w:p>
@@ -13421,6 +15371,21 @@
           <w:b/>
           <w:lang w:val="pt_PT" w:bidi="pt_PT"/>
         </w:rPr>
+        <w:t>τούτου χάριν</w:t>
+      </w:r>
+    </w:p>
+    <w:p>
+      <w:pPr/>
+      <w:r>
+        <w:rPr>
+          <w:lang w:val="pt_PT" w:bidi="pt_PT"/>
+        </w:rPr>
+      </w:r>
+      <w:r>
+        <w:rPr>
+          <w:b/>
+          <w:lang w:val="pt_PT" w:bidi="pt_PT"/>
+        </w:rPr>
         <w:t>"Por essa razão".</w:t>
       </w:r>
     </w:p>
@@ -13504,6 +15469,21 @@
           <w:b/>
           <w:lang w:val="pt_PT" w:bidi="pt_PT"/>
         </w:rPr>
+        <w:t>ὁ δέσμιος τοῦ Χριστοῦ Ἰησοῦ</w:t>
+      </w:r>
+    </w:p>
+    <w:p>
+      <w:pPr/>
+      <w:r>
+        <w:rPr>
+          <w:lang w:val="pt_PT" w:bidi="pt_PT"/>
+        </w:rPr>
+      </w:r>
+      <w:r>
+        <w:rPr>
+          <w:b/>
+          <w:lang w:val="pt_PT" w:bidi="pt_PT"/>
+        </w:rPr>
         <w:t>"que estou preso por causa de Cristo Jesus".</w:t>
       </w:r>
     </w:p>
@@ -13567,6 +15547,21 @@
           <w:b/>
           <w:lang w:val="pt_PT" w:bidi="pt_PT"/>
         </w:rPr>
+        <w:t>τὴν οἰκονομίαν τῆς χάριτος τοῦ Θεοῦ, τῆς δοθείσης μοι εἰς ὑμᾶς</w:t>
+      </w:r>
+    </w:p>
+    <w:p>
+      <w:pPr/>
+      <w:r>
+        <w:rPr>
+          <w:lang w:val="pt_PT" w:bidi="pt_PT"/>
+        </w:rPr>
+      </w:r>
+      <w:r>
+        <w:rPr>
+          <w:b/>
+          <w:lang w:val="pt_PT" w:bidi="pt_PT"/>
+        </w:rPr>
         <w:t>"por causa da sua graça, me deu esse trabalho para o bem de vocês".</w:t>
       </w:r>
     </w:p>
@@ -13643,6 +15638,21 @@
           <w:b/>
           <w:lang w:val="pt_PT" w:bidi="pt_PT"/>
         </w:rPr>
+        <w:t>κατὰ ἀποκάλυψιν ἐγνωρίσθη μοι</w:t>
+      </w:r>
+    </w:p>
+    <w:p>
+      <w:pPr/>
+      <w:r>
+        <w:rPr>
+          <w:lang w:val="pt_PT" w:bidi="pt_PT"/>
+        </w:rPr>
+      </w:r>
+      <w:r>
+        <w:rPr>
+          <w:b/>
+          <w:lang w:val="pt_PT" w:bidi="pt_PT"/>
+        </w:rPr>
         <w:t>"Deus me revelou o seu plano secreto e fez com que eu o conhecesse".</w:t>
       </w:r>
     </w:p>
@@ -13739,6 +15749,21 @@
           <w:b/>
           <w:lang w:val="pt_PT" w:bidi="pt_PT"/>
         </w:rPr>
+        <w:t>καθὼς προέγραψα ἐν ὀλίγῳ</w:t>
+      </w:r>
+    </w:p>
+    <w:p>
+      <w:pPr/>
+      <w:r>
+        <w:rPr>
+          <w:lang w:val="pt_PT" w:bidi="pt_PT"/>
+        </w:rPr>
+      </w:r>
+      <w:r>
+        <w:rPr>
+          <w:b/>
+          <w:lang w:val="pt_PT" w:bidi="pt_PT"/>
+        </w:rPr>
         <w:t>"Eu escrevi isso em poucas palavras".</w:t>
       </w:r>
     </w:p>
@@ -13802,6 +15827,21 @@
           <w:b/>
           <w:lang w:val="pt_PT" w:bidi="pt_PT"/>
         </w:rPr>
+        <w:t>ὃ ἑτέραις γενεαῖς οὐκ ἐγνωρίσθη τοῖς υἱοῖς τῶν ἀνθρώπων</w:t>
+      </w:r>
+    </w:p>
+    <w:p>
+      <w:pPr/>
+      <w:r>
+        <w:rPr>
+          <w:lang w:val="pt_PT" w:bidi="pt_PT"/>
+        </w:rPr>
+      </w:r>
+      <w:r>
+        <w:rPr>
+          <w:b/>
+          <w:lang w:val="pt_PT" w:bidi="pt_PT"/>
+        </w:rPr>
         <w:t>"No passado esse segredo não foi contado aos seres humanos".</w:t>
       </w:r>
     </w:p>
@@ -13885,6 +15925,21 @@
           <w:b/>
           <w:lang w:val="pt_PT" w:bidi="pt_PT"/>
         </w:rPr>
+        <w:t>ὡς νῦν ἀπεκαλύφθη &amp; ἐν Πνεύματι</w:t>
+      </w:r>
+    </w:p>
+    <w:p>
+      <w:pPr/>
+      <w:r>
+        <w:rPr>
+          <w:lang w:val="pt_PT" w:bidi="pt_PT"/>
+        </w:rPr>
+      </w:r>
+      <w:r>
+        <w:rPr>
+          <w:b/>
+          <w:lang w:val="pt_PT" w:bidi="pt_PT"/>
+        </w:rPr>
         <w:t>"mas agora, por meio do seu Espírito, Deus o revelou".</w:t>
       </w:r>
     </w:p>
@@ -14120,6 +16175,21 @@
           <w:b/>
           <w:lang w:val="pt_PT" w:bidi="pt_PT"/>
         </w:rPr>
+        <w:t>ἐν Χριστῷ Ἰησοῦ</w:t>
+      </w:r>
+    </w:p>
+    <w:p>
+      <w:pPr/>
+      <w:r>
+        <w:rPr>
+          <w:lang w:val="pt_PT" w:bidi="pt_PT"/>
+        </w:rPr>
+      </w:r>
+      <w:r>
+        <w:rPr>
+          <w:b/>
+          <w:lang w:val="pt_PT" w:bidi="pt_PT"/>
+        </w:rPr>
         <w:t>"por meio de Cristo Jesus".</w:t>
       </w:r>
     </w:p>
@@ -14196,6 +16266,21 @@
           <w:b/>
           <w:lang w:val="pt_PT" w:bidi="pt_PT"/>
         </w:rPr>
+        <w:t>διὰ τοῦ εὐαγγελίου</w:t>
+      </w:r>
+    </w:p>
+    <w:p>
+      <w:pPr/>
+      <w:r>
+        <w:rPr>
+          <w:lang w:val="pt_PT" w:bidi="pt_PT"/>
+        </w:rPr>
+      </w:r>
+      <w:r>
+        <w:rPr>
+          <w:b/>
+          <w:lang w:val="pt_PT" w:bidi="pt_PT"/>
+        </w:rPr>
         <w:t>"por meio do evangelho".</w:t>
       </w:r>
     </w:p>
@@ -14285,6 +16370,21 @@
           <w:b/>
           <w:lang w:val="pt_PT" w:bidi="pt_PT"/>
         </w:rPr>
+        <w:t>ἀνεξιχνίαστον</w:t>
+      </w:r>
+    </w:p>
+    <w:p>
+      <w:pPr/>
+      <w:r>
+        <w:rPr>
+          <w:lang w:val="pt_PT" w:bidi="pt_PT"/>
+        </w:rPr>
+      </w:r>
+      <w:r>
+        <w:rPr>
+          <w:b/>
+          <w:lang w:val="pt_PT" w:bidi="pt_PT"/>
+        </w:rPr>
         <w:t>"a boa notícia das imensas riquezas de Cristo".</w:t>
       </w:r>
     </w:p>
@@ -14368,6 +16468,21 @@
           <w:b/>
           <w:lang w:val="pt_PT" w:bidi="pt_PT"/>
         </w:rPr>
+        <w:t>πλοῦτος τοῦ Χριστοῦ</w:t>
+      </w:r>
+    </w:p>
+    <w:p>
+      <w:pPr/>
+      <w:r>
+        <w:rPr>
+          <w:lang w:val="pt_PT" w:bidi="pt_PT"/>
+        </w:rPr>
+      </w:r>
+      <w:r>
+        <w:rPr>
+          <w:b/>
+          <w:lang w:val="pt_PT" w:bidi="pt_PT"/>
+        </w:rPr>
         <w:t>"riquezas de Cristo".</w:t>
       </w:r>
     </w:p>
@@ -14464,6 +16579,21 @@
           <w:b/>
           <w:lang w:val="pt_PT" w:bidi="pt_PT"/>
         </w:rPr>
+        <w:t>τοῦ μυστηρίου, τοῦ ἀποκεκρυμμένου ἀπὸ τῶν αἰώνων ἐν τῷ Θεῷ, τῷ τὰ πάντα κτίσαντι</w:t>
+      </w:r>
+    </w:p>
+    <w:p>
+      <w:pPr/>
+      <w:r>
+        <w:rPr>
+          <w:lang w:val="pt_PT" w:bidi="pt_PT"/>
+        </w:rPr>
+      </w:r>
+      <w:r>
+        <w:rPr>
+          <w:b/>
+          <w:lang w:val="pt_PT" w:bidi="pt_PT"/>
+        </w:rPr>
         <w:t>"Deus, que criou tudo, escondeu esse segredo durante os tempos passados".</w:t>
       </w:r>
     </w:p>
@@ -14560,6 +16690,21 @@
           <w:b/>
           <w:lang w:val="pt_PT" w:bidi="pt_PT"/>
         </w:rPr>
+        <w:t>ἵνα</w:t>
+      </w:r>
+    </w:p>
+    <w:p>
+      <w:pPr/>
+      <w:r>
+        <w:rPr>
+          <w:lang w:val="pt_PT" w:bidi="pt_PT"/>
+        </w:rPr>
+      </w:r>
+      <w:r>
+        <w:rPr>
+          <w:b/>
+          <w:lang w:val="pt_PT" w:bidi="pt_PT"/>
+        </w:rPr>
         <w:t>"E isso aconteceu a fim de que agora".</w:t>
       </w:r>
     </w:p>
@@ -14656,6 +16801,21 @@
           <w:b/>
           <w:lang w:val="pt_PT" w:bidi="pt_PT"/>
         </w:rPr>
+        <w:t>γνωρισθῇ &amp; ταῖς ἀρχαῖς καὶ ταῖς ἐξουσίαις ἐν τοῖς ἐπουρανίοις &amp; ἡ πολυποίκιλος σοφία τοῦ Θεοῦ</w:t>
+      </w:r>
+    </w:p>
+    <w:p>
+      <w:pPr/>
+      <w:r>
+        <w:rPr>
+          <w:lang w:val="pt_PT" w:bidi="pt_PT"/>
+        </w:rPr>
+      </w:r>
+      <w:r>
+        <w:rPr>
+          <w:b/>
+          <w:lang w:val="pt_PT" w:bidi="pt_PT"/>
+        </w:rPr>
         <w:t>"as autoridades e os poderes angélicos do mundo celestial conheçam a sabedoria de Deus em todas as suas diferentes formas".</w:t>
       </w:r>
     </w:p>
@@ -14834,6 +16994,21 @@
         <w:rPr>
           <w:lang w:val="pt_PT" w:bidi="pt_PT"/>
         </w:rPr>
+      </w:r>
+    </w:p>
+    <w:p>
+      <w:pPr/>
+      <w:r>
+        <w:rPr>
+          <w:lang w:val="pt_PT" w:bidi="pt_PT"/>
+        </w:rPr>
+      </w:r>
+      <w:r>
+        <w:rPr>
+          <w:b/>
+          <w:lang w:val="pt_PT" w:bidi="pt_PT"/>
+        </w:rPr>
+        <w:t>ἐν τοῖς ἐπουρανίοις</w:t>
       </w:r>
     </w:p>
     <w:p>
@@ -14942,6 +17117,21 @@
           <w:b/>
           <w:lang w:val="pt_PT" w:bidi="pt_PT"/>
         </w:rPr>
+        <w:t>ἡ πολυποίκιλος σοφία τοῦ Θεοῦ</w:t>
+      </w:r>
+    </w:p>
+    <w:p>
+      <w:pPr/>
+      <w:r>
+        <w:rPr>
+          <w:lang w:val="pt_PT" w:bidi="pt_PT"/>
+        </w:rPr>
+      </w:r>
+      <w:r>
+        <w:rPr>
+          <w:b/>
+          <w:lang w:val="pt_PT" w:bidi="pt_PT"/>
+        </w:rPr>
         <w:t>"a sabedoria de Deus em todas as suas diferentes formas".</w:t>
       </w:r>
     </w:p>
@@ -15038,6 +17228,21 @@
           <w:b/>
           <w:lang w:val="pt_PT" w:bidi="pt_PT"/>
         </w:rPr>
+        <w:t>κατὰ πρόθεσιν τῶν αἰώνων</w:t>
+      </w:r>
+    </w:p>
+    <w:p>
+      <w:pPr/>
+      <w:r>
+        <w:rPr>
+          <w:lang w:val="pt_PT" w:bidi="pt_PT"/>
+        </w:rPr>
+      </w:r>
+      <w:r>
+        <w:rPr>
+          <w:b/>
+          <w:lang w:val="pt_PT" w:bidi="pt_PT"/>
+        </w:rPr>
         <w:t>"de acordo com o seu propósito eterno".</w:t>
       </w:r>
     </w:p>
@@ -15336,6 +17541,21 @@
           <w:b/>
           <w:lang w:val="pt_PT" w:bidi="pt_PT"/>
         </w:rPr>
+        <w:t>προσαγωγὴν ἐν πεποιθήσει</w:t>
+      </w:r>
+    </w:p>
+    <w:p>
+      <w:pPr/>
+      <w:r>
+        <w:rPr>
+          <w:lang w:val="pt_PT" w:bidi="pt_PT"/>
+        </w:rPr>
+      </w:r>
+      <w:r>
+        <w:rPr>
+          <w:b/>
+          <w:lang w:val="pt_PT" w:bidi="pt_PT"/>
+        </w:rPr>
         <w:t>"</w:t>
       </w:r>
       <w:r>
@@ -15452,6 +17672,21 @@
           <w:b/>
           <w:lang w:val="pt_PT" w:bidi="pt_PT"/>
         </w:rPr>
+        <w:t>πεποιθήσει</w:t>
+      </w:r>
+    </w:p>
+    <w:p>
+      <w:pPr/>
+      <w:r>
+        <w:rPr>
+          <w:lang w:val="pt_PT" w:bidi="pt_PT"/>
+        </w:rPr>
+      </w:r>
+      <w:r>
+        <w:rPr>
+          <w:b/>
+          <w:lang w:val="pt_PT" w:bidi="pt_PT"/>
+        </w:rPr>
         <w:t>"com toda a confiança".</w:t>
       </w:r>
     </w:p>
@@ -15515,6 +17750,21 @@
           <w:b/>
           <w:lang w:val="pt_PT" w:bidi="pt_PT"/>
         </w:rPr>
+        <w:t>διὸ</w:t>
+      </w:r>
+    </w:p>
+    <w:p>
+      <w:pPr/>
+      <w:r>
+        <w:rPr>
+          <w:lang w:val="pt_PT" w:bidi="pt_PT"/>
+        </w:rPr>
+      </w:r>
+      <w:r>
+        <w:rPr>
+          <w:b/>
+          <w:lang w:val="pt_PT" w:bidi="pt_PT"/>
+        </w:rPr>
         <w:t>"Portanto, eu lhes peço que".</w:t>
       </w:r>
     </w:p>
@@ -15611,6 +17861,21 @@
           <w:b/>
           <w:lang w:val="pt_PT" w:bidi="pt_PT"/>
         </w:rPr>
+        <w:t>ὑπὲρ ὑμῶν, ἥτις ἐστὶν δόξα ὑμῶν</w:t>
+      </w:r>
+    </w:p>
+    <w:p>
+      <w:pPr/>
+      <w:r>
+        <w:rPr>
+          <w:lang w:val="pt_PT" w:bidi="pt_PT"/>
+        </w:rPr>
+      </w:r>
+      <w:r>
+        <w:rPr>
+          <w:b/>
+          <w:lang w:val="pt_PT" w:bidi="pt_PT"/>
+        </w:rPr>
         <w:t>"por vocês, pois eles lhes trazem benefício".</w:t>
       </w:r>
     </w:p>
@@ -15707,6 +17972,21 @@
           <w:b/>
           <w:lang w:val="pt_PT" w:bidi="pt_PT"/>
         </w:rPr>
+        <w:t>τούτου χάριν</w:t>
+      </w:r>
+    </w:p>
+    <w:p>
+      <w:pPr/>
+      <w:r>
+        <w:rPr>
+          <w:lang w:val="pt_PT" w:bidi="pt_PT"/>
+        </w:rPr>
+      </w:r>
+      <w:r>
+        <w:rPr>
+          <w:b/>
+          <w:lang w:val="pt_PT" w:bidi="pt_PT"/>
+        </w:rPr>
         <w:t>"Por esse motivo, eu me ajoelho diante do Pai".</w:t>
       </w:r>
     </w:p>
@@ -15803,6 +18083,21 @@
           <w:b/>
           <w:lang w:val="pt_PT" w:bidi="pt_PT"/>
         </w:rPr>
+        <w:t>τούτου χάριν</w:t>
+      </w:r>
+    </w:p>
+    <w:p>
+      <w:pPr/>
+      <w:r>
+        <w:rPr>
+          <w:lang w:val="pt_PT" w:bidi="pt_PT"/>
+        </w:rPr>
+      </w:r>
+      <w:r>
+        <w:rPr>
+          <w:b/>
+          <w:lang w:val="pt_PT" w:bidi="pt_PT"/>
+        </w:rPr>
         <w:t>"Por esse motivo".</w:t>
       </w:r>
     </w:p>
@@ -15886,6 +18181,21 @@
           <w:b/>
           <w:lang w:val="pt_PT" w:bidi="pt_PT"/>
         </w:rPr>
+        <w:t>κάμπτω τὰ γόνατά μου πρὸς τὸν Πατέρα</w:t>
+      </w:r>
+    </w:p>
+    <w:p>
+      <w:pPr/>
+      <w:r>
+        <w:rPr>
+          <w:lang w:val="pt_PT" w:bidi="pt_PT"/>
+        </w:rPr>
+      </w:r>
+      <w:r>
+        <w:rPr>
+          <w:b/>
+          <w:lang w:val="pt_PT" w:bidi="pt_PT"/>
+        </w:rPr>
         <w:t>"eu me ajoelho diante do Pai".</w:t>
       </w:r>
     </w:p>
@@ -15969,6 +18279,21 @@
           <w:b/>
           <w:lang w:val="pt_PT" w:bidi="pt_PT"/>
         </w:rPr>
+        <w:t>ἐξ οὗ πᾶσα πατριὰ ἐν οὐρανοῖς καὶ ἐπὶ γῆς ὀνομάζεται</w:t>
+      </w:r>
+    </w:p>
+    <w:p>
+      <w:pPr/>
+      <w:r>
+        <w:rPr>
+          <w:lang w:val="pt_PT" w:bidi="pt_PT"/>
+        </w:rPr>
+      </w:r>
+      <w:r>
+        <w:rPr>
+          <w:b/>
+          <w:lang w:val="pt_PT" w:bidi="pt_PT"/>
+        </w:rPr>
         <w:t>"de quem todas as famílias no céu e na terra recebem o seu verdadeiro nome".</w:t>
       </w:r>
     </w:p>
@@ -16052,6 +18377,21 @@
           <w:b/>
           <w:lang w:val="pt_PT" w:bidi="pt_PT"/>
         </w:rPr>
+        <w:t>ἵνα</w:t>
+      </w:r>
+    </w:p>
+    <w:p>
+      <w:pPr/>
+      <w:r>
+        <w:rPr>
+          <w:lang w:val="pt_PT" w:bidi="pt_PT"/>
+        </w:rPr>
+      </w:r>
+      <w:r>
+        <w:rPr>
+          <w:b/>
+          <w:lang w:val="pt_PT" w:bidi="pt_PT"/>
+        </w:rPr>
         <w:t>"Eu peço a Deus que, da riqueza da sua glória, ele, por meio do seu Espírito, dê a vocês poder para que sejam espiritualmente fortes".</w:t>
       </w:r>
     </w:p>
@@ -16148,6 +18488,21 @@
           <w:b/>
           <w:lang w:val="pt_PT" w:bidi="pt_PT"/>
         </w:rPr>
+        <w:t>δῷ ὑμῖν κατὰ τὸ πλοῦτος τῆς δόξης αὐτοῦ, δυνάμει κραταιωθῆναι</w:t>
+      </w:r>
+    </w:p>
+    <w:p>
+      <w:pPr/>
+      <w:r>
+        <w:rPr>
+          <w:lang w:val="pt_PT" w:bidi="pt_PT"/>
+        </w:rPr>
+      </w:r>
+      <w:r>
+        <w:rPr>
+          <w:b/>
+          <w:lang w:val="pt_PT" w:bidi="pt_PT"/>
+        </w:rPr>
         <w:t>"da riqueza da sua glória, ele, por meio do seu Espírito, dê a vocês poder para que sejam espiritualmente fortes".</w:t>
       </w:r>
     </w:p>
@@ -16197,6 +18552,21 @@
         <w:rPr>
           <w:lang w:val="pt_PT" w:bidi="pt_PT"/>
         </w:rPr>
+      </w:r>
+    </w:p>
+    <w:p>
+      <w:pPr/>
+      <w:r>
+        <w:rPr>
+          <w:lang w:val="pt_PT" w:bidi="pt_PT"/>
+        </w:rPr>
+      </w:r>
+      <w:r>
+        <w:rPr>
+          <w:b/>
+          <w:lang w:val="pt_PT" w:bidi="pt_PT"/>
+        </w:rPr>
+        <w:t>δῷ</w:t>
       </w:r>
     </w:p>
     <w:p>
@@ -16436,6 +18806,21 @@
           <w:b/>
           <w:lang w:val="pt_PT" w:bidi="pt_PT"/>
         </w:rPr>
+        <w:t>κατοικῆσαι τὸν Χριστὸν διὰ τῆς πίστεως ἐν ταῖς καρδίαις ὑμῶν</w:t>
+      </w:r>
+    </w:p>
+    <w:p>
+      <w:pPr/>
+      <w:r>
+        <w:rPr>
+          <w:lang w:val="pt_PT" w:bidi="pt_PT"/>
+        </w:rPr>
+      </w:r>
+      <w:r>
+        <w:rPr>
+          <w:b/>
+          <w:lang w:val="pt_PT" w:bidi="pt_PT"/>
+        </w:rPr>
         <w:t>"por meio da fé, Cristo viva no coração de vocês".</w:t>
       </w:r>
     </w:p>
@@ -16545,6 +18930,21 @@
           <w:b/>
           <w:lang w:val="pt_PT" w:bidi="pt_PT"/>
         </w:rPr>
+        <w:t>ἐν ἀγάπῃ, ἐρριζωμένοι καὶ τεθεμελιωμένοι</w:t>
+      </w:r>
+    </w:p>
+    <w:p>
+      <w:pPr/>
+      <w:r>
+        <w:rPr>
+          <w:lang w:val="pt_PT" w:bidi="pt_PT"/>
+        </w:rPr>
+      </w:r>
+      <w:r>
+        <w:rPr>
+          <w:b/>
+          <w:lang w:val="pt_PT" w:bidi="pt_PT"/>
+        </w:rPr>
         <w:t>"para que vocês tenham raízes e alicerces no amor".</w:t>
       </w:r>
     </w:p>
@@ -16614,6 +19014,21 @@
         <w:rPr>
           <w:lang w:val="pt_PT" w:bidi="pt_PT"/>
         </w:rPr>
+      </w:r>
+    </w:p>
+    <w:p>
+      <w:pPr/>
+      <w:r>
+        <w:rPr>
+          <w:lang w:val="pt_PT" w:bidi="pt_PT"/>
+        </w:rPr>
+      </w:r>
+      <w:r>
+        <w:rPr>
+          <w:b/>
+          <w:lang w:val="pt_PT" w:bidi="pt_PT"/>
+        </w:rPr>
+        <w:t>ἵνα</w:t>
       </w:r>
     </w:p>
     <w:p>
@@ -16823,6 +19238,21 @@
           <w:b/>
           <w:lang w:val="pt_PT" w:bidi="pt_PT"/>
         </w:rPr>
+        <w:t>πᾶσιν τοῖς ἁγίοις</w:t>
+      </w:r>
+    </w:p>
+    <w:p>
+      <w:pPr/>
+      <w:r>
+        <w:rPr>
+          <w:lang w:val="pt_PT" w:bidi="pt_PT"/>
+        </w:rPr>
+      </w:r>
+      <w:r>
+        <w:rPr>
+          <w:b/>
+          <w:lang w:val="pt_PT" w:bidi="pt_PT"/>
+        </w:rPr>
         <w:t>"todo o povo de Deus".</w:t>
       </w:r>
     </w:p>
@@ -16886,6 +19316,21 @@
           <w:b/>
           <w:lang w:val="pt_PT" w:bidi="pt_PT"/>
         </w:rPr>
+        <w:t>τὸ πλάτος, καὶ μῆκος, καὶ ὕψος, καὶ βάθος</w:t>
+      </w:r>
+    </w:p>
+    <w:p>
+      <w:pPr/>
+      <w:r>
+        <w:rPr>
+          <w:lang w:val="pt_PT" w:bidi="pt_PT"/>
+        </w:rPr>
+      </w:r>
+      <w:r>
+        <w:rPr>
+          <w:b/>
+          <w:lang w:val="pt_PT" w:bidi="pt_PT"/>
+        </w:rPr>
         <w:t>"a sua largura, comprimento, altura e profundidade".</w:t>
       </w:r>
     </w:p>
@@ -16969,6 +19414,21 @@
           <w:b/>
           <w:lang w:val="pt_PT" w:bidi="pt_PT"/>
         </w:rPr>
+        <w:t>τὸ πλάτος, καὶ μῆκος, καὶ ὕψος, καὶ βάθος</w:t>
+      </w:r>
+    </w:p>
+    <w:p>
+      <w:pPr/>
+      <w:r>
+        <w:rPr>
+          <w:lang w:val="pt_PT" w:bidi="pt_PT"/>
+        </w:rPr>
+      </w:r>
+      <w:r>
+        <w:rPr>
+          <w:b/>
+          <w:lang w:val="pt_PT" w:bidi="pt_PT"/>
+        </w:rPr>
         <w:t>"a sua largura, comprimento, altura profundidade".</w:t>
       </w:r>
     </w:p>
@@ -17038,6 +19498,21 @@
         <w:rPr>
           <w:lang w:val="pt_PT" w:bidi="pt_PT"/>
         </w:rPr>
+      </w:r>
+    </w:p>
+    <w:p>
+      <w:pPr/>
+      <w:r>
+        <w:rPr>
+          <w:lang w:val="pt_PT" w:bidi="pt_PT"/>
+        </w:rPr>
+      </w:r>
+      <w:r>
+        <w:rPr>
+          <w:b/>
+          <w:lang w:val="pt_PT" w:bidi="pt_PT"/>
+        </w:rPr>
+        <w:t>γνῶναί τε τὴν &amp; ἀγάπην τοῦ Χριστοῦ</w:t>
       </w:r>
     </w:p>
     <w:p>
@@ -17250,6 +19725,21 @@
           <w:b/>
           <w:lang w:val="pt_PT" w:bidi="pt_PT"/>
         </w:rPr>
+        <w:t>ἵνα πληρωθῆτε εἰς πᾶν τὸ πλήρωμα τοῦ Θεοῦ</w:t>
+      </w:r>
+    </w:p>
+    <w:p>
+      <w:pPr/>
+      <w:r>
+        <w:rPr>
+          <w:lang w:val="pt_PT" w:bidi="pt_PT"/>
+        </w:rPr>
+      </w:r>
+      <w:r>
+        <w:rPr>
+          <w:b/>
+          <w:lang w:val="pt_PT" w:bidi="pt_PT"/>
+        </w:rPr>
         <w:t>"para que assim Deus encha completamente o ser de vocês com a sua natureza".</w:t>
       </w:r>
     </w:p>
@@ -17346,6 +19836,21 @@
           <w:b/>
           <w:lang w:val="pt_PT" w:bidi="pt_PT"/>
         </w:rPr>
+        <w:t>ἵνα πληρωθῆτε</w:t>
+      </w:r>
+    </w:p>
+    <w:p>
+      <w:pPr/>
+      <w:r>
+        <w:rPr>
+          <w:lang w:val="pt_PT" w:bidi="pt_PT"/>
+        </w:rPr>
+      </w:r>
+      <w:r>
+        <w:rPr>
+          <w:b/>
+          <w:lang w:val="pt_PT" w:bidi="pt_PT"/>
+        </w:rPr>
         <w:t>"para que assim Deus encha completamente o ser de vocês com a sua natureza".</w:t>
       </w:r>
     </w:p>
@@ -17442,6 +19947,21 @@
           <w:b/>
           <w:lang w:val="pt_PT" w:bidi="pt_PT"/>
         </w:rPr>
+        <w:t>εἰς πᾶν τὸ πλήρωμα τοῦ Θεοῦ</w:t>
+      </w:r>
+    </w:p>
+    <w:p>
+      <w:pPr/>
+      <w:r>
+        <w:rPr>
+          <w:lang w:val="pt_PT" w:bidi="pt_PT"/>
+        </w:rPr>
+      </w:r>
+      <w:r>
+        <w:rPr>
+          <w:b/>
+          <w:lang w:val="pt_PT" w:bidi="pt_PT"/>
+        </w:rPr>
         <w:t>"com a sua grandeza".</w:t>
       </w:r>
     </w:p>
@@ -17538,6 +20058,21 @@
           <w:b/>
           <w:lang w:val="pt_PT" w:bidi="pt_PT"/>
         </w:rPr>
+        <w:t>ἵνα</w:t>
+      </w:r>
+    </w:p>
+    <w:p>
+      <w:pPr/>
+      <w:r>
+        <w:rPr>
+          <w:lang w:val="pt_PT" w:bidi="pt_PT"/>
+        </w:rPr>
+      </w:r>
+      <w:r>
+        <w:rPr>
+          <w:b/>
+          <w:lang w:val="pt_PT" w:bidi="pt_PT"/>
+        </w:rPr>
         <w:t>"para que assim Deus encha".</w:t>
       </w:r>
     </w:p>
@@ -17856,6 +20391,21 @@
           <w:b/>
           <w:lang w:val="pt_PT" w:bidi="pt_PT"/>
         </w:rPr>
+        <w:t>ὑπὲρ πάντα, ποιῆσαι ὑπέρἐκπερισσοῦ ὧν αἰτούμεθα ἢ νοοῦμεν</w:t>
+      </w:r>
+    </w:p>
+    <w:p>
+      <w:pPr/>
+      <w:r>
+        <w:rPr>
+          <w:lang w:val="pt_PT" w:bidi="pt_PT"/>
+        </w:rPr>
+      </w:r>
+      <w:r>
+        <w:rPr>
+          <w:b/>
+          <w:lang w:val="pt_PT" w:bidi="pt_PT"/>
+        </w:rPr>
         <w:t>"pode fazer muito mais do que nós pedimos ou até pensamos!".</w:t>
       </w:r>
     </w:p>
@@ -17919,6 +20469,21 @@
           <w:b/>
           <w:lang w:val="pt_PT" w:bidi="pt_PT"/>
         </w:rPr>
+        <w:t>αὐτῷ ἡ δόξα ἐν τῇ ἐκκλησίᾳ</w:t>
+      </w:r>
+    </w:p>
+    <w:p>
+      <w:pPr/>
+      <w:r>
+        <w:rPr>
+          <w:lang w:val="pt_PT" w:bidi="pt_PT"/>
+        </w:rPr>
+      </w:r>
+      <w:r>
+        <w:rPr>
+          <w:b/>
+          <w:lang w:val="pt_PT" w:bidi="pt_PT"/>
+        </w:rPr>
         <w:t>"Glória a Deus por meio da Igreja".</w:t>
       </w:r>
     </w:p>
@@ -18078,6 +20643,21 @@
           <w:b/>
           <w:lang w:val="pt_PT" w:bidi="pt_PT"/>
         </w:rPr>
+        <w:t>οὖν</w:t>
+      </w:r>
+    </w:p>
+    <w:p>
+      <w:pPr/>
+      <w:r>
+        <w:rPr>
+          <w:lang w:val="pt_PT" w:bidi="pt_PT"/>
+        </w:rPr>
+      </w:r>
+      <w:r>
+        <w:rPr>
+          <w:b/>
+          <w:lang w:val="pt_PT" w:bidi="pt_PT"/>
+        </w:rPr>
         <w:t>"Por isso eu".</w:t>
       </w:r>
     </w:p>
@@ -18174,6 +20754,21 @@
           <w:b/>
           <w:lang w:val="pt_PT" w:bidi="pt_PT"/>
         </w:rPr>
+        <w:t>ὁ δέσμιος ἐν Κυρίῳ</w:t>
+      </w:r>
+    </w:p>
+    <w:p>
+      <w:pPr/>
+      <w:r>
+        <w:rPr>
+          <w:lang w:val="pt_PT" w:bidi="pt_PT"/>
+        </w:rPr>
+      </w:r>
+      <w:r>
+        <w:rPr>
+          <w:b/>
+          <w:lang w:val="pt_PT" w:bidi="pt_PT"/>
+        </w:rPr>
         <w:t>"que estou preso porque sirvo o Senhor Jesus Cristo".</w:t>
       </w:r>
     </w:p>
@@ -18333,6 +20928,21 @@
           <w:b/>
           <w:lang w:val="pt_PT" w:bidi="pt_PT"/>
         </w:rPr>
+        <w:t>τῆς κλήσεως ἧς ἐκλήθητε</w:t>
+      </w:r>
+    </w:p>
+    <w:p>
+      <w:pPr/>
+      <w:r>
+        <w:rPr>
+          <w:lang w:val="pt_PT" w:bidi="pt_PT"/>
+        </w:rPr>
+      </w:r>
+      <w:r>
+        <w:rPr>
+          <w:b/>
+          <w:lang w:val="pt_PT" w:bidi="pt_PT"/>
+        </w:rPr>
         <w:t>"que vivam de uma maneira que esteja de acordo com o que Deus quis quando chamou vocês".</w:t>
       </w:r>
     </w:p>
@@ -18409,6 +21019,21 @@
           <w:b/>
           <w:lang w:val="pt_PT" w:bidi="pt_PT"/>
         </w:rPr>
+        <w:t>μετὰ πάσης ταπεινοφροσύνης καὶ πραΰτητος</w:t>
+      </w:r>
+    </w:p>
+    <w:p>
+      <w:pPr/>
+      <w:r>
+        <w:rPr>
+          <w:lang w:val="pt_PT" w:bidi="pt_PT"/>
+        </w:rPr>
+      </w:r>
+      <w:r>
+        <w:rPr>
+          <w:b/>
+          <w:lang w:val="pt_PT" w:bidi="pt_PT"/>
+        </w:rPr>
         <w:t>"Sejam sempre humildes, bem educados e pacientes".</w:t>
       </w:r>
     </w:p>
@@ -18531,6 +21156,21 @@
           <w:b/>
           <w:lang w:val="pt_PT" w:bidi="pt_PT"/>
         </w:rPr>
+        <w:t>τηρεῖν τὴν ἑνότητα τοῦ Πνεύματος ἐν τῷ συνδέσμῳ τῆς εἰρήνης</w:t>
+      </w:r>
+    </w:p>
+    <w:p>
+      <w:pPr/>
+      <w:r>
+        <w:rPr>
+          <w:lang w:val="pt_PT" w:bidi="pt_PT"/>
+        </w:rPr>
+      </w:r>
+      <w:r>
+        <w:rPr>
+          <w:b/>
+          <w:lang w:val="pt_PT" w:bidi="pt_PT"/>
+        </w:rPr>
         <w:t>"Façam tudo para conservar, por meio da paz que une vocês, a união que o Espírito dá".</w:t>
       </w:r>
     </w:p>
@@ -18653,6 +21293,21 @@
           <w:b/>
           <w:lang w:val="pt_PT" w:bidi="pt_PT"/>
         </w:rPr>
+        <w:t>τηρεῖν τὴν ἑνότητα τοῦ Πνεύματος ἐν τῷ συνδέσμῳ τῆς εἰρήνης</w:t>
+      </w:r>
+    </w:p>
+    <w:p>
+      <w:pPr/>
+      <w:r>
+        <w:rPr>
+          <w:lang w:val="pt_PT" w:bidi="pt_PT"/>
+        </w:rPr>
+      </w:r>
+      <w:r>
+        <w:rPr>
+          <w:b/>
+          <w:lang w:val="pt_PT" w:bidi="pt_PT"/>
+        </w:rPr>
         <w:t>"Façam tudo para conservar, por meio da paz que une vocês".</w:t>
       </w:r>
     </w:p>
@@ -18762,6 +21417,21 @@
           <w:b/>
           <w:lang w:val="pt_PT" w:bidi="pt_PT"/>
         </w:rPr>
+        <w:t>ἓν σῶμα</w:t>
+      </w:r>
+    </w:p>
+    <w:p>
+      <w:pPr/>
+      <w:r>
+        <w:rPr>
+          <w:lang w:val="pt_PT" w:bidi="pt_PT"/>
+        </w:rPr>
+      </w:r>
+      <w:r>
+        <w:rPr>
+          <w:b/>
+          <w:lang w:val="pt_PT" w:bidi="pt_PT"/>
+        </w:rPr>
         <w:t>"Há um só corpo".</w:t>
       </w:r>
     </w:p>
@@ -18838,6 +21508,21 @@
           <w:b/>
           <w:lang w:val="pt_PT" w:bidi="pt_PT"/>
         </w:rPr>
+        <w:t>ἓν Πνεῦμα</w:t>
+      </w:r>
+    </w:p>
+    <w:p>
+      <w:pPr/>
+      <w:r>
+        <w:rPr>
+          <w:lang w:val="pt_PT" w:bidi="pt_PT"/>
+        </w:rPr>
+      </w:r>
+      <w:r>
+        <w:rPr>
+          <w:b/>
+          <w:lang w:val="pt_PT" w:bidi="pt_PT"/>
+        </w:rPr>
         <w:t>"e um só Espírito".</w:t>
       </w:r>
     </w:p>
@@ -18901,6 +21586,21 @@
           <w:b/>
           <w:lang w:val="pt_PT" w:bidi="pt_PT"/>
         </w:rPr>
+        <w:t>ἐκλήθητε ἐν μιᾷ ἐλπίδι τῆς κλήσεως ὑμῶν</w:t>
+      </w:r>
+    </w:p>
+    <w:p>
+      <w:pPr/>
+      <w:r>
+        <w:rPr>
+          <w:lang w:val="pt_PT" w:bidi="pt_PT"/>
+        </w:rPr>
+      </w:r>
+      <w:r>
+        <w:rPr>
+          <w:b/>
+          <w:lang w:val="pt_PT" w:bidi="pt_PT"/>
+        </w:rPr>
         <w:t>"e uma só esperança, para a qual Deus chamou vocês".</w:t>
       </w:r>
     </w:p>
@@ -19186,6 +21886,21 @@
           <w:b/>
           <w:lang w:val="pt_PT" w:bidi="pt_PT"/>
         </w:rPr>
+        <w:t>ἑνὶ &amp; ἑκάστῳ ἡμῶν ἐδόθη ἡ χάρις</w:t>
+      </w:r>
+    </w:p>
+    <w:p>
+      <w:pPr/>
+      <w:r>
+        <w:rPr>
+          <w:lang w:val="pt_PT" w:bidi="pt_PT"/>
+        </w:rPr>
+      </w:r>
+      <w:r>
+        <w:rPr>
+          <w:b/>
+          <w:lang w:val="pt_PT" w:bidi="pt_PT"/>
+        </w:rPr>
         <w:t>"Porém cada um de nós recebeu um dom especial".</w:t>
       </w:r>
     </w:p>
@@ -19282,6 +21997,21 @@
           <w:b/>
           <w:lang w:val="pt_PT" w:bidi="pt_PT"/>
         </w:rPr>
+        <w:t>ἑνὶ &amp; ἑκάστῳ ἡμῶν ἐδόθη ἡ χάρις</w:t>
+      </w:r>
+    </w:p>
+    <w:p>
+      <w:pPr/>
+      <w:r>
+        <w:rPr>
+          <w:lang w:val="pt_PT" w:bidi="pt_PT"/>
+        </w:rPr>
+      </w:r>
+      <w:r>
+        <w:rPr>
+          <w:b/>
+          <w:lang w:val="pt_PT" w:bidi="pt_PT"/>
+        </w:rPr>
         <w:t>"Porém cada um de nós recebeu um dom especial".</w:t>
       </w:r>
     </w:p>
@@ -19378,6 +22108,21 @@
           <w:b/>
           <w:lang w:val="pt_PT" w:bidi="pt_PT"/>
         </w:rPr>
+        <w:t>διὸ</w:t>
+      </w:r>
+    </w:p>
+    <w:p>
+      <w:pPr/>
+      <w:r>
+        <w:rPr>
+          <w:lang w:val="pt_PT" w:bidi="pt_PT"/>
+        </w:rPr>
+      </w:r>
+      <w:r>
+        <w:rPr>
+          <w:b/>
+          <w:lang w:val="pt_PT" w:bidi="pt_PT"/>
+        </w:rPr>
         <w:t xml:space="preserve">"Como dizem as Escrituras Sagradas:". </w:t>
       </w:r>
     </w:p>
@@ -19474,6 +22219,21 @@
           <w:b/>
           <w:lang w:val="pt_PT" w:bidi="pt_PT"/>
         </w:rPr>
+        <w:t>ἀναβὰς εἰς ὕψος</w:t>
+      </w:r>
+    </w:p>
+    <w:p>
+      <w:pPr/>
+      <w:r>
+        <w:rPr>
+          <w:lang w:val="pt_PT" w:bidi="pt_PT"/>
+        </w:rPr>
+      </w:r>
+      <w:r>
+        <w:rPr>
+          <w:b/>
+          <w:lang w:val="pt_PT" w:bidi="pt_PT"/>
+        </w:rPr>
         <w:t>"Quando ele subiu aos lugares mais altos".</w:t>
       </w:r>
     </w:p>
@@ -19537,6 +22297,21 @@
           <w:b/>
           <w:lang w:val="pt_PT" w:bidi="pt_PT"/>
         </w:rPr>
+        <w:t>ἀνέβη</w:t>
+      </w:r>
+    </w:p>
+    <w:p>
+      <w:pPr/>
+      <w:r>
+        <w:rPr>
+          <w:lang w:val="pt_PT" w:bidi="pt_PT"/>
+        </w:rPr>
+      </w:r>
+      <w:r>
+        <w:rPr>
+          <w:b/>
+          <w:lang w:val="pt_PT" w:bidi="pt_PT"/>
+        </w:rPr>
         <w:t>"Quando ele subiu aos lugares mais altos".</w:t>
       </w:r>
     </w:p>
@@ -19600,6 +22375,21 @@
           <w:b/>
           <w:lang w:val="pt_PT" w:bidi="pt_PT"/>
         </w:rPr>
+        <w:t>καὶ κατέβη</w:t>
+      </w:r>
+    </w:p>
+    <w:p>
+      <w:pPr/>
+      <w:r>
+        <w:rPr>
+          <w:lang w:val="pt_PT" w:bidi="pt_PT"/>
+        </w:rPr>
+      </w:r>
+      <w:r>
+        <w:rPr>
+          <w:b/>
+          <w:lang w:val="pt_PT" w:bidi="pt_PT"/>
+        </w:rPr>
         <w:t>"Quer dizer que ele também desceu".</w:t>
       </w:r>
     </w:p>
@@ -19663,6 +22453,21 @@
           <w:b/>
           <w:lang w:val="pt_PT" w:bidi="pt_PT"/>
         </w:rPr>
+        <w:t>εἰς τὰ κατώτερα μέρη τῆς γῆς</w:t>
+      </w:r>
+    </w:p>
+    <w:p>
+      <w:pPr/>
+      <w:r>
+        <w:rPr>
+          <w:lang w:val="pt_PT" w:bidi="pt_PT"/>
+        </w:rPr>
+      </w:r>
+      <w:r>
+        <w:rPr>
+          <w:b/>
+          <w:lang w:val="pt_PT" w:bidi="pt_PT"/>
+        </w:rPr>
         <w:t>"até os lugares mais baixos da terra".</w:t>
       </w:r>
     </w:p>
@@ -19778,6 +22583,21 @@
           <w:b/>
           <w:lang w:val="pt_PT" w:bidi="pt_PT"/>
         </w:rPr>
+        <w:t>ἵνα πληρώσῃ τὰ πάντα</w:t>
+      </w:r>
+    </w:p>
+    <w:p>
+      <w:pPr/>
+      <w:r>
+        <w:rPr>
+          <w:lang w:val="pt_PT" w:bidi="pt_PT"/>
+        </w:rPr>
+      </w:r>
+      <w:r>
+        <w:rPr>
+          <w:b/>
+          <w:lang w:val="pt_PT" w:bidi="pt_PT"/>
+        </w:rPr>
         <w:t>"para encher todo o Universo com a sua presença".</w:t>
       </w:r>
     </w:p>
@@ -19841,6 +22661,21 @@
           <w:b/>
           <w:lang w:val="pt_PT" w:bidi="pt_PT"/>
         </w:rPr>
+        <w:t>πληρώσῃ</w:t>
+      </w:r>
+    </w:p>
+    <w:p>
+      <w:pPr/>
+      <w:r>
+        <w:rPr>
+          <w:lang w:val="pt_PT" w:bidi="pt_PT"/>
+        </w:rPr>
+      </w:r>
+      <w:r>
+        <w:rPr>
+          <w:b/>
+          <w:lang w:val="pt_PT" w:bidi="pt_PT"/>
+        </w:rPr>
         <w:t>"para encher todo o Universo".</w:t>
       </w:r>
     </w:p>
@@ -19904,6 +22739,21 @@
           <w:b/>
           <w:lang w:val="pt_PT" w:bidi="pt_PT"/>
         </w:rPr>
+        <w:t>ποιμένας</w:t>
+      </w:r>
+    </w:p>
+    <w:p>
+      <w:pPr/>
+      <w:r>
+        <w:rPr>
+          <w:lang w:val="pt_PT" w:bidi="pt_PT"/>
+        </w:rPr>
+      </w:r>
+      <w:r>
+        <w:rPr>
+          <w:b/>
+          <w:lang w:val="pt_PT" w:bidi="pt_PT"/>
+        </w:rPr>
         <w:t>"pastores e mestres".</w:t>
       </w:r>
     </w:p>
@@ -20000,6 +22850,21 @@
           <w:b/>
           <w:lang w:val="pt_PT" w:bidi="pt_PT"/>
         </w:rPr>
+        <w:t>πρὸς τὸν καταρτισμὸν τῶν ἁγίων</w:t>
+      </w:r>
+    </w:p>
+    <w:p>
+      <w:pPr/>
+      <w:r>
+        <w:rPr>
+          <w:lang w:val="pt_PT" w:bidi="pt_PT"/>
+        </w:rPr>
+      </w:r>
+      <w:r>
+        <w:rPr>
+          <w:b/>
+          <w:lang w:val="pt_PT" w:bidi="pt_PT"/>
+        </w:rPr>
         <w:t>"para preparar o povo de Deus para o serviço cristão".</w:t>
       </w:r>
     </w:p>
@@ -20063,6 +22928,21 @@
           <w:b/>
           <w:lang w:val="pt_PT" w:bidi="pt_PT"/>
         </w:rPr>
+        <w:t>εἰς ἔργον διακονίας</w:t>
+      </w:r>
+    </w:p>
+    <w:p>
+      <w:pPr/>
+      <w:r>
+        <w:rPr>
+          <w:lang w:val="pt_PT" w:bidi="pt_PT"/>
+        </w:rPr>
+      </w:r>
+      <w:r>
+        <w:rPr>
+          <w:b/>
+          <w:lang w:val="pt_PT" w:bidi="pt_PT"/>
+        </w:rPr>
         <w:t>"para o serviço cristão".</w:t>
       </w:r>
     </w:p>
@@ -20126,6 +23006,21 @@
           <w:b/>
           <w:lang w:val="pt_PT" w:bidi="pt_PT"/>
         </w:rPr>
+        <w:t>εἰς οἰκοδομὴν τοῦ σώματος τοῦ Χριστοῦ</w:t>
+      </w:r>
+    </w:p>
+    <w:p>
+      <w:pPr/>
+      <w:r>
+        <w:rPr>
+          <w:lang w:val="pt_PT" w:bidi="pt_PT"/>
+        </w:rPr>
+      </w:r>
+      <w:r>
+        <w:rPr>
+          <w:b/>
+          <w:lang w:val="pt_PT" w:bidi="pt_PT"/>
+        </w:rPr>
         <w:t>"a fim de construir o corpo de Cristo".</w:t>
       </w:r>
     </w:p>
@@ -20209,6 +23104,21 @@
           <w:b/>
           <w:lang w:val="pt_PT" w:bidi="pt_PT"/>
         </w:rPr>
+        <w:t>οἰκοδομὴν</w:t>
+      </w:r>
+    </w:p>
+    <w:p>
+      <w:pPr/>
+      <w:r>
+        <w:rPr>
+          <w:lang w:val="pt_PT" w:bidi="pt_PT"/>
+        </w:rPr>
+      </w:r>
+      <w:r>
+        <w:rPr>
+          <w:b/>
+          <w:lang w:val="pt_PT" w:bidi="pt_PT"/>
+        </w:rPr>
         <w:t>"construir o corpo de Cristo".</w:t>
       </w:r>
     </w:p>
@@ -20437,6 +23347,21 @@
           <w:b/>
           <w:lang w:val="pt_PT" w:bidi="pt_PT"/>
         </w:rPr>
+        <w:t>καταντήσωμεν οἱ πάντες εἰς τὴν ἑνότητα τῆς πίστεως</w:t>
+      </w:r>
+    </w:p>
+    <w:p>
+      <w:pPr/>
+      <w:r>
+        <w:rPr>
+          <w:lang w:val="pt_PT" w:bidi="pt_PT"/>
+        </w:rPr>
+      </w:r>
+      <w:r>
+        <w:rPr>
+          <w:b/>
+          <w:lang w:val="pt_PT" w:bidi="pt_PT"/>
+        </w:rPr>
         <w:t>"todos nós chegaremos a ser um na nossa fé".</w:t>
       </w:r>
     </w:p>
@@ -20533,6 +23458,21 @@
           <w:b/>
           <w:lang w:val="pt_PT" w:bidi="pt_PT"/>
         </w:rPr>
+        <w:t>καταντήσωμεν οἱ πάντες εἰς τὴν ἑνότητα τῆς πίστεως</w:t>
+      </w:r>
+    </w:p>
+    <w:p>
+      <w:pPr/>
+      <w:r>
+        <w:rPr>
+          <w:lang w:val="pt_PT" w:bidi="pt_PT"/>
+        </w:rPr>
+      </w:r>
+      <w:r>
+        <w:rPr>
+          <w:b/>
+          <w:lang w:val="pt_PT" w:bidi="pt_PT"/>
+        </w:rPr>
         <w:t>"todos nós chegaremos a ser um na nossa fé".</w:t>
       </w:r>
     </w:p>
@@ -20629,6 +23569,21 @@
           <w:b/>
           <w:lang w:val="pt_PT" w:bidi="pt_PT"/>
         </w:rPr>
+        <w:t>τῆς ἐπιγνώσεως τοῦ Υἱοῦ τοῦ Θεοῦ</w:t>
+      </w:r>
+    </w:p>
+    <w:p>
+      <w:pPr/>
+      <w:r>
+        <w:rPr>
+          <w:lang w:val="pt_PT" w:bidi="pt_PT"/>
+        </w:rPr>
+      </w:r>
+      <w:r>
+        <w:rPr>
+          <w:b/>
+          <w:lang w:val="pt_PT" w:bidi="pt_PT"/>
+        </w:rPr>
         <w:t>"e no conhecimento do Filho de Deus".</w:t>
       </w:r>
     </w:p>
@@ -20725,6 +23680,21 @@
           <w:b/>
           <w:lang w:val="pt_PT" w:bidi="pt_PT"/>
         </w:rPr>
+        <w:t>τοῦ Υἱοῦ τοῦ Θεοῦ</w:t>
+      </w:r>
+    </w:p>
+    <w:p>
+      <w:pPr/>
+      <w:r>
+        <w:rPr>
+          <w:lang w:val="pt_PT" w:bidi="pt_PT"/>
+        </w:rPr>
+      </w:r>
+      <w:r>
+        <w:rPr>
+          <w:b/>
+          <w:lang w:val="pt_PT" w:bidi="pt_PT"/>
+        </w:rPr>
         <w:t>"do Filho de Deus".</w:t>
       </w:r>
     </w:p>
@@ -20815,6 +23785,21 @@
           <w:b/>
           <w:lang w:val="pt_PT" w:bidi="pt_PT"/>
         </w:rPr>
+        <w:t>εἰς ἄνδρα τέλειον</w:t>
+      </w:r>
+    </w:p>
+    <w:p>
+      <w:pPr/>
+      <w:r>
+        <w:rPr>
+          <w:lang w:val="pt_PT" w:bidi="pt_PT"/>
+        </w:rPr>
+      </w:r>
+      <w:r>
+        <w:rPr>
+          <w:b/>
+          <w:lang w:val="pt_PT" w:bidi="pt_PT"/>
+        </w:rPr>
         <w:t>"seremos pessoas maduras".</w:t>
       </w:r>
     </w:p>
@@ -20878,6 +23863,21 @@
           <w:b/>
           <w:lang w:val="pt_PT" w:bidi="pt_PT"/>
         </w:rPr>
+        <w:t>τέλειον</w:t>
+      </w:r>
+    </w:p>
+    <w:p>
+      <w:pPr/>
+      <w:r>
+        <w:rPr>
+          <w:lang w:val="pt_PT" w:bidi="pt_PT"/>
+        </w:rPr>
+      </w:r>
+      <w:r>
+        <w:rPr>
+          <w:b/>
+          <w:lang w:val="pt_PT" w:bidi="pt_PT"/>
+        </w:rPr>
         <w:t>"seremos pessoas maduras".</w:t>
       </w:r>
     </w:p>
@@ -20941,6 +23941,21 @@
           <w:b/>
           <w:lang w:val="pt_PT" w:bidi="pt_PT"/>
         </w:rPr>
+        <w:t>ἵνα</w:t>
+      </w:r>
+    </w:p>
+    <w:p>
+      <w:pPr/>
+      <w:r>
+        <w:rPr>
+          <w:lang w:val="pt_PT" w:bidi="pt_PT"/>
+        </w:rPr>
+      </w:r>
+      <w:r>
+        <w:rPr>
+          <w:b/>
+          <w:lang w:val="pt_PT" w:bidi="pt_PT"/>
+        </w:rPr>
         <w:t>"Então não seremos mais como crianças".</w:t>
       </w:r>
     </w:p>
@@ -21037,6 +24052,21 @@
           <w:b/>
           <w:lang w:val="pt_PT" w:bidi="pt_PT"/>
         </w:rPr>
+        <w:t>μηκέτι ὦμεν νήπιοι</w:t>
+      </w:r>
+    </w:p>
+    <w:p>
+      <w:pPr/>
+      <w:r>
+        <w:rPr>
+          <w:lang w:val="pt_PT" w:bidi="pt_PT"/>
+        </w:rPr>
+      </w:r>
+      <w:r>
+        <w:rPr>
+          <w:b/>
+          <w:lang w:val="pt_PT" w:bidi="pt_PT"/>
+        </w:rPr>
         <w:t>"não serremos mais como crianças".</w:t>
       </w:r>
     </w:p>
@@ -21133,6 +24163,21 @@
           <w:b/>
           <w:lang w:val="pt_PT" w:bidi="pt_PT"/>
         </w:rPr>
+        <w:t>κλυδωνιζόμενοι καὶ περιφερόμενοι παντὶ ἀνέμῳ τῆς διδασκαλίας</w:t>
+      </w:r>
+    </w:p>
+    <w:p>
+      <w:pPr/>
+      <w:r>
+        <w:rPr>
+          <w:lang w:val="pt_PT" w:bidi="pt_PT"/>
+        </w:rPr>
+      </w:r>
+      <w:r>
+        <w:rPr>
+          <w:b/>
+          <w:lang w:val="pt_PT" w:bidi="pt_PT"/>
+        </w:rPr>
         <w:t>"arrastados pelas ondas e empurrados por qualquer vento de ensinamentos de pessoas falsas".</w:t>
       </w:r>
     </w:p>
@@ -21242,6 +24287,21 @@
           <w:b/>
           <w:lang w:val="pt_PT" w:bidi="pt_PT"/>
         </w:rPr>
+        <w:t>ἐν τῇ κυβίᾳ τῶν ἀνθρώπων, ἐν πανουργίᾳ πρὸς τὴν μεθοδίαν τῆς πλάνης</w:t>
+      </w:r>
+    </w:p>
+    <w:p>
+      <w:pPr/>
+      <w:r>
+        <w:rPr>
+          <w:lang w:val="pt_PT" w:bidi="pt_PT"/>
+        </w:rPr>
+      </w:r>
+      <w:r>
+        <w:rPr>
+          <w:b/>
+          <w:lang w:val="pt_PT" w:bidi="pt_PT"/>
+        </w:rPr>
         <w:t>"Essas pessoas inventam mentiras e, por meio delas, levam outros para caminhos errados".</w:t>
       </w:r>
     </w:p>
@@ -21351,6 +24411,21 @@
           <w:b/>
           <w:lang w:val="pt_PT" w:bidi="pt_PT"/>
         </w:rPr>
+        <w:t>δὲ</w:t>
+      </w:r>
+    </w:p>
+    <w:p>
+      <w:pPr/>
+      <w:r>
+        <w:rPr>
+          <w:lang w:val="pt_PT" w:bidi="pt_PT"/>
+        </w:rPr>
+      </w:r>
+      <w:r>
+        <w:rPr>
+          <w:b/>
+          <w:lang w:val="pt_PT" w:bidi="pt_PT"/>
+        </w:rPr>
         <w:t>"Pelo contrário, falando a verdade com espírito de amor".</w:t>
       </w:r>
     </w:p>
@@ -21447,6 +24522,21 @@
           <w:b/>
           <w:lang w:val="pt_PT" w:bidi="pt_PT"/>
         </w:rPr>
+        <w:t>ἀληθεύοντες</w:t>
+      </w:r>
+    </w:p>
+    <w:p>
+      <w:pPr/>
+      <w:r>
+        <w:rPr>
+          <w:lang w:val="pt_PT" w:bidi="pt_PT"/>
+        </w:rPr>
+      </w:r>
+      <w:r>
+        <w:rPr>
+          <w:b/>
+          <w:lang w:val="pt_PT" w:bidi="pt_PT"/>
+        </w:rPr>
         <w:t>"falando a verdade".</w:t>
       </w:r>
     </w:p>
@@ -21543,6 +24633,21 @@
           <w:b/>
           <w:lang w:val="pt_PT" w:bidi="pt_PT"/>
         </w:rPr>
+        <w:t>ἐν ἀγάπῃ</w:t>
+      </w:r>
+    </w:p>
+    <w:p>
+      <w:pPr/>
+      <w:r>
+        <w:rPr>
+          <w:lang w:val="pt_PT" w:bidi="pt_PT"/>
+        </w:rPr>
+      </w:r>
+      <w:r>
+        <w:rPr>
+          <w:b/>
+          <w:lang w:val="pt_PT" w:bidi="pt_PT"/>
+        </w:rPr>
         <w:t>"com espírito de amor".</w:t>
       </w:r>
     </w:p>
@@ -21639,6 +24744,21 @@
           <w:b/>
           <w:lang w:val="pt_PT" w:bidi="pt_PT"/>
         </w:rPr>
+        <w:t>εἰς αὐτὸν &amp; ὅς ἐστιν ἡ κεφαλή</w:t>
+      </w:r>
+    </w:p>
+    <w:p>
+      <w:pPr/>
+      <w:r>
+        <w:rPr>
+          <w:lang w:val="pt_PT" w:bidi="pt_PT"/>
+        </w:rPr>
+      </w:r>
+      <w:r>
+        <w:rPr>
+          <w:b/>
+          <w:lang w:val="pt_PT" w:bidi="pt_PT"/>
+        </w:rPr>
         <w:t>"de Cristo, que é a cabeça".</w:t>
       </w:r>
     </w:p>
@@ -21735,6 +24855,21 @@
           <w:b/>
           <w:lang w:val="pt_PT" w:bidi="pt_PT"/>
         </w:rPr>
+        <w:t>ἐξ οὗ πᾶν τὸ σῶμα &amp; τὴν αὔξησιν τοῦ σώματος ποιεῖται</w:t>
+      </w:r>
+    </w:p>
+    <w:p>
+      <w:pPr/>
+      <w:r>
+        <w:rPr>
+          <w:lang w:val="pt_PT" w:bidi="pt_PT"/>
+        </w:rPr>
+      </w:r>
+      <w:r>
+        <w:rPr>
+          <w:b/>
+          <w:lang w:val="pt_PT" w:bidi="pt_PT"/>
+        </w:rPr>
         <w:t>"É ele quem faz com que o corpo todo fique bem ajustado e todas as partes fiquem ligadas".</w:t>
       </w:r>
     </w:p>
@@ -21831,6 +24966,21 @@
           <w:b/>
           <w:lang w:val="pt_PT" w:bidi="pt_PT"/>
         </w:rPr>
+        <w:t>εἰς οἰκοδομὴν ἑαυτοῦ ἐν ἀγάπῃ</w:t>
+      </w:r>
+    </w:p>
+    <w:p>
+      <w:pPr/>
+      <w:r>
+        <w:rPr>
+          <w:lang w:val="pt_PT" w:bidi="pt_PT"/>
+        </w:rPr>
+      </w:r>
+      <w:r>
+        <w:rPr>
+          <w:b/>
+          <w:lang w:val="pt_PT" w:bidi="pt_PT"/>
+        </w:rPr>
         <w:t>"e se desenvolve por meio do amor".</w:t>
       </w:r>
     </w:p>
@@ -21927,6 +25077,21 @@
           <w:b/>
           <w:lang w:val="pt_PT" w:bidi="pt_PT"/>
         </w:rPr>
+        <w:t>ἐν ἀγάπῃ</w:t>
+      </w:r>
+    </w:p>
+    <w:p>
+      <w:pPr/>
+      <w:r>
+        <w:rPr>
+          <w:lang w:val="pt_PT" w:bidi="pt_PT"/>
+        </w:rPr>
+      </w:r>
+      <w:r>
+        <w:rPr>
+          <w:b/>
+          <w:lang w:val="pt_PT" w:bidi="pt_PT"/>
+        </w:rPr>
         <w:t>"por meio do amor".</w:t>
       </w:r>
     </w:p>
@@ -22023,6 +25188,21 @@
           <w:b/>
           <w:lang w:val="pt_PT" w:bidi="pt_PT"/>
         </w:rPr>
+        <w:t>διὰ πάσης ἁφῆς τῆς ἐπιχορηγίας</w:t>
+      </w:r>
+    </w:p>
+    <w:p>
+      <w:pPr/>
+      <w:r>
+        <w:rPr>
+          <w:lang w:val="pt_PT" w:bidi="pt_PT"/>
+        </w:rPr>
+      </w:r>
+      <w:r>
+        <w:rPr>
+          <w:b/>
+          <w:lang w:val="pt_PT" w:bidi="pt_PT"/>
+        </w:rPr>
         <w:t>"fiquem ligadas entre si por meio da união de todas elas".</w:t>
       </w:r>
     </w:p>
@@ -22278,6 +25458,21 @@
           <w:b/>
           <w:lang w:val="pt_PT" w:bidi="pt_PT"/>
         </w:rPr>
+        <w:t>τοῦτο οὖν λέγω καὶ μαρτύρομαι</w:t>
+      </w:r>
+    </w:p>
+    <w:p>
+      <w:pPr/>
+      <w:r>
+        <w:rPr>
+          <w:lang w:val="pt_PT" w:bidi="pt_PT"/>
+        </w:rPr>
+      </w:r>
+      <w:r>
+        <w:rPr>
+          <w:b/>
+          <w:lang w:val="pt_PT" w:bidi="pt_PT"/>
+        </w:rPr>
         <w:t>"Portanto, em nome do Senhor eu digo e insisto no seguinte:".</w:t>
       </w:r>
     </w:p>
@@ -22341,6 +25536,21 @@
           <w:b/>
           <w:lang w:val="pt_PT" w:bidi="pt_PT"/>
         </w:rPr>
+        <w:t>ἐν Κυρίῳ</w:t>
+      </w:r>
+    </w:p>
+    <w:p>
+      <w:pPr/>
+      <w:r>
+        <w:rPr>
+          <w:lang w:val="pt_PT" w:bidi="pt_PT"/>
+        </w:rPr>
+      </w:r>
+      <w:r>
+        <w:rPr>
+          <w:b/>
+          <w:lang w:val="pt_PT" w:bidi="pt_PT"/>
+        </w:rPr>
         <w:t>"em nome do Senhor".</w:t>
       </w:r>
     </w:p>
@@ -22404,6 +25614,21 @@
           <w:b/>
           <w:lang w:val="pt_PT" w:bidi="pt_PT"/>
         </w:rPr>
+        <w:t>μηκέτι ὑμᾶς περιπατεῖν, καθὼς καὶ τὰ ἔθνη περιπατεῖ ἐν ματαιότητι τοῦ νοὸς αὐτῶν</w:t>
+      </w:r>
+    </w:p>
+    <w:p>
+      <w:pPr/>
+      <w:r>
+        <w:rPr>
+          <w:lang w:val="pt_PT" w:bidi="pt_PT"/>
+        </w:rPr>
+      </w:r>
+      <w:r>
+        <w:rPr>
+          <w:b/>
+          <w:lang w:val="pt_PT" w:bidi="pt_PT"/>
+        </w:rPr>
         <w:t>"não vivam mais como os pagãos, pois os pensamentos deles não têm valor".</w:t>
       </w:r>
     </w:p>
@@ -22487,6 +25712,21 @@
           <w:b/>
           <w:lang w:val="pt_PT" w:bidi="pt_PT"/>
         </w:rPr>
+        <w:t>ἐσκοτωμένοι τῇ διανοίᾳ</w:t>
+      </w:r>
+    </w:p>
+    <w:p>
+      <w:pPr/>
+      <w:r>
+        <w:rPr>
+          <w:lang w:val="pt_PT" w:bidi="pt_PT"/>
+        </w:rPr>
+      </w:r>
+      <w:r>
+        <w:rPr>
+          <w:b/>
+          <w:lang w:val="pt_PT" w:bidi="pt_PT"/>
+        </w:rPr>
         <w:t>"e a mente deles está na escuridão".</w:t>
       </w:r>
     </w:p>
@@ -22570,6 +25810,21 @@
           <w:b/>
           <w:lang w:val="pt_PT" w:bidi="pt_PT"/>
         </w:rPr>
+        <w:t>ἐσκοτωμένοι τῇ διανοίᾳ</w:t>
+      </w:r>
+    </w:p>
+    <w:p>
+      <w:pPr/>
+      <w:r>
+        <w:rPr>
+          <w:lang w:val="pt_PT" w:bidi="pt_PT"/>
+        </w:rPr>
+      </w:r>
+      <w:r>
+        <w:rPr>
+          <w:b/>
+          <w:lang w:val="pt_PT" w:bidi="pt_PT"/>
+        </w:rPr>
         <w:t>"e a mente deles está na escuridão".</w:t>
       </w:r>
     </w:p>
@@ -22666,6 +25921,21 @@
           <w:b/>
           <w:lang w:val="pt_PT" w:bidi="pt_PT"/>
         </w:rPr>
+        <w:t>ἀπηλλοτριωμένοι τῆς ζωῆς τοῦ Θεοῦ, διὰ τὴν ἄγνοιαν τὴν οὖσαν ἐν αὐτοῖς</w:t>
+      </w:r>
+    </w:p>
+    <w:p>
+      <w:pPr/>
+      <w:r>
+        <w:rPr>
+          <w:lang w:val="pt_PT" w:bidi="pt_PT"/>
+        </w:rPr>
+      </w:r>
+      <w:r>
+        <w:rPr>
+          <w:b/>
+          <w:lang w:val="pt_PT" w:bidi="pt_PT"/>
+        </w:rPr>
         <w:t>"Eles não têm parte na vida que Deus dá porque são completamente ignorantes e teimosos".</w:t>
       </w:r>
     </w:p>
@@ -22762,6 +26032,21 @@
           <w:b/>
           <w:lang w:val="pt_PT" w:bidi="pt_PT"/>
         </w:rPr>
+        <w:t>ἀπηλλοτριωμένοι</w:t>
+      </w:r>
+    </w:p>
+    <w:p>
+      <w:pPr/>
+      <w:r>
+        <w:rPr>
+          <w:lang w:val="pt_PT" w:bidi="pt_PT"/>
+        </w:rPr>
+      </w:r>
+      <w:r>
+        <w:rPr>
+          <w:b/>
+          <w:lang w:val="pt_PT" w:bidi="pt_PT"/>
+        </w:rPr>
         <w:t>"Eles não têm parte na vida que Deus dá".</w:t>
       </w:r>
     </w:p>
@@ -22825,6 +26110,21 @@
           <w:b/>
           <w:lang w:val="pt_PT" w:bidi="pt_PT"/>
         </w:rPr>
+        <w:t>ἄγνοιαν</w:t>
+      </w:r>
+    </w:p>
+    <w:p>
+      <w:pPr/>
+      <w:r>
+        <w:rPr>
+          <w:lang w:val="pt_PT" w:bidi="pt_PT"/>
+        </w:rPr>
+      </w:r>
+      <w:r>
+        <w:rPr>
+          <w:b/>
+          <w:lang w:val="pt_PT" w:bidi="pt_PT"/>
+        </w:rPr>
         <w:t>"porque são completamente ignorantes".</w:t>
       </w:r>
     </w:p>
@@ -22888,6 +26188,21 @@
           <w:b/>
           <w:lang w:val="pt_PT" w:bidi="pt_PT"/>
         </w:rPr>
+        <w:t>διὰ τὴν πώρωσιν τῆς καρδίας αὐτῶν</w:t>
+      </w:r>
+    </w:p>
+    <w:p>
+      <w:pPr/>
+      <w:r>
+        <w:rPr>
+          <w:lang w:val="pt_PT" w:bidi="pt_PT"/>
+        </w:rPr>
+      </w:r>
+      <w:r>
+        <w:rPr>
+          <w:b/>
+          <w:lang w:val="pt_PT" w:bidi="pt_PT"/>
+        </w:rPr>
         <w:t>"e teimosos".</w:t>
       </w:r>
     </w:p>
@@ -22984,6 +26299,21 @@
           <w:b/>
           <w:lang w:val="pt_PT" w:bidi="pt_PT"/>
         </w:rPr>
+        <w:t>διὰ</w:t>
+      </w:r>
+    </w:p>
+    <w:p>
+      <w:pPr/>
+      <w:r>
+        <w:rPr>
+          <w:lang w:val="pt_PT" w:bidi="pt_PT"/>
+        </w:rPr>
+      </w:r>
+      <w:r>
+        <w:rPr>
+          <w:b/>
+          <w:lang w:val="pt_PT" w:bidi="pt_PT"/>
+        </w:rPr>
         <w:t>"porque são completamente".</w:t>
       </w:r>
     </w:p>
@@ -23080,6 +26410,21 @@
           <w:b/>
           <w:lang w:val="pt_PT" w:bidi="pt_PT"/>
         </w:rPr>
+        <w:t>διὰ</w:t>
+      </w:r>
+    </w:p>
+    <w:p>
+      <w:pPr/>
+      <w:r>
+        <w:rPr>
+          <w:lang w:val="pt_PT" w:bidi="pt_PT"/>
+        </w:rPr>
+      </w:r>
+      <w:r>
+        <w:rPr>
+          <w:b/>
+          <w:lang w:val="pt_PT" w:bidi="pt_PT"/>
+        </w:rPr>
         <w:t>"porque são completamente".</w:t>
       </w:r>
     </w:p>
@@ -23162,6 +26507,21 @@
         <w:rPr>
           <w:lang w:val="pt_PT" w:bidi="pt_PT"/>
         </w:rPr>
+      </w:r>
+    </w:p>
+    <w:p>
+      <w:pPr/>
+      <w:r>
+        <w:rPr>
+          <w:lang w:val="pt_PT" w:bidi="pt_PT"/>
+        </w:rPr>
+      </w:r>
+      <w:r>
+        <w:rPr>
+          <w:b/>
+          <w:lang w:val="pt_PT" w:bidi="pt_PT"/>
+        </w:rPr>
+        <w:t>ἑαυτοὺς παρέδωκαν τῇ ἀσελγείᾳ</w:t>
       </w:r>
     </w:p>
     <w:p>
@@ -23353,6 +26713,21 @@
           <w:b/>
           <w:lang w:val="pt_PT" w:bidi="pt_PT"/>
         </w:rPr>
+        <w:t>δὲ</w:t>
+      </w:r>
+    </w:p>
+    <w:p>
+      <w:pPr/>
+      <w:r>
+        <w:rPr>
+          <w:lang w:val="pt_PT" w:bidi="pt_PT"/>
+        </w:rPr>
+      </w:r>
+      <w:r>
+        <w:rPr>
+          <w:b/>
+          <w:lang w:val="pt_PT" w:bidi="pt_PT"/>
+        </w:rPr>
         <w:t>"Mas não foi essa".</w:t>
       </w:r>
     </w:p>
@@ -23449,6 +26824,21 @@
           <w:b/>
           <w:lang w:val="pt_PT" w:bidi="pt_PT"/>
         </w:rPr>
+        <w:t>εἴ γε αὐτὸν ἠκούσατε καὶ ἐν αὐτῷ ἐδιδάχθητε</w:t>
+      </w:r>
+    </w:p>
+    <w:p>
+      <w:pPr/>
+      <w:r>
+        <w:rPr>
+          <w:lang w:val="pt_PT" w:bidi="pt_PT"/>
+        </w:rPr>
+      </w:r>
+      <w:r>
+        <w:rPr>
+          <w:b/>
+          <w:lang w:val="pt_PT" w:bidi="pt_PT"/>
+        </w:rPr>
         <w:t>"Com certeza vocês ouviram falar dele e, como seus seguidores, aprenderam a verdade que está em Jesus".</w:t>
       </w:r>
     </w:p>
@@ -23558,6 +26948,21 @@
           <w:b/>
           <w:lang w:val="pt_PT" w:bidi="pt_PT"/>
         </w:rPr>
+        <w:t>ἐν αὐτῷ ἐδιδάχθητε</w:t>
+      </w:r>
+    </w:p>
+    <w:p>
+      <w:pPr/>
+      <w:r>
+        <w:rPr>
+          <w:lang w:val="pt_PT" w:bidi="pt_PT"/>
+        </w:rPr>
+      </w:r>
+      <w:r>
+        <w:rPr>
+          <w:b/>
+          <w:lang w:val="pt_PT" w:bidi="pt_PT"/>
+        </w:rPr>
         <w:t>"aprenderam a verdade que está em Jesus".</w:t>
       </w:r>
     </w:p>
@@ -23654,6 +27059,21 @@
           <w:b/>
           <w:lang w:val="pt_PT" w:bidi="pt_PT"/>
         </w:rPr>
+        <w:t>καθώς ἐστιν ἀλήθεια ἐν τῷ Ἰησοῦ</w:t>
+      </w:r>
+    </w:p>
+    <w:p>
+      <w:pPr/>
+      <w:r>
+        <w:rPr>
+          <w:lang w:val="pt_PT" w:bidi="pt_PT"/>
+        </w:rPr>
+      </w:r>
+      <w:r>
+        <w:rPr>
+          <w:b/>
+          <w:lang w:val="pt_PT" w:bidi="pt_PT"/>
+        </w:rPr>
         <w:t>"aprenderam a verdade que está em Jesus".</w:t>
       </w:r>
     </w:p>
@@ -23717,6 +27137,21 @@
           <w:b/>
           <w:lang w:val="pt_PT" w:bidi="pt_PT"/>
         </w:rPr>
+        <w:t>ἀποθέσθαι ὑμᾶς κατὰ τὴν προτέραν ἀναστροφὴν</w:t>
+      </w:r>
+    </w:p>
+    <w:p>
+      <w:pPr/>
+      <w:r>
+        <w:rPr>
+          <w:lang w:val="pt_PT" w:bidi="pt_PT"/>
+        </w:rPr>
+      </w:r>
+      <w:r>
+        <w:rPr>
+          <w:b/>
+          <w:lang w:val="pt_PT" w:bidi="pt_PT"/>
+        </w:rPr>
         <w:t>"abandonem a velha natureza de vocês".</w:t>
       </w:r>
     </w:p>
@@ -23813,6 +27248,21 @@
           <w:b/>
           <w:lang w:val="pt_PT" w:bidi="pt_PT"/>
         </w:rPr>
+        <w:t>ἀποθέσθαι ὑμᾶς κατὰ τὴν προτέραν ἀναστροφὴν τὸν παλαιὸν ἄνθρωπον</w:t>
+      </w:r>
+    </w:p>
+    <w:p>
+      <w:pPr/>
+      <w:r>
+        <w:rPr>
+          <w:lang w:val="pt_PT" w:bidi="pt_PT"/>
+        </w:rPr>
+      </w:r>
+      <w:r>
+        <w:rPr>
+          <w:b/>
+          <w:lang w:val="pt_PT" w:bidi="pt_PT"/>
+        </w:rPr>
         <w:t>"abandonem a velha natureza de vocês".</w:t>
       </w:r>
     </w:p>
@@ -23896,6 +27346,21 @@
           <w:b/>
           <w:lang w:val="pt_PT" w:bidi="pt_PT"/>
         </w:rPr>
+        <w:t>τὸν παλαιὸν ἄνθρωπον</w:t>
+      </w:r>
+    </w:p>
+    <w:p>
+      <w:pPr/>
+      <w:r>
+        <w:rPr>
+          <w:lang w:val="pt_PT" w:bidi="pt_PT"/>
+        </w:rPr>
+      </w:r>
+      <w:r>
+        <w:rPr>
+          <w:b/>
+          <w:lang w:val="pt_PT" w:bidi="pt_PT"/>
+        </w:rPr>
         <w:t>"a velha natureza".</w:t>
       </w:r>
     </w:p>
@@ -24088,6 +27553,21 @@
           <w:b/>
           <w:lang w:val="pt_PT" w:bidi="pt_PT"/>
         </w:rPr>
+        <w:t>ἀνανεοῦσθαι &amp; τῷ πνεύματι τοῦ νοὸς ὑμῶν</w:t>
+      </w:r>
+    </w:p>
+    <w:p>
+      <w:pPr/>
+      <w:r>
+        <w:rPr>
+          <w:lang w:val="pt_PT" w:bidi="pt_PT"/>
+        </w:rPr>
+      </w:r>
+      <w:r>
+        <w:rPr>
+          <w:b/>
+          <w:lang w:val="pt_PT" w:bidi="pt_PT"/>
+        </w:rPr>
         <w:t>"É preciso que o coração e a mente de vocês sejam completamente renovados".</w:t>
       </w:r>
     </w:p>
@@ -24171,6 +27651,21 @@
           <w:b/>
           <w:lang w:val="pt_PT" w:bidi="pt_PT"/>
         </w:rPr>
+        <w:t>ἐν δικαιοσύνῃ καὶ ὁσιότητι τῆς ἀληθείας</w:t>
+      </w:r>
+    </w:p>
+    <w:p>
+      <w:pPr/>
+      <w:r>
+        <w:rPr>
+          <w:lang w:val="pt_PT" w:bidi="pt_PT"/>
+        </w:rPr>
+      </w:r>
+      <w:r>
+        <w:rPr>
+          <w:b/>
+          <w:lang w:val="pt_PT" w:bidi="pt_PT"/>
+        </w:rPr>
         <w:t>"a qual é correta e dedicada a ele".</w:t>
       </w:r>
     </w:p>
@@ -24267,6 +27762,21 @@
           <w:b/>
           <w:lang w:val="pt_PT" w:bidi="pt_PT"/>
         </w:rPr>
+        <w:t>ἐνδύσασθαι τὸν καινὸν ἄνθρωπον</w:t>
+      </w:r>
+    </w:p>
+    <w:p>
+      <w:pPr/>
+      <w:r>
+        <w:rPr>
+          <w:lang w:val="pt_PT" w:bidi="pt_PT"/>
+        </w:rPr>
+      </w:r>
+      <w:r>
+        <w:rPr>
+          <w:b/>
+          <w:lang w:val="pt_PT" w:bidi="pt_PT"/>
+        </w:rPr>
         <w:t>"Vistam-se com a nova natureza".</w:t>
       </w:r>
     </w:p>
@@ -24376,6 +27886,21 @@
           <w:b/>
           <w:lang w:val="pt_PT" w:bidi="pt_PT"/>
         </w:rPr>
+        <w:t>διὸ</w:t>
+      </w:r>
+    </w:p>
+    <w:p>
+      <w:pPr/>
+      <w:r>
+        <w:rPr>
+          <w:lang w:val="pt_PT" w:bidi="pt_PT"/>
+        </w:rPr>
+      </w:r>
+      <w:r>
+        <w:rPr>
+          <w:b/>
+          <w:lang w:val="pt_PT" w:bidi="pt_PT"/>
+        </w:rPr>
         <w:t>"Por isso não mintam mais".</w:t>
       </w:r>
     </w:p>
@@ -24472,6 +27997,21 @@
           <w:b/>
           <w:lang w:val="pt_PT" w:bidi="pt_PT"/>
         </w:rPr>
+        <w:t>ἀποθέμενοι τὸ ψεῦδος</w:t>
+      </w:r>
+    </w:p>
+    <w:p>
+      <w:pPr/>
+      <w:r>
+        <w:rPr>
+          <w:lang w:val="pt_PT" w:bidi="pt_PT"/>
+        </w:rPr>
+      </w:r>
+      <w:r>
+        <w:rPr>
+          <w:b/>
+          <w:lang w:val="pt_PT" w:bidi="pt_PT"/>
+        </w:rPr>
         <w:t>"não mintam mais".</w:t>
       </w:r>
     </w:p>
@@ -24568,6 +28108,21 @@
           <w:b/>
           <w:lang w:val="pt_PT" w:bidi="pt_PT"/>
         </w:rPr>
+        <w:t>λαλεῖτε ἀλήθειαν ἕκαστος</w:t>
+      </w:r>
+    </w:p>
+    <w:p>
+      <w:pPr/>
+      <w:r>
+        <w:rPr>
+          <w:lang w:val="pt_PT" w:bidi="pt_PT"/>
+        </w:rPr>
+      </w:r>
+      <w:r>
+        <w:rPr>
+          <w:b/>
+          <w:lang w:val="pt_PT" w:bidi="pt_PT"/>
+        </w:rPr>
         <w:t>"Que cada um diga a verdade".</w:t>
       </w:r>
     </w:p>
@@ -24664,6 +28219,21 @@
           <w:b/>
           <w:lang w:val="pt_PT" w:bidi="pt_PT"/>
         </w:rPr>
+        <w:t>ὅτι</w:t>
+      </w:r>
+    </w:p>
+    <w:p>
+      <w:pPr/>
+      <w:r>
+        <w:rPr>
+          <w:lang w:val="pt_PT" w:bidi="pt_PT"/>
+        </w:rPr>
+      </w:r>
+      <w:r>
+        <w:rPr>
+          <w:b/>
+          <w:lang w:val="pt_PT" w:bidi="pt_PT"/>
+        </w:rPr>
         <w:t>"pois todos nós".</w:t>
       </w:r>
     </w:p>
@@ -24760,6 +28330,21 @@
           <w:b/>
           <w:lang w:val="pt_PT" w:bidi="pt_PT"/>
         </w:rPr>
+        <w:t>ἐσμὲν ἀλλήλων μέλη</w:t>
+      </w:r>
+    </w:p>
+    <w:p>
+      <w:pPr/>
+      <w:r>
+        <w:rPr>
+          <w:lang w:val="pt_PT" w:bidi="pt_PT"/>
+        </w:rPr>
+      </w:r>
+      <w:r>
+        <w:rPr>
+          <w:b/>
+          <w:lang w:val="pt_PT" w:bidi="pt_PT"/>
+        </w:rPr>
         <w:t>"somos membros do corpo de Cristo!".</w:t>
       </w:r>
     </w:p>
@@ -24843,6 +28428,21 @@
           <w:b/>
           <w:lang w:val="pt_PT" w:bidi="pt_PT"/>
         </w:rPr>
+        <w:t>ὀργίζεσθε, καὶ μὴ ἁμαρτάνετε</w:t>
+      </w:r>
+    </w:p>
+    <w:p>
+      <w:pPr/>
+      <w:r>
+        <w:rPr>
+          <w:lang w:val="pt_PT" w:bidi="pt_PT"/>
+        </w:rPr>
+      </w:r>
+      <w:r>
+        <w:rPr>
+          <w:b/>
+          <w:lang w:val="pt_PT" w:bidi="pt_PT"/>
+        </w:rPr>
         <w:t>"Se vocês ficarem com raiva, não deixem que isso faça com que pequem".</w:t>
       </w:r>
     </w:p>
@@ -24906,6 +28506,21 @@
           <w:b/>
           <w:lang w:val="pt_PT" w:bidi="pt_PT"/>
         </w:rPr>
+        <w:t>ὁ ἥλιος μὴ ἐπιδυέτω ἐπὶ παροργισμῷ ὑμῶν</w:t>
+      </w:r>
+    </w:p>
+    <w:p>
+      <w:pPr/>
+      <w:r>
+        <w:rPr>
+          <w:lang w:val="pt_PT" w:bidi="pt_PT"/>
+        </w:rPr>
+      </w:r>
+      <w:r>
+        <w:rPr>
+          <w:b/>
+          <w:lang w:val="pt_PT" w:bidi="pt_PT"/>
+        </w:rPr>
         <w:t>"e não fiquem o dia inteiro com raiva".</w:t>
       </w:r>
     </w:p>
@@ -25002,6 +28617,21 @@
           <w:b/>
           <w:lang w:val="pt_PT" w:bidi="pt_PT"/>
         </w:rPr>
+        <w:t>μηδὲ δίδοτε τόπον τῷ διαβόλῳ</w:t>
+      </w:r>
+    </w:p>
+    <w:p>
+      <w:pPr/>
+      <w:r>
+        <w:rPr>
+          <w:lang w:val="pt_PT" w:bidi="pt_PT"/>
+        </w:rPr>
+      </w:r>
+      <w:r>
+        <w:rPr>
+          <w:b/>
+          <w:lang w:val="pt_PT" w:bidi="pt_PT"/>
+        </w:rPr>
         <w:t>"Não deem ao Diabo oportunidade para tentar vocês".</w:t>
       </w:r>
     </w:p>
@@ -25065,6 +28695,21 @@
           <w:b/>
           <w:lang w:val="pt_PT" w:bidi="pt_PT"/>
         </w:rPr>
+        <w:t>μᾶλλον δὲ</w:t>
+      </w:r>
+    </w:p>
+    <w:p>
+      <w:pPr/>
+      <w:r>
+        <w:rPr>
+          <w:lang w:val="pt_PT" w:bidi="pt_PT"/>
+        </w:rPr>
+      </w:r>
+      <w:r>
+        <w:rPr>
+          <w:b/>
+          <w:lang w:val="pt_PT" w:bidi="pt_PT"/>
+        </w:rPr>
         <w:t>"porém comece a trabalhar a fim de viver honestamente e poder ajudar os pobres".</w:t>
       </w:r>
     </w:p>
@@ -25161,6 +28806,21 @@
           <w:b/>
           <w:lang w:val="pt_PT" w:bidi="pt_PT"/>
         </w:rPr>
+        <w:t>ἵνα</w:t>
+      </w:r>
+    </w:p>
+    <w:p>
+      <w:pPr/>
+      <w:r>
+        <w:rPr>
+          <w:lang w:val="pt_PT" w:bidi="pt_PT"/>
+        </w:rPr>
+      </w:r>
+      <w:r>
+        <w:rPr>
+          <w:b/>
+          <w:lang w:val="pt_PT" w:bidi="pt_PT"/>
+        </w:rPr>
         <w:t>"a fim de viver honestamente e poder ajudar os pobres".</w:t>
       </w:r>
     </w:p>
@@ -25320,6 +28980,21 @@
           <w:b/>
           <w:lang w:val="pt_PT" w:bidi="pt_PT"/>
         </w:rPr>
+        <w:t>ἀλλ’</w:t>
+      </w:r>
+    </w:p>
+    <w:p>
+      <w:pPr/>
+      <w:r>
+        <w:rPr>
+          <w:lang w:val="pt_PT" w:bidi="pt_PT"/>
+        </w:rPr>
+      </w:r>
+      <w:r>
+        <w:rPr>
+          <w:b/>
+          <w:lang w:val="pt_PT" w:bidi="pt_PT"/>
+        </w:rPr>
         <w:t>"mas usem apenas palavras boas".</w:t>
       </w:r>
     </w:p>
@@ -25416,6 +29091,21 @@
           <w:b/>
           <w:lang w:val="pt_PT" w:bidi="pt_PT"/>
         </w:rPr>
+        <w:t>πρὸς οἰκοδομὴν</w:t>
+      </w:r>
+    </w:p>
+    <w:p>
+      <w:pPr/>
+      <w:r>
+        <w:rPr>
+          <w:lang w:val="pt_PT" w:bidi="pt_PT"/>
+        </w:rPr>
+      </w:r>
+      <w:r>
+        <w:rPr>
+          <w:b/>
+          <w:lang w:val="pt_PT" w:bidi="pt_PT"/>
+        </w:rPr>
         <w:t>"que ajudam os outros a crescer na fé".</w:t>
       </w:r>
     </w:p>
@@ -25479,6 +29169,21 @@
           <w:b/>
           <w:lang w:val="pt_PT" w:bidi="pt_PT"/>
         </w:rPr>
+        <w:t>ἵνα</w:t>
+      </w:r>
+    </w:p>
+    <w:p>
+      <w:pPr/>
+      <w:r>
+        <w:rPr>
+          <w:lang w:val="pt_PT" w:bidi="pt_PT"/>
+        </w:rPr>
+      </w:r>
+      <w:r>
+        <w:rPr>
+          <w:b/>
+          <w:lang w:val="pt_PT" w:bidi="pt_PT"/>
+        </w:rPr>
         <w:t>"para que as coisas que vocês dizem".</w:t>
       </w:r>
     </w:p>
@@ -25575,6 +29280,21 @@
           <w:b/>
           <w:lang w:val="pt_PT" w:bidi="pt_PT"/>
         </w:rPr>
+        <w:t>τῆς χρείας, ἵνα δῷ χάριν τοῖς ἀκούουσιν</w:t>
+      </w:r>
+    </w:p>
+    <w:p>
+      <w:pPr/>
+      <w:r>
+        <w:rPr>
+          <w:lang w:val="pt_PT" w:bidi="pt_PT"/>
+        </w:rPr>
+      </w:r>
+      <w:r>
+        <w:rPr>
+          <w:b/>
+          <w:lang w:val="pt_PT" w:bidi="pt_PT"/>
+        </w:rPr>
         <w:t>"para que as coisas que vocês dizem façam bem aos que ouvem".</w:t>
       </w:r>
     </w:p>
@@ -25638,6 +29358,21 @@
           <w:b/>
           <w:lang w:val="pt_PT" w:bidi="pt_PT"/>
         </w:rPr>
+        <w:t>ἵνα δῷ χάριν τοῖς ἀκούουσιν</w:t>
+      </w:r>
+    </w:p>
+    <w:p>
+      <w:pPr/>
+      <w:r>
+        <w:rPr>
+          <w:lang w:val="pt_PT" w:bidi="pt_PT"/>
+        </w:rPr>
+      </w:r>
+      <w:r>
+        <w:rPr>
+          <w:b/>
+          <w:lang w:val="pt_PT" w:bidi="pt_PT"/>
+        </w:rPr>
         <w:t>"para que as coisas que vocês dizem façam bem aos que ouvem".</w:t>
       </w:r>
     </w:p>
@@ -25734,6 +29469,21 @@
           <w:b/>
           <w:lang w:val="pt_PT" w:bidi="pt_PT"/>
         </w:rPr>
+        <w:t>μὴ λυπεῖτε</w:t>
+      </w:r>
+    </w:p>
+    <w:p>
+      <w:pPr/>
+      <w:r>
+        <w:rPr>
+          <w:lang w:val="pt_PT" w:bidi="pt_PT"/>
+        </w:rPr>
+      </w:r>
+      <w:r>
+        <w:rPr>
+          <w:b/>
+          <w:lang w:val="pt_PT" w:bidi="pt_PT"/>
+        </w:rPr>
         <w:t>"E não façam com que o Espírito Santo de Deus fique triste".</w:t>
       </w:r>
     </w:p>
@@ -25797,6 +29547,21 @@
           <w:b/>
           <w:lang w:val="pt_PT" w:bidi="pt_PT"/>
         </w:rPr>
+        <w:t>ἐν ᾧ ἐσφραγίσθητε εἰς ἡμέραν ἀπολυτρώσεως</w:t>
+      </w:r>
+    </w:p>
+    <w:p>
+      <w:pPr/>
+      <w:r>
+        <w:rPr>
+          <w:lang w:val="pt_PT" w:bidi="pt_PT"/>
+        </w:rPr>
+      </w:r>
+      <w:r>
+        <w:rPr>
+          <w:b/>
+          <w:lang w:val="pt_PT" w:bidi="pt_PT"/>
+        </w:rPr>
         <w:t>"Pois o Espírito é a marca de propriedade de Deus colocada em vocês, a qual é a garantia de que chegará o dia em que Deus os libertará".</w:t>
       </w:r>
     </w:p>
@@ -25880,6 +29645,21 @@
           <w:b/>
           <w:lang w:val="pt_PT" w:bidi="pt_PT"/>
         </w:rPr>
+        <w:t>ἐν ᾧ ἐσφραγίσθητε εἰς ἡμέραν ἀπολυτρώσεως</w:t>
+      </w:r>
+    </w:p>
+    <w:p>
+      <w:pPr/>
+      <w:r>
+        <w:rPr>
+          <w:lang w:val="pt_PT" w:bidi="pt_PT"/>
+        </w:rPr>
+      </w:r>
+      <w:r>
+        <w:rPr>
+          <w:b/>
+          <w:lang w:val="pt_PT" w:bidi="pt_PT"/>
+        </w:rPr>
         <w:t>"a qual é a garantia de que chegará o dia em que Deus os libertará".</w:t>
       </w:r>
     </w:p>
@@ -26109,6 +29889,21 @@
           <w:b/>
           <w:lang w:val="pt_PT" w:bidi="pt_PT"/>
         </w:rPr>
+        <w:t>πικρία, καὶ θυμὸς, καὶ ὀργὴ</w:t>
+      </w:r>
+    </w:p>
+    <w:p>
+      <w:pPr/>
+      <w:r>
+        <w:rPr>
+          <w:lang w:val="pt_PT" w:bidi="pt_PT"/>
+        </w:rPr>
+      </w:r>
+      <w:r>
+        <w:rPr>
+          <w:b/>
+          <w:lang w:val="pt_PT" w:bidi="pt_PT"/>
+        </w:rPr>
         <w:t>"toda amargura, todo ódio e toda raiva".</w:t>
       </w:r>
     </w:p>
@@ -26231,6 +30026,21 @@
           <w:b/>
           <w:lang w:val="pt_PT" w:bidi="pt_PT"/>
         </w:rPr>
+        <w:t>κακίᾳ</w:t>
+      </w:r>
+    </w:p>
+    <w:p>
+      <w:pPr/>
+      <w:r>
+        <w:rPr>
+          <w:lang w:val="pt_PT" w:bidi="pt_PT"/>
+        </w:rPr>
+      </w:r>
+      <w:r>
+        <w:rPr>
+          <w:b/>
+          <w:lang w:val="pt_PT" w:bidi="pt_PT"/>
+        </w:rPr>
         <w:t>"e maldades".</w:t>
       </w:r>
     </w:p>
@@ -26327,6 +30137,21 @@
           <w:b/>
           <w:lang w:val="pt_PT" w:bidi="pt_PT"/>
         </w:rPr>
+        <w:t>δὲ</w:t>
+      </w:r>
+    </w:p>
+    <w:p>
+      <w:pPr/>
+      <w:r>
+        <w:rPr>
+          <w:lang w:val="pt_PT" w:bidi="pt_PT"/>
+        </w:rPr>
+      </w:r>
+      <w:r>
+        <w:rPr>
+          <w:b/>
+          <w:lang w:val="pt_PT" w:bidi="pt_PT"/>
+        </w:rPr>
         <w:t>"Pelo contrário".</w:t>
       </w:r>
     </w:p>
@@ -26409,6 +30234,21 @@
         <w:rPr>
           <w:lang w:val="pt_PT" w:bidi="pt_PT"/>
         </w:rPr>
+      </w:r>
+    </w:p>
+    <w:p>
+      <w:pPr/>
+      <w:r>
+        <w:rPr>
+          <w:lang w:val="pt_PT" w:bidi="pt_PT"/>
+        </w:rPr>
+      </w:r>
+      <w:r>
+        <w:rPr>
+          <w:b/>
+          <w:lang w:val="pt_PT" w:bidi="pt_PT"/>
+        </w:rPr>
+        <w:t>εὔσπλαγχνοι</w:t>
       </w:r>
     </w:p>
     <w:p>
@@ -26739,6 +30579,21 @@
           <w:b/>
           <w:lang w:val="pt_PT" w:bidi="pt_PT"/>
         </w:rPr>
+        <w:t>ὡς τέκνα ἀγαπητά</w:t>
+      </w:r>
+    </w:p>
+    <w:p>
+      <w:pPr/>
+      <w:r>
+        <w:rPr>
+          <w:lang w:val="pt_PT" w:bidi="pt_PT"/>
+        </w:rPr>
+      </w:r>
+      <w:r>
+        <w:rPr>
+          <w:b/>
+          <w:lang w:val="pt_PT" w:bidi="pt_PT"/>
+        </w:rPr>
         <w:t>"são filhos queridos".</w:t>
       </w:r>
     </w:p>
@@ -26835,6 +30690,21 @@
           <w:b/>
           <w:lang w:val="pt_PT" w:bidi="pt_PT"/>
         </w:rPr>
+        <w:t>περιπατεῖτε ἐν ἀγάπῃ</w:t>
+      </w:r>
+    </w:p>
+    <w:p>
+      <w:pPr/>
+      <w:r>
+        <w:rPr>
+          <w:lang w:val="pt_PT" w:bidi="pt_PT"/>
+        </w:rPr>
+      </w:r>
+      <w:r>
+        <w:rPr>
+          <w:b/>
+          <w:lang w:val="pt_PT" w:bidi="pt_PT"/>
+        </w:rPr>
         <w:t>"Que a vida de vocês seja dominada pelo amor".</w:t>
       </w:r>
     </w:p>
@@ -26931,6 +30801,21 @@
           <w:b/>
           <w:lang w:val="pt_PT" w:bidi="pt_PT"/>
         </w:rPr>
+        <w:t>προσφορὰν καὶ θυσίαν τῷ Θεῷ εἰς ὀσμὴν εὐωδίας</w:t>
+      </w:r>
+    </w:p>
+    <w:p>
+      <w:pPr/>
+      <w:r>
+        <w:rPr>
+          <w:lang w:val="pt_PT" w:bidi="pt_PT"/>
+        </w:rPr>
+      </w:r>
+      <w:r>
+        <w:rPr>
+          <w:b/>
+          <w:lang w:val="pt_PT" w:bidi="pt_PT"/>
+        </w:rPr>
         <w:t>"como uma oferta de perfume agradável e como um sacrifício que agrada a Deus".</w:t>
       </w:r>
     </w:p>
@@ -27027,6 +30912,21 @@
           <w:b/>
           <w:lang w:val="pt_PT" w:bidi="pt_PT"/>
         </w:rPr>
+        <w:t>πορνεία δὲ, καὶ ἀκαθαρσία πᾶσα, ἢ πλεονεξία, μηδὲ ὀνομαζέσθω ἐν ὑμῖν</w:t>
+      </w:r>
+    </w:p>
+    <w:p>
+      <w:pPr/>
+      <w:r>
+        <w:rPr>
+          <w:lang w:val="pt_PT" w:bidi="pt_PT"/>
+        </w:rPr>
+      </w:r>
+      <w:r>
+        <w:rPr>
+          <w:b/>
+          <w:lang w:val="pt_PT" w:bidi="pt_PT"/>
+        </w:rPr>
         <w:t>"portanto, qualquer tipo de imoralidade sexual, indecência ou cobiça, não pode ser nem mesmo assunto de conversa entre vocês".</w:t>
       </w:r>
     </w:p>
@@ -27123,6 +31023,21 @@
           <w:b/>
           <w:lang w:val="pt_PT" w:bidi="pt_PT"/>
         </w:rPr>
+        <w:t>δὲ</w:t>
+      </w:r>
+    </w:p>
+    <w:p>
+      <w:pPr/>
+      <w:r>
+        <w:rPr>
+          <w:lang w:val="pt_PT" w:bidi="pt_PT"/>
+        </w:rPr>
+      </w:r>
+      <w:r>
+        <w:rPr>
+          <w:b/>
+          <w:lang w:val="pt_PT" w:bidi="pt_PT"/>
+        </w:rPr>
         <w:t>"portanto, qualquer tipo de".</w:t>
       </w:r>
     </w:p>
@@ -27219,6 +31134,21 @@
           <w:b/>
           <w:lang w:val="pt_PT" w:bidi="pt_PT"/>
         </w:rPr>
+        <w:t>ἀκαθαρσία πᾶσα</w:t>
+      </w:r>
+    </w:p>
+    <w:p>
+      <w:pPr/>
+      <w:r>
+        <w:rPr>
+          <w:lang w:val="pt_PT" w:bidi="pt_PT"/>
+        </w:rPr>
+      </w:r>
+      <w:r>
+        <w:rPr>
+          <w:b/>
+          <w:lang w:val="pt_PT" w:bidi="pt_PT"/>
+        </w:rPr>
         <w:t>"indecência".</w:t>
       </w:r>
     </w:p>
@@ -27358,6 +31288,21 @@
           <w:b/>
           <w:lang w:val="pt_PT" w:bidi="pt_PT"/>
         </w:rPr>
+        <w:t>ἀλλὰ μᾶλλον</w:t>
+      </w:r>
+    </w:p>
+    <w:p>
+      <w:pPr/>
+      <w:r>
+        <w:rPr>
+          <w:lang w:val="pt_PT" w:bidi="pt_PT"/>
+        </w:rPr>
+      </w:r>
+      <w:r>
+        <w:rPr>
+          <w:b/>
+          <w:lang w:val="pt_PT" w:bidi="pt_PT"/>
+        </w:rPr>
         <w:t>"Pelo contrário, digam palavras de gratidão a Deus".</w:t>
       </w:r>
     </w:p>
@@ -27454,6 +31399,21 @@
           <w:b/>
           <w:lang w:val="pt_PT" w:bidi="pt_PT"/>
         </w:rPr>
+        <w:t>ἀκάθαρτος</w:t>
+      </w:r>
+    </w:p>
+    <w:p>
+      <w:pPr/>
+      <w:r>
+        <w:rPr>
+          <w:lang w:val="pt_PT" w:bidi="pt_PT"/>
+        </w:rPr>
+      </w:r>
+      <w:r>
+        <w:rPr>
+          <w:b/>
+          <w:lang w:val="pt_PT" w:bidi="pt_PT"/>
+        </w:rPr>
         <w:t>"qualquer pessoa que seja imoral".</w:t>
       </w:r>
     </w:p>
@@ -27550,6 +31510,21 @@
           <w:b/>
           <w:lang w:val="pt_PT" w:bidi="pt_PT"/>
         </w:rPr>
+        <w:t>οὐκ ἔχει κληρονομίαν</w:t>
+      </w:r>
+    </w:p>
+    <w:p>
+      <w:pPr/>
+      <w:r>
+        <w:rPr>
+          <w:lang w:val="pt_PT" w:bidi="pt_PT"/>
+        </w:rPr>
+      </w:r>
+      <w:r>
+        <w:rPr>
+          <w:b/>
+          <w:lang w:val="pt_PT" w:bidi="pt_PT"/>
+        </w:rPr>
         <w:t>"jamais receberá uma parte no Reino de Cristo e de Deus".</w:t>
       </w:r>
     </w:p>
@@ -27646,6 +31621,21 @@
           <w:b/>
           <w:lang w:val="pt_PT" w:bidi="pt_PT"/>
         </w:rPr>
+        <w:t>κενοῖς λόγοις</w:t>
+      </w:r>
+    </w:p>
+    <w:p>
+      <w:pPr/>
+      <w:r>
+        <w:rPr>
+          <w:lang w:val="pt_PT" w:bidi="pt_PT"/>
+        </w:rPr>
+      </w:r>
+      <w:r>
+        <w:rPr>
+          <w:b/>
+          <w:lang w:val="pt_PT" w:bidi="pt_PT"/>
+        </w:rPr>
         <w:t>"com conversas tolas".</w:t>
       </w:r>
     </w:p>
@@ -27709,6 +31699,21 @@
           <w:b/>
           <w:lang w:val="pt_PT" w:bidi="pt_PT"/>
         </w:rPr>
+        <w:t>γὰρ</w:t>
+      </w:r>
+    </w:p>
+    <w:p>
+      <w:pPr/>
+      <w:r>
+        <w:rPr>
+          <w:lang w:val="pt_PT" w:bidi="pt_PT"/>
+        </w:rPr>
+      </w:r>
+      <w:r>
+        <w:rPr>
+          <w:b/>
+          <w:lang w:val="pt_PT" w:bidi="pt_PT"/>
+        </w:rPr>
         <w:t>"pois é por causa dessas coisas".</w:t>
       </w:r>
     </w:p>
@@ -27805,6 +31810,21 @@
           <w:b/>
           <w:lang w:val="pt_PT" w:bidi="pt_PT"/>
         </w:rPr>
+        <w:t>ἔρχεται ἡ ὀργὴ τοῦ Θεοῦ ἐπὶ</w:t>
+      </w:r>
+    </w:p>
+    <w:p>
+      <w:pPr/>
+      <w:r>
+        <w:rPr>
+          <w:lang w:val="pt_PT" w:bidi="pt_PT"/>
+        </w:rPr>
+      </w:r>
+      <w:r>
+        <w:rPr>
+          <w:b/>
+          <w:lang w:val="pt_PT" w:bidi="pt_PT"/>
+        </w:rPr>
         <w:t>"o castigo de Deus cairá sobre os que obedecem a ele".</w:t>
       </w:r>
     </w:p>
@@ -27901,6 +31921,21 @@
           <w:b/>
           <w:lang w:val="pt_PT" w:bidi="pt_PT"/>
         </w:rPr>
+        <w:t>τοὺς υἱοὺς τῆς ἀπειθείας</w:t>
+      </w:r>
+    </w:p>
+    <w:p>
+      <w:pPr/>
+      <w:r>
+        <w:rPr>
+          <w:lang w:val="pt_PT" w:bidi="pt_PT"/>
+        </w:rPr>
+      </w:r>
+      <w:r>
+        <w:rPr>
+          <w:b/>
+          <w:lang w:val="pt_PT" w:bidi="pt_PT"/>
+        </w:rPr>
         <w:t>"os que não obedecem a ele".</w:t>
       </w:r>
     </w:p>
@@ -27997,6 +32032,21 @@
           <w:b/>
           <w:lang w:val="pt_PT" w:bidi="pt_PT"/>
         </w:rPr>
+        <w:t>οὖν</w:t>
+      </w:r>
+    </w:p>
+    <w:p>
+      <w:pPr/>
+      <w:r>
+        <w:rPr>
+          <w:lang w:val="pt_PT" w:bidi="pt_PT"/>
+        </w:rPr>
+      </w:r>
+      <w:r>
+        <w:rPr>
+          <w:b/>
+          <w:lang w:val="pt_PT" w:bidi="pt_PT"/>
+        </w:rPr>
         <w:t>"Portanto, não tenham nada a ver com esse tipo de gente".</w:t>
       </w:r>
     </w:p>
@@ -28093,6 +32143,21 @@
           <w:b/>
           <w:lang w:val="pt_PT" w:bidi="pt_PT"/>
         </w:rPr>
+        <w:t>ἦτε γάρ ποτε σκότος</w:t>
+      </w:r>
+    </w:p>
+    <w:p>
+      <w:pPr/>
+      <w:r>
+        <w:rPr>
+          <w:lang w:val="pt_PT" w:bidi="pt_PT"/>
+        </w:rPr>
+      </w:r>
+      <w:r>
+        <w:rPr>
+          <w:b/>
+          <w:lang w:val="pt_PT" w:bidi="pt_PT"/>
+        </w:rPr>
         <w:t>"Antigamente vocês mesmos viviam na escuridão".</w:t>
       </w:r>
     </w:p>
@@ -28176,6 +32241,21 @@
           <w:b/>
           <w:lang w:val="pt_PT" w:bidi="pt_PT"/>
         </w:rPr>
+        <w:t>γάρ</w:t>
+      </w:r>
+    </w:p>
+    <w:p>
+      <w:pPr/>
+      <w:r>
+        <w:rPr>
+          <w:lang w:val="pt_PT" w:bidi="pt_PT"/>
+        </w:rPr>
+      </w:r>
+      <w:r>
+        <w:rPr>
+          <w:b/>
+          <w:lang w:val="pt_PT" w:bidi="pt_PT"/>
+        </w:rPr>
         <w:t>"Por isso vivam como pessoas que pertencem à luz".</w:t>
       </w:r>
     </w:p>
@@ -28272,6 +32352,21 @@
           <w:b/>
           <w:lang w:val="pt_PT" w:bidi="pt_PT"/>
         </w:rPr>
+        <w:t>νῦν δὲ φῶς ἐν Κυρίῳ</w:t>
+      </w:r>
+    </w:p>
+    <w:p>
+      <w:pPr/>
+      <w:r>
+        <w:rPr>
+          <w:lang w:val="pt_PT" w:bidi="pt_PT"/>
+        </w:rPr>
+      </w:r>
+      <w:r>
+        <w:rPr>
+          <w:b/>
+          <w:lang w:val="pt_PT" w:bidi="pt_PT"/>
+        </w:rPr>
         <w:t>"mas, agora que pertencem ao Senhor".</w:t>
       </w:r>
     </w:p>
@@ -28368,6 +32463,21 @@
           <w:b/>
           <w:lang w:val="pt_PT" w:bidi="pt_PT"/>
         </w:rPr>
+        <w:t>δὲ</w:t>
+      </w:r>
+    </w:p>
+    <w:p>
+      <w:pPr/>
+      <w:r>
+        <w:rPr>
+          <w:lang w:val="pt_PT" w:bidi="pt_PT"/>
+        </w:rPr>
+      </w:r>
+      <w:r>
+        <w:rPr>
+          <w:b/>
+          <w:lang w:val="pt_PT" w:bidi="pt_PT"/>
+        </w:rPr>
         <w:t>"mas, agora que pertencem ao Senhor, vocês estão na luz".</w:t>
       </w:r>
     </w:p>
@@ -28464,6 +32574,21 @@
           <w:b/>
           <w:lang w:val="pt_PT" w:bidi="pt_PT"/>
         </w:rPr>
+        <w:t>ὡς τέκνα φωτὸς περιπατεῖτε</w:t>
+      </w:r>
+    </w:p>
+    <w:p>
+      <w:pPr/>
+      <w:r>
+        <w:rPr>
+          <w:lang w:val="pt_PT" w:bidi="pt_PT"/>
+        </w:rPr>
+      </w:r>
+      <w:r>
+        <w:rPr>
+          <w:b/>
+          <w:lang w:val="pt_PT" w:bidi="pt_PT"/>
+        </w:rPr>
         <w:t>"Por isso vivam como pessoas que pertencem à luz".</w:t>
       </w:r>
     </w:p>
@@ -28560,6 +32685,21 @@
           <w:b/>
           <w:lang w:val="pt_PT" w:bidi="pt_PT"/>
         </w:rPr>
+        <w:t>ὡς τέκνα φωτὸς</w:t>
+      </w:r>
+    </w:p>
+    <w:p>
+      <w:pPr/>
+      <w:r>
+        <w:rPr>
+          <w:lang w:val="pt_PT" w:bidi="pt_PT"/>
+        </w:rPr>
+      </w:r>
+      <w:r>
+        <w:rPr>
+          <w:b/>
+          <w:lang w:val="pt_PT" w:bidi="pt_PT"/>
+        </w:rPr>
         <w:t>"como pessoas que pertencem à luz".</w:t>
       </w:r>
     </w:p>
@@ -28656,6 +32796,21 @@
           <w:b/>
           <w:lang w:val="pt_PT" w:bidi="pt_PT"/>
         </w:rPr>
+        <w:t>ὁ &amp; καρπὸς τοῦ φωτὸς ἐν πάσῃ ἀγαθωσύνῃ, καὶ δικαιοσύνῃ, καὶ ἀληθείᾳ</w:t>
+      </w:r>
+    </w:p>
+    <w:p>
+      <w:pPr/>
+      <w:r>
+        <w:rPr>
+          <w:lang w:val="pt_PT" w:bidi="pt_PT"/>
+        </w:rPr>
+      </w:r>
+      <w:r>
+        <w:rPr>
+          <w:b/>
+          <w:lang w:val="pt_PT" w:bidi="pt_PT"/>
+        </w:rPr>
         <w:t>"pois a luz produz uma grande colheita de todo tipo de bondade, honestidade e verdade".</w:t>
       </w:r>
     </w:p>
@@ -28752,6 +32907,21 @@
           <w:b/>
           <w:lang w:val="pt_PT" w:bidi="pt_PT"/>
         </w:rPr>
+        <w:t>γὰρ</w:t>
+      </w:r>
+    </w:p>
+    <w:p>
+      <w:pPr/>
+      <w:r>
+        <w:rPr>
+          <w:lang w:val="pt_PT" w:bidi="pt_PT"/>
+        </w:rPr>
+      </w:r>
+      <w:r>
+        <w:rPr>
+          <w:b/>
+          <w:lang w:val="pt_PT" w:bidi="pt_PT"/>
+        </w:rPr>
         <w:t>"pois a luz produz uma grande colheita".</w:t>
       </w:r>
     </w:p>
@@ -28848,6 +33018,21 @@
           <w:b/>
           <w:lang w:val="pt_PT" w:bidi="pt_PT"/>
         </w:rPr>
+        <w:t>μὴ συνκοινωνεῖτε τοῖς ἔργοις τοῖς ἀκάρποις τοῦ σκότους</w:t>
+      </w:r>
+    </w:p>
+    <w:p>
+      <w:pPr/>
+      <w:r>
+        <w:rPr>
+          <w:lang w:val="pt_PT" w:bidi="pt_PT"/>
+        </w:rPr>
+      </w:r>
+      <w:r>
+        <w:rPr>
+          <w:b/>
+          <w:lang w:val="pt_PT" w:bidi="pt_PT"/>
+        </w:rPr>
         <w:t>"Não participem das coisas sem valor que os outros fazem, coisas que pertencem à escuridão".</w:t>
       </w:r>
     </w:p>
@@ -28931,6 +33116,21 @@
           <w:b/>
           <w:lang w:val="pt_PT" w:bidi="pt_PT"/>
         </w:rPr>
+        <w:t>τοῖς ἔργοις τοῖς ἀκάρποις τοῦ σκότους</w:t>
+      </w:r>
+    </w:p>
+    <w:p>
+      <w:pPr/>
+      <w:r>
+        <w:rPr>
+          <w:lang w:val="pt_PT" w:bidi="pt_PT"/>
+        </w:rPr>
+      </w:r>
+      <w:r>
+        <w:rPr>
+          <w:b/>
+          <w:lang w:val="pt_PT" w:bidi="pt_PT"/>
+        </w:rPr>
         <w:t>"coisas que pertencem à escuridão".</w:t>
       </w:r>
     </w:p>
@@ -29027,6 +33227,21 @@
           <w:b/>
           <w:lang w:val="pt_PT" w:bidi="pt_PT"/>
         </w:rPr>
+        <w:t>τοῖς ἔργοις τοῖς ἀκάρποις τοῦ σκότους</w:t>
+      </w:r>
+    </w:p>
+    <w:p>
+      <w:pPr/>
+      <w:r>
+        <w:rPr>
+          <w:lang w:val="pt_PT" w:bidi="pt_PT"/>
+        </w:rPr>
+      </w:r>
+      <w:r>
+        <w:rPr>
+          <w:b/>
+          <w:lang w:val="pt_PT" w:bidi="pt_PT"/>
+        </w:rPr>
         <w:t>"coisas que pertencem à escuridão".</w:t>
       </w:r>
     </w:p>
@@ -29123,6 +33338,21 @@
           <w:b/>
           <w:lang w:val="pt_PT" w:bidi="pt_PT"/>
         </w:rPr>
+        <w:t>μᾶλλον δὲ</w:t>
+      </w:r>
+    </w:p>
+    <w:p>
+      <w:pPr/>
+      <w:r>
+        <w:rPr>
+          <w:lang w:val="pt_PT" w:bidi="pt_PT"/>
+        </w:rPr>
+      </w:r>
+      <w:r>
+        <w:rPr>
+          <w:b/>
+          <w:lang w:val="pt_PT" w:bidi="pt_PT"/>
+        </w:rPr>
         <w:t>"Pelo contrário, tragam todas essas coisas para a luz".</w:t>
       </w:r>
     </w:p>
@@ -29219,6 +33449,21 @@
           <w:b/>
           <w:lang w:val="pt_PT" w:bidi="pt_PT"/>
         </w:rPr>
+        <w:t>ἐλέγχετε</w:t>
+      </w:r>
+    </w:p>
+    <w:p>
+      <w:pPr/>
+      <w:r>
+        <w:rPr>
+          <w:lang w:val="pt_PT" w:bidi="pt_PT"/>
+        </w:rPr>
+      </w:r>
+      <w:r>
+        <w:rPr>
+          <w:b/>
+          <w:lang w:val="pt_PT" w:bidi="pt_PT"/>
+        </w:rPr>
         <w:t>"tragam todas essas coisas para a luz".</w:t>
       </w:r>
     </w:p>
@@ -29302,6 +33547,21 @@
           <w:b/>
           <w:lang w:val="pt_PT" w:bidi="pt_PT"/>
         </w:rPr>
+        <w:t>αὐτῶν</w:t>
+      </w:r>
+    </w:p>
+    <w:p>
+      <w:pPr/>
+      <w:r>
+        <w:rPr>
+          <w:lang w:val="pt_PT" w:bidi="pt_PT"/>
+        </w:rPr>
+      </w:r>
+      <w:r>
+        <w:rPr>
+          <w:b/>
+          <w:lang w:val="pt_PT" w:bidi="pt_PT"/>
+        </w:rPr>
         <w:t>"sobre o que essas pessoas fazem em segredo".</w:t>
       </w:r>
     </w:p>
@@ -29486,6 +33746,21 @@
           <w:b/>
           <w:lang w:val="pt_PT" w:bidi="pt_PT"/>
         </w:rPr>
+        <w:t>δὲ</w:t>
+      </w:r>
+    </w:p>
+    <w:p>
+      <w:pPr/>
+      <w:r>
+        <w:rPr>
+          <w:lang w:val="pt_PT" w:bidi="pt_PT"/>
+        </w:rPr>
+      </w:r>
+      <w:r>
+        <w:rPr>
+          <w:b/>
+          <w:lang w:val="pt_PT" w:bidi="pt_PT"/>
+        </w:rPr>
         <w:t>"E, quando qualquer coisa é".</w:t>
       </w:r>
     </w:p>
@@ -29582,6 +33857,21 @@
           <w:b/>
           <w:lang w:val="pt_PT" w:bidi="pt_PT"/>
         </w:rPr>
+        <w:t>πᾶν &amp; τὸ φανερούμενον φῶς ἐστιν</w:t>
+      </w:r>
+    </w:p>
+    <w:p>
+      <w:pPr/>
+      <w:r>
+        <w:rPr>
+          <w:lang w:val="pt_PT" w:bidi="pt_PT"/>
+        </w:rPr>
+      </w:r>
+      <w:r>
+        <w:rPr>
+          <w:b/>
+          <w:lang w:val="pt_PT" w:bidi="pt_PT"/>
+        </w:rPr>
         <w:t>"quando qualquer coisa é trazida para a luz, então a sua verdadeira natureza é revelada".</w:t>
       </w:r>
     </w:p>
@@ -29774,6 +34064,21 @@
           <w:b/>
           <w:lang w:val="pt_PT" w:bidi="pt_PT"/>
         </w:rPr>
+        <w:t>ἔγειρε, ὁ καθεύδων, καὶ ἀνάστα ἐκ τῶν νεκρῶν</w:t>
+      </w:r>
+    </w:p>
+    <w:p>
+      <w:pPr/>
+      <w:r>
+        <w:rPr>
+          <w:lang w:val="pt_PT" w:bidi="pt_PT"/>
+        </w:rPr>
+      </w:r>
+      <w:r>
+        <w:rPr>
+          <w:b/>
+          <w:lang w:val="pt_PT" w:bidi="pt_PT"/>
+        </w:rPr>
         <w:t>"Você que está dormindo, acorde!".</w:t>
       </w:r>
     </w:p>
@@ -29857,6 +34162,21 @@
           <w:b/>
           <w:lang w:val="pt_PT" w:bidi="pt_PT"/>
         </w:rPr>
+        <w:t>ὁ καθεύδων</w:t>
+      </w:r>
+    </w:p>
+    <w:p>
+      <w:pPr/>
+      <w:r>
+        <w:rPr>
+          <w:lang w:val="pt_PT" w:bidi="pt_PT"/>
+        </w:rPr>
+      </w:r>
+      <w:r>
+        <w:rPr>
+          <w:b/>
+          <w:lang w:val="pt_PT" w:bidi="pt_PT"/>
+        </w:rPr>
         <w:t>"Você que está dormindo".</w:t>
       </w:r>
     </w:p>
@@ -29940,6 +34260,21 @@
           <w:b/>
           <w:lang w:val="pt_PT" w:bidi="pt_PT"/>
         </w:rPr>
+        <w:t>ἐκ τῶν νεκρῶν</w:t>
+      </w:r>
+    </w:p>
+    <w:p>
+      <w:pPr/>
+      <w:r>
+        <w:rPr>
+          <w:lang w:val="pt_PT" w:bidi="pt_PT"/>
+        </w:rPr>
+      </w:r>
+      <w:r>
+        <w:rPr>
+          <w:b/>
+          <w:lang w:val="pt_PT" w:bidi="pt_PT"/>
+        </w:rPr>
         <w:t>"Levante-se da morte".</w:t>
       </w:r>
     </w:p>
@@ -30036,6 +34371,21 @@
           <w:b/>
           <w:lang w:val="pt_PT" w:bidi="pt_PT"/>
         </w:rPr>
+        <w:t>ἐπιφαύσει σοι</w:t>
+      </w:r>
+    </w:p>
+    <w:p>
+      <w:pPr/>
+      <w:r>
+        <w:rPr>
+          <w:lang w:val="pt_PT" w:bidi="pt_PT"/>
+        </w:rPr>
+      </w:r>
+      <w:r>
+        <w:rPr>
+          <w:b/>
+          <w:lang w:val="pt_PT" w:bidi="pt_PT"/>
+        </w:rPr>
         <w:t>"e Cristo o iluminará".</w:t>
       </w:r>
     </w:p>
@@ -30144,6 +34494,21 @@
           <w:b/>
           <w:lang w:val="pt_PT" w:bidi="pt_PT"/>
         </w:rPr>
+        <w:t>ἐπιφαύσει σοι ὁ Χριστός</w:t>
+      </w:r>
+    </w:p>
+    <w:p>
+      <w:pPr/>
+      <w:r>
+        <w:rPr>
+          <w:lang w:val="pt_PT" w:bidi="pt_PT"/>
+        </w:rPr>
+      </w:r>
+      <w:r>
+        <w:rPr>
+          <w:b/>
+          <w:lang w:val="pt_PT" w:bidi="pt_PT"/>
+        </w:rPr>
         <w:t>"e Cristo o iluminará".</w:t>
       </w:r>
     </w:p>
@@ -30310,6 +34675,21 @@
           <w:b/>
           <w:lang w:val="pt_PT" w:bidi="pt_PT"/>
         </w:rPr>
+        <w:t>οὖν</w:t>
+      </w:r>
+    </w:p>
+    <w:p>
+      <w:pPr/>
+      <w:r>
+        <w:rPr>
+          <w:lang w:val="pt_PT" w:bidi="pt_PT"/>
+        </w:rPr>
+      </w:r>
+      <w:r>
+        <w:rPr>
+          <w:b/>
+          <w:lang w:val="pt_PT" w:bidi="pt_PT"/>
+        </w:rPr>
         <w:t>"Portanto, prestem atenção na sua maneira de viver".</w:t>
       </w:r>
     </w:p>
@@ -30406,6 +34786,21 @@
           <w:b/>
           <w:lang w:val="pt_PT" w:bidi="pt_PT"/>
         </w:rPr>
+        <w:t>ἀλλ’</w:t>
+      </w:r>
+    </w:p>
+    <w:p>
+      <w:pPr/>
+      <w:r>
+        <w:rPr>
+          <w:lang w:val="pt_PT" w:bidi="pt_PT"/>
+        </w:rPr>
+      </w:r>
+      <w:r>
+        <w:rPr>
+          <w:b/>
+          <w:lang w:val="pt_PT" w:bidi="pt_PT"/>
+        </w:rPr>
         <w:t>"mas como os sábios".</w:t>
       </w:r>
     </w:p>
@@ -30585,6 +34980,21 @@
           <w:b/>
           <w:lang w:val="pt_PT" w:bidi="pt_PT"/>
         </w:rPr>
+        <w:t>ἐξαγοραζόμενοι τὸν καιρόν</w:t>
+      </w:r>
+    </w:p>
+    <w:p>
+      <w:pPr/>
+      <w:r>
+        <w:rPr>
+          <w:lang w:val="pt_PT" w:bidi="pt_PT"/>
+        </w:rPr>
+      </w:r>
+      <w:r>
+        <w:rPr>
+          <w:b/>
+          <w:lang w:val="pt_PT" w:bidi="pt_PT"/>
+        </w:rPr>
         <w:t>"aproveitem bem todas as oportunidades que vocês têm".</w:t>
       </w:r>
     </w:p>
@@ -30681,6 +35091,21 @@
           <w:b/>
           <w:lang w:val="pt_PT" w:bidi="pt_PT"/>
         </w:rPr>
+        <w:t>ὅτι αἱ ἡμέραι πονηραί εἰσιν</w:t>
+      </w:r>
+    </w:p>
+    <w:p>
+      <w:pPr/>
+      <w:r>
+        <w:rPr>
+          <w:lang w:val="pt_PT" w:bidi="pt_PT"/>
+        </w:rPr>
+      </w:r>
+      <w:r>
+        <w:rPr>
+          <w:b/>
+          <w:lang w:val="pt_PT" w:bidi="pt_PT"/>
+        </w:rPr>
         <w:t>"Os dias em que vivemos são maus".</w:t>
       </w:r>
     </w:p>
@@ -30777,6 +35202,21 @@
           <w:b/>
           <w:lang w:val="pt_PT" w:bidi="pt_PT"/>
         </w:rPr>
+        <w:t>ὅτι</w:t>
+      </w:r>
+    </w:p>
+    <w:p>
+      <w:pPr/>
+      <w:r>
+        <w:rPr>
+          <w:lang w:val="pt_PT" w:bidi="pt_PT"/>
+        </w:rPr>
+      </w:r>
+      <w:r>
+        <w:rPr>
+          <w:b/>
+          <w:lang w:val="pt_PT" w:bidi="pt_PT"/>
+        </w:rPr>
         <w:t>"por isso aproveitem bem".</w:t>
       </w:r>
     </w:p>
@@ -30873,6 +35313,21 @@
           <w:b/>
           <w:lang w:val="pt_PT" w:bidi="pt_PT"/>
         </w:rPr>
+        <w:t>διὰ τοῦτο</w:t>
+      </w:r>
+    </w:p>
+    <w:p>
+      <w:pPr/>
+      <w:r>
+        <w:rPr>
+          <w:lang w:val="pt_PT" w:bidi="pt_PT"/>
+        </w:rPr>
+      </w:r>
+      <w:r>
+        <w:rPr>
+          <w:b/>
+          <w:lang w:val="pt_PT" w:bidi="pt_PT"/>
+        </w:rPr>
         <w:t>"Não ajam como pessoas sem juízo, mas procurem entender o que o Senhor quer que vocês façam".</w:t>
       </w:r>
     </w:p>
@@ -30969,6 +35424,21 @@
           <w:b/>
           <w:lang w:val="pt_PT" w:bidi="pt_PT"/>
         </w:rPr>
+        <w:t>ἀλλὰ</w:t>
+      </w:r>
+    </w:p>
+    <w:p>
+      <w:pPr/>
+      <w:r>
+        <w:rPr>
+          <w:lang w:val="pt_PT" w:bidi="pt_PT"/>
+        </w:rPr>
+      </w:r>
+      <w:r>
+        <w:rPr>
+          <w:b/>
+          <w:lang w:val="pt_PT" w:bidi="pt_PT"/>
+        </w:rPr>
         <w:t>"mas procurem entender".</w:t>
       </w:r>
     </w:p>
@@ -31191,6 +35661,21 @@
           <w:b/>
           <w:lang w:val="pt_PT" w:bidi="pt_PT"/>
         </w:rPr>
+        <w:t>ἐν ᾧ ἐστιν ἀσωτία</w:t>
+      </w:r>
+    </w:p>
+    <w:p>
+      <w:pPr/>
+      <w:r>
+        <w:rPr>
+          <w:lang w:val="pt_PT" w:bidi="pt_PT"/>
+        </w:rPr>
+      </w:r>
+      <w:r>
+        <w:rPr>
+          <w:b/>
+          <w:lang w:val="pt_PT" w:bidi="pt_PT"/>
+        </w:rPr>
         <w:t>"pois a bebida levará vocês à desgraça".</w:t>
       </w:r>
     </w:p>
@@ -31287,6 +35772,21 @@
           <w:b/>
           <w:lang w:val="pt_PT" w:bidi="pt_PT"/>
         </w:rPr>
+        <w:t>ἀλλὰ πληροῦσθε ἐν Πνεύματι</w:t>
+      </w:r>
+    </w:p>
+    <w:p>
+      <w:pPr/>
+      <w:r>
+        <w:rPr>
+          <w:lang w:val="pt_PT" w:bidi="pt_PT"/>
+        </w:rPr>
+      </w:r>
+      <w:r>
+        <w:rPr>
+          <w:b/>
+          <w:lang w:val="pt_PT" w:bidi="pt_PT"/>
+        </w:rPr>
         <w:t>"mas encham-se do Espírito de Deus".</w:t>
       </w:r>
     </w:p>
@@ -31350,6 +35850,21 @@
           <w:b/>
           <w:lang w:val="pt_PT" w:bidi="pt_PT"/>
         </w:rPr>
+        <w:t>ἀλλὰ</w:t>
+      </w:r>
+    </w:p>
+    <w:p>
+      <w:pPr/>
+      <w:r>
+        <w:rPr>
+          <w:lang w:val="pt_PT" w:bidi="pt_PT"/>
+        </w:rPr>
+      </w:r>
+      <w:r>
+        <w:rPr>
+          <w:b/>
+          <w:lang w:val="pt_PT" w:bidi="pt_PT"/>
+        </w:rPr>
         <w:t>"mas encham-se do Espírito de Deus".</w:t>
       </w:r>
     </w:p>
@@ -31446,6 +35961,21 @@
           <w:b/>
           <w:lang w:val="pt_PT" w:bidi="pt_PT"/>
         </w:rPr>
+        <w:t>ψαλμοῖς, καὶ ὕμνοις, καὶ ᾠδαῖς πνευματικαῖς</w:t>
+      </w:r>
+    </w:p>
+    <w:p>
+      <w:pPr/>
+      <w:r>
+        <w:rPr>
+          <w:lang w:val="pt_PT" w:bidi="pt_PT"/>
+        </w:rPr>
+      </w:r>
+      <w:r>
+        <w:rPr>
+          <w:b/>
+          <w:lang w:val="pt_PT" w:bidi="pt_PT"/>
+        </w:rPr>
         <w:t>"salmos, hinos e canções espirituais".</w:t>
       </w:r>
     </w:p>
@@ -31605,6 +36135,21 @@
           <w:b/>
           <w:lang w:val="pt_PT" w:bidi="pt_PT"/>
         </w:rPr>
+        <w:t>ὕμνοις</w:t>
+      </w:r>
+    </w:p>
+    <w:p>
+      <w:pPr/>
+      <w:r>
+        <w:rPr>
+          <w:lang w:val="pt_PT" w:bidi="pt_PT"/>
+        </w:rPr>
+      </w:r>
+      <w:r>
+        <w:rPr>
+          <w:b/>
+          <w:lang w:val="pt_PT" w:bidi="pt_PT"/>
+        </w:rPr>
         <w:t>"salmos, hinos e canções espirituais".</w:t>
       </w:r>
     </w:p>
@@ -31681,6 +36226,21 @@
           <w:b/>
           <w:lang w:val="pt_PT" w:bidi="pt_PT"/>
         </w:rPr>
+        <w:t>ᾠδαῖς πνευματικαῖς</w:t>
+      </w:r>
+    </w:p>
+    <w:p>
+      <w:pPr/>
+      <w:r>
+        <w:rPr>
+          <w:lang w:val="pt_PT" w:bidi="pt_PT"/>
+        </w:rPr>
+      </w:r>
+      <w:r>
+        <w:rPr>
+          <w:b/>
+          <w:lang w:val="pt_PT" w:bidi="pt_PT"/>
+        </w:rPr>
         <w:t>"salmos, hinos e canções espirituais".</w:t>
       </w:r>
     </w:p>
@@ -31790,6 +36350,21 @@
           <w:b/>
           <w:lang w:val="pt_PT" w:bidi="pt_PT"/>
         </w:rPr>
+        <w:t>τῇ καρδίᾳ ὑμῶν</w:t>
+      </w:r>
+    </w:p>
+    <w:p>
+      <w:pPr/>
+      <w:r>
+        <w:rPr>
+          <w:lang w:val="pt_PT" w:bidi="pt_PT"/>
+        </w:rPr>
+      </w:r>
+      <w:r>
+        <w:rPr>
+          <w:b/>
+          <w:lang w:val="pt_PT" w:bidi="pt_PT"/>
+        </w:rPr>
         <w:t>"Cantem, de todo o coração".</w:t>
       </w:r>
     </w:p>
@@ -31886,6 +36461,21 @@
           <w:b/>
           <w:lang w:val="pt_PT" w:bidi="pt_PT"/>
         </w:rPr>
+        <w:t>ἐν ὀνόματι τοῦ Κυρίου ἡμῶν, Ἰησοῦ Χριστοῦ</w:t>
+      </w:r>
+    </w:p>
+    <w:p>
+      <w:pPr/>
+      <w:r>
+        <w:rPr>
+          <w:lang w:val="pt_PT" w:bidi="pt_PT"/>
+        </w:rPr>
+      </w:r>
+      <w:r>
+        <w:rPr>
+          <w:b/>
+          <w:lang w:val="pt_PT" w:bidi="pt_PT"/>
+        </w:rPr>
         <w:t>"Em nome do nosso Senhor Jesus Cristo".</w:t>
       </w:r>
     </w:p>
@@ -31968,6 +36558,21 @@
         <w:rPr>
           <w:lang w:val="pt_PT" w:bidi="pt_PT"/>
         </w:rPr>
+      </w:r>
+    </w:p>
+    <w:p>
+      <w:pPr/>
+      <w:r>
+        <w:rPr>
+          <w:lang w:val="pt_PT" w:bidi="pt_PT"/>
+        </w:rPr>
+      </w:r>
+      <w:r>
+        <w:rPr>
+          <w:b/>
+          <w:lang w:val="pt_PT" w:bidi="pt_PT"/>
+        </w:rPr>
+        <w:t>τῷ Θεῷ καὶ Πατρί</w:t>
       </w:r>
     </w:p>
     <w:p>
@@ -32126,6 +36731,21 @@
           <w:b/>
           <w:lang w:val="pt_PT" w:bidi="pt_PT"/>
         </w:rPr>
+        <w:t>ὅτι</w:t>
+      </w:r>
+    </w:p>
+    <w:p>
+      <w:pPr/>
+      <w:r>
+        <w:rPr>
+          <w:lang w:val="pt_PT" w:bidi="pt_PT"/>
+        </w:rPr>
+      </w:r>
+      <w:r>
+        <w:rPr>
+          <w:b/>
+          <w:lang w:val="pt_PT" w:bidi="pt_PT"/>
+        </w:rPr>
         <w:t>"Pois o marido tem autoridade sobre a esposa".</w:t>
       </w:r>
     </w:p>
@@ -32222,6 +36842,21 @@
           <w:b/>
           <w:lang w:val="pt_PT" w:bidi="pt_PT"/>
         </w:rPr>
+        <w:t>κεφαλὴ τῆς γυναικὸς &amp; κεφαλὴ τῆς ἐκκλησίας</w:t>
+      </w:r>
+    </w:p>
+    <w:p>
+      <w:pPr/>
+      <w:r>
+        <w:rPr>
+          <w:lang w:val="pt_PT" w:bidi="pt_PT"/>
+        </w:rPr>
+      </w:r>
+      <w:r>
+        <w:rPr>
+          <w:b/>
+          <w:lang w:val="pt_PT" w:bidi="pt_PT"/>
+        </w:rPr>
         <w:t>"tem autoridade sobre a esposa... tem autoridade sobre a igreja".</w:t>
       </w:r>
     </w:p>
@@ -32318,6 +36953,21 @@
           <w:b/>
           <w:lang w:val="pt_PT" w:bidi="pt_PT"/>
         </w:rPr>
+        <w:t>τοῦ σώματος</w:t>
+      </w:r>
+    </w:p>
+    <w:p>
+      <w:pPr/>
+      <w:r>
+        <w:rPr>
+          <w:lang w:val="pt_PT" w:bidi="pt_PT"/>
+        </w:rPr>
+      </w:r>
+      <w:r>
+        <w:rPr>
+          <w:b/>
+          <w:lang w:val="pt_PT" w:bidi="pt_PT"/>
+        </w:rPr>
         <w:t>"que é o seu corpo".</w:t>
       </w:r>
     </w:p>
@@ -32559,6 +37209,21 @@
           <w:b/>
           <w:lang w:val="pt_PT" w:bidi="pt_PT"/>
         </w:rPr>
+        <w:t>ἑαυτὸν παρέδωκεν</w:t>
+      </w:r>
+    </w:p>
+    <w:p>
+      <w:pPr/>
+      <w:r>
+        <w:rPr>
+          <w:lang w:val="pt_PT" w:bidi="pt_PT"/>
+        </w:rPr>
+      </w:r>
+      <w:r>
+        <w:rPr>
+          <w:b/>
+          <w:lang w:val="pt_PT" w:bidi="pt_PT"/>
+        </w:rPr>
         <w:t>"e deu a sua vida por ela".</w:t>
       </w:r>
     </w:p>
@@ -32622,6 +37287,21 @@
           <w:b/>
           <w:lang w:val="pt_PT" w:bidi="pt_PT"/>
         </w:rPr>
+        <w:t>ὑπὲρ αὐτῆς</w:t>
+      </w:r>
+    </w:p>
+    <w:p>
+      <w:pPr/>
+      <w:r>
+        <w:rPr>
+          <w:lang w:val="pt_PT" w:bidi="pt_PT"/>
+        </w:rPr>
+      </w:r>
+      <w:r>
+        <w:rPr>
+          <w:b/>
+          <w:lang w:val="pt_PT" w:bidi="pt_PT"/>
+        </w:rPr>
         <w:t>"e deu sua vida por ela".</w:t>
       </w:r>
     </w:p>
@@ -32705,6 +37385,21 @@
           <w:b/>
           <w:lang w:val="pt_PT" w:bidi="pt_PT"/>
         </w:rPr>
+        <w:t>ἵνα</w:t>
+      </w:r>
+    </w:p>
+    <w:p>
+      <w:pPr/>
+      <w:r>
+        <w:rPr>
+          <w:lang w:val="pt_PT" w:bidi="pt_PT"/>
+        </w:rPr>
+      </w:r>
+      <w:r>
+        <w:rPr>
+          <w:b/>
+          <w:lang w:val="pt_PT" w:bidi="pt_PT"/>
+        </w:rPr>
         <w:t>"Ele fez isso para dedicar a Igreja de Deus, lavando-a com água e purificando-a com a sua palavra.</w:t>
       </w:r>
     </w:p>
@@ -32801,6 +37496,21 @@
           <w:b/>
           <w:lang w:val="pt_PT" w:bidi="pt_PT"/>
         </w:rPr>
+        <w:t>αὐτὴν ἁγιάσῃ, καθαρίσας</w:t>
+      </w:r>
+    </w:p>
+    <w:p>
+      <w:pPr/>
+      <w:r>
+        <w:rPr>
+          <w:lang w:val="pt_PT" w:bidi="pt_PT"/>
+        </w:rPr>
+      </w:r>
+      <w:r>
+        <w:rPr>
+          <w:b/>
+          <w:lang w:val="pt_PT" w:bidi="pt_PT"/>
+        </w:rPr>
         <w:t>"Ele fez isso para dedicar a Igreja de Deus, lavando-a com água e purificando-a com a sua palavra".</w:t>
       </w:r>
     </w:p>
@@ -32884,6 +37594,21 @@
           <w:b/>
           <w:lang w:val="pt_PT" w:bidi="pt_PT"/>
         </w:rPr>
+        <w:t>καθαρίσας τῷ λουτρῷ τοῦ ὕδατος ἐν ῥήματι</w:t>
+      </w:r>
+    </w:p>
+    <w:p>
+      <w:pPr/>
+      <w:r>
+        <w:rPr>
+          <w:lang w:val="pt_PT" w:bidi="pt_PT"/>
+        </w:rPr>
+      </w:r>
+      <w:r>
+        <w:rPr>
+          <w:b/>
+          <w:lang w:val="pt_PT" w:bidi="pt_PT"/>
+        </w:rPr>
         <w:t>"lavando-a com água e purificando-a com a sua palavra".</w:t>
       </w:r>
     </w:p>
@@ -33006,6 +37731,21 @@
           <w:b/>
           <w:lang w:val="pt_PT" w:bidi="pt_PT"/>
         </w:rPr>
+        <w:t>ἵνα</w:t>
+      </w:r>
+    </w:p>
+    <w:p>
+      <w:pPr/>
+      <w:r>
+        <w:rPr>
+          <w:lang w:val="pt_PT" w:bidi="pt_PT"/>
+        </w:rPr>
+      </w:r>
+      <w:r>
+        <w:rPr>
+          <w:b/>
+          <w:lang w:val="pt_PT" w:bidi="pt_PT"/>
+        </w:rPr>
         <w:t>"E fez isso para também poder trazer para perto de si a Igreja em toda a sua beleza, pura e perfeita, sem manchas, ou rugas, ou qualquer outro defeito".</w:t>
       </w:r>
     </w:p>
@@ -33102,6 +37842,21 @@
           <w:b/>
           <w:lang w:val="pt_PT" w:bidi="pt_PT"/>
         </w:rPr>
+        <w:t>μὴ ἔχουσαν σπίλον, ἢ ῥυτίδα</w:t>
+      </w:r>
+    </w:p>
+    <w:p>
+      <w:pPr/>
+      <w:r>
+        <w:rPr>
+          <w:lang w:val="pt_PT" w:bidi="pt_PT"/>
+        </w:rPr>
+      </w:r>
+      <w:r>
+        <w:rPr>
+          <w:b/>
+          <w:lang w:val="pt_PT" w:bidi="pt_PT"/>
+        </w:rPr>
         <w:t>"sem manchas, ou rugas".</w:t>
       </w:r>
     </w:p>
@@ -33294,6 +38049,21 @@
           <w:b/>
           <w:lang w:val="pt_PT" w:bidi="pt_PT"/>
         </w:rPr>
+        <w:t>ἀλλ’</w:t>
+      </w:r>
+    </w:p>
+    <w:p>
+      <w:pPr/>
+      <w:r>
+        <w:rPr>
+          <w:lang w:val="pt_PT" w:bidi="pt_PT"/>
+        </w:rPr>
+      </w:r>
+      <w:r>
+        <w:rPr>
+          <w:b/>
+          <w:lang w:val="pt_PT" w:bidi="pt_PT"/>
+        </w:rPr>
         <w:t>"ou qualquer outro defeito".</w:t>
       </w:r>
     </w:p>
@@ -33390,6 +38160,21 @@
           <w:b/>
           <w:lang w:val="pt_PT" w:bidi="pt_PT"/>
         </w:rPr>
+        <w:t>ἵνα</w:t>
+      </w:r>
+    </w:p>
+    <w:p>
+      <w:pPr/>
+      <w:r>
+        <w:rPr>
+          <w:lang w:val="pt_PT" w:bidi="pt_PT"/>
+        </w:rPr>
+      </w:r>
+      <w:r>
+        <w:rPr>
+          <w:b/>
+          <w:lang w:val="pt_PT" w:bidi="pt_PT"/>
+        </w:rPr>
         <w:t>"para para também poder trazer para perto de si".</w:t>
       </w:r>
     </w:p>
@@ -33486,6 +38271,21 @@
           <w:b/>
           <w:lang w:val="pt_PT" w:bidi="pt_PT"/>
         </w:rPr>
+        <w:t>ἁγία καὶ ἄμωμος</w:t>
+      </w:r>
+    </w:p>
+    <w:p>
+      <w:pPr/>
+      <w:r>
+        <w:rPr>
+          <w:lang w:val="pt_PT" w:bidi="pt_PT"/>
+        </w:rPr>
+      </w:r>
+      <w:r>
+        <w:rPr>
+          <w:b/>
+          <w:lang w:val="pt_PT" w:bidi="pt_PT"/>
+        </w:rPr>
         <w:t>"em toda a sua beleza".</w:t>
       </w:r>
     </w:p>
@@ -33582,6 +38382,21 @@
           <w:b/>
           <w:lang w:val="pt_PT" w:bidi="pt_PT"/>
         </w:rPr>
+        <w:t>ὡς τὰ ἑαυτῶν σώματα</w:t>
+      </w:r>
+    </w:p>
+    <w:p>
+      <w:pPr/>
+      <w:r>
+        <w:rPr>
+          <w:lang w:val="pt_PT" w:bidi="pt_PT"/>
+        </w:rPr>
+      </w:r>
+      <w:r>
+        <w:rPr>
+          <w:b/>
+          <w:lang w:val="pt_PT" w:bidi="pt_PT"/>
+        </w:rPr>
         <w:t>"o seu próprio corpo".</w:t>
       </w:r>
     </w:p>
@@ -33678,6 +38493,21 @@
           <w:b/>
           <w:lang w:val="pt_PT" w:bidi="pt_PT"/>
         </w:rPr>
+        <w:t>ἀλλὰ ἐκτρέφει</w:t>
+      </w:r>
+    </w:p>
+    <w:p>
+      <w:pPr/>
+      <w:r>
+        <w:rPr>
+          <w:lang w:val="pt_PT" w:bidi="pt_PT"/>
+        </w:rPr>
+      </w:r>
+      <w:r>
+        <w:rPr>
+          <w:b/>
+          <w:lang w:val="pt_PT" w:bidi="pt_PT"/>
+        </w:rPr>
         <w:t>"pelo contrário, cada um alimenta e cuida do seu corpo".</w:t>
       </w:r>
     </w:p>
@@ -33741,6 +38571,21 @@
           <w:b/>
           <w:lang w:val="pt_PT" w:bidi="pt_PT"/>
         </w:rPr>
+        <w:t>ἀλλὰ</w:t>
+      </w:r>
+    </w:p>
+    <w:p>
+      <w:pPr/>
+      <w:r>
+        <w:rPr>
+          <w:lang w:val="pt_PT" w:bidi="pt_PT"/>
+        </w:rPr>
+      </w:r>
+      <w:r>
+        <w:rPr>
+          <w:b/>
+          <w:lang w:val="pt_PT" w:bidi="pt_PT"/>
+        </w:rPr>
         <w:t>"Pelo contrário, cada um alimenta".</w:t>
       </w:r>
     </w:p>
@@ -33837,6 +38682,21 @@
           <w:b/>
           <w:lang w:val="pt_PT" w:bidi="pt_PT"/>
         </w:rPr>
+        <w:t>ὅτι</w:t>
+      </w:r>
+    </w:p>
+    <w:p>
+      <w:pPr/>
+      <w:r>
+        <w:rPr>
+          <w:lang w:val="pt_PT" w:bidi="pt_PT"/>
+        </w:rPr>
+      </w:r>
+      <w:r>
+        <w:rPr>
+          <w:b/>
+          <w:lang w:val="pt_PT" w:bidi="pt_PT"/>
+        </w:rPr>
         <w:t>"pois nós somos membros".</w:t>
       </w:r>
     </w:p>
@@ -33933,6 +38793,21 @@
           <w:b/>
           <w:lang w:val="pt_PT" w:bidi="pt_PT"/>
         </w:rPr>
+        <w:t>μέλη ἐσμὲν τοῦ σώματος αὐτοῦ</w:t>
+      </w:r>
+    </w:p>
+    <w:p>
+      <w:pPr/>
+      <w:r>
+        <w:rPr>
+          <w:lang w:val="pt_PT" w:bidi="pt_PT"/>
+        </w:rPr>
+      </w:r>
+      <w:r>
+        <w:rPr>
+          <w:b/>
+          <w:lang w:val="pt_PT" w:bidi="pt_PT"/>
+        </w:rPr>
         <w:t>"pois nós somos membros do corpo de Cristo".</w:t>
       </w:r>
     </w:p>
@@ -34162,6 +39037,21 @@
           <w:b/>
           <w:lang w:val="pt_PT" w:bidi="pt_PT"/>
         </w:rPr>
+        <w:t>ἀντὶ τούτου</w:t>
+      </w:r>
+    </w:p>
+    <w:p>
+      <w:pPr/>
+      <w:r>
+        <w:rPr>
+          <w:lang w:val="pt_PT" w:bidi="pt_PT"/>
+        </w:rPr>
+      </w:r>
+      <w:r>
+        <w:rPr>
+          <w:b/>
+          <w:lang w:val="pt_PT" w:bidi="pt_PT"/>
+        </w:rPr>
         <w:t>"É por isso que".</w:t>
       </w:r>
     </w:p>
@@ -34397,6 +39287,21 @@
           <w:b/>
           <w:lang w:val="pt_PT" w:bidi="pt_PT"/>
         </w:rPr>
+        <w:t>γάρ</w:t>
+      </w:r>
+    </w:p>
+    <w:p>
+      <w:pPr/>
+      <w:r>
+        <w:rPr>
+          <w:lang w:val="pt_PT" w:bidi="pt_PT"/>
+        </w:rPr>
+      </w:r>
+      <w:r>
+        <w:rPr>
+          <w:b/>
+          <w:lang w:val="pt_PT" w:bidi="pt_PT"/>
+        </w:rPr>
         <w:t>"pois isso é certo".</w:t>
       </w:r>
     </w:p>
@@ -34602,6 +39507,21 @@
           <w:b/>
           <w:lang w:val="pt_PT" w:bidi="pt_PT"/>
         </w:rPr>
+        <w:t>ἵνα</w:t>
+      </w:r>
+    </w:p>
+    <w:p>
+      <w:pPr/>
+      <w:r>
+        <w:rPr>
+          <w:lang w:val="pt_PT" w:bidi="pt_PT"/>
+        </w:rPr>
+      </w:r>
+      <w:r>
+        <w:rPr>
+          <w:b/>
+          <w:lang w:val="pt_PT" w:bidi="pt_PT"/>
+        </w:rPr>
         <w:t>"a fim de que tudo corra bem para você".</w:t>
       </w:r>
     </w:p>
@@ -34698,6 +39618,21 @@
           <w:b/>
           <w:lang w:val="pt_PT" w:bidi="pt_PT"/>
         </w:rPr>
+        <w:t>μὴ παροργίζετε τὰ τέκνα ὑμῶν</w:t>
+      </w:r>
+    </w:p>
+    <w:p>
+      <w:pPr/>
+      <w:r>
+        <w:rPr>
+          <w:lang w:val="pt_PT" w:bidi="pt_PT"/>
+        </w:rPr>
+      </w:r>
+      <w:r>
+        <w:rPr>
+          <w:b/>
+          <w:lang w:val="pt_PT" w:bidi="pt_PT"/>
+        </w:rPr>
         <w:t>"não tratemos os seus filhos de um jeito que faça com que eles fiquem irritados".</w:t>
       </w:r>
     </w:p>
@@ -34761,6 +39696,21 @@
           <w:b/>
           <w:lang w:val="pt_PT" w:bidi="pt_PT"/>
         </w:rPr>
+        <w:t>ἀλλὰ</w:t>
+      </w:r>
+    </w:p>
+    <w:p>
+      <w:pPr/>
+      <w:r>
+        <w:rPr>
+          <w:lang w:val="pt_PT" w:bidi="pt_PT"/>
+        </w:rPr>
+      </w:r>
+      <w:r>
+        <w:rPr>
+          <w:b/>
+          <w:lang w:val="pt_PT" w:bidi="pt_PT"/>
+        </w:rPr>
         <w:t>"Pelo contrário, vocês devem".</w:t>
       </w:r>
     </w:p>
@@ -34857,6 +39807,21 @@
           <w:b/>
           <w:lang w:val="pt_PT" w:bidi="pt_PT"/>
         </w:rPr>
+        <w:t>ἐκτρέφετε αὐτὰ ἐν παιδείᾳ καὶ νουθεσίᾳ Κυρίου</w:t>
+      </w:r>
+    </w:p>
+    <w:p>
+      <w:pPr/>
+      <w:r>
+        <w:rPr>
+          <w:lang w:val="pt_PT" w:bidi="pt_PT"/>
+        </w:rPr>
+      </w:r>
+      <w:r>
+        <w:rPr>
+          <w:b/>
+          <w:lang w:val="pt_PT" w:bidi="pt_PT"/>
+        </w:rPr>
         <w:t>"vocês devem criá-los com a disciplina e os ensinamentos cristãos".</w:t>
       </w:r>
     </w:p>
@@ -34966,6 +39931,21 @@
           <w:b/>
           <w:lang w:val="pt_PT" w:bidi="pt_PT"/>
         </w:rPr>
+        <w:t>φόβου καὶ τρόμου</w:t>
+      </w:r>
+    </w:p>
+    <w:p>
+      <w:pPr/>
+      <w:r>
+        <w:rPr>
+          <w:lang w:val="pt_PT" w:bidi="pt_PT"/>
+        </w:rPr>
+      </w:r>
+      <w:r>
+        <w:rPr>
+          <w:b/>
+          <w:lang w:val="pt_PT" w:bidi="pt_PT"/>
+        </w:rPr>
         <w:t>"com medo e respeito".</w:t>
       </w:r>
     </w:p>
@@ -35062,6 +40042,21 @@
           <w:b/>
           <w:lang w:val="pt_PT" w:bidi="pt_PT"/>
         </w:rPr>
+        <w:t>καὶ τρόμου</w:t>
+      </w:r>
+    </w:p>
+    <w:p>
+      <w:pPr/>
+      <w:r>
+        <w:rPr>
+          <w:lang w:val="pt_PT" w:bidi="pt_PT"/>
+        </w:rPr>
+      </w:r>
+      <w:r>
+        <w:rPr>
+          <w:b/>
+          <w:lang w:val="pt_PT" w:bidi="pt_PT"/>
+        </w:rPr>
         <w:t>"com medo e respeito".</w:t>
       </w:r>
     </w:p>
@@ -35158,6 +40153,21 @@
           <w:b/>
           <w:lang w:val="pt_PT" w:bidi="pt_PT"/>
         </w:rPr>
+        <w:t>ἐν ἁπλότητι τῆς καρδίας ὑμῶν</w:t>
+      </w:r>
+    </w:p>
+    <w:p>
+      <w:pPr/>
+      <w:r>
+        <w:rPr>
+          <w:lang w:val="pt_PT" w:bidi="pt_PT"/>
+        </w:rPr>
+      </w:r>
+      <w:r>
+        <w:rPr>
+          <w:b/>
+          <w:lang w:val="pt_PT" w:bidi="pt_PT"/>
+        </w:rPr>
         <w:t>"E façam isso com sinceridade".</w:t>
       </w:r>
     </w:p>
@@ -35254,6 +40264,21 @@
           <w:b/>
           <w:lang w:val="pt_PT" w:bidi="pt_PT"/>
         </w:rPr>
+        <w:t>ἐν ἁπλότητι</w:t>
+      </w:r>
+    </w:p>
+    <w:p>
+      <w:pPr/>
+      <w:r>
+        <w:rPr>
+          <w:lang w:val="pt_PT" w:bidi="pt_PT"/>
+        </w:rPr>
+      </w:r>
+      <w:r>
+        <w:rPr>
+          <w:b/>
+          <w:lang w:val="pt_PT" w:bidi="pt_PT"/>
+        </w:rPr>
         <w:t>"E façam isso com sinceridade".</w:t>
       </w:r>
     </w:p>
@@ -35350,6 +40375,21 @@
           <w:b/>
           <w:lang w:val="pt_PT" w:bidi="pt_PT"/>
         </w:rPr>
+        <w:t>ὡς τῷ Χριστῷ</w:t>
+      </w:r>
+    </w:p>
+    <w:p>
+      <w:pPr/>
+      <w:r>
+        <w:rPr>
+          <w:lang w:val="pt_PT" w:bidi="pt_PT"/>
+        </w:rPr>
+      </w:r>
+      <w:r>
+        <w:rPr>
+          <w:b/>
+          <w:lang w:val="pt_PT" w:bidi="pt_PT"/>
+        </w:rPr>
         <w:t>"como se estivessem servindo a Cristo".</w:t>
       </w:r>
     </w:p>
@@ -35433,6 +40473,21 @@
           <w:b/>
           <w:lang w:val="pt_PT" w:bidi="pt_PT"/>
         </w:rPr>
+        <w:t>ἀλλ’</w:t>
+      </w:r>
+    </w:p>
+    <w:p>
+      <w:pPr/>
+      <w:r>
+        <w:rPr>
+          <w:lang w:val="pt_PT" w:bidi="pt_PT"/>
+        </w:rPr>
+      </w:r>
+      <w:r>
+        <w:rPr>
+          <w:b/>
+          <w:lang w:val="pt_PT" w:bidi="pt_PT"/>
+        </w:rPr>
         <w:t>"Mas, como escravos".</w:t>
       </w:r>
     </w:p>
@@ -35529,6 +40584,21 @@
           <w:b/>
           <w:lang w:val="pt_PT" w:bidi="pt_PT"/>
         </w:rPr>
+        <w:t>ὡς δοῦλοι Χριστοῦ</w:t>
+      </w:r>
+    </w:p>
+    <w:p>
+      <w:pPr/>
+      <w:r>
+        <w:rPr>
+          <w:lang w:val="pt_PT" w:bidi="pt_PT"/>
+        </w:rPr>
+      </w:r>
+      <w:r>
+        <w:rPr>
+          <w:b/>
+          <w:lang w:val="pt_PT" w:bidi="pt_PT"/>
+        </w:rPr>
         <w:t>"como se estivessem servindo a Cristo".</w:t>
       </w:r>
     </w:p>
@@ -35592,6 +40662,21 @@
           <w:b/>
           <w:lang w:val="pt_PT" w:bidi="pt_PT"/>
         </w:rPr>
+        <w:t>ἐκ ψυχῆς</w:t>
+      </w:r>
+    </w:p>
+    <w:p>
+      <w:pPr/>
+      <w:r>
+        <w:rPr>
+          <w:lang w:val="pt_PT" w:bidi="pt_PT"/>
+        </w:rPr>
+      </w:r>
+      <w:r>
+        <w:rPr>
+          <w:b/>
+          <w:lang w:val="pt_PT" w:bidi="pt_PT"/>
+        </w:rPr>
         <w:t>"façam de todo o coração o que Deus quer".</w:t>
       </w:r>
     </w:p>
@@ -35674,6 +40759,21 @@
         <w:rPr>
           <w:lang w:val="pt_PT" w:bidi="pt_PT"/>
         </w:rPr>
+      </w:r>
+    </w:p>
+    <w:p>
+      <w:pPr/>
+      <w:r>
+        <w:rPr>
+          <w:lang w:val="pt_PT" w:bidi="pt_PT"/>
+        </w:rPr>
+      </w:r>
+      <w:r>
+        <w:rPr>
+          <w:b/>
+          <w:lang w:val="pt_PT" w:bidi="pt_PT"/>
+        </w:rPr>
+        <w:t>τὰ αὐτὰ ποιεῖτε πρὸς αὐτούς</w:t>
       </w:r>
     </w:p>
     <w:p>
@@ -35802,6 +40902,21 @@
           <w:b/>
           <w:lang w:val="pt_PT" w:bidi="pt_PT"/>
         </w:rPr>
+        <w:t>εἰδότες ὅτι καὶ αὐτῶν καὶ ὑμῶν ὁ Κύριός ἐστιν ἐν οὐρανοῖς</w:t>
+      </w:r>
+    </w:p>
+    <w:p>
+      <w:pPr/>
+      <w:r>
+        <w:rPr>
+          <w:lang w:val="pt_PT" w:bidi="pt_PT"/>
+        </w:rPr>
+      </w:r>
+      <w:r>
+        <w:rPr>
+          <w:b/>
+          <w:lang w:val="pt_PT" w:bidi="pt_PT"/>
+        </w:rPr>
         <w:t>"Lembrem que vocês e os seus escravos pertencem ao mesmo Senhor".</w:t>
       </w:r>
     </w:p>
@@ -35851,6 +40966,21 @@
         <w:rPr>
           <w:lang w:val="pt_PT" w:bidi="pt_PT"/>
         </w:rPr>
+      </w:r>
+    </w:p>
+    <w:p>
+      <w:pPr/>
+      <w:r>
+        <w:rPr>
+          <w:lang w:val="pt_PT" w:bidi="pt_PT"/>
+        </w:rPr>
+      </w:r>
+      <w:r>
+        <w:rPr>
+          <w:b/>
+          <w:lang w:val="pt_PT" w:bidi="pt_PT"/>
+        </w:rPr>
+        <w:t>προσωπολημψία οὐκ ἔστιν παρ’ αὐτῷ</w:t>
       </w:r>
     </w:p>
     <w:p>
@@ -36105,6 +41235,21 @@
           <w:b/>
           <w:lang w:val="pt_PT" w:bidi="pt_PT"/>
         </w:rPr>
+        <w:t>ἐνδύσασθε τὴν πανοπλίαν τοῦ Θεοῦ, πρὸς τὸ δύνασθαι ὑμᾶς στῆναι πρὸς τὰς μεθοδίας τοῦ διαβόλου</w:t>
+      </w:r>
+    </w:p>
+    <w:p>
+      <w:pPr/>
+      <w:r>
+        <w:rPr>
+          <w:lang w:val="pt_PT" w:bidi="pt_PT"/>
+        </w:rPr>
+      </w:r>
+      <w:r>
+        <w:rPr>
+          <w:b/>
+          <w:lang w:val="pt_PT" w:bidi="pt_PT"/>
+        </w:rPr>
         <w:t>"Vistam-se com toda a armadura que Deus dá a vocês, para ficarem firmes contra as armadilhas do Diabo".</w:t>
       </w:r>
     </w:p>
@@ -36214,6 +41359,21 @@
           <w:b/>
           <w:lang w:val="pt_PT" w:bidi="pt_PT"/>
         </w:rPr>
+        <w:t>τὰς μεθοδίας</w:t>
+      </w:r>
+    </w:p>
+    <w:p>
+      <w:pPr/>
+      <w:r>
+        <w:rPr>
+          <w:lang w:val="pt_PT" w:bidi="pt_PT"/>
+        </w:rPr>
+      </w:r>
+      <w:r>
+        <w:rPr>
+          <w:b/>
+          <w:lang w:val="pt_PT" w:bidi="pt_PT"/>
+        </w:rPr>
         <w:t>"as armadilhas do Diabo".</w:t>
       </w:r>
     </w:p>
@@ -36277,6 +41437,21 @@
           <w:b/>
           <w:lang w:val="pt_PT" w:bidi="pt_PT"/>
         </w:rPr>
+        <w:t>ὅτι</w:t>
+      </w:r>
+    </w:p>
+    <w:p>
+      <w:pPr/>
+      <w:r>
+        <w:rPr>
+          <w:lang w:val="pt_PT" w:bidi="pt_PT"/>
+        </w:rPr>
+      </w:r>
+      <w:r>
+        <w:rPr>
+          <w:b/>
+          <w:lang w:val="pt_PT" w:bidi="pt_PT"/>
+        </w:rPr>
         <w:t>"Pois nós não estamos lutando contra seres humanos".</w:t>
       </w:r>
     </w:p>
@@ -36373,6 +41548,21 @@
           <w:b/>
           <w:lang w:val="pt_PT" w:bidi="pt_PT"/>
         </w:rPr>
+        <w:t>αἷμα καὶ σάρκα</w:t>
+      </w:r>
+    </w:p>
+    <w:p>
+      <w:pPr/>
+      <w:r>
+        <w:rPr>
+          <w:lang w:val="pt_PT" w:bidi="pt_PT"/>
+        </w:rPr>
+      </w:r>
+      <w:r>
+        <w:rPr>
+          <w:b/>
+          <w:lang w:val="pt_PT" w:bidi="pt_PT"/>
+        </w:rPr>
         <w:t>"contra seres humanos".</w:t>
       </w:r>
     </w:p>
@@ -36469,6 +41659,21 @@
           <w:b/>
           <w:lang w:val="pt_PT" w:bidi="pt_PT"/>
         </w:rPr>
+        <w:t>ἀλλὰ</w:t>
+      </w:r>
+    </w:p>
+    <w:p>
+      <w:pPr/>
+      <w:r>
+        <w:rPr>
+          <w:lang w:val="pt_PT" w:bidi="pt_PT"/>
+        </w:rPr>
+      </w:r>
+      <w:r>
+        <w:rPr>
+          <w:b/>
+          <w:lang w:val="pt_PT" w:bidi="pt_PT"/>
+        </w:rPr>
         <w:t>"mas contra as forças espirituais do mal".</w:t>
       </w:r>
     </w:p>
@@ -36661,6 +41866,21 @@
           <w:b/>
           <w:lang w:val="pt_PT" w:bidi="pt_PT"/>
         </w:rPr>
+        <w:t>τοῦ σκότους τούτου</w:t>
+      </w:r>
+    </w:p>
+    <w:p>
+      <w:pPr/>
+      <w:r>
+        <w:rPr>
+          <w:lang w:val="pt_PT" w:bidi="pt_PT"/>
+        </w:rPr>
+      </w:r>
+      <w:r>
+        <w:rPr>
+          <w:b/>
+          <w:lang w:val="pt_PT" w:bidi="pt_PT"/>
+        </w:rPr>
         <w:t>"este mundo de escuridão".</w:t>
       </w:r>
     </w:p>
@@ -36757,6 +41977,21 @@
           <w:b/>
           <w:lang w:val="pt_PT" w:bidi="pt_PT"/>
         </w:rPr>
+        <w:t>διὰ τοῦτο, ἀναλάβετε τὴν πανοπλίαν τοῦ Θεοῦ</w:t>
+      </w:r>
+    </w:p>
+    <w:p>
+      <w:pPr/>
+      <w:r>
+        <w:rPr>
+          <w:lang w:val="pt_PT" w:bidi="pt_PT"/>
+        </w:rPr>
+      </w:r>
+      <w:r>
+        <w:rPr>
+          <w:b/>
+          <w:lang w:val="pt_PT" w:bidi="pt_PT"/>
+        </w:rPr>
         <w:t>"Por isso peguem agora a armadura que Deus lhes dá".</w:t>
       </w:r>
     </w:p>
@@ -36866,6 +42101,21 @@
           <w:b/>
           <w:lang w:val="pt_PT" w:bidi="pt_PT"/>
         </w:rPr>
+        <w:t>διὰ τοῦτο</w:t>
+      </w:r>
+    </w:p>
+    <w:p>
+      <w:pPr/>
+      <w:r>
+        <w:rPr>
+          <w:lang w:val="pt_PT" w:bidi="pt_PT"/>
+        </w:rPr>
+      </w:r>
+      <w:r>
+        <w:rPr>
+          <w:b/>
+          <w:lang w:val="pt_PT" w:bidi="pt_PT"/>
+        </w:rPr>
         <w:t>"Assim, quando chegar o dia de enfrentarem".</w:t>
       </w:r>
     </w:p>
@@ -36962,6 +42212,21 @@
           <w:b/>
           <w:lang w:val="pt_PT" w:bidi="pt_PT"/>
         </w:rPr>
+        <w:t>ἵνα δυνηθῆτε ἀντιστῆναι ἐν τῇ ἡμέρᾳ τῇ πονηρᾷ</w:t>
+      </w:r>
+    </w:p>
+    <w:p>
+      <w:pPr/>
+      <w:r>
+        <w:rPr>
+          <w:lang w:val="pt_PT" w:bidi="pt_PT"/>
+        </w:rPr>
+      </w:r>
+      <w:r>
+        <w:rPr>
+          <w:b/>
+          <w:lang w:val="pt_PT" w:bidi="pt_PT"/>
+        </w:rPr>
         <w:t>"quando chegar o dia de enfrentarem as forças do mal".</w:t>
       </w:r>
     </w:p>
@@ -37058,6 +42323,21 @@
           <w:b/>
           <w:lang w:val="pt_PT" w:bidi="pt_PT"/>
         </w:rPr>
+        <w:t>ἵνα δυνηθῆτε ἀντιστῆναι</w:t>
+      </w:r>
+    </w:p>
+    <w:p>
+      <w:pPr/>
+      <w:r>
+        <w:rPr>
+          <w:lang w:val="pt_PT" w:bidi="pt_PT"/>
+        </w:rPr>
+      </w:r>
+      <w:r>
+        <w:rPr>
+          <w:b/>
+          <w:lang w:val="pt_PT" w:bidi="pt_PT"/>
+        </w:rPr>
         <w:t>"quando chegar o dia de enfrentarem as forças do mal, vocês poderão resistir aos ataques do inimigo".</w:t>
       </w:r>
     </w:p>
@@ -37154,6 +42434,21 @@
           <w:b/>
           <w:lang w:val="pt_PT" w:bidi="pt_PT"/>
         </w:rPr>
+        <w:t>ἵνα</w:t>
+      </w:r>
+    </w:p>
+    <w:p>
+      <w:pPr/>
+      <w:r>
+        <w:rPr>
+          <w:lang w:val="pt_PT" w:bidi="pt_PT"/>
+        </w:rPr>
+      </w:r>
+      <w:r>
+        <w:rPr>
+          <w:b/>
+          <w:lang w:val="pt_PT" w:bidi="pt_PT"/>
+        </w:rPr>
         <w:t>"vocês poderão resistir aos ataques do inimigo e, depois de lutarem até o fim, vocês continuarão firmes, sem recuar".</w:t>
       </w:r>
     </w:p>
@@ -37236,6 +42531,21 @@
         <w:rPr>
           <w:lang w:val="pt_PT" w:bidi="pt_PT"/>
         </w:rPr>
+      </w:r>
+    </w:p>
+    <w:p>
+      <w:pPr/>
+      <w:r>
+        <w:rPr>
+          <w:lang w:val="pt_PT" w:bidi="pt_PT"/>
+        </w:rPr>
+      </w:r>
+      <w:r>
+        <w:rPr>
+          <w:b/>
+          <w:lang w:val="pt_PT" w:bidi="pt_PT"/>
+        </w:rPr>
+        <w:t>στῆτε οὖν</w:t>
       </w:r>
     </w:p>
     <w:p>
@@ -37364,6 +42674,21 @@
           <w:b/>
           <w:lang w:val="pt_PT" w:bidi="pt_PT"/>
         </w:rPr>
+        <w:t>οὖν</w:t>
+      </w:r>
+    </w:p>
+    <w:p>
+      <w:pPr/>
+      <w:r>
+        <w:rPr>
+          <w:lang w:val="pt_PT" w:bidi="pt_PT"/>
+        </w:rPr>
+      </w:r>
+      <w:r>
+        <w:rPr>
+          <w:b/>
+          <w:lang w:val="pt_PT" w:bidi="pt_PT"/>
+        </w:rPr>
         <w:t>"Portanto, estejam preparados".</w:t>
       </w:r>
     </w:p>
@@ -37556,6 +42881,21 @@
           <w:b/>
           <w:lang w:val="pt_PT" w:bidi="pt_PT"/>
         </w:rPr>
+        <w:t>ἀληθείᾳ</w:t>
+      </w:r>
+    </w:p>
+    <w:p>
+      <w:pPr/>
+      <w:r>
+        <w:rPr>
+          <w:lang w:val="pt_PT" w:bidi="pt_PT"/>
+        </w:rPr>
+      </w:r>
+      <w:r>
+        <w:rPr>
+          <w:b/>
+          <w:lang w:val="pt_PT" w:bidi="pt_PT"/>
+        </w:rPr>
         <w:t>"a verdade como cinturão".</w:t>
       </w:r>
     </w:p>
@@ -37652,6 +42992,21 @@
           <w:b/>
           <w:lang w:val="pt_PT" w:bidi="pt_PT"/>
         </w:rPr>
+        <w:t>ἐνδυσάμενοι τὸν θώρακα τῆς δικαιοσύνης</w:t>
+      </w:r>
+    </w:p>
+    <w:p>
+      <w:pPr/>
+      <w:r>
+        <w:rPr>
+          <w:lang w:val="pt_PT" w:bidi="pt_PT"/>
+        </w:rPr>
+      </w:r>
+      <w:r>
+        <w:rPr>
+          <w:b/>
+          <w:lang w:val="pt_PT" w:bidi="pt_PT"/>
+        </w:rPr>
         <w:t>"Vistam-se com a couraça da justiça".</w:t>
       </w:r>
     </w:p>
@@ -37761,6 +43116,21 @@
           <w:b/>
           <w:lang w:val="pt_PT" w:bidi="pt_PT"/>
         </w:rPr>
+        <w:t>δικαιοσύνης</w:t>
+      </w:r>
+    </w:p>
+    <w:p>
+      <w:pPr/>
+      <w:r>
+        <w:rPr>
+          <w:lang w:val="pt_PT" w:bidi="pt_PT"/>
+        </w:rPr>
+      </w:r>
+      <w:r>
+        <w:rPr>
+          <w:b/>
+          <w:lang w:val="pt_PT" w:bidi="pt_PT"/>
+        </w:rPr>
         <w:t>"a couraça da justiça".</w:t>
       </w:r>
     </w:p>
@@ -37857,6 +43227,21 @@
           <w:b/>
           <w:lang w:val="pt_PT" w:bidi="pt_PT"/>
         </w:rPr>
+        <w:t>ὑποδησάμενοι τοὺς πόδας ἐν ἑτοιμασίᾳ τοῦ εὐαγγελίου τῆς εἰρήνης</w:t>
+      </w:r>
+    </w:p>
+    <w:p>
+      <w:pPr/>
+      <w:r>
+        <w:rPr>
+          <w:lang w:val="pt_PT" w:bidi="pt_PT"/>
+        </w:rPr>
+      </w:r>
+      <w:r>
+        <w:rPr>
+          <w:b/>
+          <w:lang w:val="pt_PT" w:bidi="pt_PT"/>
+        </w:rPr>
         <w:t>"e calcem, como sapatos, a prontidão para anunciar a boa notícia de paz".</w:t>
       </w:r>
     </w:p>
@@ -37966,6 +43351,21 @@
           <w:b/>
           <w:lang w:val="pt_PT" w:bidi="pt_PT"/>
         </w:rPr>
+        <w:t>εἰρήνης</w:t>
+      </w:r>
+    </w:p>
+    <w:p>
+      <w:pPr/>
+      <w:r>
+        <w:rPr>
+          <w:lang w:val="pt_PT" w:bidi="pt_PT"/>
+        </w:rPr>
+      </w:r>
+      <w:r>
+        <w:rPr>
+          <w:b/>
+          <w:lang w:val="pt_PT" w:bidi="pt_PT"/>
+        </w:rPr>
         <w:t>"a boa notícia de paz".</w:t>
       </w:r>
     </w:p>
@@ -38062,6 +43462,21 @@
           <w:b/>
           <w:lang w:val="pt_PT" w:bidi="pt_PT"/>
         </w:rPr>
+        <w:t>ἐν πᾶσιν ἀναλαβόντες τὸν θυρεὸν τῆς πίστεως</w:t>
+      </w:r>
+    </w:p>
+    <w:p>
+      <w:pPr/>
+      <w:r>
+        <w:rPr>
+          <w:lang w:val="pt_PT" w:bidi="pt_PT"/>
+        </w:rPr>
+      </w:r>
+      <w:r>
+        <w:rPr>
+          <w:b/>
+          <w:lang w:val="pt_PT" w:bidi="pt_PT"/>
+        </w:rPr>
         <w:t>"E levem sempre a fé como escudo".</w:t>
       </w:r>
     </w:p>
@@ -38171,6 +43586,21 @@
           <w:b/>
           <w:lang w:val="pt_PT" w:bidi="pt_PT"/>
         </w:rPr>
+        <w:t>τῆς πίστεως</w:t>
+      </w:r>
+    </w:p>
+    <w:p>
+      <w:pPr/>
+      <w:r>
+        <w:rPr>
+          <w:lang w:val="pt_PT" w:bidi="pt_PT"/>
+        </w:rPr>
+      </w:r>
+      <w:r>
+        <w:rPr>
+          <w:b/>
+          <w:lang w:val="pt_PT" w:bidi="pt_PT"/>
+        </w:rPr>
         <w:t>"levem sempre a fé como escudo".</w:t>
       </w:r>
     </w:p>
@@ -38267,6 +43697,21 @@
           <w:b/>
           <w:lang w:val="pt_PT" w:bidi="pt_PT"/>
         </w:rPr>
+        <w:t>τὰ βέλη τοῦ πονηροῦ πεπυρωμένα</w:t>
+      </w:r>
+    </w:p>
+    <w:p>
+      <w:pPr/>
+      <w:r>
+        <w:rPr>
+          <w:lang w:val="pt_PT" w:bidi="pt_PT"/>
+        </w:rPr>
+      </w:r>
+      <w:r>
+        <w:rPr>
+          <w:b/>
+          <w:lang w:val="pt_PT" w:bidi="pt_PT"/>
+        </w:rPr>
         <w:t>"de todos os dardos de fogo do Maligno".</w:t>
       </w:r>
     </w:p>
@@ -38363,6 +43808,21 @@
           <w:b/>
           <w:lang w:val="pt_PT" w:bidi="pt_PT"/>
         </w:rPr>
+        <w:t>τὴν περικεφαλαίαν τοῦ σωτηρίου δέξασθε</w:t>
+      </w:r>
+    </w:p>
+    <w:p>
+      <w:pPr/>
+      <w:r>
+        <w:rPr>
+          <w:lang w:val="pt_PT" w:bidi="pt_PT"/>
+        </w:rPr>
+      </w:r>
+      <w:r>
+        <w:rPr>
+          <w:b/>
+          <w:lang w:val="pt_PT" w:bidi="pt_PT"/>
+        </w:rPr>
         <w:t>"Recebam a salvação como capacete".</w:t>
       </w:r>
     </w:p>
@@ -38472,6 +43932,21 @@
           <w:b/>
           <w:lang w:val="pt_PT" w:bidi="pt_PT"/>
         </w:rPr>
+        <w:t>τοῦ σωτηρίου</w:t>
+      </w:r>
+    </w:p>
+    <w:p>
+      <w:pPr/>
+      <w:r>
+        <w:rPr>
+          <w:lang w:val="pt_PT" w:bidi="pt_PT"/>
+        </w:rPr>
+      </w:r>
+      <w:r>
+        <w:rPr>
+          <w:b/>
+          <w:lang w:val="pt_PT" w:bidi="pt_PT"/>
+        </w:rPr>
         <w:t>"a salvação como capacete".</w:t>
       </w:r>
     </w:p>
@@ -38568,6 +44043,21 @@
           <w:b/>
           <w:lang w:val="pt_PT" w:bidi="pt_PT"/>
         </w:rPr>
+        <w:t>τὴν μάχαιραν τοῦ Πνεύματος, ὅ ἐστιν ῥῆμα Θεοῦ</w:t>
+      </w:r>
+    </w:p>
+    <w:p>
+      <w:pPr/>
+      <w:r>
+        <w:rPr>
+          <w:lang w:val="pt_PT" w:bidi="pt_PT"/>
+        </w:rPr>
+      </w:r>
+      <w:r>
+        <w:rPr>
+          <w:b/>
+          <w:lang w:val="pt_PT" w:bidi="pt_PT"/>
+        </w:rPr>
         <w:t>"e a palavra de Deus como a espada que o Espírito Santo lhes dá".</w:t>
       </w:r>
     </w:p>
@@ -38664,6 +44154,21 @@
           <w:b/>
           <w:lang w:val="pt_PT" w:bidi="pt_PT"/>
         </w:rPr>
+        <w:t>διὰ πάσης προσευχῆς καὶ δεήσεως, προσευχόμενοι ἐν παντὶ καιρῷ ἐν Πνεύματι</w:t>
+      </w:r>
+    </w:p>
+    <w:p>
+      <w:pPr/>
+      <w:r>
+        <w:rPr>
+          <w:lang w:val="pt_PT" w:bidi="pt_PT"/>
+        </w:rPr>
+      </w:r>
+      <w:r>
+        <w:rPr>
+          <w:b/>
+          <w:lang w:val="pt_PT" w:bidi="pt_PT"/>
+        </w:rPr>
         <w:t>"Façam tudo isso orando a Deus e pedindo a ajuda dele. Orem sempre, guiados pelo Espírito de Deus".</w:t>
       </w:r>
     </w:p>
@@ -38727,6 +44232,21 @@
           <w:b/>
           <w:lang w:val="pt_PT" w:bidi="pt_PT"/>
         </w:rPr>
+        <w:t>εἰς αὐτὸ</w:t>
+      </w:r>
+    </w:p>
+    <w:p>
+      <w:pPr/>
+      <w:r>
+        <w:rPr>
+          <w:lang w:val="pt_PT" w:bidi="pt_PT"/>
+        </w:rPr>
+      </w:r>
+      <w:r>
+        <w:rPr>
+          <w:b/>
+          <w:lang w:val="pt_PT" w:bidi="pt_PT"/>
+        </w:rPr>
         <w:t>"Façam tudo isso orando a Deus".</w:t>
       </w:r>
     </w:p>
@@ -38823,6 +44343,21 @@
           <w:b/>
           <w:lang w:val="pt_PT" w:bidi="pt_PT"/>
         </w:rPr>
+        <w:t>ἀγρυπνοῦντες ἐν πάσῃ προσκαρτερήσει καὶ δεήσει περὶ πάντων τῶν ἁγίων</w:t>
+      </w:r>
+    </w:p>
+    <w:p>
+      <w:pPr/>
+      <w:r>
+        <w:rPr>
+          <w:lang w:val="pt_PT" w:bidi="pt_PT"/>
+        </w:rPr>
+      </w:r>
+      <w:r>
+        <w:rPr>
+          <w:b/>
+          <w:lang w:val="pt_PT" w:bidi="pt_PT"/>
+        </w:rPr>
         <w:t>"Fiquem alertas. Não desanimem e orem sempre por todo o povo de Deus".</w:t>
       </w:r>
     </w:p>
@@ -38982,6 +44517,21 @@
           <w:b/>
           <w:lang w:val="pt_PT" w:bidi="pt_PT"/>
         </w:rPr>
+        <w:t>ἵνα μοι δοθῇ λόγος</w:t>
+      </w:r>
+    </w:p>
+    <w:p>
+      <w:pPr/>
+      <w:r>
+        <w:rPr>
+          <w:lang w:val="pt_PT" w:bidi="pt_PT"/>
+        </w:rPr>
+      </w:r>
+      <w:r>
+        <w:rPr>
+          <w:b/>
+          <w:lang w:val="pt_PT" w:bidi="pt_PT"/>
+        </w:rPr>
         <w:t>"para que, quando eu falar, fale com coragem e torne conhecido o segredo do evangelho".</w:t>
       </w:r>
     </w:p>
@@ -39078,6 +44628,21 @@
           <w:b/>
           <w:lang w:val="pt_PT" w:bidi="pt_PT"/>
         </w:rPr>
+        <w:t>ἵνα</w:t>
+      </w:r>
+    </w:p>
+    <w:p>
+      <w:pPr/>
+      <w:r>
+        <w:rPr>
+          <w:lang w:val="pt_PT" w:bidi="pt_PT"/>
+        </w:rPr>
+      </w:r>
+      <w:r>
+        <w:rPr>
+          <w:b/>
+          <w:lang w:val="pt_PT" w:bidi="pt_PT"/>
+        </w:rPr>
         <w:t>"para que, quando eu falar".</w:t>
       </w:r>
     </w:p>
@@ -39270,6 +44835,21 @@
           <w:b/>
           <w:lang w:val="pt_PT" w:bidi="pt_PT"/>
         </w:rPr>
+        <w:t>ὑπὲρ οὗ πρεσβεύω ἐν ἁλύσει</w:t>
+      </w:r>
+    </w:p>
+    <w:p>
+      <w:pPr/>
+      <w:r>
+        <w:rPr>
+          <w:lang w:val="pt_PT" w:bidi="pt_PT"/>
+        </w:rPr>
+      </w:r>
+      <w:r>
+        <w:rPr>
+          <w:b/>
+          <w:lang w:val="pt_PT" w:bidi="pt_PT"/>
+        </w:rPr>
         <w:t>"Eu sou embaixador a serviço desse evangelho, embora esteja agora na cadeia".</w:t>
       </w:r>
     </w:p>
@@ -39366,6 +44946,21 @@
           <w:b/>
           <w:lang w:val="pt_PT" w:bidi="pt_PT"/>
         </w:rPr>
+        <w:t>ἵνα ἐν αὐτῷ παρρησιάσωμαι, ὡς δεῖ με λαλῆσαι</w:t>
+      </w:r>
+    </w:p>
+    <w:p>
+      <w:pPr/>
+      <w:r>
+        <w:rPr>
+          <w:lang w:val="pt_PT" w:bidi="pt_PT"/>
+        </w:rPr>
+      </w:r>
+      <w:r>
+        <w:rPr>
+          <w:b/>
+          <w:lang w:val="pt_PT" w:bidi="pt_PT"/>
+        </w:rPr>
         <w:t>"orem para que eu seja corajoso e anuncie o evangelho como eu devo anunciar".</w:t>
       </w:r>
     </w:p>
@@ -39449,6 +45044,21 @@
           <w:b/>
           <w:lang w:val="pt_PT" w:bidi="pt_PT"/>
         </w:rPr>
+        <w:t>ἵνα</w:t>
+      </w:r>
+    </w:p>
+    <w:p>
+      <w:pPr/>
+      <w:r>
+        <w:rPr>
+          <w:lang w:val="pt_PT" w:bidi="pt_PT"/>
+        </w:rPr>
+      </w:r>
+      <w:r>
+        <w:rPr>
+          <w:b/>
+          <w:lang w:val="pt_PT" w:bidi="pt_PT"/>
+        </w:rPr>
         <w:t>"para que eu seja corajoso".</w:t>
       </w:r>
     </w:p>
@@ -39545,6 +45155,21 @@
           <w:b/>
           <w:lang w:val="pt_PT" w:bidi="pt_PT"/>
         </w:rPr>
+        <w:t>ἐν αὐτῷ</w:t>
+      </w:r>
+    </w:p>
+    <w:p>
+      <w:pPr/>
+      <w:r>
+        <w:rPr>
+          <w:lang w:val="pt_PT" w:bidi="pt_PT"/>
+        </w:rPr>
+      </w:r>
+      <w:r>
+        <w:rPr>
+          <w:b/>
+          <w:lang w:val="pt_PT" w:bidi="pt_PT"/>
+        </w:rPr>
         <w:t>"e anuncie o evangelho como devo anunciar".</w:t>
       </w:r>
     </w:p>
@@ -39667,6 +45292,21 @@
           <w:b/>
           <w:lang w:val="pt_PT" w:bidi="pt_PT"/>
         </w:rPr>
+        <w:t>ἵνα</w:t>
+      </w:r>
+    </w:p>
+    <w:p>
+      <w:pPr/>
+      <w:r>
+        <w:rPr>
+          <w:lang w:val="pt_PT" w:bidi="pt_PT"/>
+        </w:rPr>
+      </w:r>
+      <w:r>
+        <w:rPr>
+          <w:b/>
+          <w:lang w:val="pt_PT" w:bidi="pt_PT"/>
+        </w:rPr>
         <w:t>"para que vocês possam saber como estou passando".</w:t>
       </w:r>
     </w:p>
@@ -39763,6 +45403,21 @@
           <w:b/>
           <w:lang w:val="pt_PT" w:bidi="pt_PT"/>
         </w:rPr>
+        <w:t>ἀδελφὸς</w:t>
+      </w:r>
+    </w:p>
+    <w:p>
+      <w:pPr/>
+      <w:r>
+        <w:rPr>
+          <w:lang w:val="pt_PT" w:bidi="pt_PT"/>
+        </w:rPr>
+      </w:r>
+      <w:r>
+        <w:rPr>
+          <w:b/>
+          <w:lang w:val="pt_PT" w:bidi="pt_PT"/>
+        </w:rPr>
         <w:t>"nosso querido irmão".</w:t>
       </w:r>
     </w:p>
@@ -39859,6 +45514,21 @@
           <w:b/>
           <w:lang w:val="pt_PT" w:bidi="pt_PT"/>
         </w:rPr>
+        <w:t>παρακαλέσῃ τὰς καρδίας ὑμῶν</w:t>
+      </w:r>
+    </w:p>
+    <w:p>
+      <w:pPr/>
+      <w:r>
+        <w:rPr>
+          <w:lang w:val="pt_PT" w:bidi="pt_PT"/>
+        </w:rPr>
+      </w:r>
+      <w:r>
+        <w:rPr>
+          <w:b/>
+          <w:lang w:val="pt_PT" w:bidi="pt_PT"/>
+        </w:rPr>
         <w:t>"a fim de que vocês fiquem bem animados".</w:t>
       </w:r>
     </w:p>
@@ -39955,6 +45625,21 @@
           <w:b/>
           <w:lang w:val="pt_PT" w:bidi="pt_PT"/>
         </w:rPr>
+        <w:t>ἵνα</w:t>
+      </w:r>
+    </w:p>
+    <w:p>
+      <w:pPr/>
+      <w:r>
+        <w:rPr>
+          <w:lang w:val="pt_PT" w:bidi="pt_PT"/>
+        </w:rPr>
+      </w:r>
+      <w:r>
+        <w:rPr>
+          <w:b/>
+          <w:lang w:val="pt_PT" w:bidi="pt_PT"/>
+        </w:rPr>
         <w:t>"para que ele conte como todos nós aqui estamos passando".</w:t>
       </w:r>
     </w:p>
@@ -40114,6 +45799,21 @@
           <w:b/>
           <w:lang w:val="pt_PT" w:bidi="pt_PT"/>
         </w:rPr>
+        <w:t>εἰρήνη τοῖς ἀδελφοῖς</w:t>
+      </w:r>
+    </w:p>
+    <w:p>
+      <w:pPr/>
+      <w:r>
+        <w:rPr>
+          <w:lang w:val="pt_PT" w:bidi="pt_PT"/>
+        </w:rPr>
+      </w:r>
+      <w:r>
+        <w:rPr>
+          <w:b/>
+          <w:lang w:val="pt_PT" w:bidi="pt_PT"/>
+        </w:rPr>
         <w:t>"deem a todos os irmãos paz".</w:t>
       </w:r>
     </w:p>
@@ -40210,6 +45910,21 @@
           <w:b/>
           <w:lang w:val="pt_PT" w:bidi="pt_PT"/>
         </w:rPr>
+        <w:t>τοῖς ἀδελφοῖς</w:t>
+      </w:r>
+    </w:p>
+    <w:p>
+      <w:pPr/>
+      <w:r>
+        <w:rPr>
+          <w:lang w:val="pt_PT" w:bidi="pt_PT"/>
+        </w:rPr>
+      </w:r>
+      <w:r>
+        <w:rPr>
+          <w:b/>
+          <w:lang w:val="pt_PT" w:bidi="pt_PT"/>
+        </w:rPr>
         <w:t>"deem a todos os irmãos".</w:t>
       </w:r>
     </w:p>
@@ -40306,6 +46021,21 @@
           <w:b/>
           <w:lang w:val="pt_PT" w:bidi="pt_PT"/>
         </w:rPr>
+        <w:t>ἀγάπη</w:t>
+      </w:r>
+    </w:p>
+    <w:p>
+      <w:pPr/>
+      <w:r>
+        <w:rPr>
+          <w:lang w:val="pt_PT" w:bidi="pt_PT"/>
+        </w:rPr>
+      </w:r>
+      <w:r>
+        <w:rPr>
+          <w:b/>
+          <w:lang w:val="pt_PT" w:bidi="pt_PT"/>
+        </w:rPr>
         <w:t>"deem a todos os irmãos paz e amor".</w:t>
       </w:r>
     </w:p>
@@ -40402,6 +46132,21 @@
           <w:b/>
           <w:lang w:val="pt_PT" w:bidi="pt_PT"/>
         </w:rPr>
+        <w:t>μετὰ πίστεως</w:t>
+      </w:r>
+    </w:p>
+    <w:p>
+      <w:pPr/>
+      <w:r>
+        <w:rPr>
+          <w:lang w:val="pt_PT" w:bidi="pt_PT"/>
+        </w:rPr>
+      </w:r>
+      <w:r>
+        <w:rPr>
+          <w:b/>
+          <w:lang w:val="pt_PT" w:bidi="pt_PT"/>
+        </w:rPr>
         <w:t>"deem a todos os irmãos paz e amor, com fé!".</w:t>
       </w:r>
     </w:p>
@@ -40498,6 +46243,21 @@
           <w:b/>
           <w:lang w:val="pt_PT" w:bidi="pt_PT"/>
         </w:rPr>
+        <w:t>ἡ χάρις μετὰ</w:t>
+      </w:r>
+    </w:p>
+    <w:p>
+      <w:pPr/>
+      <w:r>
+        <w:rPr>
+          <w:lang w:val="pt_PT" w:bidi="pt_PT"/>
+        </w:rPr>
+      </w:r>
+      <w:r>
+        <w:rPr>
+          <w:b/>
+          <w:lang w:val="pt_PT" w:bidi="pt_PT"/>
+        </w:rPr>
         <w:t>"E que a graça de Deus esteja com todos".</w:t>
       </w:r>
     </w:p>
@@ -40580,6 +46340,21 @@
         <w:rPr>
           <w:lang w:val="pt_PT" w:bidi="pt_PT"/>
         </w:rPr>
+      </w:r>
+    </w:p>
+    <w:p>
+      <w:pPr/>
+      <w:r>
+        <w:rPr>
+          <w:lang w:val="pt_PT" w:bidi="pt_PT"/>
+        </w:rPr>
+      </w:r>
+      <w:r>
+        <w:rPr>
+          <w:b/>
+          <w:lang w:val="pt_PT" w:bidi="pt_PT"/>
+        </w:rPr>
+        <w:t>ἐν ἀφθαρσίᾳ</w:t>
       </w:r>
     </w:p>
     <w:p>

--- a/por/docx/49.content.docx
+++ b/por/docx/49.content.docx
@@ -28,49 +28,15 @@
       </w:r>
     </w:p>
     <w:p>
-      <w:pPr>
-        <w:pStyle w:val="Heading2"/>
-      </w:pPr>
-      <w:r>
-        <w:rPr>
-          <w:lang w:val="pt_PT" w:bidi="pt_PT"/>
-        </w:rPr>
-        <w:t>License Information</w:t>
-      </w:r>
-      <w:r>
-        <w:rPr>
-          <w:lang w:val="pt_PT" w:bidi="pt_PT"/>
-        </w:rPr>
-      </w:r>
-    </w:p>
-    <w:p>
-      <w:pPr/>
-      <w:r>
-        <w:rPr>
-          <w:lang w:val="pt_PT" w:bidi="pt_PT"/>
-        </w:rPr>
-      </w:r>
-      <w:r>
-        <w:rPr>
-          <w:b/>
-          <w:lang w:val="pt_PT" w:bidi="pt_PT"/>
-        </w:rPr>
-        <w:t>Notas de Tradução (unfoldingWord)</w:t>
-      </w:r>
-      <w:r>
-        <w:rPr>
-          <w:lang w:val="pt_PT" w:bidi="pt_PT"/>
-        </w:rPr>
-        <w:t xml:space="preserve"> (Portuguese) is based on</w:t>
-      </w:r>
-      <w:r>
-        <w:rPr>
-          <w:lang w:val="pt_PT" w:bidi="pt_PT"/>
-        </w:rPr>
-        <w:t xml:space="preserve">: </w:t>
-      </w:r>
-      <w:r>
-        <w:rPr>
+      <w:pPr/>
+      <w:r>
+        <w:rPr>
+          <w:lang w:val="pt_PT" w:bidi="pt_PT"/>
+        </w:rPr>
+      </w:r>
+      <w:r>
+        <w:rPr>
+          <w:b/>
           <w:lang w:val="pt_PT" w:bidi="pt_PT"/>
         </w:rPr>
         <w:t>unfoldingWord® Translation Notes</w:t>
@@ -79,62 +45,31 @@
         <w:rPr>
           <w:lang w:val="pt_PT" w:bidi="pt_PT"/>
         </w:rPr>
-        <w:t xml:space="preserve">, </w:t>
-      </w:r>
-      <w:hyperlink r:id="rId13">
-        <w:r>
-          <w:rPr>
-            <w:lang w:val="pt_PT" w:bidi="pt_PT"/>
-          </w:rPr>
-          <w:rPr>
-            <w:color w:val="0000EE"/>
-            <w:u w:val="single"/>
-          </w:rPr>
-          <w:t>unfoldingWord</w:t>
-        </w:r>
-      </w:hyperlink>
-      <w:r>
-        <w:rPr>
-          <w:lang w:val="pt_PT" w:bidi="pt_PT"/>
-        </w:rPr>
-        <w:t xml:space="preserve">, 2022, which is licensed under a </w:t>
-      </w:r>
-      <w:hyperlink r:id="rId14">
-        <w:r>
-          <w:rPr>
-            <w:lang w:val="pt_PT" w:bidi="pt_PT"/>
-          </w:rPr>
-          <w:rPr>
-            <w:color w:val="0000EE"/>
-            <w:u w:val="single"/>
-          </w:rPr>
-          <w:t>CC BY-SA 4.0 license</w:t>
-        </w:r>
-      </w:hyperlink>
-      <w:r>
-        <w:rPr>
-          <w:lang w:val="pt_PT" w:bidi="pt_PT"/>
-        </w:rPr>
-        <w:t>.</w:t>
-      </w:r>
-      <w:r>
-        <w:rPr>
-          <w:lang w:val="pt_PT" w:bidi="pt_PT"/>
-        </w:rPr>
-      </w:r>
-    </w:p>
-    <w:p>
-      <w:pPr/>
-      <w:r>
-        <w:rPr>
-          <w:lang w:val="pt_PT" w:bidi="pt_PT"/>
-        </w:rPr>
-      </w:r>
-      <w:r>
-        <w:rPr>
-          <w:lang w:val="pt_PT" w:bidi="pt_PT"/>
-        </w:rPr>
-        <w:t>This PDF version is provided under the same license.</w:t>
+        <w:t xml:space="preserve"> © 2022 unfoldingWord. Released under CC BY-SA 4.0 license. </w:t>
+      </w:r>
+      <w:r>
+        <w:rPr>
+          <w:lang w:val="pt_PT" w:bidi="pt_PT"/>
+        </w:rPr>
+        <w:t>unfoldingWord® Translation Notes</w:t>
+      </w:r>
+      <w:r>
+        <w:rPr>
+          <w:lang w:val="pt_PT" w:bidi="pt_PT"/>
+        </w:rPr>
+        <w:t xml:space="preserve"> has been adapted in the following languages: Tok Pisin, Arabic (عربي), French (Français), Hindi (हिंदी), Indonesian (Bahasa Indonesia), Portuguese (Português), Russian (Русский), Spanish (Español), Swahili (Kiswahili), and Simplified Chinese (简体中文) from </w:t>
+      </w:r>
+      <w:r>
+        <w:rPr>
+          <w:lang w:val="pt_PT" w:bidi="pt_PT"/>
+        </w:rPr>
+        <w:t>unfoldingWord® Translation Notes</w:t>
+      </w:r>
+      <w:r>
+        <w:rPr>
+          <w:lang w:val="pt_PT" w:bidi="pt_PT"/>
+        </w:rPr>
+        <w:t xml:space="preserve"> © 2022 unfoldingWord. Released under CC BY-SA 4.0 license by Mission Mutual</w:t>
       </w:r>
       <w:r>
         <w:rPr>
@@ -6171,7 +6106,7 @@
         </w:rPr>
         <w:t xml:space="preserve"> refere-se ao lugar onde Deus está. Veja como você traduziu isso em </w:t>
       </w:r>
-      <w:hyperlink r:id="rId15">
+      <w:hyperlink r:id="rId13">
         <w:r>
           <w:rPr>
             <w:lang w:val="pt_PT" w:bidi="pt_PT"/>
@@ -9250,7 +9185,7 @@
         </w:rPr>
         <w:t xml:space="preserve"> refere-se ao lugar onde Deus está. Veja como isso é traduzido em </w:t>
       </w:r>
-      <w:hyperlink r:id="rId15">
+      <w:hyperlink r:id="rId13">
         <w:r>
           <w:rPr>
             <w:lang w:val="pt_PT" w:bidi="pt_PT"/>
@@ -9820,7 +9755,7 @@
         </w:rPr>
         <w:t xml:space="preserve">Veja como você traduziu esta frase em </w:t>
       </w:r>
-      <w:hyperlink r:id="rId16">
+      <w:hyperlink r:id="rId14">
         <w:r>
           <w:rPr>
             <w:lang w:val="pt_PT" w:bidi="pt_PT"/>
@@ -17117,7 +17052,7 @@
         </w:rPr>
         <w:t xml:space="preserve"> refere-se ao local onde Deus está. Veja como isso é traduzido em </w:t>
       </w:r>
-      <w:hyperlink r:id="rId15">
+      <w:hyperlink r:id="rId13">
         <w:r>
           <w:rPr>
             <w:lang w:val="pt_PT" w:bidi="pt_PT"/>
@@ -18725,7 +18660,7 @@
         </w:rPr>
         <w:t xml:space="preserve">Paulo continua a oração que começou em </w:t>
       </w:r>
-      <w:hyperlink r:id="rId17">
+      <w:hyperlink r:id="rId15">
         <w:r>
           <w:rPr>
             <w:lang w:val="pt_PT" w:bidi="pt_PT"/>
@@ -18806,7 +18741,7 @@
         </w:rPr>
         <w:t>Este é o segundo item pelo qual Paulo ora para que Deus “dê” aos efésios “segundo a riqueza da sua glória”. O primeiro é que eles sejam “fortes” (</w:t>
       </w:r>
-      <w:hyperlink r:id="rId18">
+      <w:hyperlink r:id="rId16">
         <w:r>
           <w:rPr>
             <w:lang w:val="pt_PT" w:bidi="pt_PT"/>
@@ -19220,7 +19155,7 @@
         </w:rPr>
         <w:t>Este é o terceiro item pelo qual Paulo se ajoelha e ora; o primeiro é que Deus conceda que eles sejam fortes (</w:t>
       </w:r>
-      <w:hyperlink r:id="rId18">
+      <w:hyperlink r:id="rId16">
         <w:r>
           <w:rPr>
             <w:lang w:val="pt_PT" w:bidi="pt_PT"/>
@@ -19238,7 +19173,7 @@
         </w:rPr>
         <w:t>) e o segundo é que Cristo possa viver em seus corações pela fé (</w:t>
       </w:r>
-      <w:hyperlink r:id="rId19">
+      <w:hyperlink r:id="rId17">
         <w:r>
           <w:rPr>
             <w:lang w:val="pt_PT" w:bidi="pt_PT"/>
@@ -19671,7 +19606,7 @@
         </w:rPr>
         <w:t>Este é o quarto item pelo qual Paulo se ajoelha e ora (</w:t>
       </w:r>
-      <w:hyperlink r:id="rId17">
+      <w:hyperlink r:id="rId15">
         <w:r>
           <w:rPr>
             <w:lang w:val="pt_PT" w:bidi="pt_PT"/>
@@ -19689,7 +19624,7 @@
         </w:rPr>
         <w:t>). O primeiro é que eles sejam “fortes” (</w:t>
       </w:r>
-      <w:hyperlink r:id="rId18">
+      <w:hyperlink r:id="rId16">
         <w:r>
           <w:rPr>
             <w:lang w:val="pt_PT" w:bidi="pt_PT"/>
@@ -19707,7 +19642,7 @@
         </w:rPr>
         <w:t>), o segundo é que “ por meio da fé, Cristo viva em seus corações” (</w:t>
       </w:r>
-      <w:hyperlink r:id="rId19">
+      <w:hyperlink r:id="rId17">
         <w:r>
           <w:rPr>
             <w:lang w:val="pt_PT" w:bidi="pt_PT"/>
@@ -19725,7 +19660,7 @@
         </w:rPr>
         <w:t>), e o terceiro é que eles “possam compreender o amor de Cristo” (</w:t>
       </w:r>
-      <w:hyperlink r:id="rId20">
+      <w:hyperlink r:id="rId18">
         <w:r>
           <w:rPr>
             <w:lang w:val="pt_PT" w:bidi="pt_PT"/>
@@ -26713,7 +26648,7 @@
         </w:rPr>
         <w:t xml:space="preserve"> refere-se à maneira como os não judeus vivem, conforme descrito em </w:t>
       </w:r>
-      <w:hyperlink r:id="rId21">
+      <w:hyperlink r:id="rId19">
         <w:r>
           <w:rPr>
             <w:lang w:val="pt_PT" w:bidi="pt_PT"/>
@@ -30559,7 +30494,7 @@
         </w:rPr>
         <w:t xml:space="preserve">A palavra de conexão "pois" introduz uma relação de razão e resultado. A razão (mencionada em </w:t>
       </w:r>
-      <w:hyperlink r:id="rId22">
+      <w:hyperlink r:id="rId20">
         <w:r>
           <w:rPr>
             <w:lang w:val="pt_PT" w:bidi="pt_PT"/>
@@ -36731,7 +36666,7 @@
         </w:rPr>
         <w:t>Paulo começa a explicar como os cristãos devem submeter-se uns aos outros (</w:t>
       </w:r>
-      <w:hyperlink r:id="rId23">
+      <w:hyperlink r:id="rId21">
         <w:r>
           <w:rPr>
             <w:lang w:val="pt_PT" w:bidi="pt_PT"/>
@@ -40882,7 +40817,7 @@
         </w:rPr>
         <w:t>Aqui, "o mesmo" refere-se a "se ele faz algo bom" de (</w:t>
       </w:r>
-      <w:hyperlink r:id="rId24">
+      <w:hyperlink r:id="rId22">
         <w:r>
           <w:rPr>
             <w:lang w:val="pt_PT" w:bidi="pt_PT"/>
@@ -41215,7 +41150,7 @@
         </w:rPr>
         <w:t xml:space="preserve">Essas duas palavras são muito semelhantes em significado. Juntas, elas se reforçam mutuamente. Veja como você traduziu esta frase perto do final de </w:t>
       </w:r>
-      <w:hyperlink r:id="rId25">
+      <w:hyperlink r:id="rId23">
         <w:r>
           <w:rPr>
             <w:lang w:val="pt_PT" w:bidi="pt_PT"/>
@@ -42654,7 +42589,7 @@
         </w:rPr>
         <w:t xml:space="preserve"> representa tomar uma posição sobre o que é certo e verdadeiro e resistir com sucesso às forças que tentam fazer o crente comprometer essa posição. Veja como você traduziu “estejam preparados” em </w:t>
       </w:r>
-      <w:hyperlink r:id="rId26">
+      <w:hyperlink r:id="rId24">
         <w:r>
           <w:rPr>
             <w:lang w:val="pt_PT" w:bidi="pt_PT"/>

--- a/por/docx/49.content.docx
+++ b/por/docx/49.content.docx
@@ -141,13 +141,6 @@
         <w:rPr>
           <w:lang w:val="pt_PT" w:bidi="pt_PT"/>
         </w:rPr>
-      </w:r>
-      <w:r>
-        <w:rPr>
-          <w:i/>
-          <w:lang w:val="pt_PT" w:bidi="pt_PT"/>
-        </w:rPr>
-        <w:t>Efésios 1.1 (#1), Efésios 1.1 (#2), Efésios 1.1 (#3), Efésios 1.2 (#1), Efésios 1.3 (#1), Efésios 1.3 (#2), Efésios 1.3 (#3), Efésios 1.3 (#4), Efésios 1.3 (#5), Efésios 1.3 (#6), Efésios 1.3 (#7), Efésios 1.4 (#1), Efésios 1.4 (#2), Efésios 1.5 (#1), Efésios 1.5 (#2), Efésios 1.5 (#3), Efésios 1.5 (#4), Efésios 1.5 (#5), Efésios 1.6 (#1), Efésios 1.6 (#2), Efésios 1.7 (#1), Efésios 1.7 (#2), Efésios 1.8 (#1), Efésios 1.8 (#2), Efésios 1.8 (#3), Efésios 1.9 (#1), Efésios 1.9 (#2), Efésios 1.9 (#3), Efésios 1.10 (#1), Efésios 1.10 (#2), Efésios 1.10 (#3), Efésios 1.11 (#1), Efésios 1.11 (#2), Efésios 1.11 (#3), Efésios 1.12 (#1), Efésios 1.12 (#2), Efésios 1.13 (#1), Efésios 1.13 (#2), Efésios 1.13 (#3), Efésios 1.13 (#4), Efésios 1.14 (#1), Efésios 1.15 (#1), Efésios 1.15 (#2), Efésios 1.16 (#1), Efésios 1.16 (#2), Efésios 1.17 (#1), Efésios 1.17 (#2), Efésios 1.18 (#1), Efésios 1.18 (#2), Efésios 1.18 (#3), Efésios 1.18 (#4), Efésios 1.18 (#5), Efésios 1.18 (#6), Efésios 1.18 (#7), Efésios 1.19 (#1), Efésios 1.19 (#2), Efésios 1.19 (#3), Efésios 1.19 (#4), Efésios 1.20 (#1), Efésios 1.20 (#2), Efésios 1.20 (#3), Efésios 1.20 (#4), Efésios 1.20 (#5), Efésios 1.21 (#1), Efésios 1.21 (#2), Efésios 1.21 (#3), Efésios 1.21 (#4), Efésios 1.21 (#5), Efésios 1.22 (#1), Efésios 1.22 (#2), Efésios 1.23 (#1), Efésios 1.23 (#2), Efésios 1.23 (#3), Efésios 2.1 (#1), Efésios 2.1 (#2), Efésios 2.1 (#3), Efésios 2.1 (#4), Efésios 2.2 (#1), Efésios 2.2 (#2), Efésios 2.2 (#3), Efésios 2.2 (#4), Efésios 2.2 (#5), Efésios 2.3 (#1), Efésios 2.3 (#2), Efésios 2.4 (#1), Efésios 2.4 (#2), Efésios 2.4 (#3), Efésios 2.5 (#1), Efésios 2.5 (#2), Efésios 2.6 (#1), Efésios 2.6 (#2), Efésios 2.6 (#3), Efésios 2.6 (#4), Efésios 2.6 (#5), Efésios 2.7 (#1), Efésios 2.7 (#2), Efésios 2.8 (#1), Efésios 2.8 (#2), Efésios 2.8 (#3), Efésios 2.8 (#4), Efésios 2.9 (#1), Efésios 2.9 (#2), Efésios 2.10 (#1), Efésios 2.10 (#2), Efésios 2.10 (#3), Efésios 2.10 (#4), Efésios 2.11 (#1), Efésios 2.11 (#2), Efésios 2.11 (#3), Efésios 2.11 (#4), Efésios 2.11 (#5), Efésios 2.11 (#6), Efésios 2.11 (#7), Efésios 2.12 (#1), Efésios 2.12 (#2), Efésios 2.12 (#3), Efésios 2.13 (#1), Efésios 2.13 (#2), Efésios 2.13 (#3), Efésios 2.14 (#1), Efésios 2.14 (#2), Efésios 2.14 (#3), Efésios 2.14 (#4), Efésios 2.14 (#5), Efésios 2.14 (#6), Efésios 2.15 (#1), Efésios 2.15 (#2), Efésios 2.15 (#3), Efésios 2.15 (#4), Efésios 2.16 (#1), Efésios 2.16 (#2), Efésios 2.16 (#3), Efésios 2.16 (#4), Efésios 2.17 (#1), Efésios 2.17 (#2), Efésios 2.17 (#3), Efésios 2.17 (#4), Efésios 2.18 (#1), Efésios 2.18 (#2), Efésios 2.18 (#3), Efésios 2.19 (#1), Efésios 2.19 (#2), Efésios 2.19 (#3), Efésios 2.19 (#4), Efésios 2.20 (#1), Efésios 2.20 (#2), Efésios 2.21 (#1), Efésios 2.21 (#2), Efésios 2.22 (#1), Efésios 2.22 (#2), Efésios 2.22 (#3), Efésios 3.1 (#1), Efésios 3.1 (#2), Efésios 3.1 (#3), Efésios 3.1 (#4), Efésios 3.2 (#1), Efésios 3.3 (#1), Efésios 3.3 (#2), Efésios 3.5 (#1), Efésios 3.5 (#2), Efésios 3.6 (#1), Efésios 3.6 (#2), Efésios 3.6 (#3), Efésios 3.6 (#4), Efésios 3.8 (#1), Efésios 3.8 (#2), Efésios 3.9 (#1), Efésios 3.10 (#1), Efésios 3.10 (#2), Efésios 3.10 (#3), Efésios 3.10 (#4), Efésios 3.10 (#5), Efésios 3.11 (#1), Efésios 3.12 (#1), Efésios 3.12 (#2), Efésios 3.12 (#3), Efésios 3.12 (#4), Efésios 3.12 (#5), Efésios 3.13 (#1), Efésios 3.13 (#2), Efésios 3.14 (#1), Efésios 3.14 (#2), Efésios 3.14 (#3), Efésios 3.15 (#1), Efésios 3.16 (#1), Efésios 3.16 (#2), Efésios 3.16 (#3), Efésios 3.17 (#1), Efésios 3.17 (#2), Efésios 3.17 (#3), Efésios 3.17 (#4), Efésios 3.18 (#1), Efésios 3.18 (#2), Efésios 3.18 (#3), Efésios 3.18 (#4), Efésios 3.18 (#5), Efésios 3.19 (#1), Efésios 3.19 (#2), Efésios 3.19 (#3), Efésios 3.19 (#4), Efésios 3.19 (#5), Efésios 3.19 (#6), Efésios 3.20 (#1), Efésios 3.20 (#2), Efésios 3.20 (#3), Efésios 3.20 (#4), Efésios 3.21 (#1), Efésios 4.1 (#1), Efésios 4.1 (#2), Efésios 4.1 (#3), Efésios 4.1 (#4), Efésios 4.1 (#5), Efésios 4.2 (#1), Efésios 4.3 (#1), Efésios 4.3 (#2), Efésios 4.4 (#1), Efésios 4.4 (#2), Efésios 4.4 (#3), Efésios 4.6 (#1), Efésios 4.7 (#1), Efésios 4.7 (#2), Efésios 4.7 (#3), Efésios 4.7 (#4), Efésios 4.8 (#1), Efésios 4.8 (#2), Efésios 4.9 (#1), Efésios 4.9 (#2), Efésios 4.9 (#3), Efésios 4.10 (#1), Efésios 4.10 (#2), Efésios 4.11 (#1), Efésios 4.12 (#1), Efésios 4.12 (#2), Efésios 4.12 (#3), Efésios 4.12 (#4), Efésios 4.12 (#5), Efésios 4.13 (#1), Efésios 4.13 (#2), Efésios 4.13 (#3), Efésios 4.13 (#4), Efésios 4.13 (#5), Efésios 4.13 (#6), Efésios 4.13 (#7), Efésios 4.14 (#1), Efésios 4.14 (#2), Efésios 4.14 (#3), Efésios 4.14 (#4), Efésios 4.15 (#1), Efésios 4.15 (#2), Efésios 4.15 (#3), Efésios 4.15 (#4), Efésios 4.16 (#1), Efésios 4.16 (#2), Efésios 4.16 (#3), Efésios 4.16 (#4), Efésios 4.17 (#1), Efésios 4.17 (#2), Efésios 4.17 (#3), Efésios 4.17 (#4), Efésios 4.17 (#5), Efésios 4.18 (#1), Efésios 4.18 (#2), Efésios 4.18 (#3), Efésios 4.18 (#4), Efésios 4.18 (#5), Efésios 4.18 (#6), Efésios 4.18 (#7), Efésios 4.18 (#8), Efésios 4.19 (#1), Efésios 4.20 (#1), Efésios 4.20 (#2), Efésios 4.21 (#1), Efésios 4.21 (#2), Efésios 4.21 (#3), Efésios 4.22 (#1), Efésios 4.22 (#2), Efésios 4.22 (#3), Efésios 4.22 (#4), Efésios 4.23 (#1), Efésios 4.24 (#1), Efésios 4.24 (#2), Efésios 4.25 (#1), Efésios 4.25 (#2), Efésios 4.25 (#3), Efésios 4.25 (#4), Efésios 4.25 (#5), Efésios 4.26 (#1), Efésios 4.26 (#2), Efésios 4.27 (#1), Efésios 4.28 (#1), Efésios 4.28 (#2), Efésios 4.29 (#1), Efésios 4.29 (#2), Efésios 4.29 (#3), Efésios 4.29 (#4), Efésios 4.29 (#5), Efésios 4.29 (#6), Efésios 4.30 (#1), Efésios 4.30 (#2), Efésios 4.30 (#3), Efésios 4.31 (#1), Efésios 4.31 (#2), Efésios 4.31 (#3), Efésios 4.31 (#4), Efésios 4.32 (#1), Efésios 4.32 (#2), Efésios 5.1 (#1), Efésios 5.1 (#2), Efésios 5.1 (#3), Efésios 5.1 (#4), Efésios 5.2 (#1), Efésios 5.2 (#2), Efésios 5.3 (#1), Efésios 5.3 (#2), Efésios 5.3 (#3), Efésios 5.4 (#1), Efésios 5.4 (#2), Efésios 5.5 (#1), Efésios 5.5 (#2), Efésios 5.6 (#1), Efésios 5.6 (#2), Efésios 5.6 (#3), Efésios 5.6 (#4), Efésios 5.7 (#1), Efésios 5.8 (#1), Efésios 5.8 (#2), Efésios 5.8 (#3), Efésios 5.8 (#4), Efésios 5.8 (#5), Efésios 5.8 (#6), Efésios 5.9 (#1), Efésios 5.9 (#2), Efésios 5.11 (#1), Efésios 5.11 (#2), Efésios 5.11 (#3), Efésios 5.11 (#4), Efésios 5.11 (#5), Efésios 5.12 (#1), Efésios 5.13 (#1), Efésios 5.13 (#2), Efésios 5.13 (#3), Efésios 5.14 (#1), Efésios 5.14 (#2), Efésios 5.14 (#3), Efésios 5.14 (#4), Efésios 5.14 (#5), Efésios 5.14 (#6), Efésios 5.15 (#1), Efésios 5.15 (#2), Efésios 5.15 (#3), Efésios 5.15 (#4), Efésios 5.16 (#1), Efésios 5.16 (#2), Efésios 5.16 (#3), Efésios 5.17 (#1), Efésios 5.17 (#2), Efésios 5.18 (#1), Efésios 5.18 (#2), Efésios 5.18 (#3), Efésios 5.18 (#4), Efésios 5.18 (#5), Efésios 5.19 (#1), Efésios 5.19 (#2), Efésios 5.19 (#3), Efésios 5.19 (#4), Efésios 5.19 (#5), Efésios 5.20 (#1), Efésios 5.20 (#2), Efésios 5.22 (#1), Efésios 5.23 (#1), Efésios 5.23 (#2), Efésios 5.23 (#3), Efésios 5.25 (#1), Efésios 5.25 (#2), Efésios 5.25 (#3), Efésios 5.25 (#4), Efésios 5.26 (#1), Efésios 5.26 (#2), Efésios 5.26 (#3), Efésios 5.27 (#1), Efésios 5.27 (#2), Efésios 5.27 (#3), Efésios 5.27 (#4), Efésios 5.27 (#5), Efésios 5.27 (#6), Efésios 5.28 (#1), Efésios 5.29 (#1), Efésios 5.29 (#2), Efésios 5.30 (#1), Efésios 5.30 (#2), Efésios 5.31 (#1), Efésios 5.31 (#2), Efésios 5.31 (#3), Efésios 6.1 (#1), Efésios 6.1 (#2), Efésios 6.1 (#3), Efésios 6.1–3 (#1), Efésios 6.3 (#1), Efésios 6.4 (#1), Efésios 6.4 (#2), Efésios 6.4 (#3), Efésios 6.5 (#1), Efésios 6.5 (#2), Efésios 6.5 (#3), Efésios 6.5 (#4), Efésios 6.5 (#5), Efésios 6.6 (#1), Efésios 6.6 (#2), Efésios 6.6 (#3), Efésios 6.9 (#1), Efésios 6.9 (#2), Efésios 6.9 (#3), Efésios 6.10 (#1), Efésios 6.10 (#2), Efésios 6.11 (#1), Efésios 6.11 (#2), Efésios 6.12 (#1), Efésios 6.12 (#2), Efésios 6.12 (#3), Efésios 6.12 (#4), Efésios 6.12 (#5), Efésios 6.13 (#1), Efésios 6.13 (#2), Efésios 6.13 (#3), Efésios 6.13 (#4), Efésios 6.13 (#5), Efésios 6.14 (#1), Efésios 6.14 (#2), Efésios 6.14 (#3), Efésios 6.14 (#4), Efésios 6.14 (#5), Efésios 6.14 (#6), Efésios 6.15 (#1), Efésios 6.15 (#2), Efésios 6.16 (#1), Efésios 6.16 (#2), Efésios 6.16 (#3), Efésios 6.17 (#1), Efésios 6.17 (#2), Efésios 6.17 (#3), Efésios 6.18 (#1), Efésios 6.18 (#2), Efésios 6.18 (#3), Efésios 6.19 (#1), Efésios 6.19 (#2), Efésios 6.19 (#3), Efésios 6.19 (#4), Efésios 6.20 (#1), Efésios 6.20 (#2), Efésios 6.20 (#3), Efésios 6.20 (#4), Efésios 6.21 (#1), Efésios 6.21 (#2), Efésios 6.22 (#1), Efésios 6.22 (#2), Efésios 6.23 (#1), Efésios 6.23 (#2), Efésios 6.23 (#3), Efésios 6.23 (#4), Efésios 6.23 (#5), Efésios 6.24 (#1), Efésios 6.24 (#2)</w:t>
       </w:r>
       <w:r>
         <w:rPr>

--- a/por/docx/49.content.docx
+++ b/por/docx/49.content.docx
@@ -146,19 +146,6 @@
         <w:rPr>
           <w:lang w:val="pt_PT" w:bidi="pt_PT"/>
         </w:rPr>
-      </w:r>
-    </w:p>
-    <w:p>
-      <w:pPr/>
-      <w:r>
-        <w:rPr>
-          <w:lang w:val="pt_PT" w:bidi="pt_PT"/>
-        </w:rPr>
-      </w:r>
-      <w:r>
-        <w:rPr>
-          <w:lang w:val="pt_PT" w:bidi="pt_PT"/>
-        </w:rPr>
         <w:t xml:space="preserve"> </w:t>
       </w:r>
       <w:r>
@@ -299,21 +286,6 @@
           <w:b/>
           <w:lang w:val="pt_PT" w:bidi="pt_PT"/>
         </w:rPr>
-        <w:t>Παῦλος, ἀπόστολος Χριστοῦ Ἰησοῦ &amp; τοῖς ἁγίοις τοῖς οὖσιν</w:t>
-      </w:r>
-    </w:p>
-    <w:p>
-      <w:pPr/>
-      <w:r>
-        <w:rPr>
-          <w:lang w:val="pt_PT" w:bidi="pt_PT"/>
-        </w:rPr>
-      </w:r>
-      <w:r>
-        <w:rPr>
-          <w:b/>
-          <w:lang w:val="pt_PT" w:bidi="pt_PT"/>
-        </w:rPr>
         <w:t>"Eu, Paulo, apóstolo de Cristo Jesus... ao povo de Deus da cidade de Éfeso".</w:t>
       </w:r>
     </w:p>
@@ -377,21 +349,6 @@
           <w:b/>
           <w:lang w:val="pt_PT" w:bidi="pt_PT"/>
         </w:rPr>
-        <w:t>ἐν Χριστῷ Ἰησοῦ</w:t>
-      </w:r>
-    </w:p>
-    <w:p>
-      <w:pPr/>
-      <w:r>
-        <w:rPr>
-          <w:lang w:val="pt_PT" w:bidi="pt_PT"/>
-        </w:rPr>
-      </w:r>
-      <w:r>
-        <w:rPr>
-          <w:b/>
-          <w:lang w:val="pt_PT" w:bidi="pt_PT"/>
-        </w:rPr>
         <w:t>"com Cristo Jesus".</w:t>
       </w:r>
     </w:p>
@@ -501,21 +458,6 @@
           <w:b/>
           <w:lang w:val="pt_PT" w:bidi="pt_PT"/>
         </w:rPr>
-        <w:t>χάρις ὑμῖν καὶ εἰρήνη</w:t>
-      </w:r>
-    </w:p>
-    <w:p>
-      <w:pPr/>
-      <w:r>
-        <w:rPr>
-          <w:lang w:val="pt_PT" w:bidi="pt_PT"/>
-        </w:rPr>
-      </w:r>
-      <w:r>
-        <w:rPr>
-          <w:b/>
-          <w:lang w:val="pt_PT" w:bidi="pt_PT"/>
-        </w:rPr>
         <w:t>"Que a graça e paz de Deus... estejam com vocês".</w:t>
       </w:r>
     </w:p>
@@ -711,21 +653,6 @@
           <w:b/>
           <w:lang w:val="pt_PT" w:bidi="pt_PT"/>
         </w:rPr>
-        <w:t>εὐλογητὸς ὁ Θεὸς καὶ Πατὴρ τοῦ Κυρίου ἡμῶν, Ἰησοῦ Χριστοῦ</w:t>
-      </w:r>
-    </w:p>
-    <w:p>
-      <w:pPr/>
-      <w:r>
-        <w:rPr>
-          <w:lang w:val="pt_PT" w:bidi="pt_PT"/>
-        </w:rPr>
-      </w:r>
-      <w:r>
-        <w:rPr>
-          <w:b/>
-          <w:lang w:val="pt_PT" w:bidi="pt_PT"/>
-        </w:rPr>
         <w:t>"Agradecemos ao Deus e Pai do nosso Senhor Jesus Cristo".</w:t>
       </w:r>
     </w:p>
@@ -822,21 +749,6 @@
           <w:b/>
           <w:lang w:val="pt_PT" w:bidi="pt_PT"/>
         </w:rPr>
-        <w:t>ὁ εὐλογήσας ἡμᾶς</w:t>
-      </w:r>
-    </w:p>
-    <w:p>
-      <w:pPr/>
-      <w:r>
-        <w:rPr>
-          <w:lang w:val="pt_PT" w:bidi="pt_PT"/>
-        </w:rPr>
-      </w:r>
-      <w:r>
-        <w:rPr>
-          <w:b/>
-          <w:lang w:val="pt_PT" w:bidi="pt_PT"/>
-        </w:rPr>
         <w:t>"pois ele nos tem abençoado".</w:t>
       </w:r>
     </w:p>
@@ -900,21 +812,6 @@
           <w:b/>
           <w:lang w:val="pt_PT" w:bidi="pt_PT"/>
         </w:rPr>
-        <w:t>πάσῃ εὐλογίᾳ πνευματικῇ</w:t>
-      </w:r>
-    </w:p>
-    <w:p>
-      <w:pPr/>
-      <w:r>
-        <w:rPr>
-          <w:lang w:val="pt_PT" w:bidi="pt_PT"/>
-        </w:rPr>
-      </w:r>
-      <w:r>
-        <w:rPr>
-          <w:b/>
-          <w:lang w:val="pt_PT" w:bidi="pt_PT"/>
-        </w:rPr>
         <w:t>"dando-nos todos os dons espirituais do mundo celestial".</w:t>
       </w:r>
     </w:p>
@@ -1054,21 +951,6 @@
           <w:b/>
           <w:lang w:val="pt_PT" w:bidi="pt_PT"/>
         </w:rPr>
-        <w:t>ἐν Χριστῷ</w:t>
-      </w:r>
-    </w:p>
-    <w:p>
-      <w:pPr/>
-      <w:r>
-        <w:rPr>
-          <w:lang w:val="pt_PT" w:bidi="pt_PT"/>
-        </w:rPr>
-      </w:r>
-      <w:r>
-        <w:rPr>
-          <w:b/>
-          <w:lang w:val="pt_PT" w:bidi="pt_PT"/>
-        </w:rPr>
         <w:t>"por estarmos unidos com Cristo".</w:t>
       </w:r>
     </w:p>
@@ -1178,21 +1060,6 @@
           <w:b/>
           <w:lang w:val="pt_PT" w:bidi="pt_PT"/>
         </w:rPr>
-        <w:t>ἁγίους καὶ ἀμώμους</w:t>
-      </w:r>
-    </w:p>
-    <w:p>
-      <w:pPr/>
-      <w:r>
-        <w:rPr>
-          <w:lang w:val="pt_PT" w:bidi="pt_PT"/>
-        </w:rPr>
-      </w:r>
-      <w:r>
-        <w:rPr>
-          <w:b/>
-          <w:lang w:val="pt_PT" w:bidi="pt_PT"/>
-        </w:rPr>
         <w:t>"sem culpa".</w:t>
       </w:r>
     </w:p>
@@ -1289,21 +1156,6 @@
           <w:b/>
           <w:lang w:val="pt_PT" w:bidi="pt_PT"/>
         </w:rPr>
-        <w:t>ἀμώμους</w:t>
-      </w:r>
-    </w:p>
-    <w:p>
-      <w:pPr/>
-      <w:r>
-        <w:rPr>
-          <w:lang w:val="pt_PT" w:bidi="pt_PT"/>
-        </w:rPr>
-      </w:r>
-      <w:r>
-        <w:rPr>
-          <w:b/>
-          <w:lang w:val="pt_PT" w:bidi="pt_PT"/>
-        </w:rPr>
         <w:t>"e nos apresentarmos diante dele sem culpa".</w:t>
       </w:r>
     </w:p>
@@ -1413,21 +1265,6 @@
           <w:b/>
           <w:lang w:val="pt_PT" w:bidi="pt_PT"/>
         </w:rPr>
-        <w:t>προορίσας &amp; αὐτόν &amp; αὐτοῦ</w:t>
-      </w:r>
-    </w:p>
-    <w:p>
-      <w:pPr/>
-      <w:r>
-        <w:rPr>
-          <w:lang w:val="pt_PT" w:bidi="pt_PT"/>
-        </w:rPr>
-      </w:r>
-      <w:r>
-        <w:rPr>
-          <w:b/>
-          <w:lang w:val="pt_PT" w:bidi="pt_PT"/>
-        </w:rPr>
         <w:t>"seus filhos" - "seu prazer" - "sua vontade".</w:t>
       </w:r>
     </w:p>
@@ -1491,21 +1328,6 @@
           <w:b/>
           <w:lang w:val="pt_PT" w:bidi="pt_PT"/>
         </w:rPr>
-        <w:t>προορίσας ἡμᾶς εἰς υἱοθεσίαν</w:t>
-      </w:r>
-    </w:p>
-    <w:p>
-      <w:pPr/>
-      <w:r>
-        <w:rPr>
-          <w:lang w:val="pt_PT" w:bidi="pt_PT"/>
-        </w:rPr>
-      </w:r>
-      <w:r>
-        <w:rPr>
-          <w:b/>
-          <w:lang w:val="pt_PT" w:bidi="pt_PT"/>
-        </w:rPr>
         <w:t>"Deus já havia resolvido que nos tornaria seus filhos".</w:t>
       </w:r>
     </w:p>
@@ -1602,21 +1424,6 @@
           <w:b/>
           <w:lang w:val="pt_PT" w:bidi="pt_PT"/>
         </w:rPr>
-        <w:t>προορίσας ἡμᾶς</w:t>
-      </w:r>
-    </w:p>
-    <w:p>
-      <w:pPr/>
-      <w:r>
-        <w:rPr>
-          <w:lang w:val="pt_PT" w:bidi="pt_PT"/>
-        </w:rPr>
-      </w:r>
-      <w:r>
-        <w:rPr>
-          <w:b/>
-          <w:lang w:val="pt_PT" w:bidi="pt_PT"/>
-        </w:rPr>
         <w:t>"Deus já havia resolvido que nos tornaria seus filhos".</w:t>
       </w:r>
     </w:p>
@@ -1680,21 +1487,6 @@
           <w:b/>
           <w:lang w:val="pt_PT" w:bidi="pt_PT"/>
         </w:rPr>
-        <w:t>εἰς υἱοθεσίαν</w:t>
-      </w:r>
-    </w:p>
-    <w:p>
-      <w:pPr/>
-      <w:r>
-        <w:rPr>
-          <w:lang w:val="pt_PT" w:bidi="pt_PT"/>
-        </w:rPr>
-      </w:r>
-      <w:r>
-        <w:rPr>
-          <w:b/>
-          <w:lang w:val="pt_PT" w:bidi="pt_PT"/>
-        </w:rPr>
         <w:t>"nos tornaria seus filhos".</w:t>
       </w:r>
     </w:p>
@@ -1880,21 +1672,6 @@
           <w:b/>
           <w:lang w:val="pt_PT" w:bidi="pt_PT"/>
         </w:rPr>
-        <w:t>ἐχαρίτωσεν ἡμᾶς ἐν τῷ ἠγαπημένῳ</w:t>
-      </w:r>
-    </w:p>
-    <w:p>
-      <w:pPr/>
-      <w:r>
-        <w:rPr>
-          <w:lang w:val="pt_PT" w:bidi="pt_PT"/>
-        </w:rPr>
-      </w:r>
-      <w:r>
-        <w:rPr>
-          <w:b/>
-          <w:lang w:val="pt_PT" w:bidi="pt_PT"/>
-        </w:rPr>
         <w:t>"que ele nos deu gratuitamente por meio do seu querido Filho".</w:t>
       </w:r>
     </w:p>
@@ -1958,21 +1735,6 @@
           <w:b/>
           <w:lang w:val="pt_PT" w:bidi="pt_PT"/>
         </w:rPr>
-        <w:t>τῷ ἠγαπημένῳ</w:t>
-      </w:r>
-    </w:p>
-    <w:p>
-      <w:pPr/>
-      <w:r>
-        <w:rPr>
-          <w:lang w:val="pt_PT" w:bidi="pt_PT"/>
-        </w:rPr>
-      </w:r>
-      <w:r>
-        <w:rPr>
-          <w:b/>
-          <w:lang w:val="pt_PT" w:bidi="pt_PT"/>
-        </w:rPr>
         <w:t>"do seu querido Filho".</w:t>
       </w:r>
     </w:p>
@@ -2036,21 +1798,6 @@
           <w:b/>
           <w:lang w:val="pt_PT" w:bidi="pt_PT"/>
         </w:rPr>
-        <w:t>διὰ τοῦ αἵματος αὐτοῦ</w:t>
-      </w:r>
-    </w:p>
-    <w:p>
-      <w:pPr/>
-      <w:r>
-        <w:rPr>
-          <w:lang w:val="pt_PT" w:bidi="pt_PT"/>
-        </w:rPr>
-      </w:r>
-      <w:r>
-        <w:rPr>
-          <w:b/>
-          <w:lang w:val="pt_PT" w:bidi="pt_PT"/>
-        </w:rPr>
         <w:t>"pela morte de Cristo na cruz".</w:t>
       </w:r>
     </w:p>
@@ -2160,21 +1907,6 @@
           <w:b/>
           <w:lang w:val="pt_PT" w:bidi="pt_PT"/>
         </w:rPr>
-        <w:t>τὸ πλοῦτος τῆς χάριτος αὐτοῦ</w:t>
-      </w:r>
-    </w:p>
-    <w:p>
-      <w:pPr/>
-      <w:r>
-        <w:rPr>
-          <w:lang w:val="pt_PT" w:bidi="pt_PT"/>
-        </w:rPr>
-      </w:r>
-      <w:r>
-        <w:rPr>
-          <w:b/>
-          <w:lang w:val="pt_PT" w:bidi="pt_PT"/>
-        </w:rPr>
         <w:t>"Como é maravilhosa a graça de Deus".</w:t>
       </w:r>
     </w:p>
@@ -2284,21 +2016,6 @@
           <w:b/>
           <w:lang w:val="pt_PT" w:bidi="pt_PT"/>
         </w:rPr>
-        <w:t>ἧς ἐπερίσσευσεν εἰς ἡμᾶς</w:t>
-      </w:r>
-    </w:p>
-    <w:p>
-      <w:pPr/>
-      <w:r>
-        <w:rPr>
-          <w:lang w:val="pt_PT" w:bidi="pt_PT"/>
-        </w:rPr>
-      </w:r>
-      <w:r>
-        <w:rPr>
-          <w:b/>
-          <w:lang w:val="pt_PT" w:bidi="pt_PT"/>
-        </w:rPr>
         <w:t>"que ele nos deu com tanta fartura!".</w:t>
       </w:r>
     </w:p>
@@ -2362,21 +2079,6 @@
           <w:b/>
           <w:lang w:val="pt_PT" w:bidi="pt_PT"/>
         </w:rPr>
-        <w:t>ἐν πάσῃ σοφίᾳ καὶ φρονήσει</w:t>
-      </w:r>
-    </w:p>
-    <w:p>
-      <w:pPr/>
-      <w:r>
-        <w:rPr>
-          <w:lang w:val="pt_PT" w:bidi="pt_PT"/>
-        </w:rPr>
-      </w:r>
-      <w:r>
-        <w:rPr>
-          <w:b/>
-          <w:lang w:val="pt_PT" w:bidi="pt_PT"/>
-        </w:rPr>
         <w:t>"em toda a sua sabedoria e entendimento".</w:t>
       </w:r>
     </w:p>
@@ -2440,21 +2142,6 @@
           <w:b/>
           <w:lang w:val="pt_PT" w:bidi="pt_PT"/>
         </w:rPr>
-        <w:t>σοφίᾳ καὶ φρονήσει</w:t>
-      </w:r>
-    </w:p>
-    <w:p>
-      <w:pPr/>
-      <w:r>
-        <w:rPr>
-          <w:lang w:val="pt_PT" w:bidi="pt_PT"/>
-        </w:rPr>
-      </w:r>
-      <w:r>
-        <w:rPr>
-          <w:b/>
-          <w:lang w:val="pt_PT" w:bidi="pt_PT"/>
-        </w:rPr>
         <w:t>"sabedoria e entendimento".</w:t>
       </w:r>
     </w:p>
@@ -2564,21 +2251,6 @@
           <w:b/>
           <w:lang w:val="pt_PT" w:bidi="pt_PT"/>
         </w:rPr>
-        <w:t>κατὰ τὴν εὐδοκίαν αὐτοῦ</w:t>
-      </w:r>
-    </w:p>
-    <w:p>
-      <w:pPr/>
-      <w:r>
-        <w:rPr>
-          <w:lang w:val="pt_PT" w:bidi="pt_PT"/>
-        </w:rPr>
-      </w:r>
-      <w:r>
-        <w:rPr>
-          <w:b/>
-          <w:lang w:val="pt_PT" w:bidi="pt_PT"/>
-        </w:rPr>
         <w:t>"fez o que havia resolvido e nos revelou o plano secreto".</w:t>
       </w:r>
     </w:p>
@@ -2642,21 +2314,6 @@
           <w:b/>
           <w:lang w:val="pt_PT" w:bidi="pt_PT"/>
         </w:rPr>
-        <w:t>ἣν προέθετο ἐν αὐτῷ</w:t>
-      </w:r>
-    </w:p>
-    <w:p>
-      <w:pPr/>
-      <w:r>
-        <w:rPr>
-          <w:lang w:val="pt_PT" w:bidi="pt_PT"/>
-        </w:rPr>
-      </w:r>
-      <w:r>
-        <w:rPr>
-          <w:b/>
-          <w:lang w:val="pt_PT" w:bidi="pt_PT"/>
-        </w:rPr>
         <w:t>"que tinha decidido realizar por meio de Cristo".</w:t>
       </w:r>
     </w:p>
@@ -2720,21 +2377,6 @@
           <w:b/>
           <w:lang w:val="pt_PT" w:bidi="pt_PT"/>
         </w:rPr>
-        <w:t>ἐν αὐτῷ</w:t>
-      </w:r>
-    </w:p>
-    <w:p>
-      <w:pPr/>
-      <w:r>
-        <w:rPr>
-          <w:lang w:val="pt_PT" w:bidi="pt_PT"/>
-        </w:rPr>
-      </w:r>
-      <w:r>
-        <w:rPr>
-          <w:b/>
-          <w:lang w:val="pt_PT" w:bidi="pt_PT"/>
-        </w:rPr>
         <w:t>"por meio de Cristo".</w:t>
       </w:r>
     </w:p>
@@ -2798,21 +2440,6 @@
           <w:b/>
           <w:lang w:val="pt_PT" w:bidi="pt_PT"/>
         </w:rPr>
-        <w:t>εἰς οἰκονομίαν</w:t>
-      </w:r>
-    </w:p>
-    <w:p>
-      <w:pPr/>
-      <w:r>
-        <w:rPr>
-          <w:lang w:val="pt_PT" w:bidi="pt_PT"/>
-        </w:rPr>
-      </w:r>
-      <w:r>
-        <w:rPr>
-          <w:b/>
-          <w:lang w:val="pt_PT" w:bidi="pt_PT"/>
-        </w:rPr>
         <w:t>"Esse plano é unir, no tempo certo".</w:t>
       </w:r>
     </w:p>
@@ -2876,21 +2503,6 @@
           <w:b/>
           <w:lang w:val="pt_PT" w:bidi="pt_PT"/>
         </w:rPr>
-        <w:t>τοῦ πληρώματος τῶν καιρῶν</w:t>
-      </w:r>
-    </w:p>
-    <w:p>
-      <w:pPr/>
-      <w:r>
-        <w:rPr>
-          <w:lang w:val="pt_PT" w:bidi="pt_PT"/>
-        </w:rPr>
-      </w:r>
-      <w:r>
-        <w:rPr>
-          <w:b/>
-          <w:lang w:val="pt_PT" w:bidi="pt_PT"/>
-        </w:rPr>
         <w:t>"no tempo certo".</w:t>
       </w:r>
     </w:p>
@@ -2954,21 +2566,6 @@
           <w:b/>
           <w:lang w:val="pt_PT" w:bidi="pt_PT"/>
         </w:rPr>
-        <w:t>ἐν αὐτῷ</w:t>
-      </w:r>
-    </w:p>
-    <w:p>
-      <w:pPr/>
-      <w:r>
-        <w:rPr>
-          <w:lang w:val="pt_PT" w:bidi="pt_PT"/>
-        </w:rPr>
-      </w:r>
-      <w:r>
-        <w:rPr>
-          <w:b/>
-          <w:lang w:val="pt_PT" w:bidi="pt_PT"/>
-        </w:rPr>
         <w:t>"debaixo da autoridade de Cristo".</w:t>
       </w:r>
     </w:p>
@@ -3032,21 +2629,6 @@
           <w:b/>
           <w:lang w:val="pt_PT" w:bidi="pt_PT"/>
         </w:rPr>
-        <w:t>καὶ ἐκληρώθημεν, προορισθέντες</w:t>
-      </w:r>
-    </w:p>
-    <w:p>
-      <w:pPr/>
-      <w:r>
-        <w:rPr>
-          <w:lang w:val="pt_PT" w:bidi="pt_PT"/>
-        </w:rPr>
-      </w:r>
-      <w:r>
-        <w:rPr>
-          <w:b/>
-          <w:lang w:val="pt_PT" w:bidi="pt_PT"/>
-        </w:rPr>
         <w:t>"De acordo com a sua vontade e com aquilo que ele havia resolvido desde o princípio, Deus nos escolheu para sermos seu povo".</w:t>
       </w:r>
     </w:p>
@@ -3169,21 +2751,6 @@
           <w:b/>
           <w:lang w:val="pt_PT" w:bidi="pt_PT"/>
         </w:rPr>
-        <w:t>καὶ ἐκληρώθημεν</w:t>
-      </w:r>
-    </w:p>
-    <w:p>
-      <w:pPr/>
-      <w:r>
-        <w:rPr>
-          <w:lang w:val="pt_PT" w:bidi="pt_PT"/>
-        </w:rPr>
-      </w:r>
-      <w:r>
-        <w:rPr>
-          <w:b/>
-          <w:lang w:val="pt_PT" w:bidi="pt_PT"/>
-        </w:rPr>
         <w:t>"Deus nos escolheu para sermos o seu povo".</w:t>
       </w:r>
     </w:p>
@@ -3280,21 +2847,6 @@
           <w:b/>
           <w:lang w:val="pt_PT" w:bidi="pt_PT"/>
         </w:rPr>
-        <w:t>προορισθέντες</w:t>
-      </w:r>
-    </w:p>
-    <w:p>
-      <w:pPr/>
-      <w:r>
-        <w:rPr>
-          <w:lang w:val="pt_PT" w:bidi="pt_PT"/>
-        </w:rPr>
-      </w:r>
-      <w:r>
-        <w:rPr>
-          <w:b/>
-          <w:lang w:val="pt_PT" w:bidi="pt_PT"/>
-        </w:rPr>
         <w:t>"Deus nos escolheu para sermos o seu povo".</w:t>
       </w:r>
     </w:p>
@@ -3391,21 +2943,6 @@
           <w:b/>
           <w:lang w:val="pt_PT" w:bidi="pt_PT"/>
         </w:rPr>
-        <w:t>ἡμᾶς &amp; τοὺς προηλπικότας ἐν τῷ Χριστῷ</w:t>
-      </w:r>
-    </w:p>
-    <w:p>
-      <w:pPr/>
-      <w:r>
-        <w:rPr>
-          <w:lang w:val="pt_PT" w:bidi="pt_PT"/>
-        </w:rPr>
-      </w:r>
-      <w:r>
-        <w:rPr>
-          <w:b/>
-          <w:lang w:val="pt_PT" w:bidi="pt_PT"/>
-        </w:rPr>
         <w:t>"digo que nós que fomos os primeiros a pôr a nossa esperança em Cristo".</w:t>
       </w:r>
     </w:p>
@@ -3502,21 +3039,6 @@
           <w:b/>
           <w:lang w:val="pt_PT" w:bidi="pt_PT"/>
         </w:rPr>
-        <w:t>εἰς τὸ εἶναι ἡμᾶς, εἰς ἔπαινον δόξης αὐτοῦ</w:t>
-      </w:r>
-    </w:p>
-    <w:p>
-      <w:pPr/>
-      <w:r>
-        <w:rPr>
-          <w:lang w:val="pt_PT" w:bidi="pt_PT"/>
-        </w:rPr>
-      </w:r>
-      <w:r>
-        <w:rPr>
-          <w:b/>
-          <w:lang w:val="pt_PT" w:bidi="pt_PT"/>
-        </w:rPr>
         <w:t>"digo que nós... louvemos a glória de Deus".</w:t>
       </w:r>
     </w:p>
@@ -3636,21 +3158,6 @@
           <w:b/>
           <w:lang w:val="pt_PT" w:bidi="pt_PT"/>
         </w:rPr>
-        <w:t>τὸν λόγον τῆς ἀληθείας</w:t>
-      </w:r>
-    </w:p>
-    <w:p>
-      <w:pPr/>
-      <w:r>
-        <w:rPr>
-          <w:lang w:val="pt_PT" w:bidi="pt_PT"/>
-        </w:rPr>
-      </w:r>
-      <w:r>
-        <w:rPr>
-          <w:b/>
-          <w:lang w:val="pt_PT" w:bidi="pt_PT"/>
-        </w:rPr>
         <w:t>"a verdadeira mensagem".</w:t>
       </w:r>
     </w:p>
@@ -3714,21 +3221,6 @@
           <w:b/>
           <w:lang w:val="pt_PT" w:bidi="pt_PT"/>
         </w:rPr>
-        <w:t>ἐσφραγίσθητε τῷ Πνεύματι τῆς ἐπαγγελίας, τῷ Ἁγίῳ</w:t>
-      </w:r>
-    </w:p>
-    <w:p>
-      <w:pPr/>
-      <w:r>
-        <w:rPr>
-          <w:lang w:val="pt_PT" w:bidi="pt_PT"/>
-        </w:rPr>
-      </w:r>
-      <w:r>
-        <w:rPr>
-          <w:b/>
-          <w:lang w:val="pt_PT" w:bidi="pt_PT"/>
-        </w:rPr>
         <w:t>"E Deus pôs em vocês a sua marca de proprietário quando lhes deu o Espírito Santo, que ele havia prometido".</w:t>
       </w:r>
     </w:p>
@@ -3825,21 +3317,6 @@
           <w:b/>
           <w:lang w:val="pt_PT" w:bidi="pt_PT"/>
         </w:rPr>
-        <w:t>ἐσφραγίσθητε</w:t>
-      </w:r>
-    </w:p>
-    <w:p>
-      <w:pPr/>
-      <w:r>
-        <w:rPr>
-          <w:lang w:val="pt_PT" w:bidi="pt_PT"/>
-        </w:rPr>
-      </w:r>
-      <w:r>
-        <w:rPr>
-          <w:b/>
-          <w:lang w:val="pt_PT" w:bidi="pt_PT"/>
-        </w:rPr>
         <w:t>"Deus pôs em vocês a sua marca de proprietário".</w:t>
       </w:r>
     </w:p>
@@ -3936,21 +3413,6 @@
           <w:b/>
           <w:lang w:val="pt_PT" w:bidi="pt_PT"/>
         </w:rPr>
-        <w:t>ἀρραβὼν τῆς κληρονομίας ἡμῶν</w:t>
-      </w:r>
-    </w:p>
-    <w:p>
-      <w:pPr/>
-      <w:r>
-        <w:rPr>
-          <w:lang w:val="pt_PT" w:bidi="pt_PT"/>
-        </w:rPr>
-      </w:r>
-      <w:r>
-        <w:rPr>
-          <w:b/>
-          <w:lang w:val="pt_PT" w:bidi="pt_PT"/>
-        </w:rPr>
         <w:t>"a garantia de que receberemos o que Deus prometeu ao seu povo".</w:t>
       </w:r>
     </w:p>
@@ -4103,21 +3565,6 @@
           <w:b/>
           <w:lang w:val="pt_PT" w:bidi="pt_PT"/>
         </w:rPr>
-        <w:t>διὰ τοῦτο</w:t>
-      </w:r>
-    </w:p>
-    <w:p>
-      <w:pPr/>
-      <w:r>
-        <w:rPr>
-          <w:lang w:val="pt_PT" w:bidi="pt_PT"/>
-        </w:rPr>
-      </w:r>
-      <w:r>
-        <w:rPr>
-          <w:b/>
-          <w:lang w:val="pt_PT" w:bidi="pt_PT"/>
-        </w:rPr>
         <w:t>"Por isso".</w:t>
       </w:r>
     </w:p>
@@ -4310,21 +3757,6 @@
           <w:b/>
           <w:lang w:val="pt_PT" w:bidi="pt_PT"/>
         </w:rPr>
-        <w:t>οὐ παύομαι εὐχαριστῶν</w:t>
-      </w:r>
-    </w:p>
-    <w:p>
-      <w:pPr/>
-      <w:r>
-        <w:rPr>
-          <w:lang w:val="pt_PT" w:bidi="pt_PT"/>
-        </w:rPr>
-      </w:r>
-      <w:r>
-        <w:rPr>
-          <w:b/>
-          <w:lang w:val="pt_PT" w:bidi="pt_PT"/>
-        </w:rPr>
         <w:t>"não paro de agradecer a Deus".</w:t>
       </w:r>
     </w:p>
@@ -4408,21 +3840,6 @@
           <w:b/>
           <w:lang w:val="pt_PT" w:bidi="pt_PT"/>
         </w:rPr>
-        <w:t>ἵνα</w:t>
-      </w:r>
-    </w:p>
-    <w:p>
-      <w:pPr/>
-      <w:r>
-        <w:rPr>
-          <w:lang w:val="pt_PT" w:bidi="pt_PT"/>
-        </w:rPr>
-      </w:r>
-      <w:r>
-        <w:rPr>
-          <w:b/>
-          <w:lang w:val="pt_PT" w:bidi="pt_PT"/>
-        </w:rPr>
         <w:t>"para que assim vocês o conheçam como devem conhecer".</w:t>
       </w:r>
     </w:p>
@@ -4519,21 +3936,6 @@
           <w:b/>
           <w:lang w:val="pt_PT" w:bidi="pt_PT"/>
         </w:rPr>
-        <w:t>πνεῦμα σοφίας καὶ ἀποκαλύψεως, ἐν ἐπιγνώσει αὐτοῦ</w:t>
-      </w:r>
-    </w:p>
-    <w:p>
-      <w:pPr/>
-      <w:r>
-        <w:rPr>
-          <w:lang w:val="pt_PT" w:bidi="pt_PT"/>
-        </w:rPr>
-      </w:r>
-      <w:r>
-        <w:rPr>
-          <w:b/>
-          <w:lang w:val="pt_PT" w:bidi="pt_PT"/>
-        </w:rPr>
         <w:t>"o seu Espírito, o Espírito que os tornará sábios e revelará Deus a vocês".</w:t>
       </w:r>
     </w:p>
@@ -4597,21 +3999,6 @@
           <w:b/>
           <w:lang w:val="pt_PT" w:bidi="pt_PT"/>
         </w:rPr>
-        <w:t>πεφωτισμένους τοὺς ὀφθαλμοὺς τῆς καρδίας</w:t>
-      </w:r>
-    </w:p>
-    <w:p>
-      <w:pPr/>
-      <w:r>
-        <w:rPr>
-          <w:lang w:val="pt_PT" w:bidi="pt_PT"/>
-        </w:rPr>
-      </w:r>
-      <w:r>
-        <w:rPr>
-          <w:b/>
-          <w:lang w:val="pt_PT" w:bidi="pt_PT"/>
-        </w:rPr>
         <w:t>"Peço que Deus abra a mente de vocês para que vejam a luz dele".</w:t>
       </w:r>
     </w:p>
@@ -4708,21 +4095,6 @@
           <w:b/>
           <w:lang w:val="pt_PT" w:bidi="pt_PT"/>
         </w:rPr>
-        <w:t>πεφωτισμένους τοὺς ὀφθαλμοὺς τῆς καρδίας</w:t>
-      </w:r>
-    </w:p>
-    <w:p>
-      <w:pPr/>
-      <w:r>
-        <w:rPr>
-          <w:lang w:val="pt_PT" w:bidi="pt_PT"/>
-        </w:rPr>
-      </w:r>
-      <w:r>
-        <w:rPr>
-          <w:b/>
-          <w:lang w:val="pt_PT" w:bidi="pt_PT"/>
-        </w:rPr>
         <w:t>"abra a mente de vocês para que vejam a luz dele".</w:t>
       </w:r>
     </w:p>
@@ -4806,21 +4178,6 @@
           <w:b/>
           <w:lang w:val="pt_PT" w:bidi="pt_PT"/>
         </w:rPr>
-        <w:t>τοὺς ὀφθαλμοὺς τῆς καρδίας</w:t>
-      </w:r>
-    </w:p>
-    <w:p>
-      <w:pPr/>
-      <w:r>
-        <w:rPr>
-          <w:lang w:val="pt_PT" w:bidi="pt_PT"/>
-        </w:rPr>
-      </w:r>
-      <w:r>
-        <w:rPr>
-          <w:b/>
-          <w:lang w:val="pt_PT" w:bidi="pt_PT"/>
-        </w:rPr>
         <w:t>"abra a mente de vocês para que vejam a luz dele".</w:t>
       </w:r>
     </w:p>
@@ -4930,21 +4287,6 @@
           <w:b/>
           <w:lang w:val="pt_PT" w:bidi="pt_PT"/>
         </w:rPr>
-        <w:t>πεφωτισμένους</w:t>
-      </w:r>
-    </w:p>
-    <w:p>
-      <w:pPr/>
-      <w:r>
-        <w:rPr>
-          <w:lang w:val="pt_PT" w:bidi="pt_PT"/>
-        </w:rPr>
-      </w:r>
-      <w:r>
-        <w:rPr>
-          <w:b/>
-          <w:lang w:val="pt_PT" w:bidi="pt_PT"/>
-        </w:rPr>
         <w:t>"abra a mente de vocês para que vejam a luz dele".</w:t>
       </w:r>
     </w:p>
@@ -5084,21 +4426,6 @@
           <w:b/>
           <w:lang w:val="pt_PT" w:bidi="pt_PT"/>
         </w:rPr>
-        <w:t>τῆς κληρονομίας αὐτοῦ</w:t>
-      </w:r>
-    </w:p>
-    <w:p>
-      <w:pPr/>
-      <w:r>
-        <w:rPr>
-          <w:lang w:val="pt_PT" w:bidi="pt_PT"/>
-        </w:rPr>
-      </w:r>
-      <w:r>
-        <w:rPr>
-          <w:b/>
-          <w:lang w:val="pt_PT" w:bidi="pt_PT"/>
-        </w:rPr>
         <w:t>"as bênçãos que ele prometeu ao seu povo".</w:t>
       </w:r>
     </w:p>
@@ -5195,21 +4522,6 @@
           <w:b/>
           <w:lang w:val="pt_PT" w:bidi="pt_PT"/>
         </w:rPr>
-        <w:t>τοῖς ἁγίοις</w:t>
-      </w:r>
-    </w:p>
-    <w:p>
-      <w:pPr/>
-      <w:r>
-        <w:rPr>
-          <w:lang w:val="pt_PT" w:bidi="pt_PT"/>
-        </w:rPr>
-      </w:r>
-      <w:r>
-        <w:rPr>
-          <w:b/>
-          <w:lang w:val="pt_PT" w:bidi="pt_PT"/>
-        </w:rPr>
         <w:t>"ao seu povo".</w:t>
       </w:r>
     </w:p>
@@ -5273,21 +4585,6 @@
           <w:b/>
           <w:lang w:val="pt_PT" w:bidi="pt_PT"/>
         </w:rPr>
-        <w:t>τὸ ὑπερβάλλον μέγεθος τῆς δυνάμεως αὐτοῦ</w:t>
-      </w:r>
-    </w:p>
-    <w:p>
-      <w:pPr/>
-      <w:r>
-        <w:rPr>
-          <w:lang w:val="pt_PT" w:bidi="pt_PT"/>
-        </w:rPr>
-      </w:r>
-      <w:r>
-        <w:rPr>
-          <w:b/>
-          <w:lang w:val="pt_PT" w:bidi="pt_PT"/>
-        </w:rPr>
         <w:t>"e como é grande o seu poder".</w:t>
       </w:r>
     </w:p>
@@ -5351,21 +4648,6 @@
           <w:b/>
           <w:lang w:val="pt_PT" w:bidi="pt_PT"/>
         </w:rPr>
-        <w:t>εἰς ἡμᾶς, τοὺς πιστεύοντας</w:t>
-      </w:r>
-    </w:p>
-    <w:p>
-      <w:pPr/>
-      <w:r>
-        <w:rPr>
-          <w:lang w:val="pt_PT" w:bidi="pt_PT"/>
-        </w:rPr>
-      </w:r>
-      <w:r>
-        <w:rPr>
-          <w:b/>
-          <w:lang w:val="pt_PT" w:bidi="pt_PT"/>
-        </w:rPr>
         <w:t>"que age em nós, os que cremos nele".</w:t>
       </w:r>
     </w:p>
@@ -5429,21 +4711,6 @@
           <w:b/>
           <w:lang w:val="pt_PT" w:bidi="pt_PT"/>
         </w:rPr>
-        <w:t>τὴν ἐνέργειαν τοῦ κράτους τῆς ἰσχύος αὐτοῦ</w:t>
-      </w:r>
-    </w:p>
-    <w:p>
-      <w:pPr/>
-      <w:r>
-        <w:rPr>
-          <w:lang w:val="pt_PT" w:bidi="pt_PT"/>
-        </w:rPr>
-      </w:r>
-      <w:r>
-        <w:rPr>
-          <w:b/>
-          <w:lang w:val="pt_PT" w:bidi="pt_PT"/>
-        </w:rPr>
         <w:t>"Esse poder que age em nós é a mesma força poderosa".</w:t>
       </w:r>
     </w:p>
@@ -5507,21 +4774,6 @@
           <w:b/>
           <w:lang w:val="pt_PT" w:bidi="pt_PT"/>
         </w:rPr>
-        <w:t>τοῦ κράτους τῆς ἰσχύος αὐτοῦ</w:t>
-      </w:r>
-    </w:p>
-    <w:p>
-      <w:pPr/>
-      <w:r>
-        <w:rPr>
-          <w:lang w:val="pt_PT" w:bidi="pt_PT"/>
-        </w:rPr>
-      </w:r>
-      <w:r>
-        <w:rPr>
-          <w:b/>
-          <w:lang w:val="pt_PT" w:bidi="pt_PT"/>
-        </w:rPr>
         <w:t>"Esse poder que age em nós é a mesma força poderosa".</w:t>
       </w:r>
     </w:p>
@@ -5631,21 +4883,6 @@
           <w:b/>
           <w:lang w:val="pt_PT" w:bidi="pt_PT"/>
         </w:rPr>
-        <w:t>ἐγείρας αὐτὸν ἐκ νεκρῶν</w:t>
-      </w:r>
-    </w:p>
-    <w:p>
-      <w:pPr/>
-      <w:r>
-        <w:rPr>
-          <w:lang w:val="pt_PT" w:bidi="pt_PT"/>
-        </w:rPr>
-      </w:r>
-      <w:r>
-        <w:rPr>
-          <w:b/>
-          <w:lang w:val="pt_PT" w:bidi="pt_PT"/>
-        </w:rPr>
         <w:t>"que ele usou quando ressuscitou Cristo".</w:t>
       </w:r>
     </w:p>
@@ -5709,21 +4946,6 @@
           <w:b/>
           <w:lang w:val="pt_PT" w:bidi="pt_PT"/>
         </w:rPr>
-        <w:t>ἐκ νεκρῶν</w:t>
-      </w:r>
-    </w:p>
-    <w:p>
-      <w:pPr/>
-      <w:r>
-        <w:rPr>
-          <w:lang w:val="pt_PT" w:bidi="pt_PT"/>
-        </w:rPr>
-      </w:r>
-      <w:r>
-        <w:rPr>
-          <w:b/>
-          <w:lang w:val="pt_PT" w:bidi="pt_PT"/>
-        </w:rPr>
         <w:t>"que ele usou quando ressuscitou Cristo".</w:t>
       </w:r>
     </w:p>
@@ -5833,21 +5055,6 @@
           <w:b/>
           <w:lang w:val="pt_PT" w:bidi="pt_PT"/>
         </w:rPr>
-        <w:t>καθίσας ἐν δεξιᾷ αὐτοῦ, ἐν τοῖς ἐπουρανίοις</w:t>
-      </w:r>
-    </w:p>
-    <w:p>
-      <w:pPr/>
-      <w:r>
-        <w:rPr>
-          <w:lang w:val="pt_PT" w:bidi="pt_PT"/>
-        </w:rPr>
-      </w:r>
-      <w:r>
-        <w:rPr>
-          <w:b/>
-          <w:lang w:val="pt_PT" w:bidi="pt_PT"/>
-        </w:rPr>
         <w:t>"e fez com que ele se sentasse ao seu lado direito no mundo celestial".</w:t>
       </w:r>
     </w:p>
@@ -5944,21 +5151,6 @@
           <w:b/>
           <w:lang w:val="pt_PT" w:bidi="pt_PT"/>
         </w:rPr>
-        <w:t>καθίσας ἐν δεξιᾷ αὐτοῦ</w:t>
-      </w:r>
-    </w:p>
-    <w:p>
-      <w:pPr/>
-      <w:r>
-        <w:rPr>
-          <w:lang w:val="pt_PT" w:bidi="pt_PT"/>
-        </w:rPr>
-      </w:r>
-      <w:r>
-        <w:rPr>
-          <w:b/>
-          <w:lang w:val="pt_PT" w:bidi="pt_PT"/>
-        </w:rPr>
         <w:t>"fez com que ele se sentasse ao seu lado direito no mundo celestial".</w:t>
       </w:r>
     </w:p>
@@ -6041,21 +5233,6 @@
         <w:rPr>
           <w:lang w:val="pt_PT" w:bidi="pt_PT"/>
         </w:rPr>
-      </w:r>
-    </w:p>
-    <w:p>
-      <w:pPr/>
-      <w:r>
-        <w:rPr>
-          <w:lang w:val="pt_PT" w:bidi="pt_PT"/>
-        </w:rPr>
-      </w:r>
-      <w:r>
-        <w:rPr>
-          <w:b/>
-          <w:lang w:val="pt_PT" w:bidi="pt_PT"/>
-        </w:rPr>
-        <w:t>ἐν τοῖς ἐπουρανίοις</w:t>
       </w:r>
     </w:p>
     <w:p>
@@ -6164,21 +5341,6 @@
           <w:b/>
           <w:lang w:val="pt_PT" w:bidi="pt_PT"/>
         </w:rPr>
-        <w:t>ὑπεράνω πάσης ἀρχῆς, καὶ ἐξουσίας, καὶ δυνάμεως, καὶ κυριότητος</w:t>
-      </w:r>
-    </w:p>
-    <w:p>
-      <w:pPr/>
-      <w:r>
-        <w:rPr>
-          <w:lang w:val="pt_PT" w:bidi="pt_PT"/>
-        </w:rPr>
-      </w:r>
-      <w:r>
-        <w:rPr>
-          <w:b/>
-          <w:lang w:val="pt_PT" w:bidi="pt_PT"/>
-        </w:rPr>
         <w:t>"Cristo reina sobre todos os governos celestiais, autoridades, forças e poderes".</w:t>
       </w:r>
     </w:p>
@@ -6262,21 +5424,6 @@
           <w:b/>
           <w:lang w:val="pt_PT" w:bidi="pt_PT"/>
         </w:rPr>
-        <w:t>παντὸς ὀνόματος ὀνομαζομένου</w:t>
-      </w:r>
-    </w:p>
-    <w:p>
-      <w:pPr/>
-      <w:r>
-        <w:rPr>
-          <w:lang w:val="pt_PT" w:bidi="pt_PT"/>
-        </w:rPr>
-      </w:r>
-      <w:r>
-        <w:rPr>
-          <w:b/>
-          <w:lang w:val="pt_PT" w:bidi="pt_PT"/>
-        </w:rPr>
         <w:t>"Ele têm um título que está acima de todos os títulos".</w:t>
       </w:r>
     </w:p>
@@ -6373,21 +5520,6 @@
           <w:b/>
           <w:lang w:val="pt_PT" w:bidi="pt_PT"/>
         </w:rPr>
-        <w:t>ὀνόματος</w:t>
-      </w:r>
-    </w:p>
-    <w:p>
-      <w:pPr/>
-      <w:r>
-        <w:rPr>
-          <w:lang w:val="pt_PT" w:bidi="pt_PT"/>
-        </w:rPr>
-      </w:r>
-      <w:r>
-        <w:rPr>
-          <w:b/>
-          <w:lang w:val="pt_PT" w:bidi="pt_PT"/>
-        </w:rPr>
         <w:t>"Ele tem um título".</w:t>
       </w:r>
     </w:p>
@@ -6464,21 +5596,6 @@
           <w:b/>
           <w:lang w:val="pt_PT" w:bidi="pt_PT"/>
         </w:rPr>
-        <w:t>ἐν τῷ αἰῶνι τούτῳ</w:t>
-      </w:r>
-    </w:p>
-    <w:p>
-      <w:pPr/>
-      <w:r>
-        <w:rPr>
-          <w:lang w:val="pt_PT" w:bidi="pt_PT"/>
-        </w:rPr>
-      </w:r>
-      <w:r>
-        <w:rPr>
-          <w:b/>
-          <w:lang w:val="pt_PT" w:bidi="pt_PT"/>
-        </w:rPr>
         <w:t>"que existem neste mundo".</w:t>
       </w:r>
     </w:p>
@@ -6542,21 +5659,6 @@
           <w:b/>
           <w:lang w:val="pt_PT" w:bidi="pt_PT"/>
         </w:rPr>
-        <w:t>ἐν τῷ μέλλοντι</w:t>
-      </w:r>
-    </w:p>
-    <w:p>
-      <w:pPr/>
-      <w:r>
-        <w:rPr>
-          <w:lang w:val="pt_PT" w:bidi="pt_PT"/>
-        </w:rPr>
-      </w:r>
-      <w:r>
-        <w:rPr>
-          <w:b/>
-          <w:lang w:val="pt_PT" w:bidi="pt_PT"/>
-        </w:rPr>
         <w:t>"e no mundo que há de vir".</w:t>
       </w:r>
     </w:p>
@@ -6620,21 +5722,6 @@
           <w:b/>
           <w:lang w:val="pt_PT" w:bidi="pt_PT"/>
         </w:rPr>
-        <w:t>ὑπὸ τοὺς πόδας αὐτοῦ</w:t>
-      </w:r>
-    </w:p>
-    <w:p>
-      <w:pPr/>
-      <w:r>
-        <w:rPr>
-          <w:lang w:val="pt_PT" w:bidi="pt_PT"/>
-        </w:rPr>
-      </w:r>
-      <w:r>
-        <w:rPr>
-          <w:b/>
-          <w:lang w:val="pt_PT" w:bidi="pt_PT"/>
-        </w:rPr>
         <w:t>"debaixo da autoridade de Cristo".</w:t>
       </w:r>
     </w:p>
@@ -6744,21 +5831,6 @@
           <w:b/>
           <w:lang w:val="pt_PT" w:bidi="pt_PT"/>
         </w:rPr>
-        <w:t>κεφαλὴν ὑπὲρ πάντα</w:t>
-      </w:r>
-    </w:p>
-    <w:p>
-      <w:pPr/>
-      <w:r>
-        <w:rPr>
-          <w:lang w:val="pt_PT" w:bidi="pt_PT"/>
-        </w:rPr>
-      </w:r>
-      <w:r>
-        <w:rPr>
-          <w:b/>
-          <w:lang w:val="pt_PT" w:bidi="pt_PT"/>
-        </w:rPr>
         <w:t>"como o único Senhor de tudo".</w:t>
       </w:r>
     </w:p>
@@ -6868,21 +5940,6 @@
           <w:b/>
           <w:lang w:val="pt_PT" w:bidi="pt_PT"/>
         </w:rPr>
-        <w:t>τὸ σῶμα αὐτοῦ</w:t>
-      </w:r>
-    </w:p>
-    <w:p>
-      <w:pPr/>
-      <w:r>
-        <w:rPr>
-          <w:lang w:val="pt_PT" w:bidi="pt_PT"/>
-        </w:rPr>
-      </w:r>
-      <w:r>
-        <w:rPr>
-          <w:b/>
-          <w:lang w:val="pt_PT" w:bidi="pt_PT"/>
-        </w:rPr>
         <w:t>"A Igreja é o corpo de Cristo".</w:t>
       </w:r>
     </w:p>
@@ -6979,21 +6036,6 @@
           <w:b/>
           <w:lang w:val="pt_PT" w:bidi="pt_PT"/>
         </w:rPr>
-        <w:t>τὸ πλήρωμα τοῦ τὰ πάντα ἐν πᾶσιν πληρουμένου</w:t>
-      </w:r>
-    </w:p>
-    <w:p>
-      <w:pPr/>
-      <w:r>
-        <w:rPr>
-          <w:lang w:val="pt_PT" w:bidi="pt_PT"/>
-        </w:rPr>
-      </w:r>
-      <w:r>
-        <w:rPr>
-          <w:b/>
-          <w:lang w:val="pt_PT" w:bidi="pt_PT"/>
-        </w:rPr>
         <w:t>"o qual completa todas as coisas em todos os lugares".</w:t>
       </w:r>
     </w:p>
@@ -7057,21 +6099,6 @@
           <w:b/>
           <w:lang w:val="pt_PT" w:bidi="pt_PT"/>
         </w:rPr>
-        <w:t>τὸ πλήρωμα</w:t>
-      </w:r>
-    </w:p>
-    <w:p>
-      <w:pPr/>
-      <w:r>
-        <w:rPr>
-          <w:lang w:val="pt_PT" w:bidi="pt_PT"/>
-        </w:rPr>
-      </w:r>
-      <w:r>
-        <w:rPr>
-          <w:b/>
-          <w:lang w:val="pt_PT" w:bidi="pt_PT"/>
-        </w:rPr>
         <w:t>"completa todas as coisas em todos os lugares".</w:t>
       </w:r>
     </w:p>
@@ -7191,21 +6218,6 @@
           <w:b/>
           <w:lang w:val="pt_PT" w:bidi="pt_PT"/>
         </w:rPr>
-        <w:t>ὑμᾶς ὄντας νεκροὺς τοῖς παραπτώμασιν καὶ ταῖς ἁμαρτίαις ὑμῶν</w:t>
-      </w:r>
-    </w:p>
-    <w:p>
-      <w:pPr/>
-      <w:r>
-        <w:rPr>
-          <w:lang w:val="pt_PT" w:bidi="pt_PT"/>
-        </w:rPr>
-      </w:r>
-      <w:r>
-        <w:rPr>
-          <w:b/>
-          <w:lang w:val="pt_PT" w:bidi="pt_PT"/>
-        </w:rPr>
         <w:t>"vocês estavam espiritualmente mortos".</w:t>
       </w:r>
     </w:p>
@@ -7302,21 +6314,6 @@
           <w:b/>
           <w:lang w:val="pt_PT" w:bidi="pt_PT"/>
         </w:rPr>
-        <w:t>τοῖς παραπτώμασιν καὶ ταῖς ἁμαρτίαις ὑμῶν</w:t>
-      </w:r>
-    </w:p>
-    <w:p>
-      <w:pPr/>
-      <w:r>
-        <w:rPr>
-          <w:lang w:val="pt_PT" w:bidi="pt_PT"/>
-        </w:rPr>
-      </w:r>
-      <w:r>
-        <w:rPr>
-          <w:b/>
-          <w:lang w:val="pt_PT" w:bidi="pt_PT"/>
-        </w:rPr>
         <w:t>"por terem desobedecido a Deus e por terem cometido pecados".</w:t>
       </w:r>
     </w:p>
@@ -7426,21 +6423,6 @@
           <w:b/>
           <w:lang w:val="pt_PT" w:bidi="pt_PT"/>
         </w:rPr>
-        <w:t>τοῖς παραπτώμασιν καὶ ταῖς ἁμαρτίαις ὑμῶν</w:t>
-      </w:r>
-    </w:p>
-    <w:p>
-      <w:pPr/>
-      <w:r>
-        <w:rPr>
-          <w:lang w:val="pt_PT" w:bidi="pt_PT"/>
-        </w:rPr>
-      </w:r>
-      <w:r>
-        <w:rPr>
-          <w:b/>
-          <w:lang w:val="pt_PT" w:bidi="pt_PT"/>
-        </w:rPr>
         <w:t>"por terem desobedecido a Deus e por terem cometido pecados".</w:t>
       </w:r>
     </w:p>
@@ -7563,21 +6545,6 @@
           <w:b/>
           <w:lang w:val="pt_PT" w:bidi="pt_PT"/>
         </w:rPr>
-        <w:t>ἐν αἷς ποτε περιεπατήσατε</w:t>
-      </w:r>
-    </w:p>
-    <w:p>
-      <w:pPr/>
-      <w:r>
-        <w:rPr>
-          <w:lang w:val="pt_PT" w:bidi="pt_PT"/>
-        </w:rPr>
-      </w:r>
-      <w:r>
-        <w:rPr>
-          <w:b/>
-          <w:lang w:val="pt_PT" w:bidi="pt_PT"/>
-        </w:rPr>
         <w:t>"Naquele tempo vocês seguiam o mau caminho deste mundo".</w:t>
       </w:r>
     </w:p>
@@ -7661,21 +6628,6 @@
           <w:b/>
           <w:lang w:val="pt_PT" w:bidi="pt_PT"/>
         </w:rPr>
-        <w:t>κατὰ τὸν αἰῶνα τοῦ κόσμου τούτου</w:t>
-      </w:r>
-    </w:p>
-    <w:p>
-      <w:pPr/>
-      <w:r>
-        <w:rPr>
-          <w:lang w:val="pt_PT" w:bidi="pt_PT"/>
-        </w:rPr>
-      </w:r>
-      <w:r>
-        <w:rPr>
-          <w:b/>
-          <w:lang w:val="pt_PT" w:bidi="pt_PT"/>
-        </w:rPr>
         <w:t>"o mau caminho deste mundo".</w:t>
       </w:r>
     </w:p>
@@ -7835,21 +6787,6 @@
           <w:b/>
           <w:lang w:val="pt_PT" w:bidi="pt_PT"/>
         </w:rPr>
-        <w:t>τοῦ πνεύματος τοῦ νῦν ἐνεργοῦντος</w:t>
-      </w:r>
-    </w:p>
-    <w:p>
-      <w:pPr/>
-      <w:r>
-        <w:rPr>
-          <w:lang w:val="pt_PT" w:bidi="pt_PT"/>
-        </w:rPr>
-      </w:r>
-      <w:r>
-        <w:rPr>
-          <w:b/>
-          <w:lang w:val="pt_PT" w:bidi="pt_PT"/>
-        </w:rPr>
         <w:t>"o espírito que agora controla os que desobedecem a Deus".</w:t>
       </w:r>
     </w:p>
@@ -7913,21 +6850,6 @@
           <w:b/>
           <w:lang w:val="pt_PT" w:bidi="pt_PT"/>
         </w:rPr>
-        <w:t>τοῖς υἱοῖς τῆς ἀπειθείας</w:t>
-      </w:r>
-    </w:p>
-    <w:p>
-      <w:pPr/>
-      <w:r>
-        <w:rPr>
-          <w:lang w:val="pt_PT" w:bidi="pt_PT"/>
-        </w:rPr>
-      </w:r>
-      <w:r>
-        <w:rPr>
-          <w:b/>
-          <w:lang w:val="pt_PT" w:bidi="pt_PT"/>
-        </w:rPr>
         <w:t>"os que desobedecem a Deus".</w:t>
       </w:r>
     </w:p>
@@ -8011,21 +6933,6 @@
           <w:b/>
           <w:lang w:val="pt_PT" w:bidi="pt_PT"/>
         </w:rPr>
-        <w:t>τὰ θελήματα τῆς σαρκὸς καὶ τῶν διανοιῶν</w:t>
-      </w:r>
-    </w:p>
-    <w:p>
-      <w:pPr/>
-      <w:r>
-        <w:rPr>
-          <w:lang w:val="pt_PT" w:bidi="pt_PT"/>
-        </w:rPr>
-      </w:r>
-      <w:r>
-        <w:rPr>
-          <w:b/>
-          <w:lang w:val="pt_PT" w:bidi="pt_PT"/>
-        </w:rPr>
         <w:t>"e vivíamos de acordo com a nossa natureza humana".</w:t>
       </w:r>
     </w:p>
@@ -8148,21 +7055,6 @@
           <w:b/>
           <w:lang w:val="pt_PT" w:bidi="pt_PT"/>
         </w:rPr>
-        <w:t>τέκνα &amp; ὀργῆς</w:t>
-      </w:r>
-    </w:p>
-    <w:p>
-      <w:pPr/>
-      <w:r>
-        <w:rPr>
-          <w:lang w:val="pt_PT" w:bidi="pt_PT"/>
-        </w:rPr>
-      </w:r>
-      <w:r>
-        <w:rPr>
-          <w:b/>
-          <w:lang w:val="pt_PT" w:bidi="pt_PT"/>
-        </w:rPr>
         <w:t>"vivíamos de acordo com a nossa natureza humana".</w:t>
       </w:r>
     </w:p>
@@ -8259,21 +7151,6 @@
           <w:b/>
           <w:lang w:val="pt_PT" w:bidi="pt_PT"/>
         </w:rPr>
-        <w:t>δὲ</w:t>
-      </w:r>
-    </w:p>
-    <w:p>
-      <w:pPr/>
-      <w:r>
-        <w:rPr>
-          <w:lang w:val="pt_PT" w:bidi="pt_PT"/>
-        </w:rPr>
-      </w:r>
-      <w:r>
-        <w:rPr>
-          <w:b/>
-          <w:lang w:val="pt_PT" w:bidi="pt_PT"/>
-        </w:rPr>
         <w:t>"Mas a misericórdia de Deus".</w:t>
       </w:r>
     </w:p>
@@ -8370,21 +7247,6 @@
           <w:b/>
           <w:lang w:val="pt_PT" w:bidi="pt_PT"/>
         </w:rPr>
-        <w:t>Θεὸς πλούσιος ὢν ἐν ἐλέει</w:t>
-      </w:r>
-    </w:p>
-    <w:p>
-      <w:pPr/>
-      <w:r>
-        <w:rPr>
-          <w:lang w:val="pt_PT" w:bidi="pt_PT"/>
-        </w:rPr>
-      </w:r>
-      <w:r>
-        <w:rPr>
-          <w:b/>
-          <w:lang w:val="pt_PT" w:bidi="pt_PT"/>
-        </w:rPr>
         <w:t>"a misericórdia de Deus é muito grande".</w:t>
       </w:r>
     </w:p>
@@ -8481,21 +7343,6 @@
           <w:b/>
           <w:lang w:val="pt_PT" w:bidi="pt_PT"/>
         </w:rPr>
-        <w:t>διὰ τὴν πολλὴν ἀγάπην αὐτοῦ, ἣν ἠγάπησεν ἡμᾶς</w:t>
-      </w:r>
-    </w:p>
-    <w:p>
-      <w:pPr/>
-      <w:r>
-        <w:rPr>
-          <w:lang w:val="pt_PT" w:bidi="pt_PT"/>
-        </w:rPr>
-      </w:r>
-      <w:r>
-        <w:rPr>
-          <w:b/>
-          <w:lang w:val="pt_PT" w:bidi="pt_PT"/>
-        </w:rPr>
         <w:t>"e o seu amor por nós é tanto".</w:t>
       </w:r>
     </w:p>
@@ -8592,21 +7439,6 @@
           <w:b/>
           <w:lang w:val="pt_PT" w:bidi="pt_PT"/>
         </w:rPr>
-        <w:t>χάριτί ἐστε σεσῳσμένοι</w:t>
-      </w:r>
-    </w:p>
-    <w:p>
-      <w:pPr/>
-      <w:r>
-        <w:rPr>
-          <w:lang w:val="pt_PT" w:bidi="pt_PT"/>
-        </w:rPr>
-      </w:r>
-      <w:r>
-        <w:rPr>
-          <w:b/>
-          <w:lang w:val="pt_PT" w:bidi="pt_PT"/>
-        </w:rPr>
         <w:t>"Pela graça de Deus vocês são salvos".</w:t>
       </w:r>
     </w:p>
@@ -8690,21 +7522,6 @@
           <w:b/>
           <w:lang w:val="pt_PT" w:bidi="pt_PT"/>
         </w:rPr>
-        <w:t>χάριτί ἐστε σεσῳσμένοι</w:t>
-      </w:r>
-    </w:p>
-    <w:p>
-      <w:pPr/>
-      <w:r>
-        <w:rPr>
-          <w:lang w:val="pt_PT" w:bidi="pt_PT"/>
-        </w:rPr>
-      </w:r>
-      <w:r>
-        <w:rPr>
-          <w:b/>
-          <w:lang w:val="pt_PT" w:bidi="pt_PT"/>
-        </w:rPr>
         <w:t>"pela graça de Deus vocês são salvos".</w:t>
       </w:r>
     </w:p>
@@ -8801,21 +7618,6 @@
           <w:b/>
           <w:lang w:val="pt_PT" w:bidi="pt_PT"/>
         </w:rPr>
-        <w:t>συνήγειρεν</w:t>
-      </w:r>
-    </w:p>
-    <w:p>
-      <w:pPr/>
-      <w:r>
-        <w:rPr>
-          <w:lang w:val="pt_PT" w:bidi="pt_PT"/>
-        </w:rPr>
-      </w:r>
-      <w:r>
-        <w:rPr>
-          <w:b/>
-          <w:lang w:val="pt_PT" w:bidi="pt_PT"/>
-        </w:rPr>
         <w:t>"Deus nos ressuscitou com ele".</w:t>
       </w:r>
     </w:p>
@@ -8912,21 +7714,6 @@
           <w:b/>
           <w:lang w:val="pt_PT" w:bidi="pt_PT"/>
         </w:rPr>
-        <w:t>συνήγειρεν</w:t>
-      </w:r>
-    </w:p>
-    <w:p>
-      <w:pPr/>
-      <w:r>
-        <w:rPr>
-          <w:lang w:val="pt_PT" w:bidi="pt_PT"/>
-        </w:rPr>
-      </w:r>
-      <w:r>
-        <w:rPr>
-          <w:b/>
-          <w:lang w:val="pt_PT" w:bidi="pt_PT"/>
-        </w:rPr>
         <w:t>"Deus nos ressuscitou com ele".</w:t>
       </w:r>
     </w:p>
@@ -9010,21 +7797,6 @@
           <w:b/>
           <w:lang w:val="pt_PT" w:bidi="pt_PT"/>
         </w:rPr>
-        <w:t>συνεκάθισεν</w:t>
-      </w:r>
-    </w:p>
-    <w:p>
-      <w:pPr/>
-      <w:r>
-        <w:rPr>
-          <w:lang w:val="pt_PT" w:bidi="pt_PT"/>
-        </w:rPr>
-      </w:r>
-      <w:r>
-        <w:rPr>
-          <w:b/>
-          <w:lang w:val="pt_PT" w:bidi="pt_PT"/>
-        </w:rPr>
         <w:t>"para reinarmos com ele na mundo celestial".</w:t>
       </w:r>
     </w:p>
@@ -9120,21 +7892,6 @@
         <w:rPr>
           <w:lang w:val="pt_PT" w:bidi="pt_PT"/>
         </w:rPr>
-      </w:r>
-    </w:p>
-    <w:p>
-      <w:pPr/>
-      <w:r>
-        <w:rPr>
-          <w:lang w:val="pt_PT" w:bidi="pt_PT"/>
-        </w:rPr>
-      </w:r>
-      <w:r>
-        <w:rPr>
-          <w:b/>
-          <w:lang w:val="pt_PT" w:bidi="pt_PT"/>
-        </w:rPr>
-        <w:t>ἐν τοῖς ἐπουρανίοις</w:t>
       </w:r>
     </w:p>
     <w:p>
@@ -9243,21 +8000,6 @@
           <w:b/>
           <w:lang w:val="pt_PT" w:bidi="pt_PT"/>
         </w:rPr>
-        <w:t>ἐν Χριστῷ Ἰησοῦ</w:t>
-      </w:r>
-    </w:p>
-    <w:p>
-      <w:pPr/>
-      <w:r>
-        <w:rPr>
-          <w:lang w:val="pt_PT" w:bidi="pt_PT"/>
-        </w:rPr>
-      </w:r>
-      <w:r>
-        <w:rPr>
-          <w:b/>
-          <w:lang w:val="pt_PT" w:bidi="pt_PT"/>
-        </w:rPr>
         <w:t>"Por estarmos unidos com Cristo Jesus".</w:t>
       </w:r>
     </w:p>
@@ -9334,21 +8076,6 @@
           <w:b/>
           <w:lang w:val="pt_PT" w:bidi="pt_PT"/>
         </w:rPr>
-        <w:t>ἵνα</w:t>
-      </w:r>
-    </w:p>
-    <w:p>
-      <w:pPr/>
-      <w:r>
-        <w:rPr>
-          <w:lang w:val="pt_PT" w:bidi="pt_PT"/>
-        </w:rPr>
-      </w:r>
-      <w:r>
-        <w:rPr>
-          <w:b/>
-          <w:lang w:val="pt_PT" w:bidi="pt_PT"/>
-        </w:rPr>
         <w:t>"Deus fez isso para mostrar".</w:t>
       </w:r>
     </w:p>
@@ -9445,21 +8172,6 @@
           <w:b/>
           <w:lang w:val="pt_PT" w:bidi="pt_PT"/>
         </w:rPr>
-        <w:t>ἐν τοῖς αἰῶσιν, τοῖς ἐπερχομένοις</w:t>
-      </w:r>
-    </w:p>
-    <w:p>
-      <w:pPr/>
-      <w:r>
-        <w:rPr>
-          <w:lang w:val="pt_PT" w:bidi="pt_PT"/>
-        </w:rPr>
-      </w:r>
-      <w:r>
-        <w:rPr>
-          <w:b/>
-          <w:lang w:val="pt_PT" w:bidi="pt_PT"/>
-        </w:rPr>
         <w:t>"em todos os tempos do futuro".</w:t>
       </w:r>
     </w:p>
@@ -9523,21 +8235,6 @@
           <w:b/>
           <w:lang w:val="pt_PT" w:bidi="pt_PT"/>
         </w:rPr>
-        <w:t>γὰρ</w:t>
-      </w:r>
-    </w:p>
-    <w:p>
-      <w:pPr/>
-      <w:r>
-        <w:rPr>
-          <w:lang w:val="pt_PT" w:bidi="pt_PT"/>
-        </w:rPr>
-      </w:r>
-      <w:r>
-        <w:rPr>
-          <w:b/>
-          <w:lang w:val="pt_PT" w:bidi="pt_PT"/>
-        </w:rPr>
         <w:t>"Pois pela graça de Deus".</w:t>
       </w:r>
     </w:p>
@@ -9620,21 +8317,6 @@
         <w:rPr>
           <w:lang w:val="pt_PT" w:bidi="pt_PT"/>
         </w:rPr>
-      </w:r>
-    </w:p>
-    <w:p>
-      <w:pPr/>
-      <w:r>
-        <w:rPr>
-          <w:lang w:val="pt_PT" w:bidi="pt_PT"/>
-        </w:rPr>
-      </w:r>
-      <w:r>
-        <w:rPr>
-          <w:b/>
-          <w:lang w:val="pt_PT" w:bidi="pt_PT"/>
-        </w:rPr>
-        <w:t>τῇ γὰρ χάριτί ἐστε σεσῳσμένοι διὰ πίστεως</w:t>
       </w:r>
     </w:p>
     <w:p>
@@ -9833,21 +8515,6 @@
           <w:b/>
           <w:lang w:val="pt_PT" w:bidi="pt_PT"/>
         </w:rPr>
-        <w:t>τοῦτο</w:t>
-      </w:r>
-    </w:p>
-    <w:p>
-      <w:pPr/>
-      <w:r>
-        <w:rPr>
-          <w:lang w:val="pt_PT" w:bidi="pt_PT"/>
-        </w:rPr>
-      </w:r>
-      <w:r>
-        <w:rPr>
-          <w:b/>
-          <w:lang w:val="pt_PT" w:bidi="pt_PT"/>
-        </w:rPr>
         <w:t>"Isso não vem de vocês".</w:t>
       </w:r>
     </w:p>
@@ -10096,21 +8763,6 @@
           <w:b/>
           <w:lang w:val="pt_PT" w:bidi="pt_PT"/>
         </w:rPr>
-        <w:t>γάρ</w:t>
-      </w:r>
-    </w:p>
-    <w:p>
-      <w:pPr/>
-      <w:r>
-        <w:rPr>
-          <w:lang w:val="pt_PT" w:bidi="pt_PT"/>
-        </w:rPr>
-      </w:r>
-      <w:r>
-        <w:rPr>
-          <w:b/>
-          <w:lang w:val="pt_PT" w:bidi="pt_PT"/>
-        </w:rPr>
         <w:t>"Pois foi Deus quem nos fez".</w:t>
       </w:r>
     </w:p>
@@ -10207,21 +8859,6 @@
           <w:b/>
           <w:lang w:val="pt_PT" w:bidi="pt_PT"/>
         </w:rPr>
-        <w:t>ἐν Χριστῷ Ἰησοῦ</w:t>
-      </w:r>
-    </w:p>
-    <w:p>
-      <w:pPr/>
-      <w:r>
-        <w:rPr>
-          <w:lang w:val="pt_PT" w:bidi="pt_PT"/>
-        </w:rPr>
-      </w:r>
-      <w:r>
-        <w:rPr>
-          <w:b/>
-          <w:lang w:val="pt_PT" w:bidi="pt_PT"/>
-        </w:rPr>
         <w:t>"com Cristo Jesus".</w:t>
       </w:r>
     </w:p>
@@ -10298,21 +8935,6 @@
           <w:b/>
           <w:lang w:val="pt_PT" w:bidi="pt_PT"/>
         </w:rPr>
-        <w:t>ἵνα</w:t>
-      </w:r>
-    </w:p>
-    <w:p>
-      <w:pPr/>
-      <w:r>
-        <w:rPr>
-          <w:lang w:val="pt_PT" w:bidi="pt_PT"/>
-        </w:rPr>
-      </w:r>
-      <w:r>
-        <w:rPr>
-          <w:b/>
-          <w:lang w:val="pt_PT" w:bidi="pt_PT"/>
-        </w:rPr>
         <w:t>"para que fizéssemos as boas obras".</w:t>
       </w:r>
     </w:p>
@@ -10409,21 +9031,6 @@
           <w:b/>
           <w:lang w:val="pt_PT" w:bidi="pt_PT"/>
         </w:rPr>
-        <w:t>ἐν αὐτοῖς περιπατήσωμεν</w:t>
-      </w:r>
-    </w:p>
-    <w:p>
-      <w:pPr/>
-      <w:r>
-        <w:rPr>
-          <w:lang w:val="pt_PT" w:bidi="pt_PT"/>
-        </w:rPr>
-      </w:r>
-      <w:r>
-        <w:rPr>
-          <w:b/>
-          <w:lang w:val="pt_PT" w:bidi="pt_PT"/>
-        </w:rPr>
         <w:t>"que ele já havia preparado para nós".</w:t>
       </w:r>
     </w:p>
@@ -10546,21 +9153,6 @@
           <w:b/>
           <w:lang w:val="pt_PT" w:bidi="pt_PT"/>
         </w:rPr>
-        <w:t>διὸ</w:t>
-      </w:r>
-    </w:p>
-    <w:p>
-      <w:pPr/>
-      <w:r>
-        <w:rPr>
-          <w:lang w:val="pt_PT" w:bidi="pt_PT"/>
-        </w:rPr>
-      </w:r>
-      <w:r>
-        <w:rPr>
-          <w:b/>
-          <w:lang w:val="pt_PT" w:bidi="pt_PT"/>
-        </w:rPr>
         <w:t>"Lembrem que vocês".</w:t>
       </w:r>
     </w:p>
@@ -10733,21 +9325,6 @@
           <w:b/>
           <w:lang w:val="pt_PT" w:bidi="pt_PT"/>
         </w:rPr>
-        <w:t>τὰ ἔθνη ἐν σαρκί</w:t>
-      </w:r>
-    </w:p>
-    <w:p>
-      <w:pPr/>
-      <w:r>
-        <w:rPr>
-          <w:lang w:val="pt_PT" w:bidi="pt_PT"/>
-        </w:rPr>
-      </w:r>
-      <w:r>
-        <w:rPr>
-          <w:b/>
-          <w:lang w:val="pt_PT" w:bidi="pt_PT"/>
-        </w:rPr>
         <w:t>"os não judeus, eram chamdados incircuncidados".</w:t>
       </w:r>
     </w:p>
@@ -10857,21 +9434,6 @@
           <w:b/>
           <w:lang w:val="pt_PT" w:bidi="pt_PT"/>
         </w:rPr>
-        <w:t>ἀκροβυστία</w:t>
-      </w:r>
-    </w:p>
-    <w:p>
-      <w:pPr/>
-      <w:r>
-        <w:rPr>
-          <w:lang w:val="pt_PT" w:bidi="pt_PT"/>
-        </w:rPr>
-      </w:r>
-      <w:r>
-        <w:rPr>
-          <w:b/>
-          <w:lang w:val="pt_PT" w:bidi="pt_PT"/>
-        </w:rPr>
         <w:t>"eram chamados incircuncidados".</w:t>
       </w:r>
     </w:p>
@@ -10955,21 +9517,6 @@
           <w:b/>
           <w:lang w:val="pt_PT" w:bidi="pt_PT"/>
         </w:rPr>
-        <w:t>περιτομῆς</w:t>
-      </w:r>
-    </w:p>
-    <w:p>
-      <w:pPr/>
-      <w:r>
-        <w:rPr>
-          <w:lang w:val="pt_PT" w:bidi="pt_PT"/>
-        </w:rPr>
-      </w:r>
-      <w:r>
-        <w:rPr>
-          <w:b/>
-          <w:lang w:val="pt_PT" w:bidi="pt_PT"/>
-        </w:rPr>
         <w:t>"que chamam a si mesmos de circuncidados".</w:t>
       </w:r>
     </w:p>
@@ -11066,21 +9613,6 @@
           <w:b/>
           <w:lang w:val="pt_PT" w:bidi="pt_PT"/>
         </w:rPr>
-        <w:t>ὑπὸ τῆς λεγομένης</w:t>
-      </w:r>
-    </w:p>
-    <w:p>
-      <w:pPr/>
-      <w:r>
-        <w:rPr>
-          <w:lang w:val="pt_PT" w:bidi="pt_PT"/>
-        </w:rPr>
-      </w:r>
-      <w:r>
-        <w:rPr>
-          <w:b/>
-          <w:lang w:val="pt_PT" w:bidi="pt_PT"/>
-        </w:rPr>
         <w:t>"eram chamados de".</w:t>
       </w:r>
     </w:p>
@@ -11227,21 +9759,6 @@
           <w:b/>
           <w:lang w:val="pt_PT" w:bidi="pt_PT"/>
         </w:rPr>
-        <w:t>ὅτι</w:t>
-      </w:r>
-    </w:p>
-    <w:p>
-      <w:pPr/>
-      <w:r>
-        <w:rPr>
-          <w:lang w:val="pt_PT" w:bidi="pt_PT"/>
-        </w:rPr>
-      </w:r>
-      <w:r>
-        <w:rPr>
-          <w:b/>
-          <w:lang w:val="pt_PT" w:bidi="pt_PT"/>
-        </w:rPr>
         <w:t>"Naquele tempo vocês estavam separados de Cristo".</w:t>
       </w:r>
     </w:p>
@@ -11351,21 +9868,6 @@
           <w:b/>
           <w:lang w:val="pt_PT" w:bidi="pt_PT"/>
         </w:rPr>
-        <w:t>χωρὶς Χριστοῦ</w:t>
-      </w:r>
-    </w:p>
-    <w:p>
-      <w:pPr/>
-      <w:r>
-        <w:rPr>
-          <w:lang w:val="pt_PT" w:bidi="pt_PT"/>
-        </w:rPr>
-      </w:r>
-      <w:r>
-        <w:rPr>
-          <w:b/>
-          <w:lang w:val="pt_PT" w:bidi="pt_PT"/>
-        </w:rPr>
         <w:t>"vocês estavam separados de Cristo".</w:t>
       </w:r>
     </w:p>
@@ -11429,21 +9931,6 @@
           <w:b/>
           <w:lang w:val="pt_PT" w:bidi="pt_PT"/>
         </w:rPr>
-        <w:t>ξένοι τῶν διαθηκῶν τῆς ἐπαγγελίας</w:t>
-      </w:r>
-    </w:p>
-    <w:p>
-      <w:pPr/>
-      <w:r>
-        <w:rPr>
-          <w:lang w:val="pt_PT" w:bidi="pt_PT"/>
-        </w:rPr>
-      </w:r>
-      <w:r>
-        <w:rPr>
-          <w:b/>
-          <w:lang w:val="pt_PT" w:bidi="pt_PT"/>
-        </w:rPr>
         <w:t>"</w:t>
       </w:r>
       <w:r>
@@ -11580,21 +10067,6 @@
           <w:b/>
           <w:lang w:val="pt_PT" w:bidi="pt_PT"/>
         </w:rPr>
-        <w:t>δὲ</w:t>
-      </w:r>
-    </w:p>
-    <w:p>
-      <w:pPr/>
-      <w:r>
-        <w:rPr>
-          <w:lang w:val="pt_PT" w:bidi="pt_PT"/>
-        </w:rPr>
-      </w:r>
-      <w:r>
-        <w:rPr>
-          <w:b/>
-          <w:lang w:val="pt_PT" w:bidi="pt_PT"/>
-        </w:rPr>
         <w:t>"Mas agora, unidos com Cristo Jesus".</w:t>
       </w:r>
     </w:p>
@@ -11691,21 +10163,6 @@
           <w:b/>
           <w:lang w:val="pt_PT" w:bidi="pt_PT"/>
         </w:rPr>
-        <w:t>ὑμεῖς οἵ ποτε ὄντες μακρὰν, ἐγενήθητε ἐγγὺς ἐν τῷ αἵματι τοῦ Χριστοῦ</w:t>
-      </w:r>
-    </w:p>
-    <w:p>
-      <w:pPr/>
-      <w:r>
-        <w:rPr>
-          <w:lang w:val="pt_PT" w:bidi="pt_PT"/>
-        </w:rPr>
-      </w:r>
-      <w:r>
-        <w:rPr>
-          <w:b/>
-          <w:lang w:val="pt_PT" w:bidi="pt_PT"/>
-        </w:rPr>
         <w:t>"vocês, que estavam longe de Deus, foram trazidos para perto dele pela morte de Cristo na cruz".</w:t>
       </w:r>
     </w:p>
@@ -11828,21 +10285,6 @@
           <w:b/>
           <w:lang w:val="pt_PT" w:bidi="pt_PT"/>
         </w:rPr>
-        <w:t>ἐν τῷ αἵματι τοῦ Χριστοῦ</w:t>
-      </w:r>
-    </w:p>
-    <w:p>
-      <w:pPr/>
-      <w:r>
-        <w:rPr>
-          <w:lang w:val="pt_PT" w:bidi="pt_PT"/>
-        </w:rPr>
-      </w:r>
-      <w:r>
-        <w:rPr>
-          <w:b/>
-          <w:lang w:val="pt_PT" w:bidi="pt_PT"/>
-        </w:rPr>
         <w:t>"pela morte de Cristo na cruz".</w:t>
       </w:r>
     </w:p>
@@ -11952,21 +10394,6 @@
           <w:b/>
           <w:lang w:val="pt_PT" w:bidi="pt_PT"/>
         </w:rPr>
-        <w:t>γάρ</w:t>
-      </w:r>
-    </w:p>
-    <w:p>
-      <w:pPr/>
-      <w:r>
-        <w:rPr>
-          <w:lang w:val="pt_PT" w:bidi="pt_PT"/>
-        </w:rPr>
-      </w:r>
-      <w:r>
-        <w:rPr>
-          <w:b/>
-          <w:lang w:val="pt_PT" w:bidi="pt_PT"/>
-        </w:rPr>
         <w:t>"Pois foi Cristo quem nos trouxe a paz".</w:t>
       </w:r>
     </w:p>
@@ -12063,21 +10490,6 @@
           <w:b/>
           <w:lang w:val="pt_PT" w:bidi="pt_PT"/>
         </w:rPr>
-        <w:t>αὐτὸς &amp; ἐστιν ἡ εἰρήνη ἡμῶν</w:t>
-      </w:r>
-    </w:p>
-    <w:p>
-      <w:pPr/>
-      <w:r>
-        <w:rPr>
-          <w:lang w:val="pt_PT" w:bidi="pt_PT"/>
-        </w:rPr>
-      </w:r>
-      <w:r>
-        <w:rPr>
-          <w:b/>
-          <w:lang w:val="pt_PT" w:bidi="pt_PT"/>
-        </w:rPr>
         <w:t>"foi Cristo quem nos trouxe a paz".</w:t>
       </w:r>
     </w:p>
@@ -12141,21 +10553,6 @@
           <w:b/>
           <w:lang w:val="pt_PT" w:bidi="pt_PT"/>
         </w:rPr>
-        <w:t>ἡ εἰρήνη ἡμῶν</w:t>
-      </w:r>
-    </w:p>
-    <w:p>
-      <w:pPr/>
-      <w:r>
-        <w:rPr>
-          <w:lang w:val="pt_PT" w:bidi="pt_PT"/>
-        </w:rPr>
-      </w:r>
-      <w:r>
-        <w:rPr>
-          <w:b/>
-          <w:lang w:val="pt_PT" w:bidi="pt_PT"/>
-        </w:rPr>
         <w:t>"nos trouxe a paz".</w:t>
       </w:r>
     </w:p>
@@ -12252,21 +10649,6 @@
           <w:b/>
           <w:lang w:val="pt_PT" w:bidi="pt_PT"/>
         </w:rPr>
-        <w:t>ὁ ποιήσας τὰ ἀμφότερα ἓν</w:t>
-      </w:r>
-    </w:p>
-    <w:p>
-      <w:pPr/>
-      <w:r>
-        <w:rPr>
-          <w:lang w:val="pt_PT" w:bidi="pt_PT"/>
-        </w:rPr>
-      </w:r>
-      <w:r>
-        <w:rPr>
-          <w:b/>
-          <w:lang w:val="pt_PT" w:bidi="pt_PT"/>
-        </w:rPr>
         <w:t>"tornando os judeus e os não judeus um só povo".</w:t>
       </w:r>
     </w:p>
@@ -12330,21 +10712,6 @@
           <w:b/>
           <w:lang w:val="pt_PT" w:bidi="pt_PT"/>
         </w:rPr>
-        <w:t>ἐν τῇ σαρκὶ αὐτοῦ</w:t>
-      </w:r>
-    </w:p>
-    <w:p>
-      <w:pPr/>
-      <w:r>
-        <w:rPr>
-          <w:lang w:val="pt_PT" w:bidi="pt_PT"/>
-        </w:rPr>
-      </w:r>
-      <w:r>
-        <w:rPr>
-          <w:b/>
-          <w:lang w:val="pt_PT" w:bidi="pt_PT"/>
-        </w:rPr>
         <w:t>"Por meio do sacrifício do seu corpo".</w:t>
       </w:r>
     </w:p>
@@ -12454,21 +10821,6 @@
           <w:b/>
           <w:lang w:val="pt_PT" w:bidi="pt_PT"/>
         </w:rPr>
-        <w:t>τὸ μεσότοιχον τοῦ φραγμοῦ &amp; τὴν ἔχθραν</w:t>
-      </w:r>
-    </w:p>
-    <w:p>
-      <w:pPr/>
-      <w:r>
-        <w:rPr>
-          <w:lang w:val="pt_PT" w:bidi="pt_PT"/>
-        </w:rPr>
-      </w:r>
-      <w:r>
-        <w:rPr>
-          <w:b/>
-          <w:lang w:val="pt_PT" w:bidi="pt_PT"/>
-        </w:rPr>
         <w:t>"ele derrubou o muro de inimizade que separava os judeus dos não judeus".</w:t>
       </w:r>
     </w:p>
@@ -12641,21 +10993,6 @@
           <w:b/>
           <w:lang w:val="pt_PT" w:bidi="pt_PT"/>
         </w:rPr>
-        <w:t>ἵνα</w:t>
-      </w:r>
-    </w:p>
-    <w:p>
-      <w:pPr/>
-      <w:r>
-        <w:rPr>
-          <w:lang w:val="pt_PT" w:bidi="pt_PT"/>
-        </w:rPr>
-      </w:r>
-      <w:r>
-        <w:rPr>
-          <w:b/>
-          <w:lang w:val="pt_PT" w:bidi="pt_PT"/>
-        </w:rPr>
         <w:t>"Foi assim que".</w:t>
       </w:r>
     </w:p>
@@ -12752,21 +11089,6 @@
           <w:b/>
           <w:lang w:val="pt_PT" w:bidi="pt_PT"/>
         </w:rPr>
-        <w:t>ἕνα καινὸν ἄνθρωπον</w:t>
-      </w:r>
-    </w:p>
-    <w:p>
-      <w:pPr/>
-      <w:r>
-        <w:rPr>
-          <w:lang w:val="pt_PT" w:bidi="pt_PT"/>
-        </w:rPr>
-      </w:r>
-      <w:r>
-        <w:rPr>
-          <w:b/>
-          <w:lang w:val="pt_PT" w:bidi="pt_PT"/>
-        </w:rPr>
         <w:t>"e dos dois povos formou um só povo, novo e unido com ele".</w:t>
       </w:r>
     </w:p>
@@ -12863,21 +11185,6 @@
           <w:b/>
           <w:lang w:val="pt_PT" w:bidi="pt_PT"/>
         </w:rPr>
-        <w:t>ἐν αὑτῷ</w:t>
-      </w:r>
-    </w:p>
-    <w:p>
-      <w:pPr/>
-      <w:r>
-        <w:rPr>
-          <w:lang w:val="pt_PT" w:bidi="pt_PT"/>
-        </w:rPr>
-      </w:r>
-      <w:r>
-        <w:rPr>
-          <w:b/>
-          <w:lang w:val="pt_PT" w:bidi="pt_PT"/>
-        </w:rPr>
         <w:t>"unido com ele".</w:t>
       </w:r>
     </w:p>
@@ -12961,21 +11268,6 @@
           <w:b/>
           <w:lang w:val="pt_PT" w:bidi="pt_PT"/>
         </w:rPr>
-        <w:t>ἀποκαταλλάξῃ τοὺς ἀμφοτέρους</w:t>
-      </w:r>
-    </w:p>
-    <w:p>
-      <w:pPr/>
-      <w:r>
-        <w:rPr>
-          <w:lang w:val="pt_PT" w:bidi="pt_PT"/>
-        </w:rPr>
-      </w:r>
-      <w:r>
-        <w:rPr>
-          <w:b/>
-          <w:lang w:val="pt_PT" w:bidi="pt_PT"/>
-        </w:rPr>
         <w:t>"</w:t>
       </w:r>
       <w:r>
@@ -13053,21 +11345,6 @@
           <w:b/>
           <w:lang w:val="pt_PT" w:bidi="pt_PT"/>
         </w:rPr>
-        <w:t>ἐν ἑνὶ σώματι</w:t>
-      </w:r>
-    </w:p>
-    <w:p>
-      <w:pPr/>
-      <w:r>
-        <w:rPr>
-          <w:lang w:val="pt_PT" w:bidi="pt_PT"/>
-        </w:rPr>
-      </w:r>
-      <w:r>
-        <w:rPr>
-          <w:b/>
-          <w:lang w:val="pt_PT" w:bidi="pt_PT"/>
-        </w:rPr>
         <w:t>"ele os uniu em um só corpo".</w:t>
       </w:r>
     </w:p>
@@ -13164,21 +11441,6 @@
           <w:b/>
           <w:lang w:val="pt_PT" w:bidi="pt_PT"/>
         </w:rPr>
-        <w:t>διὰ τοῦ σταυροῦ</w:t>
-      </w:r>
-    </w:p>
-    <w:p>
-      <w:pPr/>
-      <w:r>
-        <w:rPr>
-          <w:lang w:val="pt_PT" w:bidi="pt_PT"/>
-        </w:rPr>
-      </w:r>
-      <w:r>
-        <w:rPr>
-          <w:b/>
-          <w:lang w:val="pt_PT" w:bidi="pt_PT"/>
-        </w:rPr>
         <w:t>"Por meio da cruz".</w:t>
       </w:r>
     </w:p>
@@ -13275,21 +11537,6 @@
           <w:b/>
           <w:lang w:val="pt_PT" w:bidi="pt_PT"/>
         </w:rPr>
-        <w:t>ἀποκτείνας τὴν ἔχθραν</w:t>
-      </w:r>
-    </w:p>
-    <w:p>
-      <w:pPr/>
-      <w:r>
-        <w:rPr>
-          <w:lang w:val="pt_PT" w:bidi="pt_PT"/>
-        </w:rPr>
-      </w:r>
-      <w:r>
-        <w:rPr>
-          <w:b/>
-          <w:lang w:val="pt_PT" w:bidi="pt_PT"/>
-        </w:rPr>
         <w:t>"Cristo destruiu a inimizade".</w:t>
       </w:r>
     </w:p>
@@ -13512,21 +11759,6 @@
           <w:b/>
           <w:lang w:val="pt_PT" w:bidi="pt_PT"/>
         </w:rPr>
-        <w:t>ὑμῖν τοῖς μακρὰν</w:t>
-      </w:r>
-    </w:p>
-    <w:p>
-      <w:pPr/>
-      <w:r>
-        <w:rPr>
-          <w:lang w:val="pt_PT" w:bidi="pt_PT"/>
-        </w:rPr>
-      </w:r>
-      <w:r>
-        <w:rPr>
-          <w:b/>
-          <w:lang w:val="pt_PT" w:bidi="pt_PT"/>
-        </w:rPr>
         <w:t>"tanto a vocês, os não judeus, que estavam longe de Deus".</w:t>
       </w:r>
     </w:p>
@@ -13610,21 +11842,6 @@
           <w:b/>
           <w:lang w:val="pt_PT" w:bidi="pt_PT"/>
         </w:rPr>
-        <w:t>τοῖς ἐγγύς</w:t>
-      </w:r>
-    </w:p>
-    <w:p>
-      <w:pPr/>
-      <w:r>
-        <w:rPr>
-          <w:lang w:val="pt_PT" w:bidi="pt_PT"/>
-        </w:rPr>
-      </w:r>
-      <w:r>
-        <w:rPr>
-          <w:b/>
-          <w:lang w:val="pt_PT" w:bidi="pt_PT"/>
-        </w:rPr>
         <w:t>"como aos judeus, que estavam perto dele".</w:t>
       </w:r>
     </w:p>
@@ -13804,21 +12021,6 @@
           <w:b/>
           <w:lang w:val="pt_PT" w:bidi="pt_PT"/>
         </w:rPr>
-        <w:t>ὅτι</w:t>
-      </w:r>
-    </w:p>
-    <w:p>
-      <w:pPr/>
-      <w:r>
-        <w:rPr>
-          <w:lang w:val="pt_PT" w:bidi="pt_PT"/>
-        </w:rPr>
-      </w:r>
-      <w:r>
-        <w:rPr>
-          <w:b/>
-          <w:lang w:val="pt_PT" w:bidi="pt_PT"/>
-        </w:rPr>
         <w:t>"É por meio de Cristo que todos nós".</w:t>
       </w:r>
     </w:p>
@@ -13991,21 +12193,6 @@
           <w:b/>
           <w:lang w:val="pt_PT" w:bidi="pt_PT"/>
         </w:rPr>
-        <w:t>ἄρα οὖν</w:t>
-      </w:r>
-    </w:p>
-    <w:p>
-      <w:pPr/>
-      <w:r>
-        <w:rPr>
-          <w:lang w:val="pt_PT" w:bidi="pt_PT"/>
-        </w:rPr>
-      </w:r>
-      <w:r>
-        <w:rPr>
-          <w:b/>
-          <w:lang w:val="pt_PT" w:bidi="pt_PT"/>
-        </w:rPr>
         <w:t>"Portanto, vocês, os não judeus".</w:t>
       </w:r>
     </w:p>
@@ -14102,21 +12289,6 @@
           <w:b/>
           <w:lang w:val="pt_PT" w:bidi="pt_PT"/>
         </w:rPr>
-        <w:t>ξένοι καὶ πάροικοι</w:t>
-      </w:r>
-    </w:p>
-    <w:p>
-      <w:pPr/>
-      <w:r>
-        <w:rPr>
-          <w:lang w:val="pt_PT" w:bidi="pt_PT"/>
-        </w:rPr>
-      </w:r>
-      <w:r>
-        <w:rPr>
-          <w:b/>
-          <w:lang w:val="pt_PT" w:bidi="pt_PT"/>
-        </w:rPr>
         <w:t>"estrangeiros nem visitantes".</w:t>
       </w:r>
     </w:p>
@@ -14226,21 +12398,6 @@
           <w:b/>
           <w:lang w:val="pt_PT" w:bidi="pt_PT"/>
         </w:rPr>
-        <w:t>ἀλλὰ</w:t>
-      </w:r>
-    </w:p>
-    <w:p>
-      <w:pPr/>
-      <w:r>
-        <w:rPr>
-          <w:lang w:val="pt_PT" w:bidi="pt_PT"/>
-        </w:rPr>
-      </w:r>
-      <w:r>
-        <w:rPr>
-          <w:b/>
-          <w:lang w:val="pt_PT" w:bidi="pt_PT"/>
-        </w:rPr>
         <w:t>"Agora vocês são".</w:t>
       </w:r>
     </w:p>
@@ -14337,21 +12494,6 @@
           <w:b/>
           <w:lang w:val="pt_PT" w:bidi="pt_PT"/>
         </w:rPr>
-        <w:t>ἐστὲ συνπολῖται τῶν ἁγίων καὶ οἰκεῖοι τοῦ Θεοῦ</w:t>
-      </w:r>
-    </w:p>
-    <w:p>
-      <w:pPr/>
-      <w:r>
-        <w:rPr>
-          <w:lang w:val="pt_PT" w:bidi="pt_PT"/>
-        </w:rPr>
-      </w:r>
-      <w:r>
-        <w:rPr>
-          <w:b/>
-          <w:lang w:val="pt_PT" w:bidi="pt_PT"/>
-        </w:rPr>
         <w:t>"vocês são cidadãos que pertencem ao povo de Deus e são membros da família dele".</w:t>
       </w:r>
     </w:p>
@@ -14448,21 +12590,6 @@
           <w:b/>
           <w:lang w:val="pt_PT" w:bidi="pt_PT"/>
         </w:rPr>
-        <w:t>ἐποικοδομηθέντες ἐπὶ τῷ θεμελίῳ</w:t>
-      </w:r>
-    </w:p>
-    <w:p>
-      <w:pPr/>
-      <w:r>
-        <w:rPr>
-          <w:lang w:val="pt_PT" w:bidi="pt_PT"/>
-        </w:rPr>
-      </w:r>
-      <w:r>
-        <w:rPr>
-          <w:b/>
-          <w:lang w:val="pt_PT" w:bidi="pt_PT"/>
-        </w:rPr>
         <w:t>"e estão construídos sobre o alicerce".</w:t>
       </w:r>
     </w:p>
@@ -14559,21 +12686,6 @@
           <w:b/>
           <w:lang w:val="pt_PT" w:bidi="pt_PT"/>
         </w:rPr>
-        <w:t>ἐποικοδομηθέντες</w:t>
-      </w:r>
-    </w:p>
-    <w:p>
-      <w:pPr/>
-      <w:r>
-        <w:rPr>
-          <w:lang w:val="pt_PT" w:bidi="pt_PT"/>
-        </w:rPr>
-      </w:r>
-      <w:r>
-        <w:rPr>
-          <w:b/>
-          <w:lang w:val="pt_PT" w:bidi="pt_PT"/>
-        </w:rPr>
         <w:t>"estão construídos sobre".</w:t>
       </w:r>
     </w:p>
@@ -14657,21 +12769,6 @@
           <w:b/>
           <w:lang w:val="pt_PT" w:bidi="pt_PT"/>
         </w:rPr>
-        <w:t>πᾶσα οἰκοδομὴ συναρμολογουμένη, αὔξει εἰς ναὸν ἅγιον</w:t>
-      </w:r>
-    </w:p>
-    <w:p>
-      <w:pPr/>
-      <w:r>
-        <w:rPr>
-          <w:lang w:val="pt_PT" w:bidi="pt_PT"/>
-        </w:rPr>
-      </w:r>
-      <w:r>
-        <w:rPr>
-          <w:b/>
-          <w:lang w:val="pt_PT" w:bidi="pt_PT"/>
-        </w:rPr>
         <w:t>"Ele mantém o edifício todo bem firme e faz com que cresça como um templo dedicado ao Senhor".</w:t>
       </w:r>
     </w:p>
@@ -14768,21 +12865,6 @@
           <w:b/>
           <w:lang w:val="pt_PT" w:bidi="pt_PT"/>
         </w:rPr>
-        <w:t>ἐν ᾧ &amp; ἐν Κυρίῳ</w:t>
-      </w:r>
-    </w:p>
-    <w:p>
-      <w:pPr/>
-      <w:r>
-        <w:rPr>
-          <w:lang w:val="pt_PT" w:bidi="pt_PT"/>
-        </w:rPr>
-      </w:r>
-      <w:r>
-        <w:rPr>
-          <w:b/>
-          <w:lang w:val="pt_PT" w:bidi="pt_PT"/>
-        </w:rPr>
         <w:t>"ao Senhor".</w:t>
       </w:r>
     </w:p>
@@ -14879,21 +12961,6 @@
           <w:b/>
           <w:lang w:val="pt_PT" w:bidi="pt_PT"/>
         </w:rPr>
-        <w:t>ἐν ᾧ</w:t>
-      </w:r>
-    </w:p>
-    <w:p>
-      <w:pPr/>
-      <w:r>
-        <w:rPr>
-          <w:lang w:val="pt_PT" w:bidi="pt_PT"/>
-        </w:rPr>
-      </w:r>
-      <w:r>
-        <w:rPr>
-          <w:b/>
-          <w:lang w:val="pt_PT" w:bidi="pt_PT"/>
-        </w:rPr>
         <w:t>"unidos com Cristo, estão sendo construídos".</w:t>
       </w:r>
     </w:p>
@@ -14977,21 +13044,6 @@
           <w:b/>
           <w:lang w:val="pt_PT" w:bidi="pt_PT"/>
         </w:rPr>
-        <w:t>καὶ ὑμεῖς συνοικοδομεῖσθε, εἰς κατοικητήριον τοῦ Θεοῦ ἐν Πνεύματι</w:t>
-      </w:r>
-    </w:p>
-    <w:p>
-      <w:pPr/>
-      <w:r>
-        <w:rPr>
-          <w:lang w:val="pt_PT" w:bidi="pt_PT"/>
-        </w:rPr>
-      </w:r>
-      <w:r>
-        <w:rPr>
-          <w:b/>
-          <w:lang w:val="pt_PT" w:bidi="pt_PT"/>
-        </w:rPr>
         <w:t>"Assim vocês também, unidos com Cristo, estão sendo construídos, juntos com os outros, para se tornarem uma casa onde Deus vive por meio do seu Espírito".</w:t>
       </w:r>
     </w:p>
@@ -15114,21 +13166,6 @@
           <w:b/>
           <w:lang w:val="pt_PT" w:bidi="pt_PT"/>
         </w:rPr>
-        <w:t>καὶ ὑμεῖς συνοικοδομεῖσθε</w:t>
-      </w:r>
-    </w:p>
-    <w:p>
-      <w:pPr/>
-      <w:r>
-        <w:rPr>
-          <w:lang w:val="pt_PT" w:bidi="pt_PT"/>
-        </w:rPr>
-      </w:r>
-      <w:r>
-        <w:rPr>
-          <w:b/>
-          <w:lang w:val="pt_PT" w:bidi="pt_PT"/>
-        </w:rPr>
         <w:t>"estão sendo construídos, junto com os outros".</w:t>
       </w:r>
     </w:p>
@@ -15364,21 +13401,6 @@
           <w:b/>
           <w:lang w:val="pt_PT" w:bidi="pt_PT"/>
         </w:rPr>
-        <w:t>τούτου χάριν</w:t>
-      </w:r>
-    </w:p>
-    <w:p>
-      <w:pPr/>
-      <w:r>
-        <w:rPr>
-          <w:lang w:val="pt_PT" w:bidi="pt_PT"/>
-        </w:rPr>
-      </w:r>
-      <w:r>
-        <w:rPr>
-          <w:b/>
-          <w:lang w:val="pt_PT" w:bidi="pt_PT"/>
-        </w:rPr>
         <w:t>"Por essa razão".</w:t>
       </w:r>
     </w:p>
@@ -15462,21 +13484,6 @@
           <w:b/>
           <w:lang w:val="pt_PT" w:bidi="pt_PT"/>
         </w:rPr>
-        <w:t>ὁ δέσμιος τοῦ Χριστοῦ Ἰησοῦ</w:t>
-      </w:r>
-    </w:p>
-    <w:p>
-      <w:pPr/>
-      <w:r>
-        <w:rPr>
-          <w:lang w:val="pt_PT" w:bidi="pt_PT"/>
-        </w:rPr>
-      </w:r>
-      <w:r>
-        <w:rPr>
-          <w:b/>
-          <w:lang w:val="pt_PT" w:bidi="pt_PT"/>
-        </w:rPr>
         <w:t>"que estou preso por causa de Cristo Jesus".</w:t>
       </w:r>
     </w:p>
@@ -15540,21 +13547,6 @@
           <w:b/>
           <w:lang w:val="pt_PT" w:bidi="pt_PT"/>
         </w:rPr>
-        <w:t>τὴν οἰκονομίαν τῆς χάριτος τοῦ Θεοῦ, τῆς δοθείσης μοι εἰς ὑμᾶς</w:t>
-      </w:r>
-    </w:p>
-    <w:p>
-      <w:pPr/>
-      <w:r>
-        <w:rPr>
-          <w:lang w:val="pt_PT" w:bidi="pt_PT"/>
-        </w:rPr>
-      </w:r>
-      <w:r>
-        <w:rPr>
-          <w:b/>
-          <w:lang w:val="pt_PT" w:bidi="pt_PT"/>
-        </w:rPr>
         <w:t>"por causa da sua graça, me deu esse trabalho para o bem de vocês".</w:t>
       </w:r>
     </w:p>
@@ -15631,21 +13623,6 @@
           <w:b/>
           <w:lang w:val="pt_PT" w:bidi="pt_PT"/>
         </w:rPr>
-        <w:t>κατὰ ἀποκάλυψιν ἐγνωρίσθη μοι</w:t>
-      </w:r>
-    </w:p>
-    <w:p>
-      <w:pPr/>
-      <w:r>
-        <w:rPr>
-          <w:lang w:val="pt_PT" w:bidi="pt_PT"/>
-        </w:rPr>
-      </w:r>
-      <w:r>
-        <w:rPr>
-          <w:b/>
-          <w:lang w:val="pt_PT" w:bidi="pt_PT"/>
-        </w:rPr>
         <w:t>"Deus me revelou o seu plano secreto e fez com que eu o conhecesse".</w:t>
       </w:r>
     </w:p>
@@ -15742,21 +13719,6 @@
           <w:b/>
           <w:lang w:val="pt_PT" w:bidi="pt_PT"/>
         </w:rPr>
-        <w:t>καθὼς προέγραψα ἐν ὀλίγῳ</w:t>
-      </w:r>
-    </w:p>
-    <w:p>
-      <w:pPr/>
-      <w:r>
-        <w:rPr>
-          <w:lang w:val="pt_PT" w:bidi="pt_PT"/>
-        </w:rPr>
-      </w:r>
-      <w:r>
-        <w:rPr>
-          <w:b/>
-          <w:lang w:val="pt_PT" w:bidi="pt_PT"/>
-        </w:rPr>
         <w:t>"Eu escrevi isso em poucas palavras".</w:t>
       </w:r>
     </w:p>
@@ -15820,21 +13782,6 @@
           <w:b/>
           <w:lang w:val="pt_PT" w:bidi="pt_PT"/>
         </w:rPr>
-        <w:t>ὃ ἑτέραις γενεαῖς οὐκ ἐγνωρίσθη τοῖς υἱοῖς τῶν ἀνθρώπων</w:t>
-      </w:r>
-    </w:p>
-    <w:p>
-      <w:pPr/>
-      <w:r>
-        <w:rPr>
-          <w:lang w:val="pt_PT" w:bidi="pt_PT"/>
-        </w:rPr>
-      </w:r>
-      <w:r>
-        <w:rPr>
-          <w:b/>
-          <w:lang w:val="pt_PT" w:bidi="pt_PT"/>
-        </w:rPr>
         <w:t>"No passado esse segredo não foi contado aos seres humanos".</w:t>
       </w:r>
     </w:p>
@@ -15918,21 +13865,6 @@
           <w:b/>
           <w:lang w:val="pt_PT" w:bidi="pt_PT"/>
         </w:rPr>
-        <w:t>ὡς νῦν ἀπεκαλύφθη &amp; ἐν Πνεύματι</w:t>
-      </w:r>
-    </w:p>
-    <w:p>
-      <w:pPr/>
-      <w:r>
-        <w:rPr>
-          <w:lang w:val="pt_PT" w:bidi="pt_PT"/>
-        </w:rPr>
-      </w:r>
-      <w:r>
-        <w:rPr>
-          <w:b/>
-          <w:lang w:val="pt_PT" w:bidi="pt_PT"/>
-        </w:rPr>
         <w:t>"mas agora, por meio do seu Espírito, Deus o revelou".</w:t>
       </w:r>
     </w:p>
@@ -16168,21 +14100,6 @@
           <w:b/>
           <w:lang w:val="pt_PT" w:bidi="pt_PT"/>
         </w:rPr>
-        <w:t>ἐν Χριστῷ Ἰησοῦ</w:t>
-      </w:r>
-    </w:p>
-    <w:p>
-      <w:pPr/>
-      <w:r>
-        <w:rPr>
-          <w:lang w:val="pt_PT" w:bidi="pt_PT"/>
-        </w:rPr>
-      </w:r>
-      <w:r>
-        <w:rPr>
-          <w:b/>
-          <w:lang w:val="pt_PT" w:bidi="pt_PT"/>
-        </w:rPr>
         <w:t>"por meio de Cristo Jesus".</w:t>
       </w:r>
     </w:p>
@@ -16259,21 +14176,6 @@
           <w:b/>
           <w:lang w:val="pt_PT" w:bidi="pt_PT"/>
         </w:rPr>
-        <w:t>διὰ τοῦ εὐαγγελίου</w:t>
-      </w:r>
-    </w:p>
-    <w:p>
-      <w:pPr/>
-      <w:r>
-        <w:rPr>
-          <w:lang w:val="pt_PT" w:bidi="pt_PT"/>
-        </w:rPr>
-      </w:r>
-      <w:r>
-        <w:rPr>
-          <w:b/>
-          <w:lang w:val="pt_PT" w:bidi="pt_PT"/>
-        </w:rPr>
         <w:t>"por meio do evangelho".</w:t>
       </w:r>
     </w:p>
@@ -16363,21 +14265,6 @@
           <w:b/>
           <w:lang w:val="pt_PT" w:bidi="pt_PT"/>
         </w:rPr>
-        <w:t>ἀνεξιχνίαστον</w:t>
-      </w:r>
-    </w:p>
-    <w:p>
-      <w:pPr/>
-      <w:r>
-        <w:rPr>
-          <w:lang w:val="pt_PT" w:bidi="pt_PT"/>
-        </w:rPr>
-      </w:r>
-      <w:r>
-        <w:rPr>
-          <w:b/>
-          <w:lang w:val="pt_PT" w:bidi="pt_PT"/>
-        </w:rPr>
         <w:t>"a boa notícia das imensas riquezas de Cristo".</w:t>
       </w:r>
     </w:p>
@@ -16461,21 +14348,6 @@
           <w:b/>
           <w:lang w:val="pt_PT" w:bidi="pt_PT"/>
         </w:rPr>
-        <w:t>πλοῦτος τοῦ Χριστοῦ</w:t>
-      </w:r>
-    </w:p>
-    <w:p>
-      <w:pPr/>
-      <w:r>
-        <w:rPr>
-          <w:lang w:val="pt_PT" w:bidi="pt_PT"/>
-        </w:rPr>
-      </w:r>
-      <w:r>
-        <w:rPr>
-          <w:b/>
-          <w:lang w:val="pt_PT" w:bidi="pt_PT"/>
-        </w:rPr>
         <w:t>"riquezas de Cristo".</w:t>
       </w:r>
     </w:p>
@@ -16572,21 +14444,6 @@
           <w:b/>
           <w:lang w:val="pt_PT" w:bidi="pt_PT"/>
         </w:rPr>
-        <w:t>τοῦ μυστηρίου, τοῦ ἀποκεκρυμμένου ἀπὸ τῶν αἰώνων ἐν τῷ Θεῷ, τῷ τὰ πάντα κτίσαντι</w:t>
-      </w:r>
-    </w:p>
-    <w:p>
-      <w:pPr/>
-      <w:r>
-        <w:rPr>
-          <w:lang w:val="pt_PT" w:bidi="pt_PT"/>
-        </w:rPr>
-      </w:r>
-      <w:r>
-        <w:rPr>
-          <w:b/>
-          <w:lang w:val="pt_PT" w:bidi="pt_PT"/>
-        </w:rPr>
         <w:t>"Deus, que criou tudo, escondeu esse segredo durante os tempos passados".</w:t>
       </w:r>
     </w:p>
@@ -16683,21 +14540,6 @@
           <w:b/>
           <w:lang w:val="pt_PT" w:bidi="pt_PT"/>
         </w:rPr>
-        <w:t>ἵνα</w:t>
-      </w:r>
-    </w:p>
-    <w:p>
-      <w:pPr/>
-      <w:r>
-        <w:rPr>
-          <w:lang w:val="pt_PT" w:bidi="pt_PT"/>
-        </w:rPr>
-      </w:r>
-      <w:r>
-        <w:rPr>
-          <w:b/>
-          <w:lang w:val="pt_PT" w:bidi="pt_PT"/>
-        </w:rPr>
         <w:t>"E isso aconteceu a fim de que agora".</w:t>
       </w:r>
     </w:p>
@@ -16794,21 +14636,6 @@
           <w:b/>
           <w:lang w:val="pt_PT" w:bidi="pt_PT"/>
         </w:rPr>
-        <w:t>γνωρισθῇ &amp; ταῖς ἀρχαῖς καὶ ταῖς ἐξουσίαις ἐν τοῖς ἐπουρανίοις &amp; ἡ πολυποίκιλος σοφία τοῦ Θεοῦ</w:t>
-      </w:r>
-    </w:p>
-    <w:p>
-      <w:pPr/>
-      <w:r>
-        <w:rPr>
-          <w:lang w:val="pt_PT" w:bidi="pt_PT"/>
-        </w:rPr>
-      </w:r>
-      <w:r>
-        <w:rPr>
-          <w:b/>
-          <w:lang w:val="pt_PT" w:bidi="pt_PT"/>
-        </w:rPr>
         <w:t>"as autoridades e os poderes angélicos do mundo celestial conheçam a sabedoria de Deus em todas as suas diferentes formas".</w:t>
       </w:r>
     </w:p>
@@ -16987,21 +14814,6 @@
         <w:rPr>
           <w:lang w:val="pt_PT" w:bidi="pt_PT"/>
         </w:rPr>
-      </w:r>
-    </w:p>
-    <w:p>
-      <w:pPr/>
-      <w:r>
-        <w:rPr>
-          <w:lang w:val="pt_PT" w:bidi="pt_PT"/>
-        </w:rPr>
-      </w:r>
-      <w:r>
-        <w:rPr>
-          <w:b/>
-          <w:lang w:val="pt_PT" w:bidi="pt_PT"/>
-        </w:rPr>
-        <w:t>ἐν τοῖς ἐπουρανίοις</w:t>
       </w:r>
     </w:p>
     <w:p>
@@ -17110,21 +14922,6 @@
           <w:b/>
           <w:lang w:val="pt_PT" w:bidi="pt_PT"/>
         </w:rPr>
-        <w:t>ἡ πολυποίκιλος σοφία τοῦ Θεοῦ</w:t>
-      </w:r>
-    </w:p>
-    <w:p>
-      <w:pPr/>
-      <w:r>
-        <w:rPr>
-          <w:lang w:val="pt_PT" w:bidi="pt_PT"/>
-        </w:rPr>
-      </w:r>
-      <w:r>
-        <w:rPr>
-          <w:b/>
-          <w:lang w:val="pt_PT" w:bidi="pt_PT"/>
-        </w:rPr>
         <w:t>"a sabedoria de Deus em todas as suas diferentes formas".</w:t>
       </w:r>
     </w:p>
@@ -17221,21 +15018,6 @@
           <w:b/>
           <w:lang w:val="pt_PT" w:bidi="pt_PT"/>
         </w:rPr>
-        <w:t>κατὰ πρόθεσιν τῶν αἰώνων</w:t>
-      </w:r>
-    </w:p>
-    <w:p>
-      <w:pPr/>
-      <w:r>
-        <w:rPr>
-          <w:lang w:val="pt_PT" w:bidi="pt_PT"/>
-        </w:rPr>
-      </w:r>
-      <w:r>
-        <w:rPr>
-          <w:b/>
-          <w:lang w:val="pt_PT" w:bidi="pt_PT"/>
-        </w:rPr>
         <w:t>"de acordo com o seu propósito eterno".</w:t>
       </w:r>
     </w:p>
@@ -17534,21 +15316,6 @@
           <w:b/>
           <w:lang w:val="pt_PT" w:bidi="pt_PT"/>
         </w:rPr>
-        <w:t>προσαγωγὴν ἐν πεποιθήσει</w:t>
-      </w:r>
-    </w:p>
-    <w:p>
-      <w:pPr/>
-      <w:r>
-        <w:rPr>
-          <w:lang w:val="pt_PT" w:bidi="pt_PT"/>
-        </w:rPr>
-      </w:r>
-      <w:r>
-        <w:rPr>
-          <w:b/>
-          <w:lang w:val="pt_PT" w:bidi="pt_PT"/>
-        </w:rPr>
         <w:t>"</w:t>
       </w:r>
       <w:r>
@@ -17665,21 +15432,6 @@
           <w:b/>
           <w:lang w:val="pt_PT" w:bidi="pt_PT"/>
         </w:rPr>
-        <w:t>πεποιθήσει</w:t>
-      </w:r>
-    </w:p>
-    <w:p>
-      <w:pPr/>
-      <w:r>
-        <w:rPr>
-          <w:lang w:val="pt_PT" w:bidi="pt_PT"/>
-        </w:rPr>
-      </w:r>
-      <w:r>
-        <w:rPr>
-          <w:b/>
-          <w:lang w:val="pt_PT" w:bidi="pt_PT"/>
-        </w:rPr>
         <w:t>"com toda a confiança".</w:t>
       </w:r>
     </w:p>
@@ -17743,21 +15495,6 @@
           <w:b/>
           <w:lang w:val="pt_PT" w:bidi="pt_PT"/>
         </w:rPr>
-        <w:t>διὸ</w:t>
-      </w:r>
-    </w:p>
-    <w:p>
-      <w:pPr/>
-      <w:r>
-        <w:rPr>
-          <w:lang w:val="pt_PT" w:bidi="pt_PT"/>
-        </w:rPr>
-      </w:r>
-      <w:r>
-        <w:rPr>
-          <w:b/>
-          <w:lang w:val="pt_PT" w:bidi="pt_PT"/>
-        </w:rPr>
         <w:t>"Portanto, eu lhes peço que".</w:t>
       </w:r>
     </w:p>
@@ -17854,21 +15591,6 @@
           <w:b/>
           <w:lang w:val="pt_PT" w:bidi="pt_PT"/>
         </w:rPr>
-        <w:t>ὑπὲρ ὑμῶν, ἥτις ἐστὶν δόξα ὑμῶν</w:t>
-      </w:r>
-    </w:p>
-    <w:p>
-      <w:pPr/>
-      <w:r>
-        <w:rPr>
-          <w:lang w:val="pt_PT" w:bidi="pt_PT"/>
-        </w:rPr>
-      </w:r>
-      <w:r>
-        <w:rPr>
-          <w:b/>
-          <w:lang w:val="pt_PT" w:bidi="pt_PT"/>
-        </w:rPr>
         <w:t>"por vocês, pois eles lhes trazem benefício".</w:t>
       </w:r>
     </w:p>
@@ -17965,21 +15687,6 @@
           <w:b/>
           <w:lang w:val="pt_PT" w:bidi="pt_PT"/>
         </w:rPr>
-        <w:t>τούτου χάριν</w:t>
-      </w:r>
-    </w:p>
-    <w:p>
-      <w:pPr/>
-      <w:r>
-        <w:rPr>
-          <w:lang w:val="pt_PT" w:bidi="pt_PT"/>
-        </w:rPr>
-      </w:r>
-      <w:r>
-        <w:rPr>
-          <w:b/>
-          <w:lang w:val="pt_PT" w:bidi="pt_PT"/>
-        </w:rPr>
         <w:t>"Por esse motivo, eu me ajoelho diante do Pai".</w:t>
       </w:r>
     </w:p>
@@ -18076,21 +15783,6 @@
           <w:b/>
           <w:lang w:val="pt_PT" w:bidi="pt_PT"/>
         </w:rPr>
-        <w:t>τούτου χάριν</w:t>
-      </w:r>
-    </w:p>
-    <w:p>
-      <w:pPr/>
-      <w:r>
-        <w:rPr>
-          <w:lang w:val="pt_PT" w:bidi="pt_PT"/>
-        </w:rPr>
-      </w:r>
-      <w:r>
-        <w:rPr>
-          <w:b/>
-          <w:lang w:val="pt_PT" w:bidi="pt_PT"/>
-        </w:rPr>
         <w:t>"Por esse motivo".</w:t>
       </w:r>
     </w:p>
@@ -18174,21 +15866,6 @@
           <w:b/>
           <w:lang w:val="pt_PT" w:bidi="pt_PT"/>
         </w:rPr>
-        <w:t>κάμπτω τὰ γόνατά μου πρὸς τὸν Πατέρα</w:t>
-      </w:r>
-    </w:p>
-    <w:p>
-      <w:pPr/>
-      <w:r>
-        <w:rPr>
-          <w:lang w:val="pt_PT" w:bidi="pt_PT"/>
-        </w:rPr>
-      </w:r>
-      <w:r>
-        <w:rPr>
-          <w:b/>
-          <w:lang w:val="pt_PT" w:bidi="pt_PT"/>
-        </w:rPr>
         <w:t>"eu me ajoelho diante do Pai".</w:t>
       </w:r>
     </w:p>
@@ -18272,21 +15949,6 @@
           <w:b/>
           <w:lang w:val="pt_PT" w:bidi="pt_PT"/>
         </w:rPr>
-        <w:t>ἐξ οὗ πᾶσα πατριὰ ἐν οὐρανοῖς καὶ ἐπὶ γῆς ὀνομάζεται</w:t>
-      </w:r>
-    </w:p>
-    <w:p>
-      <w:pPr/>
-      <w:r>
-        <w:rPr>
-          <w:lang w:val="pt_PT" w:bidi="pt_PT"/>
-        </w:rPr>
-      </w:r>
-      <w:r>
-        <w:rPr>
-          <w:b/>
-          <w:lang w:val="pt_PT" w:bidi="pt_PT"/>
-        </w:rPr>
         <w:t>"de quem todas as famílias no céu e na terra recebem o seu verdadeiro nome".</w:t>
       </w:r>
     </w:p>
@@ -18370,21 +16032,6 @@
           <w:b/>
           <w:lang w:val="pt_PT" w:bidi="pt_PT"/>
         </w:rPr>
-        <w:t>ἵνα</w:t>
-      </w:r>
-    </w:p>
-    <w:p>
-      <w:pPr/>
-      <w:r>
-        <w:rPr>
-          <w:lang w:val="pt_PT" w:bidi="pt_PT"/>
-        </w:rPr>
-      </w:r>
-      <w:r>
-        <w:rPr>
-          <w:b/>
-          <w:lang w:val="pt_PT" w:bidi="pt_PT"/>
-        </w:rPr>
         <w:t>"Eu peço a Deus que, da riqueza da sua glória, ele, por meio do seu Espírito, dê a vocês poder para que sejam espiritualmente fortes".</w:t>
       </w:r>
     </w:p>
@@ -18481,21 +16128,6 @@
           <w:b/>
           <w:lang w:val="pt_PT" w:bidi="pt_PT"/>
         </w:rPr>
-        <w:t>δῷ ὑμῖν κατὰ τὸ πλοῦτος τῆς δόξης αὐτοῦ, δυνάμει κραταιωθῆναι</w:t>
-      </w:r>
-    </w:p>
-    <w:p>
-      <w:pPr/>
-      <w:r>
-        <w:rPr>
-          <w:lang w:val="pt_PT" w:bidi="pt_PT"/>
-        </w:rPr>
-      </w:r>
-      <w:r>
-        <w:rPr>
-          <w:b/>
-          <w:lang w:val="pt_PT" w:bidi="pt_PT"/>
-        </w:rPr>
         <w:t>"da riqueza da sua glória, ele, por meio do seu Espírito, dê a vocês poder para que sejam espiritualmente fortes".</w:t>
       </w:r>
     </w:p>
@@ -18545,21 +16177,6 @@
         <w:rPr>
           <w:lang w:val="pt_PT" w:bidi="pt_PT"/>
         </w:rPr>
-      </w:r>
-    </w:p>
-    <w:p>
-      <w:pPr/>
-      <w:r>
-        <w:rPr>
-          <w:lang w:val="pt_PT" w:bidi="pt_PT"/>
-        </w:rPr>
-      </w:r>
-      <w:r>
-        <w:rPr>
-          <w:b/>
-          <w:lang w:val="pt_PT" w:bidi="pt_PT"/>
-        </w:rPr>
-        <w:t>δῷ</w:t>
       </w:r>
     </w:p>
     <w:p>
@@ -18799,21 +16416,6 @@
           <w:b/>
           <w:lang w:val="pt_PT" w:bidi="pt_PT"/>
         </w:rPr>
-        <w:t>κατοικῆσαι τὸν Χριστὸν διὰ τῆς πίστεως ἐν ταῖς καρδίαις ὑμῶν</w:t>
-      </w:r>
-    </w:p>
-    <w:p>
-      <w:pPr/>
-      <w:r>
-        <w:rPr>
-          <w:lang w:val="pt_PT" w:bidi="pt_PT"/>
-        </w:rPr>
-      </w:r>
-      <w:r>
-        <w:rPr>
-          <w:b/>
-          <w:lang w:val="pt_PT" w:bidi="pt_PT"/>
-        </w:rPr>
         <w:t>"por meio da fé, Cristo viva no coração de vocês".</w:t>
       </w:r>
     </w:p>
@@ -18923,21 +16525,6 @@
           <w:b/>
           <w:lang w:val="pt_PT" w:bidi="pt_PT"/>
         </w:rPr>
-        <w:t>ἐν ἀγάπῃ, ἐρριζωμένοι καὶ τεθεμελιωμένοι</w:t>
-      </w:r>
-    </w:p>
-    <w:p>
-      <w:pPr/>
-      <w:r>
-        <w:rPr>
-          <w:lang w:val="pt_PT" w:bidi="pt_PT"/>
-        </w:rPr>
-      </w:r>
-      <w:r>
-        <w:rPr>
-          <w:b/>
-          <w:lang w:val="pt_PT" w:bidi="pt_PT"/>
-        </w:rPr>
         <w:t>"para que vocês tenham raízes e alicerces no amor".</w:t>
       </w:r>
     </w:p>
@@ -19007,21 +16594,6 @@
         <w:rPr>
           <w:lang w:val="pt_PT" w:bidi="pt_PT"/>
         </w:rPr>
-      </w:r>
-    </w:p>
-    <w:p>
-      <w:pPr/>
-      <w:r>
-        <w:rPr>
-          <w:lang w:val="pt_PT" w:bidi="pt_PT"/>
-        </w:rPr>
-      </w:r>
-      <w:r>
-        <w:rPr>
-          <w:b/>
-          <w:lang w:val="pt_PT" w:bidi="pt_PT"/>
-        </w:rPr>
-        <w:t>ἵνα</w:t>
       </w:r>
     </w:p>
     <w:p>
@@ -19231,21 +16803,6 @@
           <w:b/>
           <w:lang w:val="pt_PT" w:bidi="pt_PT"/>
         </w:rPr>
-        <w:t>πᾶσιν τοῖς ἁγίοις</w:t>
-      </w:r>
-    </w:p>
-    <w:p>
-      <w:pPr/>
-      <w:r>
-        <w:rPr>
-          <w:lang w:val="pt_PT" w:bidi="pt_PT"/>
-        </w:rPr>
-      </w:r>
-      <w:r>
-        <w:rPr>
-          <w:b/>
-          <w:lang w:val="pt_PT" w:bidi="pt_PT"/>
-        </w:rPr>
         <w:t>"todo o povo de Deus".</w:t>
       </w:r>
     </w:p>
@@ -19309,21 +16866,6 @@
           <w:b/>
           <w:lang w:val="pt_PT" w:bidi="pt_PT"/>
         </w:rPr>
-        <w:t>τὸ πλάτος, καὶ μῆκος, καὶ ὕψος, καὶ βάθος</w:t>
-      </w:r>
-    </w:p>
-    <w:p>
-      <w:pPr/>
-      <w:r>
-        <w:rPr>
-          <w:lang w:val="pt_PT" w:bidi="pt_PT"/>
-        </w:rPr>
-      </w:r>
-      <w:r>
-        <w:rPr>
-          <w:b/>
-          <w:lang w:val="pt_PT" w:bidi="pt_PT"/>
-        </w:rPr>
         <w:t>"a sua largura, comprimento, altura e profundidade".</w:t>
       </w:r>
     </w:p>
@@ -19407,21 +16949,6 @@
           <w:b/>
           <w:lang w:val="pt_PT" w:bidi="pt_PT"/>
         </w:rPr>
-        <w:t>τὸ πλάτος, καὶ μῆκος, καὶ ὕψος, καὶ βάθος</w:t>
-      </w:r>
-    </w:p>
-    <w:p>
-      <w:pPr/>
-      <w:r>
-        <w:rPr>
-          <w:lang w:val="pt_PT" w:bidi="pt_PT"/>
-        </w:rPr>
-      </w:r>
-      <w:r>
-        <w:rPr>
-          <w:b/>
-          <w:lang w:val="pt_PT" w:bidi="pt_PT"/>
-        </w:rPr>
         <w:t>"a sua largura, comprimento, altura profundidade".</w:t>
       </w:r>
     </w:p>
@@ -19491,21 +17018,6 @@
         <w:rPr>
           <w:lang w:val="pt_PT" w:bidi="pt_PT"/>
         </w:rPr>
-      </w:r>
-    </w:p>
-    <w:p>
-      <w:pPr/>
-      <w:r>
-        <w:rPr>
-          <w:lang w:val="pt_PT" w:bidi="pt_PT"/>
-        </w:rPr>
-      </w:r>
-      <w:r>
-        <w:rPr>
-          <w:b/>
-          <w:lang w:val="pt_PT" w:bidi="pt_PT"/>
-        </w:rPr>
-        <w:t>γνῶναί τε τὴν &amp; ἀγάπην τοῦ Χριστοῦ</w:t>
       </w:r>
     </w:p>
     <w:p>
@@ -19718,21 +17230,6 @@
           <w:b/>
           <w:lang w:val="pt_PT" w:bidi="pt_PT"/>
         </w:rPr>
-        <w:t>ἵνα πληρωθῆτε εἰς πᾶν τὸ πλήρωμα τοῦ Θεοῦ</w:t>
-      </w:r>
-    </w:p>
-    <w:p>
-      <w:pPr/>
-      <w:r>
-        <w:rPr>
-          <w:lang w:val="pt_PT" w:bidi="pt_PT"/>
-        </w:rPr>
-      </w:r>
-      <w:r>
-        <w:rPr>
-          <w:b/>
-          <w:lang w:val="pt_PT" w:bidi="pt_PT"/>
-        </w:rPr>
         <w:t>"para que assim Deus encha completamente o ser de vocês com a sua natureza".</w:t>
       </w:r>
     </w:p>
@@ -19829,21 +17326,6 @@
           <w:b/>
           <w:lang w:val="pt_PT" w:bidi="pt_PT"/>
         </w:rPr>
-        <w:t>ἵνα πληρωθῆτε</w:t>
-      </w:r>
-    </w:p>
-    <w:p>
-      <w:pPr/>
-      <w:r>
-        <w:rPr>
-          <w:lang w:val="pt_PT" w:bidi="pt_PT"/>
-        </w:rPr>
-      </w:r>
-      <w:r>
-        <w:rPr>
-          <w:b/>
-          <w:lang w:val="pt_PT" w:bidi="pt_PT"/>
-        </w:rPr>
         <w:t>"para que assim Deus encha completamente o ser de vocês com a sua natureza".</w:t>
       </w:r>
     </w:p>
@@ -19940,21 +17422,6 @@
           <w:b/>
           <w:lang w:val="pt_PT" w:bidi="pt_PT"/>
         </w:rPr>
-        <w:t>εἰς πᾶν τὸ πλήρωμα τοῦ Θεοῦ</w:t>
-      </w:r>
-    </w:p>
-    <w:p>
-      <w:pPr/>
-      <w:r>
-        <w:rPr>
-          <w:lang w:val="pt_PT" w:bidi="pt_PT"/>
-        </w:rPr>
-      </w:r>
-      <w:r>
-        <w:rPr>
-          <w:b/>
-          <w:lang w:val="pt_PT" w:bidi="pt_PT"/>
-        </w:rPr>
         <w:t>"com a sua grandeza".</w:t>
       </w:r>
     </w:p>
@@ -20051,21 +17518,6 @@
           <w:b/>
           <w:lang w:val="pt_PT" w:bidi="pt_PT"/>
         </w:rPr>
-        <w:t>ἵνα</w:t>
-      </w:r>
-    </w:p>
-    <w:p>
-      <w:pPr/>
-      <w:r>
-        <w:rPr>
-          <w:lang w:val="pt_PT" w:bidi="pt_PT"/>
-        </w:rPr>
-      </w:r>
-      <w:r>
-        <w:rPr>
-          <w:b/>
-          <w:lang w:val="pt_PT" w:bidi="pt_PT"/>
-        </w:rPr>
         <w:t>"para que assim Deus encha".</w:t>
       </w:r>
     </w:p>
@@ -20384,21 +17836,6 @@
           <w:b/>
           <w:lang w:val="pt_PT" w:bidi="pt_PT"/>
         </w:rPr>
-        <w:t>ὑπὲρ πάντα, ποιῆσαι ὑπέρἐκπερισσοῦ ὧν αἰτούμεθα ἢ νοοῦμεν</w:t>
-      </w:r>
-    </w:p>
-    <w:p>
-      <w:pPr/>
-      <w:r>
-        <w:rPr>
-          <w:lang w:val="pt_PT" w:bidi="pt_PT"/>
-        </w:rPr>
-      </w:r>
-      <w:r>
-        <w:rPr>
-          <w:b/>
-          <w:lang w:val="pt_PT" w:bidi="pt_PT"/>
-        </w:rPr>
         <w:t>"pode fazer muito mais do que nós pedimos ou até pensamos!".</w:t>
       </w:r>
     </w:p>
@@ -20462,21 +17899,6 @@
           <w:b/>
           <w:lang w:val="pt_PT" w:bidi="pt_PT"/>
         </w:rPr>
-        <w:t>αὐτῷ ἡ δόξα ἐν τῇ ἐκκλησίᾳ</w:t>
-      </w:r>
-    </w:p>
-    <w:p>
-      <w:pPr/>
-      <w:r>
-        <w:rPr>
-          <w:lang w:val="pt_PT" w:bidi="pt_PT"/>
-        </w:rPr>
-      </w:r>
-      <w:r>
-        <w:rPr>
-          <w:b/>
-          <w:lang w:val="pt_PT" w:bidi="pt_PT"/>
-        </w:rPr>
         <w:t>"Glória a Deus por meio da Igreja".</w:t>
       </w:r>
     </w:p>
@@ -20636,21 +18058,6 @@
           <w:b/>
           <w:lang w:val="pt_PT" w:bidi="pt_PT"/>
         </w:rPr>
-        <w:t>οὖν</w:t>
-      </w:r>
-    </w:p>
-    <w:p>
-      <w:pPr/>
-      <w:r>
-        <w:rPr>
-          <w:lang w:val="pt_PT" w:bidi="pt_PT"/>
-        </w:rPr>
-      </w:r>
-      <w:r>
-        <w:rPr>
-          <w:b/>
-          <w:lang w:val="pt_PT" w:bidi="pt_PT"/>
-        </w:rPr>
         <w:t>"Por isso eu".</w:t>
       </w:r>
     </w:p>
@@ -20747,21 +18154,6 @@
           <w:b/>
           <w:lang w:val="pt_PT" w:bidi="pt_PT"/>
         </w:rPr>
-        <w:t>ὁ δέσμιος ἐν Κυρίῳ</w:t>
-      </w:r>
-    </w:p>
-    <w:p>
-      <w:pPr/>
-      <w:r>
-        <w:rPr>
-          <w:lang w:val="pt_PT" w:bidi="pt_PT"/>
-        </w:rPr>
-      </w:r>
-      <w:r>
-        <w:rPr>
-          <w:b/>
-          <w:lang w:val="pt_PT" w:bidi="pt_PT"/>
-        </w:rPr>
         <w:t>"que estou preso porque sirvo o Senhor Jesus Cristo".</w:t>
       </w:r>
     </w:p>
@@ -20921,21 +18313,6 @@
           <w:b/>
           <w:lang w:val="pt_PT" w:bidi="pt_PT"/>
         </w:rPr>
-        <w:t>τῆς κλήσεως ἧς ἐκλήθητε</w:t>
-      </w:r>
-    </w:p>
-    <w:p>
-      <w:pPr/>
-      <w:r>
-        <w:rPr>
-          <w:lang w:val="pt_PT" w:bidi="pt_PT"/>
-        </w:rPr>
-      </w:r>
-      <w:r>
-        <w:rPr>
-          <w:b/>
-          <w:lang w:val="pt_PT" w:bidi="pt_PT"/>
-        </w:rPr>
         <w:t>"que vivam de uma maneira que esteja de acordo com o que Deus quis quando chamou vocês".</w:t>
       </w:r>
     </w:p>
@@ -21012,21 +18389,6 @@
           <w:b/>
           <w:lang w:val="pt_PT" w:bidi="pt_PT"/>
         </w:rPr>
-        <w:t>μετὰ πάσης ταπεινοφροσύνης καὶ πραΰτητος</w:t>
-      </w:r>
-    </w:p>
-    <w:p>
-      <w:pPr/>
-      <w:r>
-        <w:rPr>
-          <w:lang w:val="pt_PT" w:bidi="pt_PT"/>
-        </w:rPr>
-      </w:r>
-      <w:r>
-        <w:rPr>
-          <w:b/>
-          <w:lang w:val="pt_PT" w:bidi="pt_PT"/>
-        </w:rPr>
         <w:t>"Sejam sempre humildes, bem educados e pacientes".</w:t>
       </w:r>
     </w:p>
@@ -21149,21 +18511,6 @@
           <w:b/>
           <w:lang w:val="pt_PT" w:bidi="pt_PT"/>
         </w:rPr>
-        <w:t>τηρεῖν τὴν ἑνότητα τοῦ Πνεύματος ἐν τῷ συνδέσμῳ τῆς εἰρήνης</w:t>
-      </w:r>
-    </w:p>
-    <w:p>
-      <w:pPr/>
-      <w:r>
-        <w:rPr>
-          <w:lang w:val="pt_PT" w:bidi="pt_PT"/>
-        </w:rPr>
-      </w:r>
-      <w:r>
-        <w:rPr>
-          <w:b/>
-          <w:lang w:val="pt_PT" w:bidi="pt_PT"/>
-        </w:rPr>
         <w:t>"Façam tudo para conservar, por meio da paz que une vocês, a união que o Espírito dá".</w:t>
       </w:r>
     </w:p>
@@ -21286,21 +18633,6 @@
           <w:b/>
           <w:lang w:val="pt_PT" w:bidi="pt_PT"/>
         </w:rPr>
-        <w:t>τηρεῖν τὴν ἑνότητα τοῦ Πνεύματος ἐν τῷ συνδέσμῳ τῆς εἰρήνης</w:t>
-      </w:r>
-    </w:p>
-    <w:p>
-      <w:pPr/>
-      <w:r>
-        <w:rPr>
-          <w:lang w:val="pt_PT" w:bidi="pt_PT"/>
-        </w:rPr>
-      </w:r>
-      <w:r>
-        <w:rPr>
-          <w:b/>
-          <w:lang w:val="pt_PT" w:bidi="pt_PT"/>
-        </w:rPr>
         <w:t>"Façam tudo para conservar, por meio da paz que une vocês".</w:t>
       </w:r>
     </w:p>
@@ -21410,21 +18742,6 @@
           <w:b/>
           <w:lang w:val="pt_PT" w:bidi="pt_PT"/>
         </w:rPr>
-        <w:t>ἓν σῶμα</w:t>
-      </w:r>
-    </w:p>
-    <w:p>
-      <w:pPr/>
-      <w:r>
-        <w:rPr>
-          <w:lang w:val="pt_PT" w:bidi="pt_PT"/>
-        </w:rPr>
-      </w:r>
-      <w:r>
-        <w:rPr>
-          <w:b/>
-          <w:lang w:val="pt_PT" w:bidi="pt_PT"/>
-        </w:rPr>
         <w:t>"Há um só corpo".</w:t>
       </w:r>
     </w:p>
@@ -21501,21 +18818,6 @@
           <w:b/>
           <w:lang w:val="pt_PT" w:bidi="pt_PT"/>
         </w:rPr>
-        <w:t>ἓν Πνεῦμα</w:t>
-      </w:r>
-    </w:p>
-    <w:p>
-      <w:pPr/>
-      <w:r>
-        <w:rPr>
-          <w:lang w:val="pt_PT" w:bidi="pt_PT"/>
-        </w:rPr>
-      </w:r>
-      <w:r>
-        <w:rPr>
-          <w:b/>
-          <w:lang w:val="pt_PT" w:bidi="pt_PT"/>
-        </w:rPr>
         <w:t>"e um só Espírito".</w:t>
       </w:r>
     </w:p>
@@ -21579,21 +18881,6 @@
           <w:b/>
           <w:lang w:val="pt_PT" w:bidi="pt_PT"/>
         </w:rPr>
-        <w:t>ἐκλήθητε ἐν μιᾷ ἐλπίδι τῆς κλήσεως ὑμῶν</w:t>
-      </w:r>
-    </w:p>
-    <w:p>
-      <w:pPr/>
-      <w:r>
-        <w:rPr>
-          <w:lang w:val="pt_PT" w:bidi="pt_PT"/>
-        </w:rPr>
-      </w:r>
-      <w:r>
-        <w:rPr>
-          <w:b/>
-          <w:lang w:val="pt_PT" w:bidi="pt_PT"/>
-        </w:rPr>
         <w:t>"e uma só esperança, para a qual Deus chamou vocês".</w:t>
       </w:r>
     </w:p>
@@ -21879,21 +19166,6 @@
           <w:b/>
           <w:lang w:val="pt_PT" w:bidi="pt_PT"/>
         </w:rPr>
-        <w:t>ἑνὶ &amp; ἑκάστῳ ἡμῶν ἐδόθη ἡ χάρις</w:t>
-      </w:r>
-    </w:p>
-    <w:p>
-      <w:pPr/>
-      <w:r>
-        <w:rPr>
-          <w:lang w:val="pt_PT" w:bidi="pt_PT"/>
-        </w:rPr>
-      </w:r>
-      <w:r>
-        <w:rPr>
-          <w:b/>
-          <w:lang w:val="pt_PT" w:bidi="pt_PT"/>
-        </w:rPr>
         <w:t>"Porém cada um de nós recebeu um dom especial".</w:t>
       </w:r>
     </w:p>
@@ -21990,21 +19262,6 @@
           <w:b/>
           <w:lang w:val="pt_PT" w:bidi="pt_PT"/>
         </w:rPr>
-        <w:t>ἑνὶ &amp; ἑκάστῳ ἡμῶν ἐδόθη ἡ χάρις</w:t>
-      </w:r>
-    </w:p>
-    <w:p>
-      <w:pPr/>
-      <w:r>
-        <w:rPr>
-          <w:lang w:val="pt_PT" w:bidi="pt_PT"/>
-        </w:rPr>
-      </w:r>
-      <w:r>
-        <w:rPr>
-          <w:b/>
-          <w:lang w:val="pt_PT" w:bidi="pt_PT"/>
-        </w:rPr>
         <w:t>"Porém cada um de nós recebeu um dom especial".</w:t>
       </w:r>
     </w:p>
@@ -22101,21 +19358,6 @@
           <w:b/>
           <w:lang w:val="pt_PT" w:bidi="pt_PT"/>
         </w:rPr>
-        <w:t>διὸ</w:t>
-      </w:r>
-    </w:p>
-    <w:p>
-      <w:pPr/>
-      <w:r>
-        <w:rPr>
-          <w:lang w:val="pt_PT" w:bidi="pt_PT"/>
-        </w:rPr>
-      </w:r>
-      <w:r>
-        <w:rPr>
-          <w:b/>
-          <w:lang w:val="pt_PT" w:bidi="pt_PT"/>
-        </w:rPr>
         <w:t xml:space="preserve">"Como dizem as Escrituras Sagradas:". </w:t>
       </w:r>
     </w:p>
@@ -22212,21 +19454,6 @@
           <w:b/>
           <w:lang w:val="pt_PT" w:bidi="pt_PT"/>
         </w:rPr>
-        <w:t>ἀναβὰς εἰς ὕψος</w:t>
-      </w:r>
-    </w:p>
-    <w:p>
-      <w:pPr/>
-      <w:r>
-        <w:rPr>
-          <w:lang w:val="pt_PT" w:bidi="pt_PT"/>
-        </w:rPr>
-      </w:r>
-      <w:r>
-        <w:rPr>
-          <w:b/>
-          <w:lang w:val="pt_PT" w:bidi="pt_PT"/>
-        </w:rPr>
         <w:t>"Quando ele subiu aos lugares mais altos".</w:t>
       </w:r>
     </w:p>
@@ -22290,21 +19517,6 @@
           <w:b/>
           <w:lang w:val="pt_PT" w:bidi="pt_PT"/>
         </w:rPr>
-        <w:t>ἀνέβη</w:t>
-      </w:r>
-    </w:p>
-    <w:p>
-      <w:pPr/>
-      <w:r>
-        <w:rPr>
-          <w:lang w:val="pt_PT" w:bidi="pt_PT"/>
-        </w:rPr>
-      </w:r>
-      <w:r>
-        <w:rPr>
-          <w:b/>
-          <w:lang w:val="pt_PT" w:bidi="pt_PT"/>
-        </w:rPr>
         <w:t>"Quando ele subiu aos lugares mais altos".</w:t>
       </w:r>
     </w:p>
@@ -22368,21 +19580,6 @@
           <w:b/>
           <w:lang w:val="pt_PT" w:bidi="pt_PT"/>
         </w:rPr>
-        <w:t>καὶ κατέβη</w:t>
-      </w:r>
-    </w:p>
-    <w:p>
-      <w:pPr/>
-      <w:r>
-        <w:rPr>
-          <w:lang w:val="pt_PT" w:bidi="pt_PT"/>
-        </w:rPr>
-      </w:r>
-      <w:r>
-        <w:rPr>
-          <w:b/>
-          <w:lang w:val="pt_PT" w:bidi="pt_PT"/>
-        </w:rPr>
         <w:t>"Quer dizer que ele também desceu".</w:t>
       </w:r>
     </w:p>
@@ -22446,21 +19643,6 @@
           <w:b/>
           <w:lang w:val="pt_PT" w:bidi="pt_PT"/>
         </w:rPr>
-        <w:t>εἰς τὰ κατώτερα μέρη τῆς γῆς</w:t>
-      </w:r>
-    </w:p>
-    <w:p>
-      <w:pPr/>
-      <w:r>
-        <w:rPr>
-          <w:lang w:val="pt_PT" w:bidi="pt_PT"/>
-        </w:rPr>
-      </w:r>
-      <w:r>
-        <w:rPr>
-          <w:b/>
-          <w:lang w:val="pt_PT" w:bidi="pt_PT"/>
-        </w:rPr>
         <w:t>"até os lugares mais baixos da terra".</w:t>
       </w:r>
     </w:p>
@@ -22576,21 +19758,6 @@
           <w:b/>
           <w:lang w:val="pt_PT" w:bidi="pt_PT"/>
         </w:rPr>
-        <w:t>ἵνα πληρώσῃ τὰ πάντα</w:t>
-      </w:r>
-    </w:p>
-    <w:p>
-      <w:pPr/>
-      <w:r>
-        <w:rPr>
-          <w:lang w:val="pt_PT" w:bidi="pt_PT"/>
-        </w:rPr>
-      </w:r>
-      <w:r>
-        <w:rPr>
-          <w:b/>
-          <w:lang w:val="pt_PT" w:bidi="pt_PT"/>
-        </w:rPr>
         <w:t>"para encher todo o Universo com a sua presença".</w:t>
       </w:r>
     </w:p>
@@ -22654,21 +19821,6 @@
           <w:b/>
           <w:lang w:val="pt_PT" w:bidi="pt_PT"/>
         </w:rPr>
-        <w:t>πληρώσῃ</w:t>
-      </w:r>
-    </w:p>
-    <w:p>
-      <w:pPr/>
-      <w:r>
-        <w:rPr>
-          <w:lang w:val="pt_PT" w:bidi="pt_PT"/>
-        </w:rPr>
-      </w:r>
-      <w:r>
-        <w:rPr>
-          <w:b/>
-          <w:lang w:val="pt_PT" w:bidi="pt_PT"/>
-        </w:rPr>
         <w:t>"para encher todo o Universo".</w:t>
       </w:r>
     </w:p>
@@ -22732,21 +19884,6 @@
           <w:b/>
           <w:lang w:val="pt_PT" w:bidi="pt_PT"/>
         </w:rPr>
-        <w:t>ποιμένας</w:t>
-      </w:r>
-    </w:p>
-    <w:p>
-      <w:pPr/>
-      <w:r>
-        <w:rPr>
-          <w:lang w:val="pt_PT" w:bidi="pt_PT"/>
-        </w:rPr>
-      </w:r>
-      <w:r>
-        <w:rPr>
-          <w:b/>
-          <w:lang w:val="pt_PT" w:bidi="pt_PT"/>
-        </w:rPr>
         <w:t>"pastores e mestres".</w:t>
       </w:r>
     </w:p>
@@ -22843,21 +19980,6 @@
           <w:b/>
           <w:lang w:val="pt_PT" w:bidi="pt_PT"/>
         </w:rPr>
-        <w:t>πρὸς τὸν καταρτισμὸν τῶν ἁγίων</w:t>
-      </w:r>
-    </w:p>
-    <w:p>
-      <w:pPr/>
-      <w:r>
-        <w:rPr>
-          <w:lang w:val="pt_PT" w:bidi="pt_PT"/>
-        </w:rPr>
-      </w:r>
-      <w:r>
-        <w:rPr>
-          <w:b/>
-          <w:lang w:val="pt_PT" w:bidi="pt_PT"/>
-        </w:rPr>
         <w:t>"para preparar o povo de Deus para o serviço cristão".</w:t>
       </w:r>
     </w:p>
@@ -22921,21 +20043,6 @@
           <w:b/>
           <w:lang w:val="pt_PT" w:bidi="pt_PT"/>
         </w:rPr>
-        <w:t>εἰς ἔργον διακονίας</w:t>
-      </w:r>
-    </w:p>
-    <w:p>
-      <w:pPr/>
-      <w:r>
-        <w:rPr>
-          <w:lang w:val="pt_PT" w:bidi="pt_PT"/>
-        </w:rPr>
-      </w:r>
-      <w:r>
-        <w:rPr>
-          <w:b/>
-          <w:lang w:val="pt_PT" w:bidi="pt_PT"/>
-        </w:rPr>
         <w:t>"para o serviço cristão".</w:t>
       </w:r>
     </w:p>
@@ -22999,21 +20106,6 @@
           <w:b/>
           <w:lang w:val="pt_PT" w:bidi="pt_PT"/>
         </w:rPr>
-        <w:t>εἰς οἰκοδομὴν τοῦ σώματος τοῦ Χριστοῦ</w:t>
-      </w:r>
-    </w:p>
-    <w:p>
-      <w:pPr/>
-      <w:r>
-        <w:rPr>
-          <w:lang w:val="pt_PT" w:bidi="pt_PT"/>
-        </w:rPr>
-      </w:r>
-      <w:r>
-        <w:rPr>
-          <w:b/>
-          <w:lang w:val="pt_PT" w:bidi="pt_PT"/>
-        </w:rPr>
         <w:t>"a fim de construir o corpo de Cristo".</w:t>
       </w:r>
     </w:p>
@@ -23097,21 +20189,6 @@
           <w:b/>
           <w:lang w:val="pt_PT" w:bidi="pt_PT"/>
         </w:rPr>
-        <w:t>οἰκοδομὴν</w:t>
-      </w:r>
-    </w:p>
-    <w:p>
-      <w:pPr/>
-      <w:r>
-        <w:rPr>
-          <w:lang w:val="pt_PT" w:bidi="pt_PT"/>
-        </w:rPr>
-      </w:r>
-      <w:r>
-        <w:rPr>
-          <w:b/>
-          <w:lang w:val="pt_PT" w:bidi="pt_PT"/>
-        </w:rPr>
         <w:t>"construir o corpo de Cristo".</w:t>
       </w:r>
     </w:p>
@@ -23340,21 +20417,6 @@
           <w:b/>
           <w:lang w:val="pt_PT" w:bidi="pt_PT"/>
         </w:rPr>
-        <w:t>καταντήσωμεν οἱ πάντες εἰς τὴν ἑνότητα τῆς πίστεως</w:t>
-      </w:r>
-    </w:p>
-    <w:p>
-      <w:pPr/>
-      <w:r>
-        <w:rPr>
-          <w:lang w:val="pt_PT" w:bidi="pt_PT"/>
-        </w:rPr>
-      </w:r>
-      <w:r>
-        <w:rPr>
-          <w:b/>
-          <w:lang w:val="pt_PT" w:bidi="pt_PT"/>
-        </w:rPr>
         <w:t>"todos nós chegaremos a ser um na nossa fé".</w:t>
       </w:r>
     </w:p>
@@ -23451,21 +20513,6 @@
           <w:b/>
           <w:lang w:val="pt_PT" w:bidi="pt_PT"/>
         </w:rPr>
-        <w:t>καταντήσωμεν οἱ πάντες εἰς τὴν ἑνότητα τῆς πίστεως</w:t>
-      </w:r>
-    </w:p>
-    <w:p>
-      <w:pPr/>
-      <w:r>
-        <w:rPr>
-          <w:lang w:val="pt_PT" w:bidi="pt_PT"/>
-        </w:rPr>
-      </w:r>
-      <w:r>
-        <w:rPr>
-          <w:b/>
-          <w:lang w:val="pt_PT" w:bidi="pt_PT"/>
-        </w:rPr>
         <w:t>"todos nós chegaremos a ser um na nossa fé".</w:t>
       </w:r>
     </w:p>
@@ -23562,21 +20609,6 @@
           <w:b/>
           <w:lang w:val="pt_PT" w:bidi="pt_PT"/>
         </w:rPr>
-        <w:t>τῆς ἐπιγνώσεως τοῦ Υἱοῦ τοῦ Θεοῦ</w:t>
-      </w:r>
-    </w:p>
-    <w:p>
-      <w:pPr/>
-      <w:r>
-        <w:rPr>
-          <w:lang w:val="pt_PT" w:bidi="pt_PT"/>
-        </w:rPr>
-      </w:r>
-      <w:r>
-        <w:rPr>
-          <w:b/>
-          <w:lang w:val="pt_PT" w:bidi="pt_PT"/>
-        </w:rPr>
         <w:t>"e no conhecimento do Filho de Deus".</w:t>
       </w:r>
     </w:p>
@@ -23673,21 +20705,6 @@
           <w:b/>
           <w:lang w:val="pt_PT" w:bidi="pt_PT"/>
         </w:rPr>
-        <w:t>τοῦ Υἱοῦ τοῦ Θεοῦ</w:t>
-      </w:r>
-    </w:p>
-    <w:p>
-      <w:pPr/>
-      <w:r>
-        <w:rPr>
-          <w:lang w:val="pt_PT" w:bidi="pt_PT"/>
-        </w:rPr>
-      </w:r>
-      <w:r>
-        <w:rPr>
-          <w:b/>
-          <w:lang w:val="pt_PT" w:bidi="pt_PT"/>
-        </w:rPr>
         <w:t>"do Filho de Deus".</w:t>
       </w:r>
     </w:p>
@@ -23778,21 +20795,6 @@
           <w:b/>
           <w:lang w:val="pt_PT" w:bidi="pt_PT"/>
         </w:rPr>
-        <w:t>εἰς ἄνδρα τέλειον</w:t>
-      </w:r>
-    </w:p>
-    <w:p>
-      <w:pPr/>
-      <w:r>
-        <w:rPr>
-          <w:lang w:val="pt_PT" w:bidi="pt_PT"/>
-        </w:rPr>
-      </w:r>
-      <w:r>
-        <w:rPr>
-          <w:b/>
-          <w:lang w:val="pt_PT" w:bidi="pt_PT"/>
-        </w:rPr>
         <w:t>"seremos pessoas maduras".</w:t>
       </w:r>
     </w:p>
@@ -23856,21 +20858,6 @@
           <w:b/>
           <w:lang w:val="pt_PT" w:bidi="pt_PT"/>
         </w:rPr>
-        <w:t>τέλειον</w:t>
-      </w:r>
-    </w:p>
-    <w:p>
-      <w:pPr/>
-      <w:r>
-        <w:rPr>
-          <w:lang w:val="pt_PT" w:bidi="pt_PT"/>
-        </w:rPr>
-      </w:r>
-      <w:r>
-        <w:rPr>
-          <w:b/>
-          <w:lang w:val="pt_PT" w:bidi="pt_PT"/>
-        </w:rPr>
         <w:t>"seremos pessoas maduras".</w:t>
       </w:r>
     </w:p>
@@ -23934,21 +20921,6 @@
           <w:b/>
           <w:lang w:val="pt_PT" w:bidi="pt_PT"/>
         </w:rPr>
-        <w:t>ἵνα</w:t>
-      </w:r>
-    </w:p>
-    <w:p>
-      <w:pPr/>
-      <w:r>
-        <w:rPr>
-          <w:lang w:val="pt_PT" w:bidi="pt_PT"/>
-        </w:rPr>
-      </w:r>
-      <w:r>
-        <w:rPr>
-          <w:b/>
-          <w:lang w:val="pt_PT" w:bidi="pt_PT"/>
-        </w:rPr>
         <w:t>"Então não seremos mais como crianças".</w:t>
       </w:r>
     </w:p>
@@ -24045,21 +21017,6 @@
           <w:b/>
           <w:lang w:val="pt_PT" w:bidi="pt_PT"/>
         </w:rPr>
-        <w:t>μηκέτι ὦμεν νήπιοι</w:t>
-      </w:r>
-    </w:p>
-    <w:p>
-      <w:pPr/>
-      <w:r>
-        <w:rPr>
-          <w:lang w:val="pt_PT" w:bidi="pt_PT"/>
-        </w:rPr>
-      </w:r>
-      <w:r>
-        <w:rPr>
-          <w:b/>
-          <w:lang w:val="pt_PT" w:bidi="pt_PT"/>
-        </w:rPr>
         <w:t>"não serremos mais como crianças".</w:t>
       </w:r>
     </w:p>
@@ -24156,21 +21113,6 @@
           <w:b/>
           <w:lang w:val="pt_PT" w:bidi="pt_PT"/>
         </w:rPr>
-        <w:t>κλυδωνιζόμενοι καὶ περιφερόμενοι παντὶ ἀνέμῳ τῆς διδασκαλίας</w:t>
-      </w:r>
-    </w:p>
-    <w:p>
-      <w:pPr/>
-      <w:r>
-        <w:rPr>
-          <w:lang w:val="pt_PT" w:bidi="pt_PT"/>
-        </w:rPr>
-      </w:r>
-      <w:r>
-        <w:rPr>
-          <w:b/>
-          <w:lang w:val="pt_PT" w:bidi="pt_PT"/>
-        </w:rPr>
         <w:t>"arrastados pelas ondas e empurrados por qualquer vento de ensinamentos de pessoas falsas".</w:t>
       </w:r>
     </w:p>
@@ -24280,21 +21222,6 @@
           <w:b/>
           <w:lang w:val="pt_PT" w:bidi="pt_PT"/>
         </w:rPr>
-        <w:t>ἐν τῇ κυβίᾳ τῶν ἀνθρώπων, ἐν πανουργίᾳ πρὸς τὴν μεθοδίαν τῆς πλάνης</w:t>
-      </w:r>
-    </w:p>
-    <w:p>
-      <w:pPr/>
-      <w:r>
-        <w:rPr>
-          <w:lang w:val="pt_PT" w:bidi="pt_PT"/>
-        </w:rPr>
-      </w:r>
-      <w:r>
-        <w:rPr>
-          <w:b/>
-          <w:lang w:val="pt_PT" w:bidi="pt_PT"/>
-        </w:rPr>
         <w:t>"Essas pessoas inventam mentiras e, por meio delas, levam outros para caminhos errados".</w:t>
       </w:r>
     </w:p>
@@ -24404,21 +21331,6 @@
           <w:b/>
           <w:lang w:val="pt_PT" w:bidi="pt_PT"/>
         </w:rPr>
-        <w:t>δὲ</w:t>
-      </w:r>
-    </w:p>
-    <w:p>
-      <w:pPr/>
-      <w:r>
-        <w:rPr>
-          <w:lang w:val="pt_PT" w:bidi="pt_PT"/>
-        </w:rPr>
-      </w:r>
-      <w:r>
-        <w:rPr>
-          <w:b/>
-          <w:lang w:val="pt_PT" w:bidi="pt_PT"/>
-        </w:rPr>
         <w:t>"Pelo contrário, falando a verdade com espírito de amor".</w:t>
       </w:r>
     </w:p>
@@ -24515,21 +21427,6 @@
           <w:b/>
           <w:lang w:val="pt_PT" w:bidi="pt_PT"/>
         </w:rPr>
-        <w:t>ἀληθεύοντες</w:t>
-      </w:r>
-    </w:p>
-    <w:p>
-      <w:pPr/>
-      <w:r>
-        <w:rPr>
-          <w:lang w:val="pt_PT" w:bidi="pt_PT"/>
-        </w:rPr>
-      </w:r>
-      <w:r>
-        <w:rPr>
-          <w:b/>
-          <w:lang w:val="pt_PT" w:bidi="pt_PT"/>
-        </w:rPr>
         <w:t>"falando a verdade".</w:t>
       </w:r>
     </w:p>
@@ -24626,21 +21523,6 @@
           <w:b/>
           <w:lang w:val="pt_PT" w:bidi="pt_PT"/>
         </w:rPr>
-        <w:t>ἐν ἀγάπῃ</w:t>
-      </w:r>
-    </w:p>
-    <w:p>
-      <w:pPr/>
-      <w:r>
-        <w:rPr>
-          <w:lang w:val="pt_PT" w:bidi="pt_PT"/>
-        </w:rPr>
-      </w:r>
-      <w:r>
-        <w:rPr>
-          <w:b/>
-          <w:lang w:val="pt_PT" w:bidi="pt_PT"/>
-        </w:rPr>
         <w:t>"com espírito de amor".</w:t>
       </w:r>
     </w:p>
@@ -24737,21 +21619,6 @@
           <w:b/>
           <w:lang w:val="pt_PT" w:bidi="pt_PT"/>
         </w:rPr>
-        <w:t>εἰς αὐτὸν &amp; ὅς ἐστιν ἡ κεφαλή</w:t>
-      </w:r>
-    </w:p>
-    <w:p>
-      <w:pPr/>
-      <w:r>
-        <w:rPr>
-          <w:lang w:val="pt_PT" w:bidi="pt_PT"/>
-        </w:rPr>
-      </w:r>
-      <w:r>
-        <w:rPr>
-          <w:b/>
-          <w:lang w:val="pt_PT" w:bidi="pt_PT"/>
-        </w:rPr>
         <w:t>"de Cristo, que é a cabeça".</w:t>
       </w:r>
     </w:p>
@@ -24848,21 +21715,6 @@
           <w:b/>
           <w:lang w:val="pt_PT" w:bidi="pt_PT"/>
         </w:rPr>
-        <w:t>ἐξ οὗ πᾶν τὸ σῶμα &amp; τὴν αὔξησιν τοῦ σώματος ποιεῖται</w:t>
-      </w:r>
-    </w:p>
-    <w:p>
-      <w:pPr/>
-      <w:r>
-        <w:rPr>
-          <w:lang w:val="pt_PT" w:bidi="pt_PT"/>
-        </w:rPr>
-      </w:r>
-      <w:r>
-        <w:rPr>
-          <w:b/>
-          <w:lang w:val="pt_PT" w:bidi="pt_PT"/>
-        </w:rPr>
         <w:t>"É ele quem faz com que o corpo todo fique bem ajustado e todas as partes fiquem ligadas".</w:t>
       </w:r>
     </w:p>
@@ -24959,21 +21811,6 @@
           <w:b/>
           <w:lang w:val="pt_PT" w:bidi="pt_PT"/>
         </w:rPr>
-        <w:t>εἰς οἰκοδομὴν ἑαυτοῦ ἐν ἀγάπῃ</w:t>
-      </w:r>
-    </w:p>
-    <w:p>
-      <w:pPr/>
-      <w:r>
-        <w:rPr>
-          <w:lang w:val="pt_PT" w:bidi="pt_PT"/>
-        </w:rPr>
-      </w:r>
-      <w:r>
-        <w:rPr>
-          <w:b/>
-          <w:lang w:val="pt_PT" w:bidi="pt_PT"/>
-        </w:rPr>
         <w:t>"e se desenvolve por meio do amor".</w:t>
       </w:r>
     </w:p>
@@ -25070,21 +21907,6 @@
           <w:b/>
           <w:lang w:val="pt_PT" w:bidi="pt_PT"/>
         </w:rPr>
-        <w:t>ἐν ἀγάπῃ</w:t>
-      </w:r>
-    </w:p>
-    <w:p>
-      <w:pPr/>
-      <w:r>
-        <w:rPr>
-          <w:lang w:val="pt_PT" w:bidi="pt_PT"/>
-        </w:rPr>
-      </w:r>
-      <w:r>
-        <w:rPr>
-          <w:b/>
-          <w:lang w:val="pt_PT" w:bidi="pt_PT"/>
-        </w:rPr>
         <w:t>"por meio do amor".</w:t>
       </w:r>
     </w:p>
@@ -25181,21 +22003,6 @@
           <w:b/>
           <w:lang w:val="pt_PT" w:bidi="pt_PT"/>
         </w:rPr>
-        <w:t>διὰ πάσης ἁφῆς τῆς ἐπιχορηγίας</w:t>
-      </w:r>
-    </w:p>
-    <w:p>
-      <w:pPr/>
-      <w:r>
-        <w:rPr>
-          <w:lang w:val="pt_PT" w:bidi="pt_PT"/>
-        </w:rPr>
-      </w:r>
-      <w:r>
-        <w:rPr>
-          <w:b/>
-          <w:lang w:val="pt_PT" w:bidi="pt_PT"/>
-        </w:rPr>
         <w:t>"fiquem ligadas entre si por meio da união de todas elas".</w:t>
       </w:r>
     </w:p>
@@ -25451,21 +22258,6 @@
           <w:b/>
           <w:lang w:val="pt_PT" w:bidi="pt_PT"/>
         </w:rPr>
-        <w:t>τοῦτο οὖν λέγω καὶ μαρτύρομαι</w:t>
-      </w:r>
-    </w:p>
-    <w:p>
-      <w:pPr/>
-      <w:r>
-        <w:rPr>
-          <w:lang w:val="pt_PT" w:bidi="pt_PT"/>
-        </w:rPr>
-      </w:r>
-      <w:r>
-        <w:rPr>
-          <w:b/>
-          <w:lang w:val="pt_PT" w:bidi="pt_PT"/>
-        </w:rPr>
         <w:t>"Portanto, em nome do Senhor eu digo e insisto no seguinte:".</w:t>
       </w:r>
     </w:p>
@@ -25529,21 +22321,6 @@
           <w:b/>
           <w:lang w:val="pt_PT" w:bidi="pt_PT"/>
         </w:rPr>
-        <w:t>ἐν Κυρίῳ</w:t>
-      </w:r>
-    </w:p>
-    <w:p>
-      <w:pPr/>
-      <w:r>
-        <w:rPr>
-          <w:lang w:val="pt_PT" w:bidi="pt_PT"/>
-        </w:rPr>
-      </w:r>
-      <w:r>
-        <w:rPr>
-          <w:b/>
-          <w:lang w:val="pt_PT" w:bidi="pt_PT"/>
-        </w:rPr>
         <w:t>"em nome do Senhor".</w:t>
       </w:r>
     </w:p>
@@ -25607,21 +22384,6 @@
           <w:b/>
           <w:lang w:val="pt_PT" w:bidi="pt_PT"/>
         </w:rPr>
-        <w:t>μηκέτι ὑμᾶς περιπατεῖν, καθὼς καὶ τὰ ἔθνη περιπατεῖ ἐν ματαιότητι τοῦ νοὸς αὐτῶν</w:t>
-      </w:r>
-    </w:p>
-    <w:p>
-      <w:pPr/>
-      <w:r>
-        <w:rPr>
-          <w:lang w:val="pt_PT" w:bidi="pt_PT"/>
-        </w:rPr>
-      </w:r>
-      <w:r>
-        <w:rPr>
-          <w:b/>
-          <w:lang w:val="pt_PT" w:bidi="pt_PT"/>
-        </w:rPr>
         <w:t>"não vivam mais como os pagãos, pois os pensamentos deles não têm valor".</w:t>
       </w:r>
     </w:p>
@@ -25705,21 +22467,6 @@
           <w:b/>
           <w:lang w:val="pt_PT" w:bidi="pt_PT"/>
         </w:rPr>
-        <w:t>ἐσκοτωμένοι τῇ διανοίᾳ</w:t>
-      </w:r>
-    </w:p>
-    <w:p>
-      <w:pPr/>
-      <w:r>
-        <w:rPr>
-          <w:lang w:val="pt_PT" w:bidi="pt_PT"/>
-        </w:rPr>
-      </w:r>
-      <w:r>
-        <w:rPr>
-          <w:b/>
-          <w:lang w:val="pt_PT" w:bidi="pt_PT"/>
-        </w:rPr>
         <w:t>"e a mente deles está na escuridão".</w:t>
       </w:r>
     </w:p>
@@ -25803,21 +22550,6 @@
           <w:b/>
           <w:lang w:val="pt_PT" w:bidi="pt_PT"/>
         </w:rPr>
-        <w:t>ἐσκοτωμένοι τῇ διανοίᾳ</w:t>
-      </w:r>
-    </w:p>
-    <w:p>
-      <w:pPr/>
-      <w:r>
-        <w:rPr>
-          <w:lang w:val="pt_PT" w:bidi="pt_PT"/>
-        </w:rPr>
-      </w:r>
-      <w:r>
-        <w:rPr>
-          <w:b/>
-          <w:lang w:val="pt_PT" w:bidi="pt_PT"/>
-        </w:rPr>
         <w:t>"e a mente deles está na escuridão".</w:t>
       </w:r>
     </w:p>
@@ -25914,21 +22646,6 @@
           <w:b/>
           <w:lang w:val="pt_PT" w:bidi="pt_PT"/>
         </w:rPr>
-        <w:t>ἀπηλλοτριωμένοι τῆς ζωῆς τοῦ Θεοῦ, διὰ τὴν ἄγνοιαν τὴν οὖσαν ἐν αὐτοῖς</w:t>
-      </w:r>
-    </w:p>
-    <w:p>
-      <w:pPr/>
-      <w:r>
-        <w:rPr>
-          <w:lang w:val="pt_PT" w:bidi="pt_PT"/>
-        </w:rPr>
-      </w:r>
-      <w:r>
-        <w:rPr>
-          <w:b/>
-          <w:lang w:val="pt_PT" w:bidi="pt_PT"/>
-        </w:rPr>
         <w:t>"Eles não têm parte na vida que Deus dá porque são completamente ignorantes e teimosos".</w:t>
       </w:r>
     </w:p>
@@ -26025,21 +22742,6 @@
           <w:b/>
           <w:lang w:val="pt_PT" w:bidi="pt_PT"/>
         </w:rPr>
-        <w:t>ἀπηλλοτριωμένοι</w:t>
-      </w:r>
-    </w:p>
-    <w:p>
-      <w:pPr/>
-      <w:r>
-        <w:rPr>
-          <w:lang w:val="pt_PT" w:bidi="pt_PT"/>
-        </w:rPr>
-      </w:r>
-      <w:r>
-        <w:rPr>
-          <w:b/>
-          <w:lang w:val="pt_PT" w:bidi="pt_PT"/>
-        </w:rPr>
         <w:t>"Eles não têm parte na vida que Deus dá".</w:t>
       </w:r>
     </w:p>
@@ -26103,21 +22805,6 @@
           <w:b/>
           <w:lang w:val="pt_PT" w:bidi="pt_PT"/>
         </w:rPr>
-        <w:t>ἄγνοιαν</w:t>
-      </w:r>
-    </w:p>
-    <w:p>
-      <w:pPr/>
-      <w:r>
-        <w:rPr>
-          <w:lang w:val="pt_PT" w:bidi="pt_PT"/>
-        </w:rPr>
-      </w:r>
-      <w:r>
-        <w:rPr>
-          <w:b/>
-          <w:lang w:val="pt_PT" w:bidi="pt_PT"/>
-        </w:rPr>
         <w:t>"porque são completamente ignorantes".</w:t>
       </w:r>
     </w:p>
@@ -26181,21 +22868,6 @@
           <w:b/>
           <w:lang w:val="pt_PT" w:bidi="pt_PT"/>
         </w:rPr>
-        <w:t>διὰ τὴν πώρωσιν τῆς καρδίας αὐτῶν</w:t>
-      </w:r>
-    </w:p>
-    <w:p>
-      <w:pPr/>
-      <w:r>
-        <w:rPr>
-          <w:lang w:val="pt_PT" w:bidi="pt_PT"/>
-        </w:rPr>
-      </w:r>
-      <w:r>
-        <w:rPr>
-          <w:b/>
-          <w:lang w:val="pt_PT" w:bidi="pt_PT"/>
-        </w:rPr>
         <w:t>"e teimosos".</w:t>
       </w:r>
     </w:p>
@@ -26292,21 +22964,6 @@
           <w:b/>
           <w:lang w:val="pt_PT" w:bidi="pt_PT"/>
         </w:rPr>
-        <w:t>διὰ</w:t>
-      </w:r>
-    </w:p>
-    <w:p>
-      <w:pPr/>
-      <w:r>
-        <w:rPr>
-          <w:lang w:val="pt_PT" w:bidi="pt_PT"/>
-        </w:rPr>
-      </w:r>
-      <w:r>
-        <w:rPr>
-          <w:b/>
-          <w:lang w:val="pt_PT" w:bidi="pt_PT"/>
-        </w:rPr>
         <w:t>"porque são completamente".</w:t>
       </w:r>
     </w:p>
@@ -26403,21 +23060,6 @@
           <w:b/>
           <w:lang w:val="pt_PT" w:bidi="pt_PT"/>
         </w:rPr>
-        <w:t>διὰ</w:t>
-      </w:r>
-    </w:p>
-    <w:p>
-      <w:pPr/>
-      <w:r>
-        <w:rPr>
-          <w:lang w:val="pt_PT" w:bidi="pt_PT"/>
-        </w:rPr>
-      </w:r>
-      <w:r>
-        <w:rPr>
-          <w:b/>
-          <w:lang w:val="pt_PT" w:bidi="pt_PT"/>
-        </w:rPr>
         <w:t>"porque são completamente".</w:t>
       </w:r>
     </w:p>
@@ -26500,21 +23142,6 @@
         <w:rPr>
           <w:lang w:val="pt_PT" w:bidi="pt_PT"/>
         </w:rPr>
-      </w:r>
-    </w:p>
-    <w:p>
-      <w:pPr/>
-      <w:r>
-        <w:rPr>
-          <w:lang w:val="pt_PT" w:bidi="pt_PT"/>
-        </w:rPr>
-      </w:r>
-      <w:r>
-        <w:rPr>
-          <w:b/>
-          <w:lang w:val="pt_PT" w:bidi="pt_PT"/>
-        </w:rPr>
-        <w:t>ἑαυτοὺς παρέδωκαν τῇ ἀσελγείᾳ</w:t>
       </w:r>
     </w:p>
     <w:p>
@@ -26706,21 +23333,6 @@
           <w:b/>
           <w:lang w:val="pt_PT" w:bidi="pt_PT"/>
         </w:rPr>
-        <w:t>δὲ</w:t>
-      </w:r>
-    </w:p>
-    <w:p>
-      <w:pPr/>
-      <w:r>
-        <w:rPr>
-          <w:lang w:val="pt_PT" w:bidi="pt_PT"/>
-        </w:rPr>
-      </w:r>
-      <w:r>
-        <w:rPr>
-          <w:b/>
-          <w:lang w:val="pt_PT" w:bidi="pt_PT"/>
-        </w:rPr>
         <w:t>"Mas não foi essa".</w:t>
       </w:r>
     </w:p>
@@ -26817,21 +23429,6 @@
           <w:b/>
           <w:lang w:val="pt_PT" w:bidi="pt_PT"/>
         </w:rPr>
-        <w:t>εἴ γε αὐτὸν ἠκούσατε καὶ ἐν αὐτῷ ἐδιδάχθητε</w:t>
-      </w:r>
-    </w:p>
-    <w:p>
-      <w:pPr/>
-      <w:r>
-        <w:rPr>
-          <w:lang w:val="pt_PT" w:bidi="pt_PT"/>
-        </w:rPr>
-      </w:r>
-      <w:r>
-        <w:rPr>
-          <w:b/>
-          <w:lang w:val="pt_PT" w:bidi="pt_PT"/>
-        </w:rPr>
         <w:t>"Com certeza vocês ouviram falar dele e, como seus seguidores, aprenderam a verdade que está em Jesus".</w:t>
       </w:r>
     </w:p>
@@ -26941,21 +23538,6 @@
           <w:b/>
           <w:lang w:val="pt_PT" w:bidi="pt_PT"/>
         </w:rPr>
-        <w:t>ἐν αὐτῷ ἐδιδάχθητε</w:t>
-      </w:r>
-    </w:p>
-    <w:p>
-      <w:pPr/>
-      <w:r>
-        <w:rPr>
-          <w:lang w:val="pt_PT" w:bidi="pt_PT"/>
-        </w:rPr>
-      </w:r>
-      <w:r>
-        <w:rPr>
-          <w:b/>
-          <w:lang w:val="pt_PT" w:bidi="pt_PT"/>
-        </w:rPr>
         <w:t>"aprenderam a verdade que está em Jesus".</w:t>
       </w:r>
     </w:p>
@@ -27052,21 +23634,6 @@
           <w:b/>
           <w:lang w:val="pt_PT" w:bidi="pt_PT"/>
         </w:rPr>
-        <w:t>καθώς ἐστιν ἀλήθεια ἐν τῷ Ἰησοῦ</w:t>
-      </w:r>
-    </w:p>
-    <w:p>
-      <w:pPr/>
-      <w:r>
-        <w:rPr>
-          <w:lang w:val="pt_PT" w:bidi="pt_PT"/>
-        </w:rPr>
-      </w:r>
-      <w:r>
-        <w:rPr>
-          <w:b/>
-          <w:lang w:val="pt_PT" w:bidi="pt_PT"/>
-        </w:rPr>
         <w:t>"aprenderam a verdade que está em Jesus".</w:t>
       </w:r>
     </w:p>
@@ -27130,21 +23697,6 @@
           <w:b/>
           <w:lang w:val="pt_PT" w:bidi="pt_PT"/>
         </w:rPr>
-        <w:t>ἀποθέσθαι ὑμᾶς κατὰ τὴν προτέραν ἀναστροφὴν</w:t>
-      </w:r>
-    </w:p>
-    <w:p>
-      <w:pPr/>
-      <w:r>
-        <w:rPr>
-          <w:lang w:val="pt_PT" w:bidi="pt_PT"/>
-        </w:rPr>
-      </w:r>
-      <w:r>
-        <w:rPr>
-          <w:b/>
-          <w:lang w:val="pt_PT" w:bidi="pt_PT"/>
-        </w:rPr>
         <w:t>"abandonem a velha natureza de vocês".</w:t>
       </w:r>
     </w:p>
@@ -27241,21 +23793,6 @@
           <w:b/>
           <w:lang w:val="pt_PT" w:bidi="pt_PT"/>
         </w:rPr>
-        <w:t>ἀποθέσθαι ὑμᾶς κατὰ τὴν προτέραν ἀναστροφὴν τὸν παλαιὸν ἄνθρωπον</w:t>
-      </w:r>
-    </w:p>
-    <w:p>
-      <w:pPr/>
-      <w:r>
-        <w:rPr>
-          <w:lang w:val="pt_PT" w:bidi="pt_PT"/>
-        </w:rPr>
-      </w:r>
-      <w:r>
-        <w:rPr>
-          <w:b/>
-          <w:lang w:val="pt_PT" w:bidi="pt_PT"/>
-        </w:rPr>
         <w:t>"abandonem a velha natureza de vocês".</w:t>
       </w:r>
     </w:p>
@@ -27339,21 +23876,6 @@
           <w:b/>
           <w:lang w:val="pt_PT" w:bidi="pt_PT"/>
         </w:rPr>
-        <w:t>τὸν παλαιὸν ἄνθρωπον</w:t>
-      </w:r>
-    </w:p>
-    <w:p>
-      <w:pPr/>
-      <w:r>
-        <w:rPr>
-          <w:lang w:val="pt_PT" w:bidi="pt_PT"/>
-        </w:rPr>
-      </w:r>
-      <w:r>
-        <w:rPr>
-          <w:b/>
-          <w:lang w:val="pt_PT" w:bidi="pt_PT"/>
-        </w:rPr>
         <w:t>"a velha natureza".</w:t>
       </w:r>
     </w:p>
@@ -27546,21 +24068,6 @@
           <w:b/>
           <w:lang w:val="pt_PT" w:bidi="pt_PT"/>
         </w:rPr>
-        <w:t>ἀνανεοῦσθαι &amp; τῷ πνεύματι τοῦ νοὸς ὑμῶν</w:t>
-      </w:r>
-    </w:p>
-    <w:p>
-      <w:pPr/>
-      <w:r>
-        <w:rPr>
-          <w:lang w:val="pt_PT" w:bidi="pt_PT"/>
-        </w:rPr>
-      </w:r>
-      <w:r>
-        <w:rPr>
-          <w:b/>
-          <w:lang w:val="pt_PT" w:bidi="pt_PT"/>
-        </w:rPr>
         <w:t>"É preciso que o coração e a mente de vocês sejam completamente renovados".</w:t>
       </w:r>
     </w:p>
@@ -27644,21 +24151,6 @@
           <w:b/>
           <w:lang w:val="pt_PT" w:bidi="pt_PT"/>
         </w:rPr>
-        <w:t>ἐν δικαιοσύνῃ καὶ ὁσιότητι τῆς ἀληθείας</w:t>
-      </w:r>
-    </w:p>
-    <w:p>
-      <w:pPr/>
-      <w:r>
-        <w:rPr>
-          <w:lang w:val="pt_PT" w:bidi="pt_PT"/>
-        </w:rPr>
-      </w:r>
-      <w:r>
-        <w:rPr>
-          <w:b/>
-          <w:lang w:val="pt_PT" w:bidi="pt_PT"/>
-        </w:rPr>
         <w:t>"a qual é correta e dedicada a ele".</w:t>
       </w:r>
     </w:p>
@@ -27755,21 +24247,6 @@
           <w:b/>
           <w:lang w:val="pt_PT" w:bidi="pt_PT"/>
         </w:rPr>
-        <w:t>ἐνδύσασθαι τὸν καινὸν ἄνθρωπον</w:t>
-      </w:r>
-    </w:p>
-    <w:p>
-      <w:pPr/>
-      <w:r>
-        <w:rPr>
-          <w:lang w:val="pt_PT" w:bidi="pt_PT"/>
-        </w:rPr>
-      </w:r>
-      <w:r>
-        <w:rPr>
-          <w:b/>
-          <w:lang w:val="pt_PT" w:bidi="pt_PT"/>
-        </w:rPr>
         <w:t>"Vistam-se com a nova natureza".</w:t>
       </w:r>
     </w:p>
@@ -27879,21 +24356,6 @@
           <w:b/>
           <w:lang w:val="pt_PT" w:bidi="pt_PT"/>
         </w:rPr>
-        <w:t>διὸ</w:t>
-      </w:r>
-    </w:p>
-    <w:p>
-      <w:pPr/>
-      <w:r>
-        <w:rPr>
-          <w:lang w:val="pt_PT" w:bidi="pt_PT"/>
-        </w:rPr>
-      </w:r>
-      <w:r>
-        <w:rPr>
-          <w:b/>
-          <w:lang w:val="pt_PT" w:bidi="pt_PT"/>
-        </w:rPr>
         <w:t>"Por isso não mintam mais".</w:t>
       </w:r>
     </w:p>
@@ -27990,21 +24452,6 @@
           <w:b/>
           <w:lang w:val="pt_PT" w:bidi="pt_PT"/>
         </w:rPr>
-        <w:t>ἀποθέμενοι τὸ ψεῦδος</w:t>
-      </w:r>
-    </w:p>
-    <w:p>
-      <w:pPr/>
-      <w:r>
-        <w:rPr>
-          <w:lang w:val="pt_PT" w:bidi="pt_PT"/>
-        </w:rPr>
-      </w:r>
-      <w:r>
-        <w:rPr>
-          <w:b/>
-          <w:lang w:val="pt_PT" w:bidi="pt_PT"/>
-        </w:rPr>
         <w:t>"não mintam mais".</w:t>
       </w:r>
     </w:p>
@@ -28101,21 +24548,6 @@
           <w:b/>
           <w:lang w:val="pt_PT" w:bidi="pt_PT"/>
         </w:rPr>
-        <w:t>λαλεῖτε ἀλήθειαν ἕκαστος</w:t>
-      </w:r>
-    </w:p>
-    <w:p>
-      <w:pPr/>
-      <w:r>
-        <w:rPr>
-          <w:lang w:val="pt_PT" w:bidi="pt_PT"/>
-        </w:rPr>
-      </w:r>
-      <w:r>
-        <w:rPr>
-          <w:b/>
-          <w:lang w:val="pt_PT" w:bidi="pt_PT"/>
-        </w:rPr>
         <w:t>"Que cada um diga a verdade".</w:t>
       </w:r>
     </w:p>
@@ -28212,21 +24644,6 @@
           <w:b/>
           <w:lang w:val="pt_PT" w:bidi="pt_PT"/>
         </w:rPr>
-        <w:t>ὅτι</w:t>
-      </w:r>
-    </w:p>
-    <w:p>
-      <w:pPr/>
-      <w:r>
-        <w:rPr>
-          <w:lang w:val="pt_PT" w:bidi="pt_PT"/>
-        </w:rPr>
-      </w:r>
-      <w:r>
-        <w:rPr>
-          <w:b/>
-          <w:lang w:val="pt_PT" w:bidi="pt_PT"/>
-        </w:rPr>
         <w:t>"pois todos nós".</w:t>
       </w:r>
     </w:p>
@@ -28323,21 +24740,6 @@
           <w:b/>
           <w:lang w:val="pt_PT" w:bidi="pt_PT"/>
         </w:rPr>
-        <w:t>ἐσμὲν ἀλλήλων μέλη</w:t>
-      </w:r>
-    </w:p>
-    <w:p>
-      <w:pPr/>
-      <w:r>
-        <w:rPr>
-          <w:lang w:val="pt_PT" w:bidi="pt_PT"/>
-        </w:rPr>
-      </w:r>
-      <w:r>
-        <w:rPr>
-          <w:b/>
-          <w:lang w:val="pt_PT" w:bidi="pt_PT"/>
-        </w:rPr>
         <w:t>"somos membros do corpo de Cristo!".</w:t>
       </w:r>
     </w:p>
@@ -28421,21 +24823,6 @@
           <w:b/>
           <w:lang w:val="pt_PT" w:bidi="pt_PT"/>
         </w:rPr>
-        <w:t>ὀργίζεσθε, καὶ μὴ ἁμαρτάνετε</w:t>
-      </w:r>
-    </w:p>
-    <w:p>
-      <w:pPr/>
-      <w:r>
-        <w:rPr>
-          <w:lang w:val="pt_PT" w:bidi="pt_PT"/>
-        </w:rPr>
-      </w:r>
-      <w:r>
-        <w:rPr>
-          <w:b/>
-          <w:lang w:val="pt_PT" w:bidi="pt_PT"/>
-        </w:rPr>
         <w:t>"Se vocês ficarem com raiva, não deixem que isso faça com que pequem".</w:t>
       </w:r>
     </w:p>
@@ -28499,21 +24886,6 @@
           <w:b/>
           <w:lang w:val="pt_PT" w:bidi="pt_PT"/>
         </w:rPr>
-        <w:t>ὁ ἥλιος μὴ ἐπιδυέτω ἐπὶ παροργισμῷ ὑμῶν</w:t>
-      </w:r>
-    </w:p>
-    <w:p>
-      <w:pPr/>
-      <w:r>
-        <w:rPr>
-          <w:lang w:val="pt_PT" w:bidi="pt_PT"/>
-        </w:rPr>
-      </w:r>
-      <w:r>
-        <w:rPr>
-          <w:b/>
-          <w:lang w:val="pt_PT" w:bidi="pt_PT"/>
-        </w:rPr>
         <w:t>"e não fiquem o dia inteiro com raiva".</w:t>
       </w:r>
     </w:p>
@@ -28610,21 +24982,6 @@
           <w:b/>
           <w:lang w:val="pt_PT" w:bidi="pt_PT"/>
         </w:rPr>
-        <w:t>μηδὲ δίδοτε τόπον τῷ διαβόλῳ</w:t>
-      </w:r>
-    </w:p>
-    <w:p>
-      <w:pPr/>
-      <w:r>
-        <w:rPr>
-          <w:lang w:val="pt_PT" w:bidi="pt_PT"/>
-        </w:rPr>
-      </w:r>
-      <w:r>
-        <w:rPr>
-          <w:b/>
-          <w:lang w:val="pt_PT" w:bidi="pt_PT"/>
-        </w:rPr>
         <w:t>"Não deem ao Diabo oportunidade para tentar vocês".</w:t>
       </w:r>
     </w:p>
@@ -28688,21 +25045,6 @@
           <w:b/>
           <w:lang w:val="pt_PT" w:bidi="pt_PT"/>
         </w:rPr>
-        <w:t>μᾶλλον δὲ</w:t>
-      </w:r>
-    </w:p>
-    <w:p>
-      <w:pPr/>
-      <w:r>
-        <w:rPr>
-          <w:lang w:val="pt_PT" w:bidi="pt_PT"/>
-        </w:rPr>
-      </w:r>
-      <w:r>
-        <w:rPr>
-          <w:b/>
-          <w:lang w:val="pt_PT" w:bidi="pt_PT"/>
-        </w:rPr>
         <w:t>"porém comece a trabalhar a fim de viver honestamente e poder ajudar os pobres".</w:t>
       </w:r>
     </w:p>
@@ -28799,21 +25141,6 @@
           <w:b/>
           <w:lang w:val="pt_PT" w:bidi="pt_PT"/>
         </w:rPr>
-        <w:t>ἵνα</w:t>
-      </w:r>
-    </w:p>
-    <w:p>
-      <w:pPr/>
-      <w:r>
-        <w:rPr>
-          <w:lang w:val="pt_PT" w:bidi="pt_PT"/>
-        </w:rPr>
-      </w:r>
-      <w:r>
-        <w:rPr>
-          <w:b/>
-          <w:lang w:val="pt_PT" w:bidi="pt_PT"/>
-        </w:rPr>
         <w:t>"a fim de viver honestamente e poder ajudar os pobres".</w:t>
       </w:r>
     </w:p>
@@ -28973,21 +25300,6 @@
           <w:b/>
           <w:lang w:val="pt_PT" w:bidi="pt_PT"/>
         </w:rPr>
-        <w:t>ἀλλ’</w:t>
-      </w:r>
-    </w:p>
-    <w:p>
-      <w:pPr/>
-      <w:r>
-        <w:rPr>
-          <w:lang w:val="pt_PT" w:bidi="pt_PT"/>
-        </w:rPr>
-      </w:r>
-      <w:r>
-        <w:rPr>
-          <w:b/>
-          <w:lang w:val="pt_PT" w:bidi="pt_PT"/>
-        </w:rPr>
         <w:t>"mas usem apenas palavras boas".</w:t>
       </w:r>
     </w:p>
@@ -29084,21 +25396,6 @@
           <w:b/>
           <w:lang w:val="pt_PT" w:bidi="pt_PT"/>
         </w:rPr>
-        <w:t>πρὸς οἰκοδομὴν</w:t>
-      </w:r>
-    </w:p>
-    <w:p>
-      <w:pPr/>
-      <w:r>
-        <w:rPr>
-          <w:lang w:val="pt_PT" w:bidi="pt_PT"/>
-        </w:rPr>
-      </w:r>
-      <w:r>
-        <w:rPr>
-          <w:b/>
-          <w:lang w:val="pt_PT" w:bidi="pt_PT"/>
-        </w:rPr>
         <w:t>"que ajudam os outros a crescer na fé".</w:t>
       </w:r>
     </w:p>
@@ -29162,21 +25459,6 @@
           <w:b/>
           <w:lang w:val="pt_PT" w:bidi="pt_PT"/>
         </w:rPr>
-        <w:t>ἵνα</w:t>
-      </w:r>
-    </w:p>
-    <w:p>
-      <w:pPr/>
-      <w:r>
-        <w:rPr>
-          <w:lang w:val="pt_PT" w:bidi="pt_PT"/>
-        </w:rPr>
-      </w:r>
-      <w:r>
-        <w:rPr>
-          <w:b/>
-          <w:lang w:val="pt_PT" w:bidi="pt_PT"/>
-        </w:rPr>
         <w:t>"para que as coisas que vocês dizem".</w:t>
       </w:r>
     </w:p>
@@ -29273,21 +25555,6 @@
           <w:b/>
           <w:lang w:val="pt_PT" w:bidi="pt_PT"/>
         </w:rPr>
-        <w:t>τῆς χρείας, ἵνα δῷ χάριν τοῖς ἀκούουσιν</w:t>
-      </w:r>
-    </w:p>
-    <w:p>
-      <w:pPr/>
-      <w:r>
-        <w:rPr>
-          <w:lang w:val="pt_PT" w:bidi="pt_PT"/>
-        </w:rPr>
-      </w:r>
-      <w:r>
-        <w:rPr>
-          <w:b/>
-          <w:lang w:val="pt_PT" w:bidi="pt_PT"/>
-        </w:rPr>
         <w:t>"para que as coisas que vocês dizem façam bem aos que ouvem".</w:t>
       </w:r>
     </w:p>
@@ -29351,21 +25618,6 @@
           <w:b/>
           <w:lang w:val="pt_PT" w:bidi="pt_PT"/>
         </w:rPr>
-        <w:t>ἵνα δῷ χάριν τοῖς ἀκούουσιν</w:t>
-      </w:r>
-    </w:p>
-    <w:p>
-      <w:pPr/>
-      <w:r>
-        <w:rPr>
-          <w:lang w:val="pt_PT" w:bidi="pt_PT"/>
-        </w:rPr>
-      </w:r>
-      <w:r>
-        <w:rPr>
-          <w:b/>
-          <w:lang w:val="pt_PT" w:bidi="pt_PT"/>
-        </w:rPr>
         <w:t>"para que as coisas que vocês dizem façam bem aos que ouvem".</w:t>
       </w:r>
     </w:p>
@@ -29462,21 +25714,6 @@
           <w:b/>
           <w:lang w:val="pt_PT" w:bidi="pt_PT"/>
         </w:rPr>
-        <w:t>μὴ λυπεῖτε</w:t>
-      </w:r>
-    </w:p>
-    <w:p>
-      <w:pPr/>
-      <w:r>
-        <w:rPr>
-          <w:lang w:val="pt_PT" w:bidi="pt_PT"/>
-        </w:rPr>
-      </w:r>
-      <w:r>
-        <w:rPr>
-          <w:b/>
-          <w:lang w:val="pt_PT" w:bidi="pt_PT"/>
-        </w:rPr>
         <w:t>"E não façam com que o Espírito Santo de Deus fique triste".</w:t>
       </w:r>
     </w:p>
@@ -29540,21 +25777,6 @@
           <w:b/>
           <w:lang w:val="pt_PT" w:bidi="pt_PT"/>
         </w:rPr>
-        <w:t>ἐν ᾧ ἐσφραγίσθητε εἰς ἡμέραν ἀπολυτρώσεως</w:t>
-      </w:r>
-    </w:p>
-    <w:p>
-      <w:pPr/>
-      <w:r>
-        <w:rPr>
-          <w:lang w:val="pt_PT" w:bidi="pt_PT"/>
-        </w:rPr>
-      </w:r>
-      <w:r>
-        <w:rPr>
-          <w:b/>
-          <w:lang w:val="pt_PT" w:bidi="pt_PT"/>
-        </w:rPr>
         <w:t>"Pois o Espírito é a marca de propriedade de Deus colocada em vocês, a qual é a garantia de que chegará o dia em que Deus os libertará".</w:t>
       </w:r>
     </w:p>
@@ -29638,21 +25860,6 @@
           <w:b/>
           <w:lang w:val="pt_PT" w:bidi="pt_PT"/>
         </w:rPr>
-        <w:t>ἐν ᾧ ἐσφραγίσθητε εἰς ἡμέραν ἀπολυτρώσεως</w:t>
-      </w:r>
-    </w:p>
-    <w:p>
-      <w:pPr/>
-      <w:r>
-        <w:rPr>
-          <w:lang w:val="pt_PT" w:bidi="pt_PT"/>
-        </w:rPr>
-      </w:r>
-      <w:r>
-        <w:rPr>
-          <w:b/>
-          <w:lang w:val="pt_PT" w:bidi="pt_PT"/>
-        </w:rPr>
         <w:t>"a qual é a garantia de que chegará o dia em que Deus os libertará".</w:t>
       </w:r>
     </w:p>
@@ -29882,21 +26089,6 @@
           <w:b/>
           <w:lang w:val="pt_PT" w:bidi="pt_PT"/>
         </w:rPr>
-        <w:t>πικρία, καὶ θυμὸς, καὶ ὀργὴ</w:t>
-      </w:r>
-    </w:p>
-    <w:p>
-      <w:pPr/>
-      <w:r>
-        <w:rPr>
-          <w:lang w:val="pt_PT" w:bidi="pt_PT"/>
-        </w:rPr>
-      </w:r>
-      <w:r>
-        <w:rPr>
-          <w:b/>
-          <w:lang w:val="pt_PT" w:bidi="pt_PT"/>
-        </w:rPr>
         <w:t>"toda amargura, todo ódio e toda raiva".</w:t>
       </w:r>
     </w:p>
@@ -30019,21 +26211,6 @@
           <w:b/>
           <w:lang w:val="pt_PT" w:bidi="pt_PT"/>
         </w:rPr>
-        <w:t>κακίᾳ</w:t>
-      </w:r>
-    </w:p>
-    <w:p>
-      <w:pPr/>
-      <w:r>
-        <w:rPr>
-          <w:lang w:val="pt_PT" w:bidi="pt_PT"/>
-        </w:rPr>
-      </w:r>
-      <w:r>
-        <w:rPr>
-          <w:b/>
-          <w:lang w:val="pt_PT" w:bidi="pt_PT"/>
-        </w:rPr>
         <w:t>"e maldades".</w:t>
       </w:r>
     </w:p>
@@ -30130,21 +26307,6 @@
           <w:b/>
           <w:lang w:val="pt_PT" w:bidi="pt_PT"/>
         </w:rPr>
-        <w:t>δὲ</w:t>
-      </w:r>
-    </w:p>
-    <w:p>
-      <w:pPr/>
-      <w:r>
-        <w:rPr>
-          <w:lang w:val="pt_PT" w:bidi="pt_PT"/>
-        </w:rPr>
-      </w:r>
-      <w:r>
-        <w:rPr>
-          <w:b/>
-          <w:lang w:val="pt_PT" w:bidi="pt_PT"/>
-        </w:rPr>
         <w:t>"Pelo contrário".</w:t>
       </w:r>
     </w:p>
@@ -30227,21 +26389,6 @@
         <w:rPr>
           <w:lang w:val="pt_PT" w:bidi="pt_PT"/>
         </w:rPr>
-      </w:r>
-    </w:p>
-    <w:p>
-      <w:pPr/>
-      <w:r>
-        <w:rPr>
-          <w:lang w:val="pt_PT" w:bidi="pt_PT"/>
-        </w:rPr>
-      </w:r>
-      <w:r>
-        <w:rPr>
-          <w:b/>
-          <w:lang w:val="pt_PT" w:bidi="pt_PT"/>
-        </w:rPr>
-        <w:t>εὔσπλαγχνοι</w:t>
       </w:r>
     </w:p>
     <w:p>
@@ -30572,21 +26719,6 @@
           <w:b/>
           <w:lang w:val="pt_PT" w:bidi="pt_PT"/>
         </w:rPr>
-        <w:t>ὡς τέκνα ἀγαπητά</w:t>
-      </w:r>
-    </w:p>
-    <w:p>
-      <w:pPr/>
-      <w:r>
-        <w:rPr>
-          <w:lang w:val="pt_PT" w:bidi="pt_PT"/>
-        </w:rPr>
-      </w:r>
-      <w:r>
-        <w:rPr>
-          <w:b/>
-          <w:lang w:val="pt_PT" w:bidi="pt_PT"/>
-        </w:rPr>
         <w:t>"são filhos queridos".</w:t>
       </w:r>
     </w:p>
@@ -30683,21 +26815,6 @@
           <w:b/>
           <w:lang w:val="pt_PT" w:bidi="pt_PT"/>
         </w:rPr>
-        <w:t>περιπατεῖτε ἐν ἀγάπῃ</w:t>
-      </w:r>
-    </w:p>
-    <w:p>
-      <w:pPr/>
-      <w:r>
-        <w:rPr>
-          <w:lang w:val="pt_PT" w:bidi="pt_PT"/>
-        </w:rPr>
-      </w:r>
-      <w:r>
-        <w:rPr>
-          <w:b/>
-          <w:lang w:val="pt_PT" w:bidi="pt_PT"/>
-        </w:rPr>
         <w:t>"Que a vida de vocês seja dominada pelo amor".</w:t>
       </w:r>
     </w:p>
@@ -30794,21 +26911,6 @@
           <w:b/>
           <w:lang w:val="pt_PT" w:bidi="pt_PT"/>
         </w:rPr>
-        <w:t>προσφορὰν καὶ θυσίαν τῷ Θεῷ εἰς ὀσμὴν εὐωδίας</w:t>
-      </w:r>
-    </w:p>
-    <w:p>
-      <w:pPr/>
-      <w:r>
-        <w:rPr>
-          <w:lang w:val="pt_PT" w:bidi="pt_PT"/>
-        </w:rPr>
-      </w:r>
-      <w:r>
-        <w:rPr>
-          <w:b/>
-          <w:lang w:val="pt_PT" w:bidi="pt_PT"/>
-        </w:rPr>
         <w:t>"como uma oferta de perfume agradável e como um sacrifício que agrada a Deus".</w:t>
       </w:r>
     </w:p>
@@ -30905,21 +27007,6 @@
           <w:b/>
           <w:lang w:val="pt_PT" w:bidi="pt_PT"/>
         </w:rPr>
-        <w:t>πορνεία δὲ, καὶ ἀκαθαρσία πᾶσα, ἢ πλεονεξία, μηδὲ ὀνομαζέσθω ἐν ὑμῖν</w:t>
-      </w:r>
-    </w:p>
-    <w:p>
-      <w:pPr/>
-      <w:r>
-        <w:rPr>
-          <w:lang w:val="pt_PT" w:bidi="pt_PT"/>
-        </w:rPr>
-      </w:r>
-      <w:r>
-        <w:rPr>
-          <w:b/>
-          <w:lang w:val="pt_PT" w:bidi="pt_PT"/>
-        </w:rPr>
         <w:t>"portanto, qualquer tipo de imoralidade sexual, indecência ou cobiça, não pode ser nem mesmo assunto de conversa entre vocês".</w:t>
       </w:r>
     </w:p>
@@ -31016,21 +27103,6 @@
           <w:b/>
           <w:lang w:val="pt_PT" w:bidi="pt_PT"/>
         </w:rPr>
-        <w:t>δὲ</w:t>
-      </w:r>
-    </w:p>
-    <w:p>
-      <w:pPr/>
-      <w:r>
-        <w:rPr>
-          <w:lang w:val="pt_PT" w:bidi="pt_PT"/>
-        </w:rPr>
-      </w:r>
-      <w:r>
-        <w:rPr>
-          <w:b/>
-          <w:lang w:val="pt_PT" w:bidi="pt_PT"/>
-        </w:rPr>
         <w:t>"portanto, qualquer tipo de".</w:t>
       </w:r>
     </w:p>
@@ -31127,21 +27199,6 @@
           <w:b/>
           <w:lang w:val="pt_PT" w:bidi="pt_PT"/>
         </w:rPr>
-        <w:t>ἀκαθαρσία πᾶσα</w:t>
-      </w:r>
-    </w:p>
-    <w:p>
-      <w:pPr/>
-      <w:r>
-        <w:rPr>
-          <w:lang w:val="pt_PT" w:bidi="pt_PT"/>
-        </w:rPr>
-      </w:r>
-      <w:r>
-        <w:rPr>
-          <w:b/>
-          <w:lang w:val="pt_PT" w:bidi="pt_PT"/>
-        </w:rPr>
         <w:t>"indecência".</w:t>
       </w:r>
     </w:p>
@@ -31281,21 +27338,6 @@
           <w:b/>
           <w:lang w:val="pt_PT" w:bidi="pt_PT"/>
         </w:rPr>
-        <w:t>ἀλλὰ μᾶλλον</w:t>
-      </w:r>
-    </w:p>
-    <w:p>
-      <w:pPr/>
-      <w:r>
-        <w:rPr>
-          <w:lang w:val="pt_PT" w:bidi="pt_PT"/>
-        </w:rPr>
-      </w:r>
-      <w:r>
-        <w:rPr>
-          <w:b/>
-          <w:lang w:val="pt_PT" w:bidi="pt_PT"/>
-        </w:rPr>
         <w:t>"Pelo contrário, digam palavras de gratidão a Deus".</w:t>
       </w:r>
     </w:p>
@@ -31392,21 +27434,6 @@
           <w:b/>
           <w:lang w:val="pt_PT" w:bidi="pt_PT"/>
         </w:rPr>
-        <w:t>ἀκάθαρτος</w:t>
-      </w:r>
-    </w:p>
-    <w:p>
-      <w:pPr/>
-      <w:r>
-        <w:rPr>
-          <w:lang w:val="pt_PT" w:bidi="pt_PT"/>
-        </w:rPr>
-      </w:r>
-      <w:r>
-        <w:rPr>
-          <w:b/>
-          <w:lang w:val="pt_PT" w:bidi="pt_PT"/>
-        </w:rPr>
         <w:t>"qualquer pessoa que seja imoral".</w:t>
       </w:r>
     </w:p>
@@ -31503,21 +27530,6 @@
           <w:b/>
           <w:lang w:val="pt_PT" w:bidi="pt_PT"/>
         </w:rPr>
-        <w:t>οὐκ ἔχει κληρονομίαν</w:t>
-      </w:r>
-    </w:p>
-    <w:p>
-      <w:pPr/>
-      <w:r>
-        <w:rPr>
-          <w:lang w:val="pt_PT" w:bidi="pt_PT"/>
-        </w:rPr>
-      </w:r>
-      <w:r>
-        <w:rPr>
-          <w:b/>
-          <w:lang w:val="pt_PT" w:bidi="pt_PT"/>
-        </w:rPr>
         <w:t>"jamais receberá uma parte no Reino de Cristo e de Deus".</w:t>
       </w:r>
     </w:p>
@@ -31614,21 +27626,6 @@
           <w:b/>
           <w:lang w:val="pt_PT" w:bidi="pt_PT"/>
         </w:rPr>
-        <w:t>κενοῖς λόγοις</w:t>
-      </w:r>
-    </w:p>
-    <w:p>
-      <w:pPr/>
-      <w:r>
-        <w:rPr>
-          <w:lang w:val="pt_PT" w:bidi="pt_PT"/>
-        </w:rPr>
-      </w:r>
-      <w:r>
-        <w:rPr>
-          <w:b/>
-          <w:lang w:val="pt_PT" w:bidi="pt_PT"/>
-        </w:rPr>
         <w:t>"com conversas tolas".</w:t>
       </w:r>
     </w:p>
@@ -31692,21 +27689,6 @@
           <w:b/>
           <w:lang w:val="pt_PT" w:bidi="pt_PT"/>
         </w:rPr>
-        <w:t>γὰρ</w:t>
-      </w:r>
-    </w:p>
-    <w:p>
-      <w:pPr/>
-      <w:r>
-        <w:rPr>
-          <w:lang w:val="pt_PT" w:bidi="pt_PT"/>
-        </w:rPr>
-      </w:r>
-      <w:r>
-        <w:rPr>
-          <w:b/>
-          <w:lang w:val="pt_PT" w:bidi="pt_PT"/>
-        </w:rPr>
         <w:t>"pois é por causa dessas coisas".</w:t>
       </w:r>
     </w:p>
@@ -31803,21 +27785,6 @@
           <w:b/>
           <w:lang w:val="pt_PT" w:bidi="pt_PT"/>
         </w:rPr>
-        <w:t>ἔρχεται ἡ ὀργὴ τοῦ Θεοῦ ἐπὶ</w:t>
-      </w:r>
-    </w:p>
-    <w:p>
-      <w:pPr/>
-      <w:r>
-        <w:rPr>
-          <w:lang w:val="pt_PT" w:bidi="pt_PT"/>
-        </w:rPr>
-      </w:r>
-      <w:r>
-        <w:rPr>
-          <w:b/>
-          <w:lang w:val="pt_PT" w:bidi="pt_PT"/>
-        </w:rPr>
         <w:t>"o castigo de Deus cairá sobre os que obedecem a ele".</w:t>
       </w:r>
     </w:p>
@@ -31914,21 +27881,6 @@
           <w:b/>
           <w:lang w:val="pt_PT" w:bidi="pt_PT"/>
         </w:rPr>
-        <w:t>τοὺς υἱοὺς τῆς ἀπειθείας</w:t>
-      </w:r>
-    </w:p>
-    <w:p>
-      <w:pPr/>
-      <w:r>
-        <w:rPr>
-          <w:lang w:val="pt_PT" w:bidi="pt_PT"/>
-        </w:rPr>
-      </w:r>
-      <w:r>
-        <w:rPr>
-          <w:b/>
-          <w:lang w:val="pt_PT" w:bidi="pt_PT"/>
-        </w:rPr>
         <w:t>"os que não obedecem a ele".</w:t>
       </w:r>
     </w:p>
@@ -32025,21 +27977,6 @@
           <w:b/>
           <w:lang w:val="pt_PT" w:bidi="pt_PT"/>
         </w:rPr>
-        <w:t>οὖν</w:t>
-      </w:r>
-    </w:p>
-    <w:p>
-      <w:pPr/>
-      <w:r>
-        <w:rPr>
-          <w:lang w:val="pt_PT" w:bidi="pt_PT"/>
-        </w:rPr>
-      </w:r>
-      <w:r>
-        <w:rPr>
-          <w:b/>
-          <w:lang w:val="pt_PT" w:bidi="pt_PT"/>
-        </w:rPr>
         <w:t>"Portanto, não tenham nada a ver com esse tipo de gente".</w:t>
       </w:r>
     </w:p>
@@ -32136,21 +28073,6 @@
           <w:b/>
           <w:lang w:val="pt_PT" w:bidi="pt_PT"/>
         </w:rPr>
-        <w:t>ἦτε γάρ ποτε σκότος</w:t>
-      </w:r>
-    </w:p>
-    <w:p>
-      <w:pPr/>
-      <w:r>
-        <w:rPr>
-          <w:lang w:val="pt_PT" w:bidi="pt_PT"/>
-        </w:rPr>
-      </w:r>
-      <w:r>
-        <w:rPr>
-          <w:b/>
-          <w:lang w:val="pt_PT" w:bidi="pt_PT"/>
-        </w:rPr>
         <w:t>"Antigamente vocês mesmos viviam na escuridão".</w:t>
       </w:r>
     </w:p>
@@ -32234,21 +28156,6 @@
           <w:b/>
           <w:lang w:val="pt_PT" w:bidi="pt_PT"/>
         </w:rPr>
-        <w:t>γάρ</w:t>
-      </w:r>
-    </w:p>
-    <w:p>
-      <w:pPr/>
-      <w:r>
-        <w:rPr>
-          <w:lang w:val="pt_PT" w:bidi="pt_PT"/>
-        </w:rPr>
-      </w:r>
-      <w:r>
-        <w:rPr>
-          <w:b/>
-          <w:lang w:val="pt_PT" w:bidi="pt_PT"/>
-        </w:rPr>
         <w:t>"Por isso vivam como pessoas que pertencem à luz".</w:t>
       </w:r>
     </w:p>
@@ -32345,21 +28252,6 @@
           <w:b/>
           <w:lang w:val="pt_PT" w:bidi="pt_PT"/>
         </w:rPr>
-        <w:t>νῦν δὲ φῶς ἐν Κυρίῳ</w:t>
-      </w:r>
-    </w:p>
-    <w:p>
-      <w:pPr/>
-      <w:r>
-        <w:rPr>
-          <w:lang w:val="pt_PT" w:bidi="pt_PT"/>
-        </w:rPr>
-      </w:r>
-      <w:r>
-        <w:rPr>
-          <w:b/>
-          <w:lang w:val="pt_PT" w:bidi="pt_PT"/>
-        </w:rPr>
         <w:t>"mas, agora que pertencem ao Senhor".</w:t>
       </w:r>
     </w:p>
@@ -32456,21 +28348,6 @@
           <w:b/>
           <w:lang w:val="pt_PT" w:bidi="pt_PT"/>
         </w:rPr>
-        <w:t>δὲ</w:t>
-      </w:r>
-    </w:p>
-    <w:p>
-      <w:pPr/>
-      <w:r>
-        <w:rPr>
-          <w:lang w:val="pt_PT" w:bidi="pt_PT"/>
-        </w:rPr>
-      </w:r>
-      <w:r>
-        <w:rPr>
-          <w:b/>
-          <w:lang w:val="pt_PT" w:bidi="pt_PT"/>
-        </w:rPr>
         <w:t>"mas, agora que pertencem ao Senhor, vocês estão na luz".</w:t>
       </w:r>
     </w:p>
@@ -32567,21 +28444,6 @@
           <w:b/>
           <w:lang w:val="pt_PT" w:bidi="pt_PT"/>
         </w:rPr>
-        <w:t>ὡς τέκνα φωτὸς περιπατεῖτε</w:t>
-      </w:r>
-    </w:p>
-    <w:p>
-      <w:pPr/>
-      <w:r>
-        <w:rPr>
-          <w:lang w:val="pt_PT" w:bidi="pt_PT"/>
-        </w:rPr>
-      </w:r>
-      <w:r>
-        <w:rPr>
-          <w:b/>
-          <w:lang w:val="pt_PT" w:bidi="pt_PT"/>
-        </w:rPr>
         <w:t>"Por isso vivam como pessoas que pertencem à luz".</w:t>
       </w:r>
     </w:p>
@@ -32678,21 +28540,6 @@
           <w:b/>
           <w:lang w:val="pt_PT" w:bidi="pt_PT"/>
         </w:rPr>
-        <w:t>ὡς τέκνα φωτὸς</w:t>
-      </w:r>
-    </w:p>
-    <w:p>
-      <w:pPr/>
-      <w:r>
-        <w:rPr>
-          <w:lang w:val="pt_PT" w:bidi="pt_PT"/>
-        </w:rPr>
-      </w:r>
-      <w:r>
-        <w:rPr>
-          <w:b/>
-          <w:lang w:val="pt_PT" w:bidi="pt_PT"/>
-        </w:rPr>
         <w:t>"como pessoas que pertencem à luz".</w:t>
       </w:r>
     </w:p>
@@ -32789,21 +28636,6 @@
           <w:b/>
           <w:lang w:val="pt_PT" w:bidi="pt_PT"/>
         </w:rPr>
-        <w:t>ὁ &amp; καρπὸς τοῦ φωτὸς ἐν πάσῃ ἀγαθωσύνῃ, καὶ δικαιοσύνῃ, καὶ ἀληθείᾳ</w:t>
-      </w:r>
-    </w:p>
-    <w:p>
-      <w:pPr/>
-      <w:r>
-        <w:rPr>
-          <w:lang w:val="pt_PT" w:bidi="pt_PT"/>
-        </w:rPr>
-      </w:r>
-      <w:r>
-        <w:rPr>
-          <w:b/>
-          <w:lang w:val="pt_PT" w:bidi="pt_PT"/>
-        </w:rPr>
         <w:t>"pois a luz produz uma grande colheita de todo tipo de bondade, honestidade e verdade".</w:t>
       </w:r>
     </w:p>
@@ -32900,21 +28732,6 @@
           <w:b/>
           <w:lang w:val="pt_PT" w:bidi="pt_PT"/>
         </w:rPr>
-        <w:t>γὰρ</w:t>
-      </w:r>
-    </w:p>
-    <w:p>
-      <w:pPr/>
-      <w:r>
-        <w:rPr>
-          <w:lang w:val="pt_PT" w:bidi="pt_PT"/>
-        </w:rPr>
-      </w:r>
-      <w:r>
-        <w:rPr>
-          <w:b/>
-          <w:lang w:val="pt_PT" w:bidi="pt_PT"/>
-        </w:rPr>
         <w:t>"pois a luz produz uma grande colheita".</w:t>
       </w:r>
     </w:p>
@@ -33011,21 +28828,6 @@
           <w:b/>
           <w:lang w:val="pt_PT" w:bidi="pt_PT"/>
         </w:rPr>
-        <w:t>μὴ συνκοινωνεῖτε τοῖς ἔργοις τοῖς ἀκάρποις τοῦ σκότους</w:t>
-      </w:r>
-    </w:p>
-    <w:p>
-      <w:pPr/>
-      <w:r>
-        <w:rPr>
-          <w:lang w:val="pt_PT" w:bidi="pt_PT"/>
-        </w:rPr>
-      </w:r>
-      <w:r>
-        <w:rPr>
-          <w:b/>
-          <w:lang w:val="pt_PT" w:bidi="pt_PT"/>
-        </w:rPr>
         <w:t>"Não participem das coisas sem valor que os outros fazem, coisas que pertencem à escuridão".</w:t>
       </w:r>
     </w:p>
@@ -33109,21 +28911,6 @@
           <w:b/>
           <w:lang w:val="pt_PT" w:bidi="pt_PT"/>
         </w:rPr>
-        <w:t>τοῖς ἔργοις τοῖς ἀκάρποις τοῦ σκότους</w:t>
-      </w:r>
-    </w:p>
-    <w:p>
-      <w:pPr/>
-      <w:r>
-        <w:rPr>
-          <w:lang w:val="pt_PT" w:bidi="pt_PT"/>
-        </w:rPr>
-      </w:r>
-      <w:r>
-        <w:rPr>
-          <w:b/>
-          <w:lang w:val="pt_PT" w:bidi="pt_PT"/>
-        </w:rPr>
         <w:t>"coisas que pertencem à escuridão".</w:t>
       </w:r>
     </w:p>
@@ -33220,21 +29007,6 @@
           <w:b/>
           <w:lang w:val="pt_PT" w:bidi="pt_PT"/>
         </w:rPr>
-        <w:t>τοῖς ἔργοις τοῖς ἀκάρποις τοῦ σκότους</w:t>
-      </w:r>
-    </w:p>
-    <w:p>
-      <w:pPr/>
-      <w:r>
-        <w:rPr>
-          <w:lang w:val="pt_PT" w:bidi="pt_PT"/>
-        </w:rPr>
-      </w:r>
-      <w:r>
-        <w:rPr>
-          <w:b/>
-          <w:lang w:val="pt_PT" w:bidi="pt_PT"/>
-        </w:rPr>
         <w:t>"coisas que pertencem à escuridão".</w:t>
       </w:r>
     </w:p>
@@ -33331,21 +29103,6 @@
           <w:b/>
           <w:lang w:val="pt_PT" w:bidi="pt_PT"/>
         </w:rPr>
-        <w:t>μᾶλλον δὲ</w:t>
-      </w:r>
-    </w:p>
-    <w:p>
-      <w:pPr/>
-      <w:r>
-        <w:rPr>
-          <w:lang w:val="pt_PT" w:bidi="pt_PT"/>
-        </w:rPr>
-      </w:r>
-      <w:r>
-        <w:rPr>
-          <w:b/>
-          <w:lang w:val="pt_PT" w:bidi="pt_PT"/>
-        </w:rPr>
         <w:t>"Pelo contrário, tragam todas essas coisas para a luz".</w:t>
       </w:r>
     </w:p>
@@ -33442,21 +29199,6 @@
           <w:b/>
           <w:lang w:val="pt_PT" w:bidi="pt_PT"/>
         </w:rPr>
-        <w:t>ἐλέγχετε</w:t>
-      </w:r>
-    </w:p>
-    <w:p>
-      <w:pPr/>
-      <w:r>
-        <w:rPr>
-          <w:lang w:val="pt_PT" w:bidi="pt_PT"/>
-        </w:rPr>
-      </w:r>
-      <w:r>
-        <w:rPr>
-          <w:b/>
-          <w:lang w:val="pt_PT" w:bidi="pt_PT"/>
-        </w:rPr>
         <w:t>"tragam todas essas coisas para a luz".</w:t>
       </w:r>
     </w:p>
@@ -33540,21 +29282,6 @@
           <w:b/>
           <w:lang w:val="pt_PT" w:bidi="pt_PT"/>
         </w:rPr>
-        <w:t>αὐτῶν</w:t>
-      </w:r>
-    </w:p>
-    <w:p>
-      <w:pPr/>
-      <w:r>
-        <w:rPr>
-          <w:lang w:val="pt_PT" w:bidi="pt_PT"/>
-        </w:rPr>
-      </w:r>
-      <w:r>
-        <w:rPr>
-          <w:b/>
-          <w:lang w:val="pt_PT" w:bidi="pt_PT"/>
-        </w:rPr>
         <w:t>"sobre o que essas pessoas fazem em segredo".</w:t>
       </w:r>
     </w:p>
@@ -33739,21 +29466,6 @@
           <w:b/>
           <w:lang w:val="pt_PT" w:bidi="pt_PT"/>
         </w:rPr>
-        <w:t>δὲ</w:t>
-      </w:r>
-    </w:p>
-    <w:p>
-      <w:pPr/>
-      <w:r>
-        <w:rPr>
-          <w:lang w:val="pt_PT" w:bidi="pt_PT"/>
-        </w:rPr>
-      </w:r>
-      <w:r>
-        <w:rPr>
-          <w:b/>
-          <w:lang w:val="pt_PT" w:bidi="pt_PT"/>
-        </w:rPr>
         <w:t>"E, quando qualquer coisa é".</w:t>
       </w:r>
     </w:p>
@@ -33850,21 +29562,6 @@
           <w:b/>
           <w:lang w:val="pt_PT" w:bidi="pt_PT"/>
         </w:rPr>
-        <w:t>πᾶν &amp; τὸ φανερούμενον φῶς ἐστιν</w:t>
-      </w:r>
-    </w:p>
-    <w:p>
-      <w:pPr/>
-      <w:r>
-        <w:rPr>
-          <w:lang w:val="pt_PT" w:bidi="pt_PT"/>
-        </w:rPr>
-      </w:r>
-      <w:r>
-        <w:rPr>
-          <w:b/>
-          <w:lang w:val="pt_PT" w:bidi="pt_PT"/>
-        </w:rPr>
         <w:t>"quando qualquer coisa é trazida para a luz, então a sua verdadeira natureza é revelada".</w:t>
       </w:r>
     </w:p>
@@ -34057,21 +29754,6 @@
           <w:b/>
           <w:lang w:val="pt_PT" w:bidi="pt_PT"/>
         </w:rPr>
-        <w:t>ἔγειρε, ὁ καθεύδων, καὶ ἀνάστα ἐκ τῶν νεκρῶν</w:t>
-      </w:r>
-    </w:p>
-    <w:p>
-      <w:pPr/>
-      <w:r>
-        <w:rPr>
-          <w:lang w:val="pt_PT" w:bidi="pt_PT"/>
-        </w:rPr>
-      </w:r>
-      <w:r>
-        <w:rPr>
-          <w:b/>
-          <w:lang w:val="pt_PT" w:bidi="pt_PT"/>
-        </w:rPr>
         <w:t>"Você que está dormindo, acorde!".</w:t>
       </w:r>
     </w:p>
@@ -34155,21 +29837,6 @@
           <w:b/>
           <w:lang w:val="pt_PT" w:bidi="pt_PT"/>
         </w:rPr>
-        <w:t>ὁ καθεύδων</w:t>
-      </w:r>
-    </w:p>
-    <w:p>
-      <w:pPr/>
-      <w:r>
-        <w:rPr>
-          <w:lang w:val="pt_PT" w:bidi="pt_PT"/>
-        </w:rPr>
-      </w:r>
-      <w:r>
-        <w:rPr>
-          <w:b/>
-          <w:lang w:val="pt_PT" w:bidi="pt_PT"/>
-        </w:rPr>
         <w:t>"Você que está dormindo".</w:t>
       </w:r>
     </w:p>
@@ -34253,21 +29920,6 @@
           <w:b/>
           <w:lang w:val="pt_PT" w:bidi="pt_PT"/>
         </w:rPr>
-        <w:t>ἐκ τῶν νεκρῶν</w:t>
-      </w:r>
-    </w:p>
-    <w:p>
-      <w:pPr/>
-      <w:r>
-        <w:rPr>
-          <w:lang w:val="pt_PT" w:bidi="pt_PT"/>
-        </w:rPr>
-      </w:r>
-      <w:r>
-        <w:rPr>
-          <w:b/>
-          <w:lang w:val="pt_PT" w:bidi="pt_PT"/>
-        </w:rPr>
         <w:t>"Levante-se da morte".</w:t>
       </w:r>
     </w:p>
@@ -34364,21 +30016,6 @@
           <w:b/>
           <w:lang w:val="pt_PT" w:bidi="pt_PT"/>
         </w:rPr>
-        <w:t>ἐπιφαύσει σοι</w:t>
-      </w:r>
-    </w:p>
-    <w:p>
-      <w:pPr/>
-      <w:r>
-        <w:rPr>
-          <w:lang w:val="pt_PT" w:bidi="pt_PT"/>
-        </w:rPr>
-      </w:r>
-      <w:r>
-        <w:rPr>
-          <w:b/>
-          <w:lang w:val="pt_PT" w:bidi="pt_PT"/>
-        </w:rPr>
         <w:t>"e Cristo o iluminará".</w:t>
       </w:r>
     </w:p>
@@ -34487,21 +30124,6 @@
           <w:b/>
           <w:lang w:val="pt_PT" w:bidi="pt_PT"/>
         </w:rPr>
-        <w:t>ἐπιφαύσει σοι ὁ Χριστός</w:t>
-      </w:r>
-    </w:p>
-    <w:p>
-      <w:pPr/>
-      <w:r>
-        <w:rPr>
-          <w:lang w:val="pt_PT" w:bidi="pt_PT"/>
-        </w:rPr>
-      </w:r>
-      <w:r>
-        <w:rPr>
-          <w:b/>
-          <w:lang w:val="pt_PT" w:bidi="pt_PT"/>
-        </w:rPr>
         <w:t>"e Cristo o iluminará".</w:t>
       </w:r>
     </w:p>
@@ -34668,21 +30290,6 @@
           <w:b/>
           <w:lang w:val="pt_PT" w:bidi="pt_PT"/>
         </w:rPr>
-        <w:t>οὖν</w:t>
-      </w:r>
-    </w:p>
-    <w:p>
-      <w:pPr/>
-      <w:r>
-        <w:rPr>
-          <w:lang w:val="pt_PT" w:bidi="pt_PT"/>
-        </w:rPr>
-      </w:r>
-      <w:r>
-        <w:rPr>
-          <w:b/>
-          <w:lang w:val="pt_PT" w:bidi="pt_PT"/>
-        </w:rPr>
         <w:t>"Portanto, prestem atenção na sua maneira de viver".</w:t>
       </w:r>
     </w:p>
@@ -34779,21 +30386,6 @@
           <w:b/>
           <w:lang w:val="pt_PT" w:bidi="pt_PT"/>
         </w:rPr>
-        <w:t>ἀλλ’</w:t>
-      </w:r>
-    </w:p>
-    <w:p>
-      <w:pPr/>
-      <w:r>
-        <w:rPr>
-          <w:lang w:val="pt_PT" w:bidi="pt_PT"/>
-        </w:rPr>
-      </w:r>
-      <w:r>
-        <w:rPr>
-          <w:b/>
-          <w:lang w:val="pt_PT" w:bidi="pt_PT"/>
-        </w:rPr>
         <w:t>"mas como os sábios".</w:t>
       </w:r>
     </w:p>
@@ -34973,21 +30565,6 @@
           <w:b/>
           <w:lang w:val="pt_PT" w:bidi="pt_PT"/>
         </w:rPr>
-        <w:t>ἐξαγοραζόμενοι τὸν καιρόν</w:t>
-      </w:r>
-    </w:p>
-    <w:p>
-      <w:pPr/>
-      <w:r>
-        <w:rPr>
-          <w:lang w:val="pt_PT" w:bidi="pt_PT"/>
-        </w:rPr>
-      </w:r>
-      <w:r>
-        <w:rPr>
-          <w:b/>
-          <w:lang w:val="pt_PT" w:bidi="pt_PT"/>
-        </w:rPr>
         <w:t>"aproveitem bem todas as oportunidades que vocês têm".</w:t>
       </w:r>
     </w:p>
@@ -35084,21 +30661,6 @@
           <w:b/>
           <w:lang w:val="pt_PT" w:bidi="pt_PT"/>
         </w:rPr>
-        <w:t>ὅτι αἱ ἡμέραι πονηραί εἰσιν</w:t>
-      </w:r>
-    </w:p>
-    <w:p>
-      <w:pPr/>
-      <w:r>
-        <w:rPr>
-          <w:lang w:val="pt_PT" w:bidi="pt_PT"/>
-        </w:rPr>
-      </w:r>
-      <w:r>
-        <w:rPr>
-          <w:b/>
-          <w:lang w:val="pt_PT" w:bidi="pt_PT"/>
-        </w:rPr>
         <w:t>"Os dias em que vivemos são maus".</w:t>
       </w:r>
     </w:p>
@@ -35195,21 +30757,6 @@
           <w:b/>
           <w:lang w:val="pt_PT" w:bidi="pt_PT"/>
         </w:rPr>
-        <w:t>ὅτι</w:t>
-      </w:r>
-    </w:p>
-    <w:p>
-      <w:pPr/>
-      <w:r>
-        <w:rPr>
-          <w:lang w:val="pt_PT" w:bidi="pt_PT"/>
-        </w:rPr>
-      </w:r>
-      <w:r>
-        <w:rPr>
-          <w:b/>
-          <w:lang w:val="pt_PT" w:bidi="pt_PT"/>
-        </w:rPr>
         <w:t>"por isso aproveitem bem".</w:t>
       </w:r>
     </w:p>
@@ -35306,21 +30853,6 @@
           <w:b/>
           <w:lang w:val="pt_PT" w:bidi="pt_PT"/>
         </w:rPr>
-        <w:t>διὰ τοῦτο</w:t>
-      </w:r>
-    </w:p>
-    <w:p>
-      <w:pPr/>
-      <w:r>
-        <w:rPr>
-          <w:lang w:val="pt_PT" w:bidi="pt_PT"/>
-        </w:rPr>
-      </w:r>
-      <w:r>
-        <w:rPr>
-          <w:b/>
-          <w:lang w:val="pt_PT" w:bidi="pt_PT"/>
-        </w:rPr>
         <w:t>"Não ajam como pessoas sem juízo, mas procurem entender o que o Senhor quer que vocês façam".</w:t>
       </w:r>
     </w:p>
@@ -35417,21 +30949,6 @@
           <w:b/>
           <w:lang w:val="pt_PT" w:bidi="pt_PT"/>
         </w:rPr>
-        <w:t>ἀλλὰ</w:t>
-      </w:r>
-    </w:p>
-    <w:p>
-      <w:pPr/>
-      <w:r>
-        <w:rPr>
-          <w:lang w:val="pt_PT" w:bidi="pt_PT"/>
-        </w:rPr>
-      </w:r>
-      <w:r>
-        <w:rPr>
-          <w:b/>
-          <w:lang w:val="pt_PT" w:bidi="pt_PT"/>
-        </w:rPr>
         <w:t>"mas procurem entender".</w:t>
       </w:r>
     </w:p>
@@ -35654,21 +31171,6 @@
           <w:b/>
           <w:lang w:val="pt_PT" w:bidi="pt_PT"/>
         </w:rPr>
-        <w:t>ἐν ᾧ ἐστιν ἀσωτία</w:t>
-      </w:r>
-    </w:p>
-    <w:p>
-      <w:pPr/>
-      <w:r>
-        <w:rPr>
-          <w:lang w:val="pt_PT" w:bidi="pt_PT"/>
-        </w:rPr>
-      </w:r>
-      <w:r>
-        <w:rPr>
-          <w:b/>
-          <w:lang w:val="pt_PT" w:bidi="pt_PT"/>
-        </w:rPr>
         <w:t>"pois a bebida levará vocês à desgraça".</w:t>
       </w:r>
     </w:p>
@@ -35765,21 +31267,6 @@
           <w:b/>
           <w:lang w:val="pt_PT" w:bidi="pt_PT"/>
         </w:rPr>
-        <w:t>ἀλλὰ πληροῦσθε ἐν Πνεύματι</w:t>
-      </w:r>
-    </w:p>
-    <w:p>
-      <w:pPr/>
-      <w:r>
-        <w:rPr>
-          <w:lang w:val="pt_PT" w:bidi="pt_PT"/>
-        </w:rPr>
-      </w:r>
-      <w:r>
-        <w:rPr>
-          <w:b/>
-          <w:lang w:val="pt_PT" w:bidi="pt_PT"/>
-        </w:rPr>
         <w:t>"mas encham-se do Espírito de Deus".</w:t>
       </w:r>
     </w:p>
@@ -35843,21 +31330,6 @@
           <w:b/>
           <w:lang w:val="pt_PT" w:bidi="pt_PT"/>
         </w:rPr>
-        <w:t>ἀλλὰ</w:t>
-      </w:r>
-    </w:p>
-    <w:p>
-      <w:pPr/>
-      <w:r>
-        <w:rPr>
-          <w:lang w:val="pt_PT" w:bidi="pt_PT"/>
-        </w:rPr>
-      </w:r>
-      <w:r>
-        <w:rPr>
-          <w:b/>
-          <w:lang w:val="pt_PT" w:bidi="pt_PT"/>
-        </w:rPr>
         <w:t>"mas encham-se do Espírito de Deus".</w:t>
       </w:r>
     </w:p>
@@ -35954,21 +31426,6 @@
           <w:b/>
           <w:lang w:val="pt_PT" w:bidi="pt_PT"/>
         </w:rPr>
-        <w:t>ψαλμοῖς, καὶ ὕμνοις, καὶ ᾠδαῖς πνευματικαῖς</w:t>
-      </w:r>
-    </w:p>
-    <w:p>
-      <w:pPr/>
-      <w:r>
-        <w:rPr>
-          <w:lang w:val="pt_PT" w:bidi="pt_PT"/>
-        </w:rPr>
-      </w:r>
-      <w:r>
-        <w:rPr>
-          <w:b/>
-          <w:lang w:val="pt_PT" w:bidi="pt_PT"/>
-        </w:rPr>
         <w:t>"salmos, hinos e canções espirituais".</w:t>
       </w:r>
     </w:p>
@@ -36128,21 +31585,6 @@
           <w:b/>
           <w:lang w:val="pt_PT" w:bidi="pt_PT"/>
         </w:rPr>
-        <w:t>ὕμνοις</w:t>
-      </w:r>
-    </w:p>
-    <w:p>
-      <w:pPr/>
-      <w:r>
-        <w:rPr>
-          <w:lang w:val="pt_PT" w:bidi="pt_PT"/>
-        </w:rPr>
-      </w:r>
-      <w:r>
-        <w:rPr>
-          <w:b/>
-          <w:lang w:val="pt_PT" w:bidi="pt_PT"/>
-        </w:rPr>
         <w:t>"salmos, hinos e canções espirituais".</w:t>
       </w:r>
     </w:p>
@@ -36219,21 +31661,6 @@
           <w:b/>
           <w:lang w:val="pt_PT" w:bidi="pt_PT"/>
         </w:rPr>
-        <w:t>ᾠδαῖς πνευματικαῖς</w:t>
-      </w:r>
-    </w:p>
-    <w:p>
-      <w:pPr/>
-      <w:r>
-        <w:rPr>
-          <w:lang w:val="pt_PT" w:bidi="pt_PT"/>
-        </w:rPr>
-      </w:r>
-      <w:r>
-        <w:rPr>
-          <w:b/>
-          <w:lang w:val="pt_PT" w:bidi="pt_PT"/>
-        </w:rPr>
         <w:t>"salmos, hinos e canções espirituais".</w:t>
       </w:r>
     </w:p>
@@ -36343,21 +31770,6 @@
           <w:b/>
           <w:lang w:val="pt_PT" w:bidi="pt_PT"/>
         </w:rPr>
-        <w:t>τῇ καρδίᾳ ὑμῶν</w:t>
-      </w:r>
-    </w:p>
-    <w:p>
-      <w:pPr/>
-      <w:r>
-        <w:rPr>
-          <w:lang w:val="pt_PT" w:bidi="pt_PT"/>
-        </w:rPr>
-      </w:r>
-      <w:r>
-        <w:rPr>
-          <w:b/>
-          <w:lang w:val="pt_PT" w:bidi="pt_PT"/>
-        </w:rPr>
         <w:t>"Cantem, de todo o coração".</w:t>
       </w:r>
     </w:p>
@@ -36454,21 +31866,6 @@
           <w:b/>
           <w:lang w:val="pt_PT" w:bidi="pt_PT"/>
         </w:rPr>
-        <w:t>ἐν ὀνόματι τοῦ Κυρίου ἡμῶν, Ἰησοῦ Χριστοῦ</w:t>
-      </w:r>
-    </w:p>
-    <w:p>
-      <w:pPr/>
-      <w:r>
-        <w:rPr>
-          <w:lang w:val="pt_PT" w:bidi="pt_PT"/>
-        </w:rPr>
-      </w:r>
-      <w:r>
-        <w:rPr>
-          <w:b/>
-          <w:lang w:val="pt_PT" w:bidi="pt_PT"/>
-        </w:rPr>
         <w:t>"Em nome do nosso Senhor Jesus Cristo".</w:t>
       </w:r>
     </w:p>
@@ -36551,21 +31948,6 @@
         <w:rPr>
           <w:lang w:val="pt_PT" w:bidi="pt_PT"/>
         </w:rPr>
-      </w:r>
-    </w:p>
-    <w:p>
-      <w:pPr/>
-      <w:r>
-        <w:rPr>
-          <w:lang w:val="pt_PT" w:bidi="pt_PT"/>
-        </w:rPr>
-      </w:r>
-      <w:r>
-        <w:rPr>
-          <w:b/>
-          <w:lang w:val="pt_PT" w:bidi="pt_PT"/>
-        </w:rPr>
-        <w:t>τῷ Θεῷ καὶ Πατρί</w:t>
       </w:r>
     </w:p>
     <w:p>
@@ -36724,21 +32106,6 @@
           <w:b/>
           <w:lang w:val="pt_PT" w:bidi="pt_PT"/>
         </w:rPr>
-        <w:t>ὅτι</w:t>
-      </w:r>
-    </w:p>
-    <w:p>
-      <w:pPr/>
-      <w:r>
-        <w:rPr>
-          <w:lang w:val="pt_PT" w:bidi="pt_PT"/>
-        </w:rPr>
-      </w:r>
-      <w:r>
-        <w:rPr>
-          <w:b/>
-          <w:lang w:val="pt_PT" w:bidi="pt_PT"/>
-        </w:rPr>
         <w:t>"Pois o marido tem autoridade sobre a esposa".</w:t>
       </w:r>
     </w:p>
@@ -36835,21 +32202,6 @@
           <w:b/>
           <w:lang w:val="pt_PT" w:bidi="pt_PT"/>
         </w:rPr>
-        <w:t>κεφαλὴ τῆς γυναικὸς &amp; κεφαλὴ τῆς ἐκκλησίας</w:t>
-      </w:r>
-    </w:p>
-    <w:p>
-      <w:pPr/>
-      <w:r>
-        <w:rPr>
-          <w:lang w:val="pt_PT" w:bidi="pt_PT"/>
-        </w:rPr>
-      </w:r>
-      <w:r>
-        <w:rPr>
-          <w:b/>
-          <w:lang w:val="pt_PT" w:bidi="pt_PT"/>
-        </w:rPr>
         <w:t>"tem autoridade sobre a esposa... tem autoridade sobre a igreja".</w:t>
       </w:r>
     </w:p>
@@ -36946,21 +32298,6 @@
           <w:b/>
           <w:lang w:val="pt_PT" w:bidi="pt_PT"/>
         </w:rPr>
-        <w:t>τοῦ σώματος</w:t>
-      </w:r>
-    </w:p>
-    <w:p>
-      <w:pPr/>
-      <w:r>
-        <w:rPr>
-          <w:lang w:val="pt_PT" w:bidi="pt_PT"/>
-        </w:rPr>
-      </w:r>
-      <w:r>
-        <w:rPr>
-          <w:b/>
-          <w:lang w:val="pt_PT" w:bidi="pt_PT"/>
-        </w:rPr>
         <w:t>"que é o seu corpo".</w:t>
       </w:r>
     </w:p>
@@ -37202,21 +32539,6 @@
           <w:b/>
           <w:lang w:val="pt_PT" w:bidi="pt_PT"/>
         </w:rPr>
-        <w:t>ἑαυτὸν παρέδωκεν</w:t>
-      </w:r>
-    </w:p>
-    <w:p>
-      <w:pPr/>
-      <w:r>
-        <w:rPr>
-          <w:lang w:val="pt_PT" w:bidi="pt_PT"/>
-        </w:rPr>
-      </w:r>
-      <w:r>
-        <w:rPr>
-          <w:b/>
-          <w:lang w:val="pt_PT" w:bidi="pt_PT"/>
-        </w:rPr>
         <w:t>"e deu a sua vida por ela".</w:t>
       </w:r>
     </w:p>
@@ -37280,21 +32602,6 @@
           <w:b/>
           <w:lang w:val="pt_PT" w:bidi="pt_PT"/>
         </w:rPr>
-        <w:t>ὑπὲρ αὐτῆς</w:t>
-      </w:r>
-    </w:p>
-    <w:p>
-      <w:pPr/>
-      <w:r>
-        <w:rPr>
-          <w:lang w:val="pt_PT" w:bidi="pt_PT"/>
-        </w:rPr>
-      </w:r>
-      <w:r>
-        <w:rPr>
-          <w:b/>
-          <w:lang w:val="pt_PT" w:bidi="pt_PT"/>
-        </w:rPr>
         <w:t>"e deu sua vida por ela".</w:t>
       </w:r>
     </w:p>
@@ -37378,21 +32685,6 @@
           <w:b/>
           <w:lang w:val="pt_PT" w:bidi="pt_PT"/>
         </w:rPr>
-        <w:t>ἵνα</w:t>
-      </w:r>
-    </w:p>
-    <w:p>
-      <w:pPr/>
-      <w:r>
-        <w:rPr>
-          <w:lang w:val="pt_PT" w:bidi="pt_PT"/>
-        </w:rPr>
-      </w:r>
-      <w:r>
-        <w:rPr>
-          <w:b/>
-          <w:lang w:val="pt_PT" w:bidi="pt_PT"/>
-        </w:rPr>
         <w:t>"Ele fez isso para dedicar a Igreja de Deus, lavando-a com água e purificando-a com a sua palavra.</w:t>
       </w:r>
     </w:p>
@@ -37489,21 +32781,6 @@
           <w:b/>
           <w:lang w:val="pt_PT" w:bidi="pt_PT"/>
         </w:rPr>
-        <w:t>αὐτὴν ἁγιάσῃ, καθαρίσας</w:t>
-      </w:r>
-    </w:p>
-    <w:p>
-      <w:pPr/>
-      <w:r>
-        <w:rPr>
-          <w:lang w:val="pt_PT" w:bidi="pt_PT"/>
-        </w:rPr>
-      </w:r>
-      <w:r>
-        <w:rPr>
-          <w:b/>
-          <w:lang w:val="pt_PT" w:bidi="pt_PT"/>
-        </w:rPr>
         <w:t>"Ele fez isso para dedicar a Igreja de Deus, lavando-a com água e purificando-a com a sua palavra".</w:t>
       </w:r>
     </w:p>
@@ -37587,21 +32864,6 @@
           <w:b/>
           <w:lang w:val="pt_PT" w:bidi="pt_PT"/>
         </w:rPr>
-        <w:t>καθαρίσας τῷ λουτρῷ τοῦ ὕδατος ἐν ῥήματι</w:t>
-      </w:r>
-    </w:p>
-    <w:p>
-      <w:pPr/>
-      <w:r>
-        <w:rPr>
-          <w:lang w:val="pt_PT" w:bidi="pt_PT"/>
-        </w:rPr>
-      </w:r>
-      <w:r>
-        <w:rPr>
-          <w:b/>
-          <w:lang w:val="pt_PT" w:bidi="pt_PT"/>
-        </w:rPr>
         <w:t>"lavando-a com água e purificando-a com a sua palavra".</w:t>
       </w:r>
     </w:p>
@@ -37724,21 +32986,6 @@
           <w:b/>
           <w:lang w:val="pt_PT" w:bidi="pt_PT"/>
         </w:rPr>
-        <w:t>ἵνα</w:t>
-      </w:r>
-    </w:p>
-    <w:p>
-      <w:pPr/>
-      <w:r>
-        <w:rPr>
-          <w:lang w:val="pt_PT" w:bidi="pt_PT"/>
-        </w:rPr>
-      </w:r>
-      <w:r>
-        <w:rPr>
-          <w:b/>
-          <w:lang w:val="pt_PT" w:bidi="pt_PT"/>
-        </w:rPr>
         <w:t>"E fez isso para também poder trazer para perto de si a Igreja em toda a sua beleza, pura e perfeita, sem manchas, ou rugas, ou qualquer outro defeito".</w:t>
       </w:r>
     </w:p>
@@ -37835,21 +33082,6 @@
           <w:b/>
           <w:lang w:val="pt_PT" w:bidi="pt_PT"/>
         </w:rPr>
-        <w:t>μὴ ἔχουσαν σπίλον, ἢ ῥυτίδα</w:t>
-      </w:r>
-    </w:p>
-    <w:p>
-      <w:pPr/>
-      <w:r>
-        <w:rPr>
-          <w:lang w:val="pt_PT" w:bidi="pt_PT"/>
-        </w:rPr>
-      </w:r>
-      <w:r>
-        <w:rPr>
-          <w:b/>
-          <w:lang w:val="pt_PT" w:bidi="pt_PT"/>
-        </w:rPr>
         <w:t>"sem manchas, ou rugas".</w:t>
       </w:r>
     </w:p>
@@ -38042,21 +33274,6 @@
           <w:b/>
           <w:lang w:val="pt_PT" w:bidi="pt_PT"/>
         </w:rPr>
-        <w:t>ἀλλ’</w:t>
-      </w:r>
-    </w:p>
-    <w:p>
-      <w:pPr/>
-      <w:r>
-        <w:rPr>
-          <w:lang w:val="pt_PT" w:bidi="pt_PT"/>
-        </w:rPr>
-      </w:r>
-      <w:r>
-        <w:rPr>
-          <w:b/>
-          <w:lang w:val="pt_PT" w:bidi="pt_PT"/>
-        </w:rPr>
         <w:t>"ou qualquer outro defeito".</w:t>
       </w:r>
     </w:p>
@@ -38153,21 +33370,6 @@
           <w:b/>
           <w:lang w:val="pt_PT" w:bidi="pt_PT"/>
         </w:rPr>
-        <w:t>ἵνα</w:t>
-      </w:r>
-    </w:p>
-    <w:p>
-      <w:pPr/>
-      <w:r>
-        <w:rPr>
-          <w:lang w:val="pt_PT" w:bidi="pt_PT"/>
-        </w:rPr>
-      </w:r>
-      <w:r>
-        <w:rPr>
-          <w:b/>
-          <w:lang w:val="pt_PT" w:bidi="pt_PT"/>
-        </w:rPr>
         <w:t>"para para também poder trazer para perto de si".</w:t>
       </w:r>
     </w:p>
@@ -38264,21 +33466,6 @@
           <w:b/>
           <w:lang w:val="pt_PT" w:bidi="pt_PT"/>
         </w:rPr>
-        <w:t>ἁγία καὶ ἄμωμος</w:t>
-      </w:r>
-    </w:p>
-    <w:p>
-      <w:pPr/>
-      <w:r>
-        <w:rPr>
-          <w:lang w:val="pt_PT" w:bidi="pt_PT"/>
-        </w:rPr>
-      </w:r>
-      <w:r>
-        <w:rPr>
-          <w:b/>
-          <w:lang w:val="pt_PT" w:bidi="pt_PT"/>
-        </w:rPr>
         <w:t>"em toda a sua beleza".</w:t>
       </w:r>
     </w:p>
@@ -38375,21 +33562,6 @@
           <w:b/>
           <w:lang w:val="pt_PT" w:bidi="pt_PT"/>
         </w:rPr>
-        <w:t>ὡς τὰ ἑαυτῶν σώματα</w:t>
-      </w:r>
-    </w:p>
-    <w:p>
-      <w:pPr/>
-      <w:r>
-        <w:rPr>
-          <w:lang w:val="pt_PT" w:bidi="pt_PT"/>
-        </w:rPr>
-      </w:r>
-      <w:r>
-        <w:rPr>
-          <w:b/>
-          <w:lang w:val="pt_PT" w:bidi="pt_PT"/>
-        </w:rPr>
         <w:t>"o seu próprio corpo".</w:t>
       </w:r>
     </w:p>
@@ -38486,21 +33658,6 @@
           <w:b/>
           <w:lang w:val="pt_PT" w:bidi="pt_PT"/>
         </w:rPr>
-        <w:t>ἀλλὰ ἐκτρέφει</w:t>
-      </w:r>
-    </w:p>
-    <w:p>
-      <w:pPr/>
-      <w:r>
-        <w:rPr>
-          <w:lang w:val="pt_PT" w:bidi="pt_PT"/>
-        </w:rPr>
-      </w:r>
-      <w:r>
-        <w:rPr>
-          <w:b/>
-          <w:lang w:val="pt_PT" w:bidi="pt_PT"/>
-        </w:rPr>
         <w:t>"pelo contrário, cada um alimenta e cuida do seu corpo".</w:t>
       </w:r>
     </w:p>
@@ -38564,21 +33721,6 @@
           <w:b/>
           <w:lang w:val="pt_PT" w:bidi="pt_PT"/>
         </w:rPr>
-        <w:t>ἀλλὰ</w:t>
-      </w:r>
-    </w:p>
-    <w:p>
-      <w:pPr/>
-      <w:r>
-        <w:rPr>
-          <w:lang w:val="pt_PT" w:bidi="pt_PT"/>
-        </w:rPr>
-      </w:r>
-      <w:r>
-        <w:rPr>
-          <w:b/>
-          <w:lang w:val="pt_PT" w:bidi="pt_PT"/>
-        </w:rPr>
         <w:t>"Pelo contrário, cada um alimenta".</w:t>
       </w:r>
     </w:p>
@@ -38675,21 +33817,6 @@
           <w:b/>
           <w:lang w:val="pt_PT" w:bidi="pt_PT"/>
         </w:rPr>
-        <w:t>ὅτι</w:t>
-      </w:r>
-    </w:p>
-    <w:p>
-      <w:pPr/>
-      <w:r>
-        <w:rPr>
-          <w:lang w:val="pt_PT" w:bidi="pt_PT"/>
-        </w:rPr>
-      </w:r>
-      <w:r>
-        <w:rPr>
-          <w:b/>
-          <w:lang w:val="pt_PT" w:bidi="pt_PT"/>
-        </w:rPr>
         <w:t>"pois nós somos membros".</w:t>
       </w:r>
     </w:p>
@@ -38786,21 +33913,6 @@
           <w:b/>
           <w:lang w:val="pt_PT" w:bidi="pt_PT"/>
         </w:rPr>
-        <w:t>μέλη ἐσμὲν τοῦ σώματος αὐτοῦ</w:t>
-      </w:r>
-    </w:p>
-    <w:p>
-      <w:pPr/>
-      <w:r>
-        <w:rPr>
-          <w:lang w:val="pt_PT" w:bidi="pt_PT"/>
-        </w:rPr>
-      </w:r>
-      <w:r>
-        <w:rPr>
-          <w:b/>
-          <w:lang w:val="pt_PT" w:bidi="pt_PT"/>
-        </w:rPr>
         <w:t>"pois nós somos membros do corpo de Cristo".</w:t>
       </w:r>
     </w:p>
@@ -39030,21 +34142,6 @@
           <w:b/>
           <w:lang w:val="pt_PT" w:bidi="pt_PT"/>
         </w:rPr>
-        <w:t>ἀντὶ τούτου</w:t>
-      </w:r>
-    </w:p>
-    <w:p>
-      <w:pPr/>
-      <w:r>
-        <w:rPr>
-          <w:lang w:val="pt_PT" w:bidi="pt_PT"/>
-        </w:rPr>
-      </w:r>
-      <w:r>
-        <w:rPr>
-          <w:b/>
-          <w:lang w:val="pt_PT" w:bidi="pt_PT"/>
-        </w:rPr>
         <w:t>"É por isso que".</w:t>
       </w:r>
     </w:p>
@@ -39280,21 +34377,6 @@
           <w:b/>
           <w:lang w:val="pt_PT" w:bidi="pt_PT"/>
         </w:rPr>
-        <w:t>γάρ</w:t>
-      </w:r>
-    </w:p>
-    <w:p>
-      <w:pPr/>
-      <w:r>
-        <w:rPr>
-          <w:lang w:val="pt_PT" w:bidi="pt_PT"/>
-        </w:rPr>
-      </w:r>
-      <w:r>
-        <w:rPr>
-          <w:b/>
-          <w:lang w:val="pt_PT" w:bidi="pt_PT"/>
-        </w:rPr>
         <w:t>"pois isso é certo".</w:t>
       </w:r>
     </w:p>
@@ -39500,21 +34582,6 @@
           <w:b/>
           <w:lang w:val="pt_PT" w:bidi="pt_PT"/>
         </w:rPr>
-        <w:t>ἵνα</w:t>
-      </w:r>
-    </w:p>
-    <w:p>
-      <w:pPr/>
-      <w:r>
-        <w:rPr>
-          <w:lang w:val="pt_PT" w:bidi="pt_PT"/>
-        </w:rPr>
-      </w:r>
-      <w:r>
-        <w:rPr>
-          <w:b/>
-          <w:lang w:val="pt_PT" w:bidi="pt_PT"/>
-        </w:rPr>
         <w:t>"a fim de que tudo corra bem para você".</w:t>
       </w:r>
     </w:p>
@@ -39611,21 +34678,6 @@
           <w:b/>
           <w:lang w:val="pt_PT" w:bidi="pt_PT"/>
         </w:rPr>
-        <w:t>μὴ παροργίζετε τὰ τέκνα ὑμῶν</w:t>
-      </w:r>
-    </w:p>
-    <w:p>
-      <w:pPr/>
-      <w:r>
-        <w:rPr>
-          <w:lang w:val="pt_PT" w:bidi="pt_PT"/>
-        </w:rPr>
-      </w:r>
-      <w:r>
-        <w:rPr>
-          <w:b/>
-          <w:lang w:val="pt_PT" w:bidi="pt_PT"/>
-        </w:rPr>
         <w:t>"não tratemos os seus filhos de um jeito que faça com que eles fiquem irritados".</w:t>
       </w:r>
     </w:p>
@@ -39689,21 +34741,6 @@
           <w:b/>
           <w:lang w:val="pt_PT" w:bidi="pt_PT"/>
         </w:rPr>
-        <w:t>ἀλλὰ</w:t>
-      </w:r>
-    </w:p>
-    <w:p>
-      <w:pPr/>
-      <w:r>
-        <w:rPr>
-          <w:lang w:val="pt_PT" w:bidi="pt_PT"/>
-        </w:rPr>
-      </w:r>
-      <w:r>
-        <w:rPr>
-          <w:b/>
-          <w:lang w:val="pt_PT" w:bidi="pt_PT"/>
-        </w:rPr>
         <w:t>"Pelo contrário, vocês devem".</w:t>
       </w:r>
     </w:p>
@@ -39800,21 +34837,6 @@
           <w:b/>
           <w:lang w:val="pt_PT" w:bidi="pt_PT"/>
         </w:rPr>
-        <w:t>ἐκτρέφετε αὐτὰ ἐν παιδείᾳ καὶ νουθεσίᾳ Κυρίου</w:t>
-      </w:r>
-    </w:p>
-    <w:p>
-      <w:pPr/>
-      <w:r>
-        <w:rPr>
-          <w:lang w:val="pt_PT" w:bidi="pt_PT"/>
-        </w:rPr>
-      </w:r>
-      <w:r>
-        <w:rPr>
-          <w:b/>
-          <w:lang w:val="pt_PT" w:bidi="pt_PT"/>
-        </w:rPr>
         <w:t>"vocês devem criá-los com a disciplina e os ensinamentos cristãos".</w:t>
       </w:r>
     </w:p>
@@ -39924,21 +34946,6 @@
           <w:b/>
           <w:lang w:val="pt_PT" w:bidi="pt_PT"/>
         </w:rPr>
-        <w:t>φόβου καὶ τρόμου</w:t>
-      </w:r>
-    </w:p>
-    <w:p>
-      <w:pPr/>
-      <w:r>
-        <w:rPr>
-          <w:lang w:val="pt_PT" w:bidi="pt_PT"/>
-        </w:rPr>
-      </w:r>
-      <w:r>
-        <w:rPr>
-          <w:b/>
-          <w:lang w:val="pt_PT" w:bidi="pt_PT"/>
-        </w:rPr>
         <w:t>"com medo e respeito".</w:t>
       </w:r>
     </w:p>
@@ -40035,21 +35042,6 @@
           <w:b/>
           <w:lang w:val="pt_PT" w:bidi="pt_PT"/>
         </w:rPr>
-        <w:t>καὶ τρόμου</w:t>
-      </w:r>
-    </w:p>
-    <w:p>
-      <w:pPr/>
-      <w:r>
-        <w:rPr>
-          <w:lang w:val="pt_PT" w:bidi="pt_PT"/>
-        </w:rPr>
-      </w:r>
-      <w:r>
-        <w:rPr>
-          <w:b/>
-          <w:lang w:val="pt_PT" w:bidi="pt_PT"/>
-        </w:rPr>
         <w:t>"com medo e respeito".</w:t>
       </w:r>
     </w:p>
@@ -40146,21 +35138,6 @@
           <w:b/>
           <w:lang w:val="pt_PT" w:bidi="pt_PT"/>
         </w:rPr>
-        <w:t>ἐν ἁπλότητι τῆς καρδίας ὑμῶν</w:t>
-      </w:r>
-    </w:p>
-    <w:p>
-      <w:pPr/>
-      <w:r>
-        <w:rPr>
-          <w:lang w:val="pt_PT" w:bidi="pt_PT"/>
-        </w:rPr>
-      </w:r>
-      <w:r>
-        <w:rPr>
-          <w:b/>
-          <w:lang w:val="pt_PT" w:bidi="pt_PT"/>
-        </w:rPr>
         <w:t>"E façam isso com sinceridade".</w:t>
       </w:r>
     </w:p>
@@ -40257,21 +35234,6 @@
           <w:b/>
           <w:lang w:val="pt_PT" w:bidi="pt_PT"/>
         </w:rPr>
-        <w:t>ἐν ἁπλότητι</w:t>
-      </w:r>
-    </w:p>
-    <w:p>
-      <w:pPr/>
-      <w:r>
-        <w:rPr>
-          <w:lang w:val="pt_PT" w:bidi="pt_PT"/>
-        </w:rPr>
-      </w:r>
-      <w:r>
-        <w:rPr>
-          <w:b/>
-          <w:lang w:val="pt_PT" w:bidi="pt_PT"/>
-        </w:rPr>
         <w:t>"E façam isso com sinceridade".</w:t>
       </w:r>
     </w:p>
@@ -40368,21 +35330,6 @@
           <w:b/>
           <w:lang w:val="pt_PT" w:bidi="pt_PT"/>
         </w:rPr>
-        <w:t>ὡς τῷ Χριστῷ</w:t>
-      </w:r>
-    </w:p>
-    <w:p>
-      <w:pPr/>
-      <w:r>
-        <w:rPr>
-          <w:lang w:val="pt_PT" w:bidi="pt_PT"/>
-        </w:rPr>
-      </w:r>
-      <w:r>
-        <w:rPr>
-          <w:b/>
-          <w:lang w:val="pt_PT" w:bidi="pt_PT"/>
-        </w:rPr>
         <w:t>"como se estivessem servindo a Cristo".</w:t>
       </w:r>
     </w:p>
@@ -40466,21 +35413,6 @@
           <w:b/>
           <w:lang w:val="pt_PT" w:bidi="pt_PT"/>
         </w:rPr>
-        <w:t>ἀλλ’</w:t>
-      </w:r>
-    </w:p>
-    <w:p>
-      <w:pPr/>
-      <w:r>
-        <w:rPr>
-          <w:lang w:val="pt_PT" w:bidi="pt_PT"/>
-        </w:rPr>
-      </w:r>
-      <w:r>
-        <w:rPr>
-          <w:b/>
-          <w:lang w:val="pt_PT" w:bidi="pt_PT"/>
-        </w:rPr>
         <w:t>"Mas, como escravos".</w:t>
       </w:r>
     </w:p>
@@ -40577,21 +35509,6 @@
           <w:b/>
           <w:lang w:val="pt_PT" w:bidi="pt_PT"/>
         </w:rPr>
-        <w:t>ὡς δοῦλοι Χριστοῦ</w:t>
-      </w:r>
-    </w:p>
-    <w:p>
-      <w:pPr/>
-      <w:r>
-        <w:rPr>
-          <w:lang w:val="pt_PT" w:bidi="pt_PT"/>
-        </w:rPr>
-      </w:r>
-      <w:r>
-        <w:rPr>
-          <w:b/>
-          <w:lang w:val="pt_PT" w:bidi="pt_PT"/>
-        </w:rPr>
         <w:t>"como se estivessem servindo a Cristo".</w:t>
       </w:r>
     </w:p>
@@ -40655,21 +35572,6 @@
           <w:b/>
           <w:lang w:val="pt_PT" w:bidi="pt_PT"/>
         </w:rPr>
-        <w:t>ἐκ ψυχῆς</w:t>
-      </w:r>
-    </w:p>
-    <w:p>
-      <w:pPr/>
-      <w:r>
-        <w:rPr>
-          <w:lang w:val="pt_PT" w:bidi="pt_PT"/>
-        </w:rPr>
-      </w:r>
-      <w:r>
-        <w:rPr>
-          <w:b/>
-          <w:lang w:val="pt_PT" w:bidi="pt_PT"/>
-        </w:rPr>
         <w:t>"façam de todo o coração o que Deus quer".</w:t>
       </w:r>
     </w:p>
@@ -40752,21 +35654,6 @@
         <w:rPr>
           <w:lang w:val="pt_PT" w:bidi="pt_PT"/>
         </w:rPr>
-      </w:r>
-    </w:p>
-    <w:p>
-      <w:pPr/>
-      <w:r>
-        <w:rPr>
-          <w:lang w:val="pt_PT" w:bidi="pt_PT"/>
-        </w:rPr>
-      </w:r>
-      <w:r>
-        <w:rPr>
-          <w:b/>
-          <w:lang w:val="pt_PT" w:bidi="pt_PT"/>
-        </w:rPr>
-        <w:t>τὰ αὐτὰ ποιεῖτε πρὸς αὐτούς</w:t>
       </w:r>
     </w:p>
     <w:p>
@@ -40895,21 +35782,6 @@
           <w:b/>
           <w:lang w:val="pt_PT" w:bidi="pt_PT"/>
         </w:rPr>
-        <w:t>εἰδότες ὅτι καὶ αὐτῶν καὶ ὑμῶν ὁ Κύριός ἐστιν ἐν οὐρανοῖς</w:t>
-      </w:r>
-    </w:p>
-    <w:p>
-      <w:pPr/>
-      <w:r>
-        <w:rPr>
-          <w:lang w:val="pt_PT" w:bidi="pt_PT"/>
-        </w:rPr>
-      </w:r>
-      <w:r>
-        <w:rPr>
-          <w:b/>
-          <w:lang w:val="pt_PT" w:bidi="pt_PT"/>
-        </w:rPr>
         <w:t>"Lembrem que vocês e os seus escravos pertencem ao mesmo Senhor".</w:t>
       </w:r>
     </w:p>
@@ -40959,21 +35831,6 @@
         <w:rPr>
           <w:lang w:val="pt_PT" w:bidi="pt_PT"/>
         </w:rPr>
-      </w:r>
-    </w:p>
-    <w:p>
-      <w:pPr/>
-      <w:r>
-        <w:rPr>
-          <w:lang w:val="pt_PT" w:bidi="pt_PT"/>
-        </w:rPr>
-      </w:r>
-      <w:r>
-        <w:rPr>
-          <w:b/>
-          <w:lang w:val="pt_PT" w:bidi="pt_PT"/>
-        </w:rPr>
-        <w:t>προσωπολημψία οὐκ ἔστιν παρ’ αὐτῷ</w:t>
       </w:r>
     </w:p>
     <w:p>
@@ -41228,21 +36085,6 @@
           <w:b/>
           <w:lang w:val="pt_PT" w:bidi="pt_PT"/>
         </w:rPr>
-        <w:t>ἐνδύσασθε τὴν πανοπλίαν τοῦ Θεοῦ, πρὸς τὸ δύνασθαι ὑμᾶς στῆναι πρὸς τὰς μεθοδίας τοῦ διαβόλου</w:t>
-      </w:r>
-    </w:p>
-    <w:p>
-      <w:pPr/>
-      <w:r>
-        <w:rPr>
-          <w:lang w:val="pt_PT" w:bidi="pt_PT"/>
-        </w:rPr>
-      </w:r>
-      <w:r>
-        <w:rPr>
-          <w:b/>
-          <w:lang w:val="pt_PT" w:bidi="pt_PT"/>
-        </w:rPr>
         <w:t>"Vistam-se com toda a armadura que Deus dá a vocês, para ficarem firmes contra as armadilhas do Diabo".</w:t>
       </w:r>
     </w:p>
@@ -41352,21 +36194,6 @@
           <w:b/>
           <w:lang w:val="pt_PT" w:bidi="pt_PT"/>
         </w:rPr>
-        <w:t>τὰς μεθοδίας</w:t>
-      </w:r>
-    </w:p>
-    <w:p>
-      <w:pPr/>
-      <w:r>
-        <w:rPr>
-          <w:lang w:val="pt_PT" w:bidi="pt_PT"/>
-        </w:rPr>
-      </w:r>
-      <w:r>
-        <w:rPr>
-          <w:b/>
-          <w:lang w:val="pt_PT" w:bidi="pt_PT"/>
-        </w:rPr>
         <w:t>"as armadilhas do Diabo".</w:t>
       </w:r>
     </w:p>
@@ -41430,21 +36257,6 @@
           <w:b/>
           <w:lang w:val="pt_PT" w:bidi="pt_PT"/>
         </w:rPr>
-        <w:t>ὅτι</w:t>
-      </w:r>
-    </w:p>
-    <w:p>
-      <w:pPr/>
-      <w:r>
-        <w:rPr>
-          <w:lang w:val="pt_PT" w:bidi="pt_PT"/>
-        </w:rPr>
-      </w:r>
-      <w:r>
-        <w:rPr>
-          <w:b/>
-          <w:lang w:val="pt_PT" w:bidi="pt_PT"/>
-        </w:rPr>
         <w:t>"Pois nós não estamos lutando contra seres humanos".</w:t>
       </w:r>
     </w:p>
@@ -41541,21 +36353,6 @@
           <w:b/>
           <w:lang w:val="pt_PT" w:bidi="pt_PT"/>
         </w:rPr>
-        <w:t>αἷμα καὶ σάρκα</w:t>
-      </w:r>
-    </w:p>
-    <w:p>
-      <w:pPr/>
-      <w:r>
-        <w:rPr>
-          <w:lang w:val="pt_PT" w:bidi="pt_PT"/>
-        </w:rPr>
-      </w:r>
-      <w:r>
-        <w:rPr>
-          <w:b/>
-          <w:lang w:val="pt_PT" w:bidi="pt_PT"/>
-        </w:rPr>
         <w:t>"contra seres humanos".</w:t>
       </w:r>
     </w:p>
@@ -41652,21 +36449,6 @@
           <w:b/>
           <w:lang w:val="pt_PT" w:bidi="pt_PT"/>
         </w:rPr>
-        <w:t>ἀλλὰ</w:t>
-      </w:r>
-    </w:p>
-    <w:p>
-      <w:pPr/>
-      <w:r>
-        <w:rPr>
-          <w:lang w:val="pt_PT" w:bidi="pt_PT"/>
-        </w:rPr>
-      </w:r>
-      <w:r>
-        <w:rPr>
-          <w:b/>
-          <w:lang w:val="pt_PT" w:bidi="pt_PT"/>
-        </w:rPr>
         <w:t>"mas contra as forças espirituais do mal".</w:t>
       </w:r>
     </w:p>
@@ -41859,21 +36641,6 @@
           <w:b/>
           <w:lang w:val="pt_PT" w:bidi="pt_PT"/>
         </w:rPr>
-        <w:t>τοῦ σκότους τούτου</w:t>
-      </w:r>
-    </w:p>
-    <w:p>
-      <w:pPr/>
-      <w:r>
-        <w:rPr>
-          <w:lang w:val="pt_PT" w:bidi="pt_PT"/>
-        </w:rPr>
-      </w:r>
-      <w:r>
-        <w:rPr>
-          <w:b/>
-          <w:lang w:val="pt_PT" w:bidi="pt_PT"/>
-        </w:rPr>
         <w:t>"este mundo de escuridão".</w:t>
       </w:r>
     </w:p>
@@ -41970,21 +36737,6 @@
           <w:b/>
           <w:lang w:val="pt_PT" w:bidi="pt_PT"/>
         </w:rPr>
-        <w:t>διὰ τοῦτο, ἀναλάβετε τὴν πανοπλίαν τοῦ Θεοῦ</w:t>
-      </w:r>
-    </w:p>
-    <w:p>
-      <w:pPr/>
-      <w:r>
-        <w:rPr>
-          <w:lang w:val="pt_PT" w:bidi="pt_PT"/>
-        </w:rPr>
-      </w:r>
-      <w:r>
-        <w:rPr>
-          <w:b/>
-          <w:lang w:val="pt_PT" w:bidi="pt_PT"/>
-        </w:rPr>
         <w:t>"Por isso peguem agora a armadura que Deus lhes dá".</w:t>
       </w:r>
     </w:p>
@@ -42094,21 +36846,6 @@
           <w:b/>
           <w:lang w:val="pt_PT" w:bidi="pt_PT"/>
         </w:rPr>
-        <w:t>διὰ τοῦτο</w:t>
-      </w:r>
-    </w:p>
-    <w:p>
-      <w:pPr/>
-      <w:r>
-        <w:rPr>
-          <w:lang w:val="pt_PT" w:bidi="pt_PT"/>
-        </w:rPr>
-      </w:r>
-      <w:r>
-        <w:rPr>
-          <w:b/>
-          <w:lang w:val="pt_PT" w:bidi="pt_PT"/>
-        </w:rPr>
         <w:t>"Assim, quando chegar o dia de enfrentarem".</w:t>
       </w:r>
     </w:p>
@@ -42205,21 +36942,6 @@
           <w:b/>
           <w:lang w:val="pt_PT" w:bidi="pt_PT"/>
         </w:rPr>
-        <w:t>ἵνα δυνηθῆτε ἀντιστῆναι ἐν τῇ ἡμέρᾳ τῇ πονηρᾷ</w:t>
-      </w:r>
-    </w:p>
-    <w:p>
-      <w:pPr/>
-      <w:r>
-        <w:rPr>
-          <w:lang w:val="pt_PT" w:bidi="pt_PT"/>
-        </w:rPr>
-      </w:r>
-      <w:r>
-        <w:rPr>
-          <w:b/>
-          <w:lang w:val="pt_PT" w:bidi="pt_PT"/>
-        </w:rPr>
         <w:t>"quando chegar o dia de enfrentarem as forças do mal".</w:t>
       </w:r>
     </w:p>
@@ -42316,21 +37038,6 @@
           <w:b/>
           <w:lang w:val="pt_PT" w:bidi="pt_PT"/>
         </w:rPr>
-        <w:t>ἵνα δυνηθῆτε ἀντιστῆναι</w:t>
-      </w:r>
-    </w:p>
-    <w:p>
-      <w:pPr/>
-      <w:r>
-        <w:rPr>
-          <w:lang w:val="pt_PT" w:bidi="pt_PT"/>
-        </w:rPr>
-      </w:r>
-      <w:r>
-        <w:rPr>
-          <w:b/>
-          <w:lang w:val="pt_PT" w:bidi="pt_PT"/>
-        </w:rPr>
         <w:t>"quando chegar o dia de enfrentarem as forças do mal, vocês poderão resistir aos ataques do inimigo".</w:t>
       </w:r>
     </w:p>
@@ -42427,21 +37134,6 @@
           <w:b/>
           <w:lang w:val="pt_PT" w:bidi="pt_PT"/>
         </w:rPr>
-        <w:t>ἵνα</w:t>
-      </w:r>
-    </w:p>
-    <w:p>
-      <w:pPr/>
-      <w:r>
-        <w:rPr>
-          <w:lang w:val="pt_PT" w:bidi="pt_PT"/>
-        </w:rPr>
-      </w:r>
-      <w:r>
-        <w:rPr>
-          <w:b/>
-          <w:lang w:val="pt_PT" w:bidi="pt_PT"/>
-        </w:rPr>
         <w:t>"vocês poderão resistir aos ataques do inimigo e, depois de lutarem até o fim, vocês continuarão firmes, sem recuar".</w:t>
       </w:r>
     </w:p>
@@ -42524,21 +37216,6 @@
         <w:rPr>
           <w:lang w:val="pt_PT" w:bidi="pt_PT"/>
         </w:rPr>
-      </w:r>
-    </w:p>
-    <w:p>
-      <w:pPr/>
-      <w:r>
-        <w:rPr>
-          <w:lang w:val="pt_PT" w:bidi="pt_PT"/>
-        </w:rPr>
-      </w:r>
-      <w:r>
-        <w:rPr>
-          <w:b/>
-          <w:lang w:val="pt_PT" w:bidi="pt_PT"/>
-        </w:rPr>
-        <w:t>στῆτε οὖν</w:t>
       </w:r>
     </w:p>
     <w:p>
@@ -42667,21 +37344,6 @@
           <w:b/>
           <w:lang w:val="pt_PT" w:bidi="pt_PT"/>
         </w:rPr>
-        <w:t>οὖν</w:t>
-      </w:r>
-    </w:p>
-    <w:p>
-      <w:pPr/>
-      <w:r>
-        <w:rPr>
-          <w:lang w:val="pt_PT" w:bidi="pt_PT"/>
-        </w:rPr>
-      </w:r>
-      <w:r>
-        <w:rPr>
-          <w:b/>
-          <w:lang w:val="pt_PT" w:bidi="pt_PT"/>
-        </w:rPr>
         <w:t>"Portanto, estejam preparados".</w:t>
       </w:r>
     </w:p>
@@ -42874,21 +37536,6 @@
           <w:b/>
           <w:lang w:val="pt_PT" w:bidi="pt_PT"/>
         </w:rPr>
-        <w:t>ἀληθείᾳ</w:t>
-      </w:r>
-    </w:p>
-    <w:p>
-      <w:pPr/>
-      <w:r>
-        <w:rPr>
-          <w:lang w:val="pt_PT" w:bidi="pt_PT"/>
-        </w:rPr>
-      </w:r>
-      <w:r>
-        <w:rPr>
-          <w:b/>
-          <w:lang w:val="pt_PT" w:bidi="pt_PT"/>
-        </w:rPr>
         <w:t>"a verdade como cinturão".</w:t>
       </w:r>
     </w:p>
@@ -42985,21 +37632,6 @@
           <w:b/>
           <w:lang w:val="pt_PT" w:bidi="pt_PT"/>
         </w:rPr>
-        <w:t>ἐνδυσάμενοι τὸν θώρακα τῆς δικαιοσύνης</w:t>
-      </w:r>
-    </w:p>
-    <w:p>
-      <w:pPr/>
-      <w:r>
-        <w:rPr>
-          <w:lang w:val="pt_PT" w:bidi="pt_PT"/>
-        </w:rPr>
-      </w:r>
-      <w:r>
-        <w:rPr>
-          <w:b/>
-          <w:lang w:val="pt_PT" w:bidi="pt_PT"/>
-        </w:rPr>
         <w:t>"Vistam-se com a couraça da justiça".</w:t>
       </w:r>
     </w:p>
@@ -43109,21 +37741,6 @@
           <w:b/>
           <w:lang w:val="pt_PT" w:bidi="pt_PT"/>
         </w:rPr>
-        <w:t>δικαιοσύνης</w:t>
-      </w:r>
-    </w:p>
-    <w:p>
-      <w:pPr/>
-      <w:r>
-        <w:rPr>
-          <w:lang w:val="pt_PT" w:bidi="pt_PT"/>
-        </w:rPr>
-      </w:r>
-      <w:r>
-        <w:rPr>
-          <w:b/>
-          <w:lang w:val="pt_PT" w:bidi="pt_PT"/>
-        </w:rPr>
         <w:t>"a couraça da justiça".</w:t>
       </w:r>
     </w:p>
@@ -43220,21 +37837,6 @@
           <w:b/>
           <w:lang w:val="pt_PT" w:bidi="pt_PT"/>
         </w:rPr>
-        <w:t>ὑποδησάμενοι τοὺς πόδας ἐν ἑτοιμασίᾳ τοῦ εὐαγγελίου τῆς εἰρήνης</w:t>
-      </w:r>
-    </w:p>
-    <w:p>
-      <w:pPr/>
-      <w:r>
-        <w:rPr>
-          <w:lang w:val="pt_PT" w:bidi="pt_PT"/>
-        </w:rPr>
-      </w:r>
-      <w:r>
-        <w:rPr>
-          <w:b/>
-          <w:lang w:val="pt_PT" w:bidi="pt_PT"/>
-        </w:rPr>
         <w:t>"e calcem, como sapatos, a prontidão para anunciar a boa notícia de paz".</w:t>
       </w:r>
     </w:p>
@@ -43344,21 +37946,6 @@
           <w:b/>
           <w:lang w:val="pt_PT" w:bidi="pt_PT"/>
         </w:rPr>
-        <w:t>εἰρήνης</w:t>
-      </w:r>
-    </w:p>
-    <w:p>
-      <w:pPr/>
-      <w:r>
-        <w:rPr>
-          <w:lang w:val="pt_PT" w:bidi="pt_PT"/>
-        </w:rPr>
-      </w:r>
-      <w:r>
-        <w:rPr>
-          <w:b/>
-          <w:lang w:val="pt_PT" w:bidi="pt_PT"/>
-        </w:rPr>
         <w:t>"a boa notícia de paz".</w:t>
       </w:r>
     </w:p>
@@ -43455,21 +38042,6 @@
           <w:b/>
           <w:lang w:val="pt_PT" w:bidi="pt_PT"/>
         </w:rPr>
-        <w:t>ἐν πᾶσιν ἀναλαβόντες τὸν θυρεὸν τῆς πίστεως</w:t>
-      </w:r>
-    </w:p>
-    <w:p>
-      <w:pPr/>
-      <w:r>
-        <w:rPr>
-          <w:lang w:val="pt_PT" w:bidi="pt_PT"/>
-        </w:rPr>
-      </w:r>
-      <w:r>
-        <w:rPr>
-          <w:b/>
-          <w:lang w:val="pt_PT" w:bidi="pt_PT"/>
-        </w:rPr>
         <w:t>"E levem sempre a fé como escudo".</w:t>
       </w:r>
     </w:p>
@@ -43579,21 +38151,6 @@
           <w:b/>
           <w:lang w:val="pt_PT" w:bidi="pt_PT"/>
         </w:rPr>
-        <w:t>τῆς πίστεως</w:t>
-      </w:r>
-    </w:p>
-    <w:p>
-      <w:pPr/>
-      <w:r>
-        <w:rPr>
-          <w:lang w:val="pt_PT" w:bidi="pt_PT"/>
-        </w:rPr>
-      </w:r>
-      <w:r>
-        <w:rPr>
-          <w:b/>
-          <w:lang w:val="pt_PT" w:bidi="pt_PT"/>
-        </w:rPr>
         <w:t>"levem sempre a fé como escudo".</w:t>
       </w:r>
     </w:p>
@@ -43690,21 +38247,6 @@
           <w:b/>
           <w:lang w:val="pt_PT" w:bidi="pt_PT"/>
         </w:rPr>
-        <w:t>τὰ βέλη τοῦ πονηροῦ πεπυρωμένα</w:t>
-      </w:r>
-    </w:p>
-    <w:p>
-      <w:pPr/>
-      <w:r>
-        <w:rPr>
-          <w:lang w:val="pt_PT" w:bidi="pt_PT"/>
-        </w:rPr>
-      </w:r>
-      <w:r>
-        <w:rPr>
-          <w:b/>
-          <w:lang w:val="pt_PT" w:bidi="pt_PT"/>
-        </w:rPr>
         <w:t>"de todos os dardos de fogo do Maligno".</w:t>
       </w:r>
     </w:p>
@@ -43801,21 +38343,6 @@
           <w:b/>
           <w:lang w:val="pt_PT" w:bidi="pt_PT"/>
         </w:rPr>
-        <w:t>τὴν περικεφαλαίαν τοῦ σωτηρίου δέξασθε</w:t>
-      </w:r>
-    </w:p>
-    <w:p>
-      <w:pPr/>
-      <w:r>
-        <w:rPr>
-          <w:lang w:val="pt_PT" w:bidi="pt_PT"/>
-        </w:rPr>
-      </w:r>
-      <w:r>
-        <w:rPr>
-          <w:b/>
-          <w:lang w:val="pt_PT" w:bidi="pt_PT"/>
-        </w:rPr>
         <w:t>"Recebam a salvação como capacete".</w:t>
       </w:r>
     </w:p>
@@ -43925,21 +38452,6 @@
           <w:b/>
           <w:lang w:val="pt_PT" w:bidi="pt_PT"/>
         </w:rPr>
-        <w:t>τοῦ σωτηρίου</w:t>
-      </w:r>
-    </w:p>
-    <w:p>
-      <w:pPr/>
-      <w:r>
-        <w:rPr>
-          <w:lang w:val="pt_PT" w:bidi="pt_PT"/>
-        </w:rPr>
-      </w:r>
-      <w:r>
-        <w:rPr>
-          <w:b/>
-          <w:lang w:val="pt_PT" w:bidi="pt_PT"/>
-        </w:rPr>
         <w:t>"a salvação como capacete".</w:t>
       </w:r>
     </w:p>
@@ -44036,21 +38548,6 @@
           <w:b/>
           <w:lang w:val="pt_PT" w:bidi="pt_PT"/>
         </w:rPr>
-        <w:t>τὴν μάχαιραν τοῦ Πνεύματος, ὅ ἐστιν ῥῆμα Θεοῦ</w:t>
-      </w:r>
-    </w:p>
-    <w:p>
-      <w:pPr/>
-      <w:r>
-        <w:rPr>
-          <w:lang w:val="pt_PT" w:bidi="pt_PT"/>
-        </w:rPr>
-      </w:r>
-      <w:r>
-        <w:rPr>
-          <w:b/>
-          <w:lang w:val="pt_PT" w:bidi="pt_PT"/>
-        </w:rPr>
         <w:t>"e a palavra de Deus como a espada que o Espírito Santo lhes dá".</w:t>
       </w:r>
     </w:p>
@@ -44147,21 +38644,6 @@
           <w:b/>
           <w:lang w:val="pt_PT" w:bidi="pt_PT"/>
         </w:rPr>
-        <w:t>διὰ πάσης προσευχῆς καὶ δεήσεως, προσευχόμενοι ἐν παντὶ καιρῷ ἐν Πνεύματι</w:t>
-      </w:r>
-    </w:p>
-    <w:p>
-      <w:pPr/>
-      <w:r>
-        <w:rPr>
-          <w:lang w:val="pt_PT" w:bidi="pt_PT"/>
-        </w:rPr>
-      </w:r>
-      <w:r>
-        <w:rPr>
-          <w:b/>
-          <w:lang w:val="pt_PT" w:bidi="pt_PT"/>
-        </w:rPr>
         <w:t>"Façam tudo isso orando a Deus e pedindo a ajuda dele. Orem sempre, guiados pelo Espírito de Deus".</w:t>
       </w:r>
     </w:p>
@@ -44225,21 +38707,6 @@
           <w:b/>
           <w:lang w:val="pt_PT" w:bidi="pt_PT"/>
         </w:rPr>
-        <w:t>εἰς αὐτὸ</w:t>
-      </w:r>
-    </w:p>
-    <w:p>
-      <w:pPr/>
-      <w:r>
-        <w:rPr>
-          <w:lang w:val="pt_PT" w:bidi="pt_PT"/>
-        </w:rPr>
-      </w:r>
-      <w:r>
-        <w:rPr>
-          <w:b/>
-          <w:lang w:val="pt_PT" w:bidi="pt_PT"/>
-        </w:rPr>
         <w:t>"Façam tudo isso orando a Deus".</w:t>
       </w:r>
     </w:p>
@@ -44336,21 +38803,6 @@
           <w:b/>
           <w:lang w:val="pt_PT" w:bidi="pt_PT"/>
         </w:rPr>
-        <w:t>ἀγρυπνοῦντες ἐν πάσῃ προσκαρτερήσει καὶ δεήσει περὶ πάντων τῶν ἁγίων</w:t>
-      </w:r>
-    </w:p>
-    <w:p>
-      <w:pPr/>
-      <w:r>
-        <w:rPr>
-          <w:lang w:val="pt_PT" w:bidi="pt_PT"/>
-        </w:rPr>
-      </w:r>
-      <w:r>
-        <w:rPr>
-          <w:b/>
-          <w:lang w:val="pt_PT" w:bidi="pt_PT"/>
-        </w:rPr>
         <w:t>"Fiquem alertas. Não desanimem e orem sempre por todo o povo de Deus".</w:t>
       </w:r>
     </w:p>
@@ -44510,21 +38962,6 @@
           <w:b/>
           <w:lang w:val="pt_PT" w:bidi="pt_PT"/>
         </w:rPr>
-        <w:t>ἵνα μοι δοθῇ λόγος</w:t>
-      </w:r>
-    </w:p>
-    <w:p>
-      <w:pPr/>
-      <w:r>
-        <w:rPr>
-          <w:lang w:val="pt_PT" w:bidi="pt_PT"/>
-        </w:rPr>
-      </w:r>
-      <w:r>
-        <w:rPr>
-          <w:b/>
-          <w:lang w:val="pt_PT" w:bidi="pt_PT"/>
-        </w:rPr>
         <w:t>"para que, quando eu falar, fale com coragem e torne conhecido o segredo do evangelho".</w:t>
       </w:r>
     </w:p>
@@ -44621,21 +39058,6 @@
           <w:b/>
           <w:lang w:val="pt_PT" w:bidi="pt_PT"/>
         </w:rPr>
-        <w:t>ἵνα</w:t>
-      </w:r>
-    </w:p>
-    <w:p>
-      <w:pPr/>
-      <w:r>
-        <w:rPr>
-          <w:lang w:val="pt_PT" w:bidi="pt_PT"/>
-        </w:rPr>
-      </w:r>
-      <w:r>
-        <w:rPr>
-          <w:b/>
-          <w:lang w:val="pt_PT" w:bidi="pt_PT"/>
-        </w:rPr>
         <w:t>"para que, quando eu falar".</w:t>
       </w:r>
     </w:p>
@@ -44828,21 +39250,6 @@
           <w:b/>
           <w:lang w:val="pt_PT" w:bidi="pt_PT"/>
         </w:rPr>
-        <w:t>ὑπὲρ οὗ πρεσβεύω ἐν ἁλύσει</w:t>
-      </w:r>
-    </w:p>
-    <w:p>
-      <w:pPr/>
-      <w:r>
-        <w:rPr>
-          <w:lang w:val="pt_PT" w:bidi="pt_PT"/>
-        </w:rPr>
-      </w:r>
-      <w:r>
-        <w:rPr>
-          <w:b/>
-          <w:lang w:val="pt_PT" w:bidi="pt_PT"/>
-        </w:rPr>
         <w:t>"Eu sou embaixador a serviço desse evangelho, embora esteja agora na cadeia".</w:t>
       </w:r>
     </w:p>
@@ -44939,21 +39346,6 @@
           <w:b/>
           <w:lang w:val="pt_PT" w:bidi="pt_PT"/>
         </w:rPr>
-        <w:t>ἵνα ἐν αὐτῷ παρρησιάσωμαι, ὡς δεῖ με λαλῆσαι</w:t>
-      </w:r>
-    </w:p>
-    <w:p>
-      <w:pPr/>
-      <w:r>
-        <w:rPr>
-          <w:lang w:val="pt_PT" w:bidi="pt_PT"/>
-        </w:rPr>
-      </w:r>
-      <w:r>
-        <w:rPr>
-          <w:b/>
-          <w:lang w:val="pt_PT" w:bidi="pt_PT"/>
-        </w:rPr>
         <w:t>"orem para que eu seja corajoso e anuncie o evangelho como eu devo anunciar".</w:t>
       </w:r>
     </w:p>
@@ -45037,21 +39429,6 @@
           <w:b/>
           <w:lang w:val="pt_PT" w:bidi="pt_PT"/>
         </w:rPr>
-        <w:t>ἵνα</w:t>
-      </w:r>
-    </w:p>
-    <w:p>
-      <w:pPr/>
-      <w:r>
-        <w:rPr>
-          <w:lang w:val="pt_PT" w:bidi="pt_PT"/>
-        </w:rPr>
-      </w:r>
-      <w:r>
-        <w:rPr>
-          <w:b/>
-          <w:lang w:val="pt_PT" w:bidi="pt_PT"/>
-        </w:rPr>
         <w:t>"para que eu seja corajoso".</w:t>
       </w:r>
     </w:p>
@@ -45148,21 +39525,6 @@
           <w:b/>
           <w:lang w:val="pt_PT" w:bidi="pt_PT"/>
         </w:rPr>
-        <w:t>ἐν αὐτῷ</w:t>
-      </w:r>
-    </w:p>
-    <w:p>
-      <w:pPr/>
-      <w:r>
-        <w:rPr>
-          <w:lang w:val="pt_PT" w:bidi="pt_PT"/>
-        </w:rPr>
-      </w:r>
-      <w:r>
-        <w:rPr>
-          <w:b/>
-          <w:lang w:val="pt_PT" w:bidi="pt_PT"/>
-        </w:rPr>
         <w:t>"e anuncie o evangelho como devo anunciar".</w:t>
       </w:r>
     </w:p>
@@ -45285,21 +39647,6 @@
           <w:b/>
           <w:lang w:val="pt_PT" w:bidi="pt_PT"/>
         </w:rPr>
-        <w:t>ἵνα</w:t>
-      </w:r>
-    </w:p>
-    <w:p>
-      <w:pPr/>
-      <w:r>
-        <w:rPr>
-          <w:lang w:val="pt_PT" w:bidi="pt_PT"/>
-        </w:rPr>
-      </w:r>
-      <w:r>
-        <w:rPr>
-          <w:b/>
-          <w:lang w:val="pt_PT" w:bidi="pt_PT"/>
-        </w:rPr>
         <w:t>"para que vocês possam saber como estou passando".</w:t>
       </w:r>
     </w:p>
@@ -45396,21 +39743,6 @@
           <w:b/>
           <w:lang w:val="pt_PT" w:bidi="pt_PT"/>
         </w:rPr>
-        <w:t>ἀδελφὸς</w:t>
-      </w:r>
-    </w:p>
-    <w:p>
-      <w:pPr/>
-      <w:r>
-        <w:rPr>
-          <w:lang w:val="pt_PT" w:bidi="pt_PT"/>
-        </w:rPr>
-      </w:r>
-      <w:r>
-        <w:rPr>
-          <w:b/>
-          <w:lang w:val="pt_PT" w:bidi="pt_PT"/>
-        </w:rPr>
         <w:t>"nosso querido irmão".</w:t>
       </w:r>
     </w:p>
@@ -45507,21 +39839,6 @@
           <w:b/>
           <w:lang w:val="pt_PT" w:bidi="pt_PT"/>
         </w:rPr>
-        <w:t>παρακαλέσῃ τὰς καρδίας ὑμῶν</w:t>
-      </w:r>
-    </w:p>
-    <w:p>
-      <w:pPr/>
-      <w:r>
-        <w:rPr>
-          <w:lang w:val="pt_PT" w:bidi="pt_PT"/>
-        </w:rPr>
-      </w:r>
-      <w:r>
-        <w:rPr>
-          <w:b/>
-          <w:lang w:val="pt_PT" w:bidi="pt_PT"/>
-        </w:rPr>
         <w:t>"a fim de que vocês fiquem bem animados".</w:t>
       </w:r>
     </w:p>
@@ -45618,21 +39935,6 @@
           <w:b/>
           <w:lang w:val="pt_PT" w:bidi="pt_PT"/>
         </w:rPr>
-        <w:t>ἵνα</w:t>
-      </w:r>
-    </w:p>
-    <w:p>
-      <w:pPr/>
-      <w:r>
-        <w:rPr>
-          <w:lang w:val="pt_PT" w:bidi="pt_PT"/>
-        </w:rPr>
-      </w:r>
-      <w:r>
-        <w:rPr>
-          <w:b/>
-          <w:lang w:val="pt_PT" w:bidi="pt_PT"/>
-        </w:rPr>
         <w:t>"para que ele conte como todos nós aqui estamos passando".</w:t>
       </w:r>
     </w:p>
@@ -45792,21 +40094,6 @@
           <w:b/>
           <w:lang w:val="pt_PT" w:bidi="pt_PT"/>
         </w:rPr>
-        <w:t>εἰρήνη τοῖς ἀδελφοῖς</w:t>
-      </w:r>
-    </w:p>
-    <w:p>
-      <w:pPr/>
-      <w:r>
-        <w:rPr>
-          <w:lang w:val="pt_PT" w:bidi="pt_PT"/>
-        </w:rPr>
-      </w:r>
-      <w:r>
-        <w:rPr>
-          <w:b/>
-          <w:lang w:val="pt_PT" w:bidi="pt_PT"/>
-        </w:rPr>
         <w:t>"deem a todos os irmãos paz".</w:t>
       </w:r>
     </w:p>
@@ -45903,21 +40190,6 @@
           <w:b/>
           <w:lang w:val="pt_PT" w:bidi="pt_PT"/>
         </w:rPr>
-        <w:t>τοῖς ἀδελφοῖς</w:t>
-      </w:r>
-    </w:p>
-    <w:p>
-      <w:pPr/>
-      <w:r>
-        <w:rPr>
-          <w:lang w:val="pt_PT" w:bidi="pt_PT"/>
-        </w:rPr>
-      </w:r>
-      <w:r>
-        <w:rPr>
-          <w:b/>
-          <w:lang w:val="pt_PT" w:bidi="pt_PT"/>
-        </w:rPr>
         <w:t>"deem a todos os irmãos".</w:t>
       </w:r>
     </w:p>
@@ -46014,21 +40286,6 @@
           <w:b/>
           <w:lang w:val="pt_PT" w:bidi="pt_PT"/>
         </w:rPr>
-        <w:t>ἀγάπη</w:t>
-      </w:r>
-    </w:p>
-    <w:p>
-      <w:pPr/>
-      <w:r>
-        <w:rPr>
-          <w:lang w:val="pt_PT" w:bidi="pt_PT"/>
-        </w:rPr>
-      </w:r>
-      <w:r>
-        <w:rPr>
-          <w:b/>
-          <w:lang w:val="pt_PT" w:bidi="pt_PT"/>
-        </w:rPr>
         <w:t>"deem a todos os irmãos paz e amor".</w:t>
       </w:r>
     </w:p>
@@ -46125,21 +40382,6 @@
           <w:b/>
           <w:lang w:val="pt_PT" w:bidi="pt_PT"/>
         </w:rPr>
-        <w:t>μετὰ πίστεως</w:t>
-      </w:r>
-    </w:p>
-    <w:p>
-      <w:pPr/>
-      <w:r>
-        <w:rPr>
-          <w:lang w:val="pt_PT" w:bidi="pt_PT"/>
-        </w:rPr>
-      </w:r>
-      <w:r>
-        <w:rPr>
-          <w:b/>
-          <w:lang w:val="pt_PT" w:bidi="pt_PT"/>
-        </w:rPr>
         <w:t>"deem a todos os irmãos paz e amor, com fé!".</w:t>
       </w:r>
     </w:p>
@@ -46236,21 +40478,6 @@
           <w:b/>
           <w:lang w:val="pt_PT" w:bidi="pt_PT"/>
         </w:rPr>
-        <w:t>ἡ χάρις μετὰ</w:t>
-      </w:r>
-    </w:p>
-    <w:p>
-      <w:pPr/>
-      <w:r>
-        <w:rPr>
-          <w:lang w:val="pt_PT" w:bidi="pt_PT"/>
-        </w:rPr>
-      </w:r>
-      <w:r>
-        <w:rPr>
-          <w:b/>
-          <w:lang w:val="pt_PT" w:bidi="pt_PT"/>
-        </w:rPr>
         <w:t>"E que a graça de Deus esteja com todos".</w:t>
       </w:r>
     </w:p>
@@ -46333,21 +40560,6 @@
         <w:rPr>
           <w:lang w:val="pt_PT" w:bidi="pt_PT"/>
         </w:rPr>
-      </w:r>
-    </w:p>
-    <w:p>
-      <w:pPr/>
-      <w:r>
-        <w:rPr>
-          <w:lang w:val="pt_PT" w:bidi="pt_PT"/>
-        </w:rPr>
-      </w:r>
-      <w:r>
-        <w:rPr>
-          <w:b/>
-          <w:lang w:val="pt_PT" w:bidi="pt_PT"/>
-        </w:rPr>
-        <w:t>ἐν ἀφθαρσίᾳ</w:t>
       </w:r>
     </w:p>
     <w:p>

--- a/por/docx/49.content.docx
+++ b/por/docx/49.content.docx
@@ -19,7 +19,7 @@
         <w:rPr>
           <w:lang w:val="pt_PT" w:bidi="pt_PT"/>
         </w:rPr>
-        <w:t>Resource: Notas de Tradução (unfoldingWord)</w:t>
+        <w:t>Resource: unfoldingWord® Translation Notes</w:t>
       </w:r>
       <w:r>
         <w:rPr>
@@ -90,7 +90,7 @@
         <w:rPr>
           <w:lang w:val="pt_PT" w:bidi="pt_PT"/>
         </w:rPr>
-        <w:t>Notas de Tradução (unfoldingWord)</w:t>
+        <w:t>unfoldingWord® Translation Notes</w:t>
       </w:r>
     </w:p>
     <w:p>

--- a/por/docx/49.content.docx
+++ b/por/docx/49.content.docx
@@ -286,6 +286,21 @@
           <w:b/>
           <w:lang w:val="pt_PT" w:bidi="pt_PT"/>
         </w:rPr>
+        <w:t>Παῦλος, ἀπόστολος Χριστοῦ Ἰησοῦ &amp; τοῖς ἁγίοις τοῖς οὖσιν</w:t>
+      </w:r>
+    </w:p>
+    <w:p>
+      <w:pPr/>
+      <w:r>
+        <w:rPr>
+          <w:lang w:val="pt_PT" w:bidi="pt_PT"/>
+        </w:rPr>
+      </w:r>
+      <w:r>
+        <w:rPr>
+          <w:b/>
+          <w:lang w:val="pt_PT" w:bidi="pt_PT"/>
+        </w:rPr>
         <w:t>"Eu, Paulo, apóstolo de Cristo Jesus... ao povo de Deus da cidade de Éfeso".</w:t>
       </w:r>
     </w:p>
@@ -349,6 +364,21 @@
           <w:b/>
           <w:lang w:val="pt_PT" w:bidi="pt_PT"/>
         </w:rPr>
+        <w:t>ἐν Χριστῷ Ἰησοῦ</w:t>
+      </w:r>
+    </w:p>
+    <w:p>
+      <w:pPr/>
+      <w:r>
+        <w:rPr>
+          <w:lang w:val="pt_PT" w:bidi="pt_PT"/>
+        </w:rPr>
+      </w:r>
+      <w:r>
+        <w:rPr>
+          <w:b/>
+          <w:lang w:val="pt_PT" w:bidi="pt_PT"/>
+        </w:rPr>
         <w:t>"com Cristo Jesus".</w:t>
       </w:r>
     </w:p>
@@ -458,6 +488,21 @@
           <w:b/>
           <w:lang w:val="pt_PT" w:bidi="pt_PT"/>
         </w:rPr>
+        <w:t>χάρις ὑμῖν καὶ εἰρήνη</w:t>
+      </w:r>
+    </w:p>
+    <w:p>
+      <w:pPr/>
+      <w:r>
+        <w:rPr>
+          <w:lang w:val="pt_PT" w:bidi="pt_PT"/>
+        </w:rPr>
+      </w:r>
+      <w:r>
+        <w:rPr>
+          <w:b/>
+          <w:lang w:val="pt_PT" w:bidi="pt_PT"/>
+        </w:rPr>
         <w:t>"Que a graça e paz de Deus... estejam com vocês".</w:t>
       </w:r>
     </w:p>
@@ -653,6 +698,21 @@
           <w:b/>
           <w:lang w:val="pt_PT" w:bidi="pt_PT"/>
         </w:rPr>
+        <w:t>εὐλογητὸς ὁ Θεὸς καὶ Πατὴρ τοῦ Κυρίου ἡμῶν, Ἰησοῦ Χριστοῦ</w:t>
+      </w:r>
+    </w:p>
+    <w:p>
+      <w:pPr/>
+      <w:r>
+        <w:rPr>
+          <w:lang w:val="pt_PT" w:bidi="pt_PT"/>
+        </w:rPr>
+      </w:r>
+      <w:r>
+        <w:rPr>
+          <w:b/>
+          <w:lang w:val="pt_PT" w:bidi="pt_PT"/>
+        </w:rPr>
         <w:t>"Agradecemos ao Deus e Pai do nosso Senhor Jesus Cristo".</w:t>
       </w:r>
     </w:p>
@@ -749,6 +809,21 @@
           <w:b/>
           <w:lang w:val="pt_PT" w:bidi="pt_PT"/>
         </w:rPr>
+        <w:t>ὁ εὐλογήσας ἡμᾶς</w:t>
+      </w:r>
+    </w:p>
+    <w:p>
+      <w:pPr/>
+      <w:r>
+        <w:rPr>
+          <w:lang w:val="pt_PT" w:bidi="pt_PT"/>
+        </w:rPr>
+      </w:r>
+      <w:r>
+        <w:rPr>
+          <w:b/>
+          <w:lang w:val="pt_PT" w:bidi="pt_PT"/>
+        </w:rPr>
         <w:t>"pois ele nos tem abençoado".</w:t>
       </w:r>
     </w:p>
@@ -812,6 +887,21 @@
           <w:b/>
           <w:lang w:val="pt_PT" w:bidi="pt_PT"/>
         </w:rPr>
+        <w:t>πάσῃ εὐλογίᾳ πνευματικῇ</w:t>
+      </w:r>
+    </w:p>
+    <w:p>
+      <w:pPr/>
+      <w:r>
+        <w:rPr>
+          <w:lang w:val="pt_PT" w:bidi="pt_PT"/>
+        </w:rPr>
+      </w:r>
+      <w:r>
+        <w:rPr>
+          <w:b/>
+          <w:lang w:val="pt_PT" w:bidi="pt_PT"/>
+        </w:rPr>
         <w:t>"dando-nos todos os dons espirituais do mundo celestial".</w:t>
       </w:r>
     </w:p>
@@ -951,6 +1041,21 @@
           <w:b/>
           <w:lang w:val="pt_PT" w:bidi="pt_PT"/>
         </w:rPr>
+        <w:t>ἐν Χριστῷ</w:t>
+      </w:r>
+    </w:p>
+    <w:p>
+      <w:pPr/>
+      <w:r>
+        <w:rPr>
+          <w:lang w:val="pt_PT" w:bidi="pt_PT"/>
+        </w:rPr>
+      </w:r>
+      <w:r>
+        <w:rPr>
+          <w:b/>
+          <w:lang w:val="pt_PT" w:bidi="pt_PT"/>
+        </w:rPr>
         <w:t>"por estarmos unidos com Cristo".</w:t>
       </w:r>
     </w:p>
@@ -1060,6 +1165,21 @@
           <w:b/>
           <w:lang w:val="pt_PT" w:bidi="pt_PT"/>
         </w:rPr>
+        <w:t>ἁγίους καὶ ἀμώμους</w:t>
+      </w:r>
+    </w:p>
+    <w:p>
+      <w:pPr/>
+      <w:r>
+        <w:rPr>
+          <w:lang w:val="pt_PT" w:bidi="pt_PT"/>
+        </w:rPr>
+      </w:r>
+      <w:r>
+        <w:rPr>
+          <w:b/>
+          <w:lang w:val="pt_PT" w:bidi="pt_PT"/>
+        </w:rPr>
         <w:t>"sem culpa".</w:t>
       </w:r>
     </w:p>
@@ -1156,6 +1276,21 @@
           <w:b/>
           <w:lang w:val="pt_PT" w:bidi="pt_PT"/>
         </w:rPr>
+        <w:t>ἀμώμους</w:t>
+      </w:r>
+    </w:p>
+    <w:p>
+      <w:pPr/>
+      <w:r>
+        <w:rPr>
+          <w:lang w:val="pt_PT" w:bidi="pt_PT"/>
+        </w:rPr>
+      </w:r>
+      <w:r>
+        <w:rPr>
+          <w:b/>
+          <w:lang w:val="pt_PT" w:bidi="pt_PT"/>
+        </w:rPr>
         <w:t>"e nos apresentarmos diante dele sem culpa".</w:t>
       </w:r>
     </w:p>
@@ -1265,6 +1400,21 @@
           <w:b/>
           <w:lang w:val="pt_PT" w:bidi="pt_PT"/>
         </w:rPr>
+        <w:t>προορίσας &amp; αὐτόν &amp; αὐτοῦ</w:t>
+      </w:r>
+    </w:p>
+    <w:p>
+      <w:pPr/>
+      <w:r>
+        <w:rPr>
+          <w:lang w:val="pt_PT" w:bidi="pt_PT"/>
+        </w:rPr>
+      </w:r>
+      <w:r>
+        <w:rPr>
+          <w:b/>
+          <w:lang w:val="pt_PT" w:bidi="pt_PT"/>
+        </w:rPr>
         <w:t>"seus filhos" - "seu prazer" - "sua vontade".</w:t>
       </w:r>
     </w:p>
@@ -1328,6 +1478,21 @@
           <w:b/>
           <w:lang w:val="pt_PT" w:bidi="pt_PT"/>
         </w:rPr>
+        <w:t>προορίσας ἡμᾶς εἰς υἱοθεσίαν</w:t>
+      </w:r>
+    </w:p>
+    <w:p>
+      <w:pPr/>
+      <w:r>
+        <w:rPr>
+          <w:lang w:val="pt_PT" w:bidi="pt_PT"/>
+        </w:rPr>
+      </w:r>
+      <w:r>
+        <w:rPr>
+          <w:b/>
+          <w:lang w:val="pt_PT" w:bidi="pt_PT"/>
+        </w:rPr>
         <w:t>"Deus já havia resolvido que nos tornaria seus filhos".</w:t>
       </w:r>
     </w:p>
@@ -1424,6 +1589,21 @@
           <w:b/>
           <w:lang w:val="pt_PT" w:bidi="pt_PT"/>
         </w:rPr>
+        <w:t>προορίσας ἡμᾶς</w:t>
+      </w:r>
+    </w:p>
+    <w:p>
+      <w:pPr/>
+      <w:r>
+        <w:rPr>
+          <w:lang w:val="pt_PT" w:bidi="pt_PT"/>
+        </w:rPr>
+      </w:r>
+      <w:r>
+        <w:rPr>
+          <w:b/>
+          <w:lang w:val="pt_PT" w:bidi="pt_PT"/>
+        </w:rPr>
         <w:t>"Deus já havia resolvido que nos tornaria seus filhos".</w:t>
       </w:r>
     </w:p>
@@ -1487,6 +1667,21 @@
           <w:b/>
           <w:lang w:val="pt_PT" w:bidi="pt_PT"/>
         </w:rPr>
+        <w:t>εἰς υἱοθεσίαν</w:t>
+      </w:r>
+    </w:p>
+    <w:p>
+      <w:pPr/>
+      <w:r>
+        <w:rPr>
+          <w:lang w:val="pt_PT" w:bidi="pt_PT"/>
+        </w:rPr>
+      </w:r>
+      <w:r>
+        <w:rPr>
+          <w:b/>
+          <w:lang w:val="pt_PT" w:bidi="pt_PT"/>
+        </w:rPr>
         <w:t>"nos tornaria seus filhos".</w:t>
       </w:r>
     </w:p>
@@ -1672,6 +1867,21 @@
           <w:b/>
           <w:lang w:val="pt_PT" w:bidi="pt_PT"/>
         </w:rPr>
+        <w:t>ἐχαρίτωσεν ἡμᾶς ἐν τῷ ἠγαπημένῳ</w:t>
+      </w:r>
+    </w:p>
+    <w:p>
+      <w:pPr/>
+      <w:r>
+        <w:rPr>
+          <w:lang w:val="pt_PT" w:bidi="pt_PT"/>
+        </w:rPr>
+      </w:r>
+      <w:r>
+        <w:rPr>
+          <w:b/>
+          <w:lang w:val="pt_PT" w:bidi="pt_PT"/>
+        </w:rPr>
         <w:t>"que ele nos deu gratuitamente por meio do seu querido Filho".</w:t>
       </w:r>
     </w:p>
@@ -1735,6 +1945,21 @@
           <w:b/>
           <w:lang w:val="pt_PT" w:bidi="pt_PT"/>
         </w:rPr>
+        <w:t>τῷ ἠγαπημένῳ</w:t>
+      </w:r>
+    </w:p>
+    <w:p>
+      <w:pPr/>
+      <w:r>
+        <w:rPr>
+          <w:lang w:val="pt_PT" w:bidi="pt_PT"/>
+        </w:rPr>
+      </w:r>
+      <w:r>
+        <w:rPr>
+          <w:b/>
+          <w:lang w:val="pt_PT" w:bidi="pt_PT"/>
+        </w:rPr>
         <w:t>"do seu querido Filho".</w:t>
       </w:r>
     </w:p>
@@ -1798,6 +2023,21 @@
           <w:b/>
           <w:lang w:val="pt_PT" w:bidi="pt_PT"/>
         </w:rPr>
+        <w:t>διὰ τοῦ αἵματος αὐτοῦ</w:t>
+      </w:r>
+    </w:p>
+    <w:p>
+      <w:pPr/>
+      <w:r>
+        <w:rPr>
+          <w:lang w:val="pt_PT" w:bidi="pt_PT"/>
+        </w:rPr>
+      </w:r>
+      <w:r>
+        <w:rPr>
+          <w:b/>
+          <w:lang w:val="pt_PT" w:bidi="pt_PT"/>
+        </w:rPr>
         <w:t>"pela morte de Cristo na cruz".</w:t>
       </w:r>
     </w:p>
@@ -1907,6 +2147,21 @@
           <w:b/>
           <w:lang w:val="pt_PT" w:bidi="pt_PT"/>
         </w:rPr>
+        <w:t>τὸ πλοῦτος τῆς χάριτος αὐτοῦ</w:t>
+      </w:r>
+    </w:p>
+    <w:p>
+      <w:pPr/>
+      <w:r>
+        <w:rPr>
+          <w:lang w:val="pt_PT" w:bidi="pt_PT"/>
+        </w:rPr>
+      </w:r>
+      <w:r>
+        <w:rPr>
+          <w:b/>
+          <w:lang w:val="pt_PT" w:bidi="pt_PT"/>
+        </w:rPr>
         <w:t>"Como é maravilhosa a graça de Deus".</w:t>
       </w:r>
     </w:p>
@@ -2016,6 +2271,21 @@
           <w:b/>
           <w:lang w:val="pt_PT" w:bidi="pt_PT"/>
         </w:rPr>
+        <w:t>ἧς ἐπερίσσευσεν εἰς ἡμᾶς</w:t>
+      </w:r>
+    </w:p>
+    <w:p>
+      <w:pPr/>
+      <w:r>
+        <w:rPr>
+          <w:lang w:val="pt_PT" w:bidi="pt_PT"/>
+        </w:rPr>
+      </w:r>
+      <w:r>
+        <w:rPr>
+          <w:b/>
+          <w:lang w:val="pt_PT" w:bidi="pt_PT"/>
+        </w:rPr>
         <w:t>"que ele nos deu com tanta fartura!".</w:t>
       </w:r>
     </w:p>
@@ -2079,6 +2349,21 @@
           <w:b/>
           <w:lang w:val="pt_PT" w:bidi="pt_PT"/>
         </w:rPr>
+        <w:t>ἐν πάσῃ σοφίᾳ καὶ φρονήσει</w:t>
+      </w:r>
+    </w:p>
+    <w:p>
+      <w:pPr/>
+      <w:r>
+        <w:rPr>
+          <w:lang w:val="pt_PT" w:bidi="pt_PT"/>
+        </w:rPr>
+      </w:r>
+      <w:r>
+        <w:rPr>
+          <w:b/>
+          <w:lang w:val="pt_PT" w:bidi="pt_PT"/>
+        </w:rPr>
         <w:t>"em toda a sua sabedoria e entendimento".</w:t>
       </w:r>
     </w:p>
@@ -2142,6 +2427,21 @@
           <w:b/>
           <w:lang w:val="pt_PT" w:bidi="pt_PT"/>
         </w:rPr>
+        <w:t>σοφίᾳ καὶ φρονήσει</w:t>
+      </w:r>
+    </w:p>
+    <w:p>
+      <w:pPr/>
+      <w:r>
+        <w:rPr>
+          <w:lang w:val="pt_PT" w:bidi="pt_PT"/>
+        </w:rPr>
+      </w:r>
+      <w:r>
+        <w:rPr>
+          <w:b/>
+          <w:lang w:val="pt_PT" w:bidi="pt_PT"/>
+        </w:rPr>
         <w:t>"sabedoria e entendimento".</w:t>
       </w:r>
     </w:p>
@@ -2251,6 +2551,21 @@
           <w:b/>
           <w:lang w:val="pt_PT" w:bidi="pt_PT"/>
         </w:rPr>
+        <w:t>κατὰ τὴν εὐδοκίαν αὐτοῦ</w:t>
+      </w:r>
+    </w:p>
+    <w:p>
+      <w:pPr/>
+      <w:r>
+        <w:rPr>
+          <w:lang w:val="pt_PT" w:bidi="pt_PT"/>
+        </w:rPr>
+      </w:r>
+      <w:r>
+        <w:rPr>
+          <w:b/>
+          <w:lang w:val="pt_PT" w:bidi="pt_PT"/>
+        </w:rPr>
         <w:t>"fez o que havia resolvido e nos revelou o plano secreto".</w:t>
       </w:r>
     </w:p>
@@ -2314,6 +2629,21 @@
           <w:b/>
           <w:lang w:val="pt_PT" w:bidi="pt_PT"/>
         </w:rPr>
+        <w:t>ἣν προέθετο ἐν αὐτῷ</w:t>
+      </w:r>
+    </w:p>
+    <w:p>
+      <w:pPr/>
+      <w:r>
+        <w:rPr>
+          <w:lang w:val="pt_PT" w:bidi="pt_PT"/>
+        </w:rPr>
+      </w:r>
+      <w:r>
+        <w:rPr>
+          <w:b/>
+          <w:lang w:val="pt_PT" w:bidi="pt_PT"/>
+        </w:rPr>
         <w:t>"que tinha decidido realizar por meio de Cristo".</w:t>
       </w:r>
     </w:p>
@@ -2377,6 +2707,21 @@
           <w:b/>
           <w:lang w:val="pt_PT" w:bidi="pt_PT"/>
         </w:rPr>
+        <w:t>ἐν αὐτῷ</w:t>
+      </w:r>
+    </w:p>
+    <w:p>
+      <w:pPr/>
+      <w:r>
+        <w:rPr>
+          <w:lang w:val="pt_PT" w:bidi="pt_PT"/>
+        </w:rPr>
+      </w:r>
+      <w:r>
+        <w:rPr>
+          <w:b/>
+          <w:lang w:val="pt_PT" w:bidi="pt_PT"/>
+        </w:rPr>
         <w:t>"por meio de Cristo".</w:t>
       </w:r>
     </w:p>
@@ -2440,6 +2785,21 @@
           <w:b/>
           <w:lang w:val="pt_PT" w:bidi="pt_PT"/>
         </w:rPr>
+        <w:t>εἰς οἰκονομίαν</w:t>
+      </w:r>
+    </w:p>
+    <w:p>
+      <w:pPr/>
+      <w:r>
+        <w:rPr>
+          <w:lang w:val="pt_PT" w:bidi="pt_PT"/>
+        </w:rPr>
+      </w:r>
+      <w:r>
+        <w:rPr>
+          <w:b/>
+          <w:lang w:val="pt_PT" w:bidi="pt_PT"/>
+        </w:rPr>
         <w:t>"Esse plano é unir, no tempo certo".</w:t>
       </w:r>
     </w:p>
@@ -2503,6 +2863,21 @@
           <w:b/>
           <w:lang w:val="pt_PT" w:bidi="pt_PT"/>
         </w:rPr>
+        <w:t>τοῦ πληρώματος τῶν καιρῶν</w:t>
+      </w:r>
+    </w:p>
+    <w:p>
+      <w:pPr/>
+      <w:r>
+        <w:rPr>
+          <w:lang w:val="pt_PT" w:bidi="pt_PT"/>
+        </w:rPr>
+      </w:r>
+      <w:r>
+        <w:rPr>
+          <w:b/>
+          <w:lang w:val="pt_PT" w:bidi="pt_PT"/>
+        </w:rPr>
         <w:t>"no tempo certo".</w:t>
       </w:r>
     </w:p>
@@ -2566,6 +2941,21 @@
           <w:b/>
           <w:lang w:val="pt_PT" w:bidi="pt_PT"/>
         </w:rPr>
+        <w:t>ἐν αὐτῷ</w:t>
+      </w:r>
+    </w:p>
+    <w:p>
+      <w:pPr/>
+      <w:r>
+        <w:rPr>
+          <w:lang w:val="pt_PT" w:bidi="pt_PT"/>
+        </w:rPr>
+      </w:r>
+      <w:r>
+        <w:rPr>
+          <w:b/>
+          <w:lang w:val="pt_PT" w:bidi="pt_PT"/>
+        </w:rPr>
         <w:t>"debaixo da autoridade de Cristo".</w:t>
       </w:r>
     </w:p>
@@ -2629,6 +3019,21 @@
           <w:b/>
           <w:lang w:val="pt_PT" w:bidi="pt_PT"/>
         </w:rPr>
+        <w:t>καὶ ἐκληρώθημεν, προορισθέντες</w:t>
+      </w:r>
+    </w:p>
+    <w:p>
+      <w:pPr/>
+      <w:r>
+        <w:rPr>
+          <w:lang w:val="pt_PT" w:bidi="pt_PT"/>
+        </w:rPr>
+      </w:r>
+      <w:r>
+        <w:rPr>
+          <w:b/>
+          <w:lang w:val="pt_PT" w:bidi="pt_PT"/>
+        </w:rPr>
         <w:t>"De acordo com a sua vontade e com aquilo que ele havia resolvido desde o princípio, Deus nos escolheu para sermos seu povo".</w:t>
       </w:r>
     </w:p>
@@ -2751,6 +3156,21 @@
           <w:b/>
           <w:lang w:val="pt_PT" w:bidi="pt_PT"/>
         </w:rPr>
+        <w:t>καὶ ἐκληρώθημεν</w:t>
+      </w:r>
+    </w:p>
+    <w:p>
+      <w:pPr/>
+      <w:r>
+        <w:rPr>
+          <w:lang w:val="pt_PT" w:bidi="pt_PT"/>
+        </w:rPr>
+      </w:r>
+      <w:r>
+        <w:rPr>
+          <w:b/>
+          <w:lang w:val="pt_PT" w:bidi="pt_PT"/>
+        </w:rPr>
         <w:t>"Deus nos escolheu para sermos o seu povo".</w:t>
       </w:r>
     </w:p>
@@ -2847,6 +3267,21 @@
           <w:b/>
           <w:lang w:val="pt_PT" w:bidi="pt_PT"/>
         </w:rPr>
+        <w:t>προορισθέντες</w:t>
+      </w:r>
+    </w:p>
+    <w:p>
+      <w:pPr/>
+      <w:r>
+        <w:rPr>
+          <w:lang w:val="pt_PT" w:bidi="pt_PT"/>
+        </w:rPr>
+      </w:r>
+      <w:r>
+        <w:rPr>
+          <w:b/>
+          <w:lang w:val="pt_PT" w:bidi="pt_PT"/>
+        </w:rPr>
         <w:t>"Deus nos escolheu para sermos o seu povo".</w:t>
       </w:r>
     </w:p>
@@ -2943,6 +3378,21 @@
           <w:b/>
           <w:lang w:val="pt_PT" w:bidi="pt_PT"/>
         </w:rPr>
+        <w:t>ἡμᾶς &amp; τοὺς προηλπικότας ἐν τῷ Χριστῷ</w:t>
+      </w:r>
+    </w:p>
+    <w:p>
+      <w:pPr/>
+      <w:r>
+        <w:rPr>
+          <w:lang w:val="pt_PT" w:bidi="pt_PT"/>
+        </w:rPr>
+      </w:r>
+      <w:r>
+        <w:rPr>
+          <w:b/>
+          <w:lang w:val="pt_PT" w:bidi="pt_PT"/>
+        </w:rPr>
         <w:t>"digo que nós que fomos os primeiros a pôr a nossa esperança em Cristo".</w:t>
       </w:r>
     </w:p>
@@ -3039,6 +3489,21 @@
           <w:b/>
           <w:lang w:val="pt_PT" w:bidi="pt_PT"/>
         </w:rPr>
+        <w:t>εἰς τὸ εἶναι ἡμᾶς, εἰς ἔπαινον δόξης αὐτοῦ</w:t>
+      </w:r>
+    </w:p>
+    <w:p>
+      <w:pPr/>
+      <w:r>
+        <w:rPr>
+          <w:lang w:val="pt_PT" w:bidi="pt_PT"/>
+        </w:rPr>
+      </w:r>
+      <w:r>
+        <w:rPr>
+          <w:b/>
+          <w:lang w:val="pt_PT" w:bidi="pt_PT"/>
+        </w:rPr>
         <w:t>"digo que nós... louvemos a glória de Deus".</w:t>
       </w:r>
     </w:p>
@@ -3158,6 +3623,21 @@
           <w:b/>
           <w:lang w:val="pt_PT" w:bidi="pt_PT"/>
         </w:rPr>
+        <w:t>τὸν λόγον τῆς ἀληθείας</w:t>
+      </w:r>
+    </w:p>
+    <w:p>
+      <w:pPr/>
+      <w:r>
+        <w:rPr>
+          <w:lang w:val="pt_PT" w:bidi="pt_PT"/>
+        </w:rPr>
+      </w:r>
+      <w:r>
+        <w:rPr>
+          <w:b/>
+          <w:lang w:val="pt_PT" w:bidi="pt_PT"/>
+        </w:rPr>
         <w:t>"a verdadeira mensagem".</w:t>
       </w:r>
     </w:p>
@@ -3221,6 +3701,21 @@
           <w:b/>
           <w:lang w:val="pt_PT" w:bidi="pt_PT"/>
         </w:rPr>
+        <w:t>ἐσφραγίσθητε τῷ Πνεύματι τῆς ἐπαγγελίας, τῷ Ἁγίῳ</w:t>
+      </w:r>
+    </w:p>
+    <w:p>
+      <w:pPr/>
+      <w:r>
+        <w:rPr>
+          <w:lang w:val="pt_PT" w:bidi="pt_PT"/>
+        </w:rPr>
+      </w:r>
+      <w:r>
+        <w:rPr>
+          <w:b/>
+          <w:lang w:val="pt_PT" w:bidi="pt_PT"/>
+        </w:rPr>
         <w:t>"E Deus pôs em vocês a sua marca de proprietário quando lhes deu o Espírito Santo, que ele havia prometido".</w:t>
       </w:r>
     </w:p>
@@ -3317,6 +3812,21 @@
           <w:b/>
           <w:lang w:val="pt_PT" w:bidi="pt_PT"/>
         </w:rPr>
+        <w:t>ἐσφραγίσθητε</w:t>
+      </w:r>
+    </w:p>
+    <w:p>
+      <w:pPr/>
+      <w:r>
+        <w:rPr>
+          <w:lang w:val="pt_PT" w:bidi="pt_PT"/>
+        </w:rPr>
+      </w:r>
+      <w:r>
+        <w:rPr>
+          <w:b/>
+          <w:lang w:val="pt_PT" w:bidi="pt_PT"/>
+        </w:rPr>
         <w:t>"Deus pôs em vocês a sua marca de proprietário".</w:t>
       </w:r>
     </w:p>
@@ -3413,6 +3923,21 @@
           <w:b/>
           <w:lang w:val="pt_PT" w:bidi="pt_PT"/>
         </w:rPr>
+        <w:t>ἀρραβὼν τῆς κληρονομίας ἡμῶν</w:t>
+      </w:r>
+    </w:p>
+    <w:p>
+      <w:pPr/>
+      <w:r>
+        <w:rPr>
+          <w:lang w:val="pt_PT" w:bidi="pt_PT"/>
+        </w:rPr>
+      </w:r>
+      <w:r>
+        <w:rPr>
+          <w:b/>
+          <w:lang w:val="pt_PT" w:bidi="pt_PT"/>
+        </w:rPr>
         <w:t>"a garantia de que receberemos o que Deus prometeu ao seu povo".</w:t>
       </w:r>
     </w:p>
@@ -3565,6 +4090,21 @@
           <w:b/>
           <w:lang w:val="pt_PT" w:bidi="pt_PT"/>
         </w:rPr>
+        <w:t>διὰ τοῦτο</w:t>
+      </w:r>
+    </w:p>
+    <w:p>
+      <w:pPr/>
+      <w:r>
+        <w:rPr>
+          <w:lang w:val="pt_PT" w:bidi="pt_PT"/>
+        </w:rPr>
+      </w:r>
+      <w:r>
+        <w:rPr>
+          <w:b/>
+          <w:lang w:val="pt_PT" w:bidi="pt_PT"/>
+        </w:rPr>
         <w:t>"Por isso".</w:t>
       </w:r>
     </w:p>
@@ -3757,6 +4297,21 @@
           <w:b/>
           <w:lang w:val="pt_PT" w:bidi="pt_PT"/>
         </w:rPr>
+        <w:t>οὐ παύομαι εὐχαριστῶν</w:t>
+      </w:r>
+    </w:p>
+    <w:p>
+      <w:pPr/>
+      <w:r>
+        <w:rPr>
+          <w:lang w:val="pt_PT" w:bidi="pt_PT"/>
+        </w:rPr>
+      </w:r>
+      <w:r>
+        <w:rPr>
+          <w:b/>
+          <w:lang w:val="pt_PT" w:bidi="pt_PT"/>
+        </w:rPr>
         <w:t>"não paro de agradecer a Deus".</w:t>
       </w:r>
     </w:p>
@@ -3840,6 +4395,21 @@
           <w:b/>
           <w:lang w:val="pt_PT" w:bidi="pt_PT"/>
         </w:rPr>
+        <w:t>ἵνα</w:t>
+      </w:r>
+    </w:p>
+    <w:p>
+      <w:pPr/>
+      <w:r>
+        <w:rPr>
+          <w:lang w:val="pt_PT" w:bidi="pt_PT"/>
+        </w:rPr>
+      </w:r>
+      <w:r>
+        <w:rPr>
+          <w:b/>
+          <w:lang w:val="pt_PT" w:bidi="pt_PT"/>
+        </w:rPr>
         <w:t>"para que assim vocês o conheçam como devem conhecer".</w:t>
       </w:r>
     </w:p>
@@ -3936,6 +4506,21 @@
           <w:b/>
           <w:lang w:val="pt_PT" w:bidi="pt_PT"/>
         </w:rPr>
+        <w:t>πνεῦμα σοφίας καὶ ἀποκαλύψεως, ἐν ἐπιγνώσει αὐτοῦ</w:t>
+      </w:r>
+    </w:p>
+    <w:p>
+      <w:pPr/>
+      <w:r>
+        <w:rPr>
+          <w:lang w:val="pt_PT" w:bidi="pt_PT"/>
+        </w:rPr>
+      </w:r>
+      <w:r>
+        <w:rPr>
+          <w:b/>
+          <w:lang w:val="pt_PT" w:bidi="pt_PT"/>
+        </w:rPr>
         <w:t>"o seu Espírito, o Espírito que os tornará sábios e revelará Deus a vocês".</w:t>
       </w:r>
     </w:p>
@@ -3999,6 +4584,21 @@
           <w:b/>
           <w:lang w:val="pt_PT" w:bidi="pt_PT"/>
         </w:rPr>
+        <w:t>πεφωτισμένους τοὺς ὀφθαλμοὺς τῆς καρδίας</w:t>
+      </w:r>
+    </w:p>
+    <w:p>
+      <w:pPr/>
+      <w:r>
+        <w:rPr>
+          <w:lang w:val="pt_PT" w:bidi="pt_PT"/>
+        </w:rPr>
+      </w:r>
+      <w:r>
+        <w:rPr>
+          <w:b/>
+          <w:lang w:val="pt_PT" w:bidi="pt_PT"/>
+        </w:rPr>
         <w:t>"Peço que Deus abra a mente de vocês para que vejam a luz dele".</w:t>
       </w:r>
     </w:p>
@@ -4095,6 +4695,21 @@
           <w:b/>
           <w:lang w:val="pt_PT" w:bidi="pt_PT"/>
         </w:rPr>
+        <w:t>πεφωτισμένους τοὺς ὀφθαλμοὺς τῆς καρδίας</w:t>
+      </w:r>
+    </w:p>
+    <w:p>
+      <w:pPr/>
+      <w:r>
+        <w:rPr>
+          <w:lang w:val="pt_PT" w:bidi="pt_PT"/>
+        </w:rPr>
+      </w:r>
+      <w:r>
+        <w:rPr>
+          <w:b/>
+          <w:lang w:val="pt_PT" w:bidi="pt_PT"/>
+        </w:rPr>
         <w:t>"abra a mente de vocês para que vejam a luz dele".</w:t>
       </w:r>
     </w:p>
@@ -4178,6 +4793,21 @@
           <w:b/>
           <w:lang w:val="pt_PT" w:bidi="pt_PT"/>
         </w:rPr>
+        <w:t>τοὺς ὀφθαλμοὺς τῆς καρδίας</w:t>
+      </w:r>
+    </w:p>
+    <w:p>
+      <w:pPr/>
+      <w:r>
+        <w:rPr>
+          <w:lang w:val="pt_PT" w:bidi="pt_PT"/>
+        </w:rPr>
+      </w:r>
+      <w:r>
+        <w:rPr>
+          <w:b/>
+          <w:lang w:val="pt_PT" w:bidi="pt_PT"/>
+        </w:rPr>
         <w:t>"abra a mente de vocês para que vejam a luz dele".</w:t>
       </w:r>
     </w:p>
@@ -4287,6 +4917,21 @@
           <w:b/>
           <w:lang w:val="pt_PT" w:bidi="pt_PT"/>
         </w:rPr>
+        <w:t>πεφωτισμένους</w:t>
+      </w:r>
+    </w:p>
+    <w:p>
+      <w:pPr/>
+      <w:r>
+        <w:rPr>
+          <w:lang w:val="pt_PT" w:bidi="pt_PT"/>
+        </w:rPr>
+      </w:r>
+      <w:r>
+        <w:rPr>
+          <w:b/>
+          <w:lang w:val="pt_PT" w:bidi="pt_PT"/>
+        </w:rPr>
         <w:t>"abra a mente de vocês para que vejam a luz dele".</w:t>
       </w:r>
     </w:p>
@@ -4426,6 +5071,21 @@
           <w:b/>
           <w:lang w:val="pt_PT" w:bidi="pt_PT"/>
         </w:rPr>
+        <w:t>τῆς κληρονομίας αὐτοῦ</w:t>
+      </w:r>
+    </w:p>
+    <w:p>
+      <w:pPr/>
+      <w:r>
+        <w:rPr>
+          <w:lang w:val="pt_PT" w:bidi="pt_PT"/>
+        </w:rPr>
+      </w:r>
+      <w:r>
+        <w:rPr>
+          <w:b/>
+          <w:lang w:val="pt_PT" w:bidi="pt_PT"/>
+        </w:rPr>
         <w:t>"as bênçãos que ele prometeu ao seu povo".</w:t>
       </w:r>
     </w:p>
@@ -4522,6 +5182,21 @@
           <w:b/>
           <w:lang w:val="pt_PT" w:bidi="pt_PT"/>
         </w:rPr>
+        <w:t>τοῖς ἁγίοις</w:t>
+      </w:r>
+    </w:p>
+    <w:p>
+      <w:pPr/>
+      <w:r>
+        <w:rPr>
+          <w:lang w:val="pt_PT" w:bidi="pt_PT"/>
+        </w:rPr>
+      </w:r>
+      <w:r>
+        <w:rPr>
+          <w:b/>
+          <w:lang w:val="pt_PT" w:bidi="pt_PT"/>
+        </w:rPr>
         <w:t>"ao seu povo".</w:t>
       </w:r>
     </w:p>
@@ -4585,6 +5260,21 @@
           <w:b/>
           <w:lang w:val="pt_PT" w:bidi="pt_PT"/>
         </w:rPr>
+        <w:t>τὸ ὑπερβάλλον μέγεθος τῆς δυνάμεως αὐτοῦ</w:t>
+      </w:r>
+    </w:p>
+    <w:p>
+      <w:pPr/>
+      <w:r>
+        <w:rPr>
+          <w:lang w:val="pt_PT" w:bidi="pt_PT"/>
+        </w:rPr>
+      </w:r>
+      <w:r>
+        <w:rPr>
+          <w:b/>
+          <w:lang w:val="pt_PT" w:bidi="pt_PT"/>
+        </w:rPr>
         <w:t>"e como é grande o seu poder".</w:t>
       </w:r>
     </w:p>
@@ -4648,6 +5338,21 @@
           <w:b/>
           <w:lang w:val="pt_PT" w:bidi="pt_PT"/>
         </w:rPr>
+        <w:t>εἰς ἡμᾶς, τοὺς πιστεύοντας</w:t>
+      </w:r>
+    </w:p>
+    <w:p>
+      <w:pPr/>
+      <w:r>
+        <w:rPr>
+          <w:lang w:val="pt_PT" w:bidi="pt_PT"/>
+        </w:rPr>
+      </w:r>
+      <w:r>
+        <w:rPr>
+          <w:b/>
+          <w:lang w:val="pt_PT" w:bidi="pt_PT"/>
+        </w:rPr>
         <w:t>"que age em nós, os que cremos nele".</w:t>
       </w:r>
     </w:p>
@@ -4711,6 +5416,21 @@
           <w:b/>
           <w:lang w:val="pt_PT" w:bidi="pt_PT"/>
         </w:rPr>
+        <w:t>τὴν ἐνέργειαν τοῦ κράτους τῆς ἰσχύος αὐτοῦ</w:t>
+      </w:r>
+    </w:p>
+    <w:p>
+      <w:pPr/>
+      <w:r>
+        <w:rPr>
+          <w:lang w:val="pt_PT" w:bidi="pt_PT"/>
+        </w:rPr>
+      </w:r>
+      <w:r>
+        <w:rPr>
+          <w:b/>
+          <w:lang w:val="pt_PT" w:bidi="pt_PT"/>
+        </w:rPr>
         <w:t>"Esse poder que age em nós é a mesma força poderosa".</w:t>
       </w:r>
     </w:p>
@@ -4774,6 +5494,21 @@
           <w:b/>
           <w:lang w:val="pt_PT" w:bidi="pt_PT"/>
         </w:rPr>
+        <w:t>τοῦ κράτους τῆς ἰσχύος αὐτοῦ</w:t>
+      </w:r>
+    </w:p>
+    <w:p>
+      <w:pPr/>
+      <w:r>
+        <w:rPr>
+          <w:lang w:val="pt_PT" w:bidi="pt_PT"/>
+        </w:rPr>
+      </w:r>
+      <w:r>
+        <w:rPr>
+          <w:b/>
+          <w:lang w:val="pt_PT" w:bidi="pt_PT"/>
+        </w:rPr>
         <w:t>"Esse poder que age em nós é a mesma força poderosa".</w:t>
       </w:r>
     </w:p>
@@ -4883,6 +5618,21 @@
           <w:b/>
           <w:lang w:val="pt_PT" w:bidi="pt_PT"/>
         </w:rPr>
+        <w:t>ἐγείρας αὐτὸν ἐκ νεκρῶν</w:t>
+      </w:r>
+    </w:p>
+    <w:p>
+      <w:pPr/>
+      <w:r>
+        <w:rPr>
+          <w:lang w:val="pt_PT" w:bidi="pt_PT"/>
+        </w:rPr>
+      </w:r>
+      <w:r>
+        <w:rPr>
+          <w:b/>
+          <w:lang w:val="pt_PT" w:bidi="pt_PT"/>
+        </w:rPr>
         <w:t>"que ele usou quando ressuscitou Cristo".</w:t>
       </w:r>
     </w:p>
@@ -4946,6 +5696,21 @@
           <w:b/>
           <w:lang w:val="pt_PT" w:bidi="pt_PT"/>
         </w:rPr>
+        <w:t>ἐκ νεκρῶν</w:t>
+      </w:r>
+    </w:p>
+    <w:p>
+      <w:pPr/>
+      <w:r>
+        <w:rPr>
+          <w:lang w:val="pt_PT" w:bidi="pt_PT"/>
+        </w:rPr>
+      </w:r>
+      <w:r>
+        <w:rPr>
+          <w:b/>
+          <w:lang w:val="pt_PT" w:bidi="pt_PT"/>
+        </w:rPr>
         <w:t>"que ele usou quando ressuscitou Cristo".</w:t>
       </w:r>
     </w:p>
@@ -5055,6 +5820,21 @@
           <w:b/>
           <w:lang w:val="pt_PT" w:bidi="pt_PT"/>
         </w:rPr>
+        <w:t>καθίσας ἐν δεξιᾷ αὐτοῦ, ἐν τοῖς ἐπουρανίοις</w:t>
+      </w:r>
+    </w:p>
+    <w:p>
+      <w:pPr/>
+      <w:r>
+        <w:rPr>
+          <w:lang w:val="pt_PT" w:bidi="pt_PT"/>
+        </w:rPr>
+      </w:r>
+      <w:r>
+        <w:rPr>
+          <w:b/>
+          <w:lang w:val="pt_PT" w:bidi="pt_PT"/>
+        </w:rPr>
         <w:t>"e fez com que ele se sentasse ao seu lado direito no mundo celestial".</w:t>
       </w:r>
     </w:p>
@@ -5151,6 +5931,21 @@
           <w:b/>
           <w:lang w:val="pt_PT" w:bidi="pt_PT"/>
         </w:rPr>
+        <w:t>καθίσας ἐν δεξιᾷ αὐτοῦ</w:t>
+      </w:r>
+    </w:p>
+    <w:p>
+      <w:pPr/>
+      <w:r>
+        <w:rPr>
+          <w:lang w:val="pt_PT" w:bidi="pt_PT"/>
+        </w:rPr>
+      </w:r>
+      <w:r>
+        <w:rPr>
+          <w:b/>
+          <w:lang w:val="pt_PT" w:bidi="pt_PT"/>
+        </w:rPr>
         <w:t>"fez com que ele se sentasse ao seu lado direito no mundo celestial".</w:t>
       </w:r>
     </w:p>
@@ -5233,6 +6028,21 @@
         <w:rPr>
           <w:lang w:val="pt_PT" w:bidi="pt_PT"/>
         </w:rPr>
+      </w:r>
+    </w:p>
+    <w:p>
+      <w:pPr/>
+      <w:r>
+        <w:rPr>
+          <w:lang w:val="pt_PT" w:bidi="pt_PT"/>
+        </w:rPr>
+      </w:r>
+      <w:r>
+        <w:rPr>
+          <w:b/>
+          <w:lang w:val="pt_PT" w:bidi="pt_PT"/>
+        </w:rPr>
+        <w:t>ἐν τοῖς ἐπουρανίοις</w:t>
       </w:r>
     </w:p>
     <w:p>
@@ -5341,6 +6151,21 @@
           <w:b/>
           <w:lang w:val="pt_PT" w:bidi="pt_PT"/>
         </w:rPr>
+        <w:t>ὑπεράνω πάσης ἀρχῆς, καὶ ἐξουσίας, καὶ δυνάμεως, καὶ κυριότητος</w:t>
+      </w:r>
+    </w:p>
+    <w:p>
+      <w:pPr/>
+      <w:r>
+        <w:rPr>
+          <w:lang w:val="pt_PT" w:bidi="pt_PT"/>
+        </w:rPr>
+      </w:r>
+      <w:r>
+        <w:rPr>
+          <w:b/>
+          <w:lang w:val="pt_PT" w:bidi="pt_PT"/>
+        </w:rPr>
         <w:t>"Cristo reina sobre todos os governos celestiais, autoridades, forças e poderes".</w:t>
       </w:r>
     </w:p>
@@ -5424,6 +6249,21 @@
           <w:b/>
           <w:lang w:val="pt_PT" w:bidi="pt_PT"/>
         </w:rPr>
+        <w:t>παντὸς ὀνόματος ὀνομαζομένου</w:t>
+      </w:r>
+    </w:p>
+    <w:p>
+      <w:pPr/>
+      <w:r>
+        <w:rPr>
+          <w:lang w:val="pt_PT" w:bidi="pt_PT"/>
+        </w:rPr>
+      </w:r>
+      <w:r>
+        <w:rPr>
+          <w:b/>
+          <w:lang w:val="pt_PT" w:bidi="pt_PT"/>
+        </w:rPr>
         <w:t>"Ele têm um título que está acima de todos os títulos".</w:t>
       </w:r>
     </w:p>
@@ -5520,6 +6360,21 @@
           <w:b/>
           <w:lang w:val="pt_PT" w:bidi="pt_PT"/>
         </w:rPr>
+        <w:t>ὀνόματος</w:t>
+      </w:r>
+    </w:p>
+    <w:p>
+      <w:pPr/>
+      <w:r>
+        <w:rPr>
+          <w:lang w:val="pt_PT" w:bidi="pt_PT"/>
+        </w:rPr>
+      </w:r>
+      <w:r>
+        <w:rPr>
+          <w:b/>
+          <w:lang w:val="pt_PT" w:bidi="pt_PT"/>
+        </w:rPr>
         <w:t>"Ele tem um título".</w:t>
       </w:r>
     </w:p>
@@ -5596,6 +6451,21 @@
           <w:b/>
           <w:lang w:val="pt_PT" w:bidi="pt_PT"/>
         </w:rPr>
+        <w:t>ἐν τῷ αἰῶνι τούτῳ</w:t>
+      </w:r>
+    </w:p>
+    <w:p>
+      <w:pPr/>
+      <w:r>
+        <w:rPr>
+          <w:lang w:val="pt_PT" w:bidi="pt_PT"/>
+        </w:rPr>
+      </w:r>
+      <w:r>
+        <w:rPr>
+          <w:b/>
+          <w:lang w:val="pt_PT" w:bidi="pt_PT"/>
+        </w:rPr>
         <w:t>"que existem neste mundo".</w:t>
       </w:r>
     </w:p>
@@ -5659,6 +6529,21 @@
           <w:b/>
           <w:lang w:val="pt_PT" w:bidi="pt_PT"/>
         </w:rPr>
+        <w:t>ἐν τῷ μέλλοντι</w:t>
+      </w:r>
+    </w:p>
+    <w:p>
+      <w:pPr/>
+      <w:r>
+        <w:rPr>
+          <w:lang w:val="pt_PT" w:bidi="pt_PT"/>
+        </w:rPr>
+      </w:r>
+      <w:r>
+        <w:rPr>
+          <w:b/>
+          <w:lang w:val="pt_PT" w:bidi="pt_PT"/>
+        </w:rPr>
         <w:t>"e no mundo que há de vir".</w:t>
       </w:r>
     </w:p>
@@ -5722,6 +6607,21 @@
           <w:b/>
           <w:lang w:val="pt_PT" w:bidi="pt_PT"/>
         </w:rPr>
+        <w:t>ὑπὸ τοὺς πόδας αὐτοῦ</w:t>
+      </w:r>
+    </w:p>
+    <w:p>
+      <w:pPr/>
+      <w:r>
+        <w:rPr>
+          <w:lang w:val="pt_PT" w:bidi="pt_PT"/>
+        </w:rPr>
+      </w:r>
+      <w:r>
+        <w:rPr>
+          <w:b/>
+          <w:lang w:val="pt_PT" w:bidi="pt_PT"/>
+        </w:rPr>
         <w:t>"debaixo da autoridade de Cristo".</w:t>
       </w:r>
     </w:p>
@@ -5831,6 +6731,21 @@
           <w:b/>
           <w:lang w:val="pt_PT" w:bidi="pt_PT"/>
         </w:rPr>
+        <w:t>κεφαλὴν ὑπὲρ πάντα</w:t>
+      </w:r>
+    </w:p>
+    <w:p>
+      <w:pPr/>
+      <w:r>
+        <w:rPr>
+          <w:lang w:val="pt_PT" w:bidi="pt_PT"/>
+        </w:rPr>
+      </w:r>
+      <w:r>
+        <w:rPr>
+          <w:b/>
+          <w:lang w:val="pt_PT" w:bidi="pt_PT"/>
+        </w:rPr>
         <w:t>"como o único Senhor de tudo".</w:t>
       </w:r>
     </w:p>
@@ -5940,6 +6855,21 @@
           <w:b/>
           <w:lang w:val="pt_PT" w:bidi="pt_PT"/>
         </w:rPr>
+        <w:t>τὸ σῶμα αὐτοῦ</w:t>
+      </w:r>
+    </w:p>
+    <w:p>
+      <w:pPr/>
+      <w:r>
+        <w:rPr>
+          <w:lang w:val="pt_PT" w:bidi="pt_PT"/>
+        </w:rPr>
+      </w:r>
+      <w:r>
+        <w:rPr>
+          <w:b/>
+          <w:lang w:val="pt_PT" w:bidi="pt_PT"/>
+        </w:rPr>
         <w:t>"A Igreja é o corpo de Cristo".</w:t>
       </w:r>
     </w:p>
@@ -6036,6 +6966,21 @@
           <w:b/>
           <w:lang w:val="pt_PT" w:bidi="pt_PT"/>
         </w:rPr>
+        <w:t>τὸ πλήρωμα τοῦ τὰ πάντα ἐν πᾶσιν πληρουμένου</w:t>
+      </w:r>
+    </w:p>
+    <w:p>
+      <w:pPr/>
+      <w:r>
+        <w:rPr>
+          <w:lang w:val="pt_PT" w:bidi="pt_PT"/>
+        </w:rPr>
+      </w:r>
+      <w:r>
+        <w:rPr>
+          <w:b/>
+          <w:lang w:val="pt_PT" w:bidi="pt_PT"/>
+        </w:rPr>
         <w:t>"o qual completa todas as coisas em todos os lugares".</w:t>
       </w:r>
     </w:p>
@@ -6099,6 +7044,21 @@
           <w:b/>
           <w:lang w:val="pt_PT" w:bidi="pt_PT"/>
         </w:rPr>
+        <w:t>τὸ πλήρωμα</w:t>
+      </w:r>
+    </w:p>
+    <w:p>
+      <w:pPr/>
+      <w:r>
+        <w:rPr>
+          <w:lang w:val="pt_PT" w:bidi="pt_PT"/>
+        </w:rPr>
+      </w:r>
+      <w:r>
+        <w:rPr>
+          <w:b/>
+          <w:lang w:val="pt_PT" w:bidi="pt_PT"/>
+        </w:rPr>
         <w:t>"completa todas as coisas em todos os lugares".</w:t>
       </w:r>
     </w:p>
@@ -6218,6 +7178,21 @@
           <w:b/>
           <w:lang w:val="pt_PT" w:bidi="pt_PT"/>
         </w:rPr>
+        <w:t>ὑμᾶς ὄντας νεκροὺς τοῖς παραπτώμασιν καὶ ταῖς ἁμαρτίαις ὑμῶν</w:t>
+      </w:r>
+    </w:p>
+    <w:p>
+      <w:pPr/>
+      <w:r>
+        <w:rPr>
+          <w:lang w:val="pt_PT" w:bidi="pt_PT"/>
+        </w:rPr>
+      </w:r>
+      <w:r>
+        <w:rPr>
+          <w:b/>
+          <w:lang w:val="pt_PT" w:bidi="pt_PT"/>
+        </w:rPr>
         <w:t>"vocês estavam espiritualmente mortos".</w:t>
       </w:r>
     </w:p>
@@ -6314,6 +7289,21 @@
           <w:b/>
           <w:lang w:val="pt_PT" w:bidi="pt_PT"/>
         </w:rPr>
+        <w:t>τοῖς παραπτώμασιν καὶ ταῖς ἁμαρτίαις ὑμῶν</w:t>
+      </w:r>
+    </w:p>
+    <w:p>
+      <w:pPr/>
+      <w:r>
+        <w:rPr>
+          <w:lang w:val="pt_PT" w:bidi="pt_PT"/>
+        </w:rPr>
+      </w:r>
+      <w:r>
+        <w:rPr>
+          <w:b/>
+          <w:lang w:val="pt_PT" w:bidi="pt_PT"/>
+        </w:rPr>
         <w:t>"por terem desobedecido a Deus e por terem cometido pecados".</w:t>
       </w:r>
     </w:p>
@@ -6423,6 +7413,21 @@
           <w:b/>
           <w:lang w:val="pt_PT" w:bidi="pt_PT"/>
         </w:rPr>
+        <w:t>τοῖς παραπτώμασιν καὶ ταῖς ἁμαρτίαις ὑμῶν</w:t>
+      </w:r>
+    </w:p>
+    <w:p>
+      <w:pPr/>
+      <w:r>
+        <w:rPr>
+          <w:lang w:val="pt_PT" w:bidi="pt_PT"/>
+        </w:rPr>
+      </w:r>
+      <w:r>
+        <w:rPr>
+          <w:b/>
+          <w:lang w:val="pt_PT" w:bidi="pt_PT"/>
+        </w:rPr>
         <w:t>"por terem desobedecido a Deus e por terem cometido pecados".</w:t>
       </w:r>
     </w:p>
@@ -6545,6 +7550,21 @@
           <w:b/>
           <w:lang w:val="pt_PT" w:bidi="pt_PT"/>
         </w:rPr>
+        <w:t>ἐν αἷς ποτε περιεπατήσατε</w:t>
+      </w:r>
+    </w:p>
+    <w:p>
+      <w:pPr/>
+      <w:r>
+        <w:rPr>
+          <w:lang w:val="pt_PT" w:bidi="pt_PT"/>
+        </w:rPr>
+      </w:r>
+      <w:r>
+        <w:rPr>
+          <w:b/>
+          <w:lang w:val="pt_PT" w:bidi="pt_PT"/>
+        </w:rPr>
         <w:t>"Naquele tempo vocês seguiam o mau caminho deste mundo".</w:t>
       </w:r>
     </w:p>
@@ -6628,6 +7648,21 @@
           <w:b/>
           <w:lang w:val="pt_PT" w:bidi="pt_PT"/>
         </w:rPr>
+        <w:t>κατὰ τὸν αἰῶνα τοῦ κόσμου τούτου</w:t>
+      </w:r>
+    </w:p>
+    <w:p>
+      <w:pPr/>
+      <w:r>
+        <w:rPr>
+          <w:lang w:val="pt_PT" w:bidi="pt_PT"/>
+        </w:rPr>
+      </w:r>
+      <w:r>
+        <w:rPr>
+          <w:b/>
+          <w:lang w:val="pt_PT" w:bidi="pt_PT"/>
+        </w:rPr>
         <w:t>"o mau caminho deste mundo".</w:t>
       </w:r>
     </w:p>
@@ -6787,6 +7822,21 @@
           <w:b/>
           <w:lang w:val="pt_PT" w:bidi="pt_PT"/>
         </w:rPr>
+        <w:t>τοῦ πνεύματος τοῦ νῦν ἐνεργοῦντος</w:t>
+      </w:r>
+    </w:p>
+    <w:p>
+      <w:pPr/>
+      <w:r>
+        <w:rPr>
+          <w:lang w:val="pt_PT" w:bidi="pt_PT"/>
+        </w:rPr>
+      </w:r>
+      <w:r>
+        <w:rPr>
+          <w:b/>
+          <w:lang w:val="pt_PT" w:bidi="pt_PT"/>
+        </w:rPr>
         <w:t>"o espírito que agora controla os que desobedecem a Deus".</w:t>
       </w:r>
     </w:p>
@@ -6850,6 +7900,21 @@
           <w:b/>
           <w:lang w:val="pt_PT" w:bidi="pt_PT"/>
         </w:rPr>
+        <w:t>τοῖς υἱοῖς τῆς ἀπειθείας</w:t>
+      </w:r>
+    </w:p>
+    <w:p>
+      <w:pPr/>
+      <w:r>
+        <w:rPr>
+          <w:lang w:val="pt_PT" w:bidi="pt_PT"/>
+        </w:rPr>
+      </w:r>
+      <w:r>
+        <w:rPr>
+          <w:b/>
+          <w:lang w:val="pt_PT" w:bidi="pt_PT"/>
+        </w:rPr>
         <w:t>"os que desobedecem a Deus".</w:t>
       </w:r>
     </w:p>
@@ -6933,6 +7998,21 @@
           <w:b/>
           <w:lang w:val="pt_PT" w:bidi="pt_PT"/>
         </w:rPr>
+        <w:t>τὰ θελήματα τῆς σαρκὸς καὶ τῶν διανοιῶν</w:t>
+      </w:r>
+    </w:p>
+    <w:p>
+      <w:pPr/>
+      <w:r>
+        <w:rPr>
+          <w:lang w:val="pt_PT" w:bidi="pt_PT"/>
+        </w:rPr>
+      </w:r>
+      <w:r>
+        <w:rPr>
+          <w:b/>
+          <w:lang w:val="pt_PT" w:bidi="pt_PT"/>
+        </w:rPr>
         <w:t>"e vivíamos de acordo com a nossa natureza humana".</w:t>
       </w:r>
     </w:p>
@@ -7055,6 +8135,21 @@
           <w:b/>
           <w:lang w:val="pt_PT" w:bidi="pt_PT"/>
         </w:rPr>
+        <w:t>τέκνα &amp; ὀργῆς</w:t>
+      </w:r>
+    </w:p>
+    <w:p>
+      <w:pPr/>
+      <w:r>
+        <w:rPr>
+          <w:lang w:val="pt_PT" w:bidi="pt_PT"/>
+        </w:rPr>
+      </w:r>
+      <w:r>
+        <w:rPr>
+          <w:b/>
+          <w:lang w:val="pt_PT" w:bidi="pt_PT"/>
+        </w:rPr>
         <w:t>"vivíamos de acordo com a nossa natureza humana".</w:t>
       </w:r>
     </w:p>
@@ -7151,6 +8246,21 @@
           <w:b/>
           <w:lang w:val="pt_PT" w:bidi="pt_PT"/>
         </w:rPr>
+        <w:t>δὲ</w:t>
+      </w:r>
+    </w:p>
+    <w:p>
+      <w:pPr/>
+      <w:r>
+        <w:rPr>
+          <w:lang w:val="pt_PT" w:bidi="pt_PT"/>
+        </w:rPr>
+      </w:r>
+      <w:r>
+        <w:rPr>
+          <w:b/>
+          <w:lang w:val="pt_PT" w:bidi="pt_PT"/>
+        </w:rPr>
         <w:t>"Mas a misericórdia de Deus".</w:t>
       </w:r>
     </w:p>
@@ -7247,6 +8357,21 @@
           <w:b/>
           <w:lang w:val="pt_PT" w:bidi="pt_PT"/>
         </w:rPr>
+        <w:t>Θεὸς πλούσιος ὢν ἐν ἐλέει</w:t>
+      </w:r>
+    </w:p>
+    <w:p>
+      <w:pPr/>
+      <w:r>
+        <w:rPr>
+          <w:lang w:val="pt_PT" w:bidi="pt_PT"/>
+        </w:rPr>
+      </w:r>
+      <w:r>
+        <w:rPr>
+          <w:b/>
+          <w:lang w:val="pt_PT" w:bidi="pt_PT"/>
+        </w:rPr>
         <w:t>"a misericórdia de Deus é muito grande".</w:t>
       </w:r>
     </w:p>
@@ -7343,6 +8468,21 @@
           <w:b/>
           <w:lang w:val="pt_PT" w:bidi="pt_PT"/>
         </w:rPr>
+        <w:t>διὰ τὴν πολλὴν ἀγάπην αὐτοῦ, ἣν ἠγάπησεν ἡμᾶς</w:t>
+      </w:r>
+    </w:p>
+    <w:p>
+      <w:pPr/>
+      <w:r>
+        <w:rPr>
+          <w:lang w:val="pt_PT" w:bidi="pt_PT"/>
+        </w:rPr>
+      </w:r>
+      <w:r>
+        <w:rPr>
+          <w:b/>
+          <w:lang w:val="pt_PT" w:bidi="pt_PT"/>
+        </w:rPr>
         <w:t>"e o seu amor por nós é tanto".</w:t>
       </w:r>
     </w:p>
@@ -7439,6 +8579,21 @@
           <w:b/>
           <w:lang w:val="pt_PT" w:bidi="pt_PT"/>
         </w:rPr>
+        <w:t>χάριτί ἐστε σεσῳσμένοι</w:t>
+      </w:r>
+    </w:p>
+    <w:p>
+      <w:pPr/>
+      <w:r>
+        <w:rPr>
+          <w:lang w:val="pt_PT" w:bidi="pt_PT"/>
+        </w:rPr>
+      </w:r>
+      <w:r>
+        <w:rPr>
+          <w:b/>
+          <w:lang w:val="pt_PT" w:bidi="pt_PT"/>
+        </w:rPr>
         <w:t>"Pela graça de Deus vocês são salvos".</w:t>
       </w:r>
     </w:p>
@@ -7522,6 +8677,21 @@
           <w:b/>
           <w:lang w:val="pt_PT" w:bidi="pt_PT"/>
         </w:rPr>
+        <w:t>χάριτί ἐστε σεσῳσμένοι</w:t>
+      </w:r>
+    </w:p>
+    <w:p>
+      <w:pPr/>
+      <w:r>
+        <w:rPr>
+          <w:lang w:val="pt_PT" w:bidi="pt_PT"/>
+        </w:rPr>
+      </w:r>
+      <w:r>
+        <w:rPr>
+          <w:b/>
+          <w:lang w:val="pt_PT" w:bidi="pt_PT"/>
+        </w:rPr>
         <w:t>"pela graça de Deus vocês são salvos".</w:t>
       </w:r>
     </w:p>
@@ -7618,6 +8788,21 @@
           <w:b/>
           <w:lang w:val="pt_PT" w:bidi="pt_PT"/>
         </w:rPr>
+        <w:t>συνήγειρεν</w:t>
+      </w:r>
+    </w:p>
+    <w:p>
+      <w:pPr/>
+      <w:r>
+        <w:rPr>
+          <w:lang w:val="pt_PT" w:bidi="pt_PT"/>
+        </w:rPr>
+      </w:r>
+      <w:r>
+        <w:rPr>
+          <w:b/>
+          <w:lang w:val="pt_PT" w:bidi="pt_PT"/>
+        </w:rPr>
         <w:t>"Deus nos ressuscitou com ele".</w:t>
       </w:r>
     </w:p>
@@ -7714,6 +8899,21 @@
           <w:b/>
           <w:lang w:val="pt_PT" w:bidi="pt_PT"/>
         </w:rPr>
+        <w:t>συνήγειρεν</w:t>
+      </w:r>
+    </w:p>
+    <w:p>
+      <w:pPr/>
+      <w:r>
+        <w:rPr>
+          <w:lang w:val="pt_PT" w:bidi="pt_PT"/>
+        </w:rPr>
+      </w:r>
+      <w:r>
+        <w:rPr>
+          <w:b/>
+          <w:lang w:val="pt_PT" w:bidi="pt_PT"/>
+        </w:rPr>
         <w:t>"Deus nos ressuscitou com ele".</w:t>
       </w:r>
     </w:p>
@@ -7797,6 +8997,21 @@
           <w:b/>
           <w:lang w:val="pt_PT" w:bidi="pt_PT"/>
         </w:rPr>
+        <w:t>συνεκάθισεν</w:t>
+      </w:r>
+    </w:p>
+    <w:p>
+      <w:pPr/>
+      <w:r>
+        <w:rPr>
+          <w:lang w:val="pt_PT" w:bidi="pt_PT"/>
+        </w:rPr>
+      </w:r>
+      <w:r>
+        <w:rPr>
+          <w:b/>
+          <w:lang w:val="pt_PT" w:bidi="pt_PT"/>
+        </w:rPr>
         <w:t>"para reinarmos com ele na mundo celestial".</w:t>
       </w:r>
     </w:p>
@@ -7892,6 +9107,21 @@
         <w:rPr>
           <w:lang w:val="pt_PT" w:bidi="pt_PT"/>
         </w:rPr>
+      </w:r>
+    </w:p>
+    <w:p>
+      <w:pPr/>
+      <w:r>
+        <w:rPr>
+          <w:lang w:val="pt_PT" w:bidi="pt_PT"/>
+        </w:rPr>
+      </w:r>
+      <w:r>
+        <w:rPr>
+          <w:b/>
+          <w:lang w:val="pt_PT" w:bidi="pt_PT"/>
+        </w:rPr>
+        <w:t>ἐν τοῖς ἐπουρανίοις</w:t>
       </w:r>
     </w:p>
     <w:p>
@@ -8000,6 +9230,21 @@
           <w:b/>
           <w:lang w:val="pt_PT" w:bidi="pt_PT"/>
         </w:rPr>
+        <w:t>ἐν Χριστῷ Ἰησοῦ</w:t>
+      </w:r>
+    </w:p>
+    <w:p>
+      <w:pPr/>
+      <w:r>
+        <w:rPr>
+          <w:lang w:val="pt_PT" w:bidi="pt_PT"/>
+        </w:rPr>
+      </w:r>
+      <w:r>
+        <w:rPr>
+          <w:b/>
+          <w:lang w:val="pt_PT" w:bidi="pt_PT"/>
+        </w:rPr>
         <w:t>"Por estarmos unidos com Cristo Jesus".</w:t>
       </w:r>
     </w:p>
@@ -8076,6 +9321,21 @@
           <w:b/>
           <w:lang w:val="pt_PT" w:bidi="pt_PT"/>
         </w:rPr>
+        <w:t>ἵνα</w:t>
+      </w:r>
+    </w:p>
+    <w:p>
+      <w:pPr/>
+      <w:r>
+        <w:rPr>
+          <w:lang w:val="pt_PT" w:bidi="pt_PT"/>
+        </w:rPr>
+      </w:r>
+      <w:r>
+        <w:rPr>
+          <w:b/>
+          <w:lang w:val="pt_PT" w:bidi="pt_PT"/>
+        </w:rPr>
         <w:t>"Deus fez isso para mostrar".</w:t>
       </w:r>
     </w:p>
@@ -8172,6 +9432,21 @@
           <w:b/>
           <w:lang w:val="pt_PT" w:bidi="pt_PT"/>
         </w:rPr>
+        <w:t>ἐν τοῖς αἰῶσιν, τοῖς ἐπερχομένοις</w:t>
+      </w:r>
+    </w:p>
+    <w:p>
+      <w:pPr/>
+      <w:r>
+        <w:rPr>
+          <w:lang w:val="pt_PT" w:bidi="pt_PT"/>
+        </w:rPr>
+      </w:r>
+      <w:r>
+        <w:rPr>
+          <w:b/>
+          <w:lang w:val="pt_PT" w:bidi="pt_PT"/>
+        </w:rPr>
         <w:t>"em todos os tempos do futuro".</w:t>
       </w:r>
     </w:p>
@@ -8235,6 +9510,21 @@
           <w:b/>
           <w:lang w:val="pt_PT" w:bidi="pt_PT"/>
         </w:rPr>
+        <w:t>γὰρ</w:t>
+      </w:r>
+    </w:p>
+    <w:p>
+      <w:pPr/>
+      <w:r>
+        <w:rPr>
+          <w:lang w:val="pt_PT" w:bidi="pt_PT"/>
+        </w:rPr>
+      </w:r>
+      <w:r>
+        <w:rPr>
+          <w:b/>
+          <w:lang w:val="pt_PT" w:bidi="pt_PT"/>
+        </w:rPr>
         <w:t>"Pois pela graça de Deus".</w:t>
       </w:r>
     </w:p>
@@ -8317,6 +9607,21 @@
         <w:rPr>
           <w:lang w:val="pt_PT" w:bidi="pt_PT"/>
         </w:rPr>
+      </w:r>
+    </w:p>
+    <w:p>
+      <w:pPr/>
+      <w:r>
+        <w:rPr>
+          <w:lang w:val="pt_PT" w:bidi="pt_PT"/>
+        </w:rPr>
+      </w:r>
+      <w:r>
+        <w:rPr>
+          <w:b/>
+          <w:lang w:val="pt_PT" w:bidi="pt_PT"/>
+        </w:rPr>
+        <w:t>τῇ γὰρ χάριτί ἐστε σεσῳσμένοι διὰ πίστεως</w:t>
       </w:r>
     </w:p>
     <w:p>
@@ -8515,6 +9820,21 @@
           <w:b/>
           <w:lang w:val="pt_PT" w:bidi="pt_PT"/>
         </w:rPr>
+        <w:t>τοῦτο</w:t>
+      </w:r>
+    </w:p>
+    <w:p>
+      <w:pPr/>
+      <w:r>
+        <w:rPr>
+          <w:lang w:val="pt_PT" w:bidi="pt_PT"/>
+        </w:rPr>
+      </w:r>
+      <w:r>
+        <w:rPr>
+          <w:b/>
+          <w:lang w:val="pt_PT" w:bidi="pt_PT"/>
+        </w:rPr>
         <w:t>"Isso não vem de vocês".</w:t>
       </w:r>
     </w:p>
@@ -8763,6 +10083,21 @@
           <w:b/>
           <w:lang w:val="pt_PT" w:bidi="pt_PT"/>
         </w:rPr>
+        <w:t>γάρ</w:t>
+      </w:r>
+    </w:p>
+    <w:p>
+      <w:pPr/>
+      <w:r>
+        <w:rPr>
+          <w:lang w:val="pt_PT" w:bidi="pt_PT"/>
+        </w:rPr>
+      </w:r>
+      <w:r>
+        <w:rPr>
+          <w:b/>
+          <w:lang w:val="pt_PT" w:bidi="pt_PT"/>
+        </w:rPr>
         <w:t>"Pois foi Deus quem nos fez".</w:t>
       </w:r>
     </w:p>
@@ -8859,6 +10194,21 @@
           <w:b/>
           <w:lang w:val="pt_PT" w:bidi="pt_PT"/>
         </w:rPr>
+        <w:t>ἐν Χριστῷ Ἰησοῦ</w:t>
+      </w:r>
+    </w:p>
+    <w:p>
+      <w:pPr/>
+      <w:r>
+        <w:rPr>
+          <w:lang w:val="pt_PT" w:bidi="pt_PT"/>
+        </w:rPr>
+      </w:r>
+      <w:r>
+        <w:rPr>
+          <w:b/>
+          <w:lang w:val="pt_PT" w:bidi="pt_PT"/>
+        </w:rPr>
         <w:t>"com Cristo Jesus".</w:t>
       </w:r>
     </w:p>
@@ -8935,6 +10285,21 @@
           <w:b/>
           <w:lang w:val="pt_PT" w:bidi="pt_PT"/>
         </w:rPr>
+        <w:t>ἵνα</w:t>
+      </w:r>
+    </w:p>
+    <w:p>
+      <w:pPr/>
+      <w:r>
+        <w:rPr>
+          <w:lang w:val="pt_PT" w:bidi="pt_PT"/>
+        </w:rPr>
+      </w:r>
+      <w:r>
+        <w:rPr>
+          <w:b/>
+          <w:lang w:val="pt_PT" w:bidi="pt_PT"/>
+        </w:rPr>
         <w:t>"para que fizéssemos as boas obras".</w:t>
       </w:r>
     </w:p>
@@ -9031,6 +10396,21 @@
           <w:b/>
           <w:lang w:val="pt_PT" w:bidi="pt_PT"/>
         </w:rPr>
+        <w:t>ἐν αὐτοῖς περιπατήσωμεν</w:t>
+      </w:r>
+    </w:p>
+    <w:p>
+      <w:pPr/>
+      <w:r>
+        <w:rPr>
+          <w:lang w:val="pt_PT" w:bidi="pt_PT"/>
+        </w:rPr>
+      </w:r>
+      <w:r>
+        <w:rPr>
+          <w:b/>
+          <w:lang w:val="pt_PT" w:bidi="pt_PT"/>
+        </w:rPr>
         <w:t>"que ele já havia preparado para nós".</w:t>
       </w:r>
     </w:p>
@@ -9153,6 +10533,21 @@
           <w:b/>
           <w:lang w:val="pt_PT" w:bidi="pt_PT"/>
         </w:rPr>
+        <w:t>διὸ</w:t>
+      </w:r>
+    </w:p>
+    <w:p>
+      <w:pPr/>
+      <w:r>
+        <w:rPr>
+          <w:lang w:val="pt_PT" w:bidi="pt_PT"/>
+        </w:rPr>
+      </w:r>
+      <w:r>
+        <w:rPr>
+          <w:b/>
+          <w:lang w:val="pt_PT" w:bidi="pt_PT"/>
+        </w:rPr>
         <w:t>"Lembrem que vocês".</w:t>
       </w:r>
     </w:p>
@@ -9325,6 +10720,21 @@
           <w:b/>
           <w:lang w:val="pt_PT" w:bidi="pt_PT"/>
         </w:rPr>
+        <w:t>τὰ ἔθνη ἐν σαρκί</w:t>
+      </w:r>
+    </w:p>
+    <w:p>
+      <w:pPr/>
+      <w:r>
+        <w:rPr>
+          <w:lang w:val="pt_PT" w:bidi="pt_PT"/>
+        </w:rPr>
+      </w:r>
+      <w:r>
+        <w:rPr>
+          <w:b/>
+          <w:lang w:val="pt_PT" w:bidi="pt_PT"/>
+        </w:rPr>
         <w:t>"os não judeus, eram chamdados incircuncidados".</w:t>
       </w:r>
     </w:p>
@@ -9434,6 +10844,21 @@
           <w:b/>
           <w:lang w:val="pt_PT" w:bidi="pt_PT"/>
         </w:rPr>
+        <w:t>ἀκροβυστία</w:t>
+      </w:r>
+    </w:p>
+    <w:p>
+      <w:pPr/>
+      <w:r>
+        <w:rPr>
+          <w:lang w:val="pt_PT" w:bidi="pt_PT"/>
+        </w:rPr>
+      </w:r>
+      <w:r>
+        <w:rPr>
+          <w:b/>
+          <w:lang w:val="pt_PT" w:bidi="pt_PT"/>
+        </w:rPr>
         <w:t>"eram chamados incircuncidados".</w:t>
       </w:r>
     </w:p>
@@ -9517,6 +10942,21 @@
           <w:b/>
           <w:lang w:val="pt_PT" w:bidi="pt_PT"/>
         </w:rPr>
+        <w:t>περιτομῆς</w:t>
+      </w:r>
+    </w:p>
+    <w:p>
+      <w:pPr/>
+      <w:r>
+        <w:rPr>
+          <w:lang w:val="pt_PT" w:bidi="pt_PT"/>
+        </w:rPr>
+      </w:r>
+      <w:r>
+        <w:rPr>
+          <w:b/>
+          <w:lang w:val="pt_PT" w:bidi="pt_PT"/>
+        </w:rPr>
         <w:t>"que chamam a si mesmos de circuncidados".</w:t>
       </w:r>
     </w:p>
@@ -9613,6 +11053,21 @@
           <w:b/>
           <w:lang w:val="pt_PT" w:bidi="pt_PT"/>
         </w:rPr>
+        <w:t>ὑπὸ τῆς λεγομένης</w:t>
+      </w:r>
+    </w:p>
+    <w:p>
+      <w:pPr/>
+      <w:r>
+        <w:rPr>
+          <w:lang w:val="pt_PT" w:bidi="pt_PT"/>
+        </w:rPr>
+      </w:r>
+      <w:r>
+        <w:rPr>
+          <w:b/>
+          <w:lang w:val="pt_PT" w:bidi="pt_PT"/>
+        </w:rPr>
         <w:t>"eram chamados de".</w:t>
       </w:r>
     </w:p>
@@ -9759,6 +11214,21 @@
           <w:b/>
           <w:lang w:val="pt_PT" w:bidi="pt_PT"/>
         </w:rPr>
+        <w:t>ὅτι</w:t>
+      </w:r>
+    </w:p>
+    <w:p>
+      <w:pPr/>
+      <w:r>
+        <w:rPr>
+          <w:lang w:val="pt_PT" w:bidi="pt_PT"/>
+        </w:rPr>
+      </w:r>
+      <w:r>
+        <w:rPr>
+          <w:b/>
+          <w:lang w:val="pt_PT" w:bidi="pt_PT"/>
+        </w:rPr>
         <w:t>"Naquele tempo vocês estavam separados de Cristo".</w:t>
       </w:r>
     </w:p>
@@ -9868,6 +11338,21 @@
           <w:b/>
           <w:lang w:val="pt_PT" w:bidi="pt_PT"/>
         </w:rPr>
+        <w:t>χωρὶς Χριστοῦ</w:t>
+      </w:r>
+    </w:p>
+    <w:p>
+      <w:pPr/>
+      <w:r>
+        <w:rPr>
+          <w:lang w:val="pt_PT" w:bidi="pt_PT"/>
+        </w:rPr>
+      </w:r>
+      <w:r>
+        <w:rPr>
+          <w:b/>
+          <w:lang w:val="pt_PT" w:bidi="pt_PT"/>
+        </w:rPr>
         <w:t>"vocês estavam separados de Cristo".</w:t>
       </w:r>
     </w:p>
@@ -9931,6 +11416,21 @@
           <w:b/>
           <w:lang w:val="pt_PT" w:bidi="pt_PT"/>
         </w:rPr>
+        <w:t>ξένοι τῶν διαθηκῶν τῆς ἐπαγγελίας</w:t>
+      </w:r>
+    </w:p>
+    <w:p>
+      <w:pPr/>
+      <w:r>
+        <w:rPr>
+          <w:lang w:val="pt_PT" w:bidi="pt_PT"/>
+        </w:rPr>
+      </w:r>
+      <w:r>
+        <w:rPr>
+          <w:b/>
+          <w:lang w:val="pt_PT" w:bidi="pt_PT"/>
+        </w:rPr>
         <w:t>"</w:t>
       </w:r>
       <w:r>
@@ -10067,6 +11567,21 @@
           <w:b/>
           <w:lang w:val="pt_PT" w:bidi="pt_PT"/>
         </w:rPr>
+        <w:t>δὲ</w:t>
+      </w:r>
+    </w:p>
+    <w:p>
+      <w:pPr/>
+      <w:r>
+        <w:rPr>
+          <w:lang w:val="pt_PT" w:bidi="pt_PT"/>
+        </w:rPr>
+      </w:r>
+      <w:r>
+        <w:rPr>
+          <w:b/>
+          <w:lang w:val="pt_PT" w:bidi="pt_PT"/>
+        </w:rPr>
         <w:t>"Mas agora, unidos com Cristo Jesus".</w:t>
       </w:r>
     </w:p>
@@ -10163,6 +11678,21 @@
           <w:b/>
           <w:lang w:val="pt_PT" w:bidi="pt_PT"/>
         </w:rPr>
+        <w:t>ὑμεῖς οἵ ποτε ὄντες μακρὰν, ἐγενήθητε ἐγγὺς ἐν τῷ αἵματι τοῦ Χριστοῦ</w:t>
+      </w:r>
+    </w:p>
+    <w:p>
+      <w:pPr/>
+      <w:r>
+        <w:rPr>
+          <w:lang w:val="pt_PT" w:bidi="pt_PT"/>
+        </w:rPr>
+      </w:r>
+      <w:r>
+        <w:rPr>
+          <w:b/>
+          <w:lang w:val="pt_PT" w:bidi="pt_PT"/>
+        </w:rPr>
         <w:t>"vocês, que estavam longe de Deus, foram trazidos para perto dele pela morte de Cristo na cruz".</w:t>
       </w:r>
     </w:p>
@@ -10285,6 +11815,21 @@
           <w:b/>
           <w:lang w:val="pt_PT" w:bidi="pt_PT"/>
         </w:rPr>
+        <w:t>ἐν τῷ αἵματι τοῦ Χριστοῦ</w:t>
+      </w:r>
+    </w:p>
+    <w:p>
+      <w:pPr/>
+      <w:r>
+        <w:rPr>
+          <w:lang w:val="pt_PT" w:bidi="pt_PT"/>
+        </w:rPr>
+      </w:r>
+      <w:r>
+        <w:rPr>
+          <w:b/>
+          <w:lang w:val="pt_PT" w:bidi="pt_PT"/>
+        </w:rPr>
         <w:t>"pela morte de Cristo na cruz".</w:t>
       </w:r>
     </w:p>
@@ -10394,6 +11939,21 @@
           <w:b/>
           <w:lang w:val="pt_PT" w:bidi="pt_PT"/>
         </w:rPr>
+        <w:t>γάρ</w:t>
+      </w:r>
+    </w:p>
+    <w:p>
+      <w:pPr/>
+      <w:r>
+        <w:rPr>
+          <w:lang w:val="pt_PT" w:bidi="pt_PT"/>
+        </w:rPr>
+      </w:r>
+      <w:r>
+        <w:rPr>
+          <w:b/>
+          <w:lang w:val="pt_PT" w:bidi="pt_PT"/>
+        </w:rPr>
         <w:t>"Pois foi Cristo quem nos trouxe a paz".</w:t>
       </w:r>
     </w:p>
@@ -10490,6 +12050,21 @@
           <w:b/>
           <w:lang w:val="pt_PT" w:bidi="pt_PT"/>
         </w:rPr>
+        <w:t>αὐτὸς &amp; ἐστιν ἡ εἰρήνη ἡμῶν</w:t>
+      </w:r>
+    </w:p>
+    <w:p>
+      <w:pPr/>
+      <w:r>
+        <w:rPr>
+          <w:lang w:val="pt_PT" w:bidi="pt_PT"/>
+        </w:rPr>
+      </w:r>
+      <w:r>
+        <w:rPr>
+          <w:b/>
+          <w:lang w:val="pt_PT" w:bidi="pt_PT"/>
+        </w:rPr>
         <w:t>"foi Cristo quem nos trouxe a paz".</w:t>
       </w:r>
     </w:p>
@@ -10553,6 +12128,21 @@
           <w:b/>
           <w:lang w:val="pt_PT" w:bidi="pt_PT"/>
         </w:rPr>
+        <w:t>ἡ εἰρήνη ἡμῶν</w:t>
+      </w:r>
+    </w:p>
+    <w:p>
+      <w:pPr/>
+      <w:r>
+        <w:rPr>
+          <w:lang w:val="pt_PT" w:bidi="pt_PT"/>
+        </w:rPr>
+      </w:r>
+      <w:r>
+        <w:rPr>
+          <w:b/>
+          <w:lang w:val="pt_PT" w:bidi="pt_PT"/>
+        </w:rPr>
         <w:t>"nos trouxe a paz".</w:t>
       </w:r>
     </w:p>
@@ -10649,6 +12239,21 @@
           <w:b/>
           <w:lang w:val="pt_PT" w:bidi="pt_PT"/>
         </w:rPr>
+        <w:t>ὁ ποιήσας τὰ ἀμφότερα ἓν</w:t>
+      </w:r>
+    </w:p>
+    <w:p>
+      <w:pPr/>
+      <w:r>
+        <w:rPr>
+          <w:lang w:val="pt_PT" w:bidi="pt_PT"/>
+        </w:rPr>
+      </w:r>
+      <w:r>
+        <w:rPr>
+          <w:b/>
+          <w:lang w:val="pt_PT" w:bidi="pt_PT"/>
+        </w:rPr>
         <w:t>"tornando os judeus e os não judeus um só povo".</w:t>
       </w:r>
     </w:p>
@@ -10712,6 +12317,21 @@
           <w:b/>
           <w:lang w:val="pt_PT" w:bidi="pt_PT"/>
         </w:rPr>
+        <w:t>ἐν τῇ σαρκὶ αὐτοῦ</w:t>
+      </w:r>
+    </w:p>
+    <w:p>
+      <w:pPr/>
+      <w:r>
+        <w:rPr>
+          <w:lang w:val="pt_PT" w:bidi="pt_PT"/>
+        </w:rPr>
+      </w:r>
+      <w:r>
+        <w:rPr>
+          <w:b/>
+          <w:lang w:val="pt_PT" w:bidi="pt_PT"/>
+        </w:rPr>
         <w:t>"Por meio do sacrifício do seu corpo".</w:t>
       </w:r>
     </w:p>
@@ -10821,6 +12441,21 @@
           <w:b/>
           <w:lang w:val="pt_PT" w:bidi="pt_PT"/>
         </w:rPr>
+        <w:t>τὸ μεσότοιχον τοῦ φραγμοῦ &amp; τὴν ἔχθραν</w:t>
+      </w:r>
+    </w:p>
+    <w:p>
+      <w:pPr/>
+      <w:r>
+        <w:rPr>
+          <w:lang w:val="pt_PT" w:bidi="pt_PT"/>
+        </w:rPr>
+      </w:r>
+      <w:r>
+        <w:rPr>
+          <w:b/>
+          <w:lang w:val="pt_PT" w:bidi="pt_PT"/>
+        </w:rPr>
         <w:t>"ele derrubou o muro de inimizade que separava os judeus dos não judeus".</w:t>
       </w:r>
     </w:p>
@@ -10993,6 +12628,21 @@
           <w:b/>
           <w:lang w:val="pt_PT" w:bidi="pt_PT"/>
         </w:rPr>
+        <w:t>ἵνα</w:t>
+      </w:r>
+    </w:p>
+    <w:p>
+      <w:pPr/>
+      <w:r>
+        <w:rPr>
+          <w:lang w:val="pt_PT" w:bidi="pt_PT"/>
+        </w:rPr>
+      </w:r>
+      <w:r>
+        <w:rPr>
+          <w:b/>
+          <w:lang w:val="pt_PT" w:bidi="pt_PT"/>
+        </w:rPr>
         <w:t>"Foi assim que".</w:t>
       </w:r>
     </w:p>
@@ -11089,6 +12739,21 @@
           <w:b/>
           <w:lang w:val="pt_PT" w:bidi="pt_PT"/>
         </w:rPr>
+        <w:t>ἕνα καινὸν ἄνθρωπον</w:t>
+      </w:r>
+    </w:p>
+    <w:p>
+      <w:pPr/>
+      <w:r>
+        <w:rPr>
+          <w:lang w:val="pt_PT" w:bidi="pt_PT"/>
+        </w:rPr>
+      </w:r>
+      <w:r>
+        <w:rPr>
+          <w:b/>
+          <w:lang w:val="pt_PT" w:bidi="pt_PT"/>
+        </w:rPr>
         <w:t>"e dos dois povos formou um só povo, novo e unido com ele".</w:t>
       </w:r>
     </w:p>
@@ -11185,6 +12850,21 @@
           <w:b/>
           <w:lang w:val="pt_PT" w:bidi="pt_PT"/>
         </w:rPr>
+        <w:t>ἐν αὑτῷ</w:t>
+      </w:r>
+    </w:p>
+    <w:p>
+      <w:pPr/>
+      <w:r>
+        <w:rPr>
+          <w:lang w:val="pt_PT" w:bidi="pt_PT"/>
+        </w:rPr>
+      </w:r>
+      <w:r>
+        <w:rPr>
+          <w:b/>
+          <w:lang w:val="pt_PT" w:bidi="pt_PT"/>
+        </w:rPr>
         <w:t>"unido com ele".</w:t>
       </w:r>
     </w:p>
@@ -11268,6 +12948,21 @@
           <w:b/>
           <w:lang w:val="pt_PT" w:bidi="pt_PT"/>
         </w:rPr>
+        <w:t>ἀποκαταλλάξῃ τοὺς ἀμφοτέρους</w:t>
+      </w:r>
+    </w:p>
+    <w:p>
+      <w:pPr/>
+      <w:r>
+        <w:rPr>
+          <w:lang w:val="pt_PT" w:bidi="pt_PT"/>
+        </w:rPr>
+      </w:r>
+      <w:r>
+        <w:rPr>
+          <w:b/>
+          <w:lang w:val="pt_PT" w:bidi="pt_PT"/>
+        </w:rPr>
         <w:t>"</w:t>
       </w:r>
       <w:r>
@@ -11345,6 +13040,21 @@
           <w:b/>
           <w:lang w:val="pt_PT" w:bidi="pt_PT"/>
         </w:rPr>
+        <w:t>ἐν ἑνὶ σώματι</w:t>
+      </w:r>
+    </w:p>
+    <w:p>
+      <w:pPr/>
+      <w:r>
+        <w:rPr>
+          <w:lang w:val="pt_PT" w:bidi="pt_PT"/>
+        </w:rPr>
+      </w:r>
+      <w:r>
+        <w:rPr>
+          <w:b/>
+          <w:lang w:val="pt_PT" w:bidi="pt_PT"/>
+        </w:rPr>
         <w:t>"ele os uniu em um só corpo".</w:t>
       </w:r>
     </w:p>
@@ -11441,6 +13151,21 @@
           <w:b/>
           <w:lang w:val="pt_PT" w:bidi="pt_PT"/>
         </w:rPr>
+        <w:t>διὰ τοῦ σταυροῦ</w:t>
+      </w:r>
+    </w:p>
+    <w:p>
+      <w:pPr/>
+      <w:r>
+        <w:rPr>
+          <w:lang w:val="pt_PT" w:bidi="pt_PT"/>
+        </w:rPr>
+      </w:r>
+      <w:r>
+        <w:rPr>
+          <w:b/>
+          <w:lang w:val="pt_PT" w:bidi="pt_PT"/>
+        </w:rPr>
         <w:t>"Por meio da cruz".</w:t>
       </w:r>
     </w:p>
@@ -11537,6 +13262,21 @@
           <w:b/>
           <w:lang w:val="pt_PT" w:bidi="pt_PT"/>
         </w:rPr>
+        <w:t>ἀποκτείνας τὴν ἔχθραν</w:t>
+      </w:r>
+    </w:p>
+    <w:p>
+      <w:pPr/>
+      <w:r>
+        <w:rPr>
+          <w:lang w:val="pt_PT" w:bidi="pt_PT"/>
+        </w:rPr>
+      </w:r>
+      <w:r>
+        <w:rPr>
+          <w:b/>
+          <w:lang w:val="pt_PT" w:bidi="pt_PT"/>
+        </w:rPr>
         <w:t>"Cristo destruiu a inimizade".</w:t>
       </w:r>
     </w:p>
@@ -11759,6 +13499,21 @@
           <w:b/>
           <w:lang w:val="pt_PT" w:bidi="pt_PT"/>
         </w:rPr>
+        <w:t>ὑμῖν τοῖς μακρὰν</w:t>
+      </w:r>
+    </w:p>
+    <w:p>
+      <w:pPr/>
+      <w:r>
+        <w:rPr>
+          <w:lang w:val="pt_PT" w:bidi="pt_PT"/>
+        </w:rPr>
+      </w:r>
+      <w:r>
+        <w:rPr>
+          <w:b/>
+          <w:lang w:val="pt_PT" w:bidi="pt_PT"/>
+        </w:rPr>
         <w:t>"tanto a vocês, os não judeus, que estavam longe de Deus".</w:t>
       </w:r>
     </w:p>
@@ -11842,6 +13597,21 @@
           <w:b/>
           <w:lang w:val="pt_PT" w:bidi="pt_PT"/>
         </w:rPr>
+        <w:t>τοῖς ἐγγύς</w:t>
+      </w:r>
+    </w:p>
+    <w:p>
+      <w:pPr/>
+      <w:r>
+        <w:rPr>
+          <w:lang w:val="pt_PT" w:bidi="pt_PT"/>
+        </w:rPr>
+      </w:r>
+      <w:r>
+        <w:rPr>
+          <w:b/>
+          <w:lang w:val="pt_PT" w:bidi="pt_PT"/>
+        </w:rPr>
         <w:t>"como aos judeus, que estavam perto dele".</w:t>
       </w:r>
     </w:p>
@@ -12021,6 +13791,21 @@
           <w:b/>
           <w:lang w:val="pt_PT" w:bidi="pt_PT"/>
         </w:rPr>
+        <w:t>ὅτι</w:t>
+      </w:r>
+    </w:p>
+    <w:p>
+      <w:pPr/>
+      <w:r>
+        <w:rPr>
+          <w:lang w:val="pt_PT" w:bidi="pt_PT"/>
+        </w:rPr>
+      </w:r>
+      <w:r>
+        <w:rPr>
+          <w:b/>
+          <w:lang w:val="pt_PT" w:bidi="pt_PT"/>
+        </w:rPr>
         <w:t>"É por meio de Cristo que todos nós".</w:t>
       </w:r>
     </w:p>
@@ -12193,6 +13978,21 @@
           <w:b/>
           <w:lang w:val="pt_PT" w:bidi="pt_PT"/>
         </w:rPr>
+        <w:t>ἄρα οὖν</w:t>
+      </w:r>
+    </w:p>
+    <w:p>
+      <w:pPr/>
+      <w:r>
+        <w:rPr>
+          <w:lang w:val="pt_PT" w:bidi="pt_PT"/>
+        </w:rPr>
+      </w:r>
+      <w:r>
+        <w:rPr>
+          <w:b/>
+          <w:lang w:val="pt_PT" w:bidi="pt_PT"/>
+        </w:rPr>
         <w:t>"Portanto, vocês, os não judeus".</w:t>
       </w:r>
     </w:p>
@@ -12289,6 +14089,21 @@
           <w:b/>
           <w:lang w:val="pt_PT" w:bidi="pt_PT"/>
         </w:rPr>
+        <w:t>ξένοι καὶ πάροικοι</w:t>
+      </w:r>
+    </w:p>
+    <w:p>
+      <w:pPr/>
+      <w:r>
+        <w:rPr>
+          <w:lang w:val="pt_PT" w:bidi="pt_PT"/>
+        </w:rPr>
+      </w:r>
+      <w:r>
+        <w:rPr>
+          <w:b/>
+          <w:lang w:val="pt_PT" w:bidi="pt_PT"/>
+        </w:rPr>
         <w:t>"estrangeiros nem visitantes".</w:t>
       </w:r>
     </w:p>
@@ -12398,6 +14213,21 @@
           <w:b/>
           <w:lang w:val="pt_PT" w:bidi="pt_PT"/>
         </w:rPr>
+        <w:t>ἀλλὰ</w:t>
+      </w:r>
+    </w:p>
+    <w:p>
+      <w:pPr/>
+      <w:r>
+        <w:rPr>
+          <w:lang w:val="pt_PT" w:bidi="pt_PT"/>
+        </w:rPr>
+      </w:r>
+      <w:r>
+        <w:rPr>
+          <w:b/>
+          <w:lang w:val="pt_PT" w:bidi="pt_PT"/>
+        </w:rPr>
         <w:t>"Agora vocês são".</w:t>
       </w:r>
     </w:p>
@@ -12494,6 +14324,21 @@
           <w:b/>
           <w:lang w:val="pt_PT" w:bidi="pt_PT"/>
         </w:rPr>
+        <w:t>ἐστὲ συνπολῖται τῶν ἁγίων καὶ οἰκεῖοι τοῦ Θεοῦ</w:t>
+      </w:r>
+    </w:p>
+    <w:p>
+      <w:pPr/>
+      <w:r>
+        <w:rPr>
+          <w:lang w:val="pt_PT" w:bidi="pt_PT"/>
+        </w:rPr>
+      </w:r>
+      <w:r>
+        <w:rPr>
+          <w:b/>
+          <w:lang w:val="pt_PT" w:bidi="pt_PT"/>
+        </w:rPr>
         <w:t>"vocês são cidadãos que pertencem ao povo de Deus e são membros da família dele".</w:t>
       </w:r>
     </w:p>
@@ -12590,6 +14435,21 @@
           <w:b/>
           <w:lang w:val="pt_PT" w:bidi="pt_PT"/>
         </w:rPr>
+        <w:t>ἐποικοδομηθέντες ἐπὶ τῷ θεμελίῳ</w:t>
+      </w:r>
+    </w:p>
+    <w:p>
+      <w:pPr/>
+      <w:r>
+        <w:rPr>
+          <w:lang w:val="pt_PT" w:bidi="pt_PT"/>
+        </w:rPr>
+      </w:r>
+      <w:r>
+        <w:rPr>
+          <w:b/>
+          <w:lang w:val="pt_PT" w:bidi="pt_PT"/>
+        </w:rPr>
         <w:t>"e estão construídos sobre o alicerce".</w:t>
       </w:r>
     </w:p>
@@ -12686,6 +14546,21 @@
           <w:b/>
           <w:lang w:val="pt_PT" w:bidi="pt_PT"/>
         </w:rPr>
+        <w:t>ἐποικοδομηθέντες</w:t>
+      </w:r>
+    </w:p>
+    <w:p>
+      <w:pPr/>
+      <w:r>
+        <w:rPr>
+          <w:lang w:val="pt_PT" w:bidi="pt_PT"/>
+        </w:rPr>
+      </w:r>
+      <w:r>
+        <w:rPr>
+          <w:b/>
+          <w:lang w:val="pt_PT" w:bidi="pt_PT"/>
+        </w:rPr>
         <w:t>"estão construídos sobre".</w:t>
       </w:r>
     </w:p>
@@ -12769,6 +14644,21 @@
           <w:b/>
           <w:lang w:val="pt_PT" w:bidi="pt_PT"/>
         </w:rPr>
+        <w:t>πᾶσα οἰκοδομὴ συναρμολογουμένη, αὔξει εἰς ναὸν ἅγιον</w:t>
+      </w:r>
+    </w:p>
+    <w:p>
+      <w:pPr/>
+      <w:r>
+        <w:rPr>
+          <w:lang w:val="pt_PT" w:bidi="pt_PT"/>
+        </w:rPr>
+      </w:r>
+      <w:r>
+        <w:rPr>
+          <w:b/>
+          <w:lang w:val="pt_PT" w:bidi="pt_PT"/>
+        </w:rPr>
         <w:t>"Ele mantém o edifício todo bem firme e faz com que cresça como um templo dedicado ao Senhor".</w:t>
       </w:r>
     </w:p>
@@ -12865,6 +14755,21 @@
           <w:b/>
           <w:lang w:val="pt_PT" w:bidi="pt_PT"/>
         </w:rPr>
+        <w:t>ἐν ᾧ &amp; ἐν Κυρίῳ</w:t>
+      </w:r>
+    </w:p>
+    <w:p>
+      <w:pPr/>
+      <w:r>
+        <w:rPr>
+          <w:lang w:val="pt_PT" w:bidi="pt_PT"/>
+        </w:rPr>
+      </w:r>
+      <w:r>
+        <w:rPr>
+          <w:b/>
+          <w:lang w:val="pt_PT" w:bidi="pt_PT"/>
+        </w:rPr>
         <w:t>"ao Senhor".</w:t>
       </w:r>
     </w:p>
@@ -12961,6 +14866,21 @@
           <w:b/>
           <w:lang w:val="pt_PT" w:bidi="pt_PT"/>
         </w:rPr>
+        <w:t>ἐν ᾧ</w:t>
+      </w:r>
+    </w:p>
+    <w:p>
+      <w:pPr/>
+      <w:r>
+        <w:rPr>
+          <w:lang w:val="pt_PT" w:bidi="pt_PT"/>
+        </w:rPr>
+      </w:r>
+      <w:r>
+        <w:rPr>
+          <w:b/>
+          <w:lang w:val="pt_PT" w:bidi="pt_PT"/>
+        </w:rPr>
         <w:t>"unidos com Cristo, estão sendo construídos".</w:t>
       </w:r>
     </w:p>
@@ -13044,6 +14964,21 @@
           <w:b/>
           <w:lang w:val="pt_PT" w:bidi="pt_PT"/>
         </w:rPr>
+        <w:t>καὶ ὑμεῖς συνοικοδομεῖσθε, εἰς κατοικητήριον τοῦ Θεοῦ ἐν Πνεύματι</w:t>
+      </w:r>
+    </w:p>
+    <w:p>
+      <w:pPr/>
+      <w:r>
+        <w:rPr>
+          <w:lang w:val="pt_PT" w:bidi="pt_PT"/>
+        </w:rPr>
+      </w:r>
+      <w:r>
+        <w:rPr>
+          <w:b/>
+          <w:lang w:val="pt_PT" w:bidi="pt_PT"/>
+        </w:rPr>
         <w:t>"Assim vocês também, unidos com Cristo, estão sendo construídos, juntos com os outros, para se tornarem uma casa onde Deus vive por meio do seu Espírito".</w:t>
       </w:r>
     </w:p>
@@ -13166,6 +15101,21 @@
           <w:b/>
           <w:lang w:val="pt_PT" w:bidi="pt_PT"/>
         </w:rPr>
+        <w:t>καὶ ὑμεῖς συνοικοδομεῖσθε</w:t>
+      </w:r>
+    </w:p>
+    <w:p>
+      <w:pPr/>
+      <w:r>
+        <w:rPr>
+          <w:lang w:val="pt_PT" w:bidi="pt_PT"/>
+        </w:rPr>
+      </w:r>
+      <w:r>
+        <w:rPr>
+          <w:b/>
+          <w:lang w:val="pt_PT" w:bidi="pt_PT"/>
+        </w:rPr>
         <w:t>"estão sendo construídos, junto com os outros".</w:t>
       </w:r>
     </w:p>
@@ -13401,6 +15351,21 @@
           <w:b/>
           <w:lang w:val="pt_PT" w:bidi="pt_PT"/>
         </w:rPr>
+        <w:t>τούτου χάριν</w:t>
+      </w:r>
+    </w:p>
+    <w:p>
+      <w:pPr/>
+      <w:r>
+        <w:rPr>
+          <w:lang w:val="pt_PT" w:bidi="pt_PT"/>
+        </w:rPr>
+      </w:r>
+      <w:r>
+        <w:rPr>
+          <w:b/>
+          <w:lang w:val="pt_PT" w:bidi="pt_PT"/>
+        </w:rPr>
         <w:t>"Por essa razão".</w:t>
       </w:r>
     </w:p>
@@ -13484,6 +15449,21 @@
           <w:b/>
           <w:lang w:val="pt_PT" w:bidi="pt_PT"/>
         </w:rPr>
+        <w:t>ὁ δέσμιος τοῦ Χριστοῦ Ἰησοῦ</w:t>
+      </w:r>
+    </w:p>
+    <w:p>
+      <w:pPr/>
+      <w:r>
+        <w:rPr>
+          <w:lang w:val="pt_PT" w:bidi="pt_PT"/>
+        </w:rPr>
+      </w:r>
+      <w:r>
+        <w:rPr>
+          <w:b/>
+          <w:lang w:val="pt_PT" w:bidi="pt_PT"/>
+        </w:rPr>
         <w:t>"que estou preso por causa de Cristo Jesus".</w:t>
       </w:r>
     </w:p>
@@ -13547,6 +15527,21 @@
           <w:b/>
           <w:lang w:val="pt_PT" w:bidi="pt_PT"/>
         </w:rPr>
+        <w:t>τὴν οἰκονομίαν τῆς χάριτος τοῦ Θεοῦ, τῆς δοθείσης μοι εἰς ὑμᾶς</w:t>
+      </w:r>
+    </w:p>
+    <w:p>
+      <w:pPr/>
+      <w:r>
+        <w:rPr>
+          <w:lang w:val="pt_PT" w:bidi="pt_PT"/>
+        </w:rPr>
+      </w:r>
+      <w:r>
+        <w:rPr>
+          <w:b/>
+          <w:lang w:val="pt_PT" w:bidi="pt_PT"/>
+        </w:rPr>
         <w:t>"por causa da sua graça, me deu esse trabalho para o bem de vocês".</w:t>
       </w:r>
     </w:p>
@@ -13623,6 +15618,21 @@
           <w:b/>
           <w:lang w:val="pt_PT" w:bidi="pt_PT"/>
         </w:rPr>
+        <w:t>κατὰ ἀποκάλυψιν ἐγνωρίσθη μοι</w:t>
+      </w:r>
+    </w:p>
+    <w:p>
+      <w:pPr/>
+      <w:r>
+        <w:rPr>
+          <w:lang w:val="pt_PT" w:bidi="pt_PT"/>
+        </w:rPr>
+      </w:r>
+      <w:r>
+        <w:rPr>
+          <w:b/>
+          <w:lang w:val="pt_PT" w:bidi="pt_PT"/>
+        </w:rPr>
         <w:t>"Deus me revelou o seu plano secreto e fez com que eu o conhecesse".</w:t>
       </w:r>
     </w:p>
@@ -13719,6 +15729,21 @@
           <w:b/>
           <w:lang w:val="pt_PT" w:bidi="pt_PT"/>
         </w:rPr>
+        <w:t>καθὼς προέγραψα ἐν ὀλίγῳ</w:t>
+      </w:r>
+    </w:p>
+    <w:p>
+      <w:pPr/>
+      <w:r>
+        <w:rPr>
+          <w:lang w:val="pt_PT" w:bidi="pt_PT"/>
+        </w:rPr>
+      </w:r>
+      <w:r>
+        <w:rPr>
+          <w:b/>
+          <w:lang w:val="pt_PT" w:bidi="pt_PT"/>
+        </w:rPr>
         <w:t>"Eu escrevi isso em poucas palavras".</w:t>
       </w:r>
     </w:p>
@@ -13782,6 +15807,21 @@
           <w:b/>
           <w:lang w:val="pt_PT" w:bidi="pt_PT"/>
         </w:rPr>
+        <w:t>ὃ ἑτέραις γενεαῖς οὐκ ἐγνωρίσθη τοῖς υἱοῖς τῶν ἀνθρώπων</w:t>
+      </w:r>
+    </w:p>
+    <w:p>
+      <w:pPr/>
+      <w:r>
+        <w:rPr>
+          <w:lang w:val="pt_PT" w:bidi="pt_PT"/>
+        </w:rPr>
+      </w:r>
+      <w:r>
+        <w:rPr>
+          <w:b/>
+          <w:lang w:val="pt_PT" w:bidi="pt_PT"/>
+        </w:rPr>
         <w:t>"No passado esse segredo não foi contado aos seres humanos".</w:t>
       </w:r>
     </w:p>
@@ -13865,6 +15905,21 @@
           <w:b/>
           <w:lang w:val="pt_PT" w:bidi="pt_PT"/>
         </w:rPr>
+        <w:t>ὡς νῦν ἀπεκαλύφθη &amp; ἐν Πνεύματι</w:t>
+      </w:r>
+    </w:p>
+    <w:p>
+      <w:pPr/>
+      <w:r>
+        <w:rPr>
+          <w:lang w:val="pt_PT" w:bidi="pt_PT"/>
+        </w:rPr>
+      </w:r>
+      <w:r>
+        <w:rPr>
+          <w:b/>
+          <w:lang w:val="pt_PT" w:bidi="pt_PT"/>
+        </w:rPr>
         <w:t>"mas agora, por meio do seu Espírito, Deus o revelou".</w:t>
       </w:r>
     </w:p>
@@ -14100,6 +16155,21 @@
           <w:b/>
           <w:lang w:val="pt_PT" w:bidi="pt_PT"/>
         </w:rPr>
+        <w:t>ἐν Χριστῷ Ἰησοῦ</w:t>
+      </w:r>
+    </w:p>
+    <w:p>
+      <w:pPr/>
+      <w:r>
+        <w:rPr>
+          <w:lang w:val="pt_PT" w:bidi="pt_PT"/>
+        </w:rPr>
+      </w:r>
+      <w:r>
+        <w:rPr>
+          <w:b/>
+          <w:lang w:val="pt_PT" w:bidi="pt_PT"/>
+        </w:rPr>
         <w:t>"por meio de Cristo Jesus".</w:t>
       </w:r>
     </w:p>
@@ -14176,6 +16246,21 @@
           <w:b/>
           <w:lang w:val="pt_PT" w:bidi="pt_PT"/>
         </w:rPr>
+        <w:t>διὰ τοῦ εὐαγγελίου</w:t>
+      </w:r>
+    </w:p>
+    <w:p>
+      <w:pPr/>
+      <w:r>
+        <w:rPr>
+          <w:lang w:val="pt_PT" w:bidi="pt_PT"/>
+        </w:rPr>
+      </w:r>
+      <w:r>
+        <w:rPr>
+          <w:b/>
+          <w:lang w:val="pt_PT" w:bidi="pt_PT"/>
+        </w:rPr>
         <w:t>"por meio do evangelho".</w:t>
       </w:r>
     </w:p>
@@ -14265,6 +16350,21 @@
           <w:b/>
           <w:lang w:val="pt_PT" w:bidi="pt_PT"/>
         </w:rPr>
+        <w:t>ἀνεξιχνίαστον</w:t>
+      </w:r>
+    </w:p>
+    <w:p>
+      <w:pPr/>
+      <w:r>
+        <w:rPr>
+          <w:lang w:val="pt_PT" w:bidi="pt_PT"/>
+        </w:rPr>
+      </w:r>
+      <w:r>
+        <w:rPr>
+          <w:b/>
+          <w:lang w:val="pt_PT" w:bidi="pt_PT"/>
+        </w:rPr>
         <w:t>"a boa notícia das imensas riquezas de Cristo".</w:t>
       </w:r>
     </w:p>
@@ -14348,6 +16448,21 @@
           <w:b/>
           <w:lang w:val="pt_PT" w:bidi="pt_PT"/>
         </w:rPr>
+        <w:t>πλοῦτος τοῦ Χριστοῦ</w:t>
+      </w:r>
+    </w:p>
+    <w:p>
+      <w:pPr/>
+      <w:r>
+        <w:rPr>
+          <w:lang w:val="pt_PT" w:bidi="pt_PT"/>
+        </w:rPr>
+      </w:r>
+      <w:r>
+        <w:rPr>
+          <w:b/>
+          <w:lang w:val="pt_PT" w:bidi="pt_PT"/>
+        </w:rPr>
         <w:t>"riquezas de Cristo".</w:t>
       </w:r>
     </w:p>
@@ -14444,6 +16559,21 @@
           <w:b/>
           <w:lang w:val="pt_PT" w:bidi="pt_PT"/>
         </w:rPr>
+        <w:t>τοῦ μυστηρίου, τοῦ ἀποκεκρυμμένου ἀπὸ τῶν αἰώνων ἐν τῷ Θεῷ, τῷ τὰ πάντα κτίσαντι</w:t>
+      </w:r>
+    </w:p>
+    <w:p>
+      <w:pPr/>
+      <w:r>
+        <w:rPr>
+          <w:lang w:val="pt_PT" w:bidi="pt_PT"/>
+        </w:rPr>
+      </w:r>
+      <w:r>
+        <w:rPr>
+          <w:b/>
+          <w:lang w:val="pt_PT" w:bidi="pt_PT"/>
+        </w:rPr>
         <w:t>"Deus, que criou tudo, escondeu esse segredo durante os tempos passados".</w:t>
       </w:r>
     </w:p>
@@ -14540,6 +16670,21 @@
           <w:b/>
           <w:lang w:val="pt_PT" w:bidi="pt_PT"/>
         </w:rPr>
+        <w:t>ἵνα</w:t>
+      </w:r>
+    </w:p>
+    <w:p>
+      <w:pPr/>
+      <w:r>
+        <w:rPr>
+          <w:lang w:val="pt_PT" w:bidi="pt_PT"/>
+        </w:rPr>
+      </w:r>
+      <w:r>
+        <w:rPr>
+          <w:b/>
+          <w:lang w:val="pt_PT" w:bidi="pt_PT"/>
+        </w:rPr>
         <w:t>"E isso aconteceu a fim de que agora".</w:t>
       </w:r>
     </w:p>
@@ -14636,6 +16781,21 @@
           <w:b/>
           <w:lang w:val="pt_PT" w:bidi="pt_PT"/>
         </w:rPr>
+        <w:t>γνωρισθῇ &amp; ταῖς ἀρχαῖς καὶ ταῖς ἐξουσίαις ἐν τοῖς ἐπουρανίοις &amp; ἡ πολυποίκιλος σοφία τοῦ Θεοῦ</w:t>
+      </w:r>
+    </w:p>
+    <w:p>
+      <w:pPr/>
+      <w:r>
+        <w:rPr>
+          <w:lang w:val="pt_PT" w:bidi="pt_PT"/>
+        </w:rPr>
+      </w:r>
+      <w:r>
+        <w:rPr>
+          <w:b/>
+          <w:lang w:val="pt_PT" w:bidi="pt_PT"/>
+        </w:rPr>
         <w:t>"as autoridades e os poderes angélicos do mundo celestial conheçam a sabedoria de Deus em todas as suas diferentes formas".</w:t>
       </w:r>
     </w:p>
@@ -14814,6 +16974,21 @@
         <w:rPr>
           <w:lang w:val="pt_PT" w:bidi="pt_PT"/>
         </w:rPr>
+      </w:r>
+    </w:p>
+    <w:p>
+      <w:pPr/>
+      <w:r>
+        <w:rPr>
+          <w:lang w:val="pt_PT" w:bidi="pt_PT"/>
+        </w:rPr>
+      </w:r>
+      <w:r>
+        <w:rPr>
+          <w:b/>
+          <w:lang w:val="pt_PT" w:bidi="pt_PT"/>
+        </w:rPr>
+        <w:t>ἐν τοῖς ἐπουρανίοις</w:t>
       </w:r>
     </w:p>
     <w:p>
@@ -14922,6 +17097,21 @@
           <w:b/>
           <w:lang w:val="pt_PT" w:bidi="pt_PT"/>
         </w:rPr>
+        <w:t>ἡ πολυποίκιλος σοφία τοῦ Θεοῦ</w:t>
+      </w:r>
+    </w:p>
+    <w:p>
+      <w:pPr/>
+      <w:r>
+        <w:rPr>
+          <w:lang w:val="pt_PT" w:bidi="pt_PT"/>
+        </w:rPr>
+      </w:r>
+      <w:r>
+        <w:rPr>
+          <w:b/>
+          <w:lang w:val="pt_PT" w:bidi="pt_PT"/>
+        </w:rPr>
         <w:t>"a sabedoria de Deus em todas as suas diferentes formas".</w:t>
       </w:r>
     </w:p>
@@ -15018,6 +17208,21 @@
           <w:b/>
           <w:lang w:val="pt_PT" w:bidi="pt_PT"/>
         </w:rPr>
+        <w:t>κατὰ πρόθεσιν τῶν αἰώνων</w:t>
+      </w:r>
+    </w:p>
+    <w:p>
+      <w:pPr/>
+      <w:r>
+        <w:rPr>
+          <w:lang w:val="pt_PT" w:bidi="pt_PT"/>
+        </w:rPr>
+      </w:r>
+      <w:r>
+        <w:rPr>
+          <w:b/>
+          <w:lang w:val="pt_PT" w:bidi="pt_PT"/>
+        </w:rPr>
         <w:t>"de acordo com o seu propósito eterno".</w:t>
       </w:r>
     </w:p>
@@ -15316,6 +17521,21 @@
           <w:b/>
           <w:lang w:val="pt_PT" w:bidi="pt_PT"/>
         </w:rPr>
+        <w:t>προσαγωγὴν ἐν πεποιθήσει</w:t>
+      </w:r>
+    </w:p>
+    <w:p>
+      <w:pPr/>
+      <w:r>
+        <w:rPr>
+          <w:lang w:val="pt_PT" w:bidi="pt_PT"/>
+        </w:rPr>
+      </w:r>
+      <w:r>
+        <w:rPr>
+          <w:b/>
+          <w:lang w:val="pt_PT" w:bidi="pt_PT"/>
+        </w:rPr>
         <w:t>"</w:t>
       </w:r>
       <w:r>
@@ -15432,6 +17652,21 @@
           <w:b/>
           <w:lang w:val="pt_PT" w:bidi="pt_PT"/>
         </w:rPr>
+        <w:t>πεποιθήσει</w:t>
+      </w:r>
+    </w:p>
+    <w:p>
+      <w:pPr/>
+      <w:r>
+        <w:rPr>
+          <w:lang w:val="pt_PT" w:bidi="pt_PT"/>
+        </w:rPr>
+      </w:r>
+      <w:r>
+        <w:rPr>
+          <w:b/>
+          <w:lang w:val="pt_PT" w:bidi="pt_PT"/>
+        </w:rPr>
         <w:t>"com toda a confiança".</w:t>
       </w:r>
     </w:p>
@@ -15495,6 +17730,21 @@
           <w:b/>
           <w:lang w:val="pt_PT" w:bidi="pt_PT"/>
         </w:rPr>
+        <w:t>διὸ</w:t>
+      </w:r>
+    </w:p>
+    <w:p>
+      <w:pPr/>
+      <w:r>
+        <w:rPr>
+          <w:lang w:val="pt_PT" w:bidi="pt_PT"/>
+        </w:rPr>
+      </w:r>
+      <w:r>
+        <w:rPr>
+          <w:b/>
+          <w:lang w:val="pt_PT" w:bidi="pt_PT"/>
+        </w:rPr>
         <w:t>"Portanto, eu lhes peço que".</w:t>
       </w:r>
     </w:p>
@@ -15591,6 +17841,21 @@
           <w:b/>
           <w:lang w:val="pt_PT" w:bidi="pt_PT"/>
         </w:rPr>
+        <w:t>ὑπὲρ ὑμῶν, ἥτις ἐστὶν δόξα ὑμῶν</w:t>
+      </w:r>
+    </w:p>
+    <w:p>
+      <w:pPr/>
+      <w:r>
+        <w:rPr>
+          <w:lang w:val="pt_PT" w:bidi="pt_PT"/>
+        </w:rPr>
+      </w:r>
+      <w:r>
+        <w:rPr>
+          <w:b/>
+          <w:lang w:val="pt_PT" w:bidi="pt_PT"/>
+        </w:rPr>
         <w:t>"por vocês, pois eles lhes trazem benefício".</w:t>
       </w:r>
     </w:p>
@@ -15687,6 +17952,21 @@
           <w:b/>
           <w:lang w:val="pt_PT" w:bidi="pt_PT"/>
         </w:rPr>
+        <w:t>τούτου χάριν</w:t>
+      </w:r>
+    </w:p>
+    <w:p>
+      <w:pPr/>
+      <w:r>
+        <w:rPr>
+          <w:lang w:val="pt_PT" w:bidi="pt_PT"/>
+        </w:rPr>
+      </w:r>
+      <w:r>
+        <w:rPr>
+          <w:b/>
+          <w:lang w:val="pt_PT" w:bidi="pt_PT"/>
+        </w:rPr>
         <w:t>"Por esse motivo, eu me ajoelho diante do Pai".</w:t>
       </w:r>
     </w:p>
@@ -15783,6 +18063,21 @@
           <w:b/>
           <w:lang w:val="pt_PT" w:bidi="pt_PT"/>
         </w:rPr>
+        <w:t>τούτου χάριν</w:t>
+      </w:r>
+    </w:p>
+    <w:p>
+      <w:pPr/>
+      <w:r>
+        <w:rPr>
+          <w:lang w:val="pt_PT" w:bidi="pt_PT"/>
+        </w:rPr>
+      </w:r>
+      <w:r>
+        <w:rPr>
+          <w:b/>
+          <w:lang w:val="pt_PT" w:bidi="pt_PT"/>
+        </w:rPr>
         <w:t>"Por esse motivo".</w:t>
       </w:r>
     </w:p>
@@ -15866,6 +18161,21 @@
           <w:b/>
           <w:lang w:val="pt_PT" w:bidi="pt_PT"/>
         </w:rPr>
+        <w:t>κάμπτω τὰ γόνατά μου πρὸς τὸν Πατέρα</w:t>
+      </w:r>
+    </w:p>
+    <w:p>
+      <w:pPr/>
+      <w:r>
+        <w:rPr>
+          <w:lang w:val="pt_PT" w:bidi="pt_PT"/>
+        </w:rPr>
+      </w:r>
+      <w:r>
+        <w:rPr>
+          <w:b/>
+          <w:lang w:val="pt_PT" w:bidi="pt_PT"/>
+        </w:rPr>
         <w:t>"eu me ajoelho diante do Pai".</w:t>
       </w:r>
     </w:p>
@@ -15949,6 +18259,21 @@
           <w:b/>
           <w:lang w:val="pt_PT" w:bidi="pt_PT"/>
         </w:rPr>
+        <w:t>ἐξ οὗ πᾶσα πατριὰ ἐν οὐρανοῖς καὶ ἐπὶ γῆς ὀνομάζεται</w:t>
+      </w:r>
+    </w:p>
+    <w:p>
+      <w:pPr/>
+      <w:r>
+        <w:rPr>
+          <w:lang w:val="pt_PT" w:bidi="pt_PT"/>
+        </w:rPr>
+      </w:r>
+      <w:r>
+        <w:rPr>
+          <w:b/>
+          <w:lang w:val="pt_PT" w:bidi="pt_PT"/>
+        </w:rPr>
         <w:t>"de quem todas as famílias no céu e na terra recebem o seu verdadeiro nome".</w:t>
       </w:r>
     </w:p>
@@ -16032,6 +18357,21 @@
           <w:b/>
           <w:lang w:val="pt_PT" w:bidi="pt_PT"/>
         </w:rPr>
+        <w:t>ἵνα</w:t>
+      </w:r>
+    </w:p>
+    <w:p>
+      <w:pPr/>
+      <w:r>
+        <w:rPr>
+          <w:lang w:val="pt_PT" w:bidi="pt_PT"/>
+        </w:rPr>
+      </w:r>
+      <w:r>
+        <w:rPr>
+          <w:b/>
+          <w:lang w:val="pt_PT" w:bidi="pt_PT"/>
+        </w:rPr>
         <w:t>"Eu peço a Deus que, da riqueza da sua glória, ele, por meio do seu Espírito, dê a vocês poder para que sejam espiritualmente fortes".</w:t>
       </w:r>
     </w:p>
@@ -16128,6 +18468,21 @@
           <w:b/>
           <w:lang w:val="pt_PT" w:bidi="pt_PT"/>
         </w:rPr>
+        <w:t>δῷ ὑμῖν κατὰ τὸ πλοῦτος τῆς δόξης αὐτοῦ, δυνάμει κραταιωθῆναι</w:t>
+      </w:r>
+    </w:p>
+    <w:p>
+      <w:pPr/>
+      <w:r>
+        <w:rPr>
+          <w:lang w:val="pt_PT" w:bidi="pt_PT"/>
+        </w:rPr>
+      </w:r>
+      <w:r>
+        <w:rPr>
+          <w:b/>
+          <w:lang w:val="pt_PT" w:bidi="pt_PT"/>
+        </w:rPr>
         <w:t>"da riqueza da sua glória, ele, por meio do seu Espírito, dê a vocês poder para que sejam espiritualmente fortes".</w:t>
       </w:r>
     </w:p>
@@ -16177,6 +18532,21 @@
         <w:rPr>
           <w:lang w:val="pt_PT" w:bidi="pt_PT"/>
         </w:rPr>
+      </w:r>
+    </w:p>
+    <w:p>
+      <w:pPr/>
+      <w:r>
+        <w:rPr>
+          <w:lang w:val="pt_PT" w:bidi="pt_PT"/>
+        </w:rPr>
+      </w:r>
+      <w:r>
+        <w:rPr>
+          <w:b/>
+          <w:lang w:val="pt_PT" w:bidi="pt_PT"/>
+        </w:rPr>
+        <w:t>δῷ</w:t>
       </w:r>
     </w:p>
     <w:p>
@@ -16416,6 +18786,21 @@
           <w:b/>
           <w:lang w:val="pt_PT" w:bidi="pt_PT"/>
         </w:rPr>
+        <w:t>κατοικῆσαι τὸν Χριστὸν διὰ τῆς πίστεως ἐν ταῖς καρδίαις ὑμῶν</w:t>
+      </w:r>
+    </w:p>
+    <w:p>
+      <w:pPr/>
+      <w:r>
+        <w:rPr>
+          <w:lang w:val="pt_PT" w:bidi="pt_PT"/>
+        </w:rPr>
+      </w:r>
+      <w:r>
+        <w:rPr>
+          <w:b/>
+          <w:lang w:val="pt_PT" w:bidi="pt_PT"/>
+        </w:rPr>
         <w:t>"por meio da fé, Cristo viva no coração de vocês".</w:t>
       </w:r>
     </w:p>
@@ -16525,6 +18910,21 @@
           <w:b/>
           <w:lang w:val="pt_PT" w:bidi="pt_PT"/>
         </w:rPr>
+        <w:t>ἐν ἀγάπῃ, ἐρριζωμένοι καὶ τεθεμελιωμένοι</w:t>
+      </w:r>
+    </w:p>
+    <w:p>
+      <w:pPr/>
+      <w:r>
+        <w:rPr>
+          <w:lang w:val="pt_PT" w:bidi="pt_PT"/>
+        </w:rPr>
+      </w:r>
+      <w:r>
+        <w:rPr>
+          <w:b/>
+          <w:lang w:val="pt_PT" w:bidi="pt_PT"/>
+        </w:rPr>
         <w:t>"para que vocês tenham raízes e alicerces no amor".</w:t>
       </w:r>
     </w:p>
@@ -16594,6 +18994,21 @@
         <w:rPr>
           <w:lang w:val="pt_PT" w:bidi="pt_PT"/>
         </w:rPr>
+      </w:r>
+    </w:p>
+    <w:p>
+      <w:pPr/>
+      <w:r>
+        <w:rPr>
+          <w:lang w:val="pt_PT" w:bidi="pt_PT"/>
+        </w:rPr>
+      </w:r>
+      <w:r>
+        <w:rPr>
+          <w:b/>
+          <w:lang w:val="pt_PT" w:bidi="pt_PT"/>
+        </w:rPr>
+        <w:t>ἵνα</w:t>
       </w:r>
     </w:p>
     <w:p>
@@ -16803,6 +19218,21 @@
           <w:b/>
           <w:lang w:val="pt_PT" w:bidi="pt_PT"/>
         </w:rPr>
+        <w:t>πᾶσιν τοῖς ἁγίοις</w:t>
+      </w:r>
+    </w:p>
+    <w:p>
+      <w:pPr/>
+      <w:r>
+        <w:rPr>
+          <w:lang w:val="pt_PT" w:bidi="pt_PT"/>
+        </w:rPr>
+      </w:r>
+      <w:r>
+        <w:rPr>
+          <w:b/>
+          <w:lang w:val="pt_PT" w:bidi="pt_PT"/>
+        </w:rPr>
         <w:t>"todo o povo de Deus".</w:t>
       </w:r>
     </w:p>
@@ -16866,6 +19296,21 @@
           <w:b/>
           <w:lang w:val="pt_PT" w:bidi="pt_PT"/>
         </w:rPr>
+        <w:t>τὸ πλάτος, καὶ μῆκος, καὶ ὕψος, καὶ βάθος</w:t>
+      </w:r>
+    </w:p>
+    <w:p>
+      <w:pPr/>
+      <w:r>
+        <w:rPr>
+          <w:lang w:val="pt_PT" w:bidi="pt_PT"/>
+        </w:rPr>
+      </w:r>
+      <w:r>
+        <w:rPr>
+          <w:b/>
+          <w:lang w:val="pt_PT" w:bidi="pt_PT"/>
+        </w:rPr>
         <w:t>"a sua largura, comprimento, altura e profundidade".</w:t>
       </w:r>
     </w:p>
@@ -16949,6 +19394,21 @@
           <w:b/>
           <w:lang w:val="pt_PT" w:bidi="pt_PT"/>
         </w:rPr>
+        <w:t>τὸ πλάτος, καὶ μῆκος, καὶ ὕψος, καὶ βάθος</w:t>
+      </w:r>
+    </w:p>
+    <w:p>
+      <w:pPr/>
+      <w:r>
+        <w:rPr>
+          <w:lang w:val="pt_PT" w:bidi="pt_PT"/>
+        </w:rPr>
+      </w:r>
+      <w:r>
+        <w:rPr>
+          <w:b/>
+          <w:lang w:val="pt_PT" w:bidi="pt_PT"/>
+        </w:rPr>
         <w:t>"a sua largura, comprimento, altura profundidade".</w:t>
       </w:r>
     </w:p>
@@ -17018,6 +19478,21 @@
         <w:rPr>
           <w:lang w:val="pt_PT" w:bidi="pt_PT"/>
         </w:rPr>
+      </w:r>
+    </w:p>
+    <w:p>
+      <w:pPr/>
+      <w:r>
+        <w:rPr>
+          <w:lang w:val="pt_PT" w:bidi="pt_PT"/>
+        </w:rPr>
+      </w:r>
+      <w:r>
+        <w:rPr>
+          <w:b/>
+          <w:lang w:val="pt_PT" w:bidi="pt_PT"/>
+        </w:rPr>
+        <w:t>γνῶναί τε τὴν &amp; ἀγάπην τοῦ Χριστοῦ</w:t>
       </w:r>
     </w:p>
     <w:p>
@@ -17230,6 +19705,21 @@
           <w:b/>
           <w:lang w:val="pt_PT" w:bidi="pt_PT"/>
         </w:rPr>
+        <w:t>ἵνα πληρωθῆτε εἰς πᾶν τὸ πλήρωμα τοῦ Θεοῦ</w:t>
+      </w:r>
+    </w:p>
+    <w:p>
+      <w:pPr/>
+      <w:r>
+        <w:rPr>
+          <w:lang w:val="pt_PT" w:bidi="pt_PT"/>
+        </w:rPr>
+      </w:r>
+      <w:r>
+        <w:rPr>
+          <w:b/>
+          <w:lang w:val="pt_PT" w:bidi="pt_PT"/>
+        </w:rPr>
         <w:t>"para que assim Deus encha completamente o ser de vocês com a sua natureza".</w:t>
       </w:r>
     </w:p>
@@ -17326,6 +19816,21 @@
           <w:b/>
           <w:lang w:val="pt_PT" w:bidi="pt_PT"/>
         </w:rPr>
+        <w:t>ἵνα πληρωθῆτε</w:t>
+      </w:r>
+    </w:p>
+    <w:p>
+      <w:pPr/>
+      <w:r>
+        <w:rPr>
+          <w:lang w:val="pt_PT" w:bidi="pt_PT"/>
+        </w:rPr>
+      </w:r>
+      <w:r>
+        <w:rPr>
+          <w:b/>
+          <w:lang w:val="pt_PT" w:bidi="pt_PT"/>
+        </w:rPr>
         <w:t>"para que assim Deus encha completamente o ser de vocês com a sua natureza".</w:t>
       </w:r>
     </w:p>
@@ -17422,6 +19927,21 @@
           <w:b/>
           <w:lang w:val="pt_PT" w:bidi="pt_PT"/>
         </w:rPr>
+        <w:t>εἰς πᾶν τὸ πλήρωμα τοῦ Θεοῦ</w:t>
+      </w:r>
+    </w:p>
+    <w:p>
+      <w:pPr/>
+      <w:r>
+        <w:rPr>
+          <w:lang w:val="pt_PT" w:bidi="pt_PT"/>
+        </w:rPr>
+      </w:r>
+      <w:r>
+        <w:rPr>
+          <w:b/>
+          <w:lang w:val="pt_PT" w:bidi="pt_PT"/>
+        </w:rPr>
         <w:t>"com a sua grandeza".</w:t>
       </w:r>
     </w:p>
@@ -17518,6 +20038,21 @@
           <w:b/>
           <w:lang w:val="pt_PT" w:bidi="pt_PT"/>
         </w:rPr>
+        <w:t>ἵνα</w:t>
+      </w:r>
+    </w:p>
+    <w:p>
+      <w:pPr/>
+      <w:r>
+        <w:rPr>
+          <w:lang w:val="pt_PT" w:bidi="pt_PT"/>
+        </w:rPr>
+      </w:r>
+      <w:r>
+        <w:rPr>
+          <w:b/>
+          <w:lang w:val="pt_PT" w:bidi="pt_PT"/>
+        </w:rPr>
         <w:t>"para que assim Deus encha".</w:t>
       </w:r>
     </w:p>
@@ -17836,6 +20371,21 @@
           <w:b/>
           <w:lang w:val="pt_PT" w:bidi="pt_PT"/>
         </w:rPr>
+        <w:t>ὑπὲρ πάντα, ποιῆσαι ὑπέρἐκπερισσοῦ ὧν αἰτούμεθα ἢ νοοῦμεν</w:t>
+      </w:r>
+    </w:p>
+    <w:p>
+      <w:pPr/>
+      <w:r>
+        <w:rPr>
+          <w:lang w:val="pt_PT" w:bidi="pt_PT"/>
+        </w:rPr>
+      </w:r>
+      <w:r>
+        <w:rPr>
+          <w:b/>
+          <w:lang w:val="pt_PT" w:bidi="pt_PT"/>
+        </w:rPr>
         <w:t>"pode fazer muito mais do que nós pedimos ou até pensamos!".</w:t>
       </w:r>
     </w:p>
@@ -17899,6 +20449,21 @@
           <w:b/>
           <w:lang w:val="pt_PT" w:bidi="pt_PT"/>
         </w:rPr>
+        <w:t>αὐτῷ ἡ δόξα ἐν τῇ ἐκκλησίᾳ</w:t>
+      </w:r>
+    </w:p>
+    <w:p>
+      <w:pPr/>
+      <w:r>
+        <w:rPr>
+          <w:lang w:val="pt_PT" w:bidi="pt_PT"/>
+        </w:rPr>
+      </w:r>
+      <w:r>
+        <w:rPr>
+          <w:b/>
+          <w:lang w:val="pt_PT" w:bidi="pt_PT"/>
+        </w:rPr>
         <w:t>"Glória a Deus por meio da Igreja".</w:t>
       </w:r>
     </w:p>
@@ -18058,6 +20623,21 @@
           <w:b/>
           <w:lang w:val="pt_PT" w:bidi="pt_PT"/>
         </w:rPr>
+        <w:t>οὖν</w:t>
+      </w:r>
+    </w:p>
+    <w:p>
+      <w:pPr/>
+      <w:r>
+        <w:rPr>
+          <w:lang w:val="pt_PT" w:bidi="pt_PT"/>
+        </w:rPr>
+      </w:r>
+      <w:r>
+        <w:rPr>
+          <w:b/>
+          <w:lang w:val="pt_PT" w:bidi="pt_PT"/>
+        </w:rPr>
         <w:t>"Por isso eu".</w:t>
       </w:r>
     </w:p>
@@ -18154,6 +20734,21 @@
           <w:b/>
           <w:lang w:val="pt_PT" w:bidi="pt_PT"/>
         </w:rPr>
+        <w:t>ὁ δέσμιος ἐν Κυρίῳ</w:t>
+      </w:r>
+    </w:p>
+    <w:p>
+      <w:pPr/>
+      <w:r>
+        <w:rPr>
+          <w:lang w:val="pt_PT" w:bidi="pt_PT"/>
+        </w:rPr>
+      </w:r>
+      <w:r>
+        <w:rPr>
+          <w:b/>
+          <w:lang w:val="pt_PT" w:bidi="pt_PT"/>
+        </w:rPr>
         <w:t>"que estou preso porque sirvo o Senhor Jesus Cristo".</w:t>
       </w:r>
     </w:p>
@@ -18313,6 +20908,21 @@
           <w:b/>
           <w:lang w:val="pt_PT" w:bidi="pt_PT"/>
         </w:rPr>
+        <w:t>τῆς κλήσεως ἧς ἐκλήθητε</w:t>
+      </w:r>
+    </w:p>
+    <w:p>
+      <w:pPr/>
+      <w:r>
+        <w:rPr>
+          <w:lang w:val="pt_PT" w:bidi="pt_PT"/>
+        </w:rPr>
+      </w:r>
+      <w:r>
+        <w:rPr>
+          <w:b/>
+          <w:lang w:val="pt_PT" w:bidi="pt_PT"/>
+        </w:rPr>
         <w:t>"que vivam de uma maneira que esteja de acordo com o que Deus quis quando chamou vocês".</w:t>
       </w:r>
     </w:p>
@@ -18389,6 +20999,21 @@
           <w:b/>
           <w:lang w:val="pt_PT" w:bidi="pt_PT"/>
         </w:rPr>
+        <w:t>μετὰ πάσης ταπεινοφροσύνης καὶ πραΰτητος</w:t>
+      </w:r>
+    </w:p>
+    <w:p>
+      <w:pPr/>
+      <w:r>
+        <w:rPr>
+          <w:lang w:val="pt_PT" w:bidi="pt_PT"/>
+        </w:rPr>
+      </w:r>
+      <w:r>
+        <w:rPr>
+          <w:b/>
+          <w:lang w:val="pt_PT" w:bidi="pt_PT"/>
+        </w:rPr>
         <w:t>"Sejam sempre humildes, bem educados e pacientes".</w:t>
       </w:r>
     </w:p>
@@ -18511,6 +21136,21 @@
           <w:b/>
           <w:lang w:val="pt_PT" w:bidi="pt_PT"/>
         </w:rPr>
+        <w:t>τηρεῖν τὴν ἑνότητα τοῦ Πνεύματος ἐν τῷ συνδέσμῳ τῆς εἰρήνης</w:t>
+      </w:r>
+    </w:p>
+    <w:p>
+      <w:pPr/>
+      <w:r>
+        <w:rPr>
+          <w:lang w:val="pt_PT" w:bidi="pt_PT"/>
+        </w:rPr>
+      </w:r>
+      <w:r>
+        <w:rPr>
+          <w:b/>
+          <w:lang w:val="pt_PT" w:bidi="pt_PT"/>
+        </w:rPr>
         <w:t>"Façam tudo para conservar, por meio da paz que une vocês, a união que o Espírito dá".</w:t>
       </w:r>
     </w:p>
@@ -18633,6 +21273,21 @@
           <w:b/>
           <w:lang w:val="pt_PT" w:bidi="pt_PT"/>
         </w:rPr>
+        <w:t>τηρεῖν τὴν ἑνότητα τοῦ Πνεύματος ἐν τῷ συνδέσμῳ τῆς εἰρήνης</w:t>
+      </w:r>
+    </w:p>
+    <w:p>
+      <w:pPr/>
+      <w:r>
+        <w:rPr>
+          <w:lang w:val="pt_PT" w:bidi="pt_PT"/>
+        </w:rPr>
+      </w:r>
+      <w:r>
+        <w:rPr>
+          <w:b/>
+          <w:lang w:val="pt_PT" w:bidi="pt_PT"/>
+        </w:rPr>
         <w:t>"Façam tudo para conservar, por meio da paz que une vocês".</w:t>
       </w:r>
     </w:p>
@@ -18742,6 +21397,21 @@
           <w:b/>
           <w:lang w:val="pt_PT" w:bidi="pt_PT"/>
         </w:rPr>
+        <w:t>ἓν σῶμα</w:t>
+      </w:r>
+    </w:p>
+    <w:p>
+      <w:pPr/>
+      <w:r>
+        <w:rPr>
+          <w:lang w:val="pt_PT" w:bidi="pt_PT"/>
+        </w:rPr>
+      </w:r>
+      <w:r>
+        <w:rPr>
+          <w:b/>
+          <w:lang w:val="pt_PT" w:bidi="pt_PT"/>
+        </w:rPr>
         <w:t>"Há um só corpo".</w:t>
       </w:r>
     </w:p>
@@ -18818,6 +21488,21 @@
           <w:b/>
           <w:lang w:val="pt_PT" w:bidi="pt_PT"/>
         </w:rPr>
+        <w:t>ἓν Πνεῦμα</w:t>
+      </w:r>
+    </w:p>
+    <w:p>
+      <w:pPr/>
+      <w:r>
+        <w:rPr>
+          <w:lang w:val="pt_PT" w:bidi="pt_PT"/>
+        </w:rPr>
+      </w:r>
+      <w:r>
+        <w:rPr>
+          <w:b/>
+          <w:lang w:val="pt_PT" w:bidi="pt_PT"/>
+        </w:rPr>
         <w:t>"e um só Espírito".</w:t>
       </w:r>
     </w:p>
@@ -18881,6 +21566,21 @@
           <w:b/>
           <w:lang w:val="pt_PT" w:bidi="pt_PT"/>
         </w:rPr>
+        <w:t>ἐκλήθητε ἐν μιᾷ ἐλπίδι τῆς κλήσεως ὑμῶν</w:t>
+      </w:r>
+    </w:p>
+    <w:p>
+      <w:pPr/>
+      <w:r>
+        <w:rPr>
+          <w:lang w:val="pt_PT" w:bidi="pt_PT"/>
+        </w:rPr>
+      </w:r>
+      <w:r>
+        <w:rPr>
+          <w:b/>
+          <w:lang w:val="pt_PT" w:bidi="pt_PT"/>
+        </w:rPr>
         <w:t>"e uma só esperança, para a qual Deus chamou vocês".</w:t>
       </w:r>
     </w:p>
@@ -19166,6 +21866,21 @@
           <w:b/>
           <w:lang w:val="pt_PT" w:bidi="pt_PT"/>
         </w:rPr>
+        <w:t>ἑνὶ &amp; ἑκάστῳ ἡμῶν ἐδόθη ἡ χάρις</w:t>
+      </w:r>
+    </w:p>
+    <w:p>
+      <w:pPr/>
+      <w:r>
+        <w:rPr>
+          <w:lang w:val="pt_PT" w:bidi="pt_PT"/>
+        </w:rPr>
+      </w:r>
+      <w:r>
+        <w:rPr>
+          <w:b/>
+          <w:lang w:val="pt_PT" w:bidi="pt_PT"/>
+        </w:rPr>
         <w:t>"Porém cada um de nós recebeu um dom especial".</w:t>
       </w:r>
     </w:p>
@@ -19262,6 +21977,21 @@
           <w:b/>
           <w:lang w:val="pt_PT" w:bidi="pt_PT"/>
         </w:rPr>
+        <w:t>ἑνὶ &amp; ἑκάστῳ ἡμῶν ἐδόθη ἡ χάρις</w:t>
+      </w:r>
+    </w:p>
+    <w:p>
+      <w:pPr/>
+      <w:r>
+        <w:rPr>
+          <w:lang w:val="pt_PT" w:bidi="pt_PT"/>
+        </w:rPr>
+      </w:r>
+      <w:r>
+        <w:rPr>
+          <w:b/>
+          <w:lang w:val="pt_PT" w:bidi="pt_PT"/>
+        </w:rPr>
         <w:t>"Porém cada um de nós recebeu um dom especial".</w:t>
       </w:r>
     </w:p>
@@ -19358,6 +22088,21 @@
           <w:b/>
           <w:lang w:val="pt_PT" w:bidi="pt_PT"/>
         </w:rPr>
+        <w:t>διὸ</w:t>
+      </w:r>
+    </w:p>
+    <w:p>
+      <w:pPr/>
+      <w:r>
+        <w:rPr>
+          <w:lang w:val="pt_PT" w:bidi="pt_PT"/>
+        </w:rPr>
+      </w:r>
+      <w:r>
+        <w:rPr>
+          <w:b/>
+          <w:lang w:val="pt_PT" w:bidi="pt_PT"/>
+        </w:rPr>
         <w:t xml:space="preserve">"Como dizem as Escrituras Sagradas:". </w:t>
       </w:r>
     </w:p>
@@ -19454,6 +22199,21 @@
           <w:b/>
           <w:lang w:val="pt_PT" w:bidi="pt_PT"/>
         </w:rPr>
+        <w:t>ἀναβὰς εἰς ὕψος</w:t>
+      </w:r>
+    </w:p>
+    <w:p>
+      <w:pPr/>
+      <w:r>
+        <w:rPr>
+          <w:lang w:val="pt_PT" w:bidi="pt_PT"/>
+        </w:rPr>
+      </w:r>
+      <w:r>
+        <w:rPr>
+          <w:b/>
+          <w:lang w:val="pt_PT" w:bidi="pt_PT"/>
+        </w:rPr>
         <w:t>"Quando ele subiu aos lugares mais altos".</w:t>
       </w:r>
     </w:p>
@@ -19517,6 +22277,21 @@
           <w:b/>
           <w:lang w:val="pt_PT" w:bidi="pt_PT"/>
         </w:rPr>
+        <w:t>ἀνέβη</w:t>
+      </w:r>
+    </w:p>
+    <w:p>
+      <w:pPr/>
+      <w:r>
+        <w:rPr>
+          <w:lang w:val="pt_PT" w:bidi="pt_PT"/>
+        </w:rPr>
+      </w:r>
+      <w:r>
+        <w:rPr>
+          <w:b/>
+          <w:lang w:val="pt_PT" w:bidi="pt_PT"/>
+        </w:rPr>
         <w:t>"Quando ele subiu aos lugares mais altos".</w:t>
       </w:r>
     </w:p>
@@ -19580,6 +22355,21 @@
           <w:b/>
           <w:lang w:val="pt_PT" w:bidi="pt_PT"/>
         </w:rPr>
+        <w:t>καὶ κατέβη</w:t>
+      </w:r>
+    </w:p>
+    <w:p>
+      <w:pPr/>
+      <w:r>
+        <w:rPr>
+          <w:lang w:val="pt_PT" w:bidi="pt_PT"/>
+        </w:rPr>
+      </w:r>
+      <w:r>
+        <w:rPr>
+          <w:b/>
+          <w:lang w:val="pt_PT" w:bidi="pt_PT"/>
+        </w:rPr>
         <w:t>"Quer dizer que ele também desceu".</w:t>
       </w:r>
     </w:p>
@@ -19643,6 +22433,21 @@
           <w:b/>
           <w:lang w:val="pt_PT" w:bidi="pt_PT"/>
         </w:rPr>
+        <w:t>εἰς τὰ κατώτερα μέρη τῆς γῆς</w:t>
+      </w:r>
+    </w:p>
+    <w:p>
+      <w:pPr/>
+      <w:r>
+        <w:rPr>
+          <w:lang w:val="pt_PT" w:bidi="pt_PT"/>
+        </w:rPr>
+      </w:r>
+      <w:r>
+        <w:rPr>
+          <w:b/>
+          <w:lang w:val="pt_PT" w:bidi="pt_PT"/>
+        </w:rPr>
         <w:t>"até os lugares mais baixos da terra".</w:t>
       </w:r>
     </w:p>
@@ -19758,6 +22563,21 @@
           <w:b/>
           <w:lang w:val="pt_PT" w:bidi="pt_PT"/>
         </w:rPr>
+        <w:t>ἵνα πληρώσῃ τὰ πάντα</w:t>
+      </w:r>
+    </w:p>
+    <w:p>
+      <w:pPr/>
+      <w:r>
+        <w:rPr>
+          <w:lang w:val="pt_PT" w:bidi="pt_PT"/>
+        </w:rPr>
+      </w:r>
+      <w:r>
+        <w:rPr>
+          <w:b/>
+          <w:lang w:val="pt_PT" w:bidi="pt_PT"/>
+        </w:rPr>
         <w:t>"para encher todo o Universo com a sua presença".</w:t>
       </w:r>
     </w:p>
@@ -19821,6 +22641,21 @@
           <w:b/>
           <w:lang w:val="pt_PT" w:bidi="pt_PT"/>
         </w:rPr>
+        <w:t>πληρώσῃ</w:t>
+      </w:r>
+    </w:p>
+    <w:p>
+      <w:pPr/>
+      <w:r>
+        <w:rPr>
+          <w:lang w:val="pt_PT" w:bidi="pt_PT"/>
+        </w:rPr>
+      </w:r>
+      <w:r>
+        <w:rPr>
+          <w:b/>
+          <w:lang w:val="pt_PT" w:bidi="pt_PT"/>
+        </w:rPr>
         <w:t>"para encher todo o Universo".</w:t>
       </w:r>
     </w:p>
@@ -19884,6 +22719,21 @@
           <w:b/>
           <w:lang w:val="pt_PT" w:bidi="pt_PT"/>
         </w:rPr>
+        <w:t>ποιμένας</w:t>
+      </w:r>
+    </w:p>
+    <w:p>
+      <w:pPr/>
+      <w:r>
+        <w:rPr>
+          <w:lang w:val="pt_PT" w:bidi="pt_PT"/>
+        </w:rPr>
+      </w:r>
+      <w:r>
+        <w:rPr>
+          <w:b/>
+          <w:lang w:val="pt_PT" w:bidi="pt_PT"/>
+        </w:rPr>
         <w:t>"pastores e mestres".</w:t>
       </w:r>
     </w:p>
@@ -19980,6 +22830,21 @@
           <w:b/>
           <w:lang w:val="pt_PT" w:bidi="pt_PT"/>
         </w:rPr>
+        <w:t>πρὸς τὸν καταρτισμὸν τῶν ἁγίων</w:t>
+      </w:r>
+    </w:p>
+    <w:p>
+      <w:pPr/>
+      <w:r>
+        <w:rPr>
+          <w:lang w:val="pt_PT" w:bidi="pt_PT"/>
+        </w:rPr>
+      </w:r>
+      <w:r>
+        <w:rPr>
+          <w:b/>
+          <w:lang w:val="pt_PT" w:bidi="pt_PT"/>
+        </w:rPr>
         <w:t>"para preparar o povo de Deus para o serviço cristão".</w:t>
       </w:r>
     </w:p>
@@ -20043,6 +22908,21 @@
           <w:b/>
           <w:lang w:val="pt_PT" w:bidi="pt_PT"/>
         </w:rPr>
+        <w:t>εἰς ἔργον διακονίας</w:t>
+      </w:r>
+    </w:p>
+    <w:p>
+      <w:pPr/>
+      <w:r>
+        <w:rPr>
+          <w:lang w:val="pt_PT" w:bidi="pt_PT"/>
+        </w:rPr>
+      </w:r>
+      <w:r>
+        <w:rPr>
+          <w:b/>
+          <w:lang w:val="pt_PT" w:bidi="pt_PT"/>
+        </w:rPr>
         <w:t>"para o serviço cristão".</w:t>
       </w:r>
     </w:p>
@@ -20106,6 +22986,21 @@
           <w:b/>
           <w:lang w:val="pt_PT" w:bidi="pt_PT"/>
         </w:rPr>
+        <w:t>εἰς οἰκοδομὴν τοῦ σώματος τοῦ Χριστοῦ</w:t>
+      </w:r>
+    </w:p>
+    <w:p>
+      <w:pPr/>
+      <w:r>
+        <w:rPr>
+          <w:lang w:val="pt_PT" w:bidi="pt_PT"/>
+        </w:rPr>
+      </w:r>
+      <w:r>
+        <w:rPr>
+          <w:b/>
+          <w:lang w:val="pt_PT" w:bidi="pt_PT"/>
+        </w:rPr>
         <w:t>"a fim de construir o corpo de Cristo".</w:t>
       </w:r>
     </w:p>
@@ -20189,6 +23084,21 @@
           <w:b/>
           <w:lang w:val="pt_PT" w:bidi="pt_PT"/>
         </w:rPr>
+        <w:t>οἰκοδομὴν</w:t>
+      </w:r>
+    </w:p>
+    <w:p>
+      <w:pPr/>
+      <w:r>
+        <w:rPr>
+          <w:lang w:val="pt_PT" w:bidi="pt_PT"/>
+        </w:rPr>
+      </w:r>
+      <w:r>
+        <w:rPr>
+          <w:b/>
+          <w:lang w:val="pt_PT" w:bidi="pt_PT"/>
+        </w:rPr>
         <w:t>"construir o corpo de Cristo".</w:t>
       </w:r>
     </w:p>
@@ -20417,6 +23327,21 @@
           <w:b/>
           <w:lang w:val="pt_PT" w:bidi="pt_PT"/>
         </w:rPr>
+        <w:t>καταντήσωμεν οἱ πάντες εἰς τὴν ἑνότητα τῆς πίστεως</w:t>
+      </w:r>
+    </w:p>
+    <w:p>
+      <w:pPr/>
+      <w:r>
+        <w:rPr>
+          <w:lang w:val="pt_PT" w:bidi="pt_PT"/>
+        </w:rPr>
+      </w:r>
+      <w:r>
+        <w:rPr>
+          <w:b/>
+          <w:lang w:val="pt_PT" w:bidi="pt_PT"/>
+        </w:rPr>
         <w:t>"todos nós chegaremos a ser um na nossa fé".</w:t>
       </w:r>
     </w:p>
@@ -20513,6 +23438,21 @@
           <w:b/>
           <w:lang w:val="pt_PT" w:bidi="pt_PT"/>
         </w:rPr>
+        <w:t>καταντήσωμεν οἱ πάντες εἰς τὴν ἑνότητα τῆς πίστεως</w:t>
+      </w:r>
+    </w:p>
+    <w:p>
+      <w:pPr/>
+      <w:r>
+        <w:rPr>
+          <w:lang w:val="pt_PT" w:bidi="pt_PT"/>
+        </w:rPr>
+      </w:r>
+      <w:r>
+        <w:rPr>
+          <w:b/>
+          <w:lang w:val="pt_PT" w:bidi="pt_PT"/>
+        </w:rPr>
         <w:t>"todos nós chegaremos a ser um na nossa fé".</w:t>
       </w:r>
     </w:p>
@@ -20609,6 +23549,21 @@
           <w:b/>
           <w:lang w:val="pt_PT" w:bidi="pt_PT"/>
         </w:rPr>
+        <w:t>τῆς ἐπιγνώσεως τοῦ Υἱοῦ τοῦ Θεοῦ</w:t>
+      </w:r>
+    </w:p>
+    <w:p>
+      <w:pPr/>
+      <w:r>
+        <w:rPr>
+          <w:lang w:val="pt_PT" w:bidi="pt_PT"/>
+        </w:rPr>
+      </w:r>
+      <w:r>
+        <w:rPr>
+          <w:b/>
+          <w:lang w:val="pt_PT" w:bidi="pt_PT"/>
+        </w:rPr>
         <w:t>"e no conhecimento do Filho de Deus".</w:t>
       </w:r>
     </w:p>
@@ -20705,6 +23660,21 @@
           <w:b/>
           <w:lang w:val="pt_PT" w:bidi="pt_PT"/>
         </w:rPr>
+        <w:t>τοῦ Υἱοῦ τοῦ Θεοῦ</w:t>
+      </w:r>
+    </w:p>
+    <w:p>
+      <w:pPr/>
+      <w:r>
+        <w:rPr>
+          <w:lang w:val="pt_PT" w:bidi="pt_PT"/>
+        </w:rPr>
+      </w:r>
+      <w:r>
+        <w:rPr>
+          <w:b/>
+          <w:lang w:val="pt_PT" w:bidi="pt_PT"/>
+        </w:rPr>
         <w:t>"do Filho de Deus".</w:t>
       </w:r>
     </w:p>
@@ -20795,6 +23765,21 @@
           <w:b/>
           <w:lang w:val="pt_PT" w:bidi="pt_PT"/>
         </w:rPr>
+        <w:t>εἰς ἄνδρα τέλειον</w:t>
+      </w:r>
+    </w:p>
+    <w:p>
+      <w:pPr/>
+      <w:r>
+        <w:rPr>
+          <w:lang w:val="pt_PT" w:bidi="pt_PT"/>
+        </w:rPr>
+      </w:r>
+      <w:r>
+        <w:rPr>
+          <w:b/>
+          <w:lang w:val="pt_PT" w:bidi="pt_PT"/>
+        </w:rPr>
         <w:t>"seremos pessoas maduras".</w:t>
       </w:r>
     </w:p>
@@ -20858,6 +23843,21 @@
           <w:b/>
           <w:lang w:val="pt_PT" w:bidi="pt_PT"/>
         </w:rPr>
+        <w:t>τέλειον</w:t>
+      </w:r>
+    </w:p>
+    <w:p>
+      <w:pPr/>
+      <w:r>
+        <w:rPr>
+          <w:lang w:val="pt_PT" w:bidi="pt_PT"/>
+        </w:rPr>
+      </w:r>
+      <w:r>
+        <w:rPr>
+          <w:b/>
+          <w:lang w:val="pt_PT" w:bidi="pt_PT"/>
+        </w:rPr>
         <w:t>"seremos pessoas maduras".</w:t>
       </w:r>
     </w:p>
@@ -20921,6 +23921,21 @@
           <w:b/>
           <w:lang w:val="pt_PT" w:bidi="pt_PT"/>
         </w:rPr>
+        <w:t>ἵνα</w:t>
+      </w:r>
+    </w:p>
+    <w:p>
+      <w:pPr/>
+      <w:r>
+        <w:rPr>
+          <w:lang w:val="pt_PT" w:bidi="pt_PT"/>
+        </w:rPr>
+      </w:r>
+      <w:r>
+        <w:rPr>
+          <w:b/>
+          <w:lang w:val="pt_PT" w:bidi="pt_PT"/>
+        </w:rPr>
         <w:t>"Então não seremos mais como crianças".</w:t>
       </w:r>
     </w:p>
@@ -21017,6 +24032,21 @@
           <w:b/>
           <w:lang w:val="pt_PT" w:bidi="pt_PT"/>
         </w:rPr>
+        <w:t>μηκέτι ὦμεν νήπιοι</w:t>
+      </w:r>
+    </w:p>
+    <w:p>
+      <w:pPr/>
+      <w:r>
+        <w:rPr>
+          <w:lang w:val="pt_PT" w:bidi="pt_PT"/>
+        </w:rPr>
+      </w:r>
+      <w:r>
+        <w:rPr>
+          <w:b/>
+          <w:lang w:val="pt_PT" w:bidi="pt_PT"/>
+        </w:rPr>
         <w:t>"não serremos mais como crianças".</w:t>
       </w:r>
     </w:p>
@@ -21113,6 +24143,21 @@
           <w:b/>
           <w:lang w:val="pt_PT" w:bidi="pt_PT"/>
         </w:rPr>
+        <w:t>κλυδωνιζόμενοι καὶ περιφερόμενοι παντὶ ἀνέμῳ τῆς διδασκαλίας</w:t>
+      </w:r>
+    </w:p>
+    <w:p>
+      <w:pPr/>
+      <w:r>
+        <w:rPr>
+          <w:lang w:val="pt_PT" w:bidi="pt_PT"/>
+        </w:rPr>
+      </w:r>
+      <w:r>
+        <w:rPr>
+          <w:b/>
+          <w:lang w:val="pt_PT" w:bidi="pt_PT"/>
+        </w:rPr>
         <w:t>"arrastados pelas ondas e empurrados por qualquer vento de ensinamentos de pessoas falsas".</w:t>
       </w:r>
     </w:p>
@@ -21222,6 +24267,21 @@
           <w:b/>
           <w:lang w:val="pt_PT" w:bidi="pt_PT"/>
         </w:rPr>
+        <w:t>ἐν τῇ κυβίᾳ τῶν ἀνθρώπων, ἐν πανουργίᾳ πρὸς τὴν μεθοδίαν τῆς πλάνης</w:t>
+      </w:r>
+    </w:p>
+    <w:p>
+      <w:pPr/>
+      <w:r>
+        <w:rPr>
+          <w:lang w:val="pt_PT" w:bidi="pt_PT"/>
+        </w:rPr>
+      </w:r>
+      <w:r>
+        <w:rPr>
+          <w:b/>
+          <w:lang w:val="pt_PT" w:bidi="pt_PT"/>
+        </w:rPr>
         <w:t>"Essas pessoas inventam mentiras e, por meio delas, levam outros para caminhos errados".</w:t>
       </w:r>
     </w:p>
@@ -21331,6 +24391,21 @@
           <w:b/>
           <w:lang w:val="pt_PT" w:bidi="pt_PT"/>
         </w:rPr>
+        <w:t>δὲ</w:t>
+      </w:r>
+    </w:p>
+    <w:p>
+      <w:pPr/>
+      <w:r>
+        <w:rPr>
+          <w:lang w:val="pt_PT" w:bidi="pt_PT"/>
+        </w:rPr>
+      </w:r>
+      <w:r>
+        <w:rPr>
+          <w:b/>
+          <w:lang w:val="pt_PT" w:bidi="pt_PT"/>
+        </w:rPr>
         <w:t>"Pelo contrário, falando a verdade com espírito de amor".</w:t>
       </w:r>
     </w:p>
@@ -21427,6 +24502,21 @@
           <w:b/>
           <w:lang w:val="pt_PT" w:bidi="pt_PT"/>
         </w:rPr>
+        <w:t>ἀληθεύοντες</w:t>
+      </w:r>
+    </w:p>
+    <w:p>
+      <w:pPr/>
+      <w:r>
+        <w:rPr>
+          <w:lang w:val="pt_PT" w:bidi="pt_PT"/>
+        </w:rPr>
+      </w:r>
+      <w:r>
+        <w:rPr>
+          <w:b/>
+          <w:lang w:val="pt_PT" w:bidi="pt_PT"/>
+        </w:rPr>
         <w:t>"falando a verdade".</w:t>
       </w:r>
     </w:p>
@@ -21523,6 +24613,21 @@
           <w:b/>
           <w:lang w:val="pt_PT" w:bidi="pt_PT"/>
         </w:rPr>
+        <w:t>ἐν ἀγάπῃ</w:t>
+      </w:r>
+    </w:p>
+    <w:p>
+      <w:pPr/>
+      <w:r>
+        <w:rPr>
+          <w:lang w:val="pt_PT" w:bidi="pt_PT"/>
+        </w:rPr>
+      </w:r>
+      <w:r>
+        <w:rPr>
+          <w:b/>
+          <w:lang w:val="pt_PT" w:bidi="pt_PT"/>
+        </w:rPr>
         <w:t>"com espírito de amor".</w:t>
       </w:r>
     </w:p>
@@ -21619,6 +24724,21 @@
           <w:b/>
           <w:lang w:val="pt_PT" w:bidi="pt_PT"/>
         </w:rPr>
+        <w:t>εἰς αὐτὸν &amp; ὅς ἐστιν ἡ κεφαλή</w:t>
+      </w:r>
+    </w:p>
+    <w:p>
+      <w:pPr/>
+      <w:r>
+        <w:rPr>
+          <w:lang w:val="pt_PT" w:bidi="pt_PT"/>
+        </w:rPr>
+      </w:r>
+      <w:r>
+        <w:rPr>
+          <w:b/>
+          <w:lang w:val="pt_PT" w:bidi="pt_PT"/>
+        </w:rPr>
         <w:t>"de Cristo, que é a cabeça".</w:t>
       </w:r>
     </w:p>
@@ -21715,6 +24835,21 @@
           <w:b/>
           <w:lang w:val="pt_PT" w:bidi="pt_PT"/>
         </w:rPr>
+        <w:t>ἐξ οὗ πᾶν τὸ σῶμα &amp; τὴν αὔξησιν τοῦ σώματος ποιεῖται</w:t>
+      </w:r>
+    </w:p>
+    <w:p>
+      <w:pPr/>
+      <w:r>
+        <w:rPr>
+          <w:lang w:val="pt_PT" w:bidi="pt_PT"/>
+        </w:rPr>
+      </w:r>
+      <w:r>
+        <w:rPr>
+          <w:b/>
+          <w:lang w:val="pt_PT" w:bidi="pt_PT"/>
+        </w:rPr>
         <w:t>"É ele quem faz com que o corpo todo fique bem ajustado e todas as partes fiquem ligadas".</w:t>
       </w:r>
     </w:p>
@@ -21811,6 +24946,21 @@
           <w:b/>
           <w:lang w:val="pt_PT" w:bidi="pt_PT"/>
         </w:rPr>
+        <w:t>εἰς οἰκοδομὴν ἑαυτοῦ ἐν ἀγάπῃ</w:t>
+      </w:r>
+    </w:p>
+    <w:p>
+      <w:pPr/>
+      <w:r>
+        <w:rPr>
+          <w:lang w:val="pt_PT" w:bidi="pt_PT"/>
+        </w:rPr>
+      </w:r>
+      <w:r>
+        <w:rPr>
+          <w:b/>
+          <w:lang w:val="pt_PT" w:bidi="pt_PT"/>
+        </w:rPr>
         <w:t>"e se desenvolve por meio do amor".</w:t>
       </w:r>
     </w:p>
@@ -21907,6 +25057,21 @@
           <w:b/>
           <w:lang w:val="pt_PT" w:bidi="pt_PT"/>
         </w:rPr>
+        <w:t>ἐν ἀγάπῃ</w:t>
+      </w:r>
+    </w:p>
+    <w:p>
+      <w:pPr/>
+      <w:r>
+        <w:rPr>
+          <w:lang w:val="pt_PT" w:bidi="pt_PT"/>
+        </w:rPr>
+      </w:r>
+      <w:r>
+        <w:rPr>
+          <w:b/>
+          <w:lang w:val="pt_PT" w:bidi="pt_PT"/>
+        </w:rPr>
         <w:t>"por meio do amor".</w:t>
       </w:r>
     </w:p>
@@ -22003,6 +25168,21 @@
           <w:b/>
           <w:lang w:val="pt_PT" w:bidi="pt_PT"/>
         </w:rPr>
+        <w:t>διὰ πάσης ἁφῆς τῆς ἐπιχορηγίας</w:t>
+      </w:r>
+    </w:p>
+    <w:p>
+      <w:pPr/>
+      <w:r>
+        <w:rPr>
+          <w:lang w:val="pt_PT" w:bidi="pt_PT"/>
+        </w:rPr>
+      </w:r>
+      <w:r>
+        <w:rPr>
+          <w:b/>
+          <w:lang w:val="pt_PT" w:bidi="pt_PT"/>
+        </w:rPr>
         <w:t>"fiquem ligadas entre si por meio da união de todas elas".</w:t>
       </w:r>
     </w:p>
@@ -22258,6 +25438,21 @@
           <w:b/>
           <w:lang w:val="pt_PT" w:bidi="pt_PT"/>
         </w:rPr>
+        <w:t>τοῦτο οὖν λέγω καὶ μαρτύρομαι</w:t>
+      </w:r>
+    </w:p>
+    <w:p>
+      <w:pPr/>
+      <w:r>
+        <w:rPr>
+          <w:lang w:val="pt_PT" w:bidi="pt_PT"/>
+        </w:rPr>
+      </w:r>
+      <w:r>
+        <w:rPr>
+          <w:b/>
+          <w:lang w:val="pt_PT" w:bidi="pt_PT"/>
+        </w:rPr>
         <w:t>"Portanto, em nome do Senhor eu digo e insisto no seguinte:".</w:t>
       </w:r>
     </w:p>
@@ -22321,6 +25516,21 @@
           <w:b/>
           <w:lang w:val="pt_PT" w:bidi="pt_PT"/>
         </w:rPr>
+        <w:t>ἐν Κυρίῳ</w:t>
+      </w:r>
+    </w:p>
+    <w:p>
+      <w:pPr/>
+      <w:r>
+        <w:rPr>
+          <w:lang w:val="pt_PT" w:bidi="pt_PT"/>
+        </w:rPr>
+      </w:r>
+      <w:r>
+        <w:rPr>
+          <w:b/>
+          <w:lang w:val="pt_PT" w:bidi="pt_PT"/>
+        </w:rPr>
         <w:t>"em nome do Senhor".</w:t>
       </w:r>
     </w:p>
@@ -22384,6 +25594,21 @@
           <w:b/>
           <w:lang w:val="pt_PT" w:bidi="pt_PT"/>
         </w:rPr>
+        <w:t>μηκέτι ὑμᾶς περιπατεῖν, καθὼς καὶ τὰ ἔθνη περιπατεῖ ἐν ματαιότητι τοῦ νοὸς αὐτῶν</w:t>
+      </w:r>
+    </w:p>
+    <w:p>
+      <w:pPr/>
+      <w:r>
+        <w:rPr>
+          <w:lang w:val="pt_PT" w:bidi="pt_PT"/>
+        </w:rPr>
+      </w:r>
+      <w:r>
+        <w:rPr>
+          <w:b/>
+          <w:lang w:val="pt_PT" w:bidi="pt_PT"/>
+        </w:rPr>
         <w:t>"não vivam mais como os pagãos, pois os pensamentos deles não têm valor".</w:t>
       </w:r>
     </w:p>
@@ -22467,6 +25692,21 @@
           <w:b/>
           <w:lang w:val="pt_PT" w:bidi="pt_PT"/>
         </w:rPr>
+        <w:t>ἐσκοτωμένοι τῇ διανοίᾳ</w:t>
+      </w:r>
+    </w:p>
+    <w:p>
+      <w:pPr/>
+      <w:r>
+        <w:rPr>
+          <w:lang w:val="pt_PT" w:bidi="pt_PT"/>
+        </w:rPr>
+      </w:r>
+      <w:r>
+        <w:rPr>
+          <w:b/>
+          <w:lang w:val="pt_PT" w:bidi="pt_PT"/>
+        </w:rPr>
         <w:t>"e a mente deles está na escuridão".</w:t>
       </w:r>
     </w:p>
@@ -22550,6 +25790,21 @@
           <w:b/>
           <w:lang w:val="pt_PT" w:bidi="pt_PT"/>
         </w:rPr>
+        <w:t>ἐσκοτωμένοι τῇ διανοίᾳ</w:t>
+      </w:r>
+    </w:p>
+    <w:p>
+      <w:pPr/>
+      <w:r>
+        <w:rPr>
+          <w:lang w:val="pt_PT" w:bidi="pt_PT"/>
+        </w:rPr>
+      </w:r>
+      <w:r>
+        <w:rPr>
+          <w:b/>
+          <w:lang w:val="pt_PT" w:bidi="pt_PT"/>
+        </w:rPr>
         <w:t>"e a mente deles está na escuridão".</w:t>
       </w:r>
     </w:p>
@@ -22646,6 +25901,21 @@
           <w:b/>
           <w:lang w:val="pt_PT" w:bidi="pt_PT"/>
         </w:rPr>
+        <w:t>ἀπηλλοτριωμένοι τῆς ζωῆς τοῦ Θεοῦ, διὰ τὴν ἄγνοιαν τὴν οὖσαν ἐν αὐτοῖς</w:t>
+      </w:r>
+    </w:p>
+    <w:p>
+      <w:pPr/>
+      <w:r>
+        <w:rPr>
+          <w:lang w:val="pt_PT" w:bidi="pt_PT"/>
+        </w:rPr>
+      </w:r>
+      <w:r>
+        <w:rPr>
+          <w:b/>
+          <w:lang w:val="pt_PT" w:bidi="pt_PT"/>
+        </w:rPr>
         <w:t>"Eles não têm parte na vida que Deus dá porque são completamente ignorantes e teimosos".</w:t>
       </w:r>
     </w:p>
@@ -22742,6 +26012,21 @@
           <w:b/>
           <w:lang w:val="pt_PT" w:bidi="pt_PT"/>
         </w:rPr>
+        <w:t>ἀπηλλοτριωμένοι</w:t>
+      </w:r>
+    </w:p>
+    <w:p>
+      <w:pPr/>
+      <w:r>
+        <w:rPr>
+          <w:lang w:val="pt_PT" w:bidi="pt_PT"/>
+        </w:rPr>
+      </w:r>
+      <w:r>
+        <w:rPr>
+          <w:b/>
+          <w:lang w:val="pt_PT" w:bidi="pt_PT"/>
+        </w:rPr>
         <w:t>"Eles não têm parte na vida que Deus dá".</w:t>
       </w:r>
     </w:p>
@@ -22805,6 +26090,21 @@
           <w:b/>
           <w:lang w:val="pt_PT" w:bidi="pt_PT"/>
         </w:rPr>
+        <w:t>ἄγνοιαν</w:t>
+      </w:r>
+    </w:p>
+    <w:p>
+      <w:pPr/>
+      <w:r>
+        <w:rPr>
+          <w:lang w:val="pt_PT" w:bidi="pt_PT"/>
+        </w:rPr>
+      </w:r>
+      <w:r>
+        <w:rPr>
+          <w:b/>
+          <w:lang w:val="pt_PT" w:bidi="pt_PT"/>
+        </w:rPr>
         <w:t>"porque são completamente ignorantes".</w:t>
       </w:r>
     </w:p>
@@ -22868,6 +26168,21 @@
           <w:b/>
           <w:lang w:val="pt_PT" w:bidi="pt_PT"/>
         </w:rPr>
+        <w:t>διὰ τὴν πώρωσιν τῆς καρδίας αὐτῶν</w:t>
+      </w:r>
+    </w:p>
+    <w:p>
+      <w:pPr/>
+      <w:r>
+        <w:rPr>
+          <w:lang w:val="pt_PT" w:bidi="pt_PT"/>
+        </w:rPr>
+      </w:r>
+      <w:r>
+        <w:rPr>
+          <w:b/>
+          <w:lang w:val="pt_PT" w:bidi="pt_PT"/>
+        </w:rPr>
         <w:t>"e teimosos".</w:t>
       </w:r>
     </w:p>
@@ -22964,6 +26279,21 @@
           <w:b/>
           <w:lang w:val="pt_PT" w:bidi="pt_PT"/>
         </w:rPr>
+        <w:t>διὰ</w:t>
+      </w:r>
+    </w:p>
+    <w:p>
+      <w:pPr/>
+      <w:r>
+        <w:rPr>
+          <w:lang w:val="pt_PT" w:bidi="pt_PT"/>
+        </w:rPr>
+      </w:r>
+      <w:r>
+        <w:rPr>
+          <w:b/>
+          <w:lang w:val="pt_PT" w:bidi="pt_PT"/>
+        </w:rPr>
         <w:t>"porque são completamente".</w:t>
       </w:r>
     </w:p>
@@ -23060,6 +26390,21 @@
           <w:b/>
           <w:lang w:val="pt_PT" w:bidi="pt_PT"/>
         </w:rPr>
+        <w:t>διὰ</w:t>
+      </w:r>
+    </w:p>
+    <w:p>
+      <w:pPr/>
+      <w:r>
+        <w:rPr>
+          <w:lang w:val="pt_PT" w:bidi="pt_PT"/>
+        </w:rPr>
+      </w:r>
+      <w:r>
+        <w:rPr>
+          <w:b/>
+          <w:lang w:val="pt_PT" w:bidi="pt_PT"/>
+        </w:rPr>
         <w:t>"porque são completamente".</w:t>
       </w:r>
     </w:p>
@@ -23142,6 +26487,21 @@
         <w:rPr>
           <w:lang w:val="pt_PT" w:bidi="pt_PT"/>
         </w:rPr>
+      </w:r>
+    </w:p>
+    <w:p>
+      <w:pPr/>
+      <w:r>
+        <w:rPr>
+          <w:lang w:val="pt_PT" w:bidi="pt_PT"/>
+        </w:rPr>
+      </w:r>
+      <w:r>
+        <w:rPr>
+          <w:b/>
+          <w:lang w:val="pt_PT" w:bidi="pt_PT"/>
+        </w:rPr>
+        <w:t>ἑαυτοὺς παρέδωκαν τῇ ἀσελγείᾳ</w:t>
       </w:r>
     </w:p>
     <w:p>
@@ -23333,6 +26693,21 @@
           <w:b/>
           <w:lang w:val="pt_PT" w:bidi="pt_PT"/>
         </w:rPr>
+        <w:t>δὲ</w:t>
+      </w:r>
+    </w:p>
+    <w:p>
+      <w:pPr/>
+      <w:r>
+        <w:rPr>
+          <w:lang w:val="pt_PT" w:bidi="pt_PT"/>
+        </w:rPr>
+      </w:r>
+      <w:r>
+        <w:rPr>
+          <w:b/>
+          <w:lang w:val="pt_PT" w:bidi="pt_PT"/>
+        </w:rPr>
         <w:t>"Mas não foi essa".</w:t>
       </w:r>
     </w:p>
@@ -23429,6 +26804,21 @@
           <w:b/>
           <w:lang w:val="pt_PT" w:bidi="pt_PT"/>
         </w:rPr>
+        <w:t>εἴ γε αὐτὸν ἠκούσατε καὶ ἐν αὐτῷ ἐδιδάχθητε</w:t>
+      </w:r>
+    </w:p>
+    <w:p>
+      <w:pPr/>
+      <w:r>
+        <w:rPr>
+          <w:lang w:val="pt_PT" w:bidi="pt_PT"/>
+        </w:rPr>
+      </w:r>
+      <w:r>
+        <w:rPr>
+          <w:b/>
+          <w:lang w:val="pt_PT" w:bidi="pt_PT"/>
+        </w:rPr>
         <w:t>"Com certeza vocês ouviram falar dele e, como seus seguidores, aprenderam a verdade que está em Jesus".</w:t>
       </w:r>
     </w:p>
@@ -23538,6 +26928,21 @@
           <w:b/>
           <w:lang w:val="pt_PT" w:bidi="pt_PT"/>
         </w:rPr>
+        <w:t>ἐν αὐτῷ ἐδιδάχθητε</w:t>
+      </w:r>
+    </w:p>
+    <w:p>
+      <w:pPr/>
+      <w:r>
+        <w:rPr>
+          <w:lang w:val="pt_PT" w:bidi="pt_PT"/>
+        </w:rPr>
+      </w:r>
+      <w:r>
+        <w:rPr>
+          <w:b/>
+          <w:lang w:val="pt_PT" w:bidi="pt_PT"/>
+        </w:rPr>
         <w:t>"aprenderam a verdade que está em Jesus".</w:t>
       </w:r>
     </w:p>
@@ -23634,6 +27039,21 @@
           <w:b/>
           <w:lang w:val="pt_PT" w:bidi="pt_PT"/>
         </w:rPr>
+        <w:t>καθώς ἐστιν ἀλήθεια ἐν τῷ Ἰησοῦ</w:t>
+      </w:r>
+    </w:p>
+    <w:p>
+      <w:pPr/>
+      <w:r>
+        <w:rPr>
+          <w:lang w:val="pt_PT" w:bidi="pt_PT"/>
+        </w:rPr>
+      </w:r>
+      <w:r>
+        <w:rPr>
+          <w:b/>
+          <w:lang w:val="pt_PT" w:bidi="pt_PT"/>
+        </w:rPr>
         <w:t>"aprenderam a verdade que está em Jesus".</w:t>
       </w:r>
     </w:p>
@@ -23697,6 +27117,21 @@
           <w:b/>
           <w:lang w:val="pt_PT" w:bidi="pt_PT"/>
         </w:rPr>
+        <w:t>ἀποθέσθαι ὑμᾶς κατὰ τὴν προτέραν ἀναστροφὴν</w:t>
+      </w:r>
+    </w:p>
+    <w:p>
+      <w:pPr/>
+      <w:r>
+        <w:rPr>
+          <w:lang w:val="pt_PT" w:bidi="pt_PT"/>
+        </w:rPr>
+      </w:r>
+      <w:r>
+        <w:rPr>
+          <w:b/>
+          <w:lang w:val="pt_PT" w:bidi="pt_PT"/>
+        </w:rPr>
         <w:t>"abandonem a velha natureza de vocês".</w:t>
       </w:r>
     </w:p>
@@ -23793,6 +27228,21 @@
           <w:b/>
           <w:lang w:val="pt_PT" w:bidi="pt_PT"/>
         </w:rPr>
+        <w:t>ἀποθέσθαι ὑμᾶς κατὰ τὴν προτέραν ἀναστροφὴν τὸν παλαιὸν ἄνθρωπον</w:t>
+      </w:r>
+    </w:p>
+    <w:p>
+      <w:pPr/>
+      <w:r>
+        <w:rPr>
+          <w:lang w:val="pt_PT" w:bidi="pt_PT"/>
+        </w:rPr>
+      </w:r>
+      <w:r>
+        <w:rPr>
+          <w:b/>
+          <w:lang w:val="pt_PT" w:bidi="pt_PT"/>
+        </w:rPr>
         <w:t>"abandonem a velha natureza de vocês".</w:t>
       </w:r>
     </w:p>
@@ -23876,6 +27326,21 @@
           <w:b/>
           <w:lang w:val="pt_PT" w:bidi="pt_PT"/>
         </w:rPr>
+        <w:t>τὸν παλαιὸν ἄνθρωπον</w:t>
+      </w:r>
+    </w:p>
+    <w:p>
+      <w:pPr/>
+      <w:r>
+        <w:rPr>
+          <w:lang w:val="pt_PT" w:bidi="pt_PT"/>
+        </w:rPr>
+      </w:r>
+      <w:r>
+        <w:rPr>
+          <w:b/>
+          <w:lang w:val="pt_PT" w:bidi="pt_PT"/>
+        </w:rPr>
         <w:t>"a velha natureza".</w:t>
       </w:r>
     </w:p>
@@ -24068,6 +27533,21 @@
           <w:b/>
           <w:lang w:val="pt_PT" w:bidi="pt_PT"/>
         </w:rPr>
+        <w:t>ἀνανεοῦσθαι &amp; τῷ πνεύματι τοῦ νοὸς ὑμῶν</w:t>
+      </w:r>
+    </w:p>
+    <w:p>
+      <w:pPr/>
+      <w:r>
+        <w:rPr>
+          <w:lang w:val="pt_PT" w:bidi="pt_PT"/>
+        </w:rPr>
+      </w:r>
+      <w:r>
+        <w:rPr>
+          <w:b/>
+          <w:lang w:val="pt_PT" w:bidi="pt_PT"/>
+        </w:rPr>
         <w:t>"É preciso que o coração e a mente de vocês sejam completamente renovados".</w:t>
       </w:r>
     </w:p>
@@ -24151,6 +27631,21 @@
           <w:b/>
           <w:lang w:val="pt_PT" w:bidi="pt_PT"/>
         </w:rPr>
+        <w:t>ἐν δικαιοσύνῃ καὶ ὁσιότητι τῆς ἀληθείας</w:t>
+      </w:r>
+    </w:p>
+    <w:p>
+      <w:pPr/>
+      <w:r>
+        <w:rPr>
+          <w:lang w:val="pt_PT" w:bidi="pt_PT"/>
+        </w:rPr>
+      </w:r>
+      <w:r>
+        <w:rPr>
+          <w:b/>
+          <w:lang w:val="pt_PT" w:bidi="pt_PT"/>
+        </w:rPr>
         <w:t>"a qual é correta e dedicada a ele".</w:t>
       </w:r>
     </w:p>
@@ -24247,6 +27742,21 @@
           <w:b/>
           <w:lang w:val="pt_PT" w:bidi="pt_PT"/>
         </w:rPr>
+        <w:t>ἐνδύσασθαι τὸν καινὸν ἄνθρωπον</w:t>
+      </w:r>
+    </w:p>
+    <w:p>
+      <w:pPr/>
+      <w:r>
+        <w:rPr>
+          <w:lang w:val="pt_PT" w:bidi="pt_PT"/>
+        </w:rPr>
+      </w:r>
+      <w:r>
+        <w:rPr>
+          <w:b/>
+          <w:lang w:val="pt_PT" w:bidi="pt_PT"/>
+        </w:rPr>
         <w:t>"Vistam-se com a nova natureza".</w:t>
       </w:r>
     </w:p>
@@ -24356,6 +27866,21 @@
           <w:b/>
           <w:lang w:val="pt_PT" w:bidi="pt_PT"/>
         </w:rPr>
+        <w:t>διὸ</w:t>
+      </w:r>
+    </w:p>
+    <w:p>
+      <w:pPr/>
+      <w:r>
+        <w:rPr>
+          <w:lang w:val="pt_PT" w:bidi="pt_PT"/>
+        </w:rPr>
+      </w:r>
+      <w:r>
+        <w:rPr>
+          <w:b/>
+          <w:lang w:val="pt_PT" w:bidi="pt_PT"/>
+        </w:rPr>
         <w:t>"Por isso não mintam mais".</w:t>
       </w:r>
     </w:p>
@@ -24452,6 +27977,21 @@
           <w:b/>
           <w:lang w:val="pt_PT" w:bidi="pt_PT"/>
         </w:rPr>
+        <w:t>ἀποθέμενοι τὸ ψεῦδος</w:t>
+      </w:r>
+    </w:p>
+    <w:p>
+      <w:pPr/>
+      <w:r>
+        <w:rPr>
+          <w:lang w:val="pt_PT" w:bidi="pt_PT"/>
+        </w:rPr>
+      </w:r>
+      <w:r>
+        <w:rPr>
+          <w:b/>
+          <w:lang w:val="pt_PT" w:bidi="pt_PT"/>
+        </w:rPr>
         <w:t>"não mintam mais".</w:t>
       </w:r>
     </w:p>
@@ -24548,6 +28088,21 @@
           <w:b/>
           <w:lang w:val="pt_PT" w:bidi="pt_PT"/>
         </w:rPr>
+        <w:t>λαλεῖτε ἀλήθειαν ἕκαστος</w:t>
+      </w:r>
+    </w:p>
+    <w:p>
+      <w:pPr/>
+      <w:r>
+        <w:rPr>
+          <w:lang w:val="pt_PT" w:bidi="pt_PT"/>
+        </w:rPr>
+      </w:r>
+      <w:r>
+        <w:rPr>
+          <w:b/>
+          <w:lang w:val="pt_PT" w:bidi="pt_PT"/>
+        </w:rPr>
         <w:t>"Que cada um diga a verdade".</w:t>
       </w:r>
     </w:p>
@@ -24644,6 +28199,21 @@
           <w:b/>
           <w:lang w:val="pt_PT" w:bidi="pt_PT"/>
         </w:rPr>
+        <w:t>ὅτι</w:t>
+      </w:r>
+    </w:p>
+    <w:p>
+      <w:pPr/>
+      <w:r>
+        <w:rPr>
+          <w:lang w:val="pt_PT" w:bidi="pt_PT"/>
+        </w:rPr>
+      </w:r>
+      <w:r>
+        <w:rPr>
+          <w:b/>
+          <w:lang w:val="pt_PT" w:bidi="pt_PT"/>
+        </w:rPr>
         <w:t>"pois todos nós".</w:t>
       </w:r>
     </w:p>
@@ -24740,6 +28310,21 @@
           <w:b/>
           <w:lang w:val="pt_PT" w:bidi="pt_PT"/>
         </w:rPr>
+        <w:t>ἐσμὲν ἀλλήλων μέλη</w:t>
+      </w:r>
+    </w:p>
+    <w:p>
+      <w:pPr/>
+      <w:r>
+        <w:rPr>
+          <w:lang w:val="pt_PT" w:bidi="pt_PT"/>
+        </w:rPr>
+      </w:r>
+      <w:r>
+        <w:rPr>
+          <w:b/>
+          <w:lang w:val="pt_PT" w:bidi="pt_PT"/>
+        </w:rPr>
         <w:t>"somos membros do corpo de Cristo!".</w:t>
       </w:r>
     </w:p>
@@ -24823,6 +28408,21 @@
           <w:b/>
           <w:lang w:val="pt_PT" w:bidi="pt_PT"/>
         </w:rPr>
+        <w:t>ὀργίζεσθε, καὶ μὴ ἁμαρτάνετε</w:t>
+      </w:r>
+    </w:p>
+    <w:p>
+      <w:pPr/>
+      <w:r>
+        <w:rPr>
+          <w:lang w:val="pt_PT" w:bidi="pt_PT"/>
+        </w:rPr>
+      </w:r>
+      <w:r>
+        <w:rPr>
+          <w:b/>
+          <w:lang w:val="pt_PT" w:bidi="pt_PT"/>
+        </w:rPr>
         <w:t>"Se vocês ficarem com raiva, não deixem que isso faça com que pequem".</w:t>
       </w:r>
     </w:p>
@@ -24886,6 +28486,21 @@
           <w:b/>
           <w:lang w:val="pt_PT" w:bidi="pt_PT"/>
         </w:rPr>
+        <w:t>ὁ ἥλιος μὴ ἐπιδυέτω ἐπὶ παροργισμῷ ὑμῶν</w:t>
+      </w:r>
+    </w:p>
+    <w:p>
+      <w:pPr/>
+      <w:r>
+        <w:rPr>
+          <w:lang w:val="pt_PT" w:bidi="pt_PT"/>
+        </w:rPr>
+      </w:r>
+      <w:r>
+        <w:rPr>
+          <w:b/>
+          <w:lang w:val="pt_PT" w:bidi="pt_PT"/>
+        </w:rPr>
         <w:t>"e não fiquem o dia inteiro com raiva".</w:t>
       </w:r>
     </w:p>
@@ -24982,6 +28597,21 @@
           <w:b/>
           <w:lang w:val="pt_PT" w:bidi="pt_PT"/>
         </w:rPr>
+        <w:t>μηδὲ δίδοτε τόπον τῷ διαβόλῳ</w:t>
+      </w:r>
+    </w:p>
+    <w:p>
+      <w:pPr/>
+      <w:r>
+        <w:rPr>
+          <w:lang w:val="pt_PT" w:bidi="pt_PT"/>
+        </w:rPr>
+      </w:r>
+      <w:r>
+        <w:rPr>
+          <w:b/>
+          <w:lang w:val="pt_PT" w:bidi="pt_PT"/>
+        </w:rPr>
         <w:t>"Não deem ao Diabo oportunidade para tentar vocês".</w:t>
       </w:r>
     </w:p>
@@ -25045,6 +28675,21 @@
           <w:b/>
           <w:lang w:val="pt_PT" w:bidi="pt_PT"/>
         </w:rPr>
+        <w:t>μᾶλλον δὲ</w:t>
+      </w:r>
+    </w:p>
+    <w:p>
+      <w:pPr/>
+      <w:r>
+        <w:rPr>
+          <w:lang w:val="pt_PT" w:bidi="pt_PT"/>
+        </w:rPr>
+      </w:r>
+      <w:r>
+        <w:rPr>
+          <w:b/>
+          <w:lang w:val="pt_PT" w:bidi="pt_PT"/>
+        </w:rPr>
         <w:t>"porém comece a trabalhar a fim de viver honestamente e poder ajudar os pobres".</w:t>
       </w:r>
     </w:p>
@@ -25141,6 +28786,21 @@
           <w:b/>
           <w:lang w:val="pt_PT" w:bidi="pt_PT"/>
         </w:rPr>
+        <w:t>ἵνα</w:t>
+      </w:r>
+    </w:p>
+    <w:p>
+      <w:pPr/>
+      <w:r>
+        <w:rPr>
+          <w:lang w:val="pt_PT" w:bidi="pt_PT"/>
+        </w:rPr>
+      </w:r>
+      <w:r>
+        <w:rPr>
+          <w:b/>
+          <w:lang w:val="pt_PT" w:bidi="pt_PT"/>
+        </w:rPr>
         <w:t>"a fim de viver honestamente e poder ajudar os pobres".</w:t>
       </w:r>
     </w:p>
@@ -25300,6 +28960,21 @@
           <w:b/>
           <w:lang w:val="pt_PT" w:bidi="pt_PT"/>
         </w:rPr>
+        <w:t>ἀλλ’</w:t>
+      </w:r>
+    </w:p>
+    <w:p>
+      <w:pPr/>
+      <w:r>
+        <w:rPr>
+          <w:lang w:val="pt_PT" w:bidi="pt_PT"/>
+        </w:rPr>
+      </w:r>
+      <w:r>
+        <w:rPr>
+          <w:b/>
+          <w:lang w:val="pt_PT" w:bidi="pt_PT"/>
+        </w:rPr>
         <w:t>"mas usem apenas palavras boas".</w:t>
       </w:r>
     </w:p>
@@ -25396,6 +29071,21 @@
           <w:b/>
           <w:lang w:val="pt_PT" w:bidi="pt_PT"/>
         </w:rPr>
+        <w:t>πρὸς οἰκοδομὴν</w:t>
+      </w:r>
+    </w:p>
+    <w:p>
+      <w:pPr/>
+      <w:r>
+        <w:rPr>
+          <w:lang w:val="pt_PT" w:bidi="pt_PT"/>
+        </w:rPr>
+      </w:r>
+      <w:r>
+        <w:rPr>
+          <w:b/>
+          <w:lang w:val="pt_PT" w:bidi="pt_PT"/>
+        </w:rPr>
         <w:t>"que ajudam os outros a crescer na fé".</w:t>
       </w:r>
     </w:p>
@@ -25459,6 +29149,21 @@
           <w:b/>
           <w:lang w:val="pt_PT" w:bidi="pt_PT"/>
         </w:rPr>
+        <w:t>ἵνα</w:t>
+      </w:r>
+    </w:p>
+    <w:p>
+      <w:pPr/>
+      <w:r>
+        <w:rPr>
+          <w:lang w:val="pt_PT" w:bidi="pt_PT"/>
+        </w:rPr>
+      </w:r>
+      <w:r>
+        <w:rPr>
+          <w:b/>
+          <w:lang w:val="pt_PT" w:bidi="pt_PT"/>
+        </w:rPr>
         <w:t>"para que as coisas que vocês dizem".</w:t>
       </w:r>
     </w:p>
@@ -25555,6 +29260,21 @@
           <w:b/>
           <w:lang w:val="pt_PT" w:bidi="pt_PT"/>
         </w:rPr>
+        <w:t>τῆς χρείας, ἵνα δῷ χάριν τοῖς ἀκούουσιν</w:t>
+      </w:r>
+    </w:p>
+    <w:p>
+      <w:pPr/>
+      <w:r>
+        <w:rPr>
+          <w:lang w:val="pt_PT" w:bidi="pt_PT"/>
+        </w:rPr>
+      </w:r>
+      <w:r>
+        <w:rPr>
+          <w:b/>
+          <w:lang w:val="pt_PT" w:bidi="pt_PT"/>
+        </w:rPr>
         <w:t>"para que as coisas que vocês dizem façam bem aos que ouvem".</w:t>
       </w:r>
     </w:p>
@@ -25618,6 +29338,21 @@
           <w:b/>
           <w:lang w:val="pt_PT" w:bidi="pt_PT"/>
         </w:rPr>
+        <w:t>ἵνα δῷ χάριν τοῖς ἀκούουσιν</w:t>
+      </w:r>
+    </w:p>
+    <w:p>
+      <w:pPr/>
+      <w:r>
+        <w:rPr>
+          <w:lang w:val="pt_PT" w:bidi="pt_PT"/>
+        </w:rPr>
+      </w:r>
+      <w:r>
+        <w:rPr>
+          <w:b/>
+          <w:lang w:val="pt_PT" w:bidi="pt_PT"/>
+        </w:rPr>
         <w:t>"para que as coisas que vocês dizem façam bem aos que ouvem".</w:t>
       </w:r>
     </w:p>
@@ -25714,6 +29449,21 @@
           <w:b/>
           <w:lang w:val="pt_PT" w:bidi="pt_PT"/>
         </w:rPr>
+        <w:t>μὴ λυπεῖτε</w:t>
+      </w:r>
+    </w:p>
+    <w:p>
+      <w:pPr/>
+      <w:r>
+        <w:rPr>
+          <w:lang w:val="pt_PT" w:bidi="pt_PT"/>
+        </w:rPr>
+      </w:r>
+      <w:r>
+        <w:rPr>
+          <w:b/>
+          <w:lang w:val="pt_PT" w:bidi="pt_PT"/>
+        </w:rPr>
         <w:t>"E não façam com que o Espírito Santo de Deus fique triste".</w:t>
       </w:r>
     </w:p>
@@ -25777,6 +29527,21 @@
           <w:b/>
           <w:lang w:val="pt_PT" w:bidi="pt_PT"/>
         </w:rPr>
+        <w:t>ἐν ᾧ ἐσφραγίσθητε εἰς ἡμέραν ἀπολυτρώσεως</w:t>
+      </w:r>
+    </w:p>
+    <w:p>
+      <w:pPr/>
+      <w:r>
+        <w:rPr>
+          <w:lang w:val="pt_PT" w:bidi="pt_PT"/>
+        </w:rPr>
+      </w:r>
+      <w:r>
+        <w:rPr>
+          <w:b/>
+          <w:lang w:val="pt_PT" w:bidi="pt_PT"/>
+        </w:rPr>
         <w:t>"Pois o Espírito é a marca de propriedade de Deus colocada em vocês, a qual é a garantia de que chegará o dia em que Deus os libertará".</w:t>
       </w:r>
     </w:p>
@@ -25860,6 +29625,21 @@
           <w:b/>
           <w:lang w:val="pt_PT" w:bidi="pt_PT"/>
         </w:rPr>
+        <w:t>ἐν ᾧ ἐσφραγίσθητε εἰς ἡμέραν ἀπολυτρώσεως</w:t>
+      </w:r>
+    </w:p>
+    <w:p>
+      <w:pPr/>
+      <w:r>
+        <w:rPr>
+          <w:lang w:val="pt_PT" w:bidi="pt_PT"/>
+        </w:rPr>
+      </w:r>
+      <w:r>
+        <w:rPr>
+          <w:b/>
+          <w:lang w:val="pt_PT" w:bidi="pt_PT"/>
+        </w:rPr>
         <w:t>"a qual é a garantia de que chegará o dia em que Deus os libertará".</w:t>
       </w:r>
     </w:p>
@@ -26089,6 +29869,21 @@
           <w:b/>
           <w:lang w:val="pt_PT" w:bidi="pt_PT"/>
         </w:rPr>
+        <w:t>πικρία, καὶ θυμὸς, καὶ ὀργὴ</w:t>
+      </w:r>
+    </w:p>
+    <w:p>
+      <w:pPr/>
+      <w:r>
+        <w:rPr>
+          <w:lang w:val="pt_PT" w:bidi="pt_PT"/>
+        </w:rPr>
+      </w:r>
+      <w:r>
+        <w:rPr>
+          <w:b/>
+          <w:lang w:val="pt_PT" w:bidi="pt_PT"/>
+        </w:rPr>
         <w:t>"toda amargura, todo ódio e toda raiva".</w:t>
       </w:r>
     </w:p>
@@ -26211,6 +30006,21 @@
           <w:b/>
           <w:lang w:val="pt_PT" w:bidi="pt_PT"/>
         </w:rPr>
+        <w:t>κακίᾳ</w:t>
+      </w:r>
+    </w:p>
+    <w:p>
+      <w:pPr/>
+      <w:r>
+        <w:rPr>
+          <w:lang w:val="pt_PT" w:bidi="pt_PT"/>
+        </w:rPr>
+      </w:r>
+      <w:r>
+        <w:rPr>
+          <w:b/>
+          <w:lang w:val="pt_PT" w:bidi="pt_PT"/>
+        </w:rPr>
         <w:t>"e maldades".</w:t>
       </w:r>
     </w:p>
@@ -26307,6 +30117,21 @@
           <w:b/>
           <w:lang w:val="pt_PT" w:bidi="pt_PT"/>
         </w:rPr>
+        <w:t>δὲ</w:t>
+      </w:r>
+    </w:p>
+    <w:p>
+      <w:pPr/>
+      <w:r>
+        <w:rPr>
+          <w:lang w:val="pt_PT" w:bidi="pt_PT"/>
+        </w:rPr>
+      </w:r>
+      <w:r>
+        <w:rPr>
+          <w:b/>
+          <w:lang w:val="pt_PT" w:bidi="pt_PT"/>
+        </w:rPr>
         <w:t>"Pelo contrário".</w:t>
       </w:r>
     </w:p>
@@ -26389,6 +30214,21 @@
         <w:rPr>
           <w:lang w:val="pt_PT" w:bidi="pt_PT"/>
         </w:rPr>
+      </w:r>
+    </w:p>
+    <w:p>
+      <w:pPr/>
+      <w:r>
+        <w:rPr>
+          <w:lang w:val="pt_PT" w:bidi="pt_PT"/>
+        </w:rPr>
+      </w:r>
+      <w:r>
+        <w:rPr>
+          <w:b/>
+          <w:lang w:val="pt_PT" w:bidi="pt_PT"/>
+        </w:rPr>
+        <w:t>εὔσπλαγχνοι</w:t>
       </w:r>
     </w:p>
     <w:p>
@@ -26719,6 +30559,21 @@
           <w:b/>
           <w:lang w:val="pt_PT" w:bidi="pt_PT"/>
         </w:rPr>
+        <w:t>ὡς τέκνα ἀγαπητά</w:t>
+      </w:r>
+    </w:p>
+    <w:p>
+      <w:pPr/>
+      <w:r>
+        <w:rPr>
+          <w:lang w:val="pt_PT" w:bidi="pt_PT"/>
+        </w:rPr>
+      </w:r>
+      <w:r>
+        <w:rPr>
+          <w:b/>
+          <w:lang w:val="pt_PT" w:bidi="pt_PT"/>
+        </w:rPr>
         <w:t>"são filhos queridos".</w:t>
       </w:r>
     </w:p>
@@ -26815,6 +30670,21 @@
           <w:b/>
           <w:lang w:val="pt_PT" w:bidi="pt_PT"/>
         </w:rPr>
+        <w:t>περιπατεῖτε ἐν ἀγάπῃ</w:t>
+      </w:r>
+    </w:p>
+    <w:p>
+      <w:pPr/>
+      <w:r>
+        <w:rPr>
+          <w:lang w:val="pt_PT" w:bidi="pt_PT"/>
+        </w:rPr>
+      </w:r>
+      <w:r>
+        <w:rPr>
+          <w:b/>
+          <w:lang w:val="pt_PT" w:bidi="pt_PT"/>
+        </w:rPr>
         <w:t>"Que a vida de vocês seja dominada pelo amor".</w:t>
       </w:r>
     </w:p>
@@ -26911,6 +30781,21 @@
           <w:b/>
           <w:lang w:val="pt_PT" w:bidi="pt_PT"/>
         </w:rPr>
+        <w:t>προσφορὰν καὶ θυσίαν τῷ Θεῷ εἰς ὀσμὴν εὐωδίας</w:t>
+      </w:r>
+    </w:p>
+    <w:p>
+      <w:pPr/>
+      <w:r>
+        <w:rPr>
+          <w:lang w:val="pt_PT" w:bidi="pt_PT"/>
+        </w:rPr>
+      </w:r>
+      <w:r>
+        <w:rPr>
+          <w:b/>
+          <w:lang w:val="pt_PT" w:bidi="pt_PT"/>
+        </w:rPr>
         <w:t>"como uma oferta de perfume agradável e como um sacrifício que agrada a Deus".</w:t>
       </w:r>
     </w:p>
@@ -27007,6 +30892,21 @@
           <w:b/>
           <w:lang w:val="pt_PT" w:bidi="pt_PT"/>
         </w:rPr>
+        <w:t>πορνεία δὲ, καὶ ἀκαθαρσία πᾶσα, ἢ πλεονεξία, μηδὲ ὀνομαζέσθω ἐν ὑμῖν</w:t>
+      </w:r>
+    </w:p>
+    <w:p>
+      <w:pPr/>
+      <w:r>
+        <w:rPr>
+          <w:lang w:val="pt_PT" w:bidi="pt_PT"/>
+        </w:rPr>
+      </w:r>
+      <w:r>
+        <w:rPr>
+          <w:b/>
+          <w:lang w:val="pt_PT" w:bidi="pt_PT"/>
+        </w:rPr>
         <w:t>"portanto, qualquer tipo de imoralidade sexual, indecência ou cobiça, não pode ser nem mesmo assunto de conversa entre vocês".</w:t>
       </w:r>
     </w:p>
@@ -27103,6 +31003,21 @@
           <w:b/>
           <w:lang w:val="pt_PT" w:bidi="pt_PT"/>
         </w:rPr>
+        <w:t>δὲ</w:t>
+      </w:r>
+    </w:p>
+    <w:p>
+      <w:pPr/>
+      <w:r>
+        <w:rPr>
+          <w:lang w:val="pt_PT" w:bidi="pt_PT"/>
+        </w:rPr>
+      </w:r>
+      <w:r>
+        <w:rPr>
+          <w:b/>
+          <w:lang w:val="pt_PT" w:bidi="pt_PT"/>
+        </w:rPr>
         <w:t>"portanto, qualquer tipo de".</w:t>
       </w:r>
     </w:p>
@@ -27199,6 +31114,21 @@
           <w:b/>
           <w:lang w:val="pt_PT" w:bidi="pt_PT"/>
         </w:rPr>
+        <w:t>ἀκαθαρσία πᾶσα</w:t>
+      </w:r>
+    </w:p>
+    <w:p>
+      <w:pPr/>
+      <w:r>
+        <w:rPr>
+          <w:lang w:val="pt_PT" w:bidi="pt_PT"/>
+        </w:rPr>
+      </w:r>
+      <w:r>
+        <w:rPr>
+          <w:b/>
+          <w:lang w:val="pt_PT" w:bidi="pt_PT"/>
+        </w:rPr>
         <w:t>"indecência".</w:t>
       </w:r>
     </w:p>
@@ -27338,6 +31268,21 @@
           <w:b/>
           <w:lang w:val="pt_PT" w:bidi="pt_PT"/>
         </w:rPr>
+        <w:t>ἀλλὰ μᾶλλον</w:t>
+      </w:r>
+    </w:p>
+    <w:p>
+      <w:pPr/>
+      <w:r>
+        <w:rPr>
+          <w:lang w:val="pt_PT" w:bidi="pt_PT"/>
+        </w:rPr>
+      </w:r>
+      <w:r>
+        <w:rPr>
+          <w:b/>
+          <w:lang w:val="pt_PT" w:bidi="pt_PT"/>
+        </w:rPr>
         <w:t>"Pelo contrário, digam palavras de gratidão a Deus".</w:t>
       </w:r>
     </w:p>
@@ -27434,6 +31379,21 @@
           <w:b/>
           <w:lang w:val="pt_PT" w:bidi="pt_PT"/>
         </w:rPr>
+        <w:t>ἀκάθαρτος</w:t>
+      </w:r>
+    </w:p>
+    <w:p>
+      <w:pPr/>
+      <w:r>
+        <w:rPr>
+          <w:lang w:val="pt_PT" w:bidi="pt_PT"/>
+        </w:rPr>
+      </w:r>
+      <w:r>
+        <w:rPr>
+          <w:b/>
+          <w:lang w:val="pt_PT" w:bidi="pt_PT"/>
+        </w:rPr>
         <w:t>"qualquer pessoa que seja imoral".</w:t>
       </w:r>
     </w:p>
@@ -27530,6 +31490,21 @@
           <w:b/>
           <w:lang w:val="pt_PT" w:bidi="pt_PT"/>
         </w:rPr>
+        <w:t>οὐκ ἔχει κληρονομίαν</w:t>
+      </w:r>
+    </w:p>
+    <w:p>
+      <w:pPr/>
+      <w:r>
+        <w:rPr>
+          <w:lang w:val="pt_PT" w:bidi="pt_PT"/>
+        </w:rPr>
+      </w:r>
+      <w:r>
+        <w:rPr>
+          <w:b/>
+          <w:lang w:val="pt_PT" w:bidi="pt_PT"/>
+        </w:rPr>
         <w:t>"jamais receberá uma parte no Reino de Cristo e de Deus".</w:t>
       </w:r>
     </w:p>
@@ -27626,6 +31601,21 @@
           <w:b/>
           <w:lang w:val="pt_PT" w:bidi="pt_PT"/>
         </w:rPr>
+        <w:t>κενοῖς λόγοις</w:t>
+      </w:r>
+    </w:p>
+    <w:p>
+      <w:pPr/>
+      <w:r>
+        <w:rPr>
+          <w:lang w:val="pt_PT" w:bidi="pt_PT"/>
+        </w:rPr>
+      </w:r>
+      <w:r>
+        <w:rPr>
+          <w:b/>
+          <w:lang w:val="pt_PT" w:bidi="pt_PT"/>
+        </w:rPr>
         <w:t>"com conversas tolas".</w:t>
       </w:r>
     </w:p>
@@ -27689,6 +31679,21 @@
           <w:b/>
           <w:lang w:val="pt_PT" w:bidi="pt_PT"/>
         </w:rPr>
+        <w:t>γὰρ</w:t>
+      </w:r>
+    </w:p>
+    <w:p>
+      <w:pPr/>
+      <w:r>
+        <w:rPr>
+          <w:lang w:val="pt_PT" w:bidi="pt_PT"/>
+        </w:rPr>
+      </w:r>
+      <w:r>
+        <w:rPr>
+          <w:b/>
+          <w:lang w:val="pt_PT" w:bidi="pt_PT"/>
+        </w:rPr>
         <w:t>"pois é por causa dessas coisas".</w:t>
       </w:r>
     </w:p>
@@ -27785,6 +31790,21 @@
           <w:b/>
           <w:lang w:val="pt_PT" w:bidi="pt_PT"/>
         </w:rPr>
+        <w:t>ἔρχεται ἡ ὀργὴ τοῦ Θεοῦ ἐπὶ</w:t>
+      </w:r>
+    </w:p>
+    <w:p>
+      <w:pPr/>
+      <w:r>
+        <w:rPr>
+          <w:lang w:val="pt_PT" w:bidi="pt_PT"/>
+        </w:rPr>
+      </w:r>
+      <w:r>
+        <w:rPr>
+          <w:b/>
+          <w:lang w:val="pt_PT" w:bidi="pt_PT"/>
+        </w:rPr>
         <w:t>"o castigo de Deus cairá sobre os que obedecem a ele".</w:t>
       </w:r>
     </w:p>
@@ -27881,6 +31901,21 @@
           <w:b/>
           <w:lang w:val="pt_PT" w:bidi="pt_PT"/>
         </w:rPr>
+        <w:t>τοὺς υἱοὺς τῆς ἀπειθείας</w:t>
+      </w:r>
+    </w:p>
+    <w:p>
+      <w:pPr/>
+      <w:r>
+        <w:rPr>
+          <w:lang w:val="pt_PT" w:bidi="pt_PT"/>
+        </w:rPr>
+      </w:r>
+      <w:r>
+        <w:rPr>
+          <w:b/>
+          <w:lang w:val="pt_PT" w:bidi="pt_PT"/>
+        </w:rPr>
         <w:t>"os que não obedecem a ele".</w:t>
       </w:r>
     </w:p>
@@ -27977,6 +32012,21 @@
           <w:b/>
           <w:lang w:val="pt_PT" w:bidi="pt_PT"/>
         </w:rPr>
+        <w:t>οὖν</w:t>
+      </w:r>
+    </w:p>
+    <w:p>
+      <w:pPr/>
+      <w:r>
+        <w:rPr>
+          <w:lang w:val="pt_PT" w:bidi="pt_PT"/>
+        </w:rPr>
+      </w:r>
+      <w:r>
+        <w:rPr>
+          <w:b/>
+          <w:lang w:val="pt_PT" w:bidi="pt_PT"/>
+        </w:rPr>
         <w:t>"Portanto, não tenham nada a ver com esse tipo de gente".</w:t>
       </w:r>
     </w:p>
@@ -28073,6 +32123,21 @@
           <w:b/>
           <w:lang w:val="pt_PT" w:bidi="pt_PT"/>
         </w:rPr>
+        <w:t>ἦτε γάρ ποτε σκότος</w:t>
+      </w:r>
+    </w:p>
+    <w:p>
+      <w:pPr/>
+      <w:r>
+        <w:rPr>
+          <w:lang w:val="pt_PT" w:bidi="pt_PT"/>
+        </w:rPr>
+      </w:r>
+      <w:r>
+        <w:rPr>
+          <w:b/>
+          <w:lang w:val="pt_PT" w:bidi="pt_PT"/>
+        </w:rPr>
         <w:t>"Antigamente vocês mesmos viviam na escuridão".</w:t>
       </w:r>
     </w:p>
@@ -28156,6 +32221,21 @@
           <w:b/>
           <w:lang w:val="pt_PT" w:bidi="pt_PT"/>
         </w:rPr>
+        <w:t>γάρ</w:t>
+      </w:r>
+    </w:p>
+    <w:p>
+      <w:pPr/>
+      <w:r>
+        <w:rPr>
+          <w:lang w:val="pt_PT" w:bidi="pt_PT"/>
+        </w:rPr>
+      </w:r>
+      <w:r>
+        <w:rPr>
+          <w:b/>
+          <w:lang w:val="pt_PT" w:bidi="pt_PT"/>
+        </w:rPr>
         <w:t>"Por isso vivam como pessoas que pertencem à luz".</w:t>
       </w:r>
     </w:p>
@@ -28252,6 +32332,21 @@
           <w:b/>
           <w:lang w:val="pt_PT" w:bidi="pt_PT"/>
         </w:rPr>
+        <w:t>νῦν δὲ φῶς ἐν Κυρίῳ</w:t>
+      </w:r>
+    </w:p>
+    <w:p>
+      <w:pPr/>
+      <w:r>
+        <w:rPr>
+          <w:lang w:val="pt_PT" w:bidi="pt_PT"/>
+        </w:rPr>
+      </w:r>
+      <w:r>
+        <w:rPr>
+          <w:b/>
+          <w:lang w:val="pt_PT" w:bidi="pt_PT"/>
+        </w:rPr>
         <w:t>"mas, agora que pertencem ao Senhor".</w:t>
       </w:r>
     </w:p>
@@ -28348,6 +32443,21 @@
           <w:b/>
           <w:lang w:val="pt_PT" w:bidi="pt_PT"/>
         </w:rPr>
+        <w:t>δὲ</w:t>
+      </w:r>
+    </w:p>
+    <w:p>
+      <w:pPr/>
+      <w:r>
+        <w:rPr>
+          <w:lang w:val="pt_PT" w:bidi="pt_PT"/>
+        </w:rPr>
+      </w:r>
+      <w:r>
+        <w:rPr>
+          <w:b/>
+          <w:lang w:val="pt_PT" w:bidi="pt_PT"/>
+        </w:rPr>
         <w:t>"mas, agora que pertencem ao Senhor, vocês estão na luz".</w:t>
       </w:r>
     </w:p>
@@ -28444,6 +32554,21 @@
           <w:b/>
           <w:lang w:val="pt_PT" w:bidi="pt_PT"/>
         </w:rPr>
+        <w:t>ὡς τέκνα φωτὸς περιπατεῖτε</w:t>
+      </w:r>
+    </w:p>
+    <w:p>
+      <w:pPr/>
+      <w:r>
+        <w:rPr>
+          <w:lang w:val="pt_PT" w:bidi="pt_PT"/>
+        </w:rPr>
+      </w:r>
+      <w:r>
+        <w:rPr>
+          <w:b/>
+          <w:lang w:val="pt_PT" w:bidi="pt_PT"/>
+        </w:rPr>
         <w:t>"Por isso vivam como pessoas que pertencem à luz".</w:t>
       </w:r>
     </w:p>
@@ -28540,6 +32665,21 @@
           <w:b/>
           <w:lang w:val="pt_PT" w:bidi="pt_PT"/>
         </w:rPr>
+        <w:t>ὡς τέκνα φωτὸς</w:t>
+      </w:r>
+    </w:p>
+    <w:p>
+      <w:pPr/>
+      <w:r>
+        <w:rPr>
+          <w:lang w:val="pt_PT" w:bidi="pt_PT"/>
+        </w:rPr>
+      </w:r>
+      <w:r>
+        <w:rPr>
+          <w:b/>
+          <w:lang w:val="pt_PT" w:bidi="pt_PT"/>
+        </w:rPr>
         <w:t>"como pessoas que pertencem à luz".</w:t>
       </w:r>
     </w:p>
@@ -28636,6 +32776,21 @@
           <w:b/>
           <w:lang w:val="pt_PT" w:bidi="pt_PT"/>
         </w:rPr>
+        <w:t>ὁ &amp; καρπὸς τοῦ φωτὸς ἐν πάσῃ ἀγαθωσύνῃ, καὶ δικαιοσύνῃ, καὶ ἀληθείᾳ</w:t>
+      </w:r>
+    </w:p>
+    <w:p>
+      <w:pPr/>
+      <w:r>
+        <w:rPr>
+          <w:lang w:val="pt_PT" w:bidi="pt_PT"/>
+        </w:rPr>
+      </w:r>
+      <w:r>
+        <w:rPr>
+          <w:b/>
+          <w:lang w:val="pt_PT" w:bidi="pt_PT"/>
+        </w:rPr>
         <w:t>"pois a luz produz uma grande colheita de todo tipo de bondade, honestidade e verdade".</w:t>
       </w:r>
     </w:p>
@@ -28732,6 +32887,21 @@
           <w:b/>
           <w:lang w:val="pt_PT" w:bidi="pt_PT"/>
         </w:rPr>
+        <w:t>γὰρ</w:t>
+      </w:r>
+    </w:p>
+    <w:p>
+      <w:pPr/>
+      <w:r>
+        <w:rPr>
+          <w:lang w:val="pt_PT" w:bidi="pt_PT"/>
+        </w:rPr>
+      </w:r>
+      <w:r>
+        <w:rPr>
+          <w:b/>
+          <w:lang w:val="pt_PT" w:bidi="pt_PT"/>
+        </w:rPr>
         <w:t>"pois a luz produz uma grande colheita".</w:t>
       </w:r>
     </w:p>
@@ -28828,6 +32998,21 @@
           <w:b/>
           <w:lang w:val="pt_PT" w:bidi="pt_PT"/>
         </w:rPr>
+        <w:t>μὴ συνκοινωνεῖτε τοῖς ἔργοις τοῖς ἀκάρποις τοῦ σκότους</w:t>
+      </w:r>
+    </w:p>
+    <w:p>
+      <w:pPr/>
+      <w:r>
+        <w:rPr>
+          <w:lang w:val="pt_PT" w:bidi="pt_PT"/>
+        </w:rPr>
+      </w:r>
+      <w:r>
+        <w:rPr>
+          <w:b/>
+          <w:lang w:val="pt_PT" w:bidi="pt_PT"/>
+        </w:rPr>
         <w:t>"Não participem das coisas sem valor que os outros fazem, coisas que pertencem à escuridão".</w:t>
       </w:r>
     </w:p>
@@ -28911,6 +33096,21 @@
           <w:b/>
           <w:lang w:val="pt_PT" w:bidi="pt_PT"/>
         </w:rPr>
+        <w:t>τοῖς ἔργοις τοῖς ἀκάρποις τοῦ σκότους</w:t>
+      </w:r>
+    </w:p>
+    <w:p>
+      <w:pPr/>
+      <w:r>
+        <w:rPr>
+          <w:lang w:val="pt_PT" w:bidi="pt_PT"/>
+        </w:rPr>
+      </w:r>
+      <w:r>
+        <w:rPr>
+          <w:b/>
+          <w:lang w:val="pt_PT" w:bidi="pt_PT"/>
+        </w:rPr>
         <w:t>"coisas que pertencem à escuridão".</w:t>
       </w:r>
     </w:p>
@@ -29007,6 +33207,21 @@
           <w:b/>
           <w:lang w:val="pt_PT" w:bidi="pt_PT"/>
         </w:rPr>
+        <w:t>τοῖς ἔργοις τοῖς ἀκάρποις τοῦ σκότους</w:t>
+      </w:r>
+    </w:p>
+    <w:p>
+      <w:pPr/>
+      <w:r>
+        <w:rPr>
+          <w:lang w:val="pt_PT" w:bidi="pt_PT"/>
+        </w:rPr>
+      </w:r>
+      <w:r>
+        <w:rPr>
+          <w:b/>
+          <w:lang w:val="pt_PT" w:bidi="pt_PT"/>
+        </w:rPr>
         <w:t>"coisas que pertencem à escuridão".</w:t>
       </w:r>
     </w:p>
@@ -29103,6 +33318,21 @@
           <w:b/>
           <w:lang w:val="pt_PT" w:bidi="pt_PT"/>
         </w:rPr>
+        <w:t>μᾶλλον δὲ</w:t>
+      </w:r>
+    </w:p>
+    <w:p>
+      <w:pPr/>
+      <w:r>
+        <w:rPr>
+          <w:lang w:val="pt_PT" w:bidi="pt_PT"/>
+        </w:rPr>
+      </w:r>
+      <w:r>
+        <w:rPr>
+          <w:b/>
+          <w:lang w:val="pt_PT" w:bidi="pt_PT"/>
+        </w:rPr>
         <w:t>"Pelo contrário, tragam todas essas coisas para a luz".</w:t>
       </w:r>
     </w:p>
@@ -29199,6 +33429,21 @@
           <w:b/>
           <w:lang w:val="pt_PT" w:bidi="pt_PT"/>
         </w:rPr>
+        <w:t>ἐλέγχετε</w:t>
+      </w:r>
+    </w:p>
+    <w:p>
+      <w:pPr/>
+      <w:r>
+        <w:rPr>
+          <w:lang w:val="pt_PT" w:bidi="pt_PT"/>
+        </w:rPr>
+      </w:r>
+      <w:r>
+        <w:rPr>
+          <w:b/>
+          <w:lang w:val="pt_PT" w:bidi="pt_PT"/>
+        </w:rPr>
         <w:t>"tragam todas essas coisas para a luz".</w:t>
       </w:r>
     </w:p>
@@ -29282,6 +33527,21 @@
           <w:b/>
           <w:lang w:val="pt_PT" w:bidi="pt_PT"/>
         </w:rPr>
+        <w:t>αὐτῶν</w:t>
+      </w:r>
+    </w:p>
+    <w:p>
+      <w:pPr/>
+      <w:r>
+        <w:rPr>
+          <w:lang w:val="pt_PT" w:bidi="pt_PT"/>
+        </w:rPr>
+      </w:r>
+      <w:r>
+        <w:rPr>
+          <w:b/>
+          <w:lang w:val="pt_PT" w:bidi="pt_PT"/>
+        </w:rPr>
         <w:t>"sobre o que essas pessoas fazem em segredo".</w:t>
       </w:r>
     </w:p>
@@ -29466,6 +33726,21 @@
           <w:b/>
           <w:lang w:val="pt_PT" w:bidi="pt_PT"/>
         </w:rPr>
+        <w:t>δὲ</w:t>
+      </w:r>
+    </w:p>
+    <w:p>
+      <w:pPr/>
+      <w:r>
+        <w:rPr>
+          <w:lang w:val="pt_PT" w:bidi="pt_PT"/>
+        </w:rPr>
+      </w:r>
+      <w:r>
+        <w:rPr>
+          <w:b/>
+          <w:lang w:val="pt_PT" w:bidi="pt_PT"/>
+        </w:rPr>
         <w:t>"E, quando qualquer coisa é".</w:t>
       </w:r>
     </w:p>
@@ -29562,6 +33837,21 @@
           <w:b/>
           <w:lang w:val="pt_PT" w:bidi="pt_PT"/>
         </w:rPr>
+        <w:t>πᾶν &amp; τὸ φανερούμενον φῶς ἐστιν</w:t>
+      </w:r>
+    </w:p>
+    <w:p>
+      <w:pPr/>
+      <w:r>
+        <w:rPr>
+          <w:lang w:val="pt_PT" w:bidi="pt_PT"/>
+        </w:rPr>
+      </w:r>
+      <w:r>
+        <w:rPr>
+          <w:b/>
+          <w:lang w:val="pt_PT" w:bidi="pt_PT"/>
+        </w:rPr>
         <w:t>"quando qualquer coisa é trazida para a luz, então a sua verdadeira natureza é revelada".</w:t>
       </w:r>
     </w:p>
@@ -29754,6 +34044,21 @@
           <w:b/>
           <w:lang w:val="pt_PT" w:bidi="pt_PT"/>
         </w:rPr>
+        <w:t>ἔγειρε, ὁ καθεύδων, καὶ ἀνάστα ἐκ τῶν νεκρῶν</w:t>
+      </w:r>
+    </w:p>
+    <w:p>
+      <w:pPr/>
+      <w:r>
+        <w:rPr>
+          <w:lang w:val="pt_PT" w:bidi="pt_PT"/>
+        </w:rPr>
+      </w:r>
+      <w:r>
+        <w:rPr>
+          <w:b/>
+          <w:lang w:val="pt_PT" w:bidi="pt_PT"/>
+        </w:rPr>
         <w:t>"Você que está dormindo, acorde!".</w:t>
       </w:r>
     </w:p>
@@ -29837,6 +34142,21 @@
           <w:b/>
           <w:lang w:val="pt_PT" w:bidi="pt_PT"/>
         </w:rPr>
+        <w:t>ὁ καθεύδων</w:t>
+      </w:r>
+    </w:p>
+    <w:p>
+      <w:pPr/>
+      <w:r>
+        <w:rPr>
+          <w:lang w:val="pt_PT" w:bidi="pt_PT"/>
+        </w:rPr>
+      </w:r>
+      <w:r>
+        <w:rPr>
+          <w:b/>
+          <w:lang w:val="pt_PT" w:bidi="pt_PT"/>
+        </w:rPr>
         <w:t>"Você que está dormindo".</w:t>
       </w:r>
     </w:p>
@@ -29920,6 +34240,21 @@
           <w:b/>
           <w:lang w:val="pt_PT" w:bidi="pt_PT"/>
         </w:rPr>
+        <w:t>ἐκ τῶν νεκρῶν</w:t>
+      </w:r>
+    </w:p>
+    <w:p>
+      <w:pPr/>
+      <w:r>
+        <w:rPr>
+          <w:lang w:val="pt_PT" w:bidi="pt_PT"/>
+        </w:rPr>
+      </w:r>
+      <w:r>
+        <w:rPr>
+          <w:b/>
+          <w:lang w:val="pt_PT" w:bidi="pt_PT"/>
+        </w:rPr>
         <w:t>"Levante-se da morte".</w:t>
       </w:r>
     </w:p>
@@ -30016,6 +34351,21 @@
           <w:b/>
           <w:lang w:val="pt_PT" w:bidi="pt_PT"/>
         </w:rPr>
+        <w:t>ἐπιφαύσει σοι</w:t>
+      </w:r>
+    </w:p>
+    <w:p>
+      <w:pPr/>
+      <w:r>
+        <w:rPr>
+          <w:lang w:val="pt_PT" w:bidi="pt_PT"/>
+        </w:rPr>
+      </w:r>
+      <w:r>
+        <w:rPr>
+          <w:b/>
+          <w:lang w:val="pt_PT" w:bidi="pt_PT"/>
+        </w:rPr>
         <w:t>"e Cristo o iluminará".</w:t>
       </w:r>
     </w:p>
@@ -30124,6 +34474,21 @@
           <w:b/>
           <w:lang w:val="pt_PT" w:bidi="pt_PT"/>
         </w:rPr>
+        <w:t>ἐπιφαύσει σοι ὁ Χριστός</w:t>
+      </w:r>
+    </w:p>
+    <w:p>
+      <w:pPr/>
+      <w:r>
+        <w:rPr>
+          <w:lang w:val="pt_PT" w:bidi="pt_PT"/>
+        </w:rPr>
+      </w:r>
+      <w:r>
+        <w:rPr>
+          <w:b/>
+          <w:lang w:val="pt_PT" w:bidi="pt_PT"/>
+        </w:rPr>
         <w:t>"e Cristo o iluminará".</w:t>
       </w:r>
     </w:p>
@@ -30290,6 +34655,21 @@
           <w:b/>
           <w:lang w:val="pt_PT" w:bidi="pt_PT"/>
         </w:rPr>
+        <w:t>οὖν</w:t>
+      </w:r>
+    </w:p>
+    <w:p>
+      <w:pPr/>
+      <w:r>
+        <w:rPr>
+          <w:lang w:val="pt_PT" w:bidi="pt_PT"/>
+        </w:rPr>
+      </w:r>
+      <w:r>
+        <w:rPr>
+          <w:b/>
+          <w:lang w:val="pt_PT" w:bidi="pt_PT"/>
+        </w:rPr>
         <w:t>"Portanto, prestem atenção na sua maneira de viver".</w:t>
       </w:r>
     </w:p>
@@ -30386,6 +34766,21 @@
           <w:b/>
           <w:lang w:val="pt_PT" w:bidi="pt_PT"/>
         </w:rPr>
+        <w:t>ἀλλ’</w:t>
+      </w:r>
+    </w:p>
+    <w:p>
+      <w:pPr/>
+      <w:r>
+        <w:rPr>
+          <w:lang w:val="pt_PT" w:bidi="pt_PT"/>
+        </w:rPr>
+      </w:r>
+      <w:r>
+        <w:rPr>
+          <w:b/>
+          <w:lang w:val="pt_PT" w:bidi="pt_PT"/>
+        </w:rPr>
         <w:t>"mas como os sábios".</w:t>
       </w:r>
     </w:p>
@@ -30565,6 +34960,21 @@
           <w:b/>
           <w:lang w:val="pt_PT" w:bidi="pt_PT"/>
         </w:rPr>
+        <w:t>ἐξαγοραζόμενοι τὸν καιρόν</w:t>
+      </w:r>
+    </w:p>
+    <w:p>
+      <w:pPr/>
+      <w:r>
+        <w:rPr>
+          <w:lang w:val="pt_PT" w:bidi="pt_PT"/>
+        </w:rPr>
+      </w:r>
+      <w:r>
+        <w:rPr>
+          <w:b/>
+          <w:lang w:val="pt_PT" w:bidi="pt_PT"/>
+        </w:rPr>
         <w:t>"aproveitem bem todas as oportunidades que vocês têm".</w:t>
       </w:r>
     </w:p>
@@ -30661,6 +35071,21 @@
           <w:b/>
           <w:lang w:val="pt_PT" w:bidi="pt_PT"/>
         </w:rPr>
+        <w:t>ὅτι αἱ ἡμέραι πονηραί εἰσιν</w:t>
+      </w:r>
+    </w:p>
+    <w:p>
+      <w:pPr/>
+      <w:r>
+        <w:rPr>
+          <w:lang w:val="pt_PT" w:bidi="pt_PT"/>
+        </w:rPr>
+      </w:r>
+      <w:r>
+        <w:rPr>
+          <w:b/>
+          <w:lang w:val="pt_PT" w:bidi="pt_PT"/>
+        </w:rPr>
         <w:t>"Os dias em que vivemos são maus".</w:t>
       </w:r>
     </w:p>
@@ -30757,6 +35182,21 @@
           <w:b/>
           <w:lang w:val="pt_PT" w:bidi="pt_PT"/>
         </w:rPr>
+        <w:t>ὅτι</w:t>
+      </w:r>
+    </w:p>
+    <w:p>
+      <w:pPr/>
+      <w:r>
+        <w:rPr>
+          <w:lang w:val="pt_PT" w:bidi="pt_PT"/>
+        </w:rPr>
+      </w:r>
+      <w:r>
+        <w:rPr>
+          <w:b/>
+          <w:lang w:val="pt_PT" w:bidi="pt_PT"/>
+        </w:rPr>
         <w:t>"por isso aproveitem bem".</w:t>
       </w:r>
     </w:p>
@@ -30853,6 +35293,21 @@
           <w:b/>
           <w:lang w:val="pt_PT" w:bidi="pt_PT"/>
         </w:rPr>
+        <w:t>διὰ τοῦτο</w:t>
+      </w:r>
+    </w:p>
+    <w:p>
+      <w:pPr/>
+      <w:r>
+        <w:rPr>
+          <w:lang w:val="pt_PT" w:bidi="pt_PT"/>
+        </w:rPr>
+      </w:r>
+      <w:r>
+        <w:rPr>
+          <w:b/>
+          <w:lang w:val="pt_PT" w:bidi="pt_PT"/>
+        </w:rPr>
         <w:t>"Não ajam como pessoas sem juízo, mas procurem entender o que o Senhor quer que vocês façam".</w:t>
       </w:r>
     </w:p>
@@ -30949,6 +35404,21 @@
           <w:b/>
           <w:lang w:val="pt_PT" w:bidi="pt_PT"/>
         </w:rPr>
+        <w:t>ἀλλὰ</w:t>
+      </w:r>
+    </w:p>
+    <w:p>
+      <w:pPr/>
+      <w:r>
+        <w:rPr>
+          <w:lang w:val="pt_PT" w:bidi="pt_PT"/>
+        </w:rPr>
+      </w:r>
+      <w:r>
+        <w:rPr>
+          <w:b/>
+          <w:lang w:val="pt_PT" w:bidi="pt_PT"/>
+        </w:rPr>
         <w:t>"mas procurem entender".</w:t>
       </w:r>
     </w:p>
@@ -31171,6 +35641,21 @@
           <w:b/>
           <w:lang w:val="pt_PT" w:bidi="pt_PT"/>
         </w:rPr>
+        <w:t>ἐν ᾧ ἐστιν ἀσωτία</w:t>
+      </w:r>
+    </w:p>
+    <w:p>
+      <w:pPr/>
+      <w:r>
+        <w:rPr>
+          <w:lang w:val="pt_PT" w:bidi="pt_PT"/>
+        </w:rPr>
+      </w:r>
+      <w:r>
+        <w:rPr>
+          <w:b/>
+          <w:lang w:val="pt_PT" w:bidi="pt_PT"/>
+        </w:rPr>
         <w:t>"pois a bebida levará vocês à desgraça".</w:t>
       </w:r>
     </w:p>
@@ -31267,6 +35752,21 @@
           <w:b/>
           <w:lang w:val="pt_PT" w:bidi="pt_PT"/>
         </w:rPr>
+        <w:t>ἀλλὰ πληροῦσθε ἐν Πνεύματι</w:t>
+      </w:r>
+    </w:p>
+    <w:p>
+      <w:pPr/>
+      <w:r>
+        <w:rPr>
+          <w:lang w:val="pt_PT" w:bidi="pt_PT"/>
+        </w:rPr>
+      </w:r>
+      <w:r>
+        <w:rPr>
+          <w:b/>
+          <w:lang w:val="pt_PT" w:bidi="pt_PT"/>
+        </w:rPr>
         <w:t>"mas encham-se do Espírito de Deus".</w:t>
       </w:r>
     </w:p>
@@ -31330,6 +35830,21 @@
           <w:b/>
           <w:lang w:val="pt_PT" w:bidi="pt_PT"/>
         </w:rPr>
+        <w:t>ἀλλὰ</w:t>
+      </w:r>
+    </w:p>
+    <w:p>
+      <w:pPr/>
+      <w:r>
+        <w:rPr>
+          <w:lang w:val="pt_PT" w:bidi="pt_PT"/>
+        </w:rPr>
+      </w:r>
+      <w:r>
+        <w:rPr>
+          <w:b/>
+          <w:lang w:val="pt_PT" w:bidi="pt_PT"/>
+        </w:rPr>
         <w:t>"mas encham-se do Espírito de Deus".</w:t>
       </w:r>
     </w:p>
@@ -31426,6 +35941,21 @@
           <w:b/>
           <w:lang w:val="pt_PT" w:bidi="pt_PT"/>
         </w:rPr>
+        <w:t>ψαλμοῖς, καὶ ὕμνοις, καὶ ᾠδαῖς πνευματικαῖς</w:t>
+      </w:r>
+    </w:p>
+    <w:p>
+      <w:pPr/>
+      <w:r>
+        <w:rPr>
+          <w:lang w:val="pt_PT" w:bidi="pt_PT"/>
+        </w:rPr>
+      </w:r>
+      <w:r>
+        <w:rPr>
+          <w:b/>
+          <w:lang w:val="pt_PT" w:bidi="pt_PT"/>
+        </w:rPr>
         <w:t>"salmos, hinos e canções espirituais".</w:t>
       </w:r>
     </w:p>
@@ -31585,6 +36115,21 @@
           <w:b/>
           <w:lang w:val="pt_PT" w:bidi="pt_PT"/>
         </w:rPr>
+        <w:t>ὕμνοις</w:t>
+      </w:r>
+    </w:p>
+    <w:p>
+      <w:pPr/>
+      <w:r>
+        <w:rPr>
+          <w:lang w:val="pt_PT" w:bidi="pt_PT"/>
+        </w:rPr>
+      </w:r>
+      <w:r>
+        <w:rPr>
+          <w:b/>
+          <w:lang w:val="pt_PT" w:bidi="pt_PT"/>
+        </w:rPr>
         <w:t>"salmos, hinos e canções espirituais".</w:t>
       </w:r>
     </w:p>
@@ -31661,6 +36206,21 @@
           <w:b/>
           <w:lang w:val="pt_PT" w:bidi="pt_PT"/>
         </w:rPr>
+        <w:t>ᾠδαῖς πνευματικαῖς</w:t>
+      </w:r>
+    </w:p>
+    <w:p>
+      <w:pPr/>
+      <w:r>
+        <w:rPr>
+          <w:lang w:val="pt_PT" w:bidi="pt_PT"/>
+        </w:rPr>
+      </w:r>
+      <w:r>
+        <w:rPr>
+          <w:b/>
+          <w:lang w:val="pt_PT" w:bidi="pt_PT"/>
+        </w:rPr>
         <w:t>"salmos, hinos e canções espirituais".</w:t>
       </w:r>
     </w:p>
@@ -31770,6 +36330,21 @@
           <w:b/>
           <w:lang w:val="pt_PT" w:bidi="pt_PT"/>
         </w:rPr>
+        <w:t>τῇ καρδίᾳ ὑμῶν</w:t>
+      </w:r>
+    </w:p>
+    <w:p>
+      <w:pPr/>
+      <w:r>
+        <w:rPr>
+          <w:lang w:val="pt_PT" w:bidi="pt_PT"/>
+        </w:rPr>
+      </w:r>
+      <w:r>
+        <w:rPr>
+          <w:b/>
+          <w:lang w:val="pt_PT" w:bidi="pt_PT"/>
+        </w:rPr>
         <w:t>"Cantem, de todo o coração".</w:t>
       </w:r>
     </w:p>
@@ -31866,6 +36441,21 @@
           <w:b/>
           <w:lang w:val="pt_PT" w:bidi="pt_PT"/>
         </w:rPr>
+        <w:t>ἐν ὀνόματι τοῦ Κυρίου ἡμῶν, Ἰησοῦ Χριστοῦ</w:t>
+      </w:r>
+    </w:p>
+    <w:p>
+      <w:pPr/>
+      <w:r>
+        <w:rPr>
+          <w:lang w:val="pt_PT" w:bidi="pt_PT"/>
+        </w:rPr>
+      </w:r>
+      <w:r>
+        <w:rPr>
+          <w:b/>
+          <w:lang w:val="pt_PT" w:bidi="pt_PT"/>
+        </w:rPr>
         <w:t>"Em nome do nosso Senhor Jesus Cristo".</w:t>
       </w:r>
     </w:p>
@@ -31948,6 +36538,21 @@
         <w:rPr>
           <w:lang w:val="pt_PT" w:bidi="pt_PT"/>
         </w:rPr>
+      </w:r>
+    </w:p>
+    <w:p>
+      <w:pPr/>
+      <w:r>
+        <w:rPr>
+          <w:lang w:val="pt_PT" w:bidi="pt_PT"/>
+        </w:rPr>
+      </w:r>
+      <w:r>
+        <w:rPr>
+          <w:b/>
+          <w:lang w:val="pt_PT" w:bidi="pt_PT"/>
+        </w:rPr>
+        <w:t>τῷ Θεῷ καὶ Πατρί</w:t>
       </w:r>
     </w:p>
     <w:p>
@@ -32106,6 +36711,21 @@
           <w:b/>
           <w:lang w:val="pt_PT" w:bidi="pt_PT"/>
         </w:rPr>
+        <w:t>ὅτι</w:t>
+      </w:r>
+    </w:p>
+    <w:p>
+      <w:pPr/>
+      <w:r>
+        <w:rPr>
+          <w:lang w:val="pt_PT" w:bidi="pt_PT"/>
+        </w:rPr>
+      </w:r>
+      <w:r>
+        <w:rPr>
+          <w:b/>
+          <w:lang w:val="pt_PT" w:bidi="pt_PT"/>
+        </w:rPr>
         <w:t>"Pois o marido tem autoridade sobre a esposa".</w:t>
       </w:r>
     </w:p>
@@ -32202,6 +36822,21 @@
           <w:b/>
           <w:lang w:val="pt_PT" w:bidi="pt_PT"/>
         </w:rPr>
+        <w:t>κεφαλὴ τῆς γυναικὸς &amp; κεφαλὴ τῆς ἐκκλησίας</w:t>
+      </w:r>
+    </w:p>
+    <w:p>
+      <w:pPr/>
+      <w:r>
+        <w:rPr>
+          <w:lang w:val="pt_PT" w:bidi="pt_PT"/>
+        </w:rPr>
+      </w:r>
+      <w:r>
+        <w:rPr>
+          <w:b/>
+          <w:lang w:val="pt_PT" w:bidi="pt_PT"/>
+        </w:rPr>
         <w:t>"tem autoridade sobre a esposa... tem autoridade sobre a igreja".</w:t>
       </w:r>
     </w:p>
@@ -32298,6 +36933,21 @@
           <w:b/>
           <w:lang w:val="pt_PT" w:bidi="pt_PT"/>
         </w:rPr>
+        <w:t>τοῦ σώματος</w:t>
+      </w:r>
+    </w:p>
+    <w:p>
+      <w:pPr/>
+      <w:r>
+        <w:rPr>
+          <w:lang w:val="pt_PT" w:bidi="pt_PT"/>
+        </w:rPr>
+      </w:r>
+      <w:r>
+        <w:rPr>
+          <w:b/>
+          <w:lang w:val="pt_PT" w:bidi="pt_PT"/>
+        </w:rPr>
         <w:t>"que é o seu corpo".</w:t>
       </w:r>
     </w:p>
@@ -32539,6 +37189,21 @@
           <w:b/>
           <w:lang w:val="pt_PT" w:bidi="pt_PT"/>
         </w:rPr>
+        <w:t>ἑαυτὸν παρέδωκεν</w:t>
+      </w:r>
+    </w:p>
+    <w:p>
+      <w:pPr/>
+      <w:r>
+        <w:rPr>
+          <w:lang w:val="pt_PT" w:bidi="pt_PT"/>
+        </w:rPr>
+      </w:r>
+      <w:r>
+        <w:rPr>
+          <w:b/>
+          <w:lang w:val="pt_PT" w:bidi="pt_PT"/>
+        </w:rPr>
         <w:t>"e deu a sua vida por ela".</w:t>
       </w:r>
     </w:p>
@@ -32602,6 +37267,21 @@
           <w:b/>
           <w:lang w:val="pt_PT" w:bidi="pt_PT"/>
         </w:rPr>
+        <w:t>ὑπὲρ αὐτῆς</w:t>
+      </w:r>
+    </w:p>
+    <w:p>
+      <w:pPr/>
+      <w:r>
+        <w:rPr>
+          <w:lang w:val="pt_PT" w:bidi="pt_PT"/>
+        </w:rPr>
+      </w:r>
+      <w:r>
+        <w:rPr>
+          <w:b/>
+          <w:lang w:val="pt_PT" w:bidi="pt_PT"/>
+        </w:rPr>
         <w:t>"e deu sua vida por ela".</w:t>
       </w:r>
     </w:p>
@@ -32685,6 +37365,21 @@
           <w:b/>
           <w:lang w:val="pt_PT" w:bidi="pt_PT"/>
         </w:rPr>
+        <w:t>ἵνα</w:t>
+      </w:r>
+    </w:p>
+    <w:p>
+      <w:pPr/>
+      <w:r>
+        <w:rPr>
+          <w:lang w:val="pt_PT" w:bidi="pt_PT"/>
+        </w:rPr>
+      </w:r>
+      <w:r>
+        <w:rPr>
+          <w:b/>
+          <w:lang w:val="pt_PT" w:bidi="pt_PT"/>
+        </w:rPr>
         <w:t>"Ele fez isso para dedicar a Igreja de Deus, lavando-a com água e purificando-a com a sua palavra.</w:t>
       </w:r>
     </w:p>
@@ -32781,6 +37476,21 @@
           <w:b/>
           <w:lang w:val="pt_PT" w:bidi="pt_PT"/>
         </w:rPr>
+        <w:t>αὐτὴν ἁγιάσῃ, καθαρίσας</w:t>
+      </w:r>
+    </w:p>
+    <w:p>
+      <w:pPr/>
+      <w:r>
+        <w:rPr>
+          <w:lang w:val="pt_PT" w:bidi="pt_PT"/>
+        </w:rPr>
+      </w:r>
+      <w:r>
+        <w:rPr>
+          <w:b/>
+          <w:lang w:val="pt_PT" w:bidi="pt_PT"/>
+        </w:rPr>
         <w:t>"Ele fez isso para dedicar a Igreja de Deus, lavando-a com água e purificando-a com a sua palavra".</w:t>
       </w:r>
     </w:p>
@@ -32864,6 +37574,21 @@
           <w:b/>
           <w:lang w:val="pt_PT" w:bidi="pt_PT"/>
         </w:rPr>
+        <w:t>καθαρίσας τῷ λουτρῷ τοῦ ὕδατος ἐν ῥήματι</w:t>
+      </w:r>
+    </w:p>
+    <w:p>
+      <w:pPr/>
+      <w:r>
+        <w:rPr>
+          <w:lang w:val="pt_PT" w:bidi="pt_PT"/>
+        </w:rPr>
+      </w:r>
+      <w:r>
+        <w:rPr>
+          <w:b/>
+          <w:lang w:val="pt_PT" w:bidi="pt_PT"/>
+        </w:rPr>
         <w:t>"lavando-a com água e purificando-a com a sua palavra".</w:t>
       </w:r>
     </w:p>
@@ -32986,6 +37711,21 @@
           <w:b/>
           <w:lang w:val="pt_PT" w:bidi="pt_PT"/>
         </w:rPr>
+        <w:t>ἵνα</w:t>
+      </w:r>
+    </w:p>
+    <w:p>
+      <w:pPr/>
+      <w:r>
+        <w:rPr>
+          <w:lang w:val="pt_PT" w:bidi="pt_PT"/>
+        </w:rPr>
+      </w:r>
+      <w:r>
+        <w:rPr>
+          <w:b/>
+          <w:lang w:val="pt_PT" w:bidi="pt_PT"/>
+        </w:rPr>
         <w:t>"E fez isso para também poder trazer para perto de si a Igreja em toda a sua beleza, pura e perfeita, sem manchas, ou rugas, ou qualquer outro defeito".</w:t>
       </w:r>
     </w:p>
@@ -33082,6 +37822,21 @@
           <w:b/>
           <w:lang w:val="pt_PT" w:bidi="pt_PT"/>
         </w:rPr>
+        <w:t>μὴ ἔχουσαν σπίλον, ἢ ῥυτίδα</w:t>
+      </w:r>
+    </w:p>
+    <w:p>
+      <w:pPr/>
+      <w:r>
+        <w:rPr>
+          <w:lang w:val="pt_PT" w:bidi="pt_PT"/>
+        </w:rPr>
+      </w:r>
+      <w:r>
+        <w:rPr>
+          <w:b/>
+          <w:lang w:val="pt_PT" w:bidi="pt_PT"/>
+        </w:rPr>
         <w:t>"sem manchas, ou rugas".</w:t>
       </w:r>
     </w:p>
@@ -33274,6 +38029,21 @@
           <w:b/>
           <w:lang w:val="pt_PT" w:bidi="pt_PT"/>
         </w:rPr>
+        <w:t>ἀλλ’</w:t>
+      </w:r>
+    </w:p>
+    <w:p>
+      <w:pPr/>
+      <w:r>
+        <w:rPr>
+          <w:lang w:val="pt_PT" w:bidi="pt_PT"/>
+        </w:rPr>
+      </w:r>
+      <w:r>
+        <w:rPr>
+          <w:b/>
+          <w:lang w:val="pt_PT" w:bidi="pt_PT"/>
+        </w:rPr>
         <w:t>"ou qualquer outro defeito".</w:t>
       </w:r>
     </w:p>
@@ -33370,6 +38140,21 @@
           <w:b/>
           <w:lang w:val="pt_PT" w:bidi="pt_PT"/>
         </w:rPr>
+        <w:t>ἵνα</w:t>
+      </w:r>
+    </w:p>
+    <w:p>
+      <w:pPr/>
+      <w:r>
+        <w:rPr>
+          <w:lang w:val="pt_PT" w:bidi="pt_PT"/>
+        </w:rPr>
+      </w:r>
+      <w:r>
+        <w:rPr>
+          <w:b/>
+          <w:lang w:val="pt_PT" w:bidi="pt_PT"/>
+        </w:rPr>
         <w:t>"para para também poder trazer para perto de si".</w:t>
       </w:r>
     </w:p>
@@ -33466,6 +38251,21 @@
           <w:b/>
           <w:lang w:val="pt_PT" w:bidi="pt_PT"/>
         </w:rPr>
+        <w:t>ἁγία καὶ ἄμωμος</w:t>
+      </w:r>
+    </w:p>
+    <w:p>
+      <w:pPr/>
+      <w:r>
+        <w:rPr>
+          <w:lang w:val="pt_PT" w:bidi="pt_PT"/>
+        </w:rPr>
+      </w:r>
+      <w:r>
+        <w:rPr>
+          <w:b/>
+          <w:lang w:val="pt_PT" w:bidi="pt_PT"/>
+        </w:rPr>
         <w:t>"em toda a sua beleza".</w:t>
       </w:r>
     </w:p>
@@ -33562,6 +38362,21 @@
           <w:b/>
           <w:lang w:val="pt_PT" w:bidi="pt_PT"/>
         </w:rPr>
+        <w:t>ὡς τὰ ἑαυτῶν σώματα</w:t>
+      </w:r>
+    </w:p>
+    <w:p>
+      <w:pPr/>
+      <w:r>
+        <w:rPr>
+          <w:lang w:val="pt_PT" w:bidi="pt_PT"/>
+        </w:rPr>
+      </w:r>
+      <w:r>
+        <w:rPr>
+          <w:b/>
+          <w:lang w:val="pt_PT" w:bidi="pt_PT"/>
+        </w:rPr>
         <w:t>"o seu próprio corpo".</w:t>
       </w:r>
     </w:p>
@@ -33658,6 +38473,21 @@
           <w:b/>
           <w:lang w:val="pt_PT" w:bidi="pt_PT"/>
         </w:rPr>
+        <w:t>ἀλλὰ ἐκτρέφει</w:t>
+      </w:r>
+    </w:p>
+    <w:p>
+      <w:pPr/>
+      <w:r>
+        <w:rPr>
+          <w:lang w:val="pt_PT" w:bidi="pt_PT"/>
+        </w:rPr>
+      </w:r>
+      <w:r>
+        <w:rPr>
+          <w:b/>
+          <w:lang w:val="pt_PT" w:bidi="pt_PT"/>
+        </w:rPr>
         <w:t>"pelo contrário, cada um alimenta e cuida do seu corpo".</w:t>
       </w:r>
     </w:p>
@@ -33721,6 +38551,21 @@
           <w:b/>
           <w:lang w:val="pt_PT" w:bidi="pt_PT"/>
         </w:rPr>
+        <w:t>ἀλλὰ</w:t>
+      </w:r>
+    </w:p>
+    <w:p>
+      <w:pPr/>
+      <w:r>
+        <w:rPr>
+          <w:lang w:val="pt_PT" w:bidi="pt_PT"/>
+        </w:rPr>
+      </w:r>
+      <w:r>
+        <w:rPr>
+          <w:b/>
+          <w:lang w:val="pt_PT" w:bidi="pt_PT"/>
+        </w:rPr>
         <w:t>"Pelo contrário, cada um alimenta".</w:t>
       </w:r>
     </w:p>
@@ -33817,6 +38662,21 @@
           <w:b/>
           <w:lang w:val="pt_PT" w:bidi="pt_PT"/>
         </w:rPr>
+        <w:t>ὅτι</w:t>
+      </w:r>
+    </w:p>
+    <w:p>
+      <w:pPr/>
+      <w:r>
+        <w:rPr>
+          <w:lang w:val="pt_PT" w:bidi="pt_PT"/>
+        </w:rPr>
+      </w:r>
+      <w:r>
+        <w:rPr>
+          <w:b/>
+          <w:lang w:val="pt_PT" w:bidi="pt_PT"/>
+        </w:rPr>
         <w:t>"pois nós somos membros".</w:t>
       </w:r>
     </w:p>
@@ -33913,6 +38773,21 @@
           <w:b/>
           <w:lang w:val="pt_PT" w:bidi="pt_PT"/>
         </w:rPr>
+        <w:t>μέλη ἐσμὲν τοῦ σώματος αὐτοῦ</w:t>
+      </w:r>
+    </w:p>
+    <w:p>
+      <w:pPr/>
+      <w:r>
+        <w:rPr>
+          <w:lang w:val="pt_PT" w:bidi="pt_PT"/>
+        </w:rPr>
+      </w:r>
+      <w:r>
+        <w:rPr>
+          <w:b/>
+          <w:lang w:val="pt_PT" w:bidi="pt_PT"/>
+        </w:rPr>
         <w:t>"pois nós somos membros do corpo de Cristo".</w:t>
       </w:r>
     </w:p>
@@ -34142,6 +39017,21 @@
           <w:b/>
           <w:lang w:val="pt_PT" w:bidi="pt_PT"/>
         </w:rPr>
+        <w:t>ἀντὶ τούτου</w:t>
+      </w:r>
+    </w:p>
+    <w:p>
+      <w:pPr/>
+      <w:r>
+        <w:rPr>
+          <w:lang w:val="pt_PT" w:bidi="pt_PT"/>
+        </w:rPr>
+      </w:r>
+      <w:r>
+        <w:rPr>
+          <w:b/>
+          <w:lang w:val="pt_PT" w:bidi="pt_PT"/>
+        </w:rPr>
         <w:t>"É por isso que".</w:t>
       </w:r>
     </w:p>
@@ -34377,6 +39267,21 @@
           <w:b/>
           <w:lang w:val="pt_PT" w:bidi="pt_PT"/>
         </w:rPr>
+        <w:t>γάρ</w:t>
+      </w:r>
+    </w:p>
+    <w:p>
+      <w:pPr/>
+      <w:r>
+        <w:rPr>
+          <w:lang w:val="pt_PT" w:bidi="pt_PT"/>
+        </w:rPr>
+      </w:r>
+      <w:r>
+        <w:rPr>
+          <w:b/>
+          <w:lang w:val="pt_PT" w:bidi="pt_PT"/>
+        </w:rPr>
         <w:t>"pois isso é certo".</w:t>
       </w:r>
     </w:p>
@@ -34582,6 +39487,21 @@
           <w:b/>
           <w:lang w:val="pt_PT" w:bidi="pt_PT"/>
         </w:rPr>
+        <w:t>ἵνα</w:t>
+      </w:r>
+    </w:p>
+    <w:p>
+      <w:pPr/>
+      <w:r>
+        <w:rPr>
+          <w:lang w:val="pt_PT" w:bidi="pt_PT"/>
+        </w:rPr>
+      </w:r>
+      <w:r>
+        <w:rPr>
+          <w:b/>
+          <w:lang w:val="pt_PT" w:bidi="pt_PT"/>
+        </w:rPr>
         <w:t>"a fim de que tudo corra bem para você".</w:t>
       </w:r>
     </w:p>
@@ -34678,6 +39598,21 @@
           <w:b/>
           <w:lang w:val="pt_PT" w:bidi="pt_PT"/>
         </w:rPr>
+        <w:t>μὴ παροργίζετε τὰ τέκνα ὑμῶν</w:t>
+      </w:r>
+    </w:p>
+    <w:p>
+      <w:pPr/>
+      <w:r>
+        <w:rPr>
+          <w:lang w:val="pt_PT" w:bidi="pt_PT"/>
+        </w:rPr>
+      </w:r>
+      <w:r>
+        <w:rPr>
+          <w:b/>
+          <w:lang w:val="pt_PT" w:bidi="pt_PT"/>
+        </w:rPr>
         <w:t>"não tratemos os seus filhos de um jeito que faça com que eles fiquem irritados".</w:t>
       </w:r>
     </w:p>
@@ -34741,6 +39676,21 @@
           <w:b/>
           <w:lang w:val="pt_PT" w:bidi="pt_PT"/>
         </w:rPr>
+        <w:t>ἀλλὰ</w:t>
+      </w:r>
+    </w:p>
+    <w:p>
+      <w:pPr/>
+      <w:r>
+        <w:rPr>
+          <w:lang w:val="pt_PT" w:bidi="pt_PT"/>
+        </w:rPr>
+      </w:r>
+      <w:r>
+        <w:rPr>
+          <w:b/>
+          <w:lang w:val="pt_PT" w:bidi="pt_PT"/>
+        </w:rPr>
         <w:t>"Pelo contrário, vocês devem".</w:t>
       </w:r>
     </w:p>
@@ -34837,6 +39787,21 @@
           <w:b/>
           <w:lang w:val="pt_PT" w:bidi="pt_PT"/>
         </w:rPr>
+        <w:t>ἐκτρέφετε αὐτὰ ἐν παιδείᾳ καὶ νουθεσίᾳ Κυρίου</w:t>
+      </w:r>
+    </w:p>
+    <w:p>
+      <w:pPr/>
+      <w:r>
+        <w:rPr>
+          <w:lang w:val="pt_PT" w:bidi="pt_PT"/>
+        </w:rPr>
+      </w:r>
+      <w:r>
+        <w:rPr>
+          <w:b/>
+          <w:lang w:val="pt_PT" w:bidi="pt_PT"/>
+        </w:rPr>
         <w:t>"vocês devem criá-los com a disciplina e os ensinamentos cristãos".</w:t>
       </w:r>
     </w:p>
@@ -34946,6 +39911,21 @@
           <w:b/>
           <w:lang w:val="pt_PT" w:bidi="pt_PT"/>
         </w:rPr>
+        <w:t>φόβου καὶ τρόμου</w:t>
+      </w:r>
+    </w:p>
+    <w:p>
+      <w:pPr/>
+      <w:r>
+        <w:rPr>
+          <w:lang w:val="pt_PT" w:bidi="pt_PT"/>
+        </w:rPr>
+      </w:r>
+      <w:r>
+        <w:rPr>
+          <w:b/>
+          <w:lang w:val="pt_PT" w:bidi="pt_PT"/>
+        </w:rPr>
         <w:t>"com medo e respeito".</w:t>
       </w:r>
     </w:p>
@@ -35042,6 +40022,21 @@
           <w:b/>
           <w:lang w:val="pt_PT" w:bidi="pt_PT"/>
         </w:rPr>
+        <w:t>καὶ τρόμου</w:t>
+      </w:r>
+    </w:p>
+    <w:p>
+      <w:pPr/>
+      <w:r>
+        <w:rPr>
+          <w:lang w:val="pt_PT" w:bidi="pt_PT"/>
+        </w:rPr>
+      </w:r>
+      <w:r>
+        <w:rPr>
+          <w:b/>
+          <w:lang w:val="pt_PT" w:bidi="pt_PT"/>
+        </w:rPr>
         <w:t>"com medo e respeito".</w:t>
       </w:r>
     </w:p>
@@ -35138,6 +40133,21 @@
           <w:b/>
           <w:lang w:val="pt_PT" w:bidi="pt_PT"/>
         </w:rPr>
+        <w:t>ἐν ἁπλότητι τῆς καρδίας ὑμῶν</w:t>
+      </w:r>
+    </w:p>
+    <w:p>
+      <w:pPr/>
+      <w:r>
+        <w:rPr>
+          <w:lang w:val="pt_PT" w:bidi="pt_PT"/>
+        </w:rPr>
+      </w:r>
+      <w:r>
+        <w:rPr>
+          <w:b/>
+          <w:lang w:val="pt_PT" w:bidi="pt_PT"/>
+        </w:rPr>
         <w:t>"E façam isso com sinceridade".</w:t>
       </w:r>
     </w:p>
@@ -35234,6 +40244,21 @@
           <w:b/>
           <w:lang w:val="pt_PT" w:bidi="pt_PT"/>
         </w:rPr>
+        <w:t>ἐν ἁπλότητι</w:t>
+      </w:r>
+    </w:p>
+    <w:p>
+      <w:pPr/>
+      <w:r>
+        <w:rPr>
+          <w:lang w:val="pt_PT" w:bidi="pt_PT"/>
+        </w:rPr>
+      </w:r>
+      <w:r>
+        <w:rPr>
+          <w:b/>
+          <w:lang w:val="pt_PT" w:bidi="pt_PT"/>
+        </w:rPr>
         <w:t>"E façam isso com sinceridade".</w:t>
       </w:r>
     </w:p>
@@ -35330,6 +40355,21 @@
           <w:b/>
           <w:lang w:val="pt_PT" w:bidi="pt_PT"/>
         </w:rPr>
+        <w:t>ὡς τῷ Χριστῷ</w:t>
+      </w:r>
+    </w:p>
+    <w:p>
+      <w:pPr/>
+      <w:r>
+        <w:rPr>
+          <w:lang w:val="pt_PT" w:bidi="pt_PT"/>
+        </w:rPr>
+      </w:r>
+      <w:r>
+        <w:rPr>
+          <w:b/>
+          <w:lang w:val="pt_PT" w:bidi="pt_PT"/>
+        </w:rPr>
         <w:t>"como se estivessem servindo a Cristo".</w:t>
       </w:r>
     </w:p>
@@ -35413,6 +40453,21 @@
           <w:b/>
           <w:lang w:val="pt_PT" w:bidi="pt_PT"/>
         </w:rPr>
+        <w:t>ἀλλ’</w:t>
+      </w:r>
+    </w:p>
+    <w:p>
+      <w:pPr/>
+      <w:r>
+        <w:rPr>
+          <w:lang w:val="pt_PT" w:bidi="pt_PT"/>
+        </w:rPr>
+      </w:r>
+      <w:r>
+        <w:rPr>
+          <w:b/>
+          <w:lang w:val="pt_PT" w:bidi="pt_PT"/>
+        </w:rPr>
         <w:t>"Mas, como escravos".</w:t>
       </w:r>
     </w:p>
@@ -35509,6 +40564,21 @@
           <w:b/>
           <w:lang w:val="pt_PT" w:bidi="pt_PT"/>
         </w:rPr>
+        <w:t>ὡς δοῦλοι Χριστοῦ</w:t>
+      </w:r>
+    </w:p>
+    <w:p>
+      <w:pPr/>
+      <w:r>
+        <w:rPr>
+          <w:lang w:val="pt_PT" w:bidi="pt_PT"/>
+        </w:rPr>
+      </w:r>
+      <w:r>
+        <w:rPr>
+          <w:b/>
+          <w:lang w:val="pt_PT" w:bidi="pt_PT"/>
+        </w:rPr>
         <w:t>"como se estivessem servindo a Cristo".</w:t>
       </w:r>
     </w:p>
@@ -35572,6 +40642,21 @@
           <w:b/>
           <w:lang w:val="pt_PT" w:bidi="pt_PT"/>
         </w:rPr>
+        <w:t>ἐκ ψυχῆς</w:t>
+      </w:r>
+    </w:p>
+    <w:p>
+      <w:pPr/>
+      <w:r>
+        <w:rPr>
+          <w:lang w:val="pt_PT" w:bidi="pt_PT"/>
+        </w:rPr>
+      </w:r>
+      <w:r>
+        <w:rPr>
+          <w:b/>
+          <w:lang w:val="pt_PT" w:bidi="pt_PT"/>
+        </w:rPr>
         <w:t>"façam de todo o coração o que Deus quer".</w:t>
       </w:r>
     </w:p>
@@ -35654,6 +40739,21 @@
         <w:rPr>
           <w:lang w:val="pt_PT" w:bidi="pt_PT"/>
         </w:rPr>
+      </w:r>
+    </w:p>
+    <w:p>
+      <w:pPr/>
+      <w:r>
+        <w:rPr>
+          <w:lang w:val="pt_PT" w:bidi="pt_PT"/>
+        </w:rPr>
+      </w:r>
+      <w:r>
+        <w:rPr>
+          <w:b/>
+          <w:lang w:val="pt_PT" w:bidi="pt_PT"/>
+        </w:rPr>
+        <w:t>τὰ αὐτὰ ποιεῖτε πρὸς αὐτούς</w:t>
       </w:r>
     </w:p>
     <w:p>
@@ -35782,6 +40882,21 @@
           <w:b/>
           <w:lang w:val="pt_PT" w:bidi="pt_PT"/>
         </w:rPr>
+        <w:t>εἰδότες ὅτι καὶ αὐτῶν καὶ ὑμῶν ὁ Κύριός ἐστιν ἐν οὐρανοῖς</w:t>
+      </w:r>
+    </w:p>
+    <w:p>
+      <w:pPr/>
+      <w:r>
+        <w:rPr>
+          <w:lang w:val="pt_PT" w:bidi="pt_PT"/>
+        </w:rPr>
+      </w:r>
+      <w:r>
+        <w:rPr>
+          <w:b/>
+          <w:lang w:val="pt_PT" w:bidi="pt_PT"/>
+        </w:rPr>
         <w:t>"Lembrem que vocês e os seus escravos pertencem ao mesmo Senhor".</w:t>
       </w:r>
     </w:p>
@@ -35831,6 +40946,21 @@
         <w:rPr>
           <w:lang w:val="pt_PT" w:bidi="pt_PT"/>
         </w:rPr>
+      </w:r>
+    </w:p>
+    <w:p>
+      <w:pPr/>
+      <w:r>
+        <w:rPr>
+          <w:lang w:val="pt_PT" w:bidi="pt_PT"/>
+        </w:rPr>
+      </w:r>
+      <w:r>
+        <w:rPr>
+          <w:b/>
+          <w:lang w:val="pt_PT" w:bidi="pt_PT"/>
+        </w:rPr>
+        <w:t>προσωπολημψία οὐκ ἔστιν παρ’ αὐτῷ</w:t>
       </w:r>
     </w:p>
     <w:p>
@@ -36085,6 +41215,21 @@
           <w:b/>
           <w:lang w:val="pt_PT" w:bidi="pt_PT"/>
         </w:rPr>
+        <w:t>ἐνδύσασθε τὴν πανοπλίαν τοῦ Θεοῦ, πρὸς τὸ δύνασθαι ὑμᾶς στῆναι πρὸς τὰς μεθοδίας τοῦ διαβόλου</w:t>
+      </w:r>
+    </w:p>
+    <w:p>
+      <w:pPr/>
+      <w:r>
+        <w:rPr>
+          <w:lang w:val="pt_PT" w:bidi="pt_PT"/>
+        </w:rPr>
+      </w:r>
+      <w:r>
+        <w:rPr>
+          <w:b/>
+          <w:lang w:val="pt_PT" w:bidi="pt_PT"/>
+        </w:rPr>
         <w:t>"Vistam-se com toda a armadura que Deus dá a vocês, para ficarem firmes contra as armadilhas do Diabo".</w:t>
       </w:r>
     </w:p>
@@ -36194,6 +41339,21 @@
           <w:b/>
           <w:lang w:val="pt_PT" w:bidi="pt_PT"/>
         </w:rPr>
+        <w:t>τὰς μεθοδίας</w:t>
+      </w:r>
+    </w:p>
+    <w:p>
+      <w:pPr/>
+      <w:r>
+        <w:rPr>
+          <w:lang w:val="pt_PT" w:bidi="pt_PT"/>
+        </w:rPr>
+      </w:r>
+      <w:r>
+        <w:rPr>
+          <w:b/>
+          <w:lang w:val="pt_PT" w:bidi="pt_PT"/>
+        </w:rPr>
         <w:t>"as armadilhas do Diabo".</w:t>
       </w:r>
     </w:p>
@@ -36257,6 +41417,21 @@
           <w:b/>
           <w:lang w:val="pt_PT" w:bidi="pt_PT"/>
         </w:rPr>
+        <w:t>ὅτι</w:t>
+      </w:r>
+    </w:p>
+    <w:p>
+      <w:pPr/>
+      <w:r>
+        <w:rPr>
+          <w:lang w:val="pt_PT" w:bidi="pt_PT"/>
+        </w:rPr>
+      </w:r>
+      <w:r>
+        <w:rPr>
+          <w:b/>
+          <w:lang w:val="pt_PT" w:bidi="pt_PT"/>
+        </w:rPr>
         <w:t>"Pois nós não estamos lutando contra seres humanos".</w:t>
       </w:r>
     </w:p>
@@ -36353,6 +41528,21 @@
           <w:b/>
           <w:lang w:val="pt_PT" w:bidi="pt_PT"/>
         </w:rPr>
+        <w:t>αἷμα καὶ σάρκα</w:t>
+      </w:r>
+    </w:p>
+    <w:p>
+      <w:pPr/>
+      <w:r>
+        <w:rPr>
+          <w:lang w:val="pt_PT" w:bidi="pt_PT"/>
+        </w:rPr>
+      </w:r>
+      <w:r>
+        <w:rPr>
+          <w:b/>
+          <w:lang w:val="pt_PT" w:bidi="pt_PT"/>
+        </w:rPr>
         <w:t>"contra seres humanos".</w:t>
       </w:r>
     </w:p>
@@ -36449,6 +41639,21 @@
           <w:b/>
           <w:lang w:val="pt_PT" w:bidi="pt_PT"/>
         </w:rPr>
+        <w:t>ἀλλὰ</w:t>
+      </w:r>
+    </w:p>
+    <w:p>
+      <w:pPr/>
+      <w:r>
+        <w:rPr>
+          <w:lang w:val="pt_PT" w:bidi="pt_PT"/>
+        </w:rPr>
+      </w:r>
+      <w:r>
+        <w:rPr>
+          <w:b/>
+          <w:lang w:val="pt_PT" w:bidi="pt_PT"/>
+        </w:rPr>
         <w:t>"mas contra as forças espirituais do mal".</w:t>
       </w:r>
     </w:p>
@@ -36641,6 +41846,21 @@
           <w:b/>
           <w:lang w:val="pt_PT" w:bidi="pt_PT"/>
         </w:rPr>
+        <w:t>τοῦ σκότους τούτου</w:t>
+      </w:r>
+    </w:p>
+    <w:p>
+      <w:pPr/>
+      <w:r>
+        <w:rPr>
+          <w:lang w:val="pt_PT" w:bidi="pt_PT"/>
+        </w:rPr>
+      </w:r>
+      <w:r>
+        <w:rPr>
+          <w:b/>
+          <w:lang w:val="pt_PT" w:bidi="pt_PT"/>
+        </w:rPr>
         <w:t>"este mundo de escuridão".</w:t>
       </w:r>
     </w:p>
@@ -36737,6 +41957,21 @@
           <w:b/>
           <w:lang w:val="pt_PT" w:bidi="pt_PT"/>
         </w:rPr>
+        <w:t>διὰ τοῦτο, ἀναλάβετε τὴν πανοπλίαν τοῦ Θεοῦ</w:t>
+      </w:r>
+    </w:p>
+    <w:p>
+      <w:pPr/>
+      <w:r>
+        <w:rPr>
+          <w:lang w:val="pt_PT" w:bidi="pt_PT"/>
+        </w:rPr>
+      </w:r>
+      <w:r>
+        <w:rPr>
+          <w:b/>
+          <w:lang w:val="pt_PT" w:bidi="pt_PT"/>
+        </w:rPr>
         <w:t>"Por isso peguem agora a armadura que Deus lhes dá".</w:t>
       </w:r>
     </w:p>
@@ -36846,6 +42081,21 @@
           <w:b/>
           <w:lang w:val="pt_PT" w:bidi="pt_PT"/>
         </w:rPr>
+        <w:t>διὰ τοῦτο</w:t>
+      </w:r>
+    </w:p>
+    <w:p>
+      <w:pPr/>
+      <w:r>
+        <w:rPr>
+          <w:lang w:val="pt_PT" w:bidi="pt_PT"/>
+        </w:rPr>
+      </w:r>
+      <w:r>
+        <w:rPr>
+          <w:b/>
+          <w:lang w:val="pt_PT" w:bidi="pt_PT"/>
+        </w:rPr>
         <w:t>"Assim, quando chegar o dia de enfrentarem".</w:t>
       </w:r>
     </w:p>
@@ -36942,6 +42192,21 @@
           <w:b/>
           <w:lang w:val="pt_PT" w:bidi="pt_PT"/>
         </w:rPr>
+        <w:t>ἵνα δυνηθῆτε ἀντιστῆναι ἐν τῇ ἡμέρᾳ τῇ πονηρᾷ</w:t>
+      </w:r>
+    </w:p>
+    <w:p>
+      <w:pPr/>
+      <w:r>
+        <w:rPr>
+          <w:lang w:val="pt_PT" w:bidi="pt_PT"/>
+        </w:rPr>
+      </w:r>
+      <w:r>
+        <w:rPr>
+          <w:b/>
+          <w:lang w:val="pt_PT" w:bidi="pt_PT"/>
+        </w:rPr>
         <w:t>"quando chegar o dia de enfrentarem as forças do mal".</w:t>
       </w:r>
     </w:p>
@@ -37038,6 +42303,21 @@
           <w:b/>
           <w:lang w:val="pt_PT" w:bidi="pt_PT"/>
         </w:rPr>
+        <w:t>ἵνα δυνηθῆτε ἀντιστῆναι</w:t>
+      </w:r>
+    </w:p>
+    <w:p>
+      <w:pPr/>
+      <w:r>
+        <w:rPr>
+          <w:lang w:val="pt_PT" w:bidi="pt_PT"/>
+        </w:rPr>
+      </w:r>
+      <w:r>
+        <w:rPr>
+          <w:b/>
+          <w:lang w:val="pt_PT" w:bidi="pt_PT"/>
+        </w:rPr>
         <w:t>"quando chegar o dia de enfrentarem as forças do mal, vocês poderão resistir aos ataques do inimigo".</w:t>
       </w:r>
     </w:p>
@@ -37134,6 +42414,21 @@
           <w:b/>
           <w:lang w:val="pt_PT" w:bidi="pt_PT"/>
         </w:rPr>
+        <w:t>ἵνα</w:t>
+      </w:r>
+    </w:p>
+    <w:p>
+      <w:pPr/>
+      <w:r>
+        <w:rPr>
+          <w:lang w:val="pt_PT" w:bidi="pt_PT"/>
+        </w:rPr>
+      </w:r>
+      <w:r>
+        <w:rPr>
+          <w:b/>
+          <w:lang w:val="pt_PT" w:bidi="pt_PT"/>
+        </w:rPr>
         <w:t>"vocês poderão resistir aos ataques do inimigo e, depois de lutarem até o fim, vocês continuarão firmes, sem recuar".</w:t>
       </w:r>
     </w:p>
@@ -37216,6 +42511,21 @@
         <w:rPr>
           <w:lang w:val="pt_PT" w:bidi="pt_PT"/>
         </w:rPr>
+      </w:r>
+    </w:p>
+    <w:p>
+      <w:pPr/>
+      <w:r>
+        <w:rPr>
+          <w:lang w:val="pt_PT" w:bidi="pt_PT"/>
+        </w:rPr>
+      </w:r>
+      <w:r>
+        <w:rPr>
+          <w:b/>
+          <w:lang w:val="pt_PT" w:bidi="pt_PT"/>
+        </w:rPr>
+        <w:t>στῆτε οὖν</w:t>
       </w:r>
     </w:p>
     <w:p>
@@ -37344,6 +42654,21 @@
           <w:b/>
           <w:lang w:val="pt_PT" w:bidi="pt_PT"/>
         </w:rPr>
+        <w:t>οὖν</w:t>
+      </w:r>
+    </w:p>
+    <w:p>
+      <w:pPr/>
+      <w:r>
+        <w:rPr>
+          <w:lang w:val="pt_PT" w:bidi="pt_PT"/>
+        </w:rPr>
+      </w:r>
+      <w:r>
+        <w:rPr>
+          <w:b/>
+          <w:lang w:val="pt_PT" w:bidi="pt_PT"/>
+        </w:rPr>
         <w:t>"Portanto, estejam preparados".</w:t>
       </w:r>
     </w:p>
@@ -37536,6 +42861,21 @@
           <w:b/>
           <w:lang w:val="pt_PT" w:bidi="pt_PT"/>
         </w:rPr>
+        <w:t>ἀληθείᾳ</w:t>
+      </w:r>
+    </w:p>
+    <w:p>
+      <w:pPr/>
+      <w:r>
+        <w:rPr>
+          <w:lang w:val="pt_PT" w:bidi="pt_PT"/>
+        </w:rPr>
+      </w:r>
+      <w:r>
+        <w:rPr>
+          <w:b/>
+          <w:lang w:val="pt_PT" w:bidi="pt_PT"/>
+        </w:rPr>
         <w:t>"a verdade como cinturão".</w:t>
       </w:r>
     </w:p>
@@ -37632,6 +42972,21 @@
           <w:b/>
           <w:lang w:val="pt_PT" w:bidi="pt_PT"/>
         </w:rPr>
+        <w:t>ἐνδυσάμενοι τὸν θώρακα τῆς δικαιοσύνης</w:t>
+      </w:r>
+    </w:p>
+    <w:p>
+      <w:pPr/>
+      <w:r>
+        <w:rPr>
+          <w:lang w:val="pt_PT" w:bidi="pt_PT"/>
+        </w:rPr>
+      </w:r>
+      <w:r>
+        <w:rPr>
+          <w:b/>
+          <w:lang w:val="pt_PT" w:bidi="pt_PT"/>
+        </w:rPr>
         <w:t>"Vistam-se com a couraça da justiça".</w:t>
       </w:r>
     </w:p>
@@ -37741,6 +43096,21 @@
           <w:b/>
           <w:lang w:val="pt_PT" w:bidi="pt_PT"/>
         </w:rPr>
+        <w:t>δικαιοσύνης</w:t>
+      </w:r>
+    </w:p>
+    <w:p>
+      <w:pPr/>
+      <w:r>
+        <w:rPr>
+          <w:lang w:val="pt_PT" w:bidi="pt_PT"/>
+        </w:rPr>
+      </w:r>
+      <w:r>
+        <w:rPr>
+          <w:b/>
+          <w:lang w:val="pt_PT" w:bidi="pt_PT"/>
+        </w:rPr>
         <w:t>"a couraça da justiça".</w:t>
       </w:r>
     </w:p>
@@ -37837,6 +43207,21 @@
           <w:b/>
           <w:lang w:val="pt_PT" w:bidi="pt_PT"/>
         </w:rPr>
+        <w:t>ὑποδησάμενοι τοὺς πόδας ἐν ἑτοιμασίᾳ τοῦ εὐαγγελίου τῆς εἰρήνης</w:t>
+      </w:r>
+    </w:p>
+    <w:p>
+      <w:pPr/>
+      <w:r>
+        <w:rPr>
+          <w:lang w:val="pt_PT" w:bidi="pt_PT"/>
+        </w:rPr>
+      </w:r>
+      <w:r>
+        <w:rPr>
+          <w:b/>
+          <w:lang w:val="pt_PT" w:bidi="pt_PT"/>
+        </w:rPr>
         <w:t>"e calcem, como sapatos, a prontidão para anunciar a boa notícia de paz".</w:t>
       </w:r>
     </w:p>
@@ -37946,6 +43331,21 @@
           <w:b/>
           <w:lang w:val="pt_PT" w:bidi="pt_PT"/>
         </w:rPr>
+        <w:t>εἰρήνης</w:t>
+      </w:r>
+    </w:p>
+    <w:p>
+      <w:pPr/>
+      <w:r>
+        <w:rPr>
+          <w:lang w:val="pt_PT" w:bidi="pt_PT"/>
+        </w:rPr>
+      </w:r>
+      <w:r>
+        <w:rPr>
+          <w:b/>
+          <w:lang w:val="pt_PT" w:bidi="pt_PT"/>
+        </w:rPr>
         <w:t>"a boa notícia de paz".</w:t>
       </w:r>
     </w:p>
@@ -38042,6 +43442,21 @@
           <w:b/>
           <w:lang w:val="pt_PT" w:bidi="pt_PT"/>
         </w:rPr>
+        <w:t>ἐν πᾶσιν ἀναλαβόντες τὸν θυρεὸν τῆς πίστεως</w:t>
+      </w:r>
+    </w:p>
+    <w:p>
+      <w:pPr/>
+      <w:r>
+        <w:rPr>
+          <w:lang w:val="pt_PT" w:bidi="pt_PT"/>
+        </w:rPr>
+      </w:r>
+      <w:r>
+        <w:rPr>
+          <w:b/>
+          <w:lang w:val="pt_PT" w:bidi="pt_PT"/>
+        </w:rPr>
         <w:t>"E levem sempre a fé como escudo".</w:t>
       </w:r>
     </w:p>
@@ -38151,6 +43566,21 @@
           <w:b/>
           <w:lang w:val="pt_PT" w:bidi="pt_PT"/>
         </w:rPr>
+        <w:t>τῆς πίστεως</w:t>
+      </w:r>
+    </w:p>
+    <w:p>
+      <w:pPr/>
+      <w:r>
+        <w:rPr>
+          <w:lang w:val="pt_PT" w:bidi="pt_PT"/>
+        </w:rPr>
+      </w:r>
+      <w:r>
+        <w:rPr>
+          <w:b/>
+          <w:lang w:val="pt_PT" w:bidi="pt_PT"/>
+        </w:rPr>
         <w:t>"levem sempre a fé como escudo".</w:t>
       </w:r>
     </w:p>
@@ -38247,6 +43677,21 @@
           <w:b/>
           <w:lang w:val="pt_PT" w:bidi="pt_PT"/>
         </w:rPr>
+        <w:t>τὰ βέλη τοῦ πονηροῦ πεπυρωμένα</w:t>
+      </w:r>
+    </w:p>
+    <w:p>
+      <w:pPr/>
+      <w:r>
+        <w:rPr>
+          <w:lang w:val="pt_PT" w:bidi="pt_PT"/>
+        </w:rPr>
+      </w:r>
+      <w:r>
+        <w:rPr>
+          <w:b/>
+          <w:lang w:val="pt_PT" w:bidi="pt_PT"/>
+        </w:rPr>
         <w:t>"de todos os dardos de fogo do Maligno".</w:t>
       </w:r>
     </w:p>
@@ -38343,6 +43788,21 @@
           <w:b/>
           <w:lang w:val="pt_PT" w:bidi="pt_PT"/>
         </w:rPr>
+        <w:t>τὴν περικεφαλαίαν τοῦ σωτηρίου δέξασθε</w:t>
+      </w:r>
+    </w:p>
+    <w:p>
+      <w:pPr/>
+      <w:r>
+        <w:rPr>
+          <w:lang w:val="pt_PT" w:bidi="pt_PT"/>
+        </w:rPr>
+      </w:r>
+      <w:r>
+        <w:rPr>
+          <w:b/>
+          <w:lang w:val="pt_PT" w:bidi="pt_PT"/>
+        </w:rPr>
         <w:t>"Recebam a salvação como capacete".</w:t>
       </w:r>
     </w:p>
@@ -38452,6 +43912,21 @@
           <w:b/>
           <w:lang w:val="pt_PT" w:bidi="pt_PT"/>
         </w:rPr>
+        <w:t>τοῦ σωτηρίου</w:t>
+      </w:r>
+    </w:p>
+    <w:p>
+      <w:pPr/>
+      <w:r>
+        <w:rPr>
+          <w:lang w:val="pt_PT" w:bidi="pt_PT"/>
+        </w:rPr>
+      </w:r>
+      <w:r>
+        <w:rPr>
+          <w:b/>
+          <w:lang w:val="pt_PT" w:bidi="pt_PT"/>
+        </w:rPr>
         <w:t>"a salvação como capacete".</w:t>
       </w:r>
     </w:p>
@@ -38548,6 +44023,21 @@
           <w:b/>
           <w:lang w:val="pt_PT" w:bidi="pt_PT"/>
         </w:rPr>
+        <w:t>τὴν μάχαιραν τοῦ Πνεύματος, ὅ ἐστιν ῥῆμα Θεοῦ</w:t>
+      </w:r>
+    </w:p>
+    <w:p>
+      <w:pPr/>
+      <w:r>
+        <w:rPr>
+          <w:lang w:val="pt_PT" w:bidi="pt_PT"/>
+        </w:rPr>
+      </w:r>
+      <w:r>
+        <w:rPr>
+          <w:b/>
+          <w:lang w:val="pt_PT" w:bidi="pt_PT"/>
+        </w:rPr>
         <w:t>"e a palavra de Deus como a espada que o Espírito Santo lhes dá".</w:t>
       </w:r>
     </w:p>
@@ -38644,6 +44134,21 @@
           <w:b/>
           <w:lang w:val="pt_PT" w:bidi="pt_PT"/>
         </w:rPr>
+        <w:t>διὰ πάσης προσευχῆς καὶ δεήσεως, προσευχόμενοι ἐν παντὶ καιρῷ ἐν Πνεύματι</w:t>
+      </w:r>
+    </w:p>
+    <w:p>
+      <w:pPr/>
+      <w:r>
+        <w:rPr>
+          <w:lang w:val="pt_PT" w:bidi="pt_PT"/>
+        </w:rPr>
+      </w:r>
+      <w:r>
+        <w:rPr>
+          <w:b/>
+          <w:lang w:val="pt_PT" w:bidi="pt_PT"/>
+        </w:rPr>
         <w:t>"Façam tudo isso orando a Deus e pedindo a ajuda dele. Orem sempre, guiados pelo Espírito de Deus".</w:t>
       </w:r>
     </w:p>
@@ -38707,6 +44212,21 @@
           <w:b/>
           <w:lang w:val="pt_PT" w:bidi="pt_PT"/>
         </w:rPr>
+        <w:t>εἰς αὐτὸ</w:t>
+      </w:r>
+    </w:p>
+    <w:p>
+      <w:pPr/>
+      <w:r>
+        <w:rPr>
+          <w:lang w:val="pt_PT" w:bidi="pt_PT"/>
+        </w:rPr>
+      </w:r>
+      <w:r>
+        <w:rPr>
+          <w:b/>
+          <w:lang w:val="pt_PT" w:bidi="pt_PT"/>
+        </w:rPr>
         <w:t>"Façam tudo isso orando a Deus".</w:t>
       </w:r>
     </w:p>
@@ -38803,6 +44323,21 @@
           <w:b/>
           <w:lang w:val="pt_PT" w:bidi="pt_PT"/>
         </w:rPr>
+        <w:t>ἀγρυπνοῦντες ἐν πάσῃ προσκαρτερήσει καὶ δεήσει περὶ πάντων τῶν ἁγίων</w:t>
+      </w:r>
+    </w:p>
+    <w:p>
+      <w:pPr/>
+      <w:r>
+        <w:rPr>
+          <w:lang w:val="pt_PT" w:bidi="pt_PT"/>
+        </w:rPr>
+      </w:r>
+      <w:r>
+        <w:rPr>
+          <w:b/>
+          <w:lang w:val="pt_PT" w:bidi="pt_PT"/>
+        </w:rPr>
         <w:t>"Fiquem alertas. Não desanimem e orem sempre por todo o povo de Deus".</w:t>
       </w:r>
     </w:p>
@@ -38962,6 +44497,21 @@
           <w:b/>
           <w:lang w:val="pt_PT" w:bidi="pt_PT"/>
         </w:rPr>
+        <w:t>ἵνα μοι δοθῇ λόγος</w:t>
+      </w:r>
+    </w:p>
+    <w:p>
+      <w:pPr/>
+      <w:r>
+        <w:rPr>
+          <w:lang w:val="pt_PT" w:bidi="pt_PT"/>
+        </w:rPr>
+      </w:r>
+      <w:r>
+        <w:rPr>
+          <w:b/>
+          <w:lang w:val="pt_PT" w:bidi="pt_PT"/>
+        </w:rPr>
         <w:t>"para que, quando eu falar, fale com coragem e torne conhecido o segredo do evangelho".</w:t>
       </w:r>
     </w:p>
@@ -39058,6 +44608,21 @@
           <w:b/>
           <w:lang w:val="pt_PT" w:bidi="pt_PT"/>
         </w:rPr>
+        <w:t>ἵνα</w:t>
+      </w:r>
+    </w:p>
+    <w:p>
+      <w:pPr/>
+      <w:r>
+        <w:rPr>
+          <w:lang w:val="pt_PT" w:bidi="pt_PT"/>
+        </w:rPr>
+      </w:r>
+      <w:r>
+        <w:rPr>
+          <w:b/>
+          <w:lang w:val="pt_PT" w:bidi="pt_PT"/>
+        </w:rPr>
         <w:t>"para que, quando eu falar".</w:t>
       </w:r>
     </w:p>
@@ -39250,6 +44815,21 @@
           <w:b/>
           <w:lang w:val="pt_PT" w:bidi="pt_PT"/>
         </w:rPr>
+        <w:t>ὑπὲρ οὗ πρεσβεύω ἐν ἁλύσει</w:t>
+      </w:r>
+    </w:p>
+    <w:p>
+      <w:pPr/>
+      <w:r>
+        <w:rPr>
+          <w:lang w:val="pt_PT" w:bidi="pt_PT"/>
+        </w:rPr>
+      </w:r>
+      <w:r>
+        <w:rPr>
+          <w:b/>
+          <w:lang w:val="pt_PT" w:bidi="pt_PT"/>
+        </w:rPr>
         <w:t>"Eu sou embaixador a serviço desse evangelho, embora esteja agora na cadeia".</w:t>
       </w:r>
     </w:p>
@@ -39346,6 +44926,21 @@
           <w:b/>
           <w:lang w:val="pt_PT" w:bidi="pt_PT"/>
         </w:rPr>
+        <w:t>ἵνα ἐν αὐτῷ παρρησιάσωμαι, ὡς δεῖ με λαλῆσαι</w:t>
+      </w:r>
+    </w:p>
+    <w:p>
+      <w:pPr/>
+      <w:r>
+        <w:rPr>
+          <w:lang w:val="pt_PT" w:bidi="pt_PT"/>
+        </w:rPr>
+      </w:r>
+      <w:r>
+        <w:rPr>
+          <w:b/>
+          <w:lang w:val="pt_PT" w:bidi="pt_PT"/>
+        </w:rPr>
         <w:t>"orem para que eu seja corajoso e anuncie o evangelho como eu devo anunciar".</w:t>
       </w:r>
     </w:p>
@@ -39429,6 +45024,21 @@
           <w:b/>
           <w:lang w:val="pt_PT" w:bidi="pt_PT"/>
         </w:rPr>
+        <w:t>ἵνα</w:t>
+      </w:r>
+    </w:p>
+    <w:p>
+      <w:pPr/>
+      <w:r>
+        <w:rPr>
+          <w:lang w:val="pt_PT" w:bidi="pt_PT"/>
+        </w:rPr>
+      </w:r>
+      <w:r>
+        <w:rPr>
+          <w:b/>
+          <w:lang w:val="pt_PT" w:bidi="pt_PT"/>
+        </w:rPr>
         <w:t>"para que eu seja corajoso".</w:t>
       </w:r>
     </w:p>
@@ -39525,6 +45135,21 @@
           <w:b/>
           <w:lang w:val="pt_PT" w:bidi="pt_PT"/>
         </w:rPr>
+        <w:t>ἐν αὐτῷ</w:t>
+      </w:r>
+    </w:p>
+    <w:p>
+      <w:pPr/>
+      <w:r>
+        <w:rPr>
+          <w:lang w:val="pt_PT" w:bidi="pt_PT"/>
+        </w:rPr>
+      </w:r>
+      <w:r>
+        <w:rPr>
+          <w:b/>
+          <w:lang w:val="pt_PT" w:bidi="pt_PT"/>
+        </w:rPr>
         <w:t>"e anuncie o evangelho como devo anunciar".</w:t>
       </w:r>
     </w:p>
@@ -39647,6 +45272,21 @@
           <w:b/>
           <w:lang w:val="pt_PT" w:bidi="pt_PT"/>
         </w:rPr>
+        <w:t>ἵνα</w:t>
+      </w:r>
+    </w:p>
+    <w:p>
+      <w:pPr/>
+      <w:r>
+        <w:rPr>
+          <w:lang w:val="pt_PT" w:bidi="pt_PT"/>
+        </w:rPr>
+      </w:r>
+      <w:r>
+        <w:rPr>
+          <w:b/>
+          <w:lang w:val="pt_PT" w:bidi="pt_PT"/>
+        </w:rPr>
         <w:t>"para que vocês possam saber como estou passando".</w:t>
       </w:r>
     </w:p>
@@ -39743,6 +45383,21 @@
           <w:b/>
           <w:lang w:val="pt_PT" w:bidi="pt_PT"/>
         </w:rPr>
+        <w:t>ἀδελφὸς</w:t>
+      </w:r>
+    </w:p>
+    <w:p>
+      <w:pPr/>
+      <w:r>
+        <w:rPr>
+          <w:lang w:val="pt_PT" w:bidi="pt_PT"/>
+        </w:rPr>
+      </w:r>
+      <w:r>
+        <w:rPr>
+          <w:b/>
+          <w:lang w:val="pt_PT" w:bidi="pt_PT"/>
+        </w:rPr>
         <w:t>"nosso querido irmão".</w:t>
       </w:r>
     </w:p>
@@ -39839,6 +45494,21 @@
           <w:b/>
           <w:lang w:val="pt_PT" w:bidi="pt_PT"/>
         </w:rPr>
+        <w:t>παρακαλέσῃ τὰς καρδίας ὑμῶν</w:t>
+      </w:r>
+    </w:p>
+    <w:p>
+      <w:pPr/>
+      <w:r>
+        <w:rPr>
+          <w:lang w:val="pt_PT" w:bidi="pt_PT"/>
+        </w:rPr>
+      </w:r>
+      <w:r>
+        <w:rPr>
+          <w:b/>
+          <w:lang w:val="pt_PT" w:bidi="pt_PT"/>
+        </w:rPr>
         <w:t>"a fim de que vocês fiquem bem animados".</w:t>
       </w:r>
     </w:p>
@@ -39935,6 +45605,21 @@
           <w:b/>
           <w:lang w:val="pt_PT" w:bidi="pt_PT"/>
         </w:rPr>
+        <w:t>ἵνα</w:t>
+      </w:r>
+    </w:p>
+    <w:p>
+      <w:pPr/>
+      <w:r>
+        <w:rPr>
+          <w:lang w:val="pt_PT" w:bidi="pt_PT"/>
+        </w:rPr>
+      </w:r>
+      <w:r>
+        <w:rPr>
+          <w:b/>
+          <w:lang w:val="pt_PT" w:bidi="pt_PT"/>
+        </w:rPr>
         <w:t>"para que ele conte como todos nós aqui estamos passando".</w:t>
       </w:r>
     </w:p>
@@ -40094,6 +45779,21 @@
           <w:b/>
           <w:lang w:val="pt_PT" w:bidi="pt_PT"/>
         </w:rPr>
+        <w:t>εἰρήνη τοῖς ἀδελφοῖς</w:t>
+      </w:r>
+    </w:p>
+    <w:p>
+      <w:pPr/>
+      <w:r>
+        <w:rPr>
+          <w:lang w:val="pt_PT" w:bidi="pt_PT"/>
+        </w:rPr>
+      </w:r>
+      <w:r>
+        <w:rPr>
+          <w:b/>
+          <w:lang w:val="pt_PT" w:bidi="pt_PT"/>
+        </w:rPr>
         <w:t>"deem a todos os irmãos paz".</w:t>
       </w:r>
     </w:p>
@@ -40190,6 +45890,21 @@
           <w:b/>
           <w:lang w:val="pt_PT" w:bidi="pt_PT"/>
         </w:rPr>
+        <w:t>τοῖς ἀδελφοῖς</w:t>
+      </w:r>
+    </w:p>
+    <w:p>
+      <w:pPr/>
+      <w:r>
+        <w:rPr>
+          <w:lang w:val="pt_PT" w:bidi="pt_PT"/>
+        </w:rPr>
+      </w:r>
+      <w:r>
+        <w:rPr>
+          <w:b/>
+          <w:lang w:val="pt_PT" w:bidi="pt_PT"/>
+        </w:rPr>
         <w:t>"deem a todos os irmãos".</w:t>
       </w:r>
     </w:p>
@@ -40286,6 +46001,21 @@
           <w:b/>
           <w:lang w:val="pt_PT" w:bidi="pt_PT"/>
         </w:rPr>
+        <w:t>ἀγάπη</w:t>
+      </w:r>
+    </w:p>
+    <w:p>
+      <w:pPr/>
+      <w:r>
+        <w:rPr>
+          <w:lang w:val="pt_PT" w:bidi="pt_PT"/>
+        </w:rPr>
+      </w:r>
+      <w:r>
+        <w:rPr>
+          <w:b/>
+          <w:lang w:val="pt_PT" w:bidi="pt_PT"/>
+        </w:rPr>
         <w:t>"deem a todos os irmãos paz e amor".</w:t>
       </w:r>
     </w:p>
@@ -40382,6 +46112,21 @@
           <w:b/>
           <w:lang w:val="pt_PT" w:bidi="pt_PT"/>
         </w:rPr>
+        <w:t>μετὰ πίστεως</w:t>
+      </w:r>
+    </w:p>
+    <w:p>
+      <w:pPr/>
+      <w:r>
+        <w:rPr>
+          <w:lang w:val="pt_PT" w:bidi="pt_PT"/>
+        </w:rPr>
+      </w:r>
+      <w:r>
+        <w:rPr>
+          <w:b/>
+          <w:lang w:val="pt_PT" w:bidi="pt_PT"/>
+        </w:rPr>
         <w:t>"deem a todos os irmãos paz e amor, com fé!".</w:t>
       </w:r>
     </w:p>
@@ -40478,6 +46223,21 @@
           <w:b/>
           <w:lang w:val="pt_PT" w:bidi="pt_PT"/>
         </w:rPr>
+        <w:t>ἡ χάρις μετὰ</w:t>
+      </w:r>
+    </w:p>
+    <w:p>
+      <w:pPr/>
+      <w:r>
+        <w:rPr>
+          <w:lang w:val="pt_PT" w:bidi="pt_PT"/>
+        </w:rPr>
+      </w:r>
+      <w:r>
+        <w:rPr>
+          <w:b/>
+          <w:lang w:val="pt_PT" w:bidi="pt_PT"/>
+        </w:rPr>
         <w:t>"E que a graça de Deus esteja com todos".</w:t>
       </w:r>
     </w:p>
@@ -40560,6 +46320,21 @@
         <w:rPr>
           <w:lang w:val="pt_PT" w:bidi="pt_PT"/>
         </w:rPr>
+      </w:r>
+    </w:p>
+    <w:p>
+      <w:pPr/>
+      <w:r>
+        <w:rPr>
+          <w:lang w:val="pt_PT" w:bidi="pt_PT"/>
+        </w:rPr>
+      </w:r>
+      <w:r>
+        <w:rPr>
+          <w:b/>
+          <w:lang w:val="pt_PT" w:bidi="pt_PT"/>
+        </w:rPr>
+        <w:t>ἐν ἀφθαρσίᾳ</w:t>
       </w:r>
     </w:p>
     <w:p>

--- a/por/docx/49.content.docx
+++ b/por/docx/49.content.docx
@@ -8357,7 +8357,7 @@
           <w:b/>
           <w:lang w:val="pt_PT" w:bidi="pt_PT"/>
         </w:rPr>
-        <w:t>Θεὸς πλούσιος ὢν ἐν ἐλέει</w:t>
+        <w:t>ὁ &amp; Θεὸς πλούσιος ὢν ἐν ἐλέει</w:t>
       </w:r>
     </w:p>
     <w:p>
@@ -43096,7 +43096,7 @@
           <w:b/>
           <w:lang w:val="pt_PT" w:bidi="pt_PT"/>
         </w:rPr>
-        <w:t>δικαιοσύνης</w:t>
+        <w:t>τῆς δικαιοσύνης</w:t>
       </w:r>
     </w:p>
     <w:p>
@@ -43331,7 +43331,7 @@
           <w:b/>
           <w:lang w:val="pt_PT" w:bidi="pt_PT"/>
         </w:rPr>
-        <w:t>εἰρήνης</w:t>
+        <w:t>τῆς εἰρήνης</w:t>
       </w:r>
     </w:p>
     <w:p>

--- a/por/docx/49.content.docx
+++ b/por/docx/49.content.docx
@@ -286,21 +286,6 @@
           <w:b/>
           <w:lang w:val="pt_PT" w:bidi="pt_PT"/>
         </w:rPr>
-        <w:t>Παῦλος, ἀπόστολος Χριστοῦ Ἰησοῦ &amp; τοῖς ἁγίοις τοῖς οὖσιν</w:t>
-      </w:r>
-    </w:p>
-    <w:p>
-      <w:pPr/>
-      <w:r>
-        <w:rPr>
-          <w:lang w:val="pt_PT" w:bidi="pt_PT"/>
-        </w:rPr>
-      </w:r>
-      <w:r>
-        <w:rPr>
-          <w:b/>
-          <w:lang w:val="pt_PT" w:bidi="pt_PT"/>
-        </w:rPr>
         <w:t>"Eu, Paulo, apóstolo de Cristo Jesus... ao povo de Deus da cidade de Éfeso".</w:t>
       </w:r>
     </w:p>
@@ -698,21 +683,6 @@
           <w:b/>
           <w:lang w:val="pt_PT" w:bidi="pt_PT"/>
         </w:rPr>
-        <w:t>εὐλογητὸς ὁ Θεὸς καὶ Πατὴρ τοῦ Κυρίου ἡμῶν, Ἰησοῦ Χριστοῦ</w:t>
-      </w:r>
-    </w:p>
-    <w:p>
-      <w:pPr/>
-      <w:r>
-        <w:rPr>
-          <w:lang w:val="pt_PT" w:bidi="pt_PT"/>
-        </w:rPr>
-      </w:r>
-      <w:r>
-        <w:rPr>
-          <w:b/>
-          <w:lang w:val="pt_PT" w:bidi="pt_PT"/>
-        </w:rPr>
         <w:t>"Agradecemos ao Deus e Pai do nosso Senhor Jesus Cristo".</w:t>
       </w:r>
     </w:p>
@@ -809,21 +779,6 @@
           <w:b/>
           <w:lang w:val="pt_PT" w:bidi="pt_PT"/>
         </w:rPr>
-        <w:t>ὁ εὐλογήσας ἡμᾶς</w:t>
-      </w:r>
-    </w:p>
-    <w:p>
-      <w:pPr/>
-      <w:r>
-        <w:rPr>
-          <w:lang w:val="pt_PT" w:bidi="pt_PT"/>
-        </w:rPr>
-      </w:r>
-      <w:r>
-        <w:rPr>
-          <w:b/>
-          <w:lang w:val="pt_PT" w:bidi="pt_PT"/>
-        </w:rPr>
         <w:t>"pois ele nos tem abençoado".</w:t>
       </w:r>
     </w:p>
@@ -887,21 +842,6 @@
           <w:b/>
           <w:lang w:val="pt_PT" w:bidi="pt_PT"/>
         </w:rPr>
-        <w:t>πάσῃ εὐλογίᾳ πνευματικῇ</w:t>
-      </w:r>
-    </w:p>
-    <w:p>
-      <w:pPr/>
-      <w:r>
-        <w:rPr>
-          <w:lang w:val="pt_PT" w:bidi="pt_PT"/>
-        </w:rPr>
-      </w:r>
-      <w:r>
-        <w:rPr>
-          <w:b/>
-          <w:lang w:val="pt_PT" w:bidi="pt_PT"/>
-        </w:rPr>
         <w:t>"dando-nos todos os dons espirituais do mundo celestial".</w:t>
       </w:r>
     </w:p>
@@ -1400,21 +1340,6 @@
           <w:b/>
           <w:lang w:val="pt_PT" w:bidi="pt_PT"/>
         </w:rPr>
-        <w:t>προορίσας &amp; αὐτόν &amp; αὐτοῦ</w:t>
-      </w:r>
-    </w:p>
-    <w:p>
-      <w:pPr/>
-      <w:r>
-        <w:rPr>
-          <w:lang w:val="pt_PT" w:bidi="pt_PT"/>
-        </w:rPr>
-      </w:r>
-      <w:r>
-        <w:rPr>
-          <w:b/>
-          <w:lang w:val="pt_PT" w:bidi="pt_PT"/>
-        </w:rPr>
         <w:t>"seus filhos" - "seu prazer" - "sua vontade".</w:t>
       </w:r>
     </w:p>
@@ -1478,21 +1403,6 @@
           <w:b/>
           <w:lang w:val="pt_PT" w:bidi="pt_PT"/>
         </w:rPr>
-        <w:t>προορίσας ἡμᾶς εἰς υἱοθεσίαν</w:t>
-      </w:r>
-    </w:p>
-    <w:p>
-      <w:pPr/>
-      <w:r>
-        <w:rPr>
-          <w:lang w:val="pt_PT" w:bidi="pt_PT"/>
-        </w:rPr>
-      </w:r>
-      <w:r>
-        <w:rPr>
-          <w:b/>
-          <w:lang w:val="pt_PT" w:bidi="pt_PT"/>
-        </w:rPr>
         <w:t>"Deus já havia resolvido que nos tornaria seus filhos".</w:t>
       </w:r>
     </w:p>
@@ -1589,21 +1499,6 @@
           <w:b/>
           <w:lang w:val="pt_PT" w:bidi="pt_PT"/>
         </w:rPr>
-        <w:t>προορίσας ἡμᾶς</w:t>
-      </w:r>
-    </w:p>
-    <w:p>
-      <w:pPr/>
-      <w:r>
-        <w:rPr>
-          <w:lang w:val="pt_PT" w:bidi="pt_PT"/>
-        </w:rPr>
-      </w:r>
-      <w:r>
-        <w:rPr>
-          <w:b/>
-          <w:lang w:val="pt_PT" w:bidi="pt_PT"/>
-        </w:rPr>
         <w:t>"Deus já havia resolvido que nos tornaria seus filhos".</w:t>
       </w:r>
     </w:p>
@@ -1867,21 +1762,6 @@
           <w:b/>
           <w:lang w:val="pt_PT" w:bidi="pt_PT"/>
         </w:rPr>
-        <w:t>ἐχαρίτωσεν ἡμᾶς ἐν τῷ ἠγαπημένῳ</w:t>
-      </w:r>
-    </w:p>
-    <w:p>
-      <w:pPr/>
-      <w:r>
-        <w:rPr>
-          <w:lang w:val="pt_PT" w:bidi="pt_PT"/>
-        </w:rPr>
-      </w:r>
-      <w:r>
-        <w:rPr>
-          <w:b/>
-          <w:lang w:val="pt_PT" w:bidi="pt_PT"/>
-        </w:rPr>
         <w:t>"que ele nos deu gratuitamente por meio do seu querido Filho".</w:t>
       </w:r>
     </w:p>
@@ -1945,21 +1825,6 @@
           <w:b/>
           <w:lang w:val="pt_PT" w:bidi="pt_PT"/>
         </w:rPr>
-        <w:t>τῷ ἠγαπημένῳ</w:t>
-      </w:r>
-    </w:p>
-    <w:p>
-      <w:pPr/>
-      <w:r>
-        <w:rPr>
-          <w:lang w:val="pt_PT" w:bidi="pt_PT"/>
-        </w:rPr>
-      </w:r>
-      <w:r>
-        <w:rPr>
-          <w:b/>
-          <w:lang w:val="pt_PT" w:bidi="pt_PT"/>
-        </w:rPr>
         <w:t>"do seu querido Filho".</w:t>
       </w:r>
     </w:p>
@@ -2023,21 +1888,6 @@
           <w:b/>
           <w:lang w:val="pt_PT" w:bidi="pt_PT"/>
         </w:rPr>
-        <w:t>διὰ τοῦ αἵματος αὐτοῦ</w:t>
-      </w:r>
-    </w:p>
-    <w:p>
-      <w:pPr/>
-      <w:r>
-        <w:rPr>
-          <w:lang w:val="pt_PT" w:bidi="pt_PT"/>
-        </w:rPr>
-      </w:r>
-      <w:r>
-        <w:rPr>
-          <w:b/>
-          <w:lang w:val="pt_PT" w:bidi="pt_PT"/>
-        </w:rPr>
         <w:t>"pela morte de Cristo na cruz".</w:t>
       </w:r>
     </w:p>
@@ -2147,21 +1997,6 @@
           <w:b/>
           <w:lang w:val="pt_PT" w:bidi="pt_PT"/>
         </w:rPr>
-        <w:t>τὸ πλοῦτος τῆς χάριτος αὐτοῦ</w:t>
-      </w:r>
-    </w:p>
-    <w:p>
-      <w:pPr/>
-      <w:r>
-        <w:rPr>
-          <w:lang w:val="pt_PT" w:bidi="pt_PT"/>
-        </w:rPr>
-      </w:r>
-      <w:r>
-        <w:rPr>
-          <w:b/>
-          <w:lang w:val="pt_PT" w:bidi="pt_PT"/>
-        </w:rPr>
         <w:t>"Como é maravilhosa a graça de Deus".</w:t>
       </w:r>
     </w:p>
@@ -2271,21 +2106,6 @@
           <w:b/>
           <w:lang w:val="pt_PT" w:bidi="pt_PT"/>
         </w:rPr>
-        <w:t>ἧς ἐπερίσσευσεν εἰς ἡμᾶς</w:t>
-      </w:r>
-    </w:p>
-    <w:p>
-      <w:pPr/>
-      <w:r>
-        <w:rPr>
-          <w:lang w:val="pt_PT" w:bidi="pt_PT"/>
-        </w:rPr>
-      </w:r>
-      <w:r>
-        <w:rPr>
-          <w:b/>
-          <w:lang w:val="pt_PT" w:bidi="pt_PT"/>
-        </w:rPr>
         <w:t>"que ele nos deu com tanta fartura!".</w:t>
       </w:r>
     </w:p>
@@ -2349,21 +2169,6 @@
           <w:b/>
           <w:lang w:val="pt_PT" w:bidi="pt_PT"/>
         </w:rPr>
-        <w:t>ἐν πάσῃ σοφίᾳ καὶ φρονήσει</w:t>
-      </w:r>
-    </w:p>
-    <w:p>
-      <w:pPr/>
-      <w:r>
-        <w:rPr>
-          <w:lang w:val="pt_PT" w:bidi="pt_PT"/>
-        </w:rPr>
-      </w:r>
-      <w:r>
-        <w:rPr>
-          <w:b/>
-          <w:lang w:val="pt_PT" w:bidi="pt_PT"/>
-        </w:rPr>
         <w:t>"em toda a sua sabedoria e entendimento".</w:t>
       </w:r>
     </w:p>
@@ -2427,21 +2232,6 @@
           <w:b/>
           <w:lang w:val="pt_PT" w:bidi="pt_PT"/>
         </w:rPr>
-        <w:t>σοφίᾳ καὶ φρονήσει</w:t>
-      </w:r>
-    </w:p>
-    <w:p>
-      <w:pPr/>
-      <w:r>
-        <w:rPr>
-          <w:lang w:val="pt_PT" w:bidi="pt_PT"/>
-        </w:rPr>
-      </w:r>
-      <w:r>
-        <w:rPr>
-          <w:b/>
-          <w:lang w:val="pt_PT" w:bidi="pt_PT"/>
-        </w:rPr>
         <w:t>"sabedoria e entendimento".</w:t>
       </w:r>
     </w:p>
@@ -2551,21 +2341,6 @@
           <w:b/>
           <w:lang w:val="pt_PT" w:bidi="pt_PT"/>
         </w:rPr>
-        <w:t>κατὰ τὴν εὐδοκίαν αὐτοῦ</w:t>
-      </w:r>
-    </w:p>
-    <w:p>
-      <w:pPr/>
-      <w:r>
-        <w:rPr>
-          <w:lang w:val="pt_PT" w:bidi="pt_PT"/>
-        </w:rPr>
-      </w:r>
-      <w:r>
-        <w:rPr>
-          <w:b/>
-          <w:lang w:val="pt_PT" w:bidi="pt_PT"/>
-        </w:rPr>
         <w:t>"fez o que havia resolvido e nos revelou o plano secreto".</w:t>
       </w:r>
     </w:p>
@@ -2629,21 +2404,6 @@
           <w:b/>
           <w:lang w:val="pt_PT" w:bidi="pt_PT"/>
         </w:rPr>
-        <w:t>ἣν προέθετο ἐν αὐτῷ</w:t>
-      </w:r>
-    </w:p>
-    <w:p>
-      <w:pPr/>
-      <w:r>
-        <w:rPr>
-          <w:lang w:val="pt_PT" w:bidi="pt_PT"/>
-        </w:rPr>
-      </w:r>
-      <w:r>
-        <w:rPr>
-          <w:b/>
-          <w:lang w:val="pt_PT" w:bidi="pt_PT"/>
-        </w:rPr>
         <w:t>"que tinha decidido realizar por meio de Cristo".</w:t>
       </w:r>
     </w:p>
@@ -2707,6 +2467,195 @@
           <w:b/>
           <w:lang w:val="pt_PT" w:bidi="pt_PT"/>
         </w:rPr>
+        <w:t>"por meio de Cristo".</w:t>
+      </w:r>
+    </w:p>
+    <w:p>
+      <w:pPr/>
+      <w:r>
+        <w:rPr>
+          <w:lang w:val="pt_PT" w:bidi="pt_PT"/>
+        </w:rPr>
+      </w:r>
+      <w:r>
+        <w:rPr>
+          <w:lang w:val="pt_PT" w:bidi="pt_PT"/>
+        </w:rPr>
+        <w:t>Tradução alternativa: “através de Cristo”.</w:t>
+      </w:r>
+      <w:r>
+        <w:rPr>
+          <w:lang w:val="pt_PT" w:bidi="pt_PT"/>
+        </w:rPr>
+      </w:r>
+      <w:r>
+        <w:rPr>
+          <w:lang w:val="pt_PT" w:bidi="pt_PT"/>
+        </w:rPr>
+      </w:r>
+    </w:p>
+    <w:p>
+      <w:pPr/>
+      <w:r>
+        <w:rPr>
+          <w:lang w:val="pt_PT" w:bidi="pt_PT"/>
+        </w:rPr>
+      </w:r>
+    </w:p>
+    <w:p>
+      <w:pPr>
+        <w:pStyle w:val="Heading2"/>
+      </w:pPr>
+      <w:r>
+        <w:rPr>
+          <w:lang w:val="pt_PT" w:bidi="pt_PT"/>
+        </w:rPr>
+        <w:t>Efésios 1.10 (#1)</w:t>
+      </w:r>
+      <w:r>
+        <w:rPr>
+          <w:lang w:val="pt_PT" w:bidi="pt_PT"/>
+        </w:rPr>
+      </w:r>
+    </w:p>
+    <w:p>
+      <w:pPr/>
+      <w:r>
+        <w:rPr>
+          <w:lang w:val="pt_PT" w:bidi="pt_PT"/>
+        </w:rPr>
+      </w:r>
+      <w:r>
+        <w:rPr>
+          <w:b/>
+          <w:lang w:val="pt_PT" w:bidi="pt_PT"/>
+        </w:rPr>
+        <w:t>"Esse plano é unir, no tempo certo".</w:t>
+      </w:r>
+    </w:p>
+    <w:p>
+      <w:pPr/>
+      <w:r>
+        <w:rPr>
+          <w:lang w:val="pt_PT" w:bidi="pt_PT"/>
+        </w:rPr>
+      </w:r>
+      <w:r>
+        <w:rPr>
+          <w:lang w:val="pt_PT" w:bidi="pt_PT"/>
+        </w:rPr>
+        <w:t>Uma nova frase pode ser iniciada aqui. Tradução alternativa: “Ele fez isso visando a uma união” ou “Ele fez isso, pensando em uma gestão”.</w:t>
+      </w:r>
+      <w:r>
+        <w:rPr>
+          <w:lang w:val="pt_PT" w:bidi="pt_PT"/>
+        </w:rPr>
+      </w:r>
+      <w:r>
+        <w:rPr>
+          <w:lang w:val="pt_PT" w:bidi="pt_PT"/>
+        </w:rPr>
+      </w:r>
+    </w:p>
+    <w:p>
+      <w:pPr/>
+      <w:r>
+        <w:rPr>
+          <w:lang w:val="pt_PT" w:bidi="pt_PT"/>
+        </w:rPr>
+      </w:r>
+    </w:p>
+    <w:p>
+      <w:pPr>
+        <w:pStyle w:val="Heading2"/>
+      </w:pPr>
+      <w:r>
+        <w:rPr>
+          <w:lang w:val="pt_PT" w:bidi="pt_PT"/>
+        </w:rPr>
+        <w:t>Efésios 1.10 (#2)</w:t>
+      </w:r>
+      <w:r>
+        <w:rPr>
+          <w:lang w:val="pt_PT" w:bidi="pt_PT"/>
+        </w:rPr>
+      </w:r>
+    </w:p>
+    <w:p>
+      <w:pPr/>
+      <w:r>
+        <w:rPr>
+          <w:lang w:val="pt_PT" w:bidi="pt_PT"/>
+        </w:rPr>
+      </w:r>
+      <w:r>
+        <w:rPr>
+          <w:b/>
+          <w:lang w:val="pt_PT" w:bidi="pt_PT"/>
+        </w:rPr>
+        <w:t>"no tempo certo".</w:t>
+      </w:r>
+    </w:p>
+    <w:p>
+      <w:pPr/>
+      <w:r>
+        <w:rPr>
+          <w:lang w:val="pt_PT" w:bidi="pt_PT"/>
+        </w:rPr>
+      </w:r>
+      <w:r>
+        <w:rPr>
+          <w:lang w:val="pt_PT" w:bidi="pt_PT"/>
+        </w:rPr>
+        <w:t>Tradução alternativa: “quando chegar a hora certa” ou “no momento que ele determinou”.</w:t>
+      </w:r>
+      <w:r>
+        <w:rPr>
+          <w:lang w:val="pt_PT" w:bidi="pt_PT"/>
+        </w:rPr>
+      </w:r>
+      <w:r>
+        <w:rPr>
+          <w:lang w:val="pt_PT" w:bidi="pt_PT"/>
+        </w:rPr>
+      </w:r>
+    </w:p>
+    <w:p>
+      <w:pPr/>
+      <w:r>
+        <w:rPr>
+          <w:lang w:val="pt_PT" w:bidi="pt_PT"/>
+        </w:rPr>
+      </w:r>
+    </w:p>
+    <w:p>
+      <w:pPr>
+        <w:pStyle w:val="Heading2"/>
+      </w:pPr>
+      <w:r>
+        <w:rPr>
+          <w:lang w:val="pt_PT" w:bidi="pt_PT"/>
+        </w:rPr>
+        <w:t>Efésios 1.10 (#3)</w:t>
+      </w:r>
+      <w:r>
+        <w:rPr>
+          <w:lang w:val="pt_PT" w:bidi="pt_PT"/>
+        </w:rPr>
+      </w:r>
+    </w:p>
+    <w:p>
+      <w:pPr/>
+      <w:r>
+        <w:rPr>
+          <w:lang w:val="pt_PT" w:bidi="pt_PT"/>
+        </w:rPr>
+      </w:r>
+      <w:r>
+        <w:rPr>
+          <w:b/>
+          <w:lang w:val="pt_PT" w:bidi="pt_PT"/>
+        </w:rPr>
         <w:t>ἐν αὐτῷ</w:t>
       </w:r>
     </w:p>
@@ -2722,21 +2671,21 @@
           <w:b/>
           <w:lang w:val="pt_PT" w:bidi="pt_PT"/>
         </w:rPr>
-        <w:t>"por meio de Cristo".</w:t>
-      </w:r>
-    </w:p>
-    <w:p>
-      <w:pPr/>
-      <w:r>
-        <w:rPr>
-          <w:lang w:val="pt_PT" w:bidi="pt_PT"/>
-        </w:rPr>
-      </w:r>
-      <w:r>
-        <w:rPr>
-          <w:lang w:val="pt_PT" w:bidi="pt_PT"/>
-        </w:rPr>
-        <w:t>Tradução alternativa: “através de Cristo”.</w:t>
+        <w:t>"debaixo da autoridade de Cristo".</w:t>
+      </w:r>
+    </w:p>
+    <w:p>
+      <w:pPr/>
+      <w:r>
+        <w:rPr>
+          <w:lang w:val="pt_PT" w:bidi="pt_PT"/>
+        </w:rPr>
+      </w:r>
+      <w:r>
+        <w:rPr>
+          <w:lang w:val="pt_PT" w:bidi="pt_PT"/>
+        </w:rPr>
+        <w:t>Tradução alternativa: “sob seu governo” ou “sob sua autoridade”.</w:t>
       </w:r>
       <w:r>
         <w:rPr>
@@ -2765,56 +2714,100 @@
         <w:rPr>
           <w:lang w:val="pt_PT" w:bidi="pt_PT"/>
         </w:rPr>
-        <w:t>Efésios 1.10 (#1)</w:t>
-      </w:r>
-      <w:r>
-        <w:rPr>
-          <w:lang w:val="pt_PT" w:bidi="pt_PT"/>
-        </w:rPr>
-      </w:r>
-    </w:p>
-    <w:p>
-      <w:pPr/>
-      <w:r>
-        <w:rPr>
-          <w:lang w:val="pt_PT" w:bidi="pt_PT"/>
-        </w:rPr>
-      </w:r>
-      <w:r>
-        <w:rPr>
-          <w:b/>
-          <w:lang w:val="pt_PT" w:bidi="pt_PT"/>
-        </w:rPr>
-        <w:t>εἰς οἰκονομίαν</w:t>
-      </w:r>
-    </w:p>
-    <w:p>
-      <w:pPr/>
-      <w:r>
-        <w:rPr>
-          <w:lang w:val="pt_PT" w:bidi="pt_PT"/>
-        </w:rPr>
-      </w:r>
-      <w:r>
-        <w:rPr>
-          <w:b/>
-          <w:lang w:val="pt_PT" w:bidi="pt_PT"/>
-        </w:rPr>
-        <w:t>"Esse plano é unir, no tempo certo".</w:t>
-      </w:r>
-    </w:p>
-    <w:p>
-      <w:pPr/>
-      <w:r>
-        <w:rPr>
-          <w:lang w:val="pt_PT" w:bidi="pt_PT"/>
-        </w:rPr>
-      </w:r>
-      <w:r>
-        <w:rPr>
-          <w:lang w:val="pt_PT" w:bidi="pt_PT"/>
-        </w:rPr>
-        <w:t>Uma nova frase pode ser iniciada aqui. Tradução alternativa: “Ele fez isso visando a uma união” ou “Ele fez isso, pensando em uma gestão”.</w:t>
+        <w:t>Efésios 1.11 (#1)</w:t>
+      </w:r>
+      <w:r>
+        <w:rPr>
+          <w:lang w:val="pt_PT" w:bidi="pt_PT"/>
+        </w:rPr>
+      </w:r>
+    </w:p>
+    <w:p>
+      <w:pPr/>
+      <w:r>
+        <w:rPr>
+          <w:lang w:val="pt_PT" w:bidi="pt_PT"/>
+        </w:rPr>
+      </w:r>
+      <w:r>
+        <w:rPr>
+          <w:b/>
+          <w:lang w:val="pt_PT" w:bidi="pt_PT"/>
+        </w:rPr>
+        <w:t>"De acordo com a sua vontade e com aquilo que ele havia resolvido desde o princípio, Deus nos escolheu para sermos seu povo".</w:t>
+      </w:r>
+    </w:p>
+    <w:p>
+      <w:pPr/>
+      <w:r>
+        <w:rPr>
+          <w:lang w:val="pt_PT" w:bidi="pt_PT"/>
+        </w:rPr>
+      </w:r>
+      <w:r>
+        <w:rPr>
+          <w:lang w:val="pt_PT" w:bidi="pt_PT"/>
+        </w:rPr>
+        <w:t xml:space="preserve">Uma tradução mais literal vai dizer: </w:t>
+      </w:r>
+      <w:r>
+        <w:rPr>
+          <w:b/>
+          <w:lang w:val="pt_PT" w:bidi="pt_PT"/>
+        </w:rPr>
+        <w:t xml:space="preserve">também (nós) fomos feitos herança, (nós) havendo sido predestinados. </w:t>
+      </w:r>
+      <w:r>
+        <w:rPr>
+          <w:lang w:val="pt_PT" w:bidi="pt_PT"/>
+        </w:rPr>
+        <w:t xml:space="preserve">Ambos os pronomes </w:t>
+      </w:r>
+      <w:r>
+        <w:rPr>
+          <w:b/>
+          <w:lang w:val="pt_PT" w:bidi="pt_PT"/>
+        </w:rPr>
+        <w:t>nós</w:t>
+      </w:r>
+      <w:r>
+        <w:rPr>
+          <w:lang w:val="pt_PT" w:bidi="pt_PT"/>
+        </w:rPr>
+        <w:t xml:space="preserve"> e </w:t>
+      </w:r>
+      <w:r>
+        <w:rPr>
+          <w:b/>
+          <w:lang w:val="pt_PT" w:bidi="pt_PT"/>
+        </w:rPr>
+        <w:t>nós</w:t>
+      </w:r>
+      <w:r>
+        <w:rPr>
+          <w:lang w:val="pt_PT" w:bidi="pt_PT"/>
+        </w:rPr>
+        <w:t xml:space="preserve"> (ocultos nas Bíblias em português) são inclusivos neste versículo. Paulo está se referindo a todos os cristãos, que foram predestinados a pertencer a Cristo. Nos versículos 12 e 13, ele dividirá este grupo em “nós” (exclusivo) cristãos judeus e “vocês” cristãos gentios.</w:t>
+      </w:r>
+    </w:p>
+    <w:p>
+      <w:pPr/>
+      <w:r>
+        <w:rPr>
+          <w:lang w:val="pt_PT" w:bidi="pt_PT"/>
+        </w:rPr>
+      </w:r>
+      <w:r>
+        <w:rPr>
+          <w:lang w:val="pt_PT" w:bidi="pt_PT"/>
+        </w:rPr>
+        <w:t xml:space="preserve">Veja: </w:t>
+      </w:r>
+      <w:r>
+        <w:rPr>
+          <w:lang w:val="pt_PT" w:bidi="pt_PT"/>
+        </w:rPr>
+        <w:t>‘Nós’ exclusivos e inclusivos.</w:t>
       </w:r>
       <w:r>
         <w:rPr>
@@ -2843,56 +2836,74 @@
         <w:rPr>
           <w:lang w:val="pt_PT" w:bidi="pt_PT"/>
         </w:rPr>
-        <w:t>Efésios 1.10 (#2)</w:t>
-      </w:r>
-      <w:r>
-        <w:rPr>
-          <w:lang w:val="pt_PT" w:bidi="pt_PT"/>
-        </w:rPr>
-      </w:r>
-    </w:p>
-    <w:p>
-      <w:pPr/>
-      <w:r>
-        <w:rPr>
-          <w:lang w:val="pt_PT" w:bidi="pt_PT"/>
-        </w:rPr>
-      </w:r>
-      <w:r>
-        <w:rPr>
-          <w:b/>
-          <w:lang w:val="pt_PT" w:bidi="pt_PT"/>
-        </w:rPr>
-        <w:t>τοῦ πληρώματος τῶν καιρῶν</w:t>
-      </w:r>
-    </w:p>
-    <w:p>
-      <w:pPr/>
-      <w:r>
-        <w:rPr>
-          <w:lang w:val="pt_PT" w:bidi="pt_PT"/>
-        </w:rPr>
-      </w:r>
-      <w:r>
-        <w:rPr>
-          <w:b/>
-          <w:lang w:val="pt_PT" w:bidi="pt_PT"/>
-        </w:rPr>
-        <w:t>"no tempo certo".</w:t>
-      </w:r>
-    </w:p>
-    <w:p>
-      <w:pPr/>
-      <w:r>
-        <w:rPr>
-          <w:lang w:val="pt_PT" w:bidi="pt_PT"/>
-        </w:rPr>
-      </w:r>
-      <w:r>
-        <w:rPr>
-          <w:lang w:val="pt_PT" w:bidi="pt_PT"/>
-        </w:rPr>
-        <w:t>Tradução alternativa: “quando chegar a hora certa” ou “no momento que ele determinou”.</w:t>
+        <w:t>Efésios 1.11 (#2)</w:t>
+      </w:r>
+      <w:r>
+        <w:rPr>
+          <w:lang w:val="pt_PT" w:bidi="pt_PT"/>
+        </w:rPr>
+      </w:r>
+    </w:p>
+    <w:p>
+      <w:pPr/>
+      <w:r>
+        <w:rPr>
+          <w:lang w:val="pt_PT" w:bidi="pt_PT"/>
+        </w:rPr>
+      </w:r>
+      <w:r>
+        <w:rPr>
+          <w:b/>
+          <w:lang w:val="pt_PT" w:bidi="pt_PT"/>
+        </w:rPr>
+        <w:t>"Deus nos escolheu para sermos o seu povo".</w:t>
+      </w:r>
+    </w:p>
+    <w:p>
+      <w:pPr/>
+      <w:r>
+        <w:rPr>
+          <w:lang w:val="pt_PT" w:bidi="pt_PT"/>
+        </w:rPr>
+      </w:r>
+      <w:r>
+        <w:rPr>
+          <w:lang w:val="pt_PT" w:bidi="pt_PT"/>
+        </w:rPr>
+        <w:t xml:space="preserve">Uma tradução mais literal vai dizer: </w:t>
+      </w:r>
+      <w:r>
+        <w:rPr>
+          <w:b/>
+          <w:lang w:val="pt_PT" w:bidi="pt_PT"/>
+        </w:rPr>
+        <w:t xml:space="preserve">em quem também fomos feitos herança. </w:t>
+      </w:r>
+      <w:r>
+        <w:rPr>
+          <w:lang w:val="pt_PT" w:bidi="pt_PT"/>
+        </w:rPr>
+        <w:t>Se o seu idioma não utiliza essa forma passiva, você pode expressar esta ideia na forma ativa, como é feito em algumas versões da Bíblia em outros idiomas. Isso pode significar: (1) Deus também nos escolheu para sermos sua posse; (2) Deus também nos escolheu para sermos herdeiros.</w:t>
+      </w:r>
+    </w:p>
+    <w:p>
+      <w:pPr/>
+      <w:r>
+        <w:rPr>
+          <w:lang w:val="pt_PT" w:bidi="pt_PT"/>
+        </w:rPr>
+      </w:r>
+      <w:r>
+        <w:rPr>
+          <w:lang w:val="pt_PT" w:bidi="pt_PT"/>
+        </w:rPr>
+        <w:t xml:space="preserve">Veja: </w:t>
+      </w:r>
+      <w:r>
+        <w:rPr>
+          <w:lang w:val="pt_PT" w:bidi="pt_PT"/>
+        </w:rPr>
+        <w:t>Ativo ou passivo.</w:t>
       </w:r>
       <w:r>
         <w:rPr>
@@ -2921,56 +2932,89 @@
         <w:rPr>
           <w:lang w:val="pt_PT" w:bidi="pt_PT"/>
         </w:rPr>
-        <w:t>Efésios 1.10 (#3)</w:t>
-      </w:r>
-      <w:r>
-        <w:rPr>
-          <w:lang w:val="pt_PT" w:bidi="pt_PT"/>
-        </w:rPr>
-      </w:r>
-    </w:p>
-    <w:p>
-      <w:pPr/>
-      <w:r>
-        <w:rPr>
-          <w:lang w:val="pt_PT" w:bidi="pt_PT"/>
-        </w:rPr>
-      </w:r>
-      <w:r>
-        <w:rPr>
-          <w:b/>
-          <w:lang w:val="pt_PT" w:bidi="pt_PT"/>
-        </w:rPr>
-        <w:t>ἐν αὐτῷ</w:t>
-      </w:r>
-    </w:p>
-    <w:p>
-      <w:pPr/>
-      <w:r>
-        <w:rPr>
-          <w:lang w:val="pt_PT" w:bidi="pt_PT"/>
-        </w:rPr>
-      </w:r>
-      <w:r>
-        <w:rPr>
-          <w:b/>
-          <w:lang w:val="pt_PT" w:bidi="pt_PT"/>
-        </w:rPr>
-        <w:t>"debaixo da autoridade de Cristo".</w:t>
-      </w:r>
-    </w:p>
-    <w:p>
-      <w:pPr/>
-      <w:r>
-        <w:rPr>
-          <w:lang w:val="pt_PT" w:bidi="pt_PT"/>
-        </w:rPr>
-      </w:r>
-      <w:r>
-        <w:rPr>
-          <w:lang w:val="pt_PT" w:bidi="pt_PT"/>
-        </w:rPr>
-        <w:t>Tradução alternativa: “sob seu governo” ou “sob sua autoridade”.</w:t>
+        <w:t>Efésios 1.11 (#3)</w:t>
+      </w:r>
+      <w:r>
+        <w:rPr>
+          <w:lang w:val="pt_PT" w:bidi="pt_PT"/>
+        </w:rPr>
+      </w:r>
+    </w:p>
+    <w:p>
+      <w:pPr/>
+      <w:r>
+        <w:rPr>
+          <w:lang w:val="pt_PT" w:bidi="pt_PT"/>
+        </w:rPr>
+      </w:r>
+      <w:r>
+        <w:rPr>
+          <w:b/>
+          <w:lang w:val="pt_PT" w:bidi="pt_PT"/>
+        </w:rPr>
+        <w:t>προορισθέντες</w:t>
+      </w:r>
+    </w:p>
+    <w:p>
+      <w:pPr/>
+      <w:r>
+        <w:rPr>
+          <w:lang w:val="pt_PT" w:bidi="pt_PT"/>
+        </w:rPr>
+      </w:r>
+      <w:r>
+        <w:rPr>
+          <w:b/>
+          <w:lang w:val="pt_PT" w:bidi="pt_PT"/>
+        </w:rPr>
+        <w:t>"Deus nos escolheu para sermos o seu povo".</w:t>
+      </w:r>
+    </w:p>
+    <w:p>
+      <w:pPr/>
+      <w:r>
+        <w:rPr>
+          <w:lang w:val="pt_PT" w:bidi="pt_PT"/>
+        </w:rPr>
+      </w:r>
+      <w:r>
+        <w:rPr>
+          <w:lang w:val="pt_PT" w:bidi="pt_PT"/>
+        </w:rPr>
+        <w:t xml:space="preserve">Uma tradução mais literal vai dizer: </w:t>
+      </w:r>
+      <w:r>
+        <w:rPr>
+          <w:b/>
+          <w:lang w:val="pt_PT" w:bidi="pt_PT"/>
+        </w:rPr>
+        <w:t xml:space="preserve">havendo sido predestinados. </w:t>
+      </w:r>
+      <w:r>
+        <w:rPr>
+          <w:lang w:val="pt_PT" w:bidi="pt_PT"/>
+        </w:rPr>
+        <w:t>Se o seu idioma não utiliza essa forma passiva, você pode expressar isso na forma ativa. Tradução alternativa: “Deus nos escolheu antecipadamente” ou “Deus nos escolheu há muito tempo”.</w:t>
+      </w:r>
+    </w:p>
+    <w:p>
+      <w:pPr/>
+      <w:r>
+        <w:rPr>
+          <w:lang w:val="pt_PT" w:bidi="pt_PT"/>
+        </w:rPr>
+      </w:r>
+      <w:r>
+        <w:rPr>
+          <w:lang w:val="pt_PT" w:bidi="pt_PT"/>
+        </w:rPr>
+        <w:t xml:space="preserve">Veja: </w:t>
+      </w:r>
+      <w:r>
+        <w:rPr>
+          <w:lang w:val="pt_PT" w:bidi="pt_PT"/>
+        </w:rPr>
+        <w:t>Ativo ou passivo.</w:t>
       </w:r>
       <w:r>
         <w:rPr>
@@ -2999,42 +3043,431 @@
         <w:rPr>
           <w:lang w:val="pt_PT" w:bidi="pt_PT"/>
         </w:rPr>
-        <w:t>Efésios 1.11 (#1)</w:t>
-      </w:r>
-      <w:r>
-        <w:rPr>
-          <w:lang w:val="pt_PT" w:bidi="pt_PT"/>
-        </w:rPr>
-      </w:r>
-    </w:p>
-    <w:p>
-      <w:pPr/>
-      <w:r>
-        <w:rPr>
-          <w:lang w:val="pt_PT" w:bidi="pt_PT"/>
-        </w:rPr>
-      </w:r>
-      <w:r>
-        <w:rPr>
-          <w:b/>
-          <w:lang w:val="pt_PT" w:bidi="pt_PT"/>
-        </w:rPr>
-        <w:t>καὶ ἐκληρώθημεν, προορισθέντες</w:t>
-      </w:r>
-    </w:p>
-    <w:p>
-      <w:pPr/>
-      <w:r>
-        <w:rPr>
-          <w:lang w:val="pt_PT" w:bidi="pt_PT"/>
-        </w:rPr>
-      </w:r>
-      <w:r>
-        <w:rPr>
-          <w:b/>
-          <w:lang w:val="pt_PT" w:bidi="pt_PT"/>
-        </w:rPr>
-        <w:t>"De acordo com a sua vontade e com aquilo que ele havia resolvido desde o princípio, Deus nos escolheu para sermos seu povo".</w:t>
+        <w:t>Efésios 1.12 (#1)</w:t>
+      </w:r>
+      <w:r>
+        <w:rPr>
+          <w:lang w:val="pt_PT" w:bidi="pt_PT"/>
+        </w:rPr>
+      </w:r>
+    </w:p>
+    <w:p>
+      <w:pPr/>
+      <w:r>
+        <w:rPr>
+          <w:lang w:val="pt_PT" w:bidi="pt_PT"/>
+        </w:rPr>
+      </w:r>
+      <w:r>
+        <w:rPr>
+          <w:b/>
+          <w:lang w:val="pt_PT" w:bidi="pt_PT"/>
+        </w:rPr>
+        <w:t>"digo que nós que fomos os primeiros a pôr a nossa esperança em Cristo".</w:t>
+      </w:r>
+    </w:p>
+    <w:p>
+      <w:pPr/>
+      <w:r>
+        <w:rPr>
+          <w:lang w:val="pt_PT" w:bidi="pt_PT"/>
+        </w:rPr>
+      </w:r>
+      <w:r>
+        <w:rPr>
+          <w:lang w:val="pt_PT" w:bidi="pt_PT"/>
+        </w:rPr>
+        <w:t xml:space="preserve">Aqui, a palavra </w:t>
+      </w:r>
+      <w:r>
+        <w:rPr>
+          <w:b/>
+          <w:lang w:val="pt_PT" w:bidi="pt_PT"/>
+        </w:rPr>
+        <w:t>nós</w:t>
+      </w:r>
+      <w:r>
+        <w:rPr>
+          <w:lang w:val="pt_PT" w:bidi="pt_PT"/>
+        </w:rPr>
+        <w:t xml:space="preserve"> é exclusiva e se refere aos crentes judeus que foram os primeiros a ouvir as boas-novas, não aos crentes em Éfeso.</w:t>
+      </w:r>
+    </w:p>
+    <w:p>
+      <w:pPr/>
+      <w:r>
+        <w:rPr>
+          <w:lang w:val="pt_PT" w:bidi="pt_PT"/>
+        </w:rPr>
+      </w:r>
+      <w:r>
+        <w:rPr>
+          <w:lang w:val="pt_PT" w:bidi="pt_PT"/>
+        </w:rPr>
+        <w:t xml:space="preserve">Veja: </w:t>
+      </w:r>
+      <w:r>
+        <w:rPr>
+          <w:lang w:val="pt_PT" w:bidi="pt_PT"/>
+        </w:rPr>
+        <w:t>‘Nós’ exclusivos e inclusivos.</w:t>
+      </w:r>
+      <w:r>
+        <w:rPr>
+          <w:lang w:val="pt_PT" w:bidi="pt_PT"/>
+        </w:rPr>
+      </w:r>
+      <w:r>
+        <w:rPr>
+          <w:lang w:val="pt_PT" w:bidi="pt_PT"/>
+        </w:rPr>
+      </w:r>
+    </w:p>
+    <w:p>
+      <w:pPr/>
+      <w:r>
+        <w:rPr>
+          <w:lang w:val="pt_PT" w:bidi="pt_PT"/>
+        </w:rPr>
+      </w:r>
+    </w:p>
+    <w:p>
+      <w:pPr>
+        <w:pStyle w:val="Heading2"/>
+      </w:pPr>
+      <w:r>
+        <w:rPr>
+          <w:lang w:val="pt_PT" w:bidi="pt_PT"/>
+        </w:rPr>
+        <w:t>Efésios 1.12 (#2)</w:t>
+      </w:r>
+      <w:r>
+        <w:rPr>
+          <w:lang w:val="pt_PT" w:bidi="pt_PT"/>
+        </w:rPr>
+      </w:r>
+    </w:p>
+    <w:p>
+      <w:pPr/>
+      <w:r>
+        <w:rPr>
+          <w:lang w:val="pt_PT" w:bidi="pt_PT"/>
+        </w:rPr>
+      </w:r>
+      <w:r>
+        <w:rPr>
+          <w:b/>
+          <w:lang w:val="pt_PT" w:bidi="pt_PT"/>
+        </w:rPr>
+        <w:t>"digo que nós... louvemos a glória de Deus".</w:t>
+      </w:r>
+    </w:p>
+    <w:p>
+      <w:pPr/>
+      <w:r>
+        <w:rPr>
+          <w:lang w:val="pt_PT" w:bidi="pt_PT"/>
+        </w:rPr>
+      </w:r>
+      <w:r>
+        <w:rPr>
+          <w:lang w:val="pt_PT" w:bidi="pt_PT"/>
+        </w:rPr>
+        <w:t>Tradução alternativa: “para que nós... vivêssemos para louvá-lo por sua glória”.</w:t>
+      </w:r>
+      <w:r>
+        <w:rPr>
+          <w:lang w:val="pt_PT" w:bidi="pt_PT"/>
+        </w:rPr>
+      </w:r>
+      <w:r>
+        <w:rPr>
+          <w:lang w:val="pt_PT" w:bidi="pt_PT"/>
+        </w:rPr>
+      </w:r>
+    </w:p>
+    <w:p>
+      <w:pPr/>
+      <w:r>
+        <w:rPr>
+          <w:lang w:val="pt_PT" w:bidi="pt_PT"/>
+        </w:rPr>
+      </w:r>
+    </w:p>
+    <w:p>
+      <w:pPr>
+        <w:pStyle w:val="Heading2"/>
+      </w:pPr>
+      <w:r>
+        <w:rPr>
+          <w:lang w:val="pt_PT" w:bidi="pt_PT"/>
+        </w:rPr>
+        <w:t>Efésios 1.13 (#1)</w:t>
+      </w:r>
+      <w:r>
+        <w:rPr>
+          <w:lang w:val="pt_PT" w:bidi="pt_PT"/>
+        </w:rPr>
+      </w:r>
+    </w:p>
+    <w:p>
+      <w:pPr/>
+      <w:r>
+        <w:rPr>
+          <w:lang w:val="pt_PT" w:bidi="pt_PT"/>
+        </w:rPr>
+      </w:r>
+    </w:p>
+    <w:p>
+      <w:pPr/>
+      <w:r>
+        <w:rPr>
+          <w:lang w:val="pt_PT" w:bidi="pt_PT"/>
+        </w:rPr>
+      </w:r>
+      <w:r>
+        <w:rPr>
+          <w:lang w:val="pt_PT" w:bidi="pt_PT"/>
+        </w:rPr>
+        <w:t>Paulo falou nos dois versos anteriores sobre si mesmo e os outros crentes judeus, mas agora ele começa a falar sobre os crentes de Éfeso.</w:t>
+      </w:r>
+      <w:r>
+        <w:rPr>
+          <w:lang w:val="pt_PT" w:bidi="pt_PT"/>
+        </w:rPr>
+      </w:r>
+      <w:r>
+        <w:rPr>
+          <w:lang w:val="pt_PT" w:bidi="pt_PT"/>
+        </w:rPr>
+      </w:r>
+    </w:p>
+    <w:p>
+      <w:pPr/>
+      <w:r>
+        <w:rPr>
+          <w:lang w:val="pt_PT" w:bidi="pt_PT"/>
+        </w:rPr>
+      </w:r>
+    </w:p>
+    <w:p>
+      <w:pPr>
+        <w:pStyle w:val="Heading2"/>
+      </w:pPr>
+      <w:r>
+        <w:rPr>
+          <w:lang w:val="pt_PT" w:bidi="pt_PT"/>
+        </w:rPr>
+        <w:t>Efésios 1.13 (#2)</w:t>
+      </w:r>
+      <w:r>
+        <w:rPr>
+          <w:lang w:val="pt_PT" w:bidi="pt_PT"/>
+        </w:rPr>
+      </w:r>
+    </w:p>
+    <w:p>
+      <w:pPr/>
+      <w:r>
+        <w:rPr>
+          <w:lang w:val="pt_PT" w:bidi="pt_PT"/>
+        </w:rPr>
+      </w:r>
+      <w:r>
+        <w:rPr>
+          <w:b/>
+          <w:lang w:val="pt_PT" w:bidi="pt_PT"/>
+        </w:rPr>
+        <w:t>"a verdadeira mensagem".</w:t>
+      </w:r>
+    </w:p>
+    <w:p>
+      <w:pPr/>
+      <w:r>
+        <w:rPr>
+          <w:lang w:val="pt_PT" w:bidi="pt_PT"/>
+        </w:rPr>
+      </w:r>
+      <w:r>
+        <w:rPr>
+          <w:lang w:val="pt_PT" w:bidi="pt_PT"/>
+        </w:rPr>
+        <w:t>Isso pode significar: (1) a mensagem sobre a verdade; (2) a mensagem verdadeira.</w:t>
+      </w:r>
+      <w:r>
+        <w:rPr>
+          <w:lang w:val="pt_PT" w:bidi="pt_PT"/>
+        </w:rPr>
+      </w:r>
+      <w:r>
+        <w:rPr>
+          <w:lang w:val="pt_PT" w:bidi="pt_PT"/>
+        </w:rPr>
+      </w:r>
+    </w:p>
+    <w:p>
+      <w:pPr/>
+      <w:r>
+        <w:rPr>
+          <w:lang w:val="pt_PT" w:bidi="pt_PT"/>
+        </w:rPr>
+      </w:r>
+    </w:p>
+    <w:p>
+      <w:pPr>
+        <w:pStyle w:val="Heading2"/>
+      </w:pPr>
+      <w:r>
+        <w:rPr>
+          <w:lang w:val="pt_PT" w:bidi="pt_PT"/>
+        </w:rPr>
+        <w:t>Efésios 1.13 (#3)</w:t>
+      </w:r>
+      <w:r>
+        <w:rPr>
+          <w:lang w:val="pt_PT" w:bidi="pt_PT"/>
+        </w:rPr>
+      </w:r>
+    </w:p>
+    <w:p>
+      <w:pPr/>
+      <w:r>
+        <w:rPr>
+          <w:lang w:val="pt_PT" w:bidi="pt_PT"/>
+        </w:rPr>
+      </w:r>
+      <w:r>
+        <w:rPr>
+          <w:b/>
+          <w:lang w:val="pt_PT" w:bidi="pt_PT"/>
+        </w:rPr>
+        <w:t>ἐσφραγίσθητε τῷ Πνεύματι τῆς ἐπαγγελίας, τῷ Ἁγίῳ</w:t>
+      </w:r>
+    </w:p>
+    <w:p>
+      <w:pPr/>
+      <w:r>
+        <w:rPr>
+          <w:lang w:val="pt_PT" w:bidi="pt_PT"/>
+        </w:rPr>
+      </w:r>
+      <w:r>
+        <w:rPr>
+          <w:b/>
+          <w:lang w:val="pt_PT" w:bidi="pt_PT"/>
+        </w:rPr>
+        <w:t>"E Deus pôs em vocês a sua marca de proprietário quando lhes deu o Espírito Santo, que ele havia prometido".</w:t>
+      </w:r>
+    </w:p>
+    <w:p>
+      <w:pPr/>
+      <w:r>
+        <w:rPr>
+          <w:lang w:val="pt_PT" w:bidi="pt_PT"/>
+        </w:rPr>
+      </w:r>
+      <w:r>
+        <w:rPr>
+          <w:lang w:val="pt_PT" w:bidi="pt_PT"/>
+        </w:rPr>
+        <w:t xml:space="preserve">Nesta metáfora, Paulo retrata o </w:t>
+      </w:r>
+      <w:r>
+        <w:rPr>
+          <w:b/>
+          <w:lang w:val="pt_PT" w:bidi="pt_PT"/>
+        </w:rPr>
+        <w:t>Espírito Santo</w:t>
+      </w:r>
+      <w:r>
+        <w:rPr>
+          <w:lang w:val="pt_PT" w:bidi="pt_PT"/>
+        </w:rPr>
+        <w:t xml:space="preserve"> como uma marca ou um selo, comparando-o à cera que era colocada em uma carta e carimbada com um símbolo representando a pessoa que escreveu a carta. Paulo usa esse costume como uma imagem para mostrar como Deus usou o Espírito Santo para nos assegurar que pertencemos a Ele. Tradução alternativa: “Deus colocou o Espírito Santo que Ele prometeu em você como se fosse um selo”.</w:t>
+      </w:r>
+    </w:p>
+    <w:p>
+      <w:pPr/>
+      <w:r>
+        <w:rPr>
+          <w:lang w:val="pt_PT" w:bidi="pt_PT"/>
+        </w:rPr>
+      </w:r>
+      <w:r>
+        <w:rPr>
+          <w:lang w:val="pt_PT" w:bidi="pt_PT"/>
+        </w:rPr>
+        <w:t xml:space="preserve">Veja: </w:t>
+      </w:r>
+      <w:r>
+        <w:rPr>
+          <w:lang w:val="pt_PT" w:bidi="pt_PT"/>
+        </w:rPr>
+        <w:t>Metáfora.</w:t>
+      </w:r>
+      <w:r>
+        <w:rPr>
+          <w:lang w:val="pt_PT" w:bidi="pt_PT"/>
+        </w:rPr>
+      </w:r>
+      <w:r>
+        <w:rPr>
+          <w:lang w:val="pt_PT" w:bidi="pt_PT"/>
+        </w:rPr>
+      </w:r>
+    </w:p>
+    <w:p>
+      <w:pPr/>
+      <w:r>
+        <w:rPr>
+          <w:lang w:val="pt_PT" w:bidi="pt_PT"/>
+        </w:rPr>
+      </w:r>
+    </w:p>
+    <w:p>
+      <w:pPr>
+        <w:pStyle w:val="Heading2"/>
+      </w:pPr>
+      <w:r>
+        <w:rPr>
+          <w:lang w:val="pt_PT" w:bidi="pt_PT"/>
+        </w:rPr>
+        <w:t>Efésios 1.13 (#4)</w:t>
+      </w:r>
+      <w:r>
+        <w:rPr>
+          <w:lang w:val="pt_PT" w:bidi="pt_PT"/>
+        </w:rPr>
+      </w:r>
+    </w:p>
+    <w:p>
+      <w:pPr/>
+      <w:r>
+        <w:rPr>
+          <w:lang w:val="pt_PT" w:bidi="pt_PT"/>
+        </w:rPr>
+      </w:r>
+      <w:r>
+        <w:rPr>
+          <w:b/>
+          <w:lang w:val="pt_PT" w:bidi="pt_PT"/>
+        </w:rPr>
+        <w:t>ἐσφραγίσθητε</w:t>
+      </w:r>
+    </w:p>
+    <w:p>
+      <w:pPr/>
+      <w:r>
+        <w:rPr>
+          <w:lang w:val="pt_PT" w:bidi="pt_PT"/>
+        </w:rPr>
+      </w:r>
+      <w:r>
+        <w:rPr>
+          <w:b/>
+          <w:lang w:val="pt_PT" w:bidi="pt_PT"/>
+        </w:rPr>
+        <w:t>"Deus pôs em vocês a sua marca de proprietário".</w:t>
       </w:r>
     </w:p>
     <w:p>
@@ -3055,20 +3488,1554 @@
           <w:b/>
           <w:lang w:val="pt_PT" w:bidi="pt_PT"/>
         </w:rPr>
-        <w:t xml:space="preserve">também (nós) fomos feitos herança, (nós) havendo sido predestinados. </w:t>
-      </w:r>
-      <w:r>
-        <w:rPr>
-          <w:lang w:val="pt_PT" w:bidi="pt_PT"/>
-        </w:rPr>
-        <w:t xml:space="preserve">Ambos os pronomes </w:t>
-      </w:r>
-      <w:r>
-        <w:rPr>
-          <w:b/>
-          <w:lang w:val="pt_PT" w:bidi="pt_PT"/>
-        </w:rPr>
-        <w:t>nós</w:t>
+        <w:t xml:space="preserve">fostes selados com o Espírito Santo. </w:t>
+      </w:r>
+      <w:r>
+        <w:rPr>
+          <w:lang w:val="pt_PT" w:bidi="pt_PT"/>
+        </w:rPr>
+        <w:t>Se o seu idioma não utiliza essa forma passiva, você pode expressar isso na forma ativa. Tradução alternativa: “Deus selou você”.</w:t>
+      </w:r>
+    </w:p>
+    <w:p>
+      <w:pPr/>
+      <w:r>
+        <w:rPr>
+          <w:lang w:val="pt_PT" w:bidi="pt_PT"/>
+        </w:rPr>
+      </w:r>
+      <w:r>
+        <w:rPr>
+          <w:lang w:val="pt_PT" w:bidi="pt_PT"/>
+        </w:rPr>
+        <w:t xml:space="preserve">Veja: </w:t>
+      </w:r>
+      <w:r>
+        <w:rPr>
+          <w:lang w:val="pt_PT" w:bidi="pt_PT"/>
+        </w:rPr>
+        <w:t>Ativo ou passivo.</w:t>
+      </w:r>
+      <w:r>
+        <w:rPr>
+          <w:lang w:val="pt_PT" w:bidi="pt_PT"/>
+        </w:rPr>
+      </w:r>
+      <w:r>
+        <w:rPr>
+          <w:lang w:val="pt_PT" w:bidi="pt_PT"/>
+        </w:rPr>
+      </w:r>
+    </w:p>
+    <w:p>
+      <w:pPr/>
+      <w:r>
+        <w:rPr>
+          <w:lang w:val="pt_PT" w:bidi="pt_PT"/>
+        </w:rPr>
+      </w:r>
+    </w:p>
+    <w:p>
+      <w:pPr>
+        <w:pStyle w:val="Heading2"/>
+      </w:pPr>
+      <w:r>
+        <w:rPr>
+          <w:lang w:val="pt_PT" w:bidi="pt_PT"/>
+        </w:rPr>
+        <w:t>Efésios 1.14 (#1)</w:t>
+      </w:r>
+      <w:r>
+        <w:rPr>
+          <w:lang w:val="pt_PT" w:bidi="pt_PT"/>
+        </w:rPr>
+      </w:r>
+    </w:p>
+    <w:p>
+      <w:pPr/>
+      <w:r>
+        <w:rPr>
+          <w:lang w:val="pt_PT" w:bidi="pt_PT"/>
+        </w:rPr>
+      </w:r>
+      <w:r>
+        <w:rPr>
+          <w:b/>
+          <w:lang w:val="pt_PT" w:bidi="pt_PT"/>
+        </w:rPr>
+        <w:t>ἀρραβὼν τῆς κληρονομίας ἡμῶν</w:t>
+      </w:r>
+    </w:p>
+    <w:p>
+      <w:pPr/>
+      <w:r>
+        <w:rPr>
+          <w:lang w:val="pt_PT" w:bidi="pt_PT"/>
+        </w:rPr>
+      </w:r>
+      <w:r>
+        <w:rPr>
+          <w:b/>
+          <w:lang w:val="pt_PT" w:bidi="pt_PT"/>
+        </w:rPr>
+        <w:t>"a garantia de que receberemos o que Deus prometeu ao seu povo".</w:t>
+      </w:r>
+    </w:p>
+    <w:p>
+      <w:pPr/>
+      <w:r>
+        <w:rPr>
+          <w:lang w:val="pt_PT" w:bidi="pt_PT"/>
+        </w:rPr>
+      </w:r>
+      <w:r>
+        <w:rPr>
+          <w:lang w:val="pt_PT" w:bidi="pt_PT"/>
+        </w:rPr>
+        <w:t xml:space="preserve">Uma tradução mais literal dirá: </w:t>
+      </w:r>
+      <w:r>
+        <w:rPr>
+          <w:b/>
+          <w:lang w:val="pt_PT" w:bidi="pt_PT"/>
+        </w:rPr>
+        <w:t xml:space="preserve">o qual é o penhor da nossa herança. </w:t>
+      </w:r>
+      <w:r>
+        <w:rPr>
+          <w:lang w:val="pt_PT" w:bidi="pt_PT"/>
+        </w:rPr>
+        <w:t>Receber o que Deus prometeu é descrito em termos de herdar uma propriedade ou a riqueza de um membro da família. Tradução alternativa: “uma porção inicial que receberemos do que Deus prometeu” ou “uma garantia de que receberemos o que Deus prometeu nos dar”.</w:t>
+      </w:r>
+    </w:p>
+    <w:p>
+      <w:pPr/>
+      <w:r>
+        <w:rPr>
+          <w:lang w:val="pt_PT" w:bidi="pt_PT"/>
+        </w:rPr>
+      </w:r>
+      <w:r>
+        <w:rPr>
+          <w:lang w:val="pt_PT" w:bidi="pt_PT"/>
+        </w:rPr>
+        <w:t xml:space="preserve">Veja: </w:t>
+      </w:r>
+      <w:r>
+        <w:rPr>
+          <w:lang w:val="pt_PT" w:bidi="pt_PT"/>
+        </w:rPr>
+        <w:t>Metáfora.</w:t>
+      </w:r>
+      <w:r>
+        <w:rPr>
+          <w:lang w:val="pt_PT" w:bidi="pt_PT"/>
+        </w:rPr>
+      </w:r>
+      <w:r>
+        <w:rPr>
+          <w:lang w:val="pt_PT" w:bidi="pt_PT"/>
+        </w:rPr>
+      </w:r>
+    </w:p>
+    <w:p>
+      <w:pPr/>
+      <w:r>
+        <w:rPr>
+          <w:lang w:val="pt_PT" w:bidi="pt_PT"/>
+        </w:rPr>
+      </w:r>
+    </w:p>
+    <w:p>
+      <w:pPr>
+        <w:pStyle w:val="Heading2"/>
+      </w:pPr>
+      <w:r>
+        <w:rPr>
+          <w:lang w:val="pt_PT" w:bidi="pt_PT"/>
+        </w:rPr>
+        <w:t>Efésios 1.15 (#1)</w:t>
+      </w:r>
+      <w:r>
+        <w:rPr>
+          <w:lang w:val="pt_PT" w:bidi="pt_PT"/>
+        </w:rPr>
+      </w:r>
+    </w:p>
+    <w:p>
+      <w:pPr/>
+      <w:r>
+        <w:rPr>
+          <w:lang w:val="pt_PT" w:bidi="pt_PT"/>
+        </w:rPr>
+      </w:r>
+    </w:p>
+    <w:p>
+      <w:pPr/>
+      <w:r>
+        <w:rPr>
+          <w:lang w:val="pt_PT" w:bidi="pt_PT"/>
+        </w:rPr>
+      </w:r>
+      <w:r>
+        <w:rPr>
+          <w:lang w:val="pt_PT" w:bidi="pt_PT"/>
+        </w:rPr>
+        <w:t>Paulo ora pelos crentes de Éfeso e louva a Deus pelo poder que eles têm através de Cristo.</w:t>
+      </w:r>
+      <w:r>
+        <w:rPr>
+          <w:lang w:val="pt_PT" w:bidi="pt_PT"/>
+        </w:rPr>
+      </w:r>
+      <w:r>
+        <w:rPr>
+          <w:lang w:val="pt_PT" w:bidi="pt_PT"/>
+        </w:rPr>
+      </w:r>
+    </w:p>
+    <w:p>
+      <w:pPr/>
+      <w:r>
+        <w:rPr>
+          <w:lang w:val="pt_PT" w:bidi="pt_PT"/>
+        </w:rPr>
+      </w:r>
+    </w:p>
+    <w:p>
+      <w:pPr>
+        <w:pStyle w:val="Heading2"/>
+      </w:pPr>
+      <w:r>
+        <w:rPr>
+          <w:lang w:val="pt_PT" w:bidi="pt_PT"/>
+        </w:rPr>
+        <w:t>Efésios 1.15 (#2)</w:t>
+      </w:r>
+      <w:r>
+        <w:rPr>
+          <w:lang w:val="pt_PT" w:bidi="pt_PT"/>
+        </w:rPr>
+      </w:r>
+    </w:p>
+    <w:p>
+      <w:pPr/>
+      <w:r>
+        <w:rPr>
+          <w:lang w:val="pt_PT" w:bidi="pt_PT"/>
+        </w:rPr>
+      </w:r>
+      <w:r>
+        <w:rPr>
+          <w:b/>
+          <w:lang w:val="pt_PT" w:bidi="pt_PT"/>
+        </w:rPr>
+        <w:t>διὰ τοῦτο</w:t>
+      </w:r>
+    </w:p>
+    <w:p>
+      <w:pPr/>
+      <w:r>
+        <w:rPr>
+          <w:lang w:val="pt_PT" w:bidi="pt_PT"/>
+        </w:rPr>
+      </w:r>
+      <w:r>
+        <w:rPr>
+          <w:b/>
+          <w:lang w:val="pt_PT" w:bidi="pt_PT"/>
+        </w:rPr>
+        <w:t>"Por isso".</w:t>
+      </w:r>
+    </w:p>
+    <w:p>
+      <w:pPr/>
+      <w:r>
+        <w:rPr>
+          <w:lang w:val="pt_PT" w:bidi="pt_PT"/>
+        </w:rPr>
+      </w:r>
+      <w:r>
+        <w:rPr>
+          <w:lang w:val="pt_PT" w:bidi="pt_PT"/>
+        </w:rPr>
+        <w:t xml:space="preserve">A frase conectiva </w:t>
+      </w:r>
+      <w:r>
+        <w:rPr>
+          <w:b/>
+          <w:lang w:val="pt_PT" w:bidi="pt_PT"/>
+        </w:rPr>
+        <w:t>Por isso</w:t>
+      </w:r>
+      <w:r>
+        <w:rPr>
+          <w:lang w:val="pt_PT" w:bidi="pt_PT"/>
+        </w:rPr>
+        <w:t xml:space="preserve"> introduz uma relação de causa e efeito. A razão é que os efésios haviam crido no evangelho e tinham sido selados pelo Espírito Santo. O resultado é que Paulo louva a Deus. Use uma frase em seu idioma que conecte uma causa a um efeito.</w:t>
+      </w:r>
+    </w:p>
+    <w:p>
+      <w:pPr/>
+      <w:r>
+        <w:rPr>
+          <w:lang w:val="pt_PT" w:bidi="pt_PT"/>
+        </w:rPr>
+      </w:r>
+      <w:r>
+        <w:rPr>
+          <w:lang w:val="pt_PT" w:bidi="pt_PT"/>
+        </w:rPr>
+        <w:t xml:space="preserve">Veja: </w:t>
+      </w:r>
+      <w:r>
+        <w:rPr>
+          <w:lang w:val="pt_PT" w:bidi="pt_PT"/>
+        </w:rPr>
+        <w:t>Conectar — Relação de razão e resultado.</w:t>
+      </w:r>
+      <w:r>
+        <w:rPr>
+          <w:lang w:val="pt_PT" w:bidi="pt_PT"/>
+        </w:rPr>
+      </w:r>
+      <w:r>
+        <w:rPr>
+          <w:lang w:val="pt_PT" w:bidi="pt_PT"/>
+        </w:rPr>
+      </w:r>
+    </w:p>
+    <w:p>
+      <w:pPr/>
+      <w:r>
+        <w:rPr>
+          <w:lang w:val="pt_PT" w:bidi="pt_PT"/>
+        </w:rPr>
+      </w:r>
+    </w:p>
+    <w:p>
+      <w:pPr>
+        <w:pStyle w:val="Heading2"/>
+      </w:pPr>
+      <w:r>
+        <w:rPr>
+          <w:lang w:val="pt_PT" w:bidi="pt_PT"/>
+        </w:rPr>
+        <w:t>Efésios 1.16 (#1)</w:t>
+      </w:r>
+      <w:r>
+        <w:rPr>
+          <w:lang w:val="pt_PT" w:bidi="pt_PT"/>
+        </w:rPr>
+      </w:r>
+    </w:p>
+    <w:p>
+      <w:pPr/>
+      <w:r>
+        <w:rPr>
+          <w:lang w:val="pt_PT" w:bidi="pt_PT"/>
+        </w:rPr>
+      </w:r>
+      <w:r>
+        <w:rPr>
+          <w:b/>
+          <w:lang w:val="pt_PT" w:bidi="pt_PT"/>
+        </w:rPr>
+        <w:t>"não paro de agradecer a Deus".</w:t>
+      </w:r>
+    </w:p>
+    <w:p>
+      <w:pPr/>
+      <w:r>
+        <w:rPr>
+          <w:lang w:val="pt_PT" w:bidi="pt_PT"/>
+        </w:rPr>
+      </w:r>
+      <w:r>
+        <w:rPr>
+          <w:lang w:val="pt_PT" w:bidi="pt_PT"/>
+        </w:rPr>
+        <w:t xml:space="preserve">Paulo usa </w:t>
+      </w:r>
+      <w:r>
+        <w:rPr>
+          <w:b/>
+          <w:lang w:val="pt_PT" w:bidi="pt_PT"/>
+        </w:rPr>
+        <w:t>não paro</w:t>
+      </w:r>
+      <w:r>
+        <w:rPr>
+          <w:lang w:val="pt_PT" w:bidi="pt_PT"/>
+        </w:rPr>
+        <w:t xml:space="preserve"> para enfatizar que ele continua a agradecer a Deus. Tradução alternativa: “Eu continuo agradecendo a Deus”.</w:t>
+      </w:r>
+    </w:p>
+    <w:p>
+      <w:pPr/>
+      <w:r>
+        <w:rPr>
+          <w:lang w:val="pt_PT" w:bidi="pt_PT"/>
+        </w:rPr>
+      </w:r>
+      <w:r>
+        <w:rPr>
+          <w:lang w:val="pt_PT" w:bidi="pt_PT"/>
+        </w:rPr>
+        <w:t xml:space="preserve">Veja: </w:t>
+      </w:r>
+      <w:r>
+        <w:rPr>
+          <w:lang w:val="pt_PT" w:bidi="pt_PT"/>
+        </w:rPr>
+        <w:t>Litotes.</w:t>
+      </w:r>
+      <w:r>
+        <w:rPr>
+          <w:lang w:val="pt_PT" w:bidi="pt_PT"/>
+        </w:rPr>
+      </w:r>
+      <w:r>
+        <w:rPr>
+          <w:lang w:val="pt_PT" w:bidi="pt_PT"/>
+        </w:rPr>
+      </w:r>
+    </w:p>
+    <w:p>
+      <w:pPr/>
+      <w:r>
+        <w:rPr>
+          <w:lang w:val="pt_PT" w:bidi="pt_PT"/>
+        </w:rPr>
+      </w:r>
+    </w:p>
+    <w:p>
+      <w:pPr>
+        <w:pStyle w:val="Heading2"/>
+      </w:pPr>
+      <w:r>
+        <w:rPr>
+          <w:lang w:val="pt_PT" w:bidi="pt_PT"/>
+        </w:rPr>
+        <w:t>Efésios 1.16 (#2)</w:t>
+      </w:r>
+      <w:r>
+        <w:rPr>
+          <w:lang w:val="pt_PT" w:bidi="pt_PT"/>
+        </w:rPr>
+      </w:r>
+    </w:p>
+    <w:p>
+      <w:pPr/>
+      <w:r>
+        <w:rPr>
+          <w:lang w:val="pt_PT" w:bidi="pt_PT"/>
+        </w:rPr>
+      </w:r>
+      <w:r>
+        <w:rPr>
+          <w:b/>
+          <w:lang w:val="pt_PT" w:bidi="pt_PT"/>
+        </w:rPr>
+        <w:t>"não paro de agradecer a Deus".</w:t>
+      </w:r>
+    </w:p>
+    <w:p>
+      <w:pPr/>
+      <w:r>
+        <w:rPr>
+          <w:lang w:val="pt_PT" w:bidi="pt_PT"/>
+        </w:rPr>
+      </w:r>
+      <w:r>
+        <w:rPr>
+          <w:lang w:val="pt_PT" w:bidi="pt_PT"/>
+        </w:rPr>
+        <w:t>Paulo usa essa hipérbole para enfatizar que ele agradece a Deus com muita frequência. Tradução alternativa: “Eu continuo a agradecer a Deus” ou “Eu frequentemente agradeço a Deus”.</w:t>
+      </w:r>
+    </w:p>
+    <w:p>
+      <w:pPr/>
+      <w:r>
+        <w:rPr>
+          <w:lang w:val="pt_PT" w:bidi="pt_PT"/>
+        </w:rPr>
+      </w:r>
+      <w:r>
+        <w:rPr>
+          <w:lang w:val="pt_PT" w:bidi="pt_PT"/>
+        </w:rPr>
+        <w:t xml:space="preserve">Veja: </w:t>
+      </w:r>
+      <w:r>
+        <w:rPr>
+          <w:lang w:val="pt_PT" w:bidi="pt_PT"/>
+        </w:rPr>
+        <w:t>Hipérbole.</w:t>
+      </w:r>
+      <w:r>
+        <w:rPr>
+          <w:lang w:val="pt_PT" w:bidi="pt_PT"/>
+        </w:rPr>
+      </w:r>
+      <w:r>
+        <w:rPr>
+          <w:lang w:val="pt_PT" w:bidi="pt_PT"/>
+        </w:rPr>
+      </w:r>
+    </w:p>
+    <w:p>
+      <w:pPr/>
+      <w:r>
+        <w:rPr>
+          <w:lang w:val="pt_PT" w:bidi="pt_PT"/>
+        </w:rPr>
+      </w:r>
+    </w:p>
+    <w:p>
+      <w:pPr>
+        <w:pStyle w:val="Heading2"/>
+      </w:pPr>
+      <w:r>
+        <w:rPr>
+          <w:lang w:val="pt_PT" w:bidi="pt_PT"/>
+        </w:rPr>
+        <w:t>Efésios 1.17 (#1)</w:t>
+      </w:r>
+      <w:r>
+        <w:rPr>
+          <w:lang w:val="pt_PT" w:bidi="pt_PT"/>
+        </w:rPr>
+      </w:r>
+    </w:p>
+    <w:p>
+      <w:pPr/>
+      <w:r>
+        <w:rPr>
+          <w:lang w:val="pt_PT" w:bidi="pt_PT"/>
+        </w:rPr>
+      </w:r>
+      <w:r>
+        <w:rPr>
+          <w:b/>
+          <w:lang w:val="pt_PT" w:bidi="pt_PT"/>
+        </w:rPr>
+        <w:t>ἵνα</w:t>
+      </w:r>
+    </w:p>
+    <w:p>
+      <w:pPr/>
+      <w:r>
+        <w:rPr>
+          <w:lang w:val="pt_PT" w:bidi="pt_PT"/>
+        </w:rPr>
+      </w:r>
+      <w:r>
+        <w:rPr>
+          <w:b/>
+          <w:lang w:val="pt_PT" w:bidi="pt_PT"/>
+        </w:rPr>
+        <w:t>"para que assim vocês o conheçam como devem conhecer".</w:t>
+      </w:r>
+    </w:p>
+    <w:p>
+      <w:pPr/>
+      <w:r>
+        <w:rPr>
+          <w:lang w:val="pt_PT" w:bidi="pt_PT"/>
+        </w:rPr>
+      </w:r>
+      <w:r>
+        <w:rPr>
+          <w:lang w:val="pt_PT" w:bidi="pt_PT"/>
+        </w:rPr>
+        <w:t xml:space="preserve">A expressão conectiva </w:t>
+      </w:r>
+      <w:r>
+        <w:rPr>
+          <w:b/>
+          <w:lang w:val="pt_PT" w:bidi="pt_PT"/>
+        </w:rPr>
+        <w:t>para que</w:t>
+      </w:r>
+      <w:r>
+        <w:rPr>
+          <w:lang w:val="pt_PT" w:bidi="pt_PT"/>
+        </w:rPr>
+        <w:t xml:space="preserve"> introduz uma relação de causa e efeito. O motivo é que Paulo ora pelos efésios. O resultado é que Deus iluminaria os efésios sobre tudo o que Ele fez por eles através de Cristo. Use uma expressão em seu idioma que conecte uma razão a um resultado.</w:t>
+      </w:r>
+    </w:p>
+    <w:p>
+      <w:pPr/>
+      <w:r>
+        <w:rPr>
+          <w:lang w:val="pt_PT" w:bidi="pt_PT"/>
+        </w:rPr>
+      </w:r>
+      <w:r>
+        <w:rPr>
+          <w:lang w:val="pt_PT" w:bidi="pt_PT"/>
+        </w:rPr>
+        <w:t xml:space="preserve">Veja: </w:t>
+      </w:r>
+      <w:r>
+        <w:rPr>
+          <w:lang w:val="pt_PT" w:bidi="pt_PT"/>
+        </w:rPr>
+        <w:t>Conectar — Relação de razão e resultado.</w:t>
+      </w:r>
+      <w:r>
+        <w:rPr>
+          <w:lang w:val="pt_PT" w:bidi="pt_PT"/>
+        </w:rPr>
+      </w:r>
+      <w:r>
+        <w:rPr>
+          <w:lang w:val="pt_PT" w:bidi="pt_PT"/>
+        </w:rPr>
+      </w:r>
+    </w:p>
+    <w:p>
+      <w:pPr/>
+      <w:r>
+        <w:rPr>
+          <w:lang w:val="pt_PT" w:bidi="pt_PT"/>
+        </w:rPr>
+      </w:r>
+    </w:p>
+    <w:p>
+      <w:pPr>
+        <w:pStyle w:val="Heading2"/>
+      </w:pPr>
+      <w:r>
+        <w:rPr>
+          <w:lang w:val="pt_PT" w:bidi="pt_PT"/>
+        </w:rPr>
+        <w:t>Efésios 1.17 (#2)</w:t>
+      </w:r>
+      <w:r>
+        <w:rPr>
+          <w:lang w:val="pt_PT" w:bidi="pt_PT"/>
+        </w:rPr>
+      </w:r>
+    </w:p>
+    <w:p>
+      <w:pPr/>
+      <w:r>
+        <w:rPr>
+          <w:lang w:val="pt_PT" w:bidi="pt_PT"/>
+        </w:rPr>
+      </w:r>
+      <w:r>
+        <w:rPr>
+          <w:b/>
+          <w:lang w:val="pt_PT" w:bidi="pt_PT"/>
+        </w:rPr>
+        <w:t>"o seu Espírito, o Espírito que os tornará sábios e revelará Deus a vocês".</w:t>
+      </w:r>
+    </w:p>
+    <w:p>
+      <w:pPr/>
+      <w:r>
+        <w:rPr>
+          <w:lang w:val="pt_PT" w:bidi="pt_PT"/>
+        </w:rPr>
+      </w:r>
+      <w:r>
+        <w:rPr>
+          <w:lang w:val="pt_PT" w:bidi="pt_PT"/>
+        </w:rPr>
+        <w:t>Tradução alternativa: “sabedoria espiritual para compreender sua revelação”.</w:t>
+      </w:r>
+      <w:r>
+        <w:rPr>
+          <w:lang w:val="pt_PT" w:bidi="pt_PT"/>
+        </w:rPr>
+      </w:r>
+      <w:r>
+        <w:rPr>
+          <w:lang w:val="pt_PT" w:bidi="pt_PT"/>
+        </w:rPr>
+      </w:r>
+    </w:p>
+    <w:p>
+      <w:pPr/>
+      <w:r>
+        <w:rPr>
+          <w:lang w:val="pt_PT" w:bidi="pt_PT"/>
+        </w:rPr>
+      </w:r>
+    </w:p>
+    <w:p>
+      <w:pPr>
+        <w:pStyle w:val="Heading2"/>
+      </w:pPr>
+      <w:r>
+        <w:rPr>
+          <w:lang w:val="pt_PT" w:bidi="pt_PT"/>
+        </w:rPr>
+        <w:t>Efésios 1.18 (#1)</w:t>
+      </w:r>
+      <w:r>
+        <w:rPr>
+          <w:lang w:val="pt_PT" w:bidi="pt_PT"/>
+        </w:rPr>
+      </w:r>
+    </w:p>
+    <w:p>
+      <w:pPr/>
+      <w:r>
+        <w:rPr>
+          <w:lang w:val="pt_PT" w:bidi="pt_PT"/>
+        </w:rPr>
+      </w:r>
+      <w:r>
+        <w:rPr>
+          <w:b/>
+          <w:lang w:val="pt_PT" w:bidi="pt_PT"/>
+        </w:rPr>
+        <w:t>"Peço que Deus abra a mente de vocês para que vejam a luz dele".</w:t>
+      </w:r>
+    </w:p>
+    <w:p>
+      <w:pPr/>
+      <w:r>
+        <w:rPr>
+          <w:lang w:val="pt_PT" w:bidi="pt_PT"/>
+        </w:rPr>
+      </w:r>
+      <w:r>
+        <w:rPr>
+          <w:lang w:val="pt_PT" w:bidi="pt_PT"/>
+        </w:rPr>
+        <w:t xml:space="preserve">Aqui, </w:t>
+      </w:r>
+      <w:r>
+        <w:rPr>
+          <w:b/>
+          <w:lang w:val="pt_PT" w:bidi="pt_PT"/>
+        </w:rPr>
+        <w:t>mente</w:t>
+      </w:r>
+      <w:r>
+        <w:rPr>
+          <w:lang w:val="pt_PT" w:bidi="pt_PT"/>
+        </w:rPr>
+        <w:t xml:space="preserve"> refere-se ao pensamento de uma pessoa. Tradução alternativa: “para que você possa adquirir entendimento”.</w:t>
+      </w:r>
+    </w:p>
+    <w:p>
+      <w:pPr/>
+      <w:r>
+        <w:rPr>
+          <w:lang w:val="pt_PT" w:bidi="pt_PT"/>
+        </w:rPr>
+      </w:r>
+      <w:r>
+        <w:rPr>
+          <w:lang w:val="pt_PT" w:bidi="pt_PT"/>
+        </w:rPr>
+        <w:t xml:space="preserve">Veja: </w:t>
+      </w:r>
+      <w:r>
+        <w:rPr>
+          <w:lang w:val="pt_PT" w:bidi="pt_PT"/>
+        </w:rPr>
+        <w:t>Metonímia.</w:t>
+      </w:r>
+      <w:r>
+        <w:rPr>
+          <w:lang w:val="pt_PT" w:bidi="pt_PT"/>
+        </w:rPr>
+      </w:r>
+      <w:r>
+        <w:rPr>
+          <w:lang w:val="pt_PT" w:bidi="pt_PT"/>
+        </w:rPr>
+      </w:r>
+    </w:p>
+    <w:p>
+      <w:pPr/>
+      <w:r>
+        <w:rPr>
+          <w:lang w:val="pt_PT" w:bidi="pt_PT"/>
+        </w:rPr>
+      </w:r>
+    </w:p>
+    <w:p>
+      <w:pPr>
+        <w:pStyle w:val="Heading2"/>
+      </w:pPr>
+      <w:r>
+        <w:rPr>
+          <w:lang w:val="pt_PT" w:bidi="pt_PT"/>
+        </w:rPr>
+        <w:t>Efésios 1.18 (#2)</w:t>
+      </w:r>
+      <w:r>
+        <w:rPr>
+          <w:lang w:val="pt_PT" w:bidi="pt_PT"/>
+        </w:rPr>
+      </w:r>
+    </w:p>
+    <w:p>
+      <w:pPr/>
+      <w:r>
+        <w:rPr>
+          <w:lang w:val="pt_PT" w:bidi="pt_PT"/>
+        </w:rPr>
+      </w:r>
+      <w:r>
+        <w:rPr>
+          <w:b/>
+          <w:lang w:val="pt_PT" w:bidi="pt_PT"/>
+        </w:rPr>
+        <w:t>"abra a mente de vocês para que vejam a luz dele".</w:t>
+      </w:r>
+    </w:p>
+    <w:p>
+      <w:pPr/>
+      <w:r>
+        <w:rPr>
+          <w:lang w:val="pt_PT" w:bidi="pt_PT"/>
+        </w:rPr>
+      </w:r>
+      <w:r>
+        <w:rPr>
+          <w:lang w:val="pt_PT" w:bidi="pt_PT"/>
+        </w:rPr>
+        <w:t>Se o seu idioma não utiliza essa forma passiva, você pode expressar isso na forma ativa. Tradução alternativa: “que Deus possa lhe dar entendimento” ou “que Deus possa iluminar sua mente”.</w:t>
+      </w:r>
+    </w:p>
+    <w:p>
+      <w:pPr/>
+      <w:r>
+        <w:rPr>
+          <w:lang w:val="pt_PT" w:bidi="pt_PT"/>
+        </w:rPr>
+      </w:r>
+      <w:r>
+        <w:rPr>
+          <w:lang w:val="pt_PT" w:bidi="pt_PT"/>
+        </w:rPr>
+        <w:t xml:space="preserve">Veja: </w:t>
+      </w:r>
+      <w:r>
+        <w:rPr>
+          <w:lang w:val="pt_PT" w:bidi="pt_PT"/>
+        </w:rPr>
+        <w:t>Ativo ou passivo.</w:t>
+      </w:r>
+      <w:r>
+        <w:rPr>
+          <w:lang w:val="pt_PT" w:bidi="pt_PT"/>
+        </w:rPr>
+      </w:r>
+      <w:r>
+        <w:rPr>
+          <w:lang w:val="pt_PT" w:bidi="pt_PT"/>
+        </w:rPr>
+      </w:r>
+    </w:p>
+    <w:p>
+      <w:pPr/>
+      <w:r>
+        <w:rPr>
+          <w:lang w:val="pt_PT" w:bidi="pt_PT"/>
+        </w:rPr>
+      </w:r>
+    </w:p>
+    <w:p>
+      <w:pPr>
+        <w:pStyle w:val="Heading2"/>
+      </w:pPr>
+      <w:r>
+        <w:rPr>
+          <w:lang w:val="pt_PT" w:bidi="pt_PT"/>
+        </w:rPr>
+        <w:t>Efésios 1.18 (#3)</w:t>
+      </w:r>
+      <w:r>
+        <w:rPr>
+          <w:lang w:val="pt_PT" w:bidi="pt_PT"/>
+        </w:rPr>
+      </w:r>
+    </w:p>
+    <w:p>
+      <w:pPr/>
+      <w:r>
+        <w:rPr>
+          <w:lang w:val="pt_PT" w:bidi="pt_PT"/>
+        </w:rPr>
+      </w:r>
+      <w:r>
+        <w:rPr>
+          <w:b/>
+          <w:lang w:val="pt_PT" w:bidi="pt_PT"/>
+        </w:rPr>
+        <w:t>τοὺς ὀφθαλμοὺς τῆς καρδίας</w:t>
+      </w:r>
+    </w:p>
+    <w:p>
+      <w:pPr/>
+      <w:r>
+        <w:rPr>
+          <w:lang w:val="pt_PT" w:bidi="pt_PT"/>
+        </w:rPr>
+      </w:r>
+      <w:r>
+        <w:rPr>
+          <w:b/>
+          <w:lang w:val="pt_PT" w:bidi="pt_PT"/>
+        </w:rPr>
+        <w:t>"abra a mente de vocês para que vejam a luz dele".</w:t>
+      </w:r>
+    </w:p>
+    <w:p>
+      <w:pPr/>
+      <w:r>
+        <w:rPr>
+          <w:lang w:val="pt_PT" w:bidi="pt_PT"/>
+        </w:rPr>
+      </w:r>
+      <w:r>
+        <w:rPr>
+          <w:lang w:val="pt_PT" w:bidi="pt_PT"/>
+        </w:rPr>
+        <w:t xml:space="preserve">Uma tradução mais literal vai dizer: </w:t>
+      </w:r>
+      <w:r>
+        <w:rPr>
+          <w:b/>
+          <w:lang w:val="pt_PT" w:bidi="pt_PT"/>
+        </w:rPr>
+        <w:t xml:space="preserve">os olhos do seu coração foram iluminados. </w:t>
+      </w:r>
+      <w:r>
+        <w:rPr>
+          <w:lang w:val="pt_PT" w:bidi="pt_PT"/>
+        </w:rPr>
+        <w:t xml:space="preserve">A expressão </w:t>
+      </w:r>
+      <w:r>
+        <w:rPr>
+          <w:b/>
+          <w:lang w:val="pt_PT" w:bidi="pt_PT"/>
+        </w:rPr>
+        <w:t>olhos do seu coração</w:t>
+      </w:r>
+      <w:r>
+        <w:rPr>
+          <w:lang w:val="pt_PT" w:bidi="pt_PT"/>
+        </w:rPr>
+        <w:t xml:space="preserve"> é uma metáfora para a capacidade de alguém de obter compreensão. Tradução alternativa: “para que você possa obter entendimento e ser iluminado”.</w:t>
+      </w:r>
+    </w:p>
+    <w:p>
+      <w:pPr/>
+      <w:r>
+        <w:rPr>
+          <w:lang w:val="pt_PT" w:bidi="pt_PT"/>
+        </w:rPr>
+      </w:r>
+      <w:r>
+        <w:rPr>
+          <w:lang w:val="pt_PT" w:bidi="pt_PT"/>
+        </w:rPr>
+        <w:t xml:space="preserve">Veja: </w:t>
+      </w:r>
+      <w:r>
+        <w:rPr>
+          <w:lang w:val="pt_PT" w:bidi="pt_PT"/>
+        </w:rPr>
+        <w:t>Metáfora.</w:t>
+      </w:r>
+      <w:r>
+        <w:rPr>
+          <w:lang w:val="pt_PT" w:bidi="pt_PT"/>
+        </w:rPr>
+      </w:r>
+      <w:r>
+        <w:rPr>
+          <w:lang w:val="pt_PT" w:bidi="pt_PT"/>
+        </w:rPr>
+      </w:r>
+    </w:p>
+    <w:p>
+      <w:pPr/>
+      <w:r>
+        <w:rPr>
+          <w:lang w:val="pt_PT" w:bidi="pt_PT"/>
+        </w:rPr>
+      </w:r>
+    </w:p>
+    <w:p>
+      <w:pPr>
+        <w:pStyle w:val="Heading2"/>
+      </w:pPr>
+      <w:r>
+        <w:rPr>
+          <w:lang w:val="pt_PT" w:bidi="pt_PT"/>
+        </w:rPr>
+        <w:t>Efésios 1.18 (#4)</w:t>
+      </w:r>
+      <w:r>
+        <w:rPr>
+          <w:lang w:val="pt_PT" w:bidi="pt_PT"/>
+        </w:rPr>
+      </w:r>
+    </w:p>
+    <w:p>
+      <w:pPr/>
+      <w:r>
+        <w:rPr>
+          <w:lang w:val="pt_PT" w:bidi="pt_PT"/>
+        </w:rPr>
+      </w:r>
+      <w:r>
+        <w:rPr>
+          <w:b/>
+          <w:lang w:val="pt_PT" w:bidi="pt_PT"/>
+        </w:rPr>
+        <w:t>"abra a mente de vocês para que vejam a luz dele".</w:t>
+      </w:r>
+    </w:p>
+    <w:p>
+      <w:pPr/>
+      <w:r>
+        <w:rPr>
+          <w:lang w:val="pt_PT" w:bidi="pt_PT"/>
+        </w:rPr>
+      </w:r>
+      <w:r>
+        <w:rPr>
+          <w:lang w:val="pt_PT" w:bidi="pt_PT"/>
+        </w:rPr>
+        <w:t>Tradução alternativa: “pode ser feito para ser visto”.</w:t>
+      </w:r>
+      <w:r>
+        <w:rPr>
+          <w:lang w:val="pt_PT" w:bidi="pt_PT"/>
+        </w:rPr>
+      </w:r>
+      <w:r>
+        <w:rPr>
+          <w:lang w:val="pt_PT" w:bidi="pt_PT"/>
+        </w:rPr>
+      </w:r>
+    </w:p>
+    <w:p>
+      <w:pPr/>
+      <w:r>
+        <w:rPr>
+          <w:lang w:val="pt_PT" w:bidi="pt_PT"/>
+        </w:rPr>
+      </w:r>
+    </w:p>
+    <w:p>
+      <w:pPr>
+        <w:pStyle w:val="Heading2"/>
+      </w:pPr>
+      <w:r>
+        <w:rPr>
+          <w:lang w:val="pt_PT" w:bidi="pt_PT"/>
+        </w:rPr>
+        <w:t>Efésios 1.18 (#5)</w:t>
+      </w:r>
+      <w:r>
+        <w:rPr>
+          <w:lang w:val="pt_PT" w:bidi="pt_PT"/>
+        </w:rPr>
+      </w:r>
+    </w:p>
+    <w:p>
+      <w:pPr/>
+      <w:r>
+        <w:rPr>
+          <w:lang w:val="pt_PT" w:bidi="pt_PT"/>
+        </w:rPr>
+      </w:r>
+      <w:r>
+        <w:rPr>
+          <w:b/>
+          <w:lang w:val="pt_PT" w:bidi="pt_PT"/>
+        </w:rPr>
+        <w:t>"e conheçam a esperança para a qual ele os chamou".</w:t>
+      </w:r>
+    </w:p>
+    <w:p>
+      <w:pPr/>
+      <w:r>
+        <w:rPr>
+          <w:lang w:val="pt_PT" w:bidi="pt_PT"/>
+        </w:rPr>
+      </w:r>
+      <w:r>
+        <w:rPr>
+          <w:lang w:val="pt_PT" w:bidi="pt_PT"/>
+        </w:rPr>
+        <w:t xml:space="preserve">O </w:t>
+      </w:r>
+      <w:r>
+        <w:rPr>
+          <w:b/>
+          <w:lang w:val="pt_PT" w:bidi="pt_PT"/>
+        </w:rPr>
+        <w:t>chamado</w:t>
+      </w:r>
+      <w:r>
+        <w:rPr>
+          <w:lang w:val="pt_PT" w:bidi="pt_PT"/>
+        </w:rPr>
+        <w:t xml:space="preserve"> de Deus refere-se à sua escolha de pessoas para acreditarem nele. Tradução alternativa: “que você tem porque Ele o escolheu para ser Seu povo”.</w:t>
+      </w:r>
+      <w:r>
+        <w:rPr>
+          <w:lang w:val="pt_PT" w:bidi="pt_PT"/>
+        </w:rPr>
+      </w:r>
+      <w:r>
+        <w:rPr>
+          <w:lang w:val="pt_PT" w:bidi="pt_PT"/>
+        </w:rPr>
+      </w:r>
+    </w:p>
+    <w:p>
+      <w:pPr/>
+      <w:r>
+        <w:rPr>
+          <w:lang w:val="pt_PT" w:bidi="pt_PT"/>
+        </w:rPr>
+      </w:r>
+    </w:p>
+    <w:p>
+      <w:pPr>
+        <w:pStyle w:val="Heading2"/>
+      </w:pPr>
+      <w:r>
+        <w:rPr>
+          <w:lang w:val="pt_PT" w:bidi="pt_PT"/>
+        </w:rPr>
+        <w:t>Efésios 1.18 (#6)</w:t>
+      </w:r>
+      <w:r>
+        <w:rPr>
+          <w:lang w:val="pt_PT" w:bidi="pt_PT"/>
+        </w:rPr>
+      </w:r>
+    </w:p>
+    <w:p>
+      <w:pPr/>
+      <w:r>
+        <w:rPr>
+          <w:lang w:val="pt_PT" w:bidi="pt_PT"/>
+        </w:rPr>
+      </w:r>
+      <w:r>
+        <w:rPr>
+          <w:b/>
+          <w:lang w:val="pt_PT" w:bidi="pt_PT"/>
+        </w:rPr>
+        <w:t>τῆς κληρονομίας αὐτοῦ</w:t>
+      </w:r>
+    </w:p>
+    <w:p>
+      <w:pPr/>
+      <w:r>
+        <w:rPr>
+          <w:lang w:val="pt_PT" w:bidi="pt_PT"/>
+        </w:rPr>
+      </w:r>
+      <w:r>
+        <w:rPr>
+          <w:b/>
+          <w:lang w:val="pt_PT" w:bidi="pt_PT"/>
+        </w:rPr>
+        <w:t>"as bênçãos que ele prometeu ao seu povo".</w:t>
+      </w:r>
+    </w:p>
+    <w:p>
+      <w:pPr/>
+      <w:r>
+        <w:rPr>
+          <w:lang w:val="pt_PT" w:bidi="pt_PT"/>
+        </w:rPr>
+      </w:r>
+      <w:r>
+        <w:rPr>
+          <w:lang w:val="pt_PT" w:bidi="pt_PT"/>
+        </w:rPr>
+        <w:t xml:space="preserve">Uma tradução mais literal dirá: </w:t>
+      </w:r>
+      <w:r>
+        <w:rPr>
+          <w:b/>
+          <w:lang w:val="pt_PT" w:bidi="pt_PT"/>
+        </w:rPr>
+        <w:t xml:space="preserve">da sua herança nos santos. </w:t>
+      </w:r>
+      <w:r>
+        <w:rPr>
+          <w:lang w:val="pt_PT" w:bidi="pt_PT"/>
+        </w:rPr>
+        <w:t>Receber o que Deus prometeu aos crentes é descrito como herdar propriedade e riqueza de um membro da família.</w:t>
+      </w:r>
+    </w:p>
+    <w:p>
+      <w:pPr/>
+      <w:r>
+        <w:rPr>
+          <w:lang w:val="pt_PT" w:bidi="pt_PT"/>
+        </w:rPr>
+      </w:r>
+      <w:r>
+        <w:rPr>
+          <w:lang w:val="pt_PT" w:bidi="pt_PT"/>
+        </w:rPr>
+        <w:t xml:space="preserve">Veja: </w:t>
+      </w:r>
+      <w:r>
+        <w:rPr>
+          <w:lang w:val="pt_PT" w:bidi="pt_PT"/>
+        </w:rPr>
+        <w:t>Metáfora.</w:t>
+      </w:r>
+      <w:r>
+        <w:rPr>
+          <w:lang w:val="pt_PT" w:bidi="pt_PT"/>
+        </w:rPr>
+      </w:r>
+      <w:r>
+        <w:rPr>
+          <w:lang w:val="pt_PT" w:bidi="pt_PT"/>
+        </w:rPr>
+      </w:r>
+    </w:p>
+    <w:p>
+      <w:pPr/>
+      <w:r>
+        <w:rPr>
+          <w:lang w:val="pt_PT" w:bidi="pt_PT"/>
+        </w:rPr>
+      </w:r>
+    </w:p>
+    <w:p>
+      <w:pPr>
+        <w:pStyle w:val="Heading2"/>
+      </w:pPr>
+      <w:r>
+        <w:rPr>
+          <w:lang w:val="pt_PT" w:bidi="pt_PT"/>
+        </w:rPr>
+        <w:t>Efésios 1.18 (#7)</w:t>
+      </w:r>
+      <w:r>
+        <w:rPr>
+          <w:lang w:val="pt_PT" w:bidi="pt_PT"/>
+        </w:rPr>
+      </w:r>
+    </w:p>
+    <w:p>
+      <w:pPr/>
+      <w:r>
+        <w:rPr>
+          <w:lang w:val="pt_PT" w:bidi="pt_PT"/>
+        </w:rPr>
+      </w:r>
+      <w:r>
+        <w:rPr>
+          <w:b/>
+          <w:lang w:val="pt_PT" w:bidi="pt_PT"/>
+        </w:rPr>
+        <w:t>τοῖς ἁγίοις</w:t>
+      </w:r>
+    </w:p>
+    <w:p>
+      <w:pPr/>
+      <w:r>
+        <w:rPr>
+          <w:lang w:val="pt_PT" w:bidi="pt_PT"/>
+        </w:rPr>
+      </w:r>
+      <w:r>
+        <w:rPr>
+          <w:b/>
+          <w:lang w:val="pt_PT" w:bidi="pt_PT"/>
+        </w:rPr>
+        <w:t>"ao seu povo".</w:t>
+      </w:r>
+    </w:p>
+    <w:p>
+      <w:pPr/>
+      <w:r>
+        <w:rPr>
+          <w:lang w:val="pt_PT" w:bidi="pt_PT"/>
+        </w:rPr>
+      </w:r>
+      <w:r>
+        <w:rPr>
+          <w:lang w:val="pt_PT" w:bidi="pt_PT"/>
+        </w:rPr>
+        <w:t>Tradução alternativa: “aqueles que ele separou para si” ou “aqueles que pertencem totalmente a ele”.</w:t>
+      </w:r>
+      <w:r>
+        <w:rPr>
+          <w:lang w:val="pt_PT" w:bidi="pt_PT"/>
+        </w:rPr>
+      </w:r>
+      <w:r>
+        <w:rPr>
+          <w:lang w:val="pt_PT" w:bidi="pt_PT"/>
+        </w:rPr>
+      </w:r>
+    </w:p>
+    <w:p>
+      <w:pPr/>
+      <w:r>
+        <w:rPr>
+          <w:lang w:val="pt_PT" w:bidi="pt_PT"/>
+        </w:rPr>
+      </w:r>
+    </w:p>
+    <w:p>
+      <w:pPr>
+        <w:pStyle w:val="Heading2"/>
+      </w:pPr>
+      <w:r>
+        <w:rPr>
+          <w:lang w:val="pt_PT" w:bidi="pt_PT"/>
+        </w:rPr>
+        <w:t>Efésios 1.19 (#1)</w:t>
+      </w:r>
+      <w:r>
+        <w:rPr>
+          <w:lang w:val="pt_PT" w:bidi="pt_PT"/>
+        </w:rPr>
+      </w:r>
+    </w:p>
+    <w:p>
+      <w:pPr/>
+      <w:r>
+        <w:rPr>
+          <w:lang w:val="pt_PT" w:bidi="pt_PT"/>
+        </w:rPr>
+      </w:r>
+      <w:r>
+        <w:rPr>
+          <w:b/>
+          <w:lang w:val="pt_PT" w:bidi="pt_PT"/>
+        </w:rPr>
+        <w:t>"e como é grande o seu poder".</w:t>
+      </w:r>
+    </w:p>
+    <w:p>
+      <w:pPr/>
+      <w:r>
+        <w:rPr>
+          <w:lang w:val="pt_PT" w:bidi="pt_PT"/>
+        </w:rPr>
+      </w:r>
+      <w:r>
+        <w:rPr>
+          <w:lang w:val="pt_PT" w:bidi="pt_PT"/>
+        </w:rPr>
+        <w:t>Tradução alternativa: “O poder de Deus, que está muito além de qualquer outro poder”.</w:t>
+      </w:r>
+      <w:r>
+        <w:rPr>
+          <w:lang w:val="pt_PT" w:bidi="pt_PT"/>
+        </w:rPr>
+      </w:r>
+      <w:r>
+        <w:rPr>
+          <w:lang w:val="pt_PT" w:bidi="pt_PT"/>
+        </w:rPr>
+      </w:r>
+    </w:p>
+    <w:p>
+      <w:pPr/>
+      <w:r>
+        <w:rPr>
+          <w:lang w:val="pt_PT" w:bidi="pt_PT"/>
+        </w:rPr>
+      </w:r>
+    </w:p>
+    <w:p>
+      <w:pPr>
+        <w:pStyle w:val="Heading2"/>
+      </w:pPr>
+      <w:r>
+        <w:rPr>
+          <w:lang w:val="pt_PT" w:bidi="pt_PT"/>
+        </w:rPr>
+        <w:t>Efésios 1.19 (#2)</w:t>
+      </w:r>
+      <w:r>
+        <w:rPr>
+          <w:lang w:val="pt_PT" w:bidi="pt_PT"/>
+        </w:rPr>
+      </w:r>
+    </w:p>
+    <w:p>
+      <w:pPr/>
+      <w:r>
+        <w:rPr>
+          <w:lang w:val="pt_PT" w:bidi="pt_PT"/>
+        </w:rPr>
+      </w:r>
+      <w:r>
+        <w:rPr>
+          <w:b/>
+          <w:lang w:val="pt_PT" w:bidi="pt_PT"/>
+        </w:rPr>
+        <w:t>"que age em nós, os que cremos nele".</w:t>
+      </w:r>
+    </w:p>
+    <w:p>
+      <w:pPr/>
+      <w:r>
+        <w:rPr>
+          <w:lang w:val="pt_PT" w:bidi="pt_PT"/>
+        </w:rPr>
+      </w:r>
+      <w:r>
+        <w:rPr>
+          <w:lang w:val="pt_PT" w:bidi="pt_PT"/>
+        </w:rPr>
+        <w:t>Tradução alternativa: “para nós que cremos”.</w:t>
+      </w:r>
+      <w:r>
+        <w:rPr>
+          <w:lang w:val="pt_PT" w:bidi="pt_PT"/>
+        </w:rPr>
+      </w:r>
+      <w:r>
+        <w:rPr>
+          <w:lang w:val="pt_PT" w:bidi="pt_PT"/>
+        </w:rPr>
+      </w:r>
+    </w:p>
+    <w:p>
+      <w:pPr/>
+      <w:r>
+        <w:rPr>
+          <w:lang w:val="pt_PT" w:bidi="pt_PT"/>
+        </w:rPr>
+      </w:r>
+    </w:p>
+    <w:p>
+      <w:pPr>
+        <w:pStyle w:val="Heading2"/>
+      </w:pPr>
+      <w:r>
+        <w:rPr>
+          <w:lang w:val="pt_PT" w:bidi="pt_PT"/>
+        </w:rPr>
+        <w:t>Efésios 1.19 (#3)</w:t>
+      </w:r>
+      <w:r>
+        <w:rPr>
+          <w:lang w:val="pt_PT" w:bidi="pt_PT"/>
+        </w:rPr>
+      </w:r>
+    </w:p>
+    <w:p>
+      <w:pPr/>
+      <w:r>
+        <w:rPr>
+          <w:lang w:val="pt_PT" w:bidi="pt_PT"/>
+        </w:rPr>
+      </w:r>
+      <w:r>
+        <w:rPr>
+          <w:b/>
+          <w:lang w:val="pt_PT" w:bidi="pt_PT"/>
+        </w:rPr>
+        <w:t>"Esse poder que age em nós é a mesma força poderosa".</w:t>
+      </w:r>
+    </w:p>
+    <w:p>
+      <w:pPr/>
+      <w:r>
+        <w:rPr>
+          <w:lang w:val="pt_PT" w:bidi="pt_PT"/>
+        </w:rPr>
+      </w:r>
+      <w:r>
+        <w:rPr>
+          <w:lang w:val="pt_PT" w:bidi="pt_PT"/>
+        </w:rPr>
+        <w:t>Tradução alternativa: “Seu grande poder que está em ação por nós”.</w:t>
+      </w:r>
+      <w:r>
+        <w:rPr>
+          <w:lang w:val="pt_PT" w:bidi="pt_PT"/>
+        </w:rPr>
+      </w:r>
+      <w:r>
+        <w:rPr>
+          <w:lang w:val="pt_PT" w:bidi="pt_PT"/>
+        </w:rPr>
+      </w:r>
+    </w:p>
+    <w:p>
+      <w:pPr/>
+      <w:r>
+        <w:rPr>
+          <w:lang w:val="pt_PT" w:bidi="pt_PT"/>
+        </w:rPr>
+      </w:r>
+    </w:p>
+    <w:p>
+      <w:pPr>
+        <w:pStyle w:val="Heading2"/>
+      </w:pPr>
+      <w:r>
+        <w:rPr>
+          <w:lang w:val="pt_PT" w:bidi="pt_PT"/>
+        </w:rPr>
+        <w:t>Efésios 1.19 (#4)</w:t>
+      </w:r>
+      <w:r>
+        <w:rPr>
+          <w:lang w:val="pt_PT" w:bidi="pt_PT"/>
+        </w:rPr>
+      </w:r>
+    </w:p>
+    <w:p>
+      <w:pPr/>
+      <w:r>
+        <w:rPr>
+          <w:lang w:val="pt_PT" w:bidi="pt_PT"/>
+        </w:rPr>
+      </w:r>
+      <w:r>
+        <w:rPr>
+          <w:b/>
+          <w:lang w:val="pt_PT" w:bidi="pt_PT"/>
+        </w:rPr>
+        <w:t>"Esse poder que age em nós é a mesma força poderosa".</w:t>
+      </w:r>
+    </w:p>
+    <w:p>
+      <w:pPr/>
+      <w:r>
+        <w:rPr>
+          <w:lang w:val="pt_PT" w:bidi="pt_PT"/>
+        </w:rPr>
+      </w:r>
+      <w:r>
+        <w:rPr>
+          <w:lang w:val="pt_PT" w:bidi="pt_PT"/>
+        </w:rPr>
+        <w:t xml:space="preserve">As palavras </w:t>
+      </w:r>
+      <w:r>
+        <w:rPr>
+          <w:b/>
+          <w:lang w:val="pt_PT" w:bidi="pt_PT"/>
+        </w:rPr>
+        <w:t>força</w:t>
       </w:r>
       <w:r>
         <w:rPr>
@@ -3081,13 +5048,13 @@
           <w:b/>
           <w:lang w:val="pt_PT" w:bidi="pt_PT"/>
         </w:rPr>
-        <w:t>nós</w:t>
-      </w:r>
-      <w:r>
-        <w:rPr>
-          <w:lang w:val="pt_PT" w:bidi="pt_PT"/>
-        </w:rPr>
-        <w:t xml:space="preserve"> (ocultos nas Bíblias em português) são inclusivos neste versículo. Paulo está se referindo a todos os cristãos, que foram predestinados a pertencer a Cristo. Nos versículos 12 e 13, ele dividirá este grupo em “nós” (exclusivo) cristãos judeus e “vocês” cristãos gentios.</w:t>
+        <w:t>poder</w:t>
+      </w:r>
+      <w:r>
+        <w:rPr>
+          <w:lang w:val="pt_PT" w:bidi="pt_PT"/>
+        </w:rPr>
+        <w:t xml:space="preserve"> têm significados muito semelhantes e podem ser combinadas. Tradução alternativa: “de sua grande força”.</w:t>
       </w:r>
     </w:p>
     <w:p>
@@ -3107,7 +5074,7 @@
         <w:rPr>
           <w:lang w:val="pt_PT" w:bidi="pt_PT"/>
         </w:rPr>
-        <w:t>‘Nós’ exclusivos e inclusivos.</w:t>
+        <w:t>Dupla.</w:t>
       </w:r>
       <w:r>
         <w:rPr>
@@ -3136,69 +5103,145 @@
         <w:rPr>
           <w:lang w:val="pt_PT" w:bidi="pt_PT"/>
         </w:rPr>
-        <w:t>Efésios 1.11 (#2)</w:t>
-      </w:r>
-      <w:r>
-        <w:rPr>
-          <w:lang w:val="pt_PT" w:bidi="pt_PT"/>
-        </w:rPr>
-      </w:r>
-    </w:p>
-    <w:p>
-      <w:pPr/>
-      <w:r>
-        <w:rPr>
-          <w:lang w:val="pt_PT" w:bidi="pt_PT"/>
-        </w:rPr>
-      </w:r>
-      <w:r>
-        <w:rPr>
-          <w:b/>
-          <w:lang w:val="pt_PT" w:bidi="pt_PT"/>
-        </w:rPr>
-        <w:t>καὶ ἐκληρώθημεν</w:t>
-      </w:r>
-    </w:p>
-    <w:p>
-      <w:pPr/>
-      <w:r>
-        <w:rPr>
-          <w:lang w:val="pt_PT" w:bidi="pt_PT"/>
-        </w:rPr>
-      </w:r>
-      <w:r>
-        <w:rPr>
-          <w:b/>
-          <w:lang w:val="pt_PT" w:bidi="pt_PT"/>
-        </w:rPr>
-        <w:t>"Deus nos escolheu para sermos o seu povo".</w:t>
-      </w:r>
-    </w:p>
-    <w:p>
-      <w:pPr/>
-      <w:r>
-        <w:rPr>
-          <w:lang w:val="pt_PT" w:bidi="pt_PT"/>
-        </w:rPr>
-      </w:r>
-      <w:r>
-        <w:rPr>
-          <w:lang w:val="pt_PT" w:bidi="pt_PT"/>
-        </w:rPr>
-        <w:t xml:space="preserve">Uma tradução mais literal vai dizer: </w:t>
-      </w:r>
-      <w:r>
-        <w:rPr>
-          <w:b/>
-          <w:lang w:val="pt_PT" w:bidi="pt_PT"/>
-        </w:rPr>
-        <w:t xml:space="preserve">em quem também fomos feitos herança. </w:t>
-      </w:r>
-      <w:r>
-        <w:rPr>
-          <w:lang w:val="pt_PT" w:bidi="pt_PT"/>
-        </w:rPr>
-        <w:t>Se o seu idioma não utiliza essa forma passiva, você pode expressar esta ideia na forma ativa, como é feito em algumas versões da Bíblia em outros idiomas. Isso pode significar: (1) Deus também nos escolheu para sermos sua posse; (2) Deus também nos escolheu para sermos herdeiros.</w:t>
+        <w:t>Efésios 1.20 (#1)</w:t>
+      </w:r>
+      <w:r>
+        <w:rPr>
+          <w:lang w:val="pt_PT" w:bidi="pt_PT"/>
+        </w:rPr>
+      </w:r>
+    </w:p>
+    <w:p>
+      <w:pPr/>
+      <w:r>
+        <w:rPr>
+          <w:lang w:val="pt_PT" w:bidi="pt_PT"/>
+        </w:rPr>
+      </w:r>
+      <w:r>
+        <w:rPr>
+          <w:b/>
+          <w:lang w:val="pt_PT" w:bidi="pt_PT"/>
+        </w:rPr>
+        <w:t>"que ele usou quando ressuscitou Cristo".</w:t>
+      </w:r>
+    </w:p>
+    <w:p>
+      <w:pPr/>
+      <w:r>
+        <w:rPr>
+          <w:lang w:val="pt_PT" w:bidi="pt_PT"/>
+        </w:rPr>
+      </w:r>
+      <w:r>
+        <w:rPr>
+          <w:lang w:val="pt_PT" w:bidi="pt_PT"/>
+        </w:rPr>
+        <w:t>Tradução alternativa: “quando ele o trouxe de volta à vida”.</w:t>
+      </w:r>
+      <w:r>
+        <w:rPr>
+          <w:lang w:val="pt_PT" w:bidi="pt_PT"/>
+        </w:rPr>
+      </w:r>
+      <w:r>
+        <w:rPr>
+          <w:lang w:val="pt_PT" w:bidi="pt_PT"/>
+        </w:rPr>
+      </w:r>
+    </w:p>
+    <w:p>
+      <w:pPr/>
+      <w:r>
+        <w:rPr>
+          <w:lang w:val="pt_PT" w:bidi="pt_PT"/>
+        </w:rPr>
+      </w:r>
+    </w:p>
+    <w:p>
+      <w:pPr>
+        <w:pStyle w:val="Heading2"/>
+      </w:pPr>
+      <w:r>
+        <w:rPr>
+          <w:lang w:val="pt_PT" w:bidi="pt_PT"/>
+        </w:rPr>
+        <w:t>Efésios 1.20 (#2)</w:t>
+      </w:r>
+      <w:r>
+        <w:rPr>
+          <w:lang w:val="pt_PT" w:bidi="pt_PT"/>
+        </w:rPr>
+      </w:r>
+    </w:p>
+    <w:p>
+      <w:pPr/>
+      <w:r>
+        <w:rPr>
+          <w:lang w:val="pt_PT" w:bidi="pt_PT"/>
+        </w:rPr>
+      </w:r>
+      <w:r>
+        <w:rPr>
+          <w:b/>
+          <w:lang w:val="pt_PT" w:bidi="pt_PT"/>
+        </w:rPr>
+        <w:t>ἐκ νεκρῶν</w:t>
+      </w:r>
+    </w:p>
+    <w:p>
+      <w:pPr/>
+      <w:r>
+        <w:rPr>
+          <w:lang w:val="pt_PT" w:bidi="pt_PT"/>
+        </w:rPr>
+      </w:r>
+      <w:r>
+        <w:rPr>
+          <w:b/>
+          <w:lang w:val="pt_PT" w:bidi="pt_PT"/>
+        </w:rPr>
+        <w:t>"que ele usou quando ressuscitou Cristo".</w:t>
+      </w:r>
+    </w:p>
+    <w:p>
+      <w:pPr/>
+      <w:r>
+        <w:rPr>
+          <w:lang w:val="pt_PT" w:bidi="pt_PT"/>
+        </w:rPr>
+      </w:r>
+      <w:r>
+        <w:rPr>
+          <w:lang w:val="pt_PT" w:bidi="pt_PT"/>
+        </w:rPr>
+        <w:t xml:space="preserve">Uma tradução mais literal dirá: </w:t>
+      </w:r>
+      <w:r>
+        <w:rPr>
+          <w:b/>
+          <w:lang w:val="pt_PT" w:bidi="pt_PT"/>
+        </w:rPr>
+        <w:t xml:space="preserve">ressuscitando-o dos mortos. </w:t>
+      </w:r>
+      <w:r>
+        <w:rPr>
+          <w:lang w:val="pt_PT" w:bidi="pt_PT"/>
+        </w:rPr>
+        <w:t xml:space="preserve">Esta expressão descreve todas as pessoas </w:t>
+      </w:r>
+      <w:r>
+        <w:rPr>
+          <w:b/>
+          <w:lang w:val="pt_PT" w:bidi="pt_PT"/>
+        </w:rPr>
+        <w:t>mortas</w:t>
+      </w:r>
+      <w:r>
+        <w:rPr>
+          <w:lang w:val="pt_PT" w:bidi="pt_PT"/>
+        </w:rPr>
+        <w:t xml:space="preserve"> juntas no submundo. Ressuscitar de entre elas refere-se a tornar-se vivo novamente. Tradução alternativa: “de entre todos os que morreram”.</w:t>
       </w:r>
     </w:p>
     <w:p>
@@ -3218,7 +5261,7 @@
         <w:rPr>
           <w:lang w:val="pt_PT" w:bidi="pt_PT"/>
         </w:rPr>
-        <w:t>Ativo ou passivo.</w:t>
+        <w:t>Adjetivos nominais.</w:t>
       </w:r>
       <w:r>
         <w:rPr>
@@ -3247,69 +5290,69 @@
         <w:rPr>
           <w:lang w:val="pt_PT" w:bidi="pt_PT"/>
         </w:rPr>
-        <w:t>Efésios 1.11 (#3)</w:t>
-      </w:r>
-      <w:r>
-        <w:rPr>
-          <w:lang w:val="pt_PT" w:bidi="pt_PT"/>
-        </w:rPr>
-      </w:r>
-    </w:p>
-    <w:p>
-      <w:pPr/>
-      <w:r>
-        <w:rPr>
-          <w:lang w:val="pt_PT" w:bidi="pt_PT"/>
-        </w:rPr>
-      </w:r>
-      <w:r>
-        <w:rPr>
-          <w:b/>
-          <w:lang w:val="pt_PT" w:bidi="pt_PT"/>
-        </w:rPr>
-        <w:t>προορισθέντες</w:t>
-      </w:r>
-    </w:p>
-    <w:p>
-      <w:pPr/>
-      <w:r>
-        <w:rPr>
-          <w:lang w:val="pt_PT" w:bidi="pt_PT"/>
-        </w:rPr>
-      </w:r>
-      <w:r>
-        <w:rPr>
-          <w:b/>
-          <w:lang w:val="pt_PT" w:bidi="pt_PT"/>
-        </w:rPr>
-        <w:t>"Deus nos escolheu para sermos o seu povo".</w:t>
-      </w:r>
-    </w:p>
-    <w:p>
-      <w:pPr/>
-      <w:r>
-        <w:rPr>
-          <w:lang w:val="pt_PT" w:bidi="pt_PT"/>
-        </w:rPr>
-      </w:r>
-      <w:r>
-        <w:rPr>
-          <w:lang w:val="pt_PT" w:bidi="pt_PT"/>
-        </w:rPr>
-        <w:t xml:space="preserve">Uma tradução mais literal vai dizer: </w:t>
-      </w:r>
-      <w:r>
-        <w:rPr>
-          <w:b/>
-          <w:lang w:val="pt_PT" w:bidi="pt_PT"/>
-        </w:rPr>
-        <w:t xml:space="preserve">havendo sido predestinados. </w:t>
-      </w:r>
-      <w:r>
-        <w:rPr>
-          <w:lang w:val="pt_PT" w:bidi="pt_PT"/>
-        </w:rPr>
-        <w:t>Se o seu idioma não utiliza essa forma passiva, você pode expressar isso na forma ativa. Tradução alternativa: “Deus nos escolheu antecipadamente” ou “Deus nos escolheu há muito tempo”.</w:t>
+        <w:t>Efésios 1.20 (#3)</w:t>
+      </w:r>
+      <w:r>
+        <w:rPr>
+          <w:lang w:val="pt_PT" w:bidi="pt_PT"/>
+        </w:rPr>
+      </w:r>
+    </w:p>
+    <w:p>
+      <w:pPr/>
+      <w:r>
+        <w:rPr>
+          <w:lang w:val="pt_PT" w:bidi="pt_PT"/>
+        </w:rPr>
+      </w:r>
+      <w:r>
+        <w:rPr>
+          <w:b/>
+          <w:lang w:val="pt_PT" w:bidi="pt_PT"/>
+        </w:rPr>
+        <w:t>καθίσας ἐν δεξιᾷ αὐτοῦ, ἐν τοῖς ἐπουρανίοις</w:t>
+      </w:r>
+    </w:p>
+    <w:p>
+      <w:pPr/>
+      <w:r>
+        <w:rPr>
+          <w:lang w:val="pt_PT" w:bidi="pt_PT"/>
+        </w:rPr>
+      </w:r>
+      <w:r>
+        <w:rPr>
+          <w:b/>
+          <w:lang w:val="pt_PT" w:bidi="pt_PT"/>
+        </w:rPr>
+        <w:t>"e fez com que ele se sentasse ao seu lado direito no mundo celestial".</w:t>
+      </w:r>
+    </w:p>
+    <w:p>
+      <w:pPr/>
+      <w:r>
+        <w:rPr>
+          <w:lang w:val="pt_PT" w:bidi="pt_PT"/>
+        </w:rPr>
+      </w:r>
+      <w:r>
+        <w:rPr>
+          <w:lang w:val="pt_PT" w:bidi="pt_PT"/>
+        </w:rPr>
+        <w:t xml:space="preserve">A pessoa que se senta </w:t>
+      </w:r>
+      <w:r>
+        <w:rPr>
+          <w:b/>
+          <w:lang w:val="pt_PT" w:bidi="pt_PT"/>
+        </w:rPr>
+        <w:t>do lado direito</w:t>
+      </w:r>
+      <w:r>
+        <w:rPr>
+          <w:lang w:val="pt_PT" w:bidi="pt_PT"/>
+        </w:rPr>
+        <w:t xml:space="preserve"> de um rei está ao seu lado direito e governa com toda a autoridade do rei ao lado de quem se senta. Esta é uma metonímia de localização que representa a autoridade que a pessoa nesse local possui. Tradução alternativa: “deu-lhe toda a autoridade para governar do céu”.</w:t>
       </w:r>
     </w:p>
     <w:p>
@@ -3329,7 +5372,7 @@
         <w:rPr>
           <w:lang w:val="pt_PT" w:bidi="pt_PT"/>
         </w:rPr>
-        <w:t>Ativo ou passivo.</w:t>
+        <w:t>Metonímia.</w:t>
       </w:r>
       <w:r>
         <w:rPr>
@@ -3358,69 +5401,69 @@
         <w:rPr>
           <w:lang w:val="pt_PT" w:bidi="pt_PT"/>
         </w:rPr>
-        <w:t>Efésios 1.12 (#1)</w:t>
-      </w:r>
-      <w:r>
-        <w:rPr>
-          <w:lang w:val="pt_PT" w:bidi="pt_PT"/>
-        </w:rPr>
-      </w:r>
-    </w:p>
-    <w:p>
-      <w:pPr/>
-      <w:r>
-        <w:rPr>
-          <w:lang w:val="pt_PT" w:bidi="pt_PT"/>
-        </w:rPr>
-      </w:r>
-      <w:r>
-        <w:rPr>
-          <w:b/>
-          <w:lang w:val="pt_PT" w:bidi="pt_PT"/>
-        </w:rPr>
-        <w:t>ἡμᾶς &amp; τοὺς προηλπικότας ἐν τῷ Χριστῷ</w:t>
-      </w:r>
-    </w:p>
-    <w:p>
-      <w:pPr/>
-      <w:r>
-        <w:rPr>
-          <w:lang w:val="pt_PT" w:bidi="pt_PT"/>
-        </w:rPr>
-      </w:r>
-      <w:r>
-        <w:rPr>
-          <w:b/>
-          <w:lang w:val="pt_PT" w:bidi="pt_PT"/>
-        </w:rPr>
-        <w:t>"digo que nós que fomos os primeiros a pôr a nossa esperança em Cristo".</w:t>
-      </w:r>
-    </w:p>
-    <w:p>
-      <w:pPr/>
-      <w:r>
-        <w:rPr>
-          <w:lang w:val="pt_PT" w:bidi="pt_PT"/>
-        </w:rPr>
-      </w:r>
-      <w:r>
-        <w:rPr>
-          <w:lang w:val="pt_PT" w:bidi="pt_PT"/>
-        </w:rPr>
-        <w:t xml:space="preserve">Aqui, a palavra </w:t>
-      </w:r>
-      <w:r>
-        <w:rPr>
-          <w:b/>
-          <w:lang w:val="pt_PT" w:bidi="pt_PT"/>
-        </w:rPr>
-        <w:t>nós</w:t>
-      </w:r>
-      <w:r>
-        <w:rPr>
-          <w:lang w:val="pt_PT" w:bidi="pt_PT"/>
-        </w:rPr>
-        <w:t xml:space="preserve"> é exclusiva e se refere aos crentes judeus que foram os primeiros a ouvir as boas-novas, não aos crentes em Éfeso.</w:t>
+        <w:t>Efésios 1.20 (#4)</w:t>
+      </w:r>
+      <w:r>
+        <w:rPr>
+          <w:lang w:val="pt_PT" w:bidi="pt_PT"/>
+        </w:rPr>
+      </w:r>
+    </w:p>
+    <w:p>
+      <w:pPr/>
+      <w:r>
+        <w:rPr>
+          <w:lang w:val="pt_PT" w:bidi="pt_PT"/>
+        </w:rPr>
+      </w:r>
+      <w:r>
+        <w:rPr>
+          <w:b/>
+          <w:lang w:val="pt_PT" w:bidi="pt_PT"/>
+        </w:rPr>
+        <w:t>καθίσας ἐν δεξιᾷ αὐτοῦ</w:t>
+      </w:r>
+    </w:p>
+    <w:p>
+      <w:pPr/>
+      <w:r>
+        <w:rPr>
+          <w:lang w:val="pt_PT" w:bidi="pt_PT"/>
+        </w:rPr>
+      </w:r>
+      <w:r>
+        <w:rPr>
+          <w:b/>
+          <w:lang w:val="pt_PT" w:bidi="pt_PT"/>
+        </w:rPr>
+        <w:t>"fez com que ele se sentasse ao seu lado direito no mundo celestial".</w:t>
+      </w:r>
+    </w:p>
+    <w:p>
+      <w:pPr/>
+      <w:r>
+        <w:rPr>
+          <w:lang w:val="pt_PT" w:bidi="pt_PT"/>
+        </w:rPr>
+      </w:r>
+      <w:r>
+        <w:rPr>
+          <w:lang w:val="pt_PT" w:bidi="pt_PT"/>
+        </w:rPr>
+        <w:t xml:space="preserve">Sentar-se ao </w:t>
+      </w:r>
+      <w:r>
+        <w:rPr>
+          <w:b/>
+          <w:lang w:val="pt_PT" w:bidi="pt_PT"/>
+        </w:rPr>
+        <w:t>lado direito</w:t>
+      </w:r>
+      <w:r>
+        <w:rPr>
+          <w:lang w:val="pt_PT" w:bidi="pt_PT"/>
+        </w:rPr>
+        <w:t xml:space="preserve"> de Deus é uma ação simbólica de receber grande honra e autoridade de Deus. Tradução alternativa: “colocou-o em um lugar de honra e autoridade ao seu lado”.</w:t>
       </w:r>
     </w:p>
     <w:p>
@@ -3440,7 +5483,7 @@
         <w:rPr>
           <w:lang w:val="pt_PT" w:bidi="pt_PT"/>
         </w:rPr>
-        <w:t>‘Nós’ exclusivos e inclusivos.</w:t>
+        <w:t>Ação simbólica.</w:t>
       </w:r>
       <w:r>
         <w:rPr>
@@ -3469,2580 +5512,12 @@
         <w:rPr>
           <w:lang w:val="pt_PT" w:bidi="pt_PT"/>
         </w:rPr>
-        <w:t>Efésios 1.12 (#2)</w:t>
-      </w:r>
-      <w:r>
-        <w:rPr>
-          <w:lang w:val="pt_PT" w:bidi="pt_PT"/>
-        </w:rPr>
-      </w:r>
-    </w:p>
-    <w:p>
-      <w:pPr/>
-      <w:r>
-        <w:rPr>
-          <w:lang w:val="pt_PT" w:bidi="pt_PT"/>
-        </w:rPr>
-      </w:r>
-      <w:r>
-        <w:rPr>
-          <w:b/>
-          <w:lang w:val="pt_PT" w:bidi="pt_PT"/>
-        </w:rPr>
-        <w:t>εἰς τὸ εἶναι ἡμᾶς, εἰς ἔπαινον δόξης αὐτοῦ</w:t>
-      </w:r>
-    </w:p>
-    <w:p>
-      <w:pPr/>
-      <w:r>
-        <w:rPr>
-          <w:lang w:val="pt_PT" w:bidi="pt_PT"/>
-        </w:rPr>
-      </w:r>
-      <w:r>
-        <w:rPr>
-          <w:b/>
-          <w:lang w:val="pt_PT" w:bidi="pt_PT"/>
-        </w:rPr>
-        <w:t>"digo que nós... louvemos a glória de Deus".</w:t>
-      </w:r>
-    </w:p>
-    <w:p>
-      <w:pPr/>
-      <w:r>
-        <w:rPr>
-          <w:lang w:val="pt_PT" w:bidi="pt_PT"/>
-        </w:rPr>
-      </w:r>
-      <w:r>
-        <w:rPr>
-          <w:lang w:val="pt_PT" w:bidi="pt_PT"/>
-        </w:rPr>
-        <w:t>Tradução alternativa: “para que nós... vivêssemos para louvá-lo por sua glória”.</w:t>
-      </w:r>
-      <w:r>
-        <w:rPr>
-          <w:lang w:val="pt_PT" w:bidi="pt_PT"/>
-        </w:rPr>
-      </w:r>
-      <w:r>
-        <w:rPr>
-          <w:lang w:val="pt_PT" w:bidi="pt_PT"/>
-        </w:rPr>
-      </w:r>
-    </w:p>
-    <w:p>
-      <w:pPr/>
-      <w:r>
-        <w:rPr>
-          <w:lang w:val="pt_PT" w:bidi="pt_PT"/>
-        </w:rPr>
-      </w:r>
-    </w:p>
-    <w:p>
-      <w:pPr>
-        <w:pStyle w:val="Heading2"/>
-      </w:pPr>
-      <w:r>
-        <w:rPr>
-          <w:lang w:val="pt_PT" w:bidi="pt_PT"/>
-        </w:rPr>
-        <w:t>Efésios 1.13 (#1)</w:t>
-      </w:r>
-      <w:r>
-        <w:rPr>
-          <w:lang w:val="pt_PT" w:bidi="pt_PT"/>
-        </w:rPr>
-      </w:r>
-    </w:p>
-    <w:p>
-      <w:pPr/>
-      <w:r>
-        <w:rPr>
-          <w:lang w:val="pt_PT" w:bidi="pt_PT"/>
-        </w:rPr>
-      </w:r>
-    </w:p>
-    <w:p>
-      <w:pPr/>
-      <w:r>
-        <w:rPr>
-          <w:lang w:val="pt_PT" w:bidi="pt_PT"/>
-        </w:rPr>
-      </w:r>
-      <w:r>
-        <w:rPr>
-          <w:lang w:val="pt_PT" w:bidi="pt_PT"/>
-        </w:rPr>
-        <w:t>Paulo falou nos dois versos anteriores sobre si mesmo e os outros crentes judeus, mas agora ele começa a falar sobre os crentes de Éfeso.</w:t>
-      </w:r>
-      <w:r>
-        <w:rPr>
-          <w:lang w:val="pt_PT" w:bidi="pt_PT"/>
-        </w:rPr>
-      </w:r>
-      <w:r>
-        <w:rPr>
-          <w:lang w:val="pt_PT" w:bidi="pt_PT"/>
-        </w:rPr>
-      </w:r>
-    </w:p>
-    <w:p>
-      <w:pPr/>
-      <w:r>
-        <w:rPr>
-          <w:lang w:val="pt_PT" w:bidi="pt_PT"/>
-        </w:rPr>
-      </w:r>
-    </w:p>
-    <w:p>
-      <w:pPr>
-        <w:pStyle w:val="Heading2"/>
-      </w:pPr>
-      <w:r>
-        <w:rPr>
-          <w:lang w:val="pt_PT" w:bidi="pt_PT"/>
-        </w:rPr>
-        <w:t>Efésios 1.13 (#2)</w:t>
-      </w:r>
-      <w:r>
-        <w:rPr>
-          <w:lang w:val="pt_PT" w:bidi="pt_PT"/>
-        </w:rPr>
-      </w:r>
-    </w:p>
-    <w:p>
-      <w:pPr/>
-      <w:r>
-        <w:rPr>
-          <w:lang w:val="pt_PT" w:bidi="pt_PT"/>
-        </w:rPr>
-      </w:r>
-      <w:r>
-        <w:rPr>
-          <w:b/>
-          <w:lang w:val="pt_PT" w:bidi="pt_PT"/>
-        </w:rPr>
-        <w:t>τὸν λόγον τῆς ἀληθείας</w:t>
-      </w:r>
-    </w:p>
-    <w:p>
-      <w:pPr/>
-      <w:r>
-        <w:rPr>
-          <w:lang w:val="pt_PT" w:bidi="pt_PT"/>
-        </w:rPr>
-      </w:r>
-      <w:r>
-        <w:rPr>
-          <w:b/>
-          <w:lang w:val="pt_PT" w:bidi="pt_PT"/>
-        </w:rPr>
-        <w:t>"a verdadeira mensagem".</w:t>
-      </w:r>
-    </w:p>
-    <w:p>
-      <w:pPr/>
-      <w:r>
-        <w:rPr>
-          <w:lang w:val="pt_PT" w:bidi="pt_PT"/>
-        </w:rPr>
-      </w:r>
-      <w:r>
-        <w:rPr>
-          <w:lang w:val="pt_PT" w:bidi="pt_PT"/>
-        </w:rPr>
-        <w:t>Isso pode significar: (1) a mensagem sobre a verdade; (2) a mensagem verdadeira.</w:t>
-      </w:r>
-      <w:r>
-        <w:rPr>
-          <w:lang w:val="pt_PT" w:bidi="pt_PT"/>
-        </w:rPr>
-      </w:r>
-      <w:r>
-        <w:rPr>
-          <w:lang w:val="pt_PT" w:bidi="pt_PT"/>
-        </w:rPr>
-      </w:r>
-    </w:p>
-    <w:p>
-      <w:pPr/>
-      <w:r>
-        <w:rPr>
-          <w:lang w:val="pt_PT" w:bidi="pt_PT"/>
-        </w:rPr>
-      </w:r>
-    </w:p>
-    <w:p>
-      <w:pPr>
-        <w:pStyle w:val="Heading2"/>
-      </w:pPr>
-      <w:r>
-        <w:rPr>
-          <w:lang w:val="pt_PT" w:bidi="pt_PT"/>
-        </w:rPr>
-        <w:t>Efésios 1.13 (#3)</w:t>
-      </w:r>
-      <w:r>
-        <w:rPr>
-          <w:lang w:val="pt_PT" w:bidi="pt_PT"/>
-        </w:rPr>
-      </w:r>
-    </w:p>
-    <w:p>
-      <w:pPr/>
-      <w:r>
-        <w:rPr>
-          <w:lang w:val="pt_PT" w:bidi="pt_PT"/>
-        </w:rPr>
-      </w:r>
-      <w:r>
-        <w:rPr>
-          <w:b/>
-          <w:lang w:val="pt_PT" w:bidi="pt_PT"/>
-        </w:rPr>
-        <w:t>ἐσφραγίσθητε τῷ Πνεύματι τῆς ἐπαγγελίας, τῷ Ἁγίῳ</w:t>
-      </w:r>
-    </w:p>
-    <w:p>
-      <w:pPr/>
-      <w:r>
-        <w:rPr>
-          <w:lang w:val="pt_PT" w:bidi="pt_PT"/>
-        </w:rPr>
-      </w:r>
-      <w:r>
-        <w:rPr>
-          <w:b/>
-          <w:lang w:val="pt_PT" w:bidi="pt_PT"/>
-        </w:rPr>
-        <w:t>"E Deus pôs em vocês a sua marca de proprietário quando lhes deu o Espírito Santo, que ele havia prometido".</w:t>
-      </w:r>
-    </w:p>
-    <w:p>
-      <w:pPr/>
-      <w:r>
-        <w:rPr>
-          <w:lang w:val="pt_PT" w:bidi="pt_PT"/>
-        </w:rPr>
-      </w:r>
-      <w:r>
-        <w:rPr>
-          <w:lang w:val="pt_PT" w:bidi="pt_PT"/>
-        </w:rPr>
-        <w:t xml:space="preserve">Nesta metáfora, Paulo retrata o </w:t>
-      </w:r>
-      <w:r>
-        <w:rPr>
-          <w:b/>
-          <w:lang w:val="pt_PT" w:bidi="pt_PT"/>
-        </w:rPr>
-        <w:t>Espírito Santo</w:t>
-      </w:r>
-      <w:r>
-        <w:rPr>
-          <w:lang w:val="pt_PT" w:bidi="pt_PT"/>
-        </w:rPr>
-        <w:t xml:space="preserve"> como uma marca ou um selo, comparando-o à cera que era colocada em uma carta e carimbada com um símbolo representando a pessoa que escreveu a carta. Paulo usa esse costume como uma imagem para mostrar como Deus usou o Espírito Santo para nos assegurar que pertencemos a Ele. Tradução alternativa: “Deus colocou o Espírito Santo que Ele prometeu em você como se fosse um selo”.</w:t>
-      </w:r>
-    </w:p>
-    <w:p>
-      <w:pPr/>
-      <w:r>
-        <w:rPr>
-          <w:lang w:val="pt_PT" w:bidi="pt_PT"/>
-        </w:rPr>
-      </w:r>
-      <w:r>
-        <w:rPr>
-          <w:lang w:val="pt_PT" w:bidi="pt_PT"/>
-        </w:rPr>
-        <w:t xml:space="preserve">Veja: </w:t>
-      </w:r>
-      <w:r>
-        <w:rPr>
-          <w:lang w:val="pt_PT" w:bidi="pt_PT"/>
-        </w:rPr>
-        <w:t>Metáfora.</w:t>
-      </w:r>
-      <w:r>
-        <w:rPr>
-          <w:lang w:val="pt_PT" w:bidi="pt_PT"/>
-        </w:rPr>
-      </w:r>
-      <w:r>
-        <w:rPr>
-          <w:lang w:val="pt_PT" w:bidi="pt_PT"/>
-        </w:rPr>
-      </w:r>
-    </w:p>
-    <w:p>
-      <w:pPr/>
-      <w:r>
-        <w:rPr>
-          <w:lang w:val="pt_PT" w:bidi="pt_PT"/>
-        </w:rPr>
-      </w:r>
-    </w:p>
-    <w:p>
-      <w:pPr>
-        <w:pStyle w:val="Heading2"/>
-      </w:pPr>
-      <w:r>
-        <w:rPr>
-          <w:lang w:val="pt_PT" w:bidi="pt_PT"/>
-        </w:rPr>
-        <w:t>Efésios 1.13 (#4)</w:t>
-      </w:r>
-      <w:r>
-        <w:rPr>
-          <w:lang w:val="pt_PT" w:bidi="pt_PT"/>
-        </w:rPr>
-      </w:r>
-    </w:p>
-    <w:p>
-      <w:pPr/>
-      <w:r>
-        <w:rPr>
-          <w:lang w:val="pt_PT" w:bidi="pt_PT"/>
-        </w:rPr>
-      </w:r>
-      <w:r>
-        <w:rPr>
-          <w:b/>
-          <w:lang w:val="pt_PT" w:bidi="pt_PT"/>
-        </w:rPr>
-        <w:t>ἐσφραγίσθητε</w:t>
-      </w:r>
-    </w:p>
-    <w:p>
-      <w:pPr/>
-      <w:r>
-        <w:rPr>
-          <w:lang w:val="pt_PT" w:bidi="pt_PT"/>
-        </w:rPr>
-      </w:r>
-      <w:r>
-        <w:rPr>
-          <w:b/>
-          <w:lang w:val="pt_PT" w:bidi="pt_PT"/>
-        </w:rPr>
-        <w:t>"Deus pôs em vocês a sua marca de proprietário".</w:t>
-      </w:r>
-    </w:p>
-    <w:p>
-      <w:pPr/>
-      <w:r>
-        <w:rPr>
-          <w:lang w:val="pt_PT" w:bidi="pt_PT"/>
-        </w:rPr>
-      </w:r>
-      <w:r>
-        <w:rPr>
-          <w:lang w:val="pt_PT" w:bidi="pt_PT"/>
-        </w:rPr>
-        <w:t xml:space="preserve">Uma tradução mais literal vai dizer: </w:t>
-      </w:r>
-      <w:r>
-        <w:rPr>
-          <w:b/>
-          <w:lang w:val="pt_PT" w:bidi="pt_PT"/>
-        </w:rPr>
-        <w:t xml:space="preserve">fostes selados com o Espírito Santo. </w:t>
-      </w:r>
-      <w:r>
-        <w:rPr>
-          <w:lang w:val="pt_PT" w:bidi="pt_PT"/>
-        </w:rPr>
-        <w:t>Se o seu idioma não utiliza essa forma passiva, você pode expressar isso na forma ativa. Tradução alternativa: “Deus selou você”.</w:t>
-      </w:r>
-    </w:p>
-    <w:p>
-      <w:pPr/>
-      <w:r>
-        <w:rPr>
-          <w:lang w:val="pt_PT" w:bidi="pt_PT"/>
-        </w:rPr>
-      </w:r>
-      <w:r>
-        <w:rPr>
-          <w:lang w:val="pt_PT" w:bidi="pt_PT"/>
-        </w:rPr>
-        <w:t xml:space="preserve">Veja: </w:t>
-      </w:r>
-      <w:r>
-        <w:rPr>
-          <w:lang w:val="pt_PT" w:bidi="pt_PT"/>
-        </w:rPr>
-        <w:t>Ativo ou passivo.</w:t>
-      </w:r>
-      <w:r>
-        <w:rPr>
-          <w:lang w:val="pt_PT" w:bidi="pt_PT"/>
-        </w:rPr>
-      </w:r>
-      <w:r>
-        <w:rPr>
-          <w:lang w:val="pt_PT" w:bidi="pt_PT"/>
-        </w:rPr>
-      </w:r>
-    </w:p>
-    <w:p>
-      <w:pPr/>
-      <w:r>
-        <w:rPr>
-          <w:lang w:val="pt_PT" w:bidi="pt_PT"/>
-        </w:rPr>
-      </w:r>
-    </w:p>
-    <w:p>
-      <w:pPr>
-        <w:pStyle w:val="Heading2"/>
-      </w:pPr>
-      <w:r>
-        <w:rPr>
-          <w:lang w:val="pt_PT" w:bidi="pt_PT"/>
-        </w:rPr>
-        <w:t>Efésios 1.14 (#1)</w:t>
-      </w:r>
-      <w:r>
-        <w:rPr>
-          <w:lang w:val="pt_PT" w:bidi="pt_PT"/>
-        </w:rPr>
-      </w:r>
-    </w:p>
-    <w:p>
-      <w:pPr/>
-      <w:r>
-        <w:rPr>
-          <w:lang w:val="pt_PT" w:bidi="pt_PT"/>
-        </w:rPr>
-      </w:r>
-      <w:r>
-        <w:rPr>
-          <w:b/>
-          <w:lang w:val="pt_PT" w:bidi="pt_PT"/>
-        </w:rPr>
-        <w:t>ἀρραβὼν τῆς κληρονομίας ἡμῶν</w:t>
-      </w:r>
-    </w:p>
-    <w:p>
-      <w:pPr/>
-      <w:r>
-        <w:rPr>
-          <w:lang w:val="pt_PT" w:bidi="pt_PT"/>
-        </w:rPr>
-      </w:r>
-      <w:r>
-        <w:rPr>
-          <w:b/>
-          <w:lang w:val="pt_PT" w:bidi="pt_PT"/>
-        </w:rPr>
-        <w:t>"a garantia de que receberemos o que Deus prometeu ao seu povo".</w:t>
-      </w:r>
-    </w:p>
-    <w:p>
-      <w:pPr/>
-      <w:r>
-        <w:rPr>
-          <w:lang w:val="pt_PT" w:bidi="pt_PT"/>
-        </w:rPr>
-      </w:r>
-      <w:r>
-        <w:rPr>
-          <w:lang w:val="pt_PT" w:bidi="pt_PT"/>
-        </w:rPr>
-        <w:t xml:space="preserve">Uma tradução mais literal dirá: </w:t>
-      </w:r>
-      <w:r>
-        <w:rPr>
-          <w:b/>
-          <w:lang w:val="pt_PT" w:bidi="pt_PT"/>
-        </w:rPr>
-        <w:t xml:space="preserve">o qual é o penhor da nossa herança. </w:t>
-      </w:r>
-      <w:r>
-        <w:rPr>
-          <w:lang w:val="pt_PT" w:bidi="pt_PT"/>
-        </w:rPr>
-        <w:t>Receber o que Deus prometeu é descrito em termos de herdar uma propriedade ou a riqueza de um membro da família. Tradução alternativa: “uma porção inicial que receberemos do que Deus prometeu” ou “uma garantia de que receberemos o que Deus prometeu nos dar”.</w:t>
-      </w:r>
-    </w:p>
-    <w:p>
-      <w:pPr/>
-      <w:r>
-        <w:rPr>
-          <w:lang w:val="pt_PT" w:bidi="pt_PT"/>
-        </w:rPr>
-      </w:r>
-      <w:r>
-        <w:rPr>
-          <w:lang w:val="pt_PT" w:bidi="pt_PT"/>
-        </w:rPr>
-        <w:t xml:space="preserve">Veja: </w:t>
-      </w:r>
-      <w:r>
-        <w:rPr>
-          <w:lang w:val="pt_PT" w:bidi="pt_PT"/>
-        </w:rPr>
-        <w:t>Metáfora.</w:t>
-      </w:r>
-      <w:r>
-        <w:rPr>
-          <w:lang w:val="pt_PT" w:bidi="pt_PT"/>
-        </w:rPr>
-      </w:r>
-      <w:r>
-        <w:rPr>
-          <w:lang w:val="pt_PT" w:bidi="pt_PT"/>
-        </w:rPr>
-      </w:r>
-    </w:p>
-    <w:p>
-      <w:pPr/>
-      <w:r>
-        <w:rPr>
-          <w:lang w:val="pt_PT" w:bidi="pt_PT"/>
-        </w:rPr>
-      </w:r>
-    </w:p>
-    <w:p>
-      <w:pPr>
-        <w:pStyle w:val="Heading2"/>
-      </w:pPr>
-      <w:r>
-        <w:rPr>
-          <w:lang w:val="pt_PT" w:bidi="pt_PT"/>
-        </w:rPr>
-        <w:t>Efésios 1.15 (#1)</w:t>
-      </w:r>
-      <w:r>
-        <w:rPr>
-          <w:lang w:val="pt_PT" w:bidi="pt_PT"/>
-        </w:rPr>
-      </w:r>
-    </w:p>
-    <w:p>
-      <w:pPr/>
-      <w:r>
-        <w:rPr>
-          <w:lang w:val="pt_PT" w:bidi="pt_PT"/>
-        </w:rPr>
-      </w:r>
-    </w:p>
-    <w:p>
-      <w:pPr/>
-      <w:r>
-        <w:rPr>
-          <w:lang w:val="pt_PT" w:bidi="pt_PT"/>
-        </w:rPr>
-      </w:r>
-      <w:r>
-        <w:rPr>
-          <w:lang w:val="pt_PT" w:bidi="pt_PT"/>
-        </w:rPr>
-        <w:t>Paulo ora pelos crentes de Éfeso e louva a Deus pelo poder que eles têm através de Cristo.</w:t>
-      </w:r>
-      <w:r>
-        <w:rPr>
-          <w:lang w:val="pt_PT" w:bidi="pt_PT"/>
-        </w:rPr>
-      </w:r>
-      <w:r>
-        <w:rPr>
-          <w:lang w:val="pt_PT" w:bidi="pt_PT"/>
-        </w:rPr>
-      </w:r>
-    </w:p>
-    <w:p>
-      <w:pPr/>
-      <w:r>
-        <w:rPr>
-          <w:lang w:val="pt_PT" w:bidi="pt_PT"/>
-        </w:rPr>
-      </w:r>
-    </w:p>
-    <w:p>
-      <w:pPr>
-        <w:pStyle w:val="Heading2"/>
-      </w:pPr>
-      <w:r>
-        <w:rPr>
-          <w:lang w:val="pt_PT" w:bidi="pt_PT"/>
-        </w:rPr>
-        <w:t>Efésios 1.15 (#2)</w:t>
-      </w:r>
-      <w:r>
-        <w:rPr>
-          <w:lang w:val="pt_PT" w:bidi="pt_PT"/>
-        </w:rPr>
-      </w:r>
-    </w:p>
-    <w:p>
-      <w:pPr/>
-      <w:r>
-        <w:rPr>
-          <w:lang w:val="pt_PT" w:bidi="pt_PT"/>
-        </w:rPr>
-      </w:r>
-      <w:r>
-        <w:rPr>
-          <w:b/>
-          <w:lang w:val="pt_PT" w:bidi="pt_PT"/>
-        </w:rPr>
-        <w:t>διὰ τοῦτο</w:t>
-      </w:r>
-    </w:p>
-    <w:p>
-      <w:pPr/>
-      <w:r>
-        <w:rPr>
-          <w:lang w:val="pt_PT" w:bidi="pt_PT"/>
-        </w:rPr>
-      </w:r>
-      <w:r>
-        <w:rPr>
-          <w:b/>
-          <w:lang w:val="pt_PT" w:bidi="pt_PT"/>
-        </w:rPr>
-        <w:t>"Por isso".</w:t>
-      </w:r>
-    </w:p>
-    <w:p>
-      <w:pPr/>
-      <w:r>
-        <w:rPr>
-          <w:lang w:val="pt_PT" w:bidi="pt_PT"/>
-        </w:rPr>
-      </w:r>
-      <w:r>
-        <w:rPr>
-          <w:lang w:val="pt_PT" w:bidi="pt_PT"/>
-        </w:rPr>
-        <w:t xml:space="preserve">A frase conectiva </w:t>
-      </w:r>
-      <w:r>
-        <w:rPr>
-          <w:b/>
-          <w:lang w:val="pt_PT" w:bidi="pt_PT"/>
-        </w:rPr>
-        <w:t>Por isso</w:t>
-      </w:r>
-      <w:r>
-        <w:rPr>
-          <w:lang w:val="pt_PT" w:bidi="pt_PT"/>
-        </w:rPr>
-        <w:t xml:space="preserve"> introduz uma relação de causa e efeito. A razão é que os efésios haviam crido no evangelho e tinham sido selados pelo Espírito Santo. O resultado é que Paulo louva a Deus. Use uma frase em seu idioma que conecte uma causa a um efeito.</w:t>
-      </w:r>
-    </w:p>
-    <w:p>
-      <w:pPr/>
-      <w:r>
-        <w:rPr>
-          <w:lang w:val="pt_PT" w:bidi="pt_PT"/>
-        </w:rPr>
-      </w:r>
-      <w:r>
-        <w:rPr>
-          <w:lang w:val="pt_PT" w:bidi="pt_PT"/>
-        </w:rPr>
-        <w:t xml:space="preserve">Veja: </w:t>
-      </w:r>
-      <w:r>
-        <w:rPr>
-          <w:lang w:val="pt_PT" w:bidi="pt_PT"/>
-        </w:rPr>
-        <w:t>Conectar — Relação de razão e resultado.</w:t>
-      </w:r>
-      <w:r>
-        <w:rPr>
-          <w:lang w:val="pt_PT" w:bidi="pt_PT"/>
-        </w:rPr>
-      </w:r>
-      <w:r>
-        <w:rPr>
-          <w:lang w:val="pt_PT" w:bidi="pt_PT"/>
-        </w:rPr>
-      </w:r>
-    </w:p>
-    <w:p>
-      <w:pPr/>
-      <w:r>
-        <w:rPr>
-          <w:lang w:val="pt_PT" w:bidi="pt_PT"/>
-        </w:rPr>
-      </w:r>
-    </w:p>
-    <w:p>
-      <w:pPr>
-        <w:pStyle w:val="Heading2"/>
-      </w:pPr>
-      <w:r>
-        <w:rPr>
-          <w:lang w:val="pt_PT" w:bidi="pt_PT"/>
-        </w:rPr>
-        <w:t>Efésios 1.16 (#1)</w:t>
-      </w:r>
-      <w:r>
-        <w:rPr>
-          <w:lang w:val="pt_PT" w:bidi="pt_PT"/>
-        </w:rPr>
-      </w:r>
-    </w:p>
-    <w:p>
-      <w:pPr/>
-      <w:r>
-        <w:rPr>
-          <w:lang w:val="pt_PT" w:bidi="pt_PT"/>
-        </w:rPr>
-      </w:r>
-      <w:r>
-        <w:rPr>
-          <w:b/>
-          <w:lang w:val="pt_PT" w:bidi="pt_PT"/>
-        </w:rPr>
-        <w:t>"não paro de agradecer a Deus".</w:t>
-      </w:r>
-    </w:p>
-    <w:p>
-      <w:pPr/>
-      <w:r>
-        <w:rPr>
-          <w:lang w:val="pt_PT" w:bidi="pt_PT"/>
-        </w:rPr>
-      </w:r>
-      <w:r>
-        <w:rPr>
-          <w:lang w:val="pt_PT" w:bidi="pt_PT"/>
-        </w:rPr>
-        <w:t xml:space="preserve">Paulo usa </w:t>
-      </w:r>
-      <w:r>
-        <w:rPr>
-          <w:b/>
-          <w:lang w:val="pt_PT" w:bidi="pt_PT"/>
-        </w:rPr>
-        <w:t>não paro</w:t>
-      </w:r>
-      <w:r>
-        <w:rPr>
-          <w:lang w:val="pt_PT" w:bidi="pt_PT"/>
-        </w:rPr>
-        <w:t xml:space="preserve"> para enfatizar que ele continua a agradecer a Deus. Tradução alternativa: “Eu continuo agradecendo a Deus”.</w:t>
-      </w:r>
-    </w:p>
-    <w:p>
-      <w:pPr/>
-      <w:r>
-        <w:rPr>
-          <w:lang w:val="pt_PT" w:bidi="pt_PT"/>
-        </w:rPr>
-      </w:r>
-      <w:r>
-        <w:rPr>
-          <w:lang w:val="pt_PT" w:bidi="pt_PT"/>
-        </w:rPr>
-        <w:t xml:space="preserve">Veja: </w:t>
-      </w:r>
-      <w:r>
-        <w:rPr>
-          <w:lang w:val="pt_PT" w:bidi="pt_PT"/>
-        </w:rPr>
-        <w:t>Litotes.</w:t>
-      </w:r>
-      <w:r>
-        <w:rPr>
-          <w:lang w:val="pt_PT" w:bidi="pt_PT"/>
-        </w:rPr>
-      </w:r>
-      <w:r>
-        <w:rPr>
-          <w:lang w:val="pt_PT" w:bidi="pt_PT"/>
-        </w:rPr>
-      </w:r>
-    </w:p>
-    <w:p>
-      <w:pPr/>
-      <w:r>
-        <w:rPr>
-          <w:lang w:val="pt_PT" w:bidi="pt_PT"/>
-        </w:rPr>
-      </w:r>
-    </w:p>
-    <w:p>
-      <w:pPr>
-        <w:pStyle w:val="Heading2"/>
-      </w:pPr>
-      <w:r>
-        <w:rPr>
-          <w:lang w:val="pt_PT" w:bidi="pt_PT"/>
-        </w:rPr>
-        <w:t>Efésios 1.16 (#2)</w:t>
-      </w:r>
-      <w:r>
-        <w:rPr>
-          <w:lang w:val="pt_PT" w:bidi="pt_PT"/>
-        </w:rPr>
-      </w:r>
-    </w:p>
-    <w:p>
-      <w:pPr/>
-      <w:r>
-        <w:rPr>
-          <w:lang w:val="pt_PT" w:bidi="pt_PT"/>
-        </w:rPr>
-      </w:r>
-      <w:r>
-        <w:rPr>
-          <w:b/>
-          <w:lang w:val="pt_PT" w:bidi="pt_PT"/>
-        </w:rPr>
-        <w:t>οὐ παύομαι εὐχαριστῶν</w:t>
-      </w:r>
-    </w:p>
-    <w:p>
-      <w:pPr/>
-      <w:r>
-        <w:rPr>
-          <w:lang w:val="pt_PT" w:bidi="pt_PT"/>
-        </w:rPr>
-      </w:r>
-      <w:r>
-        <w:rPr>
-          <w:b/>
-          <w:lang w:val="pt_PT" w:bidi="pt_PT"/>
-        </w:rPr>
-        <w:t>"não paro de agradecer a Deus".</w:t>
-      </w:r>
-    </w:p>
-    <w:p>
-      <w:pPr/>
-      <w:r>
-        <w:rPr>
-          <w:lang w:val="pt_PT" w:bidi="pt_PT"/>
-        </w:rPr>
-      </w:r>
-      <w:r>
-        <w:rPr>
-          <w:lang w:val="pt_PT" w:bidi="pt_PT"/>
-        </w:rPr>
-        <w:t>Paulo usa essa hipérbole para enfatizar que ele agradece a Deus com muita frequência. Tradução alternativa: “Eu continuo a agradecer a Deus” ou “Eu frequentemente agradeço a Deus”.</w:t>
-      </w:r>
-    </w:p>
-    <w:p>
-      <w:pPr/>
-      <w:r>
-        <w:rPr>
-          <w:lang w:val="pt_PT" w:bidi="pt_PT"/>
-        </w:rPr>
-      </w:r>
-      <w:r>
-        <w:rPr>
-          <w:lang w:val="pt_PT" w:bidi="pt_PT"/>
-        </w:rPr>
-        <w:t xml:space="preserve">Veja: </w:t>
-      </w:r>
-      <w:r>
-        <w:rPr>
-          <w:lang w:val="pt_PT" w:bidi="pt_PT"/>
-        </w:rPr>
-        <w:t>Hipérbole.</w:t>
-      </w:r>
-      <w:r>
-        <w:rPr>
-          <w:lang w:val="pt_PT" w:bidi="pt_PT"/>
-        </w:rPr>
-      </w:r>
-      <w:r>
-        <w:rPr>
-          <w:lang w:val="pt_PT" w:bidi="pt_PT"/>
-        </w:rPr>
-      </w:r>
-    </w:p>
-    <w:p>
-      <w:pPr/>
-      <w:r>
-        <w:rPr>
-          <w:lang w:val="pt_PT" w:bidi="pt_PT"/>
-        </w:rPr>
-      </w:r>
-    </w:p>
-    <w:p>
-      <w:pPr>
-        <w:pStyle w:val="Heading2"/>
-      </w:pPr>
-      <w:r>
-        <w:rPr>
-          <w:lang w:val="pt_PT" w:bidi="pt_PT"/>
-        </w:rPr>
-        <w:t>Efésios 1.17 (#1)</w:t>
-      </w:r>
-      <w:r>
-        <w:rPr>
-          <w:lang w:val="pt_PT" w:bidi="pt_PT"/>
-        </w:rPr>
-      </w:r>
-    </w:p>
-    <w:p>
-      <w:pPr/>
-      <w:r>
-        <w:rPr>
-          <w:lang w:val="pt_PT" w:bidi="pt_PT"/>
-        </w:rPr>
-      </w:r>
-      <w:r>
-        <w:rPr>
-          <w:b/>
-          <w:lang w:val="pt_PT" w:bidi="pt_PT"/>
-        </w:rPr>
-        <w:t>ἵνα</w:t>
-      </w:r>
-    </w:p>
-    <w:p>
-      <w:pPr/>
-      <w:r>
-        <w:rPr>
-          <w:lang w:val="pt_PT" w:bidi="pt_PT"/>
-        </w:rPr>
-      </w:r>
-      <w:r>
-        <w:rPr>
-          <w:b/>
-          <w:lang w:val="pt_PT" w:bidi="pt_PT"/>
-        </w:rPr>
-        <w:t>"para que assim vocês o conheçam como devem conhecer".</w:t>
-      </w:r>
-    </w:p>
-    <w:p>
-      <w:pPr/>
-      <w:r>
-        <w:rPr>
-          <w:lang w:val="pt_PT" w:bidi="pt_PT"/>
-        </w:rPr>
-      </w:r>
-      <w:r>
-        <w:rPr>
-          <w:lang w:val="pt_PT" w:bidi="pt_PT"/>
-        </w:rPr>
-        <w:t xml:space="preserve">A expressão conectiva </w:t>
-      </w:r>
-      <w:r>
-        <w:rPr>
-          <w:b/>
-          <w:lang w:val="pt_PT" w:bidi="pt_PT"/>
-        </w:rPr>
-        <w:t>para que</w:t>
-      </w:r>
-      <w:r>
-        <w:rPr>
-          <w:lang w:val="pt_PT" w:bidi="pt_PT"/>
-        </w:rPr>
-        <w:t xml:space="preserve"> introduz uma relação de causa e efeito. O motivo é que Paulo ora pelos efésios. O resultado é que Deus iluminaria os efésios sobre tudo o que Ele fez por eles através de Cristo. Use uma expressão em seu idioma que conecte uma razão a um resultado.</w:t>
-      </w:r>
-    </w:p>
-    <w:p>
-      <w:pPr/>
-      <w:r>
-        <w:rPr>
-          <w:lang w:val="pt_PT" w:bidi="pt_PT"/>
-        </w:rPr>
-      </w:r>
-      <w:r>
-        <w:rPr>
-          <w:lang w:val="pt_PT" w:bidi="pt_PT"/>
-        </w:rPr>
-        <w:t xml:space="preserve">Veja: </w:t>
-      </w:r>
-      <w:r>
-        <w:rPr>
-          <w:lang w:val="pt_PT" w:bidi="pt_PT"/>
-        </w:rPr>
-        <w:t>Conectar — Relação de razão e resultado.</w:t>
-      </w:r>
-      <w:r>
-        <w:rPr>
-          <w:lang w:val="pt_PT" w:bidi="pt_PT"/>
-        </w:rPr>
-      </w:r>
-      <w:r>
-        <w:rPr>
-          <w:lang w:val="pt_PT" w:bidi="pt_PT"/>
-        </w:rPr>
-      </w:r>
-    </w:p>
-    <w:p>
-      <w:pPr/>
-      <w:r>
-        <w:rPr>
-          <w:lang w:val="pt_PT" w:bidi="pt_PT"/>
-        </w:rPr>
-      </w:r>
-    </w:p>
-    <w:p>
-      <w:pPr>
-        <w:pStyle w:val="Heading2"/>
-      </w:pPr>
-      <w:r>
-        <w:rPr>
-          <w:lang w:val="pt_PT" w:bidi="pt_PT"/>
-        </w:rPr>
-        <w:t>Efésios 1.17 (#2)</w:t>
-      </w:r>
-      <w:r>
-        <w:rPr>
-          <w:lang w:val="pt_PT" w:bidi="pt_PT"/>
-        </w:rPr>
-      </w:r>
-    </w:p>
-    <w:p>
-      <w:pPr/>
-      <w:r>
-        <w:rPr>
-          <w:lang w:val="pt_PT" w:bidi="pt_PT"/>
-        </w:rPr>
-      </w:r>
-      <w:r>
-        <w:rPr>
-          <w:b/>
-          <w:lang w:val="pt_PT" w:bidi="pt_PT"/>
-        </w:rPr>
-        <w:t>πνεῦμα σοφίας καὶ ἀποκαλύψεως, ἐν ἐπιγνώσει αὐτοῦ</w:t>
-      </w:r>
-    </w:p>
-    <w:p>
-      <w:pPr/>
-      <w:r>
-        <w:rPr>
-          <w:lang w:val="pt_PT" w:bidi="pt_PT"/>
-        </w:rPr>
-      </w:r>
-      <w:r>
-        <w:rPr>
-          <w:b/>
-          <w:lang w:val="pt_PT" w:bidi="pt_PT"/>
-        </w:rPr>
-        <w:t>"o seu Espírito, o Espírito que os tornará sábios e revelará Deus a vocês".</w:t>
-      </w:r>
-    </w:p>
-    <w:p>
-      <w:pPr/>
-      <w:r>
-        <w:rPr>
-          <w:lang w:val="pt_PT" w:bidi="pt_PT"/>
-        </w:rPr>
-      </w:r>
-      <w:r>
-        <w:rPr>
-          <w:lang w:val="pt_PT" w:bidi="pt_PT"/>
-        </w:rPr>
-        <w:t>Tradução alternativa: “sabedoria espiritual para compreender sua revelação”.</w:t>
-      </w:r>
-      <w:r>
-        <w:rPr>
-          <w:lang w:val="pt_PT" w:bidi="pt_PT"/>
-        </w:rPr>
-      </w:r>
-      <w:r>
-        <w:rPr>
-          <w:lang w:val="pt_PT" w:bidi="pt_PT"/>
-        </w:rPr>
-      </w:r>
-    </w:p>
-    <w:p>
-      <w:pPr/>
-      <w:r>
-        <w:rPr>
-          <w:lang w:val="pt_PT" w:bidi="pt_PT"/>
-        </w:rPr>
-      </w:r>
-    </w:p>
-    <w:p>
-      <w:pPr>
-        <w:pStyle w:val="Heading2"/>
-      </w:pPr>
-      <w:r>
-        <w:rPr>
-          <w:lang w:val="pt_PT" w:bidi="pt_PT"/>
-        </w:rPr>
-        <w:t>Efésios 1.18 (#1)</w:t>
-      </w:r>
-      <w:r>
-        <w:rPr>
-          <w:lang w:val="pt_PT" w:bidi="pt_PT"/>
-        </w:rPr>
-      </w:r>
-    </w:p>
-    <w:p>
-      <w:pPr/>
-      <w:r>
-        <w:rPr>
-          <w:lang w:val="pt_PT" w:bidi="pt_PT"/>
-        </w:rPr>
-      </w:r>
-      <w:r>
-        <w:rPr>
-          <w:b/>
-          <w:lang w:val="pt_PT" w:bidi="pt_PT"/>
-        </w:rPr>
-        <w:t>πεφωτισμένους τοὺς ὀφθαλμοὺς τῆς καρδίας</w:t>
-      </w:r>
-    </w:p>
-    <w:p>
-      <w:pPr/>
-      <w:r>
-        <w:rPr>
-          <w:lang w:val="pt_PT" w:bidi="pt_PT"/>
-        </w:rPr>
-      </w:r>
-      <w:r>
-        <w:rPr>
-          <w:b/>
-          <w:lang w:val="pt_PT" w:bidi="pt_PT"/>
-        </w:rPr>
-        <w:t>"Peço que Deus abra a mente de vocês para que vejam a luz dele".</w:t>
-      </w:r>
-    </w:p>
-    <w:p>
-      <w:pPr/>
-      <w:r>
-        <w:rPr>
-          <w:lang w:val="pt_PT" w:bidi="pt_PT"/>
-        </w:rPr>
-      </w:r>
-      <w:r>
-        <w:rPr>
-          <w:lang w:val="pt_PT" w:bidi="pt_PT"/>
-        </w:rPr>
-        <w:t xml:space="preserve">Aqui, </w:t>
-      </w:r>
-      <w:r>
-        <w:rPr>
-          <w:b/>
-          <w:lang w:val="pt_PT" w:bidi="pt_PT"/>
-        </w:rPr>
-        <w:t>mente</w:t>
-      </w:r>
-      <w:r>
-        <w:rPr>
-          <w:lang w:val="pt_PT" w:bidi="pt_PT"/>
-        </w:rPr>
-        <w:t xml:space="preserve"> refere-se ao pensamento de uma pessoa. Tradução alternativa: “para que você possa adquirir entendimento”.</w:t>
-      </w:r>
-    </w:p>
-    <w:p>
-      <w:pPr/>
-      <w:r>
-        <w:rPr>
-          <w:lang w:val="pt_PT" w:bidi="pt_PT"/>
-        </w:rPr>
-      </w:r>
-      <w:r>
-        <w:rPr>
-          <w:lang w:val="pt_PT" w:bidi="pt_PT"/>
-        </w:rPr>
-        <w:t xml:space="preserve">Veja: </w:t>
-      </w:r>
-      <w:r>
-        <w:rPr>
-          <w:lang w:val="pt_PT" w:bidi="pt_PT"/>
-        </w:rPr>
-        <w:t>Metonímia.</w:t>
-      </w:r>
-      <w:r>
-        <w:rPr>
-          <w:lang w:val="pt_PT" w:bidi="pt_PT"/>
-        </w:rPr>
-      </w:r>
-      <w:r>
-        <w:rPr>
-          <w:lang w:val="pt_PT" w:bidi="pt_PT"/>
-        </w:rPr>
-      </w:r>
-    </w:p>
-    <w:p>
-      <w:pPr/>
-      <w:r>
-        <w:rPr>
-          <w:lang w:val="pt_PT" w:bidi="pt_PT"/>
-        </w:rPr>
-      </w:r>
-    </w:p>
-    <w:p>
-      <w:pPr>
-        <w:pStyle w:val="Heading2"/>
-      </w:pPr>
-      <w:r>
-        <w:rPr>
-          <w:lang w:val="pt_PT" w:bidi="pt_PT"/>
-        </w:rPr>
-        <w:t>Efésios 1.18 (#2)</w:t>
-      </w:r>
-      <w:r>
-        <w:rPr>
-          <w:lang w:val="pt_PT" w:bidi="pt_PT"/>
-        </w:rPr>
-      </w:r>
-    </w:p>
-    <w:p>
-      <w:pPr/>
-      <w:r>
-        <w:rPr>
-          <w:lang w:val="pt_PT" w:bidi="pt_PT"/>
-        </w:rPr>
-      </w:r>
-      <w:r>
-        <w:rPr>
-          <w:b/>
-          <w:lang w:val="pt_PT" w:bidi="pt_PT"/>
-        </w:rPr>
-        <w:t>πεφωτισμένους τοὺς ὀφθαλμοὺς τῆς καρδίας</w:t>
-      </w:r>
-    </w:p>
-    <w:p>
-      <w:pPr/>
-      <w:r>
-        <w:rPr>
-          <w:lang w:val="pt_PT" w:bidi="pt_PT"/>
-        </w:rPr>
-      </w:r>
-      <w:r>
-        <w:rPr>
-          <w:b/>
-          <w:lang w:val="pt_PT" w:bidi="pt_PT"/>
-        </w:rPr>
-        <w:t>"abra a mente de vocês para que vejam a luz dele".</w:t>
-      </w:r>
-    </w:p>
-    <w:p>
-      <w:pPr/>
-      <w:r>
-        <w:rPr>
-          <w:lang w:val="pt_PT" w:bidi="pt_PT"/>
-        </w:rPr>
-      </w:r>
-      <w:r>
-        <w:rPr>
-          <w:lang w:val="pt_PT" w:bidi="pt_PT"/>
-        </w:rPr>
-        <w:t>Se o seu idioma não utiliza essa forma passiva, você pode expressar isso na forma ativa. Tradução alternativa: “que Deus possa lhe dar entendimento” ou “que Deus possa iluminar sua mente”.</w:t>
-      </w:r>
-    </w:p>
-    <w:p>
-      <w:pPr/>
-      <w:r>
-        <w:rPr>
-          <w:lang w:val="pt_PT" w:bidi="pt_PT"/>
-        </w:rPr>
-      </w:r>
-      <w:r>
-        <w:rPr>
-          <w:lang w:val="pt_PT" w:bidi="pt_PT"/>
-        </w:rPr>
-        <w:t xml:space="preserve">Veja: </w:t>
-      </w:r>
-      <w:r>
-        <w:rPr>
-          <w:lang w:val="pt_PT" w:bidi="pt_PT"/>
-        </w:rPr>
-        <w:t>Ativo ou passivo.</w:t>
-      </w:r>
-      <w:r>
-        <w:rPr>
-          <w:lang w:val="pt_PT" w:bidi="pt_PT"/>
-        </w:rPr>
-      </w:r>
-      <w:r>
-        <w:rPr>
-          <w:lang w:val="pt_PT" w:bidi="pt_PT"/>
-        </w:rPr>
-      </w:r>
-    </w:p>
-    <w:p>
-      <w:pPr/>
-      <w:r>
-        <w:rPr>
-          <w:lang w:val="pt_PT" w:bidi="pt_PT"/>
-        </w:rPr>
-      </w:r>
-    </w:p>
-    <w:p>
-      <w:pPr>
-        <w:pStyle w:val="Heading2"/>
-      </w:pPr>
-      <w:r>
-        <w:rPr>
-          <w:lang w:val="pt_PT" w:bidi="pt_PT"/>
-        </w:rPr>
-        <w:t>Efésios 1.18 (#3)</w:t>
-      </w:r>
-      <w:r>
-        <w:rPr>
-          <w:lang w:val="pt_PT" w:bidi="pt_PT"/>
-        </w:rPr>
-      </w:r>
-    </w:p>
-    <w:p>
-      <w:pPr/>
-      <w:r>
-        <w:rPr>
-          <w:lang w:val="pt_PT" w:bidi="pt_PT"/>
-        </w:rPr>
-      </w:r>
-      <w:r>
-        <w:rPr>
-          <w:b/>
-          <w:lang w:val="pt_PT" w:bidi="pt_PT"/>
-        </w:rPr>
-        <w:t>τοὺς ὀφθαλμοὺς τῆς καρδίας</w:t>
-      </w:r>
-    </w:p>
-    <w:p>
-      <w:pPr/>
-      <w:r>
-        <w:rPr>
-          <w:lang w:val="pt_PT" w:bidi="pt_PT"/>
-        </w:rPr>
-      </w:r>
-      <w:r>
-        <w:rPr>
-          <w:b/>
-          <w:lang w:val="pt_PT" w:bidi="pt_PT"/>
-        </w:rPr>
-        <w:t>"abra a mente de vocês para que vejam a luz dele".</w:t>
-      </w:r>
-    </w:p>
-    <w:p>
-      <w:pPr/>
-      <w:r>
-        <w:rPr>
-          <w:lang w:val="pt_PT" w:bidi="pt_PT"/>
-        </w:rPr>
-      </w:r>
-      <w:r>
-        <w:rPr>
-          <w:lang w:val="pt_PT" w:bidi="pt_PT"/>
-        </w:rPr>
-        <w:t xml:space="preserve">Uma tradução mais literal vai dizer: </w:t>
-      </w:r>
-      <w:r>
-        <w:rPr>
-          <w:b/>
-          <w:lang w:val="pt_PT" w:bidi="pt_PT"/>
-        </w:rPr>
-        <w:t xml:space="preserve">os olhos do seu coração foram iluminados. </w:t>
-      </w:r>
-      <w:r>
-        <w:rPr>
-          <w:lang w:val="pt_PT" w:bidi="pt_PT"/>
-        </w:rPr>
-        <w:t xml:space="preserve">A expressão </w:t>
-      </w:r>
-      <w:r>
-        <w:rPr>
-          <w:b/>
-          <w:lang w:val="pt_PT" w:bidi="pt_PT"/>
-        </w:rPr>
-        <w:t>olhos do seu coração</w:t>
-      </w:r>
-      <w:r>
-        <w:rPr>
-          <w:lang w:val="pt_PT" w:bidi="pt_PT"/>
-        </w:rPr>
-        <w:t xml:space="preserve"> é uma metáfora para a capacidade de alguém de obter compreensão. Tradução alternativa: “para que você possa obter entendimento e ser iluminado”.</w:t>
-      </w:r>
-    </w:p>
-    <w:p>
-      <w:pPr/>
-      <w:r>
-        <w:rPr>
-          <w:lang w:val="pt_PT" w:bidi="pt_PT"/>
-        </w:rPr>
-      </w:r>
-      <w:r>
-        <w:rPr>
-          <w:lang w:val="pt_PT" w:bidi="pt_PT"/>
-        </w:rPr>
-        <w:t xml:space="preserve">Veja: </w:t>
-      </w:r>
-      <w:r>
-        <w:rPr>
-          <w:lang w:val="pt_PT" w:bidi="pt_PT"/>
-        </w:rPr>
-        <w:t>Metáfora.</w:t>
-      </w:r>
-      <w:r>
-        <w:rPr>
-          <w:lang w:val="pt_PT" w:bidi="pt_PT"/>
-        </w:rPr>
-      </w:r>
-      <w:r>
-        <w:rPr>
-          <w:lang w:val="pt_PT" w:bidi="pt_PT"/>
-        </w:rPr>
-      </w:r>
-    </w:p>
-    <w:p>
-      <w:pPr/>
-      <w:r>
-        <w:rPr>
-          <w:lang w:val="pt_PT" w:bidi="pt_PT"/>
-        </w:rPr>
-      </w:r>
-    </w:p>
-    <w:p>
-      <w:pPr>
-        <w:pStyle w:val="Heading2"/>
-      </w:pPr>
-      <w:r>
-        <w:rPr>
-          <w:lang w:val="pt_PT" w:bidi="pt_PT"/>
-        </w:rPr>
-        <w:t>Efésios 1.18 (#4)</w:t>
-      </w:r>
-      <w:r>
-        <w:rPr>
-          <w:lang w:val="pt_PT" w:bidi="pt_PT"/>
-        </w:rPr>
-      </w:r>
-    </w:p>
-    <w:p>
-      <w:pPr/>
-      <w:r>
-        <w:rPr>
-          <w:lang w:val="pt_PT" w:bidi="pt_PT"/>
-        </w:rPr>
-      </w:r>
-      <w:r>
-        <w:rPr>
-          <w:b/>
-          <w:lang w:val="pt_PT" w:bidi="pt_PT"/>
-        </w:rPr>
-        <w:t>πεφωτισμένους</w:t>
-      </w:r>
-    </w:p>
-    <w:p>
-      <w:pPr/>
-      <w:r>
-        <w:rPr>
-          <w:lang w:val="pt_PT" w:bidi="pt_PT"/>
-        </w:rPr>
-      </w:r>
-      <w:r>
-        <w:rPr>
-          <w:b/>
-          <w:lang w:val="pt_PT" w:bidi="pt_PT"/>
-        </w:rPr>
-        <w:t>"abra a mente de vocês para que vejam a luz dele".</w:t>
-      </w:r>
-    </w:p>
-    <w:p>
-      <w:pPr/>
-      <w:r>
-        <w:rPr>
-          <w:lang w:val="pt_PT" w:bidi="pt_PT"/>
-        </w:rPr>
-      </w:r>
-      <w:r>
-        <w:rPr>
-          <w:lang w:val="pt_PT" w:bidi="pt_PT"/>
-        </w:rPr>
-        <w:t>Tradução alternativa: “pode ser feito para ser visto”.</w:t>
-      </w:r>
-      <w:r>
-        <w:rPr>
-          <w:lang w:val="pt_PT" w:bidi="pt_PT"/>
-        </w:rPr>
-      </w:r>
-      <w:r>
-        <w:rPr>
-          <w:lang w:val="pt_PT" w:bidi="pt_PT"/>
-        </w:rPr>
-      </w:r>
-    </w:p>
-    <w:p>
-      <w:pPr/>
-      <w:r>
-        <w:rPr>
-          <w:lang w:val="pt_PT" w:bidi="pt_PT"/>
-        </w:rPr>
-      </w:r>
-    </w:p>
-    <w:p>
-      <w:pPr>
-        <w:pStyle w:val="Heading2"/>
-      </w:pPr>
-      <w:r>
-        <w:rPr>
-          <w:lang w:val="pt_PT" w:bidi="pt_PT"/>
-        </w:rPr>
-        <w:t>Efésios 1.18 (#5)</w:t>
-      </w:r>
-      <w:r>
-        <w:rPr>
-          <w:lang w:val="pt_PT" w:bidi="pt_PT"/>
-        </w:rPr>
-      </w:r>
-    </w:p>
-    <w:p>
-      <w:pPr/>
-      <w:r>
-        <w:rPr>
-          <w:lang w:val="pt_PT" w:bidi="pt_PT"/>
-        </w:rPr>
-      </w:r>
-      <w:r>
-        <w:rPr>
-          <w:b/>
-          <w:lang w:val="pt_PT" w:bidi="pt_PT"/>
-        </w:rPr>
-        <w:t>"e conheçam a esperança para a qual ele os chamou".</w:t>
-      </w:r>
-    </w:p>
-    <w:p>
-      <w:pPr/>
-      <w:r>
-        <w:rPr>
-          <w:lang w:val="pt_PT" w:bidi="pt_PT"/>
-        </w:rPr>
-      </w:r>
-      <w:r>
-        <w:rPr>
-          <w:lang w:val="pt_PT" w:bidi="pt_PT"/>
-        </w:rPr>
-        <w:t xml:space="preserve">O </w:t>
-      </w:r>
-      <w:r>
-        <w:rPr>
-          <w:b/>
-          <w:lang w:val="pt_PT" w:bidi="pt_PT"/>
-        </w:rPr>
-        <w:t>chamado</w:t>
-      </w:r>
-      <w:r>
-        <w:rPr>
-          <w:lang w:val="pt_PT" w:bidi="pt_PT"/>
-        </w:rPr>
-        <w:t xml:space="preserve"> de Deus refere-se à sua escolha de pessoas para acreditarem nele. Tradução alternativa: “que você tem porque Ele o escolheu para ser Seu povo”.</w:t>
-      </w:r>
-      <w:r>
-        <w:rPr>
-          <w:lang w:val="pt_PT" w:bidi="pt_PT"/>
-        </w:rPr>
-      </w:r>
-      <w:r>
-        <w:rPr>
-          <w:lang w:val="pt_PT" w:bidi="pt_PT"/>
-        </w:rPr>
-      </w:r>
-    </w:p>
-    <w:p>
-      <w:pPr/>
-      <w:r>
-        <w:rPr>
-          <w:lang w:val="pt_PT" w:bidi="pt_PT"/>
-        </w:rPr>
-      </w:r>
-    </w:p>
-    <w:p>
-      <w:pPr>
-        <w:pStyle w:val="Heading2"/>
-      </w:pPr>
-      <w:r>
-        <w:rPr>
-          <w:lang w:val="pt_PT" w:bidi="pt_PT"/>
-        </w:rPr>
-        <w:t>Efésios 1.18 (#6)</w:t>
-      </w:r>
-      <w:r>
-        <w:rPr>
-          <w:lang w:val="pt_PT" w:bidi="pt_PT"/>
-        </w:rPr>
-      </w:r>
-    </w:p>
-    <w:p>
-      <w:pPr/>
-      <w:r>
-        <w:rPr>
-          <w:lang w:val="pt_PT" w:bidi="pt_PT"/>
-        </w:rPr>
-      </w:r>
-      <w:r>
-        <w:rPr>
-          <w:b/>
-          <w:lang w:val="pt_PT" w:bidi="pt_PT"/>
-        </w:rPr>
-        <w:t>τῆς κληρονομίας αὐτοῦ</w:t>
-      </w:r>
-    </w:p>
-    <w:p>
-      <w:pPr/>
-      <w:r>
-        <w:rPr>
-          <w:lang w:val="pt_PT" w:bidi="pt_PT"/>
-        </w:rPr>
-      </w:r>
-      <w:r>
-        <w:rPr>
-          <w:b/>
-          <w:lang w:val="pt_PT" w:bidi="pt_PT"/>
-        </w:rPr>
-        <w:t>"as bênçãos que ele prometeu ao seu povo".</w:t>
-      </w:r>
-    </w:p>
-    <w:p>
-      <w:pPr/>
-      <w:r>
-        <w:rPr>
-          <w:lang w:val="pt_PT" w:bidi="pt_PT"/>
-        </w:rPr>
-      </w:r>
-      <w:r>
-        <w:rPr>
-          <w:lang w:val="pt_PT" w:bidi="pt_PT"/>
-        </w:rPr>
-        <w:t xml:space="preserve">Uma tradução mais literal dirá: </w:t>
-      </w:r>
-      <w:r>
-        <w:rPr>
-          <w:b/>
-          <w:lang w:val="pt_PT" w:bidi="pt_PT"/>
-        </w:rPr>
-        <w:t xml:space="preserve">da sua herança nos santos. </w:t>
-      </w:r>
-      <w:r>
-        <w:rPr>
-          <w:lang w:val="pt_PT" w:bidi="pt_PT"/>
-        </w:rPr>
-        <w:t>Receber o que Deus prometeu aos crentes é descrito como herdar propriedade e riqueza de um membro da família.</w:t>
-      </w:r>
-    </w:p>
-    <w:p>
-      <w:pPr/>
-      <w:r>
-        <w:rPr>
-          <w:lang w:val="pt_PT" w:bidi="pt_PT"/>
-        </w:rPr>
-      </w:r>
-      <w:r>
-        <w:rPr>
-          <w:lang w:val="pt_PT" w:bidi="pt_PT"/>
-        </w:rPr>
-        <w:t xml:space="preserve">Veja: </w:t>
-      </w:r>
-      <w:r>
-        <w:rPr>
-          <w:lang w:val="pt_PT" w:bidi="pt_PT"/>
-        </w:rPr>
-        <w:t>Metáfora.</w:t>
-      </w:r>
-      <w:r>
-        <w:rPr>
-          <w:lang w:val="pt_PT" w:bidi="pt_PT"/>
-        </w:rPr>
-      </w:r>
-      <w:r>
-        <w:rPr>
-          <w:lang w:val="pt_PT" w:bidi="pt_PT"/>
-        </w:rPr>
-      </w:r>
-    </w:p>
-    <w:p>
-      <w:pPr/>
-      <w:r>
-        <w:rPr>
-          <w:lang w:val="pt_PT" w:bidi="pt_PT"/>
-        </w:rPr>
-      </w:r>
-    </w:p>
-    <w:p>
-      <w:pPr>
-        <w:pStyle w:val="Heading2"/>
-      </w:pPr>
-      <w:r>
-        <w:rPr>
-          <w:lang w:val="pt_PT" w:bidi="pt_PT"/>
-        </w:rPr>
-        <w:t>Efésios 1.18 (#7)</w:t>
-      </w:r>
-      <w:r>
-        <w:rPr>
-          <w:lang w:val="pt_PT" w:bidi="pt_PT"/>
-        </w:rPr>
-      </w:r>
-    </w:p>
-    <w:p>
-      <w:pPr/>
-      <w:r>
-        <w:rPr>
-          <w:lang w:val="pt_PT" w:bidi="pt_PT"/>
-        </w:rPr>
-      </w:r>
-      <w:r>
-        <w:rPr>
-          <w:b/>
-          <w:lang w:val="pt_PT" w:bidi="pt_PT"/>
-        </w:rPr>
-        <w:t>τοῖς ἁγίοις</w:t>
-      </w:r>
-    </w:p>
-    <w:p>
-      <w:pPr/>
-      <w:r>
-        <w:rPr>
-          <w:lang w:val="pt_PT" w:bidi="pt_PT"/>
-        </w:rPr>
-      </w:r>
-      <w:r>
-        <w:rPr>
-          <w:b/>
-          <w:lang w:val="pt_PT" w:bidi="pt_PT"/>
-        </w:rPr>
-        <w:t>"ao seu povo".</w:t>
-      </w:r>
-    </w:p>
-    <w:p>
-      <w:pPr/>
-      <w:r>
-        <w:rPr>
-          <w:lang w:val="pt_PT" w:bidi="pt_PT"/>
-        </w:rPr>
-      </w:r>
-      <w:r>
-        <w:rPr>
-          <w:lang w:val="pt_PT" w:bidi="pt_PT"/>
-        </w:rPr>
-        <w:t>Tradução alternativa: “aqueles que ele separou para si” ou “aqueles que pertencem totalmente a ele”.</w:t>
-      </w:r>
-      <w:r>
-        <w:rPr>
-          <w:lang w:val="pt_PT" w:bidi="pt_PT"/>
-        </w:rPr>
-      </w:r>
-      <w:r>
-        <w:rPr>
-          <w:lang w:val="pt_PT" w:bidi="pt_PT"/>
-        </w:rPr>
-      </w:r>
-    </w:p>
-    <w:p>
-      <w:pPr/>
-      <w:r>
-        <w:rPr>
-          <w:lang w:val="pt_PT" w:bidi="pt_PT"/>
-        </w:rPr>
-      </w:r>
-    </w:p>
-    <w:p>
-      <w:pPr>
-        <w:pStyle w:val="Heading2"/>
-      </w:pPr>
-      <w:r>
-        <w:rPr>
-          <w:lang w:val="pt_PT" w:bidi="pt_PT"/>
-        </w:rPr>
-        <w:t>Efésios 1.19 (#1)</w:t>
-      </w:r>
-      <w:r>
-        <w:rPr>
-          <w:lang w:val="pt_PT" w:bidi="pt_PT"/>
-        </w:rPr>
-      </w:r>
-    </w:p>
-    <w:p>
-      <w:pPr/>
-      <w:r>
-        <w:rPr>
-          <w:lang w:val="pt_PT" w:bidi="pt_PT"/>
-        </w:rPr>
-      </w:r>
-      <w:r>
-        <w:rPr>
-          <w:b/>
-          <w:lang w:val="pt_PT" w:bidi="pt_PT"/>
-        </w:rPr>
-        <w:t>τὸ ὑπερβάλλον μέγεθος τῆς δυνάμεως αὐτοῦ</w:t>
-      </w:r>
-    </w:p>
-    <w:p>
-      <w:pPr/>
-      <w:r>
-        <w:rPr>
-          <w:lang w:val="pt_PT" w:bidi="pt_PT"/>
-        </w:rPr>
-      </w:r>
-      <w:r>
-        <w:rPr>
-          <w:b/>
-          <w:lang w:val="pt_PT" w:bidi="pt_PT"/>
-        </w:rPr>
-        <w:t>"e como é grande o seu poder".</w:t>
-      </w:r>
-    </w:p>
-    <w:p>
-      <w:pPr/>
-      <w:r>
-        <w:rPr>
-          <w:lang w:val="pt_PT" w:bidi="pt_PT"/>
-        </w:rPr>
-      </w:r>
-      <w:r>
-        <w:rPr>
-          <w:lang w:val="pt_PT" w:bidi="pt_PT"/>
-        </w:rPr>
-        <w:t>Tradução alternativa: “O poder de Deus, que está muito além de qualquer outro poder”.</w:t>
-      </w:r>
-      <w:r>
-        <w:rPr>
-          <w:lang w:val="pt_PT" w:bidi="pt_PT"/>
-        </w:rPr>
-      </w:r>
-      <w:r>
-        <w:rPr>
-          <w:lang w:val="pt_PT" w:bidi="pt_PT"/>
-        </w:rPr>
-      </w:r>
-    </w:p>
-    <w:p>
-      <w:pPr/>
-      <w:r>
-        <w:rPr>
-          <w:lang w:val="pt_PT" w:bidi="pt_PT"/>
-        </w:rPr>
-      </w:r>
-    </w:p>
-    <w:p>
-      <w:pPr>
-        <w:pStyle w:val="Heading2"/>
-      </w:pPr>
-      <w:r>
-        <w:rPr>
-          <w:lang w:val="pt_PT" w:bidi="pt_PT"/>
-        </w:rPr>
-        <w:t>Efésios 1.19 (#2)</w:t>
-      </w:r>
-      <w:r>
-        <w:rPr>
-          <w:lang w:val="pt_PT" w:bidi="pt_PT"/>
-        </w:rPr>
-      </w:r>
-    </w:p>
-    <w:p>
-      <w:pPr/>
-      <w:r>
-        <w:rPr>
-          <w:lang w:val="pt_PT" w:bidi="pt_PT"/>
-        </w:rPr>
-      </w:r>
-      <w:r>
-        <w:rPr>
-          <w:b/>
-          <w:lang w:val="pt_PT" w:bidi="pt_PT"/>
-        </w:rPr>
-        <w:t>εἰς ἡμᾶς, τοὺς πιστεύοντας</w:t>
-      </w:r>
-    </w:p>
-    <w:p>
-      <w:pPr/>
-      <w:r>
-        <w:rPr>
-          <w:lang w:val="pt_PT" w:bidi="pt_PT"/>
-        </w:rPr>
-      </w:r>
-      <w:r>
-        <w:rPr>
-          <w:b/>
-          <w:lang w:val="pt_PT" w:bidi="pt_PT"/>
-        </w:rPr>
-        <w:t>"que age em nós, os que cremos nele".</w:t>
-      </w:r>
-    </w:p>
-    <w:p>
-      <w:pPr/>
-      <w:r>
-        <w:rPr>
-          <w:lang w:val="pt_PT" w:bidi="pt_PT"/>
-        </w:rPr>
-      </w:r>
-      <w:r>
-        <w:rPr>
-          <w:lang w:val="pt_PT" w:bidi="pt_PT"/>
-        </w:rPr>
-        <w:t>Tradução alternativa: “para nós que cremos”.</w:t>
-      </w:r>
-      <w:r>
-        <w:rPr>
-          <w:lang w:val="pt_PT" w:bidi="pt_PT"/>
-        </w:rPr>
-      </w:r>
-      <w:r>
-        <w:rPr>
-          <w:lang w:val="pt_PT" w:bidi="pt_PT"/>
-        </w:rPr>
-      </w:r>
-    </w:p>
-    <w:p>
-      <w:pPr/>
-      <w:r>
-        <w:rPr>
-          <w:lang w:val="pt_PT" w:bidi="pt_PT"/>
-        </w:rPr>
-      </w:r>
-    </w:p>
-    <w:p>
-      <w:pPr>
-        <w:pStyle w:val="Heading2"/>
-      </w:pPr>
-      <w:r>
-        <w:rPr>
-          <w:lang w:val="pt_PT" w:bidi="pt_PT"/>
-        </w:rPr>
-        <w:t>Efésios 1.19 (#3)</w:t>
-      </w:r>
-      <w:r>
-        <w:rPr>
-          <w:lang w:val="pt_PT" w:bidi="pt_PT"/>
-        </w:rPr>
-      </w:r>
-    </w:p>
-    <w:p>
-      <w:pPr/>
-      <w:r>
-        <w:rPr>
-          <w:lang w:val="pt_PT" w:bidi="pt_PT"/>
-        </w:rPr>
-      </w:r>
-      <w:r>
-        <w:rPr>
-          <w:b/>
-          <w:lang w:val="pt_PT" w:bidi="pt_PT"/>
-        </w:rPr>
-        <w:t>τὴν ἐνέργειαν τοῦ κράτους τῆς ἰσχύος αὐτοῦ</w:t>
-      </w:r>
-    </w:p>
-    <w:p>
-      <w:pPr/>
-      <w:r>
-        <w:rPr>
-          <w:lang w:val="pt_PT" w:bidi="pt_PT"/>
-        </w:rPr>
-      </w:r>
-      <w:r>
-        <w:rPr>
-          <w:b/>
-          <w:lang w:val="pt_PT" w:bidi="pt_PT"/>
-        </w:rPr>
-        <w:t>"Esse poder que age em nós é a mesma força poderosa".</w:t>
-      </w:r>
-    </w:p>
-    <w:p>
-      <w:pPr/>
-      <w:r>
-        <w:rPr>
-          <w:lang w:val="pt_PT" w:bidi="pt_PT"/>
-        </w:rPr>
-      </w:r>
-      <w:r>
-        <w:rPr>
-          <w:lang w:val="pt_PT" w:bidi="pt_PT"/>
-        </w:rPr>
-        <w:t>Tradução alternativa: “Seu grande poder que está em ação por nós”.</w:t>
-      </w:r>
-      <w:r>
-        <w:rPr>
-          <w:lang w:val="pt_PT" w:bidi="pt_PT"/>
-        </w:rPr>
-      </w:r>
-      <w:r>
-        <w:rPr>
-          <w:lang w:val="pt_PT" w:bidi="pt_PT"/>
-        </w:rPr>
-      </w:r>
-    </w:p>
-    <w:p>
-      <w:pPr/>
-      <w:r>
-        <w:rPr>
-          <w:lang w:val="pt_PT" w:bidi="pt_PT"/>
-        </w:rPr>
-      </w:r>
-    </w:p>
-    <w:p>
-      <w:pPr>
-        <w:pStyle w:val="Heading2"/>
-      </w:pPr>
-      <w:r>
-        <w:rPr>
-          <w:lang w:val="pt_PT" w:bidi="pt_PT"/>
-        </w:rPr>
-        <w:t>Efésios 1.19 (#4)</w:t>
-      </w:r>
-      <w:r>
-        <w:rPr>
-          <w:lang w:val="pt_PT" w:bidi="pt_PT"/>
-        </w:rPr>
-      </w:r>
-    </w:p>
-    <w:p>
-      <w:pPr/>
-      <w:r>
-        <w:rPr>
-          <w:lang w:val="pt_PT" w:bidi="pt_PT"/>
-        </w:rPr>
-      </w:r>
-      <w:r>
-        <w:rPr>
-          <w:b/>
-          <w:lang w:val="pt_PT" w:bidi="pt_PT"/>
-        </w:rPr>
-        <w:t>τοῦ κράτους τῆς ἰσχύος αὐτοῦ</w:t>
-      </w:r>
-    </w:p>
-    <w:p>
-      <w:pPr/>
-      <w:r>
-        <w:rPr>
-          <w:lang w:val="pt_PT" w:bidi="pt_PT"/>
-        </w:rPr>
-      </w:r>
-      <w:r>
-        <w:rPr>
-          <w:b/>
-          <w:lang w:val="pt_PT" w:bidi="pt_PT"/>
-        </w:rPr>
-        <w:t>"Esse poder que age em nós é a mesma força poderosa".</w:t>
-      </w:r>
-    </w:p>
-    <w:p>
-      <w:pPr/>
-      <w:r>
-        <w:rPr>
-          <w:lang w:val="pt_PT" w:bidi="pt_PT"/>
-        </w:rPr>
-      </w:r>
-      <w:r>
-        <w:rPr>
-          <w:lang w:val="pt_PT" w:bidi="pt_PT"/>
-        </w:rPr>
-        <w:t xml:space="preserve">As palavras </w:t>
-      </w:r>
-      <w:r>
-        <w:rPr>
-          <w:b/>
-          <w:lang w:val="pt_PT" w:bidi="pt_PT"/>
-        </w:rPr>
-        <w:t>força</w:t>
-      </w:r>
-      <w:r>
-        <w:rPr>
-          <w:lang w:val="pt_PT" w:bidi="pt_PT"/>
-        </w:rPr>
-        <w:t xml:space="preserve"> e </w:t>
-      </w:r>
-      <w:r>
-        <w:rPr>
-          <w:b/>
-          <w:lang w:val="pt_PT" w:bidi="pt_PT"/>
-        </w:rPr>
-        <w:t>poder</w:t>
-      </w:r>
-      <w:r>
-        <w:rPr>
-          <w:lang w:val="pt_PT" w:bidi="pt_PT"/>
-        </w:rPr>
-        <w:t xml:space="preserve"> têm significados muito semelhantes e podem ser combinadas. Tradução alternativa: “de sua grande força”.</w:t>
-      </w:r>
-    </w:p>
-    <w:p>
-      <w:pPr/>
-      <w:r>
-        <w:rPr>
-          <w:lang w:val="pt_PT" w:bidi="pt_PT"/>
-        </w:rPr>
-      </w:r>
-      <w:r>
-        <w:rPr>
-          <w:lang w:val="pt_PT" w:bidi="pt_PT"/>
-        </w:rPr>
-        <w:t xml:space="preserve">Veja: </w:t>
-      </w:r>
-      <w:r>
-        <w:rPr>
-          <w:lang w:val="pt_PT" w:bidi="pt_PT"/>
-        </w:rPr>
-        <w:t>Dupla.</w:t>
-      </w:r>
-      <w:r>
-        <w:rPr>
-          <w:lang w:val="pt_PT" w:bidi="pt_PT"/>
-        </w:rPr>
-      </w:r>
-      <w:r>
-        <w:rPr>
-          <w:lang w:val="pt_PT" w:bidi="pt_PT"/>
-        </w:rPr>
-      </w:r>
-    </w:p>
-    <w:p>
-      <w:pPr/>
-      <w:r>
-        <w:rPr>
-          <w:lang w:val="pt_PT" w:bidi="pt_PT"/>
-        </w:rPr>
-      </w:r>
-    </w:p>
-    <w:p>
-      <w:pPr>
-        <w:pStyle w:val="Heading2"/>
-      </w:pPr>
-      <w:r>
-        <w:rPr>
-          <w:lang w:val="pt_PT" w:bidi="pt_PT"/>
-        </w:rPr>
-        <w:t>Efésios 1.20 (#1)</w:t>
-      </w:r>
-      <w:r>
-        <w:rPr>
-          <w:lang w:val="pt_PT" w:bidi="pt_PT"/>
-        </w:rPr>
-      </w:r>
-    </w:p>
-    <w:p>
-      <w:pPr/>
-      <w:r>
-        <w:rPr>
-          <w:lang w:val="pt_PT" w:bidi="pt_PT"/>
-        </w:rPr>
-      </w:r>
-      <w:r>
-        <w:rPr>
-          <w:b/>
-          <w:lang w:val="pt_PT" w:bidi="pt_PT"/>
-        </w:rPr>
-        <w:t>ἐγείρας αὐτὸν ἐκ νεκρῶν</w:t>
-      </w:r>
-    </w:p>
-    <w:p>
-      <w:pPr/>
-      <w:r>
-        <w:rPr>
-          <w:lang w:val="pt_PT" w:bidi="pt_PT"/>
-        </w:rPr>
-      </w:r>
-      <w:r>
-        <w:rPr>
-          <w:b/>
-          <w:lang w:val="pt_PT" w:bidi="pt_PT"/>
-        </w:rPr>
-        <w:t>"que ele usou quando ressuscitou Cristo".</w:t>
-      </w:r>
-    </w:p>
-    <w:p>
-      <w:pPr/>
-      <w:r>
-        <w:rPr>
-          <w:lang w:val="pt_PT" w:bidi="pt_PT"/>
-        </w:rPr>
-      </w:r>
-      <w:r>
-        <w:rPr>
-          <w:lang w:val="pt_PT" w:bidi="pt_PT"/>
-        </w:rPr>
-        <w:t>Tradução alternativa: “quando ele o trouxe de volta à vida”.</w:t>
-      </w:r>
-      <w:r>
-        <w:rPr>
-          <w:lang w:val="pt_PT" w:bidi="pt_PT"/>
-        </w:rPr>
-      </w:r>
-      <w:r>
-        <w:rPr>
-          <w:lang w:val="pt_PT" w:bidi="pt_PT"/>
-        </w:rPr>
-      </w:r>
-    </w:p>
-    <w:p>
-      <w:pPr/>
-      <w:r>
-        <w:rPr>
-          <w:lang w:val="pt_PT" w:bidi="pt_PT"/>
-        </w:rPr>
-      </w:r>
-    </w:p>
-    <w:p>
-      <w:pPr>
-        <w:pStyle w:val="Heading2"/>
-      </w:pPr>
-      <w:r>
-        <w:rPr>
-          <w:lang w:val="pt_PT" w:bidi="pt_PT"/>
-        </w:rPr>
-        <w:t>Efésios 1.20 (#2)</w:t>
-      </w:r>
-      <w:r>
-        <w:rPr>
-          <w:lang w:val="pt_PT" w:bidi="pt_PT"/>
-        </w:rPr>
-      </w:r>
-    </w:p>
-    <w:p>
-      <w:pPr/>
-      <w:r>
-        <w:rPr>
-          <w:lang w:val="pt_PT" w:bidi="pt_PT"/>
-        </w:rPr>
-      </w:r>
-      <w:r>
-        <w:rPr>
-          <w:b/>
-          <w:lang w:val="pt_PT" w:bidi="pt_PT"/>
-        </w:rPr>
-        <w:t>ἐκ νεκρῶν</w:t>
-      </w:r>
-    </w:p>
-    <w:p>
-      <w:pPr/>
-      <w:r>
-        <w:rPr>
-          <w:lang w:val="pt_PT" w:bidi="pt_PT"/>
-        </w:rPr>
-      </w:r>
-      <w:r>
-        <w:rPr>
-          <w:b/>
-          <w:lang w:val="pt_PT" w:bidi="pt_PT"/>
-        </w:rPr>
-        <w:t>"que ele usou quando ressuscitou Cristo".</w:t>
-      </w:r>
-    </w:p>
-    <w:p>
-      <w:pPr/>
-      <w:r>
-        <w:rPr>
-          <w:lang w:val="pt_PT" w:bidi="pt_PT"/>
-        </w:rPr>
-      </w:r>
-      <w:r>
-        <w:rPr>
-          <w:lang w:val="pt_PT" w:bidi="pt_PT"/>
-        </w:rPr>
-        <w:t xml:space="preserve">Uma tradução mais literal dirá: </w:t>
-      </w:r>
-      <w:r>
-        <w:rPr>
-          <w:b/>
-          <w:lang w:val="pt_PT" w:bidi="pt_PT"/>
-        </w:rPr>
-        <w:t xml:space="preserve">ressuscitando-o dos mortos. </w:t>
-      </w:r>
-      <w:r>
-        <w:rPr>
-          <w:lang w:val="pt_PT" w:bidi="pt_PT"/>
-        </w:rPr>
-        <w:t xml:space="preserve">Esta expressão descreve todas as pessoas </w:t>
-      </w:r>
-      <w:r>
-        <w:rPr>
-          <w:b/>
-          <w:lang w:val="pt_PT" w:bidi="pt_PT"/>
-        </w:rPr>
-        <w:t>mortas</w:t>
-      </w:r>
-      <w:r>
-        <w:rPr>
-          <w:lang w:val="pt_PT" w:bidi="pt_PT"/>
-        </w:rPr>
-        <w:t xml:space="preserve"> juntas no submundo. Ressuscitar de entre elas refere-se a tornar-se vivo novamente. Tradução alternativa: “de entre todos os que morreram”.</w:t>
-      </w:r>
-    </w:p>
-    <w:p>
-      <w:pPr/>
-      <w:r>
-        <w:rPr>
-          <w:lang w:val="pt_PT" w:bidi="pt_PT"/>
-        </w:rPr>
-      </w:r>
-      <w:r>
-        <w:rPr>
-          <w:lang w:val="pt_PT" w:bidi="pt_PT"/>
-        </w:rPr>
-        <w:t xml:space="preserve">Veja: </w:t>
-      </w:r>
-      <w:r>
-        <w:rPr>
-          <w:lang w:val="pt_PT" w:bidi="pt_PT"/>
-        </w:rPr>
-        <w:t>Adjetivos nominais.</w:t>
-      </w:r>
-      <w:r>
-        <w:rPr>
-          <w:lang w:val="pt_PT" w:bidi="pt_PT"/>
-        </w:rPr>
-      </w:r>
-      <w:r>
-        <w:rPr>
-          <w:lang w:val="pt_PT" w:bidi="pt_PT"/>
-        </w:rPr>
-      </w:r>
-    </w:p>
-    <w:p>
-      <w:pPr/>
-      <w:r>
-        <w:rPr>
-          <w:lang w:val="pt_PT" w:bidi="pt_PT"/>
-        </w:rPr>
-      </w:r>
-    </w:p>
-    <w:p>
-      <w:pPr>
-        <w:pStyle w:val="Heading2"/>
-      </w:pPr>
-      <w:r>
-        <w:rPr>
-          <w:lang w:val="pt_PT" w:bidi="pt_PT"/>
-        </w:rPr>
-        <w:t>Efésios 1.20 (#3)</w:t>
-      </w:r>
-      <w:r>
-        <w:rPr>
-          <w:lang w:val="pt_PT" w:bidi="pt_PT"/>
-        </w:rPr>
-      </w:r>
-    </w:p>
-    <w:p>
-      <w:pPr/>
-      <w:r>
-        <w:rPr>
-          <w:lang w:val="pt_PT" w:bidi="pt_PT"/>
-        </w:rPr>
-      </w:r>
-      <w:r>
-        <w:rPr>
-          <w:b/>
-          <w:lang w:val="pt_PT" w:bidi="pt_PT"/>
-        </w:rPr>
-        <w:t>καθίσας ἐν δεξιᾷ αὐτοῦ, ἐν τοῖς ἐπουρανίοις</w:t>
-      </w:r>
-    </w:p>
-    <w:p>
-      <w:pPr/>
-      <w:r>
-        <w:rPr>
-          <w:lang w:val="pt_PT" w:bidi="pt_PT"/>
-        </w:rPr>
-      </w:r>
-      <w:r>
-        <w:rPr>
-          <w:b/>
-          <w:lang w:val="pt_PT" w:bidi="pt_PT"/>
-        </w:rPr>
-        <w:t>"e fez com que ele se sentasse ao seu lado direito no mundo celestial".</w:t>
-      </w:r>
-    </w:p>
-    <w:p>
-      <w:pPr/>
-      <w:r>
-        <w:rPr>
-          <w:lang w:val="pt_PT" w:bidi="pt_PT"/>
-        </w:rPr>
-      </w:r>
-      <w:r>
-        <w:rPr>
-          <w:lang w:val="pt_PT" w:bidi="pt_PT"/>
-        </w:rPr>
-        <w:t xml:space="preserve">A pessoa que se senta </w:t>
-      </w:r>
-      <w:r>
-        <w:rPr>
-          <w:b/>
-          <w:lang w:val="pt_PT" w:bidi="pt_PT"/>
-        </w:rPr>
-        <w:t>do lado direito</w:t>
-      </w:r>
-      <w:r>
-        <w:rPr>
-          <w:lang w:val="pt_PT" w:bidi="pt_PT"/>
-        </w:rPr>
-        <w:t xml:space="preserve"> de um rei está ao seu lado direito e governa com toda a autoridade do rei ao lado de quem se senta. Esta é uma metonímia de localização que representa a autoridade que a pessoa nesse local possui. Tradução alternativa: “deu-lhe toda a autoridade para governar do céu”.</w:t>
-      </w:r>
-    </w:p>
-    <w:p>
-      <w:pPr/>
-      <w:r>
-        <w:rPr>
-          <w:lang w:val="pt_PT" w:bidi="pt_PT"/>
-        </w:rPr>
-      </w:r>
-      <w:r>
-        <w:rPr>
-          <w:lang w:val="pt_PT" w:bidi="pt_PT"/>
-        </w:rPr>
-        <w:t xml:space="preserve">Veja: </w:t>
-      </w:r>
-      <w:r>
-        <w:rPr>
-          <w:lang w:val="pt_PT" w:bidi="pt_PT"/>
-        </w:rPr>
-        <w:t>Metonímia.</w:t>
-      </w:r>
-      <w:r>
-        <w:rPr>
-          <w:lang w:val="pt_PT" w:bidi="pt_PT"/>
-        </w:rPr>
-      </w:r>
-      <w:r>
-        <w:rPr>
-          <w:lang w:val="pt_PT" w:bidi="pt_PT"/>
-        </w:rPr>
-      </w:r>
-    </w:p>
-    <w:p>
-      <w:pPr/>
-      <w:r>
-        <w:rPr>
-          <w:lang w:val="pt_PT" w:bidi="pt_PT"/>
-        </w:rPr>
-      </w:r>
-    </w:p>
-    <w:p>
-      <w:pPr>
-        <w:pStyle w:val="Heading2"/>
-      </w:pPr>
-      <w:r>
-        <w:rPr>
-          <w:lang w:val="pt_PT" w:bidi="pt_PT"/>
-        </w:rPr>
-        <w:t>Efésios 1.20 (#4)</w:t>
-      </w:r>
-      <w:r>
-        <w:rPr>
-          <w:lang w:val="pt_PT" w:bidi="pt_PT"/>
-        </w:rPr>
-      </w:r>
-    </w:p>
-    <w:p>
-      <w:pPr/>
-      <w:r>
-        <w:rPr>
-          <w:lang w:val="pt_PT" w:bidi="pt_PT"/>
-        </w:rPr>
-      </w:r>
-      <w:r>
-        <w:rPr>
-          <w:b/>
-          <w:lang w:val="pt_PT" w:bidi="pt_PT"/>
-        </w:rPr>
-        <w:t>καθίσας ἐν δεξιᾷ αὐτοῦ</w:t>
-      </w:r>
-    </w:p>
-    <w:p>
-      <w:pPr/>
-      <w:r>
-        <w:rPr>
-          <w:lang w:val="pt_PT" w:bidi="pt_PT"/>
-        </w:rPr>
-      </w:r>
-      <w:r>
-        <w:rPr>
-          <w:b/>
-          <w:lang w:val="pt_PT" w:bidi="pt_PT"/>
-        </w:rPr>
-        <w:t>"fez com que ele se sentasse ao seu lado direito no mundo celestial".</w:t>
-      </w:r>
-    </w:p>
-    <w:p>
-      <w:pPr/>
-      <w:r>
-        <w:rPr>
-          <w:lang w:val="pt_PT" w:bidi="pt_PT"/>
-        </w:rPr>
-      </w:r>
-      <w:r>
-        <w:rPr>
-          <w:lang w:val="pt_PT" w:bidi="pt_PT"/>
-        </w:rPr>
-        <w:t xml:space="preserve">Sentar-se ao </w:t>
-      </w:r>
-      <w:r>
-        <w:rPr>
-          <w:b/>
-          <w:lang w:val="pt_PT" w:bidi="pt_PT"/>
-        </w:rPr>
-        <w:t>lado direito</w:t>
-      </w:r>
-      <w:r>
-        <w:rPr>
-          <w:lang w:val="pt_PT" w:bidi="pt_PT"/>
-        </w:rPr>
-        <w:t xml:space="preserve"> de Deus é uma ação simbólica de receber grande honra e autoridade de Deus. Tradução alternativa: “colocou-o em um lugar de honra e autoridade ao seu lado”.</w:t>
-      </w:r>
-    </w:p>
-    <w:p>
-      <w:pPr/>
-      <w:r>
-        <w:rPr>
-          <w:lang w:val="pt_PT" w:bidi="pt_PT"/>
-        </w:rPr>
-      </w:r>
-      <w:r>
-        <w:rPr>
-          <w:lang w:val="pt_PT" w:bidi="pt_PT"/>
-        </w:rPr>
-        <w:t xml:space="preserve">Veja: </w:t>
-      </w:r>
-      <w:r>
-        <w:rPr>
-          <w:lang w:val="pt_PT" w:bidi="pt_PT"/>
-        </w:rPr>
-        <w:t>Ação simbólica.</w:t>
-      </w:r>
-      <w:r>
-        <w:rPr>
-          <w:lang w:val="pt_PT" w:bidi="pt_PT"/>
-        </w:rPr>
-      </w:r>
-      <w:r>
-        <w:rPr>
-          <w:lang w:val="pt_PT" w:bidi="pt_PT"/>
-        </w:rPr>
-      </w:r>
-    </w:p>
-    <w:p>
-      <w:pPr/>
-      <w:r>
-        <w:rPr>
-          <w:lang w:val="pt_PT" w:bidi="pt_PT"/>
-        </w:rPr>
-      </w:r>
-    </w:p>
-    <w:p>
-      <w:pPr>
-        <w:pStyle w:val="Heading2"/>
-      </w:pPr>
-      <w:r>
-        <w:rPr>
-          <w:lang w:val="pt_PT" w:bidi="pt_PT"/>
-        </w:rPr>
         <w:t>Efésios 1.20 (#5)</w:t>
       </w:r>
       <w:r>
         <w:rPr>
           <w:lang w:val="pt_PT" w:bidi="pt_PT"/>
         </w:rPr>
-      </w:r>
-    </w:p>
-    <w:p>
-      <w:pPr/>
-      <w:r>
-        <w:rPr>
-          <w:lang w:val="pt_PT" w:bidi="pt_PT"/>
-        </w:rPr>
-      </w:r>
-      <w:r>
-        <w:rPr>
-          <w:b/>
-          <w:lang w:val="pt_PT" w:bidi="pt_PT"/>
-        </w:rPr>
-        <w:t>ἐν τοῖς ἐπουρανίοις</w:t>
       </w:r>
     </w:p>
     <w:p>
@@ -6151,21 +5626,6 @@
           <w:b/>
           <w:lang w:val="pt_PT" w:bidi="pt_PT"/>
         </w:rPr>
-        <w:t>ὑπεράνω πάσης ἀρχῆς, καὶ ἐξουσίας, καὶ δυνάμεως, καὶ κυριότητος</w:t>
-      </w:r>
-    </w:p>
-    <w:p>
-      <w:pPr/>
-      <w:r>
-        <w:rPr>
-          <w:lang w:val="pt_PT" w:bidi="pt_PT"/>
-        </w:rPr>
-      </w:r>
-      <w:r>
-        <w:rPr>
-          <w:b/>
-          <w:lang w:val="pt_PT" w:bidi="pt_PT"/>
-        </w:rPr>
         <w:t>"Cristo reina sobre todos os governos celestiais, autoridades, forças e poderes".</w:t>
       </w:r>
     </w:p>
@@ -6451,21 +5911,6 @@
           <w:b/>
           <w:lang w:val="pt_PT" w:bidi="pt_PT"/>
         </w:rPr>
-        <w:t>ἐν τῷ αἰῶνι τούτῳ</w:t>
-      </w:r>
-    </w:p>
-    <w:p>
-      <w:pPr/>
-      <w:r>
-        <w:rPr>
-          <w:lang w:val="pt_PT" w:bidi="pt_PT"/>
-        </w:rPr>
-      </w:r>
-      <w:r>
-        <w:rPr>
-          <w:b/>
-          <w:lang w:val="pt_PT" w:bidi="pt_PT"/>
-        </w:rPr>
         <w:t>"que existem neste mundo".</w:t>
       </w:r>
     </w:p>
@@ -6529,21 +5974,6 @@
           <w:b/>
           <w:lang w:val="pt_PT" w:bidi="pt_PT"/>
         </w:rPr>
-        <w:t>ἐν τῷ μέλλοντι</w:t>
-      </w:r>
-    </w:p>
-    <w:p>
-      <w:pPr/>
-      <w:r>
-        <w:rPr>
-          <w:lang w:val="pt_PT" w:bidi="pt_PT"/>
-        </w:rPr>
-      </w:r>
-      <w:r>
-        <w:rPr>
-          <w:b/>
-          <w:lang w:val="pt_PT" w:bidi="pt_PT"/>
-        </w:rPr>
         <w:t>"e no mundo que há de vir".</w:t>
       </w:r>
     </w:p>
@@ -6731,21 +6161,6 @@
           <w:b/>
           <w:lang w:val="pt_PT" w:bidi="pt_PT"/>
         </w:rPr>
-        <w:t>κεφαλὴν ὑπὲρ πάντα</w:t>
-      </w:r>
-    </w:p>
-    <w:p>
-      <w:pPr/>
-      <w:r>
-        <w:rPr>
-          <w:lang w:val="pt_PT" w:bidi="pt_PT"/>
-        </w:rPr>
-      </w:r>
-      <w:r>
-        <w:rPr>
-          <w:b/>
-          <w:lang w:val="pt_PT" w:bidi="pt_PT"/>
-        </w:rPr>
         <w:t>"como o único Senhor de tudo".</w:t>
       </w:r>
     </w:p>
@@ -6966,21 +6381,6 @@
           <w:b/>
           <w:lang w:val="pt_PT" w:bidi="pt_PT"/>
         </w:rPr>
-        <w:t>τὸ πλήρωμα τοῦ τὰ πάντα ἐν πᾶσιν πληρουμένου</w:t>
-      </w:r>
-    </w:p>
-    <w:p>
-      <w:pPr/>
-      <w:r>
-        <w:rPr>
-          <w:lang w:val="pt_PT" w:bidi="pt_PT"/>
-        </w:rPr>
-      </w:r>
-      <w:r>
-        <w:rPr>
-          <w:b/>
-          <w:lang w:val="pt_PT" w:bidi="pt_PT"/>
-        </w:rPr>
         <w:t>"o qual completa todas as coisas em todos os lugares".</w:t>
       </w:r>
     </w:p>
@@ -7178,21 +6578,6 @@
           <w:b/>
           <w:lang w:val="pt_PT" w:bidi="pt_PT"/>
         </w:rPr>
-        <w:t>ὑμᾶς ὄντας νεκροὺς τοῖς παραπτώμασιν καὶ ταῖς ἁμαρτίαις ὑμῶν</w:t>
-      </w:r>
-    </w:p>
-    <w:p>
-      <w:pPr/>
-      <w:r>
-        <w:rPr>
-          <w:lang w:val="pt_PT" w:bidi="pt_PT"/>
-        </w:rPr>
-      </w:r>
-      <w:r>
-        <w:rPr>
-          <w:b/>
-          <w:lang w:val="pt_PT" w:bidi="pt_PT"/>
-        </w:rPr>
         <w:t>"vocês estavam espiritualmente mortos".</w:t>
       </w:r>
     </w:p>
@@ -7550,21 +6935,6 @@
           <w:b/>
           <w:lang w:val="pt_PT" w:bidi="pt_PT"/>
         </w:rPr>
-        <w:t>ἐν αἷς ποτε περιεπατήσατε</w:t>
-      </w:r>
-    </w:p>
-    <w:p>
-      <w:pPr/>
-      <w:r>
-        <w:rPr>
-          <w:lang w:val="pt_PT" w:bidi="pt_PT"/>
-        </w:rPr>
-      </w:r>
-      <w:r>
-        <w:rPr>
-          <w:b/>
-          <w:lang w:val="pt_PT" w:bidi="pt_PT"/>
-        </w:rPr>
         <w:t>"Naquele tempo vocês seguiam o mau caminho deste mundo".</w:t>
       </w:r>
     </w:p>
@@ -7822,21 +7192,6 @@
           <w:b/>
           <w:lang w:val="pt_PT" w:bidi="pt_PT"/>
         </w:rPr>
-        <w:t>τοῦ πνεύματος τοῦ νῦν ἐνεργοῦντος</w:t>
-      </w:r>
-    </w:p>
-    <w:p>
-      <w:pPr/>
-      <w:r>
-        <w:rPr>
-          <w:lang w:val="pt_PT" w:bidi="pt_PT"/>
-        </w:rPr>
-      </w:r>
-      <w:r>
-        <w:rPr>
-          <w:b/>
-          <w:lang w:val="pt_PT" w:bidi="pt_PT"/>
-        </w:rPr>
         <w:t>"o espírito que agora controla os que desobedecem a Deus".</w:t>
       </w:r>
     </w:p>
@@ -7900,21 +7255,6 @@
           <w:b/>
           <w:lang w:val="pt_PT" w:bidi="pt_PT"/>
         </w:rPr>
-        <w:t>τοῖς υἱοῖς τῆς ἀπειθείας</w:t>
-      </w:r>
-    </w:p>
-    <w:p>
-      <w:pPr/>
-      <w:r>
-        <w:rPr>
-          <w:lang w:val="pt_PT" w:bidi="pt_PT"/>
-        </w:rPr>
-      </w:r>
-      <w:r>
-        <w:rPr>
-          <w:b/>
-          <w:lang w:val="pt_PT" w:bidi="pt_PT"/>
-        </w:rPr>
         <w:t>"os que desobedecem a Deus".</w:t>
       </w:r>
     </w:p>
@@ -7998,21 +7338,6 @@
           <w:b/>
           <w:lang w:val="pt_PT" w:bidi="pt_PT"/>
         </w:rPr>
-        <w:t>τὰ θελήματα τῆς σαρκὸς καὶ τῶν διανοιῶν</w:t>
-      </w:r>
-    </w:p>
-    <w:p>
-      <w:pPr/>
-      <w:r>
-        <w:rPr>
-          <w:lang w:val="pt_PT" w:bidi="pt_PT"/>
-        </w:rPr>
-      </w:r>
-      <w:r>
-        <w:rPr>
-          <w:b/>
-          <w:lang w:val="pt_PT" w:bidi="pt_PT"/>
-        </w:rPr>
         <w:t>"e vivíamos de acordo com a nossa natureza humana".</w:t>
       </w:r>
     </w:p>
@@ -8135,21 +7460,6 @@
           <w:b/>
           <w:lang w:val="pt_PT" w:bidi="pt_PT"/>
         </w:rPr>
-        <w:t>τέκνα &amp; ὀργῆς</w:t>
-      </w:r>
-    </w:p>
-    <w:p>
-      <w:pPr/>
-      <w:r>
-        <w:rPr>
-          <w:lang w:val="pt_PT" w:bidi="pt_PT"/>
-        </w:rPr>
-      </w:r>
-      <w:r>
-        <w:rPr>
-          <w:b/>
-          <w:lang w:val="pt_PT" w:bidi="pt_PT"/>
-        </w:rPr>
         <w:t>"vivíamos de acordo com a nossa natureza humana".</w:t>
       </w:r>
     </w:p>
@@ -8357,21 +7667,6 @@
           <w:b/>
           <w:lang w:val="pt_PT" w:bidi="pt_PT"/>
         </w:rPr>
-        <w:t>ὁ &amp; Θεὸς πλούσιος ὢν ἐν ἐλέει</w:t>
-      </w:r>
-    </w:p>
-    <w:p>
-      <w:pPr/>
-      <w:r>
-        <w:rPr>
-          <w:lang w:val="pt_PT" w:bidi="pt_PT"/>
-        </w:rPr>
-      </w:r>
-      <w:r>
-        <w:rPr>
-          <w:b/>
-          <w:lang w:val="pt_PT" w:bidi="pt_PT"/>
-        </w:rPr>
         <w:t>"a misericórdia de Deus é muito grande".</w:t>
       </w:r>
     </w:p>
@@ -8468,21 +7763,6 @@
           <w:b/>
           <w:lang w:val="pt_PT" w:bidi="pt_PT"/>
         </w:rPr>
-        <w:t>διὰ τὴν πολλὴν ἀγάπην αὐτοῦ, ἣν ἠγάπησεν ἡμᾶς</w:t>
-      </w:r>
-    </w:p>
-    <w:p>
-      <w:pPr/>
-      <w:r>
-        <w:rPr>
-          <w:lang w:val="pt_PT" w:bidi="pt_PT"/>
-        </w:rPr>
-      </w:r>
-      <w:r>
-        <w:rPr>
-          <w:b/>
-          <w:lang w:val="pt_PT" w:bidi="pt_PT"/>
-        </w:rPr>
         <w:t>"e o seu amor por nós é tanto".</w:t>
       </w:r>
     </w:p>
@@ -8579,21 +7859,6 @@
           <w:b/>
           <w:lang w:val="pt_PT" w:bidi="pt_PT"/>
         </w:rPr>
-        <w:t>χάριτί ἐστε σεσῳσμένοι</w:t>
-      </w:r>
-    </w:p>
-    <w:p>
-      <w:pPr/>
-      <w:r>
-        <w:rPr>
-          <w:lang w:val="pt_PT" w:bidi="pt_PT"/>
-        </w:rPr>
-      </w:r>
-      <w:r>
-        <w:rPr>
-          <w:b/>
-          <w:lang w:val="pt_PT" w:bidi="pt_PT"/>
-        </w:rPr>
         <w:t>"Pela graça de Deus vocês são salvos".</w:t>
       </w:r>
     </w:p>
@@ -8677,21 +7942,6 @@
           <w:b/>
           <w:lang w:val="pt_PT" w:bidi="pt_PT"/>
         </w:rPr>
-        <w:t>χάριτί ἐστε σεσῳσμένοι</w:t>
-      </w:r>
-    </w:p>
-    <w:p>
-      <w:pPr/>
-      <w:r>
-        <w:rPr>
-          <w:lang w:val="pt_PT" w:bidi="pt_PT"/>
-        </w:rPr>
-      </w:r>
-      <w:r>
-        <w:rPr>
-          <w:b/>
-          <w:lang w:val="pt_PT" w:bidi="pt_PT"/>
-        </w:rPr>
         <w:t>"pela graça de Deus vocês são salvos".</w:t>
       </w:r>
     </w:p>
@@ -8774,21 +8024,6 @@
         <w:rPr>
           <w:lang w:val="pt_PT" w:bidi="pt_PT"/>
         </w:rPr>
-      </w:r>
-    </w:p>
-    <w:p>
-      <w:pPr/>
-      <w:r>
-        <w:rPr>
-          <w:lang w:val="pt_PT" w:bidi="pt_PT"/>
-        </w:rPr>
-      </w:r>
-      <w:r>
-        <w:rPr>
-          <w:b/>
-          <w:lang w:val="pt_PT" w:bidi="pt_PT"/>
-        </w:rPr>
-        <w:t>συνήγειρεν</w:t>
       </w:r>
     </w:p>
     <w:p>
@@ -9432,21 +8667,6 @@
           <w:b/>
           <w:lang w:val="pt_PT" w:bidi="pt_PT"/>
         </w:rPr>
-        <w:t>ἐν τοῖς αἰῶσιν, τοῖς ἐπερχομένοις</w:t>
-      </w:r>
-    </w:p>
-    <w:p>
-      <w:pPr/>
-      <w:r>
-        <w:rPr>
-          <w:lang w:val="pt_PT" w:bidi="pt_PT"/>
-        </w:rPr>
-      </w:r>
-      <w:r>
-        <w:rPr>
-          <w:b/>
-          <w:lang w:val="pt_PT" w:bidi="pt_PT"/>
-        </w:rPr>
         <w:t>"em todos os tempos do futuro".</w:t>
       </w:r>
     </w:p>
@@ -9607,21 +8827,6 @@
         <w:rPr>
           <w:lang w:val="pt_PT" w:bidi="pt_PT"/>
         </w:rPr>
-      </w:r>
-    </w:p>
-    <w:p>
-      <w:pPr/>
-      <w:r>
-        <w:rPr>
-          <w:lang w:val="pt_PT" w:bidi="pt_PT"/>
-        </w:rPr>
-      </w:r>
-      <w:r>
-        <w:rPr>
-          <w:b/>
-          <w:lang w:val="pt_PT" w:bidi="pt_PT"/>
-        </w:rPr>
-        <w:t>τῇ γὰρ χάριτί ἐστε σεσῳσμένοι διὰ πίστεως</w:t>
       </w:r>
     </w:p>
     <w:p>
@@ -10720,21 +9925,6 @@
           <w:b/>
           <w:lang w:val="pt_PT" w:bidi="pt_PT"/>
         </w:rPr>
-        <w:t>τὰ ἔθνη ἐν σαρκί</w:t>
-      </w:r>
-    </w:p>
-    <w:p>
-      <w:pPr/>
-      <w:r>
-        <w:rPr>
-          <w:lang w:val="pt_PT" w:bidi="pt_PT"/>
-        </w:rPr>
-      </w:r>
-      <w:r>
-        <w:rPr>
-          <w:b/>
-          <w:lang w:val="pt_PT" w:bidi="pt_PT"/>
-        </w:rPr>
         <w:t>"os não judeus, eram chamdados incircuncidados".</w:t>
       </w:r>
     </w:p>
@@ -11053,21 +10243,6 @@
           <w:b/>
           <w:lang w:val="pt_PT" w:bidi="pt_PT"/>
         </w:rPr>
-        <w:t>ὑπὸ τῆς λεγομένης</w:t>
-      </w:r>
-    </w:p>
-    <w:p>
-      <w:pPr/>
-      <w:r>
-        <w:rPr>
-          <w:lang w:val="pt_PT" w:bidi="pt_PT"/>
-        </w:rPr>
-      </w:r>
-      <w:r>
-        <w:rPr>
-          <w:b/>
-          <w:lang w:val="pt_PT" w:bidi="pt_PT"/>
-        </w:rPr>
         <w:t>"eram chamados de".</w:t>
       </w:r>
     </w:p>
@@ -11338,21 +10513,6 @@
           <w:b/>
           <w:lang w:val="pt_PT" w:bidi="pt_PT"/>
         </w:rPr>
-        <w:t>χωρὶς Χριστοῦ</w:t>
-      </w:r>
-    </w:p>
-    <w:p>
-      <w:pPr/>
-      <w:r>
-        <w:rPr>
-          <w:lang w:val="pt_PT" w:bidi="pt_PT"/>
-        </w:rPr>
-      </w:r>
-      <w:r>
-        <w:rPr>
-          <w:b/>
-          <w:lang w:val="pt_PT" w:bidi="pt_PT"/>
-        </w:rPr>
         <w:t>"vocês estavam separados de Cristo".</w:t>
       </w:r>
     </w:p>
@@ -11416,21 +10576,6 @@
           <w:b/>
           <w:lang w:val="pt_PT" w:bidi="pt_PT"/>
         </w:rPr>
-        <w:t>ξένοι τῶν διαθηκῶν τῆς ἐπαγγελίας</w:t>
-      </w:r>
-    </w:p>
-    <w:p>
-      <w:pPr/>
-      <w:r>
-        <w:rPr>
-          <w:lang w:val="pt_PT" w:bidi="pt_PT"/>
-        </w:rPr>
-      </w:r>
-      <w:r>
-        <w:rPr>
-          <w:b/>
-          <w:lang w:val="pt_PT" w:bidi="pt_PT"/>
-        </w:rPr>
         <w:t>"</w:t>
       </w:r>
       <w:r>
@@ -11678,21 +10823,6 @@
           <w:b/>
           <w:lang w:val="pt_PT" w:bidi="pt_PT"/>
         </w:rPr>
-        <w:t>ὑμεῖς οἵ ποτε ὄντες μακρὰν, ἐγενήθητε ἐγγὺς ἐν τῷ αἵματι τοῦ Χριστοῦ</w:t>
-      </w:r>
-    </w:p>
-    <w:p>
-      <w:pPr/>
-      <w:r>
-        <w:rPr>
-          <w:lang w:val="pt_PT" w:bidi="pt_PT"/>
-        </w:rPr>
-      </w:r>
-      <w:r>
-        <w:rPr>
-          <w:b/>
-          <w:lang w:val="pt_PT" w:bidi="pt_PT"/>
-        </w:rPr>
         <w:t>"vocês, que estavam longe de Deus, foram trazidos para perto dele pela morte de Cristo na cruz".</w:t>
       </w:r>
     </w:p>
@@ -11815,21 +10945,6 @@
           <w:b/>
           <w:lang w:val="pt_PT" w:bidi="pt_PT"/>
         </w:rPr>
-        <w:t>ἐν τῷ αἵματι τοῦ Χριστοῦ</w:t>
-      </w:r>
-    </w:p>
-    <w:p>
-      <w:pPr/>
-      <w:r>
-        <w:rPr>
-          <w:lang w:val="pt_PT" w:bidi="pt_PT"/>
-        </w:rPr>
-      </w:r>
-      <w:r>
-        <w:rPr>
-          <w:b/>
-          <w:lang w:val="pt_PT" w:bidi="pt_PT"/>
-        </w:rPr>
         <w:t>"pela morte de Cristo na cruz".</w:t>
       </w:r>
     </w:p>
@@ -12050,21 +11165,6 @@
           <w:b/>
           <w:lang w:val="pt_PT" w:bidi="pt_PT"/>
         </w:rPr>
-        <w:t>αὐτὸς &amp; ἐστιν ἡ εἰρήνη ἡμῶν</w:t>
-      </w:r>
-    </w:p>
-    <w:p>
-      <w:pPr/>
-      <w:r>
-        <w:rPr>
-          <w:lang w:val="pt_PT" w:bidi="pt_PT"/>
-        </w:rPr>
-      </w:r>
-      <w:r>
-        <w:rPr>
-          <w:b/>
-          <w:lang w:val="pt_PT" w:bidi="pt_PT"/>
-        </w:rPr>
         <w:t>"foi Cristo quem nos trouxe a paz".</w:t>
       </w:r>
     </w:p>
@@ -12239,21 +11339,6 @@
           <w:b/>
           <w:lang w:val="pt_PT" w:bidi="pt_PT"/>
         </w:rPr>
-        <w:t>ὁ ποιήσας τὰ ἀμφότερα ἓν</w:t>
-      </w:r>
-    </w:p>
-    <w:p>
-      <w:pPr/>
-      <w:r>
-        <w:rPr>
-          <w:lang w:val="pt_PT" w:bidi="pt_PT"/>
-        </w:rPr>
-      </w:r>
-      <w:r>
-        <w:rPr>
-          <w:b/>
-          <w:lang w:val="pt_PT" w:bidi="pt_PT"/>
-        </w:rPr>
         <w:t>"tornando os judeus e os não judeus um só povo".</w:t>
       </w:r>
     </w:p>
@@ -12441,21 +11526,6 @@
           <w:b/>
           <w:lang w:val="pt_PT" w:bidi="pt_PT"/>
         </w:rPr>
-        <w:t>τὸ μεσότοιχον τοῦ φραγμοῦ &amp; τὴν ἔχθραν</w:t>
-      </w:r>
-    </w:p>
-    <w:p>
-      <w:pPr/>
-      <w:r>
-        <w:rPr>
-          <w:lang w:val="pt_PT" w:bidi="pt_PT"/>
-        </w:rPr>
-      </w:r>
-      <w:r>
-        <w:rPr>
-          <w:b/>
-          <w:lang w:val="pt_PT" w:bidi="pt_PT"/>
-        </w:rPr>
         <w:t>"ele derrubou o muro de inimizade que separava os judeus dos não judeus".</w:t>
       </w:r>
     </w:p>
@@ -12948,21 +12018,6 @@
           <w:b/>
           <w:lang w:val="pt_PT" w:bidi="pt_PT"/>
         </w:rPr>
-        <w:t>ἀποκαταλλάξῃ τοὺς ἀμφοτέρους</w:t>
-      </w:r>
-    </w:p>
-    <w:p>
-      <w:pPr/>
-      <w:r>
-        <w:rPr>
-          <w:lang w:val="pt_PT" w:bidi="pt_PT"/>
-        </w:rPr>
-      </w:r>
-      <w:r>
-        <w:rPr>
-          <w:b/>
-          <w:lang w:val="pt_PT" w:bidi="pt_PT"/>
-        </w:rPr>
         <w:t>"</w:t>
       </w:r>
       <w:r>
@@ -13499,21 +12554,6 @@
           <w:b/>
           <w:lang w:val="pt_PT" w:bidi="pt_PT"/>
         </w:rPr>
-        <w:t>ὑμῖν τοῖς μακρὰν</w:t>
-      </w:r>
-    </w:p>
-    <w:p>
-      <w:pPr/>
-      <w:r>
-        <w:rPr>
-          <w:lang w:val="pt_PT" w:bidi="pt_PT"/>
-        </w:rPr>
-      </w:r>
-      <w:r>
-        <w:rPr>
-          <w:b/>
-          <w:lang w:val="pt_PT" w:bidi="pt_PT"/>
-        </w:rPr>
         <w:t>"tanto a vocês, os não judeus, que estavam longe de Deus".</w:t>
       </w:r>
     </w:p>
@@ -13597,21 +12637,6 @@
           <w:b/>
           <w:lang w:val="pt_PT" w:bidi="pt_PT"/>
         </w:rPr>
-        <w:t>τοῖς ἐγγύς</w:t>
-      </w:r>
-    </w:p>
-    <w:p>
-      <w:pPr/>
-      <w:r>
-        <w:rPr>
-          <w:lang w:val="pt_PT" w:bidi="pt_PT"/>
-        </w:rPr>
-      </w:r>
-      <w:r>
-        <w:rPr>
-          <w:b/>
-          <w:lang w:val="pt_PT" w:bidi="pt_PT"/>
-        </w:rPr>
         <w:t>"como aos judeus, que estavam perto dele".</w:t>
       </w:r>
     </w:p>
@@ -14089,21 +13114,6 @@
           <w:b/>
           <w:lang w:val="pt_PT" w:bidi="pt_PT"/>
         </w:rPr>
-        <w:t>ξένοι καὶ πάροικοι</w:t>
-      </w:r>
-    </w:p>
-    <w:p>
-      <w:pPr/>
-      <w:r>
-        <w:rPr>
-          <w:lang w:val="pt_PT" w:bidi="pt_PT"/>
-        </w:rPr>
-      </w:r>
-      <w:r>
-        <w:rPr>
-          <w:b/>
-          <w:lang w:val="pt_PT" w:bidi="pt_PT"/>
-        </w:rPr>
         <w:t>"estrangeiros nem visitantes".</w:t>
       </w:r>
     </w:p>
@@ -14324,21 +13334,6 @@
           <w:b/>
           <w:lang w:val="pt_PT" w:bidi="pt_PT"/>
         </w:rPr>
-        <w:t>ἐστὲ συνπολῖται τῶν ἁγίων καὶ οἰκεῖοι τοῦ Θεοῦ</w:t>
-      </w:r>
-    </w:p>
-    <w:p>
-      <w:pPr/>
-      <w:r>
-        <w:rPr>
-          <w:lang w:val="pt_PT" w:bidi="pt_PT"/>
-        </w:rPr>
-      </w:r>
-      <w:r>
-        <w:rPr>
-          <w:b/>
-          <w:lang w:val="pt_PT" w:bidi="pt_PT"/>
-        </w:rPr>
         <w:t>"vocês são cidadãos que pertencem ao povo de Deus e são membros da família dele".</w:t>
       </w:r>
     </w:p>
@@ -14644,21 +13639,6 @@
           <w:b/>
           <w:lang w:val="pt_PT" w:bidi="pt_PT"/>
         </w:rPr>
-        <w:t>πᾶσα οἰκοδομὴ συναρμολογουμένη, αὔξει εἰς ναὸν ἅγιον</w:t>
-      </w:r>
-    </w:p>
-    <w:p>
-      <w:pPr/>
-      <w:r>
-        <w:rPr>
-          <w:lang w:val="pt_PT" w:bidi="pt_PT"/>
-        </w:rPr>
-      </w:r>
-      <w:r>
-        <w:rPr>
-          <w:b/>
-          <w:lang w:val="pt_PT" w:bidi="pt_PT"/>
-        </w:rPr>
         <w:t>"Ele mantém o edifício todo bem firme e faz com que cresça como um templo dedicado ao Senhor".</w:t>
       </w:r>
     </w:p>
@@ -14964,21 +13944,6 @@
           <w:b/>
           <w:lang w:val="pt_PT" w:bidi="pt_PT"/>
         </w:rPr>
-        <w:t>καὶ ὑμεῖς συνοικοδομεῖσθε, εἰς κατοικητήριον τοῦ Θεοῦ ἐν Πνεύματι</w:t>
-      </w:r>
-    </w:p>
-    <w:p>
-      <w:pPr/>
-      <w:r>
-        <w:rPr>
-          <w:lang w:val="pt_PT" w:bidi="pt_PT"/>
-        </w:rPr>
-      </w:r>
-      <w:r>
-        <w:rPr>
-          <w:b/>
-          <w:lang w:val="pt_PT" w:bidi="pt_PT"/>
-        </w:rPr>
         <w:t>"Assim vocês também, unidos com Cristo, estão sendo construídos, juntos com os outros, para se tornarem uma casa onde Deus vive por meio do seu Espírito".</w:t>
       </w:r>
     </w:p>
@@ -15101,21 +14066,6 @@
           <w:b/>
           <w:lang w:val="pt_PT" w:bidi="pt_PT"/>
         </w:rPr>
-        <w:t>καὶ ὑμεῖς συνοικοδομεῖσθε</w:t>
-      </w:r>
-    </w:p>
-    <w:p>
-      <w:pPr/>
-      <w:r>
-        <w:rPr>
-          <w:lang w:val="pt_PT" w:bidi="pt_PT"/>
-        </w:rPr>
-      </w:r>
-      <w:r>
-        <w:rPr>
-          <w:b/>
-          <w:lang w:val="pt_PT" w:bidi="pt_PT"/>
-        </w:rPr>
         <w:t>"estão sendo construídos, junto com os outros".</w:t>
       </w:r>
     </w:p>
@@ -15449,21 +14399,6 @@
           <w:b/>
           <w:lang w:val="pt_PT" w:bidi="pt_PT"/>
         </w:rPr>
-        <w:t>ὁ δέσμιος τοῦ Χριστοῦ Ἰησοῦ</w:t>
-      </w:r>
-    </w:p>
-    <w:p>
-      <w:pPr/>
-      <w:r>
-        <w:rPr>
-          <w:lang w:val="pt_PT" w:bidi="pt_PT"/>
-        </w:rPr>
-      </w:r>
-      <w:r>
-        <w:rPr>
-          <w:b/>
-          <w:lang w:val="pt_PT" w:bidi="pt_PT"/>
-        </w:rPr>
         <w:t>"que estou preso por causa de Cristo Jesus".</w:t>
       </w:r>
     </w:p>
@@ -15527,21 +14462,6 @@
           <w:b/>
           <w:lang w:val="pt_PT" w:bidi="pt_PT"/>
         </w:rPr>
-        <w:t>τὴν οἰκονομίαν τῆς χάριτος τοῦ Θεοῦ, τῆς δοθείσης μοι εἰς ὑμᾶς</w:t>
-      </w:r>
-    </w:p>
-    <w:p>
-      <w:pPr/>
-      <w:r>
-        <w:rPr>
-          <w:lang w:val="pt_PT" w:bidi="pt_PT"/>
-        </w:rPr>
-      </w:r>
-      <w:r>
-        <w:rPr>
-          <w:b/>
-          <w:lang w:val="pt_PT" w:bidi="pt_PT"/>
-        </w:rPr>
         <w:t>"por causa da sua graça, me deu esse trabalho para o bem de vocês".</w:t>
       </w:r>
     </w:p>
@@ -15618,21 +14538,6 @@
           <w:b/>
           <w:lang w:val="pt_PT" w:bidi="pt_PT"/>
         </w:rPr>
-        <w:t>κατὰ ἀποκάλυψιν ἐγνωρίσθη μοι</w:t>
-      </w:r>
-    </w:p>
-    <w:p>
-      <w:pPr/>
-      <w:r>
-        <w:rPr>
-          <w:lang w:val="pt_PT" w:bidi="pt_PT"/>
-        </w:rPr>
-      </w:r>
-      <w:r>
-        <w:rPr>
-          <w:b/>
-          <w:lang w:val="pt_PT" w:bidi="pt_PT"/>
-        </w:rPr>
         <w:t>"Deus me revelou o seu plano secreto e fez com que eu o conhecesse".</w:t>
       </w:r>
     </w:p>
@@ -15729,21 +14634,6 @@
           <w:b/>
           <w:lang w:val="pt_PT" w:bidi="pt_PT"/>
         </w:rPr>
-        <w:t>καθὼς προέγραψα ἐν ὀλίγῳ</w:t>
-      </w:r>
-    </w:p>
-    <w:p>
-      <w:pPr/>
-      <w:r>
-        <w:rPr>
-          <w:lang w:val="pt_PT" w:bidi="pt_PT"/>
-        </w:rPr>
-      </w:r>
-      <w:r>
-        <w:rPr>
-          <w:b/>
-          <w:lang w:val="pt_PT" w:bidi="pt_PT"/>
-        </w:rPr>
         <w:t>"Eu escrevi isso em poucas palavras".</w:t>
       </w:r>
     </w:p>
@@ -15807,21 +14697,6 @@
           <w:b/>
           <w:lang w:val="pt_PT" w:bidi="pt_PT"/>
         </w:rPr>
-        <w:t>ὃ ἑτέραις γενεαῖς οὐκ ἐγνωρίσθη τοῖς υἱοῖς τῶν ἀνθρώπων</w:t>
-      </w:r>
-    </w:p>
-    <w:p>
-      <w:pPr/>
-      <w:r>
-        <w:rPr>
-          <w:lang w:val="pt_PT" w:bidi="pt_PT"/>
-        </w:rPr>
-      </w:r>
-      <w:r>
-        <w:rPr>
-          <w:b/>
-          <w:lang w:val="pt_PT" w:bidi="pt_PT"/>
-        </w:rPr>
         <w:t>"No passado esse segredo não foi contado aos seres humanos".</w:t>
       </w:r>
     </w:p>
@@ -15905,21 +14780,6 @@
           <w:b/>
           <w:lang w:val="pt_PT" w:bidi="pt_PT"/>
         </w:rPr>
-        <w:t>ὡς νῦν ἀπεκαλύφθη &amp; ἐν Πνεύματι</w:t>
-      </w:r>
-    </w:p>
-    <w:p>
-      <w:pPr/>
-      <w:r>
-        <w:rPr>
-          <w:lang w:val="pt_PT" w:bidi="pt_PT"/>
-        </w:rPr>
-      </w:r>
-      <w:r>
-        <w:rPr>
-          <w:b/>
-          <w:lang w:val="pt_PT" w:bidi="pt_PT"/>
-        </w:rPr>
         <w:t>"mas agora, por meio do seu Espírito, Deus o revelou".</w:t>
       </w:r>
     </w:p>
@@ -16448,21 +15308,6 @@
           <w:b/>
           <w:lang w:val="pt_PT" w:bidi="pt_PT"/>
         </w:rPr>
-        <w:t>πλοῦτος τοῦ Χριστοῦ</w:t>
-      </w:r>
-    </w:p>
-    <w:p>
-      <w:pPr/>
-      <w:r>
-        <w:rPr>
-          <w:lang w:val="pt_PT" w:bidi="pt_PT"/>
-        </w:rPr>
-      </w:r>
-      <w:r>
-        <w:rPr>
-          <w:b/>
-          <w:lang w:val="pt_PT" w:bidi="pt_PT"/>
-        </w:rPr>
         <w:t>"riquezas de Cristo".</w:t>
       </w:r>
     </w:p>
@@ -16559,21 +15404,6 @@
           <w:b/>
           <w:lang w:val="pt_PT" w:bidi="pt_PT"/>
         </w:rPr>
-        <w:t>τοῦ μυστηρίου, τοῦ ἀποκεκρυμμένου ἀπὸ τῶν αἰώνων ἐν τῷ Θεῷ, τῷ τὰ πάντα κτίσαντι</w:t>
-      </w:r>
-    </w:p>
-    <w:p>
-      <w:pPr/>
-      <w:r>
-        <w:rPr>
-          <w:lang w:val="pt_PT" w:bidi="pt_PT"/>
-        </w:rPr>
-      </w:r>
-      <w:r>
-        <w:rPr>
-          <w:b/>
-          <w:lang w:val="pt_PT" w:bidi="pt_PT"/>
-        </w:rPr>
         <w:t>"Deus, que criou tudo, escondeu esse segredo durante os tempos passados".</w:t>
       </w:r>
     </w:p>
@@ -16767,21 +15597,6 @@
         <w:rPr>
           <w:lang w:val="pt_PT" w:bidi="pt_PT"/>
         </w:rPr>
-      </w:r>
-    </w:p>
-    <w:p>
-      <w:pPr/>
-      <w:r>
-        <w:rPr>
-          <w:lang w:val="pt_PT" w:bidi="pt_PT"/>
-        </w:rPr>
-      </w:r>
-      <w:r>
-        <w:rPr>
-          <w:b/>
-          <w:lang w:val="pt_PT" w:bidi="pt_PT"/>
-        </w:rPr>
-        <w:t>γνωρισθῇ &amp; ταῖς ἀρχαῖς καὶ ταῖς ἐξουσίαις ἐν τοῖς ἐπουρανίοις &amp; ἡ πολυποίκιλος σοφία τοῦ Θεοῦ</w:t>
       </w:r>
     </w:p>
     <w:p>
@@ -17097,21 +15912,6 @@
           <w:b/>
           <w:lang w:val="pt_PT" w:bidi="pt_PT"/>
         </w:rPr>
-        <w:t>ἡ πολυποίκιλος σοφία τοῦ Θεοῦ</w:t>
-      </w:r>
-    </w:p>
-    <w:p>
-      <w:pPr/>
-      <w:r>
-        <w:rPr>
-          <w:lang w:val="pt_PT" w:bidi="pt_PT"/>
-        </w:rPr>
-      </w:r>
-      <w:r>
-        <w:rPr>
-          <w:b/>
-          <w:lang w:val="pt_PT" w:bidi="pt_PT"/>
-        </w:rPr>
         <w:t>"a sabedoria de Deus em todas as suas diferentes formas".</w:t>
       </w:r>
     </w:p>
@@ -17208,21 +16008,6 @@
           <w:b/>
           <w:lang w:val="pt_PT" w:bidi="pt_PT"/>
         </w:rPr>
-        <w:t>κατὰ πρόθεσιν τῶν αἰώνων</w:t>
-      </w:r>
-    </w:p>
-    <w:p>
-      <w:pPr/>
-      <w:r>
-        <w:rPr>
-          <w:lang w:val="pt_PT" w:bidi="pt_PT"/>
-        </w:rPr>
-      </w:r>
-      <w:r>
-        <w:rPr>
-          <w:b/>
-          <w:lang w:val="pt_PT" w:bidi="pt_PT"/>
-        </w:rPr>
         <w:t>"de acordo com o seu propósito eterno".</w:t>
       </w:r>
     </w:p>
@@ -17652,21 +16437,6 @@
           <w:b/>
           <w:lang w:val="pt_PT" w:bidi="pt_PT"/>
         </w:rPr>
-        <w:t>πεποιθήσει</w:t>
-      </w:r>
-    </w:p>
-    <w:p>
-      <w:pPr/>
-      <w:r>
-        <w:rPr>
-          <w:lang w:val="pt_PT" w:bidi="pt_PT"/>
-        </w:rPr>
-      </w:r>
-      <w:r>
-        <w:rPr>
-          <w:b/>
-          <w:lang w:val="pt_PT" w:bidi="pt_PT"/>
-        </w:rPr>
         <w:t>"com toda a confiança".</w:t>
       </w:r>
     </w:p>
@@ -18161,21 +16931,6 @@
           <w:b/>
           <w:lang w:val="pt_PT" w:bidi="pt_PT"/>
         </w:rPr>
-        <w:t>κάμπτω τὰ γόνατά μου πρὸς τὸν Πατέρα</w:t>
-      </w:r>
-    </w:p>
-    <w:p>
-      <w:pPr/>
-      <w:r>
-        <w:rPr>
-          <w:lang w:val="pt_PT" w:bidi="pt_PT"/>
-        </w:rPr>
-      </w:r>
-      <w:r>
-        <w:rPr>
-          <w:b/>
-          <w:lang w:val="pt_PT" w:bidi="pt_PT"/>
-        </w:rPr>
         <w:t>"eu me ajoelho diante do Pai".</w:t>
       </w:r>
     </w:p>
@@ -18259,21 +17014,6 @@
           <w:b/>
           <w:lang w:val="pt_PT" w:bidi="pt_PT"/>
         </w:rPr>
-        <w:t>ἐξ οὗ πᾶσα πατριὰ ἐν οὐρανοῖς καὶ ἐπὶ γῆς ὀνομάζεται</w:t>
-      </w:r>
-    </w:p>
-    <w:p>
-      <w:pPr/>
-      <w:r>
-        <w:rPr>
-          <w:lang w:val="pt_PT" w:bidi="pt_PT"/>
-        </w:rPr>
-      </w:r>
-      <w:r>
-        <w:rPr>
-          <w:b/>
-          <w:lang w:val="pt_PT" w:bidi="pt_PT"/>
-        </w:rPr>
         <w:t>"de quem todas as famílias no céu e na terra recebem o seu verdadeiro nome".</w:t>
       </w:r>
     </w:p>
@@ -18468,21 +17208,6 @@
           <w:b/>
           <w:lang w:val="pt_PT" w:bidi="pt_PT"/>
         </w:rPr>
-        <w:t>δῷ ὑμῖν κατὰ τὸ πλοῦτος τῆς δόξης αὐτοῦ, δυνάμει κραταιωθῆναι</w:t>
-      </w:r>
-    </w:p>
-    <w:p>
-      <w:pPr/>
-      <w:r>
-        <w:rPr>
-          <w:lang w:val="pt_PT" w:bidi="pt_PT"/>
-        </w:rPr>
-      </w:r>
-      <w:r>
-        <w:rPr>
-          <w:b/>
-          <w:lang w:val="pt_PT" w:bidi="pt_PT"/>
-        </w:rPr>
         <w:t>"da riqueza da sua glória, ele, por meio do seu Espírito, dê a vocês poder para que sejam espiritualmente fortes".</w:t>
       </w:r>
     </w:p>
@@ -18532,21 +17257,6 @@
         <w:rPr>
           <w:lang w:val="pt_PT" w:bidi="pt_PT"/>
         </w:rPr>
-      </w:r>
-    </w:p>
-    <w:p>
-      <w:pPr/>
-      <w:r>
-        <w:rPr>
-          <w:lang w:val="pt_PT" w:bidi="pt_PT"/>
-        </w:rPr>
-      </w:r>
-      <w:r>
-        <w:rPr>
-          <w:b/>
-          <w:lang w:val="pt_PT" w:bidi="pt_PT"/>
-        </w:rPr>
-        <w:t>δῷ</w:t>
       </w:r>
     </w:p>
     <w:p>
@@ -18786,21 +17496,6 @@
           <w:b/>
           <w:lang w:val="pt_PT" w:bidi="pt_PT"/>
         </w:rPr>
-        <w:t>κατοικῆσαι τὸν Χριστὸν διὰ τῆς πίστεως ἐν ταῖς καρδίαις ὑμῶν</w:t>
-      </w:r>
-    </w:p>
-    <w:p>
-      <w:pPr/>
-      <w:r>
-        <w:rPr>
-          <w:lang w:val="pt_PT" w:bidi="pt_PT"/>
-        </w:rPr>
-      </w:r>
-      <w:r>
-        <w:rPr>
-          <w:b/>
-          <w:lang w:val="pt_PT" w:bidi="pt_PT"/>
-        </w:rPr>
         <w:t>"por meio da fé, Cristo viva no coração de vocês".</w:t>
       </w:r>
     </w:p>
@@ -18896,21 +17591,6 @@
         <w:rPr>
           <w:lang w:val="pt_PT" w:bidi="pt_PT"/>
         </w:rPr>
-      </w:r>
-    </w:p>
-    <w:p>
-      <w:pPr/>
-      <w:r>
-        <w:rPr>
-          <w:lang w:val="pt_PT" w:bidi="pt_PT"/>
-        </w:rPr>
-      </w:r>
-      <w:r>
-        <w:rPr>
-          <w:b/>
-          <w:lang w:val="pt_PT" w:bidi="pt_PT"/>
-        </w:rPr>
-        <w:t>ἐν ἀγάπῃ, ἐρριζωμένοι καὶ τεθεμελιωμένοι</w:t>
       </w:r>
     </w:p>
     <w:p>
@@ -19218,21 +17898,6 @@
           <w:b/>
           <w:lang w:val="pt_PT" w:bidi="pt_PT"/>
         </w:rPr>
-        <w:t>πᾶσιν τοῖς ἁγίοις</w:t>
-      </w:r>
-    </w:p>
-    <w:p>
-      <w:pPr/>
-      <w:r>
-        <w:rPr>
-          <w:lang w:val="pt_PT" w:bidi="pt_PT"/>
-        </w:rPr>
-      </w:r>
-      <w:r>
-        <w:rPr>
-          <w:b/>
-          <w:lang w:val="pt_PT" w:bidi="pt_PT"/>
-        </w:rPr>
         <w:t>"todo o povo de Deus".</w:t>
       </w:r>
     </w:p>
@@ -19705,21 +18370,6 @@
           <w:b/>
           <w:lang w:val="pt_PT" w:bidi="pt_PT"/>
         </w:rPr>
-        <w:t>ἵνα πληρωθῆτε εἰς πᾶν τὸ πλήρωμα τοῦ Θεοῦ</w:t>
-      </w:r>
-    </w:p>
-    <w:p>
-      <w:pPr/>
-      <w:r>
-        <w:rPr>
-          <w:lang w:val="pt_PT" w:bidi="pt_PT"/>
-        </w:rPr>
-      </w:r>
-      <w:r>
-        <w:rPr>
-          <w:b/>
-          <w:lang w:val="pt_PT" w:bidi="pt_PT"/>
-        </w:rPr>
         <w:t>"para que assim Deus encha completamente o ser de vocês com a sua natureza".</w:t>
       </w:r>
     </w:p>
@@ -19816,21 +18466,6 @@
           <w:b/>
           <w:lang w:val="pt_PT" w:bidi="pt_PT"/>
         </w:rPr>
-        <w:t>ἵνα πληρωθῆτε</w:t>
-      </w:r>
-    </w:p>
-    <w:p>
-      <w:pPr/>
-      <w:r>
-        <w:rPr>
-          <w:lang w:val="pt_PT" w:bidi="pt_PT"/>
-        </w:rPr>
-      </w:r>
-      <w:r>
-        <w:rPr>
-          <w:b/>
-          <w:lang w:val="pt_PT" w:bidi="pt_PT"/>
-        </w:rPr>
         <w:t>"para que assim Deus encha completamente o ser de vocês com a sua natureza".</w:t>
       </w:r>
     </w:p>
@@ -20371,21 +19006,6 @@
           <w:b/>
           <w:lang w:val="pt_PT" w:bidi="pt_PT"/>
         </w:rPr>
-        <w:t>ὑπὲρ πάντα, ποιῆσαι ὑπέρἐκπερισσοῦ ὧν αἰτούμεθα ἢ νοοῦμεν</w:t>
-      </w:r>
-    </w:p>
-    <w:p>
-      <w:pPr/>
-      <w:r>
-        <w:rPr>
-          <w:lang w:val="pt_PT" w:bidi="pt_PT"/>
-        </w:rPr>
-      </w:r>
-      <w:r>
-        <w:rPr>
-          <w:b/>
-          <w:lang w:val="pt_PT" w:bidi="pt_PT"/>
-        </w:rPr>
         <w:t>"pode fazer muito mais do que nós pedimos ou até pensamos!".</w:t>
       </w:r>
     </w:p>
@@ -20734,21 +19354,6 @@
           <w:b/>
           <w:lang w:val="pt_PT" w:bidi="pt_PT"/>
         </w:rPr>
-        <w:t>ὁ δέσμιος ἐν Κυρίῳ</w:t>
-      </w:r>
-    </w:p>
-    <w:p>
-      <w:pPr/>
-      <w:r>
-        <w:rPr>
-          <w:lang w:val="pt_PT" w:bidi="pt_PT"/>
-        </w:rPr>
-      </w:r>
-      <w:r>
-        <w:rPr>
-          <w:b/>
-          <w:lang w:val="pt_PT" w:bidi="pt_PT"/>
-        </w:rPr>
         <w:t>"que estou preso porque sirvo o Senhor Jesus Cristo".</w:t>
       </w:r>
     </w:p>
@@ -20908,21 +19513,6 @@
           <w:b/>
           <w:lang w:val="pt_PT" w:bidi="pt_PT"/>
         </w:rPr>
-        <w:t>τῆς κλήσεως ἧς ἐκλήθητε</w:t>
-      </w:r>
-    </w:p>
-    <w:p>
-      <w:pPr/>
-      <w:r>
-        <w:rPr>
-          <w:lang w:val="pt_PT" w:bidi="pt_PT"/>
-        </w:rPr>
-      </w:r>
-      <w:r>
-        <w:rPr>
-          <w:b/>
-          <w:lang w:val="pt_PT" w:bidi="pt_PT"/>
-        </w:rPr>
         <w:t>"que vivam de uma maneira que esteja de acordo com o que Deus quis quando chamou vocês".</w:t>
       </w:r>
     </w:p>
@@ -21136,21 +19726,6 @@
           <w:b/>
           <w:lang w:val="pt_PT" w:bidi="pt_PT"/>
         </w:rPr>
-        <w:t>τηρεῖν τὴν ἑνότητα τοῦ Πνεύματος ἐν τῷ συνδέσμῳ τῆς εἰρήνης</w:t>
-      </w:r>
-    </w:p>
-    <w:p>
-      <w:pPr/>
-      <w:r>
-        <w:rPr>
-          <w:lang w:val="pt_PT" w:bidi="pt_PT"/>
-        </w:rPr>
-      </w:r>
-      <w:r>
-        <w:rPr>
-          <w:b/>
-          <w:lang w:val="pt_PT" w:bidi="pt_PT"/>
-        </w:rPr>
         <w:t>"Façam tudo para conservar, por meio da paz que une vocês, a união que o Espírito dá".</w:t>
       </w:r>
     </w:p>
@@ -21273,21 +19848,6 @@
           <w:b/>
           <w:lang w:val="pt_PT" w:bidi="pt_PT"/>
         </w:rPr>
-        <w:t>τηρεῖν τὴν ἑνότητα τοῦ Πνεύματος ἐν τῷ συνδέσμῳ τῆς εἰρήνης</w:t>
-      </w:r>
-    </w:p>
-    <w:p>
-      <w:pPr/>
-      <w:r>
-        <w:rPr>
-          <w:lang w:val="pt_PT" w:bidi="pt_PT"/>
-        </w:rPr>
-      </w:r>
-      <w:r>
-        <w:rPr>
-          <w:b/>
-          <w:lang w:val="pt_PT" w:bidi="pt_PT"/>
-        </w:rPr>
         <w:t>"Façam tudo para conservar, por meio da paz que une vocês".</w:t>
       </w:r>
     </w:p>
@@ -21397,21 +19957,6 @@
           <w:b/>
           <w:lang w:val="pt_PT" w:bidi="pt_PT"/>
         </w:rPr>
-        <w:t>ἓν σῶμα</w:t>
-      </w:r>
-    </w:p>
-    <w:p>
-      <w:pPr/>
-      <w:r>
-        <w:rPr>
-          <w:lang w:val="pt_PT" w:bidi="pt_PT"/>
-        </w:rPr>
-      </w:r>
-      <w:r>
-        <w:rPr>
-          <w:b/>
-          <w:lang w:val="pt_PT" w:bidi="pt_PT"/>
-        </w:rPr>
         <w:t>"Há um só corpo".</w:t>
       </w:r>
     </w:p>
@@ -21488,21 +20033,6 @@
           <w:b/>
           <w:lang w:val="pt_PT" w:bidi="pt_PT"/>
         </w:rPr>
-        <w:t>ἓν Πνεῦμα</w:t>
-      </w:r>
-    </w:p>
-    <w:p>
-      <w:pPr/>
-      <w:r>
-        <w:rPr>
-          <w:lang w:val="pt_PT" w:bidi="pt_PT"/>
-        </w:rPr>
-      </w:r>
-      <w:r>
-        <w:rPr>
-          <w:b/>
-          <w:lang w:val="pt_PT" w:bidi="pt_PT"/>
-        </w:rPr>
         <w:t>"e um só Espírito".</w:t>
       </w:r>
     </w:p>
@@ -21566,21 +20096,6 @@
           <w:b/>
           <w:lang w:val="pt_PT" w:bidi="pt_PT"/>
         </w:rPr>
-        <w:t>ἐκλήθητε ἐν μιᾷ ἐλπίδι τῆς κλήσεως ὑμῶν</w:t>
-      </w:r>
-    </w:p>
-    <w:p>
-      <w:pPr/>
-      <w:r>
-        <w:rPr>
-          <w:lang w:val="pt_PT" w:bidi="pt_PT"/>
-        </w:rPr>
-      </w:r>
-      <w:r>
-        <w:rPr>
-          <w:b/>
-          <w:lang w:val="pt_PT" w:bidi="pt_PT"/>
-        </w:rPr>
         <w:t>"e uma só esperança, para a qual Deus chamou vocês".</w:t>
       </w:r>
     </w:p>
@@ -21866,21 +20381,6 @@
           <w:b/>
           <w:lang w:val="pt_PT" w:bidi="pt_PT"/>
         </w:rPr>
-        <w:t>ἑνὶ &amp; ἑκάστῳ ἡμῶν ἐδόθη ἡ χάρις</w:t>
-      </w:r>
-    </w:p>
-    <w:p>
-      <w:pPr/>
-      <w:r>
-        <w:rPr>
-          <w:lang w:val="pt_PT" w:bidi="pt_PT"/>
-        </w:rPr>
-      </w:r>
-      <w:r>
-        <w:rPr>
-          <w:b/>
-          <w:lang w:val="pt_PT" w:bidi="pt_PT"/>
-        </w:rPr>
         <w:t>"Porém cada um de nós recebeu um dom especial".</w:t>
       </w:r>
     </w:p>
@@ -21977,21 +20477,6 @@
           <w:b/>
           <w:lang w:val="pt_PT" w:bidi="pt_PT"/>
         </w:rPr>
-        <w:t>ἑνὶ &amp; ἑκάστῳ ἡμῶν ἐδόθη ἡ χάρις</w:t>
-      </w:r>
-    </w:p>
-    <w:p>
-      <w:pPr/>
-      <w:r>
-        <w:rPr>
-          <w:lang w:val="pt_PT" w:bidi="pt_PT"/>
-        </w:rPr>
-      </w:r>
-      <w:r>
-        <w:rPr>
-          <w:b/>
-          <w:lang w:val="pt_PT" w:bidi="pt_PT"/>
-        </w:rPr>
         <w:t>"Porém cada um de nós recebeu um dom especial".</w:t>
       </w:r>
     </w:p>
@@ -22199,21 +20684,6 @@
           <w:b/>
           <w:lang w:val="pt_PT" w:bidi="pt_PT"/>
         </w:rPr>
-        <w:t>ἀναβὰς εἰς ὕψος</w:t>
-      </w:r>
-    </w:p>
-    <w:p>
-      <w:pPr/>
-      <w:r>
-        <w:rPr>
-          <w:lang w:val="pt_PT" w:bidi="pt_PT"/>
-        </w:rPr>
-      </w:r>
-      <w:r>
-        <w:rPr>
-          <w:b/>
-          <w:lang w:val="pt_PT" w:bidi="pt_PT"/>
-        </w:rPr>
         <w:t>"Quando ele subiu aos lugares mais altos".</w:t>
       </w:r>
     </w:p>
@@ -22277,7 +20747,7 @@
           <w:b/>
           <w:lang w:val="pt_PT" w:bidi="pt_PT"/>
         </w:rPr>
-        <w:t>ἀνέβη</w:t>
+        <w:t>καὶ κατέβη</w:t>
       </w:r>
     </w:p>
     <w:p>
@@ -22355,21 +20825,6 @@
           <w:b/>
           <w:lang w:val="pt_PT" w:bidi="pt_PT"/>
         </w:rPr>
-        <w:t>καὶ κατέβη</w:t>
-      </w:r>
-    </w:p>
-    <w:p>
-      <w:pPr/>
-      <w:r>
-        <w:rPr>
-          <w:lang w:val="pt_PT" w:bidi="pt_PT"/>
-        </w:rPr>
-      </w:r>
-      <w:r>
-        <w:rPr>
-          <w:b/>
-          <w:lang w:val="pt_PT" w:bidi="pt_PT"/>
-        </w:rPr>
         <w:t>"Quer dizer que ele também desceu".</w:t>
       </w:r>
     </w:p>
@@ -22433,21 +20888,6 @@
           <w:b/>
           <w:lang w:val="pt_PT" w:bidi="pt_PT"/>
         </w:rPr>
-        <w:t>εἰς τὰ κατώτερα μέρη τῆς γῆς</w:t>
-      </w:r>
-    </w:p>
-    <w:p>
-      <w:pPr/>
-      <w:r>
-        <w:rPr>
-          <w:lang w:val="pt_PT" w:bidi="pt_PT"/>
-        </w:rPr>
-      </w:r>
-      <w:r>
-        <w:rPr>
-          <w:b/>
-          <w:lang w:val="pt_PT" w:bidi="pt_PT"/>
-        </w:rPr>
         <w:t>"até os lugares mais baixos da terra".</w:t>
       </w:r>
     </w:p>
@@ -22563,21 +21003,6 @@
           <w:b/>
           <w:lang w:val="pt_PT" w:bidi="pt_PT"/>
         </w:rPr>
-        <w:t>ἵνα πληρώσῃ τὰ πάντα</w:t>
-      </w:r>
-    </w:p>
-    <w:p>
-      <w:pPr/>
-      <w:r>
-        <w:rPr>
-          <w:lang w:val="pt_PT" w:bidi="pt_PT"/>
-        </w:rPr>
-      </w:r>
-      <w:r>
-        <w:rPr>
-          <w:b/>
-          <w:lang w:val="pt_PT" w:bidi="pt_PT"/>
-        </w:rPr>
         <w:t>"para encher todo o Universo com a sua presença".</w:t>
       </w:r>
     </w:p>
@@ -22641,21 +21066,6 @@
           <w:b/>
           <w:lang w:val="pt_PT" w:bidi="pt_PT"/>
         </w:rPr>
-        <w:t>πληρώσῃ</w:t>
-      </w:r>
-    </w:p>
-    <w:p>
-      <w:pPr/>
-      <w:r>
-        <w:rPr>
-          <w:lang w:val="pt_PT" w:bidi="pt_PT"/>
-        </w:rPr>
-      </w:r>
-      <w:r>
-        <w:rPr>
-          <w:b/>
-          <w:lang w:val="pt_PT" w:bidi="pt_PT"/>
-        </w:rPr>
         <w:t>"para encher todo o Universo".</w:t>
       </w:r>
     </w:p>
@@ -22830,21 +21240,6 @@
           <w:b/>
           <w:lang w:val="pt_PT" w:bidi="pt_PT"/>
         </w:rPr>
-        <w:t>πρὸς τὸν καταρτισμὸν τῶν ἁγίων</w:t>
-      </w:r>
-    </w:p>
-    <w:p>
-      <w:pPr/>
-      <w:r>
-        <w:rPr>
-          <w:lang w:val="pt_PT" w:bidi="pt_PT"/>
-        </w:rPr>
-      </w:r>
-      <w:r>
-        <w:rPr>
-          <w:b/>
-          <w:lang w:val="pt_PT" w:bidi="pt_PT"/>
-        </w:rPr>
         <w:t>"para preparar o povo de Deus para o serviço cristão".</w:t>
       </w:r>
     </w:p>
@@ -22908,21 +21303,6 @@
           <w:b/>
           <w:lang w:val="pt_PT" w:bidi="pt_PT"/>
         </w:rPr>
-        <w:t>εἰς ἔργον διακονίας</w:t>
-      </w:r>
-    </w:p>
-    <w:p>
-      <w:pPr/>
-      <w:r>
-        <w:rPr>
-          <w:lang w:val="pt_PT" w:bidi="pt_PT"/>
-        </w:rPr>
-      </w:r>
-      <w:r>
-        <w:rPr>
-          <w:b/>
-          <w:lang w:val="pt_PT" w:bidi="pt_PT"/>
-        </w:rPr>
         <w:t>"para o serviço cristão".</w:t>
       </w:r>
     </w:p>
@@ -22986,21 +21366,6 @@
           <w:b/>
           <w:lang w:val="pt_PT" w:bidi="pt_PT"/>
         </w:rPr>
-        <w:t>εἰς οἰκοδομὴν τοῦ σώματος τοῦ Χριστοῦ</w:t>
-      </w:r>
-    </w:p>
-    <w:p>
-      <w:pPr/>
-      <w:r>
-        <w:rPr>
-          <w:lang w:val="pt_PT" w:bidi="pt_PT"/>
-        </w:rPr>
-      </w:r>
-      <w:r>
-        <w:rPr>
-          <w:b/>
-          <w:lang w:val="pt_PT" w:bidi="pt_PT"/>
-        </w:rPr>
         <w:t>"a fim de construir o corpo de Cristo".</w:t>
       </w:r>
     </w:p>
@@ -23084,21 +21449,6 @@
           <w:b/>
           <w:lang w:val="pt_PT" w:bidi="pt_PT"/>
         </w:rPr>
-        <w:t>οἰκοδομὴν</w:t>
-      </w:r>
-    </w:p>
-    <w:p>
-      <w:pPr/>
-      <w:r>
-        <w:rPr>
-          <w:lang w:val="pt_PT" w:bidi="pt_PT"/>
-        </w:rPr>
-      </w:r>
-      <w:r>
-        <w:rPr>
-          <w:b/>
-          <w:lang w:val="pt_PT" w:bidi="pt_PT"/>
-        </w:rPr>
         <w:t>"construir o corpo de Cristo".</w:t>
       </w:r>
     </w:p>
@@ -23438,21 +21788,6 @@
           <w:b/>
           <w:lang w:val="pt_PT" w:bidi="pt_PT"/>
         </w:rPr>
-        <w:t>καταντήσωμεν οἱ πάντες εἰς τὴν ἑνότητα τῆς πίστεως</w:t>
-      </w:r>
-    </w:p>
-    <w:p>
-      <w:pPr/>
-      <w:r>
-        <w:rPr>
-          <w:lang w:val="pt_PT" w:bidi="pt_PT"/>
-        </w:rPr>
-      </w:r>
-      <w:r>
-        <w:rPr>
-          <w:b/>
-          <w:lang w:val="pt_PT" w:bidi="pt_PT"/>
-        </w:rPr>
         <w:t>"todos nós chegaremos a ser um na nossa fé".</w:t>
       </w:r>
     </w:p>
@@ -23660,21 +21995,6 @@
           <w:b/>
           <w:lang w:val="pt_PT" w:bidi="pt_PT"/>
         </w:rPr>
-        <w:t>τοῦ Υἱοῦ τοῦ Θεοῦ</w:t>
-      </w:r>
-    </w:p>
-    <w:p>
-      <w:pPr/>
-      <w:r>
-        <w:rPr>
-          <w:lang w:val="pt_PT" w:bidi="pt_PT"/>
-        </w:rPr>
-      </w:r>
-      <w:r>
-        <w:rPr>
-          <w:b/>
-          <w:lang w:val="pt_PT" w:bidi="pt_PT"/>
-        </w:rPr>
         <w:t>"do Filho de Deus".</w:t>
       </w:r>
     </w:p>
@@ -23765,21 +22085,6 @@
           <w:b/>
           <w:lang w:val="pt_PT" w:bidi="pt_PT"/>
         </w:rPr>
-        <w:t>εἰς ἄνδρα τέλειον</w:t>
-      </w:r>
-    </w:p>
-    <w:p>
-      <w:pPr/>
-      <w:r>
-        <w:rPr>
-          <w:lang w:val="pt_PT" w:bidi="pt_PT"/>
-        </w:rPr>
-      </w:r>
-      <w:r>
-        <w:rPr>
-          <w:b/>
-          <w:lang w:val="pt_PT" w:bidi="pt_PT"/>
-        </w:rPr>
         <w:t>"seremos pessoas maduras".</w:t>
       </w:r>
     </w:p>
@@ -24143,21 +22448,6 @@
           <w:b/>
           <w:lang w:val="pt_PT" w:bidi="pt_PT"/>
         </w:rPr>
-        <w:t>κλυδωνιζόμενοι καὶ περιφερόμενοι παντὶ ἀνέμῳ τῆς διδασκαλίας</w:t>
-      </w:r>
-    </w:p>
-    <w:p>
-      <w:pPr/>
-      <w:r>
-        <w:rPr>
-          <w:lang w:val="pt_PT" w:bidi="pt_PT"/>
-        </w:rPr>
-      </w:r>
-      <w:r>
-        <w:rPr>
-          <w:b/>
-          <w:lang w:val="pt_PT" w:bidi="pt_PT"/>
-        </w:rPr>
         <w:t>"arrastados pelas ondas e empurrados por qualquer vento de ensinamentos de pessoas falsas".</w:t>
       </w:r>
     </w:p>
@@ -24267,21 +22557,6 @@
           <w:b/>
           <w:lang w:val="pt_PT" w:bidi="pt_PT"/>
         </w:rPr>
-        <w:t>ἐν τῇ κυβίᾳ τῶν ἀνθρώπων, ἐν πανουργίᾳ πρὸς τὴν μεθοδίαν τῆς πλάνης</w:t>
-      </w:r>
-    </w:p>
-    <w:p>
-      <w:pPr/>
-      <w:r>
-        <w:rPr>
-          <w:lang w:val="pt_PT" w:bidi="pt_PT"/>
-        </w:rPr>
-      </w:r>
-      <w:r>
-        <w:rPr>
-          <w:b/>
-          <w:lang w:val="pt_PT" w:bidi="pt_PT"/>
-        </w:rPr>
         <w:t>"Essas pessoas inventam mentiras e, por meio delas, levam outros para caminhos errados".</w:t>
       </w:r>
     </w:p>
@@ -24835,21 +23110,6 @@
           <w:b/>
           <w:lang w:val="pt_PT" w:bidi="pt_PT"/>
         </w:rPr>
-        <w:t>ἐξ οὗ πᾶν τὸ σῶμα &amp; τὴν αὔξησιν τοῦ σώματος ποιεῖται</w:t>
-      </w:r>
-    </w:p>
-    <w:p>
-      <w:pPr/>
-      <w:r>
-        <w:rPr>
-          <w:lang w:val="pt_PT" w:bidi="pt_PT"/>
-        </w:rPr>
-      </w:r>
-      <w:r>
-        <w:rPr>
-          <w:b/>
-          <w:lang w:val="pt_PT" w:bidi="pt_PT"/>
-        </w:rPr>
         <w:t>"É ele quem faz com que o corpo todo fique bem ajustado e todas as partes fiquem ligadas".</w:t>
       </w:r>
     </w:p>
@@ -25438,21 +23698,6 @@
           <w:b/>
           <w:lang w:val="pt_PT" w:bidi="pt_PT"/>
         </w:rPr>
-        <w:t>τοῦτο οὖν λέγω καὶ μαρτύρομαι</w:t>
-      </w:r>
-    </w:p>
-    <w:p>
-      <w:pPr/>
-      <w:r>
-        <w:rPr>
-          <w:lang w:val="pt_PT" w:bidi="pt_PT"/>
-        </w:rPr>
-      </w:r>
-      <w:r>
-        <w:rPr>
-          <w:b/>
-          <w:lang w:val="pt_PT" w:bidi="pt_PT"/>
-        </w:rPr>
         <w:t>"Portanto, em nome do Senhor eu digo e insisto no seguinte:".</w:t>
       </w:r>
     </w:p>
@@ -25594,21 +23839,6 @@
           <w:b/>
           <w:lang w:val="pt_PT" w:bidi="pt_PT"/>
         </w:rPr>
-        <w:t>μηκέτι ὑμᾶς περιπατεῖν, καθὼς καὶ τὰ ἔθνη περιπατεῖ ἐν ματαιότητι τοῦ νοὸς αὐτῶν</w:t>
-      </w:r>
-    </w:p>
-    <w:p>
-      <w:pPr/>
-      <w:r>
-        <w:rPr>
-          <w:lang w:val="pt_PT" w:bidi="pt_PT"/>
-        </w:rPr>
-      </w:r>
-      <w:r>
-        <w:rPr>
-          <w:b/>
-          <w:lang w:val="pt_PT" w:bidi="pt_PT"/>
-        </w:rPr>
         <w:t>"não vivam mais como os pagãos, pois os pensamentos deles não têm valor".</w:t>
       </w:r>
     </w:p>
@@ -25692,21 +23922,6 @@
           <w:b/>
           <w:lang w:val="pt_PT" w:bidi="pt_PT"/>
         </w:rPr>
-        <w:t>ἐσκοτωμένοι τῇ διανοίᾳ</w:t>
-      </w:r>
-    </w:p>
-    <w:p>
-      <w:pPr/>
-      <w:r>
-        <w:rPr>
-          <w:lang w:val="pt_PT" w:bidi="pt_PT"/>
-        </w:rPr>
-      </w:r>
-      <w:r>
-        <w:rPr>
-          <w:b/>
-          <w:lang w:val="pt_PT" w:bidi="pt_PT"/>
-        </w:rPr>
         <w:t>"e a mente deles está na escuridão".</w:t>
       </w:r>
     </w:p>
@@ -25790,21 +24005,6 @@
           <w:b/>
           <w:lang w:val="pt_PT" w:bidi="pt_PT"/>
         </w:rPr>
-        <w:t>ἐσκοτωμένοι τῇ διανοίᾳ</w:t>
-      </w:r>
-    </w:p>
-    <w:p>
-      <w:pPr/>
-      <w:r>
-        <w:rPr>
-          <w:lang w:val="pt_PT" w:bidi="pt_PT"/>
-        </w:rPr>
-      </w:r>
-      <w:r>
-        <w:rPr>
-          <w:b/>
-          <w:lang w:val="pt_PT" w:bidi="pt_PT"/>
-        </w:rPr>
         <w:t>"e a mente deles está na escuridão".</w:t>
       </w:r>
     </w:p>
@@ -25901,21 +24101,6 @@
           <w:b/>
           <w:lang w:val="pt_PT" w:bidi="pt_PT"/>
         </w:rPr>
-        <w:t>ἀπηλλοτριωμένοι τῆς ζωῆς τοῦ Θεοῦ, διὰ τὴν ἄγνοιαν τὴν οὖσαν ἐν αὐτοῖς</w:t>
-      </w:r>
-    </w:p>
-    <w:p>
-      <w:pPr/>
-      <w:r>
-        <w:rPr>
-          <w:lang w:val="pt_PT" w:bidi="pt_PT"/>
-        </w:rPr>
-      </w:r>
-      <w:r>
-        <w:rPr>
-          <w:b/>
-          <w:lang w:val="pt_PT" w:bidi="pt_PT"/>
-        </w:rPr>
         <w:t>"Eles não têm parte na vida que Deus dá porque são completamente ignorantes e teimosos".</w:t>
       </w:r>
     </w:p>
@@ -26012,21 +24197,6 @@
           <w:b/>
           <w:lang w:val="pt_PT" w:bidi="pt_PT"/>
         </w:rPr>
-        <w:t>ἀπηλλοτριωμένοι</w:t>
-      </w:r>
-    </w:p>
-    <w:p>
-      <w:pPr/>
-      <w:r>
-        <w:rPr>
-          <w:lang w:val="pt_PT" w:bidi="pt_PT"/>
-        </w:rPr>
-      </w:r>
-      <w:r>
-        <w:rPr>
-          <w:b/>
-          <w:lang w:val="pt_PT" w:bidi="pt_PT"/>
-        </w:rPr>
         <w:t>"Eles não têm parte na vida que Deus dá".</w:t>
       </w:r>
     </w:p>
@@ -26090,21 +24260,6 @@
           <w:b/>
           <w:lang w:val="pt_PT" w:bidi="pt_PT"/>
         </w:rPr>
-        <w:t>ἄγνοιαν</w:t>
-      </w:r>
-    </w:p>
-    <w:p>
-      <w:pPr/>
-      <w:r>
-        <w:rPr>
-          <w:lang w:val="pt_PT" w:bidi="pt_PT"/>
-        </w:rPr>
-      </w:r>
-      <w:r>
-        <w:rPr>
-          <w:b/>
-          <w:lang w:val="pt_PT" w:bidi="pt_PT"/>
-        </w:rPr>
         <w:t>"porque são completamente ignorantes".</w:t>
       </w:r>
     </w:p>
@@ -26154,21 +24309,6 @@
         <w:rPr>
           <w:lang w:val="pt_PT" w:bidi="pt_PT"/>
         </w:rPr>
-      </w:r>
-    </w:p>
-    <w:p>
-      <w:pPr/>
-      <w:r>
-        <w:rPr>
-          <w:lang w:val="pt_PT" w:bidi="pt_PT"/>
-        </w:rPr>
-      </w:r>
-      <w:r>
-        <w:rPr>
-          <w:b/>
-          <w:lang w:val="pt_PT" w:bidi="pt_PT"/>
-        </w:rPr>
-        <w:t>διὰ τὴν πώρωσιν τῆς καρδίας αὐτῶν</w:t>
       </w:r>
     </w:p>
     <w:p>
@@ -26804,21 +24944,6 @@
           <w:b/>
           <w:lang w:val="pt_PT" w:bidi="pt_PT"/>
         </w:rPr>
-        <w:t>εἴ γε αὐτὸν ἠκούσατε καὶ ἐν αὐτῷ ἐδιδάχθητε</w:t>
-      </w:r>
-    </w:p>
-    <w:p>
-      <w:pPr/>
-      <w:r>
-        <w:rPr>
-          <w:lang w:val="pt_PT" w:bidi="pt_PT"/>
-        </w:rPr>
-      </w:r>
-      <w:r>
-        <w:rPr>
-          <w:b/>
-          <w:lang w:val="pt_PT" w:bidi="pt_PT"/>
-        </w:rPr>
         <w:t>"Com certeza vocês ouviram falar dele e, como seus seguidores, aprenderam a verdade que está em Jesus".</w:t>
       </w:r>
     </w:p>
@@ -27039,21 +25164,6 @@
           <w:b/>
           <w:lang w:val="pt_PT" w:bidi="pt_PT"/>
         </w:rPr>
-        <w:t>καθώς ἐστιν ἀλήθεια ἐν τῷ Ἰησοῦ</w:t>
-      </w:r>
-    </w:p>
-    <w:p>
-      <w:pPr/>
-      <w:r>
-        <w:rPr>
-          <w:lang w:val="pt_PT" w:bidi="pt_PT"/>
-        </w:rPr>
-      </w:r>
-      <w:r>
-        <w:rPr>
-          <w:b/>
-          <w:lang w:val="pt_PT" w:bidi="pt_PT"/>
-        </w:rPr>
         <w:t>"aprenderam a verdade que está em Jesus".</w:t>
       </w:r>
     </w:p>
@@ -27117,21 +25227,6 @@
           <w:b/>
           <w:lang w:val="pt_PT" w:bidi="pt_PT"/>
         </w:rPr>
-        <w:t>ἀποθέσθαι ὑμᾶς κατὰ τὴν προτέραν ἀναστροφὴν</w:t>
-      </w:r>
-    </w:p>
-    <w:p>
-      <w:pPr/>
-      <w:r>
-        <w:rPr>
-          <w:lang w:val="pt_PT" w:bidi="pt_PT"/>
-        </w:rPr>
-      </w:r>
-      <w:r>
-        <w:rPr>
-          <w:b/>
-          <w:lang w:val="pt_PT" w:bidi="pt_PT"/>
-        </w:rPr>
         <w:t>"abandonem a velha natureza de vocês".</w:t>
       </w:r>
     </w:p>
@@ -27228,21 +25323,6 @@
           <w:b/>
           <w:lang w:val="pt_PT" w:bidi="pt_PT"/>
         </w:rPr>
-        <w:t>ἀποθέσθαι ὑμᾶς κατὰ τὴν προτέραν ἀναστροφὴν τὸν παλαιὸν ἄνθρωπον</w:t>
-      </w:r>
-    </w:p>
-    <w:p>
-      <w:pPr/>
-      <w:r>
-        <w:rPr>
-          <w:lang w:val="pt_PT" w:bidi="pt_PT"/>
-        </w:rPr>
-      </w:r>
-      <w:r>
-        <w:rPr>
-          <w:b/>
-          <w:lang w:val="pt_PT" w:bidi="pt_PT"/>
-        </w:rPr>
         <w:t>"abandonem a velha natureza de vocês".</w:t>
       </w:r>
     </w:p>
@@ -27533,21 +25613,6 @@
           <w:b/>
           <w:lang w:val="pt_PT" w:bidi="pt_PT"/>
         </w:rPr>
-        <w:t>ἀνανεοῦσθαι &amp; τῷ πνεύματι τοῦ νοὸς ὑμῶν</w:t>
-      </w:r>
-    </w:p>
-    <w:p>
-      <w:pPr/>
-      <w:r>
-        <w:rPr>
-          <w:lang w:val="pt_PT" w:bidi="pt_PT"/>
-        </w:rPr>
-      </w:r>
-      <w:r>
-        <w:rPr>
-          <w:b/>
-          <w:lang w:val="pt_PT" w:bidi="pt_PT"/>
-        </w:rPr>
         <w:t>"É preciso que o coração e a mente de vocês sejam completamente renovados".</w:t>
       </w:r>
     </w:p>
@@ -27631,21 +25696,6 @@
           <w:b/>
           <w:lang w:val="pt_PT" w:bidi="pt_PT"/>
         </w:rPr>
-        <w:t>ἐν δικαιοσύνῃ καὶ ὁσιότητι τῆς ἀληθείας</w:t>
-      </w:r>
-    </w:p>
-    <w:p>
-      <w:pPr/>
-      <w:r>
-        <w:rPr>
-          <w:lang w:val="pt_PT" w:bidi="pt_PT"/>
-        </w:rPr>
-      </w:r>
-      <w:r>
-        <w:rPr>
-          <w:b/>
-          <w:lang w:val="pt_PT" w:bidi="pt_PT"/>
-        </w:rPr>
         <w:t>"a qual é correta e dedicada a ele".</w:t>
       </w:r>
     </w:p>
@@ -28408,21 +26458,6 @@
           <w:b/>
           <w:lang w:val="pt_PT" w:bidi="pt_PT"/>
         </w:rPr>
-        <w:t>ὀργίζεσθε, καὶ μὴ ἁμαρτάνετε</w:t>
-      </w:r>
-    </w:p>
-    <w:p>
-      <w:pPr/>
-      <w:r>
-        <w:rPr>
-          <w:lang w:val="pt_PT" w:bidi="pt_PT"/>
-        </w:rPr>
-      </w:r>
-      <w:r>
-        <w:rPr>
-          <w:b/>
-          <w:lang w:val="pt_PT" w:bidi="pt_PT"/>
-        </w:rPr>
         <w:t>"Se vocês ficarem com raiva, não deixem que isso faça com que pequem".</w:t>
       </w:r>
     </w:p>
@@ -28486,21 +26521,6 @@
           <w:b/>
           <w:lang w:val="pt_PT" w:bidi="pt_PT"/>
         </w:rPr>
-        <w:t>ὁ ἥλιος μὴ ἐπιδυέτω ἐπὶ παροργισμῷ ὑμῶν</w:t>
-      </w:r>
-    </w:p>
-    <w:p>
-      <w:pPr/>
-      <w:r>
-        <w:rPr>
-          <w:lang w:val="pt_PT" w:bidi="pt_PT"/>
-        </w:rPr>
-      </w:r>
-      <w:r>
-        <w:rPr>
-          <w:b/>
-          <w:lang w:val="pt_PT" w:bidi="pt_PT"/>
-        </w:rPr>
         <w:t>"e não fiquem o dia inteiro com raiva".</w:t>
       </w:r>
     </w:p>
@@ -28597,21 +26617,6 @@
           <w:b/>
           <w:lang w:val="pt_PT" w:bidi="pt_PT"/>
         </w:rPr>
-        <w:t>μηδὲ δίδοτε τόπον τῷ διαβόλῳ</w:t>
-      </w:r>
-    </w:p>
-    <w:p>
-      <w:pPr/>
-      <w:r>
-        <w:rPr>
-          <w:lang w:val="pt_PT" w:bidi="pt_PT"/>
-        </w:rPr>
-      </w:r>
-      <w:r>
-        <w:rPr>
-          <w:b/>
-          <w:lang w:val="pt_PT" w:bidi="pt_PT"/>
-        </w:rPr>
         <w:t>"Não deem ao Diabo oportunidade para tentar vocês".</w:t>
       </w:r>
     </w:p>
@@ -29071,21 +27076,6 @@
           <w:b/>
           <w:lang w:val="pt_PT" w:bidi="pt_PT"/>
         </w:rPr>
-        <w:t>πρὸς οἰκοδομὴν</w:t>
-      </w:r>
-    </w:p>
-    <w:p>
-      <w:pPr/>
-      <w:r>
-        <w:rPr>
-          <w:lang w:val="pt_PT" w:bidi="pt_PT"/>
-        </w:rPr>
-      </w:r>
-      <w:r>
-        <w:rPr>
-          <w:b/>
-          <w:lang w:val="pt_PT" w:bidi="pt_PT"/>
-        </w:rPr>
         <w:t>"que ajudam os outros a crescer na fé".</w:t>
       </w:r>
     </w:p>
@@ -29260,21 +27250,6 @@
           <w:b/>
           <w:lang w:val="pt_PT" w:bidi="pt_PT"/>
         </w:rPr>
-        <w:t>τῆς χρείας, ἵνα δῷ χάριν τοῖς ἀκούουσιν</w:t>
-      </w:r>
-    </w:p>
-    <w:p>
-      <w:pPr/>
-      <w:r>
-        <w:rPr>
-          <w:lang w:val="pt_PT" w:bidi="pt_PT"/>
-        </w:rPr>
-      </w:r>
-      <w:r>
-        <w:rPr>
-          <w:b/>
-          <w:lang w:val="pt_PT" w:bidi="pt_PT"/>
-        </w:rPr>
         <w:t>"para que as coisas que vocês dizem façam bem aos que ouvem".</w:t>
       </w:r>
     </w:p>
@@ -29338,21 +27313,6 @@
           <w:b/>
           <w:lang w:val="pt_PT" w:bidi="pt_PT"/>
         </w:rPr>
-        <w:t>ἵνα δῷ χάριν τοῖς ἀκούουσιν</w:t>
-      </w:r>
-    </w:p>
-    <w:p>
-      <w:pPr/>
-      <w:r>
-        <w:rPr>
-          <w:lang w:val="pt_PT" w:bidi="pt_PT"/>
-        </w:rPr>
-      </w:r>
-      <w:r>
-        <w:rPr>
-          <w:b/>
-          <w:lang w:val="pt_PT" w:bidi="pt_PT"/>
-        </w:rPr>
         <w:t>"para que as coisas que vocês dizem façam bem aos que ouvem".</w:t>
       </w:r>
     </w:p>
@@ -29449,21 +27409,6 @@
           <w:b/>
           <w:lang w:val="pt_PT" w:bidi="pt_PT"/>
         </w:rPr>
-        <w:t>μὴ λυπεῖτε</w:t>
-      </w:r>
-    </w:p>
-    <w:p>
-      <w:pPr/>
-      <w:r>
-        <w:rPr>
-          <w:lang w:val="pt_PT" w:bidi="pt_PT"/>
-        </w:rPr>
-      </w:r>
-      <w:r>
-        <w:rPr>
-          <w:b/>
-          <w:lang w:val="pt_PT" w:bidi="pt_PT"/>
-        </w:rPr>
         <w:t>"E não façam com que o Espírito Santo de Deus fique triste".</w:t>
       </w:r>
     </w:p>
@@ -29625,21 +27570,6 @@
           <w:b/>
           <w:lang w:val="pt_PT" w:bidi="pt_PT"/>
         </w:rPr>
-        <w:t>ἐν ᾧ ἐσφραγίσθητε εἰς ἡμέραν ἀπολυτρώσεως</w:t>
-      </w:r>
-    </w:p>
-    <w:p>
-      <w:pPr/>
-      <w:r>
-        <w:rPr>
-          <w:lang w:val="pt_PT" w:bidi="pt_PT"/>
-        </w:rPr>
-      </w:r>
-      <w:r>
-        <w:rPr>
-          <w:b/>
-          <w:lang w:val="pt_PT" w:bidi="pt_PT"/>
-        </w:rPr>
         <w:t>"a qual é a garantia de que chegará o dia em que Deus os libertará".</w:t>
       </w:r>
     </w:p>
@@ -30214,21 +28144,6 @@
         <w:rPr>
           <w:lang w:val="pt_PT" w:bidi="pt_PT"/>
         </w:rPr>
-      </w:r>
-    </w:p>
-    <w:p>
-      <w:pPr/>
-      <w:r>
-        <w:rPr>
-          <w:lang w:val="pt_PT" w:bidi="pt_PT"/>
-        </w:rPr>
-      </w:r>
-      <w:r>
-        <w:rPr>
-          <w:b/>
-          <w:lang w:val="pt_PT" w:bidi="pt_PT"/>
-        </w:rPr>
-        <w:t>εὔσπλαγχνοι</w:t>
       </w:r>
     </w:p>
     <w:p>
@@ -30781,21 +28696,6 @@
           <w:b/>
           <w:lang w:val="pt_PT" w:bidi="pt_PT"/>
         </w:rPr>
-        <w:t>προσφορὰν καὶ θυσίαν τῷ Θεῷ εἰς ὀσμὴν εὐωδίας</w:t>
-      </w:r>
-    </w:p>
-    <w:p>
-      <w:pPr/>
-      <w:r>
-        <w:rPr>
-          <w:lang w:val="pt_PT" w:bidi="pt_PT"/>
-        </w:rPr>
-      </w:r>
-      <w:r>
-        <w:rPr>
-          <w:b/>
-          <w:lang w:val="pt_PT" w:bidi="pt_PT"/>
-        </w:rPr>
         <w:t>"como uma oferta de perfume agradável e como um sacrifício que agrada a Deus".</w:t>
       </w:r>
     </w:p>
@@ -30892,21 +28792,6 @@
           <w:b/>
           <w:lang w:val="pt_PT" w:bidi="pt_PT"/>
         </w:rPr>
-        <w:t>πορνεία δὲ, καὶ ἀκαθαρσία πᾶσα, ἢ πλεονεξία, μηδὲ ὀνομαζέσθω ἐν ὑμῖν</w:t>
-      </w:r>
-    </w:p>
-    <w:p>
-      <w:pPr/>
-      <w:r>
-        <w:rPr>
-          <w:lang w:val="pt_PT" w:bidi="pt_PT"/>
-        </w:rPr>
-      </w:r>
-      <w:r>
-        <w:rPr>
-          <w:b/>
-          <w:lang w:val="pt_PT" w:bidi="pt_PT"/>
-        </w:rPr>
         <w:t>"portanto, qualquer tipo de imoralidade sexual, indecência ou cobiça, não pode ser nem mesmo assunto de conversa entre vocês".</w:t>
       </w:r>
     </w:p>
@@ -31114,21 +28999,6 @@
           <w:b/>
           <w:lang w:val="pt_PT" w:bidi="pt_PT"/>
         </w:rPr>
-        <w:t>ἀκαθαρσία πᾶσα</w:t>
-      </w:r>
-    </w:p>
-    <w:p>
-      <w:pPr/>
-      <w:r>
-        <w:rPr>
-          <w:lang w:val="pt_PT" w:bidi="pt_PT"/>
-        </w:rPr>
-      </w:r>
-      <w:r>
-        <w:rPr>
-          <w:b/>
-          <w:lang w:val="pt_PT" w:bidi="pt_PT"/>
-        </w:rPr>
         <w:t>"indecência".</w:t>
       </w:r>
     </w:p>
@@ -31379,21 +29249,6 @@
           <w:b/>
           <w:lang w:val="pt_PT" w:bidi="pt_PT"/>
         </w:rPr>
-        <w:t>ἀκάθαρτος</w:t>
-      </w:r>
-    </w:p>
-    <w:p>
-      <w:pPr/>
-      <w:r>
-        <w:rPr>
-          <w:lang w:val="pt_PT" w:bidi="pt_PT"/>
-        </w:rPr>
-      </w:r>
-      <w:r>
-        <w:rPr>
-          <w:b/>
-          <w:lang w:val="pt_PT" w:bidi="pt_PT"/>
-        </w:rPr>
         <w:t>"qualquer pessoa que seja imoral".</w:t>
       </w:r>
     </w:p>
@@ -31601,21 +29456,6 @@
           <w:b/>
           <w:lang w:val="pt_PT" w:bidi="pt_PT"/>
         </w:rPr>
-        <w:t>κενοῖς λόγοις</w:t>
-      </w:r>
-    </w:p>
-    <w:p>
-      <w:pPr/>
-      <w:r>
-        <w:rPr>
-          <w:lang w:val="pt_PT" w:bidi="pt_PT"/>
-        </w:rPr>
-      </w:r>
-      <w:r>
-        <w:rPr>
-          <w:b/>
-          <w:lang w:val="pt_PT" w:bidi="pt_PT"/>
-        </w:rPr>
         <w:t>"com conversas tolas".</w:t>
       </w:r>
     </w:p>
@@ -31790,21 +29630,6 @@
           <w:b/>
           <w:lang w:val="pt_PT" w:bidi="pt_PT"/>
         </w:rPr>
-        <w:t>ἔρχεται ἡ ὀργὴ τοῦ Θεοῦ ἐπὶ</w:t>
-      </w:r>
-    </w:p>
-    <w:p>
-      <w:pPr/>
-      <w:r>
-        <w:rPr>
-          <w:lang w:val="pt_PT" w:bidi="pt_PT"/>
-        </w:rPr>
-      </w:r>
-      <w:r>
-        <w:rPr>
-          <w:b/>
-          <w:lang w:val="pt_PT" w:bidi="pt_PT"/>
-        </w:rPr>
         <w:t>"o castigo de Deus cairá sobre os que obedecem a ele".</w:t>
       </w:r>
     </w:p>
@@ -32123,21 +29948,6 @@
           <w:b/>
           <w:lang w:val="pt_PT" w:bidi="pt_PT"/>
         </w:rPr>
-        <w:t>ἦτε γάρ ποτε σκότος</w:t>
-      </w:r>
-    </w:p>
-    <w:p>
-      <w:pPr/>
-      <w:r>
-        <w:rPr>
-          <w:lang w:val="pt_PT" w:bidi="pt_PT"/>
-        </w:rPr>
-      </w:r>
-      <w:r>
-        <w:rPr>
-          <w:b/>
-          <w:lang w:val="pt_PT" w:bidi="pt_PT"/>
-        </w:rPr>
         <w:t>"Antigamente vocês mesmos viviam na escuridão".</w:t>
       </w:r>
     </w:p>
@@ -32332,21 +30142,6 @@
           <w:b/>
           <w:lang w:val="pt_PT" w:bidi="pt_PT"/>
         </w:rPr>
-        <w:t>νῦν δὲ φῶς ἐν Κυρίῳ</w:t>
-      </w:r>
-    </w:p>
-    <w:p>
-      <w:pPr/>
-      <w:r>
-        <w:rPr>
-          <w:lang w:val="pt_PT" w:bidi="pt_PT"/>
-        </w:rPr>
-      </w:r>
-      <w:r>
-        <w:rPr>
-          <w:b/>
-          <w:lang w:val="pt_PT" w:bidi="pt_PT"/>
-        </w:rPr>
         <w:t>"mas, agora que pertencem ao Senhor".</w:t>
       </w:r>
     </w:p>
@@ -32554,21 +30349,6 @@
           <w:b/>
           <w:lang w:val="pt_PT" w:bidi="pt_PT"/>
         </w:rPr>
-        <w:t>ὡς τέκνα φωτὸς περιπατεῖτε</w:t>
-      </w:r>
-    </w:p>
-    <w:p>
-      <w:pPr/>
-      <w:r>
-        <w:rPr>
-          <w:lang w:val="pt_PT" w:bidi="pt_PT"/>
-        </w:rPr>
-      </w:r>
-      <w:r>
-        <w:rPr>
-          <w:b/>
-          <w:lang w:val="pt_PT" w:bidi="pt_PT"/>
-        </w:rPr>
         <w:t>"Por isso vivam como pessoas que pertencem à luz".</w:t>
       </w:r>
     </w:p>
@@ -32776,21 +30556,6 @@
           <w:b/>
           <w:lang w:val="pt_PT" w:bidi="pt_PT"/>
         </w:rPr>
-        <w:t>ὁ &amp; καρπὸς τοῦ φωτὸς ἐν πάσῃ ἀγαθωσύνῃ, καὶ δικαιοσύνῃ, καὶ ἀληθείᾳ</w:t>
-      </w:r>
-    </w:p>
-    <w:p>
-      <w:pPr/>
-      <w:r>
-        <w:rPr>
-          <w:lang w:val="pt_PT" w:bidi="pt_PT"/>
-        </w:rPr>
-      </w:r>
-      <w:r>
-        <w:rPr>
-          <w:b/>
-          <w:lang w:val="pt_PT" w:bidi="pt_PT"/>
-        </w:rPr>
         <w:t>"pois a luz produz uma grande colheita de todo tipo de bondade, honestidade e verdade".</w:t>
       </w:r>
     </w:p>
@@ -32998,21 +30763,6 @@
           <w:b/>
           <w:lang w:val="pt_PT" w:bidi="pt_PT"/>
         </w:rPr>
-        <w:t>μὴ συνκοινωνεῖτε τοῖς ἔργοις τοῖς ἀκάρποις τοῦ σκότους</w:t>
-      </w:r>
-    </w:p>
-    <w:p>
-      <w:pPr/>
-      <w:r>
-        <w:rPr>
-          <w:lang w:val="pt_PT" w:bidi="pt_PT"/>
-        </w:rPr>
-      </w:r>
-      <w:r>
-        <w:rPr>
-          <w:b/>
-          <w:lang w:val="pt_PT" w:bidi="pt_PT"/>
-        </w:rPr>
         <w:t>"Não participem das coisas sem valor que os outros fazem, coisas que pertencem à escuridão".</w:t>
       </w:r>
     </w:p>
@@ -33096,21 +30846,6 @@
           <w:b/>
           <w:lang w:val="pt_PT" w:bidi="pt_PT"/>
         </w:rPr>
-        <w:t>τοῖς ἔργοις τοῖς ἀκάρποις τοῦ σκότους</w:t>
-      </w:r>
-    </w:p>
-    <w:p>
-      <w:pPr/>
-      <w:r>
-        <w:rPr>
-          <w:lang w:val="pt_PT" w:bidi="pt_PT"/>
-        </w:rPr>
-      </w:r>
-      <w:r>
-        <w:rPr>
-          <w:b/>
-          <w:lang w:val="pt_PT" w:bidi="pt_PT"/>
-        </w:rPr>
         <w:t>"coisas que pertencem à escuridão".</w:t>
       </w:r>
     </w:p>
@@ -33207,21 +30942,6 @@
           <w:b/>
           <w:lang w:val="pt_PT" w:bidi="pt_PT"/>
         </w:rPr>
-        <w:t>τοῖς ἔργοις τοῖς ἀκάρποις τοῦ σκότους</w:t>
-      </w:r>
-    </w:p>
-    <w:p>
-      <w:pPr/>
-      <w:r>
-        <w:rPr>
-          <w:lang w:val="pt_PT" w:bidi="pt_PT"/>
-        </w:rPr>
-      </w:r>
-      <w:r>
-        <w:rPr>
-          <w:b/>
-          <w:lang w:val="pt_PT" w:bidi="pt_PT"/>
-        </w:rPr>
         <w:t>"coisas que pertencem à escuridão".</w:t>
       </w:r>
     </w:p>
@@ -34351,21 +32071,6 @@
           <w:b/>
           <w:lang w:val="pt_PT" w:bidi="pt_PT"/>
         </w:rPr>
-        <w:t>ἐπιφαύσει σοι</w:t>
-      </w:r>
-    </w:p>
-    <w:p>
-      <w:pPr/>
-      <w:r>
-        <w:rPr>
-          <w:lang w:val="pt_PT" w:bidi="pt_PT"/>
-        </w:rPr>
-      </w:r>
-      <w:r>
-        <w:rPr>
-          <w:b/>
-          <w:lang w:val="pt_PT" w:bidi="pt_PT"/>
-        </w:rPr>
         <w:t>"e Cristo o iluminará".</w:t>
       </w:r>
     </w:p>
@@ -35752,21 +33457,6 @@
           <w:b/>
           <w:lang w:val="pt_PT" w:bidi="pt_PT"/>
         </w:rPr>
-        <w:t>ἀλλὰ πληροῦσθε ἐν Πνεύματι</w:t>
-      </w:r>
-    </w:p>
-    <w:p>
-      <w:pPr/>
-      <w:r>
-        <w:rPr>
-          <w:lang w:val="pt_PT" w:bidi="pt_PT"/>
-        </w:rPr>
-      </w:r>
-      <w:r>
-        <w:rPr>
-          <w:b/>
-          <w:lang w:val="pt_PT" w:bidi="pt_PT"/>
-        </w:rPr>
         <w:t>"mas encham-se do Espírito de Deus".</w:t>
       </w:r>
     </w:p>
@@ -35941,21 +33631,6 @@
           <w:b/>
           <w:lang w:val="pt_PT" w:bidi="pt_PT"/>
         </w:rPr>
-        <w:t>ψαλμοῖς, καὶ ὕμνοις, καὶ ᾠδαῖς πνευματικαῖς</w:t>
-      </w:r>
-    </w:p>
-    <w:p>
-      <w:pPr/>
-      <w:r>
-        <w:rPr>
-          <w:lang w:val="pt_PT" w:bidi="pt_PT"/>
-        </w:rPr>
-      </w:r>
-      <w:r>
-        <w:rPr>
-          <w:b/>
-          <w:lang w:val="pt_PT" w:bidi="pt_PT"/>
-        </w:rPr>
         <w:t>"salmos, hinos e canções espirituais".</w:t>
       </w:r>
     </w:p>
@@ -36441,21 +34116,6 @@
           <w:b/>
           <w:lang w:val="pt_PT" w:bidi="pt_PT"/>
         </w:rPr>
-        <w:t>ἐν ὀνόματι τοῦ Κυρίου ἡμῶν, Ἰησοῦ Χριστοῦ</w:t>
-      </w:r>
-    </w:p>
-    <w:p>
-      <w:pPr/>
-      <w:r>
-        <w:rPr>
-          <w:lang w:val="pt_PT" w:bidi="pt_PT"/>
-        </w:rPr>
-      </w:r>
-      <w:r>
-        <w:rPr>
-          <w:b/>
-          <w:lang w:val="pt_PT" w:bidi="pt_PT"/>
-        </w:rPr>
         <w:t>"Em nome do nosso Senhor Jesus Cristo".</w:t>
       </w:r>
     </w:p>
@@ -36538,21 +34198,6 @@
         <w:rPr>
           <w:lang w:val="pt_PT" w:bidi="pt_PT"/>
         </w:rPr>
-      </w:r>
-    </w:p>
-    <w:p>
-      <w:pPr/>
-      <w:r>
-        <w:rPr>
-          <w:lang w:val="pt_PT" w:bidi="pt_PT"/>
-        </w:rPr>
-      </w:r>
-      <w:r>
-        <w:rPr>
-          <w:b/>
-          <w:lang w:val="pt_PT" w:bidi="pt_PT"/>
-        </w:rPr>
-        <w:t>τῷ Θεῷ καὶ Πατρί</w:t>
       </w:r>
     </w:p>
     <w:p>
@@ -36822,21 +34467,6 @@
           <w:b/>
           <w:lang w:val="pt_PT" w:bidi="pt_PT"/>
         </w:rPr>
-        <w:t>κεφαλὴ τῆς γυναικὸς &amp; κεφαλὴ τῆς ἐκκλησίας</w:t>
-      </w:r>
-    </w:p>
-    <w:p>
-      <w:pPr/>
-      <w:r>
-        <w:rPr>
-          <w:lang w:val="pt_PT" w:bidi="pt_PT"/>
-        </w:rPr>
-      </w:r>
-      <w:r>
-        <w:rPr>
-          <w:b/>
-          <w:lang w:val="pt_PT" w:bidi="pt_PT"/>
-        </w:rPr>
         <w:t>"tem autoridade sobre a esposa... tem autoridade sobre a igreja".</w:t>
       </w:r>
     </w:p>
@@ -36933,21 +34563,6 @@
           <w:b/>
           <w:lang w:val="pt_PT" w:bidi="pt_PT"/>
         </w:rPr>
-        <w:t>τοῦ σώματος</w:t>
-      </w:r>
-    </w:p>
-    <w:p>
-      <w:pPr/>
-      <w:r>
-        <w:rPr>
-          <w:lang w:val="pt_PT" w:bidi="pt_PT"/>
-        </w:rPr>
-      </w:r>
-      <w:r>
-        <w:rPr>
-          <w:b/>
-          <w:lang w:val="pt_PT" w:bidi="pt_PT"/>
-        </w:rPr>
         <w:t>"que é o seu corpo".</w:t>
       </w:r>
     </w:p>
@@ -37189,21 +34804,6 @@
           <w:b/>
           <w:lang w:val="pt_PT" w:bidi="pt_PT"/>
         </w:rPr>
-        <w:t>ἑαυτὸν παρέδωκεν</w:t>
-      </w:r>
-    </w:p>
-    <w:p>
-      <w:pPr/>
-      <w:r>
-        <w:rPr>
-          <w:lang w:val="pt_PT" w:bidi="pt_PT"/>
-        </w:rPr>
-      </w:r>
-      <w:r>
-        <w:rPr>
-          <w:b/>
-          <w:lang w:val="pt_PT" w:bidi="pt_PT"/>
-        </w:rPr>
         <w:t>"e deu a sua vida por ela".</w:t>
       </w:r>
     </w:p>
@@ -37476,21 +35076,6 @@
           <w:b/>
           <w:lang w:val="pt_PT" w:bidi="pt_PT"/>
         </w:rPr>
-        <w:t>αὐτὴν ἁγιάσῃ, καθαρίσας</w:t>
-      </w:r>
-    </w:p>
-    <w:p>
-      <w:pPr/>
-      <w:r>
-        <w:rPr>
-          <w:lang w:val="pt_PT" w:bidi="pt_PT"/>
-        </w:rPr>
-      </w:r>
-      <w:r>
-        <w:rPr>
-          <w:b/>
-          <w:lang w:val="pt_PT" w:bidi="pt_PT"/>
-        </w:rPr>
         <w:t>"Ele fez isso para dedicar a Igreja de Deus, lavando-a com água e purificando-a com a sua palavra".</w:t>
       </w:r>
     </w:p>
@@ -37574,21 +35159,6 @@
           <w:b/>
           <w:lang w:val="pt_PT" w:bidi="pt_PT"/>
         </w:rPr>
-        <w:t>καθαρίσας τῷ λουτρῷ τοῦ ὕδατος ἐν ῥήματι</w:t>
-      </w:r>
-    </w:p>
-    <w:p>
-      <w:pPr/>
-      <w:r>
-        <w:rPr>
-          <w:lang w:val="pt_PT" w:bidi="pt_PT"/>
-        </w:rPr>
-      </w:r>
-      <w:r>
-        <w:rPr>
-          <w:b/>
-          <w:lang w:val="pt_PT" w:bidi="pt_PT"/>
-        </w:rPr>
         <w:t>"lavando-a com água e purificando-a com a sua palavra".</w:t>
       </w:r>
     </w:p>
@@ -37822,21 +35392,6 @@
           <w:b/>
           <w:lang w:val="pt_PT" w:bidi="pt_PT"/>
         </w:rPr>
-        <w:t>μὴ ἔχουσαν σπίλον, ἢ ῥυτίδα</w:t>
-      </w:r>
-    </w:p>
-    <w:p>
-      <w:pPr/>
-      <w:r>
-        <w:rPr>
-          <w:lang w:val="pt_PT" w:bidi="pt_PT"/>
-        </w:rPr>
-      </w:r>
-      <w:r>
-        <w:rPr>
-          <w:b/>
-          <w:lang w:val="pt_PT" w:bidi="pt_PT"/>
-        </w:rPr>
         <w:t>"sem manchas, ou rugas".</w:t>
       </w:r>
     </w:p>
@@ -38362,21 +35917,6 @@
           <w:b/>
           <w:lang w:val="pt_PT" w:bidi="pt_PT"/>
         </w:rPr>
-        <w:t>ὡς τὰ ἑαυτῶν σώματα</w:t>
-      </w:r>
-    </w:p>
-    <w:p>
-      <w:pPr/>
-      <w:r>
-        <w:rPr>
-          <w:lang w:val="pt_PT" w:bidi="pt_PT"/>
-        </w:rPr>
-      </w:r>
-      <w:r>
-        <w:rPr>
-          <w:b/>
-          <w:lang w:val="pt_PT" w:bidi="pt_PT"/>
-        </w:rPr>
         <w:t>"o seu próprio corpo".</w:t>
       </w:r>
     </w:p>
@@ -38473,21 +36013,6 @@
           <w:b/>
           <w:lang w:val="pt_PT" w:bidi="pt_PT"/>
         </w:rPr>
-        <w:t>ἀλλὰ ἐκτρέφει</w:t>
-      </w:r>
-    </w:p>
-    <w:p>
-      <w:pPr/>
-      <w:r>
-        <w:rPr>
-          <w:lang w:val="pt_PT" w:bidi="pt_PT"/>
-        </w:rPr>
-      </w:r>
-      <w:r>
-        <w:rPr>
-          <w:b/>
-          <w:lang w:val="pt_PT" w:bidi="pt_PT"/>
-        </w:rPr>
         <w:t>"pelo contrário, cada um alimenta e cuida do seu corpo".</w:t>
       </w:r>
     </w:p>
@@ -38773,21 +36298,6 @@
           <w:b/>
           <w:lang w:val="pt_PT" w:bidi="pt_PT"/>
         </w:rPr>
-        <w:t>μέλη ἐσμὲν τοῦ σώματος αὐτοῦ</w:t>
-      </w:r>
-    </w:p>
-    <w:p>
-      <w:pPr/>
-      <w:r>
-        <w:rPr>
-          <w:lang w:val="pt_PT" w:bidi="pt_PT"/>
-        </w:rPr>
-      </w:r>
-      <w:r>
-        <w:rPr>
-          <w:b/>
-          <w:lang w:val="pt_PT" w:bidi="pt_PT"/>
-        </w:rPr>
         <w:t>"pois nós somos membros do corpo de Cristo".</w:t>
       </w:r>
     </w:p>
@@ -39598,21 +37108,6 @@
           <w:b/>
           <w:lang w:val="pt_PT" w:bidi="pt_PT"/>
         </w:rPr>
-        <w:t>μὴ παροργίζετε τὰ τέκνα ὑμῶν</w:t>
-      </w:r>
-    </w:p>
-    <w:p>
-      <w:pPr/>
-      <w:r>
-        <w:rPr>
-          <w:lang w:val="pt_PT" w:bidi="pt_PT"/>
-        </w:rPr>
-      </w:r>
-      <w:r>
-        <w:rPr>
-          <w:b/>
-          <w:lang w:val="pt_PT" w:bidi="pt_PT"/>
-        </w:rPr>
         <w:t>"não tratemos os seus filhos de um jeito que faça com que eles fiquem irritados".</w:t>
       </w:r>
     </w:p>
@@ -39787,21 +37282,6 @@
           <w:b/>
           <w:lang w:val="pt_PT" w:bidi="pt_PT"/>
         </w:rPr>
-        <w:t>ἐκτρέφετε αὐτὰ ἐν παιδείᾳ καὶ νουθεσίᾳ Κυρίου</w:t>
-      </w:r>
-    </w:p>
-    <w:p>
-      <w:pPr/>
-      <w:r>
-        <w:rPr>
-          <w:lang w:val="pt_PT" w:bidi="pt_PT"/>
-        </w:rPr>
-      </w:r>
-      <w:r>
-        <w:rPr>
-          <w:b/>
-          <w:lang w:val="pt_PT" w:bidi="pt_PT"/>
-        </w:rPr>
         <w:t>"vocês devem criá-los com a disciplina e os ensinamentos cristãos".</w:t>
       </w:r>
     </w:p>
@@ -40133,21 +37613,6 @@
           <w:b/>
           <w:lang w:val="pt_PT" w:bidi="pt_PT"/>
         </w:rPr>
-        <w:t>ἐν ἁπλότητι τῆς καρδίας ὑμῶν</w:t>
-      </w:r>
-    </w:p>
-    <w:p>
-      <w:pPr/>
-      <w:r>
-        <w:rPr>
-          <w:lang w:val="pt_PT" w:bidi="pt_PT"/>
-        </w:rPr>
-      </w:r>
-      <w:r>
-        <w:rPr>
-          <w:b/>
-          <w:lang w:val="pt_PT" w:bidi="pt_PT"/>
-        </w:rPr>
         <w:t>"E façam isso com sinceridade".</w:t>
       </w:r>
     </w:p>
@@ -40550,21 +38015,6 @@
         <w:rPr>
           <w:lang w:val="pt_PT" w:bidi="pt_PT"/>
         </w:rPr>
-      </w:r>
-    </w:p>
-    <w:p>
-      <w:pPr/>
-      <w:r>
-        <w:rPr>
-          <w:lang w:val="pt_PT" w:bidi="pt_PT"/>
-        </w:rPr>
-      </w:r>
-      <w:r>
-        <w:rPr>
-          <w:b/>
-          <w:lang w:val="pt_PT" w:bidi="pt_PT"/>
-        </w:rPr>
-        <w:t>ὡς δοῦλοι Χριστοῦ</w:t>
       </w:r>
     </w:p>
     <w:p>
@@ -40882,21 +38332,6 @@
           <w:b/>
           <w:lang w:val="pt_PT" w:bidi="pt_PT"/>
         </w:rPr>
-        <w:t>εἰδότες ὅτι καὶ αὐτῶν καὶ ὑμῶν ὁ Κύριός ἐστιν ἐν οὐρανοῖς</w:t>
-      </w:r>
-    </w:p>
-    <w:p>
-      <w:pPr/>
-      <w:r>
-        <w:rPr>
-          <w:lang w:val="pt_PT" w:bidi="pt_PT"/>
-        </w:rPr>
-      </w:r>
-      <w:r>
-        <w:rPr>
-          <w:b/>
-          <w:lang w:val="pt_PT" w:bidi="pt_PT"/>
-        </w:rPr>
         <w:t>"Lembrem que vocês e os seus escravos pertencem ao mesmo Senhor".</w:t>
       </w:r>
     </w:p>
@@ -40960,21 +38395,6 @@
           <w:b/>
           <w:lang w:val="pt_PT" w:bidi="pt_PT"/>
         </w:rPr>
-        <w:t>προσωπολημψία οὐκ ἔστιν παρ’ αὐτῷ</w:t>
-      </w:r>
-    </w:p>
-    <w:p>
-      <w:pPr/>
-      <w:r>
-        <w:rPr>
-          <w:lang w:val="pt_PT" w:bidi="pt_PT"/>
-        </w:rPr>
-      </w:r>
-      <w:r>
-        <w:rPr>
-          <w:b/>
-          <w:lang w:val="pt_PT" w:bidi="pt_PT"/>
-        </w:rPr>
         <w:t>"o qual trata a todos igualmente".</w:t>
       </w:r>
     </w:p>
@@ -41087,6 +38507,21 @@
         <w:rPr>
           <w:lang w:val="pt_PT" w:bidi="pt_PT"/>
         </w:rPr>
+      </w:r>
+    </w:p>
+    <w:p>
+      <w:pPr/>
+      <w:r>
+        <w:rPr>
+          <w:lang w:val="pt_PT" w:bidi="pt_PT"/>
+        </w:rPr>
+      </w:r>
+      <w:r>
+        <w:rPr>
+          <w:b/>
+          <w:lang w:val="pt_PT" w:bidi="pt_PT"/>
+        </w:rPr>
+        <w:t>τῷ κράτει τῆς ἰσχύος αὐτοῦ</w:t>
       </w:r>
     </w:p>
     <w:p>
@@ -41215,21 +38650,6 @@
           <w:b/>
           <w:lang w:val="pt_PT" w:bidi="pt_PT"/>
         </w:rPr>
-        <w:t>ἐνδύσασθε τὴν πανοπλίαν τοῦ Θεοῦ, πρὸς τὸ δύνασθαι ὑμᾶς στῆναι πρὸς τὰς μεθοδίας τοῦ διαβόλου</w:t>
-      </w:r>
-    </w:p>
-    <w:p>
-      <w:pPr/>
-      <w:r>
-        <w:rPr>
-          <w:lang w:val="pt_PT" w:bidi="pt_PT"/>
-        </w:rPr>
-      </w:r>
-      <w:r>
-        <w:rPr>
-          <w:b/>
-          <w:lang w:val="pt_PT" w:bidi="pt_PT"/>
-        </w:rPr>
         <w:t>"Vistam-se com toda a armadura que Deus dá a vocês, para ficarem firmes contra as armadilhas do Diabo".</w:t>
       </w:r>
     </w:p>
@@ -41339,21 +38759,6 @@
           <w:b/>
           <w:lang w:val="pt_PT" w:bidi="pt_PT"/>
         </w:rPr>
-        <w:t>τὰς μεθοδίας</w:t>
-      </w:r>
-    </w:p>
-    <w:p>
-      <w:pPr/>
-      <w:r>
-        <w:rPr>
-          <w:lang w:val="pt_PT" w:bidi="pt_PT"/>
-        </w:rPr>
-      </w:r>
-      <w:r>
-        <w:rPr>
-          <w:b/>
-          <w:lang w:val="pt_PT" w:bidi="pt_PT"/>
-        </w:rPr>
         <w:t>"as armadilhas do Diabo".</w:t>
       </w:r>
     </w:p>
@@ -41957,21 +39362,6 @@
           <w:b/>
           <w:lang w:val="pt_PT" w:bidi="pt_PT"/>
         </w:rPr>
-        <w:t>διὰ τοῦτο, ἀναλάβετε τὴν πανοπλίαν τοῦ Θεοῦ</w:t>
-      </w:r>
-    </w:p>
-    <w:p>
-      <w:pPr/>
-      <w:r>
-        <w:rPr>
-          <w:lang w:val="pt_PT" w:bidi="pt_PT"/>
-        </w:rPr>
-      </w:r>
-      <w:r>
-        <w:rPr>
-          <w:b/>
-          <w:lang w:val="pt_PT" w:bidi="pt_PT"/>
-        </w:rPr>
         <w:t>"Por isso peguem agora a armadura que Deus lhes dá".</w:t>
       </w:r>
     </w:p>
@@ -42192,21 +39582,6 @@
           <w:b/>
           <w:lang w:val="pt_PT" w:bidi="pt_PT"/>
         </w:rPr>
-        <w:t>ἵνα δυνηθῆτε ἀντιστῆναι ἐν τῇ ἡμέρᾳ τῇ πονηρᾷ</w:t>
-      </w:r>
-    </w:p>
-    <w:p>
-      <w:pPr/>
-      <w:r>
-        <w:rPr>
-          <w:lang w:val="pt_PT" w:bidi="pt_PT"/>
-        </w:rPr>
-      </w:r>
-      <w:r>
-        <w:rPr>
-          <w:b/>
-          <w:lang w:val="pt_PT" w:bidi="pt_PT"/>
-        </w:rPr>
         <w:t>"quando chegar o dia de enfrentarem as forças do mal".</w:t>
       </w:r>
     </w:p>
@@ -42289,21 +39664,6 @@
         <w:rPr>
           <w:lang w:val="pt_PT" w:bidi="pt_PT"/>
         </w:rPr>
-      </w:r>
-    </w:p>
-    <w:p>
-      <w:pPr/>
-      <w:r>
-        <w:rPr>
-          <w:lang w:val="pt_PT" w:bidi="pt_PT"/>
-        </w:rPr>
-      </w:r>
-      <w:r>
-        <w:rPr>
-          <w:b/>
-          <w:lang w:val="pt_PT" w:bidi="pt_PT"/>
-        </w:rPr>
-        <w:t>ἵνα δυνηθῆτε ἀντιστῆναι</w:t>
       </w:r>
     </w:p>
     <w:p>
@@ -42972,21 +40332,6 @@
           <w:b/>
           <w:lang w:val="pt_PT" w:bidi="pt_PT"/>
         </w:rPr>
-        <w:t>ἐνδυσάμενοι τὸν θώρακα τῆς δικαιοσύνης</w:t>
-      </w:r>
-    </w:p>
-    <w:p>
-      <w:pPr/>
-      <w:r>
-        <w:rPr>
-          <w:lang w:val="pt_PT" w:bidi="pt_PT"/>
-        </w:rPr>
-      </w:r>
-      <w:r>
-        <w:rPr>
-          <w:b/>
-          <w:lang w:val="pt_PT" w:bidi="pt_PT"/>
-        </w:rPr>
         <w:t>"Vistam-se com a couraça da justiça".</w:t>
       </w:r>
     </w:p>
@@ -43207,21 +40552,6 @@
           <w:b/>
           <w:lang w:val="pt_PT" w:bidi="pt_PT"/>
         </w:rPr>
-        <w:t>ὑποδησάμενοι τοὺς πόδας ἐν ἑτοιμασίᾳ τοῦ εὐαγγελίου τῆς εἰρήνης</w:t>
-      </w:r>
-    </w:p>
-    <w:p>
-      <w:pPr/>
-      <w:r>
-        <w:rPr>
-          <w:lang w:val="pt_PT" w:bidi="pt_PT"/>
-        </w:rPr>
-      </w:r>
-      <w:r>
-        <w:rPr>
-          <w:b/>
-          <w:lang w:val="pt_PT" w:bidi="pt_PT"/>
-        </w:rPr>
         <w:t>"e calcem, como sapatos, a prontidão para anunciar a boa notícia de paz".</w:t>
       </w:r>
     </w:p>
@@ -43442,21 +40772,6 @@
           <w:b/>
           <w:lang w:val="pt_PT" w:bidi="pt_PT"/>
         </w:rPr>
-        <w:t>ἐν πᾶσιν ἀναλαβόντες τὸν θυρεὸν τῆς πίστεως</w:t>
-      </w:r>
-    </w:p>
-    <w:p>
-      <w:pPr/>
-      <w:r>
-        <w:rPr>
-          <w:lang w:val="pt_PT" w:bidi="pt_PT"/>
-        </w:rPr>
-      </w:r>
-      <w:r>
-        <w:rPr>
-          <w:b/>
-          <w:lang w:val="pt_PT" w:bidi="pt_PT"/>
-        </w:rPr>
         <w:t>"E levem sempre a fé como escudo".</w:t>
       </w:r>
     </w:p>
@@ -43677,21 +40992,6 @@
           <w:b/>
           <w:lang w:val="pt_PT" w:bidi="pt_PT"/>
         </w:rPr>
-        <w:t>τὰ βέλη τοῦ πονηροῦ πεπυρωμένα</w:t>
-      </w:r>
-    </w:p>
-    <w:p>
-      <w:pPr/>
-      <w:r>
-        <w:rPr>
-          <w:lang w:val="pt_PT" w:bidi="pt_PT"/>
-        </w:rPr>
-      </w:r>
-      <w:r>
-        <w:rPr>
-          <w:b/>
-          <w:lang w:val="pt_PT" w:bidi="pt_PT"/>
-        </w:rPr>
         <w:t>"de todos os dardos de fogo do Maligno".</w:t>
       </w:r>
     </w:p>
@@ -43788,21 +41088,6 @@
           <w:b/>
           <w:lang w:val="pt_PT" w:bidi="pt_PT"/>
         </w:rPr>
-        <w:t>τὴν περικεφαλαίαν τοῦ σωτηρίου δέξασθε</w:t>
-      </w:r>
-    </w:p>
-    <w:p>
-      <w:pPr/>
-      <w:r>
-        <w:rPr>
-          <w:lang w:val="pt_PT" w:bidi="pt_PT"/>
-        </w:rPr>
-      </w:r>
-      <w:r>
-        <w:rPr>
-          <w:b/>
-          <w:lang w:val="pt_PT" w:bidi="pt_PT"/>
-        </w:rPr>
         <w:t>"Recebam a salvação como capacete".</w:t>
       </w:r>
     </w:p>
@@ -44023,21 +41308,6 @@
           <w:b/>
           <w:lang w:val="pt_PT" w:bidi="pt_PT"/>
         </w:rPr>
-        <w:t>τὴν μάχαιραν τοῦ Πνεύματος, ὅ ἐστιν ῥῆμα Θεοῦ</w:t>
-      </w:r>
-    </w:p>
-    <w:p>
-      <w:pPr/>
-      <w:r>
-        <w:rPr>
-          <w:lang w:val="pt_PT" w:bidi="pt_PT"/>
-        </w:rPr>
-      </w:r>
-      <w:r>
-        <w:rPr>
-          <w:b/>
-          <w:lang w:val="pt_PT" w:bidi="pt_PT"/>
-        </w:rPr>
         <w:t>"e a palavra de Deus como a espada que o Espírito Santo lhes dá".</w:t>
       </w:r>
     </w:p>
@@ -44134,21 +41404,6 @@
           <w:b/>
           <w:lang w:val="pt_PT" w:bidi="pt_PT"/>
         </w:rPr>
-        <w:t>διὰ πάσης προσευχῆς καὶ δεήσεως, προσευχόμενοι ἐν παντὶ καιρῷ ἐν Πνεύματι</w:t>
-      </w:r>
-    </w:p>
-    <w:p>
-      <w:pPr/>
-      <w:r>
-        <w:rPr>
-          <w:lang w:val="pt_PT" w:bidi="pt_PT"/>
-        </w:rPr>
-      </w:r>
-      <w:r>
-        <w:rPr>
-          <w:b/>
-          <w:lang w:val="pt_PT" w:bidi="pt_PT"/>
-        </w:rPr>
         <w:t>"Façam tudo isso orando a Deus e pedindo a ajuda dele. Orem sempre, guiados pelo Espírito de Deus".</w:t>
       </w:r>
     </w:p>
@@ -44323,21 +41578,6 @@
           <w:b/>
           <w:lang w:val="pt_PT" w:bidi="pt_PT"/>
         </w:rPr>
-        <w:t>ἀγρυπνοῦντες ἐν πάσῃ προσκαρτερήσει καὶ δεήσει περὶ πάντων τῶν ἁγίων</w:t>
-      </w:r>
-    </w:p>
-    <w:p>
-      <w:pPr/>
-      <w:r>
-        <w:rPr>
-          <w:lang w:val="pt_PT" w:bidi="pt_PT"/>
-        </w:rPr>
-      </w:r>
-      <w:r>
-        <w:rPr>
-          <w:b/>
-          <w:lang w:val="pt_PT" w:bidi="pt_PT"/>
-        </w:rPr>
         <w:t>"Fiquem alertas. Não desanimem e orem sempre por todo o povo de Deus".</w:t>
       </w:r>
     </w:p>
@@ -44497,21 +41737,6 @@
           <w:b/>
           <w:lang w:val="pt_PT" w:bidi="pt_PT"/>
         </w:rPr>
-        <w:t>ἵνα μοι δοθῇ λόγος</w:t>
-      </w:r>
-    </w:p>
-    <w:p>
-      <w:pPr/>
-      <w:r>
-        <w:rPr>
-          <w:lang w:val="pt_PT" w:bidi="pt_PT"/>
-        </w:rPr>
-      </w:r>
-      <w:r>
-        <w:rPr>
-          <w:b/>
-          <w:lang w:val="pt_PT" w:bidi="pt_PT"/>
-        </w:rPr>
         <w:t>"para que, quando eu falar, fale com coragem e torne conhecido o segredo do evangelho".</w:t>
       </w:r>
     </w:p>
@@ -44815,21 +42040,6 @@
           <w:b/>
           <w:lang w:val="pt_PT" w:bidi="pt_PT"/>
         </w:rPr>
-        <w:t>ὑπὲρ οὗ πρεσβεύω ἐν ἁλύσει</w:t>
-      </w:r>
-    </w:p>
-    <w:p>
-      <w:pPr/>
-      <w:r>
-        <w:rPr>
-          <w:lang w:val="pt_PT" w:bidi="pt_PT"/>
-        </w:rPr>
-      </w:r>
-      <w:r>
-        <w:rPr>
-          <w:b/>
-          <w:lang w:val="pt_PT" w:bidi="pt_PT"/>
-        </w:rPr>
         <w:t>"Eu sou embaixador a serviço desse evangelho, embora esteja agora na cadeia".</w:t>
       </w:r>
     </w:p>
@@ -44926,21 +42136,6 @@
           <w:b/>
           <w:lang w:val="pt_PT" w:bidi="pt_PT"/>
         </w:rPr>
-        <w:t>ἵνα ἐν αὐτῷ παρρησιάσωμαι, ὡς δεῖ με λαλῆσαι</w:t>
-      </w:r>
-    </w:p>
-    <w:p>
-      <w:pPr/>
-      <w:r>
-        <w:rPr>
-          <w:lang w:val="pt_PT" w:bidi="pt_PT"/>
-        </w:rPr>
-      </w:r>
-      <w:r>
-        <w:rPr>
-          <w:b/>
-          <w:lang w:val="pt_PT" w:bidi="pt_PT"/>
-        </w:rPr>
         <w:t>"orem para que eu seja corajoso e anuncie o evangelho como eu devo anunciar".</w:t>
       </w:r>
     </w:p>
@@ -45480,21 +42675,6 @@
         <w:rPr>
           <w:lang w:val="pt_PT" w:bidi="pt_PT"/>
         </w:rPr>
-      </w:r>
-    </w:p>
-    <w:p>
-      <w:pPr/>
-      <w:r>
-        <w:rPr>
-          <w:lang w:val="pt_PT" w:bidi="pt_PT"/>
-        </w:rPr>
-      </w:r>
-      <w:r>
-        <w:rPr>
-          <w:b/>
-          <w:lang w:val="pt_PT" w:bidi="pt_PT"/>
-        </w:rPr>
-        <w:t>παρακαλέσῃ τὰς καρδίας ὑμῶν</w:t>
       </w:r>
     </w:p>
     <w:p>

--- a/por/docx/49.content.docx
+++ b/por/docx/49.content.docx
@@ -286,6 +286,21 @@
           <w:b/>
           <w:lang w:val="pt_PT" w:bidi="pt_PT"/>
         </w:rPr>
+        <w:t>Παῦλος, ἀπόστολος Χριστοῦ Ἰησοῦ &amp; τοῖς ἁγίοις τοῖς οὖσιν</w:t>
+      </w:r>
+    </w:p>
+    <w:p>
+      <w:pPr/>
+      <w:r>
+        <w:rPr>
+          <w:lang w:val="pt_PT" w:bidi="pt_PT"/>
+        </w:rPr>
+      </w:r>
+      <w:r>
+        <w:rPr>
+          <w:b/>
+          <w:lang w:val="pt_PT" w:bidi="pt_PT"/>
+        </w:rPr>
         <w:t>"Eu, Paulo, apóstolo de Cristo Jesus... ao povo de Deus da cidade de Éfeso".</w:t>
       </w:r>
     </w:p>
@@ -683,6 +698,21 @@
           <w:b/>
           <w:lang w:val="pt_PT" w:bidi="pt_PT"/>
         </w:rPr>
+        <w:t>εὐλογητὸς ὁ Θεὸς καὶ Πατὴρ τοῦ Κυρίου ἡμῶν, Ἰησοῦ Χριστοῦ</w:t>
+      </w:r>
+    </w:p>
+    <w:p>
+      <w:pPr/>
+      <w:r>
+        <w:rPr>
+          <w:lang w:val="pt_PT" w:bidi="pt_PT"/>
+        </w:rPr>
+      </w:r>
+      <w:r>
+        <w:rPr>
+          <w:b/>
+          <w:lang w:val="pt_PT" w:bidi="pt_PT"/>
+        </w:rPr>
         <w:t>"Agradecemos ao Deus e Pai do nosso Senhor Jesus Cristo".</w:t>
       </w:r>
     </w:p>
@@ -779,6 +809,21 @@
           <w:b/>
           <w:lang w:val="pt_PT" w:bidi="pt_PT"/>
         </w:rPr>
+        <w:t>ὁ εὐλογήσας ἡμᾶς</w:t>
+      </w:r>
+    </w:p>
+    <w:p>
+      <w:pPr/>
+      <w:r>
+        <w:rPr>
+          <w:lang w:val="pt_PT" w:bidi="pt_PT"/>
+        </w:rPr>
+      </w:r>
+      <w:r>
+        <w:rPr>
+          <w:b/>
+          <w:lang w:val="pt_PT" w:bidi="pt_PT"/>
+        </w:rPr>
         <w:t>"pois ele nos tem abençoado".</w:t>
       </w:r>
     </w:p>
@@ -842,6 +887,21 @@
           <w:b/>
           <w:lang w:val="pt_PT" w:bidi="pt_PT"/>
         </w:rPr>
+        <w:t>πάσῃ εὐλογίᾳ πνευματικῇ</w:t>
+      </w:r>
+    </w:p>
+    <w:p>
+      <w:pPr/>
+      <w:r>
+        <w:rPr>
+          <w:lang w:val="pt_PT" w:bidi="pt_PT"/>
+        </w:rPr>
+      </w:r>
+      <w:r>
+        <w:rPr>
+          <w:b/>
+          <w:lang w:val="pt_PT" w:bidi="pt_PT"/>
+        </w:rPr>
         <w:t>"dando-nos todos os dons espirituais do mundo celestial".</w:t>
       </w:r>
     </w:p>
@@ -1340,6 +1400,21 @@
           <w:b/>
           <w:lang w:val="pt_PT" w:bidi="pt_PT"/>
         </w:rPr>
+        <w:t>προορίσας &amp; αὐτόν &amp; αὐτοῦ</w:t>
+      </w:r>
+    </w:p>
+    <w:p>
+      <w:pPr/>
+      <w:r>
+        <w:rPr>
+          <w:lang w:val="pt_PT" w:bidi="pt_PT"/>
+        </w:rPr>
+      </w:r>
+      <w:r>
+        <w:rPr>
+          <w:b/>
+          <w:lang w:val="pt_PT" w:bidi="pt_PT"/>
+        </w:rPr>
         <w:t>"seus filhos" - "seu prazer" - "sua vontade".</w:t>
       </w:r>
     </w:p>
@@ -1403,6 +1478,21 @@
           <w:b/>
           <w:lang w:val="pt_PT" w:bidi="pt_PT"/>
         </w:rPr>
+        <w:t>προορίσας ἡμᾶς εἰς υἱοθεσίαν</w:t>
+      </w:r>
+    </w:p>
+    <w:p>
+      <w:pPr/>
+      <w:r>
+        <w:rPr>
+          <w:lang w:val="pt_PT" w:bidi="pt_PT"/>
+        </w:rPr>
+      </w:r>
+      <w:r>
+        <w:rPr>
+          <w:b/>
+          <w:lang w:val="pt_PT" w:bidi="pt_PT"/>
+        </w:rPr>
         <w:t>"Deus já havia resolvido que nos tornaria seus filhos".</w:t>
       </w:r>
     </w:p>
@@ -1499,6 +1589,21 @@
           <w:b/>
           <w:lang w:val="pt_PT" w:bidi="pt_PT"/>
         </w:rPr>
+        <w:t>προορίσας ἡμᾶς</w:t>
+      </w:r>
+    </w:p>
+    <w:p>
+      <w:pPr/>
+      <w:r>
+        <w:rPr>
+          <w:lang w:val="pt_PT" w:bidi="pt_PT"/>
+        </w:rPr>
+      </w:r>
+      <w:r>
+        <w:rPr>
+          <w:b/>
+          <w:lang w:val="pt_PT" w:bidi="pt_PT"/>
+        </w:rPr>
         <w:t>"Deus já havia resolvido que nos tornaria seus filhos".</w:t>
       </w:r>
     </w:p>
@@ -1762,6 +1867,21 @@
           <w:b/>
           <w:lang w:val="pt_PT" w:bidi="pt_PT"/>
         </w:rPr>
+        <w:t>ἐχαρίτωσεν ἡμᾶς ἐν τῷ ἠγαπημένῳ</w:t>
+      </w:r>
+    </w:p>
+    <w:p>
+      <w:pPr/>
+      <w:r>
+        <w:rPr>
+          <w:lang w:val="pt_PT" w:bidi="pt_PT"/>
+        </w:rPr>
+      </w:r>
+      <w:r>
+        <w:rPr>
+          <w:b/>
+          <w:lang w:val="pt_PT" w:bidi="pt_PT"/>
+        </w:rPr>
         <w:t>"que ele nos deu gratuitamente por meio do seu querido Filho".</w:t>
       </w:r>
     </w:p>
@@ -1825,6 +1945,21 @@
           <w:b/>
           <w:lang w:val="pt_PT" w:bidi="pt_PT"/>
         </w:rPr>
+        <w:t>τῷ ἠγαπημένῳ</w:t>
+      </w:r>
+    </w:p>
+    <w:p>
+      <w:pPr/>
+      <w:r>
+        <w:rPr>
+          <w:lang w:val="pt_PT" w:bidi="pt_PT"/>
+        </w:rPr>
+      </w:r>
+      <w:r>
+        <w:rPr>
+          <w:b/>
+          <w:lang w:val="pt_PT" w:bidi="pt_PT"/>
+        </w:rPr>
         <w:t>"do seu querido Filho".</w:t>
       </w:r>
     </w:p>
@@ -1888,6 +2023,21 @@
           <w:b/>
           <w:lang w:val="pt_PT" w:bidi="pt_PT"/>
         </w:rPr>
+        <w:t>διὰ τοῦ αἵματος αὐτοῦ</w:t>
+      </w:r>
+    </w:p>
+    <w:p>
+      <w:pPr/>
+      <w:r>
+        <w:rPr>
+          <w:lang w:val="pt_PT" w:bidi="pt_PT"/>
+        </w:rPr>
+      </w:r>
+      <w:r>
+        <w:rPr>
+          <w:b/>
+          <w:lang w:val="pt_PT" w:bidi="pt_PT"/>
+        </w:rPr>
         <w:t>"pela morte de Cristo na cruz".</w:t>
       </w:r>
     </w:p>
@@ -1997,6 +2147,21 @@
           <w:b/>
           <w:lang w:val="pt_PT" w:bidi="pt_PT"/>
         </w:rPr>
+        <w:t>τὸ πλοῦτος τῆς χάριτος αὐτοῦ</w:t>
+      </w:r>
+    </w:p>
+    <w:p>
+      <w:pPr/>
+      <w:r>
+        <w:rPr>
+          <w:lang w:val="pt_PT" w:bidi="pt_PT"/>
+        </w:rPr>
+      </w:r>
+      <w:r>
+        <w:rPr>
+          <w:b/>
+          <w:lang w:val="pt_PT" w:bidi="pt_PT"/>
+        </w:rPr>
         <w:t>"Como é maravilhosa a graça de Deus".</w:t>
       </w:r>
     </w:p>
@@ -2106,6 +2271,21 @@
           <w:b/>
           <w:lang w:val="pt_PT" w:bidi="pt_PT"/>
         </w:rPr>
+        <w:t>ἧς ἐπερίσσευσεν εἰς ἡμᾶς</w:t>
+      </w:r>
+    </w:p>
+    <w:p>
+      <w:pPr/>
+      <w:r>
+        <w:rPr>
+          <w:lang w:val="pt_PT" w:bidi="pt_PT"/>
+        </w:rPr>
+      </w:r>
+      <w:r>
+        <w:rPr>
+          <w:b/>
+          <w:lang w:val="pt_PT" w:bidi="pt_PT"/>
+        </w:rPr>
         <w:t>"que ele nos deu com tanta fartura!".</w:t>
       </w:r>
     </w:p>
@@ -2169,6 +2349,21 @@
           <w:b/>
           <w:lang w:val="pt_PT" w:bidi="pt_PT"/>
         </w:rPr>
+        <w:t>ἐν πάσῃ σοφίᾳ καὶ φρονήσει</w:t>
+      </w:r>
+    </w:p>
+    <w:p>
+      <w:pPr/>
+      <w:r>
+        <w:rPr>
+          <w:lang w:val="pt_PT" w:bidi="pt_PT"/>
+        </w:rPr>
+      </w:r>
+      <w:r>
+        <w:rPr>
+          <w:b/>
+          <w:lang w:val="pt_PT" w:bidi="pt_PT"/>
+        </w:rPr>
         <w:t>"em toda a sua sabedoria e entendimento".</w:t>
       </w:r>
     </w:p>
@@ -2232,6 +2427,21 @@
           <w:b/>
           <w:lang w:val="pt_PT" w:bidi="pt_PT"/>
         </w:rPr>
+        <w:t>σοφίᾳ καὶ φρονήσει</w:t>
+      </w:r>
+    </w:p>
+    <w:p>
+      <w:pPr/>
+      <w:r>
+        <w:rPr>
+          <w:lang w:val="pt_PT" w:bidi="pt_PT"/>
+        </w:rPr>
+      </w:r>
+      <w:r>
+        <w:rPr>
+          <w:b/>
+          <w:lang w:val="pt_PT" w:bidi="pt_PT"/>
+        </w:rPr>
         <w:t>"sabedoria e entendimento".</w:t>
       </w:r>
     </w:p>
@@ -2341,6 +2551,21 @@
           <w:b/>
           <w:lang w:val="pt_PT" w:bidi="pt_PT"/>
         </w:rPr>
+        <w:t>κατὰ τὴν εὐδοκίαν αὐτοῦ</w:t>
+      </w:r>
+    </w:p>
+    <w:p>
+      <w:pPr/>
+      <w:r>
+        <w:rPr>
+          <w:lang w:val="pt_PT" w:bidi="pt_PT"/>
+        </w:rPr>
+      </w:r>
+      <w:r>
+        <w:rPr>
+          <w:b/>
+          <w:lang w:val="pt_PT" w:bidi="pt_PT"/>
+        </w:rPr>
         <w:t>"fez o que havia resolvido e nos revelou o plano secreto".</w:t>
       </w:r>
     </w:p>
@@ -2404,6 +2629,21 @@
           <w:b/>
           <w:lang w:val="pt_PT" w:bidi="pt_PT"/>
         </w:rPr>
+        <w:t>ἣν προέθετο ἐν αὐτῷ</w:t>
+      </w:r>
+    </w:p>
+    <w:p>
+      <w:pPr/>
+      <w:r>
+        <w:rPr>
+          <w:lang w:val="pt_PT" w:bidi="pt_PT"/>
+        </w:rPr>
+      </w:r>
+      <w:r>
+        <w:rPr>
+          <w:b/>
+          <w:lang w:val="pt_PT" w:bidi="pt_PT"/>
+        </w:rPr>
         <w:t>"que tinha decidido realizar por meio de Cristo".</w:t>
       </w:r>
     </w:p>
@@ -2467,6 +2707,21 @@
           <w:b/>
           <w:lang w:val="pt_PT" w:bidi="pt_PT"/>
         </w:rPr>
+        <w:t>ἐν αὐτῷ</w:t>
+      </w:r>
+    </w:p>
+    <w:p>
+      <w:pPr/>
+      <w:r>
+        <w:rPr>
+          <w:lang w:val="pt_PT" w:bidi="pt_PT"/>
+        </w:rPr>
+      </w:r>
+      <w:r>
+        <w:rPr>
+          <w:b/>
+          <w:lang w:val="pt_PT" w:bidi="pt_PT"/>
+        </w:rPr>
         <w:t>"por meio de Cristo".</w:t>
       </w:r>
     </w:p>
@@ -2530,6 +2785,21 @@
           <w:b/>
           <w:lang w:val="pt_PT" w:bidi="pt_PT"/>
         </w:rPr>
+        <w:t>εἰς οἰκονομίαν</w:t>
+      </w:r>
+    </w:p>
+    <w:p>
+      <w:pPr/>
+      <w:r>
+        <w:rPr>
+          <w:lang w:val="pt_PT" w:bidi="pt_PT"/>
+        </w:rPr>
+      </w:r>
+      <w:r>
+        <w:rPr>
+          <w:b/>
+          <w:lang w:val="pt_PT" w:bidi="pt_PT"/>
+        </w:rPr>
         <w:t>"Esse plano é unir, no tempo certo".</w:t>
       </w:r>
     </w:p>
@@ -2593,6 +2863,21 @@
           <w:b/>
           <w:lang w:val="pt_PT" w:bidi="pt_PT"/>
         </w:rPr>
+        <w:t>τοῦ πληρώματος τῶν καιρῶν</w:t>
+      </w:r>
+    </w:p>
+    <w:p>
+      <w:pPr/>
+      <w:r>
+        <w:rPr>
+          <w:lang w:val="pt_PT" w:bidi="pt_PT"/>
+        </w:rPr>
+      </w:r>
+      <w:r>
+        <w:rPr>
+          <w:b/>
+          <w:lang w:val="pt_PT" w:bidi="pt_PT"/>
+        </w:rPr>
         <w:t>"no tempo certo".</w:t>
       </w:r>
     </w:p>
@@ -2734,6 +3019,21 @@
           <w:b/>
           <w:lang w:val="pt_PT" w:bidi="pt_PT"/>
         </w:rPr>
+        <w:t>καὶ ἐκληρώθημεν, προορισθέντες</w:t>
+      </w:r>
+    </w:p>
+    <w:p>
+      <w:pPr/>
+      <w:r>
+        <w:rPr>
+          <w:lang w:val="pt_PT" w:bidi="pt_PT"/>
+        </w:rPr>
+      </w:r>
+      <w:r>
+        <w:rPr>
+          <w:b/>
+          <w:lang w:val="pt_PT" w:bidi="pt_PT"/>
+        </w:rPr>
         <w:t>"De acordo com a sua vontade e com aquilo que ele havia resolvido desde o princípio, Deus nos escolheu para sermos seu povo".</w:t>
       </w:r>
     </w:p>
@@ -2856,6 +3156,21 @@
           <w:b/>
           <w:lang w:val="pt_PT" w:bidi="pt_PT"/>
         </w:rPr>
+        <w:t>καὶ ἐκληρώθημεν</w:t>
+      </w:r>
+    </w:p>
+    <w:p>
+      <w:pPr/>
+      <w:r>
+        <w:rPr>
+          <w:lang w:val="pt_PT" w:bidi="pt_PT"/>
+        </w:rPr>
+      </w:r>
+      <w:r>
+        <w:rPr>
+          <w:b/>
+          <w:lang w:val="pt_PT" w:bidi="pt_PT"/>
+        </w:rPr>
         <w:t>"Deus nos escolheu para sermos o seu povo".</w:t>
       </w:r>
     </w:p>
@@ -3063,6 +3378,21 @@
           <w:b/>
           <w:lang w:val="pt_PT" w:bidi="pt_PT"/>
         </w:rPr>
+        <w:t>ἡμᾶς &amp; τοὺς προηλπικότας ἐν τῷ Χριστῷ</w:t>
+      </w:r>
+    </w:p>
+    <w:p>
+      <w:pPr/>
+      <w:r>
+        <w:rPr>
+          <w:lang w:val="pt_PT" w:bidi="pt_PT"/>
+        </w:rPr>
+      </w:r>
+      <w:r>
+        <w:rPr>
+          <w:b/>
+          <w:lang w:val="pt_PT" w:bidi="pt_PT"/>
+        </w:rPr>
         <w:t>"digo que nós que fomos os primeiros a pôr a nossa esperança em Cristo".</w:t>
       </w:r>
     </w:p>
@@ -3159,6 +3489,21 @@
           <w:b/>
           <w:lang w:val="pt_PT" w:bidi="pt_PT"/>
         </w:rPr>
+        <w:t>εἰς τὸ εἶναι ἡμᾶς, εἰς ἔπαινον δόξης αὐτοῦ</w:t>
+      </w:r>
+    </w:p>
+    <w:p>
+      <w:pPr/>
+      <w:r>
+        <w:rPr>
+          <w:lang w:val="pt_PT" w:bidi="pt_PT"/>
+        </w:rPr>
+      </w:r>
+      <w:r>
+        <w:rPr>
+          <w:b/>
+          <w:lang w:val="pt_PT" w:bidi="pt_PT"/>
+        </w:rPr>
         <w:t>"digo que nós... louvemos a glória de Deus".</w:t>
       </w:r>
     </w:p>
@@ -3278,6 +3623,21 @@
           <w:b/>
           <w:lang w:val="pt_PT" w:bidi="pt_PT"/>
         </w:rPr>
+        <w:t>τὸν λόγον τῆς ἀληθείας</w:t>
+      </w:r>
+    </w:p>
+    <w:p>
+      <w:pPr/>
+      <w:r>
+        <w:rPr>
+          <w:lang w:val="pt_PT" w:bidi="pt_PT"/>
+        </w:rPr>
+      </w:r>
+      <w:r>
+        <w:rPr>
+          <w:b/>
+          <w:lang w:val="pt_PT" w:bidi="pt_PT"/>
+        </w:rPr>
         <w:t>"a verdadeira mensagem".</w:t>
       </w:r>
     </w:p>
@@ -3937,6 +4297,21 @@
           <w:b/>
           <w:lang w:val="pt_PT" w:bidi="pt_PT"/>
         </w:rPr>
+        <w:t>οὐ παύομαι εὐχαριστῶν</w:t>
+      </w:r>
+    </w:p>
+    <w:p>
+      <w:pPr/>
+      <w:r>
+        <w:rPr>
+          <w:lang w:val="pt_PT" w:bidi="pt_PT"/>
+        </w:rPr>
+      </w:r>
+      <w:r>
+        <w:rPr>
+          <w:b/>
+          <w:lang w:val="pt_PT" w:bidi="pt_PT"/>
+        </w:rPr>
         <w:t>"não paro de agradecer a Deus".</w:t>
       </w:r>
     </w:p>
@@ -4131,6 +4506,21 @@
           <w:b/>
           <w:lang w:val="pt_PT" w:bidi="pt_PT"/>
         </w:rPr>
+        <w:t>πνεῦμα σοφίας καὶ ἀποκαλύψεως, ἐν ἐπιγνώσει αὐτοῦ</w:t>
+      </w:r>
+    </w:p>
+    <w:p>
+      <w:pPr/>
+      <w:r>
+        <w:rPr>
+          <w:lang w:val="pt_PT" w:bidi="pt_PT"/>
+        </w:rPr>
+      </w:r>
+      <w:r>
+        <w:rPr>
+          <w:b/>
+          <w:lang w:val="pt_PT" w:bidi="pt_PT"/>
+        </w:rPr>
         <w:t>"o seu Espírito, o Espírito que os tornará sábios e revelará Deus a vocês".</w:t>
       </w:r>
     </w:p>
@@ -4194,6 +4584,21 @@
           <w:b/>
           <w:lang w:val="pt_PT" w:bidi="pt_PT"/>
         </w:rPr>
+        <w:t>πεφωτισμένους τοὺς ὀφθαλμοὺς τῆς καρδίας</w:t>
+      </w:r>
+    </w:p>
+    <w:p>
+      <w:pPr/>
+      <w:r>
+        <w:rPr>
+          <w:lang w:val="pt_PT" w:bidi="pt_PT"/>
+        </w:rPr>
+      </w:r>
+      <w:r>
+        <w:rPr>
+          <w:b/>
+          <w:lang w:val="pt_PT" w:bidi="pt_PT"/>
+        </w:rPr>
         <w:t>"Peço que Deus abra a mente de vocês para que vejam a luz dele".</w:t>
       </w:r>
     </w:p>
@@ -4290,6 +4695,21 @@
           <w:b/>
           <w:lang w:val="pt_PT" w:bidi="pt_PT"/>
         </w:rPr>
+        <w:t>πεφωτισμένους τοὺς ὀφθαλμοὺς τῆς καρδίας</w:t>
+      </w:r>
+    </w:p>
+    <w:p>
+      <w:pPr/>
+      <w:r>
+        <w:rPr>
+          <w:lang w:val="pt_PT" w:bidi="pt_PT"/>
+        </w:rPr>
+      </w:r>
+      <w:r>
+        <w:rPr>
+          <w:b/>
+          <w:lang w:val="pt_PT" w:bidi="pt_PT"/>
+        </w:rPr>
         <w:t>"abra a mente de vocês para que vejam a luz dele".</w:t>
       </w:r>
     </w:p>
@@ -4497,6 +4917,21 @@
           <w:b/>
           <w:lang w:val="pt_PT" w:bidi="pt_PT"/>
         </w:rPr>
+        <w:t>πεφωτισμένους</w:t>
+      </w:r>
+    </w:p>
+    <w:p>
+      <w:pPr/>
+      <w:r>
+        <w:rPr>
+          <w:lang w:val="pt_PT" w:bidi="pt_PT"/>
+        </w:rPr>
+      </w:r>
+      <w:r>
+        <w:rPr>
+          <w:b/>
+          <w:lang w:val="pt_PT" w:bidi="pt_PT"/>
+        </w:rPr>
         <w:t>"abra a mente de vocês para que vejam a luz dele".</w:t>
       </w:r>
     </w:p>
@@ -4825,6 +5260,21 @@
           <w:b/>
           <w:lang w:val="pt_PT" w:bidi="pt_PT"/>
         </w:rPr>
+        <w:t>τὸ ὑπερβάλλον μέγεθος τῆς δυνάμεως αὐτοῦ</w:t>
+      </w:r>
+    </w:p>
+    <w:p>
+      <w:pPr/>
+      <w:r>
+        <w:rPr>
+          <w:lang w:val="pt_PT" w:bidi="pt_PT"/>
+        </w:rPr>
+      </w:r>
+      <w:r>
+        <w:rPr>
+          <w:b/>
+          <w:lang w:val="pt_PT" w:bidi="pt_PT"/>
+        </w:rPr>
         <w:t>"e como é grande o seu poder".</w:t>
       </w:r>
     </w:p>
@@ -4888,6 +5338,21 @@
           <w:b/>
           <w:lang w:val="pt_PT" w:bidi="pt_PT"/>
         </w:rPr>
+        <w:t>εἰς ἡμᾶς, τοὺς πιστεύοντας</w:t>
+      </w:r>
+    </w:p>
+    <w:p>
+      <w:pPr/>
+      <w:r>
+        <w:rPr>
+          <w:lang w:val="pt_PT" w:bidi="pt_PT"/>
+        </w:rPr>
+      </w:r>
+      <w:r>
+        <w:rPr>
+          <w:b/>
+          <w:lang w:val="pt_PT" w:bidi="pt_PT"/>
+        </w:rPr>
         <w:t>"que age em nós, os que cremos nele".</w:t>
       </w:r>
     </w:p>
@@ -4951,6 +5416,21 @@
           <w:b/>
           <w:lang w:val="pt_PT" w:bidi="pt_PT"/>
         </w:rPr>
+        <w:t>τὴν ἐνέργειαν τοῦ κράτους τῆς ἰσχύος αὐτοῦ</w:t>
+      </w:r>
+    </w:p>
+    <w:p>
+      <w:pPr/>
+      <w:r>
+        <w:rPr>
+          <w:lang w:val="pt_PT" w:bidi="pt_PT"/>
+        </w:rPr>
+      </w:r>
+      <w:r>
+        <w:rPr>
+          <w:b/>
+          <w:lang w:val="pt_PT" w:bidi="pt_PT"/>
+        </w:rPr>
         <w:t>"Esse poder que age em nós é a mesma força poderosa".</w:t>
       </w:r>
     </w:p>
@@ -5014,6 +5494,21 @@
           <w:b/>
           <w:lang w:val="pt_PT" w:bidi="pt_PT"/>
         </w:rPr>
+        <w:t>τοῦ κράτους τῆς ἰσχύος αὐτοῦ</w:t>
+      </w:r>
+    </w:p>
+    <w:p>
+      <w:pPr/>
+      <w:r>
+        <w:rPr>
+          <w:lang w:val="pt_PT" w:bidi="pt_PT"/>
+        </w:rPr>
+      </w:r>
+      <w:r>
+        <w:rPr>
+          <w:b/>
+          <w:lang w:val="pt_PT" w:bidi="pt_PT"/>
+        </w:rPr>
         <w:t>"Esse poder que age em nós é a mesma força poderosa".</w:t>
       </w:r>
     </w:p>
@@ -5123,6 +5618,21 @@
           <w:b/>
           <w:lang w:val="pt_PT" w:bidi="pt_PT"/>
         </w:rPr>
+        <w:t>ἐγείρας αὐτὸν ἐκ νεκρῶν</w:t>
+      </w:r>
+    </w:p>
+    <w:p>
+      <w:pPr/>
+      <w:r>
+        <w:rPr>
+          <w:lang w:val="pt_PT" w:bidi="pt_PT"/>
+        </w:rPr>
+      </w:r>
+      <w:r>
+        <w:rPr>
+          <w:b/>
+          <w:lang w:val="pt_PT" w:bidi="pt_PT"/>
+        </w:rPr>
         <w:t>"que ele usou quando ressuscitou Cristo".</w:t>
       </w:r>
     </w:p>
@@ -5518,6 +6028,21 @@
         <w:rPr>
           <w:lang w:val="pt_PT" w:bidi="pt_PT"/>
         </w:rPr>
+      </w:r>
+    </w:p>
+    <w:p>
+      <w:pPr/>
+      <w:r>
+        <w:rPr>
+          <w:lang w:val="pt_PT" w:bidi="pt_PT"/>
+        </w:rPr>
+      </w:r>
+      <w:r>
+        <w:rPr>
+          <w:b/>
+          <w:lang w:val="pt_PT" w:bidi="pt_PT"/>
+        </w:rPr>
+        <w:t>ἐν τοῖς ἐπουρανίοις</w:t>
       </w:r>
     </w:p>
     <w:p>
@@ -5626,6 +6151,21 @@
           <w:b/>
           <w:lang w:val="pt_PT" w:bidi="pt_PT"/>
         </w:rPr>
+        <w:t>ὑπεράνω πάσης ἀρχῆς, καὶ ἐξουσίας, καὶ δυνάμεως, καὶ κυριότητος</w:t>
+      </w:r>
+    </w:p>
+    <w:p>
+      <w:pPr/>
+      <w:r>
+        <w:rPr>
+          <w:lang w:val="pt_PT" w:bidi="pt_PT"/>
+        </w:rPr>
+      </w:r>
+      <w:r>
+        <w:rPr>
+          <w:b/>
+          <w:lang w:val="pt_PT" w:bidi="pt_PT"/>
+        </w:rPr>
         <w:t>"Cristo reina sobre todos os governos celestiais, autoridades, forças e poderes".</w:t>
       </w:r>
     </w:p>
@@ -5911,6 +6451,21 @@
           <w:b/>
           <w:lang w:val="pt_PT" w:bidi="pt_PT"/>
         </w:rPr>
+        <w:t>ἐν τῷ αἰῶνι τούτῳ</w:t>
+      </w:r>
+    </w:p>
+    <w:p>
+      <w:pPr/>
+      <w:r>
+        <w:rPr>
+          <w:lang w:val="pt_PT" w:bidi="pt_PT"/>
+        </w:rPr>
+      </w:r>
+      <w:r>
+        <w:rPr>
+          <w:b/>
+          <w:lang w:val="pt_PT" w:bidi="pt_PT"/>
+        </w:rPr>
         <w:t>"que existem neste mundo".</w:t>
       </w:r>
     </w:p>
@@ -5974,6 +6529,21 @@
           <w:b/>
           <w:lang w:val="pt_PT" w:bidi="pt_PT"/>
         </w:rPr>
+        <w:t>ἐν τῷ μέλλοντι</w:t>
+      </w:r>
+    </w:p>
+    <w:p>
+      <w:pPr/>
+      <w:r>
+        <w:rPr>
+          <w:lang w:val="pt_PT" w:bidi="pt_PT"/>
+        </w:rPr>
+      </w:r>
+      <w:r>
+        <w:rPr>
+          <w:b/>
+          <w:lang w:val="pt_PT" w:bidi="pt_PT"/>
+        </w:rPr>
         <w:t>"e no mundo que há de vir".</w:t>
       </w:r>
     </w:p>
@@ -6161,6 +6731,21 @@
           <w:b/>
           <w:lang w:val="pt_PT" w:bidi="pt_PT"/>
         </w:rPr>
+        <w:t>κεφαλὴν ὑπὲρ πάντα</w:t>
+      </w:r>
+    </w:p>
+    <w:p>
+      <w:pPr/>
+      <w:r>
+        <w:rPr>
+          <w:lang w:val="pt_PT" w:bidi="pt_PT"/>
+        </w:rPr>
+      </w:r>
+      <w:r>
+        <w:rPr>
+          <w:b/>
+          <w:lang w:val="pt_PT" w:bidi="pt_PT"/>
+        </w:rPr>
         <w:t>"como o único Senhor de tudo".</w:t>
       </w:r>
     </w:p>
@@ -6381,6 +6966,21 @@
           <w:b/>
           <w:lang w:val="pt_PT" w:bidi="pt_PT"/>
         </w:rPr>
+        <w:t>τὸ πλήρωμα τοῦ τὰ πάντα ἐν πᾶσιν πληρουμένου</w:t>
+      </w:r>
+    </w:p>
+    <w:p>
+      <w:pPr/>
+      <w:r>
+        <w:rPr>
+          <w:lang w:val="pt_PT" w:bidi="pt_PT"/>
+        </w:rPr>
+      </w:r>
+      <w:r>
+        <w:rPr>
+          <w:b/>
+          <w:lang w:val="pt_PT" w:bidi="pt_PT"/>
+        </w:rPr>
         <w:t>"o qual completa todas as coisas em todos os lugares".</w:t>
       </w:r>
     </w:p>
@@ -6578,6 +7178,21 @@
           <w:b/>
           <w:lang w:val="pt_PT" w:bidi="pt_PT"/>
         </w:rPr>
+        <w:t>ὑμᾶς ὄντας νεκροὺς τοῖς παραπτώμασιν καὶ ταῖς ἁμαρτίαις ὑμῶν</w:t>
+      </w:r>
+    </w:p>
+    <w:p>
+      <w:pPr/>
+      <w:r>
+        <w:rPr>
+          <w:lang w:val="pt_PT" w:bidi="pt_PT"/>
+        </w:rPr>
+      </w:r>
+      <w:r>
+        <w:rPr>
+          <w:b/>
+          <w:lang w:val="pt_PT" w:bidi="pt_PT"/>
+        </w:rPr>
         <w:t>"vocês estavam espiritualmente mortos".</w:t>
       </w:r>
     </w:p>
@@ -6935,6 +7550,21 @@
           <w:b/>
           <w:lang w:val="pt_PT" w:bidi="pt_PT"/>
         </w:rPr>
+        <w:t>ἐν αἷς ποτε περιεπατήσατε</w:t>
+      </w:r>
+    </w:p>
+    <w:p>
+      <w:pPr/>
+      <w:r>
+        <w:rPr>
+          <w:lang w:val="pt_PT" w:bidi="pt_PT"/>
+        </w:rPr>
+      </w:r>
+      <w:r>
+        <w:rPr>
+          <w:b/>
+          <w:lang w:val="pt_PT" w:bidi="pt_PT"/>
+        </w:rPr>
         <w:t>"Naquele tempo vocês seguiam o mau caminho deste mundo".</w:t>
       </w:r>
     </w:p>
@@ -7192,6 +7822,21 @@
           <w:b/>
           <w:lang w:val="pt_PT" w:bidi="pt_PT"/>
         </w:rPr>
+        <w:t>τοῦ πνεύματος τοῦ νῦν ἐνεργοῦντος</w:t>
+      </w:r>
+    </w:p>
+    <w:p>
+      <w:pPr/>
+      <w:r>
+        <w:rPr>
+          <w:lang w:val="pt_PT" w:bidi="pt_PT"/>
+        </w:rPr>
+      </w:r>
+      <w:r>
+        <w:rPr>
+          <w:b/>
+          <w:lang w:val="pt_PT" w:bidi="pt_PT"/>
+        </w:rPr>
         <w:t>"o espírito que agora controla os que desobedecem a Deus".</w:t>
       </w:r>
     </w:p>
@@ -7255,6 +7900,21 @@
           <w:b/>
           <w:lang w:val="pt_PT" w:bidi="pt_PT"/>
         </w:rPr>
+        <w:t>τοῖς υἱοῖς τῆς ἀπειθείας</w:t>
+      </w:r>
+    </w:p>
+    <w:p>
+      <w:pPr/>
+      <w:r>
+        <w:rPr>
+          <w:lang w:val="pt_PT" w:bidi="pt_PT"/>
+        </w:rPr>
+      </w:r>
+      <w:r>
+        <w:rPr>
+          <w:b/>
+          <w:lang w:val="pt_PT" w:bidi="pt_PT"/>
+        </w:rPr>
         <w:t>"os que desobedecem a Deus".</w:t>
       </w:r>
     </w:p>
@@ -7338,6 +7998,21 @@
           <w:b/>
           <w:lang w:val="pt_PT" w:bidi="pt_PT"/>
         </w:rPr>
+        <w:t>τὰ θελήματα τῆς σαρκὸς καὶ τῶν διανοιῶν</w:t>
+      </w:r>
+    </w:p>
+    <w:p>
+      <w:pPr/>
+      <w:r>
+        <w:rPr>
+          <w:lang w:val="pt_PT" w:bidi="pt_PT"/>
+        </w:rPr>
+      </w:r>
+      <w:r>
+        <w:rPr>
+          <w:b/>
+          <w:lang w:val="pt_PT" w:bidi="pt_PT"/>
+        </w:rPr>
         <w:t>"e vivíamos de acordo com a nossa natureza humana".</w:t>
       </w:r>
     </w:p>
@@ -7460,6 +8135,21 @@
           <w:b/>
           <w:lang w:val="pt_PT" w:bidi="pt_PT"/>
         </w:rPr>
+        <w:t>τέκνα &amp; ὀργῆς</w:t>
+      </w:r>
+    </w:p>
+    <w:p>
+      <w:pPr/>
+      <w:r>
+        <w:rPr>
+          <w:lang w:val="pt_PT" w:bidi="pt_PT"/>
+        </w:rPr>
+      </w:r>
+      <w:r>
+        <w:rPr>
+          <w:b/>
+          <w:lang w:val="pt_PT" w:bidi="pt_PT"/>
+        </w:rPr>
         <w:t>"vivíamos de acordo com a nossa natureza humana".</w:t>
       </w:r>
     </w:p>
@@ -7667,6 +8357,21 @@
           <w:b/>
           <w:lang w:val="pt_PT" w:bidi="pt_PT"/>
         </w:rPr>
+        <w:t>ὁ &amp; Θεὸς πλούσιος ὢν ἐν ἐλέει</w:t>
+      </w:r>
+    </w:p>
+    <w:p>
+      <w:pPr/>
+      <w:r>
+        <w:rPr>
+          <w:lang w:val="pt_PT" w:bidi="pt_PT"/>
+        </w:rPr>
+      </w:r>
+      <w:r>
+        <w:rPr>
+          <w:b/>
+          <w:lang w:val="pt_PT" w:bidi="pt_PT"/>
+        </w:rPr>
         <w:t>"a misericórdia de Deus é muito grande".</w:t>
       </w:r>
     </w:p>
@@ -7763,6 +8468,21 @@
           <w:b/>
           <w:lang w:val="pt_PT" w:bidi="pt_PT"/>
         </w:rPr>
+        <w:t>διὰ τὴν πολλὴν ἀγάπην αὐτοῦ, ἣν ἠγάπησεν ἡμᾶς</w:t>
+      </w:r>
+    </w:p>
+    <w:p>
+      <w:pPr/>
+      <w:r>
+        <w:rPr>
+          <w:lang w:val="pt_PT" w:bidi="pt_PT"/>
+        </w:rPr>
+      </w:r>
+      <w:r>
+        <w:rPr>
+          <w:b/>
+          <w:lang w:val="pt_PT" w:bidi="pt_PT"/>
+        </w:rPr>
         <w:t>"e o seu amor por nós é tanto".</w:t>
       </w:r>
     </w:p>
@@ -7859,6 +8579,21 @@
           <w:b/>
           <w:lang w:val="pt_PT" w:bidi="pt_PT"/>
         </w:rPr>
+        <w:t>χάριτί ἐστε σεσῳσμένοι</w:t>
+      </w:r>
+    </w:p>
+    <w:p>
+      <w:pPr/>
+      <w:r>
+        <w:rPr>
+          <w:lang w:val="pt_PT" w:bidi="pt_PT"/>
+        </w:rPr>
+      </w:r>
+      <w:r>
+        <w:rPr>
+          <w:b/>
+          <w:lang w:val="pt_PT" w:bidi="pt_PT"/>
+        </w:rPr>
         <w:t>"Pela graça de Deus vocês são salvos".</w:t>
       </w:r>
     </w:p>
@@ -7942,6 +8677,21 @@
           <w:b/>
           <w:lang w:val="pt_PT" w:bidi="pt_PT"/>
         </w:rPr>
+        <w:t>χάριτί ἐστε σεσῳσμένοι</w:t>
+      </w:r>
+    </w:p>
+    <w:p>
+      <w:pPr/>
+      <w:r>
+        <w:rPr>
+          <w:lang w:val="pt_PT" w:bidi="pt_PT"/>
+        </w:rPr>
+      </w:r>
+      <w:r>
+        <w:rPr>
+          <w:b/>
+          <w:lang w:val="pt_PT" w:bidi="pt_PT"/>
+        </w:rPr>
         <w:t>"pela graça de Deus vocês são salvos".</w:t>
       </w:r>
     </w:p>
@@ -8024,6 +8774,21 @@
         <w:rPr>
           <w:lang w:val="pt_PT" w:bidi="pt_PT"/>
         </w:rPr>
+      </w:r>
+    </w:p>
+    <w:p>
+      <w:pPr/>
+      <w:r>
+        <w:rPr>
+          <w:lang w:val="pt_PT" w:bidi="pt_PT"/>
+        </w:rPr>
+      </w:r>
+      <w:r>
+        <w:rPr>
+          <w:b/>
+          <w:lang w:val="pt_PT" w:bidi="pt_PT"/>
+        </w:rPr>
+        <w:t>συνήγειρεν</w:t>
       </w:r>
     </w:p>
     <w:p>
@@ -8667,6 +9432,21 @@
           <w:b/>
           <w:lang w:val="pt_PT" w:bidi="pt_PT"/>
         </w:rPr>
+        <w:t>ἐν τοῖς αἰῶσιν, τοῖς ἐπερχομένοις</w:t>
+      </w:r>
+    </w:p>
+    <w:p>
+      <w:pPr/>
+      <w:r>
+        <w:rPr>
+          <w:lang w:val="pt_PT" w:bidi="pt_PT"/>
+        </w:rPr>
+      </w:r>
+      <w:r>
+        <w:rPr>
+          <w:b/>
+          <w:lang w:val="pt_PT" w:bidi="pt_PT"/>
+        </w:rPr>
         <w:t>"em todos os tempos do futuro".</w:t>
       </w:r>
     </w:p>
@@ -8841,6 +9621,21 @@
           <w:b/>
           <w:lang w:val="pt_PT" w:bidi="pt_PT"/>
         </w:rPr>
+        <w:t>τῇ γὰρ χάριτί ἐστε σεσῳσμένοι διὰ πίστεως</w:t>
+      </w:r>
+    </w:p>
+    <w:p>
+      <w:pPr/>
+      <w:r>
+        <w:rPr>
+          <w:lang w:val="pt_PT" w:bidi="pt_PT"/>
+        </w:rPr>
+      </w:r>
+      <w:r>
+        <w:rPr>
+          <w:b/>
+          <w:lang w:val="pt_PT" w:bidi="pt_PT"/>
+        </w:rPr>
         <w:t>"Pois pela graça vocês são salvos por meio da fé".</w:t>
       </w:r>
     </w:p>
@@ -8910,6 +9705,21 @@
         <w:rPr>
           <w:lang w:val="pt_PT" w:bidi="pt_PT"/>
         </w:rPr>
+      </w:r>
+    </w:p>
+    <w:p>
+      <w:pPr/>
+      <w:r>
+        <w:rPr>
+          <w:lang w:val="pt_PT" w:bidi="pt_PT"/>
+        </w:rPr>
+      </w:r>
+      <w:r>
+        <w:rPr>
+          <w:b/>
+          <w:lang w:val="pt_PT" w:bidi="pt_PT"/>
+        </w:rPr>
+        <w:t>τῇ γὰρ χάριτί ἐστε σεσῳσμένοι</w:t>
       </w:r>
     </w:p>
     <w:p>
@@ -9925,6 +10735,21 @@
           <w:b/>
           <w:lang w:val="pt_PT" w:bidi="pt_PT"/>
         </w:rPr>
+        <w:t>τὰ ἔθνη ἐν σαρκί</w:t>
+      </w:r>
+    </w:p>
+    <w:p>
+      <w:pPr/>
+      <w:r>
+        <w:rPr>
+          <w:lang w:val="pt_PT" w:bidi="pt_PT"/>
+        </w:rPr>
+      </w:r>
+      <w:r>
+        <w:rPr>
+          <w:b/>
+          <w:lang w:val="pt_PT" w:bidi="pt_PT"/>
+        </w:rPr>
         <w:t>"os não judeus, eram chamdados incircuncidados".</w:t>
       </w:r>
     </w:p>
@@ -10243,6 +11068,21 @@
           <w:b/>
           <w:lang w:val="pt_PT" w:bidi="pt_PT"/>
         </w:rPr>
+        <w:t>ὑπὸ τῆς λεγομένης</w:t>
+      </w:r>
+    </w:p>
+    <w:p>
+      <w:pPr/>
+      <w:r>
+        <w:rPr>
+          <w:lang w:val="pt_PT" w:bidi="pt_PT"/>
+        </w:rPr>
+      </w:r>
+      <w:r>
+        <w:rPr>
+          <w:b/>
+          <w:lang w:val="pt_PT" w:bidi="pt_PT"/>
+        </w:rPr>
         <w:t>"eram chamados de".</w:t>
       </w:r>
     </w:p>
@@ -10513,6 +11353,21 @@
           <w:b/>
           <w:lang w:val="pt_PT" w:bidi="pt_PT"/>
         </w:rPr>
+        <w:t>χωρὶς Χριστοῦ</w:t>
+      </w:r>
+    </w:p>
+    <w:p>
+      <w:pPr/>
+      <w:r>
+        <w:rPr>
+          <w:lang w:val="pt_PT" w:bidi="pt_PT"/>
+        </w:rPr>
+      </w:r>
+      <w:r>
+        <w:rPr>
+          <w:b/>
+          <w:lang w:val="pt_PT" w:bidi="pt_PT"/>
+        </w:rPr>
         <w:t>"vocês estavam separados de Cristo".</w:t>
       </w:r>
     </w:p>
@@ -10576,6 +11431,21 @@
           <w:b/>
           <w:lang w:val="pt_PT" w:bidi="pt_PT"/>
         </w:rPr>
+        <w:t>ξένοι τῶν διαθηκῶν τῆς ἐπαγγελίας</w:t>
+      </w:r>
+    </w:p>
+    <w:p>
+      <w:pPr/>
+      <w:r>
+        <w:rPr>
+          <w:lang w:val="pt_PT" w:bidi="pt_PT"/>
+        </w:rPr>
+      </w:r>
+      <w:r>
+        <w:rPr>
+          <w:b/>
+          <w:lang w:val="pt_PT" w:bidi="pt_PT"/>
+        </w:rPr>
         <w:t>"</w:t>
       </w:r>
       <w:r>
@@ -10823,6 +11693,21 @@
           <w:b/>
           <w:lang w:val="pt_PT" w:bidi="pt_PT"/>
         </w:rPr>
+        <w:t>ὑμεῖς οἵ ποτε ὄντες μακρὰν, ἐγενήθητε ἐγγὺς ἐν τῷ αἵματι τοῦ Χριστοῦ</w:t>
+      </w:r>
+    </w:p>
+    <w:p>
+      <w:pPr/>
+      <w:r>
+        <w:rPr>
+          <w:lang w:val="pt_PT" w:bidi="pt_PT"/>
+        </w:rPr>
+      </w:r>
+      <w:r>
+        <w:rPr>
+          <w:b/>
+          <w:lang w:val="pt_PT" w:bidi="pt_PT"/>
+        </w:rPr>
         <w:t>"vocês, que estavam longe de Deus, foram trazidos para perto dele pela morte de Cristo na cruz".</w:t>
       </w:r>
     </w:p>
@@ -10945,6 +11830,21 @@
           <w:b/>
           <w:lang w:val="pt_PT" w:bidi="pt_PT"/>
         </w:rPr>
+        <w:t>ἐν τῷ αἵματι τοῦ Χριστοῦ</w:t>
+      </w:r>
+    </w:p>
+    <w:p>
+      <w:pPr/>
+      <w:r>
+        <w:rPr>
+          <w:lang w:val="pt_PT" w:bidi="pt_PT"/>
+        </w:rPr>
+      </w:r>
+      <w:r>
+        <w:rPr>
+          <w:b/>
+          <w:lang w:val="pt_PT" w:bidi="pt_PT"/>
+        </w:rPr>
         <w:t>"pela morte de Cristo na cruz".</w:t>
       </w:r>
     </w:p>
@@ -11165,6 +12065,21 @@
           <w:b/>
           <w:lang w:val="pt_PT" w:bidi="pt_PT"/>
         </w:rPr>
+        <w:t>αὐτὸς &amp; ἐστιν ἡ εἰρήνη ἡμῶν</w:t>
+      </w:r>
+    </w:p>
+    <w:p>
+      <w:pPr/>
+      <w:r>
+        <w:rPr>
+          <w:lang w:val="pt_PT" w:bidi="pt_PT"/>
+        </w:rPr>
+      </w:r>
+      <w:r>
+        <w:rPr>
+          <w:b/>
+          <w:lang w:val="pt_PT" w:bidi="pt_PT"/>
+        </w:rPr>
         <w:t>"foi Cristo quem nos trouxe a paz".</w:t>
       </w:r>
     </w:p>
@@ -11339,6 +12254,21 @@
           <w:b/>
           <w:lang w:val="pt_PT" w:bidi="pt_PT"/>
         </w:rPr>
+        <w:t>ὁ ποιήσας τὰ ἀμφότερα ἓν</w:t>
+      </w:r>
+    </w:p>
+    <w:p>
+      <w:pPr/>
+      <w:r>
+        <w:rPr>
+          <w:lang w:val="pt_PT" w:bidi="pt_PT"/>
+        </w:rPr>
+      </w:r>
+      <w:r>
+        <w:rPr>
+          <w:b/>
+          <w:lang w:val="pt_PT" w:bidi="pt_PT"/>
+        </w:rPr>
         <w:t>"tornando os judeus e os não judeus um só povo".</w:t>
       </w:r>
     </w:p>
@@ -11526,6 +12456,21 @@
           <w:b/>
           <w:lang w:val="pt_PT" w:bidi="pt_PT"/>
         </w:rPr>
+        <w:t>τὸ μεσότοιχον τοῦ φραγμοῦ &amp; τὴν ἔχθραν</w:t>
+      </w:r>
+    </w:p>
+    <w:p>
+      <w:pPr/>
+      <w:r>
+        <w:rPr>
+          <w:lang w:val="pt_PT" w:bidi="pt_PT"/>
+        </w:rPr>
+      </w:r>
+      <w:r>
+        <w:rPr>
+          <w:b/>
+          <w:lang w:val="pt_PT" w:bidi="pt_PT"/>
+        </w:rPr>
         <w:t>"ele derrubou o muro de inimizade que separava os judeus dos não judeus".</w:t>
       </w:r>
     </w:p>
@@ -12018,6 +12963,21 @@
           <w:b/>
           <w:lang w:val="pt_PT" w:bidi="pt_PT"/>
         </w:rPr>
+        <w:t>ἀποκαταλλάξῃ τοὺς ἀμφοτέρους</w:t>
+      </w:r>
+    </w:p>
+    <w:p>
+      <w:pPr/>
+      <w:r>
+        <w:rPr>
+          <w:lang w:val="pt_PT" w:bidi="pt_PT"/>
+        </w:rPr>
+      </w:r>
+      <w:r>
+        <w:rPr>
+          <w:b/>
+          <w:lang w:val="pt_PT" w:bidi="pt_PT"/>
+        </w:rPr>
         <w:t>"</w:t>
       </w:r>
       <w:r>
@@ -12554,6 +13514,21 @@
           <w:b/>
           <w:lang w:val="pt_PT" w:bidi="pt_PT"/>
         </w:rPr>
+        <w:t>ὑμῖν τοῖς μακρὰν</w:t>
+      </w:r>
+    </w:p>
+    <w:p>
+      <w:pPr/>
+      <w:r>
+        <w:rPr>
+          <w:lang w:val="pt_PT" w:bidi="pt_PT"/>
+        </w:rPr>
+      </w:r>
+      <w:r>
+        <w:rPr>
+          <w:b/>
+          <w:lang w:val="pt_PT" w:bidi="pt_PT"/>
+        </w:rPr>
         <w:t>"tanto a vocês, os não judeus, que estavam longe de Deus".</w:t>
       </w:r>
     </w:p>
@@ -12637,6 +13612,21 @@
           <w:b/>
           <w:lang w:val="pt_PT" w:bidi="pt_PT"/>
         </w:rPr>
+        <w:t>τοῖς ἐγγύς</w:t>
+      </w:r>
+    </w:p>
+    <w:p>
+      <w:pPr/>
+      <w:r>
+        <w:rPr>
+          <w:lang w:val="pt_PT" w:bidi="pt_PT"/>
+        </w:rPr>
+      </w:r>
+      <w:r>
+        <w:rPr>
+          <w:b/>
+          <w:lang w:val="pt_PT" w:bidi="pt_PT"/>
+        </w:rPr>
         <w:t>"como aos judeus, que estavam perto dele".</w:t>
       </w:r>
     </w:p>
@@ -13114,6 +14104,21 @@
           <w:b/>
           <w:lang w:val="pt_PT" w:bidi="pt_PT"/>
         </w:rPr>
+        <w:t>ξένοι καὶ πάροικοι</w:t>
+      </w:r>
+    </w:p>
+    <w:p>
+      <w:pPr/>
+      <w:r>
+        <w:rPr>
+          <w:lang w:val="pt_PT" w:bidi="pt_PT"/>
+        </w:rPr>
+      </w:r>
+      <w:r>
+        <w:rPr>
+          <w:b/>
+          <w:lang w:val="pt_PT" w:bidi="pt_PT"/>
+        </w:rPr>
         <w:t>"estrangeiros nem visitantes".</w:t>
       </w:r>
     </w:p>
@@ -13334,6 +14339,21 @@
           <w:b/>
           <w:lang w:val="pt_PT" w:bidi="pt_PT"/>
         </w:rPr>
+        <w:t>ἐστὲ συνπολῖται τῶν ἁγίων καὶ οἰκεῖοι τοῦ Θεοῦ</w:t>
+      </w:r>
+    </w:p>
+    <w:p>
+      <w:pPr/>
+      <w:r>
+        <w:rPr>
+          <w:lang w:val="pt_PT" w:bidi="pt_PT"/>
+        </w:rPr>
+      </w:r>
+      <w:r>
+        <w:rPr>
+          <w:b/>
+          <w:lang w:val="pt_PT" w:bidi="pt_PT"/>
+        </w:rPr>
         <w:t>"vocês são cidadãos que pertencem ao povo de Deus e são membros da família dele".</w:t>
       </w:r>
     </w:p>
@@ -13639,6 +14659,21 @@
           <w:b/>
           <w:lang w:val="pt_PT" w:bidi="pt_PT"/>
         </w:rPr>
+        <w:t>πᾶσα οἰκοδομὴ συναρμολογουμένη, αὔξει εἰς ναὸν ἅγιον</w:t>
+      </w:r>
+    </w:p>
+    <w:p>
+      <w:pPr/>
+      <w:r>
+        <w:rPr>
+          <w:lang w:val="pt_PT" w:bidi="pt_PT"/>
+        </w:rPr>
+      </w:r>
+      <w:r>
+        <w:rPr>
+          <w:b/>
+          <w:lang w:val="pt_PT" w:bidi="pt_PT"/>
+        </w:rPr>
         <w:t>"Ele mantém o edifício todo bem firme e faz com que cresça como um templo dedicado ao Senhor".</w:t>
       </w:r>
     </w:p>
@@ -13944,6 +14979,21 @@
           <w:b/>
           <w:lang w:val="pt_PT" w:bidi="pt_PT"/>
         </w:rPr>
+        <w:t>καὶ ὑμεῖς συνοικοδομεῖσθε, εἰς κατοικητήριον τοῦ Θεοῦ ἐν Πνεύματι</w:t>
+      </w:r>
+    </w:p>
+    <w:p>
+      <w:pPr/>
+      <w:r>
+        <w:rPr>
+          <w:lang w:val="pt_PT" w:bidi="pt_PT"/>
+        </w:rPr>
+      </w:r>
+      <w:r>
+        <w:rPr>
+          <w:b/>
+          <w:lang w:val="pt_PT" w:bidi="pt_PT"/>
+        </w:rPr>
         <w:t>"Assim vocês também, unidos com Cristo, estão sendo construídos, juntos com os outros, para se tornarem uma casa onde Deus vive por meio do seu Espírito".</w:t>
       </w:r>
     </w:p>
@@ -14066,6 +15116,21 @@
           <w:b/>
           <w:lang w:val="pt_PT" w:bidi="pt_PT"/>
         </w:rPr>
+        <w:t>καὶ ὑμεῖς συνοικοδομεῖσθε</w:t>
+      </w:r>
+    </w:p>
+    <w:p>
+      <w:pPr/>
+      <w:r>
+        <w:rPr>
+          <w:lang w:val="pt_PT" w:bidi="pt_PT"/>
+        </w:rPr>
+      </w:r>
+      <w:r>
+        <w:rPr>
+          <w:b/>
+          <w:lang w:val="pt_PT" w:bidi="pt_PT"/>
+        </w:rPr>
         <w:t>"estão sendo construídos, junto com os outros".</w:t>
       </w:r>
     </w:p>
@@ -14399,6 +15464,21 @@
           <w:b/>
           <w:lang w:val="pt_PT" w:bidi="pt_PT"/>
         </w:rPr>
+        <w:t>ὁ δέσμιος τοῦ Χριστοῦ Ἰησοῦ</w:t>
+      </w:r>
+    </w:p>
+    <w:p>
+      <w:pPr/>
+      <w:r>
+        <w:rPr>
+          <w:lang w:val="pt_PT" w:bidi="pt_PT"/>
+        </w:rPr>
+      </w:r>
+      <w:r>
+        <w:rPr>
+          <w:b/>
+          <w:lang w:val="pt_PT" w:bidi="pt_PT"/>
+        </w:rPr>
         <w:t>"que estou preso por causa de Cristo Jesus".</w:t>
       </w:r>
     </w:p>
@@ -14462,6 +15542,21 @@
           <w:b/>
           <w:lang w:val="pt_PT" w:bidi="pt_PT"/>
         </w:rPr>
+        <w:t>τὴν οἰκονομίαν τῆς χάριτος τοῦ Θεοῦ, τῆς δοθείσης μοι εἰς ὑμᾶς</w:t>
+      </w:r>
+    </w:p>
+    <w:p>
+      <w:pPr/>
+      <w:r>
+        <w:rPr>
+          <w:lang w:val="pt_PT" w:bidi="pt_PT"/>
+        </w:rPr>
+      </w:r>
+      <w:r>
+        <w:rPr>
+          <w:b/>
+          <w:lang w:val="pt_PT" w:bidi="pt_PT"/>
+        </w:rPr>
         <w:t>"por causa da sua graça, me deu esse trabalho para o bem de vocês".</w:t>
       </w:r>
     </w:p>
@@ -14538,6 +15633,21 @@
           <w:b/>
           <w:lang w:val="pt_PT" w:bidi="pt_PT"/>
         </w:rPr>
+        <w:t>κατὰ ἀποκάλυψιν ἐγνωρίσθη μοι</w:t>
+      </w:r>
+    </w:p>
+    <w:p>
+      <w:pPr/>
+      <w:r>
+        <w:rPr>
+          <w:lang w:val="pt_PT" w:bidi="pt_PT"/>
+        </w:rPr>
+      </w:r>
+      <w:r>
+        <w:rPr>
+          <w:b/>
+          <w:lang w:val="pt_PT" w:bidi="pt_PT"/>
+        </w:rPr>
         <w:t>"Deus me revelou o seu plano secreto e fez com que eu o conhecesse".</w:t>
       </w:r>
     </w:p>
@@ -14634,6 +15744,21 @@
           <w:b/>
           <w:lang w:val="pt_PT" w:bidi="pt_PT"/>
         </w:rPr>
+        <w:t>καθὼς προέγραψα ἐν ὀλίγῳ</w:t>
+      </w:r>
+    </w:p>
+    <w:p>
+      <w:pPr/>
+      <w:r>
+        <w:rPr>
+          <w:lang w:val="pt_PT" w:bidi="pt_PT"/>
+        </w:rPr>
+      </w:r>
+      <w:r>
+        <w:rPr>
+          <w:b/>
+          <w:lang w:val="pt_PT" w:bidi="pt_PT"/>
+        </w:rPr>
         <w:t>"Eu escrevi isso em poucas palavras".</w:t>
       </w:r>
     </w:p>
@@ -14697,6 +15822,21 @@
           <w:b/>
           <w:lang w:val="pt_PT" w:bidi="pt_PT"/>
         </w:rPr>
+        <w:t>ὃ ἑτέραις γενεαῖς οὐκ ἐγνωρίσθη τοῖς υἱοῖς τῶν ἀνθρώπων</w:t>
+      </w:r>
+    </w:p>
+    <w:p>
+      <w:pPr/>
+      <w:r>
+        <w:rPr>
+          <w:lang w:val="pt_PT" w:bidi="pt_PT"/>
+        </w:rPr>
+      </w:r>
+      <w:r>
+        <w:rPr>
+          <w:b/>
+          <w:lang w:val="pt_PT" w:bidi="pt_PT"/>
+        </w:rPr>
         <w:t>"No passado esse segredo não foi contado aos seres humanos".</w:t>
       </w:r>
     </w:p>
@@ -14780,6 +15920,21 @@
           <w:b/>
           <w:lang w:val="pt_PT" w:bidi="pt_PT"/>
         </w:rPr>
+        <w:t>ὡς νῦν ἀπεκαλύφθη &amp; ἐν Πνεύματι</w:t>
+      </w:r>
+    </w:p>
+    <w:p>
+      <w:pPr/>
+      <w:r>
+        <w:rPr>
+          <w:lang w:val="pt_PT" w:bidi="pt_PT"/>
+        </w:rPr>
+      </w:r>
+      <w:r>
+        <w:rPr>
+          <w:b/>
+          <w:lang w:val="pt_PT" w:bidi="pt_PT"/>
+        </w:rPr>
         <w:t>"mas agora, por meio do seu Espírito, Deus o revelou".</w:t>
       </w:r>
     </w:p>
@@ -15308,6 +16463,21 @@
           <w:b/>
           <w:lang w:val="pt_PT" w:bidi="pt_PT"/>
         </w:rPr>
+        <w:t>πλοῦτος τοῦ Χριστοῦ</w:t>
+      </w:r>
+    </w:p>
+    <w:p>
+      <w:pPr/>
+      <w:r>
+        <w:rPr>
+          <w:lang w:val="pt_PT" w:bidi="pt_PT"/>
+        </w:rPr>
+      </w:r>
+      <w:r>
+        <w:rPr>
+          <w:b/>
+          <w:lang w:val="pt_PT" w:bidi="pt_PT"/>
+        </w:rPr>
         <w:t>"riquezas de Cristo".</w:t>
       </w:r>
     </w:p>
@@ -15404,6 +16574,21 @@
           <w:b/>
           <w:lang w:val="pt_PT" w:bidi="pt_PT"/>
         </w:rPr>
+        <w:t>τοῦ μυστηρίου, τοῦ ἀποκεκρυμμένου ἀπὸ τῶν αἰώνων ἐν τῷ Θεῷ, τῷ τὰ πάντα κτίσαντι</w:t>
+      </w:r>
+    </w:p>
+    <w:p>
+      <w:pPr/>
+      <w:r>
+        <w:rPr>
+          <w:lang w:val="pt_PT" w:bidi="pt_PT"/>
+        </w:rPr>
+      </w:r>
+      <w:r>
+        <w:rPr>
+          <w:b/>
+          <w:lang w:val="pt_PT" w:bidi="pt_PT"/>
+        </w:rPr>
         <w:t>"Deus, que criou tudo, escondeu esse segredo durante os tempos passados".</w:t>
       </w:r>
     </w:p>
@@ -15597,6 +16782,21 @@
         <w:rPr>
           <w:lang w:val="pt_PT" w:bidi="pt_PT"/>
         </w:rPr>
+      </w:r>
+    </w:p>
+    <w:p>
+      <w:pPr/>
+      <w:r>
+        <w:rPr>
+          <w:lang w:val="pt_PT" w:bidi="pt_PT"/>
+        </w:rPr>
+      </w:r>
+      <w:r>
+        <w:rPr>
+          <w:b/>
+          <w:lang w:val="pt_PT" w:bidi="pt_PT"/>
+        </w:rPr>
+        <w:t>γνωρισθῇ &amp; ταῖς ἀρχαῖς καὶ ταῖς ἐξουσίαις ἐν τοῖς ἐπουρανίοις &amp; ἡ πολυποίκιλος σοφία τοῦ Θεοῦ</w:t>
       </w:r>
     </w:p>
     <w:p>
@@ -15912,6 +17112,21 @@
           <w:b/>
           <w:lang w:val="pt_PT" w:bidi="pt_PT"/>
         </w:rPr>
+        <w:t>ἡ πολυποίκιλος σοφία τοῦ Θεοῦ</w:t>
+      </w:r>
+    </w:p>
+    <w:p>
+      <w:pPr/>
+      <w:r>
+        <w:rPr>
+          <w:lang w:val="pt_PT" w:bidi="pt_PT"/>
+        </w:rPr>
+      </w:r>
+      <w:r>
+        <w:rPr>
+          <w:b/>
+          <w:lang w:val="pt_PT" w:bidi="pt_PT"/>
+        </w:rPr>
         <w:t>"a sabedoria de Deus em todas as suas diferentes formas".</w:t>
       </w:r>
     </w:p>
@@ -16008,6 +17223,21 @@
           <w:b/>
           <w:lang w:val="pt_PT" w:bidi="pt_PT"/>
         </w:rPr>
+        <w:t>κατὰ πρόθεσιν τῶν αἰώνων</w:t>
+      </w:r>
+    </w:p>
+    <w:p>
+      <w:pPr/>
+      <w:r>
+        <w:rPr>
+          <w:lang w:val="pt_PT" w:bidi="pt_PT"/>
+        </w:rPr>
+      </w:r>
+      <w:r>
+        <w:rPr>
+          <w:b/>
+          <w:lang w:val="pt_PT" w:bidi="pt_PT"/>
+        </w:rPr>
         <w:t>"de acordo com o seu propósito eterno".</w:t>
       </w:r>
     </w:p>
@@ -16437,6 +17667,21 @@
           <w:b/>
           <w:lang w:val="pt_PT" w:bidi="pt_PT"/>
         </w:rPr>
+        <w:t>πεποιθήσει</w:t>
+      </w:r>
+    </w:p>
+    <w:p>
+      <w:pPr/>
+      <w:r>
+        <w:rPr>
+          <w:lang w:val="pt_PT" w:bidi="pt_PT"/>
+        </w:rPr>
+      </w:r>
+      <w:r>
+        <w:rPr>
+          <w:b/>
+          <w:lang w:val="pt_PT" w:bidi="pt_PT"/>
+        </w:rPr>
         <w:t>"com toda a confiança".</w:t>
       </w:r>
     </w:p>
@@ -16931,6 +18176,21 @@
           <w:b/>
           <w:lang w:val="pt_PT" w:bidi="pt_PT"/>
         </w:rPr>
+        <w:t>κάμπτω τὰ γόνατά μου πρὸς τὸν Πατέρα</w:t>
+      </w:r>
+    </w:p>
+    <w:p>
+      <w:pPr/>
+      <w:r>
+        <w:rPr>
+          <w:lang w:val="pt_PT" w:bidi="pt_PT"/>
+        </w:rPr>
+      </w:r>
+      <w:r>
+        <w:rPr>
+          <w:b/>
+          <w:lang w:val="pt_PT" w:bidi="pt_PT"/>
+        </w:rPr>
         <w:t>"eu me ajoelho diante do Pai".</w:t>
       </w:r>
     </w:p>
@@ -17014,6 +18274,21 @@
           <w:b/>
           <w:lang w:val="pt_PT" w:bidi="pt_PT"/>
         </w:rPr>
+        <w:t>ἐξ οὗ πᾶσα πατριὰ ἐν οὐρανοῖς καὶ ἐπὶ γῆς ὀνομάζεται</w:t>
+      </w:r>
+    </w:p>
+    <w:p>
+      <w:pPr/>
+      <w:r>
+        <w:rPr>
+          <w:lang w:val="pt_PT" w:bidi="pt_PT"/>
+        </w:rPr>
+      </w:r>
+      <w:r>
+        <w:rPr>
+          <w:b/>
+          <w:lang w:val="pt_PT" w:bidi="pt_PT"/>
+        </w:rPr>
         <w:t>"de quem todas as famílias no céu e na terra recebem o seu verdadeiro nome".</w:t>
       </w:r>
     </w:p>
@@ -17208,6 +18483,21 @@
           <w:b/>
           <w:lang w:val="pt_PT" w:bidi="pt_PT"/>
         </w:rPr>
+        <w:t>δῷ ὑμῖν κατὰ τὸ πλοῦτος τῆς δόξης αὐτοῦ, δυνάμει κραταιωθῆναι</w:t>
+      </w:r>
+    </w:p>
+    <w:p>
+      <w:pPr/>
+      <w:r>
+        <w:rPr>
+          <w:lang w:val="pt_PT" w:bidi="pt_PT"/>
+        </w:rPr>
+      </w:r>
+      <w:r>
+        <w:rPr>
+          <w:b/>
+          <w:lang w:val="pt_PT" w:bidi="pt_PT"/>
+        </w:rPr>
         <w:t>"da riqueza da sua glória, ele, por meio do seu Espírito, dê a vocês poder para que sejam espiritualmente fortes".</w:t>
       </w:r>
     </w:p>
@@ -17257,6 +18547,21 @@
         <w:rPr>
           <w:lang w:val="pt_PT" w:bidi="pt_PT"/>
         </w:rPr>
+      </w:r>
+    </w:p>
+    <w:p>
+      <w:pPr/>
+      <w:r>
+        <w:rPr>
+          <w:lang w:val="pt_PT" w:bidi="pt_PT"/>
+        </w:rPr>
+      </w:r>
+      <w:r>
+        <w:rPr>
+          <w:b/>
+          <w:lang w:val="pt_PT" w:bidi="pt_PT"/>
+        </w:rPr>
+        <w:t>δῷ</w:t>
       </w:r>
     </w:p>
     <w:p>
@@ -17496,6 +18801,21 @@
           <w:b/>
           <w:lang w:val="pt_PT" w:bidi="pt_PT"/>
         </w:rPr>
+        <w:t>κατοικῆσαι τὸν Χριστὸν διὰ τῆς πίστεως ἐν ταῖς καρδίαις ὑμῶν</w:t>
+      </w:r>
+    </w:p>
+    <w:p>
+      <w:pPr/>
+      <w:r>
+        <w:rPr>
+          <w:lang w:val="pt_PT" w:bidi="pt_PT"/>
+        </w:rPr>
+      </w:r>
+      <w:r>
+        <w:rPr>
+          <w:b/>
+          <w:lang w:val="pt_PT" w:bidi="pt_PT"/>
+        </w:rPr>
         <w:t>"por meio da fé, Cristo viva no coração de vocês".</w:t>
       </w:r>
     </w:p>
@@ -17591,6 +18911,21 @@
         <w:rPr>
           <w:lang w:val="pt_PT" w:bidi="pt_PT"/>
         </w:rPr>
+      </w:r>
+    </w:p>
+    <w:p>
+      <w:pPr/>
+      <w:r>
+        <w:rPr>
+          <w:lang w:val="pt_PT" w:bidi="pt_PT"/>
+        </w:rPr>
+      </w:r>
+      <w:r>
+        <w:rPr>
+          <w:b/>
+          <w:lang w:val="pt_PT" w:bidi="pt_PT"/>
+        </w:rPr>
+        <w:t>ἐν ἀγάπῃ, ἐρριζωμένοι καὶ τεθεμελιωμένοι</w:t>
       </w:r>
     </w:p>
     <w:p>
@@ -17898,6 +19233,21 @@
           <w:b/>
           <w:lang w:val="pt_PT" w:bidi="pt_PT"/>
         </w:rPr>
+        <w:t>πᾶσιν τοῖς ἁγίοις</w:t>
+      </w:r>
+    </w:p>
+    <w:p>
+      <w:pPr/>
+      <w:r>
+        <w:rPr>
+          <w:lang w:val="pt_PT" w:bidi="pt_PT"/>
+        </w:rPr>
+      </w:r>
+      <w:r>
+        <w:rPr>
+          <w:b/>
+          <w:lang w:val="pt_PT" w:bidi="pt_PT"/>
+        </w:rPr>
         <w:t>"todo o povo de Deus".</w:t>
       </w:r>
     </w:p>
@@ -18221,6 +19571,21 @@
         <w:rPr>
           <w:lang w:val="pt_PT" w:bidi="pt_PT"/>
         </w:rPr>
+      </w:r>
+    </w:p>
+    <w:p>
+      <w:pPr/>
+      <w:r>
+        <w:rPr>
+          <w:lang w:val="pt_PT" w:bidi="pt_PT"/>
+        </w:rPr>
+      </w:r>
+      <w:r>
+        <w:rPr>
+          <w:b/>
+          <w:lang w:val="pt_PT" w:bidi="pt_PT"/>
+        </w:rPr>
+        <w:t>ἵνα πληρωθῆτε εἰς πᾶν τὸ πλήρωμα τοῦ Θεοῦ</w:t>
       </w:r>
     </w:p>
     <w:p>
@@ -18370,6 +19735,21 @@
           <w:b/>
           <w:lang w:val="pt_PT" w:bidi="pt_PT"/>
         </w:rPr>
+        <w:t>ἵνα πληρωθῆτε εἰς πᾶν τὸ πλήρωμα τοῦ Θεοῦ</w:t>
+      </w:r>
+    </w:p>
+    <w:p>
+      <w:pPr/>
+      <w:r>
+        <w:rPr>
+          <w:lang w:val="pt_PT" w:bidi="pt_PT"/>
+        </w:rPr>
+      </w:r>
+      <w:r>
+        <w:rPr>
+          <w:b/>
+          <w:lang w:val="pt_PT" w:bidi="pt_PT"/>
+        </w:rPr>
         <w:t>"para que assim Deus encha completamente o ser de vocês com a sua natureza".</w:t>
       </w:r>
     </w:p>
@@ -18466,6 +19846,21 @@
           <w:b/>
           <w:lang w:val="pt_PT" w:bidi="pt_PT"/>
         </w:rPr>
+        <w:t>ἵνα πληρωθῆτε</w:t>
+      </w:r>
+    </w:p>
+    <w:p>
+      <w:pPr/>
+      <w:r>
+        <w:rPr>
+          <w:lang w:val="pt_PT" w:bidi="pt_PT"/>
+        </w:rPr>
+      </w:r>
+      <w:r>
+        <w:rPr>
+          <w:b/>
+          <w:lang w:val="pt_PT" w:bidi="pt_PT"/>
+        </w:rPr>
         <w:t>"para que assim Deus encha completamente o ser de vocês com a sua natureza".</w:t>
       </w:r>
     </w:p>
@@ -19006,6 +20401,21 @@
           <w:b/>
           <w:lang w:val="pt_PT" w:bidi="pt_PT"/>
         </w:rPr>
+        <w:t>ὑπὲρ πάντα, ποιῆσαι ὑπέρἐκπερισσοῦ ὧν αἰτούμεθα ἢ νοοῦμεν</w:t>
+      </w:r>
+    </w:p>
+    <w:p>
+      <w:pPr/>
+      <w:r>
+        <w:rPr>
+          <w:lang w:val="pt_PT" w:bidi="pt_PT"/>
+        </w:rPr>
+      </w:r>
+      <w:r>
+        <w:rPr>
+          <w:b/>
+          <w:lang w:val="pt_PT" w:bidi="pt_PT"/>
+        </w:rPr>
         <w:t>"pode fazer muito mais do que nós pedimos ou até pensamos!".</w:t>
       </w:r>
     </w:p>
@@ -19354,6 +20764,21 @@
           <w:b/>
           <w:lang w:val="pt_PT" w:bidi="pt_PT"/>
         </w:rPr>
+        <w:t>ὁ δέσμιος ἐν Κυρίῳ</w:t>
+      </w:r>
+    </w:p>
+    <w:p>
+      <w:pPr/>
+      <w:r>
+        <w:rPr>
+          <w:lang w:val="pt_PT" w:bidi="pt_PT"/>
+        </w:rPr>
+      </w:r>
+      <w:r>
+        <w:rPr>
+          <w:b/>
+          <w:lang w:val="pt_PT" w:bidi="pt_PT"/>
+        </w:rPr>
         <w:t>"que estou preso porque sirvo o Senhor Jesus Cristo".</w:t>
       </w:r>
     </w:p>
@@ -19513,6 +20938,21 @@
           <w:b/>
           <w:lang w:val="pt_PT" w:bidi="pt_PT"/>
         </w:rPr>
+        <w:t>τῆς κλήσεως ἧς ἐκλήθητε</w:t>
+      </w:r>
+    </w:p>
+    <w:p>
+      <w:pPr/>
+      <w:r>
+        <w:rPr>
+          <w:lang w:val="pt_PT" w:bidi="pt_PT"/>
+        </w:rPr>
+      </w:r>
+      <w:r>
+        <w:rPr>
+          <w:b/>
+          <w:lang w:val="pt_PT" w:bidi="pt_PT"/>
+        </w:rPr>
         <w:t>"que vivam de uma maneira que esteja de acordo com o que Deus quis quando chamou vocês".</w:t>
       </w:r>
     </w:p>
@@ -19726,6 +21166,21 @@
           <w:b/>
           <w:lang w:val="pt_PT" w:bidi="pt_PT"/>
         </w:rPr>
+        <w:t>τηρεῖν τὴν ἑνότητα τοῦ Πνεύματος ἐν τῷ συνδέσμῳ τῆς εἰρήνης</w:t>
+      </w:r>
+    </w:p>
+    <w:p>
+      <w:pPr/>
+      <w:r>
+        <w:rPr>
+          <w:lang w:val="pt_PT" w:bidi="pt_PT"/>
+        </w:rPr>
+      </w:r>
+      <w:r>
+        <w:rPr>
+          <w:b/>
+          <w:lang w:val="pt_PT" w:bidi="pt_PT"/>
+        </w:rPr>
         <w:t>"Façam tudo para conservar, por meio da paz que une vocês, a união que o Espírito dá".</w:t>
       </w:r>
     </w:p>
@@ -19848,6 +21303,21 @@
           <w:b/>
           <w:lang w:val="pt_PT" w:bidi="pt_PT"/>
         </w:rPr>
+        <w:t>τηρεῖν τὴν ἑνότητα τοῦ Πνεύματος ἐν τῷ συνδέσμῳ τῆς εἰρήνης</w:t>
+      </w:r>
+    </w:p>
+    <w:p>
+      <w:pPr/>
+      <w:r>
+        <w:rPr>
+          <w:lang w:val="pt_PT" w:bidi="pt_PT"/>
+        </w:rPr>
+      </w:r>
+      <w:r>
+        <w:rPr>
+          <w:b/>
+          <w:lang w:val="pt_PT" w:bidi="pt_PT"/>
+        </w:rPr>
         <w:t>"Façam tudo para conservar, por meio da paz que une vocês".</w:t>
       </w:r>
     </w:p>
@@ -19957,6 +21427,21 @@
           <w:b/>
           <w:lang w:val="pt_PT" w:bidi="pt_PT"/>
         </w:rPr>
+        <w:t>ἓν σῶμα</w:t>
+      </w:r>
+    </w:p>
+    <w:p>
+      <w:pPr/>
+      <w:r>
+        <w:rPr>
+          <w:lang w:val="pt_PT" w:bidi="pt_PT"/>
+        </w:rPr>
+      </w:r>
+      <w:r>
+        <w:rPr>
+          <w:b/>
+          <w:lang w:val="pt_PT" w:bidi="pt_PT"/>
+        </w:rPr>
         <w:t>"Há um só corpo".</w:t>
       </w:r>
     </w:p>
@@ -20033,6 +21518,21 @@
           <w:b/>
           <w:lang w:val="pt_PT" w:bidi="pt_PT"/>
         </w:rPr>
+        <w:t>ἓν Πνεῦμα</w:t>
+      </w:r>
+    </w:p>
+    <w:p>
+      <w:pPr/>
+      <w:r>
+        <w:rPr>
+          <w:lang w:val="pt_PT" w:bidi="pt_PT"/>
+        </w:rPr>
+      </w:r>
+      <w:r>
+        <w:rPr>
+          <w:b/>
+          <w:lang w:val="pt_PT" w:bidi="pt_PT"/>
+        </w:rPr>
         <w:t>"e um só Espírito".</w:t>
       </w:r>
     </w:p>
@@ -20096,6 +21596,21 @@
           <w:b/>
           <w:lang w:val="pt_PT" w:bidi="pt_PT"/>
         </w:rPr>
+        <w:t>ἐκλήθητε ἐν μιᾷ ἐλπίδι τῆς κλήσεως ὑμῶν</w:t>
+      </w:r>
+    </w:p>
+    <w:p>
+      <w:pPr/>
+      <w:r>
+        <w:rPr>
+          <w:lang w:val="pt_PT" w:bidi="pt_PT"/>
+        </w:rPr>
+      </w:r>
+      <w:r>
+        <w:rPr>
+          <w:b/>
+          <w:lang w:val="pt_PT" w:bidi="pt_PT"/>
+        </w:rPr>
         <w:t>"e uma só esperança, para a qual Deus chamou vocês".</w:t>
       </w:r>
     </w:p>
@@ -20381,6 +21896,21 @@
           <w:b/>
           <w:lang w:val="pt_PT" w:bidi="pt_PT"/>
         </w:rPr>
+        <w:t>ἑνὶ &amp; ἑκάστῳ ἡμῶν ἐδόθη ἡ χάρις</w:t>
+      </w:r>
+    </w:p>
+    <w:p>
+      <w:pPr/>
+      <w:r>
+        <w:rPr>
+          <w:lang w:val="pt_PT" w:bidi="pt_PT"/>
+        </w:rPr>
+      </w:r>
+      <w:r>
+        <w:rPr>
+          <w:b/>
+          <w:lang w:val="pt_PT" w:bidi="pt_PT"/>
+        </w:rPr>
         <w:t>"Porém cada um de nós recebeu um dom especial".</w:t>
       </w:r>
     </w:p>
@@ -20477,6 +22007,21 @@
           <w:b/>
           <w:lang w:val="pt_PT" w:bidi="pt_PT"/>
         </w:rPr>
+        <w:t>ἑνὶ &amp; ἑκάστῳ ἡμῶν ἐδόθη ἡ χάρις</w:t>
+      </w:r>
+    </w:p>
+    <w:p>
+      <w:pPr/>
+      <w:r>
+        <w:rPr>
+          <w:lang w:val="pt_PT" w:bidi="pt_PT"/>
+        </w:rPr>
+      </w:r>
+      <w:r>
+        <w:rPr>
+          <w:b/>
+          <w:lang w:val="pt_PT" w:bidi="pt_PT"/>
+        </w:rPr>
         <w:t>"Porém cada um de nós recebeu um dom especial".</w:t>
       </w:r>
     </w:p>
@@ -20684,6 +22229,21 @@
           <w:b/>
           <w:lang w:val="pt_PT" w:bidi="pt_PT"/>
         </w:rPr>
+        <w:t>ἀναβὰς εἰς ὕψος</w:t>
+      </w:r>
+    </w:p>
+    <w:p>
+      <w:pPr/>
+      <w:r>
+        <w:rPr>
+          <w:lang w:val="pt_PT" w:bidi="pt_PT"/>
+        </w:rPr>
+      </w:r>
+      <w:r>
+        <w:rPr>
+          <w:b/>
+          <w:lang w:val="pt_PT" w:bidi="pt_PT"/>
+        </w:rPr>
         <w:t>"Quando ele subiu aos lugares mais altos".</w:t>
       </w:r>
     </w:p>
@@ -20747,6 +22307,84 @@
           <w:b/>
           <w:lang w:val="pt_PT" w:bidi="pt_PT"/>
         </w:rPr>
+        <w:t>ἀνέβη</w:t>
+      </w:r>
+    </w:p>
+    <w:p>
+      <w:pPr/>
+      <w:r>
+        <w:rPr>
+          <w:lang w:val="pt_PT" w:bidi="pt_PT"/>
+        </w:rPr>
+      </w:r>
+      <w:r>
+        <w:rPr>
+          <w:b/>
+          <w:lang w:val="pt_PT" w:bidi="pt_PT"/>
+        </w:rPr>
+        <w:t>"Quando ele subiu aos lugares mais altos".</w:t>
+      </w:r>
+    </w:p>
+    <w:p>
+      <w:pPr/>
+      <w:r>
+        <w:rPr>
+          <w:lang w:val="pt_PT" w:bidi="pt_PT"/>
+        </w:rPr>
+      </w:r>
+      <w:r>
+        <w:rPr>
+          <w:lang w:val="pt_PT" w:bidi="pt_PT"/>
+        </w:rPr>
+        <w:t>Tradução alternativa: “Cristo ascendeu”.</w:t>
+      </w:r>
+      <w:r>
+        <w:rPr>
+          <w:lang w:val="pt_PT" w:bidi="pt_PT"/>
+        </w:rPr>
+      </w:r>
+      <w:r>
+        <w:rPr>
+          <w:lang w:val="pt_PT" w:bidi="pt_PT"/>
+        </w:rPr>
+      </w:r>
+    </w:p>
+    <w:p>
+      <w:pPr/>
+      <w:r>
+        <w:rPr>
+          <w:lang w:val="pt_PT" w:bidi="pt_PT"/>
+        </w:rPr>
+      </w:r>
+    </w:p>
+    <w:p>
+      <w:pPr>
+        <w:pStyle w:val="Heading2"/>
+      </w:pPr>
+      <w:r>
+        <w:rPr>
+          <w:lang w:val="pt_PT" w:bidi="pt_PT"/>
+        </w:rPr>
+        <w:t>Efésios 4.9 (#2)</w:t>
+      </w:r>
+      <w:r>
+        <w:rPr>
+          <w:lang w:val="pt_PT" w:bidi="pt_PT"/>
+        </w:rPr>
+      </w:r>
+    </w:p>
+    <w:p>
+      <w:pPr/>
+      <w:r>
+        <w:rPr>
+          <w:lang w:val="pt_PT" w:bidi="pt_PT"/>
+        </w:rPr>
+      </w:r>
+      <w:r>
+        <w:rPr>
+          <w:b/>
+          <w:lang w:val="pt_PT" w:bidi="pt_PT"/>
+        </w:rPr>
         <w:t>καὶ κατέβη</w:t>
       </w:r>
     </w:p>
@@ -20762,21 +22400,21 @@
           <w:b/>
           <w:lang w:val="pt_PT" w:bidi="pt_PT"/>
         </w:rPr>
-        <w:t>"Quando ele subiu aos lugares mais altos".</w:t>
-      </w:r>
-    </w:p>
-    <w:p>
-      <w:pPr/>
-      <w:r>
-        <w:rPr>
-          <w:lang w:val="pt_PT" w:bidi="pt_PT"/>
-        </w:rPr>
-      </w:r>
-      <w:r>
-        <w:rPr>
-          <w:lang w:val="pt_PT" w:bidi="pt_PT"/>
-        </w:rPr>
-        <w:t>Tradução alternativa: “Cristo ascendeu”.</w:t>
+        <w:t>"Quer dizer que ele também desceu".</w:t>
+      </w:r>
+    </w:p>
+    <w:p>
+      <w:pPr/>
+      <w:r>
+        <w:rPr>
+          <w:lang w:val="pt_PT" w:bidi="pt_PT"/>
+        </w:rPr>
+      </w:r>
+      <w:r>
+        <w:rPr>
+          <w:lang w:val="pt_PT" w:bidi="pt_PT"/>
+        </w:rPr>
+        <w:t>Tradução alternativa: “Cristo também desceu”.</w:t>
       </w:r>
       <w:r>
         <w:rPr>
@@ -20805,41 +22443,108 @@
         <w:rPr>
           <w:lang w:val="pt_PT" w:bidi="pt_PT"/>
         </w:rPr>
-        <w:t>Efésios 4.9 (#2)</w:t>
-      </w:r>
-      <w:r>
-        <w:rPr>
-          <w:lang w:val="pt_PT" w:bidi="pt_PT"/>
-        </w:rPr>
-      </w:r>
-    </w:p>
-    <w:p>
-      <w:pPr/>
-      <w:r>
-        <w:rPr>
-          <w:lang w:val="pt_PT" w:bidi="pt_PT"/>
-        </w:rPr>
-      </w:r>
-      <w:r>
-        <w:rPr>
-          <w:b/>
-          <w:lang w:val="pt_PT" w:bidi="pt_PT"/>
-        </w:rPr>
-        <w:t>"Quer dizer que ele também desceu".</w:t>
-      </w:r>
-    </w:p>
-    <w:p>
-      <w:pPr/>
-      <w:r>
-        <w:rPr>
-          <w:lang w:val="pt_PT" w:bidi="pt_PT"/>
-        </w:rPr>
-      </w:r>
-      <w:r>
-        <w:rPr>
-          <w:lang w:val="pt_PT" w:bidi="pt_PT"/>
-        </w:rPr>
-        <w:t>Tradução alternativa: “Cristo também desceu”.</w:t>
+        <w:t>Efésios 4.9 (#3)</w:t>
+      </w:r>
+      <w:r>
+        <w:rPr>
+          <w:lang w:val="pt_PT" w:bidi="pt_PT"/>
+        </w:rPr>
+      </w:r>
+    </w:p>
+    <w:p>
+      <w:pPr/>
+      <w:r>
+        <w:rPr>
+          <w:lang w:val="pt_PT" w:bidi="pt_PT"/>
+        </w:rPr>
+      </w:r>
+      <w:r>
+        <w:rPr>
+          <w:b/>
+          <w:lang w:val="pt_PT" w:bidi="pt_PT"/>
+        </w:rPr>
+        <w:t>εἰς τὰ κατώτερα μέρη τῆς γῆς</w:t>
+      </w:r>
+    </w:p>
+    <w:p>
+      <w:pPr/>
+      <w:r>
+        <w:rPr>
+          <w:lang w:val="pt_PT" w:bidi="pt_PT"/>
+        </w:rPr>
+      </w:r>
+      <w:r>
+        <w:rPr>
+          <w:b/>
+          <w:lang w:val="pt_PT" w:bidi="pt_PT"/>
+        </w:rPr>
+        <w:t>"até os lugares mais baixos da terra".</w:t>
+      </w:r>
+    </w:p>
+    <w:p>
+      <w:pPr/>
+      <w:r>
+        <w:rPr>
+          <w:lang w:val="pt_PT" w:bidi="pt_PT"/>
+        </w:rPr>
+      </w:r>
+      <w:r>
+        <w:rPr>
+          <w:lang w:val="pt_PT" w:bidi="pt_PT"/>
+        </w:rPr>
+        <w:t xml:space="preserve">Isso pode se referir a: (1) aos </w:t>
+      </w:r>
+      <w:r>
+        <w:rPr>
+          <w:b/>
+          <w:lang w:val="pt_PT" w:bidi="pt_PT"/>
+        </w:rPr>
+        <w:t>lugares mais baixos</w:t>
+      </w:r>
+      <w:r>
+        <w:rPr>
+          <w:lang w:val="pt_PT" w:bidi="pt_PT"/>
+        </w:rPr>
+        <w:t xml:space="preserve"> como parte da </w:t>
+      </w:r>
+      <w:r>
+        <w:rPr>
+          <w:b/>
+          <w:lang w:val="pt_PT" w:bidi="pt_PT"/>
+        </w:rPr>
+        <w:t>terra;</w:t>
+      </w:r>
+      <w:r>
+        <w:rPr>
+          <w:lang w:val="pt_PT" w:bidi="pt_PT"/>
+        </w:rPr>
+        <w:t xml:space="preserve"> (2) </w:t>
+      </w:r>
+      <w:r>
+        <w:rPr>
+          <w:b/>
+          <w:lang w:val="pt_PT" w:bidi="pt_PT"/>
+        </w:rPr>
+        <w:t>aos lugares mais baixos</w:t>
+      </w:r>
+      <w:r>
+        <w:rPr>
+          <w:lang w:val="pt_PT" w:bidi="pt_PT"/>
+        </w:rPr>
+        <w:t xml:space="preserve"> como outra forma de se referir à própria </w:t>
+      </w:r>
+      <w:r>
+        <w:rPr>
+          <w:b/>
+          <w:lang w:val="pt_PT" w:bidi="pt_PT"/>
+        </w:rPr>
+        <w:t>terra</w:t>
+      </w:r>
+      <w:r>
+        <w:rPr>
+          <w:lang w:val="pt_PT" w:bidi="pt_PT"/>
+        </w:rPr>
+        <w:t>. Tradução alternativa: “nas regiões inferiores, a terra”.</w:t>
       </w:r>
       <w:r>
         <w:rPr>
@@ -20868,93 +22573,56 @@
         <w:rPr>
           <w:lang w:val="pt_PT" w:bidi="pt_PT"/>
         </w:rPr>
-        <w:t>Efésios 4.9 (#3)</w:t>
-      </w:r>
-      <w:r>
-        <w:rPr>
-          <w:lang w:val="pt_PT" w:bidi="pt_PT"/>
-        </w:rPr>
-      </w:r>
-    </w:p>
-    <w:p>
-      <w:pPr/>
-      <w:r>
-        <w:rPr>
-          <w:lang w:val="pt_PT" w:bidi="pt_PT"/>
-        </w:rPr>
-      </w:r>
-      <w:r>
-        <w:rPr>
-          <w:b/>
-          <w:lang w:val="pt_PT" w:bidi="pt_PT"/>
-        </w:rPr>
-        <w:t>"até os lugares mais baixos da terra".</w:t>
-      </w:r>
-    </w:p>
-    <w:p>
-      <w:pPr/>
-      <w:r>
-        <w:rPr>
-          <w:lang w:val="pt_PT" w:bidi="pt_PT"/>
-        </w:rPr>
-      </w:r>
-      <w:r>
-        <w:rPr>
-          <w:lang w:val="pt_PT" w:bidi="pt_PT"/>
-        </w:rPr>
-        <w:t xml:space="preserve">Isso pode se referir a: (1) aos </w:t>
-      </w:r>
-      <w:r>
-        <w:rPr>
-          <w:b/>
-          <w:lang w:val="pt_PT" w:bidi="pt_PT"/>
-        </w:rPr>
-        <w:t>lugares mais baixos</w:t>
-      </w:r>
-      <w:r>
-        <w:rPr>
-          <w:lang w:val="pt_PT" w:bidi="pt_PT"/>
-        </w:rPr>
-        <w:t xml:space="preserve"> como parte da </w:t>
-      </w:r>
-      <w:r>
-        <w:rPr>
-          <w:b/>
-          <w:lang w:val="pt_PT" w:bidi="pt_PT"/>
-        </w:rPr>
-        <w:t>terra;</w:t>
-      </w:r>
-      <w:r>
-        <w:rPr>
-          <w:lang w:val="pt_PT" w:bidi="pt_PT"/>
-        </w:rPr>
-        <w:t xml:space="preserve"> (2) </w:t>
-      </w:r>
-      <w:r>
-        <w:rPr>
-          <w:b/>
-          <w:lang w:val="pt_PT" w:bidi="pt_PT"/>
-        </w:rPr>
-        <w:t>aos lugares mais baixos</w:t>
-      </w:r>
-      <w:r>
-        <w:rPr>
-          <w:lang w:val="pt_PT" w:bidi="pt_PT"/>
-        </w:rPr>
-        <w:t xml:space="preserve"> como outra forma de se referir à própria </w:t>
-      </w:r>
-      <w:r>
-        <w:rPr>
-          <w:b/>
-          <w:lang w:val="pt_PT" w:bidi="pt_PT"/>
-        </w:rPr>
-        <w:t>terra</w:t>
-      </w:r>
-      <w:r>
-        <w:rPr>
-          <w:lang w:val="pt_PT" w:bidi="pt_PT"/>
-        </w:rPr>
-        <w:t>. Tradução alternativa: “nas regiões inferiores, a terra”.</w:t>
+        <w:t>Efésios 4.10 (#1)</w:t>
+      </w:r>
+      <w:r>
+        <w:rPr>
+          <w:lang w:val="pt_PT" w:bidi="pt_PT"/>
+        </w:rPr>
+      </w:r>
+    </w:p>
+    <w:p>
+      <w:pPr/>
+      <w:r>
+        <w:rPr>
+          <w:lang w:val="pt_PT" w:bidi="pt_PT"/>
+        </w:rPr>
+      </w:r>
+      <w:r>
+        <w:rPr>
+          <w:b/>
+          <w:lang w:val="pt_PT" w:bidi="pt_PT"/>
+        </w:rPr>
+        <w:t>ἵνα πληρώσῃ τὰ πάντα</w:t>
+      </w:r>
+    </w:p>
+    <w:p>
+      <w:pPr/>
+      <w:r>
+        <w:rPr>
+          <w:lang w:val="pt_PT" w:bidi="pt_PT"/>
+        </w:rPr>
+      </w:r>
+      <w:r>
+        <w:rPr>
+          <w:b/>
+          <w:lang w:val="pt_PT" w:bidi="pt_PT"/>
+        </w:rPr>
+        <w:t>"para encher todo o Universo com a sua presença".</w:t>
+      </w:r>
+    </w:p>
+    <w:p>
+      <w:pPr/>
+      <w:r>
+        <w:rPr>
+          <w:lang w:val="pt_PT" w:bidi="pt_PT"/>
+        </w:rPr>
+      </w:r>
+      <w:r>
+        <w:rPr>
+          <w:lang w:val="pt_PT" w:bidi="pt_PT"/>
+        </w:rPr>
+        <w:t>Tradução alternativa: “para que ele possa trabalhar poderosamente em todos os lugares”.</w:t>
       </w:r>
       <w:r>
         <w:rPr>
@@ -20983,41 +22651,56 @@
         <w:rPr>
           <w:lang w:val="pt_PT" w:bidi="pt_PT"/>
         </w:rPr>
-        <w:t>Efésios 4.10 (#1)</w:t>
-      </w:r>
-      <w:r>
-        <w:rPr>
-          <w:lang w:val="pt_PT" w:bidi="pt_PT"/>
-        </w:rPr>
-      </w:r>
-    </w:p>
-    <w:p>
-      <w:pPr/>
-      <w:r>
-        <w:rPr>
-          <w:lang w:val="pt_PT" w:bidi="pt_PT"/>
-        </w:rPr>
-      </w:r>
-      <w:r>
-        <w:rPr>
-          <w:b/>
-          <w:lang w:val="pt_PT" w:bidi="pt_PT"/>
-        </w:rPr>
-        <w:t>"para encher todo o Universo com a sua presença".</w:t>
-      </w:r>
-    </w:p>
-    <w:p>
-      <w:pPr/>
-      <w:r>
-        <w:rPr>
-          <w:lang w:val="pt_PT" w:bidi="pt_PT"/>
-        </w:rPr>
-      </w:r>
-      <w:r>
-        <w:rPr>
-          <w:lang w:val="pt_PT" w:bidi="pt_PT"/>
-        </w:rPr>
-        <w:t>Tradução alternativa: “para que ele possa trabalhar poderosamente em todos os lugares”.</w:t>
+        <w:t>Efésios 4.10 (#2)</w:t>
+      </w:r>
+      <w:r>
+        <w:rPr>
+          <w:lang w:val="pt_PT" w:bidi="pt_PT"/>
+        </w:rPr>
+      </w:r>
+    </w:p>
+    <w:p>
+      <w:pPr/>
+      <w:r>
+        <w:rPr>
+          <w:lang w:val="pt_PT" w:bidi="pt_PT"/>
+        </w:rPr>
+      </w:r>
+      <w:r>
+        <w:rPr>
+          <w:b/>
+          <w:lang w:val="pt_PT" w:bidi="pt_PT"/>
+        </w:rPr>
+        <w:t>πληρώσῃ</w:t>
+      </w:r>
+    </w:p>
+    <w:p>
+      <w:pPr/>
+      <w:r>
+        <w:rPr>
+          <w:lang w:val="pt_PT" w:bidi="pt_PT"/>
+        </w:rPr>
+      </w:r>
+      <w:r>
+        <w:rPr>
+          <w:b/>
+          <w:lang w:val="pt_PT" w:bidi="pt_PT"/>
+        </w:rPr>
+        <w:t>"para encher todo o Universo".</w:t>
+      </w:r>
+    </w:p>
+    <w:p>
+      <w:pPr/>
+      <w:r>
+        <w:rPr>
+          <w:lang w:val="pt_PT" w:bidi="pt_PT"/>
+        </w:rPr>
+      </w:r>
+      <w:r>
+        <w:rPr>
+          <w:lang w:val="pt_PT" w:bidi="pt_PT"/>
+        </w:rPr>
+        <w:t>Tradução alternativa: “ele pode completar” ou “ele pode satisfazer”.</w:t>
       </w:r>
       <w:r>
         <w:rPr>
@@ -21046,41 +22729,89 @@
         <w:rPr>
           <w:lang w:val="pt_PT" w:bidi="pt_PT"/>
         </w:rPr>
-        <w:t>Efésios 4.10 (#2)</w:t>
-      </w:r>
-      <w:r>
-        <w:rPr>
-          <w:lang w:val="pt_PT" w:bidi="pt_PT"/>
-        </w:rPr>
-      </w:r>
-    </w:p>
-    <w:p>
-      <w:pPr/>
-      <w:r>
-        <w:rPr>
-          <w:lang w:val="pt_PT" w:bidi="pt_PT"/>
-        </w:rPr>
-      </w:r>
-      <w:r>
-        <w:rPr>
-          <w:b/>
-          <w:lang w:val="pt_PT" w:bidi="pt_PT"/>
-        </w:rPr>
-        <w:t>"para encher todo o Universo".</w:t>
-      </w:r>
-    </w:p>
-    <w:p>
-      <w:pPr/>
-      <w:r>
-        <w:rPr>
-          <w:lang w:val="pt_PT" w:bidi="pt_PT"/>
-        </w:rPr>
-      </w:r>
-      <w:r>
-        <w:rPr>
-          <w:lang w:val="pt_PT" w:bidi="pt_PT"/>
-        </w:rPr>
-        <w:t>Tradução alternativa: “ele pode completar” ou “ele pode satisfazer”.</w:t>
+        <w:t>Efésios 4.11 (#1)</w:t>
+      </w:r>
+      <w:r>
+        <w:rPr>
+          <w:lang w:val="pt_PT" w:bidi="pt_PT"/>
+        </w:rPr>
+      </w:r>
+    </w:p>
+    <w:p>
+      <w:pPr/>
+      <w:r>
+        <w:rPr>
+          <w:lang w:val="pt_PT" w:bidi="pt_PT"/>
+        </w:rPr>
+      </w:r>
+      <w:r>
+        <w:rPr>
+          <w:b/>
+          <w:lang w:val="pt_PT" w:bidi="pt_PT"/>
+        </w:rPr>
+        <w:t>ποιμένας</w:t>
+      </w:r>
+    </w:p>
+    <w:p>
+      <w:pPr/>
+      <w:r>
+        <w:rPr>
+          <w:lang w:val="pt_PT" w:bidi="pt_PT"/>
+        </w:rPr>
+      </w:r>
+      <w:r>
+        <w:rPr>
+          <w:b/>
+          <w:lang w:val="pt_PT" w:bidi="pt_PT"/>
+        </w:rPr>
+        <w:t>"pastores e mestres".</w:t>
+      </w:r>
+    </w:p>
+    <w:p>
+      <w:pPr/>
+      <w:r>
+        <w:rPr>
+          <w:lang w:val="pt_PT" w:bidi="pt_PT"/>
+        </w:rPr>
+      </w:r>
+      <w:r>
+        <w:rPr>
+          <w:lang w:val="pt_PT" w:bidi="pt_PT"/>
+        </w:rPr>
+        <w:t xml:space="preserve">A palavra traduzida como </w:t>
+      </w:r>
+      <w:r>
+        <w:rPr>
+          <w:b/>
+          <w:lang w:val="pt_PT" w:bidi="pt_PT"/>
+        </w:rPr>
+        <w:t>pastores</w:t>
+      </w:r>
+      <w:r>
+        <w:rPr>
+          <w:lang w:val="pt_PT" w:bidi="pt_PT"/>
+        </w:rPr>
+        <w:t xml:space="preserve"> aqui é a mesma palavra que é traduzida como "pastores (de ovelhas)" em outros lugares na NTLH e em outras Bíblias em outros idiomas. É a forma plural da palavra usada por Jesus para se referir a si mesmo em João 10.10, onde ele diz que é o "Bom Pastor". A ideia aqui é que, de maneira semelhante a como um pastor alimenta, protege e cuida do bem-estar de seu rebanho, assim os pastores alimentam (com alimento espiritual) e cuidam e protegem o bem-estar espiritual daqueles dentro de sua igreja. Se isso ajudar seus leitores, você pode indicar explicitamente o significado da palavra "pastores". Tradução alternativa: "pastores espirituais" ou "líderes cristãos pastores".</w:t>
+      </w:r>
+    </w:p>
+    <w:p>
+      <w:pPr/>
+      <w:r>
+        <w:rPr>
+          <w:lang w:val="pt_PT" w:bidi="pt_PT"/>
+        </w:rPr>
+      </w:r>
+      <w:r>
+        <w:rPr>
+          <w:lang w:val="pt_PT" w:bidi="pt_PT"/>
+        </w:rPr>
+        <w:t xml:space="preserve">Veja: </w:t>
+      </w:r>
+      <w:r>
+        <w:rPr>
+          <w:lang w:val="pt_PT" w:bidi="pt_PT"/>
+        </w:rPr>
+        <w:t>Conhecimento presumido e informações implícitas.</w:t>
       </w:r>
       <w:r>
         <w:rPr>
@@ -21109,69 +22840,212 @@
         <w:rPr>
           <w:lang w:val="pt_PT" w:bidi="pt_PT"/>
         </w:rPr>
-        <w:t>Efésios 4.11 (#1)</w:t>
-      </w:r>
-      <w:r>
-        <w:rPr>
-          <w:lang w:val="pt_PT" w:bidi="pt_PT"/>
-        </w:rPr>
-      </w:r>
-    </w:p>
-    <w:p>
-      <w:pPr/>
-      <w:r>
-        <w:rPr>
-          <w:lang w:val="pt_PT" w:bidi="pt_PT"/>
-        </w:rPr>
-      </w:r>
-      <w:r>
-        <w:rPr>
-          <w:b/>
-          <w:lang w:val="pt_PT" w:bidi="pt_PT"/>
-        </w:rPr>
-        <w:t>ποιμένας</w:t>
-      </w:r>
-    </w:p>
-    <w:p>
-      <w:pPr/>
-      <w:r>
-        <w:rPr>
-          <w:lang w:val="pt_PT" w:bidi="pt_PT"/>
-        </w:rPr>
-      </w:r>
-      <w:r>
-        <w:rPr>
-          <w:b/>
-          <w:lang w:val="pt_PT" w:bidi="pt_PT"/>
-        </w:rPr>
-        <w:t>"pastores e mestres".</w:t>
-      </w:r>
-    </w:p>
-    <w:p>
-      <w:pPr/>
-      <w:r>
-        <w:rPr>
-          <w:lang w:val="pt_PT" w:bidi="pt_PT"/>
-        </w:rPr>
-      </w:r>
-      <w:r>
-        <w:rPr>
-          <w:lang w:val="pt_PT" w:bidi="pt_PT"/>
-        </w:rPr>
-        <w:t xml:space="preserve">A palavra traduzida como </w:t>
-      </w:r>
-      <w:r>
-        <w:rPr>
-          <w:b/>
-          <w:lang w:val="pt_PT" w:bidi="pt_PT"/>
-        </w:rPr>
-        <w:t>pastores</w:t>
-      </w:r>
-      <w:r>
-        <w:rPr>
-          <w:lang w:val="pt_PT" w:bidi="pt_PT"/>
-        </w:rPr>
-        <w:t xml:space="preserve"> aqui é a mesma palavra que é traduzida como "pastores (de ovelhas)" em outros lugares na NTLH e em outras Bíblias em outros idiomas. É a forma plural da palavra usada por Jesus para se referir a si mesmo em João 10.10, onde ele diz que é o "Bom Pastor". A ideia aqui é que, de maneira semelhante a como um pastor alimenta, protege e cuida do bem-estar de seu rebanho, assim os pastores alimentam (com alimento espiritual) e cuidam e protegem o bem-estar espiritual daqueles dentro de sua igreja. Se isso ajudar seus leitores, você pode indicar explicitamente o significado da palavra "pastores". Tradução alternativa: "pastores espirituais" ou "líderes cristãos pastores".</w:t>
+        <w:t>Efésios 4.12 (#1)</w:t>
+      </w:r>
+      <w:r>
+        <w:rPr>
+          <w:lang w:val="pt_PT" w:bidi="pt_PT"/>
+        </w:rPr>
+      </w:r>
+    </w:p>
+    <w:p>
+      <w:pPr/>
+      <w:r>
+        <w:rPr>
+          <w:lang w:val="pt_PT" w:bidi="pt_PT"/>
+        </w:rPr>
+      </w:r>
+      <w:r>
+        <w:rPr>
+          <w:b/>
+          <w:lang w:val="pt_PT" w:bidi="pt_PT"/>
+        </w:rPr>
+        <w:t>πρὸς τὸν καταρτισμὸν τῶν ἁγίων</w:t>
+      </w:r>
+    </w:p>
+    <w:p>
+      <w:pPr/>
+      <w:r>
+        <w:rPr>
+          <w:lang w:val="pt_PT" w:bidi="pt_PT"/>
+        </w:rPr>
+      </w:r>
+      <w:r>
+        <w:rPr>
+          <w:b/>
+          <w:lang w:val="pt_PT" w:bidi="pt_PT"/>
+        </w:rPr>
+        <w:t>"para preparar o povo de Deus para o serviço cristão".</w:t>
+      </w:r>
+    </w:p>
+    <w:p>
+      <w:pPr/>
+      <w:r>
+        <w:rPr>
+          <w:lang w:val="pt_PT" w:bidi="pt_PT"/>
+        </w:rPr>
+      </w:r>
+      <w:r>
+        <w:rPr>
+          <w:lang w:val="pt_PT" w:bidi="pt_PT"/>
+        </w:rPr>
+        <w:t>Tradução alternativa: “preparar o povo que ele escolheu” ou “prover aos crentes o que eles necessitam”.</w:t>
+      </w:r>
+      <w:r>
+        <w:rPr>
+          <w:lang w:val="pt_PT" w:bidi="pt_PT"/>
+        </w:rPr>
+      </w:r>
+      <w:r>
+        <w:rPr>
+          <w:lang w:val="pt_PT" w:bidi="pt_PT"/>
+        </w:rPr>
+      </w:r>
+    </w:p>
+    <w:p>
+      <w:pPr/>
+      <w:r>
+        <w:rPr>
+          <w:lang w:val="pt_PT" w:bidi="pt_PT"/>
+        </w:rPr>
+      </w:r>
+    </w:p>
+    <w:p>
+      <w:pPr>
+        <w:pStyle w:val="Heading2"/>
+      </w:pPr>
+      <w:r>
+        <w:rPr>
+          <w:lang w:val="pt_PT" w:bidi="pt_PT"/>
+        </w:rPr>
+        <w:t>Efésios 4.12 (#2)</w:t>
+      </w:r>
+      <w:r>
+        <w:rPr>
+          <w:lang w:val="pt_PT" w:bidi="pt_PT"/>
+        </w:rPr>
+      </w:r>
+    </w:p>
+    <w:p>
+      <w:pPr/>
+      <w:r>
+        <w:rPr>
+          <w:lang w:val="pt_PT" w:bidi="pt_PT"/>
+        </w:rPr>
+      </w:r>
+      <w:r>
+        <w:rPr>
+          <w:b/>
+          <w:lang w:val="pt_PT" w:bidi="pt_PT"/>
+        </w:rPr>
+        <w:t>εἰς ἔργον διακονίας</w:t>
+      </w:r>
+    </w:p>
+    <w:p>
+      <w:pPr/>
+      <w:r>
+        <w:rPr>
+          <w:lang w:val="pt_PT" w:bidi="pt_PT"/>
+        </w:rPr>
+      </w:r>
+      <w:r>
+        <w:rPr>
+          <w:b/>
+          <w:lang w:val="pt_PT" w:bidi="pt_PT"/>
+        </w:rPr>
+        <w:t>"para o serviço cristão".</w:t>
+      </w:r>
+    </w:p>
+    <w:p>
+      <w:pPr/>
+      <w:r>
+        <w:rPr>
+          <w:lang w:val="pt_PT" w:bidi="pt_PT"/>
+        </w:rPr>
+      </w:r>
+      <w:r>
+        <w:rPr>
+          <w:lang w:val="pt_PT" w:bidi="pt_PT"/>
+        </w:rPr>
+        <w:t>Tradução alternativa: “para que possam servir aos demais”.</w:t>
+      </w:r>
+      <w:r>
+        <w:rPr>
+          <w:lang w:val="pt_PT" w:bidi="pt_PT"/>
+        </w:rPr>
+      </w:r>
+      <w:r>
+        <w:rPr>
+          <w:lang w:val="pt_PT" w:bidi="pt_PT"/>
+        </w:rPr>
+      </w:r>
+    </w:p>
+    <w:p>
+      <w:pPr/>
+      <w:r>
+        <w:rPr>
+          <w:lang w:val="pt_PT" w:bidi="pt_PT"/>
+        </w:rPr>
+      </w:r>
+    </w:p>
+    <w:p>
+      <w:pPr>
+        <w:pStyle w:val="Heading2"/>
+      </w:pPr>
+      <w:r>
+        <w:rPr>
+          <w:lang w:val="pt_PT" w:bidi="pt_PT"/>
+        </w:rPr>
+        <w:t>Efésios 4.12 (#3)</w:t>
+      </w:r>
+      <w:r>
+        <w:rPr>
+          <w:lang w:val="pt_PT" w:bidi="pt_PT"/>
+        </w:rPr>
+      </w:r>
+    </w:p>
+    <w:p>
+      <w:pPr/>
+      <w:r>
+        <w:rPr>
+          <w:lang w:val="pt_PT" w:bidi="pt_PT"/>
+        </w:rPr>
+      </w:r>
+      <w:r>
+        <w:rPr>
+          <w:b/>
+          <w:lang w:val="pt_PT" w:bidi="pt_PT"/>
+        </w:rPr>
+        <w:t>εἰς οἰκοδομὴν τοῦ σώματος τοῦ Χριστοῦ</w:t>
+      </w:r>
+    </w:p>
+    <w:p>
+      <w:pPr/>
+      <w:r>
+        <w:rPr>
+          <w:lang w:val="pt_PT" w:bidi="pt_PT"/>
+        </w:rPr>
+      </w:r>
+      <w:r>
+        <w:rPr>
+          <w:b/>
+          <w:lang w:val="pt_PT" w:bidi="pt_PT"/>
+        </w:rPr>
+        <w:t>"a fim de construir o corpo de Cristo".</w:t>
+      </w:r>
+    </w:p>
+    <w:p>
+      <w:pPr/>
+      <w:r>
+        <w:rPr>
+          <w:lang w:val="pt_PT" w:bidi="pt_PT"/>
+        </w:rPr>
+      </w:r>
+      <w:r>
+        <w:rPr>
+          <w:lang w:val="pt_PT" w:bidi="pt_PT"/>
+        </w:rPr>
+        <w:t>Paulo está comparando o crescimento espiritual das pessoas a exercícios que aumentam a força dos corpos físicos.</w:t>
       </w:r>
     </w:p>
     <w:p>
@@ -21191,7 +23065,7 @@
         <w:rPr>
           <w:lang w:val="pt_PT" w:bidi="pt_PT"/>
         </w:rPr>
-        <w:t>Conhecimento presumido e informações implícitas.</w:t>
+        <w:t>Metáfora.</w:t>
       </w:r>
       <w:r>
         <w:rPr>
@@ -21220,41 +23094,56 @@
         <w:rPr>
           <w:lang w:val="pt_PT" w:bidi="pt_PT"/>
         </w:rPr>
-        <w:t>Efésios 4.12 (#1)</w:t>
-      </w:r>
-      <w:r>
-        <w:rPr>
-          <w:lang w:val="pt_PT" w:bidi="pt_PT"/>
-        </w:rPr>
-      </w:r>
-    </w:p>
-    <w:p>
-      <w:pPr/>
-      <w:r>
-        <w:rPr>
-          <w:lang w:val="pt_PT" w:bidi="pt_PT"/>
-        </w:rPr>
-      </w:r>
-      <w:r>
-        <w:rPr>
-          <w:b/>
-          <w:lang w:val="pt_PT" w:bidi="pt_PT"/>
-        </w:rPr>
-        <w:t>"para preparar o povo de Deus para o serviço cristão".</w:t>
-      </w:r>
-    </w:p>
-    <w:p>
-      <w:pPr/>
-      <w:r>
-        <w:rPr>
-          <w:lang w:val="pt_PT" w:bidi="pt_PT"/>
-        </w:rPr>
-      </w:r>
-      <w:r>
-        <w:rPr>
-          <w:lang w:val="pt_PT" w:bidi="pt_PT"/>
-        </w:rPr>
-        <w:t>Tradução alternativa: “preparar o povo que ele escolheu” ou “prover aos crentes o que eles necessitam”.</w:t>
+        <w:t>Efésios 4.12 (#4)</w:t>
+      </w:r>
+      <w:r>
+        <w:rPr>
+          <w:lang w:val="pt_PT" w:bidi="pt_PT"/>
+        </w:rPr>
+      </w:r>
+    </w:p>
+    <w:p>
+      <w:pPr/>
+      <w:r>
+        <w:rPr>
+          <w:lang w:val="pt_PT" w:bidi="pt_PT"/>
+        </w:rPr>
+      </w:r>
+      <w:r>
+        <w:rPr>
+          <w:b/>
+          <w:lang w:val="pt_PT" w:bidi="pt_PT"/>
+        </w:rPr>
+        <w:t>οἰκοδομὴν</w:t>
+      </w:r>
+    </w:p>
+    <w:p>
+      <w:pPr/>
+      <w:r>
+        <w:rPr>
+          <w:lang w:val="pt_PT" w:bidi="pt_PT"/>
+        </w:rPr>
+      </w:r>
+      <w:r>
+        <w:rPr>
+          <w:b/>
+          <w:lang w:val="pt_PT" w:bidi="pt_PT"/>
+        </w:rPr>
+        <w:t>"construir o corpo de Cristo".</w:t>
+      </w:r>
+    </w:p>
+    <w:p>
+      <w:pPr/>
+      <w:r>
+        <w:rPr>
+          <w:lang w:val="pt_PT" w:bidi="pt_PT"/>
+        </w:rPr>
+      </w:r>
+      <w:r>
+        <w:rPr>
+          <w:lang w:val="pt_PT" w:bidi="pt_PT"/>
+        </w:rPr>
+        <w:t>Tradução alternativa: “a melhora”.</w:t>
       </w:r>
       <w:r>
         <w:rPr>
@@ -21283,41 +23172,54 @@
         <w:rPr>
           <w:lang w:val="pt_PT" w:bidi="pt_PT"/>
         </w:rPr>
-        <w:t>Efésios 4.12 (#2)</w:t>
-      </w:r>
-      <w:r>
-        <w:rPr>
-          <w:lang w:val="pt_PT" w:bidi="pt_PT"/>
-        </w:rPr>
-      </w:r>
-    </w:p>
-    <w:p>
-      <w:pPr/>
-      <w:r>
-        <w:rPr>
-          <w:lang w:val="pt_PT" w:bidi="pt_PT"/>
-        </w:rPr>
-      </w:r>
-      <w:r>
-        <w:rPr>
-          <w:b/>
-          <w:lang w:val="pt_PT" w:bidi="pt_PT"/>
-        </w:rPr>
-        <w:t>"para o serviço cristão".</w:t>
-      </w:r>
-    </w:p>
-    <w:p>
-      <w:pPr/>
-      <w:r>
-        <w:rPr>
-          <w:lang w:val="pt_PT" w:bidi="pt_PT"/>
-        </w:rPr>
-      </w:r>
-      <w:r>
-        <w:rPr>
-          <w:lang w:val="pt_PT" w:bidi="pt_PT"/>
-        </w:rPr>
-        <w:t>Tradução alternativa: “para que possam servir aos demais”.</w:t>
+        <w:t>Efésios 4.12 (#5)</w:t>
+      </w:r>
+      <w:r>
+        <w:rPr>
+          <w:lang w:val="pt_PT" w:bidi="pt_PT"/>
+        </w:rPr>
+      </w:r>
+    </w:p>
+    <w:p>
+      <w:pPr/>
+      <w:r>
+        <w:rPr>
+          <w:lang w:val="pt_PT" w:bidi="pt_PT"/>
+        </w:rPr>
+      </w:r>
+      <w:r>
+        <w:rPr>
+          <w:b/>
+          <w:lang w:val="pt_PT" w:bidi="pt_PT"/>
+        </w:rPr>
+        <w:t>"o corpo de Cristo".</w:t>
+      </w:r>
+    </w:p>
+    <w:p>
+      <w:pPr/>
+      <w:r>
+        <w:rPr>
+          <w:lang w:val="pt_PT" w:bidi="pt_PT"/>
+        </w:rPr>
+      </w:r>
+      <w:r>
+        <w:rPr>
+          <w:lang w:val="pt_PT" w:bidi="pt_PT"/>
+        </w:rPr>
+        <w:t xml:space="preserve">O </w:t>
+      </w:r>
+      <w:r>
+        <w:rPr>
+          <w:b/>
+          <w:lang w:val="pt_PT" w:bidi="pt_PT"/>
+        </w:rPr>
+        <w:t>corpo de Cristo</w:t>
+      </w:r>
+      <w:r>
+        <w:rPr>
+          <w:lang w:val="pt_PT" w:bidi="pt_PT"/>
+        </w:rPr>
+        <w:t xml:space="preserve"> refere-se a todos os membros da Igreja de Cristo.</w:t>
       </w:r>
       <w:r>
         <w:rPr>
@@ -21346,41 +23248,158 @@
         <w:rPr>
           <w:lang w:val="pt_PT" w:bidi="pt_PT"/>
         </w:rPr>
-        <w:t>Efésios 4.12 (#3)</w:t>
-      </w:r>
-      <w:r>
-        <w:rPr>
-          <w:lang w:val="pt_PT" w:bidi="pt_PT"/>
-        </w:rPr>
-      </w:r>
-    </w:p>
-    <w:p>
-      <w:pPr/>
-      <w:r>
-        <w:rPr>
-          <w:lang w:val="pt_PT" w:bidi="pt_PT"/>
-        </w:rPr>
-      </w:r>
-      <w:r>
-        <w:rPr>
-          <w:b/>
-          <w:lang w:val="pt_PT" w:bidi="pt_PT"/>
-        </w:rPr>
-        <w:t>"a fim de construir o corpo de Cristo".</w:t>
-      </w:r>
-    </w:p>
-    <w:p>
-      <w:pPr/>
-      <w:r>
-        <w:rPr>
-          <w:lang w:val="pt_PT" w:bidi="pt_PT"/>
-        </w:rPr>
-      </w:r>
-      <w:r>
-        <w:rPr>
-          <w:lang w:val="pt_PT" w:bidi="pt_PT"/>
-        </w:rPr>
-        <w:t>Paulo está comparando o crescimento espiritual das pessoas a exercícios que aumentam a força dos corpos físicos.</w:t>
+        <w:t>Efésios 4.13 (#1)</w:t>
+      </w:r>
+      <w:r>
+        <w:rPr>
+          <w:lang w:val="pt_PT" w:bidi="pt_PT"/>
+        </w:rPr>
+      </w:r>
+    </w:p>
+    <w:p>
+      <w:pPr/>
+      <w:r>
+        <w:rPr>
+          <w:lang w:val="pt_PT" w:bidi="pt_PT"/>
+        </w:rPr>
+      </w:r>
+      <w:r>
+        <w:rPr>
+          <w:b/>
+          <w:lang w:val="pt_PT" w:bidi="pt_PT"/>
+        </w:rPr>
+        <w:t>"todos nós chegaremos a ser um na nossa fé e no nosso conhecimento do Filho de Deus".</w:t>
+      </w:r>
+    </w:p>
+    <w:p>
+      <w:pPr/>
+      <w:r>
+        <w:rPr>
+          <w:lang w:val="pt_PT" w:bidi="pt_PT"/>
+        </w:rPr>
+      </w:r>
+      <w:r>
+        <w:rPr>
+          <w:lang w:val="pt_PT" w:bidi="pt_PT"/>
+        </w:rPr>
+        <w:t xml:space="preserve">Os crentes precisam conhecer Jesus como o </w:t>
+      </w:r>
+      <w:r>
+        <w:rPr>
+          <w:b/>
+          <w:lang w:val="pt_PT" w:bidi="pt_PT"/>
+        </w:rPr>
+        <w:t>Filho de Deus</w:t>
+      </w:r>
+      <w:r>
+        <w:rPr>
+          <w:lang w:val="pt_PT" w:bidi="pt_PT"/>
+        </w:rPr>
+        <w:t xml:space="preserve"> se quiserem estar unidos na </w:t>
+      </w:r>
+      <w:r>
+        <w:rPr>
+          <w:b/>
+          <w:lang w:val="pt_PT" w:bidi="pt_PT"/>
+        </w:rPr>
+        <w:t>fé</w:t>
+      </w:r>
+      <w:r>
+        <w:rPr>
+          <w:lang w:val="pt_PT" w:bidi="pt_PT"/>
+        </w:rPr>
+        <w:t xml:space="preserve"> e amadurecer como cristãos.</w:t>
+      </w:r>
+      <w:r>
+        <w:rPr>
+          <w:lang w:val="pt_PT" w:bidi="pt_PT"/>
+        </w:rPr>
+      </w:r>
+      <w:r>
+        <w:rPr>
+          <w:lang w:val="pt_PT" w:bidi="pt_PT"/>
+        </w:rPr>
+      </w:r>
+    </w:p>
+    <w:p>
+      <w:pPr/>
+      <w:r>
+        <w:rPr>
+          <w:lang w:val="pt_PT" w:bidi="pt_PT"/>
+        </w:rPr>
+      </w:r>
+    </w:p>
+    <w:p>
+      <w:pPr>
+        <w:pStyle w:val="Heading2"/>
+      </w:pPr>
+      <w:r>
+        <w:rPr>
+          <w:lang w:val="pt_PT" w:bidi="pt_PT"/>
+        </w:rPr>
+        <w:t>Efésios 4.13 (#2)</w:t>
+      </w:r>
+      <w:r>
+        <w:rPr>
+          <w:lang w:val="pt_PT" w:bidi="pt_PT"/>
+        </w:rPr>
+      </w:r>
+    </w:p>
+    <w:p>
+      <w:pPr/>
+      <w:r>
+        <w:rPr>
+          <w:lang w:val="pt_PT" w:bidi="pt_PT"/>
+        </w:rPr>
+      </w:r>
+      <w:r>
+        <w:rPr>
+          <w:b/>
+          <w:lang w:val="pt_PT" w:bidi="pt_PT"/>
+        </w:rPr>
+        <w:t>καταντήσωμεν οἱ πάντες εἰς τὴν ἑνότητα τῆς πίστεως</w:t>
+      </w:r>
+    </w:p>
+    <w:p>
+      <w:pPr/>
+      <w:r>
+        <w:rPr>
+          <w:lang w:val="pt_PT" w:bidi="pt_PT"/>
+        </w:rPr>
+      </w:r>
+      <w:r>
+        <w:rPr>
+          <w:b/>
+          <w:lang w:val="pt_PT" w:bidi="pt_PT"/>
+        </w:rPr>
+        <w:t>"todos nós chegaremos a ser um na nossa fé".</w:t>
+      </w:r>
+    </w:p>
+    <w:p>
+      <w:pPr/>
+      <w:r>
+        <w:rPr>
+          <w:lang w:val="pt_PT" w:bidi="pt_PT"/>
+        </w:rPr>
+      </w:r>
+      <w:r>
+        <w:rPr>
+          <w:lang w:val="pt_PT" w:bidi="pt_PT"/>
+        </w:rPr>
+        <w:t xml:space="preserve">Se o seu idioma não utiliza um substantivo abstrato para a ideia por trás da expressão </w:t>
+      </w:r>
+      <w:r>
+        <w:rPr>
+          <w:b/>
+          <w:lang w:val="pt_PT" w:bidi="pt_PT"/>
+        </w:rPr>
+        <w:t>ser um</w:t>
+      </w:r>
+      <w:r>
+        <w:rPr>
+          <w:lang w:val="pt_PT" w:bidi="pt_PT"/>
+        </w:rPr>
+        <w:t>, você pode expressar a mesma ideia com uma outra expressão. Tradução alternativa: “todos nós nos tornamos igualmente fortes na fé” ou “todos nós nos unimos na fé”.</w:t>
       </w:r>
     </w:p>
     <w:p>
@@ -21400,6 +23419,711 @@
         <w:rPr>
           <w:lang w:val="pt_PT" w:bidi="pt_PT"/>
         </w:rPr>
+        <w:t>Substantivos abstratos.</w:t>
+      </w:r>
+      <w:r>
+        <w:rPr>
+          <w:lang w:val="pt_PT" w:bidi="pt_PT"/>
+        </w:rPr>
+      </w:r>
+      <w:r>
+        <w:rPr>
+          <w:lang w:val="pt_PT" w:bidi="pt_PT"/>
+        </w:rPr>
+      </w:r>
+    </w:p>
+    <w:p>
+      <w:pPr/>
+      <w:r>
+        <w:rPr>
+          <w:lang w:val="pt_PT" w:bidi="pt_PT"/>
+        </w:rPr>
+      </w:r>
+    </w:p>
+    <w:p>
+      <w:pPr>
+        <w:pStyle w:val="Heading2"/>
+      </w:pPr>
+      <w:r>
+        <w:rPr>
+          <w:lang w:val="pt_PT" w:bidi="pt_PT"/>
+        </w:rPr>
+        <w:t>Efésios 4.13 (#3)</w:t>
+      </w:r>
+      <w:r>
+        <w:rPr>
+          <w:lang w:val="pt_PT" w:bidi="pt_PT"/>
+        </w:rPr>
+      </w:r>
+    </w:p>
+    <w:p>
+      <w:pPr/>
+      <w:r>
+        <w:rPr>
+          <w:lang w:val="pt_PT" w:bidi="pt_PT"/>
+        </w:rPr>
+      </w:r>
+      <w:r>
+        <w:rPr>
+          <w:b/>
+          <w:lang w:val="pt_PT" w:bidi="pt_PT"/>
+        </w:rPr>
+        <w:t>καταντήσωμεν οἱ πάντες εἰς τὴν ἑνότητα τῆς πίστεως</w:t>
+      </w:r>
+    </w:p>
+    <w:p>
+      <w:pPr/>
+      <w:r>
+        <w:rPr>
+          <w:lang w:val="pt_PT" w:bidi="pt_PT"/>
+        </w:rPr>
+      </w:r>
+      <w:r>
+        <w:rPr>
+          <w:b/>
+          <w:lang w:val="pt_PT" w:bidi="pt_PT"/>
+        </w:rPr>
+        <w:t>"todos nós chegaremos a ser um na nossa fé".</w:t>
+      </w:r>
+    </w:p>
+    <w:p>
+      <w:pPr/>
+      <w:r>
+        <w:rPr>
+          <w:lang w:val="pt_PT" w:bidi="pt_PT"/>
+        </w:rPr>
+      </w:r>
+      <w:r>
+        <w:rPr>
+          <w:lang w:val="pt_PT" w:bidi="pt_PT"/>
+        </w:rPr>
+        <w:t xml:space="preserve">Se o seu idioma não utiliza um substantivo abstrato para a ideia por trás da palavra </w:t>
+      </w:r>
+      <w:r>
+        <w:rPr>
+          <w:b/>
+          <w:lang w:val="pt_PT" w:bidi="pt_PT"/>
+        </w:rPr>
+        <w:t>fé</w:t>
+      </w:r>
+      <w:r>
+        <w:rPr>
+          <w:lang w:val="pt_PT" w:bidi="pt_PT"/>
+        </w:rPr>
+        <w:t>, você pode expressar a mesma ideia com uma forma verbal. Tradução alternativa: “unir-se como crentes”.</w:t>
+      </w:r>
+    </w:p>
+    <w:p>
+      <w:pPr/>
+      <w:r>
+        <w:rPr>
+          <w:lang w:val="pt_PT" w:bidi="pt_PT"/>
+        </w:rPr>
+      </w:r>
+      <w:r>
+        <w:rPr>
+          <w:lang w:val="pt_PT" w:bidi="pt_PT"/>
+        </w:rPr>
+        <w:t xml:space="preserve">Veja: </w:t>
+      </w:r>
+      <w:r>
+        <w:rPr>
+          <w:lang w:val="pt_PT" w:bidi="pt_PT"/>
+        </w:rPr>
+        <w:t>Substantivos abstratos.</w:t>
+      </w:r>
+      <w:r>
+        <w:rPr>
+          <w:lang w:val="pt_PT" w:bidi="pt_PT"/>
+        </w:rPr>
+      </w:r>
+      <w:r>
+        <w:rPr>
+          <w:lang w:val="pt_PT" w:bidi="pt_PT"/>
+        </w:rPr>
+      </w:r>
+    </w:p>
+    <w:p>
+      <w:pPr/>
+      <w:r>
+        <w:rPr>
+          <w:lang w:val="pt_PT" w:bidi="pt_PT"/>
+        </w:rPr>
+      </w:r>
+    </w:p>
+    <w:p>
+      <w:pPr>
+        <w:pStyle w:val="Heading2"/>
+      </w:pPr>
+      <w:r>
+        <w:rPr>
+          <w:lang w:val="pt_PT" w:bidi="pt_PT"/>
+        </w:rPr>
+        <w:t>Efésios 4.13 (#4)</w:t>
+      </w:r>
+      <w:r>
+        <w:rPr>
+          <w:lang w:val="pt_PT" w:bidi="pt_PT"/>
+        </w:rPr>
+      </w:r>
+    </w:p>
+    <w:p>
+      <w:pPr/>
+      <w:r>
+        <w:rPr>
+          <w:lang w:val="pt_PT" w:bidi="pt_PT"/>
+        </w:rPr>
+      </w:r>
+      <w:r>
+        <w:rPr>
+          <w:b/>
+          <w:lang w:val="pt_PT" w:bidi="pt_PT"/>
+        </w:rPr>
+        <w:t>τῆς ἐπιγνώσεως τοῦ Υἱοῦ τοῦ Θεοῦ</w:t>
+      </w:r>
+    </w:p>
+    <w:p>
+      <w:pPr/>
+      <w:r>
+        <w:rPr>
+          <w:lang w:val="pt_PT" w:bidi="pt_PT"/>
+        </w:rPr>
+      </w:r>
+      <w:r>
+        <w:rPr>
+          <w:b/>
+          <w:lang w:val="pt_PT" w:bidi="pt_PT"/>
+        </w:rPr>
+        <w:t>"e no conhecimento do Filho de Deus".</w:t>
+      </w:r>
+    </w:p>
+    <w:p>
+      <w:pPr/>
+      <w:r>
+        <w:rPr>
+          <w:lang w:val="pt_PT" w:bidi="pt_PT"/>
+        </w:rPr>
+      </w:r>
+      <w:r>
+        <w:rPr>
+          <w:lang w:val="pt_PT" w:bidi="pt_PT"/>
+        </w:rPr>
+        <w:t xml:space="preserve">Se o seu idioma não utiliza um substantivo abstrato para a ideia por trás da palavra </w:t>
+      </w:r>
+      <w:r>
+        <w:rPr>
+          <w:b/>
+          <w:lang w:val="pt_PT" w:bidi="pt_PT"/>
+        </w:rPr>
+        <w:t>conhecimento</w:t>
+      </w:r>
+      <w:r>
+        <w:rPr>
+          <w:lang w:val="pt_PT" w:bidi="pt_PT"/>
+        </w:rPr>
+        <w:t>, você pode expressar a mesma ideia com uma forma verbal. Tradução alternativa: “todos conhecem bem o Filho de Deus”.</w:t>
+      </w:r>
+    </w:p>
+    <w:p>
+      <w:pPr/>
+      <w:r>
+        <w:rPr>
+          <w:lang w:val="pt_PT" w:bidi="pt_PT"/>
+        </w:rPr>
+      </w:r>
+      <w:r>
+        <w:rPr>
+          <w:lang w:val="pt_PT" w:bidi="pt_PT"/>
+        </w:rPr>
+        <w:t xml:space="preserve">Veja: </w:t>
+      </w:r>
+      <w:r>
+        <w:rPr>
+          <w:lang w:val="pt_PT" w:bidi="pt_PT"/>
+        </w:rPr>
+        <w:t>Substantivos abstratos.</w:t>
+      </w:r>
+      <w:r>
+        <w:rPr>
+          <w:lang w:val="pt_PT" w:bidi="pt_PT"/>
+        </w:rPr>
+      </w:r>
+      <w:r>
+        <w:rPr>
+          <w:lang w:val="pt_PT" w:bidi="pt_PT"/>
+        </w:rPr>
+      </w:r>
+    </w:p>
+    <w:p>
+      <w:pPr/>
+      <w:r>
+        <w:rPr>
+          <w:lang w:val="pt_PT" w:bidi="pt_PT"/>
+        </w:rPr>
+      </w:r>
+    </w:p>
+    <w:p>
+      <w:pPr>
+        <w:pStyle w:val="Heading2"/>
+      </w:pPr>
+      <w:r>
+        <w:rPr>
+          <w:lang w:val="pt_PT" w:bidi="pt_PT"/>
+        </w:rPr>
+        <w:t>Efésios 4.13 (#5)</w:t>
+      </w:r>
+      <w:r>
+        <w:rPr>
+          <w:lang w:val="pt_PT" w:bidi="pt_PT"/>
+        </w:rPr>
+      </w:r>
+    </w:p>
+    <w:p>
+      <w:pPr/>
+      <w:r>
+        <w:rPr>
+          <w:lang w:val="pt_PT" w:bidi="pt_PT"/>
+        </w:rPr>
+      </w:r>
+      <w:r>
+        <w:rPr>
+          <w:b/>
+          <w:lang w:val="pt_PT" w:bidi="pt_PT"/>
+        </w:rPr>
+        <w:t>τοῦ Υἱοῦ τοῦ Θεοῦ</w:t>
+      </w:r>
+    </w:p>
+    <w:p>
+      <w:pPr/>
+      <w:r>
+        <w:rPr>
+          <w:lang w:val="pt_PT" w:bidi="pt_PT"/>
+        </w:rPr>
+      </w:r>
+      <w:r>
+        <w:rPr>
+          <w:b/>
+          <w:lang w:val="pt_PT" w:bidi="pt_PT"/>
+        </w:rPr>
+        <w:t>"do Filho de Deus".</w:t>
+      </w:r>
+    </w:p>
+    <w:p>
+      <w:pPr/>
+      <w:r>
+        <w:rPr>
+          <w:lang w:val="pt_PT" w:bidi="pt_PT"/>
+        </w:rPr>
+      </w:r>
+      <w:r>
+        <w:rPr>
+          <w:b/>
+          <w:lang w:val="pt_PT" w:bidi="pt_PT"/>
+        </w:rPr>
+        <w:t>Filho de Deus</w:t>
+      </w:r>
+      <w:r>
+        <w:rPr>
+          <w:lang w:val="pt_PT" w:bidi="pt_PT"/>
+        </w:rPr>
+        <w:t xml:space="preserve"> é um título significativo para Jesus.</w:t>
+      </w:r>
+    </w:p>
+    <w:p>
+      <w:pPr/>
+      <w:r>
+        <w:rPr>
+          <w:lang w:val="pt_PT" w:bidi="pt_PT"/>
+        </w:rPr>
+      </w:r>
+      <w:r>
+        <w:rPr>
+          <w:lang w:val="pt_PT" w:bidi="pt_PT"/>
+        </w:rPr>
+        <w:t xml:space="preserve">Veja: </w:t>
+      </w:r>
+      <w:r>
+        <w:rPr>
+          <w:lang w:val="pt_PT" w:bidi="pt_PT"/>
+        </w:rPr>
+        <w:t>Traduzindo Filho e Pai.</w:t>
+      </w:r>
+      <w:r>
+        <w:rPr>
+          <w:lang w:val="pt_PT" w:bidi="pt_PT"/>
+        </w:rPr>
+      </w:r>
+      <w:r>
+        <w:rPr>
+          <w:lang w:val="pt_PT" w:bidi="pt_PT"/>
+        </w:rPr>
+      </w:r>
+    </w:p>
+    <w:p>
+      <w:pPr/>
+      <w:r>
+        <w:rPr>
+          <w:lang w:val="pt_PT" w:bidi="pt_PT"/>
+        </w:rPr>
+      </w:r>
+    </w:p>
+    <w:p>
+      <w:pPr>
+        <w:pStyle w:val="Heading2"/>
+      </w:pPr>
+      <w:r>
+        <w:rPr>
+          <w:lang w:val="pt_PT" w:bidi="pt_PT"/>
+        </w:rPr>
+        <w:t>Efésios 4.13 (#6)</w:t>
+      </w:r>
+      <w:r>
+        <w:rPr>
+          <w:lang w:val="pt_PT" w:bidi="pt_PT"/>
+        </w:rPr>
+      </w:r>
+    </w:p>
+    <w:p>
+      <w:pPr/>
+      <w:r>
+        <w:rPr>
+          <w:lang w:val="pt_PT" w:bidi="pt_PT"/>
+        </w:rPr>
+      </w:r>
+      <w:r>
+        <w:rPr>
+          <w:b/>
+          <w:lang w:val="pt_PT" w:bidi="pt_PT"/>
+        </w:rPr>
+        <w:t>εἰς ἄνδρα τέλειον</w:t>
+      </w:r>
+    </w:p>
+    <w:p>
+      <w:pPr/>
+      <w:r>
+        <w:rPr>
+          <w:lang w:val="pt_PT" w:bidi="pt_PT"/>
+        </w:rPr>
+      </w:r>
+      <w:r>
+        <w:rPr>
+          <w:b/>
+          <w:lang w:val="pt_PT" w:bidi="pt_PT"/>
+        </w:rPr>
+        <w:t>"seremos pessoas maduras".</w:t>
+      </w:r>
+    </w:p>
+    <w:p>
+      <w:pPr/>
+      <w:r>
+        <w:rPr>
+          <w:lang w:val="pt_PT" w:bidi="pt_PT"/>
+        </w:rPr>
+      </w:r>
+      <w:r>
+        <w:rPr>
+          <w:lang w:val="pt_PT" w:bidi="pt_PT"/>
+        </w:rPr>
+        <w:t>Tradução alternativa: “para um crente experiente”.</w:t>
+      </w:r>
+      <w:r>
+        <w:rPr>
+          <w:lang w:val="pt_PT" w:bidi="pt_PT"/>
+        </w:rPr>
+      </w:r>
+      <w:r>
+        <w:rPr>
+          <w:lang w:val="pt_PT" w:bidi="pt_PT"/>
+        </w:rPr>
+      </w:r>
+    </w:p>
+    <w:p>
+      <w:pPr/>
+      <w:r>
+        <w:rPr>
+          <w:lang w:val="pt_PT" w:bidi="pt_PT"/>
+        </w:rPr>
+      </w:r>
+    </w:p>
+    <w:p>
+      <w:pPr>
+        <w:pStyle w:val="Heading2"/>
+      </w:pPr>
+      <w:r>
+        <w:rPr>
+          <w:lang w:val="pt_PT" w:bidi="pt_PT"/>
+        </w:rPr>
+        <w:t>Efésios 4.13 (#7)</w:t>
+      </w:r>
+      <w:r>
+        <w:rPr>
+          <w:lang w:val="pt_PT" w:bidi="pt_PT"/>
+        </w:rPr>
+      </w:r>
+    </w:p>
+    <w:p>
+      <w:pPr/>
+      <w:r>
+        <w:rPr>
+          <w:lang w:val="pt_PT" w:bidi="pt_PT"/>
+        </w:rPr>
+      </w:r>
+      <w:r>
+        <w:rPr>
+          <w:b/>
+          <w:lang w:val="pt_PT" w:bidi="pt_PT"/>
+        </w:rPr>
+        <w:t>τέλειον</w:t>
+      </w:r>
+    </w:p>
+    <w:p>
+      <w:pPr/>
+      <w:r>
+        <w:rPr>
+          <w:lang w:val="pt_PT" w:bidi="pt_PT"/>
+        </w:rPr>
+      </w:r>
+      <w:r>
+        <w:rPr>
+          <w:b/>
+          <w:lang w:val="pt_PT" w:bidi="pt_PT"/>
+        </w:rPr>
+        <w:t>"seremos pessoas maduras".</w:t>
+      </w:r>
+    </w:p>
+    <w:p>
+      <w:pPr/>
+      <w:r>
+        <w:rPr>
+          <w:lang w:val="pt_PT" w:bidi="pt_PT"/>
+        </w:rPr>
+      </w:r>
+      <w:r>
+        <w:rPr>
+          <w:lang w:val="pt_PT" w:bidi="pt_PT"/>
+        </w:rPr>
+        <w:t>Tradução alternativa: “totalmente desenvolvido”, “crescido” ou “completo”.</w:t>
+      </w:r>
+      <w:r>
+        <w:rPr>
+          <w:lang w:val="pt_PT" w:bidi="pt_PT"/>
+        </w:rPr>
+      </w:r>
+      <w:r>
+        <w:rPr>
+          <w:lang w:val="pt_PT" w:bidi="pt_PT"/>
+        </w:rPr>
+      </w:r>
+    </w:p>
+    <w:p>
+      <w:pPr/>
+      <w:r>
+        <w:rPr>
+          <w:lang w:val="pt_PT" w:bidi="pt_PT"/>
+        </w:rPr>
+      </w:r>
+    </w:p>
+    <w:p>
+      <w:pPr>
+        <w:pStyle w:val="Heading2"/>
+      </w:pPr>
+      <w:r>
+        <w:rPr>
+          <w:lang w:val="pt_PT" w:bidi="pt_PT"/>
+        </w:rPr>
+        <w:t>Efésios 4.14 (#1)</w:t>
+      </w:r>
+      <w:r>
+        <w:rPr>
+          <w:lang w:val="pt_PT" w:bidi="pt_PT"/>
+        </w:rPr>
+      </w:r>
+    </w:p>
+    <w:p>
+      <w:pPr/>
+      <w:r>
+        <w:rPr>
+          <w:lang w:val="pt_PT" w:bidi="pt_PT"/>
+        </w:rPr>
+      </w:r>
+      <w:r>
+        <w:rPr>
+          <w:b/>
+          <w:lang w:val="pt_PT" w:bidi="pt_PT"/>
+        </w:rPr>
+        <w:t>ἵνα</w:t>
+      </w:r>
+    </w:p>
+    <w:p>
+      <w:pPr/>
+      <w:r>
+        <w:rPr>
+          <w:lang w:val="pt_PT" w:bidi="pt_PT"/>
+        </w:rPr>
+      </w:r>
+      <w:r>
+        <w:rPr>
+          <w:b/>
+          <w:lang w:val="pt_PT" w:bidi="pt_PT"/>
+        </w:rPr>
+        <w:t>"Então não seremos mais como crianças".</w:t>
+      </w:r>
+    </w:p>
+    <w:p>
+      <w:pPr/>
+      <w:r>
+        <w:rPr>
+          <w:lang w:val="pt_PT" w:bidi="pt_PT"/>
+        </w:rPr>
+      </w:r>
+      <w:r>
+        <w:rPr>
+          <w:lang w:val="pt_PT" w:bidi="pt_PT"/>
+        </w:rPr>
+        <w:t xml:space="preserve">A palavra de conexão </w:t>
+      </w:r>
+      <w:r>
+        <w:rPr>
+          <w:b/>
+          <w:lang w:val="pt_PT" w:bidi="pt_PT"/>
+        </w:rPr>
+        <w:t>Então</w:t>
+      </w:r>
+      <w:r>
+        <w:rPr>
+          <w:lang w:val="pt_PT" w:bidi="pt_PT"/>
+        </w:rPr>
+        <w:t xml:space="preserve"> introduz uma relação de meta. O objetivo ou propósito das pessoas dotadas na igreja é conduzir todos os crentes à maturidade espiritual.</w:t>
+      </w:r>
+    </w:p>
+    <w:p>
+      <w:pPr/>
+      <w:r>
+        <w:rPr>
+          <w:lang w:val="pt_PT" w:bidi="pt_PT"/>
+        </w:rPr>
+      </w:r>
+      <w:r>
+        <w:rPr>
+          <w:lang w:val="pt_PT" w:bidi="pt_PT"/>
+        </w:rPr>
+        <w:t xml:space="preserve">Veja: </w:t>
+      </w:r>
+      <w:r>
+        <w:rPr>
+          <w:lang w:val="pt_PT" w:bidi="pt_PT"/>
+        </w:rPr>
+        <w:t>Conectar — Relação de meta (propósito).</w:t>
+      </w:r>
+      <w:r>
+        <w:rPr>
+          <w:lang w:val="pt_PT" w:bidi="pt_PT"/>
+        </w:rPr>
+      </w:r>
+      <w:r>
+        <w:rPr>
+          <w:lang w:val="pt_PT" w:bidi="pt_PT"/>
+        </w:rPr>
+      </w:r>
+    </w:p>
+    <w:p>
+      <w:pPr/>
+      <w:r>
+        <w:rPr>
+          <w:lang w:val="pt_PT" w:bidi="pt_PT"/>
+        </w:rPr>
+      </w:r>
+    </w:p>
+    <w:p>
+      <w:pPr>
+        <w:pStyle w:val="Heading2"/>
+      </w:pPr>
+      <w:r>
+        <w:rPr>
+          <w:lang w:val="pt_PT" w:bidi="pt_PT"/>
+        </w:rPr>
+        <w:t>Efésios 4.14 (#2)</w:t>
+      </w:r>
+      <w:r>
+        <w:rPr>
+          <w:lang w:val="pt_PT" w:bidi="pt_PT"/>
+        </w:rPr>
+      </w:r>
+    </w:p>
+    <w:p>
+      <w:pPr/>
+      <w:r>
+        <w:rPr>
+          <w:lang w:val="pt_PT" w:bidi="pt_PT"/>
+        </w:rPr>
+      </w:r>
+      <w:r>
+        <w:rPr>
+          <w:b/>
+          <w:lang w:val="pt_PT" w:bidi="pt_PT"/>
+        </w:rPr>
+        <w:t>μηκέτι ὦμεν νήπιοι</w:t>
+      </w:r>
+    </w:p>
+    <w:p>
+      <w:pPr/>
+      <w:r>
+        <w:rPr>
+          <w:lang w:val="pt_PT" w:bidi="pt_PT"/>
+        </w:rPr>
+      </w:r>
+      <w:r>
+        <w:rPr>
+          <w:b/>
+          <w:lang w:val="pt_PT" w:bidi="pt_PT"/>
+        </w:rPr>
+        <w:t>"não serremos mais como crianças".</w:t>
+      </w:r>
+    </w:p>
+    <w:p>
+      <w:pPr/>
+      <w:r>
+        <w:rPr>
+          <w:lang w:val="pt_PT" w:bidi="pt_PT"/>
+        </w:rPr>
+      </w:r>
+      <w:r>
+        <w:rPr>
+          <w:lang w:val="pt_PT" w:bidi="pt_PT"/>
+        </w:rPr>
+        <w:t xml:space="preserve">Paulo se refere aos crentes que não cresceram espiritualmente como </w:t>
+      </w:r>
+      <w:r>
+        <w:rPr>
+          <w:b/>
+          <w:lang w:val="pt_PT" w:bidi="pt_PT"/>
+        </w:rPr>
+        <w:t>crianças</w:t>
+      </w:r>
+      <w:r>
+        <w:rPr>
+          <w:lang w:val="pt_PT" w:bidi="pt_PT"/>
+        </w:rPr>
+        <w:t xml:space="preserve"> que tiveram pouca experiência na vida. Tradução alternativa: “para que não sejamos mais como crianças”.</w:t>
+      </w:r>
+    </w:p>
+    <w:p>
+      <w:pPr/>
+      <w:r>
+        <w:rPr>
+          <w:lang w:val="pt_PT" w:bidi="pt_PT"/>
+        </w:rPr>
+      </w:r>
+      <w:r>
+        <w:rPr>
+          <w:lang w:val="pt_PT" w:bidi="pt_PT"/>
+        </w:rPr>
+        <w:t xml:space="preserve">Veja: </w:t>
+      </w:r>
+      <w:r>
+        <w:rPr>
+          <w:lang w:val="pt_PT" w:bidi="pt_PT"/>
+        </w:rPr>
         <w:t>Metáfora.</w:t>
       </w:r>
       <w:r>
@@ -21429,41 +24153,102 @@
         <w:rPr>
           <w:lang w:val="pt_PT" w:bidi="pt_PT"/>
         </w:rPr>
-        <w:t>Efésios 4.12 (#4)</w:t>
-      </w:r>
-      <w:r>
-        <w:rPr>
-          <w:lang w:val="pt_PT" w:bidi="pt_PT"/>
-        </w:rPr>
-      </w:r>
-    </w:p>
-    <w:p>
-      <w:pPr/>
-      <w:r>
-        <w:rPr>
-          <w:lang w:val="pt_PT" w:bidi="pt_PT"/>
-        </w:rPr>
-      </w:r>
-      <w:r>
-        <w:rPr>
-          <w:b/>
-          <w:lang w:val="pt_PT" w:bidi="pt_PT"/>
-        </w:rPr>
-        <w:t>"construir o corpo de Cristo".</w:t>
-      </w:r>
-    </w:p>
-    <w:p>
-      <w:pPr/>
-      <w:r>
-        <w:rPr>
-          <w:lang w:val="pt_PT" w:bidi="pt_PT"/>
-        </w:rPr>
-      </w:r>
-      <w:r>
-        <w:rPr>
-          <w:lang w:val="pt_PT" w:bidi="pt_PT"/>
-        </w:rPr>
-        <w:t>Tradução alternativa: “a melhora”.</w:t>
+        <w:t>Efésios 4.14 (#3)</w:t>
+      </w:r>
+      <w:r>
+        <w:rPr>
+          <w:lang w:val="pt_PT" w:bidi="pt_PT"/>
+        </w:rPr>
+      </w:r>
+    </w:p>
+    <w:p>
+      <w:pPr/>
+      <w:r>
+        <w:rPr>
+          <w:lang w:val="pt_PT" w:bidi="pt_PT"/>
+        </w:rPr>
+      </w:r>
+      <w:r>
+        <w:rPr>
+          <w:b/>
+          <w:lang w:val="pt_PT" w:bidi="pt_PT"/>
+        </w:rPr>
+        <w:t>κλυδωνιζόμενοι καὶ περιφερόμενοι παντὶ ἀνέμῳ τῆς διδασκαλίας</w:t>
+      </w:r>
+    </w:p>
+    <w:p>
+      <w:pPr/>
+      <w:r>
+        <w:rPr>
+          <w:lang w:val="pt_PT" w:bidi="pt_PT"/>
+        </w:rPr>
+      </w:r>
+      <w:r>
+        <w:rPr>
+          <w:b/>
+          <w:lang w:val="pt_PT" w:bidi="pt_PT"/>
+        </w:rPr>
+        <w:t>"arrastados pelas ondas e empurrados por qualquer vento de ensinamentos de pessoas falsas".</w:t>
+      </w:r>
+    </w:p>
+    <w:p>
+      <w:pPr/>
+      <w:r>
+        <w:rPr>
+          <w:lang w:val="pt_PT" w:bidi="pt_PT"/>
+        </w:rPr>
+      </w:r>
+      <w:r>
+        <w:rPr>
+          <w:lang w:val="pt_PT" w:bidi="pt_PT"/>
+        </w:rPr>
+        <w:t xml:space="preserve">Paulo fala de um crente que não se tornou maduro e segue vários ensinamentos errados, comparando esse crente a um barco e os ensinamentos ao </w:t>
+      </w:r>
+      <w:r>
+        <w:rPr>
+          <w:b/>
+          <w:lang w:val="pt_PT" w:bidi="pt_PT"/>
+        </w:rPr>
+        <w:t>vento</w:t>
+      </w:r>
+      <w:r>
+        <w:rPr>
+          <w:lang w:val="pt_PT" w:bidi="pt_PT"/>
+        </w:rPr>
+        <w:t xml:space="preserve"> e às </w:t>
+      </w:r>
+      <w:r>
+        <w:rPr>
+          <w:b/>
+          <w:lang w:val="pt_PT" w:bidi="pt_PT"/>
+        </w:rPr>
+        <w:t>ondas</w:t>
+      </w:r>
+      <w:r>
+        <w:rPr>
+          <w:lang w:val="pt_PT" w:bidi="pt_PT"/>
+        </w:rPr>
+        <w:t xml:space="preserve"> que movem o barco em diferentes direções na água.</w:t>
+      </w:r>
+    </w:p>
+    <w:p>
+      <w:pPr/>
+      <w:r>
+        <w:rPr>
+          <w:lang w:val="pt_PT" w:bidi="pt_PT"/>
+        </w:rPr>
+      </w:r>
+      <w:r>
+        <w:rPr>
+          <w:lang w:val="pt_PT" w:bidi="pt_PT"/>
+        </w:rPr>
+        <w:t xml:space="preserve">Veja: </w:t>
+      </w:r>
+      <w:r>
+        <w:rPr>
+          <w:lang w:val="pt_PT" w:bidi="pt_PT"/>
+        </w:rPr>
+        <w:t>Metáfora.</w:t>
       </w:r>
       <w:r>
         <w:rPr>
@@ -21492,54 +24277,102 @@
         <w:rPr>
           <w:lang w:val="pt_PT" w:bidi="pt_PT"/>
         </w:rPr>
-        <w:t>Efésios 4.12 (#5)</w:t>
-      </w:r>
-      <w:r>
-        <w:rPr>
-          <w:lang w:val="pt_PT" w:bidi="pt_PT"/>
-        </w:rPr>
-      </w:r>
-    </w:p>
-    <w:p>
-      <w:pPr/>
-      <w:r>
-        <w:rPr>
-          <w:lang w:val="pt_PT" w:bidi="pt_PT"/>
-        </w:rPr>
-      </w:r>
-      <w:r>
-        <w:rPr>
-          <w:b/>
-          <w:lang w:val="pt_PT" w:bidi="pt_PT"/>
-        </w:rPr>
-        <w:t>"o corpo de Cristo".</w:t>
-      </w:r>
-    </w:p>
-    <w:p>
-      <w:pPr/>
-      <w:r>
-        <w:rPr>
-          <w:lang w:val="pt_PT" w:bidi="pt_PT"/>
-        </w:rPr>
-      </w:r>
-      <w:r>
-        <w:rPr>
-          <w:lang w:val="pt_PT" w:bidi="pt_PT"/>
-        </w:rPr>
-        <w:t xml:space="preserve">O </w:t>
-      </w:r>
-      <w:r>
-        <w:rPr>
-          <w:b/>
-          <w:lang w:val="pt_PT" w:bidi="pt_PT"/>
-        </w:rPr>
-        <w:t>corpo de Cristo</w:t>
-      </w:r>
-      <w:r>
-        <w:rPr>
-          <w:lang w:val="pt_PT" w:bidi="pt_PT"/>
-        </w:rPr>
-        <w:t xml:space="preserve"> refere-se a todos os membros da Igreja de Cristo.</w:t>
+        <w:t>Efésios 4.14 (#4)</w:t>
+      </w:r>
+      <w:r>
+        <w:rPr>
+          <w:lang w:val="pt_PT" w:bidi="pt_PT"/>
+        </w:rPr>
+      </w:r>
+    </w:p>
+    <w:p>
+      <w:pPr/>
+      <w:r>
+        <w:rPr>
+          <w:lang w:val="pt_PT" w:bidi="pt_PT"/>
+        </w:rPr>
+      </w:r>
+      <w:r>
+        <w:rPr>
+          <w:b/>
+          <w:lang w:val="pt_PT" w:bidi="pt_PT"/>
+        </w:rPr>
+        <w:t>ἐν τῇ κυβίᾳ τῶν ἀνθρώπων, ἐν πανουργίᾳ πρὸς τὴν μεθοδίαν τῆς πλάνης</w:t>
+      </w:r>
+    </w:p>
+    <w:p>
+      <w:pPr/>
+      <w:r>
+        <w:rPr>
+          <w:lang w:val="pt_PT" w:bidi="pt_PT"/>
+        </w:rPr>
+      </w:r>
+      <w:r>
+        <w:rPr>
+          <w:b/>
+          <w:lang w:val="pt_PT" w:bidi="pt_PT"/>
+        </w:rPr>
+        <w:t>"Essas pessoas inventam mentiras e, por meio delas, levam outros para caminhos errados".</w:t>
+      </w:r>
+    </w:p>
+    <w:p>
+      <w:pPr/>
+      <w:r>
+        <w:rPr>
+          <w:lang w:val="pt_PT" w:bidi="pt_PT"/>
+        </w:rPr>
+      </w:r>
+      <w:r>
+        <w:rPr>
+          <w:lang w:val="pt_PT" w:bidi="pt_PT"/>
+        </w:rPr>
+        <w:t xml:space="preserve">Se o seu idioma não utiliza um substantivo abstrato para a ideia por trás das palavras </w:t>
+      </w:r>
+      <w:r>
+        <w:rPr>
+          <w:b/>
+          <w:lang w:val="pt_PT" w:bidi="pt_PT"/>
+        </w:rPr>
+        <w:t>mentiras</w:t>
+      </w:r>
+      <w:r>
+        <w:rPr>
+          <w:lang w:val="pt_PT" w:bidi="pt_PT"/>
+        </w:rPr>
+        <w:t xml:space="preserve"> e </w:t>
+      </w:r>
+      <w:r>
+        <w:rPr>
+          <w:b/>
+          <w:lang w:val="pt_PT" w:bidi="pt_PT"/>
+        </w:rPr>
+        <w:t>caminhos errados</w:t>
+      </w:r>
+      <w:r>
+        <w:rPr>
+          <w:lang w:val="pt_PT" w:bidi="pt_PT"/>
+        </w:rPr>
+        <w:t>, você pode expressar as mesmas ideias com formas verbais, ou usar uma expressão equivalente, como é feito em algumas Bíblias em outros idiomas. Tradução alternativa: “por pessoas astutas que enganam os crentes com mentiras espertas”.</w:t>
+      </w:r>
+    </w:p>
+    <w:p>
+      <w:pPr/>
+      <w:r>
+        <w:rPr>
+          <w:lang w:val="pt_PT" w:bidi="pt_PT"/>
+        </w:rPr>
+      </w:r>
+      <w:r>
+        <w:rPr>
+          <w:lang w:val="pt_PT" w:bidi="pt_PT"/>
+        </w:rPr>
+        <w:t xml:space="preserve">Veja: </w:t>
+      </w:r>
+      <w:r>
+        <w:rPr>
+          <w:lang w:val="pt_PT" w:bidi="pt_PT"/>
+        </w:rPr>
+        <w:t>Substantivos abstratos.</w:t>
       </w:r>
       <w:r>
         <w:rPr>
@@ -21568,67 +24401,89 @@
         <w:rPr>
           <w:lang w:val="pt_PT" w:bidi="pt_PT"/>
         </w:rPr>
-        <w:t>Efésios 4.13 (#1)</w:t>
-      </w:r>
-      <w:r>
-        <w:rPr>
-          <w:lang w:val="pt_PT" w:bidi="pt_PT"/>
-        </w:rPr>
-      </w:r>
-    </w:p>
-    <w:p>
-      <w:pPr/>
-      <w:r>
-        <w:rPr>
-          <w:lang w:val="pt_PT" w:bidi="pt_PT"/>
-        </w:rPr>
-      </w:r>
-      <w:r>
-        <w:rPr>
-          <w:b/>
-          <w:lang w:val="pt_PT" w:bidi="pt_PT"/>
-        </w:rPr>
-        <w:t>"todos nós chegaremos a ser um na nossa fé e no nosso conhecimento do Filho de Deus".</w:t>
-      </w:r>
-    </w:p>
-    <w:p>
-      <w:pPr/>
-      <w:r>
-        <w:rPr>
-          <w:lang w:val="pt_PT" w:bidi="pt_PT"/>
-        </w:rPr>
-      </w:r>
-      <w:r>
-        <w:rPr>
-          <w:lang w:val="pt_PT" w:bidi="pt_PT"/>
-        </w:rPr>
-        <w:t xml:space="preserve">Os crentes precisam conhecer Jesus como o </w:t>
-      </w:r>
-      <w:r>
-        <w:rPr>
-          <w:b/>
-          <w:lang w:val="pt_PT" w:bidi="pt_PT"/>
-        </w:rPr>
-        <w:t>Filho de Deus</w:t>
-      </w:r>
-      <w:r>
-        <w:rPr>
-          <w:lang w:val="pt_PT" w:bidi="pt_PT"/>
-        </w:rPr>
-        <w:t xml:space="preserve"> se quiserem estar unidos na </w:t>
-      </w:r>
-      <w:r>
-        <w:rPr>
-          <w:b/>
-          <w:lang w:val="pt_PT" w:bidi="pt_PT"/>
-        </w:rPr>
-        <w:t>fé</w:t>
-      </w:r>
-      <w:r>
-        <w:rPr>
-          <w:lang w:val="pt_PT" w:bidi="pt_PT"/>
-        </w:rPr>
-        <w:t xml:space="preserve"> e amadurecer como cristãos.</w:t>
+        <w:t>Efésios 4.15 (#1)</w:t>
+      </w:r>
+      <w:r>
+        <w:rPr>
+          <w:lang w:val="pt_PT" w:bidi="pt_PT"/>
+        </w:rPr>
+      </w:r>
+    </w:p>
+    <w:p>
+      <w:pPr/>
+      <w:r>
+        <w:rPr>
+          <w:lang w:val="pt_PT" w:bidi="pt_PT"/>
+        </w:rPr>
+      </w:r>
+      <w:r>
+        <w:rPr>
+          <w:b/>
+          <w:lang w:val="pt_PT" w:bidi="pt_PT"/>
+        </w:rPr>
+        <w:t>δὲ</w:t>
+      </w:r>
+    </w:p>
+    <w:p>
+      <w:pPr/>
+      <w:r>
+        <w:rPr>
+          <w:lang w:val="pt_PT" w:bidi="pt_PT"/>
+        </w:rPr>
+      </w:r>
+      <w:r>
+        <w:rPr>
+          <w:b/>
+          <w:lang w:val="pt_PT" w:bidi="pt_PT"/>
+        </w:rPr>
+        <w:t>"Pelo contrário, falando a verdade com espírito de amor".</w:t>
+      </w:r>
+    </w:p>
+    <w:p>
+      <w:pPr/>
+      <w:r>
+        <w:rPr>
+          <w:lang w:val="pt_PT" w:bidi="pt_PT"/>
+        </w:rPr>
+      </w:r>
+      <w:r>
+        <w:rPr>
+          <w:lang w:val="pt_PT" w:bidi="pt_PT"/>
+        </w:rPr>
+        <w:t xml:space="preserve">A expressão de conexão </w:t>
+      </w:r>
+      <w:r>
+        <w:rPr>
+          <w:b/>
+          <w:lang w:val="pt_PT" w:bidi="pt_PT"/>
+        </w:rPr>
+        <w:t>Pelo contrário</w:t>
+      </w:r>
+      <w:r>
+        <w:rPr>
+          <w:lang w:val="pt_PT" w:bidi="pt_PT"/>
+        </w:rPr>
+        <w:t xml:space="preserve"> introduz uma relação de contraste. Seguir cada ensinamento mutável contrasta com tornar-se maduro em Cristo e edificar seu corpo. Use uma palavra em seu idioma que indique contraste.</w:t>
+      </w:r>
+    </w:p>
+    <w:p>
+      <w:pPr/>
+      <w:r>
+        <w:rPr>
+          <w:lang w:val="pt_PT" w:bidi="pt_PT"/>
+        </w:rPr>
+      </w:r>
+      <w:r>
+        <w:rPr>
+          <w:lang w:val="pt_PT" w:bidi="pt_PT"/>
+        </w:rPr>
+        <w:t xml:space="preserve">Veja: </w:t>
+      </w:r>
+      <w:r>
+        <w:rPr>
+          <w:lang w:val="pt_PT" w:bidi="pt_PT"/>
+        </w:rPr>
+        <w:t>Conectar — Relação de contraste.</w:t>
       </w:r>
       <w:r>
         <w:rPr>
@@ -21657,69 +24512,69 @@
         <w:rPr>
           <w:lang w:val="pt_PT" w:bidi="pt_PT"/>
         </w:rPr>
-        <w:t>Efésios 4.13 (#2)</w:t>
-      </w:r>
-      <w:r>
-        <w:rPr>
-          <w:lang w:val="pt_PT" w:bidi="pt_PT"/>
-        </w:rPr>
-      </w:r>
-    </w:p>
-    <w:p>
-      <w:pPr/>
-      <w:r>
-        <w:rPr>
-          <w:lang w:val="pt_PT" w:bidi="pt_PT"/>
-        </w:rPr>
-      </w:r>
-      <w:r>
-        <w:rPr>
-          <w:b/>
-          <w:lang w:val="pt_PT" w:bidi="pt_PT"/>
-        </w:rPr>
-        <w:t>καταντήσωμεν οἱ πάντες εἰς τὴν ἑνότητα τῆς πίστεως</w:t>
-      </w:r>
-    </w:p>
-    <w:p>
-      <w:pPr/>
-      <w:r>
-        <w:rPr>
-          <w:lang w:val="pt_PT" w:bidi="pt_PT"/>
-        </w:rPr>
-      </w:r>
-      <w:r>
-        <w:rPr>
-          <w:b/>
-          <w:lang w:val="pt_PT" w:bidi="pt_PT"/>
-        </w:rPr>
-        <w:t>"todos nós chegaremos a ser um na nossa fé".</w:t>
-      </w:r>
-    </w:p>
-    <w:p>
-      <w:pPr/>
-      <w:r>
-        <w:rPr>
-          <w:lang w:val="pt_PT" w:bidi="pt_PT"/>
-        </w:rPr>
-      </w:r>
-      <w:r>
-        <w:rPr>
-          <w:lang w:val="pt_PT" w:bidi="pt_PT"/>
-        </w:rPr>
-        <w:t xml:space="preserve">Se o seu idioma não utiliza um substantivo abstrato para a ideia por trás da expressão </w:t>
-      </w:r>
-      <w:r>
-        <w:rPr>
-          <w:b/>
-          <w:lang w:val="pt_PT" w:bidi="pt_PT"/>
-        </w:rPr>
-        <w:t>ser um</w:t>
-      </w:r>
-      <w:r>
-        <w:rPr>
-          <w:lang w:val="pt_PT" w:bidi="pt_PT"/>
-        </w:rPr>
-        <w:t>, você pode expressar a mesma ideia com uma outra expressão. Tradução alternativa: “todos nós nos tornamos igualmente fortes na fé” ou “todos nós nos unimos na fé”.</w:t>
+        <w:t>Efésios 4.15 (#2)</w:t>
+      </w:r>
+      <w:r>
+        <w:rPr>
+          <w:lang w:val="pt_PT" w:bidi="pt_PT"/>
+        </w:rPr>
+      </w:r>
+    </w:p>
+    <w:p>
+      <w:pPr/>
+      <w:r>
+        <w:rPr>
+          <w:lang w:val="pt_PT" w:bidi="pt_PT"/>
+        </w:rPr>
+      </w:r>
+      <w:r>
+        <w:rPr>
+          <w:b/>
+          <w:lang w:val="pt_PT" w:bidi="pt_PT"/>
+        </w:rPr>
+        <w:t>ἀληθεύοντες</w:t>
+      </w:r>
+    </w:p>
+    <w:p>
+      <w:pPr/>
+      <w:r>
+        <w:rPr>
+          <w:lang w:val="pt_PT" w:bidi="pt_PT"/>
+        </w:rPr>
+      </w:r>
+      <w:r>
+        <w:rPr>
+          <w:b/>
+          <w:lang w:val="pt_PT" w:bidi="pt_PT"/>
+        </w:rPr>
+        <w:t>"falando a verdade".</w:t>
+      </w:r>
+    </w:p>
+    <w:p>
+      <w:pPr/>
+      <w:r>
+        <w:rPr>
+          <w:lang w:val="pt_PT" w:bidi="pt_PT"/>
+        </w:rPr>
+      </w:r>
+      <w:r>
+        <w:rPr>
+          <w:lang w:val="pt_PT" w:bidi="pt_PT"/>
+        </w:rPr>
+        <w:t xml:space="preserve">Se o seu idioma não utiliza um substantivo abstrato para a ideia por trás da palavra </w:t>
+      </w:r>
+      <w:r>
+        <w:rPr>
+          <w:b/>
+          <w:lang w:val="pt_PT" w:bidi="pt_PT"/>
+        </w:rPr>
+        <w:t>verdade</w:t>
+      </w:r>
+      <w:r>
+        <w:rPr>
+          <w:lang w:val="pt_PT" w:bidi="pt_PT"/>
+        </w:rPr>
+        <w:t>, você pode expressar a mesma ideia com uma forma verbal. Tradução alternativa: “falando de forma verdadeira”.</w:t>
       </w:r>
     </w:p>
     <w:p>
@@ -21768,27 +24623,42 @@
         <w:rPr>
           <w:lang w:val="pt_PT" w:bidi="pt_PT"/>
         </w:rPr>
-        <w:t>Efésios 4.13 (#3)</w:t>
-      </w:r>
-      <w:r>
-        <w:rPr>
-          <w:lang w:val="pt_PT" w:bidi="pt_PT"/>
-        </w:rPr>
-      </w:r>
-    </w:p>
-    <w:p>
-      <w:pPr/>
-      <w:r>
-        <w:rPr>
-          <w:lang w:val="pt_PT" w:bidi="pt_PT"/>
-        </w:rPr>
-      </w:r>
-      <w:r>
-        <w:rPr>
-          <w:b/>
-          <w:lang w:val="pt_PT" w:bidi="pt_PT"/>
-        </w:rPr>
-        <w:t>"todos nós chegaremos a ser um na nossa fé".</w:t>
+        <w:t>Efésios 4.15 (#3)</w:t>
+      </w:r>
+      <w:r>
+        <w:rPr>
+          <w:lang w:val="pt_PT" w:bidi="pt_PT"/>
+        </w:rPr>
+      </w:r>
+    </w:p>
+    <w:p>
+      <w:pPr/>
+      <w:r>
+        <w:rPr>
+          <w:lang w:val="pt_PT" w:bidi="pt_PT"/>
+        </w:rPr>
+      </w:r>
+      <w:r>
+        <w:rPr>
+          <w:b/>
+          <w:lang w:val="pt_PT" w:bidi="pt_PT"/>
+        </w:rPr>
+        <w:t>ἐν ἀγάπῃ</w:t>
+      </w:r>
+    </w:p>
+    <w:p>
+      <w:pPr/>
+      <w:r>
+        <w:rPr>
+          <w:lang w:val="pt_PT" w:bidi="pt_PT"/>
+        </w:rPr>
+      </w:r>
+      <w:r>
+        <w:rPr>
+          <w:b/>
+          <w:lang w:val="pt_PT" w:bidi="pt_PT"/>
+        </w:rPr>
+        <w:t>"com espírito de amor".</w:t>
       </w:r>
     </w:p>
     <w:p>
@@ -21809,13 +24679,13 @@
           <w:b/>
           <w:lang w:val="pt_PT" w:bidi="pt_PT"/>
         </w:rPr>
-        <w:t>fé</w:t>
-      </w:r>
-      <w:r>
-        <w:rPr>
-          <w:lang w:val="pt_PT" w:bidi="pt_PT"/>
-        </w:rPr>
-        <w:t>, você pode expressar a mesma ideia com uma forma verbal. Tradução alternativa: “unir-se como crentes”.</w:t>
+        <w:t>amor</w:t>
+      </w:r>
+      <w:r>
+        <w:rPr>
+          <w:lang w:val="pt_PT" w:bidi="pt_PT"/>
+        </w:rPr>
+        <w:t>, você pode expressar a mesma ideia com uma forma verbal. Tradução alternativa: “como os membros amam uns aos outros”.</w:t>
       </w:r>
     </w:p>
     <w:p>
@@ -21864,42 +24734,375 @@
         <w:rPr>
           <w:lang w:val="pt_PT" w:bidi="pt_PT"/>
         </w:rPr>
-        <w:t>Efésios 4.13 (#4)</w:t>
-      </w:r>
-      <w:r>
-        <w:rPr>
-          <w:lang w:val="pt_PT" w:bidi="pt_PT"/>
-        </w:rPr>
-      </w:r>
-    </w:p>
-    <w:p>
-      <w:pPr/>
-      <w:r>
-        <w:rPr>
-          <w:lang w:val="pt_PT" w:bidi="pt_PT"/>
-        </w:rPr>
-      </w:r>
-      <w:r>
-        <w:rPr>
-          <w:b/>
-          <w:lang w:val="pt_PT" w:bidi="pt_PT"/>
-        </w:rPr>
-        <w:t>τῆς ἐπιγνώσεως τοῦ Υἱοῦ τοῦ Θεοῦ</w:t>
-      </w:r>
-    </w:p>
-    <w:p>
-      <w:pPr/>
-      <w:r>
-        <w:rPr>
-          <w:lang w:val="pt_PT" w:bidi="pt_PT"/>
-        </w:rPr>
-      </w:r>
-      <w:r>
-        <w:rPr>
-          <w:b/>
-          <w:lang w:val="pt_PT" w:bidi="pt_PT"/>
-        </w:rPr>
-        <w:t>"e no conhecimento do Filho de Deus".</w:t>
+        <w:t>Efésios 4.15 (#4)</w:t>
+      </w:r>
+      <w:r>
+        <w:rPr>
+          <w:lang w:val="pt_PT" w:bidi="pt_PT"/>
+        </w:rPr>
+      </w:r>
+    </w:p>
+    <w:p>
+      <w:pPr/>
+      <w:r>
+        <w:rPr>
+          <w:lang w:val="pt_PT" w:bidi="pt_PT"/>
+        </w:rPr>
+      </w:r>
+      <w:r>
+        <w:rPr>
+          <w:b/>
+          <w:lang w:val="pt_PT" w:bidi="pt_PT"/>
+        </w:rPr>
+        <w:t>εἰς αὐτὸν &amp; ὅς ἐστιν ἡ κεφαλή</w:t>
+      </w:r>
+    </w:p>
+    <w:p>
+      <w:pPr/>
+      <w:r>
+        <w:rPr>
+          <w:lang w:val="pt_PT" w:bidi="pt_PT"/>
+        </w:rPr>
+      </w:r>
+      <w:r>
+        <w:rPr>
+          <w:b/>
+          <w:lang w:val="pt_PT" w:bidi="pt_PT"/>
+        </w:rPr>
+        <w:t>"de Cristo, que é a cabeça".</w:t>
+      </w:r>
+    </w:p>
+    <w:p>
+      <w:pPr/>
+      <w:r>
+        <w:rPr>
+          <w:lang w:val="pt_PT" w:bidi="pt_PT"/>
+        </w:rPr>
+      </w:r>
+      <w:r>
+        <w:rPr>
+          <w:lang w:val="pt_PT" w:bidi="pt_PT"/>
+        </w:rPr>
+        <w:t xml:space="preserve">Paulo utiliza uma metáfora do corpo humano para descrever como Cristo faz com que os crentes trabalhem juntos em harmonia, assim como a </w:t>
+      </w:r>
+      <w:r>
+        <w:rPr>
+          <w:b/>
+          <w:lang w:val="pt_PT" w:bidi="pt_PT"/>
+        </w:rPr>
+        <w:t>cabeça</w:t>
+      </w:r>
+      <w:r>
+        <w:rPr>
+          <w:lang w:val="pt_PT" w:bidi="pt_PT"/>
+        </w:rPr>
+        <w:t xml:space="preserve"> de um corpo faz com que suas partes trabalhem juntas para crescer de maneira saudável.</w:t>
+      </w:r>
+    </w:p>
+    <w:p>
+      <w:pPr/>
+      <w:r>
+        <w:rPr>
+          <w:lang w:val="pt_PT" w:bidi="pt_PT"/>
+        </w:rPr>
+      </w:r>
+      <w:r>
+        <w:rPr>
+          <w:lang w:val="pt_PT" w:bidi="pt_PT"/>
+        </w:rPr>
+        <w:t xml:space="preserve">Veja: </w:t>
+      </w:r>
+      <w:r>
+        <w:rPr>
+          <w:lang w:val="pt_PT" w:bidi="pt_PT"/>
+        </w:rPr>
+        <w:t>Metáfora.</w:t>
+      </w:r>
+      <w:r>
+        <w:rPr>
+          <w:lang w:val="pt_PT" w:bidi="pt_PT"/>
+        </w:rPr>
+      </w:r>
+      <w:r>
+        <w:rPr>
+          <w:lang w:val="pt_PT" w:bidi="pt_PT"/>
+        </w:rPr>
+      </w:r>
+    </w:p>
+    <w:p>
+      <w:pPr/>
+      <w:r>
+        <w:rPr>
+          <w:lang w:val="pt_PT" w:bidi="pt_PT"/>
+        </w:rPr>
+      </w:r>
+    </w:p>
+    <w:p>
+      <w:pPr>
+        <w:pStyle w:val="Heading2"/>
+      </w:pPr>
+      <w:r>
+        <w:rPr>
+          <w:lang w:val="pt_PT" w:bidi="pt_PT"/>
+        </w:rPr>
+        <w:t>Efésios 4.16 (#1)</w:t>
+      </w:r>
+      <w:r>
+        <w:rPr>
+          <w:lang w:val="pt_PT" w:bidi="pt_PT"/>
+        </w:rPr>
+      </w:r>
+    </w:p>
+    <w:p>
+      <w:pPr/>
+      <w:r>
+        <w:rPr>
+          <w:lang w:val="pt_PT" w:bidi="pt_PT"/>
+        </w:rPr>
+      </w:r>
+      <w:r>
+        <w:rPr>
+          <w:b/>
+          <w:lang w:val="pt_PT" w:bidi="pt_PT"/>
+        </w:rPr>
+        <w:t>ἐξ οὗ πᾶν τὸ σῶμα &amp; τὴν αὔξησιν τοῦ σώματος ποιεῖται</w:t>
+      </w:r>
+    </w:p>
+    <w:p>
+      <w:pPr/>
+      <w:r>
+        <w:rPr>
+          <w:lang w:val="pt_PT" w:bidi="pt_PT"/>
+        </w:rPr>
+      </w:r>
+      <w:r>
+        <w:rPr>
+          <w:b/>
+          <w:lang w:val="pt_PT" w:bidi="pt_PT"/>
+        </w:rPr>
+        <w:t>"É ele quem faz com que o corpo todo fique bem ajustado e todas as partes fiquem ligadas".</w:t>
+      </w:r>
+    </w:p>
+    <w:p>
+      <w:pPr/>
+      <w:r>
+        <w:rPr>
+          <w:lang w:val="pt_PT" w:bidi="pt_PT"/>
+        </w:rPr>
+      </w:r>
+      <w:r>
+        <w:rPr>
+          <w:lang w:val="pt_PT" w:bidi="pt_PT"/>
+        </w:rPr>
+        <w:t xml:space="preserve">Paulo continua a metáfora dos crentes como um </w:t>
+      </w:r>
+      <w:r>
+        <w:rPr>
+          <w:b/>
+          <w:lang w:val="pt_PT" w:bidi="pt_PT"/>
+        </w:rPr>
+        <w:t>corpo</w:t>
+      </w:r>
+      <w:r>
+        <w:rPr>
+          <w:lang w:val="pt_PT" w:bidi="pt_PT"/>
+        </w:rPr>
+        <w:t xml:space="preserve"> humano, com Cristo como a cabeça, para descrever como Cristo faz com que os crentes trabalhem juntos em harmonia, assim como a cabeça de um corpo faz com que suas partes trabalhem juntas para crescer de maneira saudável.</w:t>
+      </w:r>
+    </w:p>
+    <w:p>
+      <w:pPr/>
+      <w:r>
+        <w:rPr>
+          <w:lang w:val="pt_PT" w:bidi="pt_PT"/>
+        </w:rPr>
+      </w:r>
+      <w:r>
+        <w:rPr>
+          <w:lang w:val="pt_PT" w:bidi="pt_PT"/>
+        </w:rPr>
+        <w:t xml:space="preserve">Veja: </w:t>
+      </w:r>
+      <w:r>
+        <w:rPr>
+          <w:lang w:val="pt_PT" w:bidi="pt_PT"/>
+        </w:rPr>
+        <w:t>Metáfora.</w:t>
+      </w:r>
+      <w:r>
+        <w:rPr>
+          <w:lang w:val="pt_PT" w:bidi="pt_PT"/>
+        </w:rPr>
+      </w:r>
+      <w:r>
+        <w:rPr>
+          <w:lang w:val="pt_PT" w:bidi="pt_PT"/>
+        </w:rPr>
+      </w:r>
+    </w:p>
+    <w:p>
+      <w:pPr/>
+      <w:r>
+        <w:rPr>
+          <w:lang w:val="pt_PT" w:bidi="pt_PT"/>
+        </w:rPr>
+      </w:r>
+    </w:p>
+    <w:p>
+      <w:pPr>
+        <w:pStyle w:val="Heading2"/>
+      </w:pPr>
+      <w:r>
+        <w:rPr>
+          <w:lang w:val="pt_PT" w:bidi="pt_PT"/>
+        </w:rPr>
+        <w:t>Efésios 4.16 (#2)</w:t>
+      </w:r>
+      <w:r>
+        <w:rPr>
+          <w:lang w:val="pt_PT" w:bidi="pt_PT"/>
+        </w:rPr>
+      </w:r>
+    </w:p>
+    <w:p>
+      <w:pPr/>
+      <w:r>
+        <w:rPr>
+          <w:lang w:val="pt_PT" w:bidi="pt_PT"/>
+        </w:rPr>
+      </w:r>
+      <w:r>
+        <w:rPr>
+          <w:b/>
+          <w:lang w:val="pt_PT" w:bidi="pt_PT"/>
+        </w:rPr>
+        <w:t>εἰς οἰκοδομὴν ἑαυτοῦ ἐν ἀγάπῃ</w:t>
+      </w:r>
+    </w:p>
+    <w:p>
+      <w:pPr/>
+      <w:r>
+        <w:rPr>
+          <w:lang w:val="pt_PT" w:bidi="pt_PT"/>
+        </w:rPr>
+      </w:r>
+      <w:r>
+        <w:rPr>
+          <w:b/>
+          <w:lang w:val="pt_PT" w:bidi="pt_PT"/>
+        </w:rPr>
+        <w:t>"e se desenvolve por meio do amor".</w:t>
+      </w:r>
+    </w:p>
+    <w:p>
+      <w:pPr/>
+      <w:r>
+        <w:rPr>
+          <w:lang w:val="pt_PT" w:bidi="pt_PT"/>
+        </w:rPr>
+      </w:r>
+      <w:r>
+        <w:rPr>
+          <w:lang w:val="pt_PT" w:bidi="pt_PT"/>
+        </w:rPr>
+        <w:t xml:space="preserve">A expressão </w:t>
+      </w:r>
+      <w:r>
+        <w:rPr>
+          <w:b/>
+          <w:lang w:val="pt_PT" w:bidi="pt_PT"/>
+        </w:rPr>
+        <w:t>por meio do</w:t>
+      </w:r>
+      <w:r>
+        <w:rPr>
+          <w:lang w:val="pt_PT" w:bidi="pt_PT"/>
+        </w:rPr>
+        <w:t xml:space="preserve"> indica uma oração de propósito. O objetivo de todos os crentes trabalharem juntos em harmonia, assim como os membros de um corpo humano fazem, é que todos os crentes cresçam em nossa capacidade de amar uns aos outros e amar a Deus. Use uma palavra em seu idioma que marque isso como uma oração de propósito.</w:t>
+      </w:r>
+    </w:p>
+    <w:p>
+      <w:pPr/>
+      <w:r>
+        <w:rPr>
+          <w:lang w:val="pt_PT" w:bidi="pt_PT"/>
+        </w:rPr>
+      </w:r>
+      <w:r>
+        <w:rPr>
+          <w:lang w:val="pt_PT" w:bidi="pt_PT"/>
+        </w:rPr>
+        <w:t xml:space="preserve">Veja: </w:t>
+      </w:r>
+      <w:r>
+        <w:rPr>
+          <w:lang w:val="pt_PT" w:bidi="pt_PT"/>
+        </w:rPr>
+        <w:t>Conectar — Relação de meta (propósito).</w:t>
+      </w:r>
+      <w:r>
+        <w:rPr>
+          <w:lang w:val="pt_PT" w:bidi="pt_PT"/>
+        </w:rPr>
+      </w:r>
+      <w:r>
+        <w:rPr>
+          <w:lang w:val="pt_PT" w:bidi="pt_PT"/>
+        </w:rPr>
+      </w:r>
+    </w:p>
+    <w:p>
+      <w:pPr/>
+      <w:r>
+        <w:rPr>
+          <w:lang w:val="pt_PT" w:bidi="pt_PT"/>
+        </w:rPr>
+      </w:r>
+    </w:p>
+    <w:p>
+      <w:pPr>
+        <w:pStyle w:val="Heading2"/>
+      </w:pPr>
+      <w:r>
+        <w:rPr>
+          <w:lang w:val="pt_PT" w:bidi="pt_PT"/>
+        </w:rPr>
+        <w:t>Efésios 4.16 (#3)</w:t>
+      </w:r>
+      <w:r>
+        <w:rPr>
+          <w:lang w:val="pt_PT" w:bidi="pt_PT"/>
+        </w:rPr>
+      </w:r>
+    </w:p>
+    <w:p>
+      <w:pPr/>
+      <w:r>
+        <w:rPr>
+          <w:lang w:val="pt_PT" w:bidi="pt_PT"/>
+        </w:rPr>
+      </w:r>
+      <w:r>
+        <w:rPr>
+          <w:b/>
+          <w:lang w:val="pt_PT" w:bidi="pt_PT"/>
+        </w:rPr>
+        <w:t>ἐν ἀγάπῃ</w:t>
+      </w:r>
+    </w:p>
+    <w:p>
+      <w:pPr/>
+      <w:r>
+        <w:rPr>
+          <w:lang w:val="pt_PT" w:bidi="pt_PT"/>
+        </w:rPr>
+      </w:r>
+      <w:r>
+        <w:rPr>
+          <w:b/>
+          <w:lang w:val="pt_PT" w:bidi="pt_PT"/>
+        </w:rPr>
+        <w:t>"por meio do amor".</w:t>
       </w:r>
     </w:p>
     <w:p>
@@ -21920,13 +25123,13 @@
           <w:b/>
           <w:lang w:val="pt_PT" w:bidi="pt_PT"/>
         </w:rPr>
-        <w:t>conhecimento</w:t>
-      </w:r>
-      <w:r>
-        <w:rPr>
-          <w:lang w:val="pt_PT" w:bidi="pt_PT"/>
-        </w:rPr>
-        <w:t>, você pode expressar a mesma ideia com uma forma verbal. Tradução alternativa: “todos conhecem bem o Filho de Deus”.</w:t>
+        <w:t>amor</w:t>
+      </w:r>
+      <w:r>
+        <w:rPr>
+          <w:lang w:val="pt_PT" w:bidi="pt_PT"/>
+        </w:rPr>
+        <w:t>, você pode expressar a mesma ideia com uma forma verbal. Tradução alternativa: “como os membros se amam” ou “ser capaz de amar mais uns aos outros”.</w:t>
       </w:r>
     </w:p>
     <w:p>
@@ -21975,48 +25178,69 @@
         <w:rPr>
           <w:lang w:val="pt_PT" w:bidi="pt_PT"/>
         </w:rPr>
-        <w:t>Efésios 4.13 (#5)</w:t>
-      </w:r>
-      <w:r>
-        <w:rPr>
-          <w:lang w:val="pt_PT" w:bidi="pt_PT"/>
-        </w:rPr>
-      </w:r>
-    </w:p>
-    <w:p>
-      <w:pPr/>
-      <w:r>
-        <w:rPr>
-          <w:lang w:val="pt_PT" w:bidi="pt_PT"/>
-        </w:rPr>
-      </w:r>
-      <w:r>
-        <w:rPr>
-          <w:b/>
-          <w:lang w:val="pt_PT" w:bidi="pt_PT"/>
-        </w:rPr>
-        <w:t>"do Filho de Deus".</w:t>
-      </w:r>
-    </w:p>
-    <w:p>
-      <w:pPr/>
-      <w:r>
-        <w:rPr>
-          <w:lang w:val="pt_PT" w:bidi="pt_PT"/>
-        </w:rPr>
-      </w:r>
-      <w:r>
-        <w:rPr>
-          <w:b/>
-          <w:lang w:val="pt_PT" w:bidi="pt_PT"/>
-        </w:rPr>
-        <w:t>Filho de Deus</w:t>
-      </w:r>
-      <w:r>
-        <w:rPr>
-          <w:lang w:val="pt_PT" w:bidi="pt_PT"/>
-        </w:rPr>
-        <w:t xml:space="preserve"> é um título significativo para Jesus.</w:t>
+        <w:t>Efésios 4.16 (#4)</w:t>
+      </w:r>
+      <w:r>
+        <w:rPr>
+          <w:lang w:val="pt_PT" w:bidi="pt_PT"/>
+        </w:rPr>
+      </w:r>
+    </w:p>
+    <w:p>
+      <w:pPr/>
+      <w:r>
+        <w:rPr>
+          <w:lang w:val="pt_PT" w:bidi="pt_PT"/>
+        </w:rPr>
+      </w:r>
+      <w:r>
+        <w:rPr>
+          <w:b/>
+          <w:lang w:val="pt_PT" w:bidi="pt_PT"/>
+        </w:rPr>
+        <w:t>διὰ πάσης ἁφῆς τῆς ἐπιχορηγίας</w:t>
+      </w:r>
+    </w:p>
+    <w:p>
+      <w:pPr/>
+      <w:r>
+        <w:rPr>
+          <w:lang w:val="pt_PT" w:bidi="pt_PT"/>
+        </w:rPr>
+      </w:r>
+      <w:r>
+        <w:rPr>
+          <w:b/>
+          <w:lang w:val="pt_PT" w:bidi="pt_PT"/>
+        </w:rPr>
+        <w:t>"fiquem ligadas entre si por meio da união de todas elas".</w:t>
+      </w:r>
+    </w:p>
+    <w:p>
+      <w:pPr/>
+      <w:r>
+        <w:rPr>
+          <w:lang w:val="pt_PT" w:bidi="pt_PT"/>
+        </w:rPr>
+      </w:r>
+      <w:r>
+        <w:rPr>
+          <w:lang w:val="pt_PT" w:bidi="pt_PT"/>
+        </w:rPr>
+        <w:t xml:space="preserve">Paulo continua a metáfora comparando os crentes a um corpo humano. Um </w:t>
+      </w:r>
+      <w:r>
+        <w:rPr>
+          <w:b/>
+          <w:lang w:val="pt_PT" w:bidi="pt_PT"/>
+        </w:rPr>
+        <w:t>ligamento</w:t>
+      </w:r>
+      <w:r>
+        <w:rPr>
+          <w:lang w:val="pt_PT" w:bidi="pt_PT"/>
+        </w:rPr>
+        <w:t xml:space="preserve"> é uma faixa forte que conecta ossos ou mantém órgãos no lugar no corpo. Assim como o corpo é mantido unido por ligamentos fortes, os crentes são mantidos unidos pelo amor, que se fortalece à medida que as partes do corpo crescem e trabalham juntas.</w:t>
       </w:r>
     </w:p>
     <w:p>
@@ -22036,7 +25260,7 @@
         <w:rPr>
           <w:lang w:val="pt_PT" w:bidi="pt_PT"/>
         </w:rPr>
-        <w:t>Traduzindo Filho e Pai.</w:t>
+        <w:t>Metáfora.</w:t>
       </w:r>
       <w:r>
         <w:rPr>
@@ -22065,41 +25289,41 @@
         <w:rPr>
           <w:lang w:val="pt_PT" w:bidi="pt_PT"/>
         </w:rPr>
-        <w:t>Efésios 4.13 (#6)</w:t>
-      </w:r>
-      <w:r>
-        <w:rPr>
-          <w:lang w:val="pt_PT" w:bidi="pt_PT"/>
-        </w:rPr>
-      </w:r>
-    </w:p>
-    <w:p>
-      <w:pPr/>
-      <w:r>
-        <w:rPr>
-          <w:lang w:val="pt_PT" w:bidi="pt_PT"/>
-        </w:rPr>
-      </w:r>
-      <w:r>
-        <w:rPr>
-          <w:b/>
-          <w:lang w:val="pt_PT" w:bidi="pt_PT"/>
-        </w:rPr>
-        <w:t>"seremos pessoas maduras".</w:t>
-      </w:r>
-    </w:p>
-    <w:p>
-      <w:pPr/>
-      <w:r>
-        <w:rPr>
-          <w:lang w:val="pt_PT" w:bidi="pt_PT"/>
-        </w:rPr>
-      </w:r>
-      <w:r>
-        <w:rPr>
-          <w:lang w:val="pt_PT" w:bidi="pt_PT"/>
-        </w:rPr>
-        <w:t>Tradução alternativa: “para um crente experiente”.</w:t>
+        <w:t>Efésios 4.17 (#1)</w:t>
+      </w:r>
+      <w:r>
+        <w:rPr>
+          <w:lang w:val="pt_PT" w:bidi="pt_PT"/>
+        </w:rPr>
+      </w:r>
+    </w:p>
+    <w:p>
+      <w:pPr/>
+      <w:r>
+        <w:rPr>
+          <w:lang w:val="pt_PT" w:bidi="pt_PT"/>
+        </w:rPr>
+      </w:r>
+      <w:r>
+        <w:rPr>
+          <w:b/>
+          <w:lang w:val="pt_PT" w:bidi="pt_PT"/>
+        </w:rPr>
+        <w:t>"Portanto, em nome do Senhor eu digo e insisto no seguinte: não vivam mais como os pagãos, pois os pensamentos deles não têm valor".</w:t>
+      </w:r>
+    </w:p>
+    <w:p>
+      <w:pPr/>
+      <w:r>
+        <w:rPr>
+          <w:lang w:val="pt_PT" w:bidi="pt_PT"/>
+        </w:rPr>
+      </w:r>
+      <w:r>
+        <w:rPr>
+          <w:lang w:val="pt_PT" w:bidi="pt_PT"/>
+        </w:rPr>
+        <w:t>Paulo lhes diz o que não devem mais fazer agora que, como crentes, estão selados pelo Espírito Santo de Deus.</w:t>
       </w:r>
       <w:r>
         <w:rPr>
@@ -22128,56 +25352,74 @@
         <w:rPr>
           <w:lang w:val="pt_PT" w:bidi="pt_PT"/>
         </w:rPr>
-        <w:t>Efésios 4.13 (#7)</w:t>
-      </w:r>
-      <w:r>
-        <w:rPr>
-          <w:lang w:val="pt_PT" w:bidi="pt_PT"/>
-        </w:rPr>
-      </w:r>
-    </w:p>
-    <w:p>
-      <w:pPr/>
-      <w:r>
-        <w:rPr>
-          <w:lang w:val="pt_PT" w:bidi="pt_PT"/>
-        </w:rPr>
-      </w:r>
-      <w:r>
-        <w:rPr>
-          <w:b/>
-          <w:lang w:val="pt_PT" w:bidi="pt_PT"/>
-        </w:rPr>
-        <w:t>τέλειον</w:t>
-      </w:r>
-    </w:p>
-    <w:p>
-      <w:pPr/>
-      <w:r>
-        <w:rPr>
-          <w:lang w:val="pt_PT" w:bidi="pt_PT"/>
-        </w:rPr>
-      </w:r>
-      <w:r>
-        <w:rPr>
-          <w:b/>
-          <w:lang w:val="pt_PT" w:bidi="pt_PT"/>
-        </w:rPr>
-        <w:t>"seremos pessoas maduras".</w:t>
-      </w:r>
-    </w:p>
-    <w:p>
-      <w:pPr/>
-      <w:r>
-        <w:rPr>
-          <w:lang w:val="pt_PT" w:bidi="pt_PT"/>
-        </w:rPr>
-      </w:r>
-      <w:r>
-        <w:rPr>
-          <w:lang w:val="pt_PT" w:bidi="pt_PT"/>
-        </w:rPr>
-        <w:t>Tradução alternativa: “totalmente desenvolvido”, “crescido” ou “completo”.</w:t>
+        <w:t>Efésios 4.17 (#2)</w:t>
+      </w:r>
+      <w:r>
+        <w:rPr>
+          <w:lang w:val="pt_PT" w:bidi="pt_PT"/>
+        </w:rPr>
+      </w:r>
+    </w:p>
+    <w:p>
+      <w:pPr/>
+      <w:r>
+        <w:rPr>
+          <w:lang w:val="pt_PT" w:bidi="pt_PT"/>
+        </w:rPr>
+      </w:r>
+      <w:r>
+        <w:rPr>
+          <w:b/>
+          <w:lang w:val="pt_PT" w:bidi="pt_PT"/>
+        </w:rPr>
+        <w:t>"Portanto, em nome do Senhor".</w:t>
+      </w:r>
+    </w:p>
+    <w:p>
+      <w:pPr/>
+      <w:r>
+        <w:rPr>
+          <w:lang w:val="pt_PT" w:bidi="pt_PT"/>
+        </w:rPr>
+      </w:r>
+      <w:r>
+        <w:rPr>
+          <w:lang w:val="pt_PT" w:bidi="pt_PT"/>
+        </w:rPr>
+        <w:t xml:space="preserve">A palavra de ligação </w:t>
+      </w:r>
+      <w:r>
+        <w:rPr>
+          <w:b/>
+          <w:lang w:val="pt_PT" w:bidi="pt_PT"/>
+        </w:rPr>
+        <w:t>Portanto</w:t>
+      </w:r>
+      <w:r>
+        <w:rPr>
+          <w:lang w:val="pt_PT" w:bidi="pt_PT"/>
+        </w:rPr>
+        <w:t xml:space="preserve"> introduz uma relação de razão e resultado. A razão é que Cristo deseja que cada crente se torne espiritualmente maduro e sirva aos outros crentes. O resultado é que os crentes de Éfeso não devem mais agir como os gentios agem. Use uma frase em seu idioma que conecte uma razão a um resultado.</w:t>
+      </w:r>
+    </w:p>
+    <w:p>
+      <w:pPr/>
+      <w:r>
+        <w:rPr>
+          <w:lang w:val="pt_PT" w:bidi="pt_PT"/>
+        </w:rPr>
+      </w:r>
+      <w:r>
+        <w:rPr>
+          <w:lang w:val="pt_PT" w:bidi="pt_PT"/>
+        </w:rPr>
+        <w:t xml:space="preserve">Veja: </w:t>
+      </w:r>
+      <w:r>
+        <w:rPr>
+          <w:lang w:val="pt_PT" w:bidi="pt_PT"/>
+        </w:rPr>
+        <w:t>Conectar — Relação de razão e resultado.</w:t>
       </w:r>
       <w:r>
         <w:rPr>
@@ -22206,69 +25448,212 @@
         <w:rPr>
           <w:lang w:val="pt_PT" w:bidi="pt_PT"/>
         </w:rPr>
-        <w:t>Efésios 4.14 (#1)</w:t>
-      </w:r>
-      <w:r>
-        <w:rPr>
-          <w:lang w:val="pt_PT" w:bidi="pt_PT"/>
-        </w:rPr>
-      </w:r>
-    </w:p>
-    <w:p>
-      <w:pPr/>
-      <w:r>
-        <w:rPr>
-          <w:lang w:val="pt_PT" w:bidi="pt_PT"/>
-        </w:rPr>
-      </w:r>
-      <w:r>
-        <w:rPr>
-          <w:b/>
-          <w:lang w:val="pt_PT" w:bidi="pt_PT"/>
-        </w:rPr>
-        <w:t>ἵνα</w:t>
-      </w:r>
-    </w:p>
-    <w:p>
-      <w:pPr/>
-      <w:r>
-        <w:rPr>
-          <w:lang w:val="pt_PT" w:bidi="pt_PT"/>
-        </w:rPr>
-      </w:r>
-      <w:r>
-        <w:rPr>
-          <w:b/>
-          <w:lang w:val="pt_PT" w:bidi="pt_PT"/>
-        </w:rPr>
-        <w:t>"Então não seremos mais como crianças".</w:t>
-      </w:r>
-    </w:p>
-    <w:p>
-      <w:pPr/>
-      <w:r>
-        <w:rPr>
-          <w:lang w:val="pt_PT" w:bidi="pt_PT"/>
-        </w:rPr>
-      </w:r>
-      <w:r>
-        <w:rPr>
-          <w:lang w:val="pt_PT" w:bidi="pt_PT"/>
-        </w:rPr>
-        <w:t xml:space="preserve">A palavra de conexão </w:t>
-      </w:r>
-      <w:r>
-        <w:rPr>
-          <w:b/>
-          <w:lang w:val="pt_PT" w:bidi="pt_PT"/>
-        </w:rPr>
-        <w:t>Então</w:t>
-      </w:r>
-      <w:r>
-        <w:rPr>
-          <w:lang w:val="pt_PT" w:bidi="pt_PT"/>
-        </w:rPr>
-        <w:t xml:space="preserve"> introduz uma relação de meta. O objetivo ou propósito das pessoas dotadas na igreja é conduzir todos os crentes à maturidade espiritual.</w:t>
+        <w:t>Efésios 4.17 (#3)</w:t>
+      </w:r>
+      <w:r>
+        <w:rPr>
+          <w:lang w:val="pt_PT" w:bidi="pt_PT"/>
+        </w:rPr>
+      </w:r>
+    </w:p>
+    <w:p>
+      <w:pPr/>
+      <w:r>
+        <w:rPr>
+          <w:lang w:val="pt_PT" w:bidi="pt_PT"/>
+        </w:rPr>
+      </w:r>
+      <w:r>
+        <w:rPr>
+          <w:b/>
+          <w:lang w:val="pt_PT" w:bidi="pt_PT"/>
+        </w:rPr>
+        <w:t>τοῦτο οὖν λέγω καὶ μαρτύρομαι</w:t>
+      </w:r>
+    </w:p>
+    <w:p>
+      <w:pPr/>
+      <w:r>
+        <w:rPr>
+          <w:lang w:val="pt_PT" w:bidi="pt_PT"/>
+        </w:rPr>
+      </w:r>
+      <w:r>
+        <w:rPr>
+          <w:b/>
+          <w:lang w:val="pt_PT" w:bidi="pt_PT"/>
+        </w:rPr>
+        <w:t>"Portanto, em nome do Senhor eu digo e insisto no seguinte:".</w:t>
+      </w:r>
+    </w:p>
+    <w:p>
+      <w:pPr/>
+      <w:r>
+        <w:rPr>
+          <w:lang w:val="pt_PT" w:bidi="pt_PT"/>
+        </w:rPr>
+      </w:r>
+      <w:r>
+        <w:rPr>
+          <w:lang w:val="pt_PT" w:bidi="pt_PT"/>
+        </w:rPr>
+        <w:t>Tradução alternativa: "Por causa do que acabei de dizer, agora direi algo mais para encorajar intensamente".</w:t>
+      </w:r>
+      <w:r>
+        <w:rPr>
+          <w:lang w:val="pt_PT" w:bidi="pt_PT"/>
+        </w:rPr>
+      </w:r>
+      <w:r>
+        <w:rPr>
+          <w:lang w:val="pt_PT" w:bidi="pt_PT"/>
+        </w:rPr>
+      </w:r>
+    </w:p>
+    <w:p>
+      <w:pPr/>
+      <w:r>
+        <w:rPr>
+          <w:lang w:val="pt_PT" w:bidi="pt_PT"/>
+        </w:rPr>
+      </w:r>
+    </w:p>
+    <w:p>
+      <w:pPr>
+        <w:pStyle w:val="Heading2"/>
+      </w:pPr>
+      <w:r>
+        <w:rPr>
+          <w:lang w:val="pt_PT" w:bidi="pt_PT"/>
+        </w:rPr>
+        <w:t>Efésios 4.17 (#4)</w:t>
+      </w:r>
+      <w:r>
+        <w:rPr>
+          <w:lang w:val="pt_PT" w:bidi="pt_PT"/>
+        </w:rPr>
+      </w:r>
+    </w:p>
+    <w:p>
+      <w:pPr/>
+      <w:r>
+        <w:rPr>
+          <w:lang w:val="pt_PT" w:bidi="pt_PT"/>
+        </w:rPr>
+      </w:r>
+      <w:r>
+        <w:rPr>
+          <w:b/>
+          <w:lang w:val="pt_PT" w:bidi="pt_PT"/>
+        </w:rPr>
+        <w:t>ἐν Κυρίῳ</w:t>
+      </w:r>
+    </w:p>
+    <w:p>
+      <w:pPr/>
+      <w:r>
+        <w:rPr>
+          <w:lang w:val="pt_PT" w:bidi="pt_PT"/>
+        </w:rPr>
+      </w:r>
+      <w:r>
+        <w:rPr>
+          <w:b/>
+          <w:lang w:val="pt_PT" w:bidi="pt_PT"/>
+        </w:rPr>
+        <w:t>"em nome do Senhor".</w:t>
+      </w:r>
+    </w:p>
+    <w:p>
+      <w:pPr/>
+      <w:r>
+        <w:rPr>
+          <w:lang w:val="pt_PT" w:bidi="pt_PT"/>
+        </w:rPr>
+      </w:r>
+      <w:r>
+        <w:rPr>
+          <w:lang w:val="pt_PT" w:bidi="pt_PT"/>
+        </w:rPr>
+        <w:t>Isso pode ser: (1) uma referência à autoridade do Senhor; (2) uma afirmação de que todos pertencemos ao Senhor.</w:t>
+      </w:r>
+      <w:r>
+        <w:rPr>
+          <w:lang w:val="pt_PT" w:bidi="pt_PT"/>
+        </w:rPr>
+      </w:r>
+      <w:r>
+        <w:rPr>
+          <w:lang w:val="pt_PT" w:bidi="pt_PT"/>
+        </w:rPr>
+      </w:r>
+    </w:p>
+    <w:p>
+      <w:pPr/>
+      <w:r>
+        <w:rPr>
+          <w:lang w:val="pt_PT" w:bidi="pt_PT"/>
+        </w:rPr>
+      </w:r>
+    </w:p>
+    <w:p>
+      <w:pPr>
+        <w:pStyle w:val="Heading2"/>
+      </w:pPr>
+      <w:r>
+        <w:rPr>
+          <w:lang w:val="pt_PT" w:bidi="pt_PT"/>
+        </w:rPr>
+        <w:t>Efésios 4.17 (#5)</w:t>
+      </w:r>
+      <w:r>
+        <w:rPr>
+          <w:lang w:val="pt_PT" w:bidi="pt_PT"/>
+        </w:rPr>
+      </w:r>
+    </w:p>
+    <w:p>
+      <w:pPr/>
+      <w:r>
+        <w:rPr>
+          <w:lang w:val="pt_PT" w:bidi="pt_PT"/>
+        </w:rPr>
+      </w:r>
+      <w:r>
+        <w:rPr>
+          <w:b/>
+          <w:lang w:val="pt_PT" w:bidi="pt_PT"/>
+        </w:rPr>
+        <w:t>μηκέτι ὑμᾶς περιπατεῖν, καθὼς καὶ τὰ ἔθνη περιπατεῖ ἐν ματαιότητι τοῦ νοὸς αὐτῶν</w:t>
+      </w:r>
+    </w:p>
+    <w:p>
+      <w:pPr/>
+      <w:r>
+        <w:rPr>
+          <w:lang w:val="pt_PT" w:bidi="pt_PT"/>
+        </w:rPr>
+      </w:r>
+      <w:r>
+        <w:rPr>
+          <w:b/>
+          <w:lang w:val="pt_PT" w:bidi="pt_PT"/>
+        </w:rPr>
+        <w:t>"não vivam mais como os pagãos, pois os pensamentos deles não têm valor".</w:t>
+      </w:r>
+    </w:p>
+    <w:p>
+      <w:pPr/>
+      <w:r>
+        <w:rPr>
+          <w:lang w:val="pt_PT" w:bidi="pt_PT"/>
+        </w:rPr>
+      </w:r>
+      <w:r>
+        <w:rPr>
+          <w:lang w:val="pt_PT" w:bidi="pt_PT"/>
+        </w:rPr>
+        <w:t>Paulo frequentemente usa essa metáfora que compara caminhar a viver a própria vida. Tradução alternativa: “você... para parar de viver como os gentios com seus pensamentos inúteis”.</w:t>
       </w:r>
     </w:p>
     <w:p>
@@ -22288,7 +25673,7 @@
         <w:rPr>
           <w:lang w:val="pt_PT" w:bidi="pt_PT"/>
         </w:rPr>
-        <w:t>Conectar — Relação de meta (propósito).</w:t>
+        <w:t>Metáfora.</w:t>
       </w:r>
       <w:r>
         <w:rPr>
@@ -22317,69 +25702,56 @@
         <w:rPr>
           <w:lang w:val="pt_PT" w:bidi="pt_PT"/>
         </w:rPr>
-        <w:t>Efésios 4.14 (#2)</w:t>
-      </w:r>
-      <w:r>
-        <w:rPr>
-          <w:lang w:val="pt_PT" w:bidi="pt_PT"/>
-        </w:rPr>
-      </w:r>
-    </w:p>
-    <w:p>
-      <w:pPr/>
-      <w:r>
-        <w:rPr>
-          <w:lang w:val="pt_PT" w:bidi="pt_PT"/>
-        </w:rPr>
-      </w:r>
-      <w:r>
-        <w:rPr>
-          <w:b/>
-          <w:lang w:val="pt_PT" w:bidi="pt_PT"/>
-        </w:rPr>
-        <w:t>μηκέτι ὦμεν νήπιοι</w:t>
-      </w:r>
-    </w:p>
-    <w:p>
-      <w:pPr/>
-      <w:r>
-        <w:rPr>
-          <w:lang w:val="pt_PT" w:bidi="pt_PT"/>
-        </w:rPr>
-      </w:r>
-      <w:r>
-        <w:rPr>
-          <w:b/>
-          <w:lang w:val="pt_PT" w:bidi="pt_PT"/>
-        </w:rPr>
-        <w:t>"não serremos mais como crianças".</w:t>
-      </w:r>
-    </w:p>
-    <w:p>
-      <w:pPr/>
-      <w:r>
-        <w:rPr>
-          <w:lang w:val="pt_PT" w:bidi="pt_PT"/>
-        </w:rPr>
-      </w:r>
-      <w:r>
-        <w:rPr>
-          <w:lang w:val="pt_PT" w:bidi="pt_PT"/>
-        </w:rPr>
-        <w:t xml:space="preserve">Paulo se refere aos crentes que não cresceram espiritualmente como </w:t>
-      </w:r>
-      <w:r>
-        <w:rPr>
-          <w:b/>
-          <w:lang w:val="pt_PT" w:bidi="pt_PT"/>
-        </w:rPr>
-        <w:t>crianças</w:t>
-      </w:r>
-      <w:r>
-        <w:rPr>
-          <w:lang w:val="pt_PT" w:bidi="pt_PT"/>
-        </w:rPr>
-        <w:t xml:space="preserve"> que tiveram pouca experiência na vida. Tradução alternativa: “para que não sejamos mais como crianças”.</w:t>
+        <w:t>Efésios 4.18 (#1)</w:t>
+      </w:r>
+      <w:r>
+        <w:rPr>
+          <w:lang w:val="pt_PT" w:bidi="pt_PT"/>
+        </w:rPr>
+      </w:r>
+    </w:p>
+    <w:p>
+      <w:pPr/>
+      <w:r>
+        <w:rPr>
+          <w:lang w:val="pt_PT" w:bidi="pt_PT"/>
+        </w:rPr>
+      </w:r>
+      <w:r>
+        <w:rPr>
+          <w:b/>
+          <w:lang w:val="pt_PT" w:bidi="pt_PT"/>
+        </w:rPr>
+        <w:t>ἐσκοτωμένοι τῇ διανοίᾳ</w:t>
+      </w:r>
+    </w:p>
+    <w:p>
+      <w:pPr/>
+      <w:r>
+        <w:rPr>
+          <w:lang w:val="pt_PT" w:bidi="pt_PT"/>
+        </w:rPr>
+      </w:r>
+      <w:r>
+        <w:rPr>
+          <w:b/>
+          <w:lang w:val="pt_PT" w:bidi="pt_PT"/>
+        </w:rPr>
+        <w:t>"e a mente deles está na escuridão".</w:t>
+      </w:r>
+    </w:p>
+    <w:p>
+      <w:pPr/>
+      <w:r>
+        <w:rPr>
+          <w:lang w:val="pt_PT" w:bidi="pt_PT"/>
+        </w:rPr>
+      </w:r>
+      <w:r>
+        <w:rPr>
+          <w:lang w:val="pt_PT" w:bidi="pt_PT"/>
+        </w:rPr>
+        <w:t>Esta metáfora compara o pensamento errado com a escuridão. Tradução alternativa: “eles não pensam ou raciocinam claramente” ou “eles não conseguem compreender”.</w:t>
       </w:r>
     </w:p>
     <w:p>
@@ -22428,67 +25800,69 @@
         <w:rPr>
           <w:lang w:val="pt_PT" w:bidi="pt_PT"/>
         </w:rPr>
-        <w:t>Efésios 4.14 (#3)</w:t>
-      </w:r>
-      <w:r>
-        <w:rPr>
-          <w:lang w:val="pt_PT" w:bidi="pt_PT"/>
-        </w:rPr>
-      </w:r>
-    </w:p>
-    <w:p>
-      <w:pPr/>
-      <w:r>
-        <w:rPr>
-          <w:lang w:val="pt_PT" w:bidi="pt_PT"/>
-        </w:rPr>
-      </w:r>
-      <w:r>
-        <w:rPr>
-          <w:b/>
-          <w:lang w:val="pt_PT" w:bidi="pt_PT"/>
-        </w:rPr>
-        <w:t>"arrastados pelas ondas e empurrados por qualquer vento de ensinamentos de pessoas falsas".</w:t>
-      </w:r>
-    </w:p>
-    <w:p>
-      <w:pPr/>
-      <w:r>
-        <w:rPr>
-          <w:lang w:val="pt_PT" w:bidi="pt_PT"/>
-        </w:rPr>
-      </w:r>
-      <w:r>
-        <w:rPr>
-          <w:lang w:val="pt_PT" w:bidi="pt_PT"/>
-        </w:rPr>
-        <w:t xml:space="preserve">Paulo fala de um crente que não se tornou maduro e segue vários ensinamentos errados, comparando esse crente a um barco e os ensinamentos ao </w:t>
-      </w:r>
-      <w:r>
-        <w:rPr>
-          <w:b/>
-          <w:lang w:val="pt_PT" w:bidi="pt_PT"/>
-        </w:rPr>
-        <w:t>vento</w:t>
-      </w:r>
-      <w:r>
-        <w:rPr>
-          <w:lang w:val="pt_PT" w:bidi="pt_PT"/>
-        </w:rPr>
-        <w:t xml:space="preserve"> e às </w:t>
-      </w:r>
-      <w:r>
-        <w:rPr>
-          <w:b/>
-          <w:lang w:val="pt_PT" w:bidi="pt_PT"/>
-        </w:rPr>
-        <w:t>ondas</w:t>
-      </w:r>
-      <w:r>
-        <w:rPr>
-          <w:lang w:val="pt_PT" w:bidi="pt_PT"/>
-        </w:rPr>
-        <w:t xml:space="preserve"> que movem o barco em diferentes direções na água.</w:t>
+        <w:t>Efésios 4.18 (#2)</w:t>
+      </w:r>
+      <w:r>
+        <w:rPr>
+          <w:lang w:val="pt_PT" w:bidi="pt_PT"/>
+        </w:rPr>
+      </w:r>
+    </w:p>
+    <w:p>
+      <w:pPr/>
+      <w:r>
+        <w:rPr>
+          <w:lang w:val="pt_PT" w:bidi="pt_PT"/>
+        </w:rPr>
+      </w:r>
+      <w:r>
+        <w:rPr>
+          <w:b/>
+          <w:lang w:val="pt_PT" w:bidi="pt_PT"/>
+        </w:rPr>
+        <w:t>ἐσκοτωμένοι τῇ διανοίᾳ</w:t>
+      </w:r>
+    </w:p>
+    <w:p>
+      <w:pPr/>
+      <w:r>
+        <w:rPr>
+          <w:lang w:val="pt_PT" w:bidi="pt_PT"/>
+        </w:rPr>
+      </w:r>
+      <w:r>
+        <w:rPr>
+          <w:b/>
+          <w:lang w:val="pt_PT" w:bidi="pt_PT"/>
+        </w:rPr>
+        <w:t>"e a mente deles está na escuridão".</w:t>
+      </w:r>
+    </w:p>
+    <w:p>
+      <w:pPr/>
+      <w:r>
+        <w:rPr>
+          <w:lang w:val="pt_PT" w:bidi="pt_PT"/>
+        </w:rPr>
+      </w:r>
+      <w:r>
+        <w:rPr>
+          <w:lang w:val="pt_PT" w:bidi="pt_PT"/>
+        </w:rPr>
+        <w:t>Uma tradução mais literal vai dizer: "entenebrecidos no entendimento"</w:t>
+      </w:r>
+      <w:r>
+        <w:rPr>
+          <w:b/>
+          <w:lang w:val="pt_PT" w:bidi="pt_PT"/>
+        </w:rPr>
+        <w:t xml:space="preserve">. </w:t>
+      </w:r>
+      <w:r>
+        <w:rPr>
+          <w:lang w:val="pt_PT" w:bidi="pt_PT"/>
+        </w:rPr>
+        <w:t>Se o seu idioma não usa essa forma passiva, você pode expressar isso na forma ativa, como é feito em algumas Bíblias em outros idiomas. Tradução alternativa: “A maneira deles de pensar se tornou obscura” ou “Eles não pensam ou raciocinam claramente” ou “Eles não conseguem entender”.</w:t>
       </w:r>
     </w:p>
     <w:p>
@@ -22508,7 +25882,7 @@
         <w:rPr>
           <w:lang w:val="pt_PT" w:bidi="pt_PT"/>
         </w:rPr>
-        <w:t>Metáfora.</w:t>
+        <w:t>Ativo ou passivo.</w:t>
       </w:r>
       <w:r>
         <w:rPr>
@@ -22537,67 +25911,69 @@
         <w:rPr>
           <w:lang w:val="pt_PT" w:bidi="pt_PT"/>
         </w:rPr>
-        <w:t>Efésios 4.14 (#4)</w:t>
-      </w:r>
-      <w:r>
-        <w:rPr>
-          <w:lang w:val="pt_PT" w:bidi="pt_PT"/>
-        </w:rPr>
-      </w:r>
-    </w:p>
-    <w:p>
-      <w:pPr/>
-      <w:r>
-        <w:rPr>
-          <w:lang w:val="pt_PT" w:bidi="pt_PT"/>
-        </w:rPr>
-      </w:r>
-      <w:r>
-        <w:rPr>
-          <w:b/>
-          <w:lang w:val="pt_PT" w:bidi="pt_PT"/>
-        </w:rPr>
-        <w:t>"Essas pessoas inventam mentiras e, por meio delas, levam outros para caminhos errados".</w:t>
-      </w:r>
-    </w:p>
-    <w:p>
-      <w:pPr/>
-      <w:r>
-        <w:rPr>
-          <w:lang w:val="pt_PT" w:bidi="pt_PT"/>
-        </w:rPr>
-      </w:r>
-      <w:r>
-        <w:rPr>
-          <w:lang w:val="pt_PT" w:bidi="pt_PT"/>
-        </w:rPr>
-        <w:t xml:space="preserve">Se o seu idioma não utiliza um substantivo abstrato para a ideia por trás das palavras </w:t>
-      </w:r>
-      <w:r>
-        <w:rPr>
-          <w:b/>
-          <w:lang w:val="pt_PT" w:bidi="pt_PT"/>
-        </w:rPr>
-        <w:t>mentiras</w:t>
-      </w:r>
-      <w:r>
-        <w:rPr>
-          <w:lang w:val="pt_PT" w:bidi="pt_PT"/>
-        </w:rPr>
-        <w:t xml:space="preserve"> e </w:t>
-      </w:r>
-      <w:r>
-        <w:rPr>
-          <w:b/>
-          <w:lang w:val="pt_PT" w:bidi="pt_PT"/>
-        </w:rPr>
-        <w:t>caminhos errados</w:t>
-      </w:r>
-      <w:r>
-        <w:rPr>
-          <w:lang w:val="pt_PT" w:bidi="pt_PT"/>
-        </w:rPr>
-        <w:t>, você pode expressar as mesmas ideias com formas verbais, ou usar uma expressão equivalente, como é feito em algumas Bíblias em outros idiomas. Tradução alternativa: “por pessoas astutas que enganam os crentes com mentiras espertas”.</w:t>
+        <w:t>Efésios 4.18 (#3)</w:t>
+      </w:r>
+      <w:r>
+        <w:rPr>
+          <w:lang w:val="pt_PT" w:bidi="pt_PT"/>
+        </w:rPr>
+      </w:r>
+    </w:p>
+    <w:p>
+      <w:pPr/>
+      <w:r>
+        <w:rPr>
+          <w:lang w:val="pt_PT" w:bidi="pt_PT"/>
+        </w:rPr>
+      </w:r>
+      <w:r>
+        <w:rPr>
+          <w:b/>
+          <w:lang w:val="pt_PT" w:bidi="pt_PT"/>
+        </w:rPr>
+        <w:t>ἀπηλλοτριωμένοι τῆς ζωῆς τοῦ Θεοῦ, διὰ τὴν ἄγνοιαν τὴν οὖσαν ἐν αὐτοῖς</w:t>
+      </w:r>
+    </w:p>
+    <w:p>
+      <w:pPr/>
+      <w:r>
+        <w:rPr>
+          <w:lang w:val="pt_PT" w:bidi="pt_PT"/>
+        </w:rPr>
+      </w:r>
+      <w:r>
+        <w:rPr>
+          <w:b/>
+          <w:lang w:val="pt_PT" w:bidi="pt_PT"/>
+        </w:rPr>
+        <w:t>"Eles não têm parte na vida que Deus dá porque são completamente ignorantes e teimosos".</w:t>
+      </w:r>
+    </w:p>
+    <w:p>
+      <w:pPr/>
+      <w:r>
+        <w:rPr>
+          <w:lang w:val="pt_PT" w:bidi="pt_PT"/>
+        </w:rPr>
+      </w:r>
+      <w:r>
+        <w:rPr>
+          <w:lang w:val="pt_PT" w:bidi="pt_PT"/>
+        </w:rPr>
+        <w:t>Uma tradução mais literal vai dizer: "separados da vida de Deus, pela ignorância que há neles"</w:t>
+      </w:r>
+      <w:r>
+        <w:rPr>
+          <w:b/>
+          <w:lang w:val="pt_PT" w:bidi="pt_PT"/>
+        </w:rPr>
+        <w:t xml:space="preserve">. </w:t>
+      </w:r>
+      <w:r>
+        <w:rPr>
+          <w:lang w:val="pt_PT" w:bidi="pt_PT"/>
+        </w:rPr>
+        <w:t>Se o seu idioma não utiliza essa forma passiva, você pode expressar isso na forma ativa, como é feito em algumas Bíblias em outros idiomas. Tradução alternativa: “porque eles não conhecem a Deus, não podem viver da maneira que Deus deseja que seu povo viva” ou “eles se afastaram da vida de Deus por causa de sua ignorância”.</w:t>
       </w:r>
     </w:p>
     <w:p>
@@ -22617,7 +25993,7 @@
         <w:rPr>
           <w:lang w:val="pt_PT" w:bidi="pt_PT"/>
         </w:rPr>
-        <w:t>Substantivos abstratos.</w:t>
+        <w:t>Ativo ou passivo.</w:t>
       </w:r>
       <w:r>
         <w:rPr>
@@ -22646,89 +26022,56 @@
         <w:rPr>
           <w:lang w:val="pt_PT" w:bidi="pt_PT"/>
         </w:rPr>
-        <w:t>Efésios 4.15 (#1)</w:t>
-      </w:r>
-      <w:r>
-        <w:rPr>
-          <w:lang w:val="pt_PT" w:bidi="pt_PT"/>
-        </w:rPr>
-      </w:r>
-    </w:p>
-    <w:p>
-      <w:pPr/>
-      <w:r>
-        <w:rPr>
-          <w:lang w:val="pt_PT" w:bidi="pt_PT"/>
-        </w:rPr>
-      </w:r>
-      <w:r>
-        <w:rPr>
-          <w:b/>
-          <w:lang w:val="pt_PT" w:bidi="pt_PT"/>
-        </w:rPr>
-        <w:t>δὲ</w:t>
-      </w:r>
-    </w:p>
-    <w:p>
-      <w:pPr/>
-      <w:r>
-        <w:rPr>
-          <w:lang w:val="pt_PT" w:bidi="pt_PT"/>
-        </w:rPr>
-      </w:r>
-      <w:r>
-        <w:rPr>
-          <w:b/>
-          <w:lang w:val="pt_PT" w:bidi="pt_PT"/>
-        </w:rPr>
-        <w:t>"Pelo contrário, falando a verdade com espírito de amor".</w:t>
-      </w:r>
-    </w:p>
-    <w:p>
-      <w:pPr/>
-      <w:r>
-        <w:rPr>
-          <w:lang w:val="pt_PT" w:bidi="pt_PT"/>
-        </w:rPr>
-      </w:r>
-      <w:r>
-        <w:rPr>
-          <w:lang w:val="pt_PT" w:bidi="pt_PT"/>
-        </w:rPr>
-        <w:t xml:space="preserve">A expressão de conexão </w:t>
-      </w:r>
-      <w:r>
-        <w:rPr>
-          <w:b/>
-          <w:lang w:val="pt_PT" w:bidi="pt_PT"/>
-        </w:rPr>
-        <w:t>Pelo contrário</w:t>
-      </w:r>
-      <w:r>
-        <w:rPr>
-          <w:lang w:val="pt_PT" w:bidi="pt_PT"/>
-        </w:rPr>
-        <w:t xml:space="preserve"> introduz uma relação de contraste. Seguir cada ensinamento mutável contrasta com tornar-se maduro em Cristo e edificar seu corpo. Use uma palavra em seu idioma que indique contraste.</w:t>
-      </w:r>
-    </w:p>
-    <w:p>
-      <w:pPr/>
-      <w:r>
-        <w:rPr>
-          <w:lang w:val="pt_PT" w:bidi="pt_PT"/>
-        </w:rPr>
-      </w:r>
-      <w:r>
-        <w:rPr>
-          <w:lang w:val="pt_PT" w:bidi="pt_PT"/>
-        </w:rPr>
-        <w:t xml:space="preserve">Veja: </w:t>
-      </w:r>
-      <w:r>
-        <w:rPr>
-          <w:lang w:val="pt_PT" w:bidi="pt_PT"/>
-        </w:rPr>
-        <w:t>Conectar — Relação de contraste.</w:t>
+        <w:t>Efésios 4.18 (#4)</w:t>
+      </w:r>
+      <w:r>
+        <w:rPr>
+          <w:lang w:val="pt_PT" w:bidi="pt_PT"/>
+        </w:rPr>
+      </w:r>
+    </w:p>
+    <w:p>
+      <w:pPr/>
+      <w:r>
+        <w:rPr>
+          <w:lang w:val="pt_PT" w:bidi="pt_PT"/>
+        </w:rPr>
+      </w:r>
+      <w:r>
+        <w:rPr>
+          <w:b/>
+          <w:lang w:val="pt_PT" w:bidi="pt_PT"/>
+        </w:rPr>
+        <w:t>ἀπηλλοτριωμένοι</w:t>
+      </w:r>
+    </w:p>
+    <w:p>
+      <w:pPr/>
+      <w:r>
+        <w:rPr>
+          <w:lang w:val="pt_PT" w:bidi="pt_PT"/>
+        </w:rPr>
+      </w:r>
+      <w:r>
+        <w:rPr>
+          <w:b/>
+          <w:lang w:val="pt_PT" w:bidi="pt_PT"/>
+        </w:rPr>
+        <w:t>"Eles não têm parte na vida que Deus dá".</w:t>
+      </w:r>
+    </w:p>
+    <w:p>
+      <w:pPr/>
+      <w:r>
+        <w:rPr>
+          <w:lang w:val="pt_PT" w:bidi="pt_PT"/>
+        </w:rPr>
+      </w:r>
+      <w:r>
+        <w:rPr>
+          <w:lang w:val="pt_PT" w:bidi="pt_PT"/>
+        </w:rPr>
+        <w:t>Tradução alternativa: "cortado" ou "separado".</w:t>
       </w:r>
       <w:r>
         <w:rPr>
@@ -22757,89 +26100,56 @@
         <w:rPr>
           <w:lang w:val="pt_PT" w:bidi="pt_PT"/>
         </w:rPr>
-        <w:t>Efésios 4.15 (#2)</w:t>
-      </w:r>
-      <w:r>
-        <w:rPr>
-          <w:lang w:val="pt_PT" w:bidi="pt_PT"/>
-        </w:rPr>
-      </w:r>
-    </w:p>
-    <w:p>
-      <w:pPr/>
-      <w:r>
-        <w:rPr>
-          <w:lang w:val="pt_PT" w:bidi="pt_PT"/>
-        </w:rPr>
-      </w:r>
-      <w:r>
-        <w:rPr>
-          <w:b/>
-          <w:lang w:val="pt_PT" w:bidi="pt_PT"/>
-        </w:rPr>
-        <w:t>ἀληθεύοντες</w:t>
-      </w:r>
-    </w:p>
-    <w:p>
-      <w:pPr/>
-      <w:r>
-        <w:rPr>
-          <w:lang w:val="pt_PT" w:bidi="pt_PT"/>
-        </w:rPr>
-      </w:r>
-      <w:r>
-        <w:rPr>
-          <w:b/>
-          <w:lang w:val="pt_PT" w:bidi="pt_PT"/>
-        </w:rPr>
-        <w:t>"falando a verdade".</w:t>
-      </w:r>
-    </w:p>
-    <w:p>
-      <w:pPr/>
-      <w:r>
-        <w:rPr>
-          <w:lang w:val="pt_PT" w:bidi="pt_PT"/>
-        </w:rPr>
-      </w:r>
-      <w:r>
-        <w:rPr>
-          <w:lang w:val="pt_PT" w:bidi="pt_PT"/>
-        </w:rPr>
-        <w:t xml:space="preserve">Se o seu idioma não utiliza um substantivo abstrato para a ideia por trás da palavra </w:t>
-      </w:r>
-      <w:r>
-        <w:rPr>
-          <w:b/>
-          <w:lang w:val="pt_PT" w:bidi="pt_PT"/>
-        </w:rPr>
-        <w:t>verdade</w:t>
-      </w:r>
-      <w:r>
-        <w:rPr>
-          <w:lang w:val="pt_PT" w:bidi="pt_PT"/>
-        </w:rPr>
-        <w:t>, você pode expressar a mesma ideia com uma forma verbal. Tradução alternativa: “falando de forma verdadeira”.</w:t>
-      </w:r>
-    </w:p>
-    <w:p>
-      <w:pPr/>
-      <w:r>
-        <w:rPr>
-          <w:lang w:val="pt_PT" w:bidi="pt_PT"/>
-        </w:rPr>
-      </w:r>
-      <w:r>
-        <w:rPr>
-          <w:lang w:val="pt_PT" w:bidi="pt_PT"/>
-        </w:rPr>
-        <w:t xml:space="preserve">Veja: </w:t>
-      </w:r>
-      <w:r>
-        <w:rPr>
-          <w:lang w:val="pt_PT" w:bidi="pt_PT"/>
-        </w:rPr>
-        <w:t>Substantivos abstratos.</w:t>
+        <w:t>Efésios 4.18 (#5)</w:t>
+      </w:r>
+      <w:r>
+        <w:rPr>
+          <w:lang w:val="pt_PT" w:bidi="pt_PT"/>
+        </w:rPr>
+      </w:r>
+    </w:p>
+    <w:p>
+      <w:pPr/>
+      <w:r>
+        <w:rPr>
+          <w:lang w:val="pt_PT" w:bidi="pt_PT"/>
+        </w:rPr>
+      </w:r>
+      <w:r>
+        <w:rPr>
+          <w:b/>
+          <w:lang w:val="pt_PT" w:bidi="pt_PT"/>
+        </w:rPr>
+        <w:t>ἄγνοιαν</w:t>
+      </w:r>
+    </w:p>
+    <w:p>
+      <w:pPr/>
+      <w:r>
+        <w:rPr>
+          <w:lang w:val="pt_PT" w:bidi="pt_PT"/>
+        </w:rPr>
+      </w:r>
+      <w:r>
+        <w:rPr>
+          <w:b/>
+          <w:lang w:val="pt_PT" w:bidi="pt_PT"/>
+        </w:rPr>
+        <w:t>"porque são completamente ignorantes".</w:t>
+      </w:r>
+    </w:p>
+    <w:p>
+      <w:pPr/>
+      <w:r>
+        <w:rPr>
+          <w:lang w:val="pt_PT" w:bidi="pt_PT"/>
+        </w:rPr>
+      </w:r>
+      <w:r>
+        <w:rPr>
+          <w:lang w:val="pt_PT" w:bidi="pt_PT"/>
+        </w:rPr>
+        <w:t>Tradução alternativa: “falta de conhecimento” ou “falta de informação”.</w:t>
       </w:r>
       <w:r>
         <w:rPr>
@@ -22868,1447 +26178,27 @@
         <w:rPr>
           <w:lang w:val="pt_PT" w:bidi="pt_PT"/>
         </w:rPr>
-        <w:t>Efésios 4.15 (#3)</w:t>
-      </w:r>
-      <w:r>
-        <w:rPr>
-          <w:lang w:val="pt_PT" w:bidi="pt_PT"/>
-        </w:rPr>
-      </w:r>
-    </w:p>
-    <w:p>
-      <w:pPr/>
-      <w:r>
-        <w:rPr>
-          <w:lang w:val="pt_PT" w:bidi="pt_PT"/>
-        </w:rPr>
-      </w:r>
-      <w:r>
-        <w:rPr>
-          <w:b/>
-          <w:lang w:val="pt_PT" w:bidi="pt_PT"/>
-        </w:rPr>
-        <w:t>ἐν ἀγάπῃ</w:t>
-      </w:r>
-    </w:p>
-    <w:p>
-      <w:pPr/>
-      <w:r>
-        <w:rPr>
-          <w:lang w:val="pt_PT" w:bidi="pt_PT"/>
-        </w:rPr>
-      </w:r>
-      <w:r>
-        <w:rPr>
-          <w:b/>
-          <w:lang w:val="pt_PT" w:bidi="pt_PT"/>
-        </w:rPr>
-        <w:t>"com espírito de amor".</w:t>
-      </w:r>
-    </w:p>
-    <w:p>
-      <w:pPr/>
-      <w:r>
-        <w:rPr>
-          <w:lang w:val="pt_PT" w:bidi="pt_PT"/>
-        </w:rPr>
-      </w:r>
-      <w:r>
-        <w:rPr>
-          <w:lang w:val="pt_PT" w:bidi="pt_PT"/>
-        </w:rPr>
-        <w:t xml:space="preserve">Se o seu idioma não utiliza um substantivo abstrato para a ideia por trás da palavra </w:t>
-      </w:r>
-      <w:r>
-        <w:rPr>
-          <w:b/>
-          <w:lang w:val="pt_PT" w:bidi="pt_PT"/>
-        </w:rPr>
-        <w:t>amor</w:t>
-      </w:r>
-      <w:r>
-        <w:rPr>
-          <w:lang w:val="pt_PT" w:bidi="pt_PT"/>
-        </w:rPr>
-        <w:t>, você pode expressar a mesma ideia com uma forma verbal. Tradução alternativa: “como os membros amam uns aos outros”.</w:t>
-      </w:r>
-    </w:p>
-    <w:p>
-      <w:pPr/>
-      <w:r>
-        <w:rPr>
-          <w:lang w:val="pt_PT" w:bidi="pt_PT"/>
-        </w:rPr>
-      </w:r>
-      <w:r>
-        <w:rPr>
-          <w:lang w:val="pt_PT" w:bidi="pt_PT"/>
-        </w:rPr>
-        <w:t xml:space="preserve">Veja: </w:t>
-      </w:r>
-      <w:r>
-        <w:rPr>
-          <w:lang w:val="pt_PT" w:bidi="pt_PT"/>
-        </w:rPr>
-        <w:t>Substantivos abstratos.</w:t>
-      </w:r>
-      <w:r>
-        <w:rPr>
-          <w:lang w:val="pt_PT" w:bidi="pt_PT"/>
-        </w:rPr>
-      </w:r>
-      <w:r>
-        <w:rPr>
-          <w:lang w:val="pt_PT" w:bidi="pt_PT"/>
-        </w:rPr>
-      </w:r>
-    </w:p>
-    <w:p>
-      <w:pPr/>
-      <w:r>
-        <w:rPr>
-          <w:lang w:val="pt_PT" w:bidi="pt_PT"/>
-        </w:rPr>
-      </w:r>
-    </w:p>
-    <w:p>
-      <w:pPr>
-        <w:pStyle w:val="Heading2"/>
-      </w:pPr>
-      <w:r>
-        <w:rPr>
-          <w:lang w:val="pt_PT" w:bidi="pt_PT"/>
-        </w:rPr>
-        <w:t>Efésios 4.15 (#4)</w:t>
-      </w:r>
-      <w:r>
-        <w:rPr>
-          <w:lang w:val="pt_PT" w:bidi="pt_PT"/>
-        </w:rPr>
-      </w:r>
-    </w:p>
-    <w:p>
-      <w:pPr/>
-      <w:r>
-        <w:rPr>
-          <w:lang w:val="pt_PT" w:bidi="pt_PT"/>
-        </w:rPr>
-      </w:r>
-      <w:r>
-        <w:rPr>
-          <w:b/>
-          <w:lang w:val="pt_PT" w:bidi="pt_PT"/>
-        </w:rPr>
-        <w:t>εἰς αὐτὸν &amp; ὅς ἐστιν ἡ κεφαλή</w:t>
-      </w:r>
-    </w:p>
-    <w:p>
-      <w:pPr/>
-      <w:r>
-        <w:rPr>
-          <w:lang w:val="pt_PT" w:bidi="pt_PT"/>
-        </w:rPr>
-      </w:r>
-      <w:r>
-        <w:rPr>
-          <w:b/>
-          <w:lang w:val="pt_PT" w:bidi="pt_PT"/>
-        </w:rPr>
-        <w:t>"de Cristo, que é a cabeça".</w:t>
-      </w:r>
-    </w:p>
-    <w:p>
-      <w:pPr/>
-      <w:r>
-        <w:rPr>
-          <w:lang w:val="pt_PT" w:bidi="pt_PT"/>
-        </w:rPr>
-      </w:r>
-      <w:r>
-        <w:rPr>
-          <w:lang w:val="pt_PT" w:bidi="pt_PT"/>
-        </w:rPr>
-        <w:t xml:space="preserve">Paulo utiliza uma metáfora do corpo humano para descrever como Cristo faz com que os crentes trabalhem juntos em harmonia, assim como a </w:t>
-      </w:r>
-      <w:r>
-        <w:rPr>
-          <w:b/>
-          <w:lang w:val="pt_PT" w:bidi="pt_PT"/>
-        </w:rPr>
-        <w:t>cabeça</w:t>
-      </w:r>
-      <w:r>
-        <w:rPr>
-          <w:lang w:val="pt_PT" w:bidi="pt_PT"/>
-        </w:rPr>
-        <w:t xml:space="preserve"> de um corpo faz com que suas partes trabalhem juntas para crescer de maneira saudável.</w:t>
-      </w:r>
-    </w:p>
-    <w:p>
-      <w:pPr/>
-      <w:r>
-        <w:rPr>
-          <w:lang w:val="pt_PT" w:bidi="pt_PT"/>
-        </w:rPr>
-      </w:r>
-      <w:r>
-        <w:rPr>
-          <w:lang w:val="pt_PT" w:bidi="pt_PT"/>
-        </w:rPr>
-        <w:t xml:space="preserve">Veja: </w:t>
-      </w:r>
-      <w:r>
-        <w:rPr>
-          <w:lang w:val="pt_PT" w:bidi="pt_PT"/>
-        </w:rPr>
-        <w:t>Metáfora.</w:t>
-      </w:r>
-      <w:r>
-        <w:rPr>
-          <w:lang w:val="pt_PT" w:bidi="pt_PT"/>
-        </w:rPr>
-      </w:r>
-      <w:r>
-        <w:rPr>
-          <w:lang w:val="pt_PT" w:bidi="pt_PT"/>
-        </w:rPr>
-      </w:r>
-    </w:p>
-    <w:p>
-      <w:pPr/>
-      <w:r>
-        <w:rPr>
-          <w:lang w:val="pt_PT" w:bidi="pt_PT"/>
-        </w:rPr>
-      </w:r>
-    </w:p>
-    <w:p>
-      <w:pPr>
-        <w:pStyle w:val="Heading2"/>
-      </w:pPr>
-      <w:r>
-        <w:rPr>
-          <w:lang w:val="pt_PT" w:bidi="pt_PT"/>
-        </w:rPr>
-        <w:t>Efésios 4.16 (#1)</w:t>
-      </w:r>
-      <w:r>
-        <w:rPr>
-          <w:lang w:val="pt_PT" w:bidi="pt_PT"/>
-        </w:rPr>
-      </w:r>
-    </w:p>
-    <w:p>
-      <w:pPr/>
-      <w:r>
-        <w:rPr>
-          <w:lang w:val="pt_PT" w:bidi="pt_PT"/>
-        </w:rPr>
-      </w:r>
-      <w:r>
-        <w:rPr>
-          <w:b/>
-          <w:lang w:val="pt_PT" w:bidi="pt_PT"/>
-        </w:rPr>
-        <w:t>"É ele quem faz com que o corpo todo fique bem ajustado e todas as partes fiquem ligadas".</w:t>
-      </w:r>
-    </w:p>
-    <w:p>
-      <w:pPr/>
-      <w:r>
-        <w:rPr>
-          <w:lang w:val="pt_PT" w:bidi="pt_PT"/>
-        </w:rPr>
-      </w:r>
-      <w:r>
-        <w:rPr>
-          <w:lang w:val="pt_PT" w:bidi="pt_PT"/>
-        </w:rPr>
-        <w:t xml:space="preserve">Paulo continua a metáfora dos crentes como um </w:t>
-      </w:r>
-      <w:r>
-        <w:rPr>
-          <w:b/>
-          <w:lang w:val="pt_PT" w:bidi="pt_PT"/>
-        </w:rPr>
-        <w:t>corpo</w:t>
-      </w:r>
-      <w:r>
-        <w:rPr>
-          <w:lang w:val="pt_PT" w:bidi="pt_PT"/>
-        </w:rPr>
-        <w:t xml:space="preserve"> humano, com Cristo como a cabeça, para descrever como Cristo faz com que os crentes trabalhem juntos em harmonia, assim como a cabeça de um corpo faz com que suas partes trabalhem juntas para crescer de maneira saudável.</w:t>
-      </w:r>
-    </w:p>
-    <w:p>
-      <w:pPr/>
-      <w:r>
-        <w:rPr>
-          <w:lang w:val="pt_PT" w:bidi="pt_PT"/>
-        </w:rPr>
-      </w:r>
-      <w:r>
-        <w:rPr>
-          <w:lang w:val="pt_PT" w:bidi="pt_PT"/>
-        </w:rPr>
-        <w:t xml:space="preserve">Veja: </w:t>
-      </w:r>
-      <w:r>
-        <w:rPr>
-          <w:lang w:val="pt_PT" w:bidi="pt_PT"/>
-        </w:rPr>
-        <w:t>Metáfora.</w:t>
-      </w:r>
-      <w:r>
-        <w:rPr>
-          <w:lang w:val="pt_PT" w:bidi="pt_PT"/>
-        </w:rPr>
-      </w:r>
-      <w:r>
-        <w:rPr>
-          <w:lang w:val="pt_PT" w:bidi="pt_PT"/>
-        </w:rPr>
-      </w:r>
-    </w:p>
-    <w:p>
-      <w:pPr/>
-      <w:r>
-        <w:rPr>
-          <w:lang w:val="pt_PT" w:bidi="pt_PT"/>
-        </w:rPr>
-      </w:r>
-    </w:p>
-    <w:p>
-      <w:pPr>
-        <w:pStyle w:val="Heading2"/>
-      </w:pPr>
-      <w:r>
-        <w:rPr>
-          <w:lang w:val="pt_PT" w:bidi="pt_PT"/>
-        </w:rPr>
-        <w:t>Efésios 4.16 (#2)</w:t>
-      </w:r>
-      <w:r>
-        <w:rPr>
-          <w:lang w:val="pt_PT" w:bidi="pt_PT"/>
-        </w:rPr>
-      </w:r>
-    </w:p>
-    <w:p>
-      <w:pPr/>
-      <w:r>
-        <w:rPr>
-          <w:lang w:val="pt_PT" w:bidi="pt_PT"/>
-        </w:rPr>
-      </w:r>
-      <w:r>
-        <w:rPr>
-          <w:b/>
-          <w:lang w:val="pt_PT" w:bidi="pt_PT"/>
-        </w:rPr>
-        <w:t>εἰς οἰκοδομὴν ἑαυτοῦ ἐν ἀγάπῃ</w:t>
-      </w:r>
-    </w:p>
-    <w:p>
-      <w:pPr/>
-      <w:r>
-        <w:rPr>
-          <w:lang w:val="pt_PT" w:bidi="pt_PT"/>
-        </w:rPr>
-      </w:r>
-      <w:r>
-        <w:rPr>
-          <w:b/>
-          <w:lang w:val="pt_PT" w:bidi="pt_PT"/>
-        </w:rPr>
-        <w:t>"e se desenvolve por meio do amor".</w:t>
-      </w:r>
-    </w:p>
-    <w:p>
-      <w:pPr/>
-      <w:r>
-        <w:rPr>
-          <w:lang w:val="pt_PT" w:bidi="pt_PT"/>
-        </w:rPr>
-      </w:r>
-      <w:r>
-        <w:rPr>
-          <w:lang w:val="pt_PT" w:bidi="pt_PT"/>
-        </w:rPr>
-        <w:t xml:space="preserve">A expressão </w:t>
-      </w:r>
-      <w:r>
-        <w:rPr>
-          <w:b/>
-          <w:lang w:val="pt_PT" w:bidi="pt_PT"/>
-        </w:rPr>
-        <w:t>por meio do</w:t>
-      </w:r>
-      <w:r>
-        <w:rPr>
-          <w:lang w:val="pt_PT" w:bidi="pt_PT"/>
-        </w:rPr>
-        <w:t xml:space="preserve"> indica uma oração de propósito. O objetivo de todos os crentes trabalharem juntos em harmonia, assim como os membros de um corpo humano fazem, é que todos os crentes cresçam em nossa capacidade de amar uns aos outros e amar a Deus. Use uma palavra em seu idioma que marque isso como uma oração de propósito.</w:t>
-      </w:r>
-    </w:p>
-    <w:p>
-      <w:pPr/>
-      <w:r>
-        <w:rPr>
-          <w:lang w:val="pt_PT" w:bidi="pt_PT"/>
-        </w:rPr>
-      </w:r>
-      <w:r>
-        <w:rPr>
-          <w:lang w:val="pt_PT" w:bidi="pt_PT"/>
-        </w:rPr>
-        <w:t xml:space="preserve">Veja: </w:t>
-      </w:r>
-      <w:r>
-        <w:rPr>
-          <w:lang w:val="pt_PT" w:bidi="pt_PT"/>
-        </w:rPr>
-        <w:t>Conectar — Relação de meta (propósito).</w:t>
-      </w:r>
-      <w:r>
-        <w:rPr>
-          <w:lang w:val="pt_PT" w:bidi="pt_PT"/>
-        </w:rPr>
-      </w:r>
-      <w:r>
-        <w:rPr>
-          <w:lang w:val="pt_PT" w:bidi="pt_PT"/>
-        </w:rPr>
-      </w:r>
-    </w:p>
-    <w:p>
-      <w:pPr/>
-      <w:r>
-        <w:rPr>
-          <w:lang w:val="pt_PT" w:bidi="pt_PT"/>
-        </w:rPr>
-      </w:r>
-    </w:p>
-    <w:p>
-      <w:pPr>
-        <w:pStyle w:val="Heading2"/>
-      </w:pPr>
-      <w:r>
-        <w:rPr>
-          <w:lang w:val="pt_PT" w:bidi="pt_PT"/>
-        </w:rPr>
-        <w:t>Efésios 4.16 (#3)</w:t>
-      </w:r>
-      <w:r>
-        <w:rPr>
-          <w:lang w:val="pt_PT" w:bidi="pt_PT"/>
-        </w:rPr>
-      </w:r>
-    </w:p>
-    <w:p>
-      <w:pPr/>
-      <w:r>
-        <w:rPr>
-          <w:lang w:val="pt_PT" w:bidi="pt_PT"/>
-        </w:rPr>
-      </w:r>
-      <w:r>
-        <w:rPr>
-          <w:b/>
-          <w:lang w:val="pt_PT" w:bidi="pt_PT"/>
-        </w:rPr>
-        <w:t>ἐν ἀγάπῃ</w:t>
-      </w:r>
-    </w:p>
-    <w:p>
-      <w:pPr/>
-      <w:r>
-        <w:rPr>
-          <w:lang w:val="pt_PT" w:bidi="pt_PT"/>
-        </w:rPr>
-      </w:r>
-      <w:r>
-        <w:rPr>
-          <w:b/>
-          <w:lang w:val="pt_PT" w:bidi="pt_PT"/>
-        </w:rPr>
-        <w:t>"por meio do amor".</w:t>
-      </w:r>
-    </w:p>
-    <w:p>
-      <w:pPr/>
-      <w:r>
-        <w:rPr>
-          <w:lang w:val="pt_PT" w:bidi="pt_PT"/>
-        </w:rPr>
-      </w:r>
-      <w:r>
-        <w:rPr>
-          <w:lang w:val="pt_PT" w:bidi="pt_PT"/>
-        </w:rPr>
-        <w:t xml:space="preserve">Se o seu idioma não utiliza um substantivo abstrato para a ideia por trás da palavra </w:t>
-      </w:r>
-      <w:r>
-        <w:rPr>
-          <w:b/>
-          <w:lang w:val="pt_PT" w:bidi="pt_PT"/>
-        </w:rPr>
-        <w:t>amor</w:t>
-      </w:r>
-      <w:r>
-        <w:rPr>
-          <w:lang w:val="pt_PT" w:bidi="pt_PT"/>
-        </w:rPr>
-        <w:t>, você pode expressar a mesma ideia com uma forma verbal. Tradução alternativa: “como os membros se amam” ou “ser capaz de amar mais uns aos outros”.</w:t>
-      </w:r>
-    </w:p>
-    <w:p>
-      <w:pPr/>
-      <w:r>
-        <w:rPr>
-          <w:lang w:val="pt_PT" w:bidi="pt_PT"/>
-        </w:rPr>
-      </w:r>
-      <w:r>
-        <w:rPr>
-          <w:lang w:val="pt_PT" w:bidi="pt_PT"/>
-        </w:rPr>
-        <w:t xml:space="preserve">Veja: </w:t>
-      </w:r>
-      <w:r>
-        <w:rPr>
-          <w:lang w:val="pt_PT" w:bidi="pt_PT"/>
-        </w:rPr>
-        <w:t>Substantivos abstratos.</w:t>
-      </w:r>
-      <w:r>
-        <w:rPr>
-          <w:lang w:val="pt_PT" w:bidi="pt_PT"/>
-        </w:rPr>
-      </w:r>
-      <w:r>
-        <w:rPr>
-          <w:lang w:val="pt_PT" w:bidi="pt_PT"/>
-        </w:rPr>
-      </w:r>
-    </w:p>
-    <w:p>
-      <w:pPr/>
-      <w:r>
-        <w:rPr>
-          <w:lang w:val="pt_PT" w:bidi="pt_PT"/>
-        </w:rPr>
-      </w:r>
-    </w:p>
-    <w:p>
-      <w:pPr>
-        <w:pStyle w:val="Heading2"/>
-      </w:pPr>
-      <w:r>
-        <w:rPr>
-          <w:lang w:val="pt_PT" w:bidi="pt_PT"/>
-        </w:rPr>
-        <w:t>Efésios 4.16 (#4)</w:t>
-      </w:r>
-      <w:r>
-        <w:rPr>
-          <w:lang w:val="pt_PT" w:bidi="pt_PT"/>
-        </w:rPr>
-      </w:r>
-    </w:p>
-    <w:p>
-      <w:pPr/>
-      <w:r>
-        <w:rPr>
-          <w:lang w:val="pt_PT" w:bidi="pt_PT"/>
-        </w:rPr>
-      </w:r>
-      <w:r>
-        <w:rPr>
-          <w:b/>
-          <w:lang w:val="pt_PT" w:bidi="pt_PT"/>
-        </w:rPr>
-        <w:t>διὰ πάσης ἁφῆς τῆς ἐπιχορηγίας</w:t>
-      </w:r>
-    </w:p>
-    <w:p>
-      <w:pPr/>
-      <w:r>
-        <w:rPr>
-          <w:lang w:val="pt_PT" w:bidi="pt_PT"/>
-        </w:rPr>
-      </w:r>
-      <w:r>
-        <w:rPr>
-          <w:b/>
-          <w:lang w:val="pt_PT" w:bidi="pt_PT"/>
-        </w:rPr>
-        <w:t>"fiquem ligadas entre si por meio da união de todas elas".</w:t>
-      </w:r>
-    </w:p>
-    <w:p>
-      <w:pPr/>
-      <w:r>
-        <w:rPr>
-          <w:lang w:val="pt_PT" w:bidi="pt_PT"/>
-        </w:rPr>
-      </w:r>
-      <w:r>
-        <w:rPr>
-          <w:lang w:val="pt_PT" w:bidi="pt_PT"/>
-        </w:rPr>
-        <w:t xml:space="preserve">Paulo continua a metáfora comparando os crentes a um corpo humano. Um </w:t>
-      </w:r>
-      <w:r>
-        <w:rPr>
-          <w:b/>
-          <w:lang w:val="pt_PT" w:bidi="pt_PT"/>
-        </w:rPr>
-        <w:t>ligamento</w:t>
-      </w:r>
-      <w:r>
-        <w:rPr>
-          <w:lang w:val="pt_PT" w:bidi="pt_PT"/>
-        </w:rPr>
-        <w:t xml:space="preserve"> é uma faixa forte que conecta ossos ou mantém órgãos no lugar no corpo. Assim como o corpo é mantido unido por ligamentos fortes, os crentes são mantidos unidos pelo amor, que se fortalece à medida que as partes do corpo crescem e trabalham juntas.</w:t>
-      </w:r>
-    </w:p>
-    <w:p>
-      <w:pPr/>
-      <w:r>
-        <w:rPr>
-          <w:lang w:val="pt_PT" w:bidi="pt_PT"/>
-        </w:rPr>
-      </w:r>
-      <w:r>
-        <w:rPr>
-          <w:lang w:val="pt_PT" w:bidi="pt_PT"/>
-        </w:rPr>
-        <w:t xml:space="preserve">Veja: </w:t>
-      </w:r>
-      <w:r>
-        <w:rPr>
-          <w:lang w:val="pt_PT" w:bidi="pt_PT"/>
-        </w:rPr>
-        <w:t>Metáfora.</w:t>
-      </w:r>
-      <w:r>
-        <w:rPr>
-          <w:lang w:val="pt_PT" w:bidi="pt_PT"/>
-        </w:rPr>
-      </w:r>
-      <w:r>
-        <w:rPr>
-          <w:lang w:val="pt_PT" w:bidi="pt_PT"/>
-        </w:rPr>
-      </w:r>
-    </w:p>
-    <w:p>
-      <w:pPr/>
-      <w:r>
-        <w:rPr>
-          <w:lang w:val="pt_PT" w:bidi="pt_PT"/>
-        </w:rPr>
-      </w:r>
-    </w:p>
-    <w:p>
-      <w:pPr>
-        <w:pStyle w:val="Heading2"/>
-      </w:pPr>
-      <w:r>
-        <w:rPr>
-          <w:lang w:val="pt_PT" w:bidi="pt_PT"/>
-        </w:rPr>
-        <w:t>Efésios 4.17 (#1)</w:t>
-      </w:r>
-      <w:r>
-        <w:rPr>
-          <w:lang w:val="pt_PT" w:bidi="pt_PT"/>
-        </w:rPr>
-      </w:r>
-    </w:p>
-    <w:p>
-      <w:pPr/>
-      <w:r>
-        <w:rPr>
-          <w:lang w:val="pt_PT" w:bidi="pt_PT"/>
-        </w:rPr>
-      </w:r>
-      <w:r>
-        <w:rPr>
-          <w:b/>
-          <w:lang w:val="pt_PT" w:bidi="pt_PT"/>
-        </w:rPr>
-        <w:t>"Portanto, em nome do Senhor eu digo e insisto no seguinte: não vivam mais como os pagãos, pois os pensamentos deles não têm valor".</w:t>
-      </w:r>
-    </w:p>
-    <w:p>
-      <w:pPr/>
-      <w:r>
-        <w:rPr>
-          <w:lang w:val="pt_PT" w:bidi="pt_PT"/>
-        </w:rPr>
-      </w:r>
-      <w:r>
-        <w:rPr>
-          <w:lang w:val="pt_PT" w:bidi="pt_PT"/>
-        </w:rPr>
-        <w:t>Paulo lhes diz o que não devem mais fazer agora que, como crentes, estão selados pelo Espírito Santo de Deus.</w:t>
-      </w:r>
-      <w:r>
-        <w:rPr>
-          <w:lang w:val="pt_PT" w:bidi="pt_PT"/>
-        </w:rPr>
-      </w:r>
-      <w:r>
-        <w:rPr>
-          <w:lang w:val="pt_PT" w:bidi="pt_PT"/>
-        </w:rPr>
-      </w:r>
-    </w:p>
-    <w:p>
-      <w:pPr/>
-      <w:r>
-        <w:rPr>
-          <w:lang w:val="pt_PT" w:bidi="pt_PT"/>
-        </w:rPr>
-      </w:r>
-    </w:p>
-    <w:p>
-      <w:pPr>
-        <w:pStyle w:val="Heading2"/>
-      </w:pPr>
-      <w:r>
-        <w:rPr>
-          <w:lang w:val="pt_PT" w:bidi="pt_PT"/>
-        </w:rPr>
-        <w:t>Efésios 4.17 (#2)</w:t>
-      </w:r>
-      <w:r>
-        <w:rPr>
-          <w:lang w:val="pt_PT" w:bidi="pt_PT"/>
-        </w:rPr>
-      </w:r>
-    </w:p>
-    <w:p>
-      <w:pPr/>
-      <w:r>
-        <w:rPr>
-          <w:lang w:val="pt_PT" w:bidi="pt_PT"/>
-        </w:rPr>
-      </w:r>
-      <w:r>
-        <w:rPr>
-          <w:b/>
-          <w:lang w:val="pt_PT" w:bidi="pt_PT"/>
-        </w:rPr>
-        <w:t>"Portanto, em nome do Senhor".</w:t>
-      </w:r>
-    </w:p>
-    <w:p>
-      <w:pPr/>
-      <w:r>
-        <w:rPr>
-          <w:lang w:val="pt_PT" w:bidi="pt_PT"/>
-        </w:rPr>
-      </w:r>
-      <w:r>
-        <w:rPr>
-          <w:lang w:val="pt_PT" w:bidi="pt_PT"/>
-        </w:rPr>
-        <w:t xml:space="preserve">A palavra de ligação </w:t>
-      </w:r>
-      <w:r>
-        <w:rPr>
-          <w:b/>
-          <w:lang w:val="pt_PT" w:bidi="pt_PT"/>
-        </w:rPr>
-        <w:t>Portanto</w:t>
-      </w:r>
-      <w:r>
-        <w:rPr>
-          <w:lang w:val="pt_PT" w:bidi="pt_PT"/>
-        </w:rPr>
-        <w:t xml:space="preserve"> introduz uma relação de razão e resultado. A razão é que Cristo deseja que cada crente se torne espiritualmente maduro e sirva aos outros crentes. O resultado é que os crentes de Éfeso não devem mais agir como os gentios agem. Use uma frase em seu idioma que conecte uma razão a um resultado.</w:t>
-      </w:r>
-    </w:p>
-    <w:p>
-      <w:pPr/>
-      <w:r>
-        <w:rPr>
-          <w:lang w:val="pt_PT" w:bidi="pt_PT"/>
-        </w:rPr>
-      </w:r>
-      <w:r>
-        <w:rPr>
-          <w:lang w:val="pt_PT" w:bidi="pt_PT"/>
-        </w:rPr>
-        <w:t xml:space="preserve">Veja: </w:t>
-      </w:r>
-      <w:r>
-        <w:rPr>
-          <w:lang w:val="pt_PT" w:bidi="pt_PT"/>
-        </w:rPr>
-        <w:t>Conectar — Relação de razão e resultado.</w:t>
-      </w:r>
-      <w:r>
-        <w:rPr>
-          <w:lang w:val="pt_PT" w:bidi="pt_PT"/>
-        </w:rPr>
-      </w:r>
-      <w:r>
-        <w:rPr>
-          <w:lang w:val="pt_PT" w:bidi="pt_PT"/>
-        </w:rPr>
-      </w:r>
-    </w:p>
-    <w:p>
-      <w:pPr/>
-      <w:r>
-        <w:rPr>
-          <w:lang w:val="pt_PT" w:bidi="pt_PT"/>
-        </w:rPr>
-      </w:r>
-    </w:p>
-    <w:p>
-      <w:pPr>
-        <w:pStyle w:val="Heading2"/>
-      </w:pPr>
-      <w:r>
-        <w:rPr>
-          <w:lang w:val="pt_PT" w:bidi="pt_PT"/>
-        </w:rPr>
-        <w:t>Efésios 4.17 (#3)</w:t>
-      </w:r>
-      <w:r>
-        <w:rPr>
-          <w:lang w:val="pt_PT" w:bidi="pt_PT"/>
-        </w:rPr>
-      </w:r>
-    </w:p>
-    <w:p>
-      <w:pPr/>
-      <w:r>
-        <w:rPr>
-          <w:lang w:val="pt_PT" w:bidi="pt_PT"/>
-        </w:rPr>
-      </w:r>
-      <w:r>
-        <w:rPr>
-          <w:b/>
-          <w:lang w:val="pt_PT" w:bidi="pt_PT"/>
-        </w:rPr>
-        <w:t>"Portanto, em nome do Senhor eu digo e insisto no seguinte:".</w:t>
-      </w:r>
-    </w:p>
-    <w:p>
-      <w:pPr/>
-      <w:r>
-        <w:rPr>
-          <w:lang w:val="pt_PT" w:bidi="pt_PT"/>
-        </w:rPr>
-      </w:r>
-      <w:r>
-        <w:rPr>
-          <w:lang w:val="pt_PT" w:bidi="pt_PT"/>
-        </w:rPr>
-        <w:t>Tradução alternativa: "Por causa do que acabei de dizer, agora direi algo mais para encorajar intensamente".</w:t>
-      </w:r>
-      <w:r>
-        <w:rPr>
-          <w:lang w:val="pt_PT" w:bidi="pt_PT"/>
-        </w:rPr>
-      </w:r>
-      <w:r>
-        <w:rPr>
-          <w:lang w:val="pt_PT" w:bidi="pt_PT"/>
-        </w:rPr>
-      </w:r>
-    </w:p>
-    <w:p>
-      <w:pPr/>
-      <w:r>
-        <w:rPr>
-          <w:lang w:val="pt_PT" w:bidi="pt_PT"/>
-        </w:rPr>
-      </w:r>
-    </w:p>
-    <w:p>
-      <w:pPr>
-        <w:pStyle w:val="Heading2"/>
-      </w:pPr>
-      <w:r>
-        <w:rPr>
-          <w:lang w:val="pt_PT" w:bidi="pt_PT"/>
-        </w:rPr>
-        <w:t>Efésios 4.17 (#4)</w:t>
-      </w:r>
-      <w:r>
-        <w:rPr>
-          <w:lang w:val="pt_PT" w:bidi="pt_PT"/>
-        </w:rPr>
-      </w:r>
-    </w:p>
-    <w:p>
-      <w:pPr/>
-      <w:r>
-        <w:rPr>
-          <w:lang w:val="pt_PT" w:bidi="pt_PT"/>
-        </w:rPr>
-      </w:r>
-      <w:r>
-        <w:rPr>
-          <w:b/>
-          <w:lang w:val="pt_PT" w:bidi="pt_PT"/>
-        </w:rPr>
-        <w:t>ἐν Κυρίῳ</w:t>
-      </w:r>
-    </w:p>
-    <w:p>
-      <w:pPr/>
-      <w:r>
-        <w:rPr>
-          <w:lang w:val="pt_PT" w:bidi="pt_PT"/>
-        </w:rPr>
-      </w:r>
-      <w:r>
-        <w:rPr>
-          <w:b/>
-          <w:lang w:val="pt_PT" w:bidi="pt_PT"/>
-        </w:rPr>
-        <w:t>"em nome do Senhor".</w:t>
-      </w:r>
-    </w:p>
-    <w:p>
-      <w:pPr/>
-      <w:r>
-        <w:rPr>
-          <w:lang w:val="pt_PT" w:bidi="pt_PT"/>
-        </w:rPr>
-      </w:r>
-      <w:r>
-        <w:rPr>
-          <w:lang w:val="pt_PT" w:bidi="pt_PT"/>
-        </w:rPr>
-        <w:t>Isso pode ser: (1) uma referência à autoridade do Senhor; (2) uma afirmação de que todos pertencemos ao Senhor.</w:t>
-      </w:r>
-      <w:r>
-        <w:rPr>
-          <w:lang w:val="pt_PT" w:bidi="pt_PT"/>
-        </w:rPr>
-      </w:r>
-      <w:r>
-        <w:rPr>
-          <w:lang w:val="pt_PT" w:bidi="pt_PT"/>
-        </w:rPr>
-      </w:r>
-    </w:p>
-    <w:p>
-      <w:pPr/>
-      <w:r>
-        <w:rPr>
-          <w:lang w:val="pt_PT" w:bidi="pt_PT"/>
-        </w:rPr>
-      </w:r>
-    </w:p>
-    <w:p>
-      <w:pPr>
-        <w:pStyle w:val="Heading2"/>
-      </w:pPr>
-      <w:r>
-        <w:rPr>
-          <w:lang w:val="pt_PT" w:bidi="pt_PT"/>
-        </w:rPr>
-        <w:t>Efésios 4.17 (#5)</w:t>
-      </w:r>
-      <w:r>
-        <w:rPr>
-          <w:lang w:val="pt_PT" w:bidi="pt_PT"/>
-        </w:rPr>
-      </w:r>
-    </w:p>
-    <w:p>
-      <w:pPr/>
-      <w:r>
-        <w:rPr>
-          <w:lang w:val="pt_PT" w:bidi="pt_PT"/>
-        </w:rPr>
-      </w:r>
-      <w:r>
-        <w:rPr>
-          <w:b/>
-          <w:lang w:val="pt_PT" w:bidi="pt_PT"/>
-        </w:rPr>
-        <w:t>"não vivam mais como os pagãos, pois os pensamentos deles não têm valor".</w:t>
-      </w:r>
-    </w:p>
-    <w:p>
-      <w:pPr/>
-      <w:r>
-        <w:rPr>
-          <w:lang w:val="pt_PT" w:bidi="pt_PT"/>
-        </w:rPr>
-      </w:r>
-      <w:r>
-        <w:rPr>
-          <w:lang w:val="pt_PT" w:bidi="pt_PT"/>
-        </w:rPr>
-        <w:t>Paulo frequentemente usa essa metáfora que compara caminhar a viver a própria vida. Tradução alternativa: “você... para parar de viver como os gentios com seus pensamentos inúteis”.</w:t>
-      </w:r>
-    </w:p>
-    <w:p>
-      <w:pPr/>
-      <w:r>
-        <w:rPr>
-          <w:lang w:val="pt_PT" w:bidi="pt_PT"/>
-        </w:rPr>
-      </w:r>
-      <w:r>
-        <w:rPr>
-          <w:lang w:val="pt_PT" w:bidi="pt_PT"/>
-        </w:rPr>
-        <w:t xml:space="preserve">Veja: </w:t>
-      </w:r>
-      <w:r>
-        <w:rPr>
-          <w:lang w:val="pt_PT" w:bidi="pt_PT"/>
-        </w:rPr>
-        <w:t>Metáfora.</w:t>
-      </w:r>
-      <w:r>
-        <w:rPr>
-          <w:lang w:val="pt_PT" w:bidi="pt_PT"/>
-        </w:rPr>
-      </w:r>
-      <w:r>
-        <w:rPr>
-          <w:lang w:val="pt_PT" w:bidi="pt_PT"/>
-        </w:rPr>
-      </w:r>
-    </w:p>
-    <w:p>
-      <w:pPr/>
-      <w:r>
-        <w:rPr>
-          <w:lang w:val="pt_PT" w:bidi="pt_PT"/>
-        </w:rPr>
-      </w:r>
-    </w:p>
-    <w:p>
-      <w:pPr>
-        <w:pStyle w:val="Heading2"/>
-      </w:pPr>
-      <w:r>
-        <w:rPr>
-          <w:lang w:val="pt_PT" w:bidi="pt_PT"/>
-        </w:rPr>
-        <w:t>Efésios 4.18 (#1)</w:t>
-      </w:r>
-      <w:r>
-        <w:rPr>
-          <w:lang w:val="pt_PT" w:bidi="pt_PT"/>
-        </w:rPr>
-      </w:r>
-    </w:p>
-    <w:p>
-      <w:pPr/>
-      <w:r>
-        <w:rPr>
-          <w:lang w:val="pt_PT" w:bidi="pt_PT"/>
-        </w:rPr>
-      </w:r>
-      <w:r>
-        <w:rPr>
-          <w:b/>
-          <w:lang w:val="pt_PT" w:bidi="pt_PT"/>
-        </w:rPr>
-        <w:t>"e a mente deles está na escuridão".</w:t>
-      </w:r>
-    </w:p>
-    <w:p>
-      <w:pPr/>
-      <w:r>
-        <w:rPr>
-          <w:lang w:val="pt_PT" w:bidi="pt_PT"/>
-        </w:rPr>
-      </w:r>
-      <w:r>
-        <w:rPr>
-          <w:lang w:val="pt_PT" w:bidi="pt_PT"/>
-        </w:rPr>
-        <w:t>Esta metáfora compara o pensamento errado com a escuridão. Tradução alternativa: “eles não pensam ou raciocinam claramente” ou “eles não conseguem compreender”.</w:t>
-      </w:r>
-    </w:p>
-    <w:p>
-      <w:pPr/>
-      <w:r>
-        <w:rPr>
-          <w:lang w:val="pt_PT" w:bidi="pt_PT"/>
-        </w:rPr>
-      </w:r>
-      <w:r>
-        <w:rPr>
-          <w:lang w:val="pt_PT" w:bidi="pt_PT"/>
-        </w:rPr>
-        <w:t xml:space="preserve">Veja: </w:t>
-      </w:r>
-      <w:r>
-        <w:rPr>
-          <w:lang w:val="pt_PT" w:bidi="pt_PT"/>
-        </w:rPr>
-        <w:t>Metáfora.</w:t>
-      </w:r>
-      <w:r>
-        <w:rPr>
-          <w:lang w:val="pt_PT" w:bidi="pt_PT"/>
-        </w:rPr>
-      </w:r>
-      <w:r>
-        <w:rPr>
-          <w:lang w:val="pt_PT" w:bidi="pt_PT"/>
-        </w:rPr>
-      </w:r>
-    </w:p>
-    <w:p>
-      <w:pPr/>
-      <w:r>
-        <w:rPr>
-          <w:lang w:val="pt_PT" w:bidi="pt_PT"/>
-        </w:rPr>
-      </w:r>
-    </w:p>
-    <w:p>
-      <w:pPr>
-        <w:pStyle w:val="Heading2"/>
-      </w:pPr>
-      <w:r>
-        <w:rPr>
-          <w:lang w:val="pt_PT" w:bidi="pt_PT"/>
-        </w:rPr>
-        <w:t>Efésios 4.18 (#2)</w:t>
-      </w:r>
-      <w:r>
-        <w:rPr>
-          <w:lang w:val="pt_PT" w:bidi="pt_PT"/>
-        </w:rPr>
-      </w:r>
-    </w:p>
-    <w:p>
-      <w:pPr/>
-      <w:r>
-        <w:rPr>
-          <w:lang w:val="pt_PT" w:bidi="pt_PT"/>
-        </w:rPr>
-      </w:r>
-      <w:r>
-        <w:rPr>
-          <w:b/>
-          <w:lang w:val="pt_PT" w:bidi="pt_PT"/>
-        </w:rPr>
-        <w:t>"e a mente deles está na escuridão".</w:t>
-      </w:r>
-    </w:p>
-    <w:p>
-      <w:pPr/>
-      <w:r>
-        <w:rPr>
-          <w:lang w:val="pt_PT" w:bidi="pt_PT"/>
-        </w:rPr>
-      </w:r>
-      <w:r>
-        <w:rPr>
-          <w:lang w:val="pt_PT" w:bidi="pt_PT"/>
-        </w:rPr>
-        <w:t>Uma tradução mais literal vai dizer: "entenebrecidos no entendimento"</w:t>
-      </w:r>
-      <w:r>
-        <w:rPr>
-          <w:b/>
-          <w:lang w:val="pt_PT" w:bidi="pt_PT"/>
-        </w:rPr>
-        <w:t xml:space="preserve">. </w:t>
-      </w:r>
-      <w:r>
-        <w:rPr>
-          <w:lang w:val="pt_PT" w:bidi="pt_PT"/>
-        </w:rPr>
-        <w:t>Se o seu idioma não usa essa forma passiva, você pode expressar isso na forma ativa, como é feito em algumas Bíblias em outros idiomas. Tradução alternativa: “A maneira deles de pensar se tornou obscura” ou “Eles não pensam ou raciocinam claramente” ou “Eles não conseguem entender”.</w:t>
-      </w:r>
-    </w:p>
-    <w:p>
-      <w:pPr/>
-      <w:r>
-        <w:rPr>
-          <w:lang w:val="pt_PT" w:bidi="pt_PT"/>
-        </w:rPr>
-      </w:r>
-      <w:r>
-        <w:rPr>
-          <w:lang w:val="pt_PT" w:bidi="pt_PT"/>
-        </w:rPr>
-        <w:t xml:space="preserve">Veja: </w:t>
-      </w:r>
-      <w:r>
-        <w:rPr>
-          <w:lang w:val="pt_PT" w:bidi="pt_PT"/>
-        </w:rPr>
-        <w:t>Ativo ou passivo.</w:t>
-      </w:r>
-      <w:r>
-        <w:rPr>
-          <w:lang w:val="pt_PT" w:bidi="pt_PT"/>
-        </w:rPr>
-      </w:r>
-      <w:r>
-        <w:rPr>
-          <w:lang w:val="pt_PT" w:bidi="pt_PT"/>
-        </w:rPr>
-      </w:r>
-    </w:p>
-    <w:p>
-      <w:pPr/>
-      <w:r>
-        <w:rPr>
-          <w:lang w:val="pt_PT" w:bidi="pt_PT"/>
-        </w:rPr>
-      </w:r>
-    </w:p>
-    <w:p>
-      <w:pPr>
-        <w:pStyle w:val="Heading2"/>
-      </w:pPr>
-      <w:r>
-        <w:rPr>
-          <w:lang w:val="pt_PT" w:bidi="pt_PT"/>
-        </w:rPr>
-        <w:t>Efésios 4.18 (#3)</w:t>
-      </w:r>
-      <w:r>
-        <w:rPr>
-          <w:lang w:val="pt_PT" w:bidi="pt_PT"/>
-        </w:rPr>
-      </w:r>
-    </w:p>
-    <w:p>
-      <w:pPr/>
-      <w:r>
-        <w:rPr>
-          <w:lang w:val="pt_PT" w:bidi="pt_PT"/>
-        </w:rPr>
-      </w:r>
-      <w:r>
-        <w:rPr>
-          <w:b/>
-          <w:lang w:val="pt_PT" w:bidi="pt_PT"/>
-        </w:rPr>
-        <w:t>"Eles não têm parte na vida que Deus dá porque são completamente ignorantes e teimosos".</w:t>
-      </w:r>
-    </w:p>
-    <w:p>
-      <w:pPr/>
-      <w:r>
-        <w:rPr>
-          <w:lang w:val="pt_PT" w:bidi="pt_PT"/>
-        </w:rPr>
-      </w:r>
-      <w:r>
-        <w:rPr>
-          <w:lang w:val="pt_PT" w:bidi="pt_PT"/>
-        </w:rPr>
-        <w:t>Uma tradução mais literal vai dizer: "separados da vida de Deus, pela ignorância que há neles"</w:t>
-      </w:r>
-      <w:r>
-        <w:rPr>
-          <w:b/>
-          <w:lang w:val="pt_PT" w:bidi="pt_PT"/>
-        </w:rPr>
-        <w:t xml:space="preserve">. </w:t>
-      </w:r>
-      <w:r>
-        <w:rPr>
-          <w:lang w:val="pt_PT" w:bidi="pt_PT"/>
-        </w:rPr>
-        <w:t>Se o seu idioma não utiliza essa forma passiva, você pode expressar isso na forma ativa, como é feito em algumas Bíblias em outros idiomas. Tradução alternativa: “porque eles não conhecem a Deus, não podem viver da maneira que Deus deseja que seu povo viva” ou “eles se afastaram da vida de Deus por causa de sua ignorância”.</w:t>
-      </w:r>
-    </w:p>
-    <w:p>
-      <w:pPr/>
-      <w:r>
-        <w:rPr>
-          <w:lang w:val="pt_PT" w:bidi="pt_PT"/>
-        </w:rPr>
-      </w:r>
-      <w:r>
-        <w:rPr>
-          <w:lang w:val="pt_PT" w:bidi="pt_PT"/>
-        </w:rPr>
-        <w:t xml:space="preserve">Veja: </w:t>
-      </w:r>
-      <w:r>
-        <w:rPr>
-          <w:lang w:val="pt_PT" w:bidi="pt_PT"/>
-        </w:rPr>
-        <w:t>Ativo ou passivo.</w:t>
-      </w:r>
-      <w:r>
-        <w:rPr>
-          <w:lang w:val="pt_PT" w:bidi="pt_PT"/>
-        </w:rPr>
-      </w:r>
-      <w:r>
-        <w:rPr>
-          <w:lang w:val="pt_PT" w:bidi="pt_PT"/>
-        </w:rPr>
-      </w:r>
-    </w:p>
-    <w:p>
-      <w:pPr/>
-      <w:r>
-        <w:rPr>
-          <w:lang w:val="pt_PT" w:bidi="pt_PT"/>
-        </w:rPr>
-      </w:r>
-    </w:p>
-    <w:p>
-      <w:pPr>
-        <w:pStyle w:val="Heading2"/>
-      </w:pPr>
-      <w:r>
-        <w:rPr>
-          <w:lang w:val="pt_PT" w:bidi="pt_PT"/>
-        </w:rPr>
-        <w:t>Efésios 4.18 (#4)</w:t>
-      </w:r>
-      <w:r>
-        <w:rPr>
-          <w:lang w:val="pt_PT" w:bidi="pt_PT"/>
-        </w:rPr>
-      </w:r>
-    </w:p>
-    <w:p>
-      <w:pPr/>
-      <w:r>
-        <w:rPr>
-          <w:lang w:val="pt_PT" w:bidi="pt_PT"/>
-        </w:rPr>
-      </w:r>
-      <w:r>
-        <w:rPr>
-          <w:b/>
-          <w:lang w:val="pt_PT" w:bidi="pt_PT"/>
-        </w:rPr>
-        <w:t>"Eles não têm parte na vida que Deus dá".</w:t>
-      </w:r>
-    </w:p>
-    <w:p>
-      <w:pPr/>
-      <w:r>
-        <w:rPr>
-          <w:lang w:val="pt_PT" w:bidi="pt_PT"/>
-        </w:rPr>
-      </w:r>
-      <w:r>
-        <w:rPr>
-          <w:lang w:val="pt_PT" w:bidi="pt_PT"/>
-        </w:rPr>
-        <w:t>Tradução alternativa: "cortado" ou "separado".</w:t>
-      </w:r>
-      <w:r>
-        <w:rPr>
-          <w:lang w:val="pt_PT" w:bidi="pt_PT"/>
-        </w:rPr>
-      </w:r>
-      <w:r>
-        <w:rPr>
-          <w:lang w:val="pt_PT" w:bidi="pt_PT"/>
-        </w:rPr>
-      </w:r>
-    </w:p>
-    <w:p>
-      <w:pPr/>
-      <w:r>
-        <w:rPr>
-          <w:lang w:val="pt_PT" w:bidi="pt_PT"/>
-        </w:rPr>
-      </w:r>
-    </w:p>
-    <w:p>
-      <w:pPr>
-        <w:pStyle w:val="Heading2"/>
-      </w:pPr>
-      <w:r>
-        <w:rPr>
-          <w:lang w:val="pt_PT" w:bidi="pt_PT"/>
-        </w:rPr>
-        <w:t>Efésios 4.18 (#5)</w:t>
-      </w:r>
-      <w:r>
-        <w:rPr>
-          <w:lang w:val="pt_PT" w:bidi="pt_PT"/>
-        </w:rPr>
-      </w:r>
-    </w:p>
-    <w:p>
-      <w:pPr/>
-      <w:r>
-        <w:rPr>
-          <w:lang w:val="pt_PT" w:bidi="pt_PT"/>
-        </w:rPr>
-      </w:r>
-      <w:r>
-        <w:rPr>
-          <w:b/>
-          <w:lang w:val="pt_PT" w:bidi="pt_PT"/>
-        </w:rPr>
-        <w:t>"porque são completamente ignorantes".</w:t>
-      </w:r>
-    </w:p>
-    <w:p>
-      <w:pPr/>
-      <w:r>
-        <w:rPr>
-          <w:lang w:val="pt_PT" w:bidi="pt_PT"/>
-        </w:rPr>
-      </w:r>
-      <w:r>
-        <w:rPr>
-          <w:lang w:val="pt_PT" w:bidi="pt_PT"/>
-        </w:rPr>
-        <w:t>Tradução alternativa: “falta de conhecimento” ou “falta de informação”.</w:t>
-      </w:r>
-      <w:r>
-        <w:rPr>
-          <w:lang w:val="pt_PT" w:bidi="pt_PT"/>
-        </w:rPr>
-      </w:r>
-      <w:r>
-        <w:rPr>
-          <w:lang w:val="pt_PT" w:bidi="pt_PT"/>
-        </w:rPr>
-      </w:r>
-    </w:p>
-    <w:p>
-      <w:pPr/>
-      <w:r>
-        <w:rPr>
-          <w:lang w:val="pt_PT" w:bidi="pt_PT"/>
-        </w:rPr>
-      </w:r>
-    </w:p>
-    <w:p>
-      <w:pPr>
-        <w:pStyle w:val="Heading2"/>
-      </w:pPr>
-      <w:r>
-        <w:rPr>
-          <w:lang w:val="pt_PT" w:bidi="pt_PT"/>
-        </w:rPr>
         <w:t>Efésios 4.18 (#6)</w:t>
       </w:r>
       <w:r>
         <w:rPr>
           <w:lang w:val="pt_PT" w:bidi="pt_PT"/>
         </w:rPr>
+      </w:r>
+    </w:p>
+    <w:p>
+      <w:pPr/>
+      <w:r>
+        <w:rPr>
+          <w:lang w:val="pt_PT" w:bidi="pt_PT"/>
+        </w:rPr>
+      </w:r>
+      <w:r>
+        <w:rPr>
+          <w:b/>
+          <w:lang w:val="pt_PT" w:bidi="pt_PT"/>
+        </w:rPr>
+        <w:t>διὰ τὴν πώρωσιν τῆς καρδίας αὐτῶν</w:t>
       </w:r>
     </w:p>
     <w:p>
@@ -24944,6 +26834,21 @@
           <w:b/>
           <w:lang w:val="pt_PT" w:bidi="pt_PT"/>
         </w:rPr>
+        <w:t>εἴ γε αὐτὸν ἠκούσατε καὶ ἐν αὐτῷ ἐδιδάχθητε</w:t>
+      </w:r>
+    </w:p>
+    <w:p>
+      <w:pPr/>
+      <w:r>
+        <w:rPr>
+          <w:lang w:val="pt_PT" w:bidi="pt_PT"/>
+        </w:rPr>
+      </w:r>
+      <w:r>
+        <w:rPr>
+          <w:b/>
+          <w:lang w:val="pt_PT" w:bidi="pt_PT"/>
+        </w:rPr>
         <w:t>"Com certeza vocês ouviram falar dele e, como seus seguidores, aprenderam a verdade que está em Jesus".</w:t>
       </w:r>
     </w:p>
@@ -25164,6 +27069,21 @@
           <w:b/>
           <w:lang w:val="pt_PT" w:bidi="pt_PT"/>
         </w:rPr>
+        <w:t>καθώς ἐστιν ἀλήθεια ἐν τῷ Ἰησοῦ</w:t>
+      </w:r>
+    </w:p>
+    <w:p>
+      <w:pPr/>
+      <w:r>
+        <w:rPr>
+          <w:lang w:val="pt_PT" w:bidi="pt_PT"/>
+        </w:rPr>
+      </w:r>
+      <w:r>
+        <w:rPr>
+          <w:b/>
+          <w:lang w:val="pt_PT" w:bidi="pt_PT"/>
+        </w:rPr>
         <w:t>"aprenderam a verdade que está em Jesus".</w:t>
       </w:r>
     </w:p>
@@ -25227,6 +27147,21 @@
           <w:b/>
           <w:lang w:val="pt_PT" w:bidi="pt_PT"/>
         </w:rPr>
+        <w:t>ἀποθέσθαι ὑμᾶς κατὰ τὴν προτέραν ἀναστροφὴν</w:t>
+      </w:r>
+    </w:p>
+    <w:p>
+      <w:pPr/>
+      <w:r>
+        <w:rPr>
+          <w:lang w:val="pt_PT" w:bidi="pt_PT"/>
+        </w:rPr>
+      </w:r>
+      <w:r>
+        <w:rPr>
+          <w:b/>
+          <w:lang w:val="pt_PT" w:bidi="pt_PT"/>
+        </w:rPr>
         <w:t>"abandonem a velha natureza de vocês".</w:t>
       </w:r>
     </w:p>
@@ -25323,6 +27258,21 @@
           <w:b/>
           <w:lang w:val="pt_PT" w:bidi="pt_PT"/>
         </w:rPr>
+        <w:t>ἀποθέσθαι ὑμᾶς κατὰ τὴν προτέραν ἀναστροφὴν τὸν παλαιὸν ἄνθρωπον</w:t>
+      </w:r>
+    </w:p>
+    <w:p>
+      <w:pPr/>
+      <w:r>
+        <w:rPr>
+          <w:lang w:val="pt_PT" w:bidi="pt_PT"/>
+        </w:rPr>
+      </w:r>
+      <w:r>
+        <w:rPr>
+          <w:b/>
+          <w:lang w:val="pt_PT" w:bidi="pt_PT"/>
+        </w:rPr>
         <w:t>"abandonem a velha natureza de vocês".</w:t>
       </w:r>
     </w:p>
@@ -25613,6 +27563,21 @@
           <w:b/>
           <w:lang w:val="pt_PT" w:bidi="pt_PT"/>
         </w:rPr>
+        <w:t>ἀνανεοῦσθαι &amp; τῷ πνεύματι τοῦ νοὸς ὑμῶν</w:t>
+      </w:r>
+    </w:p>
+    <w:p>
+      <w:pPr/>
+      <w:r>
+        <w:rPr>
+          <w:lang w:val="pt_PT" w:bidi="pt_PT"/>
+        </w:rPr>
+      </w:r>
+      <w:r>
+        <w:rPr>
+          <w:b/>
+          <w:lang w:val="pt_PT" w:bidi="pt_PT"/>
+        </w:rPr>
         <w:t>"É preciso que o coração e a mente de vocês sejam completamente renovados".</w:t>
       </w:r>
     </w:p>
@@ -25696,6 +27661,21 @@
           <w:b/>
           <w:lang w:val="pt_PT" w:bidi="pt_PT"/>
         </w:rPr>
+        <w:t>ἐν δικαιοσύνῃ καὶ ὁσιότητι τῆς ἀληθείας</w:t>
+      </w:r>
+    </w:p>
+    <w:p>
+      <w:pPr/>
+      <w:r>
+        <w:rPr>
+          <w:lang w:val="pt_PT" w:bidi="pt_PT"/>
+        </w:rPr>
+      </w:r>
+      <w:r>
+        <w:rPr>
+          <w:b/>
+          <w:lang w:val="pt_PT" w:bidi="pt_PT"/>
+        </w:rPr>
         <w:t>"a qual é correta e dedicada a ele".</w:t>
       </w:r>
     </w:p>
@@ -26458,6 +28438,21 @@
           <w:b/>
           <w:lang w:val="pt_PT" w:bidi="pt_PT"/>
         </w:rPr>
+        <w:t>ὀργίζεσθε, καὶ μὴ ἁμαρτάνετε</w:t>
+      </w:r>
+    </w:p>
+    <w:p>
+      <w:pPr/>
+      <w:r>
+        <w:rPr>
+          <w:lang w:val="pt_PT" w:bidi="pt_PT"/>
+        </w:rPr>
+      </w:r>
+      <w:r>
+        <w:rPr>
+          <w:b/>
+          <w:lang w:val="pt_PT" w:bidi="pt_PT"/>
+        </w:rPr>
         <w:t>"Se vocês ficarem com raiva, não deixem que isso faça com que pequem".</w:t>
       </w:r>
     </w:p>
@@ -26521,6 +28516,21 @@
           <w:b/>
           <w:lang w:val="pt_PT" w:bidi="pt_PT"/>
         </w:rPr>
+        <w:t>ὁ ἥλιος μὴ ἐπιδυέτω ἐπὶ παροργισμῷ ὑμῶν</w:t>
+      </w:r>
+    </w:p>
+    <w:p>
+      <w:pPr/>
+      <w:r>
+        <w:rPr>
+          <w:lang w:val="pt_PT" w:bidi="pt_PT"/>
+        </w:rPr>
+      </w:r>
+      <w:r>
+        <w:rPr>
+          <w:b/>
+          <w:lang w:val="pt_PT" w:bidi="pt_PT"/>
+        </w:rPr>
         <w:t>"e não fiquem o dia inteiro com raiva".</w:t>
       </w:r>
     </w:p>
@@ -26617,6 +28627,21 @@
           <w:b/>
           <w:lang w:val="pt_PT" w:bidi="pt_PT"/>
         </w:rPr>
+        <w:t>μηδὲ δίδοτε τόπον τῷ διαβόλῳ</w:t>
+      </w:r>
+    </w:p>
+    <w:p>
+      <w:pPr/>
+      <w:r>
+        <w:rPr>
+          <w:lang w:val="pt_PT" w:bidi="pt_PT"/>
+        </w:rPr>
+      </w:r>
+      <w:r>
+        <w:rPr>
+          <w:b/>
+          <w:lang w:val="pt_PT" w:bidi="pt_PT"/>
+        </w:rPr>
         <w:t>"Não deem ao Diabo oportunidade para tentar vocês".</w:t>
       </w:r>
     </w:p>
@@ -27076,6 +29101,21 @@
           <w:b/>
           <w:lang w:val="pt_PT" w:bidi="pt_PT"/>
         </w:rPr>
+        <w:t>πρὸς οἰκοδομὴν</w:t>
+      </w:r>
+    </w:p>
+    <w:p>
+      <w:pPr/>
+      <w:r>
+        <w:rPr>
+          <w:lang w:val="pt_PT" w:bidi="pt_PT"/>
+        </w:rPr>
+      </w:r>
+      <w:r>
+        <w:rPr>
+          <w:b/>
+          <w:lang w:val="pt_PT" w:bidi="pt_PT"/>
+        </w:rPr>
         <w:t>"que ajudam os outros a crescer na fé".</w:t>
       </w:r>
     </w:p>
@@ -27250,6 +29290,21 @@
           <w:b/>
           <w:lang w:val="pt_PT" w:bidi="pt_PT"/>
         </w:rPr>
+        <w:t>τῆς χρείας, ἵνα δῷ χάριν τοῖς ἀκούουσιν</w:t>
+      </w:r>
+    </w:p>
+    <w:p>
+      <w:pPr/>
+      <w:r>
+        <w:rPr>
+          <w:lang w:val="pt_PT" w:bidi="pt_PT"/>
+        </w:rPr>
+      </w:r>
+      <w:r>
+        <w:rPr>
+          <w:b/>
+          <w:lang w:val="pt_PT" w:bidi="pt_PT"/>
+        </w:rPr>
         <w:t>"para que as coisas que vocês dizem façam bem aos que ouvem".</w:t>
       </w:r>
     </w:p>
@@ -27313,6 +29368,21 @@
           <w:b/>
           <w:lang w:val="pt_PT" w:bidi="pt_PT"/>
         </w:rPr>
+        <w:t>ἵνα δῷ χάριν τοῖς ἀκούουσιν</w:t>
+      </w:r>
+    </w:p>
+    <w:p>
+      <w:pPr/>
+      <w:r>
+        <w:rPr>
+          <w:lang w:val="pt_PT" w:bidi="pt_PT"/>
+        </w:rPr>
+      </w:r>
+      <w:r>
+        <w:rPr>
+          <w:b/>
+          <w:lang w:val="pt_PT" w:bidi="pt_PT"/>
+        </w:rPr>
         <w:t>"para que as coisas que vocês dizem façam bem aos que ouvem".</w:t>
       </w:r>
     </w:p>
@@ -27409,6 +29479,21 @@
           <w:b/>
           <w:lang w:val="pt_PT" w:bidi="pt_PT"/>
         </w:rPr>
+        <w:t>μὴ λυπεῖτε</w:t>
+      </w:r>
+    </w:p>
+    <w:p>
+      <w:pPr/>
+      <w:r>
+        <w:rPr>
+          <w:lang w:val="pt_PT" w:bidi="pt_PT"/>
+        </w:rPr>
+      </w:r>
+      <w:r>
+        <w:rPr>
+          <w:b/>
+          <w:lang w:val="pt_PT" w:bidi="pt_PT"/>
+        </w:rPr>
         <w:t>"E não façam com que o Espírito Santo de Deus fique triste".</w:t>
       </w:r>
     </w:p>
@@ -27570,6 +29655,21 @@
           <w:b/>
           <w:lang w:val="pt_PT" w:bidi="pt_PT"/>
         </w:rPr>
+        <w:t>ἐν ᾧ ἐσφραγίσθητε εἰς ἡμέραν ἀπολυτρώσεως</w:t>
+      </w:r>
+    </w:p>
+    <w:p>
+      <w:pPr/>
+      <w:r>
+        <w:rPr>
+          <w:lang w:val="pt_PT" w:bidi="pt_PT"/>
+        </w:rPr>
+      </w:r>
+      <w:r>
+        <w:rPr>
+          <w:b/>
+          <w:lang w:val="pt_PT" w:bidi="pt_PT"/>
+        </w:rPr>
         <w:t>"a qual é a garantia de que chegará o dia em que Deus os libertará".</w:t>
       </w:r>
     </w:p>
@@ -28144,6 +30244,21 @@
         <w:rPr>
           <w:lang w:val="pt_PT" w:bidi="pt_PT"/>
         </w:rPr>
+      </w:r>
+    </w:p>
+    <w:p>
+      <w:pPr/>
+      <w:r>
+        <w:rPr>
+          <w:lang w:val="pt_PT" w:bidi="pt_PT"/>
+        </w:rPr>
+      </w:r>
+      <w:r>
+        <w:rPr>
+          <w:b/>
+          <w:lang w:val="pt_PT" w:bidi="pt_PT"/>
+        </w:rPr>
+        <w:t>εὔσπλαγχνοι</w:t>
       </w:r>
     </w:p>
     <w:p>
@@ -28696,6 +30811,21 @@
           <w:b/>
           <w:lang w:val="pt_PT" w:bidi="pt_PT"/>
         </w:rPr>
+        <w:t>προσφορὰν καὶ θυσίαν τῷ Θεῷ εἰς ὀσμὴν εὐωδίας</w:t>
+      </w:r>
+    </w:p>
+    <w:p>
+      <w:pPr/>
+      <w:r>
+        <w:rPr>
+          <w:lang w:val="pt_PT" w:bidi="pt_PT"/>
+        </w:rPr>
+      </w:r>
+      <w:r>
+        <w:rPr>
+          <w:b/>
+          <w:lang w:val="pt_PT" w:bidi="pt_PT"/>
+        </w:rPr>
         <w:t>"como uma oferta de perfume agradável e como um sacrifício que agrada a Deus".</w:t>
       </w:r>
     </w:p>
@@ -28792,6 +30922,21 @@
           <w:b/>
           <w:lang w:val="pt_PT" w:bidi="pt_PT"/>
         </w:rPr>
+        <w:t>πορνεία δὲ, καὶ ἀκαθαρσία πᾶσα, ἢ πλεονεξία, μηδὲ ὀνομαζέσθω ἐν ὑμῖν</w:t>
+      </w:r>
+    </w:p>
+    <w:p>
+      <w:pPr/>
+      <w:r>
+        <w:rPr>
+          <w:lang w:val="pt_PT" w:bidi="pt_PT"/>
+        </w:rPr>
+      </w:r>
+      <w:r>
+        <w:rPr>
+          <w:b/>
+          <w:lang w:val="pt_PT" w:bidi="pt_PT"/>
+        </w:rPr>
         <w:t>"portanto, qualquer tipo de imoralidade sexual, indecência ou cobiça, não pode ser nem mesmo assunto de conversa entre vocês".</w:t>
       </w:r>
     </w:p>
@@ -28999,6 +31144,21 @@
           <w:b/>
           <w:lang w:val="pt_PT" w:bidi="pt_PT"/>
         </w:rPr>
+        <w:t>ἀκαθαρσία πᾶσα</w:t>
+      </w:r>
+    </w:p>
+    <w:p>
+      <w:pPr/>
+      <w:r>
+        <w:rPr>
+          <w:lang w:val="pt_PT" w:bidi="pt_PT"/>
+        </w:rPr>
+      </w:r>
+      <w:r>
+        <w:rPr>
+          <w:b/>
+          <w:lang w:val="pt_PT" w:bidi="pt_PT"/>
+        </w:rPr>
         <w:t>"indecência".</w:t>
       </w:r>
     </w:p>
@@ -29249,6 +31409,21 @@
           <w:b/>
           <w:lang w:val="pt_PT" w:bidi="pt_PT"/>
         </w:rPr>
+        <w:t>ἀκάθαρτος</w:t>
+      </w:r>
+    </w:p>
+    <w:p>
+      <w:pPr/>
+      <w:r>
+        <w:rPr>
+          <w:lang w:val="pt_PT" w:bidi="pt_PT"/>
+        </w:rPr>
+      </w:r>
+      <w:r>
+        <w:rPr>
+          <w:b/>
+          <w:lang w:val="pt_PT" w:bidi="pt_PT"/>
+        </w:rPr>
         <w:t>"qualquer pessoa que seja imoral".</w:t>
       </w:r>
     </w:p>
@@ -29456,6 +31631,21 @@
           <w:b/>
           <w:lang w:val="pt_PT" w:bidi="pt_PT"/>
         </w:rPr>
+        <w:t>κενοῖς λόγοις</w:t>
+      </w:r>
+    </w:p>
+    <w:p>
+      <w:pPr/>
+      <w:r>
+        <w:rPr>
+          <w:lang w:val="pt_PT" w:bidi="pt_PT"/>
+        </w:rPr>
+      </w:r>
+      <w:r>
+        <w:rPr>
+          <w:b/>
+          <w:lang w:val="pt_PT" w:bidi="pt_PT"/>
+        </w:rPr>
         <w:t>"com conversas tolas".</w:t>
       </w:r>
     </w:p>
@@ -29630,6 +31820,21 @@
           <w:b/>
           <w:lang w:val="pt_PT" w:bidi="pt_PT"/>
         </w:rPr>
+        <w:t>ἔρχεται ἡ ὀργὴ τοῦ Θεοῦ ἐπὶ</w:t>
+      </w:r>
+    </w:p>
+    <w:p>
+      <w:pPr/>
+      <w:r>
+        <w:rPr>
+          <w:lang w:val="pt_PT" w:bidi="pt_PT"/>
+        </w:rPr>
+      </w:r>
+      <w:r>
+        <w:rPr>
+          <w:b/>
+          <w:lang w:val="pt_PT" w:bidi="pt_PT"/>
+        </w:rPr>
         <w:t>"o castigo de Deus cairá sobre os que obedecem a ele".</w:t>
       </w:r>
     </w:p>
@@ -29948,6 +32153,21 @@
           <w:b/>
           <w:lang w:val="pt_PT" w:bidi="pt_PT"/>
         </w:rPr>
+        <w:t>ἦτε γάρ ποτε σκότος</w:t>
+      </w:r>
+    </w:p>
+    <w:p>
+      <w:pPr/>
+      <w:r>
+        <w:rPr>
+          <w:lang w:val="pt_PT" w:bidi="pt_PT"/>
+        </w:rPr>
+      </w:r>
+      <w:r>
+        <w:rPr>
+          <w:b/>
+          <w:lang w:val="pt_PT" w:bidi="pt_PT"/>
+        </w:rPr>
         <w:t>"Antigamente vocês mesmos viviam na escuridão".</w:t>
       </w:r>
     </w:p>
@@ -30142,6 +32362,21 @@
           <w:b/>
           <w:lang w:val="pt_PT" w:bidi="pt_PT"/>
         </w:rPr>
+        <w:t>νῦν δὲ φῶς ἐν Κυρίῳ</w:t>
+      </w:r>
+    </w:p>
+    <w:p>
+      <w:pPr/>
+      <w:r>
+        <w:rPr>
+          <w:lang w:val="pt_PT" w:bidi="pt_PT"/>
+        </w:rPr>
+      </w:r>
+      <w:r>
+        <w:rPr>
+          <w:b/>
+          <w:lang w:val="pt_PT" w:bidi="pt_PT"/>
+        </w:rPr>
         <w:t>"mas, agora que pertencem ao Senhor".</w:t>
       </w:r>
     </w:p>
@@ -30349,6 +32584,21 @@
           <w:b/>
           <w:lang w:val="pt_PT" w:bidi="pt_PT"/>
         </w:rPr>
+        <w:t>ὡς τέκνα φωτὸς περιπατεῖτε</w:t>
+      </w:r>
+    </w:p>
+    <w:p>
+      <w:pPr/>
+      <w:r>
+        <w:rPr>
+          <w:lang w:val="pt_PT" w:bidi="pt_PT"/>
+        </w:rPr>
+      </w:r>
+      <w:r>
+        <w:rPr>
+          <w:b/>
+          <w:lang w:val="pt_PT" w:bidi="pt_PT"/>
+        </w:rPr>
         <w:t>"Por isso vivam como pessoas que pertencem à luz".</w:t>
       </w:r>
     </w:p>
@@ -30556,6 +32806,21 @@
           <w:b/>
           <w:lang w:val="pt_PT" w:bidi="pt_PT"/>
         </w:rPr>
+        <w:t>ὁ &amp; καρπὸς τοῦ φωτὸς ἐν πάσῃ ἀγαθωσύνῃ, καὶ δικαιοσύνῃ, καὶ ἀληθείᾳ</w:t>
+      </w:r>
+    </w:p>
+    <w:p>
+      <w:pPr/>
+      <w:r>
+        <w:rPr>
+          <w:lang w:val="pt_PT" w:bidi="pt_PT"/>
+        </w:rPr>
+      </w:r>
+      <w:r>
+        <w:rPr>
+          <w:b/>
+          <w:lang w:val="pt_PT" w:bidi="pt_PT"/>
+        </w:rPr>
         <w:t>"pois a luz produz uma grande colheita de todo tipo de bondade, honestidade e verdade".</w:t>
       </w:r>
     </w:p>
@@ -30763,6 +33028,21 @@
           <w:b/>
           <w:lang w:val="pt_PT" w:bidi="pt_PT"/>
         </w:rPr>
+        <w:t>μὴ συνκοινωνεῖτε τοῖς ἔργοις τοῖς ἀκάρποις τοῦ σκότους</w:t>
+      </w:r>
+    </w:p>
+    <w:p>
+      <w:pPr/>
+      <w:r>
+        <w:rPr>
+          <w:lang w:val="pt_PT" w:bidi="pt_PT"/>
+        </w:rPr>
+      </w:r>
+      <w:r>
+        <w:rPr>
+          <w:b/>
+          <w:lang w:val="pt_PT" w:bidi="pt_PT"/>
+        </w:rPr>
         <w:t>"Não participem das coisas sem valor que os outros fazem, coisas que pertencem à escuridão".</w:t>
       </w:r>
     </w:p>
@@ -30846,6 +33126,21 @@
           <w:b/>
           <w:lang w:val="pt_PT" w:bidi="pt_PT"/>
         </w:rPr>
+        <w:t>τοῖς ἔργοις τοῖς ἀκάρποις τοῦ σκότους</w:t>
+      </w:r>
+    </w:p>
+    <w:p>
+      <w:pPr/>
+      <w:r>
+        <w:rPr>
+          <w:lang w:val="pt_PT" w:bidi="pt_PT"/>
+        </w:rPr>
+      </w:r>
+      <w:r>
+        <w:rPr>
+          <w:b/>
+          <w:lang w:val="pt_PT" w:bidi="pt_PT"/>
+        </w:rPr>
         <w:t>"coisas que pertencem à escuridão".</w:t>
       </w:r>
     </w:p>
@@ -30942,6 +33237,21 @@
           <w:b/>
           <w:lang w:val="pt_PT" w:bidi="pt_PT"/>
         </w:rPr>
+        <w:t>τοῖς ἔργοις τοῖς ἀκάρποις τοῦ σκότους</w:t>
+      </w:r>
+    </w:p>
+    <w:p>
+      <w:pPr/>
+      <w:r>
+        <w:rPr>
+          <w:lang w:val="pt_PT" w:bidi="pt_PT"/>
+        </w:rPr>
+      </w:r>
+      <w:r>
+        <w:rPr>
+          <w:b/>
+          <w:lang w:val="pt_PT" w:bidi="pt_PT"/>
+        </w:rPr>
         <w:t>"coisas que pertencem à escuridão".</w:t>
       </w:r>
     </w:p>
@@ -32071,6 +34381,21 @@
           <w:b/>
           <w:lang w:val="pt_PT" w:bidi="pt_PT"/>
         </w:rPr>
+        <w:t>ἐπιφαύσει σοι</w:t>
+      </w:r>
+    </w:p>
+    <w:p>
+      <w:pPr/>
+      <w:r>
+        <w:rPr>
+          <w:lang w:val="pt_PT" w:bidi="pt_PT"/>
+        </w:rPr>
+      </w:r>
+      <w:r>
+        <w:rPr>
+          <w:b/>
+          <w:lang w:val="pt_PT" w:bidi="pt_PT"/>
+        </w:rPr>
         <w:t>"e Cristo o iluminará".</w:t>
       </w:r>
     </w:p>
@@ -33457,6 +35782,21 @@
           <w:b/>
           <w:lang w:val="pt_PT" w:bidi="pt_PT"/>
         </w:rPr>
+        <w:t>ἀλλὰ πληροῦσθε ἐν Πνεύματι</w:t>
+      </w:r>
+    </w:p>
+    <w:p>
+      <w:pPr/>
+      <w:r>
+        <w:rPr>
+          <w:lang w:val="pt_PT" w:bidi="pt_PT"/>
+        </w:rPr>
+      </w:r>
+      <w:r>
+        <w:rPr>
+          <w:b/>
+          <w:lang w:val="pt_PT" w:bidi="pt_PT"/>
+        </w:rPr>
         <w:t>"mas encham-se do Espírito de Deus".</w:t>
       </w:r>
     </w:p>
@@ -33631,6 +35971,21 @@
           <w:b/>
           <w:lang w:val="pt_PT" w:bidi="pt_PT"/>
         </w:rPr>
+        <w:t>ψαλμοῖς, καὶ ὕμνοις, καὶ ᾠδαῖς πνευματικαῖς</w:t>
+      </w:r>
+    </w:p>
+    <w:p>
+      <w:pPr/>
+      <w:r>
+        <w:rPr>
+          <w:lang w:val="pt_PT" w:bidi="pt_PT"/>
+        </w:rPr>
+      </w:r>
+      <w:r>
+        <w:rPr>
+          <w:b/>
+          <w:lang w:val="pt_PT" w:bidi="pt_PT"/>
+        </w:rPr>
         <w:t>"salmos, hinos e canções espirituais".</w:t>
       </w:r>
     </w:p>
@@ -34116,6 +36471,21 @@
           <w:b/>
           <w:lang w:val="pt_PT" w:bidi="pt_PT"/>
         </w:rPr>
+        <w:t>ἐν ὀνόματι τοῦ Κυρίου ἡμῶν, Ἰησοῦ Χριστοῦ</w:t>
+      </w:r>
+    </w:p>
+    <w:p>
+      <w:pPr/>
+      <w:r>
+        <w:rPr>
+          <w:lang w:val="pt_PT" w:bidi="pt_PT"/>
+        </w:rPr>
+      </w:r>
+      <w:r>
+        <w:rPr>
+          <w:b/>
+          <w:lang w:val="pt_PT" w:bidi="pt_PT"/>
+        </w:rPr>
         <w:t>"Em nome do nosso Senhor Jesus Cristo".</w:t>
       </w:r>
     </w:p>
@@ -34198,6 +36568,21 @@
         <w:rPr>
           <w:lang w:val="pt_PT" w:bidi="pt_PT"/>
         </w:rPr>
+      </w:r>
+    </w:p>
+    <w:p>
+      <w:pPr/>
+      <w:r>
+        <w:rPr>
+          <w:lang w:val="pt_PT" w:bidi="pt_PT"/>
+        </w:rPr>
+      </w:r>
+      <w:r>
+        <w:rPr>
+          <w:b/>
+          <w:lang w:val="pt_PT" w:bidi="pt_PT"/>
+        </w:rPr>
+        <w:t>τῷ Θεῷ καὶ Πατρί</w:t>
       </w:r>
     </w:p>
     <w:p>
@@ -34467,6 +36852,21 @@
           <w:b/>
           <w:lang w:val="pt_PT" w:bidi="pt_PT"/>
         </w:rPr>
+        <w:t>κεφαλὴ τῆς γυναικὸς &amp; κεφαλὴ τῆς ἐκκλησίας</w:t>
+      </w:r>
+    </w:p>
+    <w:p>
+      <w:pPr/>
+      <w:r>
+        <w:rPr>
+          <w:lang w:val="pt_PT" w:bidi="pt_PT"/>
+        </w:rPr>
+      </w:r>
+      <w:r>
+        <w:rPr>
+          <w:b/>
+          <w:lang w:val="pt_PT" w:bidi="pt_PT"/>
+        </w:rPr>
         <w:t>"tem autoridade sobre a esposa... tem autoridade sobre a igreja".</w:t>
       </w:r>
     </w:p>
@@ -34563,6 +36963,21 @@
           <w:b/>
           <w:lang w:val="pt_PT" w:bidi="pt_PT"/>
         </w:rPr>
+        <w:t>τοῦ σώματος</w:t>
+      </w:r>
+    </w:p>
+    <w:p>
+      <w:pPr/>
+      <w:r>
+        <w:rPr>
+          <w:lang w:val="pt_PT" w:bidi="pt_PT"/>
+        </w:rPr>
+      </w:r>
+      <w:r>
+        <w:rPr>
+          <w:b/>
+          <w:lang w:val="pt_PT" w:bidi="pt_PT"/>
+        </w:rPr>
         <w:t>"que é o seu corpo".</w:t>
       </w:r>
     </w:p>
@@ -34804,6 +37219,21 @@
           <w:b/>
           <w:lang w:val="pt_PT" w:bidi="pt_PT"/>
         </w:rPr>
+        <w:t>ἑαυτὸν παρέδωκεν</w:t>
+      </w:r>
+    </w:p>
+    <w:p>
+      <w:pPr/>
+      <w:r>
+        <w:rPr>
+          <w:lang w:val="pt_PT" w:bidi="pt_PT"/>
+        </w:rPr>
+      </w:r>
+      <w:r>
+        <w:rPr>
+          <w:b/>
+          <w:lang w:val="pt_PT" w:bidi="pt_PT"/>
+        </w:rPr>
         <w:t>"e deu a sua vida por ela".</w:t>
       </w:r>
     </w:p>
@@ -35076,6 +37506,21 @@
           <w:b/>
           <w:lang w:val="pt_PT" w:bidi="pt_PT"/>
         </w:rPr>
+        <w:t>αὐτὴν ἁγιάσῃ, καθαρίσας</w:t>
+      </w:r>
+    </w:p>
+    <w:p>
+      <w:pPr/>
+      <w:r>
+        <w:rPr>
+          <w:lang w:val="pt_PT" w:bidi="pt_PT"/>
+        </w:rPr>
+      </w:r>
+      <w:r>
+        <w:rPr>
+          <w:b/>
+          <w:lang w:val="pt_PT" w:bidi="pt_PT"/>
+        </w:rPr>
         <w:t>"Ele fez isso para dedicar a Igreja de Deus, lavando-a com água e purificando-a com a sua palavra".</w:t>
       </w:r>
     </w:p>
@@ -35159,6 +37604,21 @@
           <w:b/>
           <w:lang w:val="pt_PT" w:bidi="pt_PT"/>
         </w:rPr>
+        <w:t>καθαρίσας τῷ λουτρῷ τοῦ ὕδατος ἐν ῥήματι</w:t>
+      </w:r>
+    </w:p>
+    <w:p>
+      <w:pPr/>
+      <w:r>
+        <w:rPr>
+          <w:lang w:val="pt_PT" w:bidi="pt_PT"/>
+        </w:rPr>
+      </w:r>
+      <w:r>
+        <w:rPr>
+          <w:b/>
+          <w:lang w:val="pt_PT" w:bidi="pt_PT"/>
+        </w:rPr>
         <w:t>"lavando-a com água e purificando-a com a sua palavra".</w:t>
       </w:r>
     </w:p>
@@ -35392,6 +37852,21 @@
           <w:b/>
           <w:lang w:val="pt_PT" w:bidi="pt_PT"/>
         </w:rPr>
+        <w:t>μὴ ἔχουσαν σπίλον, ἢ ῥυτίδα</w:t>
+      </w:r>
+    </w:p>
+    <w:p>
+      <w:pPr/>
+      <w:r>
+        <w:rPr>
+          <w:lang w:val="pt_PT" w:bidi="pt_PT"/>
+        </w:rPr>
+      </w:r>
+      <w:r>
+        <w:rPr>
+          <w:b/>
+          <w:lang w:val="pt_PT" w:bidi="pt_PT"/>
+        </w:rPr>
         <w:t>"sem manchas, ou rugas".</w:t>
       </w:r>
     </w:p>
@@ -35917,6 +38392,21 @@
           <w:b/>
           <w:lang w:val="pt_PT" w:bidi="pt_PT"/>
         </w:rPr>
+        <w:t>ὡς τὰ ἑαυτῶν σώματα</w:t>
+      </w:r>
+    </w:p>
+    <w:p>
+      <w:pPr/>
+      <w:r>
+        <w:rPr>
+          <w:lang w:val="pt_PT" w:bidi="pt_PT"/>
+        </w:rPr>
+      </w:r>
+      <w:r>
+        <w:rPr>
+          <w:b/>
+          <w:lang w:val="pt_PT" w:bidi="pt_PT"/>
+        </w:rPr>
         <w:t>"o seu próprio corpo".</w:t>
       </w:r>
     </w:p>
@@ -36013,6 +38503,21 @@
           <w:b/>
           <w:lang w:val="pt_PT" w:bidi="pt_PT"/>
         </w:rPr>
+        <w:t>ἀλλὰ ἐκτρέφει</w:t>
+      </w:r>
+    </w:p>
+    <w:p>
+      <w:pPr/>
+      <w:r>
+        <w:rPr>
+          <w:lang w:val="pt_PT" w:bidi="pt_PT"/>
+        </w:rPr>
+      </w:r>
+      <w:r>
+        <w:rPr>
+          <w:b/>
+          <w:lang w:val="pt_PT" w:bidi="pt_PT"/>
+        </w:rPr>
         <w:t>"pelo contrário, cada um alimenta e cuida do seu corpo".</w:t>
       </w:r>
     </w:p>
@@ -36298,6 +38803,21 @@
           <w:b/>
           <w:lang w:val="pt_PT" w:bidi="pt_PT"/>
         </w:rPr>
+        <w:t>μέλη ἐσμὲν τοῦ σώματος αὐτοῦ</w:t>
+      </w:r>
+    </w:p>
+    <w:p>
+      <w:pPr/>
+      <w:r>
+        <w:rPr>
+          <w:lang w:val="pt_PT" w:bidi="pt_PT"/>
+        </w:rPr>
+      </w:r>
+      <w:r>
+        <w:rPr>
+          <w:b/>
+          <w:lang w:val="pt_PT" w:bidi="pt_PT"/>
+        </w:rPr>
         <w:t>"pois nós somos membros do corpo de Cristo".</w:t>
       </w:r>
     </w:p>
@@ -37108,6 +39628,21 @@
           <w:b/>
           <w:lang w:val="pt_PT" w:bidi="pt_PT"/>
         </w:rPr>
+        <w:t>μὴ παροργίζετε τὰ τέκνα ὑμῶν</w:t>
+      </w:r>
+    </w:p>
+    <w:p>
+      <w:pPr/>
+      <w:r>
+        <w:rPr>
+          <w:lang w:val="pt_PT" w:bidi="pt_PT"/>
+        </w:rPr>
+      </w:r>
+      <w:r>
+        <w:rPr>
+          <w:b/>
+          <w:lang w:val="pt_PT" w:bidi="pt_PT"/>
+        </w:rPr>
         <w:t>"não tratemos os seus filhos de um jeito que faça com que eles fiquem irritados".</w:t>
       </w:r>
     </w:p>
@@ -37282,6 +39817,21 @@
           <w:b/>
           <w:lang w:val="pt_PT" w:bidi="pt_PT"/>
         </w:rPr>
+        <w:t>ἐκτρέφετε αὐτὰ ἐν παιδείᾳ καὶ νουθεσίᾳ Κυρίου</w:t>
+      </w:r>
+    </w:p>
+    <w:p>
+      <w:pPr/>
+      <w:r>
+        <w:rPr>
+          <w:lang w:val="pt_PT" w:bidi="pt_PT"/>
+        </w:rPr>
+      </w:r>
+      <w:r>
+        <w:rPr>
+          <w:b/>
+          <w:lang w:val="pt_PT" w:bidi="pt_PT"/>
+        </w:rPr>
         <w:t>"vocês devem criá-los com a disciplina e os ensinamentos cristãos".</w:t>
       </w:r>
     </w:p>
@@ -37613,6 +40163,21 @@
           <w:b/>
           <w:lang w:val="pt_PT" w:bidi="pt_PT"/>
         </w:rPr>
+        <w:t>ἐν ἁπλότητι τῆς καρδίας ὑμῶν</w:t>
+      </w:r>
+    </w:p>
+    <w:p>
+      <w:pPr/>
+      <w:r>
+        <w:rPr>
+          <w:lang w:val="pt_PT" w:bidi="pt_PT"/>
+        </w:rPr>
+      </w:r>
+      <w:r>
+        <w:rPr>
+          <w:b/>
+          <w:lang w:val="pt_PT" w:bidi="pt_PT"/>
+        </w:rPr>
         <w:t>"E façam isso com sinceridade".</w:t>
       </w:r>
     </w:p>
@@ -38015,6 +40580,21 @@
         <w:rPr>
           <w:lang w:val="pt_PT" w:bidi="pt_PT"/>
         </w:rPr>
+      </w:r>
+    </w:p>
+    <w:p>
+      <w:pPr/>
+      <w:r>
+        <w:rPr>
+          <w:lang w:val="pt_PT" w:bidi="pt_PT"/>
+        </w:rPr>
+      </w:r>
+      <w:r>
+        <w:rPr>
+          <w:b/>
+          <w:lang w:val="pt_PT" w:bidi="pt_PT"/>
+        </w:rPr>
+        <w:t>ὡς δοῦλοι Χριστοῦ</w:t>
       </w:r>
     </w:p>
     <w:p>
@@ -38332,6 +40912,21 @@
           <w:b/>
           <w:lang w:val="pt_PT" w:bidi="pt_PT"/>
         </w:rPr>
+        <w:t>εἰδότες ὅτι καὶ αὐτῶν καὶ ὑμῶν ὁ Κύριός ἐστιν ἐν οὐρανοῖς</w:t>
+      </w:r>
+    </w:p>
+    <w:p>
+      <w:pPr/>
+      <w:r>
+        <w:rPr>
+          <w:lang w:val="pt_PT" w:bidi="pt_PT"/>
+        </w:rPr>
+      </w:r>
+      <w:r>
+        <w:rPr>
+          <w:b/>
+          <w:lang w:val="pt_PT" w:bidi="pt_PT"/>
+        </w:rPr>
         <w:t>"Lembrem que vocês e os seus escravos pertencem ao mesmo Senhor".</w:t>
       </w:r>
     </w:p>
@@ -38381,6 +40976,21 @@
         <w:rPr>
           <w:lang w:val="pt_PT" w:bidi="pt_PT"/>
         </w:rPr>
+      </w:r>
+    </w:p>
+    <w:p>
+      <w:pPr/>
+      <w:r>
+        <w:rPr>
+          <w:lang w:val="pt_PT" w:bidi="pt_PT"/>
+        </w:rPr>
+      </w:r>
+      <w:r>
+        <w:rPr>
+          <w:b/>
+          <w:lang w:val="pt_PT" w:bidi="pt_PT"/>
+        </w:rPr>
+        <w:t>προσωπολημψία οὐκ ἔστιν παρ’ αὐτῷ</w:t>
       </w:r>
     </w:p>
     <w:p>
@@ -38650,6 +41260,21 @@
           <w:b/>
           <w:lang w:val="pt_PT" w:bidi="pt_PT"/>
         </w:rPr>
+        <w:t>ἐνδύσασθε τὴν πανοπλίαν τοῦ Θεοῦ, πρὸς τὸ δύνασθαι ὑμᾶς στῆναι πρὸς τὰς μεθοδίας τοῦ διαβόλου</w:t>
+      </w:r>
+    </w:p>
+    <w:p>
+      <w:pPr/>
+      <w:r>
+        <w:rPr>
+          <w:lang w:val="pt_PT" w:bidi="pt_PT"/>
+        </w:rPr>
+      </w:r>
+      <w:r>
+        <w:rPr>
+          <w:b/>
+          <w:lang w:val="pt_PT" w:bidi="pt_PT"/>
+        </w:rPr>
         <w:t>"Vistam-se com toda a armadura que Deus dá a vocês, para ficarem firmes contra as armadilhas do Diabo".</w:t>
       </w:r>
     </w:p>
@@ -38759,6 +41384,21 @@
           <w:b/>
           <w:lang w:val="pt_PT" w:bidi="pt_PT"/>
         </w:rPr>
+        <w:t>τὰς μεθοδίας</w:t>
+      </w:r>
+    </w:p>
+    <w:p>
+      <w:pPr/>
+      <w:r>
+        <w:rPr>
+          <w:lang w:val="pt_PT" w:bidi="pt_PT"/>
+        </w:rPr>
+      </w:r>
+      <w:r>
+        <w:rPr>
+          <w:b/>
+          <w:lang w:val="pt_PT" w:bidi="pt_PT"/>
+        </w:rPr>
         <w:t>"as armadilhas do Diabo".</w:t>
       </w:r>
     </w:p>
@@ -39362,6 +42002,21 @@
           <w:b/>
           <w:lang w:val="pt_PT" w:bidi="pt_PT"/>
         </w:rPr>
+        <w:t>διὰ τοῦτο, ἀναλάβετε τὴν πανοπλίαν τοῦ Θεοῦ</w:t>
+      </w:r>
+    </w:p>
+    <w:p>
+      <w:pPr/>
+      <w:r>
+        <w:rPr>
+          <w:lang w:val="pt_PT" w:bidi="pt_PT"/>
+        </w:rPr>
+      </w:r>
+      <w:r>
+        <w:rPr>
+          <w:b/>
+          <w:lang w:val="pt_PT" w:bidi="pt_PT"/>
+        </w:rPr>
         <w:t>"Por isso peguem agora a armadura que Deus lhes dá".</w:t>
       </w:r>
     </w:p>
@@ -39582,6 +42237,21 @@
           <w:b/>
           <w:lang w:val="pt_PT" w:bidi="pt_PT"/>
         </w:rPr>
+        <w:t>ἵνα δυνηθῆτε ἀντιστῆναι ἐν τῇ ἡμέρᾳ τῇ πονηρᾷ</w:t>
+      </w:r>
+    </w:p>
+    <w:p>
+      <w:pPr/>
+      <w:r>
+        <w:rPr>
+          <w:lang w:val="pt_PT" w:bidi="pt_PT"/>
+        </w:rPr>
+      </w:r>
+      <w:r>
+        <w:rPr>
+          <w:b/>
+          <w:lang w:val="pt_PT" w:bidi="pt_PT"/>
+        </w:rPr>
         <w:t>"quando chegar o dia de enfrentarem as forças do mal".</w:t>
       </w:r>
     </w:p>
@@ -39664,6 +42334,21 @@
         <w:rPr>
           <w:lang w:val="pt_PT" w:bidi="pt_PT"/>
         </w:rPr>
+      </w:r>
+    </w:p>
+    <w:p>
+      <w:pPr/>
+      <w:r>
+        <w:rPr>
+          <w:lang w:val="pt_PT" w:bidi="pt_PT"/>
+        </w:rPr>
+      </w:r>
+      <w:r>
+        <w:rPr>
+          <w:b/>
+          <w:lang w:val="pt_PT" w:bidi="pt_PT"/>
+        </w:rPr>
+        <w:t>ἵνα δυνηθῆτε ἀντιστῆναι</w:t>
       </w:r>
     </w:p>
     <w:p>
@@ -40332,6 +43017,21 @@
           <w:b/>
           <w:lang w:val="pt_PT" w:bidi="pt_PT"/>
         </w:rPr>
+        <w:t>ἐνδυσάμενοι τὸν θώρακα τῆς δικαιοσύνης</w:t>
+      </w:r>
+    </w:p>
+    <w:p>
+      <w:pPr/>
+      <w:r>
+        <w:rPr>
+          <w:lang w:val="pt_PT" w:bidi="pt_PT"/>
+        </w:rPr>
+      </w:r>
+      <w:r>
+        <w:rPr>
+          <w:b/>
+          <w:lang w:val="pt_PT" w:bidi="pt_PT"/>
+        </w:rPr>
         <w:t>"Vistam-se com a couraça da justiça".</w:t>
       </w:r>
     </w:p>
@@ -40552,6 +43252,21 @@
           <w:b/>
           <w:lang w:val="pt_PT" w:bidi="pt_PT"/>
         </w:rPr>
+        <w:t>ὑποδησάμενοι τοὺς πόδας ἐν ἑτοιμασίᾳ τοῦ εὐαγγελίου τῆς εἰρήνης</w:t>
+      </w:r>
+    </w:p>
+    <w:p>
+      <w:pPr/>
+      <w:r>
+        <w:rPr>
+          <w:lang w:val="pt_PT" w:bidi="pt_PT"/>
+        </w:rPr>
+      </w:r>
+      <w:r>
+        <w:rPr>
+          <w:b/>
+          <w:lang w:val="pt_PT" w:bidi="pt_PT"/>
+        </w:rPr>
         <w:t>"e calcem, como sapatos, a prontidão para anunciar a boa notícia de paz".</w:t>
       </w:r>
     </w:p>
@@ -40772,6 +43487,21 @@
           <w:b/>
           <w:lang w:val="pt_PT" w:bidi="pt_PT"/>
         </w:rPr>
+        <w:t>ἐν πᾶσιν ἀναλαβόντες τὸν θυρεὸν τῆς πίστεως</w:t>
+      </w:r>
+    </w:p>
+    <w:p>
+      <w:pPr/>
+      <w:r>
+        <w:rPr>
+          <w:lang w:val="pt_PT" w:bidi="pt_PT"/>
+        </w:rPr>
+      </w:r>
+      <w:r>
+        <w:rPr>
+          <w:b/>
+          <w:lang w:val="pt_PT" w:bidi="pt_PT"/>
+        </w:rPr>
         <w:t>"E levem sempre a fé como escudo".</w:t>
       </w:r>
     </w:p>
@@ -40992,6 +43722,21 @@
           <w:b/>
           <w:lang w:val="pt_PT" w:bidi="pt_PT"/>
         </w:rPr>
+        <w:t>τὰ βέλη τοῦ πονηροῦ πεπυρωμένα</w:t>
+      </w:r>
+    </w:p>
+    <w:p>
+      <w:pPr/>
+      <w:r>
+        <w:rPr>
+          <w:lang w:val="pt_PT" w:bidi="pt_PT"/>
+        </w:rPr>
+      </w:r>
+      <w:r>
+        <w:rPr>
+          <w:b/>
+          <w:lang w:val="pt_PT" w:bidi="pt_PT"/>
+        </w:rPr>
         <w:t>"de todos os dardos de fogo do Maligno".</w:t>
       </w:r>
     </w:p>
@@ -41088,6 +43833,21 @@
           <w:b/>
           <w:lang w:val="pt_PT" w:bidi="pt_PT"/>
         </w:rPr>
+        <w:t>τὴν περικεφαλαίαν τοῦ σωτηρίου δέξασθε</w:t>
+      </w:r>
+    </w:p>
+    <w:p>
+      <w:pPr/>
+      <w:r>
+        <w:rPr>
+          <w:lang w:val="pt_PT" w:bidi="pt_PT"/>
+        </w:rPr>
+      </w:r>
+      <w:r>
+        <w:rPr>
+          <w:b/>
+          <w:lang w:val="pt_PT" w:bidi="pt_PT"/>
+        </w:rPr>
         <w:t>"Recebam a salvação como capacete".</w:t>
       </w:r>
     </w:p>
@@ -41308,6 +44068,21 @@
           <w:b/>
           <w:lang w:val="pt_PT" w:bidi="pt_PT"/>
         </w:rPr>
+        <w:t>τὴν μάχαιραν τοῦ Πνεύματος, ὅ ἐστιν ῥῆμα Θεοῦ</w:t>
+      </w:r>
+    </w:p>
+    <w:p>
+      <w:pPr/>
+      <w:r>
+        <w:rPr>
+          <w:lang w:val="pt_PT" w:bidi="pt_PT"/>
+        </w:rPr>
+      </w:r>
+      <w:r>
+        <w:rPr>
+          <w:b/>
+          <w:lang w:val="pt_PT" w:bidi="pt_PT"/>
+        </w:rPr>
         <w:t>"e a palavra de Deus como a espada que o Espírito Santo lhes dá".</w:t>
       </w:r>
     </w:p>
@@ -41404,6 +44179,21 @@
           <w:b/>
           <w:lang w:val="pt_PT" w:bidi="pt_PT"/>
         </w:rPr>
+        <w:t>διὰ πάσης προσευχῆς καὶ δεήσεως, προσευχόμενοι ἐν παντὶ καιρῷ ἐν Πνεύματι</w:t>
+      </w:r>
+    </w:p>
+    <w:p>
+      <w:pPr/>
+      <w:r>
+        <w:rPr>
+          <w:lang w:val="pt_PT" w:bidi="pt_PT"/>
+        </w:rPr>
+      </w:r>
+      <w:r>
+        <w:rPr>
+          <w:b/>
+          <w:lang w:val="pt_PT" w:bidi="pt_PT"/>
+        </w:rPr>
         <w:t>"Façam tudo isso orando a Deus e pedindo a ajuda dele. Orem sempre, guiados pelo Espírito de Deus".</w:t>
       </w:r>
     </w:p>
@@ -41578,6 +44368,21 @@
           <w:b/>
           <w:lang w:val="pt_PT" w:bidi="pt_PT"/>
         </w:rPr>
+        <w:t>ἀγρυπνοῦντες ἐν πάσῃ προσκαρτερήσει καὶ δεήσει περὶ πάντων τῶν ἁγίων</w:t>
+      </w:r>
+    </w:p>
+    <w:p>
+      <w:pPr/>
+      <w:r>
+        <w:rPr>
+          <w:lang w:val="pt_PT" w:bidi="pt_PT"/>
+        </w:rPr>
+      </w:r>
+      <w:r>
+        <w:rPr>
+          <w:b/>
+          <w:lang w:val="pt_PT" w:bidi="pt_PT"/>
+        </w:rPr>
         <w:t>"Fiquem alertas. Não desanimem e orem sempre por todo o povo de Deus".</w:t>
       </w:r>
     </w:p>
@@ -41737,6 +44542,21 @@
           <w:b/>
           <w:lang w:val="pt_PT" w:bidi="pt_PT"/>
         </w:rPr>
+        <w:t>ἵνα μοι δοθῇ λόγος</w:t>
+      </w:r>
+    </w:p>
+    <w:p>
+      <w:pPr/>
+      <w:r>
+        <w:rPr>
+          <w:lang w:val="pt_PT" w:bidi="pt_PT"/>
+        </w:rPr>
+      </w:r>
+      <w:r>
+        <w:rPr>
+          <w:b/>
+          <w:lang w:val="pt_PT" w:bidi="pt_PT"/>
+        </w:rPr>
         <w:t>"para que, quando eu falar, fale com coragem e torne conhecido o segredo do evangelho".</w:t>
       </w:r>
     </w:p>
@@ -42040,6 +44860,21 @@
           <w:b/>
           <w:lang w:val="pt_PT" w:bidi="pt_PT"/>
         </w:rPr>
+        <w:t>ὑπὲρ οὗ πρεσβεύω ἐν ἁλύσει</w:t>
+      </w:r>
+    </w:p>
+    <w:p>
+      <w:pPr/>
+      <w:r>
+        <w:rPr>
+          <w:lang w:val="pt_PT" w:bidi="pt_PT"/>
+        </w:rPr>
+      </w:r>
+      <w:r>
+        <w:rPr>
+          <w:b/>
+          <w:lang w:val="pt_PT" w:bidi="pt_PT"/>
+        </w:rPr>
         <w:t>"Eu sou embaixador a serviço desse evangelho, embora esteja agora na cadeia".</w:t>
       </w:r>
     </w:p>
@@ -42136,6 +44971,21 @@
           <w:b/>
           <w:lang w:val="pt_PT" w:bidi="pt_PT"/>
         </w:rPr>
+        <w:t>ἵνα ἐν αὐτῷ παρρησιάσωμαι, ὡς δεῖ με λαλῆσαι</w:t>
+      </w:r>
+    </w:p>
+    <w:p>
+      <w:pPr/>
+      <w:r>
+        <w:rPr>
+          <w:lang w:val="pt_PT" w:bidi="pt_PT"/>
+        </w:rPr>
+      </w:r>
+      <w:r>
+        <w:rPr>
+          <w:b/>
+          <w:lang w:val="pt_PT" w:bidi="pt_PT"/>
+        </w:rPr>
         <w:t>"orem para que eu seja corajoso e anuncie o evangelho como eu devo anunciar".</w:t>
       </w:r>
     </w:p>
@@ -42675,6 +45525,21 @@
         <w:rPr>
           <w:lang w:val="pt_PT" w:bidi="pt_PT"/>
         </w:rPr>
+      </w:r>
+    </w:p>
+    <w:p>
+      <w:pPr/>
+      <w:r>
+        <w:rPr>
+          <w:lang w:val="pt_PT" w:bidi="pt_PT"/>
+        </w:rPr>
+      </w:r>
+      <w:r>
+        <w:rPr>
+          <w:b/>
+          <w:lang w:val="pt_PT" w:bidi="pt_PT"/>
+        </w:rPr>
+        <w:t>παρακαλέσῃ τὰς καρδίας ὑμῶν</w:t>
       </w:r>
     </w:p>
     <w:p>
